--- a/artigo.docx
+++ b/artigo.docx
@@ -4,173 +4,54 @@
   <w:body>
     <w:p>
       <w:pPr>
-        <w:pStyle w:val="Title"/>
-      </w:pPr>
-      <w:r>
-        <w:t xml:space="preserve">Manutenção</w:t>
-      </w:r>
-      <w:r>
-        <w:t xml:space="preserve"> </w:t>
-      </w:r>
-      <w:r>
-        <w:t xml:space="preserve">sustentável</w:t>
-      </w:r>
-      <w:r>
-        <w:t xml:space="preserve"> </w:t>
-      </w:r>
-      <w:r>
-        <w:t xml:space="preserve">em</w:t>
-      </w:r>
-      <w:r>
-        <w:t xml:space="preserve"> </w:t>
-      </w:r>
-      <w:r>
-        <w:t xml:space="preserve">edificações</w:t>
-      </w:r>
-      <w:r>
-        <w:t xml:space="preserve"> </w:t>
-      </w:r>
-      <w:r>
-        <w:t xml:space="preserve">universitárias</w:t>
-      </w:r>
-      <w:r>
-        <w:t xml:space="preserve"> </w:t>
-      </w:r>
-      <w:r>
-        <w:t xml:space="preserve">públicas:</w:t>
-      </w:r>
-      <w:r>
-        <w:t xml:space="preserve"> </w:t>
-      </w:r>
-      <w:r>
-        <w:t xml:space="preserve">revisão</w:t>
-      </w:r>
-      <w:r>
-        <w:t xml:space="preserve"> </w:t>
-      </w:r>
-      <w:r>
-        <w:t xml:space="preserve">bibliométrica</w:t>
-      </w:r>
-      <w:r>
-        <w:t xml:space="preserve"> </w:t>
-      </w:r>
-      <w:r>
-        <w:t xml:space="preserve">e</w:t>
-      </w:r>
-      <w:r>
-        <w:t xml:space="preserve"> </w:t>
-      </w:r>
-      <w:r>
-        <w:t xml:space="preserve">protocolo</w:t>
-      </w:r>
-      <w:r>
-        <w:t xml:space="preserve"> </w:t>
-      </w:r>
-      <w:r>
-        <w:t xml:space="preserve">multicritério</w:t>
-      </w:r>
-    </w:p>
-    <w:p>
-      <w:pPr>
-        <w:pStyle w:val="Author"/>
-      </w:pPr>
-      <w:r>
-        <w:t xml:space="preserve">Adinailson</w:t>
-      </w:r>
-      <w:r>
-        <w:t xml:space="preserve"> </w:t>
-      </w:r>
-      <w:r>
-        <w:t xml:space="preserve">Guimarães</w:t>
-      </w:r>
-      <w:r>
-        <w:t xml:space="preserve"> </w:t>
-      </w:r>
-      <w:r>
-        <w:t xml:space="preserve">de</w:t>
-      </w:r>
-      <w:r>
-        <w:t xml:space="preserve"> </w:t>
-      </w:r>
-      <w:r>
-        <w:t xml:space="preserve">Oliveira</w:t>
-      </w:r>
+        <w:pStyle w:val="FirstParagraph"/>
+      </w:pPr>
       <w:r>
         <w:br/>
       </w:r>
       <w:r>
-        <w:t xml:space="preserve">Programa</w:t>
-      </w:r>
-      <w:r>
-        <w:t xml:space="preserve"> </w:t>
-      </w:r>
-      <w:r>
-        <w:t xml:space="preserve">de</w:t>
-      </w:r>
-      <w:r>
-        <w:t xml:space="preserve"> </w:t>
-      </w:r>
-      <w:r>
-        <w:t xml:space="preserve">Pós-Graduação</w:t>
-      </w:r>
-      <w:r>
-        <w:t xml:space="preserve"> </w:t>
-      </w:r>
-      <w:r>
-        <w:t xml:space="preserve">em</w:t>
-      </w:r>
-      <w:r>
-        <w:t xml:space="preserve"> </w:t>
-      </w:r>
-      <w:r>
-        <w:t xml:space="preserve">Biossistemas</w:t>
+        <w:t xml:space="preserve">section*</w:t>
+      </w:r>
+      <w:r>
+        <w:t xml:space="preserve">Manutenção sustentável em edificações universitárias públicas: revisão bibliométrica e protocolo multicritério</w:t>
       </w:r>
       <w:r>
         <w:br/>
       </w:r>
       <w:r>
-        <w:t xml:space="preserve">Universidade</w:t>
-      </w:r>
-      <w:r>
-        <w:t xml:space="preserve"> </w:t>
-      </w:r>
-      <w:r>
-        <w:t xml:space="preserve">Federal</w:t>
-      </w:r>
-      <w:r>
-        <w:t xml:space="preserve"> </w:t>
-      </w:r>
-      <w:r>
-        <w:t xml:space="preserve">do</w:t>
-      </w:r>
-      <w:r>
-        <w:t xml:space="preserve"> </w:t>
-      </w:r>
-      <w:r>
-        <w:t xml:space="preserve">Sul</w:t>
-      </w:r>
-      <w:r>
-        <w:t xml:space="preserve"> </w:t>
-      </w:r>
-      <w:r>
-        <w:t xml:space="preserve">da</w:t>
-      </w:r>
-      <w:r>
-        <w:t xml:space="preserve"> </w:t>
-      </w:r>
-      <w:r>
-        <w:t xml:space="preserve">Bahia</w:t>
-      </w:r>
-      <w:r>
-        <w:t xml:space="preserve"> </w:t>
-      </w:r>
-      <w:r>
-        <w:t xml:space="preserve">(UFSB)</w:t>
-      </w:r>
-    </w:p>
-    <w:p>
-      <w:pPr>
-        <w:pStyle w:val="FirstParagraph"/>
+        <w:t xml:space="preserve">begin</w:t>
+      </w:r>
+      <w:r>
+        <w:t xml:space="preserve">center</w:t>
+      </w:r>
+      <w:r>
+        <w:t xml:space="preserve">Adinailson Guimarães de Oliveira</w:t>
+      </w:r>
+      <w:r>
+        <w:br/>
+      </w:r>
+      <w:r>
+        <w:t xml:space="preserve">Programa de Pós-Graduação em Biossistemas</w:t>
+      </w:r>
+      <w:r>
+        <w:br/>
+      </w:r>
+      <w:r>
+        <w:t xml:space="preserve">Universidade Federal do Sul da Bahia (UFSB)</w:t>
+      </w:r>
+      <w:r>
+        <w:br/>
+      </w:r>
+      <w:r>
+        <w:t xml:space="preserve">end</w:t>
+      </w:r>
+      <w:r>
+        <w:t xml:space="preserve">center</w:t>
+      </w:r>
+    </w:p>
+    <w:p>
+      <w:pPr>
+        <w:pStyle w:val="BodyText"/>
       </w:pPr>
       <w:r>
         <w:rPr>
@@ -257,7 +138,7 @@
         <w:t xml:space="preserve">building maintenance; sustainability; multi-criteria decision-making; public building management; bibliometrics.</w:t>
       </w:r>
     </w:p>
-    <w:bookmarkStart w:id="20" w:name="sec:introducao"/>
+    <w:bookmarkStart w:id="20" w:name="introdução"/>
     <w:p>
       <w:pPr>
         <w:pStyle w:val="Heading1"/>
@@ -382,7 +263,7 @@
       </w:r>
     </w:p>
     <w:bookmarkEnd w:id="20"/>
-    <w:bookmarkStart w:id="21" w:name="sec:revisao"/>
+    <w:bookmarkStart w:id="21" w:name="X15ba71227279cc83e6dfa04b780e144f105a835"/>
     <w:p>
       <w:pPr>
         <w:pStyle w:val="Heading1"/>
@@ -396,86 +277,441 @@
         <w:pStyle w:val="FirstParagraph"/>
       </w:pPr>
       <w:r>
-        <w:t xml:space="preserve">A literatura analisada pode ser organizada em cinco correntes complementares. Essa organização não substitui a classificação empírica do corpus; ela explicita os fundamentos usados para converter a síntese em arquitetura decisória. A Tabela </w:t>
-      </w:r>
-      <w:hyperlink w:anchor="tab:correntesteoricas">
-        <w:r>
-          <w:rPr>
-            <w:rStyle w:val="Hyperlink"/>
-          </w:rPr>
-          <w:t xml:space="preserve">[tab:correntesteoricas]</w:t>
-        </w:r>
-      </w:hyperlink>
-      <w:r>
-        <w:t xml:space="preserve"> </w:t>
-      </w:r>
-      <w:r>
-        <w:t xml:space="preserve">apresenta o núcleo de cada corrente, sua contribuição ao protocolo e a principal lacuna de integração.</w:t>
-      </w:r>
-    </w:p>
+        <w:t xml:space="preserve">A literatura analisada pode ser organizada em cinco correntes complementares. Essa organização não substitui a classificação empírica do corpus; ela explicita os fundamentos usados para converter a síntese em arquitetura decisória. A Tabela 1 apresenta o núcleo de cada corrente, sua contribuição ao protocolo e a principal lacuna de integração.</w:t>
+      </w:r>
+    </w:p>
+    <w:tbl>
+      <w:tblPr>
+        <w:tblStyle w:val="Table"/>
+        <w:tblW w:type="auto" w:w="0"/>
+        <w:tblLook w:firstRow="0" w:lastRow="0" w:firstColumn="0" w:lastColumn="0" w:noHBand="0" w:noVBand="0" w:val="0000"/>
+        <w:jc w:val="start"/>
+      </w:tblPr>
+      <w:tblGrid>
+        <w:gridCol w:w="1980"/>
+        <w:gridCol w:w="1980"/>
+        <w:gridCol w:w="1980"/>
+        <w:gridCol w:w="1980"/>
+      </w:tblGrid>
+      <w:tr>
+        <w:tc>
+          <w:tcPr/>
+          <w:p>
+            <w:pPr>
+              <w:pStyle w:val="Compact"/>
+              <w:jc w:val="left"/>
+            </w:pPr>
+            <w:r>
+              <w:t xml:space="preserve">p</w:t>
+            </w:r>
+            <w:r>
+              <w:t xml:space="preserve">2.7cm</w:t>
+            </w:r>
+            <w:r>
+              <w:t xml:space="preserve"> </w:t>
+            </w:r>
+            <w:r>
+              <w:t xml:space="preserve">&gt;p</w:t>
+            </w:r>
+            <w:r>
+              <w:t xml:space="preserve">3.3cm</w:t>
+            </w:r>
+            <w:r>
+              <w:t xml:space="preserve"> </w:t>
+            </w:r>
+            <w:r>
+              <w:t xml:space="preserve">&gt;p</w:t>
+            </w:r>
+            <w:r>
+              <w:t xml:space="preserve">4.0cm</w:t>
+            </w:r>
+            <w:r>
+              <w:t xml:space="preserve"> </w:t>
+            </w:r>
+            <w:r>
+              <w:t xml:space="preserve">Y</w:t>
+            </w:r>
+          </w:p>
+        </w:tc>
+        <w:tc>
+          <w:tcPr/>
+          <w:p>
+            <w:pPr>
+              <w:pStyle w:val="Compact"/>
+              <w:jc w:val="left"/>
+            </w:pPr>
+            <w:r>
+              <w:t xml:space="preserve">Núcleo analítico</w:t>
+            </w:r>
+          </w:p>
+        </w:tc>
+        <w:tc>
+          <w:tcPr/>
+          <w:p>
+            <w:pPr>
+              <w:pStyle w:val="Compact"/>
+              <w:jc w:val="left"/>
+            </w:pPr>
+            <w:r>
+              <w:t xml:space="preserve">Contribuição ao protocolo</w:t>
+            </w:r>
+          </w:p>
+        </w:tc>
+        <w:tc>
+          <w:tcPr/>
+          <w:p>
+            <w:pPr>
+              <w:pStyle w:val="Compact"/>
+              <w:jc w:val="left"/>
+            </w:pPr>
+            <w:r>
+              <w:t xml:space="preserve">Lacuna de integração</w:t>
+            </w:r>
+          </w:p>
+        </w:tc>
+      </w:tr>
+      <w:tr>
+        <w:tc>
+          <w:tcPr/>
+          <w:p>
+            <w:pPr>
+              <w:pStyle w:val="Compact"/>
+              <w:jc w:val="left"/>
+            </w:pPr>
+            <w:r>
+              <w:t xml:space="preserve">Técnica-operacional</w:t>
+            </w:r>
+          </w:p>
+        </w:tc>
+        <w:tc>
+          <w:tcPr/>
+          <w:p>
+            <w:pPr>
+              <w:pStyle w:val="Compact"/>
+              <w:jc w:val="left"/>
+            </w:pPr>
+            <w:r>
+              <w:t xml:space="preserve">Condição, falha, desempenho, risco, manutenibilidade e continuidade.</w:t>
+            </w:r>
+          </w:p>
+        </w:tc>
+        <w:tc>
+          <w:tcPr/>
+          <w:p>
+            <w:pPr>
+              <w:pStyle w:val="Compact"/>
+              <w:jc w:val="left"/>
+            </w:pPr>
+            <w:r>
+              <w:t xml:space="preserve">Indicadores de estado do ativo, recorrência de falhas e criticidade operacional.</w:t>
+            </w:r>
+          </w:p>
+        </w:tc>
+        <w:tc>
+          <w:tcPr/>
+          <w:p>
+            <w:pPr>
+              <w:pStyle w:val="Compact"/>
+              <w:jc w:val="left"/>
+            </w:pPr>
+            <w:r>
+              <w:t xml:space="preserve">Predomínio de aplicações setoriais ou de componentes.</w:t>
+            </w:r>
+          </w:p>
+        </w:tc>
+      </w:tr>
+      <w:tr>
+        <w:tc>
+          <w:tcPr/>
+          <w:p>
+            <w:pPr>
+              <w:pStyle w:val="Compact"/>
+              <w:jc w:val="left"/>
+            </w:pPr>
+            <w:r>
+              <w:t xml:space="preserve">Ambiental e ciclo de vida</w:t>
+            </w:r>
+          </w:p>
+        </w:tc>
+        <w:tc>
+          <w:tcPr/>
+          <w:p>
+            <w:pPr>
+              <w:pStyle w:val="Compact"/>
+              <w:jc w:val="left"/>
+            </w:pPr>
+            <w:r>
+              <w:t xml:space="preserve">Energia, emissões, água, resíduos, renovação e custo ao longo da vida útil.</w:t>
+            </w:r>
+          </w:p>
+        </w:tc>
+        <w:tc>
+          <w:tcPr/>
+          <w:p>
+            <w:pPr>
+              <w:pStyle w:val="Compact"/>
+              <w:jc w:val="left"/>
+            </w:pPr>
+            <w:r>
+              <w:t xml:space="preserve">Internalização de efeitos diferidos e prevenção de dupla contagem temporal.</w:t>
+            </w:r>
+          </w:p>
+        </w:tc>
+        <w:tc>
+          <w:tcPr/>
+          <w:p>
+            <w:pPr>
+              <w:pStyle w:val="Compact"/>
+              <w:jc w:val="left"/>
+            </w:pPr>
+            <w:r>
+              <w:t xml:space="preserve">Integração desigual com rotinas reais de manutenção.</w:t>
+            </w:r>
+          </w:p>
+        </w:tc>
+      </w:tr>
+      <w:tr>
+        <w:tc>
+          <w:tcPr/>
+          <w:p>
+            <w:pPr>
+              <w:pStyle w:val="Compact"/>
+              <w:jc w:val="left"/>
+            </w:pPr>
+            <w:r>
+              <w:t xml:space="preserve">Social e ocupacional</w:t>
+            </w:r>
+          </w:p>
+        </w:tc>
+        <w:tc>
+          <w:tcPr/>
+          <w:p>
+            <w:pPr>
+              <w:pStyle w:val="Compact"/>
+              <w:jc w:val="left"/>
+            </w:pPr>
+            <w:r>
+              <w:t xml:space="preserve">Segurança, conforto, satisfação, acessibilidade e qualidade percebida.</w:t>
+            </w:r>
+          </w:p>
+        </w:tc>
+        <w:tc>
+          <w:tcPr/>
+          <w:p>
+            <w:pPr>
+              <w:pStyle w:val="Compact"/>
+              <w:jc w:val="left"/>
+            </w:pPr>
+            <w:r>
+              <w:t xml:space="preserve">Critérios sobre usuários e continuidade das atividades acadêmicas.</w:t>
+            </w:r>
+          </w:p>
+        </w:tc>
+        <w:tc>
+          <w:tcPr/>
+          <w:p>
+            <w:pPr>
+              <w:pStyle w:val="Compact"/>
+              <w:jc w:val="left"/>
+            </w:pPr>
+            <w:r>
+              <w:t xml:space="preserve">Menor frequência e operacionalização que os critérios técnicos.</w:t>
+            </w:r>
+          </w:p>
+        </w:tc>
+      </w:tr>
+      <w:tr>
+        <w:tc>
+          <w:tcPr/>
+          <w:p>
+            <w:pPr>
+              <w:pStyle w:val="Compact"/>
+              <w:jc w:val="left"/>
+            </w:pPr>
+            <w:r>
+              <w:t xml:space="preserve">Informacional e digital</w:t>
+            </w:r>
+          </w:p>
+        </w:tc>
+        <w:tc>
+          <w:tcPr/>
+          <w:p>
+            <w:pPr>
+              <w:pStyle w:val="Compact"/>
+              <w:jc w:val="left"/>
+            </w:pPr>
+            <w:r>
+              <w:t xml:space="preserve">BIM,</w:t>
+            </w:r>
+            <w:r>
+              <w:t xml:space="preserve"> </w:t>
+            </w:r>
+            <w:r>
+              <w:rPr>
+                <w:iCs/>
+                <w:i/>
+              </w:rPr>
+              <w:t xml:space="preserve">digital twin</w:t>
+            </w:r>
+            <w:r>
+              <w:t xml:space="preserve">, sensores, ontologias e manutenção preditiva.</w:t>
+            </w:r>
+          </w:p>
+        </w:tc>
+        <w:tc>
+          <w:tcPr/>
+          <w:p>
+            <w:pPr>
+              <w:pStyle w:val="Compact"/>
+              <w:jc w:val="left"/>
+            </w:pPr>
+            <w:r>
+              <w:t xml:space="preserve">Rastreabilidade, integração de dados e atualização progressiva dos indicadores.</w:t>
+            </w:r>
+          </w:p>
+        </w:tc>
+        <w:tc>
+          <w:tcPr/>
+          <w:p>
+            <w:pPr>
+              <w:pStyle w:val="Compact"/>
+              <w:jc w:val="left"/>
+            </w:pPr>
+            <w:r>
+              <w:t xml:space="preserve">Maturidade digital e interoperabilidade ainda heterogêneas.</w:t>
+            </w:r>
+          </w:p>
+        </w:tc>
+      </w:tr>
+      <w:tr>
+        <w:tc>
+          <w:tcPr/>
+          <w:p>
+            <w:pPr>
+              <w:pStyle w:val="Compact"/>
+              <w:jc w:val="left"/>
+            </w:pPr>
+            <w:r>
+              <w:t xml:space="preserve">Integração multicritério</w:t>
+            </w:r>
+          </w:p>
+        </w:tc>
+        <w:tc>
+          <w:tcPr/>
+          <w:p>
+            <w:pPr>
+              <w:pStyle w:val="Compact"/>
+              <w:jc w:val="left"/>
+            </w:pPr>
+            <w:r>
+              <w:t xml:space="preserve">AHP, TOPSIS, ANP, Delphi, lógica fuzzy, otimização e pontuação.</w:t>
+            </w:r>
+          </w:p>
+        </w:tc>
+        <w:tc>
+          <w:tcPr/>
+          <w:p>
+            <w:pPr>
+              <w:pStyle w:val="Compact"/>
+              <w:jc w:val="left"/>
+            </w:pPr>
+            <w:r>
+              <w:t xml:space="preserve">Estruturação, ponderação, comparação, sensibilidade e registro das escolhas.</w:t>
+            </w:r>
+          </w:p>
+        </w:tc>
+        <w:tc>
+          <w:tcPr/>
+          <w:p>
+            <w:pPr>
+              <w:pStyle w:val="Compact"/>
+              <w:jc w:val="left"/>
+            </w:pPr>
+            <w:r>
+              <w:t xml:space="preserve">Poucas aplicações documentam a cadeia completa até a decisão institucional.</w:t>
+            </w:r>
+          </w:p>
+        </w:tc>
+      </w:tr>
+    </w:tbl>
     <w:p>
       <w:pPr>
         <w:pStyle w:val="BodyText"/>
       </w:pPr>
       <w:r>
-        <w:t xml:space="preserve">&gt;p</w:t>
-      </w:r>
-      <w:r>
-        <w:t xml:space="preserve">2.7cm</w:t>
-      </w:r>
-      <w:r>
-        <w:t xml:space="preserve"> </w:t>
-      </w:r>
-      <w:r>
-        <w:t xml:space="preserve">&gt;p</w:t>
-      </w:r>
-      <w:r>
-        <w:t xml:space="preserve">3.3cm</w:t>
-      </w:r>
-      <w:r>
-        <w:t xml:space="preserve"> </w:t>
-      </w:r>
-      <w:r>
-        <w:t xml:space="preserve">&gt;p</w:t>
-      </w:r>
-      <w:r>
-        <w:t xml:space="preserve">4.0cm</w:t>
-      </w:r>
-      <w:r>
-        <w:t xml:space="preserve"> </w:t>
-      </w:r>
-      <w:r>
-        <w:t xml:space="preserve">Y</w:t>
-      </w:r>
-      <w:r>
-        <w:t xml:space="preserve"> </w:t>
-      </w:r>
-      <w:r>
-        <w:t xml:space="preserve">Corrente &amp; Núcleo analítico &amp; Contribuição ao protocolo &amp; Lacuna de integração</w:t>
-      </w:r>
-      <w:r>
-        <w:br/>
-      </w:r>
-      <w:r>
-        <w:t xml:space="preserve">Técnica-operacional &amp; Condição, falha, desempenho, risco, manutenibilidade e continuidade. &amp; Indicadores de estado do ativo, recorrência de falhas e criticidade operacional. &amp; Predomínio de aplicações setoriais ou de componentes.</w:t>
-      </w:r>
-      <w:r>
-        <w:br/>
-      </w:r>
-      <w:r>
-        <w:t xml:space="preserve">Ambiental e ciclo de vida &amp; Energia, emissões, água, resíduos, renovação e custo ao longo da vida útil. &amp; Internalização de efeitos diferidos e prevenção de dupla contagem temporal. &amp; Integração desigual com rotinas reais de manutenção.</w:t>
-      </w:r>
-      <w:r>
-        <w:br/>
-      </w:r>
-      <w:r>
-        <w:t xml:space="preserve">Social e ocupacional &amp; Segurança, conforto, satisfação, acessibilidade e qualidade percebida. &amp; Critérios sobre usuários e continuidade das atividades acadêmicas. &amp; Menor frequência e operacionalização que os critérios técnicos.</w:t>
-      </w:r>
-      <w:r>
-        <w:br/>
-      </w:r>
-      <w:r>
-        <w:t xml:space="preserve">Informacional e digital &amp; BIM,</w:t>
+        <w:t xml:space="preserve">Fonte: elaborado pelo autor.</w:t>
+      </w:r>
+    </w:p>
+    <w:p>
+      <w:pPr>
+        <w:pStyle w:val="BodyText"/>
+      </w:pPr>
+      <w:r>
+        <w:t xml:space="preserve">A corrente técnica-operacional parte da manutenção como função do ciclo de vida, da confiabilidade e do desempenho do ativo. Planejar conjuntamente manutenção e renovação permite coordenar condição física, consumo de energia e restrições orçamentárias</w:t>
+      </w:r>
+      <w:r>
+        <w:t xml:space="preserve"> </w:t>
+      </w:r>
+      <w:r>
+        <w:t xml:space="preserve">(Nägeli et al. 2019)</w:t>
+      </w:r>
+      <w:r>
+        <w:t xml:space="preserve">. Estudos de manutenibilidade mostram ainda que decisões tomadas no projeto influenciam acesso, segurança e custo de intervenções futuras. No protocolo, essa corrente sustenta critérios como desempenho, risco, condição física, vida útil e qualidade do serviço.</w:t>
+      </w:r>
+    </w:p>
+    <w:p>
+      <w:pPr>
+        <w:pStyle w:val="BodyText"/>
+      </w:pPr>
+      <w:r>
+        <w:t xml:space="preserve">A corrente ambiental e de ciclo de vida amplia a decisão para energia, emissões, água, resíduos e efeitos intertemporais. A gestão de facilidades sustentável conecta esses impactos aos níveis estratégico, tático e operacional</w:t>
+      </w:r>
+      <w:r>
+        <w:t xml:space="preserve"> </w:t>
+      </w:r>
+      <w:r>
+        <w:t xml:space="preserve">(Nielsen, Sarasoja, and Galamba 2016; Opoku and Lee 2022; Okoro 2023)</w:t>
+      </w:r>
+      <w:r>
+        <w:t xml:space="preserve">. O ciclo de vida deve operar como eixo transversal, porque custos, riscos e impactos futuros podem aparecer em mais de uma dimensão e produzir dupla contagem se forem tratados como um bloco independente sem regras explícitas.</w:t>
+      </w:r>
+    </w:p>
+    <w:p>
+      <w:pPr>
+        <w:pStyle w:val="BodyText"/>
+      </w:pPr>
+      <w:r>
+        <w:t xml:space="preserve">A corrente social e ocupacional desloca parte da avaliação do ativo para as pessoas que utilizam e operam a edificação. Segurança, conforto, satisfação, acessibilidade e continuidade das atividades acadêmicas são efeitos substantivos da manutenção. Em edifícios educacionais, estruturas de avaliação combinam desempenho técnico, energia e percepção dos usuários</w:t>
+      </w:r>
+      <w:r>
+        <w:t xml:space="preserve"> </w:t>
+      </w:r>
+      <w:r>
+        <w:t xml:space="preserve">(Alfalah et al. 2022)</w:t>
+      </w:r>
+      <w:r>
+        <w:t xml:space="preserve">. Essa corrente evita que uma classificação tecnicamente eficiente seja socialmente inadequada.</w:t>
+      </w:r>
+    </w:p>
+    <w:p>
+      <w:pPr>
+        <w:pStyle w:val="BodyText"/>
+      </w:pPr>
+      <w:r>
+        <w:t xml:space="preserve">A corrente informacional e digital abrange modelagem da informação da construção,</w:t>
+      </w:r>
+      <w:r>
+        <w:t xml:space="preserve"> </w:t>
+      </w:r>
+      <w:r>
+        <w:rPr>
+          <w:iCs/>
+          <w:i/>
+        </w:rPr>
+        <w:t xml:space="preserve">digital twins</w:t>
+      </w:r>
+      <w:r>
+        <w:t xml:space="preserve">, sensores, ontologias e manutenção preditiva. Essas tecnologias podem conectar cadastro, condição, operação e histórico de intervenções, mas sua presença na literatura não comprova maturidade institucional. Revisões sobre a transição de BIM para</w:t>
       </w:r>
       <w:r>
         <w:t xml:space="preserve"> </w:t>
@@ -488,100 +724,6 @@
         <w:t xml:space="preserve">digital twin</w:t>
       </w:r>
       <w:r>
-        <w:t xml:space="preserve">, sensores, ontologias e manutenção preditiva. &amp; Rastreabilidade, integração de dados e atualização progressiva dos indicadores. &amp; Maturidade digital e interoperabilidade ainda heterogêneas.</w:t>
-      </w:r>
-      <w:r>
-        <w:br/>
-      </w:r>
-      <w:r>
-        <w:t xml:space="preserve">Integração multicritério &amp; AHP, TOPSIS, ANP, Delphi, lógica fuzzy, otimização e pontuação. &amp; Estruturação, ponderação, comparação, sensibilidade e registro das escolhas. &amp; Poucas aplicações documentam a cadeia completa até a decisão institucional.</w:t>
-      </w:r>
-      <w:r>
-        <w:br/>
-      </w:r>
-    </w:p>
-    <w:p>
-      <w:pPr>
-        <w:pStyle w:val="BodyText"/>
-      </w:pPr>
-      <w:r>
-        <w:t xml:space="preserve">A corrente técnica-operacional parte da manutenção como função do ciclo de vida, da confiabilidade e do desempenho do ativo. Planejar conjuntamente manutenção e renovação permite coordenar condição física, consumo de energia e restrições orçamentárias</w:t>
-      </w:r>
-      <w:r>
-        <w:t xml:space="preserve"> </w:t>
-      </w:r>
-      <w:r>
-        <w:t xml:space="preserve">(Nägeli et al. 2019)</w:t>
-      </w:r>
-      <w:r>
-        <w:t xml:space="preserve">. Estudos de manutenibilidade mostram ainda que decisões tomadas no projeto influenciam acesso, segurança e custo de intervenções futuras. No protocolo, essa corrente sustenta critérios como desempenho, risco, condição física, vida útil e qualidade do serviço.</w:t>
-      </w:r>
-    </w:p>
-    <w:p>
-      <w:pPr>
-        <w:pStyle w:val="BodyText"/>
-      </w:pPr>
-      <w:r>
-        <w:t xml:space="preserve">A corrente ambiental e de ciclo de vida amplia a decisão para energia, emissões, água, resíduos e efeitos intertemporais. A gestão de facilidades sustentável conecta esses impactos aos níveis estratégico, tático e operacional</w:t>
-      </w:r>
-      <w:r>
-        <w:t xml:space="preserve"> </w:t>
-      </w:r>
-      <w:r>
-        <w:t xml:space="preserve">(Nielsen, Sarasoja, and Galamba 2016; Opoku and Lee 2022; Okoro 2023)</w:t>
-      </w:r>
-      <w:r>
-        <w:t xml:space="preserve">. O ciclo de vida deve operar como eixo transversal, porque custos, riscos e impactos futuros podem aparecer em mais de uma dimensão e produzir dupla contagem se forem tratados como um bloco independente sem regras explícitas.</w:t>
-      </w:r>
-    </w:p>
-    <w:p>
-      <w:pPr>
-        <w:pStyle w:val="BodyText"/>
-      </w:pPr>
-      <w:r>
-        <w:t xml:space="preserve">A corrente social e ocupacional desloca parte da avaliação do ativo para as pessoas que utilizam e operam a edificação. Segurança, conforto, satisfação, acessibilidade e continuidade das atividades acadêmicas são efeitos substantivos da manutenção. Em edifícios educacionais, estruturas de avaliação combinam desempenho técnico, energia e percepção dos usuários</w:t>
-      </w:r>
-      <w:r>
-        <w:t xml:space="preserve"> </w:t>
-      </w:r>
-      <w:r>
-        <w:t xml:space="preserve">(Alfalah et al. 2022)</w:t>
-      </w:r>
-      <w:r>
-        <w:t xml:space="preserve">. Essa corrente evita que uma classificação tecnicamente eficiente seja socialmente inadequada.</w:t>
-      </w:r>
-    </w:p>
-    <w:p>
-      <w:pPr>
-        <w:pStyle w:val="BodyText"/>
-      </w:pPr>
-      <w:r>
-        <w:t xml:space="preserve">A corrente informacional e digital abrange modelagem da informação da construção,</w:t>
-      </w:r>
-      <w:r>
-        <w:t xml:space="preserve"> </w:t>
-      </w:r>
-      <w:r>
-        <w:rPr>
-          <w:iCs/>
-          <w:i/>
-        </w:rPr>
-        <w:t xml:space="preserve">digital twins</w:t>
-      </w:r>
-      <w:r>
-        <w:t xml:space="preserve">, sensores, ontologias e manutenção preditiva. Essas tecnologias podem conectar cadastro, condição, operação e histórico de intervenções, mas sua presença na literatura não comprova maturidade institucional. Revisões sobre a transição de BIM para</w:t>
-      </w:r>
-      <w:r>
-        <w:t xml:space="preserve"> </w:t>
-      </w:r>
-      <w:r>
-        <w:rPr>
-          <w:iCs/>
-          <w:i/>
-        </w:rPr>
-        <w:t xml:space="preserve">digital twin</w:t>
-      </w:r>
-      <w:r>
         <w:t xml:space="preserve"> </w:t>
       </w:r>
       <w:r>
@@ -631,7 +773,7 @@
       </w:r>
     </w:p>
     <w:bookmarkEnd w:id="21"/>
-    <w:bookmarkStart w:id="25" w:name="sec:metodologia"/>
+    <w:bookmarkStart w:id="25" w:name="procedimentos-metodológicos"/>
     <w:p>
       <w:pPr>
         <w:pStyle w:val="Heading1"/>
@@ -818,349 +960,536 @@
         <w:pStyle w:val="BodyText"/>
       </w:pPr>
       <w:r>
-        <w:t xml:space="preserve">A matriz de alinhamento da Tabela </w:t>
-      </w:r>
-      <w:hyperlink w:anchor="tab:alinhamentorq">
-        <w:r>
-          <w:rPr>
-            <w:rStyle w:val="Hyperlink"/>
-          </w:rPr>
-          <w:t xml:space="preserve">[tab:alinhamentorq]</w:t>
-        </w:r>
-      </w:hyperlink>
-      <w:r>
-        <w:t xml:space="preserve"> </w:t>
-      </w:r>
-      <w:r>
-        <w:t xml:space="preserve">explicita a correspondência entre a pergunta central, as questões específicas, os critérios de seleção, os campos extraídos e os resultados apresentados. O contexto público universitário e os métodos de apoio à decisão foram campos de caracterização analítica, e não requisitos obrigatórios de inclusão.</w:t>
-      </w:r>
-    </w:p>
+        <w:t xml:space="preserve">A matriz de alinhamento da Tabela 2 explicita a correspondência entre a pergunta central, as questões específicas, os critérios de seleção, os campos extraídos e os resultados apresentados. O contexto público universitário e os métodos de apoio à decisão foram campos de caracterização analítica, e não requisitos obrigatórios de inclusão.</w:t>
+      </w:r>
+    </w:p>
+    <w:tbl>
+      <w:tblPr>
+        <w:tblStyle w:val="Table"/>
+        <w:tblW w:type="auto" w:w="0"/>
+        <w:tblLook w:firstRow="0" w:lastRow="0" w:firstColumn="0" w:lastColumn="0" w:noHBand="0" w:noVBand="0" w:val="0000"/>
+        <w:jc w:val="start"/>
+      </w:tblPr>
+      <w:tblGrid>
+        <w:gridCol w:w="1584"/>
+        <w:gridCol w:w="1584"/>
+        <w:gridCol w:w="1584"/>
+        <w:gridCol w:w="1584"/>
+        <w:gridCol w:w="1584"/>
+      </w:tblGrid>
+      <w:tr>
+        <w:tc>
+          <w:tcPr/>
+          <w:p>
+            <w:pPr>
+              <w:pStyle w:val="Compact"/>
+              <w:jc w:val="left"/>
+            </w:pPr>
+            <w:r>
+              <w:t xml:space="preserve">p</w:t>
+            </w:r>
+            <w:r>
+              <w:t xml:space="preserve">1.8cm</w:t>
+            </w:r>
+            <w:r>
+              <w:t xml:space="preserve"> </w:t>
+            </w:r>
+            <w:r>
+              <w:t xml:space="preserve">&gt;p</w:t>
+            </w:r>
+            <w:r>
+              <w:t xml:space="preserve">2.7cm</w:t>
+            </w:r>
+            <w:r>
+              <w:t xml:space="preserve"> </w:t>
+            </w:r>
+            <w:r>
+              <w:t xml:space="preserve">&gt;p</w:t>
+            </w:r>
+            <w:r>
+              <w:t xml:space="preserve">2.3cm</w:t>
+            </w:r>
+            <w:r>
+              <w:t xml:space="preserve"> </w:t>
+            </w:r>
+            <w:r>
+              <w:t xml:space="preserve">&gt;p</w:t>
+            </w:r>
+            <w:r>
+              <w:t xml:space="preserve">4.1cm</w:t>
+            </w:r>
+            <w:r>
+              <w:t xml:space="preserve"> </w:t>
+            </w:r>
+            <w:r>
+              <w:t xml:space="preserve">Y</w:t>
+            </w:r>
+          </w:p>
+        </w:tc>
+        <w:tc>
+          <w:tcPr/>
+          <w:p>
+            <w:pPr>
+              <w:pStyle w:val="Compact"/>
+              <w:jc w:val="left"/>
+            </w:pPr>
+            <w:r>
+              <w:t xml:space="preserve">Formulação sintética</w:t>
+            </w:r>
+          </w:p>
+        </w:tc>
+        <w:tc>
+          <w:tcPr/>
+          <w:p>
+            <w:pPr>
+              <w:pStyle w:val="Compact"/>
+              <w:jc w:val="left"/>
+            </w:pPr>
+            <w:r>
+              <w:t xml:space="preserve">Critério de seleção</w:t>
+            </w:r>
+          </w:p>
+        </w:tc>
+        <w:tc>
+          <w:tcPr/>
+          <w:p>
+            <w:pPr>
+              <w:pStyle w:val="Compact"/>
+              <w:jc w:val="left"/>
+            </w:pPr>
+            <w:r>
+              <w:t xml:space="preserve">Campo de extração</w:t>
+            </w:r>
+          </w:p>
+        </w:tc>
+        <w:tc>
+          <w:tcPr/>
+          <w:p>
+            <w:pPr>
+              <w:pStyle w:val="Compact"/>
+              <w:jc w:val="left"/>
+            </w:pPr>
+            <w:r>
+              <w:t xml:space="preserve">Resultado correspondente</w:t>
+            </w:r>
+          </w:p>
+        </w:tc>
+      </w:tr>
+      <w:tr>
+        <w:tc>
+          <w:tcPr/>
+          <w:p>
+            <w:pPr>
+              <w:pStyle w:val="Compact"/>
+              <w:jc w:val="left"/>
+            </w:pPr>
+            <w:r>
+              <w:t xml:space="preserve">RQ0</w:t>
+            </w:r>
+          </w:p>
+        </w:tc>
+        <w:tc>
+          <w:tcPr/>
+          <w:p>
+            <w:pPr>
+              <w:pStyle w:val="Compact"/>
+              <w:jc w:val="left"/>
+            </w:pPr>
+            <w:r>
+              <w:t xml:space="preserve">Integração entre sustentabilidade, manutenção, gestão predial e apoio à decisão; elementos aplicáveis à priorização pública universitária.</w:t>
+            </w:r>
+          </w:p>
+        </w:tc>
+        <w:tc>
+          <w:tcPr/>
+          <w:p>
+            <w:pPr>
+              <w:pStyle w:val="Compact"/>
+              <w:jc w:val="left"/>
+            </w:pPr>
+            <w:r>
+              <w:t xml:space="preserve">Objeto predial e sustentabilidade obrigatórios; decisão e contexto como caracterização.</w:t>
+            </w:r>
+          </w:p>
+        </w:tc>
+        <w:tc>
+          <w:tcPr/>
+          <w:p>
+            <w:pPr>
+              <w:pStyle w:val="Compact"/>
+              <w:jc w:val="left"/>
+            </w:pPr>
+            <w:r>
+              <w:rPr>
+                <w:rStyle w:val="VerbatimChar"/>
+              </w:rPr>
+              <w:t xml:space="preserve">rq0_confirmada</w:t>
+            </w:r>
+            <w:r>
+              <w:t xml:space="preserve">; contribuição; critérios; métodos; contexto; dimensões.</w:t>
+            </w:r>
+          </w:p>
+        </w:tc>
+        <w:tc>
+          <w:tcPr/>
+          <w:p>
+            <w:pPr>
+              <w:pStyle w:val="Compact"/>
+              <w:jc w:val="left"/>
+            </w:pPr>
+            <w:r>
+              <w:t xml:space="preserve">Síntese integrada nas Seções  a .</w:t>
+            </w:r>
+          </w:p>
+        </w:tc>
+      </w:tr>
+      <w:tr>
+        <w:tc>
+          <w:tcPr/>
+          <w:p>
+            <w:pPr>
+              <w:pStyle w:val="Compact"/>
+              <w:jc w:val="left"/>
+            </w:pPr>
+            <w:r>
+              <w:t xml:space="preserve">RQ1</w:t>
+            </w:r>
+          </w:p>
+        </w:tc>
+        <w:tc>
+          <w:tcPr/>
+          <w:p>
+            <w:pPr>
+              <w:pStyle w:val="Compact"/>
+              <w:jc w:val="left"/>
+            </w:pPr>
+            <w:r>
+              <w:t xml:space="preserve">Dimensões de sustentabilidade identificadas.</w:t>
+            </w:r>
+          </w:p>
+        </w:tc>
+        <w:tc>
+          <w:tcPr/>
+          <w:p>
+            <w:pPr>
+              <w:pStyle w:val="Compact"/>
+              <w:jc w:val="left"/>
+            </w:pPr>
+            <w:r>
+              <w:t xml:space="preserve">Sustentabilidade obrigatória.</w:t>
+            </w:r>
+          </w:p>
+        </w:tc>
+        <w:tc>
+          <w:tcPr/>
+          <w:p>
+            <w:pPr>
+              <w:pStyle w:val="Compact"/>
+              <w:jc w:val="left"/>
+            </w:pPr>
+            <w:r>
+              <w:rPr>
+                <w:rStyle w:val="VerbatimChar"/>
+              </w:rPr>
+              <w:t xml:space="preserve">dimensoes_sustentabilidade_identificadas_leitura</w:t>
+            </w:r>
+            <w:r>
+              <w:t xml:space="preserve">.</w:t>
+            </w:r>
+          </w:p>
+        </w:tc>
+        <w:tc>
+          <w:tcPr/>
+          <w:p>
+            <w:pPr>
+              <w:pStyle w:val="Compact"/>
+              <w:jc w:val="left"/>
+            </w:pPr>
+            <w:r>
+              <w:t xml:space="preserve">Seção  e Gráfico 7.</w:t>
+            </w:r>
+          </w:p>
+        </w:tc>
+      </w:tr>
+      <w:tr>
+        <w:tc>
+          <w:tcPr/>
+          <w:p>
+            <w:pPr>
+              <w:pStyle w:val="Compact"/>
+              <w:jc w:val="left"/>
+            </w:pPr>
+            <w:r>
+              <w:t xml:space="preserve">RQ2</w:t>
+            </w:r>
+          </w:p>
+        </w:tc>
+        <w:tc>
+          <w:tcPr/>
+          <w:p>
+            <w:pPr>
+              <w:pStyle w:val="Compact"/>
+              <w:jc w:val="left"/>
+            </w:pPr>
+            <w:r>
+              <w:t xml:space="preserve">Critérios de priorização identificados.</w:t>
+            </w:r>
+          </w:p>
+        </w:tc>
+        <w:tc>
+          <w:tcPr/>
+          <w:p>
+            <w:pPr>
+              <w:pStyle w:val="Compact"/>
+              <w:jc w:val="left"/>
+            </w:pPr>
+            <w:r>
+              <w:t xml:space="preserve">Decisão e priorização como caracterização.</w:t>
+            </w:r>
+          </w:p>
+        </w:tc>
+        <w:tc>
+          <w:tcPr/>
+          <w:p>
+            <w:pPr>
+              <w:pStyle w:val="Compact"/>
+              <w:jc w:val="left"/>
+            </w:pPr>
+            <w:r>
+              <w:rPr>
+                <w:rStyle w:val="VerbatimChar"/>
+              </w:rPr>
+              <w:t xml:space="preserve">criterios_identificados_leitura</w:t>
+            </w:r>
+            <w:r>
+              <w:t xml:space="preserve">.</w:t>
+            </w:r>
+          </w:p>
+        </w:tc>
+        <w:tc>
+          <w:tcPr/>
+          <w:p>
+            <w:pPr>
+              <w:pStyle w:val="Compact"/>
+              <w:jc w:val="left"/>
+            </w:pPr>
+            <w:r>
+              <w:t xml:space="preserve">Seção  e Tabela 8.</w:t>
+            </w:r>
+          </w:p>
+        </w:tc>
+      </w:tr>
+      <w:tr>
+        <w:tc>
+          <w:tcPr/>
+          <w:p>
+            <w:pPr>
+              <w:pStyle w:val="Compact"/>
+              <w:jc w:val="left"/>
+            </w:pPr>
+            <w:r>
+              <w:t xml:space="preserve">RQ3</w:t>
+            </w:r>
+          </w:p>
+        </w:tc>
+        <w:tc>
+          <w:tcPr/>
+          <w:p>
+            <w:pPr>
+              <w:pStyle w:val="Compact"/>
+              <w:jc w:val="left"/>
+            </w:pPr>
+            <w:r>
+              <w:t xml:space="preserve">Métodos de apoio à decisão identificados.</w:t>
+            </w:r>
+          </w:p>
+        </w:tc>
+        <w:tc>
+          <w:tcPr/>
+          <w:p>
+            <w:pPr>
+              <w:pStyle w:val="Compact"/>
+              <w:jc w:val="left"/>
+            </w:pPr>
+            <w:r>
+              <w:t xml:space="preserve">Método de decisão como caracterização.</w:t>
+            </w:r>
+          </w:p>
+        </w:tc>
+        <w:tc>
+          <w:tcPr/>
+          <w:p>
+            <w:pPr>
+              <w:pStyle w:val="Compact"/>
+              <w:jc w:val="left"/>
+            </w:pPr>
+            <w:r>
+              <w:rPr>
+                <w:rStyle w:val="VerbatimChar"/>
+              </w:rPr>
+              <w:t xml:space="preserve">metodos_decisao_identificados_leitura</w:t>
+            </w:r>
+            <w:r>
+              <w:t xml:space="preserve">.</w:t>
+            </w:r>
+          </w:p>
+        </w:tc>
+        <w:tc>
+          <w:tcPr/>
+          <w:p>
+            <w:pPr>
+              <w:pStyle w:val="Compact"/>
+              <w:jc w:val="left"/>
+            </w:pPr>
+            <w:r>
+              <w:t xml:space="preserve">Seção  e Gráfico 8.</w:t>
+            </w:r>
+          </w:p>
+        </w:tc>
+      </w:tr>
+      <w:tr>
+        <w:tc>
+          <w:tcPr/>
+          <w:p>
+            <w:pPr>
+              <w:pStyle w:val="Compact"/>
+              <w:jc w:val="left"/>
+            </w:pPr>
+            <w:r>
+              <w:t xml:space="preserve">RQ4</w:t>
+            </w:r>
+          </w:p>
+        </w:tc>
+        <w:tc>
+          <w:tcPr/>
+          <w:p>
+            <w:pPr>
+              <w:pStyle w:val="Compact"/>
+              <w:jc w:val="left"/>
+            </w:pPr>
+            <w:r>
+              <w:t xml:space="preserve">Contextos de edificação identificados.</w:t>
+            </w:r>
+          </w:p>
+        </w:tc>
+        <w:tc>
+          <w:tcPr/>
+          <w:p>
+            <w:pPr>
+              <w:pStyle w:val="Compact"/>
+              <w:jc w:val="left"/>
+            </w:pPr>
+            <w:r>
+              <w:t xml:space="preserve">Contexto como caracterização, sem recorte isolado.</w:t>
+            </w:r>
+          </w:p>
+        </w:tc>
+        <w:tc>
+          <w:tcPr/>
+          <w:p>
+            <w:pPr>
+              <w:pStyle w:val="Compact"/>
+              <w:jc w:val="left"/>
+            </w:pPr>
+            <w:r>
+              <w:rPr>
+                <w:rStyle w:val="VerbatimChar"/>
+              </w:rPr>
+              <w:t xml:space="preserve">contexto_edificacao_identificado_leitura</w:t>
+            </w:r>
+            <w:r>
+              <w:t xml:space="preserve">.</w:t>
+            </w:r>
+          </w:p>
+        </w:tc>
+        <w:tc>
+          <w:tcPr/>
+          <w:p>
+            <w:pPr>
+              <w:pStyle w:val="Compact"/>
+              <w:jc w:val="left"/>
+            </w:pPr>
+            <w:r>
+              <w:t xml:space="preserve">Seção  e Tabela 9.</w:t>
+            </w:r>
+          </w:p>
+        </w:tc>
+      </w:tr>
+      <w:tr>
+        <w:tc>
+          <w:tcPr/>
+          <w:p>
+            <w:pPr>
+              <w:pStyle w:val="Compact"/>
+              <w:jc w:val="left"/>
+            </w:pPr>
+            <w:r>
+              <w:t xml:space="preserve">RQ5</w:t>
+            </w:r>
+          </w:p>
+        </w:tc>
+        <w:tc>
+          <w:tcPr/>
+          <w:p>
+            <w:pPr>
+              <w:pStyle w:val="Compact"/>
+              <w:jc w:val="left"/>
+            </w:pPr>
+            <w:r>
+              <w:t xml:space="preserve">Lacunas registradas para instituições públicas de ensino superior.</w:t>
+            </w:r>
+          </w:p>
+        </w:tc>
+        <w:tc>
+          <w:tcPr/>
+          <w:p>
+            <w:pPr>
+              <w:pStyle w:val="Compact"/>
+              <w:jc w:val="left"/>
+            </w:pPr>
+            <w:r>
+              <w:t xml:space="preserve">Contexto público/universitário como reforço não obrigatório.</w:t>
+            </w:r>
+          </w:p>
+        </w:tc>
+        <w:tc>
+          <w:tcPr/>
+          <w:p>
+            <w:pPr>
+              <w:pStyle w:val="Compact"/>
+              <w:jc w:val="left"/>
+            </w:pPr>
+            <w:r>
+              <w:rPr>
+                <w:rStyle w:val="VerbatimChar"/>
+              </w:rPr>
+              <w:t xml:space="preserve">lacuna_ou_limite_identificado_leitura</w:t>
+            </w:r>
+            <w:r>
+              <w:t xml:space="preserve">; contribuição do artigo.</w:t>
+            </w:r>
+          </w:p>
+        </w:tc>
+        <w:tc>
+          <w:tcPr/>
+          <w:p>
+            <w:pPr>
+              <w:pStyle w:val="Compact"/>
+              <w:jc w:val="left"/>
+            </w:pPr>
+            <w:r>
+              <w:t xml:space="preserve">Seções , e .</w:t>
+            </w:r>
+          </w:p>
+        </w:tc>
+      </w:tr>
+    </w:tbl>
     <w:p>
       <w:pPr>
         <w:pStyle w:val="BodyText"/>
       </w:pPr>
       <w:r>
-        <w:t xml:space="preserve">&gt;p</w:t>
-      </w:r>
-      <w:r>
-        <w:t xml:space="preserve">1.8cm</w:t>
-      </w:r>
-      <w:r>
-        <w:t xml:space="preserve"> </w:t>
-      </w:r>
-      <w:r>
-        <w:t xml:space="preserve">&gt;p</w:t>
-      </w:r>
-      <w:r>
-        <w:t xml:space="preserve">2.7cm</w:t>
-      </w:r>
-      <w:r>
-        <w:t xml:space="preserve"> </w:t>
-      </w:r>
-      <w:r>
-        <w:t xml:space="preserve">&gt;p</w:t>
-      </w:r>
-      <w:r>
-        <w:t xml:space="preserve">2.3cm</w:t>
-      </w:r>
-      <w:r>
-        <w:t xml:space="preserve"> </w:t>
-      </w:r>
-      <w:r>
-        <w:t xml:space="preserve">&gt;p</w:t>
-      </w:r>
-      <w:r>
-        <w:t xml:space="preserve">4.1cm</w:t>
-      </w:r>
-      <w:r>
-        <w:t xml:space="preserve"> </w:t>
-      </w:r>
-      <w:r>
-        <w:t xml:space="preserve">Y</w:t>
-      </w:r>
-      <w:r>
-        <w:t xml:space="preserve"> </w:t>
-      </w:r>
-      <w:r>
-        <w:t xml:space="preserve">Elemento &amp; Formulação sintética &amp; Critério de seleção &amp; Campo de extração &amp; Resultado correspondente</w:t>
-      </w:r>
-      <w:r>
-        <w:br/>
-      </w:r>
-      <w:r>
-        <w:t xml:space="preserve">RQ0 &amp; Integração entre sustentabilidade, manutenção, gestão predial e apoio à decisão; elementos aplicáveis à priorização pública universitária. &amp; Objeto predial e sustentabilidade obrigatórios; decisão e contexto como caracterização. &amp;</w:t>
-      </w:r>
-      <w:r>
-        <w:t xml:space="preserve"> </w:t>
-      </w:r>
-      <w:r>
-        <w:rPr>
-          <w:rStyle w:val="VerbatimChar"/>
-        </w:rPr>
-        <w:t xml:space="preserve">rq0_confirmada</w:t>
-      </w:r>
-      <w:r>
-        <w:t xml:space="preserve">; contribuição; critérios; métodos; contexto; dimensões. &amp; Síntese integrada nas Seções </w:t>
-      </w:r>
-      <w:hyperlink w:anchor="sec:criterios">
-        <w:r>
-          <w:rPr>
-            <w:rStyle w:val="Hyperlink"/>
-          </w:rPr>
-          <w:t xml:space="preserve">6</w:t>
-        </w:r>
-      </w:hyperlink>
-      <w:r>
-        <w:t xml:space="preserve"> </w:t>
-      </w:r>
-      <w:r>
-        <w:t xml:space="preserve">a </w:t>
-      </w:r>
-      <w:hyperlink w:anchor="sec:matriz">
-        <w:r>
-          <w:rPr>
-            <w:rStyle w:val="Hyperlink"/>
-          </w:rPr>
-          <w:t xml:space="preserve">9</w:t>
-        </w:r>
-      </w:hyperlink>
-      <w:r>
-        <w:t xml:space="preserve">.</w:t>
-      </w:r>
-      <w:r>
-        <w:br/>
-      </w:r>
-      <w:r>
-        <w:t xml:space="preserve">RQ1 &amp; Dimensões de sustentabilidade identificadas. &amp; Sustentabilidade obrigatória. &amp;</w:t>
-      </w:r>
-      <w:r>
-        <w:t xml:space="preserve"> </w:t>
-      </w:r>
-      <w:r>
-        <w:rPr>
-          <w:rStyle w:val="VerbatimChar"/>
-        </w:rPr>
-        <w:t xml:space="preserve">dimensoes_sustentabilidade_identificadas_leitura</w:t>
-      </w:r>
-      <w:r>
-        <w:t xml:space="preserve">. &amp; Seção </w:t>
-      </w:r>
-      <w:hyperlink w:anchor="sec:criterios">
-        <w:r>
-          <w:rPr>
-            <w:rStyle w:val="Hyperlink"/>
-          </w:rPr>
-          <w:t xml:space="preserve">6</w:t>
-        </w:r>
-      </w:hyperlink>
-      <w:r>
-        <w:t xml:space="preserve"> </w:t>
-      </w:r>
-      <w:r>
-        <w:t xml:space="preserve">e Gráfico </w:t>
-      </w:r>
-      <w:hyperlink w:anchor="fig:dimensoes">
-        <w:r>
-          <w:rPr>
-            <w:rStyle w:val="Hyperlink"/>
-          </w:rPr>
-          <w:t xml:space="preserve">7</w:t>
-        </w:r>
-      </w:hyperlink>
-      <w:r>
-        <w:t xml:space="preserve">.</w:t>
-      </w:r>
-      <w:r>
-        <w:br/>
-      </w:r>
-      <w:r>
-        <w:t xml:space="preserve">RQ2 &amp; Critérios de priorização identificados. &amp; Decisão e priorização como caracterização. &amp;</w:t>
-      </w:r>
-      <w:r>
-        <w:t xml:space="preserve"> </w:t>
-      </w:r>
-      <w:r>
-        <w:rPr>
-          <w:rStyle w:val="VerbatimChar"/>
-        </w:rPr>
-        <w:t xml:space="preserve">criterios_identificados_leitura</w:t>
-      </w:r>
-      <w:r>
-        <w:t xml:space="preserve">. &amp; Seção </w:t>
-      </w:r>
-      <w:hyperlink w:anchor="sec:criterios">
-        <w:r>
-          <w:rPr>
-            <w:rStyle w:val="Hyperlink"/>
-          </w:rPr>
-          <w:t xml:space="preserve">6</w:t>
-        </w:r>
-      </w:hyperlink>
-      <w:r>
-        <w:t xml:space="preserve"> </w:t>
-      </w:r>
-      <w:r>
-        <w:t xml:space="preserve">e Tabela </w:t>
-      </w:r>
-      <w:hyperlink w:anchor="tab:criteriospriorizacao">
-        <w:r>
-          <w:rPr>
-            <w:rStyle w:val="Hyperlink"/>
-          </w:rPr>
-          <w:t xml:space="preserve">[tab:criteriospriorizacao]</w:t>
-        </w:r>
-      </w:hyperlink>
-      <w:r>
-        <w:t xml:space="preserve">.</w:t>
-      </w:r>
-      <w:r>
-        <w:br/>
-      </w:r>
-      <w:r>
-        <w:t xml:space="preserve">RQ3 &amp; Métodos de apoio à decisão identificados. &amp; Método de decisão como caracterização. &amp;</w:t>
-      </w:r>
-      <w:r>
-        <w:t xml:space="preserve"> </w:t>
-      </w:r>
-      <w:r>
-        <w:rPr>
-          <w:rStyle w:val="VerbatimChar"/>
-        </w:rPr>
-        <w:t xml:space="preserve">metodos_decisao_identificados_leitura</w:t>
-      </w:r>
-      <w:r>
-        <w:t xml:space="preserve">. &amp; Seção </w:t>
-      </w:r>
-      <w:hyperlink w:anchor="sec:metodos">
-        <w:r>
-          <w:rPr>
-            <w:rStyle w:val="Hyperlink"/>
-          </w:rPr>
-          <w:t xml:space="preserve">7</w:t>
-        </w:r>
-      </w:hyperlink>
-      <w:r>
-        <w:t xml:space="preserve"> </w:t>
-      </w:r>
-      <w:r>
-        <w:t xml:space="preserve">e Gráfico </w:t>
-      </w:r>
-      <w:hyperlink w:anchor="fig:metodos">
-        <w:r>
-          <w:rPr>
-            <w:rStyle w:val="Hyperlink"/>
-          </w:rPr>
-          <w:t xml:space="preserve">8</w:t>
-        </w:r>
-      </w:hyperlink>
-      <w:r>
-        <w:t xml:space="preserve">.</w:t>
-      </w:r>
-      <w:r>
-        <w:br/>
-      </w:r>
-      <w:r>
-        <w:t xml:space="preserve">RQ4 &amp; Contextos de edificação identificados. &amp; Contexto como caracterização, sem recorte isolado. &amp;</w:t>
-      </w:r>
-      <w:r>
-        <w:t xml:space="preserve"> </w:t>
-      </w:r>
-      <w:r>
-        <w:rPr>
-          <w:rStyle w:val="VerbatimChar"/>
-        </w:rPr>
-        <w:t xml:space="preserve">contexto_edificacao_identificado_leitura</w:t>
-      </w:r>
-      <w:r>
-        <w:t xml:space="preserve">. &amp; Seção </w:t>
-      </w:r>
-      <w:hyperlink w:anchor="sec:aplicabilidade">
-        <w:r>
-          <w:rPr>
-            <w:rStyle w:val="Hyperlink"/>
-          </w:rPr>
-          <w:t xml:space="preserve">8</w:t>
-        </w:r>
-      </w:hyperlink>
-      <w:r>
-        <w:t xml:space="preserve"> </w:t>
-      </w:r>
-      <w:r>
-        <w:t xml:space="preserve">e Tabela </w:t>
-      </w:r>
-      <w:hyperlink w:anchor="tab:contexto">
-        <w:r>
-          <w:rPr>
-            <w:rStyle w:val="Hyperlink"/>
-          </w:rPr>
-          <w:t xml:space="preserve">[tab:contexto]</w:t>
-        </w:r>
-      </w:hyperlink>
-      <w:r>
-        <w:t xml:space="preserve">.</w:t>
-      </w:r>
-      <w:r>
-        <w:br/>
-      </w:r>
-      <w:r>
-        <w:t xml:space="preserve">RQ5 &amp; Lacunas registradas para instituições públicas de ensino superior. &amp; Contexto público/universitário como reforço não obrigatório. &amp;</w:t>
-      </w:r>
-      <w:r>
-        <w:t xml:space="preserve"> </w:t>
-      </w:r>
-      <w:r>
-        <w:rPr>
-          <w:rStyle w:val="VerbatimChar"/>
-        </w:rPr>
-        <w:t xml:space="preserve">lacuna_ou_limite_identificado_leitura</w:t>
-      </w:r>
-      <w:r>
-        <w:t xml:space="preserve">; contribuição do artigo. &amp; Seções </w:t>
-      </w:r>
-      <w:hyperlink w:anchor="sec:aplicabilidade">
-        <w:r>
-          <w:rPr>
-            <w:rStyle w:val="Hyperlink"/>
-          </w:rPr>
-          <w:t xml:space="preserve">8</w:t>
-        </w:r>
-      </w:hyperlink>
-      <w:r>
-        <w:t xml:space="preserve">,</w:t>
-      </w:r>
-      <w:r>
-        <w:t xml:space="preserve"> </w:t>
-      </w:r>
-      <w:hyperlink w:anchor="sec:limitacoes">
-        <w:r>
-          <w:rPr>
-            <w:rStyle w:val="Hyperlink"/>
-          </w:rPr>
-          <w:t xml:space="preserve">11</w:t>
-        </w:r>
-      </w:hyperlink>
-      <w:r>
-        <w:t xml:space="preserve"> </w:t>
-      </w:r>
-      <w:r>
-        <w:t xml:space="preserve">e</w:t>
-      </w:r>
-      <w:r>
-        <w:t xml:space="preserve"> </w:t>
-      </w:r>
-      <w:hyperlink w:anchor="sec:consideracoes">
-        <w:r>
-          <w:rPr>
-            <w:rStyle w:val="Hyperlink"/>
-          </w:rPr>
-          <w:t xml:space="preserve">12</w:t>
-        </w:r>
-      </w:hyperlink>
-      <w:r>
-        <w:t xml:space="preserve">.</w:t>
-      </w:r>
-      <w:r>
-        <w:br/>
+        <w:t xml:space="preserve">Fonte: elaborado pelo autor.</w:t>
       </w:r>
     </w:p>
     <w:p>
@@ -1221,152 +1550,465 @@
         <w:t xml:space="preserve">(Crossref 2026)</w:t>
       </w:r>
       <w:r>
-        <w:t xml:space="preserve">. A Tabela </w:t>
-      </w:r>
-      <w:hyperlink w:anchor="tab:estrategiabusca">
-        <w:r>
-          <w:rPr>
-            <w:rStyle w:val="Hyperlink"/>
-          </w:rPr>
-          <w:t xml:space="preserve">[tab:estrategiabusca]</w:t>
-        </w:r>
-      </w:hyperlink>
-      <w:r>
-        <w:t xml:space="preserve"> </w:t>
-      </w:r>
-      <w:r>
-        <w:t xml:space="preserve">consolida os parâmetros verificáveis.</w:t>
-      </w:r>
-    </w:p>
+        <w:t xml:space="preserve">. A Tabela 3 consolida os parâmetros verificáveis.</w:t>
+      </w:r>
+    </w:p>
+    <w:tbl>
+      <w:tblPr>
+        <w:tblStyle w:val="Table"/>
+        <w:tblW w:type="auto" w:w="0"/>
+        <w:tblLook w:firstRow="0" w:lastRow="0" w:firstColumn="0" w:lastColumn="0" w:noHBand="0" w:noVBand="0" w:val="0000"/>
+        <w:jc w:val="start"/>
+      </w:tblPr>
+      <w:tblGrid>
+        <w:gridCol w:w="1320"/>
+        <w:gridCol w:w="1320"/>
+        <w:gridCol w:w="1320"/>
+        <w:gridCol w:w="1320"/>
+        <w:gridCol w:w="1320"/>
+        <w:gridCol w:w="1320"/>
+      </w:tblGrid>
+      <w:tr>
+        <w:tc>
+          <w:tcPr/>
+          <w:p>
+            <w:pPr>
+              <w:pStyle w:val="Compact"/>
+              <w:jc w:val="left"/>
+            </w:pPr>
+            <w:r>
+              <w:t xml:space="preserve">p</w:t>
+            </w:r>
+            <w:r>
+              <w:t xml:space="preserve">2.3cm</w:t>
+            </w:r>
+            <w:r>
+              <w:t xml:space="preserve"> </w:t>
+            </w:r>
+            <w:r>
+              <w:t xml:space="preserve">&gt;p</w:t>
+            </w:r>
+            <w:r>
+              <w:t xml:space="preserve">1.6cm</w:t>
+            </w:r>
+            <w:r>
+              <w:t xml:space="preserve"> </w:t>
+            </w:r>
+            <w:r>
+              <w:t xml:space="preserve">&gt;p</w:t>
+            </w:r>
+            <w:r>
+              <w:t xml:space="preserve">1.8cm</w:t>
+            </w:r>
+            <w:r>
+              <w:t xml:space="preserve"> </w:t>
+            </w:r>
+            <w:r>
+              <w:t xml:space="preserve">&gt;p</w:t>
+            </w:r>
+            <w:r>
+              <w:t xml:space="preserve">2.3cm</w:t>
+            </w:r>
+            <w:r>
+              <w:t xml:space="preserve"> </w:t>
+            </w:r>
+            <w:r>
+              <w:t xml:space="preserve">&gt;p</w:t>
+            </w:r>
+            <w:r>
+              <w:t xml:space="preserve">1.2cm</w:t>
+            </w:r>
+            <w:r>
+              <w:t xml:space="preserve"> </w:t>
+            </w:r>
+            <w:r>
+              <w:t xml:space="preserve">Y</w:t>
+            </w:r>
+          </w:p>
+        </w:tc>
+        <w:tc>
+          <w:tcPr/>
+          <w:p>
+            <w:pPr>
+              <w:pStyle w:val="Compact"/>
+              <w:jc w:val="left"/>
+            </w:pPr>
+            <w:r>
+              <w:t xml:space="preserve">Data documentada</w:t>
+            </w:r>
+          </w:p>
+        </w:tc>
+        <w:tc>
+          <w:tcPr/>
+          <w:p>
+            <w:pPr>
+              <w:pStyle w:val="Compact"/>
+              <w:jc w:val="left"/>
+            </w:pPr>
+            <w:r>
+              <w:t xml:space="preserve">Período</w:t>
+            </w:r>
+          </w:p>
+        </w:tc>
+        <w:tc>
+          <w:tcPr/>
+          <w:p>
+            <w:pPr>
+              <w:pStyle w:val="Compact"/>
+              <w:jc w:val="left"/>
+            </w:pPr>
+            <w:r>
+              <w:t xml:space="preserve">Campo ou modelo</w:t>
+            </w:r>
+          </w:p>
+        </w:tc>
+        <w:tc>
+          <w:tcPr/>
+          <w:p>
+            <w:pPr>
+              <w:pStyle w:val="Compact"/>
+              <w:jc w:val="left"/>
+            </w:pPr>
+            <w:r>
+              <w:t xml:space="preserve">Registros</w:t>
+            </w:r>
+          </w:p>
+        </w:tc>
+        <w:tc>
+          <w:tcPr/>
+          <w:p>
+            <w:pPr>
+              <w:pStyle w:val="Compact"/>
+              <w:jc w:val="left"/>
+            </w:pPr>
+            <w:r>
+              <w:t xml:space="preserve">Limites e função</w:t>
+            </w:r>
+          </w:p>
+        </w:tc>
+      </w:tr>
+      <w:tr>
+        <w:tc>
+          <w:tcPr/>
+          <w:p>
+            <w:pPr>
+              <w:pStyle w:val="Compact"/>
+              <w:jc w:val="left"/>
+            </w:pPr>
+            <w:r>
+              <w:t xml:space="preserve">Scopus</w:t>
+            </w:r>
+          </w:p>
+        </w:tc>
+        <w:tc>
+          <w:tcPr/>
+          <w:p>
+            <w:pPr>
+              <w:pStyle w:val="Compact"/>
+              <w:jc w:val="left"/>
+            </w:pPr>
+            <w:r>
+              <w:t xml:space="preserve">08/07/2026; enriquecimento em 09/07/2026</w:t>
+            </w:r>
+          </w:p>
+        </w:tc>
+        <w:tc>
+          <w:tcPr/>
+          <w:p>
+            <w:pPr>
+              <w:pStyle w:val="Compact"/>
+              <w:jc w:val="left"/>
+            </w:pPr>
+            <w:r>
+              <w:t xml:space="preserve">2010–2026</w:t>
+            </w:r>
+          </w:p>
+        </w:tc>
+        <w:tc>
+          <w:tcPr/>
+          <w:p>
+            <w:pPr>
+              <w:pStyle w:val="Compact"/>
+              <w:jc w:val="left"/>
+            </w:pPr>
+            <w:r>
+              <w:t xml:space="preserve">4 consultas em</w:t>
+            </w:r>
+            <w:r>
+              <w:t xml:space="preserve"> </w:t>
+            </w:r>
+            <w:r>
+              <w:rPr>
+                <w:rStyle w:val="VerbatimChar"/>
+              </w:rPr>
+              <w:t xml:space="preserve">TITLE-ABS-KEY</w:t>
+            </w:r>
+          </w:p>
+        </w:tc>
+        <w:tc>
+          <w:tcPr/>
+          <w:p>
+            <w:pPr>
+              <w:pStyle w:val="Compact"/>
+              <w:jc w:val="left"/>
+            </w:pPr>
+            <w:r>
+              <w:t xml:space="preserve">9.438</w:t>
+            </w:r>
+          </w:p>
+        </w:tc>
+        <w:tc>
+          <w:tcPr/>
+          <w:p>
+            <w:pPr>
+              <w:pStyle w:val="Compact"/>
+              <w:jc w:val="left"/>
+            </w:pPr>
+            <w:r>
+              <w:t xml:space="preserve">Base principal; 9.433 da API e cinco exclusivos do export manual.</w:t>
+            </w:r>
+          </w:p>
+        </w:tc>
+      </w:tr>
+      <w:tr>
+        <w:tc>
+          <w:tcPr/>
+          <w:p>
+            <w:pPr>
+              <w:pStyle w:val="Compact"/>
+              <w:jc w:val="left"/>
+            </w:pPr>
+            <w:r>
+              <w:t xml:space="preserve">Web of Science</w:t>
+            </w:r>
+          </w:p>
+        </w:tc>
+        <w:tc>
+          <w:tcPr/>
+          <w:p>
+            <w:pPr>
+              <w:pStyle w:val="Compact"/>
+              <w:jc w:val="left"/>
+            </w:pPr>
+            <w:r>
+              <w:t xml:space="preserve">08/07/2026</w:t>
+            </w:r>
+          </w:p>
+        </w:tc>
+        <w:tc>
+          <w:tcPr/>
+          <w:p>
+            <w:pPr>
+              <w:pStyle w:val="Compact"/>
+              <w:jc w:val="left"/>
+            </w:pPr>
+            <w:r>
+              <w:t xml:space="preserve">2010–2026</w:t>
+            </w:r>
+          </w:p>
+        </w:tc>
+        <w:tc>
+          <w:tcPr/>
+          <w:p>
+            <w:pPr>
+              <w:pStyle w:val="Compact"/>
+              <w:jc w:val="left"/>
+            </w:pPr>
+            <w:r>
+              <w:t xml:space="preserve">4 buscas manuais em</w:t>
+            </w:r>
+            <w:r>
+              <w:t xml:space="preserve"> </w:t>
+            </w:r>
+            <w:r>
+              <w:rPr>
+                <w:rStyle w:val="VerbatimChar"/>
+              </w:rPr>
+              <w:t xml:space="preserve">TS (Topic)</w:t>
+            </w:r>
+          </w:p>
+        </w:tc>
+        <w:tc>
+          <w:tcPr/>
+          <w:p>
+            <w:pPr>
+              <w:pStyle w:val="Compact"/>
+              <w:jc w:val="left"/>
+            </w:pPr>
+            <w:r>
+              <w:t xml:space="preserve">1.680</w:t>
+            </w:r>
+          </w:p>
+        </w:tc>
+        <w:tc>
+          <w:tcPr/>
+          <w:p>
+            <w:pPr>
+              <w:pStyle w:val="Compact"/>
+              <w:jc w:val="left"/>
+            </w:pPr>
+            <w:r>
+              <w:t xml:space="preserve">Base independente; A4 recontado em 503; associação A1–A4 aos RIS informada de memória.</w:t>
+            </w:r>
+          </w:p>
+        </w:tc>
+      </w:tr>
+      <w:tr>
+        <w:tc>
+          <w:tcPr/>
+          <w:p>
+            <w:pPr>
+              <w:pStyle w:val="Compact"/>
+              <w:jc w:val="left"/>
+            </w:pPr>
+            <w:r>
+              <w:t xml:space="preserve">Crossref</w:t>
+            </w:r>
+          </w:p>
+        </w:tc>
+        <w:tc>
+          <w:tcPr/>
+          <w:p>
+            <w:pPr>
+              <w:pStyle w:val="Compact"/>
+              <w:jc w:val="left"/>
+            </w:pPr>
+            <w:r>
+              <w:t xml:space="preserve">08/07/2026</w:t>
+            </w:r>
+          </w:p>
+        </w:tc>
+        <w:tc>
+          <w:tcPr/>
+          <w:p>
+            <w:pPr>
+              <w:pStyle w:val="Compact"/>
+              <w:jc w:val="left"/>
+            </w:pPr>
+            <w:r>
+              <w:t xml:space="preserve">2010–2026</w:t>
+            </w:r>
+          </w:p>
+        </w:tc>
+        <w:tc>
+          <w:tcPr/>
+          <w:p>
+            <w:pPr>
+              <w:pStyle w:val="Compact"/>
+              <w:jc w:val="left"/>
+            </w:pPr>
+            <w:r>
+              <w:t xml:space="preserve">5 consultas em</w:t>
+            </w:r>
+            <w:r>
+              <w:t xml:space="preserve"> </w:t>
+            </w:r>
+            <w:r>
+              <w:rPr>
+                <w:rStyle w:val="VerbatimChar"/>
+              </w:rPr>
+              <w:t xml:space="preserve">query.bibliographic</w:t>
+            </w:r>
+          </w:p>
+        </w:tc>
+        <w:tc>
+          <w:tcPr/>
+          <w:p>
+            <w:pPr>
+              <w:pStyle w:val="Compact"/>
+              <w:jc w:val="left"/>
+            </w:pPr>
+            <w:r>
+              <w:t xml:space="preserve">1.000</w:t>
+            </w:r>
+          </w:p>
+        </w:tc>
+        <w:tc>
+          <w:tcPr/>
+          <w:p>
+            <w:pPr>
+              <w:pStyle w:val="Compact"/>
+              <w:jc w:val="left"/>
+            </w:pPr>
+            <w:r>
+              <w:t xml:space="preserve">Fonte complementar; 200 resultados por consulta, ordenados por relevância.</w:t>
+            </w:r>
+          </w:p>
+        </w:tc>
+      </w:tr>
+      <w:tr>
+        <w:tc>
+          <w:tcPr/>
+          <w:p>
+            <w:pPr>
+              <w:pStyle w:val="Compact"/>
+              <w:jc w:val="left"/>
+            </w:pPr>
+            <w:r>
+              <w:t xml:space="preserve">Total</w:t>
+            </w:r>
+          </w:p>
+        </w:tc>
+        <w:tc>
+          <w:tcPr/>
+          <w:p>
+            <w:pPr>
+              <w:pStyle w:val="Compact"/>
+            </w:pPr>
+          </w:p>
+        </w:tc>
+        <w:tc>
+          <w:tcPr/>
+          <w:p>
+            <w:pPr>
+              <w:pStyle w:val="Compact"/>
+            </w:pPr>
+          </w:p>
+        </w:tc>
+        <w:tc>
+          <w:tcPr/>
+          <w:p>
+            <w:pPr>
+              <w:pStyle w:val="Compact"/>
+              <w:jc w:val="left"/>
+            </w:pPr>
+            <w:r>
+              <w:t xml:space="preserve">13 consultas</w:t>
+            </w:r>
+          </w:p>
+        </w:tc>
+        <w:tc>
+          <w:tcPr/>
+          <w:p>
+            <w:pPr>
+              <w:pStyle w:val="Compact"/>
+              <w:jc w:val="left"/>
+            </w:pPr>
+            <w:r>
+              <w:t xml:space="preserve">12.118</w:t>
+            </w:r>
+          </w:p>
+        </w:tc>
+        <w:tc>
+          <w:tcPr/>
+          <w:p>
+            <w:pPr>
+              <w:pStyle w:val="Compact"/>
+              <w:jc w:val="left"/>
+            </w:pPr>
+            <w:r>
+              <w:t xml:space="preserve">Volume anterior à deduplicação.</w:t>
+            </w:r>
+          </w:p>
+        </w:tc>
+      </w:tr>
+    </w:tbl>
     <w:p>
       <w:pPr>
         <w:pStyle w:val="BodyText"/>
       </w:pPr>
       <w:r>
-        <w:t xml:space="preserve">&gt;p</w:t>
-      </w:r>
-      <w:r>
-        <w:t xml:space="preserve">2.3cm</w:t>
-      </w:r>
-      <w:r>
-        <w:t xml:space="preserve"> </w:t>
-      </w:r>
-      <w:r>
-        <w:t xml:space="preserve">&gt;p</w:t>
-      </w:r>
-      <w:r>
-        <w:t xml:space="preserve">1.6cm</w:t>
-      </w:r>
-      <w:r>
-        <w:t xml:space="preserve"> </w:t>
-      </w:r>
-      <w:r>
-        <w:t xml:space="preserve">&gt;p</w:t>
-      </w:r>
-      <w:r>
-        <w:t xml:space="preserve">1.8cm</w:t>
-      </w:r>
-      <w:r>
-        <w:t xml:space="preserve"> </w:t>
-      </w:r>
-      <w:r>
-        <w:t xml:space="preserve">&gt;p</w:t>
-      </w:r>
-      <w:r>
-        <w:t xml:space="preserve">2.3cm</w:t>
-      </w:r>
-      <w:r>
-        <w:t xml:space="preserve"> </w:t>
-      </w:r>
-      <w:r>
-        <w:t xml:space="preserve">&gt;p</w:t>
-      </w:r>
-      <w:r>
-        <w:t xml:space="preserve">1.2cm</w:t>
-      </w:r>
-      <w:r>
-        <w:t xml:space="preserve"> </w:t>
-      </w:r>
-      <w:r>
-        <w:t xml:space="preserve">Y</w:t>
-      </w:r>
-      <w:r>
-        <w:t xml:space="preserve"> </w:t>
-      </w:r>
-      <w:r>
-        <w:t xml:space="preserve">Base &amp; Data documentada &amp; Período &amp; Campo ou modelo &amp; Registros &amp; Limites e função</w:t>
-      </w:r>
-      <w:r>
-        <w:br/>
-      </w:r>
-      <w:r>
-        <w:t xml:space="preserve">Scopus &amp; 08/07/2026; enriquecimento em 09/07/2026 &amp; 2010–2026 &amp; 4 consultas em</w:t>
-      </w:r>
-      <w:r>
-        <w:t xml:space="preserve"> </w:t>
-      </w:r>
-      <w:r>
-        <w:rPr>
-          <w:rStyle w:val="VerbatimChar"/>
-        </w:rPr>
-        <w:t xml:space="preserve">TITLE-ABS-KEY</w:t>
-      </w:r>
-      <w:r>
-        <w:t xml:space="preserve"> </w:t>
-      </w:r>
-      <w:r>
-        <w:t xml:space="preserve">&amp; 9.438 &amp; Base principal; 9.433 da API e cinco exclusivos do export manual.</w:t>
-      </w:r>
-      <w:r>
-        <w:br/>
-      </w:r>
-      <w:r>
-        <w:t xml:space="preserve">Web of Science &amp; 08/07/2026 &amp; 2010–2026 &amp; 4 buscas manuais em</w:t>
-      </w:r>
-      <w:r>
-        <w:t xml:space="preserve"> </w:t>
-      </w:r>
-      <w:r>
-        <w:rPr>
-          <w:rStyle w:val="VerbatimChar"/>
-        </w:rPr>
-        <w:t xml:space="preserve">TS (Topic)</w:t>
-      </w:r>
-      <w:r>
-        <w:t xml:space="preserve"> </w:t>
-      </w:r>
-      <w:r>
-        <w:t xml:space="preserve">&amp; 1.680 &amp; Base independente; A4 recontado em 503; associação A1–A4 aos RIS informada de memória.</w:t>
-      </w:r>
-      <w:r>
-        <w:br/>
-      </w:r>
-      <w:r>
-        <w:t xml:space="preserve">Crossref &amp; 08/07/2026 &amp; 2010–2026 &amp; 5 consultas em</w:t>
-      </w:r>
-      <w:r>
-        <w:t xml:space="preserve"> </w:t>
-      </w:r>
-      <w:r>
-        <w:rPr>
-          <w:rStyle w:val="VerbatimChar"/>
-        </w:rPr>
-        <w:t xml:space="preserve">query.bibliographic</w:t>
-      </w:r>
-      <w:r>
-        <w:t xml:space="preserve"> </w:t>
-      </w:r>
-      <w:r>
-        <w:t xml:space="preserve">&amp; 1.000 &amp; Fonte complementar; 200 resultados por consulta, ordenados por relevância.</w:t>
-      </w:r>
-      <w:r>
-        <w:br/>
-      </w:r>
-      <w:r>
-        <w:t xml:space="preserve">Total &amp; &amp; &amp; 13 consultas &amp; 12.118 &amp; Volume anterior à deduplicação.</w:t>
-      </w:r>
-      <w:r>
-        <w:br/>
+        <w:t xml:space="preserve">Fonte: elaborado pelo autor.</w:t>
       </w:r>
     </w:p>
     <w:p>
@@ -1382,111 +2024,363 @@
         <w:pStyle w:val="BodyText"/>
       </w:pPr>
       <w:r>
-        <w:t xml:space="preserve">Os critérios de seleção combinaram aderência ao ambiente construído, manutenção ou gestão predial e sustentabilidade. Métodos de decisão, contexto público universitário e tipologia da edificação foram tratados como campos de caracterização analítica. A Tabela </w:t>
-      </w:r>
-      <w:hyperlink w:anchor="tab:criteriosincluexclu">
-        <w:r>
-          <w:rPr>
-            <w:rStyle w:val="Hyperlink"/>
-          </w:rPr>
-          <w:t xml:space="preserve">[tab:criteriosincluexclu]</w:t>
-        </w:r>
-      </w:hyperlink>
-      <w:r>
-        <w:t xml:space="preserve"> </w:t>
-      </w:r>
-      <w:r>
-        <w:t xml:space="preserve">sintetiza as regras aplicadas.</w:t>
-      </w:r>
-    </w:p>
+        <w:t xml:space="preserve">Os critérios de seleção combinaram aderência ao ambiente construído, manutenção ou gestão predial e sustentabilidade. Métodos de decisão, contexto público universitário e tipologia da edificação foram tratados como campos de caracterização analítica. A Tabela 4 sintetiza as regras aplicadas.</w:t>
+      </w:r>
+    </w:p>
+    <w:tbl>
+      <w:tblPr>
+        <w:tblStyle w:val="Table"/>
+        <w:tblW w:type="auto" w:w="0"/>
+        <w:tblLook w:firstRow="0" w:lastRow="0" w:firstColumn="0" w:lastColumn="0" w:noHBand="0" w:noVBand="0" w:val="0000"/>
+        <w:jc w:val="start"/>
+      </w:tblPr>
+      <w:tblGrid>
+        <w:gridCol w:w="2640"/>
+        <w:gridCol w:w="2640"/>
+        <w:gridCol w:w="2640"/>
+      </w:tblGrid>
+      <w:tr>
+        <w:tc>
+          <w:tcPr/>
+          <w:p>
+            <w:pPr>
+              <w:pStyle w:val="Compact"/>
+              <w:jc w:val="left"/>
+            </w:pPr>
+            <w:r>
+              <w:t xml:space="preserve">p</w:t>
+            </w:r>
+            <w:r>
+              <w:t xml:space="preserve">3.4cm</w:t>
+            </w:r>
+            <w:r>
+              <w:t xml:space="preserve"> </w:t>
+            </w:r>
+            <w:r>
+              <w:t xml:space="preserve">&gt;p</w:t>
+            </w:r>
+            <w:r>
+              <w:t xml:space="preserve">2.7cm</w:t>
+            </w:r>
+            <w:r>
+              <w:t xml:space="preserve"> </w:t>
+            </w:r>
+            <w:r>
+              <w:t xml:space="preserve">Y</w:t>
+            </w:r>
+          </w:p>
+        </w:tc>
+        <w:tc>
+          <w:tcPr/>
+          <w:p>
+            <w:pPr>
+              <w:pStyle w:val="Compact"/>
+              <w:jc w:val="left"/>
+            </w:pPr>
+            <w:r>
+              <w:t xml:space="preserve">Aplicação</w:t>
+            </w:r>
+          </w:p>
+        </w:tc>
+        <w:tc>
+          <w:tcPr/>
+          <w:p>
+            <w:pPr>
+              <w:pStyle w:val="Compact"/>
+              <w:jc w:val="left"/>
+            </w:pPr>
+            <w:r>
+              <w:t xml:space="preserve">Descrição operacional</w:t>
+            </w:r>
+          </w:p>
+        </w:tc>
+      </w:tr>
+      <w:tr>
+        <w:tc>
+          <w:tcPr/>
+          <w:p>
+            <w:pPr>
+              <w:pStyle w:val="Compact"/>
+              <w:jc w:val="left"/>
+            </w:pPr>
+            <w:r>
+              <w:t xml:space="preserve">Objeto predial</w:t>
+            </w:r>
+          </w:p>
+        </w:tc>
+        <w:tc>
+          <w:tcPr/>
+          <w:p>
+            <w:pPr>
+              <w:pStyle w:val="Compact"/>
+              <w:jc w:val="left"/>
+            </w:pPr>
+            <w:r>
+              <w:t xml:space="preserve">Inclusão</w:t>
+            </w:r>
+          </w:p>
+        </w:tc>
+        <w:tc>
+          <w:tcPr/>
+          <w:p>
+            <w:pPr>
+              <w:pStyle w:val="Compact"/>
+              <w:jc w:val="left"/>
+            </w:pPr>
+            <w:r>
+              <w:t xml:space="preserve">Manutenção predial, gestão de facilidades, gestão de ativos construídos ou operação de edifícios.</w:t>
+            </w:r>
+          </w:p>
+        </w:tc>
+      </w:tr>
+      <w:tr>
+        <w:tc>
+          <w:tcPr/>
+          <w:p>
+            <w:pPr>
+              <w:pStyle w:val="Compact"/>
+              <w:jc w:val="left"/>
+            </w:pPr>
+            <w:r>
+              <w:t xml:space="preserve">Sustentabilidade</w:t>
+            </w:r>
+          </w:p>
+        </w:tc>
+        <w:tc>
+          <w:tcPr/>
+          <w:p>
+            <w:pPr>
+              <w:pStyle w:val="Compact"/>
+              <w:jc w:val="left"/>
+            </w:pPr>
+            <w:r>
+              <w:t xml:space="preserve">Inclusão</w:t>
+            </w:r>
+          </w:p>
+        </w:tc>
+        <w:tc>
+          <w:tcPr/>
+          <w:p>
+            <w:pPr>
+              <w:pStyle w:val="Compact"/>
+              <w:jc w:val="left"/>
+            </w:pPr>
+            <w:r>
+              <w:t xml:space="preserve">Desempenho ambiental, ciclo de vida, energia, critérios econômicos, sociais, técnicos ou institucionais.</w:t>
+            </w:r>
+          </w:p>
+        </w:tc>
+      </w:tr>
+      <w:tr>
+        <w:tc>
+          <w:tcPr/>
+          <w:p>
+            <w:pPr>
+              <w:pStyle w:val="Compact"/>
+              <w:jc w:val="left"/>
+            </w:pPr>
+            <w:r>
+              <w:t xml:space="preserve">Período de publicação</w:t>
+            </w:r>
+          </w:p>
+        </w:tc>
+        <w:tc>
+          <w:tcPr/>
+          <w:p>
+            <w:pPr>
+              <w:pStyle w:val="Compact"/>
+              <w:jc w:val="left"/>
+            </w:pPr>
+            <w:r>
+              <w:t xml:space="preserve">Inclusão</w:t>
+            </w:r>
+          </w:p>
+        </w:tc>
+        <w:tc>
+          <w:tcPr/>
+          <w:p>
+            <w:pPr>
+              <w:pStyle w:val="Compact"/>
+              <w:jc w:val="left"/>
+            </w:pPr>
+            <w:r>
+              <w:t xml:space="preserve">Publicação entre 2010 e 2026.</w:t>
+            </w:r>
+          </w:p>
+        </w:tc>
+      </w:tr>
+      <w:tr>
+        <w:tc>
+          <w:tcPr/>
+          <w:p>
+            <w:pPr>
+              <w:pStyle w:val="Compact"/>
+              <w:jc w:val="left"/>
+            </w:pPr>
+            <w:r>
+              <w:t xml:space="preserve">Decisão e priorização</w:t>
+            </w:r>
+          </w:p>
+        </w:tc>
+        <w:tc>
+          <w:tcPr/>
+          <w:p>
+            <w:pPr>
+              <w:pStyle w:val="Compact"/>
+              <w:jc w:val="left"/>
+            </w:pPr>
+            <w:r>
+              <w:t xml:space="preserve">Caracterização</w:t>
+            </w:r>
+          </w:p>
+        </w:tc>
+        <w:tc>
+          <w:tcPr/>
+          <w:p>
+            <w:pPr>
+              <w:pStyle w:val="Compact"/>
+              <w:jc w:val="left"/>
+            </w:pPr>
+            <w:r>
+              <w:t xml:space="preserve">Identificação de MCDM, MCDA, AHP, TOPSIS, ANP, otimização, pontuação e outros instrumentos de apoio à decisão.</w:t>
+            </w:r>
+          </w:p>
+        </w:tc>
+      </w:tr>
+      <w:tr>
+        <w:tc>
+          <w:tcPr/>
+          <w:p>
+            <w:pPr>
+              <w:pStyle w:val="Compact"/>
+              <w:jc w:val="left"/>
+            </w:pPr>
+            <w:r>
+              <w:t xml:space="preserve">Contexto da edificação</w:t>
+            </w:r>
+          </w:p>
+        </w:tc>
+        <w:tc>
+          <w:tcPr/>
+          <w:p>
+            <w:pPr>
+              <w:pStyle w:val="Compact"/>
+              <w:jc w:val="left"/>
+            </w:pPr>
+            <w:r>
+              <w:t xml:space="preserve">Caracterização</w:t>
+            </w:r>
+          </w:p>
+        </w:tc>
+        <w:tc>
+          <w:tcPr/>
+          <w:p>
+            <w:pPr>
+              <w:pStyle w:val="Compact"/>
+              <w:jc w:val="left"/>
+            </w:pPr>
+            <w:r>
+              <w:t xml:space="preserve">Identificação de universidades,</w:t>
+            </w:r>
+            <w:r>
+              <w:t xml:space="preserve"> </w:t>
+            </w:r>
+            <w:r>
+              <w:rPr>
+                <w:iCs/>
+                <w:i/>
+              </w:rPr>
+              <w:t xml:space="preserve">campus</w:t>
+            </w:r>
+            <w:r>
+              <w:t xml:space="preserve">, edifícios públicos, escolas, hospitais e outras tipologias.</w:t>
+            </w:r>
+          </w:p>
+        </w:tc>
+      </w:tr>
+      <w:tr>
+        <w:tc>
+          <w:tcPr/>
+          <w:p>
+            <w:pPr>
+              <w:pStyle w:val="Compact"/>
+              <w:jc w:val="left"/>
+            </w:pPr>
+            <w:r>
+              <w:t xml:space="preserve">Escopo externo ao ambiente construído</w:t>
+            </w:r>
+          </w:p>
+        </w:tc>
+        <w:tc>
+          <w:tcPr/>
+          <w:p>
+            <w:pPr>
+              <w:pStyle w:val="Compact"/>
+              <w:jc w:val="left"/>
+            </w:pPr>
+            <w:r>
+              <w:t xml:space="preserve">Exclusão</w:t>
+            </w:r>
+          </w:p>
+        </w:tc>
+        <w:tc>
+          <w:tcPr/>
+          <w:p>
+            <w:pPr>
+              <w:pStyle w:val="Compact"/>
+              <w:jc w:val="left"/>
+            </w:pPr>
+            <w:r>
+              <w:t xml:space="preserve">Aplicações industriais, transporte, infraestrutura linear ou materiais sem relação com operação e manutenção de edificações.</w:t>
+            </w:r>
+          </w:p>
+        </w:tc>
+      </w:tr>
+      <w:tr>
+        <w:tc>
+          <w:tcPr/>
+          <w:p>
+            <w:pPr>
+              <w:pStyle w:val="Compact"/>
+              <w:jc w:val="left"/>
+            </w:pPr>
+            <w:r>
+              <w:t xml:space="preserve">Duplicidade</w:t>
+            </w:r>
+          </w:p>
+        </w:tc>
+        <w:tc>
+          <w:tcPr/>
+          <w:p>
+            <w:pPr>
+              <w:pStyle w:val="Compact"/>
+              <w:jc w:val="left"/>
+            </w:pPr>
+            <w:r>
+              <w:t xml:space="preserve">Consolidação</w:t>
+            </w:r>
+          </w:p>
+        </w:tc>
+        <w:tc>
+          <w:tcPr/>
+          <w:p>
+            <w:pPr>
+              <w:pStyle w:val="Compact"/>
+              <w:jc w:val="left"/>
+            </w:pPr>
+            <w:r>
+              <w:t xml:space="preserve">Fusão por DOI normalizado ou título normalizado, com preservação das bases e consultas de origem.</w:t>
+            </w:r>
+          </w:p>
+        </w:tc>
+      </w:tr>
+    </w:tbl>
     <w:p>
       <w:pPr>
         <w:pStyle w:val="BodyText"/>
       </w:pPr>
       <w:r>
-        <w:t xml:space="preserve">&gt;p</w:t>
-      </w:r>
-      <w:r>
-        <w:t xml:space="preserve">3.4cm</w:t>
-      </w:r>
-      <w:r>
-        <w:t xml:space="preserve"> </w:t>
-      </w:r>
-      <w:r>
-        <w:t xml:space="preserve">&gt;p</w:t>
-      </w:r>
-      <w:r>
-        <w:t xml:space="preserve">2.7cm</w:t>
-      </w:r>
-      <w:r>
-        <w:t xml:space="preserve"> </w:t>
-      </w:r>
-      <w:r>
-        <w:t xml:space="preserve">Y</w:t>
-      </w:r>
-      <w:r>
-        <w:t xml:space="preserve"> </w:t>
-      </w:r>
-      <w:r>
-        <w:t xml:space="preserve">Critério &amp; Aplicação &amp; Descrição operacional</w:t>
-      </w:r>
-      <w:r>
-        <w:br/>
-      </w:r>
-      <w:r>
-        <w:t xml:space="preserve">Objeto predial &amp; Inclusão &amp; Manutenção predial, gestão de facilidades, gestão de ativos construídos ou operação de edifícios.</w:t>
-      </w:r>
-      <w:r>
-        <w:br/>
-      </w:r>
-      <w:r>
-        <w:t xml:space="preserve">Sustentabilidade &amp; Inclusão &amp; Desempenho ambiental, ciclo de vida, energia, critérios econômicos, sociais, técnicos ou institucionais.</w:t>
-      </w:r>
-      <w:r>
-        <w:br/>
-      </w:r>
-      <w:r>
-        <w:t xml:space="preserve">Período de publicação &amp; Inclusão &amp; Publicação entre 2010 e 2026.</w:t>
-      </w:r>
-      <w:r>
-        <w:br/>
-      </w:r>
-      <w:r>
-        <w:t xml:space="preserve">Decisão e priorização &amp; Caracterização &amp; Identificação de MCDM, MCDA, AHP, TOPSIS, ANP, otimização, pontuação e outros instrumentos de apoio à decisão.</w:t>
-      </w:r>
-      <w:r>
-        <w:br/>
-      </w:r>
-      <w:r>
-        <w:t xml:space="preserve">Contexto da edificação &amp; Caracterização &amp; Identificação de universidades,</w:t>
-      </w:r>
-      <w:r>
-        <w:t xml:space="preserve"> </w:t>
-      </w:r>
-      <w:r>
-        <w:rPr>
-          <w:iCs/>
-          <w:i/>
-        </w:rPr>
-        <w:t xml:space="preserve">campus</w:t>
-      </w:r>
-      <w:r>
-        <w:t xml:space="preserve">, edifícios públicos, escolas, hospitais e outras tipologias.</w:t>
-      </w:r>
-      <w:r>
-        <w:br/>
-      </w:r>
-      <w:r>
-        <w:t xml:space="preserve">Escopo externo ao ambiente construído &amp; Exclusão &amp; Aplicações industriais, transporte, infraestrutura linear ou materiais sem relação com operação e manutenção de edificações.</w:t>
-      </w:r>
-      <w:r>
-        <w:br/>
-      </w:r>
-      <w:r>
-        <w:t xml:space="preserve">Duplicidade &amp; Consolidação &amp; Fusão por DOI normalizado ou título normalizado, com preservação das bases e consultas de origem.</w:t>
-      </w:r>
-      <w:r>
-        <w:br/>
+        <w:t xml:space="preserve">Fonte: elaborado pelo autor.</w:t>
       </w:r>
     </w:p>
     <w:bookmarkEnd w:id="22"/>
@@ -1550,92 +2444,344 @@
         <w:pStyle w:val="BodyText"/>
       </w:pPr>
       <w:r>
-        <w:t xml:space="preserve">A Tabela </w:t>
-      </w:r>
-      <w:hyperlink w:anchor="tab:deduplicacao">
-        <w:r>
-          <w:rPr>
-            <w:rStyle w:val="Hyperlink"/>
-          </w:rPr>
-          <w:t xml:space="preserve">[tab:deduplicacao]</w:t>
-        </w:r>
-      </w:hyperlink>
-      <w:r>
-        <w:t xml:space="preserve"> </w:t>
-      </w:r>
-      <w:r>
-        <w:t xml:space="preserve">apresenta os resultados e os controles conservadores da deduplicação.</w:t>
-      </w:r>
-    </w:p>
+        <w:t xml:space="preserve">A Tabela 5 apresenta os resultados e os controles conservadores da deduplicação.</w:t>
+      </w:r>
+    </w:p>
+    <w:tbl>
+      <w:tblPr>
+        <w:tblStyle w:val="Table"/>
+        <w:tblW w:type="auto" w:w="0"/>
+        <w:tblLook w:firstRow="0" w:lastRow="0" w:firstColumn="0" w:lastColumn="0" w:noHBand="0" w:noVBand="0" w:val="0000"/>
+        <w:jc w:val="start"/>
+      </w:tblPr>
+      <w:tblGrid>
+        <w:gridCol w:w="2640"/>
+        <w:gridCol w:w="2640"/>
+        <w:gridCol w:w="2640"/>
+      </w:tblGrid>
+      <w:tr>
+        <w:tc>
+          <w:tcPr/>
+          <w:p>
+            <w:pPr>
+              <w:pStyle w:val="Compact"/>
+              <w:jc w:val="left"/>
+            </w:pPr>
+            <w:r>
+              <w:t xml:space="preserve">p</w:t>
+            </w:r>
+            <w:r>
+              <w:t xml:space="preserve">2.3cm</w:t>
+            </w:r>
+            <w:r>
+              <w:t xml:space="preserve"> </w:t>
+            </w:r>
+            <w:r>
+              <w:t xml:space="preserve">&gt;p</w:t>
+            </w:r>
+            <w:r>
+              <w:t xml:space="preserve">5.7cm</w:t>
+            </w:r>
+          </w:p>
+        </w:tc>
+        <w:tc>
+          <w:tcPr/>
+          <w:p>
+            <w:pPr>
+              <w:pStyle w:val="Compact"/>
+              <w:jc w:val="left"/>
+            </w:pPr>
+            <w:r>
+              <w:t xml:space="preserve">Total</w:t>
+            </w:r>
+          </w:p>
+        </w:tc>
+        <w:tc>
+          <w:tcPr/>
+          <w:p>
+            <w:pPr>
+              <w:pStyle w:val="Compact"/>
+              <w:jc w:val="left"/>
+            </w:pPr>
+            <w:r>
+              <w:t xml:space="preserve">Interpretação</w:t>
+            </w:r>
+          </w:p>
+        </w:tc>
+      </w:tr>
+      <w:tr>
+        <w:tc>
+          <w:tcPr/>
+          <w:p>
+            <w:pPr>
+              <w:pStyle w:val="Compact"/>
+              <w:jc w:val="left"/>
+            </w:pPr>
+            <w:r>
+              <w:t xml:space="preserve">Registros brutos normalizados</w:t>
+            </w:r>
+          </w:p>
+        </w:tc>
+        <w:tc>
+          <w:tcPr/>
+          <w:p>
+            <w:pPr>
+              <w:pStyle w:val="Compact"/>
+              <w:jc w:val="left"/>
+            </w:pPr>
+            <w:r>
+              <w:t xml:space="preserve">12.118</w:t>
+            </w:r>
+          </w:p>
+        </w:tc>
+        <w:tc>
+          <w:tcPr/>
+          <w:p>
+            <w:pPr>
+              <w:pStyle w:val="Compact"/>
+              <w:jc w:val="left"/>
+            </w:pPr>
+            <w:r>
+              <w:t xml:space="preserve">Uma linha por ocorrência recuperada antes da deduplicação.</w:t>
+            </w:r>
+          </w:p>
+        </w:tc>
+      </w:tr>
+      <w:tr>
+        <w:tc>
+          <w:tcPr/>
+          <w:p>
+            <w:pPr>
+              <w:pStyle w:val="Compact"/>
+              <w:jc w:val="left"/>
+            </w:pPr>
+            <w:r>
+              <w:t xml:space="preserve">Registros únicos</w:t>
+            </w:r>
+          </w:p>
+        </w:tc>
+        <w:tc>
+          <w:tcPr/>
+          <w:p>
+            <w:pPr>
+              <w:pStyle w:val="Compact"/>
+              <w:jc w:val="left"/>
+            </w:pPr>
+            <w:r>
+              <w:t xml:space="preserve">9.542</w:t>
+            </w:r>
+          </w:p>
+        </w:tc>
+        <w:tc>
+          <w:tcPr/>
+          <w:p>
+            <w:pPr>
+              <w:pStyle w:val="Compact"/>
+              <w:jc w:val="left"/>
+            </w:pPr>
+            <w:r>
+              <w:t xml:space="preserve">Uma linha por grupo consolidado.</w:t>
+            </w:r>
+          </w:p>
+        </w:tc>
+      </w:tr>
+      <w:tr>
+        <w:tc>
+          <w:tcPr/>
+          <w:p>
+            <w:pPr>
+              <w:pStyle w:val="Compact"/>
+              <w:jc w:val="left"/>
+            </w:pPr>
+            <w:r>
+              <w:t xml:space="preserve">Ocorrências removidas</w:t>
+            </w:r>
+          </w:p>
+        </w:tc>
+        <w:tc>
+          <w:tcPr/>
+          <w:p>
+            <w:pPr>
+              <w:pStyle w:val="Compact"/>
+              <w:jc w:val="left"/>
+            </w:pPr>
+            <w:r>
+              <w:t xml:space="preserve">2.576</w:t>
+            </w:r>
+          </w:p>
+        </w:tc>
+        <w:tc>
+          <w:tcPr/>
+          <w:p>
+            <w:pPr>
+              <w:pStyle w:val="Compact"/>
+              <w:jc w:val="left"/>
+            </w:pPr>
+            <w:r>
+              <w:t xml:space="preserve">Diferença entre registros brutos e únicos.</w:t>
+            </w:r>
+          </w:p>
+        </w:tc>
+      </w:tr>
+      <w:tr>
+        <w:tc>
+          <w:tcPr/>
+          <w:p>
+            <w:pPr>
+              <w:pStyle w:val="Compact"/>
+              <w:jc w:val="left"/>
+            </w:pPr>
+            <w:r>
+              <w:t xml:space="preserve">Grupos com duplicidade</w:t>
+            </w:r>
+          </w:p>
+        </w:tc>
+        <w:tc>
+          <w:tcPr/>
+          <w:p>
+            <w:pPr>
+              <w:pStyle w:val="Compact"/>
+              <w:jc w:val="left"/>
+            </w:pPr>
+            <w:r>
+              <w:t xml:space="preserve">1.808</w:t>
+            </w:r>
+          </w:p>
+        </w:tc>
+        <w:tc>
+          <w:tcPr/>
+          <w:p>
+            <w:pPr>
+              <w:pStyle w:val="Compact"/>
+              <w:jc w:val="left"/>
+            </w:pPr>
+            <w:r>
+              <w:t xml:space="preserve">1.635 agrupados por DOI e 173 apenas por título normalizado.</w:t>
+            </w:r>
+          </w:p>
+        </w:tc>
+      </w:tr>
+      <w:tr>
+        <w:tc>
+          <w:tcPr/>
+          <w:p>
+            <w:pPr>
+              <w:pStyle w:val="Compact"/>
+              <w:jc w:val="left"/>
+            </w:pPr>
+            <w:r>
+              <w:t xml:space="preserve">Registros únicos com DOI</w:t>
+            </w:r>
+          </w:p>
+        </w:tc>
+        <w:tc>
+          <w:tcPr/>
+          <w:p>
+            <w:pPr>
+              <w:pStyle w:val="Compact"/>
+              <w:jc w:val="left"/>
+            </w:pPr>
+            <w:r>
+              <w:t xml:space="preserve">8.264</w:t>
+            </w:r>
+          </w:p>
+        </w:tc>
+        <w:tc>
+          <w:tcPr/>
+          <w:p>
+            <w:pPr>
+              <w:pStyle w:val="Compact"/>
+              <w:jc w:val="left"/>
+            </w:pPr>
+            <w:r>
+              <w:t xml:space="preserve">DOI presente após consolidação.</w:t>
+            </w:r>
+          </w:p>
+        </w:tc>
+      </w:tr>
+      <w:tr>
+        <w:tc>
+          <w:tcPr/>
+          <w:p>
+            <w:pPr>
+              <w:pStyle w:val="Compact"/>
+              <w:jc w:val="left"/>
+            </w:pPr>
+            <w:r>
+              <w:t xml:space="preserve">Registros únicos sem DOI</w:t>
+            </w:r>
+          </w:p>
+        </w:tc>
+        <w:tc>
+          <w:tcPr/>
+          <w:p>
+            <w:pPr>
+              <w:pStyle w:val="Compact"/>
+              <w:jc w:val="left"/>
+            </w:pPr>
+            <w:r>
+              <w:t xml:space="preserve">1.278</w:t>
+            </w:r>
+          </w:p>
+        </w:tc>
+        <w:tc>
+          <w:tcPr/>
+          <w:p>
+            <w:pPr>
+              <w:pStyle w:val="Compact"/>
+              <w:jc w:val="left"/>
+            </w:pPr>
+            <w:r>
+              <w:t xml:space="preserve">Dependem de título e identificadores para controle de duplicidade.</w:t>
+            </w:r>
+          </w:p>
+        </w:tc>
+      </w:tr>
+      <w:tr>
+        <w:tc>
+          <w:tcPr/>
+          <w:p>
+            <w:pPr>
+              <w:pStyle w:val="Compact"/>
+              <w:jc w:val="left"/>
+            </w:pPr>
+            <w:r>
+              <w:t xml:space="preserve">Conflitos preservados</w:t>
+            </w:r>
+          </w:p>
+        </w:tc>
+        <w:tc>
+          <w:tcPr/>
+          <w:p>
+            <w:pPr>
+              <w:pStyle w:val="Compact"/>
+              <w:jc w:val="left"/>
+            </w:pPr>
+            <w:r>
+              <w:t xml:space="preserve">98</w:t>
+            </w:r>
+          </w:p>
+        </w:tc>
+        <w:tc>
+          <w:tcPr/>
+          <w:p>
+            <w:pPr>
+              <w:pStyle w:val="Compact"/>
+              <w:jc w:val="left"/>
+            </w:pPr>
+            <w:r>
+              <w:t xml:space="preserve">51 por DOI divergente e 47 por identificador próprio divergente; não foram mesclados.</w:t>
+            </w:r>
+          </w:p>
+        </w:tc>
+      </w:tr>
+    </w:tbl>
     <w:p>
       <w:pPr>
         <w:pStyle w:val="BodyText"/>
       </w:pPr>
       <w:r>
-        <w:t xml:space="preserve">Y &gt;p</w:t>
-      </w:r>
-      <w:r>
-        <w:t xml:space="preserve">2.3cm</w:t>
-      </w:r>
-      <w:r>
-        <w:t xml:space="preserve"> </w:t>
-      </w:r>
-      <w:r>
-        <w:t xml:space="preserve">&gt;p</w:t>
-      </w:r>
-      <w:r>
-        <w:t xml:space="preserve">5.7cm</w:t>
-      </w:r>
-      <w:r>
-        <w:t xml:space="preserve"> </w:t>
-      </w:r>
-      <w:r>
-        <w:t xml:space="preserve">Indicador &amp; Total &amp; Interpretação</w:t>
-      </w:r>
-      <w:r>
-        <w:br/>
-      </w:r>
-      <w:r>
-        <w:t xml:space="preserve">Registros brutos normalizados &amp; 12.118 &amp; Uma linha por ocorrência recuperada antes da deduplicação.</w:t>
-      </w:r>
-      <w:r>
-        <w:br/>
-      </w:r>
-      <w:r>
-        <w:t xml:space="preserve">Registros únicos &amp; 9.542 &amp; Uma linha por grupo consolidado.</w:t>
-      </w:r>
-      <w:r>
-        <w:br/>
-      </w:r>
-      <w:r>
-        <w:t xml:space="preserve">Ocorrências removidas &amp; 2.576 &amp; Diferença entre registros brutos e únicos.</w:t>
-      </w:r>
-      <w:r>
-        <w:br/>
-      </w:r>
-      <w:r>
-        <w:t xml:space="preserve">Grupos com duplicidade &amp; 1.808 &amp; 1.635 agrupados por DOI e 173 apenas por título normalizado.</w:t>
-      </w:r>
-      <w:r>
-        <w:br/>
-      </w:r>
-      <w:r>
-        <w:t xml:space="preserve">Registros únicos com DOI &amp; 8.264 &amp; DOI presente após consolidação.</w:t>
-      </w:r>
-      <w:r>
-        <w:br/>
-      </w:r>
-      <w:r>
-        <w:t xml:space="preserve">Registros únicos sem DOI &amp; 1.278 &amp; Dependem de título e identificadores para controle de duplicidade.</w:t>
-      </w:r>
-      <w:r>
-        <w:br/>
-      </w:r>
-      <w:r>
-        <w:t xml:space="preserve">Conflitos preservados &amp; 98 &amp; 51 por DOI divergente e 47 por identificador próprio divergente; não foram mesclados.</w:t>
-      </w:r>
-      <w:r>
-        <w:br/>
+        <w:t xml:space="preserve">Fonte: elaborado pelo autor.</w:t>
       </w:r>
     </w:p>
     <w:p>
@@ -1720,151 +2866,598 @@
         <w:t xml:space="preserve"> </w:t>
       </w:r>
       <w:r>
-        <w:t xml:space="preserve">é apenas um campo de compatibilidade e não constitui evidência de uso do ASReview. A Tabela </w:t>
-      </w:r>
-      <w:hyperlink w:anchor="tab:funilselecao">
-        <w:r>
-          <w:rPr>
-            <w:rStyle w:val="Hyperlink"/>
-          </w:rPr>
-          <w:t xml:space="preserve">[tab:funilselecao]</w:t>
-        </w:r>
-      </w:hyperlink>
-      <w:r>
-        <w:t xml:space="preserve"> </w:t>
-      </w:r>
-      <w:r>
-        <w:t xml:space="preserve">e a Figura </w:t>
-      </w:r>
-      <w:hyperlink w:anchor="fig:funil">
-        <w:r>
-          <w:rPr>
-            <w:rStyle w:val="Hyperlink"/>
-          </w:rPr>
-          <w:t xml:space="preserve">1</w:t>
-        </w:r>
-      </w:hyperlink>
-      <w:r>
-        <w:t xml:space="preserve"> </w:t>
-      </w:r>
-      <w:r>
-        <w:t xml:space="preserve">apresentam o fluxo.</w:t>
-      </w:r>
-    </w:p>
+        <w:t xml:space="preserve">é apenas um campo de compatibilidade e não constitui evidência de uso do ASReview. A Tabela 6 e a Figura 1 apresentam o fluxo.</w:t>
+      </w:r>
+    </w:p>
+    <w:tbl>
+      <w:tblPr>
+        <w:tblStyle w:val="Table"/>
+        <w:tblW w:type="auto" w:w="0"/>
+        <w:tblLook w:firstRow="0" w:lastRow="0" w:firstColumn="0" w:lastColumn="0" w:noHBand="0" w:noVBand="0" w:val="0000"/>
+        <w:jc w:val="start"/>
+      </w:tblPr>
+      <w:tblGrid>
+        <w:gridCol w:w="990"/>
+        <w:gridCol w:w="990"/>
+        <w:gridCol w:w="990"/>
+        <w:gridCol w:w="990"/>
+        <w:gridCol w:w="990"/>
+        <w:gridCol w:w="990"/>
+        <w:gridCol w:w="990"/>
+        <w:gridCol w:w="990"/>
+      </w:tblGrid>
+      <w:tr>
+        <w:tc>
+          <w:tcPr/>
+          <w:p>
+            <w:pPr>
+              <w:pStyle w:val="Compact"/>
+              <w:jc w:val="left"/>
+            </w:pPr>
+            <w:r>
+              <w:t xml:space="preserve">p</w:t>
+            </w:r>
+            <w:r>
+              <w:t xml:space="preserve">1.7cm</w:t>
+            </w:r>
+            <w:r>
+              <w:t xml:space="preserve"> </w:t>
+            </w:r>
+            <w:r>
+              <w:t xml:space="preserve">&gt;p</w:t>
+            </w:r>
+            <w:r>
+              <w:t xml:space="preserve">1.1cm</w:t>
+            </w:r>
+            <w:r>
+              <w:t xml:space="preserve"> </w:t>
+            </w:r>
+            <w:r>
+              <w:t xml:space="preserve">&gt;p</w:t>
+            </w:r>
+            <w:r>
+              <w:t xml:space="preserve">2.5cm</w:t>
+            </w:r>
+            <w:r>
+              <w:t xml:space="preserve"> </w:t>
+            </w:r>
+            <w:r>
+              <w:t xml:space="preserve">&gt;p</w:t>
+            </w:r>
+            <w:r>
+              <w:t xml:space="preserve">2.6cm</w:t>
+            </w:r>
+            <w:r>
+              <w:t xml:space="preserve"> </w:t>
+            </w:r>
+            <w:r>
+              <w:t xml:space="preserve">&gt;p</w:t>
+            </w:r>
+            <w:r>
+              <w:t xml:space="preserve">2.0cm</w:t>
+            </w:r>
+            <w:r>
+              <w:t xml:space="preserve"> </w:t>
+            </w:r>
+            <w:r>
+              <w:t xml:space="preserve">&gt;p</w:t>
+            </w:r>
+            <w:r>
+              <w:t xml:space="preserve">1.1cm</w:t>
+            </w:r>
+            <w:r>
+              <w:t xml:space="preserve"> </w:t>
+            </w:r>
+            <w:r>
+              <w:t xml:space="preserve">&gt;p</w:t>
+            </w:r>
+            <w:r>
+              <w:t xml:space="preserve">1.2cm</w:t>
+            </w:r>
+            <w:r>
+              <w:t xml:space="preserve"> </w:t>
+            </w:r>
+            <w:r>
+              <w:t xml:space="preserve">Y</w:t>
+            </w:r>
+          </w:p>
+        </w:tc>
+        <w:tc>
+          <w:tcPr/>
+          <w:p>
+            <w:pPr>
+              <w:pStyle w:val="Compact"/>
+              <w:jc w:val="left"/>
+            </w:pPr>
+            <w:r>
+              <w:t xml:space="preserve">Entrada</w:t>
+            </w:r>
+          </w:p>
+        </w:tc>
+        <w:tc>
+          <w:tcPr/>
+          <w:p>
+            <w:pPr>
+              <w:pStyle w:val="Compact"/>
+              <w:jc w:val="left"/>
+            </w:pPr>
+            <w:r>
+              <w:t xml:space="preserve">Procedimento</w:t>
+            </w:r>
+          </w:p>
+        </w:tc>
+        <w:tc>
+          <w:tcPr/>
+          <w:p>
+            <w:pPr>
+              <w:pStyle w:val="Compact"/>
+              <w:jc w:val="left"/>
+            </w:pPr>
+            <w:r>
+              <w:t xml:space="preserve">Critério</w:t>
+            </w:r>
+          </w:p>
+        </w:tc>
+        <w:tc>
+          <w:tcPr/>
+          <w:p>
+            <w:pPr>
+              <w:pStyle w:val="Compact"/>
+              <w:jc w:val="left"/>
+            </w:pPr>
+            <w:r>
+              <w:t xml:space="preserve">Responsável</w:t>
+            </w:r>
+          </w:p>
+        </w:tc>
+        <w:tc>
+          <w:tcPr/>
+          <w:p>
+            <w:pPr>
+              <w:pStyle w:val="Compact"/>
+              <w:jc w:val="left"/>
+            </w:pPr>
+            <w:r>
+              <w:t xml:space="preserve">Incluídos</w:t>
+            </w:r>
+          </w:p>
+        </w:tc>
+        <w:tc>
+          <w:tcPr/>
+          <w:p>
+            <w:pPr>
+              <w:pStyle w:val="Compact"/>
+              <w:jc w:val="left"/>
+            </w:pPr>
+            <w:r>
+              <w:t xml:space="preserve">Não retidos</w:t>
+            </w:r>
+          </w:p>
+        </w:tc>
+        <w:tc>
+          <w:tcPr/>
+          <w:p>
+            <w:pPr>
+              <w:pStyle w:val="Compact"/>
+              <w:jc w:val="left"/>
+            </w:pPr>
+            <w:r>
+              <w:t xml:space="preserve">Motivos</w:t>
+            </w:r>
+          </w:p>
+        </w:tc>
+      </w:tr>
+      <w:tr>
+        <w:tc>
+          <w:tcPr/>
+          <w:p>
+            <w:pPr>
+              <w:pStyle w:val="Compact"/>
+              <w:jc w:val="left"/>
+            </w:pPr>
+            <w:r>
+              <w:t xml:space="preserve">Coleta e deduplicação</w:t>
+            </w:r>
+          </w:p>
+        </w:tc>
+        <w:tc>
+          <w:tcPr/>
+          <w:p>
+            <w:pPr>
+              <w:pStyle w:val="Compact"/>
+              <w:jc w:val="left"/>
+            </w:pPr>
+            <w:r>
+              <w:t xml:space="preserve">12.118</w:t>
+            </w:r>
+          </w:p>
+        </w:tc>
+        <w:tc>
+          <w:tcPr/>
+          <w:p>
+            <w:pPr>
+              <w:pStyle w:val="Compact"/>
+              <w:jc w:val="left"/>
+            </w:pPr>
+            <w:r>
+              <w:t xml:space="preserve">Normalização e agrupamento por DOI ou título, com proveniência preservada.</w:t>
+            </w:r>
+          </w:p>
+        </w:tc>
+        <w:tc>
+          <w:tcPr/>
+          <w:p>
+            <w:pPr>
+              <w:pStyle w:val="Compact"/>
+              <w:jc w:val="left"/>
+            </w:pPr>
+            <w:r>
+              <w:t xml:space="preserve">DOI normalizado; na ausência, título normalizado sem conflito de identificador.</w:t>
+            </w:r>
+          </w:p>
+        </w:tc>
+        <w:tc>
+          <w:tcPr/>
+          <w:p>
+            <w:pPr>
+              <w:pStyle w:val="Compact"/>
+              <w:jc w:val="left"/>
+            </w:pPr>
+            <w:r>
+              <w:t xml:space="preserve">Script Python.</w:t>
+            </w:r>
+          </w:p>
+        </w:tc>
+        <w:tc>
+          <w:tcPr/>
+          <w:p>
+            <w:pPr>
+              <w:pStyle w:val="Compact"/>
+              <w:jc w:val="left"/>
+            </w:pPr>
+            <w:r>
+              <w:t xml:space="preserve">9.542</w:t>
+            </w:r>
+          </w:p>
+        </w:tc>
+        <w:tc>
+          <w:tcPr/>
+          <w:p>
+            <w:pPr>
+              <w:pStyle w:val="Compact"/>
+              <w:jc w:val="left"/>
+            </w:pPr>
+            <w:r>
+              <w:t xml:space="preserve">2.576</w:t>
+            </w:r>
+          </w:p>
+        </w:tc>
+        <w:tc>
+          <w:tcPr/>
+          <w:p>
+            <w:pPr>
+              <w:pStyle w:val="Compact"/>
+              <w:jc w:val="left"/>
+            </w:pPr>
+            <w:r>
+              <w:t xml:space="preserve">Ocorrências duplicadas entre bases ou consultas.</w:t>
+            </w:r>
+          </w:p>
+        </w:tc>
+      </w:tr>
+      <w:tr>
+        <w:tc>
+          <w:tcPr/>
+          <w:p>
+            <w:pPr>
+              <w:pStyle w:val="Compact"/>
+              <w:jc w:val="left"/>
+            </w:pPr>
+            <w:r>
+              <w:t xml:space="preserve">Pré-triagem e resolução</w:t>
+            </w:r>
+          </w:p>
+        </w:tc>
+        <w:tc>
+          <w:tcPr/>
+          <w:p>
+            <w:pPr>
+              <w:pStyle w:val="Compact"/>
+              <w:jc w:val="left"/>
+            </w:pPr>
+            <w:r>
+              <w:t xml:space="preserve">9.542</w:t>
+            </w:r>
+          </w:p>
+        </w:tc>
+        <w:tc>
+          <w:tcPr/>
+          <w:p>
+            <w:pPr>
+              <w:pStyle w:val="Compact"/>
+              <w:jc w:val="left"/>
+            </w:pPr>
+            <w:r>
+              <w:t xml:space="preserve">Regras em título e resumo; auditoria de 100; corte inicial de 3.786; decisão dos 4.276 casos de dúvida.</w:t>
+            </w:r>
+          </w:p>
+        </w:tc>
+        <w:tc>
+          <w:tcPr/>
+          <w:p>
+            <w:pPr>
+              <w:pStyle w:val="Compact"/>
+              <w:jc w:val="left"/>
+            </w:pPr>
+            <w:r>
+              <w:t xml:space="preserve">Classe relevante ou decisão revisada</w:t>
+            </w:r>
+            <w:r>
+              <w:t xml:space="preserve"> </w:t>
+            </w:r>
+            <w:r>
+              <w:rPr>
+                <w:rStyle w:val="VerbatimChar"/>
+              </w:rPr>
+              <w:t xml:space="preserve">RELEVANTE</w:t>
+            </w:r>
+            <w:r>
+              <w:t xml:space="preserve">.</w:t>
+            </w:r>
+          </w:p>
+        </w:tc>
+        <w:tc>
+          <w:tcPr/>
+          <w:p>
+            <w:pPr>
+              <w:pStyle w:val="Compact"/>
+              <w:jc w:val="left"/>
+            </w:pPr>
+            <w:r>
+              <w:t xml:space="preserve">Scripts Python/R; avaliador único na amostra; tabela de decisão.</w:t>
+            </w:r>
+          </w:p>
+        </w:tc>
+        <w:tc>
+          <w:tcPr/>
+          <w:p>
+            <w:pPr>
+              <w:pStyle w:val="Compact"/>
+              <w:jc w:val="left"/>
+            </w:pPr>
+            <w:r>
+              <w:t xml:space="preserve">3.678</w:t>
+            </w:r>
+          </w:p>
+        </w:tc>
+        <w:tc>
+          <w:tcPr/>
+          <w:p>
+            <w:pPr>
+              <w:pStyle w:val="Compact"/>
+              <w:jc w:val="left"/>
+            </w:pPr>
+            <w:r>
+              <w:t xml:space="preserve">5.864</w:t>
+            </w:r>
+          </w:p>
+        </w:tc>
+        <w:tc>
+          <w:tcPr/>
+          <w:p>
+            <w:pPr>
+              <w:pStyle w:val="Compact"/>
+              <w:jc w:val="left"/>
+            </w:pPr>
+            <w:r>
+              <w:t xml:space="preserve">4.070 dúvidas descartadas; 796 irrelevantes; 566 sem resumo; 432 complementares.</w:t>
+            </w:r>
+          </w:p>
+        </w:tc>
+      </w:tr>
+      <w:tr>
+        <w:tc>
+          <w:tcPr/>
+          <w:p>
+            <w:pPr>
+              <w:pStyle w:val="Compact"/>
+              <w:jc w:val="left"/>
+            </w:pPr>
+            <w:r>
+              <w:t xml:space="preserve">Alinhamento às RQs</w:t>
+            </w:r>
+          </w:p>
+        </w:tc>
+        <w:tc>
+          <w:tcPr/>
+          <w:p>
+            <w:pPr>
+              <w:pStyle w:val="Compact"/>
+              <w:jc w:val="left"/>
+            </w:pPr>
+            <w:r>
+              <w:t xml:space="preserve">3.678</w:t>
+            </w:r>
+          </w:p>
+        </w:tc>
+        <w:tc>
+          <w:tcPr/>
+          <w:p>
+            <w:pPr>
+              <w:pStyle w:val="Compact"/>
+              <w:jc w:val="left"/>
+            </w:pPr>
+            <w:r>
+              <w:t xml:space="preserve">Pontuação determinística de aderência às RQs e força do resumo.</w:t>
+            </w:r>
+          </w:p>
+        </w:tc>
+        <w:tc>
+          <w:tcPr/>
+          <w:p>
+            <w:pPr>
+              <w:pStyle w:val="Compact"/>
+              <w:jc w:val="left"/>
+            </w:pPr>
+            <w:r>
+              <w:t xml:space="preserve">Sinais de objeto, manutenção, sustentabilidade, decisão e contexto; sem exclusão forte.</w:t>
+            </w:r>
+          </w:p>
+        </w:tc>
+        <w:tc>
+          <w:tcPr/>
+          <w:p>
+            <w:pPr>
+              <w:pStyle w:val="Compact"/>
+              <w:jc w:val="left"/>
+            </w:pPr>
+            <w:r>
+              <w:t xml:space="preserve">Scripts R; regras aprovadas pelo pesquisador.</w:t>
+            </w:r>
+          </w:p>
+        </w:tc>
+        <w:tc>
+          <w:tcPr/>
+          <w:p>
+            <w:pPr>
+              <w:pStyle w:val="Compact"/>
+              <w:jc w:val="left"/>
+            </w:pPr>
+            <w:r>
+              <w:t xml:space="preserve">137</w:t>
+            </w:r>
+          </w:p>
+        </w:tc>
+        <w:tc>
+          <w:tcPr/>
+          <w:p>
+            <w:pPr>
+              <w:pStyle w:val="Compact"/>
+              <w:jc w:val="left"/>
+            </w:pPr>
+            <w:r>
+              <w:t xml:space="preserve">3.541</w:t>
+            </w:r>
+          </w:p>
+        </w:tc>
+        <w:tc>
+          <w:tcPr/>
+          <w:p>
+            <w:pPr>
+              <w:pStyle w:val="Compact"/>
+              <w:jc w:val="left"/>
+            </w:pPr>
+            <w:r>
+              <w:t xml:space="preserve">Uso secundário, descritivo, contextual ou exclusão da análise central.</w:t>
+            </w:r>
+          </w:p>
+        </w:tc>
+      </w:tr>
+      <w:tr>
+        <w:tc>
+          <w:tcPr/>
+          <w:p>
+            <w:pPr>
+              <w:pStyle w:val="Compact"/>
+              <w:jc w:val="left"/>
+            </w:pPr>
+            <w:r>
+              <w:t xml:space="preserve">Auditoria qualitativa</w:t>
+            </w:r>
+          </w:p>
+        </w:tc>
+        <w:tc>
+          <w:tcPr/>
+          <w:p>
+            <w:pPr>
+              <w:pStyle w:val="Compact"/>
+              <w:jc w:val="left"/>
+            </w:pPr>
+            <w:r>
+              <w:t xml:space="preserve">137</w:t>
+            </w:r>
+          </w:p>
+        </w:tc>
+        <w:tc>
+          <w:tcPr/>
+          <w:p>
+            <w:pPr>
+              <w:pStyle w:val="Compact"/>
+              <w:jc w:val="left"/>
+            </w:pPr>
+            <w:r>
+              <w:t xml:space="preserve">Auditoria estruturada de título, resumo, palavras-chave e campos extraídos.</w:t>
+            </w:r>
+          </w:p>
+        </w:tc>
+        <w:tc>
+          <w:tcPr/>
+          <w:p>
+            <w:pPr>
+              <w:pStyle w:val="Compact"/>
+              <w:jc w:val="left"/>
+            </w:pPr>
+            <w:r>
+              <w:t xml:space="preserve">Aderência ao núcleo principal e suficiência documental.</w:t>
+            </w:r>
+          </w:p>
+        </w:tc>
+        <w:tc>
+          <w:tcPr/>
+          <w:p>
+            <w:pPr>
+              <w:pStyle w:val="Compact"/>
+              <w:jc w:val="left"/>
+            </w:pPr>
+            <w:r>
+              <w:t xml:space="preserve">Avaliador único, sem revisão independente.</w:t>
+            </w:r>
+          </w:p>
+        </w:tc>
+        <w:tc>
+          <w:tcPr/>
+          <w:p>
+            <w:pPr>
+              <w:pStyle w:val="Compact"/>
+              <w:jc w:val="left"/>
+            </w:pPr>
+            <w:r>
+              <w:t xml:space="preserve">104</w:t>
+            </w:r>
+          </w:p>
+        </w:tc>
+        <w:tc>
+          <w:tcPr/>
+          <w:p>
+            <w:pPr>
+              <w:pStyle w:val="Compact"/>
+              <w:jc w:val="left"/>
+            </w:pPr>
+            <w:r>
+              <w:t xml:space="preserve">33</w:t>
+            </w:r>
+          </w:p>
+        </w:tc>
+        <w:tc>
+          <w:tcPr/>
+          <w:p>
+            <w:pPr>
+              <w:pStyle w:val="Compact"/>
+              <w:jc w:val="left"/>
+            </w:pPr>
+            <w:r>
+              <w:t xml:space="preserve">21 secundários; 3 apenas mapeamento; 9 excluídos, incluindo 1 pendência de texto completo descartada.</w:t>
+            </w:r>
+          </w:p>
+        </w:tc>
+      </w:tr>
+    </w:tbl>
     <w:p>
       <w:pPr>
         <w:pStyle w:val="BodyText"/>
       </w:pPr>
       <w:r>
-        <w:t xml:space="preserve">&gt;p</w:t>
-      </w:r>
-      <w:r>
-        <w:t xml:space="preserve">1.7cm</w:t>
-      </w:r>
-      <w:r>
-        <w:t xml:space="preserve"> </w:t>
-      </w:r>
-      <w:r>
-        <w:t xml:space="preserve">&gt;p</w:t>
-      </w:r>
-      <w:r>
-        <w:t xml:space="preserve">1.1cm</w:t>
-      </w:r>
-      <w:r>
-        <w:t xml:space="preserve"> </w:t>
-      </w:r>
-      <w:r>
-        <w:t xml:space="preserve">&gt;p</w:t>
-      </w:r>
-      <w:r>
-        <w:t xml:space="preserve">2.5cm</w:t>
-      </w:r>
-      <w:r>
-        <w:t xml:space="preserve"> </w:t>
-      </w:r>
-      <w:r>
-        <w:t xml:space="preserve">&gt;p</w:t>
-      </w:r>
-      <w:r>
-        <w:t xml:space="preserve">2.6cm</w:t>
-      </w:r>
-      <w:r>
-        <w:t xml:space="preserve"> </w:t>
-      </w:r>
-      <w:r>
-        <w:t xml:space="preserve">&gt;p</w:t>
-      </w:r>
-      <w:r>
-        <w:t xml:space="preserve">2.0cm</w:t>
-      </w:r>
-      <w:r>
-        <w:t xml:space="preserve"> </w:t>
-      </w:r>
-      <w:r>
-        <w:t xml:space="preserve">&gt;p</w:t>
-      </w:r>
-      <w:r>
-        <w:t xml:space="preserve">1.1cm</w:t>
-      </w:r>
-      <w:r>
-        <w:t xml:space="preserve"> </w:t>
-      </w:r>
-      <w:r>
-        <w:t xml:space="preserve">&gt;p</w:t>
-      </w:r>
-      <w:r>
-        <w:t xml:space="preserve">1.2cm</w:t>
-      </w:r>
-      <w:r>
-        <w:t xml:space="preserve"> </w:t>
-      </w:r>
-      <w:r>
-        <w:t xml:space="preserve">Y</w:t>
-      </w:r>
-      <w:r>
-        <w:t xml:space="preserve"> </w:t>
-      </w:r>
-      <w:r>
-        <w:t xml:space="preserve">Etapa &amp; Entrada &amp; Procedimento &amp; Critério &amp; Responsável &amp; Incluídos &amp; Não retidos &amp; Motivos</w:t>
-      </w:r>
-      <w:r>
-        <w:br/>
-      </w:r>
-      <w:r>
-        <w:t xml:space="preserve">Coleta e deduplicação &amp; 12.118 &amp; Normalização e agrupamento por DOI ou título, com proveniência preservada. &amp; DOI normalizado; na ausência, título normalizado sem conflito de identificador. &amp; Script Python. &amp; 9.542 &amp; 2.576 &amp; Ocorrências duplicadas entre bases ou consultas.</w:t>
-      </w:r>
-      <w:r>
-        <w:br/>
-      </w:r>
-      <w:r>
-        <w:t xml:space="preserve">Pré-triagem e resolução &amp; 9.542 &amp; Regras em título e resumo; auditoria de 100; corte inicial de 3.786; decisão dos 4.276 casos de dúvida. &amp; Classe relevante ou decisão revisada</w:t>
-      </w:r>
-      <w:r>
-        <w:t xml:space="preserve"> </w:t>
-      </w:r>
-      <w:r>
-        <w:rPr>
-          <w:rStyle w:val="VerbatimChar"/>
-        </w:rPr>
-        <w:t xml:space="preserve">RELEVANTE</w:t>
-      </w:r>
-      <w:r>
-        <w:t xml:space="preserve">. &amp; Scripts Python/R; avaliador único na amostra; tabela de decisão. &amp; 3.678 &amp; 5.864 &amp; 4.070 dúvidas descartadas; 796 irrelevantes; 566 sem resumo; 432 complementares.</w:t>
-      </w:r>
-      <w:r>
-        <w:br/>
-      </w:r>
-      <w:r>
-        <w:t xml:space="preserve">Alinhamento às RQs &amp; 3.678 &amp; Pontuação determinística de aderência às RQs e força do resumo. &amp; Sinais de objeto, manutenção, sustentabilidade, decisão e contexto; sem exclusão forte. &amp; Scripts R; regras aprovadas pelo pesquisador. &amp; 137 &amp; 3.541 &amp; Uso secundário, descritivo, contextual ou exclusão da análise central.</w:t>
-      </w:r>
-      <w:r>
-        <w:br/>
-      </w:r>
-      <w:r>
-        <w:t xml:space="preserve">Auditoria qualitativa &amp; 137 &amp; Auditoria estruturada de título, resumo, palavras-chave e campos extraídos. &amp; Aderência ao núcleo principal e suficiência documental. &amp; Avaliador único, sem revisão independente. &amp; 104 &amp; 33 &amp; 21 secundários; 3 apenas mapeamento; 9 excluídos, incluindo 1 pendência de texto completo descartada.</w:t>
-      </w:r>
-      <w:r>
-        <w:br/>
+        <w:t xml:space="preserve">Fonte: elaborado pelo autor.</w:t>
       </w:r>
     </w:p>
     <w:tbl>
@@ -1911,7 +3504,7 @@
     </w:p>
     <w:bookmarkEnd w:id="24"/>
     <w:bookmarkEnd w:id="25"/>
-    <w:bookmarkStart w:id="38" w:name="sec:bibliometriaampliada"/>
+    <w:bookmarkStart w:id="38" w:name="estrutura-bibliométrica-do-campo"/>
     <w:p>
       <w:pPr>
         <w:pStyle w:val="Heading1"/>
@@ -2377,7 +3970,7 @@
       </w:r>
     </w:p>
     <w:bookmarkEnd w:id="38"/>
-    <w:bookmarkStart w:id="42" w:name="sec:panorama"/>
+    <w:bookmarkStart w:id="42" w:name="Xcba7d8f914f4493b399b439cabae3154c644dbd"/>
     <w:p>
       <w:pPr>
         <w:pStyle w:val="Heading1"/>
@@ -2391,21 +3984,7 @@
         <w:pStyle w:val="FirstParagraph"/>
       </w:pPr>
       <w:r>
-        <w:t xml:space="preserve">O núcleo final reúne 104 registros publicados entre 2011 e 2026. O período de 2019 a 2026 concentra 88 registros, correspondentes a 84,6% do núcleo, com maior frequência em 2025, quando foram identificados 25 estudos. O Gráfico </w:t>
-      </w:r>
-      <w:hyperlink w:anchor="fig:temporal">
-        <w:r>
-          <w:rPr>
-            <w:rStyle w:val="Hyperlink"/>
-          </w:rPr>
-          <w:t xml:space="preserve">6</w:t>
-        </w:r>
-      </w:hyperlink>
-      <w:r>
-        <w:t xml:space="preserve"> </w:t>
-      </w:r>
-      <w:r>
-        <w:t xml:space="preserve">apresenta a distribuição anual.</w:t>
+        <w:t xml:space="preserve">O núcleo final reúne 104 registros publicados entre 2011 e 2026. O período de 2019 a 2026 concentra 88 registros, correspondentes a 84,6% do núcleo, com maior frequência em 2025, quando foram identificados 25 estudos. O Gráfico 6 apresenta a distribuição anual.</w:t>
       </w:r>
     </w:p>
     <w:p>
@@ -2585,211 +4164,532 @@
         <w:t xml:space="preserve"> </w:t>
       </w:r>
       <w:r>
-        <w:t xml:space="preserve">foram reunidos como livro ou série de livro. A Tabela </w:t>
-      </w:r>
-      <w:hyperlink w:anchor="tab:basetipo">
-        <w:r>
-          <w:rPr>
-            <w:rStyle w:val="Hyperlink"/>
-          </w:rPr>
-          <w:t xml:space="preserve">[tab:basetipo]</w:t>
-        </w:r>
-      </w:hyperlink>
-      <w:r>
-        <w:t xml:space="preserve"> </w:t>
-      </w:r>
-      <w:r>
-        <w:t xml:space="preserve">apresenta as duas dimensões separadamente.</w:t>
-      </w:r>
-    </w:p>
+        <w:t xml:space="preserve">foram reunidos como livro ou série de livro. A Tabela 7 apresenta as duas dimensões separadamente.</w:t>
+      </w:r>
+    </w:p>
+    <w:tbl>
+      <w:tblPr>
+        <w:tblStyle w:val="Table"/>
+        <w:tblW w:type="auto" w:w="0"/>
+        <w:tblLook w:firstRow="0" w:lastRow="0" w:firstColumn="0" w:lastColumn="0" w:noHBand="0" w:noVBand="0" w:val="0000"/>
+        <w:jc w:val="start"/>
+      </w:tblPr>
+      <w:tblGrid>
+        <w:gridCol w:w="1980"/>
+        <w:gridCol w:w="1980"/>
+        <w:gridCol w:w="1980"/>
+        <w:gridCol w:w="1980"/>
+      </w:tblGrid>
+      <w:tr>
+        <w:tc>
+          <w:tcPr/>
+          <w:p>
+            <w:pPr>
+              <w:pStyle w:val="Compact"/>
+              <w:jc w:val="left"/>
+            </w:pPr>
+            <w:r>
+              <w:t xml:space="preserve">p</w:t>
+            </w:r>
+            <w:r>
+              <w:t xml:space="preserve">3.7cm</w:t>
+            </w:r>
+            <w:r>
+              <w:t xml:space="preserve"> </w:t>
+            </w:r>
+            <w:r>
+              <w:t xml:space="preserve">&gt;p</w:t>
+            </w:r>
+            <w:r>
+              <w:t xml:space="preserve">1.8cm</w:t>
+            </w:r>
+            <w:r>
+              <w:t xml:space="preserve"> </w:t>
+            </w:r>
+            <w:r>
+              <w:t xml:space="preserve">&gt;p</w:t>
+            </w:r>
+            <w:r>
+              <w:t xml:space="preserve">1.8cm</w:t>
+            </w:r>
+            <w:r>
+              <w:t xml:space="preserve"> </w:t>
+            </w:r>
+            <w:r>
+              <w:t xml:space="preserve">Y</w:t>
+            </w:r>
+          </w:p>
+        </w:tc>
+        <w:tc>
+          <w:tcPr/>
+          <w:p>
+            <w:pPr>
+              <w:pStyle w:val="Compact"/>
+              <w:jc w:val="left"/>
+            </w:pPr>
+            <w:r>
+              <w:t xml:space="preserve">Registros</w:t>
+            </w:r>
+          </w:p>
+        </w:tc>
+        <w:tc>
+          <w:tcPr/>
+          <w:p>
+            <w:pPr>
+              <w:pStyle w:val="Compact"/>
+              <w:jc w:val="left"/>
+            </w:pPr>
+            <w:r>
+              <w:t xml:space="preserve">% dos 104</w:t>
+            </w:r>
+          </w:p>
+        </w:tc>
+        <w:tc>
+          <w:tcPr/>
+          <w:p>
+            <w:pPr>
+              <w:pStyle w:val="Compact"/>
+              <w:jc w:val="left"/>
+            </w:pPr>
+            <w:r>
+              <w:t xml:space="preserve">Observação</w:t>
+            </w:r>
+          </w:p>
+        </w:tc>
+      </w:tr>
+      <w:tr>
+        <w:tc>
+          <w:tcPr>
+            <w:gridSpan w:val="4"/>
+          </w:tcPr>
+          <w:p>
+            <w:pPr>
+              <w:pStyle w:val="Compact"/>
+              <w:jc w:val="left"/>
+            </w:pPr>
+            <w:r>
+              <w:rPr>
+                <w:bCs/>
+                <w:b/>
+              </w:rPr>
+              <w:t xml:space="preserve">A. Registros do núcleo com origem na base, respostas múltiplas</w:t>
+            </w:r>
+          </w:p>
+        </w:tc>
+      </w:tr>
+      <w:tr>
+        <w:tc>
+          <w:tcPr/>
+          <w:p>
+            <w:pPr>
+              <w:pStyle w:val="Compact"/>
+              <w:jc w:val="left"/>
+            </w:pPr>
+            <w:r>
+              <w:t xml:space="preserve">Scopus</w:t>
+            </w:r>
+          </w:p>
+        </w:tc>
+        <w:tc>
+          <w:tcPr/>
+          <w:p>
+            <w:pPr>
+              <w:pStyle w:val="Compact"/>
+              <w:jc w:val="left"/>
+            </w:pPr>
+            <w:r>
+              <w:t xml:space="preserve">98</w:t>
+            </w:r>
+          </w:p>
+        </w:tc>
+        <w:tc>
+          <w:tcPr/>
+          <w:p>
+            <w:pPr>
+              <w:pStyle w:val="Compact"/>
+              <w:jc w:val="left"/>
+            </w:pPr>
+            <w:r>
+              <w:t xml:space="preserve">94,2</w:t>
+            </w:r>
+          </w:p>
+        </w:tc>
+        <w:tc>
+          <w:tcPr/>
+          <w:p>
+            <w:pPr>
+              <w:pStyle w:val="Compact"/>
+              <w:jc w:val="left"/>
+            </w:pPr>
+            <w:r>
+              <w:t xml:space="preserve">Base bibliográfica principal.</w:t>
+            </w:r>
+          </w:p>
+        </w:tc>
+      </w:tr>
+      <w:tr>
+        <w:tc>
+          <w:tcPr/>
+          <w:p>
+            <w:pPr>
+              <w:pStyle w:val="Compact"/>
+              <w:jc w:val="left"/>
+            </w:pPr>
+            <w:r>
+              <w:t xml:space="preserve">Web of Science</w:t>
+            </w:r>
+          </w:p>
+        </w:tc>
+        <w:tc>
+          <w:tcPr/>
+          <w:p>
+            <w:pPr>
+              <w:pStyle w:val="Compact"/>
+              <w:jc w:val="left"/>
+            </w:pPr>
+            <w:r>
+              <w:t xml:space="preserve">49</w:t>
+            </w:r>
+          </w:p>
+        </w:tc>
+        <w:tc>
+          <w:tcPr/>
+          <w:p>
+            <w:pPr>
+              <w:pStyle w:val="Compact"/>
+              <w:jc w:val="left"/>
+            </w:pPr>
+            <w:r>
+              <w:t xml:space="preserve">47,1</w:t>
+            </w:r>
+          </w:p>
+        </w:tc>
+        <w:tc>
+          <w:tcPr/>
+          <w:p>
+            <w:pPr>
+              <w:pStyle w:val="Compact"/>
+              <w:jc w:val="left"/>
+            </w:pPr>
+            <w:r>
+              <w:t xml:space="preserve">Base bibliográfica independente.</w:t>
+            </w:r>
+          </w:p>
+        </w:tc>
+      </w:tr>
+      <w:tr>
+        <w:tc>
+          <w:tcPr/>
+          <w:p>
+            <w:pPr>
+              <w:pStyle w:val="Compact"/>
+              <w:jc w:val="left"/>
+            </w:pPr>
+            <w:r>
+              <w:t xml:space="preserve">Crossref</w:t>
+            </w:r>
+          </w:p>
+        </w:tc>
+        <w:tc>
+          <w:tcPr/>
+          <w:p>
+            <w:pPr>
+              <w:pStyle w:val="Compact"/>
+              <w:jc w:val="left"/>
+            </w:pPr>
+            <w:r>
+              <w:t xml:space="preserve">6</w:t>
+            </w:r>
+          </w:p>
+        </w:tc>
+        <w:tc>
+          <w:tcPr/>
+          <w:p>
+            <w:pPr>
+              <w:pStyle w:val="Compact"/>
+              <w:jc w:val="left"/>
+            </w:pPr>
+            <w:r>
+              <w:t xml:space="preserve">5,8</w:t>
+            </w:r>
+          </w:p>
+        </w:tc>
+        <w:tc>
+          <w:tcPr/>
+          <w:p>
+            <w:pPr>
+              <w:pStyle w:val="Compact"/>
+              <w:jc w:val="left"/>
+            </w:pPr>
+            <w:r>
+              <w:t xml:space="preserve">Fonte complementar de metadados.</w:t>
+            </w:r>
+          </w:p>
+        </w:tc>
+      </w:tr>
+      <w:tr>
+        <w:tc>
+          <w:tcPr>
+            <w:gridSpan w:val="4"/>
+          </w:tcPr>
+          <w:p>
+            <w:pPr>
+              <w:pStyle w:val="Compact"/>
+              <w:jc w:val="left"/>
+            </w:pPr>
+            <w:r>
+              <w:rPr>
+                <w:bCs/>
+                <w:b/>
+              </w:rPr>
+              <w:t xml:space="preserve">B. Tipo documental harmonizado, categorias exclusivas</w:t>
+            </w:r>
+          </w:p>
+        </w:tc>
+      </w:tr>
+      <w:tr>
+        <w:tc>
+          <w:tcPr/>
+          <w:p>
+            <w:pPr>
+              <w:pStyle w:val="Compact"/>
+              <w:jc w:val="left"/>
+            </w:pPr>
+            <w:r>
+              <w:t xml:space="preserve">Artigo de periódico</w:t>
+            </w:r>
+          </w:p>
+        </w:tc>
+        <w:tc>
+          <w:tcPr/>
+          <w:p>
+            <w:pPr>
+              <w:pStyle w:val="Compact"/>
+              <w:jc w:val="left"/>
+            </w:pPr>
+            <w:r>
+              <w:t xml:space="preserve">79</w:t>
+            </w:r>
+          </w:p>
+        </w:tc>
+        <w:tc>
+          <w:tcPr/>
+          <w:p>
+            <w:pPr>
+              <w:pStyle w:val="Compact"/>
+              <w:jc w:val="left"/>
+            </w:pPr>
+            <w:r>
+              <w:t xml:space="preserve">76,0</w:t>
+            </w:r>
+          </w:p>
+        </w:tc>
+        <w:tc>
+          <w:tcPr/>
+          <w:p>
+            <w:pPr>
+              <w:pStyle w:val="Compact"/>
+              <w:jc w:val="left"/>
+            </w:pPr>
+            <w:r>
+              <w:rPr>
+                <w:iCs/>
+                <w:i/>
+              </w:rPr>
+              <w:t xml:space="preserve">Journal</w:t>
+            </w:r>
+            <w:r>
+              <w:t xml:space="preserve">,</w:t>
+            </w:r>
+            <w:r>
+              <w:t xml:space="preserve"> </w:t>
+            </w:r>
+            <w:r>
+              <w:rPr>
+                <w:iCs/>
+                <w:i/>
+              </w:rPr>
+              <w:t xml:space="preserve">JOUR</w:t>
+            </w:r>
+            <w:r>
+              <w:t xml:space="preserve"> </w:t>
+            </w:r>
+            <w:r>
+              <w:t xml:space="preserve">e</w:t>
+            </w:r>
+            <w:r>
+              <w:t xml:space="preserve"> </w:t>
+            </w:r>
+            <w:r>
+              <w:rPr>
+                <w:iCs/>
+                <w:i/>
+              </w:rPr>
+              <w:t xml:space="preserve">journal-article</w:t>
+            </w:r>
+            <w:r>
+              <w:t xml:space="preserve">.</w:t>
+            </w:r>
+          </w:p>
+        </w:tc>
+      </w:tr>
+      <w:tr>
+        <w:tc>
+          <w:tcPr/>
+          <w:p>
+            <w:pPr>
+              <w:pStyle w:val="Compact"/>
+              <w:jc w:val="left"/>
+            </w:pPr>
+            <w:r>
+              <w:t xml:space="preserve">Trabalho em evento</w:t>
+            </w:r>
+          </w:p>
+        </w:tc>
+        <w:tc>
+          <w:tcPr/>
+          <w:p>
+            <w:pPr>
+              <w:pStyle w:val="Compact"/>
+              <w:jc w:val="left"/>
+            </w:pPr>
+            <w:r>
+              <w:t xml:space="preserve">15</w:t>
+            </w:r>
+          </w:p>
+        </w:tc>
+        <w:tc>
+          <w:tcPr/>
+          <w:p>
+            <w:pPr>
+              <w:pStyle w:val="Compact"/>
+              <w:jc w:val="left"/>
+            </w:pPr>
+            <w:r>
+              <w:t xml:space="preserve">14,4</w:t>
+            </w:r>
+          </w:p>
+        </w:tc>
+        <w:tc>
+          <w:tcPr/>
+          <w:p>
+            <w:pPr>
+              <w:pStyle w:val="Compact"/>
+              <w:jc w:val="left"/>
+            </w:pPr>
+            <w:r>
+              <w:rPr>
+                <w:iCs/>
+                <w:i/>
+              </w:rPr>
+              <w:t xml:space="preserve">Conference Proceeding</w:t>
+            </w:r>
+            <w:r>
+              <w:t xml:space="preserve"> </w:t>
+            </w:r>
+            <w:r>
+              <w:t xml:space="preserve">e</w:t>
+            </w:r>
+            <w:r>
+              <w:t xml:space="preserve"> </w:t>
+            </w:r>
+            <w:r>
+              <w:rPr>
+                <w:iCs/>
+                <w:i/>
+              </w:rPr>
+              <w:t xml:space="preserve">CPAPER</w:t>
+            </w:r>
+            <w:r>
+              <w:t xml:space="preserve">.</w:t>
+            </w:r>
+          </w:p>
+        </w:tc>
+      </w:tr>
+      <w:tr>
+        <w:tc>
+          <w:tcPr/>
+          <w:p>
+            <w:pPr>
+              <w:pStyle w:val="Compact"/>
+              <w:jc w:val="left"/>
+            </w:pPr>
+            <w:r>
+              <w:t xml:space="preserve">Livro ou série de livro</w:t>
+            </w:r>
+          </w:p>
+        </w:tc>
+        <w:tc>
+          <w:tcPr/>
+          <w:p>
+            <w:pPr>
+              <w:pStyle w:val="Compact"/>
+              <w:jc w:val="left"/>
+            </w:pPr>
+            <w:r>
+              <w:t xml:space="preserve">10</w:t>
+            </w:r>
+          </w:p>
+        </w:tc>
+        <w:tc>
+          <w:tcPr/>
+          <w:p>
+            <w:pPr>
+              <w:pStyle w:val="Compact"/>
+              <w:jc w:val="left"/>
+            </w:pPr>
+            <w:r>
+              <w:t xml:space="preserve">9,6</w:t>
+            </w:r>
+          </w:p>
+        </w:tc>
+        <w:tc>
+          <w:tcPr/>
+          <w:p>
+            <w:pPr>
+              <w:pStyle w:val="Compact"/>
+              <w:jc w:val="left"/>
+            </w:pPr>
+            <w:r>
+              <w:rPr>
+                <w:iCs/>
+                <w:i/>
+              </w:rPr>
+              <w:t xml:space="preserve">Book Series</w:t>
+            </w:r>
+            <w:r>
+              <w:t xml:space="preserve"> </w:t>
+            </w:r>
+            <w:r>
+              <w:t xml:space="preserve">e</w:t>
+            </w:r>
+            <w:r>
+              <w:t xml:space="preserve"> </w:t>
+            </w:r>
+            <w:r>
+              <w:rPr>
+                <w:iCs/>
+                <w:i/>
+              </w:rPr>
+              <w:t xml:space="preserve">Book</w:t>
+            </w:r>
+            <w:r>
+              <w:t xml:space="preserve">.</w:t>
+            </w:r>
+          </w:p>
+        </w:tc>
+      </w:tr>
+    </w:tbl>
     <w:p>
       <w:pPr>
         <w:pStyle w:val="BodyText"/>
       </w:pPr>
       <w:r>
-        <w:t xml:space="preserve">&gt;p</w:t>
-      </w:r>
-      <w:r>
-        <w:t xml:space="preserve">3.7cm</w:t>
-      </w:r>
-      <w:r>
-        <w:t xml:space="preserve"> </w:t>
-      </w:r>
-      <w:r>
-        <w:t xml:space="preserve">&gt;p</w:t>
-      </w:r>
-      <w:r>
-        <w:t xml:space="preserve">1.8cm</w:t>
-      </w:r>
-      <w:r>
-        <w:t xml:space="preserve"> </w:t>
-      </w:r>
-      <w:r>
-        <w:t xml:space="preserve">&gt;p</w:t>
-      </w:r>
-      <w:r>
-        <w:t xml:space="preserve">1.8cm</w:t>
-      </w:r>
-      <w:r>
-        <w:t xml:space="preserve"> </w:t>
-      </w:r>
-      <w:r>
-        <w:t xml:space="preserve">Y</w:t>
-      </w:r>
-      <w:r>
-        <w:t xml:space="preserve"> </w:t>
-      </w:r>
-      <w:r>
-        <w:t xml:space="preserve">Categoria &amp; Registros &amp; % dos 104 &amp; Observação</w:t>
-      </w:r>
-      <w:r>
-        <w:br/>
-      </w:r>
-      <w:r>
-        <w:br/>
-      </w:r>
-      <w:r>
-        <w:t xml:space="preserve">Scopus &amp; 98 &amp; 94,2 &amp; Base bibliográfica principal.</w:t>
-      </w:r>
-      <w:r>
-        <w:br/>
-      </w:r>
-      <w:r>
-        <w:t xml:space="preserve">Web of Science &amp; 49 &amp; 47,1 &amp; Base bibliográfica independente.</w:t>
-      </w:r>
-      <w:r>
-        <w:br/>
-      </w:r>
-      <w:r>
-        <w:t xml:space="preserve">Crossref &amp; 6 &amp; 5,8 &amp; Fonte complementar de metadados.</w:t>
-      </w:r>
-      <w:r>
-        <w:br/>
-      </w:r>
-      <w:r>
-        <w:br/>
-      </w:r>
-      <w:r>
-        <w:t xml:space="preserve">Artigo de periódico &amp; 79 &amp; 76,0 &amp;</w:t>
-      </w:r>
-      <w:r>
-        <w:t xml:space="preserve"> </w:t>
-      </w:r>
-      <w:r>
-        <w:rPr>
-          <w:iCs/>
-          <w:i/>
-        </w:rPr>
-        <w:t xml:space="preserve">Journal</w:t>
-      </w:r>
-      <w:r>
-        <w:t xml:space="preserve">,</w:t>
-      </w:r>
-      <w:r>
-        <w:t xml:space="preserve"> </w:t>
-      </w:r>
-      <w:r>
-        <w:rPr>
-          <w:iCs/>
-          <w:i/>
-        </w:rPr>
-        <w:t xml:space="preserve">JOUR</w:t>
-      </w:r>
-      <w:r>
-        <w:t xml:space="preserve"> </w:t>
-      </w:r>
-      <w:r>
-        <w:t xml:space="preserve">e</w:t>
-      </w:r>
-      <w:r>
-        <w:t xml:space="preserve"> </w:t>
-      </w:r>
-      <w:r>
-        <w:rPr>
-          <w:iCs/>
-          <w:i/>
-        </w:rPr>
-        <w:t xml:space="preserve">journal-article</w:t>
-      </w:r>
-      <w:r>
-        <w:t xml:space="preserve">.</w:t>
-      </w:r>
-      <w:r>
-        <w:br/>
-      </w:r>
-      <w:r>
-        <w:t xml:space="preserve">Trabalho em evento &amp; 15 &amp; 14,4 &amp;</w:t>
-      </w:r>
-      <w:r>
-        <w:t xml:space="preserve"> </w:t>
-      </w:r>
-      <w:r>
-        <w:rPr>
-          <w:iCs/>
-          <w:i/>
-        </w:rPr>
-        <w:t xml:space="preserve">Conference Proceeding</w:t>
-      </w:r>
-      <w:r>
-        <w:t xml:space="preserve"> </w:t>
-      </w:r>
-      <w:r>
-        <w:t xml:space="preserve">e</w:t>
-      </w:r>
-      <w:r>
-        <w:t xml:space="preserve"> </w:t>
-      </w:r>
-      <w:r>
-        <w:rPr>
-          <w:iCs/>
-          <w:i/>
-        </w:rPr>
-        <w:t xml:space="preserve">CPAPER</w:t>
-      </w:r>
-      <w:r>
-        <w:t xml:space="preserve">.</w:t>
-      </w:r>
-      <w:r>
-        <w:br/>
-      </w:r>
-      <w:r>
-        <w:t xml:space="preserve">Livro ou série de livro &amp; 10 &amp; 9,6 &amp;</w:t>
-      </w:r>
-      <w:r>
-        <w:t xml:space="preserve"> </w:t>
-      </w:r>
-      <w:r>
-        <w:rPr>
-          <w:iCs/>
-          <w:i/>
-        </w:rPr>
-        <w:t xml:space="preserve">Book Series</w:t>
-      </w:r>
-      <w:r>
-        <w:t xml:space="preserve"> </w:t>
-      </w:r>
-      <w:r>
-        <w:t xml:space="preserve">e</w:t>
-      </w:r>
-      <w:r>
-        <w:t xml:space="preserve"> </w:t>
-      </w:r>
-      <w:r>
-        <w:rPr>
-          <w:iCs/>
-          <w:i/>
-        </w:rPr>
-        <w:t xml:space="preserve">Book</w:t>
-      </w:r>
-      <w:r>
-        <w:t xml:space="preserve">.</w:t>
-      </w:r>
-      <w:r>
-        <w:br/>
+        <w:t xml:space="preserve">Fonte: elaborado pelo autor.</w:t>
       </w:r>
     </w:p>
     <w:bookmarkEnd w:id="42"/>
-    <w:bookmarkStart w:id="46" w:name="sec:criterios"/>
+    <w:bookmarkStart w:id="46" w:name="X0233ce9dc3eb0ec600a857f227e42aa8c386ec1"/>
     <w:p>
       <w:pPr>
         <w:pStyle w:val="Heading1"/>
@@ -2913,123 +4813,645 @@
         <w:t xml:space="preserve">Desempenho operacional aparece em 93 registros, informação e dados em 76, custo em 60, vida útil em 40 e energia em 36. Condição, risco e manutenibilidade completam o núcleo técnico; conforto, segurança, satisfação, emissões, resíduos e água representam efeitos sociais e ambientais específicos.</w:t>
       </w:r>
     </w:p>
+    <w:tbl>
+      <w:tblPr>
+        <w:tblStyle w:val="Table"/>
+        <w:tblW w:type="auto" w:w="0"/>
+        <w:tblLook w:firstRow="0" w:lastRow="0" w:firstColumn="0" w:lastColumn="0" w:noHBand="0" w:noVBand="0" w:val="0000"/>
+        <w:jc w:val="start"/>
+      </w:tblPr>
+      <w:tblGrid>
+        <w:gridCol w:w="2640"/>
+        <w:gridCol w:w="2640"/>
+        <w:gridCol w:w="2640"/>
+      </w:tblGrid>
+      <w:tr>
+        <w:tc>
+          <w:tcPr/>
+          <w:p>
+            <w:pPr>
+              <w:pStyle w:val="Compact"/>
+              <w:jc w:val="left"/>
+            </w:pPr>
+            <w:r>
+              <w:t xml:space="preserve">p</w:t>
+            </w:r>
+            <w:r>
+              <w:t xml:space="preserve">2.1cm</w:t>
+            </w:r>
+            <w:r>
+              <w:t xml:space="preserve"> </w:t>
+            </w:r>
+            <w:r>
+              <w:t xml:space="preserve">&gt;p</w:t>
+            </w:r>
+            <w:r>
+              <w:t xml:space="preserve">2.1cm</w:t>
+            </w:r>
+          </w:p>
+        </w:tc>
+        <w:tc>
+          <w:tcPr/>
+          <w:p>
+            <w:pPr>
+              <w:pStyle w:val="Compact"/>
+              <w:jc w:val="left"/>
+            </w:pPr>
+            <w:r>
+              <w:t xml:space="preserve">Registros</w:t>
+            </w:r>
+          </w:p>
+        </w:tc>
+        <w:tc>
+          <w:tcPr/>
+          <w:p>
+            <w:pPr>
+              <w:pStyle w:val="Compact"/>
+              <w:jc w:val="left"/>
+            </w:pPr>
+            <w:r>
+              <w:t xml:space="preserve">% dos 104</w:t>
+            </w:r>
+          </w:p>
+        </w:tc>
+      </w:tr>
+      <w:tr>
+        <w:tc>
+          <w:tcPr/>
+          <w:p>
+            <w:pPr>
+              <w:pStyle w:val="Compact"/>
+              <w:jc w:val="left"/>
+            </w:pPr>
+            <w:r>
+              <w:t xml:space="preserve">Desempenho operacional</w:t>
+            </w:r>
+          </w:p>
+        </w:tc>
+        <w:tc>
+          <w:tcPr/>
+          <w:p>
+            <w:pPr>
+              <w:pStyle w:val="Compact"/>
+              <w:jc w:val="left"/>
+            </w:pPr>
+            <w:r>
+              <w:t xml:space="preserve">93</w:t>
+            </w:r>
+          </w:p>
+        </w:tc>
+        <w:tc>
+          <w:tcPr/>
+          <w:p>
+            <w:pPr>
+              <w:pStyle w:val="Compact"/>
+              <w:jc w:val="left"/>
+            </w:pPr>
+            <w:r>
+              <w:t xml:space="preserve">89,4</w:t>
+            </w:r>
+          </w:p>
+        </w:tc>
+      </w:tr>
+      <w:tr>
+        <w:tc>
+          <w:tcPr/>
+          <w:p>
+            <w:pPr>
+              <w:pStyle w:val="Compact"/>
+              <w:jc w:val="left"/>
+            </w:pPr>
+            <w:r>
+              <w:t xml:space="preserve">Informação e dados</w:t>
+            </w:r>
+          </w:p>
+        </w:tc>
+        <w:tc>
+          <w:tcPr/>
+          <w:p>
+            <w:pPr>
+              <w:pStyle w:val="Compact"/>
+              <w:jc w:val="left"/>
+            </w:pPr>
+            <w:r>
+              <w:t xml:space="preserve">76</w:t>
+            </w:r>
+          </w:p>
+        </w:tc>
+        <w:tc>
+          <w:tcPr/>
+          <w:p>
+            <w:pPr>
+              <w:pStyle w:val="Compact"/>
+              <w:jc w:val="left"/>
+            </w:pPr>
+            <w:r>
+              <w:t xml:space="preserve">73,1</w:t>
+            </w:r>
+          </w:p>
+        </w:tc>
+      </w:tr>
+      <w:tr>
+        <w:tc>
+          <w:tcPr/>
+          <w:p>
+            <w:pPr>
+              <w:pStyle w:val="Compact"/>
+              <w:jc w:val="left"/>
+            </w:pPr>
+            <w:r>
+              <w:t xml:space="preserve">Custo</w:t>
+            </w:r>
+          </w:p>
+        </w:tc>
+        <w:tc>
+          <w:tcPr/>
+          <w:p>
+            <w:pPr>
+              <w:pStyle w:val="Compact"/>
+              <w:jc w:val="left"/>
+            </w:pPr>
+            <w:r>
+              <w:t xml:space="preserve">60</w:t>
+            </w:r>
+          </w:p>
+        </w:tc>
+        <w:tc>
+          <w:tcPr/>
+          <w:p>
+            <w:pPr>
+              <w:pStyle w:val="Compact"/>
+              <w:jc w:val="left"/>
+            </w:pPr>
+            <w:r>
+              <w:t xml:space="preserve">57,7</w:t>
+            </w:r>
+          </w:p>
+        </w:tc>
+      </w:tr>
+      <w:tr>
+        <w:tc>
+          <w:tcPr/>
+          <w:p>
+            <w:pPr>
+              <w:pStyle w:val="Compact"/>
+              <w:jc w:val="left"/>
+            </w:pPr>
+            <w:r>
+              <w:t xml:space="preserve">Vida útil</w:t>
+            </w:r>
+          </w:p>
+        </w:tc>
+        <w:tc>
+          <w:tcPr/>
+          <w:p>
+            <w:pPr>
+              <w:pStyle w:val="Compact"/>
+              <w:jc w:val="left"/>
+            </w:pPr>
+            <w:r>
+              <w:t xml:space="preserve">40</w:t>
+            </w:r>
+          </w:p>
+        </w:tc>
+        <w:tc>
+          <w:tcPr/>
+          <w:p>
+            <w:pPr>
+              <w:pStyle w:val="Compact"/>
+              <w:jc w:val="left"/>
+            </w:pPr>
+            <w:r>
+              <w:t xml:space="preserve">38,5</w:t>
+            </w:r>
+          </w:p>
+        </w:tc>
+      </w:tr>
+      <w:tr>
+        <w:tc>
+          <w:tcPr/>
+          <w:p>
+            <w:pPr>
+              <w:pStyle w:val="Compact"/>
+              <w:jc w:val="left"/>
+            </w:pPr>
+            <w:r>
+              <w:t xml:space="preserve">Energia</w:t>
+            </w:r>
+          </w:p>
+        </w:tc>
+        <w:tc>
+          <w:tcPr/>
+          <w:p>
+            <w:pPr>
+              <w:pStyle w:val="Compact"/>
+              <w:jc w:val="left"/>
+            </w:pPr>
+            <w:r>
+              <w:t xml:space="preserve">36</w:t>
+            </w:r>
+          </w:p>
+        </w:tc>
+        <w:tc>
+          <w:tcPr/>
+          <w:p>
+            <w:pPr>
+              <w:pStyle w:val="Compact"/>
+              <w:jc w:val="left"/>
+            </w:pPr>
+            <w:r>
+              <w:t xml:space="preserve">34,6</w:t>
+            </w:r>
+          </w:p>
+        </w:tc>
+      </w:tr>
+      <w:tr>
+        <w:tc>
+          <w:tcPr/>
+          <w:p>
+            <w:pPr>
+              <w:pStyle w:val="Compact"/>
+              <w:jc w:val="left"/>
+            </w:pPr>
+            <w:r>
+              <w:t xml:space="preserve">Risco</w:t>
+            </w:r>
+          </w:p>
+        </w:tc>
+        <w:tc>
+          <w:tcPr/>
+          <w:p>
+            <w:pPr>
+              <w:pStyle w:val="Compact"/>
+              <w:jc w:val="left"/>
+            </w:pPr>
+            <w:r>
+              <w:t xml:space="preserve">31</w:t>
+            </w:r>
+          </w:p>
+        </w:tc>
+        <w:tc>
+          <w:tcPr/>
+          <w:p>
+            <w:pPr>
+              <w:pStyle w:val="Compact"/>
+              <w:jc w:val="left"/>
+            </w:pPr>
+            <w:r>
+              <w:t xml:space="preserve">29,8</w:t>
+            </w:r>
+          </w:p>
+        </w:tc>
+      </w:tr>
+      <w:tr>
+        <w:tc>
+          <w:tcPr/>
+          <w:p>
+            <w:pPr>
+              <w:pStyle w:val="Compact"/>
+              <w:jc w:val="left"/>
+            </w:pPr>
+            <w:r>
+              <w:t xml:space="preserve">Condição física</w:t>
+            </w:r>
+          </w:p>
+        </w:tc>
+        <w:tc>
+          <w:tcPr/>
+          <w:p>
+            <w:pPr>
+              <w:pStyle w:val="Compact"/>
+              <w:jc w:val="left"/>
+            </w:pPr>
+            <w:r>
+              <w:t xml:space="preserve">27</w:t>
+            </w:r>
+          </w:p>
+        </w:tc>
+        <w:tc>
+          <w:tcPr/>
+          <w:p>
+            <w:pPr>
+              <w:pStyle w:val="Compact"/>
+              <w:jc w:val="left"/>
+            </w:pPr>
+            <w:r>
+              <w:t xml:space="preserve">26,0</w:t>
+            </w:r>
+          </w:p>
+        </w:tc>
+      </w:tr>
+      <w:tr>
+        <w:tc>
+          <w:tcPr/>
+          <w:p>
+            <w:pPr>
+              <w:pStyle w:val="Compact"/>
+              <w:jc w:val="left"/>
+            </w:pPr>
+            <w:r>
+              <w:t xml:space="preserve">Manutenibilidade</w:t>
+            </w:r>
+          </w:p>
+        </w:tc>
+        <w:tc>
+          <w:tcPr/>
+          <w:p>
+            <w:pPr>
+              <w:pStyle w:val="Compact"/>
+              <w:jc w:val="left"/>
+            </w:pPr>
+            <w:r>
+              <w:t xml:space="preserve">19</w:t>
+            </w:r>
+          </w:p>
+        </w:tc>
+        <w:tc>
+          <w:tcPr/>
+          <w:p>
+            <w:pPr>
+              <w:pStyle w:val="Compact"/>
+              <w:jc w:val="left"/>
+            </w:pPr>
+            <w:r>
+              <w:t xml:space="preserve">18,3</w:t>
+            </w:r>
+          </w:p>
+        </w:tc>
+      </w:tr>
+      <w:tr>
+        <w:tc>
+          <w:tcPr/>
+          <w:p>
+            <w:pPr>
+              <w:pStyle w:val="Compact"/>
+              <w:jc w:val="left"/>
+            </w:pPr>
+            <w:r>
+              <w:t xml:space="preserve">Conforto</w:t>
+            </w:r>
+          </w:p>
+        </w:tc>
+        <w:tc>
+          <w:tcPr/>
+          <w:p>
+            <w:pPr>
+              <w:pStyle w:val="Compact"/>
+              <w:jc w:val="left"/>
+            </w:pPr>
+            <w:r>
+              <w:t xml:space="preserve">17</w:t>
+            </w:r>
+          </w:p>
+        </w:tc>
+        <w:tc>
+          <w:tcPr/>
+          <w:p>
+            <w:pPr>
+              <w:pStyle w:val="Compact"/>
+              <w:jc w:val="left"/>
+            </w:pPr>
+            <w:r>
+              <w:t xml:space="preserve">16,3</w:t>
+            </w:r>
+          </w:p>
+        </w:tc>
+      </w:tr>
+      <w:tr>
+        <w:tc>
+          <w:tcPr/>
+          <w:p>
+            <w:pPr>
+              <w:pStyle w:val="Compact"/>
+              <w:jc w:val="left"/>
+            </w:pPr>
+            <w:r>
+              <w:t xml:space="preserve">Segurança</w:t>
+            </w:r>
+          </w:p>
+        </w:tc>
+        <w:tc>
+          <w:tcPr/>
+          <w:p>
+            <w:pPr>
+              <w:pStyle w:val="Compact"/>
+              <w:jc w:val="left"/>
+            </w:pPr>
+            <w:r>
+              <w:t xml:space="preserve">17</w:t>
+            </w:r>
+          </w:p>
+        </w:tc>
+        <w:tc>
+          <w:tcPr/>
+          <w:p>
+            <w:pPr>
+              <w:pStyle w:val="Compact"/>
+              <w:jc w:val="left"/>
+            </w:pPr>
+            <w:r>
+              <w:t xml:space="preserve">16,3</w:t>
+            </w:r>
+          </w:p>
+        </w:tc>
+      </w:tr>
+      <w:tr>
+        <w:tc>
+          <w:tcPr/>
+          <w:p>
+            <w:pPr>
+              <w:pStyle w:val="Compact"/>
+              <w:jc w:val="left"/>
+            </w:pPr>
+            <w:r>
+              <w:t xml:space="preserve">Emissões de carbono</w:t>
+            </w:r>
+          </w:p>
+        </w:tc>
+        <w:tc>
+          <w:tcPr/>
+          <w:p>
+            <w:pPr>
+              <w:pStyle w:val="Compact"/>
+              <w:jc w:val="left"/>
+            </w:pPr>
+            <w:r>
+              <w:t xml:space="preserve">15</w:t>
+            </w:r>
+          </w:p>
+        </w:tc>
+        <w:tc>
+          <w:tcPr/>
+          <w:p>
+            <w:pPr>
+              <w:pStyle w:val="Compact"/>
+              <w:jc w:val="left"/>
+            </w:pPr>
+            <w:r>
+              <w:t xml:space="preserve">14,4</w:t>
+            </w:r>
+          </w:p>
+        </w:tc>
+      </w:tr>
+      <w:tr>
+        <w:tc>
+          <w:tcPr/>
+          <w:p>
+            <w:pPr>
+              <w:pStyle w:val="Compact"/>
+              <w:jc w:val="left"/>
+            </w:pPr>
+            <w:r>
+              <w:t xml:space="preserve">Resíduos</w:t>
+            </w:r>
+          </w:p>
+        </w:tc>
+        <w:tc>
+          <w:tcPr/>
+          <w:p>
+            <w:pPr>
+              <w:pStyle w:val="Compact"/>
+              <w:jc w:val="left"/>
+            </w:pPr>
+            <w:r>
+              <w:t xml:space="preserve">13</w:t>
+            </w:r>
+          </w:p>
+        </w:tc>
+        <w:tc>
+          <w:tcPr/>
+          <w:p>
+            <w:pPr>
+              <w:pStyle w:val="Compact"/>
+              <w:jc w:val="left"/>
+            </w:pPr>
+            <w:r>
+              <w:t xml:space="preserve">12,5</w:t>
+            </w:r>
+          </w:p>
+        </w:tc>
+      </w:tr>
+      <w:tr>
+        <w:tc>
+          <w:tcPr/>
+          <w:p>
+            <w:pPr>
+              <w:pStyle w:val="Compact"/>
+              <w:jc w:val="left"/>
+            </w:pPr>
+            <w:r>
+              <w:t xml:space="preserve">Satisfação do usuário</w:t>
+            </w:r>
+          </w:p>
+        </w:tc>
+        <w:tc>
+          <w:tcPr/>
+          <w:p>
+            <w:pPr>
+              <w:pStyle w:val="Compact"/>
+              <w:jc w:val="left"/>
+            </w:pPr>
+            <w:r>
+              <w:t xml:space="preserve">9</w:t>
+            </w:r>
+          </w:p>
+        </w:tc>
+        <w:tc>
+          <w:tcPr/>
+          <w:p>
+            <w:pPr>
+              <w:pStyle w:val="Compact"/>
+              <w:jc w:val="left"/>
+            </w:pPr>
+            <w:r>
+              <w:t xml:space="preserve">8,7</w:t>
+            </w:r>
+          </w:p>
+        </w:tc>
+      </w:tr>
+      <w:tr>
+        <w:tc>
+          <w:tcPr/>
+          <w:p>
+            <w:pPr>
+              <w:pStyle w:val="Compact"/>
+              <w:jc w:val="left"/>
+            </w:pPr>
+            <w:r>
+              <w:t xml:space="preserve">Qualidade de serviço</w:t>
+            </w:r>
+          </w:p>
+        </w:tc>
+        <w:tc>
+          <w:tcPr/>
+          <w:p>
+            <w:pPr>
+              <w:pStyle w:val="Compact"/>
+              <w:jc w:val="left"/>
+            </w:pPr>
+            <w:r>
+              <w:t xml:space="preserve">6</w:t>
+            </w:r>
+          </w:p>
+        </w:tc>
+        <w:tc>
+          <w:tcPr/>
+          <w:p>
+            <w:pPr>
+              <w:pStyle w:val="Compact"/>
+              <w:jc w:val="left"/>
+            </w:pPr>
+            <w:r>
+              <w:t xml:space="preserve">5,8</w:t>
+            </w:r>
+          </w:p>
+        </w:tc>
+      </w:tr>
+      <w:tr>
+        <w:tc>
+          <w:tcPr/>
+          <w:p>
+            <w:pPr>
+              <w:pStyle w:val="Compact"/>
+              <w:jc w:val="left"/>
+            </w:pPr>
+            <w:r>
+              <w:t xml:space="preserve">Água</w:t>
+            </w:r>
+          </w:p>
+        </w:tc>
+        <w:tc>
+          <w:tcPr/>
+          <w:p>
+            <w:pPr>
+              <w:pStyle w:val="Compact"/>
+              <w:jc w:val="left"/>
+            </w:pPr>
+            <w:r>
+              <w:t xml:space="preserve">5</w:t>
+            </w:r>
+          </w:p>
+        </w:tc>
+        <w:tc>
+          <w:tcPr/>
+          <w:p>
+            <w:pPr>
+              <w:pStyle w:val="Compact"/>
+              <w:jc w:val="left"/>
+            </w:pPr>
+            <w:r>
+              <w:t xml:space="preserve">4,8</w:t>
+            </w:r>
+          </w:p>
+        </w:tc>
+      </w:tr>
+    </w:tbl>
     <w:p>
       <w:pPr>
         <w:pStyle w:val="BodyText"/>
       </w:pPr>
       <w:r>
-        <w:t xml:space="preserve">Y &gt;p</w:t>
-      </w:r>
-      <w:r>
-        <w:t xml:space="preserve">2.1cm</w:t>
-      </w:r>
-      <w:r>
-        <w:t xml:space="preserve"> </w:t>
-      </w:r>
-      <w:r>
-        <w:t xml:space="preserve">&gt;p</w:t>
-      </w:r>
-      <w:r>
-        <w:t xml:space="preserve">2.1cm</w:t>
-      </w:r>
-      <w:r>
-        <w:t xml:space="preserve"> </w:t>
-      </w:r>
-      <w:r>
-        <w:t xml:space="preserve">Critério &amp; Registros &amp; % dos 104</w:t>
-      </w:r>
-      <w:r>
-        <w:br/>
-      </w:r>
-      <w:r>
-        <w:t xml:space="preserve">Desempenho operacional &amp; 93 &amp; 89,4</w:t>
-      </w:r>
-      <w:r>
-        <w:br/>
-      </w:r>
-      <w:r>
-        <w:t xml:space="preserve">Informação e dados &amp; 76 &amp; 73,1</w:t>
-      </w:r>
-      <w:r>
-        <w:br/>
-      </w:r>
-      <w:r>
-        <w:t xml:space="preserve">Custo &amp; 60 &amp; 57,7</w:t>
-      </w:r>
-      <w:r>
-        <w:br/>
-      </w:r>
-      <w:r>
-        <w:t xml:space="preserve">Vida útil &amp; 40 &amp; 38,5</w:t>
-      </w:r>
-      <w:r>
-        <w:br/>
-      </w:r>
-      <w:r>
-        <w:t xml:space="preserve">Energia &amp; 36 &amp; 34,6</w:t>
-      </w:r>
-      <w:r>
-        <w:br/>
-      </w:r>
-      <w:r>
-        <w:t xml:space="preserve">Risco &amp; 31 &amp; 29,8</w:t>
-      </w:r>
-      <w:r>
-        <w:br/>
-      </w:r>
-      <w:r>
-        <w:t xml:space="preserve">Condição física &amp; 27 &amp; 26,0</w:t>
-      </w:r>
-      <w:r>
-        <w:br/>
-      </w:r>
-      <w:r>
-        <w:t xml:space="preserve">Manutenibilidade &amp; 19 &amp; 18,3</w:t>
-      </w:r>
-      <w:r>
-        <w:br/>
-      </w:r>
-      <w:r>
-        <w:t xml:space="preserve">Conforto &amp; 17 &amp; 16,3</w:t>
-      </w:r>
-      <w:r>
-        <w:br/>
-      </w:r>
-      <w:r>
-        <w:t xml:space="preserve">Segurança &amp; 17 &amp; 16,3</w:t>
-      </w:r>
-      <w:r>
-        <w:br/>
-      </w:r>
-      <w:r>
-        <w:t xml:space="preserve">Emissões de carbono &amp; 15 &amp; 14,4</w:t>
-      </w:r>
-      <w:r>
-        <w:br/>
-      </w:r>
-      <w:r>
-        <w:t xml:space="preserve">Resíduos &amp; 13 &amp; 12,5</w:t>
-      </w:r>
-      <w:r>
-        <w:br/>
-      </w:r>
-      <w:r>
-        <w:t xml:space="preserve">Satisfação do usuário &amp; 9 &amp; 8,7</w:t>
-      </w:r>
-      <w:r>
-        <w:br/>
-      </w:r>
-      <w:r>
-        <w:t xml:space="preserve">Qualidade de serviço &amp; 6 &amp; 5,8</w:t>
-      </w:r>
-      <w:r>
-        <w:br/>
-      </w:r>
-      <w:r>
-        <w:t xml:space="preserve">Água &amp; 5 &amp; 4,8</w:t>
-      </w:r>
-      <w:r>
-        <w:br/>
+        <w:t xml:space="preserve">Fonte: elaborado pelo autor.</w:t>
       </w:r>
     </w:p>
     <w:p>
@@ -3106,7 +5528,7 @@
       </w:r>
     </w:p>
     <w:bookmarkEnd w:id="46"/>
-    <w:bookmarkStart w:id="50" w:name="sec:metodos"/>
+    <w:bookmarkStart w:id="50" w:name="métodos-de-apoio-à-decisão"/>
     <w:p>
       <w:pPr>
         <w:pStyle w:val="Heading1"/>
@@ -3440,7 +5862,7 @@
       </w:r>
     </w:p>
     <w:bookmarkEnd w:id="50"/>
-    <w:bookmarkStart w:id="51" w:name="sec:aplicabilidade"/>
+    <w:bookmarkStart w:id="51" w:name="Xeee5a15040502e874ab29360ea7fedca2d0f203"/>
     <w:p>
       <w:pPr>
         <w:pStyle w:val="Heading1"/>
@@ -3470,109 +5892,497 @@
         <w:t xml:space="preserve">, cinco edifícios públicos, cinco escolas, quatro patrimônios históricos e um museu. As categorias são respostas múltiplas; edificação genérica é uma categoria-guarda-chuva, não uma tipologia homogênea.</w:t>
       </w:r>
     </w:p>
+    <w:tbl>
+      <w:tblPr>
+        <w:tblStyle w:val="Table"/>
+        <w:tblW w:type="auto" w:w="0"/>
+        <w:tblLook w:firstRow="0" w:lastRow="0" w:firstColumn="0" w:lastColumn="0" w:noHBand="0" w:noVBand="0" w:val="0000"/>
+        <w:jc w:val="start"/>
+      </w:tblPr>
+      <w:tblGrid>
+        <w:gridCol w:w="2640"/>
+        <w:gridCol w:w="2640"/>
+        <w:gridCol w:w="2640"/>
+      </w:tblGrid>
+      <w:tr>
+        <w:tc>
+          <w:tcPr/>
+          <w:p>
+            <w:pPr>
+              <w:pStyle w:val="Compact"/>
+              <w:jc w:val="left"/>
+            </w:pPr>
+            <w:r>
+              <w:t xml:space="preserve">p</w:t>
+            </w:r>
+            <w:r>
+              <w:t xml:space="preserve">2.1cm</w:t>
+            </w:r>
+            <w:r>
+              <w:t xml:space="preserve"> </w:t>
+            </w:r>
+            <w:r>
+              <w:t xml:space="preserve">&gt;p</w:t>
+            </w:r>
+            <w:r>
+              <w:t xml:space="preserve">2.1cm</w:t>
+            </w:r>
+          </w:p>
+        </w:tc>
+        <w:tc>
+          <w:tcPr/>
+          <w:p>
+            <w:pPr>
+              <w:pStyle w:val="Compact"/>
+              <w:jc w:val="left"/>
+            </w:pPr>
+            <w:r>
+              <w:t xml:space="preserve">Registros</w:t>
+            </w:r>
+          </w:p>
+        </w:tc>
+        <w:tc>
+          <w:tcPr/>
+          <w:p>
+            <w:pPr>
+              <w:pStyle w:val="Compact"/>
+              <w:jc w:val="left"/>
+            </w:pPr>
+            <w:r>
+              <w:t xml:space="preserve">% dos 104</w:t>
+            </w:r>
+          </w:p>
+        </w:tc>
+      </w:tr>
+      <w:tr>
+        <w:tc>
+          <w:tcPr/>
+          <w:p>
+            <w:pPr>
+              <w:pStyle w:val="Compact"/>
+              <w:jc w:val="left"/>
+            </w:pPr>
+            <w:r>
+              <w:t xml:space="preserve">Edificação genérica</w:t>
+            </w:r>
+          </w:p>
+        </w:tc>
+        <w:tc>
+          <w:tcPr/>
+          <w:p>
+            <w:pPr>
+              <w:pStyle w:val="Compact"/>
+              <w:jc w:val="left"/>
+            </w:pPr>
+            <w:r>
+              <w:t xml:space="preserve">93</w:t>
+            </w:r>
+          </w:p>
+        </w:tc>
+        <w:tc>
+          <w:tcPr/>
+          <w:p>
+            <w:pPr>
+              <w:pStyle w:val="Compact"/>
+              <w:jc w:val="left"/>
+            </w:pPr>
+            <w:r>
+              <w:t xml:space="preserve">89,4</w:t>
+            </w:r>
+          </w:p>
+        </w:tc>
+      </w:tr>
+      <w:tr>
+        <w:tc>
+          <w:tcPr/>
+          <w:p>
+            <w:pPr>
+              <w:pStyle w:val="Compact"/>
+              <w:jc w:val="left"/>
+            </w:pPr>
+            <w:r>
+              <w:t xml:space="preserve">Portfólio predial</w:t>
+            </w:r>
+          </w:p>
+        </w:tc>
+        <w:tc>
+          <w:tcPr/>
+          <w:p>
+            <w:pPr>
+              <w:pStyle w:val="Compact"/>
+              <w:jc w:val="left"/>
+            </w:pPr>
+            <w:r>
+              <w:t xml:space="preserve">58</w:t>
+            </w:r>
+          </w:p>
+        </w:tc>
+        <w:tc>
+          <w:tcPr/>
+          <w:p>
+            <w:pPr>
+              <w:pStyle w:val="Compact"/>
+              <w:jc w:val="left"/>
+            </w:pPr>
+            <w:r>
+              <w:t xml:space="preserve">55,8</w:t>
+            </w:r>
+          </w:p>
+        </w:tc>
+      </w:tr>
+      <w:tr>
+        <w:tc>
+          <w:tcPr/>
+          <w:p>
+            <w:pPr>
+              <w:pStyle w:val="Compact"/>
+              <w:jc w:val="left"/>
+            </w:pPr>
+            <w:r>
+              <w:t xml:space="preserve">Hospital</w:t>
+            </w:r>
+          </w:p>
+        </w:tc>
+        <w:tc>
+          <w:tcPr/>
+          <w:p>
+            <w:pPr>
+              <w:pStyle w:val="Compact"/>
+              <w:jc w:val="left"/>
+            </w:pPr>
+            <w:r>
+              <w:t xml:space="preserve">17</w:t>
+            </w:r>
+          </w:p>
+        </w:tc>
+        <w:tc>
+          <w:tcPr/>
+          <w:p>
+            <w:pPr>
+              <w:pStyle w:val="Compact"/>
+              <w:jc w:val="left"/>
+            </w:pPr>
+            <w:r>
+              <w:t xml:space="preserve">16,3</w:t>
+            </w:r>
+          </w:p>
+        </w:tc>
+      </w:tr>
+      <w:tr>
+        <w:tc>
+          <w:tcPr/>
+          <w:p>
+            <w:pPr>
+              <w:pStyle w:val="Compact"/>
+              <w:jc w:val="left"/>
+            </w:pPr>
+            <w:r>
+              <w:t xml:space="preserve">Edifício comercial</w:t>
+            </w:r>
+          </w:p>
+        </w:tc>
+        <w:tc>
+          <w:tcPr/>
+          <w:p>
+            <w:pPr>
+              <w:pStyle w:val="Compact"/>
+              <w:jc w:val="left"/>
+            </w:pPr>
+            <w:r>
+              <w:t xml:space="preserve">15</w:t>
+            </w:r>
+          </w:p>
+        </w:tc>
+        <w:tc>
+          <w:tcPr/>
+          <w:p>
+            <w:pPr>
+              <w:pStyle w:val="Compact"/>
+              <w:jc w:val="left"/>
+            </w:pPr>
+            <w:r>
+              <w:t xml:space="preserve">14,4</w:t>
+            </w:r>
+          </w:p>
+        </w:tc>
+      </w:tr>
+      <w:tr>
+        <w:tc>
+          <w:tcPr/>
+          <w:p>
+            <w:pPr>
+              <w:pStyle w:val="Compact"/>
+              <w:jc w:val="left"/>
+            </w:pPr>
+            <w:r>
+              <w:t xml:space="preserve">Edifício residencial</w:t>
+            </w:r>
+          </w:p>
+        </w:tc>
+        <w:tc>
+          <w:tcPr/>
+          <w:p>
+            <w:pPr>
+              <w:pStyle w:val="Compact"/>
+              <w:jc w:val="left"/>
+            </w:pPr>
+            <w:r>
+              <w:t xml:space="preserve">12</w:t>
+            </w:r>
+          </w:p>
+        </w:tc>
+        <w:tc>
+          <w:tcPr/>
+          <w:p>
+            <w:pPr>
+              <w:pStyle w:val="Compact"/>
+              <w:jc w:val="left"/>
+            </w:pPr>
+            <w:r>
+              <w:t xml:space="preserve">11,5</w:t>
+            </w:r>
+          </w:p>
+        </w:tc>
+      </w:tr>
+      <w:tr>
+        <w:tc>
+          <w:tcPr/>
+          <w:p>
+            <w:pPr>
+              <w:pStyle w:val="Compact"/>
+              <w:jc w:val="left"/>
+            </w:pPr>
+            <w:r>
+              <w:t xml:space="preserve">Universidade</w:t>
+            </w:r>
+          </w:p>
+        </w:tc>
+        <w:tc>
+          <w:tcPr/>
+          <w:p>
+            <w:pPr>
+              <w:pStyle w:val="Compact"/>
+              <w:jc w:val="left"/>
+            </w:pPr>
+            <w:r>
+              <w:t xml:space="preserve">11</w:t>
+            </w:r>
+          </w:p>
+        </w:tc>
+        <w:tc>
+          <w:tcPr/>
+          <w:p>
+            <w:pPr>
+              <w:pStyle w:val="Compact"/>
+              <w:jc w:val="left"/>
+            </w:pPr>
+            <w:r>
+              <w:t xml:space="preserve">10,6</w:t>
+            </w:r>
+          </w:p>
+        </w:tc>
+      </w:tr>
+      <w:tr>
+        <w:tc>
+          <w:tcPr/>
+          <w:p>
+            <w:pPr>
+              <w:pStyle w:val="Compact"/>
+              <w:jc w:val="left"/>
+            </w:pPr>
+            <w:r>
+              <w:rPr>
+                <w:iCs/>
+                <w:i/>
+              </w:rPr>
+              <w:t xml:space="preserve">Campus</w:t>
+            </w:r>
+          </w:p>
+        </w:tc>
+        <w:tc>
+          <w:tcPr/>
+          <w:p>
+            <w:pPr>
+              <w:pStyle w:val="Compact"/>
+              <w:jc w:val="left"/>
+            </w:pPr>
+            <w:r>
+              <w:t xml:space="preserve">10</w:t>
+            </w:r>
+          </w:p>
+        </w:tc>
+        <w:tc>
+          <w:tcPr/>
+          <w:p>
+            <w:pPr>
+              <w:pStyle w:val="Compact"/>
+              <w:jc w:val="left"/>
+            </w:pPr>
+            <w:r>
+              <w:t xml:space="preserve">9,6</w:t>
+            </w:r>
+          </w:p>
+        </w:tc>
+      </w:tr>
+      <w:tr>
+        <w:tc>
+          <w:tcPr/>
+          <w:p>
+            <w:pPr>
+              <w:pStyle w:val="Compact"/>
+              <w:jc w:val="left"/>
+            </w:pPr>
+            <w:r>
+              <w:t xml:space="preserve">Edifício público</w:t>
+            </w:r>
+          </w:p>
+        </w:tc>
+        <w:tc>
+          <w:tcPr/>
+          <w:p>
+            <w:pPr>
+              <w:pStyle w:val="Compact"/>
+              <w:jc w:val="left"/>
+            </w:pPr>
+            <w:r>
+              <w:t xml:space="preserve">5</w:t>
+            </w:r>
+          </w:p>
+        </w:tc>
+        <w:tc>
+          <w:tcPr/>
+          <w:p>
+            <w:pPr>
+              <w:pStyle w:val="Compact"/>
+              <w:jc w:val="left"/>
+            </w:pPr>
+            <w:r>
+              <w:t xml:space="preserve">4,8</w:t>
+            </w:r>
+          </w:p>
+        </w:tc>
+      </w:tr>
+      <w:tr>
+        <w:tc>
+          <w:tcPr/>
+          <w:p>
+            <w:pPr>
+              <w:pStyle w:val="Compact"/>
+              <w:jc w:val="left"/>
+            </w:pPr>
+            <w:r>
+              <w:t xml:space="preserve">Escola</w:t>
+            </w:r>
+          </w:p>
+        </w:tc>
+        <w:tc>
+          <w:tcPr/>
+          <w:p>
+            <w:pPr>
+              <w:pStyle w:val="Compact"/>
+              <w:jc w:val="left"/>
+            </w:pPr>
+            <w:r>
+              <w:t xml:space="preserve">5</w:t>
+            </w:r>
+          </w:p>
+        </w:tc>
+        <w:tc>
+          <w:tcPr/>
+          <w:p>
+            <w:pPr>
+              <w:pStyle w:val="Compact"/>
+              <w:jc w:val="left"/>
+            </w:pPr>
+            <w:r>
+              <w:t xml:space="preserve">4,8</w:t>
+            </w:r>
+          </w:p>
+        </w:tc>
+      </w:tr>
+      <w:tr>
+        <w:tc>
+          <w:tcPr/>
+          <w:p>
+            <w:pPr>
+              <w:pStyle w:val="Compact"/>
+              <w:jc w:val="left"/>
+            </w:pPr>
+            <w:r>
+              <w:t xml:space="preserve">Patrimônio histórico</w:t>
+            </w:r>
+          </w:p>
+        </w:tc>
+        <w:tc>
+          <w:tcPr/>
+          <w:p>
+            <w:pPr>
+              <w:pStyle w:val="Compact"/>
+              <w:jc w:val="left"/>
+            </w:pPr>
+            <w:r>
+              <w:t xml:space="preserve">4</w:t>
+            </w:r>
+          </w:p>
+        </w:tc>
+        <w:tc>
+          <w:tcPr/>
+          <w:p>
+            <w:pPr>
+              <w:pStyle w:val="Compact"/>
+              <w:jc w:val="left"/>
+            </w:pPr>
+            <w:r>
+              <w:t xml:space="preserve">3,8</w:t>
+            </w:r>
+          </w:p>
+        </w:tc>
+      </w:tr>
+      <w:tr>
+        <w:tc>
+          <w:tcPr/>
+          <w:p>
+            <w:pPr>
+              <w:pStyle w:val="Compact"/>
+              <w:jc w:val="left"/>
+            </w:pPr>
+            <w:r>
+              <w:t xml:space="preserve">Museu</w:t>
+            </w:r>
+          </w:p>
+        </w:tc>
+        <w:tc>
+          <w:tcPr/>
+          <w:p>
+            <w:pPr>
+              <w:pStyle w:val="Compact"/>
+              <w:jc w:val="left"/>
+            </w:pPr>
+            <w:r>
+              <w:t xml:space="preserve">1</w:t>
+            </w:r>
+          </w:p>
+        </w:tc>
+        <w:tc>
+          <w:tcPr/>
+          <w:p>
+            <w:pPr>
+              <w:pStyle w:val="Compact"/>
+              <w:jc w:val="left"/>
+            </w:pPr>
+            <w:r>
+              <w:t xml:space="preserve">1,0</w:t>
+            </w:r>
+          </w:p>
+        </w:tc>
+      </w:tr>
+    </w:tbl>
     <w:p>
       <w:pPr>
         <w:pStyle w:val="BodyText"/>
       </w:pPr>
       <w:r>
-        <w:t xml:space="preserve">Y &gt;p</w:t>
-      </w:r>
-      <w:r>
-        <w:t xml:space="preserve">2.1cm</w:t>
-      </w:r>
-      <w:r>
-        <w:t xml:space="preserve"> </w:t>
-      </w:r>
-      <w:r>
-        <w:t xml:space="preserve">&gt;p</w:t>
-      </w:r>
-      <w:r>
-        <w:t xml:space="preserve">2.1cm</w:t>
-      </w:r>
-      <w:r>
-        <w:t xml:space="preserve"> </w:t>
-      </w:r>
-      <w:r>
-        <w:t xml:space="preserve">Contexto &amp; Registros &amp; % dos 104</w:t>
-      </w:r>
-      <w:r>
-        <w:br/>
-      </w:r>
-      <w:r>
-        <w:t xml:space="preserve">Edificação genérica &amp; 93 &amp; 89,4</w:t>
-      </w:r>
-      <w:r>
-        <w:br/>
-      </w:r>
-      <w:r>
-        <w:t xml:space="preserve">Portfólio predial &amp; 58 &amp; 55,8</w:t>
-      </w:r>
-      <w:r>
-        <w:br/>
-      </w:r>
-      <w:r>
-        <w:t xml:space="preserve">Hospital &amp; 17 &amp; 16,3</w:t>
-      </w:r>
-      <w:r>
-        <w:br/>
-      </w:r>
-      <w:r>
-        <w:t xml:space="preserve">Edifício comercial &amp; 15 &amp; 14,4</w:t>
-      </w:r>
-      <w:r>
-        <w:br/>
-      </w:r>
-      <w:r>
-        <w:t xml:space="preserve">Edifício residencial &amp; 12 &amp; 11,5</w:t>
-      </w:r>
-      <w:r>
-        <w:br/>
-      </w:r>
-      <w:r>
-        <w:t xml:space="preserve">Universidade &amp; 11 &amp; 10,6</w:t>
-      </w:r>
-      <w:r>
-        <w:br/>
-      </w:r>
-      <w:r>
-        <w:rPr>
-          <w:iCs/>
-          <w:i/>
-        </w:rPr>
-        <w:t xml:space="preserve">Campus</w:t>
-      </w:r>
-      <w:r>
-        <w:t xml:space="preserve"> </w:t>
-      </w:r>
-      <w:r>
-        <w:t xml:space="preserve">&amp; 10 &amp; 9,6</w:t>
-      </w:r>
-      <w:r>
-        <w:br/>
-      </w:r>
-      <w:r>
-        <w:t xml:space="preserve">Edifício público &amp; 5 &amp; 4,8</w:t>
-      </w:r>
-      <w:r>
-        <w:br/>
-      </w:r>
-      <w:r>
-        <w:t xml:space="preserve">Escola &amp; 5 &amp; 4,8</w:t>
-      </w:r>
-      <w:r>
-        <w:br/>
-      </w:r>
-      <w:r>
-        <w:t xml:space="preserve">Patrimônio histórico &amp; 4 &amp; 3,8</w:t>
-      </w:r>
-      <w:r>
-        <w:br/>
-      </w:r>
-      <w:r>
-        <w:t xml:space="preserve">Museu &amp; 1 &amp; 1,0</w:t>
-      </w:r>
-      <w:r>
-        <w:br/>
+        <w:t xml:space="preserve">Fonte: elaborado pelo autor.</w:t>
       </w:r>
     </w:p>
     <w:p>
@@ -3697,7 +6507,7 @@
       </w:r>
     </w:p>
     <w:bookmarkEnd w:id="51"/>
-    <w:bookmarkStart w:id="58" w:name="sec:matriz"/>
+    <w:bookmarkStart w:id="58" w:name="X5036f0ced62c47278298a82483497fad33fb7b7"/>
     <w:p>
       <w:pPr>
         <w:pStyle w:val="Heading1"/>
@@ -3711,21 +6521,7 @@
         <w:pStyle w:val="FirstParagraph"/>
       </w:pPr>
       <w:r>
-        <w:t xml:space="preserve">O Gráfico </w:t>
-      </w:r>
-      <w:hyperlink w:anchor="fig:heatmap">
-        <w:r>
-          <w:rPr>
-            <w:rStyle w:val="Hyperlink"/>
-          </w:rPr>
-          <w:t xml:space="preserve">9</w:t>
-        </w:r>
-      </w:hyperlink>
-      <w:r>
-        <w:t xml:space="preserve"> </w:t>
-      </w:r>
-      <w:r>
-        <w:t xml:space="preserve">apresenta a coocorrência documental entre os dez critérios e os dez instrumentos de apoio à decisão mais frequentes. Desempenho operacional e</w:t>
+        <w:t xml:space="preserve">O Gráfico 9 apresenta a coocorrência documental entre os dez critérios e os dez instrumentos de apoio à decisão mais frequentes. Desempenho operacional e</w:t>
       </w:r>
       <w:r>
         <w:t xml:space="preserve"> </w:t>
@@ -3836,21 +6632,7 @@
         <w:pStyle w:val="BodyText"/>
       </w:pPr>
       <w:r>
-        <w:t xml:space="preserve">O Gráfico </w:t>
-      </w:r>
-      <w:hyperlink w:anchor="fig:matrizanalitica">
-        <w:r>
-          <w:rPr>
-            <w:rStyle w:val="Hyperlink"/>
-          </w:rPr>
-          <w:t xml:space="preserve">10</w:t>
-        </w:r>
-      </w:hyperlink>
-      <w:r>
-        <w:t xml:space="preserve"> </w:t>
-      </w:r>
-      <w:r>
-        <w:t xml:space="preserve">reorganiza as coocorrências em cinco dimensões. A técnica-operacional apresenta 95 coocorrências com</w:t>
+        <w:t xml:space="preserve">O Gráfico 10 reorganiza as coocorrências em cinco dimensões. A técnica-operacional apresenta 95 coocorrências com</w:t>
       </w:r>
       <w:r>
         <w:t xml:space="preserve"> </w:t>
@@ -3963,300 +6745,876 @@
         <w:pStyle w:val="BodyText"/>
       </w:pPr>
       <w:r>
-        <w:t xml:space="preserve">A Tabela </w:t>
-      </w:r>
-      <w:hyperlink w:anchor="tab:protocolooperacional">
-        <w:r>
-          <w:rPr>
-            <w:rStyle w:val="Hyperlink"/>
-          </w:rPr>
-          <w:t xml:space="preserve">[tab:protocolooperacional]</w:t>
-        </w:r>
-      </w:hyperlink>
-      <w:r>
-        <w:t xml:space="preserve"> </w:t>
-      </w:r>
-      <w:r>
-        <w:t xml:space="preserve">explicita por que cada indicador candidato entrou no protocolo, combinando recorrência no núcleo temático, conexões bibliométricas e evidências específicas dos estudos lidos integralmente. A Tabela </w:t>
-      </w:r>
-      <w:hyperlink w:anchor="tab:especificacaoindicadores">
-        <w:r>
-          <w:rPr>
-            <w:rStyle w:val="Hyperlink"/>
-          </w:rPr>
-          <w:t xml:space="preserve">[tab:especificacaoindicadores]</w:t>
-        </w:r>
-      </w:hyperlink>
-      <w:r>
-        <w:t xml:space="preserve"> </w:t>
-      </w:r>
-      <w:r>
-        <w:t xml:space="preserve">detalha a especificação operacional correspondente, com indicador, fonte dos dados, periodicidade e direção de preferência.</w:t>
-      </w:r>
-    </w:p>
+        <w:t xml:space="preserve">A Tabela 10 explicita por que cada indicador candidato entrou no protocolo, combinando recorrência no núcleo temático, conexões bibliométricas e evidências específicas dos estudos lidos integralmente. A Tabela 11 detalha a especificação operacional correspondente, com indicador, fonte dos dados, periodicidade e direção de preferência.</w:t>
+      </w:r>
+    </w:p>
+    <w:tbl>
+      <w:tblPr>
+        <w:tblStyle w:val="Table"/>
+        <w:tblW w:type="auto" w:w="0"/>
+        <w:tblLook w:firstRow="0" w:lastRow="0" w:firstColumn="0" w:lastColumn="0" w:noHBand="0" w:noVBand="0" w:val="0000"/>
+        <w:jc w:val="start"/>
+      </w:tblPr>
+      <w:tblGrid>
+        <w:gridCol w:w="3960"/>
+        <w:gridCol w:w="3960"/>
+      </w:tblGrid>
+      <w:tr>
+        <w:tc>
+          <w:tcPr/>
+          <w:p>
+            <w:pPr>
+              <w:pStyle w:val="Compact"/>
+              <w:jc w:val="left"/>
+            </w:pPr>
+            <w:r>
+              <w:t xml:space="preserve">p</w:t>
+            </w:r>
+            <w:r>
+              <w:t xml:space="preserve">4.2cm</w:t>
+            </w:r>
+            <w:r>
+              <w:t xml:space="preserve"> </w:t>
+            </w:r>
+            <w:r>
+              <w:t xml:space="preserve">Y</w:t>
+            </w:r>
+          </w:p>
+        </w:tc>
+        <w:tc>
+          <w:tcPr/>
+          <w:p>
+            <w:pPr>
+              <w:pStyle w:val="Compact"/>
+              <w:jc w:val="left"/>
+            </w:pPr>
+            <w:r>
+              <w:t xml:space="preserve">Evidência da revisão</w:t>
+            </w:r>
+          </w:p>
+        </w:tc>
+      </w:tr>
+      <w:tr>
+        <w:tc>
+          <w:tcPr/>
+          <w:p>
+            <w:pPr>
+              <w:pStyle w:val="Compact"/>
+              <w:jc w:val="left"/>
+            </w:pPr>
+            <w:r>
+              <w:t xml:space="preserve">Técnica-operacional: desempenho e falha</w:t>
+            </w:r>
+          </w:p>
+        </w:tc>
+        <w:tc>
+          <w:tcPr/>
+          <w:p>
+            <w:pPr>
+              <w:pStyle w:val="Compact"/>
+              <w:jc w:val="left"/>
+            </w:pPr>
+            <w:r>
+              <w:t xml:space="preserve">Desempenho em 93 registros; gestão de facilidades conectada a operação e manutenção na rede.</w:t>
+            </w:r>
+          </w:p>
+        </w:tc>
+      </w:tr>
+      <w:tr>
+        <w:tc>
+          <w:tcPr/>
+          <w:p>
+            <w:pPr>
+              <w:pStyle w:val="Compact"/>
+              <w:jc w:val="left"/>
+            </w:pPr>
+            <w:r>
+              <w:t xml:space="preserve">Técnica-operacional: informação e dados</w:t>
+            </w:r>
+          </w:p>
+        </w:tc>
+        <w:tc>
+          <w:tcPr/>
+          <w:p>
+            <w:pPr>
+              <w:pStyle w:val="Compact"/>
+              <w:jc w:val="left"/>
+            </w:pPr>
+            <w:r>
+              <w:t xml:space="preserve">Informação em 76 registros; BIM em 26 e</w:t>
+            </w:r>
+            <w:r>
+              <w:t xml:space="preserve"> </w:t>
+            </w:r>
+            <w:r>
+              <w:rPr>
+                <w:iCs/>
+                <w:i/>
+              </w:rPr>
+              <w:t xml:space="preserve">digital twin</w:t>
+            </w:r>
+            <w:r>
+              <w:t xml:space="preserve"> </w:t>
+            </w:r>
+            <w:r>
+              <w:t xml:space="preserve">em oito; perdas de informação observadas por</w:t>
+            </w:r>
+            <w:r>
+              <w:t xml:space="preserve"> </w:t>
+            </w:r>
+            <w:r>
+              <w:t xml:space="preserve">Tan, Zaman, and Sutrisna (2018)</w:t>
+            </w:r>
+            <w:r>
+              <w:t xml:space="preserve">.</w:t>
+            </w:r>
+          </w:p>
+        </w:tc>
+      </w:tr>
+      <w:tr>
+        <w:tc>
+          <w:tcPr/>
+          <w:p>
+            <w:pPr>
+              <w:pStyle w:val="Compact"/>
+              <w:jc w:val="left"/>
+            </w:pPr>
+            <w:r>
+              <w:t xml:space="preserve">Técnica-operacional: condição e vida útil</w:t>
+            </w:r>
+          </w:p>
+        </w:tc>
+        <w:tc>
+          <w:tcPr/>
+          <w:p>
+            <w:pPr>
+              <w:pStyle w:val="Compact"/>
+              <w:jc w:val="left"/>
+            </w:pPr>
+            <w:r>
+              <w:t xml:space="preserve">Condição em 27, vida útil em 40 e ciclo de vida em 60; manutenibilidade apoiada por</w:t>
+            </w:r>
+            <w:r>
+              <w:t xml:space="preserve"> </w:t>
+            </w:r>
+            <w:r>
+              <w:t xml:space="preserve">Othman and Kamal (2023)</w:t>
+            </w:r>
+            <w:r>
+              <w:t xml:space="preserve">.</w:t>
+            </w:r>
+          </w:p>
+        </w:tc>
+      </w:tr>
+      <w:tr>
+        <w:tc>
+          <w:tcPr/>
+          <w:p>
+            <w:pPr>
+              <w:pStyle w:val="Compact"/>
+              <w:jc w:val="left"/>
+            </w:pPr>
+            <w:r>
+              <w:t xml:space="preserve">Institucional: conformidade</w:t>
+            </w:r>
+          </w:p>
+        </w:tc>
+        <w:tc>
+          <w:tcPr/>
+          <w:p>
+            <w:pPr>
+              <w:pStyle w:val="Compact"/>
+              <w:jc w:val="left"/>
+            </w:pPr>
+            <w:r>
+              <w:t xml:space="preserve">Dimensão institucional em 92 registros; adaptação contextual necessária em</w:t>
+            </w:r>
+            <w:r>
+              <w:t xml:space="preserve"> </w:t>
+            </w:r>
+            <w:r>
+              <w:t xml:space="preserve">Talib, Rajagopalan, and Yang (2013)</w:t>
+            </w:r>
+            <w:r>
+              <w:t xml:space="preserve">.</w:t>
+            </w:r>
+          </w:p>
+        </w:tc>
+      </w:tr>
+      <w:tr>
+        <w:tc>
+          <w:tcPr/>
+          <w:p>
+            <w:pPr>
+              <w:pStyle w:val="Compact"/>
+              <w:jc w:val="left"/>
+            </w:pPr>
+            <w:r>
+              <w:t xml:space="preserve">Econômica: custo</w:t>
+            </w:r>
+          </w:p>
+        </w:tc>
+        <w:tc>
+          <w:tcPr/>
+          <w:p>
+            <w:pPr>
+              <w:pStyle w:val="Compact"/>
+              <w:jc w:val="left"/>
+            </w:pPr>
+            <w:r>
+              <w:t xml:space="preserve">Custo em 60 registros; previsão e ciclo de vida em</w:t>
+            </w:r>
+            <w:r>
+              <w:t xml:space="preserve"> </w:t>
+            </w:r>
+            <w:r>
+              <w:t xml:space="preserve">Kim et al. (2018; Nägeli et al. 2019)</w:t>
+            </w:r>
+            <w:r>
+              <w:t xml:space="preserve">.</w:t>
+            </w:r>
+          </w:p>
+        </w:tc>
+      </w:tr>
+      <w:tr>
+        <w:tc>
+          <w:tcPr/>
+          <w:p>
+            <w:pPr>
+              <w:pStyle w:val="Compact"/>
+              <w:jc w:val="left"/>
+            </w:pPr>
+            <w:r>
+              <w:t xml:space="preserve">Ambiental: energia</w:t>
+            </w:r>
+          </w:p>
+        </w:tc>
+        <w:tc>
+          <w:tcPr/>
+          <w:p>
+            <w:pPr>
+              <w:pStyle w:val="Compact"/>
+              <w:jc w:val="left"/>
+            </w:pPr>
+            <w:r>
+              <w:t xml:space="preserve">Dimensão ambiental em 84 e energia em 36 registros; crescimento de ciclo de vida e carbono no período recente.</w:t>
+            </w:r>
+          </w:p>
+        </w:tc>
+      </w:tr>
+      <w:tr>
+        <w:tc>
+          <w:tcPr/>
+          <w:p>
+            <w:pPr>
+              <w:pStyle w:val="Compact"/>
+              <w:jc w:val="left"/>
+            </w:pPr>
+            <w:r>
+              <w:t xml:space="preserve">Social: impacto nos usuários</w:t>
+            </w:r>
+          </w:p>
+        </w:tc>
+        <w:tc>
+          <w:tcPr/>
+          <w:p>
+            <w:pPr>
+              <w:pStyle w:val="Compact"/>
+              <w:jc w:val="left"/>
+            </w:pPr>
+            <w:r>
+              <w:t xml:space="preserve">Dimensão social em 57; conforto em 17, segurança em 17 e satisfação em nove registros.</w:t>
+            </w:r>
+          </w:p>
+        </w:tc>
+      </w:tr>
+    </w:tbl>
     <w:p>
       <w:pPr>
         <w:pStyle w:val="BodyText"/>
       </w:pPr>
       <w:r>
-        <w:t xml:space="preserve">&gt;p</w:t>
-      </w:r>
-      <w:r>
-        <w:t xml:space="preserve">4.2cm</w:t>
-      </w:r>
-      <w:r>
-        <w:t xml:space="preserve"> </w:t>
-      </w:r>
-      <w:r>
-        <w:t xml:space="preserve">Y</w:t>
-      </w:r>
-      <w:r>
-        <w:t xml:space="preserve"> </w:t>
-      </w:r>
-      <w:r>
-        <w:t xml:space="preserve">Dimensão e critério &amp; Evidência da revisão</w:t>
-      </w:r>
-      <w:r>
-        <w:br/>
-      </w:r>
-      <w:r>
-        <w:t xml:space="preserve">Técnica-operacional: desempenho e falha &amp; Desempenho em 93 registros; gestão de facilidades conectada a operação e manutenção na rede.</w:t>
-      </w:r>
-      <w:r>
-        <w:br/>
-      </w:r>
-      <w:r>
-        <w:t xml:space="preserve">Técnica-operacional: informação e dados &amp; Informação em 76 registros; BIM em 26 e</w:t>
-      </w:r>
-      <w:r>
-        <w:t xml:space="preserve"> </w:t>
-      </w:r>
-      <w:r>
-        <w:rPr>
-          <w:iCs/>
-          <w:i/>
-        </w:rPr>
-        <w:t xml:space="preserve">digital twin</w:t>
-      </w:r>
-      <w:r>
-        <w:t xml:space="preserve"> </w:t>
-      </w:r>
-      <w:r>
-        <w:t xml:space="preserve">em oito; perdas de informação observadas por</w:t>
-      </w:r>
-      <w:r>
-        <w:t xml:space="preserve"> </w:t>
-      </w:r>
-      <w:r>
-        <w:t xml:space="preserve">Tan, Zaman, and Sutrisna (2018)</w:t>
-      </w:r>
-      <w:r>
-        <w:t xml:space="preserve">.</w:t>
-      </w:r>
-      <w:r>
-        <w:br/>
-      </w:r>
-      <w:r>
-        <w:t xml:space="preserve">Técnica-operacional: condição e vida útil &amp; Condição em 27, vida útil em 40 e ciclo de vida em 60; manutenibilidade apoiada por</w:t>
-      </w:r>
-      <w:r>
-        <w:t xml:space="preserve"> </w:t>
-      </w:r>
-      <w:r>
-        <w:t xml:space="preserve">Othman and Kamal (2023)</w:t>
-      </w:r>
-      <w:r>
-        <w:t xml:space="preserve">.</w:t>
-      </w:r>
-      <w:r>
-        <w:br/>
-      </w:r>
-      <w:r>
-        <w:t xml:space="preserve">Institucional: conformidade &amp; Dimensão institucional em 92 registros; adaptação contextual necessária em</w:t>
-      </w:r>
-      <w:r>
-        <w:t xml:space="preserve"> </w:t>
-      </w:r>
-      <w:r>
-        <w:t xml:space="preserve">Talib, Rajagopalan, and Yang (2013)</w:t>
-      </w:r>
-      <w:r>
-        <w:t xml:space="preserve">.</w:t>
-      </w:r>
-      <w:r>
-        <w:br/>
-      </w:r>
-      <w:r>
-        <w:t xml:space="preserve">Econômica: custo &amp; Custo em 60 registros; previsão e ciclo de vida em</w:t>
-      </w:r>
-      <w:r>
-        <w:t xml:space="preserve"> </w:t>
-      </w:r>
-      <w:r>
-        <w:t xml:space="preserve">Kim et al. (2018; Nägeli et al. 2019)</w:t>
-      </w:r>
-      <w:r>
-        <w:t xml:space="preserve">.</w:t>
-      </w:r>
-      <w:r>
-        <w:br/>
-      </w:r>
-      <w:r>
-        <w:t xml:space="preserve">Ambiental: energia &amp; Dimensão ambiental em 84 e energia em 36 registros; crescimento de ciclo de vida e carbono no período recente.</w:t>
-      </w:r>
-      <w:r>
-        <w:br/>
-      </w:r>
-      <w:r>
-        <w:t xml:space="preserve">Social: impacto nos usuários &amp; Dimensão social em 57; conforto em 17, segurança em 17 e satisfação em nove registros.</w:t>
-      </w:r>
-      <w:r>
-        <w:br/>
-      </w:r>
-    </w:p>
+        <w:t xml:space="preserve">Fonte: elaborado pelo autor.</w:t>
+      </w:r>
+    </w:p>
+    <w:tbl>
+      <w:tblPr>
+        <w:tblStyle w:val="Table"/>
+        <w:tblW w:type="auto" w:w="0"/>
+        <w:tblLook w:firstRow="0" w:lastRow="0" w:firstColumn="0" w:lastColumn="0" w:noHBand="0" w:noVBand="0" w:val="0000"/>
+        <w:jc w:val="start"/>
+      </w:tblPr>
+      <w:tblGrid>
+        <w:gridCol w:w="1584"/>
+        <w:gridCol w:w="1584"/>
+        <w:gridCol w:w="1584"/>
+        <w:gridCol w:w="1584"/>
+        <w:gridCol w:w="1584"/>
+      </w:tblGrid>
+      <w:tr>
+        <w:tc>
+          <w:tcPr/>
+          <w:p>
+            <w:pPr>
+              <w:pStyle w:val="Compact"/>
+              <w:jc w:val="left"/>
+            </w:pPr>
+            <w:r>
+              <w:t xml:space="preserve">p</w:t>
+            </w:r>
+            <w:r>
+              <w:t xml:space="preserve">2.7cm</w:t>
+            </w:r>
+            <w:r>
+              <w:t xml:space="preserve"> </w:t>
+            </w:r>
+            <w:r>
+              <w:t xml:space="preserve">Y &gt;p</w:t>
+            </w:r>
+            <w:r>
+              <w:t xml:space="preserve">2.4cm</w:t>
+            </w:r>
+            <w:r>
+              <w:t xml:space="preserve"> </w:t>
+            </w:r>
+            <w:r>
+              <w:t xml:space="preserve">&gt;p</w:t>
+            </w:r>
+            <w:r>
+              <w:t xml:space="preserve">1.5cm</w:t>
+            </w:r>
+            <w:r>
+              <w:t xml:space="preserve"> </w:t>
+            </w:r>
+            <w:r>
+              <w:t xml:space="preserve">&gt;p</w:t>
+            </w:r>
+            <w:r>
+              <w:t xml:space="preserve">1.0cm</w:t>
+            </w:r>
+          </w:p>
+        </w:tc>
+        <w:tc>
+          <w:tcPr/>
+          <w:p>
+            <w:pPr>
+              <w:pStyle w:val="Compact"/>
+              <w:jc w:val="left"/>
+            </w:pPr>
+            <w:r>
+              <w:t xml:space="preserve">Indicador candidato</w:t>
+            </w:r>
+          </w:p>
+        </w:tc>
+        <w:tc>
+          <w:tcPr/>
+          <w:p>
+            <w:pPr>
+              <w:pStyle w:val="Compact"/>
+              <w:jc w:val="left"/>
+            </w:pPr>
+            <w:r>
+              <w:t xml:space="preserve">Fonte</w:t>
+            </w:r>
+          </w:p>
+        </w:tc>
+        <w:tc>
+          <w:tcPr/>
+          <w:p>
+            <w:pPr>
+              <w:pStyle w:val="Compact"/>
+              <w:jc w:val="left"/>
+            </w:pPr>
+            <w:r>
+              <w:t xml:space="preserve">Period.</w:t>
+            </w:r>
+          </w:p>
+        </w:tc>
+        <w:tc>
+          <w:tcPr/>
+          <w:p>
+            <w:pPr>
+              <w:pStyle w:val="Compact"/>
+              <w:jc w:val="left"/>
+            </w:pPr>
+            <w:r>
+              <w:t xml:space="preserve">Pref.</w:t>
+            </w:r>
+          </w:p>
+        </w:tc>
+      </w:tr>
+      <w:tr>
+        <w:tc>
+          <w:tcPr/>
+          <w:p>
+            <w:pPr>
+              <w:pStyle w:val="Compact"/>
+              <w:jc w:val="left"/>
+            </w:pPr>
+            <w:r>
+              <w:t xml:space="preserve">Desempenho e falha</w:t>
+            </w:r>
+          </w:p>
+        </w:tc>
+        <w:tc>
+          <w:tcPr/>
+          <w:p>
+            <w:pPr>
+              <w:pStyle w:val="Compact"/>
+              <w:jc w:val="left"/>
+            </w:pPr>
+            <w:r>
+              <w:t xml:space="preserve">Ordens recorrentes por sistema, % das ordens</w:t>
+            </w:r>
+          </w:p>
+        </w:tc>
+        <w:tc>
+          <w:tcPr/>
+          <w:p>
+            <w:pPr>
+              <w:pStyle w:val="Compact"/>
+              <w:jc w:val="left"/>
+            </w:pPr>
+            <w:r>
+              <w:t xml:space="preserve">Ordens de serviço</w:t>
+            </w:r>
+          </w:p>
+        </w:tc>
+        <w:tc>
+          <w:tcPr/>
+          <w:p>
+            <w:pPr>
+              <w:pStyle w:val="Compact"/>
+              <w:jc w:val="left"/>
+            </w:pPr>
+            <w:r>
+              <w:t xml:space="preserve">Mensal</w:t>
+            </w:r>
+          </w:p>
+        </w:tc>
+        <w:tc>
+          <w:tcPr/>
+          <w:p>
+            <w:pPr>
+              <w:pStyle w:val="Compact"/>
+              <w:jc w:val="left"/>
+            </w:pPr>
+            <w:r>
+              <w:t xml:space="preserve">Menor</w:t>
+            </w:r>
+          </w:p>
+        </w:tc>
+      </w:tr>
+      <w:tr>
+        <w:tc>
+          <w:tcPr/>
+          <w:p>
+            <w:pPr>
+              <w:pStyle w:val="Compact"/>
+              <w:jc w:val="left"/>
+            </w:pPr>
+            <w:r>
+              <w:t xml:space="preserve">Informação e dados</w:t>
+            </w:r>
+          </w:p>
+        </w:tc>
+        <w:tc>
+          <w:tcPr/>
+          <w:p>
+            <w:pPr>
+              <w:pStyle w:val="Compact"/>
+              <w:jc w:val="left"/>
+            </w:pPr>
+            <w:r>
+              <w:t xml:space="preserve">Ativos com cadastro e histórico completos, %</w:t>
+            </w:r>
+          </w:p>
+        </w:tc>
+        <w:tc>
+          <w:tcPr/>
+          <w:p>
+            <w:pPr>
+              <w:pStyle w:val="Compact"/>
+              <w:jc w:val="left"/>
+            </w:pPr>
+            <w:r>
+              <w:t xml:space="preserve">Cadastro e ordens</w:t>
+            </w:r>
+          </w:p>
+        </w:tc>
+        <w:tc>
+          <w:tcPr/>
+          <w:p>
+            <w:pPr>
+              <w:pStyle w:val="Compact"/>
+              <w:jc w:val="left"/>
+            </w:pPr>
+            <w:r>
+              <w:t xml:space="preserve">Trimestral</w:t>
+            </w:r>
+          </w:p>
+        </w:tc>
+        <w:tc>
+          <w:tcPr/>
+          <w:p>
+            <w:pPr>
+              <w:pStyle w:val="Compact"/>
+              <w:jc w:val="left"/>
+            </w:pPr>
+            <w:r>
+              <w:t xml:space="preserve">Maior</w:t>
+            </w:r>
+          </w:p>
+        </w:tc>
+      </w:tr>
+      <w:tr>
+        <w:tc>
+          <w:tcPr/>
+          <w:p>
+            <w:pPr>
+              <w:pStyle w:val="Compact"/>
+              <w:jc w:val="left"/>
+            </w:pPr>
+            <w:r>
+              <w:t xml:space="preserve">Condição e vida útil</w:t>
+            </w:r>
+          </w:p>
+        </w:tc>
+        <w:tc>
+          <w:tcPr/>
+          <w:p>
+            <w:pPr>
+              <w:pStyle w:val="Compact"/>
+              <w:jc w:val="left"/>
+            </w:pPr>
+            <w:r>
+              <w:t xml:space="preserve">Índice de condição, escala institucional</w:t>
+            </w:r>
+          </w:p>
+        </w:tc>
+        <w:tc>
+          <w:tcPr/>
+          <w:p>
+            <w:pPr>
+              <w:pStyle w:val="Compact"/>
+              <w:jc w:val="left"/>
+            </w:pPr>
+            <w:r>
+              <w:t xml:space="preserve">Inspeção e cadastro</w:t>
+            </w:r>
+          </w:p>
+        </w:tc>
+        <w:tc>
+          <w:tcPr/>
+          <w:p>
+            <w:pPr>
+              <w:pStyle w:val="Compact"/>
+              <w:jc w:val="left"/>
+            </w:pPr>
+            <w:r>
+              <w:t xml:space="preserve">Semestral</w:t>
+            </w:r>
+          </w:p>
+        </w:tc>
+        <w:tc>
+          <w:tcPr/>
+          <w:p>
+            <w:pPr>
+              <w:pStyle w:val="Compact"/>
+              <w:jc w:val="left"/>
+            </w:pPr>
+            <w:r>
+              <w:t xml:space="preserve">Maior</w:t>
+            </w:r>
+          </w:p>
+        </w:tc>
+      </w:tr>
+      <w:tr>
+        <w:tc>
+          <w:tcPr/>
+          <w:p>
+            <w:pPr>
+              <w:pStyle w:val="Compact"/>
+              <w:jc w:val="left"/>
+            </w:pPr>
+            <w:r>
+              <w:t xml:space="preserve">Conformidade</w:t>
+            </w:r>
+          </w:p>
+        </w:tc>
+        <w:tc>
+          <w:tcPr/>
+          <w:p>
+            <w:pPr>
+              <w:pStyle w:val="Compact"/>
+              <w:jc w:val="left"/>
+            </w:pPr>
+            <w:r>
+              <w:t xml:space="preserve">Requisitos atendidos, %</w:t>
+            </w:r>
+          </w:p>
+        </w:tc>
+        <w:tc>
+          <w:tcPr/>
+          <w:p>
+            <w:pPr>
+              <w:pStyle w:val="Compact"/>
+              <w:jc w:val="left"/>
+            </w:pPr>
+            <w:r>
+              <w:t xml:space="preserve">Laudos e auditorias</w:t>
+            </w:r>
+          </w:p>
+        </w:tc>
+        <w:tc>
+          <w:tcPr/>
+          <w:p>
+            <w:pPr>
+              <w:pStyle w:val="Compact"/>
+              <w:jc w:val="left"/>
+            </w:pPr>
+            <w:r>
+              <w:t xml:space="preserve">Anual</w:t>
+            </w:r>
+          </w:p>
+        </w:tc>
+        <w:tc>
+          <w:tcPr/>
+          <w:p>
+            <w:pPr>
+              <w:pStyle w:val="Compact"/>
+              <w:jc w:val="left"/>
+            </w:pPr>
+            <w:r>
+              <w:t xml:space="preserve">Maior</w:t>
+            </w:r>
+          </w:p>
+        </w:tc>
+      </w:tr>
+      <w:tr>
+        <w:tc>
+          <w:tcPr/>
+          <w:p>
+            <w:pPr>
+              <w:pStyle w:val="Compact"/>
+              <w:jc w:val="left"/>
+            </w:pPr>
+            <w:r>
+              <w:t xml:space="preserve">Custo</w:t>
+            </w:r>
+          </w:p>
+        </w:tc>
+        <w:tc>
+          <w:tcPr/>
+          <w:p>
+            <w:pPr>
+              <w:pStyle w:val="Compact"/>
+              <w:jc w:val="left"/>
+            </w:pPr>
+            <w:r>
+              <w:t xml:space="preserve">Custo estimado por área, R$/m</w:t>
+            </w:r>
+            <m:oMath>
+              <m:sSup>
+                <m:e>
+                  <m:r>
+                    <m:t>​</m:t>
+                  </m:r>
+                </m:e>
+                <m:sup>
+                  <m:r>
+                    <m:t>2</m:t>
+                  </m:r>
+                </m:sup>
+              </m:sSup>
+            </m:oMath>
+          </w:p>
+        </w:tc>
+        <w:tc>
+          <w:tcPr/>
+          <w:p>
+            <w:pPr>
+              <w:pStyle w:val="Compact"/>
+              <w:jc w:val="left"/>
+            </w:pPr>
+            <w:r>
+              <w:t xml:space="preserve">Orçamentos e SINAPI</w:t>
+            </w:r>
+          </w:p>
+        </w:tc>
+        <w:tc>
+          <w:tcPr/>
+          <w:p>
+            <w:pPr>
+              <w:pStyle w:val="Compact"/>
+              <w:jc w:val="left"/>
+            </w:pPr>
+            <w:r>
+              <w:t xml:space="preserve">Semestral</w:t>
+            </w:r>
+          </w:p>
+        </w:tc>
+        <w:tc>
+          <w:tcPr/>
+          <w:p>
+            <w:pPr>
+              <w:pStyle w:val="Compact"/>
+              <w:jc w:val="left"/>
+            </w:pPr>
+            <w:r>
+              <w:t xml:space="preserve">Menor</w:t>
+            </w:r>
+          </w:p>
+        </w:tc>
+      </w:tr>
+      <w:tr>
+        <w:tc>
+          <w:tcPr/>
+          <w:p>
+            <w:pPr>
+              <w:pStyle w:val="Compact"/>
+              <w:jc w:val="left"/>
+            </w:pPr>
+            <w:r>
+              <w:t xml:space="preserve">Energia</w:t>
+            </w:r>
+          </w:p>
+        </w:tc>
+        <w:tc>
+          <w:tcPr/>
+          <w:p>
+            <w:pPr>
+              <w:pStyle w:val="Compact"/>
+              <w:jc w:val="left"/>
+            </w:pPr>
+            <w:r>
+              <w:t xml:space="preserve">Consumo anual por área, kWh/m</w:t>
+            </w:r>
+            <m:oMath>
+              <m:sSup>
+                <m:e>
+                  <m:r>
+                    <m:t>​</m:t>
+                  </m:r>
+                </m:e>
+                <m:sup>
+                  <m:r>
+                    <m:t>2</m:t>
+                  </m:r>
+                </m:sup>
+              </m:sSup>
+            </m:oMath>
+            <w:r>
+              <w:t xml:space="preserve">/ano</w:t>
+            </w:r>
+          </w:p>
+        </w:tc>
+        <w:tc>
+          <w:tcPr/>
+          <w:p>
+            <w:pPr>
+              <w:pStyle w:val="Compact"/>
+              <w:jc w:val="left"/>
+            </w:pPr>
+            <w:r>
+              <w:t xml:space="preserve">Faturas ou medidores</w:t>
+            </w:r>
+          </w:p>
+        </w:tc>
+        <w:tc>
+          <w:tcPr/>
+          <w:p>
+            <w:pPr>
+              <w:pStyle w:val="Compact"/>
+              <w:jc w:val="left"/>
+            </w:pPr>
+            <w:r>
+              <w:t xml:space="preserve">Mensal</w:t>
+            </w:r>
+          </w:p>
+        </w:tc>
+        <w:tc>
+          <w:tcPr/>
+          <w:p>
+            <w:pPr>
+              <w:pStyle w:val="Compact"/>
+              <w:jc w:val="left"/>
+            </w:pPr>
+            <w:r>
+              <w:t xml:space="preserve">Menor</w:t>
+            </w:r>
+          </w:p>
+        </w:tc>
+      </w:tr>
+      <w:tr>
+        <w:tc>
+          <w:tcPr/>
+          <w:p>
+            <w:pPr>
+              <w:pStyle w:val="Compact"/>
+              <w:jc w:val="left"/>
+            </w:pPr>
+            <w:r>
+              <w:t xml:space="preserve">Impacto nos usuários</w:t>
+            </w:r>
+          </w:p>
+        </w:tc>
+        <w:tc>
+          <w:tcPr/>
+          <w:p>
+            <w:pPr>
+              <w:pStyle w:val="Compact"/>
+              <w:jc w:val="left"/>
+            </w:pPr>
+            <w:r>
+              <w:t xml:space="preserve">Reclamações por 100 usuários</w:t>
+            </w:r>
+          </w:p>
+        </w:tc>
+        <w:tc>
+          <w:tcPr/>
+          <w:p>
+            <w:pPr>
+              <w:pStyle w:val="Compact"/>
+              <w:jc w:val="left"/>
+            </w:pPr>
+            <w:r>
+              <w:t xml:space="preserve">Ouvidoria e chamados</w:t>
+            </w:r>
+          </w:p>
+        </w:tc>
+        <w:tc>
+          <w:tcPr/>
+          <w:p>
+            <w:pPr>
+              <w:pStyle w:val="Compact"/>
+              <w:jc w:val="left"/>
+            </w:pPr>
+            <w:r>
+              <w:t xml:space="preserve">Trimestral</w:t>
+            </w:r>
+          </w:p>
+        </w:tc>
+        <w:tc>
+          <w:tcPr/>
+          <w:p>
+            <w:pPr>
+              <w:pStyle w:val="Compact"/>
+              <w:jc w:val="left"/>
+            </w:pPr>
+            <w:r>
+              <w:t xml:space="preserve">Menor</w:t>
+            </w:r>
+          </w:p>
+        </w:tc>
+      </w:tr>
+    </w:tbl>
     <w:p>
       <w:pPr>
         <w:pStyle w:val="BodyText"/>
       </w:pPr>
       <w:r>
-        <w:t xml:space="preserve">&gt;p</w:t>
-      </w:r>
-      <w:r>
-        <w:t xml:space="preserve">2.7cm</w:t>
-      </w:r>
-      <w:r>
-        <w:t xml:space="preserve"> </w:t>
-      </w:r>
-      <w:r>
-        <w:t xml:space="preserve">Y &gt;p</w:t>
-      </w:r>
-      <w:r>
-        <w:t xml:space="preserve">2.4cm</w:t>
-      </w:r>
-      <w:r>
-        <w:t xml:space="preserve"> </w:t>
-      </w:r>
-      <w:r>
-        <w:t xml:space="preserve">&gt;p</w:t>
-      </w:r>
-      <w:r>
-        <w:t xml:space="preserve">1.5cm</w:t>
-      </w:r>
-      <w:r>
-        <w:t xml:space="preserve"> </w:t>
-      </w:r>
-      <w:r>
-        <w:t xml:space="preserve">&gt;p</w:t>
-      </w:r>
-      <w:r>
-        <w:t xml:space="preserve">1.0cm</w:t>
-      </w:r>
-      <w:r>
-        <w:t xml:space="preserve"> </w:t>
-      </w:r>
-      <w:r>
-        <w:t xml:space="preserve">Critério &amp; Indicador candidato &amp; Fonte &amp; Period. &amp; Pref.</w:t>
-      </w:r>
-      <w:r>
-        <w:br/>
-      </w:r>
-      <w:r>
-        <w:t xml:space="preserve">Desempenho e falha &amp; Ordens recorrentes por sistema, % das ordens &amp; Ordens de serviço &amp; Mensal &amp; Menor</w:t>
-      </w:r>
-      <w:r>
-        <w:br/>
-      </w:r>
-      <w:r>
-        <w:t xml:space="preserve">Informação e dados &amp; Ativos com cadastro e histórico completos, % &amp; Cadastro e ordens &amp; Trimestral &amp; Maior</w:t>
-      </w:r>
-      <w:r>
-        <w:br/>
-      </w:r>
-      <w:r>
-        <w:t xml:space="preserve">Condição e vida útil &amp; Índice de condição, escala institucional &amp; Inspeção e cadastro &amp; Semestral &amp; Maior</w:t>
-      </w:r>
-      <w:r>
-        <w:br/>
-      </w:r>
-      <w:r>
-        <w:t xml:space="preserve">Conformidade &amp; Requisitos atendidos, % &amp; Laudos e auditorias &amp; Anual &amp; Maior</w:t>
-      </w:r>
-      <w:r>
-        <w:br/>
-      </w:r>
-      <w:r>
-        <w:t xml:space="preserve">Custo &amp; Custo estimado por área, R$/m</w:t>
-      </w:r>
-      <m:oMath>
-        <m:sSup>
-          <m:e>
-            <m:r>
-              <m:t>​</m:t>
-            </m:r>
-          </m:e>
-          <m:sup>
-            <m:r>
-              <m:t>2</m:t>
-            </m:r>
-          </m:sup>
-        </m:sSup>
-      </m:oMath>
-      <w:r>
-        <w:t xml:space="preserve"> </w:t>
-      </w:r>
-      <w:r>
-        <w:t xml:space="preserve">&amp; Orçamentos e SINAPI &amp; Semestral &amp; Menor</w:t>
-      </w:r>
-      <w:r>
-        <w:br/>
-      </w:r>
-      <w:r>
-        <w:t xml:space="preserve">Energia &amp; Consumo anual por área, kWh/m</w:t>
-      </w:r>
-      <m:oMath>
-        <m:sSup>
-          <m:e>
-            <m:r>
-              <m:t>​</m:t>
-            </m:r>
-          </m:e>
-          <m:sup>
-            <m:r>
-              <m:t>2</m:t>
-            </m:r>
-          </m:sup>
-        </m:sSup>
-      </m:oMath>
-      <w:r>
-        <w:t xml:space="preserve">/ano &amp; Faturas ou medidores &amp; Mensal &amp; Menor</w:t>
-      </w:r>
-      <w:r>
-        <w:br/>
-      </w:r>
-      <w:r>
-        <w:t xml:space="preserve">Impacto nos usuários &amp; Reclamações por 100 usuários &amp; Ouvidoria e chamados &amp; Trimestral &amp; Menor</w:t>
-      </w:r>
-      <w:r>
-        <w:br/>
-      </w:r>
-    </w:p>
-    <w:p>
-      <w:pPr>
-        <w:pStyle w:val="BodyText"/>
-      </w:pPr>
-      <w:r>
-        <w:t xml:space="preserve">O processo decisório candidato está resumido na Figura </w:t>
-      </w:r>
-      <w:hyperlink w:anchor="fig:fluxoprotocolo">
-        <w:r>
-          <w:rPr>
-            <w:rStyle w:val="Hyperlink"/>
-          </w:rPr>
-          <w:t xml:space="preserve">11</w:t>
-        </w:r>
-      </w:hyperlink>
-      <w:r>
-        <w:t xml:space="preserve">. A unidade de comparação deve ser definida antes da coleta; critérios e indicadores são validados antes dos pesos; e a prioridade só é divulgada após análise de sensibilidade e registro das escolhas.</w:t>
+        <w:t xml:space="preserve">O processo decisório candidato está resumido na Figura 11. A unidade de comparação deve ser definida antes da coleta; critérios e indicadores são validados antes dos pesos; e a prioridade só é divulgada após análise de sensibilidade e registro das escolhas.</w:t>
       </w:r>
     </w:p>
     <w:tbl>
@@ -4294,7 +7652,7 @@
       </w:r>
     </w:p>
     <w:bookmarkEnd w:id="58"/>
-    <w:bookmarkStart w:id="63" w:name="sec:discussao"/>
+    <w:bookmarkStart w:id="63" w:name="discussão"/>
     <w:p>
       <w:pPr>
         <w:pStyle w:val="Heading1"/>
@@ -4339,21 +7697,7 @@
         <w:t xml:space="preserve">digital twin</w:t>
       </w:r>
       <w:r>
-        <w:t xml:space="preserve">, carbono e avaliação do ciclo de vida indicam mudança de vocabulário, não causalidade ou substituição dos temas tradicionais. A rede conecta BIM a gestão de facilidades, manutenção preditiva, operação e desempenho; as leituras integrais sintetizadas na Seção </w:t>
-      </w:r>
-      <w:hyperlink w:anchor="sec:metodos">
-        <w:r>
-          <w:rPr>
-            <w:rStyle w:val="Hyperlink"/>
-          </w:rPr>
-          <w:t xml:space="preserve">7</w:t>
-        </w:r>
-      </w:hyperlink>
-      <w:r>
-        <w:t xml:space="preserve"> </w:t>
-      </w:r>
-      <w:r>
-        <w:t xml:space="preserve">qualificam essa conexão</w:t>
+        <w:t xml:space="preserve">, carbono e avaliação do ciclo de vida indicam mudança de vocabulário, não causalidade ou substituição dos temas tradicionais. A rede conecta BIM a gestão de facilidades, manutenção preditiva, operação e desempenho; as leituras integrais sintetizadas na Seção  qualificam essa conexão</w:t>
       </w:r>
       <w:r>
         <w:t xml:space="preserve"> </w:t>
@@ -4521,7 +7865,7 @@
     </w:p>
     <w:bookmarkEnd w:id="62"/>
     <w:bookmarkEnd w:id="63"/>
-    <w:bookmarkStart w:id="64" w:name="sec:limitacoes"/>
+    <w:bookmarkStart w:id="64" w:name="limitações"/>
     <w:p>
       <w:pPr>
         <w:pStyle w:val="Heading1"/>
@@ -4585,7 +7929,7 @@
       </w:r>
     </w:p>
     <w:bookmarkEnd w:id="64"/>
-    <w:bookmarkStart w:id="135" w:name="sec:consideracoes"/>
+    <w:bookmarkStart w:id="135" w:name="considerações-finais"/>
     <w:p>
       <w:pPr>
         <w:pStyle w:val="Heading1"/>

--- a/artigo.docx
+++ b/artigo.docx
@@ -2,29 +2,20 @@
 <file path=word/document.xml><?xml version="1.0" encoding="utf-8"?>
 <w:document xmlns:w="http://schemas.openxmlformats.org/wordprocessingml/2006/main" xmlns:m="http://schemas.openxmlformats.org/officeDocument/2006/math" xmlns:r="http://schemas.openxmlformats.org/officeDocument/2006/relationships" xmlns:o="urn:schemas-microsoft-com:office:office" xmlns:v="urn:schemas-microsoft-com:vml" xmlns:w10="urn:schemas-microsoft-com:office:word" xmlns:a="http://schemas.openxmlformats.org/drawingml/2006/main" xmlns:pic="http://schemas.openxmlformats.org/drawingml/2006/picture" xmlns:wp="http://schemas.openxmlformats.org/drawingml/2006/wordprocessingDrawing">
   <w:body>
+    <w:bookmarkStart w:id="20" w:name="X82b6c8ce290afc8c1f15739fe9a5d0d4ad7e1b8"/>
+    <w:p>
+      <w:pPr>
+        <w:pStyle w:val="Heading1"/>
+      </w:pPr>
+      <w:r>
+        <w:t xml:space="preserve">Manutenção sustentável em edificações universitárias públicas: revisão bibliométrica e protocolo multicritério</w:t>
+      </w:r>
+    </w:p>
     <w:p>
       <w:pPr>
         <w:pStyle w:val="FirstParagraph"/>
       </w:pPr>
       <w:r>
-        <w:br/>
-      </w:r>
-      <w:r>
-        <w:t xml:space="preserve">section*</w:t>
-      </w:r>
-      <w:r>
-        <w:t xml:space="preserve">Manutenção sustentável em edificações universitárias públicas: revisão bibliométrica e protocolo multicritério</w:t>
-      </w:r>
-      <w:r>
-        <w:br/>
-      </w:r>
-      <w:r>
-        <w:t xml:space="preserve">begin</w:t>
-      </w:r>
-      <w:r>
-        <w:t xml:space="preserve">center</w:t>
-      </w:r>
-      <w:r>
         <w:t xml:space="preserve">Adinailson Guimarães de Oliveira</w:t>
       </w:r>
       <w:r>
@@ -38,15 +29,6 @@
       </w:r>
       <w:r>
         <w:t xml:space="preserve">Universidade Federal do Sul da Bahia (UFSB)</w:t>
-      </w:r>
-      <w:r>
-        <w:br/>
-      </w:r>
-      <w:r>
-        <w:t xml:space="preserve">end</w:t>
-      </w:r>
-      <w:r>
-        <w:t xml:space="preserve">center</w:t>
       </w:r>
     </w:p>
     <w:p>
@@ -138,7 +120,8 @@
         <w:t xml:space="preserve">building maintenance; sustainability; multi-criteria decision-making; public building management; bibliometrics.</w:t>
       </w:r>
     </w:p>
-    <w:bookmarkStart w:id="20" w:name="introdução"/>
+    <w:bookmarkEnd w:id="20"/>
+    <w:bookmarkStart w:id="21" w:name="introdução"/>
     <w:p>
       <w:pPr>
         <w:pStyle w:val="Heading1"/>
@@ -262,8 +245,8 @@
         <w:t xml:space="preserve">O objetivo geral é analisar a estrutura bibliométrica e temática da literatura e, a partir dela, propor a arquitetura de um protocolo multicritério adaptável à priorização de intervenções em edificações públicas universitárias. A pergunta central (RQ0) é: como os padrões bibliométricos e a síntese temática da literatura podem fundamentar a arquitetura de critérios, indicadores e regras de decisão de um protocolo multicritério adaptável às edificações públicas universitárias? A análise responde a cinco questões específicas: quais dimensões de sustentabilidade são identificadas (RQ1); quais critérios de priorização são identificados (RQ2); quais métodos de apoio à decisão são identificados (RQ3); em quais contextos de edificação essas abordagens aparecem (RQ4); e quais lacunas são registradas para instituições públicas de ensino superior (RQ5).</w:t>
       </w:r>
     </w:p>
-    <w:bookmarkEnd w:id="20"/>
-    <w:bookmarkStart w:id="21" w:name="X15ba71227279cc83e6dfa04b780e144f105a835"/>
+    <w:bookmarkEnd w:id="21"/>
+    <w:bookmarkStart w:id="22" w:name="X15ba71227279cc83e6dfa04b780e144f105a835"/>
     <w:p>
       <w:pPr>
         <w:pStyle w:val="Heading1"/>
@@ -280,360 +263,93 @@
         <w:t xml:space="preserve">A literatura analisada pode ser organizada em cinco correntes complementares. Essa organização não substitui a classificação empírica do corpus; ela explicita os fundamentos usados para converter a síntese em arquitetura decisória. A Tabela 1 apresenta o núcleo de cada corrente, sua contribuição ao protocolo e a principal lacuna de integração.</w:t>
       </w:r>
     </w:p>
-    <w:tbl>
-      <w:tblPr>
-        <w:tblStyle w:val="Table"/>
-        <w:tblW w:type="auto" w:w="0"/>
-        <w:tblLook w:firstRow="0" w:lastRow="0" w:firstColumn="0" w:lastColumn="0" w:noHBand="0" w:noVBand="0" w:val="0000"/>
-        <w:jc w:val="start"/>
-      </w:tblPr>
-      <w:tblGrid>
-        <w:gridCol w:w="1980"/>
-        <w:gridCol w:w="1980"/>
-        <w:gridCol w:w="1980"/>
-        <w:gridCol w:w="1980"/>
-      </w:tblGrid>
-      <w:tr>
-        <w:tc>
-          <w:tcPr/>
-          <w:p>
-            <w:pPr>
-              <w:pStyle w:val="Compact"/>
-              <w:jc w:val="left"/>
-            </w:pPr>
-            <w:r>
-              <w:t xml:space="preserve">p</w:t>
-            </w:r>
-            <w:r>
-              <w:t xml:space="preserve">2.7cm</w:t>
-            </w:r>
-            <w:r>
-              <w:t xml:space="preserve"> </w:t>
-            </w:r>
-            <w:r>
-              <w:t xml:space="preserve">&gt;p</w:t>
-            </w:r>
-            <w:r>
-              <w:t xml:space="preserve">3.3cm</w:t>
-            </w:r>
-            <w:r>
-              <w:t xml:space="preserve"> </w:t>
-            </w:r>
-            <w:r>
-              <w:t xml:space="preserve">&gt;p</w:t>
-            </w:r>
-            <w:r>
-              <w:t xml:space="preserve">4.0cm</w:t>
-            </w:r>
-            <w:r>
-              <w:t xml:space="preserve"> </w:t>
-            </w:r>
-            <w:r>
-              <w:t xml:space="preserve">Y</w:t>
-            </w:r>
-          </w:p>
-        </w:tc>
-        <w:tc>
-          <w:tcPr/>
-          <w:p>
-            <w:pPr>
-              <w:pStyle w:val="Compact"/>
-              <w:jc w:val="left"/>
-            </w:pPr>
-            <w:r>
-              <w:t xml:space="preserve">Núcleo analítico</w:t>
-            </w:r>
-          </w:p>
-        </w:tc>
-        <w:tc>
-          <w:tcPr/>
-          <w:p>
-            <w:pPr>
-              <w:pStyle w:val="Compact"/>
-              <w:jc w:val="left"/>
-            </w:pPr>
-            <w:r>
-              <w:t xml:space="preserve">Contribuição ao protocolo</w:t>
-            </w:r>
-          </w:p>
-        </w:tc>
-        <w:tc>
-          <w:tcPr/>
-          <w:p>
-            <w:pPr>
-              <w:pStyle w:val="Compact"/>
-              <w:jc w:val="left"/>
-            </w:pPr>
-            <w:r>
-              <w:t xml:space="preserve">Lacuna de integração</w:t>
-            </w:r>
-          </w:p>
-        </w:tc>
-      </w:tr>
-      <w:tr>
-        <w:tc>
-          <w:tcPr/>
-          <w:p>
-            <w:pPr>
-              <w:pStyle w:val="Compact"/>
-              <w:jc w:val="left"/>
-            </w:pPr>
-            <w:r>
-              <w:t xml:space="preserve">Técnica-operacional</w:t>
-            </w:r>
-          </w:p>
-        </w:tc>
-        <w:tc>
-          <w:tcPr/>
-          <w:p>
-            <w:pPr>
-              <w:pStyle w:val="Compact"/>
-              <w:jc w:val="left"/>
-            </w:pPr>
-            <w:r>
-              <w:t xml:space="preserve">Condição, falha, desempenho, risco, manutenibilidade e continuidade.</w:t>
-            </w:r>
-          </w:p>
-        </w:tc>
-        <w:tc>
-          <w:tcPr/>
-          <w:p>
-            <w:pPr>
-              <w:pStyle w:val="Compact"/>
-              <w:jc w:val="left"/>
-            </w:pPr>
-            <w:r>
-              <w:t xml:space="preserve">Indicadores de estado do ativo, recorrência de falhas e criticidade operacional.</w:t>
-            </w:r>
-          </w:p>
-        </w:tc>
-        <w:tc>
-          <w:tcPr/>
-          <w:p>
-            <w:pPr>
-              <w:pStyle w:val="Compact"/>
-              <w:jc w:val="left"/>
-            </w:pPr>
-            <w:r>
-              <w:t xml:space="preserve">Predomínio de aplicações setoriais ou de componentes.</w:t>
-            </w:r>
-          </w:p>
-        </w:tc>
-      </w:tr>
-      <w:tr>
-        <w:tc>
-          <w:tcPr/>
-          <w:p>
-            <w:pPr>
-              <w:pStyle w:val="Compact"/>
-              <w:jc w:val="left"/>
-            </w:pPr>
-            <w:r>
-              <w:t xml:space="preserve">Ambiental e ciclo de vida</w:t>
-            </w:r>
-          </w:p>
-        </w:tc>
-        <w:tc>
-          <w:tcPr/>
-          <w:p>
-            <w:pPr>
-              <w:pStyle w:val="Compact"/>
-              <w:jc w:val="left"/>
-            </w:pPr>
-            <w:r>
-              <w:t xml:space="preserve">Energia, emissões, água, resíduos, renovação e custo ao longo da vida útil.</w:t>
-            </w:r>
-          </w:p>
-        </w:tc>
-        <w:tc>
-          <w:tcPr/>
-          <w:p>
-            <w:pPr>
-              <w:pStyle w:val="Compact"/>
-              <w:jc w:val="left"/>
-            </w:pPr>
-            <w:r>
-              <w:t xml:space="preserve">Internalização de efeitos diferidos e prevenção de dupla contagem temporal.</w:t>
-            </w:r>
-          </w:p>
-        </w:tc>
-        <w:tc>
-          <w:tcPr/>
-          <w:p>
-            <w:pPr>
-              <w:pStyle w:val="Compact"/>
-              <w:jc w:val="left"/>
-            </w:pPr>
-            <w:r>
-              <w:t xml:space="preserve">Integração desigual com rotinas reais de manutenção.</w:t>
-            </w:r>
-          </w:p>
-        </w:tc>
-      </w:tr>
-      <w:tr>
-        <w:tc>
-          <w:tcPr/>
-          <w:p>
-            <w:pPr>
-              <w:pStyle w:val="Compact"/>
-              <w:jc w:val="left"/>
-            </w:pPr>
-            <w:r>
-              <w:t xml:space="preserve">Social e ocupacional</w:t>
-            </w:r>
-          </w:p>
-        </w:tc>
-        <w:tc>
-          <w:tcPr/>
-          <w:p>
-            <w:pPr>
-              <w:pStyle w:val="Compact"/>
-              <w:jc w:val="left"/>
-            </w:pPr>
-            <w:r>
-              <w:t xml:space="preserve">Segurança, conforto, satisfação, acessibilidade e qualidade percebida.</w:t>
-            </w:r>
-          </w:p>
-        </w:tc>
-        <w:tc>
-          <w:tcPr/>
-          <w:p>
-            <w:pPr>
-              <w:pStyle w:val="Compact"/>
-              <w:jc w:val="left"/>
-            </w:pPr>
-            <w:r>
-              <w:t xml:space="preserve">Critérios sobre usuários e continuidade das atividades acadêmicas.</w:t>
-            </w:r>
-          </w:p>
-        </w:tc>
-        <w:tc>
-          <w:tcPr/>
-          <w:p>
-            <w:pPr>
-              <w:pStyle w:val="Compact"/>
-              <w:jc w:val="left"/>
-            </w:pPr>
-            <w:r>
-              <w:t xml:space="preserve">Menor frequência e operacionalização que os critérios técnicos.</w:t>
-            </w:r>
-          </w:p>
-        </w:tc>
-      </w:tr>
-      <w:tr>
-        <w:tc>
-          <w:tcPr/>
-          <w:p>
-            <w:pPr>
-              <w:pStyle w:val="Compact"/>
-              <w:jc w:val="left"/>
-            </w:pPr>
-            <w:r>
-              <w:t xml:space="preserve">Informacional e digital</w:t>
-            </w:r>
-          </w:p>
-        </w:tc>
-        <w:tc>
-          <w:tcPr/>
-          <w:p>
-            <w:pPr>
-              <w:pStyle w:val="Compact"/>
-              <w:jc w:val="left"/>
-            </w:pPr>
-            <w:r>
-              <w:t xml:space="preserve">BIM,</w:t>
-            </w:r>
-            <w:r>
-              <w:t xml:space="preserve"> </w:t>
-            </w:r>
-            <w:r>
-              <w:rPr>
-                <w:iCs/>
-                <w:i/>
-              </w:rPr>
-              <w:t xml:space="preserve">digital twin</w:t>
-            </w:r>
-            <w:r>
-              <w:t xml:space="preserve">, sensores, ontologias e manutenção preditiva.</w:t>
-            </w:r>
-          </w:p>
-        </w:tc>
-        <w:tc>
-          <w:tcPr/>
-          <w:p>
-            <w:pPr>
-              <w:pStyle w:val="Compact"/>
-              <w:jc w:val="left"/>
-            </w:pPr>
-            <w:r>
-              <w:t xml:space="preserve">Rastreabilidade, integração de dados e atualização progressiva dos indicadores.</w:t>
-            </w:r>
-          </w:p>
-        </w:tc>
-        <w:tc>
-          <w:tcPr/>
-          <w:p>
-            <w:pPr>
-              <w:pStyle w:val="Compact"/>
-              <w:jc w:val="left"/>
-            </w:pPr>
-            <w:r>
-              <w:t xml:space="preserve">Maturidade digital e interoperabilidade ainda heterogêneas.</w:t>
-            </w:r>
-          </w:p>
-        </w:tc>
-      </w:tr>
-      <w:tr>
-        <w:tc>
-          <w:tcPr/>
-          <w:p>
-            <w:pPr>
-              <w:pStyle w:val="Compact"/>
-              <w:jc w:val="left"/>
-            </w:pPr>
-            <w:r>
-              <w:t xml:space="preserve">Integração multicritério</w:t>
-            </w:r>
-          </w:p>
-        </w:tc>
-        <w:tc>
-          <w:tcPr/>
-          <w:p>
-            <w:pPr>
-              <w:pStyle w:val="Compact"/>
-              <w:jc w:val="left"/>
-            </w:pPr>
-            <w:r>
-              <w:t xml:space="preserve">AHP, TOPSIS, ANP, Delphi, lógica fuzzy, otimização e pontuação.</w:t>
-            </w:r>
-          </w:p>
-        </w:tc>
-        <w:tc>
-          <w:tcPr/>
-          <w:p>
-            <w:pPr>
-              <w:pStyle w:val="Compact"/>
-              <w:jc w:val="left"/>
-            </w:pPr>
-            <w:r>
-              <w:t xml:space="preserve">Estruturação, ponderação, comparação, sensibilidade e registro das escolhas.</w:t>
-            </w:r>
-          </w:p>
-        </w:tc>
-        <w:tc>
-          <w:tcPr/>
-          <w:p>
-            <w:pPr>
-              <w:pStyle w:val="Compact"/>
-              <w:jc w:val="left"/>
-            </w:pPr>
-            <w:r>
-              <w:t xml:space="preserve">Poucas aplicações documentam a cadeia completa até a decisão institucional.</w:t>
-            </w:r>
-          </w:p>
-        </w:tc>
-      </w:tr>
-    </w:tbl>
+    <w:p>
+      <w:pPr>
+        <w:pStyle w:val="BodyText"/>
+      </w:pPr>
+      <w:r>
+        <w:t xml:space="preserve">&gt;p</w:t>
+      </w:r>
+      <w:r>
+        <w:t xml:space="preserve">2.7cm</w:t>
+      </w:r>
+      <w:r>
+        <w:t xml:space="preserve"> </w:t>
+      </w:r>
+      <w:r>
+        <w:t xml:space="preserve">&gt;p</w:t>
+      </w:r>
+      <w:r>
+        <w:t xml:space="preserve">3.3cm</w:t>
+      </w:r>
+      <w:r>
+        <w:t xml:space="preserve"> </w:t>
+      </w:r>
+      <w:r>
+        <w:t xml:space="preserve">&gt;p</w:t>
+      </w:r>
+      <w:r>
+        <w:t xml:space="preserve">4.0cm</w:t>
+      </w:r>
+      <w:r>
+        <w:t xml:space="preserve"> </w:t>
+      </w:r>
+      <w:r>
+        <w:t xml:space="preserve">Y</w:t>
+      </w:r>
+      <w:r>
+        <w:t xml:space="preserve"> </w:t>
+      </w:r>
+      <w:r>
+        <w:t xml:space="preserve">Corrente &amp; Núcleo analítico &amp; Contribuição ao protocolo &amp; Lacuna de integração</w:t>
+      </w:r>
+      <w:r>
+        <w:br/>
+      </w:r>
+      <w:r>
+        <w:t xml:space="preserve">Técnica-operacional &amp; Condição, falha, desempenho, risco, manutenibilidade e continuidade. &amp; Indicadores de estado do ativo, recorrência de falhas e criticidade operacional. &amp; Predomínio de aplicações setoriais ou de componentes.</w:t>
+      </w:r>
+      <w:r>
+        <w:br/>
+      </w:r>
+      <w:r>
+        <w:t xml:space="preserve">Ambiental e ciclo de vida &amp; Energia, emissões, água, resíduos, renovação e custo ao longo da vida útil. &amp; Internalização de efeitos diferidos e prevenção de dupla contagem temporal. &amp; Integração desigual com rotinas reais de manutenção.</w:t>
+      </w:r>
+      <w:r>
+        <w:br/>
+      </w:r>
+      <w:r>
+        <w:t xml:space="preserve">Social e ocupacional &amp; Segurança, conforto, satisfação, acessibilidade e qualidade percebida. &amp; Critérios sobre usuários e continuidade das atividades acadêmicas. &amp; Menor frequência e operacionalização que os critérios técnicos.</w:t>
+      </w:r>
+      <w:r>
+        <w:br/>
+      </w:r>
+      <w:r>
+        <w:t xml:space="preserve">Informacional e digital &amp; BIM,</w:t>
+      </w:r>
+      <w:r>
+        <w:t xml:space="preserve"> </w:t>
+      </w:r>
+      <w:r>
+        <w:rPr>
+          <w:iCs/>
+          <w:i/>
+        </w:rPr>
+        <w:t xml:space="preserve">digital twin</w:t>
+      </w:r>
+      <w:r>
+        <w:t xml:space="preserve">, sensores, ontologias e manutenção preditiva. &amp; Rastreabilidade, integração de dados e atualização progressiva dos indicadores. &amp; Maturidade digital e interoperabilidade ainda heterogêneas.</w:t>
+      </w:r>
+      <w:r>
+        <w:br/>
+      </w:r>
+      <w:r>
+        <w:t xml:space="preserve">Integração multicritério &amp; AHP, TOPSIS, ANP, Delphi, lógica fuzzy, otimização e pontuação. &amp; Estruturação, ponderação, comparação, sensibilidade e registro das escolhas. &amp; Poucas aplicações documentam a cadeia completa até a decisão institucional.</w:t>
+      </w:r>
+      <w:r>
+        <w:br/>
+      </w:r>
+    </w:p>
     <w:p>
       <w:pPr>
         <w:pStyle w:val="BodyText"/>
@@ -772,8 +488,8 @@
         <w:t xml:space="preserve">. Ainda assim, nenhum método deve ser escolhido apenas pela frequência bibliográfica: o problema decisório, a qualidade dos dados, a compensabilidade dos critérios e a capacidade dos usuários precisam orientar a seleção.</w:t>
       </w:r>
     </w:p>
-    <w:bookmarkEnd w:id="21"/>
-    <w:bookmarkStart w:id="25" w:name="procedimentos-metodológicos"/>
+    <w:bookmarkEnd w:id="22"/>
+    <w:bookmarkStart w:id="26" w:name="procedimentos-metodológicos"/>
     <w:p>
       <w:pPr>
         <w:pStyle w:val="Heading1"/>
@@ -843,7 +559,7 @@
         <w:t xml:space="preserve">. A referência é empregada apenas como parâmetro de relato; não implica pré-registro, dupla revisão, avaliação de risco de viés, elegibilidade integral em texto completo ou metanálise, procedimentos não realizados.</w:t>
       </w:r>
     </w:p>
-    <w:bookmarkStart w:id="22" w:name="Xca0b6dcf81fd8d2c8a9c0a77c769b2ff979df2a"/>
+    <w:bookmarkStart w:id="23" w:name="Xca0b6dcf81fd8d2c8a9c0a77c769b2ff979df2a"/>
     <w:p>
       <w:pPr>
         <w:pStyle w:val="Heading2"/>
@@ -963,527 +679,167 @@
         <w:t xml:space="preserve">A matriz de alinhamento da Tabela 2 explicita a correspondência entre a pergunta central, as questões específicas, os critérios de seleção, os campos extraídos e os resultados apresentados. O contexto público universitário e os métodos de apoio à decisão foram campos de caracterização analítica, e não requisitos obrigatórios de inclusão.</w:t>
       </w:r>
     </w:p>
-    <w:tbl>
-      <w:tblPr>
-        <w:tblStyle w:val="Table"/>
-        <w:tblW w:type="auto" w:w="0"/>
-        <w:tblLook w:firstRow="0" w:lastRow="0" w:firstColumn="0" w:lastColumn="0" w:noHBand="0" w:noVBand="0" w:val="0000"/>
-        <w:jc w:val="start"/>
-      </w:tblPr>
-      <w:tblGrid>
-        <w:gridCol w:w="1584"/>
-        <w:gridCol w:w="1584"/>
-        <w:gridCol w:w="1584"/>
-        <w:gridCol w:w="1584"/>
-        <w:gridCol w:w="1584"/>
-      </w:tblGrid>
-      <w:tr>
-        <w:tc>
-          <w:tcPr/>
-          <w:p>
-            <w:pPr>
-              <w:pStyle w:val="Compact"/>
-              <w:jc w:val="left"/>
-            </w:pPr>
-            <w:r>
-              <w:t xml:space="preserve">p</w:t>
-            </w:r>
-            <w:r>
-              <w:t xml:space="preserve">1.8cm</w:t>
-            </w:r>
-            <w:r>
-              <w:t xml:space="preserve"> </w:t>
-            </w:r>
-            <w:r>
-              <w:t xml:space="preserve">&gt;p</w:t>
-            </w:r>
-            <w:r>
-              <w:t xml:space="preserve">2.7cm</w:t>
-            </w:r>
-            <w:r>
-              <w:t xml:space="preserve"> </w:t>
-            </w:r>
-            <w:r>
-              <w:t xml:space="preserve">&gt;p</w:t>
-            </w:r>
-            <w:r>
-              <w:t xml:space="preserve">2.3cm</w:t>
-            </w:r>
-            <w:r>
-              <w:t xml:space="preserve"> </w:t>
-            </w:r>
-            <w:r>
-              <w:t xml:space="preserve">&gt;p</w:t>
-            </w:r>
-            <w:r>
-              <w:t xml:space="preserve">4.1cm</w:t>
-            </w:r>
-            <w:r>
-              <w:t xml:space="preserve"> </w:t>
-            </w:r>
-            <w:r>
-              <w:t xml:space="preserve">Y</w:t>
-            </w:r>
-          </w:p>
-        </w:tc>
-        <w:tc>
-          <w:tcPr/>
-          <w:p>
-            <w:pPr>
-              <w:pStyle w:val="Compact"/>
-              <w:jc w:val="left"/>
-            </w:pPr>
-            <w:r>
-              <w:t xml:space="preserve">Formulação sintética</w:t>
-            </w:r>
-          </w:p>
-        </w:tc>
-        <w:tc>
-          <w:tcPr/>
-          <w:p>
-            <w:pPr>
-              <w:pStyle w:val="Compact"/>
-              <w:jc w:val="left"/>
-            </w:pPr>
-            <w:r>
-              <w:t xml:space="preserve">Critério de seleção</w:t>
-            </w:r>
-          </w:p>
-        </w:tc>
-        <w:tc>
-          <w:tcPr/>
-          <w:p>
-            <w:pPr>
-              <w:pStyle w:val="Compact"/>
-              <w:jc w:val="left"/>
-            </w:pPr>
-            <w:r>
-              <w:t xml:space="preserve">Campo de extração</w:t>
-            </w:r>
-          </w:p>
-        </w:tc>
-        <w:tc>
-          <w:tcPr/>
-          <w:p>
-            <w:pPr>
-              <w:pStyle w:val="Compact"/>
-              <w:jc w:val="left"/>
-            </w:pPr>
-            <w:r>
-              <w:t xml:space="preserve">Resultado correspondente</w:t>
-            </w:r>
-          </w:p>
-        </w:tc>
-      </w:tr>
-      <w:tr>
-        <w:tc>
-          <w:tcPr/>
-          <w:p>
-            <w:pPr>
-              <w:pStyle w:val="Compact"/>
-              <w:jc w:val="left"/>
-            </w:pPr>
-            <w:r>
-              <w:t xml:space="preserve">RQ0</w:t>
-            </w:r>
-          </w:p>
-        </w:tc>
-        <w:tc>
-          <w:tcPr/>
-          <w:p>
-            <w:pPr>
-              <w:pStyle w:val="Compact"/>
-              <w:jc w:val="left"/>
-            </w:pPr>
-            <w:r>
-              <w:t xml:space="preserve">Integração entre sustentabilidade, manutenção, gestão predial e apoio à decisão; elementos aplicáveis à priorização pública universitária.</w:t>
-            </w:r>
-          </w:p>
-        </w:tc>
-        <w:tc>
-          <w:tcPr/>
-          <w:p>
-            <w:pPr>
-              <w:pStyle w:val="Compact"/>
-              <w:jc w:val="left"/>
-            </w:pPr>
-            <w:r>
-              <w:t xml:space="preserve">Objeto predial e sustentabilidade obrigatórios; decisão e contexto como caracterização.</w:t>
-            </w:r>
-          </w:p>
-        </w:tc>
-        <w:tc>
-          <w:tcPr/>
-          <w:p>
-            <w:pPr>
-              <w:pStyle w:val="Compact"/>
-              <w:jc w:val="left"/>
-            </w:pPr>
-            <w:r>
-              <w:rPr>
-                <w:rStyle w:val="VerbatimChar"/>
-              </w:rPr>
-              <w:t xml:space="preserve">rq0_confirmada</w:t>
-            </w:r>
-            <w:r>
-              <w:t xml:space="preserve">; contribuição; critérios; métodos; contexto; dimensões.</w:t>
-            </w:r>
-          </w:p>
-        </w:tc>
-        <w:tc>
-          <w:tcPr/>
-          <w:p>
-            <w:pPr>
-              <w:pStyle w:val="Compact"/>
-              <w:jc w:val="left"/>
-            </w:pPr>
-            <w:r>
-              <w:t xml:space="preserve">Síntese integrada nas Seções  a .</w:t>
-            </w:r>
-          </w:p>
-        </w:tc>
-      </w:tr>
-      <w:tr>
-        <w:tc>
-          <w:tcPr/>
-          <w:p>
-            <w:pPr>
-              <w:pStyle w:val="Compact"/>
-              <w:jc w:val="left"/>
-            </w:pPr>
-            <w:r>
-              <w:t xml:space="preserve">RQ1</w:t>
-            </w:r>
-          </w:p>
-        </w:tc>
-        <w:tc>
-          <w:tcPr/>
-          <w:p>
-            <w:pPr>
-              <w:pStyle w:val="Compact"/>
-              <w:jc w:val="left"/>
-            </w:pPr>
-            <w:r>
-              <w:t xml:space="preserve">Dimensões de sustentabilidade identificadas.</w:t>
-            </w:r>
-          </w:p>
-        </w:tc>
-        <w:tc>
-          <w:tcPr/>
-          <w:p>
-            <w:pPr>
-              <w:pStyle w:val="Compact"/>
-              <w:jc w:val="left"/>
-            </w:pPr>
-            <w:r>
-              <w:t xml:space="preserve">Sustentabilidade obrigatória.</w:t>
-            </w:r>
-          </w:p>
-        </w:tc>
-        <w:tc>
-          <w:tcPr/>
-          <w:p>
-            <w:pPr>
-              <w:pStyle w:val="Compact"/>
-              <w:jc w:val="left"/>
-            </w:pPr>
-            <w:r>
-              <w:rPr>
-                <w:rStyle w:val="VerbatimChar"/>
-              </w:rPr>
-              <w:t xml:space="preserve">dimensoes_sustentabilidade_identificadas_leitura</w:t>
-            </w:r>
-            <w:r>
-              <w:t xml:space="preserve">.</w:t>
-            </w:r>
-          </w:p>
-        </w:tc>
-        <w:tc>
-          <w:tcPr/>
-          <w:p>
-            <w:pPr>
-              <w:pStyle w:val="Compact"/>
-              <w:jc w:val="left"/>
-            </w:pPr>
-            <w:r>
-              <w:t xml:space="preserve">Seção  e Gráfico 7.</w:t>
-            </w:r>
-          </w:p>
-        </w:tc>
-      </w:tr>
-      <w:tr>
-        <w:tc>
-          <w:tcPr/>
-          <w:p>
-            <w:pPr>
-              <w:pStyle w:val="Compact"/>
-              <w:jc w:val="left"/>
-            </w:pPr>
-            <w:r>
-              <w:t xml:space="preserve">RQ2</w:t>
-            </w:r>
-          </w:p>
-        </w:tc>
-        <w:tc>
-          <w:tcPr/>
-          <w:p>
-            <w:pPr>
-              <w:pStyle w:val="Compact"/>
-              <w:jc w:val="left"/>
-            </w:pPr>
-            <w:r>
-              <w:t xml:space="preserve">Critérios de priorização identificados.</w:t>
-            </w:r>
-          </w:p>
-        </w:tc>
-        <w:tc>
-          <w:tcPr/>
-          <w:p>
-            <w:pPr>
-              <w:pStyle w:val="Compact"/>
-              <w:jc w:val="left"/>
-            </w:pPr>
-            <w:r>
-              <w:t xml:space="preserve">Decisão e priorização como caracterização.</w:t>
-            </w:r>
-          </w:p>
-        </w:tc>
-        <w:tc>
-          <w:tcPr/>
-          <w:p>
-            <w:pPr>
-              <w:pStyle w:val="Compact"/>
-              <w:jc w:val="left"/>
-            </w:pPr>
-            <w:r>
-              <w:rPr>
-                <w:rStyle w:val="VerbatimChar"/>
-              </w:rPr>
-              <w:t xml:space="preserve">criterios_identificados_leitura</w:t>
-            </w:r>
-            <w:r>
-              <w:t xml:space="preserve">.</w:t>
-            </w:r>
-          </w:p>
-        </w:tc>
-        <w:tc>
-          <w:tcPr/>
-          <w:p>
-            <w:pPr>
-              <w:pStyle w:val="Compact"/>
-              <w:jc w:val="left"/>
-            </w:pPr>
-            <w:r>
-              <w:t xml:space="preserve">Seção  e Tabela 8.</w:t>
-            </w:r>
-          </w:p>
-        </w:tc>
-      </w:tr>
-      <w:tr>
-        <w:tc>
-          <w:tcPr/>
-          <w:p>
-            <w:pPr>
-              <w:pStyle w:val="Compact"/>
-              <w:jc w:val="left"/>
-            </w:pPr>
-            <w:r>
-              <w:t xml:space="preserve">RQ3</w:t>
-            </w:r>
-          </w:p>
-        </w:tc>
-        <w:tc>
-          <w:tcPr/>
-          <w:p>
-            <w:pPr>
-              <w:pStyle w:val="Compact"/>
-              <w:jc w:val="left"/>
-            </w:pPr>
-            <w:r>
-              <w:t xml:space="preserve">Métodos de apoio à decisão identificados.</w:t>
-            </w:r>
-          </w:p>
-        </w:tc>
-        <w:tc>
-          <w:tcPr/>
-          <w:p>
-            <w:pPr>
-              <w:pStyle w:val="Compact"/>
-              <w:jc w:val="left"/>
-            </w:pPr>
-            <w:r>
-              <w:t xml:space="preserve">Método de decisão como caracterização.</w:t>
-            </w:r>
-          </w:p>
-        </w:tc>
-        <w:tc>
-          <w:tcPr/>
-          <w:p>
-            <w:pPr>
-              <w:pStyle w:val="Compact"/>
-              <w:jc w:val="left"/>
-            </w:pPr>
-            <w:r>
-              <w:rPr>
-                <w:rStyle w:val="VerbatimChar"/>
-              </w:rPr>
-              <w:t xml:space="preserve">metodos_decisao_identificados_leitura</w:t>
-            </w:r>
-            <w:r>
-              <w:t xml:space="preserve">.</w:t>
-            </w:r>
-          </w:p>
-        </w:tc>
-        <w:tc>
-          <w:tcPr/>
-          <w:p>
-            <w:pPr>
-              <w:pStyle w:val="Compact"/>
-              <w:jc w:val="left"/>
-            </w:pPr>
-            <w:r>
-              <w:t xml:space="preserve">Seção  e Gráfico 8.</w:t>
-            </w:r>
-          </w:p>
-        </w:tc>
-      </w:tr>
-      <w:tr>
-        <w:tc>
-          <w:tcPr/>
-          <w:p>
-            <w:pPr>
-              <w:pStyle w:val="Compact"/>
-              <w:jc w:val="left"/>
-            </w:pPr>
-            <w:r>
-              <w:t xml:space="preserve">RQ4</w:t>
-            </w:r>
-          </w:p>
-        </w:tc>
-        <w:tc>
-          <w:tcPr/>
-          <w:p>
-            <w:pPr>
-              <w:pStyle w:val="Compact"/>
-              <w:jc w:val="left"/>
-            </w:pPr>
-            <w:r>
-              <w:t xml:space="preserve">Contextos de edificação identificados.</w:t>
-            </w:r>
-          </w:p>
-        </w:tc>
-        <w:tc>
-          <w:tcPr/>
-          <w:p>
-            <w:pPr>
-              <w:pStyle w:val="Compact"/>
-              <w:jc w:val="left"/>
-            </w:pPr>
-            <w:r>
-              <w:t xml:space="preserve">Contexto como caracterização, sem recorte isolado.</w:t>
-            </w:r>
-          </w:p>
-        </w:tc>
-        <w:tc>
-          <w:tcPr/>
-          <w:p>
-            <w:pPr>
-              <w:pStyle w:val="Compact"/>
-              <w:jc w:val="left"/>
-            </w:pPr>
-            <w:r>
-              <w:rPr>
-                <w:rStyle w:val="VerbatimChar"/>
-              </w:rPr>
-              <w:t xml:space="preserve">contexto_edificacao_identificado_leitura</w:t>
-            </w:r>
-            <w:r>
-              <w:t xml:space="preserve">.</w:t>
-            </w:r>
-          </w:p>
-        </w:tc>
-        <w:tc>
-          <w:tcPr/>
-          <w:p>
-            <w:pPr>
-              <w:pStyle w:val="Compact"/>
-              <w:jc w:val="left"/>
-            </w:pPr>
-            <w:r>
-              <w:t xml:space="preserve">Seção  e Tabela 9.</w:t>
-            </w:r>
-          </w:p>
-        </w:tc>
-      </w:tr>
-      <w:tr>
-        <w:tc>
-          <w:tcPr/>
-          <w:p>
-            <w:pPr>
-              <w:pStyle w:val="Compact"/>
-              <w:jc w:val="left"/>
-            </w:pPr>
-            <w:r>
-              <w:t xml:space="preserve">RQ5</w:t>
-            </w:r>
-          </w:p>
-        </w:tc>
-        <w:tc>
-          <w:tcPr/>
-          <w:p>
-            <w:pPr>
-              <w:pStyle w:val="Compact"/>
-              <w:jc w:val="left"/>
-            </w:pPr>
-            <w:r>
-              <w:t xml:space="preserve">Lacunas registradas para instituições públicas de ensino superior.</w:t>
-            </w:r>
-          </w:p>
-        </w:tc>
-        <w:tc>
-          <w:tcPr/>
-          <w:p>
-            <w:pPr>
-              <w:pStyle w:val="Compact"/>
-              <w:jc w:val="left"/>
-            </w:pPr>
-            <w:r>
-              <w:t xml:space="preserve">Contexto público/universitário como reforço não obrigatório.</w:t>
-            </w:r>
-          </w:p>
-        </w:tc>
-        <w:tc>
-          <w:tcPr/>
-          <w:p>
-            <w:pPr>
-              <w:pStyle w:val="Compact"/>
-              <w:jc w:val="left"/>
-            </w:pPr>
-            <w:r>
-              <w:rPr>
-                <w:rStyle w:val="VerbatimChar"/>
-              </w:rPr>
-              <w:t xml:space="preserve">lacuna_ou_limite_identificado_leitura</w:t>
-            </w:r>
-            <w:r>
-              <w:t xml:space="preserve">; contribuição do artigo.</w:t>
-            </w:r>
-          </w:p>
-        </w:tc>
-        <w:tc>
-          <w:tcPr/>
-          <w:p>
-            <w:pPr>
-              <w:pStyle w:val="Compact"/>
-              <w:jc w:val="left"/>
-            </w:pPr>
-            <w:r>
-              <w:t xml:space="preserve">Seções , e .</w:t>
-            </w:r>
-          </w:p>
-        </w:tc>
-      </w:tr>
-    </w:tbl>
+    <w:p>
+      <w:pPr>
+        <w:pStyle w:val="BodyText"/>
+      </w:pPr>
+      <w:r>
+        <w:t xml:space="preserve">&gt;p</w:t>
+      </w:r>
+      <w:r>
+        <w:t xml:space="preserve">1.8cm</w:t>
+      </w:r>
+      <w:r>
+        <w:t xml:space="preserve"> </w:t>
+      </w:r>
+      <w:r>
+        <w:t xml:space="preserve">&gt;p</w:t>
+      </w:r>
+      <w:r>
+        <w:t xml:space="preserve">2.7cm</w:t>
+      </w:r>
+      <w:r>
+        <w:t xml:space="preserve"> </w:t>
+      </w:r>
+      <w:r>
+        <w:t xml:space="preserve">&gt;p</w:t>
+      </w:r>
+      <w:r>
+        <w:t xml:space="preserve">2.3cm</w:t>
+      </w:r>
+      <w:r>
+        <w:t xml:space="preserve"> </w:t>
+      </w:r>
+      <w:r>
+        <w:t xml:space="preserve">&gt;p</w:t>
+      </w:r>
+      <w:r>
+        <w:t xml:space="preserve">4.1cm</w:t>
+      </w:r>
+      <w:r>
+        <w:t xml:space="preserve"> </w:t>
+      </w:r>
+      <w:r>
+        <w:t xml:space="preserve">Y</w:t>
+      </w:r>
+      <w:r>
+        <w:t xml:space="preserve"> </w:t>
+      </w:r>
+      <w:r>
+        <w:t xml:space="preserve">Elemento &amp; Formulação sintética &amp; Critério de seleção &amp; Campo de extração &amp; Resultado correspondente</w:t>
+      </w:r>
+      <w:r>
+        <w:br/>
+      </w:r>
+      <w:r>
+        <w:t xml:space="preserve">RQ0 &amp; Integração entre sustentabilidade, manutenção, gestão predial e apoio à decisão; elementos aplicáveis à priorização pública universitária. &amp; Objeto predial e sustentabilidade obrigatórios; decisão e contexto como caracterização. &amp;</w:t>
+      </w:r>
+      <w:r>
+        <w:t xml:space="preserve"> </w:t>
+      </w:r>
+      <w:r>
+        <w:rPr>
+          <w:rStyle w:val="VerbatimChar"/>
+        </w:rPr>
+        <w:t xml:space="preserve">rq0_confirmada</w:t>
+      </w:r>
+      <w:r>
+        <w:t xml:space="preserve">; contribuição; critérios; métodos; contexto; dimensões. &amp; Síntese integrada nas Seções  a .</w:t>
+      </w:r>
+      <w:r>
+        <w:br/>
+      </w:r>
+      <w:r>
+        <w:t xml:space="preserve">RQ1 &amp; Dimensões de sustentabilidade identificadas. &amp; Sustentabilidade obrigatória. &amp;</w:t>
+      </w:r>
+      <w:r>
+        <w:t xml:space="preserve"> </w:t>
+      </w:r>
+      <w:r>
+        <w:rPr>
+          <w:rStyle w:val="VerbatimChar"/>
+        </w:rPr>
+        <w:t xml:space="preserve">dimensoes_sustentabilidade_identificadas_leitura</w:t>
+      </w:r>
+      <w:r>
+        <w:t xml:space="preserve">. &amp; Seção  e Gráfico 7.</w:t>
+      </w:r>
+      <w:r>
+        <w:br/>
+      </w:r>
+      <w:r>
+        <w:t xml:space="preserve">RQ2 &amp; Critérios de priorização identificados. &amp; Decisão e priorização como caracterização. &amp;</w:t>
+      </w:r>
+      <w:r>
+        <w:t xml:space="preserve"> </w:t>
+      </w:r>
+      <w:r>
+        <w:rPr>
+          <w:rStyle w:val="VerbatimChar"/>
+        </w:rPr>
+        <w:t xml:space="preserve">criterios_identificados_leitura</w:t>
+      </w:r>
+      <w:r>
+        <w:t xml:space="preserve">. &amp; Seção  e Tabela 8.</w:t>
+      </w:r>
+      <w:r>
+        <w:br/>
+      </w:r>
+      <w:r>
+        <w:t xml:space="preserve">RQ3 &amp; Métodos de apoio à decisão identificados. &amp; Método de decisão como caracterização. &amp;</w:t>
+      </w:r>
+      <w:r>
+        <w:t xml:space="preserve"> </w:t>
+      </w:r>
+      <w:r>
+        <w:rPr>
+          <w:rStyle w:val="VerbatimChar"/>
+        </w:rPr>
+        <w:t xml:space="preserve">metodos_decisao_identificados_leitura</w:t>
+      </w:r>
+      <w:r>
+        <w:t xml:space="preserve">. &amp; Seção  e Gráfico 8.</w:t>
+      </w:r>
+      <w:r>
+        <w:br/>
+      </w:r>
+      <w:r>
+        <w:t xml:space="preserve">RQ4 &amp; Contextos de edificação identificados. &amp; Contexto como caracterização, sem recorte isolado. &amp;</w:t>
+      </w:r>
+      <w:r>
+        <w:t xml:space="preserve"> </w:t>
+      </w:r>
+      <w:r>
+        <w:rPr>
+          <w:rStyle w:val="VerbatimChar"/>
+        </w:rPr>
+        <w:t xml:space="preserve">contexto_edificacao_identificado_leitura</w:t>
+      </w:r>
+      <w:r>
+        <w:t xml:space="preserve">. &amp; Seção  e Tabela 9.</w:t>
+      </w:r>
+      <w:r>
+        <w:br/>
+      </w:r>
+      <w:r>
+        <w:t xml:space="preserve">RQ5 &amp; Lacunas registradas para instituições públicas de ensino superior. &amp; Contexto público/universitário como reforço não obrigatório. &amp;</w:t>
+      </w:r>
+      <w:r>
+        <w:t xml:space="preserve"> </w:t>
+      </w:r>
+      <w:r>
+        <w:rPr>
+          <w:rStyle w:val="VerbatimChar"/>
+        </w:rPr>
+        <w:t xml:space="preserve">lacuna_ou_limite_identificado_leitura</w:t>
+      </w:r>
+      <w:r>
+        <w:t xml:space="preserve">; contribuição do artigo. &amp; Seções , e .</w:t>
+      </w:r>
+      <w:r>
+        <w:br/>
+      </w:r>
+    </w:p>
     <w:p>
       <w:pPr>
         <w:pStyle w:val="BodyText"/>
@@ -1553,456 +909,137 @@
         <w:t xml:space="preserve">. A Tabela 3 consolida os parâmetros verificáveis.</w:t>
       </w:r>
     </w:p>
-    <w:tbl>
-      <w:tblPr>
-        <w:tblStyle w:val="Table"/>
-        <w:tblW w:type="auto" w:w="0"/>
-        <w:tblLook w:firstRow="0" w:lastRow="0" w:firstColumn="0" w:lastColumn="0" w:noHBand="0" w:noVBand="0" w:val="0000"/>
-        <w:jc w:val="start"/>
-      </w:tblPr>
-      <w:tblGrid>
-        <w:gridCol w:w="1320"/>
-        <w:gridCol w:w="1320"/>
-        <w:gridCol w:w="1320"/>
-        <w:gridCol w:w="1320"/>
-        <w:gridCol w:w="1320"/>
-        <w:gridCol w:w="1320"/>
-      </w:tblGrid>
-      <w:tr>
-        <w:tc>
-          <w:tcPr/>
-          <w:p>
-            <w:pPr>
-              <w:pStyle w:val="Compact"/>
-              <w:jc w:val="left"/>
-            </w:pPr>
-            <w:r>
-              <w:t xml:space="preserve">p</w:t>
-            </w:r>
-            <w:r>
-              <w:t xml:space="preserve">2.3cm</w:t>
-            </w:r>
-            <w:r>
-              <w:t xml:space="preserve"> </w:t>
-            </w:r>
-            <w:r>
-              <w:t xml:space="preserve">&gt;p</w:t>
-            </w:r>
-            <w:r>
-              <w:t xml:space="preserve">1.6cm</w:t>
-            </w:r>
-            <w:r>
-              <w:t xml:space="preserve"> </w:t>
-            </w:r>
-            <w:r>
-              <w:t xml:space="preserve">&gt;p</w:t>
-            </w:r>
-            <w:r>
-              <w:t xml:space="preserve">1.8cm</w:t>
-            </w:r>
-            <w:r>
-              <w:t xml:space="preserve"> </w:t>
-            </w:r>
-            <w:r>
-              <w:t xml:space="preserve">&gt;p</w:t>
-            </w:r>
-            <w:r>
-              <w:t xml:space="preserve">2.3cm</w:t>
-            </w:r>
-            <w:r>
-              <w:t xml:space="preserve"> </w:t>
-            </w:r>
-            <w:r>
-              <w:t xml:space="preserve">&gt;p</w:t>
-            </w:r>
-            <w:r>
-              <w:t xml:space="preserve">1.2cm</w:t>
-            </w:r>
-            <w:r>
-              <w:t xml:space="preserve"> </w:t>
-            </w:r>
-            <w:r>
-              <w:t xml:space="preserve">Y</w:t>
-            </w:r>
-          </w:p>
-        </w:tc>
-        <w:tc>
-          <w:tcPr/>
-          <w:p>
-            <w:pPr>
-              <w:pStyle w:val="Compact"/>
-              <w:jc w:val="left"/>
-            </w:pPr>
-            <w:r>
-              <w:t xml:space="preserve">Data documentada</w:t>
-            </w:r>
-          </w:p>
-        </w:tc>
-        <w:tc>
-          <w:tcPr/>
-          <w:p>
-            <w:pPr>
-              <w:pStyle w:val="Compact"/>
-              <w:jc w:val="left"/>
-            </w:pPr>
-            <w:r>
-              <w:t xml:space="preserve">Período</w:t>
-            </w:r>
-          </w:p>
-        </w:tc>
-        <w:tc>
-          <w:tcPr/>
-          <w:p>
-            <w:pPr>
-              <w:pStyle w:val="Compact"/>
-              <w:jc w:val="left"/>
-            </w:pPr>
-            <w:r>
-              <w:t xml:space="preserve">Campo ou modelo</w:t>
-            </w:r>
-          </w:p>
-        </w:tc>
-        <w:tc>
-          <w:tcPr/>
-          <w:p>
-            <w:pPr>
-              <w:pStyle w:val="Compact"/>
-              <w:jc w:val="left"/>
-            </w:pPr>
-            <w:r>
-              <w:t xml:space="preserve">Registros</w:t>
-            </w:r>
-          </w:p>
-        </w:tc>
-        <w:tc>
-          <w:tcPr/>
-          <w:p>
-            <w:pPr>
-              <w:pStyle w:val="Compact"/>
-              <w:jc w:val="left"/>
-            </w:pPr>
-            <w:r>
-              <w:t xml:space="preserve">Limites e função</w:t>
-            </w:r>
-          </w:p>
-        </w:tc>
-      </w:tr>
-      <w:tr>
-        <w:tc>
-          <w:tcPr/>
-          <w:p>
-            <w:pPr>
-              <w:pStyle w:val="Compact"/>
-              <w:jc w:val="left"/>
-            </w:pPr>
-            <w:r>
-              <w:t xml:space="preserve">Scopus</w:t>
-            </w:r>
-          </w:p>
-        </w:tc>
-        <w:tc>
-          <w:tcPr/>
-          <w:p>
-            <w:pPr>
-              <w:pStyle w:val="Compact"/>
-              <w:jc w:val="left"/>
-            </w:pPr>
-            <w:r>
-              <w:t xml:space="preserve">08/07/2026; enriquecimento em 09/07/2026</w:t>
-            </w:r>
-          </w:p>
-        </w:tc>
-        <w:tc>
-          <w:tcPr/>
-          <w:p>
-            <w:pPr>
-              <w:pStyle w:val="Compact"/>
-              <w:jc w:val="left"/>
-            </w:pPr>
-            <w:r>
-              <w:t xml:space="preserve">2010–2026</w:t>
-            </w:r>
-          </w:p>
-        </w:tc>
-        <w:tc>
-          <w:tcPr/>
-          <w:p>
-            <w:pPr>
-              <w:pStyle w:val="Compact"/>
-              <w:jc w:val="left"/>
-            </w:pPr>
-            <w:r>
-              <w:t xml:space="preserve">4 consultas em</w:t>
-            </w:r>
-            <w:r>
-              <w:t xml:space="preserve"> </w:t>
-            </w:r>
-            <w:r>
-              <w:rPr>
-                <w:rStyle w:val="VerbatimChar"/>
-              </w:rPr>
-              <w:t xml:space="preserve">TITLE-ABS-KEY</w:t>
-            </w:r>
-          </w:p>
-        </w:tc>
-        <w:tc>
-          <w:tcPr/>
-          <w:p>
-            <w:pPr>
-              <w:pStyle w:val="Compact"/>
-              <w:jc w:val="left"/>
-            </w:pPr>
-            <w:r>
-              <w:t xml:space="preserve">9.438</w:t>
-            </w:r>
-          </w:p>
-        </w:tc>
-        <w:tc>
-          <w:tcPr/>
-          <w:p>
-            <w:pPr>
-              <w:pStyle w:val="Compact"/>
-              <w:jc w:val="left"/>
-            </w:pPr>
-            <w:r>
-              <w:t xml:space="preserve">Base principal; 9.433 da API e cinco exclusivos do export manual.</w:t>
-            </w:r>
-          </w:p>
-        </w:tc>
-      </w:tr>
-      <w:tr>
-        <w:tc>
-          <w:tcPr/>
-          <w:p>
-            <w:pPr>
-              <w:pStyle w:val="Compact"/>
-              <w:jc w:val="left"/>
-            </w:pPr>
-            <w:r>
-              <w:t xml:space="preserve">Web of Science</w:t>
-            </w:r>
-          </w:p>
-        </w:tc>
-        <w:tc>
-          <w:tcPr/>
-          <w:p>
-            <w:pPr>
-              <w:pStyle w:val="Compact"/>
-              <w:jc w:val="left"/>
-            </w:pPr>
-            <w:r>
-              <w:t xml:space="preserve">08/07/2026</w:t>
-            </w:r>
-          </w:p>
-        </w:tc>
-        <w:tc>
-          <w:tcPr/>
-          <w:p>
-            <w:pPr>
-              <w:pStyle w:val="Compact"/>
-              <w:jc w:val="left"/>
-            </w:pPr>
-            <w:r>
-              <w:t xml:space="preserve">2010–2026</w:t>
-            </w:r>
-          </w:p>
-        </w:tc>
-        <w:tc>
-          <w:tcPr/>
-          <w:p>
-            <w:pPr>
-              <w:pStyle w:val="Compact"/>
-              <w:jc w:val="left"/>
-            </w:pPr>
-            <w:r>
-              <w:t xml:space="preserve">4 buscas manuais em</w:t>
-            </w:r>
-            <w:r>
-              <w:t xml:space="preserve"> </w:t>
-            </w:r>
-            <w:r>
-              <w:rPr>
-                <w:rStyle w:val="VerbatimChar"/>
-              </w:rPr>
-              <w:t xml:space="preserve">TS (Topic)</w:t>
-            </w:r>
-          </w:p>
-        </w:tc>
-        <w:tc>
-          <w:tcPr/>
-          <w:p>
-            <w:pPr>
-              <w:pStyle w:val="Compact"/>
-              <w:jc w:val="left"/>
-            </w:pPr>
-            <w:r>
-              <w:t xml:space="preserve">1.680</w:t>
-            </w:r>
-          </w:p>
-        </w:tc>
-        <w:tc>
-          <w:tcPr/>
-          <w:p>
-            <w:pPr>
-              <w:pStyle w:val="Compact"/>
-              <w:jc w:val="left"/>
-            </w:pPr>
-            <w:r>
-              <w:t xml:space="preserve">Base independente; A4 recontado em 503; associação A1–A4 aos RIS informada de memória.</w:t>
-            </w:r>
-          </w:p>
-        </w:tc>
-      </w:tr>
-      <w:tr>
-        <w:tc>
-          <w:tcPr/>
-          <w:p>
-            <w:pPr>
-              <w:pStyle w:val="Compact"/>
-              <w:jc w:val="left"/>
-            </w:pPr>
-            <w:r>
-              <w:t xml:space="preserve">Crossref</w:t>
-            </w:r>
-          </w:p>
-        </w:tc>
-        <w:tc>
-          <w:tcPr/>
-          <w:p>
-            <w:pPr>
-              <w:pStyle w:val="Compact"/>
-              <w:jc w:val="left"/>
-            </w:pPr>
-            <w:r>
-              <w:t xml:space="preserve">08/07/2026</w:t>
-            </w:r>
-          </w:p>
-        </w:tc>
-        <w:tc>
-          <w:tcPr/>
-          <w:p>
-            <w:pPr>
-              <w:pStyle w:val="Compact"/>
-              <w:jc w:val="left"/>
-            </w:pPr>
-            <w:r>
-              <w:t xml:space="preserve">2010–2026</w:t>
-            </w:r>
-          </w:p>
-        </w:tc>
-        <w:tc>
-          <w:tcPr/>
-          <w:p>
-            <w:pPr>
-              <w:pStyle w:val="Compact"/>
-              <w:jc w:val="left"/>
-            </w:pPr>
-            <w:r>
-              <w:t xml:space="preserve">5 consultas em</w:t>
-            </w:r>
-            <w:r>
-              <w:t xml:space="preserve"> </w:t>
-            </w:r>
-            <w:r>
-              <w:rPr>
-                <w:rStyle w:val="VerbatimChar"/>
-              </w:rPr>
-              <w:t xml:space="preserve">query.bibliographic</w:t>
-            </w:r>
-          </w:p>
-        </w:tc>
-        <w:tc>
-          <w:tcPr/>
-          <w:p>
-            <w:pPr>
-              <w:pStyle w:val="Compact"/>
-              <w:jc w:val="left"/>
-            </w:pPr>
-            <w:r>
-              <w:t xml:space="preserve">1.000</w:t>
-            </w:r>
-          </w:p>
-        </w:tc>
-        <w:tc>
-          <w:tcPr/>
-          <w:p>
-            <w:pPr>
-              <w:pStyle w:val="Compact"/>
-              <w:jc w:val="left"/>
-            </w:pPr>
-            <w:r>
-              <w:t xml:space="preserve">Fonte complementar; 200 resultados por consulta, ordenados por relevância.</w:t>
-            </w:r>
-          </w:p>
-        </w:tc>
-      </w:tr>
-      <w:tr>
-        <w:tc>
-          <w:tcPr/>
-          <w:p>
-            <w:pPr>
-              <w:pStyle w:val="Compact"/>
-              <w:jc w:val="left"/>
-            </w:pPr>
-            <w:r>
-              <w:t xml:space="preserve">Total</w:t>
-            </w:r>
-          </w:p>
-        </w:tc>
-        <w:tc>
-          <w:tcPr/>
-          <w:p>
-            <w:pPr>
-              <w:pStyle w:val="Compact"/>
-            </w:pPr>
-          </w:p>
-        </w:tc>
-        <w:tc>
-          <w:tcPr/>
-          <w:p>
-            <w:pPr>
-              <w:pStyle w:val="Compact"/>
-            </w:pPr>
-          </w:p>
-        </w:tc>
-        <w:tc>
-          <w:tcPr/>
-          <w:p>
-            <w:pPr>
-              <w:pStyle w:val="Compact"/>
-              <w:jc w:val="left"/>
-            </w:pPr>
-            <w:r>
-              <w:t xml:space="preserve">13 consultas</w:t>
-            </w:r>
-          </w:p>
-        </w:tc>
-        <w:tc>
-          <w:tcPr/>
-          <w:p>
-            <w:pPr>
-              <w:pStyle w:val="Compact"/>
-              <w:jc w:val="left"/>
-            </w:pPr>
-            <w:r>
-              <w:t xml:space="preserve">12.118</w:t>
-            </w:r>
-          </w:p>
-        </w:tc>
-        <w:tc>
-          <w:tcPr/>
-          <w:p>
-            <w:pPr>
-              <w:pStyle w:val="Compact"/>
-              <w:jc w:val="left"/>
-            </w:pPr>
-            <w:r>
-              <w:t xml:space="preserve">Volume anterior à deduplicação.</w:t>
-            </w:r>
-          </w:p>
-        </w:tc>
-      </w:tr>
-    </w:tbl>
+    <w:p>
+      <w:pPr>
+        <w:pStyle w:val="BodyText"/>
+      </w:pPr>
+      <w:r>
+        <w:t xml:space="preserve">&gt;p</w:t>
+      </w:r>
+      <w:r>
+        <w:t xml:space="preserve">2.3cm</w:t>
+      </w:r>
+      <w:r>
+        <w:t xml:space="preserve"> </w:t>
+      </w:r>
+      <w:r>
+        <w:t xml:space="preserve">&gt;p</w:t>
+      </w:r>
+      <w:r>
+        <w:t xml:space="preserve">1.6cm</w:t>
+      </w:r>
+      <w:r>
+        <w:t xml:space="preserve"> </w:t>
+      </w:r>
+      <w:r>
+        <w:t xml:space="preserve">&gt;p</w:t>
+      </w:r>
+      <w:r>
+        <w:t xml:space="preserve">1.8cm</w:t>
+      </w:r>
+      <w:r>
+        <w:t xml:space="preserve"> </w:t>
+      </w:r>
+      <w:r>
+        <w:t xml:space="preserve">&gt;p</w:t>
+      </w:r>
+      <w:r>
+        <w:t xml:space="preserve">2.3cm</w:t>
+      </w:r>
+      <w:r>
+        <w:t xml:space="preserve"> </w:t>
+      </w:r>
+      <w:r>
+        <w:t xml:space="preserve">&gt;p</w:t>
+      </w:r>
+      <w:r>
+        <w:t xml:space="preserve">1.2cm</w:t>
+      </w:r>
+      <w:r>
+        <w:t xml:space="preserve"> </w:t>
+      </w:r>
+      <w:r>
+        <w:t xml:space="preserve">Y</w:t>
+      </w:r>
+      <w:r>
+        <w:t xml:space="preserve"> </w:t>
+      </w:r>
+      <w:r>
+        <w:t xml:space="preserve">Base &amp; Data documentada &amp; Período &amp; Campo ou modelo &amp; Registros &amp; Limites e função</w:t>
+      </w:r>
+      <w:r>
+        <w:br/>
+      </w:r>
+      <w:r>
+        <w:t xml:space="preserve">Scopus &amp; 08/07/2026; enriquecimento em 09/07/2026 &amp; 2010–2026 &amp; 4 consultas em</w:t>
+      </w:r>
+      <w:r>
+        <w:t xml:space="preserve"> </w:t>
+      </w:r>
+      <w:r>
+        <w:rPr>
+          <w:rStyle w:val="VerbatimChar"/>
+        </w:rPr>
+        <w:t xml:space="preserve">TITLE-ABS-KEY</w:t>
+      </w:r>
+      <w:r>
+        <w:t xml:space="preserve"> </w:t>
+      </w:r>
+      <w:r>
+        <w:t xml:space="preserve">&amp; 9.438 &amp; Base principal; 9.433 da API e cinco exclusivos do export manual.</w:t>
+      </w:r>
+      <w:r>
+        <w:br/>
+      </w:r>
+      <w:r>
+        <w:t xml:space="preserve">Web of Science &amp; 08/07/2026 &amp; 2010–2026 &amp; 4 buscas manuais em</w:t>
+      </w:r>
+      <w:r>
+        <w:t xml:space="preserve"> </w:t>
+      </w:r>
+      <w:r>
+        <w:rPr>
+          <w:rStyle w:val="VerbatimChar"/>
+        </w:rPr>
+        <w:t xml:space="preserve">TS (Topic)</w:t>
+      </w:r>
+      <w:r>
+        <w:t xml:space="preserve"> </w:t>
+      </w:r>
+      <w:r>
+        <w:t xml:space="preserve">&amp; 1.680 &amp; Base independente; A4 recontado em 503; associação A1–A4 aos RIS informada de memória.</w:t>
+      </w:r>
+      <w:r>
+        <w:br/>
+      </w:r>
+      <w:r>
+        <w:t xml:space="preserve">Crossref &amp; 08/07/2026 &amp; 2010–2026 &amp; 5 consultas em</w:t>
+      </w:r>
+      <w:r>
+        <w:t xml:space="preserve"> </w:t>
+      </w:r>
+      <w:r>
+        <w:rPr>
+          <w:rStyle w:val="VerbatimChar"/>
+        </w:rPr>
+        <w:t xml:space="preserve">query.bibliographic</w:t>
+      </w:r>
+      <w:r>
+        <w:t xml:space="preserve"> </w:t>
+      </w:r>
+      <w:r>
+        <w:t xml:space="preserve">&amp; 1.000 &amp; Fonte complementar; 200 resultados por consulta, ordenados por relevância.</w:t>
+      </w:r>
+      <w:r>
+        <w:br/>
+      </w:r>
+      <w:r>
+        <w:t xml:space="preserve">Total &amp; &amp; &amp; 13 consultas &amp; 12.118 &amp; Volume anterior à deduplicação.</w:t>
+      </w:r>
+      <w:r>
+        <w:br/>
+      </w:r>
+    </w:p>
     <w:p>
       <w:pPr>
         <w:pStyle w:val="BodyText"/>
@@ -2027,354 +1064,96 @@
         <w:t xml:space="preserve">Os critérios de seleção combinaram aderência ao ambiente construído, manutenção ou gestão predial e sustentabilidade. Métodos de decisão, contexto público universitário e tipologia da edificação foram tratados como campos de caracterização analítica. A Tabela 4 sintetiza as regras aplicadas.</w:t>
       </w:r>
     </w:p>
-    <w:tbl>
-      <w:tblPr>
-        <w:tblStyle w:val="Table"/>
-        <w:tblW w:type="auto" w:w="0"/>
-        <w:tblLook w:firstRow="0" w:lastRow="0" w:firstColumn="0" w:lastColumn="0" w:noHBand="0" w:noVBand="0" w:val="0000"/>
-        <w:jc w:val="start"/>
-      </w:tblPr>
-      <w:tblGrid>
-        <w:gridCol w:w="2640"/>
-        <w:gridCol w:w="2640"/>
-        <w:gridCol w:w="2640"/>
-      </w:tblGrid>
-      <w:tr>
-        <w:tc>
-          <w:tcPr/>
-          <w:p>
-            <w:pPr>
-              <w:pStyle w:val="Compact"/>
-              <w:jc w:val="left"/>
-            </w:pPr>
-            <w:r>
-              <w:t xml:space="preserve">p</w:t>
-            </w:r>
-            <w:r>
-              <w:t xml:space="preserve">3.4cm</w:t>
-            </w:r>
-            <w:r>
-              <w:t xml:space="preserve"> </w:t>
-            </w:r>
-            <w:r>
-              <w:t xml:space="preserve">&gt;p</w:t>
-            </w:r>
-            <w:r>
-              <w:t xml:space="preserve">2.7cm</w:t>
-            </w:r>
-            <w:r>
-              <w:t xml:space="preserve"> </w:t>
-            </w:r>
-            <w:r>
-              <w:t xml:space="preserve">Y</w:t>
-            </w:r>
-          </w:p>
-        </w:tc>
-        <w:tc>
-          <w:tcPr/>
-          <w:p>
-            <w:pPr>
-              <w:pStyle w:val="Compact"/>
-              <w:jc w:val="left"/>
-            </w:pPr>
-            <w:r>
-              <w:t xml:space="preserve">Aplicação</w:t>
-            </w:r>
-          </w:p>
-        </w:tc>
-        <w:tc>
-          <w:tcPr/>
-          <w:p>
-            <w:pPr>
-              <w:pStyle w:val="Compact"/>
-              <w:jc w:val="left"/>
-            </w:pPr>
-            <w:r>
-              <w:t xml:space="preserve">Descrição operacional</w:t>
-            </w:r>
-          </w:p>
-        </w:tc>
-      </w:tr>
-      <w:tr>
-        <w:tc>
-          <w:tcPr/>
-          <w:p>
-            <w:pPr>
-              <w:pStyle w:val="Compact"/>
-              <w:jc w:val="left"/>
-            </w:pPr>
-            <w:r>
-              <w:t xml:space="preserve">Objeto predial</w:t>
-            </w:r>
-          </w:p>
-        </w:tc>
-        <w:tc>
-          <w:tcPr/>
-          <w:p>
-            <w:pPr>
-              <w:pStyle w:val="Compact"/>
-              <w:jc w:val="left"/>
-            </w:pPr>
-            <w:r>
-              <w:t xml:space="preserve">Inclusão</w:t>
-            </w:r>
-          </w:p>
-        </w:tc>
-        <w:tc>
-          <w:tcPr/>
-          <w:p>
-            <w:pPr>
-              <w:pStyle w:val="Compact"/>
-              <w:jc w:val="left"/>
-            </w:pPr>
-            <w:r>
-              <w:t xml:space="preserve">Manutenção predial, gestão de facilidades, gestão de ativos construídos ou operação de edifícios.</w:t>
-            </w:r>
-          </w:p>
-        </w:tc>
-      </w:tr>
-      <w:tr>
-        <w:tc>
-          <w:tcPr/>
-          <w:p>
-            <w:pPr>
-              <w:pStyle w:val="Compact"/>
-              <w:jc w:val="left"/>
-            </w:pPr>
-            <w:r>
-              <w:t xml:space="preserve">Sustentabilidade</w:t>
-            </w:r>
-          </w:p>
-        </w:tc>
-        <w:tc>
-          <w:tcPr/>
-          <w:p>
-            <w:pPr>
-              <w:pStyle w:val="Compact"/>
-              <w:jc w:val="left"/>
-            </w:pPr>
-            <w:r>
-              <w:t xml:space="preserve">Inclusão</w:t>
-            </w:r>
-          </w:p>
-        </w:tc>
-        <w:tc>
-          <w:tcPr/>
-          <w:p>
-            <w:pPr>
-              <w:pStyle w:val="Compact"/>
-              <w:jc w:val="left"/>
-            </w:pPr>
-            <w:r>
-              <w:t xml:space="preserve">Desempenho ambiental, ciclo de vida, energia, critérios econômicos, sociais, técnicos ou institucionais.</w:t>
-            </w:r>
-          </w:p>
-        </w:tc>
-      </w:tr>
-      <w:tr>
-        <w:tc>
-          <w:tcPr/>
-          <w:p>
-            <w:pPr>
-              <w:pStyle w:val="Compact"/>
-              <w:jc w:val="left"/>
-            </w:pPr>
-            <w:r>
-              <w:t xml:space="preserve">Período de publicação</w:t>
-            </w:r>
-          </w:p>
-        </w:tc>
-        <w:tc>
-          <w:tcPr/>
-          <w:p>
-            <w:pPr>
-              <w:pStyle w:val="Compact"/>
-              <w:jc w:val="left"/>
-            </w:pPr>
-            <w:r>
-              <w:t xml:space="preserve">Inclusão</w:t>
-            </w:r>
-          </w:p>
-        </w:tc>
-        <w:tc>
-          <w:tcPr/>
-          <w:p>
-            <w:pPr>
-              <w:pStyle w:val="Compact"/>
-              <w:jc w:val="left"/>
-            </w:pPr>
-            <w:r>
-              <w:t xml:space="preserve">Publicação entre 2010 e 2026.</w:t>
-            </w:r>
-          </w:p>
-        </w:tc>
-      </w:tr>
-      <w:tr>
-        <w:tc>
-          <w:tcPr/>
-          <w:p>
-            <w:pPr>
-              <w:pStyle w:val="Compact"/>
-              <w:jc w:val="left"/>
-            </w:pPr>
-            <w:r>
-              <w:t xml:space="preserve">Decisão e priorização</w:t>
-            </w:r>
-          </w:p>
-        </w:tc>
-        <w:tc>
-          <w:tcPr/>
-          <w:p>
-            <w:pPr>
-              <w:pStyle w:val="Compact"/>
-              <w:jc w:val="left"/>
-            </w:pPr>
-            <w:r>
-              <w:t xml:space="preserve">Caracterização</w:t>
-            </w:r>
-          </w:p>
-        </w:tc>
-        <w:tc>
-          <w:tcPr/>
-          <w:p>
-            <w:pPr>
-              <w:pStyle w:val="Compact"/>
-              <w:jc w:val="left"/>
-            </w:pPr>
-            <w:r>
-              <w:t xml:space="preserve">Identificação de MCDM, MCDA, AHP, TOPSIS, ANP, otimização, pontuação e outros instrumentos de apoio à decisão.</w:t>
-            </w:r>
-          </w:p>
-        </w:tc>
-      </w:tr>
-      <w:tr>
-        <w:tc>
-          <w:tcPr/>
-          <w:p>
-            <w:pPr>
-              <w:pStyle w:val="Compact"/>
-              <w:jc w:val="left"/>
-            </w:pPr>
-            <w:r>
-              <w:t xml:space="preserve">Contexto da edificação</w:t>
-            </w:r>
-          </w:p>
-        </w:tc>
-        <w:tc>
-          <w:tcPr/>
-          <w:p>
-            <w:pPr>
-              <w:pStyle w:val="Compact"/>
-              <w:jc w:val="left"/>
-            </w:pPr>
-            <w:r>
-              <w:t xml:space="preserve">Caracterização</w:t>
-            </w:r>
-          </w:p>
-        </w:tc>
-        <w:tc>
-          <w:tcPr/>
-          <w:p>
-            <w:pPr>
-              <w:pStyle w:val="Compact"/>
-              <w:jc w:val="left"/>
-            </w:pPr>
-            <w:r>
-              <w:t xml:space="preserve">Identificação de universidades,</w:t>
-            </w:r>
-            <w:r>
-              <w:t xml:space="preserve"> </w:t>
-            </w:r>
-            <w:r>
-              <w:rPr>
-                <w:iCs/>
-                <w:i/>
-              </w:rPr>
-              <w:t xml:space="preserve">campus</w:t>
-            </w:r>
-            <w:r>
-              <w:t xml:space="preserve">, edifícios públicos, escolas, hospitais e outras tipologias.</w:t>
-            </w:r>
-          </w:p>
-        </w:tc>
-      </w:tr>
-      <w:tr>
-        <w:tc>
-          <w:tcPr/>
-          <w:p>
-            <w:pPr>
-              <w:pStyle w:val="Compact"/>
-              <w:jc w:val="left"/>
-            </w:pPr>
-            <w:r>
-              <w:t xml:space="preserve">Escopo externo ao ambiente construído</w:t>
-            </w:r>
-          </w:p>
-        </w:tc>
-        <w:tc>
-          <w:tcPr/>
-          <w:p>
-            <w:pPr>
-              <w:pStyle w:val="Compact"/>
-              <w:jc w:val="left"/>
-            </w:pPr>
-            <w:r>
-              <w:t xml:space="preserve">Exclusão</w:t>
-            </w:r>
-          </w:p>
-        </w:tc>
-        <w:tc>
-          <w:tcPr/>
-          <w:p>
-            <w:pPr>
-              <w:pStyle w:val="Compact"/>
-              <w:jc w:val="left"/>
-            </w:pPr>
-            <w:r>
-              <w:t xml:space="preserve">Aplicações industriais, transporte, infraestrutura linear ou materiais sem relação com operação e manutenção de edificações.</w:t>
-            </w:r>
-          </w:p>
-        </w:tc>
-      </w:tr>
-      <w:tr>
-        <w:tc>
-          <w:tcPr/>
-          <w:p>
-            <w:pPr>
-              <w:pStyle w:val="Compact"/>
-              <w:jc w:val="left"/>
-            </w:pPr>
-            <w:r>
-              <w:t xml:space="preserve">Duplicidade</w:t>
-            </w:r>
-          </w:p>
-        </w:tc>
-        <w:tc>
-          <w:tcPr/>
-          <w:p>
-            <w:pPr>
-              <w:pStyle w:val="Compact"/>
-              <w:jc w:val="left"/>
-            </w:pPr>
-            <w:r>
-              <w:t xml:space="preserve">Consolidação</w:t>
-            </w:r>
-          </w:p>
-        </w:tc>
-        <w:tc>
-          <w:tcPr/>
-          <w:p>
-            <w:pPr>
-              <w:pStyle w:val="Compact"/>
-              <w:jc w:val="left"/>
-            </w:pPr>
-            <w:r>
-              <w:t xml:space="preserve">Fusão por DOI normalizado ou título normalizado, com preservação das bases e consultas de origem.</w:t>
-            </w:r>
-          </w:p>
-        </w:tc>
-      </w:tr>
-    </w:tbl>
+    <w:p>
+      <w:pPr>
+        <w:pStyle w:val="BodyText"/>
+      </w:pPr>
+      <w:r>
+        <w:t xml:space="preserve">&gt;p</w:t>
+      </w:r>
+      <w:r>
+        <w:t xml:space="preserve">3.4cm</w:t>
+      </w:r>
+      <w:r>
+        <w:t xml:space="preserve"> </w:t>
+      </w:r>
+      <w:r>
+        <w:t xml:space="preserve">&gt;p</w:t>
+      </w:r>
+      <w:r>
+        <w:t xml:space="preserve">2.7cm</w:t>
+      </w:r>
+      <w:r>
+        <w:t xml:space="preserve"> </w:t>
+      </w:r>
+      <w:r>
+        <w:t xml:space="preserve">Y</w:t>
+      </w:r>
+      <w:r>
+        <w:t xml:space="preserve"> </w:t>
+      </w:r>
+      <w:r>
+        <w:t xml:space="preserve">Critério &amp; Aplicação &amp; Descrição operacional</w:t>
+      </w:r>
+      <w:r>
+        <w:br/>
+      </w:r>
+      <w:r>
+        <w:t xml:space="preserve">Objeto predial &amp; Inclusão &amp; Manutenção predial, gestão de facilidades, gestão de ativos construídos ou operação de edifícios.</w:t>
+      </w:r>
+      <w:r>
+        <w:br/>
+      </w:r>
+      <w:r>
+        <w:t xml:space="preserve">Sustentabilidade &amp; Inclusão &amp; Desempenho ambiental, ciclo de vida, energia, critérios econômicos, sociais, técnicos ou institucionais.</w:t>
+      </w:r>
+      <w:r>
+        <w:br/>
+      </w:r>
+      <w:r>
+        <w:t xml:space="preserve">Período de publicação &amp; Inclusão &amp; Publicação entre 2010 e 2026.</w:t>
+      </w:r>
+      <w:r>
+        <w:br/>
+      </w:r>
+      <w:r>
+        <w:t xml:space="preserve">Decisão e priorização &amp; Caracterização &amp; Identificação de MCDM, MCDA, AHP, TOPSIS, ANP, otimização, pontuação e outros instrumentos de apoio à decisão.</w:t>
+      </w:r>
+      <w:r>
+        <w:br/>
+      </w:r>
+      <w:r>
+        <w:t xml:space="preserve">Contexto da edificação &amp; Caracterização &amp; Identificação de universidades,</w:t>
+      </w:r>
+      <w:r>
+        <w:t xml:space="preserve"> </w:t>
+      </w:r>
+      <w:r>
+        <w:rPr>
+          <w:iCs/>
+          <w:i/>
+        </w:rPr>
+        <w:t xml:space="preserve">campus</w:t>
+      </w:r>
+      <w:r>
+        <w:t xml:space="preserve">, edifícios públicos, escolas, hospitais e outras tipologias.</w:t>
+      </w:r>
+      <w:r>
+        <w:br/>
+      </w:r>
+      <w:r>
+        <w:t xml:space="preserve">Escopo externo ao ambiente construído &amp; Exclusão &amp; Aplicações industriais, transporte, infraestrutura linear ou materiais sem relação com operação e manutenção de edificações.</w:t>
+      </w:r>
+      <w:r>
+        <w:br/>
+      </w:r>
+      <w:r>
+        <w:t xml:space="preserve">Duplicidade &amp; Consolidação &amp; Fusão por DOI normalizado ou título normalizado, com preservação das bases e consultas de origem.</w:t>
+      </w:r>
+      <w:r>
+        <w:br/>
+      </w:r>
+    </w:p>
     <w:p>
       <w:pPr>
         <w:pStyle w:val="BodyText"/>
@@ -2383,8 +1162,8 @@
         <w:t xml:space="preserve">Fonte: elaborado pelo autor.</w:t>
       </w:r>
     </w:p>
-    <w:bookmarkEnd w:id="22"/>
-    <w:bookmarkStart w:id="23" w:name="X961280b3a45a67e41e71da47b94b36fd32344d7"/>
+    <w:bookmarkEnd w:id="23"/>
+    <w:bookmarkStart w:id="24" w:name="X961280b3a45a67e41e71da47b94b36fd32344d7"/>
     <w:p>
       <w:pPr>
         <w:pStyle w:val="Heading2"/>
@@ -2447,335 +1226,77 @@
         <w:t xml:space="preserve">A Tabela 5 apresenta os resultados e os controles conservadores da deduplicação.</w:t>
       </w:r>
     </w:p>
-    <w:tbl>
-      <w:tblPr>
-        <w:tblStyle w:val="Table"/>
-        <w:tblW w:type="auto" w:w="0"/>
-        <w:tblLook w:firstRow="0" w:lastRow="0" w:firstColumn="0" w:lastColumn="0" w:noHBand="0" w:noVBand="0" w:val="0000"/>
-        <w:jc w:val="start"/>
-      </w:tblPr>
-      <w:tblGrid>
-        <w:gridCol w:w="2640"/>
-        <w:gridCol w:w="2640"/>
-        <w:gridCol w:w="2640"/>
-      </w:tblGrid>
-      <w:tr>
-        <w:tc>
-          <w:tcPr/>
-          <w:p>
-            <w:pPr>
-              <w:pStyle w:val="Compact"/>
-              <w:jc w:val="left"/>
-            </w:pPr>
-            <w:r>
-              <w:t xml:space="preserve">p</w:t>
-            </w:r>
-            <w:r>
-              <w:t xml:space="preserve">2.3cm</w:t>
-            </w:r>
-            <w:r>
-              <w:t xml:space="preserve"> </w:t>
-            </w:r>
-            <w:r>
-              <w:t xml:space="preserve">&gt;p</w:t>
-            </w:r>
-            <w:r>
-              <w:t xml:space="preserve">5.7cm</w:t>
-            </w:r>
-          </w:p>
-        </w:tc>
-        <w:tc>
-          <w:tcPr/>
-          <w:p>
-            <w:pPr>
-              <w:pStyle w:val="Compact"/>
-              <w:jc w:val="left"/>
-            </w:pPr>
-            <w:r>
-              <w:t xml:space="preserve">Total</w:t>
-            </w:r>
-          </w:p>
-        </w:tc>
-        <w:tc>
-          <w:tcPr/>
-          <w:p>
-            <w:pPr>
-              <w:pStyle w:val="Compact"/>
-              <w:jc w:val="left"/>
-            </w:pPr>
-            <w:r>
-              <w:t xml:space="preserve">Interpretação</w:t>
-            </w:r>
-          </w:p>
-        </w:tc>
-      </w:tr>
-      <w:tr>
-        <w:tc>
-          <w:tcPr/>
-          <w:p>
-            <w:pPr>
-              <w:pStyle w:val="Compact"/>
-              <w:jc w:val="left"/>
-            </w:pPr>
-            <w:r>
-              <w:t xml:space="preserve">Registros brutos normalizados</w:t>
-            </w:r>
-          </w:p>
-        </w:tc>
-        <w:tc>
-          <w:tcPr/>
-          <w:p>
-            <w:pPr>
-              <w:pStyle w:val="Compact"/>
-              <w:jc w:val="left"/>
-            </w:pPr>
-            <w:r>
-              <w:t xml:space="preserve">12.118</w:t>
-            </w:r>
-          </w:p>
-        </w:tc>
-        <w:tc>
-          <w:tcPr/>
-          <w:p>
-            <w:pPr>
-              <w:pStyle w:val="Compact"/>
-              <w:jc w:val="left"/>
-            </w:pPr>
-            <w:r>
-              <w:t xml:space="preserve">Uma linha por ocorrência recuperada antes da deduplicação.</w:t>
-            </w:r>
-          </w:p>
-        </w:tc>
-      </w:tr>
-      <w:tr>
-        <w:tc>
-          <w:tcPr/>
-          <w:p>
-            <w:pPr>
-              <w:pStyle w:val="Compact"/>
-              <w:jc w:val="left"/>
-            </w:pPr>
-            <w:r>
-              <w:t xml:space="preserve">Registros únicos</w:t>
-            </w:r>
-          </w:p>
-        </w:tc>
-        <w:tc>
-          <w:tcPr/>
-          <w:p>
-            <w:pPr>
-              <w:pStyle w:val="Compact"/>
-              <w:jc w:val="left"/>
-            </w:pPr>
-            <w:r>
-              <w:t xml:space="preserve">9.542</w:t>
-            </w:r>
-          </w:p>
-        </w:tc>
-        <w:tc>
-          <w:tcPr/>
-          <w:p>
-            <w:pPr>
-              <w:pStyle w:val="Compact"/>
-              <w:jc w:val="left"/>
-            </w:pPr>
-            <w:r>
-              <w:t xml:space="preserve">Uma linha por grupo consolidado.</w:t>
-            </w:r>
-          </w:p>
-        </w:tc>
-      </w:tr>
-      <w:tr>
-        <w:tc>
-          <w:tcPr/>
-          <w:p>
-            <w:pPr>
-              <w:pStyle w:val="Compact"/>
-              <w:jc w:val="left"/>
-            </w:pPr>
-            <w:r>
-              <w:t xml:space="preserve">Ocorrências removidas</w:t>
-            </w:r>
-          </w:p>
-        </w:tc>
-        <w:tc>
-          <w:tcPr/>
-          <w:p>
-            <w:pPr>
-              <w:pStyle w:val="Compact"/>
-              <w:jc w:val="left"/>
-            </w:pPr>
-            <w:r>
-              <w:t xml:space="preserve">2.576</w:t>
-            </w:r>
-          </w:p>
-        </w:tc>
-        <w:tc>
-          <w:tcPr/>
-          <w:p>
-            <w:pPr>
-              <w:pStyle w:val="Compact"/>
-              <w:jc w:val="left"/>
-            </w:pPr>
-            <w:r>
-              <w:t xml:space="preserve">Diferença entre registros brutos e únicos.</w:t>
-            </w:r>
-          </w:p>
-        </w:tc>
-      </w:tr>
-      <w:tr>
-        <w:tc>
-          <w:tcPr/>
-          <w:p>
-            <w:pPr>
-              <w:pStyle w:val="Compact"/>
-              <w:jc w:val="left"/>
-            </w:pPr>
-            <w:r>
-              <w:t xml:space="preserve">Grupos com duplicidade</w:t>
-            </w:r>
-          </w:p>
-        </w:tc>
-        <w:tc>
-          <w:tcPr/>
-          <w:p>
-            <w:pPr>
-              <w:pStyle w:val="Compact"/>
-              <w:jc w:val="left"/>
-            </w:pPr>
-            <w:r>
-              <w:t xml:space="preserve">1.808</w:t>
-            </w:r>
-          </w:p>
-        </w:tc>
-        <w:tc>
-          <w:tcPr/>
-          <w:p>
-            <w:pPr>
-              <w:pStyle w:val="Compact"/>
-              <w:jc w:val="left"/>
-            </w:pPr>
-            <w:r>
-              <w:t xml:space="preserve">1.635 agrupados por DOI e 173 apenas por título normalizado.</w:t>
-            </w:r>
-          </w:p>
-        </w:tc>
-      </w:tr>
-      <w:tr>
-        <w:tc>
-          <w:tcPr/>
-          <w:p>
-            <w:pPr>
-              <w:pStyle w:val="Compact"/>
-              <w:jc w:val="left"/>
-            </w:pPr>
-            <w:r>
-              <w:t xml:space="preserve">Registros únicos com DOI</w:t>
-            </w:r>
-          </w:p>
-        </w:tc>
-        <w:tc>
-          <w:tcPr/>
-          <w:p>
-            <w:pPr>
-              <w:pStyle w:val="Compact"/>
-              <w:jc w:val="left"/>
-            </w:pPr>
-            <w:r>
-              <w:t xml:space="preserve">8.264</w:t>
-            </w:r>
-          </w:p>
-        </w:tc>
-        <w:tc>
-          <w:tcPr/>
-          <w:p>
-            <w:pPr>
-              <w:pStyle w:val="Compact"/>
-              <w:jc w:val="left"/>
-            </w:pPr>
-            <w:r>
-              <w:t xml:space="preserve">DOI presente após consolidação.</w:t>
-            </w:r>
-          </w:p>
-        </w:tc>
-      </w:tr>
-      <w:tr>
-        <w:tc>
-          <w:tcPr/>
-          <w:p>
-            <w:pPr>
-              <w:pStyle w:val="Compact"/>
-              <w:jc w:val="left"/>
-            </w:pPr>
-            <w:r>
-              <w:t xml:space="preserve">Registros únicos sem DOI</w:t>
-            </w:r>
-          </w:p>
-        </w:tc>
-        <w:tc>
-          <w:tcPr/>
-          <w:p>
-            <w:pPr>
-              <w:pStyle w:val="Compact"/>
-              <w:jc w:val="left"/>
-            </w:pPr>
-            <w:r>
-              <w:t xml:space="preserve">1.278</w:t>
-            </w:r>
-          </w:p>
-        </w:tc>
-        <w:tc>
-          <w:tcPr/>
-          <w:p>
-            <w:pPr>
-              <w:pStyle w:val="Compact"/>
-              <w:jc w:val="left"/>
-            </w:pPr>
-            <w:r>
-              <w:t xml:space="preserve">Dependem de título e identificadores para controle de duplicidade.</w:t>
-            </w:r>
-          </w:p>
-        </w:tc>
-      </w:tr>
-      <w:tr>
-        <w:tc>
-          <w:tcPr/>
-          <w:p>
-            <w:pPr>
-              <w:pStyle w:val="Compact"/>
-              <w:jc w:val="left"/>
-            </w:pPr>
-            <w:r>
-              <w:t xml:space="preserve">Conflitos preservados</w:t>
-            </w:r>
-          </w:p>
-        </w:tc>
-        <w:tc>
-          <w:tcPr/>
-          <w:p>
-            <w:pPr>
-              <w:pStyle w:val="Compact"/>
-              <w:jc w:val="left"/>
-            </w:pPr>
-            <w:r>
-              <w:t xml:space="preserve">98</w:t>
-            </w:r>
-          </w:p>
-        </w:tc>
-        <w:tc>
-          <w:tcPr/>
-          <w:p>
-            <w:pPr>
-              <w:pStyle w:val="Compact"/>
-              <w:jc w:val="left"/>
-            </w:pPr>
-            <w:r>
-              <w:t xml:space="preserve">51 por DOI divergente e 47 por identificador próprio divergente; não foram mesclados.</w:t>
-            </w:r>
-          </w:p>
-        </w:tc>
-      </w:tr>
-    </w:tbl>
+    <w:p>
+      <w:pPr>
+        <w:pStyle w:val="BodyText"/>
+      </w:pPr>
+      <w:r>
+        <w:t xml:space="preserve">Y &gt;p</w:t>
+      </w:r>
+      <w:r>
+        <w:t xml:space="preserve">2.3cm</w:t>
+      </w:r>
+      <w:r>
+        <w:t xml:space="preserve"> </w:t>
+      </w:r>
+      <w:r>
+        <w:t xml:space="preserve">&gt;p</w:t>
+      </w:r>
+      <w:r>
+        <w:t xml:space="preserve">5.7cm</w:t>
+      </w:r>
+      <w:r>
+        <w:t xml:space="preserve"> </w:t>
+      </w:r>
+      <w:r>
+        <w:t xml:space="preserve">Indicador &amp; Total &amp; Interpretação</w:t>
+      </w:r>
+      <w:r>
+        <w:br/>
+      </w:r>
+      <w:r>
+        <w:t xml:space="preserve">Registros brutos normalizados &amp; 12.118 &amp; Uma linha por ocorrência recuperada antes da deduplicação.</w:t>
+      </w:r>
+      <w:r>
+        <w:br/>
+      </w:r>
+      <w:r>
+        <w:t xml:space="preserve">Registros únicos &amp; 9.542 &amp; Uma linha por grupo consolidado.</w:t>
+      </w:r>
+      <w:r>
+        <w:br/>
+      </w:r>
+      <w:r>
+        <w:t xml:space="preserve">Ocorrências removidas &amp; 2.576 &amp; Diferença entre registros brutos e únicos.</w:t>
+      </w:r>
+      <w:r>
+        <w:br/>
+      </w:r>
+      <w:r>
+        <w:t xml:space="preserve">Grupos com duplicidade &amp; 1.808 &amp; 1.635 agrupados por DOI e 173 apenas por título normalizado.</w:t>
+      </w:r>
+      <w:r>
+        <w:br/>
+      </w:r>
+      <w:r>
+        <w:t xml:space="preserve">Registros únicos com DOI &amp; 8.264 &amp; DOI presente após consolidação.</w:t>
+      </w:r>
+      <w:r>
+        <w:br/>
+      </w:r>
+      <w:r>
+        <w:t xml:space="preserve">Registros únicos sem DOI &amp; 1.278 &amp; Dependem de título e identificadores para controle de duplicidade.</w:t>
+      </w:r>
+      <w:r>
+        <w:br/>
+      </w:r>
+      <w:r>
+        <w:t xml:space="preserve">Conflitos preservados &amp; 98 &amp; 51 por DOI divergente e 47 por identificador próprio divergente; não foram mesclados.</w:t>
+      </w:r>
+      <w:r>
+        <w:br/>
+      </w:r>
+    </w:p>
     <w:p>
       <w:pPr>
         <w:pStyle w:val="BodyText"/>
@@ -2800,8 +1321,8 @@
         <w:t xml:space="preserve">A coleta produziu 12.118 registros brutos: 9.433 recuperados pela API da Scopus, cinco registros existentes apenas no export manual da Scopus, 1.680 da Web of Science e 1.000 do Crossref. A deduplicação por DOI normalizado e título normalizado removeu 2.576 ocorrências repetidas e resultou em 9.542 registros únicos, com preservação da proveniência.</w:t>
       </w:r>
     </w:p>
-    <w:bookmarkEnd w:id="23"/>
-    <w:bookmarkStart w:id="24" w:name="X1a0c56458ef353c636b255008dfc2175e1ceed4"/>
+    <w:bookmarkEnd w:id="24"/>
+    <w:bookmarkStart w:id="25" w:name="X1a0c56458ef353c636b255008dfc2175e1ceed4"/>
     <w:p>
       <w:pPr>
         <w:pStyle w:val="Heading2"/>
@@ -2869,589 +1390,122 @@
         <w:t xml:space="preserve">é apenas um campo de compatibilidade e não constitui evidência de uso do ASReview. A Tabela 6 e a Figura 1 apresentam o fluxo.</w:t>
       </w:r>
     </w:p>
-    <w:tbl>
-      <w:tblPr>
-        <w:tblStyle w:val="Table"/>
-        <w:tblW w:type="auto" w:w="0"/>
-        <w:tblLook w:firstRow="0" w:lastRow="0" w:firstColumn="0" w:lastColumn="0" w:noHBand="0" w:noVBand="0" w:val="0000"/>
-        <w:jc w:val="start"/>
-      </w:tblPr>
-      <w:tblGrid>
-        <w:gridCol w:w="990"/>
-        <w:gridCol w:w="990"/>
-        <w:gridCol w:w="990"/>
-        <w:gridCol w:w="990"/>
-        <w:gridCol w:w="990"/>
-        <w:gridCol w:w="990"/>
-        <w:gridCol w:w="990"/>
-        <w:gridCol w:w="990"/>
-      </w:tblGrid>
-      <w:tr>
-        <w:tc>
-          <w:tcPr/>
-          <w:p>
-            <w:pPr>
-              <w:pStyle w:val="Compact"/>
-              <w:jc w:val="left"/>
-            </w:pPr>
-            <w:r>
-              <w:t xml:space="preserve">p</w:t>
-            </w:r>
-            <w:r>
-              <w:t xml:space="preserve">1.7cm</w:t>
-            </w:r>
-            <w:r>
-              <w:t xml:space="preserve"> </w:t>
-            </w:r>
-            <w:r>
-              <w:t xml:space="preserve">&gt;p</w:t>
-            </w:r>
-            <w:r>
-              <w:t xml:space="preserve">1.1cm</w:t>
-            </w:r>
-            <w:r>
-              <w:t xml:space="preserve"> </w:t>
-            </w:r>
-            <w:r>
-              <w:t xml:space="preserve">&gt;p</w:t>
-            </w:r>
-            <w:r>
-              <w:t xml:space="preserve">2.5cm</w:t>
-            </w:r>
-            <w:r>
-              <w:t xml:space="preserve"> </w:t>
-            </w:r>
-            <w:r>
-              <w:t xml:space="preserve">&gt;p</w:t>
-            </w:r>
-            <w:r>
-              <w:t xml:space="preserve">2.6cm</w:t>
-            </w:r>
-            <w:r>
-              <w:t xml:space="preserve"> </w:t>
-            </w:r>
-            <w:r>
-              <w:t xml:space="preserve">&gt;p</w:t>
-            </w:r>
-            <w:r>
-              <w:t xml:space="preserve">2.0cm</w:t>
-            </w:r>
-            <w:r>
-              <w:t xml:space="preserve"> </w:t>
-            </w:r>
-            <w:r>
-              <w:t xml:space="preserve">&gt;p</w:t>
-            </w:r>
-            <w:r>
-              <w:t xml:space="preserve">1.1cm</w:t>
-            </w:r>
-            <w:r>
-              <w:t xml:space="preserve"> </w:t>
-            </w:r>
-            <w:r>
-              <w:t xml:space="preserve">&gt;p</w:t>
-            </w:r>
-            <w:r>
-              <w:t xml:space="preserve">1.2cm</w:t>
-            </w:r>
-            <w:r>
-              <w:t xml:space="preserve"> </w:t>
-            </w:r>
-            <w:r>
-              <w:t xml:space="preserve">Y</w:t>
-            </w:r>
-          </w:p>
-        </w:tc>
-        <w:tc>
-          <w:tcPr/>
-          <w:p>
-            <w:pPr>
-              <w:pStyle w:val="Compact"/>
-              <w:jc w:val="left"/>
-            </w:pPr>
-            <w:r>
-              <w:t xml:space="preserve">Entrada</w:t>
-            </w:r>
-          </w:p>
-        </w:tc>
-        <w:tc>
-          <w:tcPr/>
-          <w:p>
-            <w:pPr>
-              <w:pStyle w:val="Compact"/>
-              <w:jc w:val="left"/>
-            </w:pPr>
-            <w:r>
-              <w:t xml:space="preserve">Procedimento</w:t>
-            </w:r>
-          </w:p>
-        </w:tc>
-        <w:tc>
-          <w:tcPr/>
-          <w:p>
-            <w:pPr>
-              <w:pStyle w:val="Compact"/>
-              <w:jc w:val="left"/>
-            </w:pPr>
-            <w:r>
-              <w:t xml:space="preserve">Critério</w:t>
-            </w:r>
-          </w:p>
-        </w:tc>
-        <w:tc>
-          <w:tcPr/>
-          <w:p>
-            <w:pPr>
-              <w:pStyle w:val="Compact"/>
-              <w:jc w:val="left"/>
-            </w:pPr>
-            <w:r>
-              <w:t xml:space="preserve">Responsável</w:t>
-            </w:r>
-          </w:p>
-        </w:tc>
-        <w:tc>
-          <w:tcPr/>
-          <w:p>
-            <w:pPr>
-              <w:pStyle w:val="Compact"/>
-              <w:jc w:val="left"/>
-            </w:pPr>
-            <w:r>
-              <w:t xml:space="preserve">Incluídos</w:t>
-            </w:r>
-          </w:p>
-        </w:tc>
-        <w:tc>
-          <w:tcPr/>
-          <w:p>
-            <w:pPr>
-              <w:pStyle w:val="Compact"/>
-              <w:jc w:val="left"/>
-            </w:pPr>
-            <w:r>
-              <w:t xml:space="preserve">Não retidos</w:t>
-            </w:r>
-          </w:p>
-        </w:tc>
-        <w:tc>
-          <w:tcPr/>
-          <w:p>
-            <w:pPr>
-              <w:pStyle w:val="Compact"/>
-              <w:jc w:val="left"/>
-            </w:pPr>
-            <w:r>
-              <w:t xml:space="preserve">Motivos</w:t>
-            </w:r>
-          </w:p>
-        </w:tc>
-      </w:tr>
-      <w:tr>
-        <w:tc>
-          <w:tcPr/>
-          <w:p>
-            <w:pPr>
-              <w:pStyle w:val="Compact"/>
-              <w:jc w:val="left"/>
-            </w:pPr>
-            <w:r>
-              <w:t xml:space="preserve">Coleta e deduplicação</w:t>
-            </w:r>
-          </w:p>
-        </w:tc>
-        <w:tc>
-          <w:tcPr/>
-          <w:p>
-            <w:pPr>
-              <w:pStyle w:val="Compact"/>
-              <w:jc w:val="left"/>
-            </w:pPr>
-            <w:r>
-              <w:t xml:space="preserve">12.118</w:t>
-            </w:r>
-          </w:p>
-        </w:tc>
-        <w:tc>
-          <w:tcPr/>
-          <w:p>
-            <w:pPr>
-              <w:pStyle w:val="Compact"/>
-              <w:jc w:val="left"/>
-            </w:pPr>
-            <w:r>
-              <w:t xml:space="preserve">Normalização e agrupamento por DOI ou título, com proveniência preservada.</w:t>
-            </w:r>
-          </w:p>
-        </w:tc>
-        <w:tc>
-          <w:tcPr/>
-          <w:p>
-            <w:pPr>
-              <w:pStyle w:val="Compact"/>
-              <w:jc w:val="left"/>
-            </w:pPr>
-            <w:r>
-              <w:t xml:space="preserve">DOI normalizado; na ausência, título normalizado sem conflito de identificador.</w:t>
-            </w:r>
-          </w:p>
-        </w:tc>
-        <w:tc>
-          <w:tcPr/>
-          <w:p>
-            <w:pPr>
-              <w:pStyle w:val="Compact"/>
-              <w:jc w:val="left"/>
-            </w:pPr>
-            <w:r>
-              <w:t xml:space="preserve">Script Python.</w:t>
-            </w:r>
-          </w:p>
-        </w:tc>
-        <w:tc>
-          <w:tcPr/>
-          <w:p>
-            <w:pPr>
-              <w:pStyle w:val="Compact"/>
-              <w:jc w:val="left"/>
-            </w:pPr>
-            <w:r>
-              <w:t xml:space="preserve">9.542</w:t>
-            </w:r>
-          </w:p>
-        </w:tc>
-        <w:tc>
-          <w:tcPr/>
-          <w:p>
-            <w:pPr>
-              <w:pStyle w:val="Compact"/>
-              <w:jc w:val="left"/>
-            </w:pPr>
-            <w:r>
-              <w:t xml:space="preserve">2.576</w:t>
-            </w:r>
-          </w:p>
-        </w:tc>
-        <w:tc>
-          <w:tcPr/>
-          <w:p>
-            <w:pPr>
-              <w:pStyle w:val="Compact"/>
-              <w:jc w:val="left"/>
-            </w:pPr>
-            <w:r>
-              <w:t xml:space="preserve">Ocorrências duplicadas entre bases ou consultas.</w:t>
-            </w:r>
-          </w:p>
-        </w:tc>
-      </w:tr>
-      <w:tr>
-        <w:tc>
-          <w:tcPr/>
-          <w:p>
-            <w:pPr>
-              <w:pStyle w:val="Compact"/>
-              <w:jc w:val="left"/>
-            </w:pPr>
-            <w:r>
-              <w:t xml:space="preserve">Pré-triagem e resolução</w:t>
-            </w:r>
-          </w:p>
-        </w:tc>
-        <w:tc>
-          <w:tcPr/>
-          <w:p>
-            <w:pPr>
-              <w:pStyle w:val="Compact"/>
-              <w:jc w:val="left"/>
-            </w:pPr>
-            <w:r>
-              <w:t xml:space="preserve">9.542</w:t>
-            </w:r>
-          </w:p>
-        </w:tc>
-        <w:tc>
-          <w:tcPr/>
-          <w:p>
-            <w:pPr>
-              <w:pStyle w:val="Compact"/>
-              <w:jc w:val="left"/>
-            </w:pPr>
-            <w:r>
-              <w:t xml:space="preserve">Regras em título e resumo; auditoria de 100; corte inicial de 3.786; decisão dos 4.276 casos de dúvida.</w:t>
-            </w:r>
-          </w:p>
-        </w:tc>
-        <w:tc>
-          <w:tcPr/>
-          <w:p>
-            <w:pPr>
-              <w:pStyle w:val="Compact"/>
-              <w:jc w:val="left"/>
-            </w:pPr>
-            <w:r>
-              <w:t xml:space="preserve">Classe relevante ou decisão revisada</w:t>
-            </w:r>
-            <w:r>
-              <w:t xml:space="preserve"> </w:t>
-            </w:r>
-            <w:r>
-              <w:rPr>
-                <w:rStyle w:val="VerbatimChar"/>
-              </w:rPr>
-              <w:t xml:space="preserve">RELEVANTE</w:t>
-            </w:r>
-            <w:r>
-              <w:t xml:space="preserve">.</w:t>
-            </w:r>
-          </w:p>
-        </w:tc>
-        <w:tc>
-          <w:tcPr/>
-          <w:p>
-            <w:pPr>
-              <w:pStyle w:val="Compact"/>
-              <w:jc w:val="left"/>
-            </w:pPr>
-            <w:r>
-              <w:t xml:space="preserve">Scripts Python/R; avaliador único na amostra; tabela de decisão.</w:t>
-            </w:r>
-          </w:p>
-        </w:tc>
-        <w:tc>
-          <w:tcPr/>
-          <w:p>
-            <w:pPr>
-              <w:pStyle w:val="Compact"/>
-              <w:jc w:val="left"/>
-            </w:pPr>
-            <w:r>
-              <w:t xml:space="preserve">3.678</w:t>
-            </w:r>
-          </w:p>
-        </w:tc>
-        <w:tc>
-          <w:tcPr/>
-          <w:p>
-            <w:pPr>
-              <w:pStyle w:val="Compact"/>
-              <w:jc w:val="left"/>
-            </w:pPr>
-            <w:r>
-              <w:t xml:space="preserve">5.864</w:t>
-            </w:r>
-          </w:p>
-        </w:tc>
-        <w:tc>
-          <w:tcPr/>
-          <w:p>
-            <w:pPr>
-              <w:pStyle w:val="Compact"/>
-              <w:jc w:val="left"/>
-            </w:pPr>
-            <w:r>
-              <w:t xml:space="preserve">4.070 dúvidas descartadas; 796 irrelevantes; 566 sem resumo; 432 complementares.</w:t>
-            </w:r>
-          </w:p>
-        </w:tc>
-      </w:tr>
-      <w:tr>
-        <w:tc>
-          <w:tcPr/>
-          <w:p>
-            <w:pPr>
-              <w:pStyle w:val="Compact"/>
-              <w:jc w:val="left"/>
-            </w:pPr>
-            <w:r>
-              <w:t xml:space="preserve">Alinhamento às RQs</w:t>
-            </w:r>
-          </w:p>
-        </w:tc>
-        <w:tc>
-          <w:tcPr/>
-          <w:p>
-            <w:pPr>
-              <w:pStyle w:val="Compact"/>
-              <w:jc w:val="left"/>
-            </w:pPr>
-            <w:r>
-              <w:t xml:space="preserve">3.678</w:t>
-            </w:r>
-          </w:p>
-        </w:tc>
-        <w:tc>
-          <w:tcPr/>
-          <w:p>
-            <w:pPr>
-              <w:pStyle w:val="Compact"/>
-              <w:jc w:val="left"/>
-            </w:pPr>
-            <w:r>
-              <w:t xml:space="preserve">Pontuação determinística de aderência às RQs e força do resumo.</w:t>
-            </w:r>
-          </w:p>
-        </w:tc>
-        <w:tc>
-          <w:tcPr/>
-          <w:p>
-            <w:pPr>
-              <w:pStyle w:val="Compact"/>
-              <w:jc w:val="left"/>
-            </w:pPr>
-            <w:r>
-              <w:t xml:space="preserve">Sinais de objeto, manutenção, sustentabilidade, decisão e contexto; sem exclusão forte.</w:t>
-            </w:r>
-          </w:p>
-        </w:tc>
-        <w:tc>
-          <w:tcPr/>
-          <w:p>
-            <w:pPr>
-              <w:pStyle w:val="Compact"/>
-              <w:jc w:val="left"/>
-            </w:pPr>
-            <w:r>
-              <w:t xml:space="preserve">Scripts R; regras aprovadas pelo pesquisador.</w:t>
-            </w:r>
-          </w:p>
-        </w:tc>
-        <w:tc>
-          <w:tcPr/>
-          <w:p>
-            <w:pPr>
-              <w:pStyle w:val="Compact"/>
-              <w:jc w:val="left"/>
-            </w:pPr>
-            <w:r>
-              <w:t xml:space="preserve">137</w:t>
-            </w:r>
-          </w:p>
-        </w:tc>
-        <w:tc>
-          <w:tcPr/>
-          <w:p>
-            <w:pPr>
-              <w:pStyle w:val="Compact"/>
-              <w:jc w:val="left"/>
-            </w:pPr>
-            <w:r>
-              <w:t xml:space="preserve">3.541</w:t>
-            </w:r>
-          </w:p>
-        </w:tc>
-        <w:tc>
-          <w:tcPr/>
-          <w:p>
-            <w:pPr>
-              <w:pStyle w:val="Compact"/>
-              <w:jc w:val="left"/>
-            </w:pPr>
-            <w:r>
-              <w:t xml:space="preserve">Uso secundário, descritivo, contextual ou exclusão da análise central.</w:t>
-            </w:r>
-          </w:p>
-        </w:tc>
-      </w:tr>
-      <w:tr>
-        <w:tc>
-          <w:tcPr/>
-          <w:p>
-            <w:pPr>
-              <w:pStyle w:val="Compact"/>
-              <w:jc w:val="left"/>
-            </w:pPr>
-            <w:r>
-              <w:t xml:space="preserve">Auditoria qualitativa</w:t>
-            </w:r>
-          </w:p>
-        </w:tc>
-        <w:tc>
-          <w:tcPr/>
-          <w:p>
-            <w:pPr>
-              <w:pStyle w:val="Compact"/>
-              <w:jc w:val="left"/>
-            </w:pPr>
-            <w:r>
-              <w:t xml:space="preserve">137</w:t>
-            </w:r>
-          </w:p>
-        </w:tc>
-        <w:tc>
-          <w:tcPr/>
-          <w:p>
-            <w:pPr>
-              <w:pStyle w:val="Compact"/>
-              <w:jc w:val="left"/>
-            </w:pPr>
-            <w:r>
-              <w:t xml:space="preserve">Auditoria estruturada de título, resumo, palavras-chave e campos extraídos.</w:t>
-            </w:r>
-          </w:p>
-        </w:tc>
-        <w:tc>
-          <w:tcPr/>
-          <w:p>
-            <w:pPr>
-              <w:pStyle w:val="Compact"/>
-              <w:jc w:val="left"/>
-            </w:pPr>
-            <w:r>
-              <w:t xml:space="preserve">Aderência ao núcleo principal e suficiência documental.</w:t>
-            </w:r>
-          </w:p>
-        </w:tc>
-        <w:tc>
-          <w:tcPr/>
-          <w:p>
-            <w:pPr>
-              <w:pStyle w:val="Compact"/>
-              <w:jc w:val="left"/>
-            </w:pPr>
-            <w:r>
-              <w:t xml:space="preserve">Avaliador único, sem revisão independente.</w:t>
-            </w:r>
-          </w:p>
-        </w:tc>
-        <w:tc>
-          <w:tcPr/>
-          <w:p>
-            <w:pPr>
-              <w:pStyle w:val="Compact"/>
-              <w:jc w:val="left"/>
-            </w:pPr>
-            <w:r>
-              <w:t xml:space="preserve">104</w:t>
-            </w:r>
-          </w:p>
-        </w:tc>
-        <w:tc>
-          <w:tcPr/>
-          <w:p>
-            <w:pPr>
-              <w:pStyle w:val="Compact"/>
-              <w:jc w:val="left"/>
-            </w:pPr>
-            <w:r>
-              <w:t xml:space="preserve">33</w:t>
-            </w:r>
-          </w:p>
-        </w:tc>
-        <w:tc>
-          <w:tcPr/>
-          <w:p>
-            <w:pPr>
-              <w:pStyle w:val="Compact"/>
-              <w:jc w:val="left"/>
-            </w:pPr>
-            <w:r>
-              <w:t xml:space="preserve">21 secundários; 3 apenas mapeamento; 9 excluídos, incluindo 1 pendência de texto completo descartada.</w:t>
-            </w:r>
-          </w:p>
-        </w:tc>
-      </w:tr>
-    </w:tbl>
+    <w:p>
+      <w:pPr>
+        <w:pStyle w:val="BodyText"/>
+      </w:pPr>
+      <w:r>
+        <w:t xml:space="preserve">&gt;p</w:t>
+      </w:r>
+      <w:r>
+        <w:t xml:space="preserve">1.7cm</w:t>
+      </w:r>
+      <w:r>
+        <w:t xml:space="preserve"> </w:t>
+      </w:r>
+      <w:r>
+        <w:t xml:space="preserve">&gt;p</w:t>
+      </w:r>
+      <w:r>
+        <w:t xml:space="preserve">1.1cm</w:t>
+      </w:r>
+      <w:r>
+        <w:t xml:space="preserve"> </w:t>
+      </w:r>
+      <w:r>
+        <w:t xml:space="preserve">&gt;p</w:t>
+      </w:r>
+      <w:r>
+        <w:t xml:space="preserve">2.5cm</w:t>
+      </w:r>
+      <w:r>
+        <w:t xml:space="preserve"> </w:t>
+      </w:r>
+      <w:r>
+        <w:t xml:space="preserve">&gt;p</w:t>
+      </w:r>
+      <w:r>
+        <w:t xml:space="preserve">2.6cm</w:t>
+      </w:r>
+      <w:r>
+        <w:t xml:space="preserve"> </w:t>
+      </w:r>
+      <w:r>
+        <w:t xml:space="preserve">&gt;p</w:t>
+      </w:r>
+      <w:r>
+        <w:t xml:space="preserve">2.0cm</w:t>
+      </w:r>
+      <w:r>
+        <w:t xml:space="preserve"> </w:t>
+      </w:r>
+      <w:r>
+        <w:t xml:space="preserve">&gt;p</w:t>
+      </w:r>
+      <w:r>
+        <w:t xml:space="preserve">1.1cm</w:t>
+      </w:r>
+      <w:r>
+        <w:t xml:space="preserve"> </w:t>
+      </w:r>
+      <w:r>
+        <w:t xml:space="preserve">&gt;p</w:t>
+      </w:r>
+      <w:r>
+        <w:t xml:space="preserve">1.2cm</w:t>
+      </w:r>
+      <w:r>
+        <w:t xml:space="preserve"> </w:t>
+      </w:r>
+      <w:r>
+        <w:t xml:space="preserve">Y</w:t>
+      </w:r>
+      <w:r>
+        <w:t xml:space="preserve"> </w:t>
+      </w:r>
+      <w:r>
+        <w:t xml:space="preserve">Etapa &amp; Entrada &amp; Procedimento &amp; Critério &amp; Responsável &amp; Incluídos &amp; Não retidos &amp; Motivos</w:t>
+      </w:r>
+      <w:r>
+        <w:br/>
+      </w:r>
+      <w:r>
+        <w:t xml:space="preserve">Coleta e deduplicação &amp; 12.118 &amp; Normalização e agrupamento por DOI ou título, com proveniência preservada. &amp; DOI normalizado; na ausência, título normalizado sem conflito de identificador. &amp; Script Python. &amp; 9.542 &amp; 2.576 &amp; Ocorrências duplicadas entre bases ou consultas.</w:t>
+      </w:r>
+      <w:r>
+        <w:br/>
+      </w:r>
+      <w:r>
+        <w:t xml:space="preserve">Pré-triagem e resolução &amp; 9.542 &amp; Regras em título e resumo; auditoria de 100; corte inicial de 3.786; decisão dos 4.276 casos de dúvida. &amp; Classe relevante ou decisão revisada</w:t>
+      </w:r>
+      <w:r>
+        <w:t xml:space="preserve"> </w:t>
+      </w:r>
+      <w:r>
+        <w:rPr>
+          <w:rStyle w:val="VerbatimChar"/>
+        </w:rPr>
+        <w:t xml:space="preserve">RELEVANTE</w:t>
+      </w:r>
+      <w:r>
+        <w:t xml:space="preserve">. &amp; Scripts Python/R; avaliador único na amostra; tabela de decisão. &amp; 3.678 &amp; 5.864 &amp; 4.070 dúvidas descartadas; 796 irrelevantes; 566 sem resumo; 432 complementares.</w:t>
+      </w:r>
+      <w:r>
+        <w:br/>
+      </w:r>
+      <w:r>
+        <w:t xml:space="preserve">Alinhamento às RQs &amp; 3.678 &amp; Pontuação determinística de aderência às RQs e força do resumo. &amp; Sinais de objeto, manutenção, sustentabilidade, decisão e contexto; sem exclusão forte. &amp; Scripts R; regras aprovadas pelo pesquisador. &amp; 137 &amp; 3.541 &amp; Uso secundário, descritivo, contextual ou exclusão da análise central.</w:t>
+      </w:r>
+      <w:r>
+        <w:br/>
+      </w:r>
+      <w:r>
+        <w:t xml:space="preserve">Auditoria qualitativa &amp; 137 &amp; Auditoria estruturada de título, resumo, palavras-chave e campos extraídos. &amp; Aderência ao núcleo principal e suficiência documental. &amp; Avaliador único, sem revisão independente. &amp; 104 &amp; 33 &amp; 21 secundários; 3 apenas mapeamento; 9 excluídos, incluindo 1 pendência de texto completo descartada.</w:t>
+      </w:r>
+      <w:r>
+        <w:br/>
+      </w:r>
+    </w:p>
     <w:p>
       <w:pPr>
         <w:pStyle w:val="BodyText"/>
@@ -3502,9 +1556,9 @@
         <w:t xml:space="preserve">A extração do núcleo final utilizou título, resumo, palavras-chave e campos estruturados para identificar dimensões de sustentabilidade, critérios de priorização, métodos de apoio à decisão, contexto da edificação, ODS, ESG e lacunas relacionadas a instituições públicas de ensino superior. A unidade de contagem foi o registro único. Campos com múltiplas categorias foram tratados como respostas múltiplas, mantendo um único identificador por estudo em cada categoria. Dimensão e critério são categorias analiticamente distintas: a dimensão é uma categoria-guarda-chuva (técnica-operacional, institucional, ambiental, ciclo de vida, econômica ou social), enquanto o critério é um atributo operacional específico dentro de uma dimensão; por isso, termos como energia, risco, conforto e segurança são contabilizados como critérios de priorização e não duplicam a contagem das seis dimensões-guarda-chuva. As definições, regras de inclusão e exclusão e exemplos de cada categoria estão detalhados em codebook de apoio à extração, mantido no repositório da revisão.</w:t>
       </w:r>
     </w:p>
-    <w:bookmarkEnd w:id="24"/>
     <w:bookmarkEnd w:id="25"/>
-    <w:bookmarkStart w:id="38" w:name="estrutura-bibliométrica-do-campo"/>
+    <w:bookmarkEnd w:id="26"/>
+    <w:bookmarkStart w:id="39" w:name="estrutura-bibliométrica-do-campo"/>
     <w:p>
       <w:pPr>
         <w:pStyle w:val="Heading1"/>
@@ -3671,18 +1725,18 @@
           <wp:inline>
             <wp:extent cx="5334000" cy="3494976"/>
             <wp:effectExtent b="0" l="0" r="0" t="0"/>
-            <wp:docPr descr="" title="" id="27" name="Picture"/>
+            <wp:docPr descr="" title="" id="28" name="Picture"/>
             <a:graphic>
               <a:graphicData uri="http://schemas.openxmlformats.org/drawingml/2006/picture">
                 <pic:pic>
                   <pic:nvPicPr>
-                    <pic:cNvPr descr="figuras/figura_fontes_relevantes_372.pdf" id="28" name="Picture"/>
+                    <pic:cNvPr descr="figuras/figura_fontes_relevantes_372.pdf" id="29" name="Picture"/>
                     <pic:cNvPicPr>
                       <a:picLocks noChangeArrowheads="1" noChangeAspect="1"/>
                     </pic:cNvPicPr>
                   </pic:nvPicPr>
                   <pic:blipFill>
-                    <a:blip r:embed="rId26"/>
+                    <a:blip r:embed="rId27"/>
                     <a:stretch>
                       <a:fillRect/>
                     </a:stretch>
@@ -3747,18 +1801,18 @@
           <wp:inline>
             <wp:extent cx="5334000" cy="3668794"/>
             <wp:effectExtent b="0" l="0" r="0" t="0"/>
-            <wp:docPr descr="" title="" id="30" name="Picture"/>
+            <wp:docPr descr="" title="" id="31" name="Picture"/>
             <a:graphic>
               <a:graphicData uri="http://schemas.openxmlformats.org/drawingml/2006/picture">
                 <pic:pic>
                   <pic:nvPicPr>
-                    <pic:cNvPr descr="figuras/figura_mapa_tematico_372.pdf" id="31" name="Picture"/>
+                    <pic:cNvPr descr="figuras/figura_mapa_tematico_372.pdf" id="32" name="Picture"/>
                     <pic:cNvPicPr>
                       <a:picLocks noChangeArrowheads="1" noChangeAspect="1"/>
                     </pic:cNvPicPr>
                   </pic:nvPicPr>
                   <pic:blipFill>
-                    <a:blip r:embed="rId29"/>
+                    <a:blip r:embed="rId30"/>
                     <a:stretch>
                       <a:fillRect/>
                     </a:stretch>
@@ -3823,18 +1877,18 @@
           <wp:inline>
             <wp:extent cx="5334000" cy="4280170"/>
             <wp:effectExtent b="0" l="0" r="0" t="0"/>
-            <wp:docPr descr="" title="" id="33" name="Picture"/>
+            <wp:docPr descr="" title="" id="34" name="Picture"/>
             <a:graphic>
               <a:graphicData uri="http://schemas.openxmlformats.org/drawingml/2006/picture">
                 <pic:pic>
                   <pic:nvPicPr>
-                    <pic:cNvPr descr="figuras/figura_rede_coocorrencia_372.pdf" id="34" name="Picture"/>
+                    <pic:cNvPr descr="figuras/figura_rede_coocorrencia_372.pdf" id="35" name="Picture"/>
                     <pic:cNvPicPr>
                       <a:picLocks noChangeArrowheads="1" noChangeAspect="1"/>
                     </pic:cNvPicPr>
                   </pic:nvPicPr>
                   <pic:blipFill>
-                    <a:blip r:embed="rId32"/>
+                    <a:blip r:embed="rId33"/>
                     <a:stretch>
                       <a:fillRect/>
                     </a:stretch>
@@ -3902,18 +1956,18 @@
           <wp:inline>
             <wp:extent cx="5334000" cy="4246393"/>
             <wp:effectExtent b="0" l="0" r="0" t="0"/>
-            <wp:docPr descr="" title="" id="36" name="Picture"/>
+            <wp:docPr descr="" title="" id="37" name="Picture"/>
             <a:graphic>
               <a:graphicData uri="http://schemas.openxmlformats.org/drawingml/2006/picture">
                 <pic:pic>
                   <pic:nvPicPr>
-                    <pic:cNvPr descr="figuras/figura_evolucao_tematica_372.pdf" id="37" name="Picture"/>
+                    <pic:cNvPr descr="figuras/figura_evolucao_tematica_372.pdf" id="38" name="Picture"/>
                     <pic:cNvPicPr>
                       <a:picLocks noChangeArrowheads="1" noChangeAspect="1"/>
                     </pic:cNvPicPr>
                   </pic:nvPicPr>
                   <pic:blipFill>
-                    <a:blip r:embed="rId35"/>
+                    <a:blip r:embed="rId36"/>
                     <a:stretch>
                       <a:fillRect/>
                     </a:stretch>
@@ -3969,8 +2023,8 @@
         <w:t xml:space="preserve">, carbono, ciclo de vida e manutenção preditiva. Essa transformação amplia a capacidade informacional da gestão predial, mas não elimina a lacuna identificada na síntese temática: poucos estudos documentam toda a cadeia entre indicador, ponderação, agregação, validação e decisão em instituições públicas universitárias.</w:t>
       </w:r>
     </w:p>
-    <w:bookmarkEnd w:id="38"/>
-    <w:bookmarkStart w:id="42" w:name="Xcba7d8f914f4493b399b439cabae3154c644dbd"/>
+    <w:bookmarkEnd w:id="39"/>
+    <w:bookmarkStart w:id="43" w:name="Xcba7d8f914f4493b399b439cabae3154c644dbd"/>
     <w:p>
       <w:pPr>
         <w:pStyle w:val="Heading1"/>
@@ -3996,18 +2050,18 @@
           <wp:inline>
             <wp:extent cx="5334000" cy="3111500"/>
             <wp:effectExtent b="0" l="0" r="0" t="0"/>
-            <wp:docPr descr="" title="" id="40" name="Picture"/>
+            <wp:docPr descr="" title="" id="41" name="Picture"/>
             <a:graphic>
               <a:graphicData uri="http://schemas.openxmlformats.org/drawingml/2006/picture">
                 <pic:pic>
                   <pic:nvPicPr>
-                    <pic:cNvPr descr="figuras/figura09_distribuicao_temporal_nucleo_final_104.png" id="41" name="Picture"/>
+                    <pic:cNvPr descr="figuras/figura09_distribuicao_temporal_nucleo_final_104.png" id="42" name="Picture"/>
                     <pic:cNvPicPr>
                       <a:picLocks noChangeArrowheads="1" noChangeAspect="1"/>
                     </pic:cNvPicPr>
                   </pic:nvPicPr>
                   <pic:blipFill>
-                    <a:blip r:embed="rId39"/>
+                    <a:blip r:embed="rId40"/>
                     <a:stretch>
                       <a:fillRect/>
                     </a:stretch>
@@ -4167,519 +2221,192 @@
         <w:t xml:space="preserve">foram reunidos como livro ou série de livro. A Tabela 7 apresenta as duas dimensões separadamente.</w:t>
       </w:r>
     </w:p>
-    <w:tbl>
-      <w:tblPr>
-        <w:tblStyle w:val="Table"/>
-        <w:tblW w:type="auto" w:w="0"/>
-        <w:tblLook w:firstRow="0" w:lastRow="0" w:firstColumn="0" w:lastColumn="0" w:noHBand="0" w:noVBand="0" w:val="0000"/>
-        <w:jc w:val="start"/>
-      </w:tblPr>
-      <w:tblGrid>
-        <w:gridCol w:w="1980"/>
-        <w:gridCol w:w="1980"/>
-        <w:gridCol w:w="1980"/>
-        <w:gridCol w:w="1980"/>
-      </w:tblGrid>
-      <w:tr>
-        <w:tc>
-          <w:tcPr/>
-          <w:p>
-            <w:pPr>
-              <w:pStyle w:val="Compact"/>
-              <w:jc w:val="left"/>
-            </w:pPr>
-            <w:r>
-              <w:t xml:space="preserve">p</w:t>
-            </w:r>
-            <w:r>
-              <w:t xml:space="preserve">3.7cm</w:t>
-            </w:r>
-            <w:r>
-              <w:t xml:space="preserve"> </w:t>
-            </w:r>
-            <w:r>
-              <w:t xml:space="preserve">&gt;p</w:t>
-            </w:r>
-            <w:r>
-              <w:t xml:space="preserve">1.8cm</w:t>
-            </w:r>
-            <w:r>
-              <w:t xml:space="preserve"> </w:t>
-            </w:r>
-            <w:r>
-              <w:t xml:space="preserve">&gt;p</w:t>
-            </w:r>
-            <w:r>
-              <w:t xml:space="preserve">1.8cm</w:t>
-            </w:r>
-            <w:r>
-              <w:t xml:space="preserve"> </w:t>
-            </w:r>
-            <w:r>
-              <w:t xml:space="preserve">Y</w:t>
-            </w:r>
-          </w:p>
-        </w:tc>
-        <w:tc>
-          <w:tcPr/>
-          <w:p>
-            <w:pPr>
-              <w:pStyle w:val="Compact"/>
-              <w:jc w:val="left"/>
-            </w:pPr>
-            <w:r>
-              <w:t xml:space="preserve">Registros</w:t>
-            </w:r>
-          </w:p>
-        </w:tc>
-        <w:tc>
-          <w:tcPr/>
-          <w:p>
-            <w:pPr>
-              <w:pStyle w:val="Compact"/>
-              <w:jc w:val="left"/>
-            </w:pPr>
-            <w:r>
-              <w:t xml:space="preserve">% dos 104</w:t>
-            </w:r>
-          </w:p>
-        </w:tc>
-        <w:tc>
-          <w:tcPr/>
-          <w:p>
-            <w:pPr>
-              <w:pStyle w:val="Compact"/>
-              <w:jc w:val="left"/>
-            </w:pPr>
-            <w:r>
-              <w:t xml:space="preserve">Observação</w:t>
-            </w:r>
-          </w:p>
-        </w:tc>
-      </w:tr>
-      <w:tr>
-        <w:tc>
-          <w:tcPr>
-            <w:gridSpan w:val="4"/>
-          </w:tcPr>
-          <w:p>
-            <w:pPr>
-              <w:pStyle w:val="Compact"/>
-              <w:jc w:val="left"/>
-            </w:pPr>
-            <w:r>
-              <w:rPr>
-                <w:bCs/>
-                <w:b/>
-              </w:rPr>
-              <w:t xml:space="preserve">A. Registros do núcleo com origem na base, respostas múltiplas</w:t>
-            </w:r>
-          </w:p>
-        </w:tc>
-      </w:tr>
-      <w:tr>
-        <w:tc>
-          <w:tcPr/>
-          <w:p>
-            <w:pPr>
-              <w:pStyle w:val="Compact"/>
-              <w:jc w:val="left"/>
-            </w:pPr>
-            <w:r>
-              <w:t xml:space="preserve">Scopus</w:t>
-            </w:r>
-          </w:p>
-        </w:tc>
-        <w:tc>
-          <w:tcPr/>
-          <w:p>
-            <w:pPr>
-              <w:pStyle w:val="Compact"/>
-              <w:jc w:val="left"/>
-            </w:pPr>
-            <w:r>
-              <w:t xml:space="preserve">98</w:t>
-            </w:r>
-          </w:p>
-        </w:tc>
-        <w:tc>
-          <w:tcPr/>
-          <w:p>
-            <w:pPr>
-              <w:pStyle w:val="Compact"/>
-              <w:jc w:val="left"/>
-            </w:pPr>
-            <w:r>
-              <w:t xml:space="preserve">94,2</w:t>
-            </w:r>
-          </w:p>
-        </w:tc>
-        <w:tc>
-          <w:tcPr/>
-          <w:p>
-            <w:pPr>
-              <w:pStyle w:val="Compact"/>
-              <w:jc w:val="left"/>
-            </w:pPr>
-            <w:r>
-              <w:t xml:space="preserve">Base bibliográfica principal.</w:t>
-            </w:r>
-          </w:p>
-        </w:tc>
-      </w:tr>
-      <w:tr>
-        <w:tc>
-          <w:tcPr/>
-          <w:p>
-            <w:pPr>
-              <w:pStyle w:val="Compact"/>
-              <w:jc w:val="left"/>
-            </w:pPr>
-            <w:r>
-              <w:t xml:space="preserve">Web of Science</w:t>
-            </w:r>
-          </w:p>
-        </w:tc>
-        <w:tc>
-          <w:tcPr/>
-          <w:p>
-            <w:pPr>
-              <w:pStyle w:val="Compact"/>
-              <w:jc w:val="left"/>
-            </w:pPr>
-            <w:r>
-              <w:t xml:space="preserve">49</w:t>
-            </w:r>
-          </w:p>
-        </w:tc>
-        <w:tc>
-          <w:tcPr/>
-          <w:p>
-            <w:pPr>
-              <w:pStyle w:val="Compact"/>
-              <w:jc w:val="left"/>
-            </w:pPr>
-            <w:r>
-              <w:t xml:space="preserve">47,1</w:t>
-            </w:r>
-          </w:p>
-        </w:tc>
-        <w:tc>
-          <w:tcPr/>
-          <w:p>
-            <w:pPr>
-              <w:pStyle w:val="Compact"/>
-              <w:jc w:val="left"/>
-            </w:pPr>
-            <w:r>
-              <w:t xml:space="preserve">Base bibliográfica independente.</w:t>
-            </w:r>
-          </w:p>
-        </w:tc>
-      </w:tr>
-      <w:tr>
-        <w:tc>
-          <w:tcPr/>
-          <w:p>
-            <w:pPr>
-              <w:pStyle w:val="Compact"/>
-              <w:jc w:val="left"/>
-            </w:pPr>
-            <w:r>
-              <w:t xml:space="preserve">Crossref</w:t>
-            </w:r>
-          </w:p>
-        </w:tc>
-        <w:tc>
-          <w:tcPr/>
-          <w:p>
-            <w:pPr>
-              <w:pStyle w:val="Compact"/>
-              <w:jc w:val="left"/>
-            </w:pPr>
-            <w:r>
-              <w:t xml:space="preserve">6</w:t>
-            </w:r>
-          </w:p>
-        </w:tc>
-        <w:tc>
-          <w:tcPr/>
-          <w:p>
-            <w:pPr>
-              <w:pStyle w:val="Compact"/>
-              <w:jc w:val="left"/>
-            </w:pPr>
-            <w:r>
-              <w:t xml:space="preserve">5,8</w:t>
-            </w:r>
-          </w:p>
-        </w:tc>
-        <w:tc>
-          <w:tcPr/>
-          <w:p>
-            <w:pPr>
-              <w:pStyle w:val="Compact"/>
-              <w:jc w:val="left"/>
-            </w:pPr>
-            <w:r>
-              <w:t xml:space="preserve">Fonte complementar de metadados.</w:t>
-            </w:r>
-          </w:p>
-        </w:tc>
-      </w:tr>
-      <w:tr>
-        <w:tc>
-          <w:tcPr>
-            <w:gridSpan w:val="4"/>
-          </w:tcPr>
-          <w:p>
-            <w:pPr>
-              <w:pStyle w:val="Compact"/>
-              <w:jc w:val="left"/>
-            </w:pPr>
-            <w:r>
-              <w:rPr>
-                <w:bCs/>
-                <w:b/>
-              </w:rPr>
-              <w:t xml:space="preserve">B. Tipo documental harmonizado, categorias exclusivas</w:t>
-            </w:r>
-          </w:p>
-        </w:tc>
-      </w:tr>
-      <w:tr>
-        <w:tc>
-          <w:tcPr/>
-          <w:p>
-            <w:pPr>
-              <w:pStyle w:val="Compact"/>
-              <w:jc w:val="left"/>
-            </w:pPr>
-            <w:r>
-              <w:t xml:space="preserve">Artigo de periódico</w:t>
-            </w:r>
-          </w:p>
-        </w:tc>
-        <w:tc>
-          <w:tcPr/>
-          <w:p>
-            <w:pPr>
-              <w:pStyle w:val="Compact"/>
-              <w:jc w:val="left"/>
-            </w:pPr>
-            <w:r>
-              <w:t xml:space="preserve">79</w:t>
-            </w:r>
-          </w:p>
-        </w:tc>
-        <w:tc>
-          <w:tcPr/>
-          <w:p>
-            <w:pPr>
-              <w:pStyle w:val="Compact"/>
-              <w:jc w:val="left"/>
-            </w:pPr>
-            <w:r>
-              <w:t xml:space="preserve">76,0</w:t>
-            </w:r>
-          </w:p>
-        </w:tc>
-        <w:tc>
-          <w:tcPr/>
-          <w:p>
-            <w:pPr>
-              <w:pStyle w:val="Compact"/>
-              <w:jc w:val="left"/>
-            </w:pPr>
-            <w:r>
-              <w:rPr>
-                <w:iCs/>
-                <w:i/>
-              </w:rPr>
-              <w:t xml:space="preserve">Journal</w:t>
-            </w:r>
-            <w:r>
-              <w:t xml:space="preserve">,</w:t>
-            </w:r>
-            <w:r>
-              <w:t xml:space="preserve"> </w:t>
-            </w:r>
-            <w:r>
-              <w:rPr>
-                <w:iCs/>
-                <w:i/>
-              </w:rPr>
-              <w:t xml:space="preserve">JOUR</w:t>
-            </w:r>
-            <w:r>
-              <w:t xml:space="preserve"> </w:t>
-            </w:r>
-            <w:r>
-              <w:t xml:space="preserve">e</w:t>
-            </w:r>
-            <w:r>
-              <w:t xml:space="preserve"> </w:t>
-            </w:r>
-            <w:r>
-              <w:rPr>
-                <w:iCs/>
-                <w:i/>
-              </w:rPr>
-              <w:t xml:space="preserve">journal-article</w:t>
-            </w:r>
-            <w:r>
-              <w:t xml:space="preserve">.</w:t>
-            </w:r>
-          </w:p>
-        </w:tc>
-      </w:tr>
-      <w:tr>
-        <w:tc>
-          <w:tcPr/>
-          <w:p>
-            <w:pPr>
-              <w:pStyle w:val="Compact"/>
-              <w:jc w:val="left"/>
-            </w:pPr>
-            <w:r>
-              <w:t xml:space="preserve">Trabalho em evento</w:t>
-            </w:r>
-          </w:p>
-        </w:tc>
-        <w:tc>
-          <w:tcPr/>
-          <w:p>
-            <w:pPr>
-              <w:pStyle w:val="Compact"/>
-              <w:jc w:val="left"/>
-            </w:pPr>
-            <w:r>
-              <w:t xml:space="preserve">15</w:t>
-            </w:r>
-          </w:p>
-        </w:tc>
-        <w:tc>
-          <w:tcPr/>
-          <w:p>
-            <w:pPr>
-              <w:pStyle w:val="Compact"/>
-              <w:jc w:val="left"/>
-            </w:pPr>
-            <w:r>
-              <w:t xml:space="preserve">14,4</w:t>
-            </w:r>
-          </w:p>
-        </w:tc>
-        <w:tc>
-          <w:tcPr/>
-          <w:p>
-            <w:pPr>
-              <w:pStyle w:val="Compact"/>
-              <w:jc w:val="left"/>
-            </w:pPr>
-            <w:r>
-              <w:rPr>
-                <w:iCs/>
-                <w:i/>
-              </w:rPr>
-              <w:t xml:space="preserve">Conference Proceeding</w:t>
-            </w:r>
-            <w:r>
-              <w:t xml:space="preserve"> </w:t>
-            </w:r>
-            <w:r>
-              <w:t xml:space="preserve">e</w:t>
-            </w:r>
-            <w:r>
-              <w:t xml:space="preserve"> </w:t>
-            </w:r>
-            <w:r>
-              <w:rPr>
-                <w:iCs/>
-                <w:i/>
-              </w:rPr>
-              <w:t xml:space="preserve">CPAPER</w:t>
-            </w:r>
-            <w:r>
-              <w:t xml:space="preserve">.</w:t>
-            </w:r>
-          </w:p>
-        </w:tc>
-      </w:tr>
-      <w:tr>
-        <w:tc>
-          <w:tcPr/>
-          <w:p>
-            <w:pPr>
-              <w:pStyle w:val="Compact"/>
-              <w:jc w:val="left"/>
-            </w:pPr>
-            <w:r>
-              <w:t xml:space="preserve">Livro ou série de livro</w:t>
-            </w:r>
-          </w:p>
-        </w:tc>
-        <w:tc>
-          <w:tcPr/>
-          <w:p>
-            <w:pPr>
-              <w:pStyle w:val="Compact"/>
-              <w:jc w:val="left"/>
-            </w:pPr>
-            <w:r>
-              <w:t xml:space="preserve">10</w:t>
-            </w:r>
-          </w:p>
-        </w:tc>
-        <w:tc>
-          <w:tcPr/>
-          <w:p>
-            <w:pPr>
-              <w:pStyle w:val="Compact"/>
-              <w:jc w:val="left"/>
-            </w:pPr>
-            <w:r>
-              <w:t xml:space="preserve">9,6</w:t>
-            </w:r>
-          </w:p>
-        </w:tc>
-        <w:tc>
-          <w:tcPr/>
-          <w:p>
-            <w:pPr>
-              <w:pStyle w:val="Compact"/>
-              <w:jc w:val="left"/>
-            </w:pPr>
-            <w:r>
-              <w:rPr>
-                <w:iCs/>
-                <w:i/>
-              </w:rPr>
-              <w:t xml:space="preserve">Book Series</w:t>
-            </w:r>
-            <w:r>
-              <w:t xml:space="preserve"> </w:t>
-            </w:r>
-            <w:r>
-              <w:t xml:space="preserve">e</w:t>
-            </w:r>
-            <w:r>
-              <w:t xml:space="preserve"> </w:t>
-            </w:r>
-            <w:r>
-              <w:rPr>
-                <w:iCs/>
-                <w:i/>
-              </w:rPr>
-              <w:t xml:space="preserve">Book</w:t>
-            </w:r>
-            <w:r>
-              <w:t xml:space="preserve">.</w:t>
-            </w:r>
-          </w:p>
-        </w:tc>
-      </w:tr>
-    </w:tbl>
+    <w:p>
+      <w:pPr>
+        <w:pStyle w:val="BodyText"/>
+      </w:pPr>
+      <w:r>
+        <w:t xml:space="preserve">&gt;p</w:t>
+      </w:r>
+      <w:r>
+        <w:t xml:space="preserve">3.7cm</w:t>
+      </w:r>
+      <w:r>
+        <w:t xml:space="preserve"> </w:t>
+      </w:r>
+      <w:r>
+        <w:t xml:space="preserve">&gt;p</w:t>
+      </w:r>
+      <w:r>
+        <w:t xml:space="preserve">1.8cm</w:t>
+      </w:r>
+      <w:r>
+        <w:t xml:space="preserve"> </w:t>
+      </w:r>
+      <w:r>
+        <w:t xml:space="preserve">&gt;p</w:t>
+      </w:r>
+      <w:r>
+        <w:t xml:space="preserve">1.8cm</w:t>
+      </w:r>
+      <w:r>
+        <w:t xml:space="preserve"> </w:t>
+      </w:r>
+      <w:r>
+        <w:t xml:space="preserve">Y</w:t>
+      </w:r>
+      <w:r>
+        <w:t xml:space="preserve"> </w:t>
+      </w:r>
+      <w:r>
+        <w:t xml:space="preserve">Categoria &amp; Registros &amp; % dos 104 &amp; Observação</w:t>
+      </w:r>
+      <w:r>
+        <w:br/>
+      </w:r>
+      <w:r>
+        <w:br/>
+      </w:r>
+      <w:r>
+        <w:t xml:space="preserve">Scopus &amp; 98 &amp; 94,2 &amp; Base bibliográfica principal.</w:t>
+      </w:r>
+      <w:r>
+        <w:br/>
+      </w:r>
+      <w:r>
+        <w:t xml:space="preserve">Web of Science &amp; 49 &amp; 47,1 &amp; Base bibliográfica independente.</w:t>
+      </w:r>
+      <w:r>
+        <w:br/>
+      </w:r>
+      <w:r>
+        <w:t xml:space="preserve">Crossref &amp; 6 &amp; 5,8 &amp; Fonte complementar de metadados.</w:t>
+      </w:r>
+      <w:r>
+        <w:br/>
+      </w:r>
+      <w:r>
+        <w:br/>
+      </w:r>
+      <w:r>
+        <w:t xml:space="preserve">Artigo de periódico &amp; 79 &amp; 76,0 &amp;</w:t>
+      </w:r>
+      <w:r>
+        <w:t xml:space="preserve"> </w:t>
+      </w:r>
+      <w:r>
+        <w:rPr>
+          <w:iCs/>
+          <w:i/>
+        </w:rPr>
+        <w:t xml:space="preserve">Journal</w:t>
+      </w:r>
+      <w:r>
+        <w:t xml:space="preserve">,</w:t>
+      </w:r>
+      <w:r>
+        <w:t xml:space="preserve"> </w:t>
+      </w:r>
+      <w:r>
+        <w:rPr>
+          <w:iCs/>
+          <w:i/>
+        </w:rPr>
+        <w:t xml:space="preserve">JOUR</w:t>
+      </w:r>
+      <w:r>
+        <w:t xml:space="preserve"> </w:t>
+      </w:r>
+      <w:r>
+        <w:t xml:space="preserve">e</w:t>
+      </w:r>
+      <w:r>
+        <w:t xml:space="preserve"> </w:t>
+      </w:r>
+      <w:r>
+        <w:rPr>
+          <w:iCs/>
+          <w:i/>
+        </w:rPr>
+        <w:t xml:space="preserve">journal-article</w:t>
+      </w:r>
+      <w:r>
+        <w:t xml:space="preserve">.</w:t>
+      </w:r>
+      <w:r>
+        <w:br/>
+      </w:r>
+      <w:r>
+        <w:t xml:space="preserve">Trabalho em evento &amp; 15 &amp; 14,4 &amp;</w:t>
+      </w:r>
+      <w:r>
+        <w:t xml:space="preserve"> </w:t>
+      </w:r>
+      <w:r>
+        <w:rPr>
+          <w:iCs/>
+          <w:i/>
+        </w:rPr>
+        <w:t xml:space="preserve">Conference Proceeding</w:t>
+      </w:r>
+      <w:r>
+        <w:t xml:space="preserve"> </w:t>
+      </w:r>
+      <w:r>
+        <w:t xml:space="preserve">e</w:t>
+      </w:r>
+      <w:r>
+        <w:t xml:space="preserve"> </w:t>
+      </w:r>
+      <w:r>
+        <w:rPr>
+          <w:iCs/>
+          <w:i/>
+        </w:rPr>
+        <w:t xml:space="preserve">CPAPER</w:t>
+      </w:r>
+      <w:r>
+        <w:t xml:space="preserve">.</w:t>
+      </w:r>
+      <w:r>
+        <w:br/>
+      </w:r>
+      <w:r>
+        <w:t xml:space="preserve">Livro ou série de livro &amp; 10 &amp; 9,6 &amp;</w:t>
+      </w:r>
+      <w:r>
+        <w:t xml:space="preserve"> </w:t>
+      </w:r>
+      <w:r>
+        <w:rPr>
+          <w:iCs/>
+          <w:i/>
+        </w:rPr>
+        <w:t xml:space="preserve">Book Series</w:t>
+      </w:r>
+      <w:r>
+        <w:t xml:space="preserve"> </w:t>
+      </w:r>
+      <w:r>
+        <w:t xml:space="preserve">e</w:t>
+      </w:r>
+      <w:r>
+        <w:t xml:space="preserve"> </w:t>
+      </w:r>
+      <w:r>
+        <w:rPr>
+          <w:iCs/>
+          <w:i/>
+        </w:rPr>
+        <w:t xml:space="preserve">Book</w:t>
+      </w:r>
+      <w:r>
+        <w:t xml:space="preserve">.</w:t>
+      </w:r>
+      <w:r>
+        <w:br/>
+      </w:r>
+    </w:p>
     <w:p>
       <w:pPr>
         <w:pStyle w:val="BodyText"/>
@@ -4688,8 +2415,8 @@
         <w:t xml:space="preserve">Fonte: elaborado pelo autor.</w:t>
       </w:r>
     </w:p>
-    <w:bookmarkEnd w:id="42"/>
-    <w:bookmarkStart w:id="46" w:name="X0233ce9dc3eb0ec600a857f227e42aa8c386ec1"/>
+    <w:bookmarkEnd w:id="43"/>
+    <w:bookmarkStart w:id="47" w:name="X0233ce9dc3eb0ec600a857f227e42aa8c386ec1"/>
     <w:p>
       <w:pPr>
         <w:pStyle w:val="Heading1"/>
@@ -4733,18 +2460,18 @@
           <wp:inline>
             <wp:extent cx="5334000" cy="3263152"/>
             <wp:effectExtent b="0" l="0" r="0" t="0"/>
-            <wp:docPr descr="" title="" id="44" name="Picture"/>
+            <wp:docPr descr="" title="" id="45" name="Picture"/>
             <a:graphic>
               <a:graphicData uri="http://schemas.openxmlformats.org/drawingml/2006/picture">
                 <pic:pic>
                   <pic:nvPicPr>
-                    <pic:cNvPr descr="figuras/figura12_dimensoes_sustentabilidade_nucleo_final_104.png" id="45" name="Picture"/>
+                    <pic:cNvPr descr="figuras/figura12_dimensoes_sustentabilidade_nucleo_final_104.png" id="46" name="Picture"/>
                     <pic:cNvPicPr>
                       <a:picLocks noChangeArrowheads="1" noChangeAspect="1"/>
                     </pic:cNvPicPr>
                   </pic:nvPicPr>
                   <pic:blipFill>
-                    <a:blip r:embed="rId43"/>
+                    <a:blip r:embed="rId44"/>
                     <a:stretch>
                       <a:fillRect/>
                     </a:stretch>
@@ -4813,639 +2540,125 @@
         <w:t xml:space="preserve">Desempenho operacional aparece em 93 registros, informação e dados em 76, custo em 60, vida útil em 40 e energia em 36. Condição, risco e manutenibilidade completam o núcleo técnico; conforto, segurança, satisfação, emissões, resíduos e água representam efeitos sociais e ambientais específicos.</w:t>
       </w:r>
     </w:p>
-    <w:tbl>
-      <w:tblPr>
-        <w:tblStyle w:val="Table"/>
-        <w:tblW w:type="auto" w:w="0"/>
-        <w:tblLook w:firstRow="0" w:lastRow="0" w:firstColumn="0" w:lastColumn="0" w:noHBand="0" w:noVBand="0" w:val="0000"/>
-        <w:jc w:val="start"/>
-      </w:tblPr>
-      <w:tblGrid>
-        <w:gridCol w:w="2640"/>
-        <w:gridCol w:w="2640"/>
-        <w:gridCol w:w="2640"/>
-      </w:tblGrid>
-      <w:tr>
-        <w:tc>
-          <w:tcPr/>
-          <w:p>
-            <w:pPr>
-              <w:pStyle w:val="Compact"/>
-              <w:jc w:val="left"/>
-            </w:pPr>
-            <w:r>
-              <w:t xml:space="preserve">p</w:t>
-            </w:r>
-            <w:r>
-              <w:t xml:space="preserve">2.1cm</w:t>
-            </w:r>
-            <w:r>
-              <w:t xml:space="preserve"> </w:t>
-            </w:r>
-            <w:r>
-              <w:t xml:space="preserve">&gt;p</w:t>
-            </w:r>
-            <w:r>
-              <w:t xml:space="preserve">2.1cm</w:t>
-            </w:r>
-          </w:p>
-        </w:tc>
-        <w:tc>
-          <w:tcPr/>
-          <w:p>
-            <w:pPr>
-              <w:pStyle w:val="Compact"/>
-              <w:jc w:val="left"/>
-            </w:pPr>
-            <w:r>
-              <w:t xml:space="preserve">Registros</w:t>
-            </w:r>
-          </w:p>
-        </w:tc>
-        <w:tc>
-          <w:tcPr/>
-          <w:p>
-            <w:pPr>
-              <w:pStyle w:val="Compact"/>
-              <w:jc w:val="left"/>
-            </w:pPr>
-            <w:r>
-              <w:t xml:space="preserve">% dos 104</w:t>
-            </w:r>
-          </w:p>
-        </w:tc>
-      </w:tr>
-      <w:tr>
-        <w:tc>
-          <w:tcPr/>
-          <w:p>
-            <w:pPr>
-              <w:pStyle w:val="Compact"/>
-              <w:jc w:val="left"/>
-            </w:pPr>
-            <w:r>
-              <w:t xml:space="preserve">Desempenho operacional</w:t>
-            </w:r>
-          </w:p>
-        </w:tc>
-        <w:tc>
-          <w:tcPr/>
-          <w:p>
-            <w:pPr>
-              <w:pStyle w:val="Compact"/>
-              <w:jc w:val="left"/>
-            </w:pPr>
-            <w:r>
-              <w:t xml:space="preserve">93</w:t>
-            </w:r>
-          </w:p>
-        </w:tc>
-        <w:tc>
-          <w:tcPr/>
-          <w:p>
-            <w:pPr>
-              <w:pStyle w:val="Compact"/>
-              <w:jc w:val="left"/>
-            </w:pPr>
-            <w:r>
-              <w:t xml:space="preserve">89,4</w:t>
-            </w:r>
-          </w:p>
-        </w:tc>
-      </w:tr>
-      <w:tr>
-        <w:tc>
-          <w:tcPr/>
-          <w:p>
-            <w:pPr>
-              <w:pStyle w:val="Compact"/>
-              <w:jc w:val="left"/>
-            </w:pPr>
-            <w:r>
-              <w:t xml:space="preserve">Informação e dados</w:t>
-            </w:r>
-          </w:p>
-        </w:tc>
-        <w:tc>
-          <w:tcPr/>
-          <w:p>
-            <w:pPr>
-              <w:pStyle w:val="Compact"/>
-              <w:jc w:val="left"/>
-            </w:pPr>
-            <w:r>
-              <w:t xml:space="preserve">76</w:t>
-            </w:r>
-          </w:p>
-        </w:tc>
-        <w:tc>
-          <w:tcPr/>
-          <w:p>
-            <w:pPr>
-              <w:pStyle w:val="Compact"/>
-              <w:jc w:val="left"/>
-            </w:pPr>
-            <w:r>
-              <w:t xml:space="preserve">73,1</w:t>
-            </w:r>
-          </w:p>
-        </w:tc>
-      </w:tr>
-      <w:tr>
-        <w:tc>
-          <w:tcPr/>
-          <w:p>
-            <w:pPr>
-              <w:pStyle w:val="Compact"/>
-              <w:jc w:val="left"/>
-            </w:pPr>
-            <w:r>
-              <w:t xml:space="preserve">Custo</w:t>
-            </w:r>
-          </w:p>
-        </w:tc>
-        <w:tc>
-          <w:tcPr/>
-          <w:p>
-            <w:pPr>
-              <w:pStyle w:val="Compact"/>
-              <w:jc w:val="left"/>
-            </w:pPr>
-            <w:r>
-              <w:t xml:space="preserve">60</w:t>
-            </w:r>
-          </w:p>
-        </w:tc>
-        <w:tc>
-          <w:tcPr/>
-          <w:p>
-            <w:pPr>
-              <w:pStyle w:val="Compact"/>
-              <w:jc w:val="left"/>
-            </w:pPr>
-            <w:r>
-              <w:t xml:space="preserve">57,7</w:t>
-            </w:r>
-          </w:p>
-        </w:tc>
-      </w:tr>
-      <w:tr>
-        <w:tc>
-          <w:tcPr/>
-          <w:p>
-            <w:pPr>
-              <w:pStyle w:val="Compact"/>
-              <w:jc w:val="left"/>
-            </w:pPr>
-            <w:r>
-              <w:t xml:space="preserve">Vida útil</w:t>
-            </w:r>
-          </w:p>
-        </w:tc>
-        <w:tc>
-          <w:tcPr/>
-          <w:p>
-            <w:pPr>
-              <w:pStyle w:val="Compact"/>
-              <w:jc w:val="left"/>
-            </w:pPr>
-            <w:r>
-              <w:t xml:space="preserve">40</w:t>
-            </w:r>
-          </w:p>
-        </w:tc>
-        <w:tc>
-          <w:tcPr/>
-          <w:p>
-            <w:pPr>
-              <w:pStyle w:val="Compact"/>
-              <w:jc w:val="left"/>
-            </w:pPr>
-            <w:r>
-              <w:t xml:space="preserve">38,5</w:t>
-            </w:r>
-          </w:p>
-        </w:tc>
-      </w:tr>
-      <w:tr>
-        <w:tc>
-          <w:tcPr/>
-          <w:p>
-            <w:pPr>
-              <w:pStyle w:val="Compact"/>
-              <w:jc w:val="left"/>
-            </w:pPr>
-            <w:r>
-              <w:t xml:space="preserve">Energia</w:t>
-            </w:r>
-          </w:p>
-        </w:tc>
-        <w:tc>
-          <w:tcPr/>
-          <w:p>
-            <w:pPr>
-              <w:pStyle w:val="Compact"/>
-              <w:jc w:val="left"/>
-            </w:pPr>
-            <w:r>
-              <w:t xml:space="preserve">36</w:t>
-            </w:r>
-          </w:p>
-        </w:tc>
-        <w:tc>
-          <w:tcPr/>
-          <w:p>
-            <w:pPr>
-              <w:pStyle w:val="Compact"/>
-              <w:jc w:val="left"/>
-            </w:pPr>
-            <w:r>
-              <w:t xml:space="preserve">34,6</w:t>
-            </w:r>
-          </w:p>
-        </w:tc>
-      </w:tr>
-      <w:tr>
-        <w:tc>
-          <w:tcPr/>
-          <w:p>
-            <w:pPr>
-              <w:pStyle w:val="Compact"/>
-              <w:jc w:val="left"/>
-            </w:pPr>
-            <w:r>
-              <w:t xml:space="preserve">Risco</w:t>
-            </w:r>
-          </w:p>
-        </w:tc>
-        <w:tc>
-          <w:tcPr/>
-          <w:p>
-            <w:pPr>
-              <w:pStyle w:val="Compact"/>
-              <w:jc w:val="left"/>
-            </w:pPr>
-            <w:r>
-              <w:t xml:space="preserve">31</w:t>
-            </w:r>
-          </w:p>
-        </w:tc>
-        <w:tc>
-          <w:tcPr/>
-          <w:p>
-            <w:pPr>
-              <w:pStyle w:val="Compact"/>
-              <w:jc w:val="left"/>
-            </w:pPr>
-            <w:r>
-              <w:t xml:space="preserve">29,8</w:t>
-            </w:r>
-          </w:p>
-        </w:tc>
-      </w:tr>
-      <w:tr>
-        <w:tc>
-          <w:tcPr/>
-          <w:p>
-            <w:pPr>
-              <w:pStyle w:val="Compact"/>
-              <w:jc w:val="left"/>
-            </w:pPr>
-            <w:r>
-              <w:t xml:space="preserve">Condição física</w:t>
-            </w:r>
-          </w:p>
-        </w:tc>
-        <w:tc>
-          <w:tcPr/>
-          <w:p>
-            <w:pPr>
-              <w:pStyle w:val="Compact"/>
-              <w:jc w:val="left"/>
-            </w:pPr>
-            <w:r>
-              <w:t xml:space="preserve">27</w:t>
-            </w:r>
-          </w:p>
-        </w:tc>
-        <w:tc>
-          <w:tcPr/>
-          <w:p>
-            <w:pPr>
-              <w:pStyle w:val="Compact"/>
-              <w:jc w:val="left"/>
-            </w:pPr>
-            <w:r>
-              <w:t xml:space="preserve">26,0</w:t>
-            </w:r>
-          </w:p>
-        </w:tc>
-      </w:tr>
-      <w:tr>
-        <w:tc>
-          <w:tcPr/>
-          <w:p>
-            <w:pPr>
-              <w:pStyle w:val="Compact"/>
-              <w:jc w:val="left"/>
-            </w:pPr>
-            <w:r>
-              <w:t xml:space="preserve">Manutenibilidade</w:t>
-            </w:r>
-          </w:p>
-        </w:tc>
-        <w:tc>
-          <w:tcPr/>
-          <w:p>
-            <w:pPr>
-              <w:pStyle w:val="Compact"/>
-              <w:jc w:val="left"/>
-            </w:pPr>
-            <w:r>
-              <w:t xml:space="preserve">19</w:t>
-            </w:r>
-          </w:p>
-        </w:tc>
-        <w:tc>
-          <w:tcPr/>
-          <w:p>
-            <w:pPr>
-              <w:pStyle w:val="Compact"/>
-              <w:jc w:val="left"/>
-            </w:pPr>
-            <w:r>
-              <w:t xml:space="preserve">18,3</w:t>
-            </w:r>
-          </w:p>
-        </w:tc>
-      </w:tr>
-      <w:tr>
-        <w:tc>
-          <w:tcPr/>
-          <w:p>
-            <w:pPr>
-              <w:pStyle w:val="Compact"/>
-              <w:jc w:val="left"/>
-            </w:pPr>
-            <w:r>
-              <w:t xml:space="preserve">Conforto</w:t>
-            </w:r>
-          </w:p>
-        </w:tc>
-        <w:tc>
-          <w:tcPr/>
-          <w:p>
-            <w:pPr>
-              <w:pStyle w:val="Compact"/>
-              <w:jc w:val="left"/>
-            </w:pPr>
-            <w:r>
-              <w:t xml:space="preserve">17</w:t>
-            </w:r>
-          </w:p>
-        </w:tc>
-        <w:tc>
-          <w:tcPr/>
-          <w:p>
-            <w:pPr>
-              <w:pStyle w:val="Compact"/>
-              <w:jc w:val="left"/>
-            </w:pPr>
-            <w:r>
-              <w:t xml:space="preserve">16,3</w:t>
-            </w:r>
-          </w:p>
-        </w:tc>
-      </w:tr>
-      <w:tr>
-        <w:tc>
-          <w:tcPr/>
-          <w:p>
-            <w:pPr>
-              <w:pStyle w:val="Compact"/>
-              <w:jc w:val="left"/>
-            </w:pPr>
-            <w:r>
-              <w:t xml:space="preserve">Segurança</w:t>
-            </w:r>
-          </w:p>
-        </w:tc>
-        <w:tc>
-          <w:tcPr/>
-          <w:p>
-            <w:pPr>
-              <w:pStyle w:val="Compact"/>
-              <w:jc w:val="left"/>
-            </w:pPr>
-            <w:r>
-              <w:t xml:space="preserve">17</w:t>
-            </w:r>
-          </w:p>
-        </w:tc>
-        <w:tc>
-          <w:tcPr/>
-          <w:p>
-            <w:pPr>
-              <w:pStyle w:val="Compact"/>
-              <w:jc w:val="left"/>
-            </w:pPr>
-            <w:r>
-              <w:t xml:space="preserve">16,3</w:t>
-            </w:r>
-          </w:p>
-        </w:tc>
-      </w:tr>
-      <w:tr>
-        <w:tc>
-          <w:tcPr/>
-          <w:p>
-            <w:pPr>
-              <w:pStyle w:val="Compact"/>
-              <w:jc w:val="left"/>
-            </w:pPr>
-            <w:r>
-              <w:t xml:space="preserve">Emissões de carbono</w:t>
-            </w:r>
-          </w:p>
-        </w:tc>
-        <w:tc>
-          <w:tcPr/>
-          <w:p>
-            <w:pPr>
-              <w:pStyle w:val="Compact"/>
-              <w:jc w:val="left"/>
-            </w:pPr>
-            <w:r>
-              <w:t xml:space="preserve">15</w:t>
-            </w:r>
-          </w:p>
-        </w:tc>
-        <w:tc>
-          <w:tcPr/>
-          <w:p>
-            <w:pPr>
-              <w:pStyle w:val="Compact"/>
-              <w:jc w:val="left"/>
-            </w:pPr>
-            <w:r>
-              <w:t xml:space="preserve">14,4</w:t>
-            </w:r>
-          </w:p>
-        </w:tc>
-      </w:tr>
-      <w:tr>
-        <w:tc>
-          <w:tcPr/>
-          <w:p>
-            <w:pPr>
-              <w:pStyle w:val="Compact"/>
-              <w:jc w:val="left"/>
-            </w:pPr>
-            <w:r>
-              <w:t xml:space="preserve">Resíduos</w:t>
-            </w:r>
-          </w:p>
-        </w:tc>
-        <w:tc>
-          <w:tcPr/>
-          <w:p>
-            <w:pPr>
-              <w:pStyle w:val="Compact"/>
-              <w:jc w:val="left"/>
-            </w:pPr>
-            <w:r>
-              <w:t xml:space="preserve">13</w:t>
-            </w:r>
-          </w:p>
-        </w:tc>
-        <w:tc>
-          <w:tcPr/>
-          <w:p>
-            <w:pPr>
-              <w:pStyle w:val="Compact"/>
-              <w:jc w:val="left"/>
-            </w:pPr>
-            <w:r>
-              <w:t xml:space="preserve">12,5</w:t>
-            </w:r>
-          </w:p>
-        </w:tc>
-      </w:tr>
-      <w:tr>
-        <w:tc>
-          <w:tcPr/>
-          <w:p>
-            <w:pPr>
-              <w:pStyle w:val="Compact"/>
-              <w:jc w:val="left"/>
-            </w:pPr>
-            <w:r>
-              <w:t xml:space="preserve">Satisfação do usuário</w:t>
-            </w:r>
-          </w:p>
-        </w:tc>
-        <w:tc>
-          <w:tcPr/>
-          <w:p>
-            <w:pPr>
-              <w:pStyle w:val="Compact"/>
-              <w:jc w:val="left"/>
-            </w:pPr>
-            <w:r>
-              <w:t xml:space="preserve">9</w:t>
-            </w:r>
-          </w:p>
-        </w:tc>
-        <w:tc>
-          <w:tcPr/>
-          <w:p>
-            <w:pPr>
-              <w:pStyle w:val="Compact"/>
-              <w:jc w:val="left"/>
-            </w:pPr>
-            <w:r>
-              <w:t xml:space="preserve">8,7</w:t>
-            </w:r>
-          </w:p>
-        </w:tc>
-      </w:tr>
-      <w:tr>
-        <w:tc>
-          <w:tcPr/>
-          <w:p>
-            <w:pPr>
-              <w:pStyle w:val="Compact"/>
-              <w:jc w:val="left"/>
-            </w:pPr>
-            <w:r>
-              <w:t xml:space="preserve">Qualidade de serviço</w:t>
-            </w:r>
-          </w:p>
-        </w:tc>
-        <w:tc>
-          <w:tcPr/>
-          <w:p>
-            <w:pPr>
-              <w:pStyle w:val="Compact"/>
-              <w:jc w:val="left"/>
-            </w:pPr>
-            <w:r>
-              <w:t xml:space="preserve">6</w:t>
-            </w:r>
-          </w:p>
-        </w:tc>
-        <w:tc>
-          <w:tcPr/>
-          <w:p>
-            <w:pPr>
-              <w:pStyle w:val="Compact"/>
-              <w:jc w:val="left"/>
-            </w:pPr>
-            <w:r>
-              <w:t xml:space="preserve">5,8</w:t>
-            </w:r>
-          </w:p>
-        </w:tc>
-      </w:tr>
-      <w:tr>
-        <w:tc>
-          <w:tcPr/>
-          <w:p>
-            <w:pPr>
-              <w:pStyle w:val="Compact"/>
-              <w:jc w:val="left"/>
-            </w:pPr>
-            <w:r>
-              <w:t xml:space="preserve">Água</w:t>
-            </w:r>
-          </w:p>
-        </w:tc>
-        <w:tc>
-          <w:tcPr/>
-          <w:p>
-            <w:pPr>
-              <w:pStyle w:val="Compact"/>
-              <w:jc w:val="left"/>
-            </w:pPr>
-            <w:r>
-              <w:t xml:space="preserve">5</w:t>
-            </w:r>
-          </w:p>
-        </w:tc>
-        <w:tc>
-          <w:tcPr/>
-          <w:p>
-            <w:pPr>
-              <w:pStyle w:val="Compact"/>
-              <w:jc w:val="left"/>
-            </w:pPr>
-            <w:r>
-              <w:t xml:space="preserve">4,8</w:t>
-            </w:r>
-          </w:p>
-        </w:tc>
-      </w:tr>
-    </w:tbl>
+    <w:p>
+      <w:pPr>
+        <w:pStyle w:val="BodyText"/>
+      </w:pPr>
+      <w:r>
+        <w:t xml:space="preserve">Y &gt;p</w:t>
+      </w:r>
+      <w:r>
+        <w:t xml:space="preserve">2.1cm</w:t>
+      </w:r>
+      <w:r>
+        <w:t xml:space="preserve"> </w:t>
+      </w:r>
+      <w:r>
+        <w:t xml:space="preserve">&gt;p</w:t>
+      </w:r>
+      <w:r>
+        <w:t xml:space="preserve">2.1cm</w:t>
+      </w:r>
+      <w:r>
+        <w:t xml:space="preserve"> </w:t>
+      </w:r>
+      <w:r>
+        <w:t xml:space="preserve">Critério &amp; Registros &amp; % dos 104</w:t>
+      </w:r>
+      <w:r>
+        <w:br/>
+      </w:r>
+      <w:r>
+        <w:t xml:space="preserve">Desempenho operacional &amp; 93 &amp; 89,4</w:t>
+      </w:r>
+      <w:r>
+        <w:br/>
+      </w:r>
+      <w:r>
+        <w:t xml:space="preserve">Informação e dados &amp; 76 &amp; 73,1</w:t>
+      </w:r>
+      <w:r>
+        <w:br/>
+      </w:r>
+      <w:r>
+        <w:t xml:space="preserve">Custo &amp; 60 &amp; 57,7</w:t>
+      </w:r>
+      <w:r>
+        <w:br/>
+      </w:r>
+      <w:r>
+        <w:t xml:space="preserve">Vida útil &amp; 40 &amp; 38,5</w:t>
+      </w:r>
+      <w:r>
+        <w:br/>
+      </w:r>
+      <w:r>
+        <w:t xml:space="preserve">Energia &amp; 36 &amp; 34,6</w:t>
+      </w:r>
+      <w:r>
+        <w:br/>
+      </w:r>
+      <w:r>
+        <w:t xml:space="preserve">Risco &amp; 31 &amp; 29,8</w:t>
+      </w:r>
+      <w:r>
+        <w:br/>
+      </w:r>
+      <w:r>
+        <w:t xml:space="preserve">Condição física &amp; 27 &amp; 26,0</w:t>
+      </w:r>
+      <w:r>
+        <w:br/>
+      </w:r>
+      <w:r>
+        <w:t xml:space="preserve">Manutenibilidade &amp; 19 &amp; 18,3</w:t>
+      </w:r>
+      <w:r>
+        <w:br/>
+      </w:r>
+      <w:r>
+        <w:t xml:space="preserve">Conforto &amp; 17 &amp; 16,3</w:t>
+      </w:r>
+      <w:r>
+        <w:br/>
+      </w:r>
+      <w:r>
+        <w:t xml:space="preserve">Segurança &amp; 17 &amp; 16,3</w:t>
+      </w:r>
+      <w:r>
+        <w:br/>
+      </w:r>
+      <w:r>
+        <w:t xml:space="preserve">Emissões de carbono &amp; 15 &amp; 14,4</w:t>
+      </w:r>
+      <w:r>
+        <w:br/>
+      </w:r>
+      <w:r>
+        <w:t xml:space="preserve">Resíduos &amp; 13 &amp; 12,5</w:t>
+      </w:r>
+      <w:r>
+        <w:br/>
+      </w:r>
+      <w:r>
+        <w:t xml:space="preserve">Satisfação do usuário &amp; 9 &amp; 8,7</w:t>
+      </w:r>
+      <w:r>
+        <w:br/>
+      </w:r>
+      <w:r>
+        <w:t xml:space="preserve">Qualidade de serviço &amp; 6 &amp; 5,8</w:t>
+      </w:r>
+      <w:r>
+        <w:br/>
+      </w:r>
+      <w:r>
+        <w:t xml:space="preserve">Água &amp; 5 &amp; 4,8</w:t>
+      </w:r>
+      <w:r>
+        <w:br/>
+      </w:r>
+    </w:p>
     <w:p>
       <w:pPr>
         <w:pStyle w:val="BodyText"/>
@@ -5527,8 +2740,8 @@
         <w:t xml:space="preserve">.</w:t>
       </w:r>
     </w:p>
-    <w:bookmarkEnd w:id="46"/>
-    <w:bookmarkStart w:id="50" w:name="métodos-de-apoio-à-decisão"/>
+    <w:bookmarkEnd w:id="47"/>
+    <w:bookmarkStart w:id="51" w:name="métodos-de-apoio-à-decisão"/>
     <w:p>
       <w:pPr>
         <w:pStyle w:val="Heading1"/>
@@ -5644,18 +2857,18 @@
           <wp:inline>
             <wp:extent cx="5334000" cy="4859866"/>
             <wp:effectExtent b="0" l="0" r="0" t="0"/>
-            <wp:docPr descr="" title="" id="48" name="Picture"/>
+            <wp:docPr descr="" title="" id="49" name="Picture"/>
             <a:graphic>
               <a:graphicData uri="http://schemas.openxmlformats.org/drawingml/2006/picture">
                 <pic:pic>
                   <pic:nvPicPr>
-                    <pic:cNvPr descr="figuras/figura11_metodos_mcdm_mais_frequentes_nucleo_final_104.png" id="49" name="Picture"/>
+                    <pic:cNvPr descr="figuras/figura11_metodos_mcdm_mais_frequentes_nucleo_final_104.png" id="50" name="Picture"/>
                     <pic:cNvPicPr>
                       <a:picLocks noChangeArrowheads="1" noChangeAspect="1"/>
                     </pic:cNvPicPr>
                   </pic:nvPicPr>
                   <pic:blipFill>
-                    <a:blip r:embed="rId47"/>
+                    <a:blip r:embed="rId48"/>
                     <a:stretch>
                       <a:fillRect/>
                     </a:stretch>
@@ -5861,8 +3074,8 @@
         <w:t xml:space="preserve">. Assim, menção a método, aplicação formal e validação permanecem categorias diferentes.</w:t>
       </w:r>
     </w:p>
-    <w:bookmarkEnd w:id="50"/>
-    <w:bookmarkStart w:id="51" w:name="Xeee5a15040502e874ab29360ea7fedca2d0f203"/>
+    <w:bookmarkEnd w:id="51"/>
+    <w:bookmarkStart w:id="52" w:name="Xeee5a15040502e874ab29360ea7fedca2d0f203"/>
     <w:p>
       <w:pPr>
         <w:pStyle w:val="Heading1"/>
@@ -5892,491 +3105,111 @@
         <w:t xml:space="preserve">, cinco edifícios públicos, cinco escolas, quatro patrimônios históricos e um museu. As categorias são respostas múltiplas; edificação genérica é uma categoria-guarda-chuva, não uma tipologia homogênea.</w:t>
       </w:r>
     </w:p>
-    <w:tbl>
-      <w:tblPr>
-        <w:tblStyle w:val="Table"/>
-        <w:tblW w:type="auto" w:w="0"/>
-        <w:tblLook w:firstRow="0" w:lastRow="0" w:firstColumn="0" w:lastColumn="0" w:noHBand="0" w:noVBand="0" w:val="0000"/>
-        <w:jc w:val="start"/>
-      </w:tblPr>
-      <w:tblGrid>
-        <w:gridCol w:w="2640"/>
-        <w:gridCol w:w="2640"/>
-        <w:gridCol w:w="2640"/>
-      </w:tblGrid>
-      <w:tr>
-        <w:tc>
-          <w:tcPr/>
-          <w:p>
-            <w:pPr>
-              <w:pStyle w:val="Compact"/>
-              <w:jc w:val="left"/>
-            </w:pPr>
-            <w:r>
-              <w:t xml:space="preserve">p</w:t>
-            </w:r>
-            <w:r>
-              <w:t xml:space="preserve">2.1cm</w:t>
-            </w:r>
-            <w:r>
-              <w:t xml:space="preserve"> </w:t>
-            </w:r>
-            <w:r>
-              <w:t xml:space="preserve">&gt;p</w:t>
-            </w:r>
-            <w:r>
-              <w:t xml:space="preserve">2.1cm</w:t>
-            </w:r>
-          </w:p>
-        </w:tc>
-        <w:tc>
-          <w:tcPr/>
-          <w:p>
-            <w:pPr>
-              <w:pStyle w:val="Compact"/>
-              <w:jc w:val="left"/>
-            </w:pPr>
-            <w:r>
-              <w:t xml:space="preserve">Registros</w:t>
-            </w:r>
-          </w:p>
-        </w:tc>
-        <w:tc>
-          <w:tcPr/>
-          <w:p>
-            <w:pPr>
-              <w:pStyle w:val="Compact"/>
-              <w:jc w:val="left"/>
-            </w:pPr>
-            <w:r>
-              <w:t xml:space="preserve">% dos 104</w:t>
-            </w:r>
-          </w:p>
-        </w:tc>
-      </w:tr>
-      <w:tr>
-        <w:tc>
-          <w:tcPr/>
-          <w:p>
-            <w:pPr>
-              <w:pStyle w:val="Compact"/>
-              <w:jc w:val="left"/>
-            </w:pPr>
-            <w:r>
-              <w:t xml:space="preserve">Edificação genérica</w:t>
-            </w:r>
-          </w:p>
-        </w:tc>
-        <w:tc>
-          <w:tcPr/>
-          <w:p>
-            <w:pPr>
-              <w:pStyle w:val="Compact"/>
-              <w:jc w:val="left"/>
-            </w:pPr>
-            <w:r>
-              <w:t xml:space="preserve">93</w:t>
-            </w:r>
-          </w:p>
-        </w:tc>
-        <w:tc>
-          <w:tcPr/>
-          <w:p>
-            <w:pPr>
-              <w:pStyle w:val="Compact"/>
-              <w:jc w:val="left"/>
-            </w:pPr>
-            <w:r>
-              <w:t xml:space="preserve">89,4</w:t>
-            </w:r>
-          </w:p>
-        </w:tc>
-      </w:tr>
-      <w:tr>
-        <w:tc>
-          <w:tcPr/>
-          <w:p>
-            <w:pPr>
-              <w:pStyle w:val="Compact"/>
-              <w:jc w:val="left"/>
-            </w:pPr>
-            <w:r>
-              <w:t xml:space="preserve">Portfólio predial</w:t>
-            </w:r>
-          </w:p>
-        </w:tc>
-        <w:tc>
-          <w:tcPr/>
-          <w:p>
-            <w:pPr>
-              <w:pStyle w:val="Compact"/>
-              <w:jc w:val="left"/>
-            </w:pPr>
-            <w:r>
-              <w:t xml:space="preserve">58</w:t>
-            </w:r>
-          </w:p>
-        </w:tc>
-        <w:tc>
-          <w:tcPr/>
-          <w:p>
-            <w:pPr>
-              <w:pStyle w:val="Compact"/>
-              <w:jc w:val="left"/>
-            </w:pPr>
-            <w:r>
-              <w:t xml:space="preserve">55,8</w:t>
-            </w:r>
-          </w:p>
-        </w:tc>
-      </w:tr>
-      <w:tr>
-        <w:tc>
-          <w:tcPr/>
-          <w:p>
-            <w:pPr>
-              <w:pStyle w:val="Compact"/>
-              <w:jc w:val="left"/>
-            </w:pPr>
-            <w:r>
-              <w:t xml:space="preserve">Hospital</w:t>
-            </w:r>
-          </w:p>
-        </w:tc>
-        <w:tc>
-          <w:tcPr/>
-          <w:p>
-            <w:pPr>
-              <w:pStyle w:val="Compact"/>
-              <w:jc w:val="left"/>
-            </w:pPr>
-            <w:r>
-              <w:t xml:space="preserve">17</w:t>
-            </w:r>
-          </w:p>
-        </w:tc>
-        <w:tc>
-          <w:tcPr/>
-          <w:p>
-            <w:pPr>
-              <w:pStyle w:val="Compact"/>
-              <w:jc w:val="left"/>
-            </w:pPr>
-            <w:r>
-              <w:t xml:space="preserve">16,3</w:t>
-            </w:r>
-          </w:p>
-        </w:tc>
-      </w:tr>
-      <w:tr>
-        <w:tc>
-          <w:tcPr/>
-          <w:p>
-            <w:pPr>
-              <w:pStyle w:val="Compact"/>
-              <w:jc w:val="left"/>
-            </w:pPr>
-            <w:r>
-              <w:t xml:space="preserve">Edifício comercial</w:t>
-            </w:r>
-          </w:p>
-        </w:tc>
-        <w:tc>
-          <w:tcPr/>
-          <w:p>
-            <w:pPr>
-              <w:pStyle w:val="Compact"/>
-              <w:jc w:val="left"/>
-            </w:pPr>
-            <w:r>
-              <w:t xml:space="preserve">15</w:t>
-            </w:r>
-          </w:p>
-        </w:tc>
-        <w:tc>
-          <w:tcPr/>
-          <w:p>
-            <w:pPr>
-              <w:pStyle w:val="Compact"/>
-              <w:jc w:val="left"/>
-            </w:pPr>
-            <w:r>
-              <w:t xml:space="preserve">14,4</w:t>
-            </w:r>
-          </w:p>
-        </w:tc>
-      </w:tr>
-      <w:tr>
-        <w:tc>
-          <w:tcPr/>
-          <w:p>
-            <w:pPr>
-              <w:pStyle w:val="Compact"/>
-              <w:jc w:val="left"/>
-            </w:pPr>
-            <w:r>
-              <w:t xml:space="preserve">Edifício residencial</w:t>
-            </w:r>
-          </w:p>
-        </w:tc>
-        <w:tc>
-          <w:tcPr/>
-          <w:p>
-            <w:pPr>
-              <w:pStyle w:val="Compact"/>
-              <w:jc w:val="left"/>
-            </w:pPr>
-            <w:r>
-              <w:t xml:space="preserve">12</w:t>
-            </w:r>
-          </w:p>
-        </w:tc>
-        <w:tc>
-          <w:tcPr/>
-          <w:p>
-            <w:pPr>
-              <w:pStyle w:val="Compact"/>
-              <w:jc w:val="left"/>
-            </w:pPr>
-            <w:r>
-              <w:t xml:space="preserve">11,5</w:t>
-            </w:r>
-          </w:p>
-        </w:tc>
-      </w:tr>
-      <w:tr>
-        <w:tc>
-          <w:tcPr/>
-          <w:p>
-            <w:pPr>
-              <w:pStyle w:val="Compact"/>
-              <w:jc w:val="left"/>
-            </w:pPr>
-            <w:r>
-              <w:t xml:space="preserve">Universidade</w:t>
-            </w:r>
-          </w:p>
-        </w:tc>
-        <w:tc>
-          <w:tcPr/>
-          <w:p>
-            <w:pPr>
-              <w:pStyle w:val="Compact"/>
-              <w:jc w:val="left"/>
-            </w:pPr>
-            <w:r>
-              <w:t xml:space="preserve">11</w:t>
-            </w:r>
-          </w:p>
-        </w:tc>
-        <w:tc>
-          <w:tcPr/>
-          <w:p>
-            <w:pPr>
-              <w:pStyle w:val="Compact"/>
-              <w:jc w:val="left"/>
-            </w:pPr>
-            <w:r>
-              <w:t xml:space="preserve">10,6</w:t>
-            </w:r>
-          </w:p>
-        </w:tc>
-      </w:tr>
-      <w:tr>
-        <w:tc>
-          <w:tcPr/>
-          <w:p>
-            <w:pPr>
-              <w:pStyle w:val="Compact"/>
-              <w:jc w:val="left"/>
-            </w:pPr>
-            <w:r>
-              <w:rPr>
-                <w:iCs/>
-                <w:i/>
-              </w:rPr>
-              <w:t xml:space="preserve">Campus</w:t>
-            </w:r>
-          </w:p>
-        </w:tc>
-        <w:tc>
-          <w:tcPr/>
-          <w:p>
-            <w:pPr>
-              <w:pStyle w:val="Compact"/>
-              <w:jc w:val="left"/>
-            </w:pPr>
-            <w:r>
-              <w:t xml:space="preserve">10</w:t>
-            </w:r>
-          </w:p>
-        </w:tc>
-        <w:tc>
-          <w:tcPr/>
-          <w:p>
-            <w:pPr>
-              <w:pStyle w:val="Compact"/>
-              <w:jc w:val="left"/>
-            </w:pPr>
-            <w:r>
-              <w:t xml:space="preserve">9,6</w:t>
-            </w:r>
-          </w:p>
-        </w:tc>
-      </w:tr>
-      <w:tr>
-        <w:tc>
-          <w:tcPr/>
-          <w:p>
-            <w:pPr>
-              <w:pStyle w:val="Compact"/>
-              <w:jc w:val="left"/>
-            </w:pPr>
-            <w:r>
-              <w:t xml:space="preserve">Edifício público</w:t>
-            </w:r>
-          </w:p>
-        </w:tc>
-        <w:tc>
-          <w:tcPr/>
-          <w:p>
-            <w:pPr>
-              <w:pStyle w:val="Compact"/>
-              <w:jc w:val="left"/>
-            </w:pPr>
-            <w:r>
-              <w:t xml:space="preserve">5</w:t>
-            </w:r>
-          </w:p>
-        </w:tc>
-        <w:tc>
-          <w:tcPr/>
-          <w:p>
-            <w:pPr>
-              <w:pStyle w:val="Compact"/>
-              <w:jc w:val="left"/>
-            </w:pPr>
-            <w:r>
-              <w:t xml:space="preserve">4,8</w:t>
-            </w:r>
-          </w:p>
-        </w:tc>
-      </w:tr>
-      <w:tr>
-        <w:tc>
-          <w:tcPr/>
-          <w:p>
-            <w:pPr>
-              <w:pStyle w:val="Compact"/>
-              <w:jc w:val="left"/>
-            </w:pPr>
-            <w:r>
-              <w:t xml:space="preserve">Escola</w:t>
-            </w:r>
-          </w:p>
-        </w:tc>
-        <w:tc>
-          <w:tcPr/>
-          <w:p>
-            <w:pPr>
-              <w:pStyle w:val="Compact"/>
-              <w:jc w:val="left"/>
-            </w:pPr>
-            <w:r>
-              <w:t xml:space="preserve">5</w:t>
-            </w:r>
-          </w:p>
-        </w:tc>
-        <w:tc>
-          <w:tcPr/>
-          <w:p>
-            <w:pPr>
-              <w:pStyle w:val="Compact"/>
-              <w:jc w:val="left"/>
-            </w:pPr>
-            <w:r>
-              <w:t xml:space="preserve">4,8</w:t>
-            </w:r>
-          </w:p>
-        </w:tc>
-      </w:tr>
-      <w:tr>
-        <w:tc>
-          <w:tcPr/>
-          <w:p>
-            <w:pPr>
-              <w:pStyle w:val="Compact"/>
-              <w:jc w:val="left"/>
-            </w:pPr>
-            <w:r>
-              <w:t xml:space="preserve">Patrimônio histórico</w:t>
-            </w:r>
-          </w:p>
-        </w:tc>
-        <w:tc>
-          <w:tcPr/>
-          <w:p>
-            <w:pPr>
-              <w:pStyle w:val="Compact"/>
-              <w:jc w:val="left"/>
-            </w:pPr>
-            <w:r>
-              <w:t xml:space="preserve">4</w:t>
-            </w:r>
-          </w:p>
-        </w:tc>
-        <w:tc>
-          <w:tcPr/>
-          <w:p>
-            <w:pPr>
-              <w:pStyle w:val="Compact"/>
-              <w:jc w:val="left"/>
-            </w:pPr>
-            <w:r>
-              <w:t xml:space="preserve">3,8</w:t>
-            </w:r>
-          </w:p>
-        </w:tc>
-      </w:tr>
-      <w:tr>
-        <w:tc>
-          <w:tcPr/>
-          <w:p>
-            <w:pPr>
-              <w:pStyle w:val="Compact"/>
-              <w:jc w:val="left"/>
-            </w:pPr>
-            <w:r>
-              <w:t xml:space="preserve">Museu</w:t>
-            </w:r>
-          </w:p>
-        </w:tc>
-        <w:tc>
-          <w:tcPr/>
-          <w:p>
-            <w:pPr>
-              <w:pStyle w:val="Compact"/>
-              <w:jc w:val="left"/>
-            </w:pPr>
-            <w:r>
-              <w:t xml:space="preserve">1</w:t>
-            </w:r>
-          </w:p>
-        </w:tc>
-        <w:tc>
-          <w:tcPr/>
-          <w:p>
-            <w:pPr>
-              <w:pStyle w:val="Compact"/>
-              <w:jc w:val="left"/>
-            </w:pPr>
-            <w:r>
-              <w:t xml:space="preserve">1,0</w:t>
-            </w:r>
-          </w:p>
-        </w:tc>
-      </w:tr>
-    </w:tbl>
+    <w:p>
+      <w:pPr>
+        <w:pStyle w:val="BodyText"/>
+      </w:pPr>
+      <w:r>
+        <w:t xml:space="preserve">Y &gt;p</w:t>
+      </w:r>
+      <w:r>
+        <w:t xml:space="preserve">2.1cm</w:t>
+      </w:r>
+      <w:r>
+        <w:t xml:space="preserve"> </w:t>
+      </w:r>
+      <w:r>
+        <w:t xml:space="preserve">&gt;p</w:t>
+      </w:r>
+      <w:r>
+        <w:t xml:space="preserve">2.1cm</w:t>
+      </w:r>
+      <w:r>
+        <w:t xml:space="preserve"> </w:t>
+      </w:r>
+      <w:r>
+        <w:t xml:space="preserve">Contexto &amp; Registros &amp; % dos 104</w:t>
+      </w:r>
+      <w:r>
+        <w:br/>
+      </w:r>
+      <w:r>
+        <w:t xml:space="preserve">Edificação genérica &amp; 93 &amp; 89,4</w:t>
+      </w:r>
+      <w:r>
+        <w:br/>
+      </w:r>
+      <w:r>
+        <w:t xml:space="preserve">Portfólio predial &amp; 58 &amp; 55,8</w:t>
+      </w:r>
+      <w:r>
+        <w:br/>
+      </w:r>
+      <w:r>
+        <w:t xml:space="preserve">Hospital &amp; 17 &amp; 16,3</w:t>
+      </w:r>
+      <w:r>
+        <w:br/>
+      </w:r>
+      <w:r>
+        <w:t xml:space="preserve">Edifício comercial &amp; 15 &amp; 14,4</w:t>
+      </w:r>
+      <w:r>
+        <w:br/>
+      </w:r>
+      <w:r>
+        <w:t xml:space="preserve">Edifício residencial &amp; 12 &amp; 11,5</w:t>
+      </w:r>
+      <w:r>
+        <w:br/>
+      </w:r>
+      <w:r>
+        <w:t xml:space="preserve">Universidade &amp; 11 &amp; 10,6</w:t>
+      </w:r>
+      <w:r>
+        <w:br/>
+      </w:r>
+      <w:r>
+        <w:rPr>
+          <w:iCs/>
+          <w:i/>
+        </w:rPr>
+        <w:t xml:space="preserve">Campus</w:t>
+      </w:r>
+      <w:r>
+        <w:t xml:space="preserve"> </w:t>
+      </w:r>
+      <w:r>
+        <w:t xml:space="preserve">&amp; 10 &amp; 9,6</w:t>
+      </w:r>
+      <w:r>
+        <w:br/>
+      </w:r>
+      <w:r>
+        <w:t xml:space="preserve">Edifício público &amp; 5 &amp; 4,8</w:t>
+      </w:r>
+      <w:r>
+        <w:br/>
+      </w:r>
+      <w:r>
+        <w:t xml:space="preserve">Escola &amp; 5 &amp; 4,8</w:t>
+      </w:r>
+      <w:r>
+        <w:br/>
+      </w:r>
+      <w:r>
+        <w:t xml:space="preserve">Patrimônio histórico &amp; 4 &amp; 3,8</w:t>
+      </w:r>
+      <w:r>
+        <w:br/>
+      </w:r>
+      <w:r>
+        <w:t xml:space="preserve">Museu &amp; 1 &amp; 1,0</w:t>
+      </w:r>
+      <w:r>
+        <w:br/>
+      </w:r>
+    </w:p>
     <w:p>
       <w:pPr>
         <w:pStyle w:val="BodyText"/>
@@ -6506,8 +3339,8 @@
         <w:t xml:space="preserve">. Esses achados sustentam governança da informação e validação contextual, sem equivaler a validação do protocolo proposto.</w:t>
       </w:r>
     </w:p>
-    <w:bookmarkEnd w:id="51"/>
-    <w:bookmarkStart w:id="58" w:name="X5036f0ced62c47278298a82483497fad33fb7b7"/>
+    <w:bookmarkEnd w:id="52"/>
+    <w:bookmarkStart w:id="59" w:name="X5036f0ced62c47278298a82483497fad33fb7b7"/>
     <w:p>
       <w:pPr>
         <w:pStyle w:val="Heading1"/>
@@ -6581,18 +3414,18 @@
           <wp:inline>
             <wp:extent cx="5334000" cy="3657600"/>
             <wp:effectExtent b="0" l="0" r="0" t="0"/>
-            <wp:docPr descr="" title="" id="53" name="Picture"/>
+            <wp:docPr descr="" title="" id="54" name="Picture"/>
             <a:graphic>
               <a:graphicData uri="http://schemas.openxmlformats.org/drawingml/2006/picture">
                 <pic:pic>
                   <pic:nvPicPr>
-                    <pic:cNvPr descr="figuras/figura13_heatmap_criterios_metodos_nucleo_final_104.png" id="54" name="Picture"/>
+                    <pic:cNvPr descr="figuras/figura13_heatmap_criterios_metodos_nucleo_final_104.png" id="55" name="Picture"/>
                     <pic:cNvPicPr>
                       <a:picLocks noChangeArrowheads="1" noChangeAspect="1"/>
                     </pic:cNvPicPr>
                   </pic:nvPicPr>
                   <pic:blipFill>
-                    <a:blip r:embed="rId52"/>
+                    <a:blip r:embed="rId53"/>
                     <a:stretch>
                       <a:fillRect/>
                     </a:stretch>
@@ -6686,18 +3519,18 @@
           <wp:inline>
             <wp:extent cx="5334000" cy="2844799"/>
             <wp:effectExtent b="0" l="0" r="0" t="0"/>
-            <wp:docPr descr="" title="" id="56" name="Picture"/>
+            <wp:docPr descr="" title="" id="57" name="Picture"/>
             <a:graphic>
               <a:graphicData uri="http://schemas.openxmlformats.org/drawingml/2006/picture">
                 <pic:pic>
                   <pic:nvPicPr>
-                    <pic:cNvPr descr="figuras/figura14_matriz_analitica_dimensao_metodo_nucleo_final_104.png" id="57" name="Picture"/>
+                    <pic:cNvPr descr="figuras/figura14_matriz_analitica_dimensao_metodo_nucleo_final_104.png" id="58" name="Picture"/>
                     <pic:cNvPicPr>
                       <a:picLocks noChangeArrowheads="1" noChangeAspect="1"/>
                     </pic:cNvPicPr>
                   </pic:nvPicPr>
                   <pic:blipFill>
-                    <a:blip r:embed="rId55"/>
+                    <a:blip r:embed="rId56"/>
                     <a:stretch>
                       <a:fillRect/>
                     </a:stretch>
@@ -6748,287 +3581,126 @@
         <w:t xml:space="preserve">A Tabela 10 explicita por que cada indicador candidato entrou no protocolo, combinando recorrência no núcleo temático, conexões bibliométricas e evidências específicas dos estudos lidos integralmente. A Tabela 11 detalha a especificação operacional correspondente, com indicador, fonte dos dados, periodicidade e direção de preferência.</w:t>
       </w:r>
     </w:p>
-    <w:tbl>
-      <w:tblPr>
-        <w:tblStyle w:val="Table"/>
-        <w:tblW w:type="auto" w:w="0"/>
-        <w:tblLook w:firstRow="0" w:lastRow="0" w:firstColumn="0" w:lastColumn="0" w:noHBand="0" w:noVBand="0" w:val="0000"/>
-        <w:jc w:val="start"/>
-      </w:tblPr>
-      <w:tblGrid>
-        <w:gridCol w:w="3960"/>
-        <w:gridCol w:w="3960"/>
-      </w:tblGrid>
-      <w:tr>
-        <w:tc>
-          <w:tcPr/>
-          <w:p>
-            <w:pPr>
-              <w:pStyle w:val="Compact"/>
-              <w:jc w:val="left"/>
-            </w:pPr>
-            <w:r>
-              <w:t xml:space="preserve">p</w:t>
-            </w:r>
-            <w:r>
-              <w:t xml:space="preserve">4.2cm</w:t>
-            </w:r>
-            <w:r>
-              <w:t xml:space="preserve"> </w:t>
-            </w:r>
-            <w:r>
-              <w:t xml:space="preserve">Y</w:t>
-            </w:r>
-          </w:p>
-        </w:tc>
-        <w:tc>
-          <w:tcPr/>
-          <w:p>
-            <w:pPr>
-              <w:pStyle w:val="Compact"/>
-              <w:jc w:val="left"/>
-            </w:pPr>
-            <w:r>
-              <w:t xml:space="preserve">Evidência da revisão</w:t>
-            </w:r>
-          </w:p>
-        </w:tc>
-      </w:tr>
-      <w:tr>
-        <w:tc>
-          <w:tcPr/>
-          <w:p>
-            <w:pPr>
-              <w:pStyle w:val="Compact"/>
-              <w:jc w:val="left"/>
-            </w:pPr>
-            <w:r>
-              <w:t xml:space="preserve">Técnica-operacional: desempenho e falha</w:t>
-            </w:r>
-          </w:p>
-        </w:tc>
-        <w:tc>
-          <w:tcPr/>
-          <w:p>
-            <w:pPr>
-              <w:pStyle w:val="Compact"/>
-              <w:jc w:val="left"/>
-            </w:pPr>
-            <w:r>
-              <w:t xml:space="preserve">Desempenho em 93 registros; gestão de facilidades conectada a operação e manutenção na rede.</w:t>
-            </w:r>
-          </w:p>
-        </w:tc>
-      </w:tr>
-      <w:tr>
-        <w:tc>
-          <w:tcPr/>
-          <w:p>
-            <w:pPr>
-              <w:pStyle w:val="Compact"/>
-              <w:jc w:val="left"/>
-            </w:pPr>
-            <w:r>
-              <w:t xml:space="preserve">Técnica-operacional: informação e dados</w:t>
-            </w:r>
-          </w:p>
-        </w:tc>
-        <w:tc>
-          <w:tcPr/>
-          <w:p>
-            <w:pPr>
-              <w:pStyle w:val="Compact"/>
-              <w:jc w:val="left"/>
-            </w:pPr>
-            <w:r>
-              <w:t xml:space="preserve">Informação em 76 registros; BIM em 26 e</w:t>
-            </w:r>
-            <w:r>
-              <w:t xml:space="preserve"> </w:t>
-            </w:r>
-            <w:r>
-              <w:rPr>
-                <w:iCs/>
-                <w:i/>
-              </w:rPr>
-              <w:t xml:space="preserve">digital twin</w:t>
-            </w:r>
-            <w:r>
-              <w:t xml:space="preserve"> </w:t>
-            </w:r>
-            <w:r>
-              <w:t xml:space="preserve">em oito; perdas de informação observadas por</w:t>
-            </w:r>
-            <w:r>
-              <w:t xml:space="preserve"> </w:t>
-            </w:r>
-            <w:r>
-              <w:t xml:space="preserve">Tan, Zaman, and Sutrisna (2018)</w:t>
-            </w:r>
-            <w:r>
-              <w:t xml:space="preserve">.</w:t>
-            </w:r>
-          </w:p>
-        </w:tc>
-      </w:tr>
-      <w:tr>
-        <w:tc>
-          <w:tcPr/>
-          <w:p>
-            <w:pPr>
-              <w:pStyle w:val="Compact"/>
-              <w:jc w:val="left"/>
-            </w:pPr>
-            <w:r>
-              <w:t xml:space="preserve">Técnica-operacional: condição e vida útil</w:t>
-            </w:r>
-          </w:p>
-        </w:tc>
-        <w:tc>
-          <w:tcPr/>
-          <w:p>
-            <w:pPr>
-              <w:pStyle w:val="Compact"/>
-              <w:jc w:val="left"/>
-            </w:pPr>
-            <w:r>
-              <w:t xml:space="preserve">Condição em 27, vida útil em 40 e ciclo de vida em 60; manutenibilidade apoiada por</w:t>
-            </w:r>
-            <w:r>
-              <w:t xml:space="preserve"> </w:t>
-            </w:r>
-            <w:r>
-              <w:t xml:space="preserve">Othman and Kamal (2023)</w:t>
-            </w:r>
-            <w:r>
-              <w:t xml:space="preserve">.</w:t>
-            </w:r>
-          </w:p>
-        </w:tc>
-      </w:tr>
-      <w:tr>
-        <w:tc>
-          <w:tcPr/>
-          <w:p>
-            <w:pPr>
-              <w:pStyle w:val="Compact"/>
-              <w:jc w:val="left"/>
-            </w:pPr>
-            <w:r>
-              <w:t xml:space="preserve">Institucional: conformidade</w:t>
-            </w:r>
-          </w:p>
-        </w:tc>
-        <w:tc>
-          <w:tcPr/>
-          <w:p>
-            <w:pPr>
-              <w:pStyle w:val="Compact"/>
-              <w:jc w:val="left"/>
-            </w:pPr>
-            <w:r>
-              <w:t xml:space="preserve">Dimensão institucional em 92 registros; adaptação contextual necessária em</w:t>
-            </w:r>
-            <w:r>
-              <w:t xml:space="preserve"> </w:t>
-            </w:r>
-            <w:r>
-              <w:t xml:space="preserve">Talib, Rajagopalan, and Yang (2013)</w:t>
-            </w:r>
-            <w:r>
-              <w:t xml:space="preserve">.</w:t>
-            </w:r>
-          </w:p>
-        </w:tc>
-      </w:tr>
-      <w:tr>
-        <w:tc>
-          <w:tcPr/>
-          <w:p>
-            <w:pPr>
-              <w:pStyle w:val="Compact"/>
-              <w:jc w:val="left"/>
-            </w:pPr>
-            <w:r>
-              <w:t xml:space="preserve">Econômica: custo</w:t>
-            </w:r>
-          </w:p>
-        </w:tc>
-        <w:tc>
-          <w:tcPr/>
-          <w:p>
-            <w:pPr>
-              <w:pStyle w:val="Compact"/>
-              <w:jc w:val="left"/>
-            </w:pPr>
-            <w:r>
-              <w:t xml:space="preserve">Custo em 60 registros; previsão e ciclo de vida em</w:t>
-            </w:r>
-            <w:r>
-              <w:t xml:space="preserve"> </w:t>
-            </w:r>
-            <w:r>
-              <w:t xml:space="preserve">Kim et al. (2018; Nägeli et al. 2019)</w:t>
-            </w:r>
-            <w:r>
-              <w:t xml:space="preserve">.</w:t>
-            </w:r>
-          </w:p>
-        </w:tc>
-      </w:tr>
-      <w:tr>
-        <w:tc>
-          <w:tcPr/>
-          <w:p>
-            <w:pPr>
-              <w:pStyle w:val="Compact"/>
-              <w:jc w:val="left"/>
-            </w:pPr>
-            <w:r>
-              <w:t xml:space="preserve">Ambiental: energia</w:t>
-            </w:r>
-          </w:p>
-        </w:tc>
-        <w:tc>
-          <w:tcPr/>
-          <w:p>
-            <w:pPr>
-              <w:pStyle w:val="Compact"/>
-              <w:jc w:val="left"/>
-            </w:pPr>
-            <w:r>
-              <w:t xml:space="preserve">Dimensão ambiental em 84 e energia em 36 registros; crescimento de ciclo de vida e carbono no período recente.</w:t>
-            </w:r>
-          </w:p>
-        </w:tc>
-      </w:tr>
-      <w:tr>
-        <w:tc>
-          <w:tcPr/>
-          <w:p>
-            <w:pPr>
-              <w:pStyle w:val="Compact"/>
-              <w:jc w:val="left"/>
-            </w:pPr>
-            <w:r>
-              <w:t xml:space="preserve">Social: impacto nos usuários</w:t>
-            </w:r>
-          </w:p>
-        </w:tc>
-        <w:tc>
-          <w:tcPr/>
-          <w:p>
-            <w:pPr>
-              <w:pStyle w:val="Compact"/>
-              <w:jc w:val="left"/>
-            </w:pPr>
-            <w:r>
-              <w:t xml:space="preserve">Dimensão social em 57; conforto em 17, segurança em 17 e satisfação em nove registros.</w:t>
-            </w:r>
-          </w:p>
-        </w:tc>
-      </w:tr>
-    </w:tbl>
+    <w:p>
+      <w:pPr>
+        <w:pStyle w:val="BodyText"/>
+      </w:pPr>
+      <w:r>
+        <w:t xml:space="preserve">&gt;p</w:t>
+      </w:r>
+      <w:r>
+        <w:t xml:space="preserve">4.2cm</w:t>
+      </w:r>
+      <w:r>
+        <w:t xml:space="preserve"> </w:t>
+      </w:r>
+      <w:r>
+        <w:t xml:space="preserve">Y</w:t>
+      </w:r>
+      <w:r>
+        <w:t xml:space="preserve"> </w:t>
+      </w:r>
+      <w:r>
+        <w:t xml:space="preserve">Dimensão e critério &amp; Evidência da revisão</w:t>
+      </w:r>
+      <w:r>
+        <w:br/>
+      </w:r>
+      <w:r>
+        <w:t xml:space="preserve">Técnica-operacional: desempenho e falha &amp; Desempenho em 93 registros; gestão de facilidades conectada a operação e manutenção na rede.</w:t>
+      </w:r>
+      <w:r>
+        <w:br/>
+      </w:r>
+      <w:r>
+        <w:t xml:space="preserve">Técnica-operacional: informação e dados &amp; Informação em 76 registros; BIM em 26 e</w:t>
+      </w:r>
+      <w:r>
+        <w:t xml:space="preserve"> </w:t>
+      </w:r>
+      <w:r>
+        <w:rPr>
+          <w:iCs/>
+          <w:i/>
+        </w:rPr>
+        <w:t xml:space="preserve">digital twin</w:t>
+      </w:r>
+      <w:r>
+        <w:t xml:space="preserve"> </w:t>
+      </w:r>
+      <w:r>
+        <w:t xml:space="preserve">em oito; perdas de informação observadas por</w:t>
+      </w:r>
+      <w:r>
+        <w:t xml:space="preserve"> </w:t>
+      </w:r>
+      <w:r>
+        <w:t xml:space="preserve">Tan, Zaman, and Sutrisna (2018)</w:t>
+      </w:r>
+      <w:r>
+        <w:t xml:space="preserve">.</w:t>
+      </w:r>
+      <w:r>
+        <w:br/>
+      </w:r>
+      <w:r>
+        <w:t xml:space="preserve">Técnica-operacional: condição e vida útil &amp; Condição em 27, vida útil em 40 e ciclo de vida em 60; manutenibilidade apoiada por</w:t>
+      </w:r>
+      <w:r>
+        <w:t xml:space="preserve"> </w:t>
+      </w:r>
+      <w:r>
+        <w:t xml:space="preserve">Othman and Kamal (2023)</w:t>
+      </w:r>
+      <w:r>
+        <w:t xml:space="preserve">.</w:t>
+      </w:r>
+      <w:r>
+        <w:br/>
+      </w:r>
+      <w:r>
+        <w:t xml:space="preserve">Institucional: conformidade &amp; Dimensão institucional em 92 registros; adaptação contextual necessária em</w:t>
+      </w:r>
+      <w:r>
+        <w:t xml:space="preserve"> </w:t>
+      </w:r>
+      <w:r>
+        <w:t xml:space="preserve">Talib, Rajagopalan, and Yang (2013)</w:t>
+      </w:r>
+      <w:r>
+        <w:t xml:space="preserve">.</w:t>
+      </w:r>
+      <w:r>
+        <w:br/>
+      </w:r>
+      <w:r>
+        <w:t xml:space="preserve">Econômica: custo &amp; Custo em 60 registros; previsão e ciclo de vida em</w:t>
+      </w:r>
+      <w:r>
+        <w:t xml:space="preserve"> </w:t>
+      </w:r>
+      <w:r>
+        <w:t xml:space="preserve">Kim et al. (2018; Nägeli et al. 2019)</w:t>
+      </w:r>
+      <w:r>
+        <w:t xml:space="preserve">.</w:t>
+      </w:r>
+      <w:r>
+        <w:br/>
+      </w:r>
+      <w:r>
+        <w:t xml:space="preserve">Ambiental: energia &amp; Dimensão ambiental em 84 e energia em 36 registros; crescimento de ciclo de vida e carbono no período recente.</w:t>
+      </w:r>
+      <w:r>
+        <w:br/>
+      </w:r>
+      <w:r>
+        <w:t xml:space="preserve">Social: impacto nos usuários &amp; Dimensão social em 57; conforto em 17, segurança em 17 e satisfação em nove registros.</w:t>
+      </w:r>
+      <w:r>
+        <w:br/>
+      </w:r>
+    </w:p>
     <w:p>
       <w:pPr>
         <w:pStyle w:val="BodyText"/>
@@ -7037,578 +3709,132 @@
         <w:t xml:space="preserve">Fonte: elaborado pelo autor.</w:t>
       </w:r>
     </w:p>
-    <w:tbl>
-      <w:tblPr>
-        <w:tblStyle w:val="Table"/>
-        <w:tblW w:type="auto" w:w="0"/>
-        <w:tblLook w:firstRow="0" w:lastRow="0" w:firstColumn="0" w:lastColumn="0" w:noHBand="0" w:noVBand="0" w:val="0000"/>
-        <w:jc w:val="start"/>
-      </w:tblPr>
-      <w:tblGrid>
-        <w:gridCol w:w="1584"/>
-        <w:gridCol w:w="1584"/>
-        <w:gridCol w:w="1584"/>
-        <w:gridCol w:w="1584"/>
-        <w:gridCol w:w="1584"/>
-      </w:tblGrid>
-      <w:tr>
-        <w:tc>
-          <w:tcPr/>
-          <w:p>
-            <w:pPr>
-              <w:pStyle w:val="Compact"/>
-              <w:jc w:val="left"/>
-            </w:pPr>
-            <w:r>
-              <w:t xml:space="preserve">p</w:t>
-            </w:r>
-            <w:r>
-              <w:t xml:space="preserve">2.7cm</w:t>
-            </w:r>
-            <w:r>
-              <w:t xml:space="preserve"> </w:t>
-            </w:r>
-            <w:r>
-              <w:t xml:space="preserve">Y &gt;p</w:t>
-            </w:r>
-            <w:r>
-              <w:t xml:space="preserve">2.4cm</w:t>
-            </w:r>
-            <w:r>
-              <w:t xml:space="preserve"> </w:t>
-            </w:r>
-            <w:r>
-              <w:t xml:space="preserve">&gt;p</w:t>
-            </w:r>
-            <w:r>
-              <w:t xml:space="preserve">1.5cm</w:t>
-            </w:r>
-            <w:r>
-              <w:t xml:space="preserve"> </w:t>
-            </w:r>
-            <w:r>
-              <w:t xml:space="preserve">&gt;p</w:t>
-            </w:r>
-            <w:r>
-              <w:t xml:space="preserve">1.0cm</w:t>
-            </w:r>
-          </w:p>
-        </w:tc>
-        <w:tc>
-          <w:tcPr/>
-          <w:p>
-            <w:pPr>
-              <w:pStyle w:val="Compact"/>
-              <w:jc w:val="left"/>
-            </w:pPr>
-            <w:r>
-              <w:t xml:space="preserve">Indicador candidato</w:t>
-            </w:r>
-          </w:p>
-        </w:tc>
-        <w:tc>
-          <w:tcPr/>
-          <w:p>
-            <w:pPr>
-              <w:pStyle w:val="Compact"/>
-              <w:jc w:val="left"/>
-            </w:pPr>
-            <w:r>
-              <w:t xml:space="preserve">Fonte</w:t>
-            </w:r>
-          </w:p>
-        </w:tc>
-        <w:tc>
-          <w:tcPr/>
-          <w:p>
-            <w:pPr>
-              <w:pStyle w:val="Compact"/>
-              <w:jc w:val="left"/>
-            </w:pPr>
-            <w:r>
-              <w:t xml:space="preserve">Period.</w:t>
-            </w:r>
-          </w:p>
-        </w:tc>
-        <w:tc>
-          <w:tcPr/>
-          <w:p>
-            <w:pPr>
-              <w:pStyle w:val="Compact"/>
-              <w:jc w:val="left"/>
-            </w:pPr>
-            <w:r>
-              <w:t xml:space="preserve">Pref.</w:t>
-            </w:r>
-          </w:p>
-        </w:tc>
-      </w:tr>
-      <w:tr>
-        <w:tc>
-          <w:tcPr/>
-          <w:p>
-            <w:pPr>
-              <w:pStyle w:val="Compact"/>
-              <w:jc w:val="left"/>
-            </w:pPr>
-            <w:r>
-              <w:t xml:space="preserve">Desempenho e falha</w:t>
-            </w:r>
-          </w:p>
-        </w:tc>
-        <w:tc>
-          <w:tcPr/>
-          <w:p>
-            <w:pPr>
-              <w:pStyle w:val="Compact"/>
-              <w:jc w:val="left"/>
-            </w:pPr>
-            <w:r>
-              <w:t xml:space="preserve">Ordens recorrentes por sistema, % das ordens</w:t>
-            </w:r>
-          </w:p>
-        </w:tc>
-        <w:tc>
-          <w:tcPr/>
-          <w:p>
-            <w:pPr>
-              <w:pStyle w:val="Compact"/>
-              <w:jc w:val="left"/>
-            </w:pPr>
-            <w:r>
-              <w:t xml:space="preserve">Ordens de serviço</w:t>
-            </w:r>
-          </w:p>
-        </w:tc>
-        <w:tc>
-          <w:tcPr/>
-          <w:p>
-            <w:pPr>
-              <w:pStyle w:val="Compact"/>
-              <w:jc w:val="left"/>
-            </w:pPr>
-            <w:r>
-              <w:t xml:space="preserve">Mensal</w:t>
-            </w:r>
-          </w:p>
-        </w:tc>
-        <w:tc>
-          <w:tcPr/>
-          <w:p>
-            <w:pPr>
-              <w:pStyle w:val="Compact"/>
-              <w:jc w:val="left"/>
-            </w:pPr>
-            <w:r>
-              <w:t xml:space="preserve">Menor</w:t>
-            </w:r>
-          </w:p>
-        </w:tc>
-      </w:tr>
-      <w:tr>
-        <w:tc>
-          <w:tcPr/>
-          <w:p>
-            <w:pPr>
-              <w:pStyle w:val="Compact"/>
-              <w:jc w:val="left"/>
-            </w:pPr>
-            <w:r>
-              <w:t xml:space="preserve">Informação e dados</w:t>
-            </w:r>
-          </w:p>
-        </w:tc>
-        <w:tc>
-          <w:tcPr/>
-          <w:p>
-            <w:pPr>
-              <w:pStyle w:val="Compact"/>
-              <w:jc w:val="left"/>
-            </w:pPr>
-            <w:r>
-              <w:t xml:space="preserve">Ativos com cadastro e histórico completos, %</w:t>
-            </w:r>
-          </w:p>
-        </w:tc>
-        <w:tc>
-          <w:tcPr/>
-          <w:p>
-            <w:pPr>
-              <w:pStyle w:val="Compact"/>
-              <w:jc w:val="left"/>
-            </w:pPr>
-            <w:r>
-              <w:t xml:space="preserve">Cadastro e ordens</w:t>
-            </w:r>
-          </w:p>
-        </w:tc>
-        <w:tc>
-          <w:tcPr/>
-          <w:p>
-            <w:pPr>
-              <w:pStyle w:val="Compact"/>
-              <w:jc w:val="left"/>
-            </w:pPr>
-            <w:r>
-              <w:t xml:space="preserve">Trimestral</w:t>
-            </w:r>
-          </w:p>
-        </w:tc>
-        <w:tc>
-          <w:tcPr/>
-          <w:p>
-            <w:pPr>
-              <w:pStyle w:val="Compact"/>
-              <w:jc w:val="left"/>
-            </w:pPr>
-            <w:r>
-              <w:t xml:space="preserve">Maior</w:t>
-            </w:r>
-          </w:p>
-        </w:tc>
-      </w:tr>
-      <w:tr>
-        <w:tc>
-          <w:tcPr/>
-          <w:p>
-            <w:pPr>
-              <w:pStyle w:val="Compact"/>
-              <w:jc w:val="left"/>
-            </w:pPr>
-            <w:r>
-              <w:t xml:space="preserve">Condição e vida útil</w:t>
-            </w:r>
-          </w:p>
-        </w:tc>
-        <w:tc>
-          <w:tcPr/>
-          <w:p>
-            <w:pPr>
-              <w:pStyle w:val="Compact"/>
-              <w:jc w:val="left"/>
-            </w:pPr>
-            <w:r>
-              <w:t xml:space="preserve">Índice de condição, escala institucional</w:t>
-            </w:r>
-          </w:p>
-        </w:tc>
-        <w:tc>
-          <w:tcPr/>
-          <w:p>
-            <w:pPr>
-              <w:pStyle w:val="Compact"/>
-              <w:jc w:val="left"/>
-            </w:pPr>
-            <w:r>
-              <w:t xml:space="preserve">Inspeção e cadastro</w:t>
-            </w:r>
-          </w:p>
-        </w:tc>
-        <w:tc>
-          <w:tcPr/>
-          <w:p>
-            <w:pPr>
-              <w:pStyle w:val="Compact"/>
-              <w:jc w:val="left"/>
-            </w:pPr>
-            <w:r>
-              <w:t xml:space="preserve">Semestral</w:t>
-            </w:r>
-          </w:p>
-        </w:tc>
-        <w:tc>
-          <w:tcPr/>
-          <w:p>
-            <w:pPr>
-              <w:pStyle w:val="Compact"/>
-              <w:jc w:val="left"/>
-            </w:pPr>
-            <w:r>
-              <w:t xml:space="preserve">Maior</w:t>
-            </w:r>
-          </w:p>
-        </w:tc>
-      </w:tr>
-      <w:tr>
-        <w:tc>
-          <w:tcPr/>
-          <w:p>
-            <w:pPr>
-              <w:pStyle w:val="Compact"/>
-              <w:jc w:val="left"/>
-            </w:pPr>
-            <w:r>
-              <w:t xml:space="preserve">Conformidade</w:t>
-            </w:r>
-          </w:p>
-        </w:tc>
-        <w:tc>
-          <w:tcPr/>
-          <w:p>
-            <w:pPr>
-              <w:pStyle w:val="Compact"/>
-              <w:jc w:val="left"/>
-            </w:pPr>
-            <w:r>
-              <w:t xml:space="preserve">Requisitos atendidos, %</w:t>
-            </w:r>
-          </w:p>
-        </w:tc>
-        <w:tc>
-          <w:tcPr/>
-          <w:p>
-            <w:pPr>
-              <w:pStyle w:val="Compact"/>
-              <w:jc w:val="left"/>
-            </w:pPr>
-            <w:r>
-              <w:t xml:space="preserve">Laudos e auditorias</w:t>
-            </w:r>
-          </w:p>
-        </w:tc>
-        <w:tc>
-          <w:tcPr/>
-          <w:p>
-            <w:pPr>
-              <w:pStyle w:val="Compact"/>
-              <w:jc w:val="left"/>
-            </w:pPr>
-            <w:r>
-              <w:t xml:space="preserve">Anual</w:t>
-            </w:r>
-          </w:p>
-        </w:tc>
-        <w:tc>
-          <w:tcPr/>
-          <w:p>
-            <w:pPr>
-              <w:pStyle w:val="Compact"/>
-              <w:jc w:val="left"/>
-            </w:pPr>
-            <w:r>
-              <w:t xml:space="preserve">Maior</w:t>
-            </w:r>
-          </w:p>
-        </w:tc>
-      </w:tr>
-      <w:tr>
-        <w:tc>
-          <w:tcPr/>
-          <w:p>
-            <w:pPr>
-              <w:pStyle w:val="Compact"/>
-              <w:jc w:val="left"/>
-            </w:pPr>
-            <w:r>
-              <w:t xml:space="preserve">Custo</w:t>
-            </w:r>
-          </w:p>
-        </w:tc>
-        <w:tc>
-          <w:tcPr/>
-          <w:p>
-            <w:pPr>
-              <w:pStyle w:val="Compact"/>
-              <w:jc w:val="left"/>
-            </w:pPr>
-            <w:r>
-              <w:t xml:space="preserve">Custo estimado por área, R$/m</w:t>
-            </w:r>
-            <m:oMath>
-              <m:sSup>
-                <m:e>
-                  <m:r>
-                    <m:t>​</m:t>
-                  </m:r>
-                </m:e>
-                <m:sup>
-                  <m:r>
-                    <m:t>2</m:t>
-                  </m:r>
-                </m:sup>
-              </m:sSup>
-            </m:oMath>
-          </w:p>
-        </w:tc>
-        <w:tc>
-          <w:tcPr/>
-          <w:p>
-            <w:pPr>
-              <w:pStyle w:val="Compact"/>
-              <w:jc w:val="left"/>
-            </w:pPr>
-            <w:r>
-              <w:t xml:space="preserve">Orçamentos e SINAPI</w:t>
-            </w:r>
-          </w:p>
-        </w:tc>
-        <w:tc>
-          <w:tcPr/>
-          <w:p>
-            <w:pPr>
-              <w:pStyle w:val="Compact"/>
-              <w:jc w:val="left"/>
-            </w:pPr>
-            <w:r>
-              <w:t xml:space="preserve">Semestral</w:t>
-            </w:r>
-          </w:p>
-        </w:tc>
-        <w:tc>
-          <w:tcPr/>
-          <w:p>
-            <w:pPr>
-              <w:pStyle w:val="Compact"/>
-              <w:jc w:val="left"/>
-            </w:pPr>
-            <w:r>
-              <w:t xml:space="preserve">Menor</w:t>
-            </w:r>
-          </w:p>
-        </w:tc>
-      </w:tr>
-      <w:tr>
-        <w:tc>
-          <w:tcPr/>
-          <w:p>
-            <w:pPr>
-              <w:pStyle w:val="Compact"/>
-              <w:jc w:val="left"/>
-            </w:pPr>
-            <w:r>
-              <w:t xml:space="preserve">Energia</w:t>
-            </w:r>
-          </w:p>
-        </w:tc>
-        <w:tc>
-          <w:tcPr/>
-          <w:p>
-            <w:pPr>
-              <w:pStyle w:val="Compact"/>
-              <w:jc w:val="left"/>
-            </w:pPr>
-            <w:r>
-              <w:t xml:space="preserve">Consumo anual por área, kWh/m</w:t>
-            </w:r>
-            <m:oMath>
-              <m:sSup>
-                <m:e>
-                  <m:r>
-                    <m:t>​</m:t>
-                  </m:r>
-                </m:e>
-                <m:sup>
-                  <m:r>
-                    <m:t>2</m:t>
-                  </m:r>
-                </m:sup>
-              </m:sSup>
-            </m:oMath>
-            <w:r>
-              <w:t xml:space="preserve">/ano</w:t>
-            </w:r>
-          </w:p>
-        </w:tc>
-        <w:tc>
-          <w:tcPr/>
-          <w:p>
-            <w:pPr>
-              <w:pStyle w:val="Compact"/>
-              <w:jc w:val="left"/>
-            </w:pPr>
-            <w:r>
-              <w:t xml:space="preserve">Faturas ou medidores</w:t>
-            </w:r>
-          </w:p>
-        </w:tc>
-        <w:tc>
-          <w:tcPr/>
-          <w:p>
-            <w:pPr>
-              <w:pStyle w:val="Compact"/>
-              <w:jc w:val="left"/>
-            </w:pPr>
-            <w:r>
-              <w:t xml:space="preserve">Mensal</w:t>
-            </w:r>
-          </w:p>
-        </w:tc>
-        <w:tc>
-          <w:tcPr/>
-          <w:p>
-            <w:pPr>
-              <w:pStyle w:val="Compact"/>
-              <w:jc w:val="left"/>
-            </w:pPr>
-            <w:r>
-              <w:t xml:space="preserve">Menor</w:t>
-            </w:r>
-          </w:p>
-        </w:tc>
-      </w:tr>
-      <w:tr>
-        <w:tc>
-          <w:tcPr/>
-          <w:p>
-            <w:pPr>
-              <w:pStyle w:val="Compact"/>
-              <w:jc w:val="left"/>
-            </w:pPr>
-            <w:r>
-              <w:t xml:space="preserve">Impacto nos usuários</w:t>
-            </w:r>
-          </w:p>
-        </w:tc>
-        <w:tc>
-          <w:tcPr/>
-          <w:p>
-            <w:pPr>
-              <w:pStyle w:val="Compact"/>
-              <w:jc w:val="left"/>
-            </w:pPr>
-            <w:r>
-              <w:t xml:space="preserve">Reclamações por 100 usuários</w:t>
-            </w:r>
-          </w:p>
-        </w:tc>
-        <w:tc>
-          <w:tcPr/>
-          <w:p>
-            <w:pPr>
-              <w:pStyle w:val="Compact"/>
-              <w:jc w:val="left"/>
-            </w:pPr>
-            <w:r>
-              <w:t xml:space="preserve">Ouvidoria e chamados</w:t>
-            </w:r>
-          </w:p>
-        </w:tc>
-        <w:tc>
-          <w:tcPr/>
-          <w:p>
-            <w:pPr>
-              <w:pStyle w:val="Compact"/>
-              <w:jc w:val="left"/>
-            </w:pPr>
-            <w:r>
-              <w:t xml:space="preserve">Trimestral</w:t>
-            </w:r>
-          </w:p>
-        </w:tc>
-        <w:tc>
-          <w:tcPr/>
-          <w:p>
-            <w:pPr>
-              <w:pStyle w:val="Compact"/>
-              <w:jc w:val="left"/>
-            </w:pPr>
-            <w:r>
-              <w:t xml:space="preserve">Menor</w:t>
-            </w:r>
-          </w:p>
-        </w:tc>
-      </w:tr>
-    </w:tbl>
+    <w:p>
+      <w:pPr>
+        <w:pStyle w:val="BodyText"/>
+      </w:pPr>
+      <w:r>
+        <w:t xml:space="preserve">&gt;p</w:t>
+      </w:r>
+      <w:r>
+        <w:t xml:space="preserve">2.7cm</w:t>
+      </w:r>
+      <w:r>
+        <w:t xml:space="preserve"> </w:t>
+      </w:r>
+      <w:r>
+        <w:t xml:space="preserve">Y &gt;p</w:t>
+      </w:r>
+      <w:r>
+        <w:t xml:space="preserve">2.4cm</w:t>
+      </w:r>
+      <w:r>
+        <w:t xml:space="preserve"> </w:t>
+      </w:r>
+      <w:r>
+        <w:t xml:space="preserve">&gt;p</w:t>
+      </w:r>
+      <w:r>
+        <w:t xml:space="preserve">1.5cm</w:t>
+      </w:r>
+      <w:r>
+        <w:t xml:space="preserve"> </w:t>
+      </w:r>
+      <w:r>
+        <w:t xml:space="preserve">&gt;p</w:t>
+      </w:r>
+      <w:r>
+        <w:t xml:space="preserve">1.0cm</w:t>
+      </w:r>
+      <w:r>
+        <w:t xml:space="preserve"> </w:t>
+      </w:r>
+      <w:r>
+        <w:t xml:space="preserve">Critério &amp; Indicador candidato &amp; Fonte &amp; Period. &amp; Pref.</w:t>
+      </w:r>
+      <w:r>
+        <w:br/>
+      </w:r>
+      <w:r>
+        <w:t xml:space="preserve">Desempenho e falha &amp; Ordens recorrentes por sistema, % das ordens &amp; Ordens de serviço &amp; Mensal &amp; Menor</w:t>
+      </w:r>
+      <w:r>
+        <w:br/>
+      </w:r>
+      <w:r>
+        <w:t xml:space="preserve">Informação e dados &amp; Ativos com cadastro e histórico completos, % &amp; Cadastro e ordens &amp; Trimestral &amp; Maior</w:t>
+      </w:r>
+      <w:r>
+        <w:br/>
+      </w:r>
+      <w:r>
+        <w:t xml:space="preserve">Condição e vida útil &amp; Índice de condição, escala institucional &amp; Inspeção e cadastro &amp; Semestral &amp; Maior</w:t>
+      </w:r>
+      <w:r>
+        <w:br/>
+      </w:r>
+      <w:r>
+        <w:t xml:space="preserve">Conformidade &amp; Requisitos atendidos, % &amp; Laudos e auditorias &amp; Anual &amp; Maior</w:t>
+      </w:r>
+      <w:r>
+        <w:br/>
+      </w:r>
+      <w:r>
+        <w:t xml:space="preserve">Custo &amp; Custo estimado por área, R$/m</w:t>
+      </w:r>
+      <m:oMath>
+        <m:sSup>
+          <m:e>
+            <m:r>
+              <m:t>​</m:t>
+            </m:r>
+          </m:e>
+          <m:sup>
+            <m:r>
+              <m:t>2</m:t>
+            </m:r>
+          </m:sup>
+        </m:sSup>
+      </m:oMath>
+      <w:r>
+        <w:t xml:space="preserve"> </w:t>
+      </w:r>
+      <w:r>
+        <w:t xml:space="preserve">&amp; Orçamentos e SINAPI &amp; Semestral &amp; Menor</w:t>
+      </w:r>
+      <w:r>
+        <w:br/>
+      </w:r>
+      <w:r>
+        <w:t xml:space="preserve">Energia &amp; Consumo anual por área, kWh/m</w:t>
+      </w:r>
+      <m:oMath>
+        <m:sSup>
+          <m:e>
+            <m:r>
+              <m:t>​</m:t>
+            </m:r>
+          </m:e>
+          <m:sup>
+            <m:r>
+              <m:t>2</m:t>
+            </m:r>
+          </m:sup>
+        </m:sSup>
+      </m:oMath>
+      <w:r>
+        <w:t xml:space="preserve">/ano &amp; Faturas ou medidores &amp; Mensal &amp; Menor</w:t>
+      </w:r>
+      <w:r>
+        <w:br/>
+      </w:r>
+      <w:r>
+        <w:t xml:space="preserve">Impacto nos usuários &amp; Reclamações por 100 usuários &amp; Ouvidoria e chamados &amp; Trimestral &amp; Menor</w:t>
+      </w:r>
+      <w:r>
+        <w:br/>
+      </w:r>
+    </w:p>
     <w:p>
       <w:pPr>
         <w:pStyle w:val="BodyText"/>
@@ -7651,8 +3877,8 @@
         <w:t xml:space="preserve">Mesmo com essa especificação, a matriz não é um modelo validado nem um instrumento pronto para decisão. Indicadores, pesos, limiares e regras requerem participação institucional e teste com dados reais; a contribuição atual é uma arquitetura rastreável para essa validação.</w:t>
       </w:r>
     </w:p>
-    <w:bookmarkEnd w:id="58"/>
-    <w:bookmarkStart w:id="63" w:name="discussão"/>
+    <w:bookmarkEnd w:id="59"/>
+    <w:bookmarkStart w:id="64" w:name="discussão"/>
     <w:p>
       <w:pPr>
         <w:pStyle w:val="Heading1"/>
@@ -7661,7 +3887,7 @@
         <w:t xml:space="preserve">Discussão</w:t>
       </w:r>
     </w:p>
-    <w:bookmarkStart w:id="59" w:name="maturidade-e-transição-do-campo"/>
+    <w:bookmarkStart w:id="60" w:name="maturidade-e-transição-do-campo"/>
     <w:p>
       <w:pPr>
         <w:pStyle w:val="Heading2"/>
@@ -7709,8 +3935,8 @@
         <w:t xml:space="preserve">. O campo avança em capacidade informacional, mas permanece heterogêneo em maturidade e validação.</w:t>
       </w:r>
     </w:p>
-    <w:bookmarkEnd w:id="59"/>
-    <w:bookmarkStart w:id="60" w:name="lacuna-entre-estrutura-e-decisão"/>
+    <w:bookmarkEnd w:id="60"/>
+    <w:bookmarkStart w:id="61" w:name="lacuna-entre-estrutura-e-decisão"/>
     <w:p>
       <w:pPr>
         <w:pStyle w:val="Heading2"/>
@@ -7768,8 +3994,8 @@
         <w:t xml:space="preserve">. A lacuna central não é ausência de critérios, mas falta da cadeia completa entre evidência, variável mensurável, preferência institucional e decisão validada.</w:t>
       </w:r>
     </w:p>
-    <w:bookmarkEnd w:id="60"/>
-    <w:bookmarkStart w:id="61" w:name="especificidade-pública-universitária"/>
+    <w:bookmarkEnd w:id="61"/>
+    <w:bookmarkStart w:id="62" w:name="especificidade-pública-universitária"/>
     <w:p>
       <w:pPr>
         <w:pStyle w:val="Heading2"/>
@@ -7829,8 +4055,8 @@
         <w:t xml:space="preserve">.</w:t>
       </w:r>
     </w:p>
-    <w:bookmarkEnd w:id="61"/>
-    <w:bookmarkStart w:id="62" w:name="contribuição-do-protocolo"/>
+    <w:bookmarkEnd w:id="62"/>
+    <w:bookmarkStart w:id="63" w:name="contribuição-do-protocolo"/>
     <w:p>
       <w:pPr>
         <w:pStyle w:val="Heading2"/>
@@ -7863,9 +4089,9 @@
         <w:t xml:space="preserve">O avanço requer validar conteúdo antes de pesos, integrar dados administrativos, elicitar preferências com participação institucional, testar sensibilidade e comparar resultados entre unidades. Essa sequência transforma a síntese em governança da manutenção sem atribuir ao protocolo validade ainda não demonstrada.</w:t>
       </w:r>
     </w:p>
-    <w:bookmarkEnd w:id="62"/>
     <w:bookmarkEnd w:id="63"/>
-    <w:bookmarkStart w:id="64" w:name="limitações"/>
+    <w:bookmarkEnd w:id="64"/>
+    <w:bookmarkStart w:id="65" w:name="limitações"/>
     <w:p>
       <w:pPr>
         <w:pStyle w:val="Heading1"/>
@@ -7928,8 +4154,8 @@
         <w:t xml:space="preserve">Indicadores e regras formam especificação operacional candidata: pesos, limiares, função de agregação e sensibilidade ainda não foram validados nem executados com dados reais, permanecendo dependentes de validação de conteúdo, participação institucional e teste de robustez.</w:t>
       </w:r>
     </w:p>
-    <w:bookmarkEnd w:id="64"/>
-    <w:bookmarkStart w:id="135" w:name="considerações-finais"/>
+    <w:bookmarkEnd w:id="65"/>
+    <w:bookmarkStart w:id="136" w:name="considerações-finais"/>
     <w:p>
       <w:pPr>
         <w:pStyle w:val="Heading1"/>
@@ -8100,8 +4326,8 @@
         <w:t xml:space="preserve">A versão completa funciona como capítulo de tese e documentação científica do produto. Uma futura versão de artigo pode deslocar rastreabilidade extensa para material suplementar, preservando pergunta, método, resultados bibliométricos e temáticos e protocolo. Até a validação, a contribuição é uma base reproduzível e operacionalmente especificada, não uma classificação pronta para investimento.</w:t>
       </w:r>
     </w:p>
-    <w:bookmarkStart w:id="134" w:name="refs"/>
-    <w:bookmarkStart w:id="66" w:name="ref-aldairi_lean6sbm_2017"/>
+    <w:bookmarkStart w:id="135" w:name="refs"/>
+    <w:bookmarkStart w:id="67" w:name="ref-aldairi_lean6sbm_2017"/>
     <w:p>
       <w:pPr>
         <w:pStyle w:val="Bibliography"/>
@@ -8134,7 +4360,7 @@
       <w:r>
         <w:t xml:space="preserve"> </w:t>
       </w:r>
-      <w:hyperlink r:id="rId65">
+      <w:hyperlink r:id="rId66">
         <w:r>
           <w:rPr>
             <w:rStyle w:val="Hyperlink"/>
@@ -8146,8 +4372,8 @@
         <w:t xml:space="preserve">.</w:t>
       </w:r>
     </w:p>
-    <w:bookmarkEnd w:id="66"/>
-    <w:bookmarkStart w:id="68" w:name="ref-alfalah_frameworkeducacional_2022"/>
+    <w:bookmarkEnd w:id="67"/>
+    <w:bookmarkStart w:id="69" w:name="ref-alfalah_frameworkeducacional_2022"/>
     <w:p>
       <w:pPr>
         <w:pStyle w:val="Bibliography"/>
@@ -8180,7 +4406,7 @@
       <w:r>
         <w:t xml:space="preserve"> </w:t>
       </w:r>
-      <w:hyperlink r:id="rId67">
+      <w:hyperlink r:id="rId68">
         <w:r>
           <w:rPr>
             <w:rStyle w:val="Hyperlink"/>
@@ -8192,8 +4418,8 @@
         <w:t xml:space="preserve">.</w:t>
       </w:r>
     </w:p>
-    <w:bookmarkEnd w:id="68"/>
-    <w:bookmarkStart w:id="70" w:name="ref-aliu_barreirasdt_2025"/>
+    <w:bookmarkEnd w:id="69"/>
+    <w:bookmarkStart w:id="71" w:name="ref-aliu_barreirasdt_2025"/>
     <w:p>
       <w:pPr>
         <w:pStyle w:val="Bibliography"/>
@@ -8226,7 +4452,7 @@
       <w:r>
         <w:t xml:space="preserve"> </w:t>
       </w:r>
-      <w:hyperlink r:id="rId69">
+      <w:hyperlink r:id="rId70">
         <w:r>
           <w:rPr>
             <w:rStyle w:val="Hyperlink"/>
@@ -8238,8 +4464,8 @@
         <w:t xml:space="preserve">.</w:t>
       </w:r>
     </w:p>
-    <w:bookmarkEnd w:id="70"/>
-    <w:bookmarkStart w:id="72" w:name="ref-araujoneto_manutencaolegislacao_2015"/>
+    <w:bookmarkEnd w:id="71"/>
+    <w:bookmarkStart w:id="73" w:name="ref-araujoneto_manutencaolegislacao_2015"/>
     <w:p>
       <w:pPr>
         <w:pStyle w:val="Bibliography"/>
@@ -8272,7 +4498,7 @@
       <w:r>
         <w:t xml:space="preserve"> </w:t>
       </w:r>
-      <w:hyperlink r:id="rId71">
+      <w:hyperlink r:id="rId72">
         <w:r>
           <w:rPr>
             <w:rStyle w:val="Hyperlink"/>
@@ -8284,8 +4510,8 @@
         <w:t xml:space="preserve">.</w:t>
       </w:r>
     </w:p>
-    <w:bookmarkEnd w:id="72"/>
-    <w:bookmarkStart w:id="73" w:name="ref-abnt_nbr5674_2012"/>
+    <w:bookmarkEnd w:id="73"/>
+    <w:bookmarkStart w:id="74" w:name="ref-abnt_nbr5674_2012"/>
     <w:p>
       <w:pPr>
         <w:pStyle w:val="Bibliography"/>
@@ -8306,8 +4532,8 @@
         <w:t xml:space="preserve">Rio de Janeiro: ABNT.</w:t>
       </w:r>
     </w:p>
-    <w:bookmarkEnd w:id="73"/>
-    <w:bookmarkStart w:id="75" w:name="ref-awuzie_fmuniversidades_2017"/>
+    <w:bookmarkEnd w:id="74"/>
+    <w:bookmarkStart w:id="76" w:name="ref-awuzie_fmuniversidades_2017"/>
     <w:p>
       <w:pPr>
         <w:pStyle w:val="Bibliography"/>
@@ -8340,7 +4566,7 @@
       <w:r>
         <w:t xml:space="preserve"> </w:t>
       </w:r>
-      <w:hyperlink r:id="rId74">
+      <w:hyperlink r:id="rId75">
         <w:r>
           <w:rPr>
             <w:rStyle w:val="Hyperlink"/>
@@ -8352,8 +4578,8 @@
         <w:t xml:space="preserve">.</w:t>
       </w:r>
     </w:p>
-    <w:bookmarkEnd w:id="75"/>
-    <w:bookmarkStart w:id="77" w:name="ref-chew_manutenibilidadeverde_2016"/>
+    <w:bookmarkEnd w:id="76"/>
+    <w:bookmarkStart w:id="78" w:name="ref-chew_manutenibilidadeverde_2016"/>
     <w:p>
       <w:pPr>
         <w:pStyle w:val="Bibliography"/>
@@ -8386,7 +4612,7 @@
       <w:r>
         <w:t xml:space="preserve"> </w:t>
       </w:r>
-      <w:hyperlink r:id="rId76">
+      <w:hyperlink r:id="rId77">
         <w:r>
           <w:rPr>
             <w:rStyle w:val="Hyperlink"/>
@@ -8398,8 +4624,8 @@
         <w:t xml:space="preserve">.</w:t>
       </w:r>
     </w:p>
-    <w:bookmarkEnd w:id="77"/>
-    <w:bookmarkStart w:id="79" w:name="ref-conejos_verticalgreenery_2019"/>
+    <w:bookmarkEnd w:id="78"/>
+    <w:bookmarkStart w:id="80" w:name="ref-conejos_verticalgreenery_2019"/>
     <w:p>
       <w:pPr>
         <w:pStyle w:val="Bibliography"/>
@@ -8432,7 +4658,7 @@
       <w:r>
         <w:t xml:space="preserve"> </w:t>
       </w:r>
-      <w:hyperlink r:id="rId78">
+      <w:hyperlink r:id="rId79">
         <w:r>
           <w:rPr>
             <w:rStyle w:val="Hyperlink"/>
@@ -8444,8 +4670,8 @@
         <w:t xml:space="preserve">.</w:t>
       </w:r>
     </w:p>
-    <w:bookmarkEnd w:id="79"/>
-    <w:bookmarkStart w:id="81" w:name="ref-crossref_restapi_2026"/>
+    <w:bookmarkEnd w:id="80"/>
+    <w:bookmarkStart w:id="82" w:name="ref-crossref_restapi_2026"/>
     <w:p>
       <w:pPr>
         <w:pStyle w:val="Bibliography"/>
@@ -8468,7 +4694,7 @@
       <w:r>
         <w:t xml:space="preserve"> </w:t>
       </w:r>
-      <w:hyperlink r:id="rId80">
+      <w:hyperlink r:id="rId81">
         <w:r>
           <w:rPr>
             <w:rStyle w:val="Hyperlink"/>
@@ -8480,8 +4706,8 @@
         <w:t xml:space="preserve">.</w:t>
       </w:r>
     </w:p>
-    <w:bookmarkEnd w:id="81"/>
-    <w:bookmarkStart w:id="83" w:name="ref-deng_bimdigitaltwins_2021"/>
+    <w:bookmarkEnd w:id="82"/>
+    <w:bookmarkStart w:id="84" w:name="ref-deng_bimdigitaltwins_2021"/>
     <w:p>
       <w:pPr>
         <w:pStyle w:val="Bibliography"/>
@@ -8514,7 +4740,7 @@
       <w:r>
         <w:t xml:space="preserve"> </w:t>
       </w:r>
-      <w:hyperlink r:id="rId82">
+      <w:hyperlink r:id="rId83">
         <w:r>
           <w:rPr>
             <w:rStyle w:val="Hyperlink"/>
@@ -8526,8 +4752,8 @@
         <w:t xml:space="preserve">.</w:t>
       </w:r>
     </w:p>
-    <w:bookmarkEnd w:id="83"/>
-    <w:bookmarkStart w:id="85" w:name="ref-donthu_bibliometria_2021"/>
+    <w:bookmarkEnd w:id="84"/>
+    <w:bookmarkStart w:id="86" w:name="ref-donthu_bibliometria_2021"/>
     <w:p>
       <w:pPr>
         <w:pStyle w:val="Bibliography"/>
@@ -8560,7 +4786,7 @@
       <w:r>
         <w:t xml:space="preserve"> </w:t>
       </w:r>
-      <w:hyperlink r:id="rId84">
+      <w:hyperlink r:id="rId85">
         <w:r>
           <w:rPr>
             <w:rStyle w:val="Hyperlink"/>
@@ -8572,8 +4798,8 @@
         <w:t xml:space="preserve">.</w:t>
       </w:r>
     </w:p>
-    <w:bookmarkEnd w:id="85"/>
-    <w:bookmarkStart w:id="87" w:name="ref-gispert_ontologiaativos_2025"/>
+    <w:bookmarkEnd w:id="86"/>
+    <w:bookmarkStart w:id="88" w:name="ref-gispert_ontologiaativos_2025"/>
     <w:p>
       <w:pPr>
         <w:pStyle w:val="Bibliography"/>
@@ -8606,7 +4832,7 @@
       <w:r>
         <w:t xml:space="preserve"> </w:t>
       </w:r>
-      <w:hyperlink r:id="rId86">
+      <w:hyperlink r:id="rId87">
         <w:r>
           <w:rPr>
             <w:rStyle w:val="Hyperlink"/>
@@ -8618,8 +4844,8 @@
         <w:t xml:space="preserve">.</w:t>
       </w:r>
     </w:p>
-    <w:bookmarkEnd w:id="87"/>
-    <w:bookmarkStart w:id="89" w:name="ref-ferreira_manutencaoceramica_2020"/>
+    <w:bookmarkEnd w:id="88"/>
+    <w:bookmarkStart w:id="90" w:name="ref-ferreira_manutencaoceramica_2020"/>
     <w:p>
       <w:pPr>
         <w:pStyle w:val="Bibliography"/>
@@ -8652,7 +4878,7 @@
       <w:r>
         <w:t xml:space="preserve"> </w:t>
       </w:r>
-      <w:hyperlink r:id="rId88">
+      <w:hyperlink r:id="rId89">
         <w:r>
           <w:rPr>
             <w:rStyle w:val="Hyperlink"/>
@@ -8664,8 +4890,8 @@
         <w:t xml:space="preserve">.</w:t>
       </w:r>
     </w:p>
-    <w:bookmarkEnd w:id="89"/>
-    <w:bookmarkStart w:id="91" w:name="ref-goretti_bimoem_2023"/>
+    <w:bookmarkEnd w:id="90"/>
+    <w:bookmarkStart w:id="92" w:name="ref-goretti_bimoem_2023"/>
     <w:p>
       <w:pPr>
         <w:pStyle w:val="Bibliography"/>
@@ -8698,7 +4924,7 @@
       <w:r>
         <w:t xml:space="preserve"> </w:t>
       </w:r>
-      <w:hyperlink r:id="rId90">
+      <w:hyperlink r:id="rId91">
         <w:r>
           <w:rPr>
             <w:rStyle w:val="Hyperlink"/>
@@ -8710,8 +4936,8 @@
         <w:t xml:space="preserve">.</w:t>
       </w:r>
     </w:p>
-    <w:bookmarkEnd w:id="91"/>
-    <w:bookmarkStart w:id="93" w:name="ref-hu_revisao_sintese_2026"/>
+    <w:bookmarkEnd w:id="92"/>
+    <w:bookmarkStart w:id="94" w:name="ref-hu_revisao_sintese_2026"/>
     <w:p>
       <w:pPr>
         <w:pStyle w:val="Bibliography"/>
@@ -8744,7 +4970,7 @@
       <w:r>
         <w:t xml:space="preserve"> </w:t>
       </w:r>
-      <w:hyperlink r:id="rId92">
+      <w:hyperlink r:id="rId93">
         <w:r>
           <w:rPr>
             <w:rStyle w:val="Hyperlink"/>
@@ -8756,8 +4982,8 @@
         <w:t xml:space="preserve">.</w:t>
       </w:r>
     </w:p>
-    <w:bookmarkEnd w:id="93"/>
-    <w:bookmarkStart w:id="95" w:name="ref-jiang_deduplicacao_regras_2014"/>
+    <w:bookmarkEnd w:id="94"/>
+    <w:bookmarkStart w:id="96" w:name="ref-jiang_deduplicacao_regras_2014"/>
     <w:p>
       <w:pPr>
         <w:pStyle w:val="Bibliography"/>
@@ -8790,7 +5016,7 @@
       <w:r>
         <w:t xml:space="preserve"> </w:t>
       </w:r>
-      <w:hyperlink r:id="rId94">
+      <w:hyperlink r:id="rId95">
         <w:r>
           <w:rPr>
             <w:rStyle w:val="Hyperlink"/>
@@ -8802,8 +5028,8 @@
         <w:t xml:space="preserve">.</w:t>
       </w:r>
     </w:p>
-    <w:bookmarkEnd w:id="95"/>
-    <w:bookmarkStart w:id="97" w:name="ref-kim_estimativacustoseducacional_2018"/>
+    <w:bookmarkEnd w:id="96"/>
+    <w:bookmarkStart w:id="98" w:name="ref-kim_estimativacustoseducacional_2018"/>
     <w:p>
       <w:pPr>
         <w:pStyle w:val="Bibliography"/>
@@ -8836,7 +5062,7 @@
       <w:r>
         <w:t xml:space="preserve"> </w:t>
       </w:r>
-      <w:hyperlink r:id="rId96">
+      <w:hyperlink r:id="rId97">
         <w:r>
           <w:rPr>
             <w:rStyle w:val="Hyperlink"/>
@@ -8848,8 +5074,8 @@
         <w:t xml:space="preserve">.</w:t>
       </w:r>
     </w:p>
-    <w:bookmarkEnd w:id="97"/>
-    <w:bookmarkStart w:id="99" w:name="ref-martins_custosmanutencaoses_2024"/>
+    <w:bookmarkEnd w:id="98"/>
+    <w:bookmarkStart w:id="100" w:name="ref-martins_custosmanutencaoses_2024"/>
     <w:p>
       <w:pPr>
         <w:pStyle w:val="Bibliography"/>
@@ -8882,7 +5108,7 @@
       <w:r>
         <w:t xml:space="preserve"> </w:t>
       </w:r>
-      <w:hyperlink r:id="rId98">
+      <w:hyperlink r:id="rId99">
         <w:r>
           <w:rPr>
             <w:rStyle w:val="Hyperlink"/>
@@ -8894,8 +5120,8 @@
         <w:t xml:space="preserve">.</w:t>
       </w:r>
     </w:p>
-    <w:bookmarkEnd w:id="99"/>
-    <w:bookmarkStart w:id="101" w:name="ref-masmoudi_ahptopsis_2026"/>
+    <w:bookmarkEnd w:id="100"/>
+    <w:bookmarkStart w:id="102" w:name="ref-masmoudi_ahptopsis_2026"/>
     <w:p>
       <w:pPr>
         <w:pStyle w:val="Bibliography"/>
@@ -8928,7 +5154,7 @@
       <w:r>
         <w:t xml:space="preserve"> </w:t>
       </w:r>
-      <w:hyperlink r:id="rId100">
+      <w:hyperlink r:id="rId101">
         <w:r>
           <w:rPr>
             <w:rStyle w:val="Hyperlink"/>
@@ -8940,8 +5166,8 @@
         <w:t xml:space="preserve">.</w:t>
       </w:r>
     </w:p>
-    <w:bookmarkEnd w:id="101"/>
-    <w:bookmarkStart w:id="103" w:name="ref-morais_eficienciamanutencao_2023"/>
+    <w:bookmarkEnd w:id="102"/>
+    <w:bookmarkStart w:id="104" w:name="ref-morais_eficienciamanutencao_2023"/>
     <w:p>
       <w:pPr>
         <w:pStyle w:val="Bibliography"/>
@@ -8974,7 +5200,7 @@
       <w:r>
         <w:t xml:space="preserve"> </w:t>
       </w:r>
-      <w:hyperlink r:id="rId102">
+      <w:hyperlink r:id="rId103">
         <w:r>
           <w:rPr>
             <w:rStyle w:val="Hyperlink"/>
@@ -8986,8 +5212,8 @@
         <w:t xml:space="preserve">.</w:t>
       </w:r>
     </w:p>
-    <w:bookmarkEnd w:id="103"/>
-    <w:bookmarkStart w:id="105" w:name="ref-nageli_ciclovida_2019"/>
+    <w:bookmarkEnd w:id="104"/>
+    <w:bookmarkStart w:id="106" w:name="ref-nageli_ciclovida_2019"/>
     <w:p>
       <w:pPr>
         <w:pStyle w:val="Bibliography"/>
@@ -9020,7 +5246,7 @@
       <w:r>
         <w:t xml:space="preserve"> </w:t>
       </w:r>
-      <w:hyperlink r:id="rId104">
+      <w:hyperlink r:id="rId105">
         <w:r>
           <w:rPr>
             <w:rStyle w:val="Hyperlink"/>
@@ -9032,8 +5258,8 @@
         <w:t xml:space="preserve">.</w:t>
       </w:r>
     </w:p>
-    <w:bookmarkEnd w:id="105"/>
-    <w:bookmarkStart w:id="107" w:name="ref-naji_campusdelphi_2023"/>
+    <w:bookmarkEnd w:id="106"/>
+    <w:bookmarkStart w:id="108" w:name="ref-naji_campusdelphi_2023"/>
     <w:p>
       <w:pPr>
         <w:pStyle w:val="Bibliography"/>
@@ -9066,7 +5292,7 @@
       <w:r>
         <w:t xml:space="preserve"> </w:t>
       </w:r>
-      <w:hyperlink r:id="rId106">
+      <w:hyperlink r:id="rId107">
         <w:r>
           <w:rPr>
             <w:rStyle w:val="Hyperlink"/>
@@ -9078,8 +5304,8 @@
         <w:t xml:space="preserve">.</w:t>
       </w:r>
     </w:p>
-    <w:bookmarkEnd w:id="107"/>
-    <w:bookmarkStart w:id="109" w:name="X29a0b815a0fa8c82998c6fb0764f2ef94fd929e"/>
+    <w:bookmarkEnd w:id="108"/>
+    <w:bookmarkStart w:id="110" w:name="X29a0b815a0fa8c82998c6fb0764f2ef94fd929e"/>
     <w:p>
       <w:pPr>
         <w:pStyle w:val="Bibliography"/>
@@ -9112,7 +5338,7 @@
       <w:r>
         <w:t xml:space="preserve"> </w:t>
       </w:r>
-      <w:hyperlink r:id="rId108">
+      <w:hyperlink r:id="rId109">
         <w:r>
           <w:rPr>
             <w:rStyle w:val="Hyperlink"/>
@@ -9124,8 +5350,8 @@
         <w:t xml:space="preserve">.</w:t>
       </w:r>
     </w:p>
-    <w:bookmarkEnd w:id="109"/>
-    <w:bookmarkStart w:id="111" w:name="ref-nielsen_sustentabilidadefm_2016"/>
+    <w:bookmarkEnd w:id="110"/>
+    <w:bookmarkStart w:id="112" w:name="ref-nielsen_sustentabilidadefm_2016"/>
     <w:p>
       <w:pPr>
         <w:pStyle w:val="Bibliography"/>
@@ -9158,7 +5384,7 @@
       <w:r>
         <w:t xml:space="preserve"> </w:t>
       </w:r>
-      <w:hyperlink r:id="rId110">
+      <w:hyperlink r:id="rId111">
         <w:r>
           <w:rPr>
             <w:rStyle w:val="Hyperlink"/>
@@ -9170,8 +5396,8 @@
         <w:t xml:space="preserve">.</w:t>
       </w:r>
     </w:p>
-    <w:bookmarkEnd w:id="111"/>
-    <w:bookmarkStart w:id="113" w:name="ref-okoro_sustainablefm_2023"/>
+    <w:bookmarkEnd w:id="112"/>
+    <w:bookmarkStart w:id="114" w:name="ref-okoro_sustainablefm_2023"/>
     <w:p>
       <w:pPr>
         <w:pStyle w:val="Bibliography"/>
@@ -9204,7 +5430,7 @@
       <w:r>
         <w:t xml:space="preserve"> </w:t>
       </w:r>
-      <w:hyperlink r:id="rId112">
+      <w:hyperlink r:id="rId113">
         <w:r>
           <w:rPr>
             <w:rStyle w:val="Hyperlink"/>
@@ -9216,8 +5442,8 @@
         <w:t xml:space="preserve">.</w:t>
       </w:r>
     </w:p>
-    <w:bookmarkEnd w:id="113"/>
-    <w:bookmarkStart w:id="115" w:name="ref-opoku_futurofm_2022"/>
+    <w:bookmarkEnd w:id="114"/>
+    <w:bookmarkStart w:id="116" w:name="ref-opoku_futurofm_2022"/>
     <w:p>
       <w:pPr>
         <w:pStyle w:val="Bibliography"/>
@@ -9250,7 +5476,7 @@
       <w:r>
         <w:t xml:space="preserve"> </w:t>
       </w:r>
-      <w:hyperlink r:id="rId114">
+      <w:hyperlink r:id="rId115">
         <w:r>
           <w:rPr>
             <w:rStyle w:val="Hyperlink"/>
@@ -9262,8 +5488,8 @@
         <w:t xml:space="preserve">.</w:t>
       </w:r>
     </w:p>
-    <w:bookmarkEnd w:id="115"/>
-    <w:bookmarkStart w:id="117" w:name="ref-othman_manutenibilidadeesi_2023"/>
+    <w:bookmarkEnd w:id="116"/>
+    <w:bookmarkStart w:id="118" w:name="ref-othman_manutenibilidadeesi_2023"/>
     <w:p>
       <w:pPr>
         <w:pStyle w:val="Bibliography"/>
@@ -9296,7 +5522,7 @@
       <w:r>
         <w:t xml:space="preserve"> </w:t>
       </w:r>
-      <w:hyperlink r:id="rId116">
+      <w:hyperlink r:id="rId117">
         <w:r>
           <w:rPr>
             <w:rStyle w:val="Hyperlink"/>
@@ -9308,8 +5534,8 @@
         <w:t xml:space="preserve">.</w:t>
       </w:r>
     </w:p>
-    <w:bookmarkEnd w:id="117"/>
-    <w:bookmarkStart w:id="119" w:name="ref-park_cbrfuzzyahp_2019"/>
+    <w:bookmarkEnd w:id="118"/>
+    <w:bookmarkStart w:id="120" w:name="ref-park_cbrfuzzyahp_2019"/>
     <w:p>
       <w:pPr>
         <w:pStyle w:val="Bibliography"/>
@@ -9342,7 +5568,7 @@
       <w:r>
         <w:t xml:space="preserve"> </w:t>
       </w:r>
-      <w:hyperlink r:id="rId118">
+      <w:hyperlink r:id="rId119">
         <w:r>
           <w:rPr>
             <w:rStyle w:val="Hyperlink"/>
@@ -9354,8 +5580,8 @@
         <w:t xml:space="preserve">.</w:t>
       </w:r>
     </w:p>
-    <w:bookmarkEnd w:id="119"/>
-    <w:bookmarkStart w:id="121" w:name="ref-ramantswana_esgfm_2026"/>
+    <w:bookmarkEnd w:id="120"/>
+    <w:bookmarkStart w:id="122" w:name="ref-ramantswana_esgfm_2026"/>
     <w:p>
       <w:pPr>
         <w:pStyle w:val="Bibliography"/>
@@ -9388,7 +5614,7 @@
       <w:r>
         <w:t xml:space="preserve"> </w:t>
       </w:r>
-      <w:hyperlink r:id="rId120">
+      <w:hyperlink r:id="rId121">
         <w:r>
           <w:rPr>
             <w:rStyle w:val="Hyperlink"/>
@@ -9400,8 +5626,8 @@
         <w:t xml:space="preserve">.</w:t>
       </w:r>
     </w:p>
-    <w:bookmarkEnd w:id="121"/>
-    <w:bookmarkStart w:id="123" w:name="ref-rathbone_deduplicacao_2015"/>
+    <w:bookmarkEnd w:id="122"/>
+    <w:bookmarkStart w:id="124" w:name="ref-rathbone_deduplicacao_2015"/>
     <w:p>
       <w:pPr>
         <w:pStyle w:val="Bibliography"/>
@@ -9434,7 +5660,7 @@
       <w:r>
         <w:t xml:space="preserve"> </w:t>
       </w:r>
-      <w:hyperlink r:id="rId122">
+      <w:hyperlink r:id="rId123">
         <w:r>
           <w:rPr>
             <w:rStyle w:val="Hyperlink"/>
@@ -9446,8 +5672,8 @@
         <w:t xml:space="preserve">.</w:t>
       </w:r>
     </w:p>
-    <w:bookmarkEnd w:id="123"/>
-    <w:bookmarkStart w:id="125" w:name="ref-snyder_revisaometodologia_2019"/>
+    <w:bookmarkEnd w:id="124"/>
+    <w:bookmarkStart w:id="126" w:name="ref-snyder_revisaometodologia_2019"/>
     <w:p>
       <w:pPr>
         <w:pStyle w:val="Bibliography"/>
@@ -9480,7 +5706,7 @@
       <w:r>
         <w:t xml:space="preserve"> </w:t>
       </w:r>
-      <w:hyperlink r:id="rId124">
+      <w:hyperlink r:id="rId125">
         <w:r>
           <w:rPr>
             <w:rStyle w:val="Hyperlink"/>
@@ -9492,8 +5718,8 @@
         <w:t xml:space="preserve">.</w:t>
       </w:r>
     </w:p>
-    <w:bookmarkEnd w:id="125"/>
-    <w:bookmarkStart w:id="127" w:name="ref-talib_hospitalfm_2013"/>
+    <w:bookmarkEnd w:id="126"/>
+    <w:bookmarkStart w:id="128" w:name="ref-talib_hospitalfm_2013"/>
     <w:p>
       <w:pPr>
         <w:pStyle w:val="Bibliography"/>
@@ -9526,7 +5752,7 @@
       <w:r>
         <w:t xml:space="preserve"> </w:t>
       </w:r>
-      <w:hyperlink r:id="rId126">
+      <w:hyperlink r:id="rId127">
         <w:r>
           <w:rPr>
             <w:rStyle w:val="Hyperlink"/>
@@ -9538,8 +5764,8 @@
         <w:t xml:space="preserve">.</w:t>
       </w:r>
     </w:p>
-    <w:bookmarkEnd w:id="127"/>
-    <w:bookmarkStart w:id="129" w:name="ref-tan_fluxoinformacao_2018"/>
+    <w:bookmarkEnd w:id="128"/>
+    <w:bookmarkStart w:id="130" w:name="ref-tan_fluxoinformacao_2018"/>
     <w:p>
       <w:pPr>
         <w:pStyle w:val="Bibliography"/>
@@ -9572,7 +5798,7 @@
       <w:r>
         <w:t xml:space="preserve"> </w:t>
       </w:r>
-      <w:hyperlink r:id="rId128">
+      <w:hyperlink r:id="rId129">
         <w:r>
           <w:rPr>
             <w:rStyle w:val="Hyperlink"/>
@@ -9584,8 +5810,8 @@
         <w:t xml:space="preserve">.</w:t>
       </w:r>
     </w:p>
-    <w:bookmarkEnd w:id="129"/>
-    <w:bookmarkStart w:id="131" w:name="ref-whittemore_revisaointegrativa_2005"/>
+    <w:bookmarkEnd w:id="130"/>
+    <w:bookmarkStart w:id="132" w:name="ref-whittemore_revisaointegrativa_2005"/>
     <w:p>
       <w:pPr>
         <w:pStyle w:val="Bibliography"/>
@@ -9618,7 +5844,7 @@
       <w:r>
         <w:t xml:space="preserve"> </w:t>
       </w:r>
-      <w:hyperlink r:id="rId130">
+      <w:hyperlink r:id="rId131">
         <w:r>
           <w:rPr>
             <w:rStyle w:val="Hyperlink"/>
@@ -9630,8 +5856,8 @@
         <w:t xml:space="preserve">.</w:t>
       </w:r>
     </w:p>
-    <w:bookmarkEnd w:id="131"/>
-    <w:bookmarkStart w:id="133" w:name="ref-yoon_fuzzyfm_2018"/>
+    <w:bookmarkEnd w:id="132"/>
+    <w:bookmarkStart w:id="134" w:name="ref-yoon_fuzzyfm_2018"/>
     <w:p>
       <w:pPr>
         <w:pStyle w:val="Bibliography"/>
@@ -9664,7 +5890,7 @@
       <w:r>
         <w:t xml:space="preserve"> </w:t>
       </w:r>
-      <w:hyperlink r:id="rId132">
+      <w:hyperlink r:id="rId133">
         <w:r>
           <w:rPr>
             <w:rStyle w:val="Hyperlink"/>
@@ -9676,9 +5902,9 @@
         <w:t xml:space="preserve">.</w:t>
       </w:r>
     </w:p>
-    <w:bookmarkEnd w:id="133"/>
     <w:bookmarkEnd w:id="134"/>
     <w:bookmarkEnd w:id="135"/>
+    <w:bookmarkEnd w:id="136"/>
     <w:sectPr/>
   </w:body>
 </w:document>

--- a/artigo.docx
+++ b/artigo.docx
@@ -7,7 +7,67 @@
         <w:pStyle w:val="Title"/>
       </w:pPr>
       <w:r>
-        <w:t xml:space="preserve">Manutenção sustentável em edificações universitárias públicas: revisão bibliométrica e protocolo multicritério</w:t>
+        <w:t xml:space="preserve">Manutenção</w:t>
+      </w:r>
+      <w:r>
+        <w:t xml:space="preserve"> </w:t>
+      </w:r>
+      <w:r>
+        <w:t xml:space="preserve">sustentável</w:t>
+      </w:r>
+      <w:r>
+        <w:t xml:space="preserve"> </w:t>
+      </w:r>
+      <w:r>
+        <w:t xml:space="preserve">em</w:t>
+      </w:r>
+      <w:r>
+        <w:t xml:space="preserve"> </w:t>
+      </w:r>
+      <w:r>
+        <w:t xml:space="preserve">edificações</w:t>
+      </w:r>
+      <w:r>
+        <w:t xml:space="preserve"> </w:t>
+      </w:r>
+      <w:r>
+        <w:t xml:space="preserve">universitárias</w:t>
+      </w:r>
+      <w:r>
+        <w:t xml:space="preserve"> </w:t>
+      </w:r>
+      <w:r>
+        <w:t xml:space="preserve">públicas:</w:t>
+      </w:r>
+      <w:r>
+        <w:t xml:space="preserve"> </w:t>
+      </w:r>
+      <w:r>
+        <w:t xml:space="preserve">revisão</w:t>
+      </w:r>
+      <w:r>
+        <w:t xml:space="preserve"> </w:t>
+      </w:r>
+      <w:r>
+        <w:t xml:space="preserve">bibliométrica</w:t>
+      </w:r>
+      <w:r>
+        <w:t xml:space="preserve"> </w:t>
+      </w:r>
+      <w:r>
+        <w:t xml:space="preserve">e</w:t>
+      </w:r>
+      <w:r>
+        <w:t xml:space="preserve"> </w:t>
+      </w:r>
+      <w:r>
+        <w:t xml:space="preserve">protocolo</w:t>
+      </w:r>
+      <w:r>
+        <w:t xml:space="preserve"> </w:t>
+      </w:r>
+      <w:r>
+        <w:t xml:space="preserve">multicritério</w:t>
       </w:r>
     </w:p>
     <w:p>
@@ -15,19 +75,97 @@
         <w:pStyle w:val="Author"/>
       </w:pPr>
       <w:r>
-        <w:t xml:space="preserve">Adinailson Guimarães de Oliveira</w:t>
+        <w:t xml:space="preserve">Adinailson</w:t>
+      </w:r>
+      <w:r>
+        <w:t xml:space="preserve"> </w:t>
+      </w:r>
+      <w:r>
+        <w:t xml:space="preserve">Guimarães</w:t>
+      </w:r>
+      <w:r>
+        <w:t xml:space="preserve"> </w:t>
+      </w:r>
+      <w:r>
+        <w:t xml:space="preserve">de</w:t>
+      </w:r>
+      <w:r>
+        <w:t xml:space="preserve"> </w:t>
+      </w:r>
+      <w:r>
+        <w:t xml:space="preserve">Oliveira</w:t>
       </w:r>
       <w:r>
         <w:br/>
       </w:r>
       <w:r>
-        <w:t xml:space="preserve">Programa de Pós-Graduação em Biossistemas</w:t>
+        <w:t xml:space="preserve">Programa</w:t>
+      </w:r>
+      <w:r>
+        <w:t xml:space="preserve"> </w:t>
+      </w:r>
+      <w:r>
+        <w:t xml:space="preserve">de</w:t>
+      </w:r>
+      <w:r>
+        <w:t xml:space="preserve"> </w:t>
+      </w:r>
+      <w:r>
+        <w:t xml:space="preserve">Pós-Graduação</w:t>
+      </w:r>
+      <w:r>
+        <w:t xml:space="preserve"> </w:t>
+      </w:r>
+      <w:r>
+        <w:t xml:space="preserve">em</w:t>
+      </w:r>
+      <w:r>
+        <w:t xml:space="preserve"> </w:t>
+      </w:r>
+      <w:r>
+        <w:t xml:space="preserve">Biossistemas</w:t>
       </w:r>
       <w:r>
         <w:br/>
       </w:r>
       <w:r>
-        <w:t xml:space="preserve">Universidade Federal do Sul da Bahia (UFSB)</w:t>
+        <w:t xml:space="preserve">Universidade</w:t>
+      </w:r>
+      <w:r>
+        <w:t xml:space="preserve"> </w:t>
+      </w:r>
+      <w:r>
+        <w:t xml:space="preserve">Federal</w:t>
+      </w:r>
+      <w:r>
+        <w:t xml:space="preserve"> </w:t>
+      </w:r>
+      <w:r>
+        <w:t xml:space="preserve">do</w:t>
+      </w:r>
+      <w:r>
+        <w:t xml:space="preserve"> </w:t>
+      </w:r>
+      <w:r>
+        <w:t xml:space="preserve">Sul</w:t>
+      </w:r>
+      <w:r>
+        <w:t xml:space="preserve"> </w:t>
+      </w:r>
+      <w:r>
+        <w:t xml:space="preserve">da</w:t>
+      </w:r>
+      <w:r>
+        <w:t xml:space="preserve"> </w:t>
+      </w:r>
+      <w:r>
+        <w:t xml:space="preserve">Bahia</w:t>
+      </w:r>
+      <w:r>
+        <w:t xml:space="preserve"> </w:t>
+      </w:r>
+      <w:r>
+        <w:t xml:space="preserve">(UFSB)</w:t>
       </w:r>
     </w:p>
     <w:p>
@@ -36,8 +174,8 @@
       </w:pPr>
       <w:r>
         <w:rPr>
+          <w:bCs/>
           <w:b/>
-          <w:bCs/>
         </w:rPr>
         <w:t xml:space="preserve">Resumo</w:t>
       </w:r>
@@ -54,8 +192,8 @@
       </w:r>
       <w:r>
         <w:rPr>
+          <w:iCs/>
           <w:i/>
-          <w:iCs/>
         </w:rPr>
         <w:t xml:space="preserve">digital twins</w:t>
       </w:r>
@@ -69,8 +207,8 @@
       </w:pPr>
       <w:r>
         <w:rPr>
+          <w:bCs/>
           <w:b/>
-          <w:bCs/>
         </w:rPr>
         <w:t xml:space="preserve">Palavras-chave:</w:t>
       </w:r>
@@ -87,8 +225,8 @@
       </w:pPr>
       <w:r>
         <w:rPr>
+          <w:bCs/>
           <w:b/>
-          <w:bCs/>
         </w:rPr>
         <w:t xml:space="preserve">Abstract</w:t>
       </w:r>
@@ -107,8 +245,8 @@
       </w:pPr>
       <w:r>
         <w:rPr>
+          <w:bCs/>
           <w:b/>
-          <w:bCs/>
         </w:rPr>
         <w:t xml:space="preserve">Keywords:</w:t>
       </w:r>
@@ -119,7 +257,7 @@
         <w:t xml:space="preserve">building maintenance; sustainability; multi-criteria decision-making; public building management; bibliometrics.</w:t>
       </w:r>
     </w:p>
-    <w:bookmarkStart w:id="9" w:name="sec:introducao"/>
+    <w:bookmarkStart w:id="20" w:name="sec:introducao"/>
     <w:p>
       <w:pPr>
         <w:pStyle w:val="Heading1"/>
@@ -174,7 +312,7 @@
         <w:t xml:space="preserve"> </w:t>
       </w:r>
       <w:r>
-        <w:t xml:space="preserve">(Morais et al. 2023)</w:t>
+        <w:t xml:space="preserve">(Morais, Paula, and Reis 2023)</w:t>
       </w:r>
       <w:r>
         <w:t xml:space="preserve">. Esses dados, porém, precisam ser combinados a condição física, risco, energia, impacto ambiental, experiência dos usuários, conformidade e capacidade institucional.</w:t>
@@ -192,8 +330,8 @@
       </w:r>
       <w:r>
         <w:rPr>
+          <w:iCs/>
           <w:i/>
-          <w:iCs/>
         </w:rPr>
         <w:t xml:space="preserve">facility management</w:t>
       </w:r>
@@ -207,7 +345,7 @@
         <w:t xml:space="preserve"> </w:t>
       </w:r>
       <w:r>
-        <w:t xml:space="preserve">(Nielsen et al. 2016; Opoku and Lee 2022; Okoro 2023)</w:t>
+        <w:t xml:space="preserve">(Nielsen, Sarasoja, and Galamba 2016; Opoku and Lee 2022; Okoro 2023)</w:t>
       </w:r>
       <w:r>
         <w:t xml:space="preserve">. Os Objetivos de Desenvolvimento Sustentável oferecem metas públicas para infraestrutura, cidades e uso responsável de recursos, enquanto a abordagem ambiental, social e de governança (ESG, do inglês</w:t>
@@ -217,8 +355,8 @@
       </w:r>
       <w:r>
         <w:rPr>
+          <w:iCs/>
           <w:i/>
-          <w:iCs/>
         </w:rPr>
         <w:t xml:space="preserve">environmental, social and governance</w:t>
       </w:r>
@@ -243,8 +381,8 @@
         <w:t xml:space="preserve">O objetivo geral é analisar a estrutura bibliométrica e temática da literatura e, a partir dela, propor a arquitetura de um protocolo multicritério adaptável à priorização de intervenções em edificações públicas universitárias. A pergunta central (RQ0) é: como os padrões bibliométricos e a síntese temática da literatura podem fundamentar a arquitetura de critérios, indicadores e regras de decisão de um protocolo multicritério adaptável às edificações públicas universitárias? A análise responde a cinco questões específicas: quais dimensões de sustentabilidade são identificadas (RQ1); quais critérios de priorização são identificados (RQ2); quais métodos de apoio à decisão são identificados (RQ3); em quais contextos de edificação essas abordagens aparecem (RQ4); e quais lacunas são registradas para instituições públicas de ensino superior (RQ5).</w:t>
       </w:r>
     </w:p>
-    <w:bookmarkEnd w:id="9"/>
-    <w:bookmarkStart w:id="10" w:name="sec:revisao"/>
+    <w:bookmarkEnd w:id="20"/>
+    <w:bookmarkStart w:id="21" w:name="sec:revisao"/>
     <w:p>
       <w:pPr>
         <w:pStyle w:val="Heading1"/>
@@ -652,7 +790,7 @@
         <w:t xml:space="preserve"> </w:t>
       </w:r>
       <w:r>
-        <w:t xml:space="preserve">(Nielsen et al. 2016; Opoku and Lee 2022; Okoro 2023)</w:t>
+        <w:t xml:space="preserve">(Nielsen, Sarasoja, and Galamba 2016; Opoku and Lee 2022; Okoro 2023)</w:t>
       </w:r>
       <w:r>
         <w:t xml:space="preserve">. O ciclo de vida deve operar como eixo transversal, porque custos, riscos e impactos futuros podem aparecer em mais de uma dimensão e produzir dupla contagem se forem tratados como um bloco independente sem regras explícitas.</w:t>
@@ -687,8 +825,8 @@
       </w:r>
       <w:r>
         <w:rPr>
+          <w:iCs/>
           <w:i/>
-          <w:iCs/>
         </w:rPr>
         <w:t xml:space="preserve">digital twins</w:t>
       </w:r>
@@ -700,8 +838,8 @@
       </w:r>
       <w:r>
         <w:rPr>
+          <w:iCs/>
           <w:i/>
-          <w:iCs/>
         </w:rPr>
         <w:t xml:space="preserve">digital twin</w:t>
       </w:r>
@@ -715,7 +853,7 @@
         <w:t xml:space="preserve"> </w:t>
       </w:r>
       <w:r>
-        <w:t xml:space="preserve">(Deng et al. 2021; Espinosa Gispert et al. 2025; Goretti and Kaming 2023)</w:t>
+        <w:t xml:space="preserve">(Deng, Menassa, and Kamat 2021; Espinosa Gispert et al. 2025; Goretti and Kaming 2023)</w:t>
       </w:r>
       <w:r>
         <w:t xml:space="preserve">.</w:t>
@@ -733,8 +871,8 @@
       </w:r>
       <w:r>
         <w:rPr>
+          <w:iCs/>
           <w:i/>
-          <w:iCs/>
         </w:rPr>
         <w:t xml:space="preserve">campus</w:t>
       </w:r>
@@ -748,14 +886,14 @@
         <w:t xml:space="preserve"> </w:t>
       </w:r>
       <w:r>
-        <w:t xml:space="preserve">(Alfalah et al. 2022; Naji et al. 2023; Masmoudi et al. 2026)</w:t>
+        <w:t xml:space="preserve">(Alfalah et al. 2022; Naji, Gunduz, and Maki 2023; Masmoudi et al. 2026)</w:t>
       </w:r>
       <w:r>
         <w:t xml:space="preserve">. Ainda assim, nenhum método deve ser escolhido apenas pela frequência bibliográfica: o problema decisório, a qualidade dos dados, a compensabilidade dos critérios e a capacidade dos usuários precisam orientar a seleção.</w:t>
       </w:r>
     </w:p>
-    <w:bookmarkEnd w:id="10"/>
-    <w:bookmarkStart w:id="15" w:name="sec:metodologia"/>
+    <w:bookmarkEnd w:id="21"/>
+    <w:bookmarkStart w:id="25" w:name="sec:metodologia"/>
     <w:p>
       <w:pPr>
         <w:pStyle w:val="Heading1"/>
@@ -825,7 +963,7 @@
         <w:t xml:space="preserve">. A referência é empregada apenas como parâmetro de relato; não implica pré-registro, dupla revisão, avaliação de risco de viés, elegibilidade integral em texto completo ou metanálise, procedimentos não realizados.</w:t>
       </w:r>
     </w:p>
-    <w:bookmarkStart w:id="11" w:name="Xca0b6dcf81fd8d2c8a9c0a77c769b2ff979df2a"/>
+    <w:bookmarkStart w:id="22" w:name="Xca0b6dcf81fd8d2c8a9c0a77c769b2ff979df2a"/>
     <w:p>
       <w:pPr>
         <w:pStyle w:val="Heading2"/>
@@ -870,8 +1008,8 @@
       </w:r>
       <w:r>
         <w:rPr>
+          <w:iCs/>
           <w:i/>
-          <w:iCs/>
         </w:rPr>
         <w:t xml:space="preserve">multi-criteria decision-making</w:t>
       </w:r>
@@ -886,8 +1024,8 @@
       </w:r>
       <w:r>
         <w:rPr>
+          <w:iCs/>
           <w:i/>
-          <w:iCs/>
         </w:rPr>
         <w:t xml:space="preserve">multi-criteria decision analysis</w:t>
       </w:r>
@@ -899,8 +1037,8 @@
       </w:r>
       <w:r>
         <w:rPr>
+          <w:iCs/>
           <w:i/>
-          <w:iCs/>
         </w:rPr>
         <w:t xml:space="preserve">Analytic Hierarchy Process</w:t>
       </w:r>
@@ -912,8 +1050,8 @@
       </w:r>
       <w:r>
         <w:rPr>
+          <w:iCs/>
           <w:i/>
-          <w:iCs/>
         </w:rPr>
         <w:t xml:space="preserve">Technique for Order Preference by Similarity to Ideal Solution</w:t>
       </w:r>
@@ -928,8 +1066,8 @@
       </w:r>
       <w:r>
         <w:rPr>
+          <w:iCs/>
           <w:i/>
-          <w:iCs/>
         </w:rPr>
         <w:t xml:space="preserve">Analytic Network Process</w:t>
       </w:r>
@@ -2339,8 +2477,8 @@
       </w:tr>
     </w:tbl>
     <w:p/>
-    <w:bookmarkEnd w:id="11"/>
-    <w:bookmarkStart w:id="12" w:name="X961280b3a45a67e41e71da47b94b36fd32344d7"/>
+    <w:bookmarkEnd w:id="22"/>
+    <w:bookmarkStart w:id="23" w:name="X961280b3a45a67e41e71da47b94b36fd32344d7"/>
     <w:p>
       <w:pPr>
         <w:pStyle w:val="Heading2"/>
@@ -2784,8 +2922,8 @@
         <w:t xml:space="preserve">A coleta produziu 12.118 registros brutos: 9.433 recuperados pela API da Scopus, cinco registros existentes apenas no export manual da Scopus, 1.680 da Web of Science e 1.000 do Crossref. A deduplicação por DOI normalizado e título normalizado removeu 2.576 ocorrências repetidas e resultou em 9.542 registros únicos, com preservação da proveniência.</w:t>
       </w:r>
     </w:p>
-    <w:bookmarkEnd w:id="12"/>
-    <w:bookmarkStart w:id="14" w:name="X1a0c56458ef353c636b255008dfc2175e1ceed4"/>
+    <w:bookmarkEnd w:id="23"/>
+    <w:bookmarkStart w:id="24" w:name="X1a0c56458ef353c636b255008dfc2175e1ceed4"/>
     <w:p>
       <w:pPr>
         <w:pStyle w:val="Heading2"/>
@@ -3444,7 +3582,16 @@
       </w:tr>
     </w:tbl>
     <w:p/>
-    <w:bookmarkStart w:id="13" w:name="fig:funil"/>
+    <w:tbl>
+      <w:tblPr>
+        <w:tblStyle w:val="FigureTable"/>
+        <w:tblW w:type="auto" w:w="0"/>
+        <w:tblLook w:firstRow="0" w:lastRow="0" w:firstColumn="0" w:lastColumn="0"/>
+        <w:jc w:val="center"/>
+      </w:tblPr>
+      <w:tblGrid/>
+      <w:tr/>
+    </w:tbl>
     <w:p>
       <w:pPr>
         <w:pStyle w:val="ImageCaption"/>
@@ -3453,7 +3600,6 @@
         <w:t xml:space="preserve">Fluxo de seleção do corpus</w:t>
       </w:r>
     </w:p>
-    <w:bookmarkEnd w:id="13"/>
     <w:p>
       <w:pPr>
         <w:pStyle w:val="BodyText"/>
@@ -3478,9 +3624,9 @@
         <w:t xml:space="preserve">A extração do núcleo final utilizou título, resumo, palavras-chave e campos estruturados para identificar dimensões de sustentabilidade, critérios de priorização, métodos de apoio à decisão, contexto da edificação, ODS, ESG e lacunas relacionadas a instituições públicas de ensino superior. A unidade de contagem foi o registro único. Campos com múltiplas categorias foram tratados como respostas múltiplas, mantendo um único identificador por estudo em cada categoria. Dimensão e critério são categorias analiticamente distintas: a dimensão é uma categoria-guarda-chuva (técnica-operacional, institucional, ambiental, ciclo de vida, econômica ou social), enquanto o critério é um atributo operacional específico dentro de uma dimensão; por isso, termos como energia, risco, conforto e segurança são contabilizados como critérios de priorização e não duplicam a contagem das seis dimensões-guarda-chuva. As definições, regras de inclusão e exclusão e exemplos de cada categoria estão detalhados em codebook de apoio à extração, mantido no repositório da revisão.</w:t>
       </w:r>
     </w:p>
-    <w:bookmarkEnd w:id="14"/>
-    <w:bookmarkEnd w:id="15"/>
-    <w:bookmarkStart w:id="32" w:name="sec:bibliometriaampliada"/>
+    <w:bookmarkEnd w:id="24"/>
+    <w:bookmarkEnd w:id="25"/>
+    <w:bookmarkStart w:id="38" w:name="sec:bibliometriaampliada"/>
     <w:p>
       <w:pPr>
         <w:pStyle w:val="Heading1"/>
@@ -3509,8 +3655,8 @@
       </w:r>
       <w:r>
         <w:rPr>
+          <w:iCs/>
           <w:i/>
-          <w:iCs/>
         </w:rPr>
         <w:t xml:space="preserve">building information modeling</w:t>
       </w:r>
@@ -3522,8 +3668,8 @@
       </w:r>
       <w:r>
         <w:rPr>
+          <w:iCs/>
           <w:i/>
-          <w:iCs/>
         </w:rPr>
         <w:t xml:space="preserve">building information modelling</w:t>
       </w:r>
@@ -3546,8 +3692,8 @@
       </w:r>
       <w:r>
         <w:rPr>
+          <w:iCs/>
           <w:i/>
-          <w:iCs/>
         </w:rPr>
         <w:t xml:space="preserve">Energy and Buildings</w:t>
       </w:r>
@@ -3562,8 +3708,8 @@
       </w:r>
       <w:r>
         <w:rPr>
+          <w:iCs/>
           <w:i/>
-          <w:iCs/>
         </w:rPr>
         <w:t xml:space="preserve">Journal of Building Engineering</w:t>
       </w:r>
@@ -3578,8 +3724,8 @@
       </w:r>
       <w:r>
         <w:rPr>
+          <w:iCs/>
           <w:i/>
-          <w:iCs/>
         </w:rPr>
         <w:t xml:space="preserve">Facilities</w:t>
       </w:r>
@@ -3594,8 +3740,8 @@
       </w:r>
       <w:r>
         <w:rPr>
+          <w:iCs/>
           <w:i/>
-          <w:iCs/>
         </w:rPr>
         <w:t xml:space="preserve">Lecture Notes in Civil Engineering</w:t>
       </w:r>
@@ -3610,8 +3756,8 @@
       </w:r>
       <w:r>
         <w:rPr>
+          <w:iCs/>
           <w:i/>
-          <w:iCs/>
         </w:rPr>
         <w:t xml:space="preserve">IOP Conference Series: Earth and Environmental Science</w:t>
       </w:r>
@@ -3626,8 +3772,8 @@
       </w:r>
       <w:r>
         <w:rPr>
+          <w:iCs/>
           <w:i/>
-          <w:iCs/>
         </w:rPr>
         <w:t xml:space="preserve">Sustainability</w:t>
       </w:r>
@@ -3638,7 +3784,6 @@
         <w:t xml:space="preserve">(10). A presença simultânea de periódicos de energia, engenharia de edificações, gestão de facilidades e sustentabilidade confirma a natureza interdisciplinar do campo.</w:t>
       </w:r>
     </w:p>
-    <w:bookmarkStart w:id="19" w:name="fig:fontes372"/>
     <w:p>
       <w:pPr>
         <w:pStyle w:val="CaptionedFigure"/>
@@ -3646,20 +3791,20 @@
       <w:r>
         <w:drawing>
           <wp:inline>
-            <wp:extent cx="5227320" cy="3425077"/>
+            <wp:extent cx="5334000" cy="3494976"/>
             <wp:effectExtent b="0" l="0" r="0" t="0"/>
-            <wp:docPr descr="" title="" id="17" name="Picture"/>
+            <wp:docPr descr="" title="" id="27" name="Picture"/>
             <a:graphic>
               <a:graphicData uri="http://schemas.openxmlformats.org/drawingml/2006/picture">
                 <pic:pic>
                   <pic:nvPicPr>
-                    <pic:cNvPr descr="figuras/figura_fontes_relevantes_372.pdf" id="18" name="Picture"/>
+                    <pic:cNvPr descr="figuras/figura_fontes_relevantes_372.pdf" id="28" name="Picture"/>
                     <pic:cNvPicPr>
                       <a:picLocks noChangeArrowheads="1" noChangeAspect="1"/>
                     </pic:cNvPicPr>
                   </pic:nvPicPr>
                   <pic:blipFill>
-                    <a:blip r:embed="rId16"/>
+                    <a:blip r:embed="rId26"/>
                     <a:stretch>
                       <a:fillRect/>
                     </a:stretch>
@@ -3667,7 +3812,7 @@
                   <pic:spPr bwMode="auto">
                     <a:xfrm>
                       <a:off x="0" y="0"/>
-                      <a:ext cx="5227320" cy="3425077"/>
+                      <a:ext cx="5334000" cy="3494976"/>
                     </a:xfrm>
                     <a:prstGeom prst="rect">
                       <a:avLst/>
@@ -3694,7 +3839,6 @@
         <w:t xml:space="preserve">Fontes mais frequentes no corpus bibliométrico ampliado</w:t>
       </w:r>
     </w:p>
-    <w:bookmarkEnd w:id="19"/>
     <w:p>
       <w:pPr>
         <w:pStyle w:val="BodyText"/>
@@ -3707,8 +3851,8 @@
       </w:r>
       <w:r>
         <w:rPr>
+          <w:iCs/>
           <w:i/>
-          <w:iCs/>
         </w:rPr>
         <w:t xml:space="preserve">digital twins</w:t>
       </w:r>
@@ -3716,7 +3860,6 @@
         <w:t xml:space="preserve">, com centralidade e densidade superiores às medianas do campo. O segundo aproximou gestão de facilidades, edifícios inteligentes e manutenção preditiva, apresentando elevada centralidade e menor densidade interna. Os grupos relacionados a edificações verdes, avaliação do ciclo de vida e desenvolvimento sustentável apresentaram maior especialização interna e menor integração com os demais temas. Energia, emissões e operação predial ocuparam posição menos densa, indicando um conjunto ainda heterogêneo no vocabulário indexado.</w:t>
       </w:r>
     </w:p>
-    <w:bookmarkStart w:id="23" w:name="fig:mapatematico372"/>
     <w:p>
       <w:pPr>
         <w:pStyle w:val="CaptionedFigure"/>
@@ -3724,20 +3867,20 @@
       <w:r>
         <w:drawing>
           <wp:inline>
-            <wp:extent cx="5227320" cy="3595418"/>
+            <wp:extent cx="5334000" cy="3668794"/>
             <wp:effectExtent b="0" l="0" r="0" t="0"/>
-            <wp:docPr descr="" title="" id="21" name="Picture"/>
+            <wp:docPr descr="" title="" id="30" name="Picture"/>
             <a:graphic>
               <a:graphicData uri="http://schemas.openxmlformats.org/drawingml/2006/picture">
                 <pic:pic>
                   <pic:nvPicPr>
-                    <pic:cNvPr descr="figuras/figura_mapa_tematico_372.pdf" id="22" name="Picture"/>
+                    <pic:cNvPr descr="figuras/figura_mapa_tematico_372.pdf" id="31" name="Picture"/>
                     <pic:cNvPicPr>
                       <a:picLocks noChangeArrowheads="1" noChangeAspect="1"/>
                     </pic:cNvPicPr>
                   </pic:nvPicPr>
                   <pic:blipFill>
-                    <a:blip r:embed="rId20"/>
+                    <a:blip r:embed="rId29"/>
                     <a:stretch>
                       <a:fillRect/>
                     </a:stretch>
@@ -3745,7 +3888,7 @@
                   <pic:spPr bwMode="auto">
                     <a:xfrm>
                       <a:off x="0" y="0"/>
-                      <a:ext cx="5227320" cy="3595418"/>
+                      <a:ext cx="5334000" cy="3668794"/>
                     </a:xfrm>
                     <a:prstGeom prst="rect">
                       <a:avLst/>
@@ -3772,7 +3915,6 @@
         <w:t xml:space="preserve">Mapa temático por centralidade e densidade das palavras-chave</w:t>
       </w:r>
     </w:p>
-    <w:bookmarkEnd w:id="23"/>
     <w:p>
       <w:pPr>
         <w:pStyle w:val="BodyText"/>
@@ -3785,8 +3927,8 @@
       </w:r>
       <w:r>
         <w:rPr>
+          <w:iCs/>
           <w:i/>
-          <w:iCs/>
         </w:rPr>
         <w:t xml:space="preserve">digital twins</w:t>
       </w:r>
@@ -3794,7 +3936,6 @@
         <w:t xml:space="preserve">, manutenção preditiva, operação e desempenho; gestão de facilidades conectou-se a desempenho, operação e manutenção, gestão de ativos e internet das coisas. Em outro agrupamento, avaliação do ciclo de vida aproximou-se de edificações residenciais e desenvolvimento sustentável. As ligações representam coocorrência normalizada e não demonstram que os conceitos tenham sido operacionalizados conjuntamente em um mesmo modelo decisório.</w:t>
       </w:r>
     </w:p>
-    <w:bookmarkStart w:id="27" w:name="fig:redecor372"/>
     <w:p>
       <w:pPr>
         <w:pStyle w:val="CaptionedFigure"/>
@@ -3802,20 +3943,20 @@
       <w:r>
         <w:drawing>
           <wp:inline>
-            <wp:extent cx="5227320" cy="4194566"/>
+            <wp:extent cx="5334000" cy="4280170"/>
             <wp:effectExtent b="0" l="0" r="0" t="0"/>
-            <wp:docPr descr="" title="" id="25" name="Picture"/>
+            <wp:docPr descr="" title="" id="33" name="Picture"/>
             <a:graphic>
               <a:graphicData uri="http://schemas.openxmlformats.org/drawingml/2006/picture">
                 <pic:pic>
                   <pic:nvPicPr>
-                    <pic:cNvPr descr="figuras/figura_rede_coocorrencia_372.pdf" id="26" name="Picture"/>
+                    <pic:cNvPr descr="figuras/figura_rede_coocorrencia_372.pdf" id="34" name="Picture"/>
                     <pic:cNvPicPr>
                       <a:picLocks noChangeArrowheads="1" noChangeAspect="1"/>
                     </pic:cNvPicPr>
                   </pic:nvPicPr>
                   <pic:blipFill>
-                    <a:blip r:embed="rId24"/>
+                    <a:blip r:embed="rId32"/>
                     <a:stretch>
                       <a:fillRect/>
                     </a:stretch>
@@ -3823,7 +3964,7 @@
                   <pic:spPr bwMode="auto">
                     <a:xfrm>
                       <a:off x="0" y="0"/>
-                      <a:ext cx="5227320" cy="4194566"/>
+                      <a:ext cx="5334000" cy="4280170"/>
                     </a:xfrm>
                     <a:prstGeom prst="rect">
                       <a:avLst/>
@@ -3850,7 +3991,6 @@
         <w:t xml:space="preserve">Rede normalizada de coocorrência de palavras-chave</w:t>
       </w:r>
     </w:p>
-    <w:bookmarkEnd w:id="27"/>
     <w:p>
       <w:pPr>
         <w:pStyle w:val="BodyText"/>
@@ -3863,8 +4003,8 @@
       </w:r>
       <w:r>
         <w:rPr>
+          <w:iCs/>
           <w:i/>
-          <w:iCs/>
         </w:rPr>
         <w:t xml:space="preserve">digital twins</w:t>
       </w:r>
@@ -3875,7 +4015,6 @@
         <w:t xml:space="preserve">cresceram 4,7 pontos, emissões de carbono 2,7 pontos e avaliação do ciclo de vida 1,9 ponto. Em sentido contrário, diminuíram proporcionalmente as expressões edificação verde, eficiência energética, manutenção predial e desempenho da edificação. A redução relativa não comprova abandono desses assuntos: pode indicar incorporação dos temas tradicionais a vocabulários tecnológicos e de ciclo de vida mais específicos.</w:t>
       </w:r>
     </w:p>
-    <w:bookmarkStart w:id="31" w:name="fig:evolucaotematica372"/>
     <w:p>
       <w:pPr>
         <w:pStyle w:val="CaptionedFigure"/>
@@ -3883,20 +4022,20 @@
       <w:r>
         <w:drawing>
           <wp:inline>
-            <wp:extent cx="5227320" cy="4161465"/>
+            <wp:extent cx="5334000" cy="4246393"/>
             <wp:effectExtent b="0" l="0" r="0" t="0"/>
-            <wp:docPr descr="" title="" id="29" name="Picture"/>
+            <wp:docPr descr="" title="" id="36" name="Picture"/>
             <a:graphic>
               <a:graphicData uri="http://schemas.openxmlformats.org/drawingml/2006/picture">
                 <pic:pic>
                   <pic:nvPicPr>
-                    <pic:cNvPr descr="figuras/figura_evolucao_tematica_372.pdf" id="30" name="Picture"/>
+                    <pic:cNvPr descr="figuras/figura_evolucao_tematica_372.pdf" id="37" name="Picture"/>
                     <pic:cNvPicPr>
                       <a:picLocks noChangeArrowheads="1" noChangeAspect="1"/>
                     </pic:cNvPicPr>
                   </pic:nvPicPr>
                   <pic:blipFill>
-                    <a:blip r:embed="rId28"/>
+                    <a:blip r:embed="rId35"/>
                     <a:stretch>
                       <a:fillRect/>
                     </a:stretch>
@@ -3904,7 +4043,7 @@
                   <pic:spPr bwMode="auto">
                     <a:xfrm>
                       <a:off x="0" y="0"/>
-                      <a:ext cx="5227320" cy="4161465"/>
+                      <a:ext cx="5334000" cy="4246393"/>
                     </a:xfrm>
                     <a:prstGeom prst="rect">
                       <a:avLst/>
@@ -3931,7 +4070,6 @@
         <w:t xml:space="preserve">Evolução das palavras-chave entre 2010–2020 e 2021–2026</w:t>
       </w:r>
     </w:p>
-    <w:bookmarkEnd w:id="31"/>
     <w:p>
       <w:pPr>
         <w:pStyle w:val="BodyText"/>
@@ -3944,8 +4082,8 @@
       </w:r>
       <w:r>
         <w:rPr>
+          <w:iCs/>
           <w:i/>
-          <w:iCs/>
         </w:rPr>
         <w:t xml:space="preserve">digital twins</w:t>
       </w:r>
@@ -3953,8 +4091,8 @@
         <w:t xml:space="preserve">, carbono, ciclo de vida e manutenção preditiva. Essa transformação amplia a capacidade informacional da gestão predial, mas não elimina a lacuna identificada na síntese temática: poucos estudos documentam toda a cadeia entre indicador, ponderação, agregação, validação e decisão em instituições públicas universitárias.</w:t>
       </w:r>
     </w:p>
-    <w:bookmarkEnd w:id="32"/>
-    <w:bookmarkStart w:id="37" w:name="sec:panorama"/>
+    <w:bookmarkEnd w:id="38"/>
+    <w:bookmarkStart w:id="42" w:name="sec:panorama"/>
     <w:p>
       <w:pPr>
         <w:pStyle w:val="Heading1"/>
@@ -3985,7 +4123,6 @@
         <w:t xml:space="preserve">apresenta a distribuição anual.</w:t>
       </w:r>
     </w:p>
-    <w:bookmarkStart w:id="36" w:name="fig:temporal"/>
     <w:p>
       <w:pPr>
         <w:pStyle w:val="CaptionedFigure"/>
@@ -3993,20 +4130,20 @@
       <w:r>
         <w:drawing>
           <wp:inline>
-            <wp:extent cx="4800600" cy="2800350"/>
+            <wp:extent cx="5334000" cy="3111500"/>
             <wp:effectExtent b="0" l="0" r="0" t="0"/>
-            <wp:docPr descr="" title="" id="34" name="Picture"/>
+            <wp:docPr descr="" title="" id="40" name="Picture"/>
             <a:graphic>
               <a:graphicData uri="http://schemas.openxmlformats.org/drawingml/2006/picture">
                 <pic:pic>
                   <pic:nvPicPr>
-                    <pic:cNvPr descr="figuras/figura09_distribuicao_temporal_nucleo_final_104.png" id="35" name="Picture"/>
+                    <pic:cNvPr descr="figuras/figura09_distribuicao_temporal_nucleo_final_104.png" id="41" name="Picture"/>
                     <pic:cNvPicPr>
                       <a:picLocks noChangeArrowheads="1" noChangeAspect="1"/>
                     </pic:cNvPicPr>
                   </pic:nvPicPr>
                   <pic:blipFill>
-                    <a:blip r:embed="rId33"/>
+                    <a:blip r:embed="rId39"/>
                     <a:stretch>
                       <a:fillRect/>
                     </a:stretch>
@@ -4014,7 +4151,7 @@
                   <pic:spPr bwMode="auto">
                     <a:xfrm>
                       <a:off x="0" y="0"/>
-                      <a:ext cx="4800600" cy="2800350"/>
+                      <a:ext cx="5334000" cy="3111500"/>
                     </a:xfrm>
                     <a:prstGeom prst="rect">
                       <a:avLst/>
@@ -4041,7 +4178,6 @@
         <w:t xml:space="preserve">Distribuição temporal do núcleo final</w:t>
       </w:r>
     </w:p>
-    <w:bookmarkEnd w:id="36"/>
     <w:p>
       <w:pPr>
         <w:pStyle w:val="BodyText"/>
@@ -4062,8 +4198,8 @@
       </w:r>
       <w:r>
         <w:rPr>
+          <w:iCs/>
           <w:i/>
-          <w:iCs/>
         </w:rPr>
         <w:t xml:space="preserve">Journal</w:t>
       </w:r>
@@ -4075,8 +4211,8 @@
       </w:r>
       <w:r>
         <w:rPr>
+          <w:iCs/>
           <w:i/>
-          <w:iCs/>
         </w:rPr>
         <w:t xml:space="preserve">JOUR</w:t>
       </w:r>
@@ -4091,8 +4227,8 @@
       </w:r>
       <w:r>
         <w:rPr>
+          <w:iCs/>
           <w:i/>
-          <w:iCs/>
         </w:rPr>
         <w:t xml:space="preserve">journal-article</w:t>
       </w:r>
@@ -4107,8 +4243,8 @@
       </w:r>
       <w:r>
         <w:rPr>
+          <w:iCs/>
           <w:i/>
-          <w:iCs/>
         </w:rPr>
         <w:t xml:space="preserve">Conference Proceeding</w:t>
       </w:r>
@@ -4123,8 +4259,8 @@
       </w:r>
       <w:r>
         <w:rPr>
+          <w:iCs/>
           <w:i/>
-          <w:iCs/>
         </w:rPr>
         <w:t xml:space="preserve">CPAPER</w:t>
       </w:r>
@@ -4139,8 +4275,8 @@
       </w:r>
       <w:r>
         <w:rPr>
+          <w:iCs/>
           <w:i/>
-          <w:iCs/>
         </w:rPr>
         <w:t xml:space="preserve">Book Series</w:t>
       </w:r>
@@ -4155,8 +4291,8 @@
       </w:r>
       <w:r>
         <w:rPr>
+          <w:iCs/>
           <w:i/>
-          <w:iCs/>
         </w:rPr>
         <w:t xml:space="preserve">Book</w:t>
       </w:r>
@@ -4584,8 +4720,8 @@
       </w:tr>
     </w:tbl>
     <w:p/>
-    <w:bookmarkEnd w:id="37"/>
-    <w:bookmarkStart w:id="42" w:name="sec:criterios"/>
+    <w:bookmarkEnd w:id="42"/>
+    <w:bookmarkStart w:id="46" w:name="sec:criterios"/>
     <w:p>
       <w:pPr>
         <w:pStyle w:val="Heading1"/>
@@ -4605,7 +4741,7 @@
         <w:t xml:space="preserve"> </w:t>
       </w:r>
       <w:r>
-        <w:t xml:space="preserve">(Nielsen et al. 2016; Okoro 2023)</w:t>
+        <w:t xml:space="preserve">(Nielsen, Sarasoja, and Galamba 2016; Okoro 2023)</w:t>
       </w:r>
       <w:r>
         <w:t xml:space="preserve">, e com avaliações de edifícios educacionais que combinam desempenho, energia, conforto e usuários</w:t>
@@ -4620,7 +4756,6 @@
         <w:t xml:space="preserve">.</w:t>
       </w:r>
     </w:p>
-    <w:bookmarkStart w:id="41" w:name="fig:dimensoes"/>
     <w:p>
       <w:pPr>
         <w:pStyle w:val="CaptionedFigure"/>
@@ -4628,20 +4763,20 @@
       <w:r>
         <w:drawing>
           <wp:inline>
-            <wp:extent cx="4800600" cy="2936837"/>
+            <wp:extent cx="5334000" cy="3263152"/>
             <wp:effectExtent b="0" l="0" r="0" t="0"/>
-            <wp:docPr descr="" title="" id="39" name="Picture"/>
+            <wp:docPr descr="" title="" id="44" name="Picture"/>
             <a:graphic>
               <a:graphicData uri="http://schemas.openxmlformats.org/drawingml/2006/picture">
                 <pic:pic>
                   <pic:nvPicPr>
-                    <pic:cNvPr descr="figuras/figura12_dimensoes_sustentabilidade_nucleo_final_104.png" id="40" name="Picture"/>
+                    <pic:cNvPr descr="figuras/figura12_dimensoes_sustentabilidade_nucleo_final_104.png" id="45" name="Picture"/>
                     <pic:cNvPicPr>
                       <a:picLocks noChangeArrowheads="1" noChangeAspect="1"/>
                     </pic:cNvPicPr>
                   </pic:nvPicPr>
                   <pic:blipFill>
-                    <a:blip r:embed="rId38"/>
+                    <a:blip r:embed="rId43"/>
                     <a:stretch>
                       <a:fillRect/>
                     </a:stretch>
@@ -4649,7 +4784,7 @@
                   <pic:spPr bwMode="auto">
                     <a:xfrm>
                       <a:off x="0" y="0"/>
-                      <a:ext cx="4800600" cy="2936837"/>
+                      <a:ext cx="5334000" cy="3263152"/>
                     </a:xfrm>
                     <a:prstGeom prst="rect">
                       <a:avLst/>
@@ -4676,7 +4811,6 @@
         <w:t xml:space="preserve">Dimensões de sustentabilidade identificadas no núcleo final</w:t>
       </w:r>
     </w:p>
-    <w:bookmarkEnd w:id="41"/>
     <w:p>
       <w:pPr>
         <w:pStyle w:val="BodyText"/>
@@ -5457,14 +5591,14 @@
         <w:t xml:space="preserve"> </w:t>
       </w:r>
       <w:r>
-        <w:t xml:space="preserve">(Chew and Conejos 2016; Conejos et al. 2019)</w:t>
+        <w:t xml:space="preserve">(Chew and Conejos 2016; Conejos, Chew, and Azril 2019)</w:t>
       </w:r>
       <w:r>
         <w:t xml:space="preserve">.</w:t>
       </w:r>
     </w:p>
-    <w:bookmarkEnd w:id="42"/>
-    <w:bookmarkStart w:id="47" w:name="sec:metodos"/>
+    <w:bookmarkEnd w:id="46"/>
+    <w:bookmarkStart w:id="50" w:name="sec:metodos"/>
     <w:p>
       <w:pPr>
         <w:pStyle w:val="Heading1"/>
@@ -5485,8 +5619,8 @@
       </w:r>
       <w:r>
         <w:rPr>
+          <w:iCs/>
           <w:i/>
-          <w:iCs/>
         </w:rPr>
         <w:t xml:space="preserve">framework</w:t>
       </w:r>
@@ -5501,8 +5635,8 @@
       </w:r>
       <w:r>
         <w:rPr>
+          <w:iCs/>
           <w:i/>
-          <w:iCs/>
         </w:rPr>
         <w:t xml:space="preserve">Building Information Modeling</w:t>
       </w:r>
@@ -5514,8 +5648,8 @@
       </w:r>
       <w:r>
         <w:rPr>
+          <w:iCs/>
           <w:i/>
-          <w:iCs/>
         </w:rPr>
         <w:t xml:space="preserve">decision support</w:t>
       </w:r>
@@ -5530,8 +5664,8 @@
       </w:r>
       <w:r>
         <w:rPr>
+          <w:iCs/>
           <w:i/>
-          <w:iCs/>
         </w:rPr>
         <w:t xml:space="preserve">Bayesian Best-Worst Method</w:t>
       </w:r>
@@ -5543,8 +5677,8 @@
       </w:r>
       <w:r>
         <w:rPr>
+          <w:iCs/>
           <w:i/>
-          <w:iCs/>
         </w:rPr>
         <w:t xml:space="preserve">balanced scorecard</w:t>
       </w:r>
@@ -5559,8 +5693,8 @@
       </w:r>
       <w:r>
         <w:rPr>
+          <w:iCs/>
           <w:i/>
-          <w:iCs/>
         </w:rPr>
         <w:t xml:space="preserve">framework</w:t>
       </w:r>
@@ -5571,7 +5705,6 @@
         <w:t xml:space="preserve">reúne estruturas, modelos e referenciais; não equivale, por si, a método multicritério aplicado ou validado.</w:t>
       </w:r>
     </w:p>
-    <w:bookmarkStart w:id="46" w:name="fig:metodos"/>
     <w:p>
       <w:pPr>
         <w:pStyle w:val="CaptionedFigure"/>
@@ -5579,20 +5712,20 @@
       <w:r>
         <w:drawing>
           <wp:inline>
-            <wp:extent cx="5067300" cy="4616873"/>
+            <wp:extent cx="5334000" cy="4859866"/>
             <wp:effectExtent b="0" l="0" r="0" t="0"/>
-            <wp:docPr descr="" title="" id="44" name="Picture"/>
+            <wp:docPr descr="" title="" id="48" name="Picture"/>
             <a:graphic>
               <a:graphicData uri="http://schemas.openxmlformats.org/drawingml/2006/picture">
                 <pic:pic>
                   <pic:nvPicPr>
-                    <pic:cNvPr descr="figuras/figura11_metodos_mcdm_mais_frequentes_nucleo_final_104.png" id="45" name="Picture"/>
+                    <pic:cNvPr descr="figuras/figura11_metodos_mcdm_mais_frequentes_nucleo_final_104.png" id="49" name="Picture"/>
                     <pic:cNvPicPr>
                       <a:picLocks noChangeArrowheads="1" noChangeAspect="1"/>
                     </pic:cNvPicPr>
                   </pic:nvPicPr>
                   <pic:blipFill>
-                    <a:blip r:embed="rId43"/>
+                    <a:blip r:embed="rId47"/>
                     <a:stretch>
                       <a:fillRect/>
                     </a:stretch>
@@ -5600,7 +5733,7 @@
                   <pic:spPr bwMode="auto">
                     <a:xfrm>
                       <a:off x="0" y="0"/>
-                      <a:ext cx="5067300" cy="4616873"/>
+                      <a:ext cx="5334000" cy="4859866"/>
                     </a:xfrm>
                     <a:prstGeom prst="rect">
                       <a:avLst/>
@@ -5627,7 +5760,6 @@
         <w:t xml:space="preserve">Abordagens e métodos de apoio à decisão identificados no núcleo final</w:t>
       </w:r>
     </w:p>
-    <w:bookmarkEnd w:id="46"/>
     <w:p>
       <w:pPr>
         <w:pStyle w:val="BodyText"/>
@@ -5640,8 +5772,8 @@
       </w:r>
       <w:r>
         <w:rPr>
+          <w:iCs/>
           <w:i/>
-          <w:iCs/>
         </w:rPr>
         <w:t xml:space="preserve">digital twin</w:t>
       </w:r>
@@ -5665,8 +5797,8 @@
       </w:r>
       <w:r>
         <w:rPr>
+          <w:iCs/>
           <w:i/>
-          <w:iCs/>
         </w:rPr>
         <w:t xml:space="preserve">campus</w:t>
       </w:r>
@@ -5674,7 +5806,7 @@
         <w:t xml:space="preserve"> </w:t>
       </w:r>
       <w:r>
-        <w:t xml:space="preserve">(Naji et al. 2023)</w:t>
+        <w:t xml:space="preserve">(Naji, Gunduz, and Maki 2023)</w:t>
       </w:r>
       <w:r>
         <w:t xml:space="preserve"> </w:t>
@@ -5703,7 +5835,7 @@
         <w:t xml:space="preserve"> </w:t>
       </w:r>
       <w:r>
-        <w:t xml:space="preserve">Deng et al. (2021)</w:t>
+        <w:t xml:space="preserve">Deng, Menassa, and Kamat (2021)</w:t>
       </w:r>
       <w:r>
         <w:t xml:space="preserve"> </w:t>
@@ -5716,8 +5848,8 @@
       </w:r>
       <w:r>
         <w:rPr>
+          <w:iCs/>
           <w:i/>
-          <w:iCs/>
         </w:rPr>
         <w:t xml:space="preserve">digital twin</w:t>
       </w:r>
@@ -5775,7 +5907,7 @@
         <w:t xml:space="preserve"> </w:t>
       </w:r>
       <w:r>
-        <w:t xml:space="preserve">(Aldairi et al. 2017)</w:t>
+        <w:t xml:space="preserve">(Aldairi, Khan, and Munive-Hernandez 2017)</w:t>
       </w:r>
       <w:r>
         <w:t xml:space="preserve">; avaliação sintética fuzzy de estratégias de gestão de facilidades</w:t>
@@ -5793,14 +5925,14 @@
         <w:t xml:space="preserve"> </w:t>
       </w:r>
       <w:r>
-        <w:t xml:space="preserve">(Park et al. 2019)</w:t>
+        <w:t xml:space="preserve">(Park, Kwon, and Ahn 2019)</w:t>
       </w:r>
       <w:r>
         <w:t xml:space="preserve">. Assim, menção a método, aplicação formal e validação permanecem categorias diferentes.</w:t>
       </w:r>
     </w:p>
-    <w:bookmarkEnd w:id="47"/>
-    <w:bookmarkStart w:id="48" w:name="sec:aplicabilidade"/>
+    <w:bookmarkEnd w:id="50"/>
+    <w:bookmarkStart w:id="51" w:name="sec:aplicabilidade"/>
     <w:p>
       <w:pPr>
         <w:pStyle w:val="Heading1"/>
@@ -5821,8 +5953,8 @@
       </w:r>
       <w:r>
         <w:rPr>
+          <w:iCs/>
           <w:i/>
-          <w:iCs/>
         </w:rPr>
         <w:t xml:space="preserve">campus</w:t>
       </w:r>
@@ -6375,8 +6507,8 @@
       </w:r>
       <w:r>
         <w:rPr>
+          <w:iCs/>
           <w:i/>
-          <w:iCs/>
         </w:rPr>
         <w:t xml:space="preserve">campus</w:t>
       </w:r>
@@ -6384,7 +6516,7 @@
         <w:t xml:space="preserve"> </w:t>
       </w:r>
       <w:r>
-        <w:t xml:space="preserve">(Naji et al. 2023)</w:t>
+        <w:t xml:space="preserve">(Naji, Gunduz, and Maki 2023)</w:t>
       </w:r>
       <w:r>
         <w:t xml:space="preserve">, previsão orçamentária e uso de ordens de serviço</w:t>
@@ -6393,7 +6525,7 @@
         <w:t xml:space="preserve"> </w:t>
       </w:r>
       <w:r>
-        <w:t xml:space="preserve">(Martins and Espejo 2024; Morais et al. 2023)</w:t>
+        <w:t xml:space="preserve">(Martins and Espejo 2024; Morais, Paula, and Reis 2023)</w:t>
       </w:r>
       <w:r>
         <w:t xml:space="preserve">. O produto deve, portanto, registrar fonte e data dos dados, ausências, unidade comparada, vetos e histórico de pesos, usando entradas simples e exportáveis para prestação de contas.</w:t>
@@ -6411,8 +6543,8 @@
       </w:r>
       <w:r>
         <w:rPr>
+          <w:iCs/>
           <w:i/>
-          <w:iCs/>
         </w:rPr>
         <w:t xml:space="preserve">campus</w:t>
       </w:r>
@@ -6435,7 +6567,7 @@
         <w:t xml:space="preserve"> </w:t>
       </w:r>
       <w:r>
-        <w:t xml:space="preserve">(Talib et al. 2013)</w:t>
+        <w:t xml:space="preserve">(Talib, Rajagopalan, and Yang 2013)</w:t>
       </w:r>
       <w:r>
         <w:t xml:space="preserve">; e três projetos mostraram perda de informação na transição entre construção e operação, enfrentada pela integração de BIM,</w:t>
@@ -6445,8 +6577,8 @@
       </w:r>
       <w:r>
         <w:rPr>
+          <w:iCs/>
           <w:i/>
-          <w:iCs/>
         </w:rPr>
         <w:t xml:space="preserve">Soft Landings</w:t>
       </w:r>
@@ -6460,13 +6592,13 @@
         <w:t xml:space="preserve"> </w:t>
       </w:r>
       <w:r>
-        <w:t xml:space="preserve">(Tan et al. 2018)</w:t>
+        <w:t xml:space="preserve">(Tan, Zaman, and Sutrisna 2018)</w:t>
       </w:r>
       <w:r>
         <w:t xml:space="preserve">. Esses achados sustentam governança da informação e validação contextual, sem equivaler a validação do protocolo proposto.</w:t>
       </w:r>
     </w:p>
-    <w:bookmarkEnd w:id="48"/>
+    <w:bookmarkEnd w:id="51"/>
     <w:bookmarkStart w:id="58" w:name="sec:matriz"/>
     <w:p>
       <w:pPr>
@@ -6502,8 +6634,8 @@
       </w:r>
       <w:r>
         <w:rPr>
+          <w:iCs/>
           <w:i/>
-          <w:iCs/>
         </w:rPr>
         <w:t xml:space="preserve">framework</w:t>
       </w:r>
@@ -6518,8 +6650,8 @@
       </w:r>
       <w:r>
         <w:rPr>
+          <w:iCs/>
           <w:i/>
-          <w:iCs/>
         </w:rPr>
         <w:t xml:space="preserve">framework</w:t>
       </w:r>
@@ -6534,8 +6666,8 @@
       </w:r>
       <w:r>
         <w:rPr>
+          <w:iCs/>
           <w:i/>
-          <w:iCs/>
         </w:rPr>
         <w:t xml:space="preserve">framework</w:t>
       </w:r>
@@ -6546,7 +6678,6 @@
         <w:t xml:space="preserve">aparecem em 56; e vida útil e custo do ciclo de vida, em 13. Essas relações registram codificação simultânea, sem comprovar operacionalização conjunta, associação estatística ou causalidade.</w:t>
       </w:r>
     </w:p>
-    <w:bookmarkStart w:id="52" w:name="fig:heatmap"/>
     <w:p>
       <w:pPr>
         <w:pStyle w:val="CaptionedFigure"/>
@@ -6554,20 +6685,20 @@
       <w:r>
         <w:drawing>
           <wp:inline>
-            <wp:extent cx="5227320" cy="3584447"/>
+            <wp:extent cx="5334000" cy="3657600"/>
             <wp:effectExtent b="0" l="0" r="0" t="0"/>
-            <wp:docPr descr="" title="" id="50" name="Picture"/>
+            <wp:docPr descr="" title="" id="53" name="Picture"/>
             <a:graphic>
               <a:graphicData uri="http://schemas.openxmlformats.org/drawingml/2006/picture">
                 <pic:pic>
                   <pic:nvPicPr>
-                    <pic:cNvPr descr="figuras/figura13_heatmap_criterios_metodos_nucleo_final_104.png" id="51" name="Picture"/>
+                    <pic:cNvPr descr="figuras/figura13_heatmap_criterios_metodos_nucleo_final_104.png" id="54" name="Picture"/>
                     <pic:cNvPicPr>
                       <a:picLocks noChangeArrowheads="1" noChangeAspect="1"/>
                     </pic:cNvPicPr>
                   </pic:nvPicPr>
                   <pic:blipFill>
-                    <a:blip r:embed="rId49"/>
+                    <a:blip r:embed="rId52"/>
                     <a:stretch>
                       <a:fillRect/>
                     </a:stretch>
@@ -6575,7 +6706,7 @@
                   <pic:spPr bwMode="auto">
                     <a:xfrm>
                       <a:off x="0" y="0"/>
-                      <a:ext cx="5227320" cy="3584447"/>
+                      <a:ext cx="5334000" cy="3657600"/>
                     </a:xfrm>
                     <a:prstGeom prst="rect">
                       <a:avLst/>
@@ -6602,7 +6733,6 @@
         <w:t xml:space="preserve">Coocorrência entre critérios de priorização e instrumentos de apoio à decisão</w:t>
       </w:r>
     </w:p>
-    <w:bookmarkEnd w:id="52"/>
     <w:p>
       <w:pPr>
         <w:pStyle w:val="BodyText"/>
@@ -6629,8 +6759,8 @@
       </w:r>
       <w:r>
         <w:rPr>
+          <w:iCs/>
           <w:i/>
-          <w:iCs/>
         </w:rPr>
         <w:t xml:space="preserve">framework</w:t>
       </w:r>
@@ -6642,8 +6772,8 @@
       </w:r>
       <w:r>
         <w:rPr>
+          <w:iCs/>
           <w:i/>
-          <w:iCs/>
         </w:rPr>
         <w:t xml:space="preserve">decision support</w:t>
       </w:r>
@@ -6658,8 +6788,8 @@
       </w:r>
       <w:r>
         <w:rPr>
+          <w:iCs/>
           <w:i/>
-          <w:iCs/>
         </w:rPr>
         <w:t xml:space="preserve">framework</w:t>
       </w:r>
@@ -6667,7 +6797,6 @@
         <w:t xml:space="preserve">, seguida da ambiental com 77, da econômica com 55 e da social com 53. A dimensão ciclo de vida, identificada em 60 registros, não forma grupo independente: ela funciona como eixo transversal entre desempenho, custos e impactos no tempo.</w:t>
       </w:r>
     </w:p>
-    <w:bookmarkStart w:id="56" w:name="fig:matrizanalitica"/>
     <w:p>
       <w:pPr>
         <w:pStyle w:val="CaptionedFigure"/>
@@ -6675,20 +6804,20 @@
       <w:r>
         <w:drawing>
           <wp:inline>
-            <wp:extent cx="5227320" cy="2787903"/>
+            <wp:extent cx="5334000" cy="2844799"/>
             <wp:effectExtent b="0" l="0" r="0" t="0"/>
-            <wp:docPr descr="" title="" id="54" name="Picture"/>
+            <wp:docPr descr="" title="" id="56" name="Picture"/>
             <a:graphic>
               <a:graphicData uri="http://schemas.openxmlformats.org/drawingml/2006/picture">
                 <pic:pic>
                   <pic:nvPicPr>
-                    <pic:cNvPr descr="figuras/figura14_matriz_analitica_dimensao_metodo_nucleo_final_104.png" id="55" name="Picture"/>
+                    <pic:cNvPr descr="figuras/figura14_matriz_analitica_dimensao_metodo_nucleo_final_104.png" id="57" name="Picture"/>
                     <pic:cNvPicPr>
                       <a:picLocks noChangeArrowheads="1" noChangeAspect="1"/>
                     </pic:cNvPicPr>
                   </pic:nvPicPr>
                   <pic:blipFill>
-                    <a:blip r:embed="rId53"/>
+                    <a:blip r:embed="rId55"/>
                     <a:stretch>
                       <a:fillRect/>
                     </a:stretch>
@@ -6696,7 +6825,7 @@
                   <pic:spPr bwMode="auto">
                     <a:xfrm>
                       <a:off x="0" y="0"/>
-                      <a:ext cx="5227320" cy="2787903"/>
+                      <a:ext cx="5334000" cy="2844799"/>
                     </a:xfrm>
                     <a:prstGeom prst="rect">
                       <a:avLst/>
@@ -6723,7 +6852,6 @@
         <w:t xml:space="preserve">Matriz de coocorrência entre dimensões de sustentabilidade e instrumentos de apoio à decisão</w:t>
       </w:r>
     </w:p>
-    <w:bookmarkEnd w:id="56"/>
     <w:p>
       <w:pPr>
         <w:pStyle w:val="BodyText"/>
@@ -6866,7 +6994,7 @@
               <w:rPr>
                 <w:sz w:val="18"/>
               </w:rPr>
-              <w:t>Informação em 76 registros; BIM em 26 e digital twin em oito; perdas de informação observadas por Tan et al. (2018).</w:t>
+              <w:t>Informação em 76 registros; BIM em 26 e digital twin em oito; perdas de informação observadas por Tan, Zaman, and Sutrisna (2018).</w:t>
             </w:r>
           </w:p>
         </w:tc>
@@ -6922,7 +7050,7 @@
               <w:rPr>
                 <w:sz w:val="18"/>
               </w:rPr>
-              <w:t>Dimensão institucional em 92 registros; adaptação contextual necessária em Talib et al. (2013).</w:t>
+              <w:t>Dimensão institucional em 92 registros; adaptação contextual necessária em Talib, Rajagopalan, and Yang (2013).</w:t>
             </w:r>
           </w:p>
         </w:tc>
@@ -7595,7 +7723,16 @@
         <w:t xml:space="preserve">. A unidade de comparação deve ser definida antes da coleta; critérios e indicadores são validados antes dos pesos; e a prioridade só é divulgada após análise de sensibilidade e registro das escolhas.</w:t>
       </w:r>
     </w:p>
-    <w:bookmarkStart w:id="57" w:name="fig:fluxoprotocolo"/>
+    <w:tbl>
+      <w:tblPr>
+        <w:tblStyle w:val="FigureTable"/>
+        <w:tblW w:type="auto" w:w="0"/>
+        <w:tblLook w:firstRow="0" w:lastRow="0" w:firstColumn="0" w:lastColumn="0"/>
+        <w:jc w:val="center"/>
+      </w:tblPr>
+      <w:tblGrid/>
+      <w:tr/>
+    </w:tbl>
     <w:p>
       <w:pPr>
         <w:pStyle w:val="ImageCaption"/>
@@ -7604,7 +7741,6 @@
         <w:t xml:space="preserve">Fluxo candidato para aplicação e auditoria do protocolo</w:t>
       </w:r>
     </w:p>
-    <w:bookmarkEnd w:id="57"/>
     <w:p>
       <w:pPr>
         <w:pStyle w:val="BodyText"/>
@@ -7651,7 +7787,7 @@
         <w:t xml:space="preserve"> </w:t>
       </w:r>
       <w:r>
-        <w:t xml:space="preserve">(Nielsen et al. 2016; Opoku and Lee 2022; Okoro 2023)</w:t>
+        <w:t xml:space="preserve">(Nielsen, Sarasoja, and Galamba 2016; Opoku and Lee 2022; Okoro 2023)</w:t>
       </w:r>
       <w:r>
         <w:t xml:space="preserve">. A concentração de 84,6% do núcleo entre 2019 e 2026 e o crescimento relativo de BIM,</w:t>
@@ -7661,8 +7797,8 @@
       </w:r>
       <w:r>
         <w:rPr>
+          <w:iCs/>
           <w:i/>
-          <w:iCs/>
         </w:rPr>
         <w:t xml:space="preserve">digital twin</w:t>
       </w:r>
@@ -7687,7 +7823,7 @@
         <w:t xml:space="preserve"> </w:t>
       </w:r>
       <w:r>
-        <w:t xml:space="preserve">(Deng et al. 2021; Espinosa Gispert et al. 2025; Goretti and Kaming 2023)</w:t>
+        <w:t xml:space="preserve">(Deng, Menassa, and Kamat 2021; Espinosa Gispert et al. 2025; Goretti and Kaming 2023)</w:t>
       </w:r>
       <w:r>
         <w:t xml:space="preserve">. O campo avança em capacidade informacional, mas permanece heterogêneo em maturidade e validação.</w:t>
@@ -7715,8 +7851,8 @@
       </w:r>
       <w:r>
         <w:rPr>
+          <w:iCs/>
           <w:i/>
-          <w:iCs/>
         </w:rPr>
         <w:t xml:space="preserve">framework</w:t>
       </w:r>
@@ -7731,8 +7867,8 @@
       </w:r>
       <w:r>
         <w:rPr>
+          <w:iCs/>
           <w:i/>
-          <w:iCs/>
         </w:rPr>
         <w:t xml:space="preserve">campus</w:t>
       </w:r>
@@ -7746,7 +7882,7 @@
         <w:t xml:space="preserve"> </w:t>
       </w:r>
       <w:r>
-        <w:t xml:space="preserve">(Alfalah et al. 2022; Naji et al. 2023; Masmoudi et al. 2026; Kim et al. 2018; Nägeli et al. 2019; Ferreira et al. 2020)</w:t>
+        <w:t xml:space="preserve">(Alfalah et al. 2022; Naji, Gunduz, and Maki 2023; Masmoudi et al. 2026; Kim et al. 2018; Nägeli et al. 2019; Ferreira et al. 2020)</w:t>
       </w:r>
       <w:r>
         <w:t xml:space="preserve">. A lacuna central não é ausência de critérios, mas falta da cadeia completa entre evidência, variável mensurável, preferência institucional e decisão validada.</w:t>
@@ -7774,8 +7910,8 @@
       </w:r>
       <w:r>
         <w:rPr>
+          <w:iCs/>
           <w:i/>
-          <w:iCs/>
         </w:rPr>
         <w:t xml:space="preserve">campus</w:t>
       </w:r>
@@ -7798,7 +7934,7 @@
         <w:t xml:space="preserve"> </w:t>
       </w:r>
       <w:r>
-        <w:t xml:space="preserve">(Martins and Espejo 2024; Morais et al. 2023)</w:t>
+        <w:t xml:space="preserve">(Martins and Espejo 2024; Morais, Paula, and Reis 2023)</w:t>
       </w:r>
       <w:r>
         <w:t xml:space="preserve">. A baixa presença lexical de ODS e ESG, apesar da recorrência de energia, emissões, segurança, conforto e governança, sugere adoção substantiva sem linguagem operacional explícita</w:t>
@@ -7864,8 +8000,8 @@
       </w:pPr>
       <w:r>
         <w:rPr>
+          <w:bCs/>
           <w:b/>
-          <w:bCs/>
         </w:rPr>
         <w:t xml:space="preserve">Cobertura e seleção.</w:t>
       </w:r>
@@ -7882,8 +8018,8 @@
       </w:pPr>
       <w:r>
         <w:rPr>
+          <w:bCs/>
           <w:b/>
-          <w:bCs/>
         </w:rPr>
         <w:t xml:space="preserve">Extração e força de evidência.</w:t>
       </w:r>
@@ -7900,8 +8036,8 @@
       </w:pPr>
       <w:r>
         <w:rPr>
+          <w:bCs/>
           <w:b/>
-          <w:bCs/>
         </w:rPr>
         <w:t xml:space="preserve">Protocolo.</w:t>
       </w:r>
@@ -7934,8 +8070,8 @@
       </w:r>
       <w:r>
         <w:rPr>
+          <w:iCs/>
           <w:i/>
-          <w:iCs/>
         </w:rPr>
         <w:t xml:space="preserve">digital twins</w:t>
       </w:r>
@@ -7955,8 +8091,8 @@
       </w:r>
       <w:r>
         <w:rPr>
+          <w:iCs/>
           <w:i/>
-          <w:iCs/>
         </w:rPr>
         <w:t xml:space="preserve">campus</w:t>
       </w:r>
@@ -8001,8 +8137,8 @@
       </w:pPr>
       <w:r>
         <w:rPr>
+          <w:bCs/>
           <w:b/>
-          <w:bCs/>
         </w:rPr>
         <w:t xml:space="preserve">Validação de conteúdo, 0–6 meses:</w:t>
       </w:r>
@@ -8022,8 +8158,8 @@
       </w:pPr>
       <w:r>
         <w:rPr>
+          <w:bCs/>
           <w:b/>
-          <w:bCs/>
         </w:rPr>
         <w:t xml:space="preserve">Integração de dados, 6–12 meses:</w:t>
       </w:r>
@@ -8043,8 +8179,8 @@
       </w:pPr>
       <w:r>
         <w:rPr>
+          <w:bCs/>
           <w:b/>
-          <w:bCs/>
         </w:rPr>
         <w:t xml:space="preserve">Ponderação e protótipo, 12–18 meses:</w:t>
       </w:r>
@@ -8064,8 +8200,8 @@
       </w:pPr>
       <w:r>
         <w:rPr>
+          <w:bCs/>
           <w:b/>
-          <w:bCs/>
         </w:rPr>
         <w:t xml:space="preserve">Validação multicampi, 18–24 meses:</w:t>
       </w:r>
@@ -8112,8 +8248,8 @@
       </w:r>
       <w:r>
         <w:rPr>
+          <w:iCs/>
           <w:i/>
-          <w:iCs/>
         </w:rPr>
         <w:t xml:space="preserve">International Journal of Lean Six Sigma</w:t>
       </w:r>
@@ -8158,8 +8294,8 @@
       </w:r>
       <w:r>
         <w:rPr>
+          <w:iCs/>
           <w:i/>
-          <w:iCs/>
         </w:rPr>
         <w:t xml:space="preserve">Sustainability</w:t>
       </w:r>
@@ -8204,8 +8340,8 @@
       </w:r>
       <w:r>
         <w:rPr>
+          <w:iCs/>
           <w:i/>
-          <w:iCs/>
         </w:rPr>
         <w:t xml:space="preserve">Journal of Construction in Developing Countries</w:t>
       </w:r>
@@ -8250,8 +8386,8 @@
       </w:r>
       <w:r>
         <w:rPr>
+          <w:iCs/>
           <w:i/>
-          <w:iCs/>
         </w:rPr>
         <w:t xml:space="preserve">E&amp;S Engineering and Science</w:t>
       </w:r>
@@ -8289,14 +8425,13 @@
         <w:t xml:space="preserve"> </w:t>
       </w:r>
       <w:r>
-        <w:rPr>
-          <w:i/>
-          <w:iCs/>
-        </w:rPr>
-        <w:t xml:space="preserve">NBR 5674: Manutenção de Edificações, Requisitos Para o Sistema de Gestão de Manutenção</w:t>
-      </w:r>
-      <w:r>
-        <w:t xml:space="preserve">. ABNT.</w:t>
+        <w:t xml:space="preserve">“NBR 5674: Manutenção de Edificações, Requisitos Para o Sistema de Gestão de Manutenção.”</w:t>
+      </w:r>
+      <w:r>
+        <w:t xml:space="preserve"> </w:t>
+      </w:r>
+      <w:r>
+        <w:t xml:space="preserve">Rio de Janeiro: ABNT.</w:t>
       </w:r>
     </w:p>
     <w:bookmarkEnd w:id="73"/>
@@ -8319,8 +8454,8 @@
       </w:r>
       <w:r>
         <w:rPr>
+          <w:iCs/>
           <w:i/>
-          <w:iCs/>
         </w:rPr>
         <w:t xml:space="preserve">Acta Structilia</w:t>
       </w:r>
@@ -8365,8 +8500,8 @@
       </w:r>
       <w:r>
         <w:rPr>
+          <w:iCs/>
           <w:i/>
-          <w:iCs/>
         </w:rPr>
         <w:t xml:space="preserve">Structural Survey</w:t>
       </w:r>
@@ -8411,8 +8546,8 @@
       </w:r>
       <w:r>
         <w:rPr>
+          <w:iCs/>
           <w:i/>
-          <w:iCs/>
         </w:rPr>
         <w:t xml:space="preserve">Facilities</w:t>
       </w:r>
@@ -8455,6 +8590,12 @@
       <w:r>
         <w:t xml:space="preserve"> </w:t>
       </w:r>
+      <w:r>
+        <w:t xml:space="preserve">2026.</w:t>
+      </w:r>
+      <w:r>
+        <w:t xml:space="preserve"> </w:t>
+      </w:r>
       <w:hyperlink r:id="rId80">
         <w:r>
           <w:rPr>
@@ -8487,8 +8628,8 @@
       </w:r>
       <w:r>
         <w:rPr>
+          <w:iCs/>
           <w:i/>
-          <w:iCs/>
         </w:rPr>
         <w:t xml:space="preserve">Journal of Information Technology in Construction (ITcon)</w:t>
       </w:r>
@@ -8533,8 +8674,8 @@
       </w:r>
       <w:r>
         <w:rPr>
+          <w:iCs/>
           <w:i/>
-          <w:iCs/>
         </w:rPr>
         <w:t xml:space="preserve">Journal of Business Research</w:t>
       </w:r>
@@ -8579,8 +8720,8 @@
       </w:r>
       <w:r>
         <w:rPr>
+          <w:iCs/>
           <w:i/>
-          <w:iCs/>
         </w:rPr>
         <w:t xml:space="preserve">Smart and Sustainable Built Environment</w:t>
       </w:r>
@@ -8625,8 +8766,8 @@
       </w:r>
       <w:r>
         <w:rPr>
+          <w:iCs/>
           <w:i/>
-          <w:iCs/>
         </w:rPr>
         <w:t xml:space="preserve">Structure and Infrastructure Engineering</w:t>
       </w:r>
@@ -8671,8 +8812,8 @@
       </w:r>
       <w:r>
         <w:rPr>
+          <w:iCs/>
           <w:i/>
-          <w:iCs/>
         </w:rPr>
         <w:t xml:space="preserve">E3S Web of Conferences</w:t>
       </w:r>
@@ -8717,8 +8858,8 @@
       </w:r>
       <w:r>
         <w:rPr>
+          <w:iCs/>
           <w:i/>
-          <w:iCs/>
         </w:rPr>
         <w:t xml:space="preserve">Behavior Research Methods</w:t>
       </w:r>
@@ -8763,8 +8904,8 @@
       </w:r>
       <w:r>
         <w:rPr>
+          <w:iCs/>
           <w:i/>
-          <w:iCs/>
         </w:rPr>
         <w:t xml:space="preserve">Database</w:t>
       </w:r>
@@ -8809,8 +8950,8 @@
       </w:r>
       <w:r>
         <w:rPr>
+          <w:iCs/>
           <w:i/>
-          <w:iCs/>
         </w:rPr>
         <w:t xml:space="preserve">Journal of Asian Architecture and Building Engineering</w:t>
       </w:r>
@@ -8855,8 +8996,8 @@
       </w:r>
       <w:r>
         <w:rPr>
+          <w:iCs/>
           <w:i/>
-          <w:iCs/>
         </w:rPr>
         <w:t xml:space="preserve">ABCustos</w:t>
       </w:r>
@@ -8901,8 +9042,8 @@
       </w:r>
       <w:r>
         <w:rPr>
+          <w:iCs/>
           <w:i/>
-          <w:iCs/>
         </w:rPr>
         <w:t xml:space="preserve">International Transactions in Operational Research</w:t>
       </w:r>
@@ -8947,8 +9088,8 @@
       </w:r>
       <w:r>
         <w:rPr>
+          <w:iCs/>
           <w:i/>
-          <w:iCs/>
         </w:rPr>
         <w:t xml:space="preserve">Paranoá</w:t>
       </w:r>
@@ -8993,8 +9134,8 @@
       </w:r>
       <w:r>
         <w:rPr>
+          <w:iCs/>
           <w:i/>
-          <w:iCs/>
         </w:rPr>
         <w:t xml:space="preserve">Building and Environment</w:t>
       </w:r>
@@ -9039,8 +9180,8 @@
       </w:r>
       <w:r>
         <w:rPr>
+          <w:iCs/>
           <w:i/>
-          <w:iCs/>
         </w:rPr>
         <w:t xml:space="preserve">Journal of Construction Engineering and Management</w:t>
       </w:r>
@@ -9085,8 +9226,8 @@
       </w:r>
       <w:r>
         <w:rPr>
+          <w:iCs/>
           <w:i/>
-          <w:iCs/>
         </w:rPr>
         <w:t xml:space="preserve">Construction Entrepreneurship and Real Property</w:t>
       </w:r>
@@ -9131,8 +9272,8 @@
       </w:r>
       <w:r>
         <w:rPr>
+          <w:iCs/>
           <w:i/>
-          <w:iCs/>
         </w:rPr>
         <w:t xml:space="preserve">Facilities</w:t>
       </w:r>
@@ -9177,8 +9318,8 @@
       </w:r>
       <w:r>
         <w:rPr>
+          <w:iCs/>
           <w:i/>
-          <w:iCs/>
         </w:rPr>
         <w:t xml:space="preserve">Sustainability</w:t>
       </w:r>
@@ -9223,8 +9364,8 @@
       </w:r>
       <w:r>
         <w:rPr>
+          <w:iCs/>
           <w:i/>
-          <w:iCs/>
         </w:rPr>
         <w:t xml:space="preserve">Sustainability</w:t>
       </w:r>
@@ -9269,8 +9410,8 @@
       </w:r>
       <w:r>
         <w:rPr>
+          <w:iCs/>
           <w:i/>
-          <w:iCs/>
         </w:rPr>
         <w:t xml:space="preserve">Organization, Technology and Management in Construction</w:t>
       </w:r>
@@ -9315,8 +9456,8 @@
       </w:r>
       <w:r>
         <w:rPr>
+          <w:iCs/>
           <w:i/>
-          <w:iCs/>
         </w:rPr>
         <w:t xml:space="preserve">Sustainability</w:t>
       </w:r>
@@ -9361,8 +9502,8 @@
       </w:r>
       <w:r>
         <w:rPr>
+          <w:iCs/>
           <w:i/>
-          <w:iCs/>
         </w:rPr>
         <w:t xml:space="preserve">International Journal of Building Pathology and Adaptation</w:t>
       </w:r>
@@ -9407,8 +9548,8 @@
       </w:r>
       <w:r>
         <w:rPr>
+          <w:iCs/>
           <w:i/>
-          <w:iCs/>
         </w:rPr>
         <w:t xml:space="preserve">Systematic Reviews</w:t>
       </w:r>
@@ -9453,8 +9594,8 @@
       </w:r>
       <w:r>
         <w:rPr>
+          <w:iCs/>
           <w:i/>
-          <w:iCs/>
         </w:rPr>
         <w:t xml:space="preserve">Journal of Business Research</w:t>
       </w:r>
@@ -9499,8 +9640,8 @@
       </w:r>
       <w:r>
         <w:rPr>
+          <w:iCs/>
           <w:i/>
-          <w:iCs/>
         </w:rPr>
         <w:t xml:space="preserve">Facilities</w:t>
       </w:r>
@@ -9545,8 +9686,8 @@
       </w:r>
       <w:r>
         <w:rPr>
+          <w:iCs/>
           <w:i/>
-          <w:iCs/>
         </w:rPr>
         <w:t xml:space="preserve">Facilities</w:t>
       </w:r>
@@ -9591,8 +9732,8 @@
       </w:r>
       <w:r>
         <w:rPr>
+          <w:iCs/>
           <w:i/>
-          <w:iCs/>
         </w:rPr>
         <w:t xml:space="preserve">Journal of Advanced Nursing</w:t>
       </w:r>
@@ -9637,8 +9778,8 @@
       </w:r>
       <w:r>
         <w:rPr>
+          <w:iCs/>
           <w:i/>
-          <w:iCs/>
         </w:rPr>
         <w:t xml:space="preserve">Journal of Performance of Constructed Facilities</w:t>
       </w:r>
@@ -9666,11 +9807,7 @@
     <w:bookmarkEnd w:id="133"/>
     <w:bookmarkEnd w:id="134"/>
     <w:bookmarkEnd w:id="135"/>
-    <w:sectPr>
-      <w:footnotePr>
-        <w:numRestart w:val="eachSect"/>
-      </w:footnotePr>
-    </w:sectPr>
+    <w:sectPr/>
   </w:body>
 </w:document>
 </file>
@@ -9701,14 +9838,14 @@
 <file path=word/numbering.xml><?xml version="1.0" encoding="utf-8"?>
 <w:numbering xmlns:w="http://schemas.openxmlformats.org/wordprocessingml/2006/main">
   <w:abstractNum w:abstractNumId="990">
-    <w:nsid w:val="0000A990"/>
+    <w:nsid w:val="A990"/>
     <w:multiLevelType w:val="multilevel"/>
     <w:lvl w:ilvl="0">
       <w:numFmt w:val="bullet"/>
       <w:lvlText w:val=" "/>
       <w:lvlJc w:val="left"/>
       <w:pPr>
-        <w:ind w:left="720" w:hanging="360"/>
+        <w:ind w:left="720" w:hanging="480"/>
       </w:pPr>
     </w:lvl>
     <w:lvl w:ilvl="1">
@@ -9716,7 +9853,7 @@
       <w:lvlText w:val=" "/>
       <w:lvlJc w:val="left"/>
       <w:pPr>
-        <w:ind w:left="1440" w:hanging="360"/>
+        <w:ind w:left="1440" w:hanging="480"/>
       </w:pPr>
     </w:lvl>
     <w:lvl w:ilvl="2">
@@ -9724,7 +9861,7 @@
       <w:lvlText w:val=" "/>
       <w:lvlJc w:val="left"/>
       <w:pPr>
-        <w:ind w:left="2160" w:hanging="360"/>
+        <w:ind w:left="2160" w:hanging="480"/>
       </w:pPr>
     </w:lvl>
     <w:lvl w:ilvl="3">
@@ -9732,7 +9869,7 @@
       <w:lvlText w:val=" "/>
       <w:lvlJc w:val="left"/>
       <w:pPr>
-        <w:ind w:left="2880" w:hanging="360"/>
+        <w:ind w:left="2880" w:hanging="480"/>
       </w:pPr>
     </w:lvl>
     <w:lvl w:ilvl="4">
@@ -9740,7 +9877,7 @@
       <w:lvlText w:val=" "/>
       <w:lvlJc w:val="left"/>
       <w:pPr>
-        <w:ind w:left="3600" w:hanging="360"/>
+        <w:ind w:left="3600" w:hanging="480"/>
       </w:pPr>
     </w:lvl>
     <w:lvl w:ilvl="5">
@@ -9748,7 +9885,7 @@
       <w:lvlText w:val=" "/>
       <w:lvlJc w:val="left"/>
       <w:pPr>
-        <w:ind w:left="4320" w:hanging="360"/>
+        <w:ind w:left="4320" w:hanging="480"/>
       </w:pPr>
     </w:lvl>
     <w:lvl w:ilvl="6">
@@ -9756,7 +9893,7 @@
       <w:lvlText w:val=" "/>
       <w:lvlJc w:val="left"/>
       <w:pPr>
-        <w:ind w:left="5040" w:hanging="360"/>
+        <w:ind w:left="5040" w:hanging="480"/>
       </w:pPr>
     </w:lvl>
     <w:lvl w:ilvl="7">
@@ -9764,7 +9901,7 @@
       <w:lvlText w:val=" "/>
       <w:lvlJc w:val="left"/>
       <w:pPr>
-        <w:ind w:left="5760" w:hanging="360"/>
+        <w:ind w:left="5760" w:hanging="480"/>
       </w:pPr>
     </w:lvl>
     <w:lvl w:ilvl="8">
@@ -9772,12 +9909,12 @@
       <w:lvlText w:val=" "/>
       <w:lvlJc w:val="left"/>
       <w:pPr>
-        <w:ind w:left="6480" w:hanging="360"/>
+        <w:ind w:left="6480" w:hanging="480"/>
       </w:pPr>
     </w:lvl>
   </w:abstractNum>
   <w:abstractNum w:abstractNumId="99201">
-    <w:nsid w:val="00A99201"/>
+    <w:nsid w:val="A99201"/>
     <w:multiLevelType w:val="multilevel"/>
     <w:lvl w:ilvl="0">
       <w:start w:val="1"/>
@@ -9785,7 +9922,7 @@
       <w:lvlText w:val="%1."/>
       <w:lvlJc w:val="left"/>
       <w:pPr>
-        <w:ind w:left="720" w:hanging="360"/>
+        <w:ind w:left="720" w:hanging="480"/>
       </w:pPr>
     </w:lvl>
     <w:lvl w:ilvl="1">
@@ -9794,7 +9931,7 @@
       <w:lvlText w:val="%2."/>
       <w:lvlJc w:val="left"/>
       <w:pPr>
-        <w:ind w:left="1440" w:hanging="360"/>
+        <w:ind w:left="1440" w:hanging="480"/>
       </w:pPr>
     </w:lvl>
     <w:lvl w:ilvl="2">
@@ -9803,7 +9940,7 @@
       <w:lvlText w:val="%3."/>
       <w:lvlJc w:val="left"/>
       <w:pPr>
-        <w:ind w:left="2160" w:hanging="360"/>
+        <w:ind w:left="2160" w:hanging="480"/>
       </w:pPr>
     </w:lvl>
     <w:lvl w:ilvl="3">
@@ -9812,7 +9949,7 @@
       <w:lvlText w:val="%4."/>
       <w:lvlJc w:val="left"/>
       <w:pPr>
-        <w:ind w:left="2880" w:hanging="360"/>
+        <w:ind w:left="2880" w:hanging="480"/>
       </w:pPr>
     </w:lvl>
     <w:lvl w:ilvl="4">
@@ -9821,7 +9958,7 @@
       <w:lvlText w:val="%5."/>
       <w:lvlJc w:val="left"/>
       <w:pPr>
-        <w:ind w:left="3600" w:hanging="360"/>
+        <w:ind w:left="3600" w:hanging="480"/>
       </w:pPr>
     </w:lvl>
     <w:lvl w:ilvl="5">
@@ -9830,7 +9967,7 @@
       <w:lvlText w:val="%6."/>
       <w:lvlJc w:val="left"/>
       <w:pPr>
-        <w:ind w:left="4320" w:hanging="360"/>
+        <w:ind w:left="4320" w:hanging="480"/>
       </w:pPr>
     </w:lvl>
     <w:lvl w:ilvl="6">
@@ -9839,7 +9976,7 @@
       <w:lvlText w:val="%7."/>
       <w:lvlJc w:val="left"/>
       <w:pPr>
-        <w:ind w:left="5040" w:hanging="360"/>
+        <w:ind w:left="5040" w:hanging="480"/>
       </w:pPr>
     </w:lvl>
     <w:lvl w:ilvl="7">
@@ -9848,7 +9985,7 @@
       <w:lvlText w:val="%8."/>
       <w:lvlJc w:val="left"/>
       <w:pPr>
-        <w:ind w:left="5760" w:hanging="360"/>
+        <w:ind w:left="5760" w:hanging="480"/>
       </w:pPr>
     </w:lvl>
     <w:lvl w:ilvl="8">
@@ -9857,7 +9994,7 @@
       <w:lvlText w:val="%9."/>
       <w:lvlJc w:val="left"/>
       <w:pPr>
-        <w:ind w:left="6480" w:hanging="360"/>
+        <w:ind w:left="6480" w:hanging="480"/>
       </w:pPr>
     </w:lvl>
   </w:abstractNum>
@@ -9902,10 +10039,10 @@
   <w:docDefaults>
     <w:rPrDefault>
       <w:rPr>
-        <w:rFonts w:asciiTheme="minorHAnsi" w:cstheme="minorBidi" w:eastAsiaTheme="minorEastAsia" w:hAnsiTheme="minorHAnsi"/>
+        <w:rFonts w:asciiTheme="minorHAnsi" w:cstheme="minorBidi" w:eastAsiaTheme="minorHAnsi" w:hAnsiTheme="minorHAnsi"/>
         <w:sz w:val="24"/>
         <w:szCs w:val="24"/>
-        <w:lang w:bidi="ar-SA" w:eastAsia="zh-CN" w:val="en-US"/>
+        <w:lang w:bidi="ar-SA" w:eastAsia="en-US" w:val="en-US"/>
       </w:rPr>
     </w:rPrDefault>
     <w:pPrDefault>
@@ -9923,10 +10060,10 @@
     <w:name w:val="Body Text"/>
     <w:basedOn w:val="Normal"/>
     <w:link w:val="BodyTextChar"/>
-    <w:qFormat/>
     <w:pPr>
       <w:spacing w:after="180" w:before="180"/>
     </w:pPr>
+    <w:qFormat/>
   </w:style>
   <w:style w:customStyle="1" w:styleId="FirstParagraph" w:type="paragraph">
     <w:name w:val="First Paragraph"/>
@@ -9946,94 +10083,57 @@
     <w:name w:val="Title"/>
     <w:basedOn w:val="Normal"/>
     <w:next w:val="BodyText"/>
-    <w:link w:val="TitleChar"/>
-    <w:uiPriority w:val="10"/>
     <w:qFormat/>
-    <w:rsid w:val="00A10FD9"/>
     <w:pPr>
-      <w:spacing w:after="80" w:line="240" w:lineRule="auto"/>
-      <w:contextualSpacing/>
+      <w:keepNext/>
+      <w:keepLines/>
+      <w:spacing w:after="240" w:before="480"/>
       <w:jc w:val="center"/>
     </w:pPr>
     <w:rPr>
       <w:rFonts w:asciiTheme="majorHAnsi" w:cstheme="majorBidi" w:eastAsiaTheme="majorEastAsia" w:hAnsiTheme="majorHAnsi"/>
-      <w:sz w:val="56"/>
-      <w:szCs w:val="56"/>
-    </w:rPr>
-  </w:style>
-  <w:style w:customStyle="1" w:styleId="TitleChar" w:type="character">
-    <w:name w:val="Title Char"/>
-    <w:basedOn w:val="DefaultParagraphFont"/>
-    <w:link w:val="Title"/>
-    <w:uiPriority w:val="10"/>
-    <w:rsid w:val="00A10FD9"/>
-    <w:rPr>
-      <w:rFonts w:asciiTheme="majorHAnsi" w:cstheme="majorBidi" w:eastAsiaTheme="majorEastAsia" w:hAnsiTheme="majorHAnsi"/>
-      <w:sz w:val="56"/>
-      <w:szCs w:val="56"/>
+      <w:b/>
+      <w:bCs/>
+      <w:color w:themeColor="accent1" w:themeShade="B5" w:val="345A8A"/>
+      <w:sz w:val="36"/>
+      <w:szCs w:val="36"/>
     </w:rPr>
   </w:style>
   <w:style w:styleId="Subtitle" w:type="paragraph">
     <w:name w:val="Subtitle"/>
     <w:basedOn w:val="Title"/>
     <w:next w:val="BodyText"/>
-    <w:link w:val="SubtitleChar"/>
-    <w:uiPriority w:val="11"/>
     <w:qFormat/>
-    <w:rsid w:val="00A10FD9"/>
     <w:pPr>
-      <w:numPr>
-        <w:ilvl w:val="1"/>
-      </w:numPr>
+      <w:keepNext/>
+      <w:keepLines/>
+      <w:spacing w:after="240" w:before="240"/>
+      <w:jc w:val="center"/>
     </w:pPr>
     <w:rPr>
-      <w:rFonts w:cstheme="majorBidi" w:eastAsiaTheme="majorEastAsia"/>
-      <w:spacing w:val="15"/>
-      <w:sz w:val="28"/>
-      <w:szCs w:val="28"/>
-    </w:rPr>
-  </w:style>
-  <w:style w:customStyle="1" w:styleId="SubtitleChar" w:type="character">
-    <w:name w:val="Subtitle Char"/>
-    <w:basedOn w:val="DefaultParagraphFont"/>
-    <w:link w:val="Subtitle"/>
-    <w:uiPriority w:val="11"/>
-    <w:rsid w:val="00A10FD9"/>
-    <w:rPr>
-      <w:rFonts w:cstheme="majorBidi" w:eastAsiaTheme="majorEastAsia"/>
-      <w:color w:themeColor="text1" w:themeTint="A6" w:val="595959"/>
-      <w:spacing w:val="15"/>
-      <w:sz w:val="28"/>
-      <w:szCs w:val="28"/>
+      <w:sz w:val="30"/>
+      <w:szCs w:val="30"/>
     </w:rPr>
   </w:style>
   <w:style w:customStyle="1" w:styleId="Author" w:type="paragraph">
     <w:name w:val="Author"/>
-    <w:basedOn w:val="Title"/>
     <w:next w:val="BodyText"/>
     <w:qFormat/>
     <w:pPr>
       <w:keepNext/>
       <w:keepLines/>
+      <w:jc w:val="center"/>
     </w:pPr>
-    <w:rPr>
-      <w:sz w:val="24"/>
-      <w:szCs w:val="24"/>
-    </w:rPr>
   </w:style>
   <w:style w:styleId="Date" w:type="paragraph">
     <w:name w:val="Date"/>
-    <w:basedOn w:val="Title"/>
     <w:next w:val="BodyText"/>
     <w:qFormat/>
     <w:pPr>
       <w:keepNext/>
       <w:keepLines/>
+      <w:jc w:val="center"/>
     </w:pPr>
-    <w:rPr>
-      <w:sz w:val="24"/>
-      <w:szCs w:val="24"/>
-    </w:rPr>
   </w:style>
   <w:style w:customStyle="1" w:styleId="AbstractTitle" w:type="paragraph">
     <w:name w:val="Abstract Title"/>
@@ -10043,13 +10143,15 @@
     <w:pPr>
       <w:keepNext/>
       <w:keepLines/>
+      <w:jc w:val="center"/>
       <w:spacing w:after="0" w:before="300"/>
-      <w:jc w:val="center"/>
     </w:pPr>
     <w:rPr>
-      <w:b/>
       <w:sz w:val="20"/>
       <w:szCs w:val="20"/>
+      <w:b/>
+      <w:color w:val="345A8A"/>
+      &gt;
     </w:rPr>
   </w:style>
   <w:style w:customStyle="1" w:styleId="Abstract" w:type="paragraph">
@@ -10076,321 +10178,191 @@
     <w:rPr/>
   </w:style>
   <w:style w:styleId="Heading1" w:type="paragraph">
-    <w:name w:val="heading 1"/>
+    <w:name w:val="Heading 1"/>
     <w:basedOn w:val="Normal"/>
     <w:next w:val="BodyText"/>
-    <w:link w:val="Heading1Char"/>
     <w:uiPriority w:val="9"/>
     <w:qFormat/>
-    <w:rsid w:val="00A10FD9"/>
     <w:pPr>
       <w:keepNext/>
       <w:keepLines/>
-      <w:spacing w:after="80" w:before="360"/>
+      <w:spacing w:after="0" w:before="480"/>
       <w:outlineLvl w:val="0"/>
     </w:pPr>
     <w:rPr>
       <w:rFonts w:asciiTheme="majorHAnsi" w:cstheme="majorBidi" w:eastAsiaTheme="majorEastAsia" w:hAnsiTheme="majorHAnsi"/>
-      <w:color w:themeColor="accent1" w:themeShade="BF" w:val="0F4761"/>
-      <w:sz w:val="40"/>
-      <w:szCs w:val="40"/>
+      <w:b/>
+      <w:bCs/>
+      <w:color w:themeColor="accent1" w:val="4F81BD"/>
+      <w:sz w:val="32"/>
+      <w:szCs w:val="32"/>
     </w:rPr>
   </w:style>
   <w:style w:styleId="Heading2" w:type="paragraph">
-    <w:name w:val="heading 2"/>
+    <w:name w:val="Heading 2"/>
     <w:basedOn w:val="Normal"/>
     <w:next w:val="BodyText"/>
-    <w:link w:val="Heading2Char"/>
     <w:uiPriority w:val="9"/>
-    <w:semiHidden/>
     <w:unhideWhenUsed/>
     <w:qFormat/>
-    <w:rsid w:val="00A10FD9"/>
     <w:pPr>
       <w:keepNext/>
       <w:keepLines/>
-      <w:spacing w:after="80" w:before="160"/>
+      <w:spacing w:after="0" w:before="200"/>
       <w:outlineLvl w:val="1"/>
     </w:pPr>
     <w:rPr>
       <w:rFonts w:asciiTheme="majorHAnsi" w:cstheme="majorBidi" w:eastAsiaTheme="majorEastAsia" w:hAnsiTheme="majorHAnsi"/>
-      <w:color w:themeColor="accent1" w:themeShade="BF" w:val="0F4761"/>
-      <w:sz w:val="32"/>
-      <w:szCs w:val="32"/>
-    </w:rPr>
-  </w:style>
-  <w:style w:styleId="Heading3" w:type="paragraph">
-    <w:name w:val="heading 3"/>
-    <w:basedOn w:val="Normal"/>
-    <w:next w:val="BodyText"/>
-    <w:link w:val="Heading3Char"/>
-    <w:uiPriority w:val="9"/>
-    <w:semiHidden/>
-    <w:unhideWhenUsed/>
-    <w:qFormat/>
-    <w:rsid w:val="00A10FD9"/>
-    <w:pPr>
-      <w:keepNext/>
-      <w:keepLines/>
-      <w:spacing w:after="80" w:before="160"/>
-      <w:outlineLvl w:val="2"/>
-    </w:pPr>
-    <w:rPr>
-      <w:rFonts w:cstheme="majorBidi" w:eastAsiaTheme="majorEastAsia"/>
-      <w:color w:themeColor="accent1" w:themeShade="BF" w:val="0F4761"/>
+      <w:b/>
+      <w:bCs/>
+      <w:color w:themeColor="accent1" w:val="4F81BD"/>
       <w:sz w:val="28"/>
       <w:szCs w:val="28"/>
     </w:rPr>
   </w:style>
-  <w:style w:styleId="Heading4" w:type="paragraph">
-    <w:name w:val="heading 4"/>
+  <w:style w:styleId="Heading3" w:type="paragraph">
+    <w:name w:val="Heading 3"/>
     <w:basedOn w:val="Normal"/>
     <w:next w:val="BodyText"/>
-    <w:link w:val="Heading4Char"/>
     <w:uiPriority w:val="9"/>
-    <w:semiHidden/>
     <w:unhideWhenUsed/>
     <w:qFormat/>
-    <w:rsid w:val="00A10FD9"/>
     <w:pPr>
       <w:keepNext/>
       <w:keepLines/>
-      <w:spacing w:after="40" w:before="80"/>
+      <w:spacing w:after="0" w:before="200"/>
+      <w:outlineLvl w:val="2"/>
+    </w:pPr>
+    <w:rPr>
+      <w:rFonts w:asciiTheme="majorHAnsi" w:cstheme="majorBidi" w:eastAsiaTheme="majorEastAsia" w:hAnsiTheme="majorHAnsi"/>
+      <w:b/>
+      <w:bCs/>
+      <w:color w:themeColor="accent1" w:val="4F81BD"/>
+      <w:sz w:val="24"/>
+      <w:szCs w:val="24"/>
+    </w:rPr>
+  </w:style>
+  <w:style w:styleId="Heading4" w:type="paragraph">
+    <w:name w:val="Heading 4"/>
+    <w:basedOn w:val="Normal"/>
+    <w:next w:val="BodyText"/>
+    <w:uiPriority w:val="9"/>
+    <w:unhideWhenUsed/>
+    <w:qFormat/>
+    <w:pPr>
+      <w:keepNext/>
+      <w:keepLines/>
+      <w:spacing w:after="0" w:before="200"/>
       <w:outlineLvl w:val="3"/>
     </w:pPr>
     <w:rPr>
-      <w:rFonts w:cstheme="majorBidi" w:eastAsiaTheme="majorEastAsia"/>
+      <w:rFonts w:asciiTheme="majorHAnsi" w:cstheme="majorBidi" w:eastAsiaTheme="majorEastAsia" w:hAnsiTheme="majorHAnsi"/>
       <w:i/>
-      <w:iCs/>
-      <w:color w:themeColor="accent1" w:themeShade="BF" w:val="0F4761"/>
+      <w:bCs/>
+      <w:color w:themeColor="accent1" w:val="4F81BD"/>
+      <w:sz w:val="24"/>
+      <w:szCs w:val="24"/>
     </w:rPr>
   </w:style>
   <w:style w:styleId="Heading5" w:type="paragraph">
-    <w:name w:val="heading 5"/>
+    <w:name w:val="Heading 5"/>
     <w:basedOn w:val="Normal"/>
     <w:next w:val="BodyText"/>
-    <w:link w:val="Heading5Char"/>
     <w:uiPriority w:val="9"/>
-    <w:semiHidden/>
     <w:unhideWhenUsed/>
     <w:qFormat/>
-    <w:rsid w:val="00A10FD9"/>
     <w:pPr>
       <w:keepNext/>
       <w:keepLines/>
-      <w:spacing w:after="40" w:before="80"/>
+      <w:spacing w:after="0" w:before="200"/>
       <w:outlineLvl w:val="4"/>
     </w:pPr>
     <w:rPr>
-      <w:rFonts w:cstheme="majorBidi" w:eastAsiaTheme="majorEastAsia"/>
-      <w:color w:themeColor="accent1" w:themeShade="BF" w:val="0F4761"/>
+      <w:rFonts w:asciiTheme="majorHAnsi" w:cstheme="majorBidi" w:eastAsiaTheme="majorEastAsia" w:hAnsiTheme="majorHAnsi"/>
+      <w:iCs/>
+      <w:color w:themeColor="accent1" w:val="4F81BD"/>
+      <w:sz w:val="24"/>
+      <w:szCs w:val="24"/>
     </w:rPr>
   </w:style>
   <w:style w:styleId="Heading6" w:type="paragraph">
-    <w:name w:val="heading 6"/>
+    <w:name w:val="Heading 6"/>
     <w:basedOn w:val="Normal"/>
     <w:next w:val="BodyText"/>
-    <w:link w:val="Heading6Char"/>
     <w:uiPriority w:val="9"/>
-    <w:semiHidden/>
     <w:unhideWhenUsed/>
     <w:qFormat/>
-    <w:rsid w:val="00A10FD9"/>
     <w:pPr>
       <w:keepNext/>
       <w:keepLines/>
-      <w:spacing w:after="0" w:before="40"/>
+      <w:spacing w:after="0" w:before="200"/>
       <w:outlineLvl w:val="5"/>
     </w:pPr>
     <w:rPr>
-      <w:rFonts w:cstheme="majorBidi" w:eastAsiaTheme="majorEastAsia"/>
-      <w:i/>
-      <w:iCs/>
-      <w:color w:themeColor="text1" w:themeTint="A6" w:val="595959"/>
+      <w:rFonts w:asciiTheme="majorHAnsi" w:cstheme="majorBidi" w:eastAsiaTheme="majorEastAsia" w:hAnsiTheme="majorHAnsi"/>
+      <w:color w:themeColor="accent1" w:val="4F81BD"/>
+      <w:sz w:val="24"/>
+      <w:szCs w:val="24"/>
     </w:rPr>
   </w:style>
   <w:style w:styleId="Heading7" w:type="paragraph">
-    <w:name w:val="heading 7"/>
+    <w:name w:val="Heading 7"/>
     <w:basedOn w:val="Normal"/>
     <w:next w:val="BodyText"/>
-    <w:link w:val="Heading7Char"/>
     <w:uiPriority w:val="9"/>
-    <w:semiHidden/>
     <w:unhideWhenUsed/>
     <w:qFormat/>
-    <w:rsid w:val="00A10FD9"/>
     <w:pPr>
       <w:keepNext/>
       <w:keepLines/>
-      <w:spacing w:after="0" w:before="40"/>
+      <w:spacing w:after="0" w:before="200"/>
       <w:outlineLvl w:val="6"/>
     </w:pPr>
     <w:rPr>
-      <w:rFonts w:cstheme="majorBidi" w:eastAsiaTheme="majorEastAsia"/>
-      <w:color w:themeColor="text1" w:themeTint="A6" w:val="595959"/>
+      <w:rFonts w:asciiTheme="majorHAnsi" w:cstheme="majorBidi" w:eastAsiaTheme="majorEastAsia" w:hAnsiTheme="majorHAnsi"/>
+      <w:color w:themeColor="accent1" w:val="4F81BD"/>
+      <w:sz w:val="24"/>
+      <w:szCs w:val="24"/>
     </w:rPr>
   </w:style>
   <w:style w:styleId="Heading8" w:type="paragraph">
-    <w:name w:val="heading 8"/>
+    <w:name w:val="Heading 8"/>
     <w:basedOn w:val="Normal"/>
     <w:next w:val="BodyText"/>
-    <w:link w:val="Heading8Char"/>
     <w:uiPriority w:val="9"/>
-    <w:semiHidden/>
     <w:unhideWhenUsed/>
     <w:qFormat/>
-    <w:rsid w:val="00A10FD9"/>
     <w:pPr>
       <w:keepNext/>
       <w:keepLines/>
-      <w:spacing w:after="0"/>
+      <w:spacing w:after="0" w:before="200"/>
       <w:outlineLvl w:val="7"/>
     </w:pPr>
     <w:rPr>
-      <w:rFonts w:cstheme="majorBidi" w:eastAsiaTheme="majorEastAsia"/>
-      <w:i/>
-      <w:iCs/>
-      <w:color w:themeColor="text1" w:themeTint="D8" w:val="272727"/>
+      <w:rFonts w:asciiTheme="majorHAnsi" w:cstheme="majorBidi" w:eastAsiaTheme="majorEastAsia" w:hAnsiTheme="majorHAnsi"/>
+      <w:color w:themeColor="accent1" w:val="4F81BD"/>
+      <w:sz w:val="24"/>
+      <w:szCs w:val="24"/>
     </w:rPr>
   </w:style>
   <w:style w:styleId="Heading9" w:type="paragraph">
-    <w:name w:val="heading 9"/>
+    <w:name w:val="Heading 9"/>
     <w:basedOn w:val="Normal"/>
     <w:next w:val="BodyText"/>
-    <w:link w:val="Heading9Char"/>
     <w:uiPriority w:val="9"/>
-    <w:semiHidden/>
     <w:unhideWhenUsed/>
     <w:qFormat/>
-    <w:rsid w:val="00A10FD9"/>
     <w:pPr>
       <w:keepNext/>
       <w:keepLines/>
-      <w:spacing w:after="0"/>
+      <w:spacing w:after="0" w:before="200"/>
       <w:outlineLvl w:val="8"/>
     </w:pPr>
     <w:rPr>
-      <w:rFonts w:cstheme="majorBidi" w:eastAsiaTheme="majorEastAsia"/>
-      <w:color w:themeColor="text1" w:themeTint="D8" w:val="272727"/>
-    </w:rPr>
-  </w:style>
-  <w:style w:customStyle="1" w:styleId="Heading1Char" w:type="character">
-    <w:name w:val="Heading 1 Char"/>
-    <w:basedOn w:val="DefaultParagraphFont"/>
-    <w:link w:val="Heading1"/>
-    <w:uiPriority w:val="9"/>
-    <w:rsid w:val="00A10FD9"/>
-    <w:rPr>
       <w:rFonts w:asciiTheme="majorHAnsi" w:cstheme="majorBidi" w:eastAsiaTheme="majorEastAsia" w:hAnsiTheme="majorHAnsi"/>
-      <w:color w:themeColor="accent1" w:themeShade="BF" w:val="0F4761"/>
-      <w:sz w:val="40"/>
-      <w:szCs w:val="40"/>
-    </w:rPr>
-  </w:style>
-  <w:style w:customStyle="1" w:styleId="Heading2Char" w:type="character">
-    <w:name w:val="Heading 2 Char"/>
-    <w:basedOn w:val="DefaultParagraphFont"/>
-    <w:link w:val="Heading2"/>
-    <w:uiPriority w:val="9"/>
-    <w:semiHidden/>
-    <w:rsid w:val="00A10FD9"/>
-    <w:rPr>
-      <w:rFonts w:asciiTheme="majorHAnsi" w:cstheme="majorBidi" w:eastAsiaTheme="majorEastAsia" w:hAnsiTheme="majorHAnsi"/>
-      <w:color w:themeColor="accent1" w:themeShade="BF" w:val="0F4761"/>
-      <w:sz w:val="32"/>
-      <w:szCs w:val="32"/>
-    </w:rPr>
-  </w:style>
-  <w:style w:customStyle="1" w:styleId="Heading3Char" w:type="character">
-    <w:name w:val="Heading 3 Char"/>
-    <w:basedOn w:val="DefaultParagraphFont"/>
-    <w:link w:val="Heading3"/>
-    <w:uiPriority w:val="9"/>
-    <w:semiHidden/>
-    <w:rsid w:val="00A10FD9"/>
-    <w:rPr>
-      <w:rFonts w:cstheme="majorBidi" w:eastAsiaTheme="majorEastAsia"/>
-      <w:color w:themeColor="accent1" w:themeShade="BF" w:val="0F4761"/>
-      <w:sz w:val="28"/>
-      <w:szCs w:val="28"/>
-    </w:rPr>
-  </w:style>
-  <w:style w:customStyle="1" w:styleId="Heading4Char" w:type="character">
-    <w:name w:val="Heading 4 Char"/>
-    <w:basedOn w:val="DefaultParagraphFont"/>
-    <w:link w:val="Heading4"/>
-    <w:uiPriority w:val="9"/>
-    <w:semiHidden/>
-    <w:rsid w:val="00A10FD9"/>
-    <w:rPr>
-      <w:rFonts w:cstheme="majorBidi" w:eastAsiaTheme="majorEastAsia"/>
-      <w:i/>
-      <w:iCs/>
-      <w:color w:themeColor="accent1" w:themeShade="BF" w:val="0F4761"/>
-    </w:rPr>
-  </w:style>
-  <w:style w:customStyle="1" w:styleId="Heading5Char" w:type="character">
-    <w:name w:val="Heading 5 Char"/>
-    <w:basedOn w:val="DefaultParagraphFont"/>
-    <w:link w:val="Heading5"/>
-    <w:uiPriority w:val="9"/>
-    <w:semiHidden/>
-    <w:rsid w:val="00A10FD9"/>
-    <w:rPr>
-      <w:rFonts w:cstheme="majorBidi" w:eastAsiaTheme="majorEastAsia"/>
-      <w:color w:themeColor="accent1" w:themeShade="BF" w:val="0F4761"/>
-    </w:rPr>
-  </w:style>
-  <w:style w:customStyle="1" w:styleId="Heading6Char" w:type="character">
-    <w:name w:val="Heading 6 Char"/>
-    <w:basedOn w:val="DefaultParagraphFont"/>
-    <w:link w:val="Heading6"/>
-    <w:uiPriority w:val="9"/>
-    <w:semiHidden/>
-    <w:rsid w:val="00A10FD9"/>
-    <w:rPr>
-      <w:rFonts w:cstheme="majorBidi" w:eastAsiaTheme="majorEastAsia"/>
-      <w:i/>
-      <w:iCs/>
-      <w:color w:themeColor="text1" w:themeTint="A6" w:val="595959"/>
-    </w:rPr>
-  </w:style>
-  <w:style w:customStyle="1" w:styleId="Heading7Char" w:type="character">
-    <w:name w:val="Heading 7 Char"/>
-    <w:basedOn w:val="DefaultParagraphFont"/>
-    <w:link w:val="Heading7"/>
-    <w:uiPriority w:val="9"/>
-    <w:semiHidden/>
-    <w:rsid w:val="00A10FD9"/>
-    <w:rPr>
-      <w:rFonts w:cstheme="majorBidi" w:eastAsiaTheme="majorEastAsia"/>
-      <w:color w:themeColor="text1" w:themeTint="A6" w:val="595959"/>
-    </w:rPr>
-  </w:style>
-  <w:style w:customStyle="1" w:styleId="Heading8Char" w:type="character">
-    <w:name w:val="Heading 8 Char"/>
-    <w:basedOn w:val="DefaultParagraphFont"/>
-    <w:link w:val="Heading8"/>
-    <w:uiPriority w:val="9"/>
-    <w:semiHidden/>
-    <w:rsid w:val="00A10FD9"/>
-    <w:rPr>
-      <w:rFonts w:cstheme="majorBidi" w:eastAsiaTheme="majorEastAsia"/>
-      <w:i/>
-      <w:iCs/>
-      <w:color w:themeColor="text1" w:themeTint="D8" w:val="272727"/>
-    </w:rPr>
-  </w:style>
-  <w:style w:customStyle="1" w:styleId="Heading9Char" w:type="character">
-    <w:name w:val="Heading 9 Char"/>
-    <w:basedOn w:val="DefaultParagraphFont"/>
-    <w:link w:val="Heading9"/>
-    <w:uiPriority w:val="9"/>
-    <w:semiHidden/>
-    <w:rsid w:val="00A10FD9"/>
-    <w:rPr>
-      <w:rFonts w:cstheme="majorBidi" w:eastAsiaTheme="majorEastAsia"/>
-      <w:color w:themeColor="text1" w:themeTint="D8" w:val="272727"/>
+      <w:color w:themeColor="accent1" w:val="4F81BD"/>
+      <w:sz w:val="24"/>
+      <w:szCs w:val="24"/>
     </w:rPr>
   </w:style>
   <w:style w:styleId="BlockText" w:type="paragraph">
@@ -10413,18 +10385,6 @@
     <w:unhideWhenUsed/>
     <w:qFormat/>
   </w:style>
-  <w:style w:styleId="FootnoteBlockText" w:type="paragraph">
-    <w:name w:val="Footnote Block Text"/>
-    <w:basedOn w:val="FootnoteText"/>
-    <w:next w:val="FootnoteText"/>
-    <w:uiPriority w:val="9"/>
-    <w:unhideWhenUsed/>
-    <w:qFormat/>
-    <w:pPr>
-      <w:spacing w:after="100" w:before="100"/>
-      <w:ind w:firstLine="0" w:left="480" w:right="480"/>
-    </w:pPr>
-  </w:style>
   <w:style w:default="1" w:styleId="DefaultParagraphFont" w:type="character">
     <w:name w:val="Default Paragraph Font"/>
     <w:semiHidden/>
@@ -10446,11 +10406,18 @@
       </w:tblCellMar>
     </w:tblPr>
     <w:tblStylePr w:type="firstRow">
+      <w:tblPr>
+        <w:jc w:val="left"/>
+        <w:tblInd w:type="dxa" w:w="0"/>
+      </w:tblPr>
+      <w:trPr>
+        <w:jc w:val="left"/>
+      </w:trPr>
       <w:tcPr>
+        <w:vAlign w:val="bottom"/>
         <w:tcBorders>
           <w:bottom w:val="single"/>
         </w:tcBorders>
-        <w:vAlign w:val="bottom"/>
       </w:tcPr>
     </w:tblStylePr>
   </w:style>
@@ -10565,8 +10532,8 @@
     <w:name w:val="KeywordTok"/>
     <w:basedOn w:val="VerbatimChar"/>
     <w:rPr>
+      <w:color w:val="007020"/>
       <w:b/>
-      <w:color w:val="007020"/>
     </w:rPr>
   </w:style>
   <w:style w:type="character" w:customStyle="1" w:styleId="DataTypeTok">
@@ -10643,42 +10610,42 @@
     <w:name w:val="ImportTok"/>
     <w:basedOn w:val="VerbatimChar"/>
     <w:rPr>
+      <w:color w:val="008000"/>
       <w:b/>
-      <w:color w:val="008000"/>
     </w:rPr>
   </w:style>
   <w:style w:type="character" w:customStyle="1" w:styleId="CommentTok">
     <w:name w:val="CommentTok"/>
     <w:basedOn w:val="VerbatimChar"/>
     <w:rPr>
+      <w:color w:val="60a0b0"/>
       <w:i/>
-      <w:color w:val="60a0b0"/>
     </w:rPr>
   </w:style>
   <w:style w:type="character" w:customStyle="1" w:styleId="DocumentationTok">
     <w:name w:val="DocumentationTok"/>
     <w:basedOn w:val="VerbatimChar"/>
     <w:rPr>
+      <w:color w:val="ba2121"/>
       <w:i/>
-      <w:color w:val="ba2121"/>
     </w:rPr>
   </w:style>
   <w:style w:type="character" w:customStyle="1" w:styleId="AnnotationTok">
     <w:name w:val="AnnotationTok"/>
     <w:basedOn w:val="VerbatimChar"/>
     <w:rPr>
+      <w:color w:val="60a0b0"/>
       <w:b/>
       <w:i/>
-      <w:color w:val="60a0b0"/>
     </w:rPr>
   </w:style>
   <w:style w:type="character" w:customStyle="1" w:styleId="CommentVarTok">
     <w:name w:val="CommentVarTok"/>
     <w:basedOn w:val="VerbatimChar"/>
     <w:rPr>
+      <w:color w:val="60a0b0"/>
       <w:b/>
       <w:i/>
-      <w:color w:val="60a0b0"/>
     </w:rPr>
   </w:style>
   <w:style w:type="character" w:customStyle="1" w:styleId="OtherTok">
@@ -10706,8 +10673,8 @@
     <w:name w:val="ControlFlowTok"/>
     <w:basedOn w:val="VerbatimChar"/>
     <w:rPr>
+      <w:color w:val="007020"/>
       <w:b/>
-      <w:color w:val="007020"/>
     </w:rPr>
   </w:style>
   <w:style w:type="character" w:customStyle="1" w:styleId="OperatorTok">
@@ -10752,34 +10719,34 @@
     <w:name w:val="InformationTok"/>
     <w:basedOn w:val="VerbatimChar"/>
     <w:rPr>
+      <w:color w:val="60a0b0"/>
       <w:b/>
       <w:i/>
-      <w:color w:val="60a0b0"/>
     </w:rPr>
   </w:style>
   <w:style w:type="character" w:customStyle="1" w:styleId="WarningTok">
     <w:name w:val="WarningTok"/>
     <w:basedOn w:val="VerbatimChar"/>
     <w:rPr>
+      <w:color w:val="60a0b0"/>
       <w:b/>
       <w:i/>
-      <w:color w:val="60a0b0"/>
     </w:rPr>
   </w:style>
   <w:style w:type="character" w:customStyle="1" w:styleId="AlertTok">
     <w:name w:val="AlertTok"/>
     <w:basedOn w:val="VerbatimChar"/>
     <w:rPr>
+      <w:color w:val="ff0000"/>
       <w:b/>
-      <w:color w:val="ff0000"/>
     </w:rPr>
   </w:style>
   <w:style w:type="character" w:customStyle="1" w:styleId="ErrorTok">
     <w:name w:val="ErrorTok"/>
     <w:basedOn w:val="VerbatimChar"/>
     <w:rPr>
+      <w:color w:val="ff0000"/>
       <w:b/>
-      <w:color w:val="ff0000"/>
     </w:rPr>
   </w:style>
   <w:style w:type="character" w:customStyle="1" w:styleId="NormalTok">
@@ -10801,44 +10768,44 @@
         <a:sysClr val="window" lastClr="FFFFFF"/>
       </a:lt1>
       <a:dk2>
-        <a:srgbClr val="0E2841"/>
+        <a:srgbClr val="1F497D"/>
       </a:dk2>
       <a:lt2>
-        <a:srgbClr val="E8E8E8"/>
+        <a:srgbClr val="EEECE1"/>
       </a:lt2>
       <a:accent1>
-        <a:srgbClr val="156082"/>
+        <a:srgbClr val="4F81BD"/>
       </a:accent1>
       <a:accent2>
-        <a:srgbClr val="E97132"/>
+        <a:srgbClr val="C0504D"/>
       </a:accent2>
       <a:accent3>
-        <a:srgbClr val="196B24"/>
+        <a:srgbClr val="9BBB59"/>
       </a:accent3>
       <a:accent4>
-        <a:srgbClr val="0F9ED5"/>
+        <a:srgbClr val="8064A2"/>
       </a:accent4>
       <a:accent5>
-        <a:srgbClr val="A02B93"/>
+        <a:srgbClr val="4BACC6"/>
       </a:accent5>
       <a:accent6>
-        <a:srgbClr val="4EA72E"/>
+        <a:srgbClr val="F79646"/>
       </a:accent6>
       <a:hlink>
-        <a:srgbClr val="467886"/>
+        <a:srgbClr val="0000FF"/>
       </a:hlink>
       <a:folHlink>
-        <a:srgbClr val="96607D"/>
+        <a:srgbClr val="800080"/>
       </a:folHlink>
     </a:clrScheme>
     <a:fontScheme name="Office">
       <a:majorFont>
-        <a:latin typeface="Aptos Display" panose="02110004020202020204"/>
+        <a:latin typeface="Calibri"/>
         <a:ea typeface=""/>
         <a:cs typeface=""/>
-        <a:font script="Jpan" typeface="游ゴシック Light"/>
+        <a:font script="Jpan" typeface="ＭＳ ゴシック"/>
         <a:font script="Hang" typeface="맑은 고딕"/>
-        <a:font script="Hans" typeface="等线 Light"/>
+        <a:font script="Hans" typeface="宋体"/>
         <a:font script="Hant" typeface="新細明體"/>
         <a:font script="Arab" typeface="Times New Roman"/>
         <a:font script="Hebr" typeface="Times New Roman"/>
@@ -10865,32 +10832,14 @@
         <a:font script="Mong" typeface="Mongolian Baiti"/>
         <a:font script="Viet" typeface="Times New Roman"/>
         <a:font script="Uigh" typeface="Microsoft Uighur"/>
-        <a:font script="Geor" typeface="Sylfaen"/>
-        <a:font script="Armn" typeface="Arial"/>
-        <a:font script="Bugi" typeface="Leelawadee UI"/>
-        <a:font script="Bopo" typeface="Microsoft JhengHei"/>
-        <a:font script="Java" typeface="Javanese Text"/>
-        <a:font script="Lisu" typeface="Segoe UI"/>
-        <a:font script="Mymr" typeface="Myanmar Text"/>
-        <a:font script="Nkoo" typeface="Ebrima"/>
-        <a:font script="Olck" typeface="Nirmala UI"/>
-        <a:font script="Osma" typeface="Ebrima"/>
-        <a:font script="Phag" typeface="Phagspa"/>
-        <a:font script="Syrn" typeface="Estrangelo Edessa"/>
-        <a:font script="Syrj" typeface="Estrangelo Edessa"/>
-        <a:font script="Syre" typeface="Estrangelo Edessa"/>
-        <a:font script="Sora" typeface="Nirmala UI"/>
-        <a:font script="Tale" typeface="Microsoft Tai Le"/>
-        <a:font script="Talu" typeface="Microsoft New Tai Lue"/>
-        <a:font script="Tfng" typeface="Ebrima"/>
       </a:majorFont>
       <a:minorFont>
-        <a:latin typeface="Aptos" panose="02110004020202020204"/>
+        <a:latin typeface="Cambria"/>
         <a:ea typeface=""/>
         <a:cs typeface=""/>
-        <a:font script="Jpan" typeface="游明朝"/>
+        <a:font script="Jpan" typeface="ＭＳ 明朝"/>
         <a:font script="Hang" typeface="맑은 고딕"/>
-        <a:font script="Hans" typeface="等线"/>
+        <a:font script="Hans" typeface="宋体"/>
         <a:font script="Hant" typeface="新細明體"/>
         <a:font script="Arab" typeface="Arial"/>
         <a:font script="Hebr" typeface="Arial"/>
@@ -10917,24 +10866,6 @@
         <a:font script="Mong" typeface="Mongolian Baiti"/>
         <a:font script="Viet" typeface="Arial"/>
         <a:font script="Uigh" typeface="Microsoft Uighur"/>
-        <a:font script="Geor" typeface="Sylfaen"/>
-        <a:font script="Armn" typeface="Arial"/>
-        <a:font script="Bugi" typeface="Leelawadee UI"/>
-        <a:font script="Bopo" typeface="Microsoft JhengHei"/>
-        <a:font script="Java" typeface="Javanese Text"/>
-        <a:font script="Lisu" typeface="Segoe UI"/>
-        <a:font script="Mymr" typeface="Myanmar Text"/>
-        <a:font script="Nkoo" typeface="Ebrima"/>
-        <a:font script="Olck" typeface="Nirmala UI"/>
-        <a:font script="Osma" typeface="Ebrima"/>
-        <a:font script="Phag" typeface="Phagspa"/>
-        <a:font script="Syrn" typeface="Estrangelo Edessa"/>
-        <a:font script="Syrj" typeface="Estrangelo Edessa"/>
-        <a:font script="Syre" typeface="Estrangelo Edessa"/>
-        <a:font script="Sora" typeface="Nirmala UI"/>
-        <a:font script="Tale" typeface="Microsoft Tai Le"/>
-        <a:font script="Talu" typeface="Microsoft New Tai Lue"/>
-        <a:font script="Tfng" typeface="Ebrima"/>
       </a:minorFont>
     </a:fontScheme>
     <a:fmtScheme name="Office">
@@ -10946,141 +10877,200 @@
           <a:gsLst>
             <a:gs pos="0">
               <a:schemeClr val="phClr">
-                <a:lumMod val="110000"/>
-                <a:satMod val="105000"/>
-                <a:tint val="67000"/>
+                <a:tint val="50000"/>
+                <a:satMod val="300000"/>
               </a:schemeClr>
             </a:gs>
-            <a:gs pos="50000">
+            <a:gs pos="35000">
               <a:schemeClr val="phClr">
-                <a:lumMod val="105000"/>
-                <a:satMod val="103000"/>
-                <a:tint val="73000"/>
+                <a:tint val="37000"/>
+                <a:satMod val="300000"/>
               </a:schemeClr>
             </a:gs>
             <a:gs pos="100000">
               <a:schemeClr val="phClr">
-                <a:lumMod val="105000"/>
-                <a:satMod val="109000"/>
-                <a:tint val="81000"/>
+                <a:tint val="15000"/>
+                <a:satMod val="350000"/>
               </a:schemeClr>
             </a:gs>
           </a:gsLst>
-          <a:lin ang="5400000" scaled="0"/>
+          <a:lin ang="16200000" scaled="1"/>
         </a:gradFill>
         <a:gradFill rotWithShape="1">
           <a:gsLst>
             <a:gs pos="0">
               <a:schemeClr val="phClr">
-                <a:satMod val="103000"/>
-                <a:lumMod val="102000"/>
-                <a:tint val="94000"/>
-              </a:schemeClr>
-            </a:gs>
-            <a:gs pos="50000">
-              <a:schemeClr val="phClr">
-                <a:satMod val="110000"/>
-                <a:lumMod val="100000"/>
+                <a:tint val="100000"/>
                 <a:shade val="100000"/>
+                <a:satMod val="130000"/>
               </a:schemeClr>
             </a:gs>
             <a:gs pos="100000">
               <a:schemeClr val="phClr">
-                <a:lumMod val="99000"/>
-                <a:satMod val="120000"/>
-                <a:shade val="78000"/>
+                <a:tint val="50000"/>
+                <a:shade val="100000"/>
+                <a:satMod val="350000"/>
               </a:schemeClr>
             </a:gs>
           </a:gsLst>
-          <a:lin ang="5400000" scaled="0"/>
+          <a:lin ang="16200000" scaled="0"/>
         </a:gradFill>
       </a:fillStyleLst>
       <a:lnStyleLst>
-        <a:ln w="6350" cap="flat" cmpd="sng" algn="ctr">
+        <a:ln w="9525" cap="flat" cmpd="sng" algn="ctr">
+          <a:solidFill>
+            <a:schemeClr val="phClr">
+              <a:shade val="95000"/>
+              <a:satMod val="105000"/>
+            </a:schemeClr>
+          </a:solidFill>
+          <a:prstDash val="solid"/>
+        </a:ln>
+        <a:ln w="25400" cap="flat" cmpd="sng" algn="ctr">
           <a:solidFill>
             <a:schemeClr val="phClr"/>
           </a:solidFill>
           <a:prstDash val="solid"/>
-          <a:miter lim="800000"/>
         </a:ln>
-        <a:ln w="12700" cap="flat" cmpd="sng" algn="ctr">
+        <a:ln w="38100" cap="flat" cmpd="sng" algn="ctr">
           <a:solidFill>
             <a:schemeClr val="phClr"/>
           </a:solidFill>
           <a:prstDash val="solid"/>
-          <a:miter lim="800000"/>
-        </a:ln>
-        <a:ln w="19050" cap="flat" cmpd="sng" algn="ctr">
-          <a:solidFill>
-            <a:schemeClr val="phClr"/>
-          </a:solidFill>
-          <a:prstDash val="solid"/>
-          <a:miter lim="800000"/>
         </a:ln>
       </a:lnStyleLst>
       <a:effectStyleLst>
         <a:effectStyle>
-          <a:effectLst/>
-        </a:effectStyle>
-        <a:effectStyle>
-          <a:effectLst/>
+          <a:effectLst>
+            <a:outerShdw blurRad="40000" dist="20000" dir="5400000" rotWithShape="0">
+              <a:srgbClr val="000000">
+                <a:alpha val="38000"/>
+              </a:srgbClr>
+            </a:outerShdw>
+          </a:effectLst>
         </a:effectStyle>
         <a:effectStyle>
           <a:effectLst>
-            <a:outerShdw blurRad="57150" dist="19050" dir="5400000" algn="ctr" rotWithShape="0">
+            <a:outerShdw blurRad="40000" dist="23000" dir="5400000" rotWithShape="0">
               <a:srgbClr val="000000">
-                <a:alpha val="63000"/>
+                <a:alpha val="35000"/>
               </a:srgbClr>
             </a:outerShdw>
           </a:effectLst>
+        </a:effectStyle>
+        <a:effectStyle>
+          <a:effectLst>
+            <a:outerShdw blurRad="40000" dist="23000" dir="5400000" rotWithShape="0">
+              <a:srgbClr val="000000">
+                <a:alpha val="35000"/>
+              </a:srgbClr>
+            </a:outerShdw>
+          </a:effectLst>
+          <a:scene3d>
+            <a:camera prst="orthographicFront">
+              <a:rot lat="0" lon="0" rev="0"/>
+            </a:camera>
+            <a:lightRig rig="threePt" dir="t">
+              <a:rot lat="0" lon="0" rev="1200000"/>
+            </a:lightRig>
+          </a:scene3d>
+          <a:sp3d>
+            <a:bevelT w="63500" h="25400"/>
+          </a:sp3d>
         </a:effectStyle>
       </a:effectStyleLst>
       <a:bgFillStyleLst>
         <a:solidFill>
           <a:schemeClr val="phClr"/>
         </a:solidFill>
-        <a:solidFill>
-          <a:schemeClr val="phClr">
-            <a:tint val="95000"/>
-            <a:satMod val="170000"/>
-          </a:schemeClr>
-        </a:solidFill>
         <a:gradFill rotWithShape="1">
           <a:gsLst>
             <a:gs pos="0">
               <a:schemeClr val="phClr">
-                <a:tint val="93000"/>
-                <a:satMod val="150000"/>
-                <a:shade val="98000"/>
-                <a:lumMod val="102000"/>
+                <a:tint val="40000"/>
+                <a:satMod val="350000"/>
               </a:schemeClr>
             </a:gs>
-            <a:gs pos="50000">
+            <a:gs pos="40000">
               <a:schemeClr val="phClr">
-                <a:tint val="98000"/>
-                <a:satMod val="130000"/>
-                <a:shade val="90000"/>
-                <a:lumMod val="103000"/>
+                <a:tint val="45000"/>
+                <a:shade val="99000"/>
+                <a:satMod val="350000"/>
               </a:schemeClr>
             </a:gs>
             <a:gs pos="100000">
               <a:schemeClr val="phClr">
-                <a:shade val="63000"/>
-                <a:satMod val="120000"/>
+                <a:shade val="20000"/>
+                <a:satMod val="255000"/>
               </a:schemeClr>
             </a:gs>
           </a:gsLst>
-          <a:lin ang="5400000" scaled="0"/>
+          <a:path path="circle">
+            <a:fillToRect l="50000" t="-80000" r="50000" b="180000"/>
+          </a:path>
+        </a:gradFill>
+        <a:gradFill rotWithShape="1">
+          <a:gsLst>
+            <a:gs pos="0">
+              <a:schemeClr val="phClr">
+                <a:tint val="80000"/>
+                <a:satMod val="300000"/>
+              </a:schemeClr>
+            </a:gs>
+            <a:gs pos="100000">
+              <a:schemeClr val="phClr">
+                <a:shade val="30000"/>
+                <a:satMod val="200000"/>
+              </a:schemeClr>
+            </a:gs>
+          </a:gsLst>
+          <a:path path="circle">
+            <a:fillToRect l="50000" t="50000" r="50000" b="50000"/>
+          </a:path>
         </a:gradFill>
       </a:bgFillStyleLst>
     </a:fmtScheme>
   </a:themeElements>
-  <a:objectDefaults/>
+  <a:objectDefaults>
+    <a:spDef>
+      <a:spPr/>
+      <a:bodyPr/>
+      <a:lstStyle/>
+      <a:style>
+        <a:lnRef idx="1">
+          <a:schemeClr val="accent1"/>
+        </a:lnRef>
+        <a:fillRef idx="3">
+          <a:schemeClr val="accent1"/>
+        </a:fillRef>
+        <a:effectRef idx="2">
+          <a:schemeClr val="accent1"/>
+        </a:effectRef>
+        <a:fontRef idx="minor">
+          <a:schemeClr val="lt1"/>
+        </a:fontRef>
+      </a:style>
+    </a:spDef>
+    <a:lnDef>
+      <a:spPr/>
+      <a:bodyPr/>
+      <a:lstStyle/>
+      <a:style>
+        <a:lnRef idx="2">
+          <a:schemeClr val="accent1"/>
+        </a:lnRef>
+        <a:fillRef idx="0">
+          <a:schemeClr val="accent1"/>
+        </a:fillRef>
+        <a:effectRef idx="1">
+          <a:schemeClr val="accent1"/>
+        </a:effectRef>
+        <a:fontRef idx="minor">
+          <a:schemeClr val="tx1"/>
+        </a:fontRef>
+      </a:style>
+    </a:lnDef>
+  </a:objectDefaults>
   <a:extraClrSchemeLst/>
-  <a:extLst>
-    <a:ext uri="{05A4C25C-085E-4340-85A3-A5531E510DB2}">
-      <thm15:themeFamily xmlns:thm15="http://schemas.microsoft.com/office/thememl/2012/main" name="Office Theme" id="{2E142A2C-CD16-42D6-873A-C26D2A0506FA}" vid="{1BDDFF52-6CD6-40A5-AB3C-68EB2F1E4D0A}"/>
-    </a:ext>
-  </a:extLst>
 </a:theme>
 </file>
--- a/artigo.docx
+++ b/artigo.docx
@@ -185,7 +185,7 @@
         <w:pStyle w:val="BodyText"/>
       </w:pPr>
       <w:r>
-        <w:t xml:space="preserve">Este artigo analisa como padrões bibliométricos e evidências temáticas sobre manutenção predial sustentável podem fundamentar um protocolo multicritério adaptável às edificações públicas universitárias. Foi conduzida uma revisão integrativa sistematizada, com mapeamento bibliométrico e síntese temática, nas bases Scopus, Web of Science e Crossref, entre 2010 e 2026. A estrutura do campo foi examinada em 372 registros com maior aderência e suficiência documental; a triagem e a auditoria resultaram em 104 registros para a síntese temática. O campo transita de um vocabulário centrado em eficiência, desempenho e edificações verdes para outro associado a BIM,</w:t>
+        <w:t xml:space="preserve">Este artigo analisa como padrões bibliométricos e evidências temáticas sobre manutenção predial sustentável podem fundamentar um protocolo multicritério adaptável às edificações públicas universitárias. Foi conduzida uma revisão integrativa sistematizada, com mapeamento bibliométrico e síntese temática, nas bases Scopus, Web of Science e Crossref, entre 2010 e 2026. A estrutura do campo foi examinada em 372 registros com maior aderência e suficiência documental; a triagem e a auditoria resultaram em 104 registros para a síntese temática. Como a busca original capturou inteligência artificial e aprendizado de máquina apenas incidentalmente, uma busca complementar de sensibilidade dedicada a esse tema foi conduzida nas mesmas três bases; após deduplicação e auditoria com os mesmos critérios de elegibilidade, o núcleo temático foi ampliado para 121 registros. O campo transita de um vocabulário centrado em eficiência, desempenho e edificações verdes para outro associado a BIM,</w:t>
       </w:r>
       <w:r>
         <w:t xml:space="preserve"> </w:t>
@@ -198,7 +198,7 @@
         <w:t xml:space="preserve">digital twins</w:t>
       </w:r>
       <w:r>
-        <w:t xml:space="preserve">, carbono, ciclo de vida e manutenção preditiva. No núcleo temático, destacaram-se as dimensões técnica-operacional, institucional e ambiental e os critérios desempenho operacional, informação, custo, vida útil e energia. Métodos multicritério formalmente nomeados foram menos frequentes que estruturas genéricas de apoio à decisão. Apenas 12 registros apresentaram lacunas específicas para instituições públicas de ensino superior. Como contribuição, propõe-se uma matriz analítica conceitual, informada pela síntese da literatura, convertida em protocolo operacional candidato com indicadores, fontes de dados, periodicidade, direção de preferência e regras de veto. Pesos e funções de agregação não são derivados das frequências documentais e dependem de validação posterior.</w:t>
+        <w:t xml:space="preserve">, carbono, ciclo de vida, manutenção preditiva e, de forma ainda emergente, aprendizado de máquina. No núcleo temático, destacaram-se as dimensões técnica-operacional, institucional e ambiental e os critérios desempenho operacional, informação, custo, vida útil e energia. Métodos multicritério formalmente nomeados foram menos frequentes que estruturas genéricas de apoio à decisão; a presença documental de inteligência artificial não constitui evidência de maturidade institucional de adoção. Apenas 12 registros apresentaram lacunas específicas para instituições públicas de ensino superior. Como contribuição, propõe-se uma matriz analítica conceitual, informada pela síntese da literatura, convertida em protocolo operacional candidato com indicadores, fontes de dados, periodicidade, direção de preferência e regras de veto. Pesos e funções de agregação não são derivados das frequências documentais e dependem de validação posterior.</w:t>
       </w:r>
     </w:p>
     <w:p>
@@ -236,7 +236,7 @@
         <w:pStyle w:val="BodyText"/>
       </w:pPr>
       <w:r>
-        <w:t xml:space="preserve">This article examines how bibliometric patterns and thematic evidence on sustainable building maintenance can support a multi-criteria protocol adaptable to public university buildings. A systematized integrative review with bibliometric mapping and thematic synthesis was conducted in Scopus, Web of Science, and Crossref from 2010 to 2026. The field structure was examined through 372 records with stronger relevance and documentary sufficiency; screening and auditing produced 104 records for thematic synthesis. The field is shifting from a vocabulary centered on efficiency, performance, and green buildings toward BIM, digital twins, carbon, life cycle, and predictive maintenance. Technical-operational, institutional, and environmental dimensions were prominent in the thematic core, as were operational performance, information, cost, service life, and energy. Formally named multi-criteria methods were less frequent than generic decision-support frameworks. Only 12 records reported gaps specific to public higher education institutions. The study contributes a conceptual analytical matrix informed by the literature synthesis and translated into a candidate operational protocol with indicators, data sources, periodicity, preference direction, and veto rules. Weights and aggregation functions are not derived from documentary frequencies and require subsequent validation.</w:t>
+        <w:t xml:space="preserve">This article examines how bibliometric patterns and thematic evidence on sustainable building maintenance can support a multi-criteria protocol adaptable to public university buildings. A systematized integrative review with bibliometric mapping and thematic synthesis was conducted in Scopus, Web of Science, and Crossref from 2010 to 2026. The field structure was examined through 372 records with stronger relevance and documentary sufficiency; screening and auditing produced 104 records for thematic synthesis. Because the original search captured artificial intelligence and machine learning only incidentally, a complementary sensitivity search dedicated to that theme was conducted in the same three databases; after deduplication and auditing under the same eligibility criteria, the thematic core was expanded to 121 records. The field is shifting from a vocabulary centered on efficiency, performance, and green buildings toward BIM, digital twins, carbon, life cycle, predictive maintenance, and, still emergent, machine learning. Technical-operational, institutional, and environmental dimensions were prominent in the thematic core, as were operational performance, information, cost, service life, and energy. Formally named multi-criteria methods were less frequent than generic decision-support frameworks; documentary presence of artificial intelligence does not constitute evidence of institutional adoption maturity. Only 12 records reported gaps specific to public higher education institutions. The study contributes a conceptual analytical matrix informed by the literature synthesis and translated into a candidate operational protocol with indicators, data sources, periodicity, preference direction, and veto rules. Weights and aggregation functions are not derived from documentary frequencies and require subsequent validation.</w:t>
       </w:r>
     </w:p>
     <w:p>
@@ -893,7 +893,7 @@
       </w:r>
     </w:p>
     <w:bookmarkEnd w:id="21"/>
-    <w:bookmarkStart w:id="25" w:name="sec:metodologia"/>
+    <w:bookmarkStart w:id="26" w:name="sec:metodologia"/>
     <w:p>
       <w:pPr>
         <w:pStyle w:val="Heading1"/>
@@ -3625,8 +3625,158 @@
       </w:r>
     </w:p>
     <w:bookmarkEnd w:id="24"/>
+    <w:bookmarkStart w:id="25" w:name="sec:buscaia"/>
+    <w:p>
+      <w:pPr>
+        <w:pStyle w:val="Heading2"/>
+      </w:pPr>
+      <w:r>
+        <w:t xml:space="preserve">Busca complementar de sensibilidade para inteligência artificial e aprendizado de máquina</w:t>
+      </w:r>
+    </w:p>
+    <w:p>
+      <w:pPr>
+        <w:pStyle w:val="FirstParagraph"/>
+      </w:pPr>
+      <w:r>
+        <w:t xml:space="preserve">As quatro expressões booleanas do núcleo original (Tabela </w:t>
+      </w:r>
+      <w:hyperlink w:anchor="tab:estrategiabusca">
+        <w:r>
+          <w:rPr>
+            <w:rStyle w:val="Hyperlink"/>
+          </w:rPr>
+          <w:t xml:space="preserve">[tab:estrategiabusca]</w:t>
+        </w:r>
+      </w:hyperlink>
+      <w:r>
+        <w:t xml:space="preserve">) recuperaram inteligência artificial (IA) e aprendizado de máquina apenas de forma incidental: nenhuma pergunta de pesquisa das seis originais (RQ0 a RQ5) continha dicionário de termos dedicado ao tema, e o método de decisão nomeado mais próximo (RQ3) cobre exclusivamente instrumentos multicritério, como MCDM, AHP e TOPSIS. Para verificar se essa lacuna subestimava a presença do tema no campo, uma busca complementar de sensibilidade foi conduzida nas mesmas três bases, com expressões voltadas explicitamente a IA e aprendizado de máquina aplicados a manutenção e gestão predial, recuperando 3.169 registros na Scopus, 1.559 na Web of Science e 2.000 no Crossref, totalizando 6.728 ocorrências brutas.</w:t>
+      </w:r>
+    </w:p>
+    <w:p>
+      <w:pPr>
+        <w:pStyle w:val="BodyText"/>
+      </w:pPr>
+      <w:r>
+        <w:t xml:space="preserve">Os registros da busca de sensibilidade foram normalizados no mesmo esquema de campos do núcleo original e deduplicados em cascata: DOI normalizado, identificador próprio de fonte, título normalizado exato e título aproximado com confirmação por ano, autor ou periódico, aplicada intra-base, entre bases e contra o corpus consolidado de 9.542 registros. Do total bruto, 359 já constavam do corpus original e 4.889 registros únicos seguiram para auditoria temática.</w:t>
+      </w:r>
+    </w:p>
+    <w:p>
+      <w:pPr>
+        <w:pStyle w:val="BodyText"/>
+      </w:pPr>
+      <w:r>
+        <w:t xml:space="preserve">Uma nova pergunta de pesquisa (RQ6), dedicada a IA e aprendizado de máquina, foi formalizada em codebook próprio, com dois níveis de termos: um conjunto que confirma isoladamente uma técnica computacional (por exemplo,</w:t>
+      </w:r>
+      <w:r>
+        <w:t xml:space="preserve"> </w:t>
+      </w:r>
+      <w:r>
+        <w:rPr>
+          <w:iCs/>
+          <w:i/>
+        </w:rPr>
+        <w:t xml:space="preserve">machine learning</w:t>
+      </w:r>
+      <w:r>
+        <w:t xml:space="preserve">,</w:t>
+      </w:r>
+      <w:r>
+        <w:t xml:space="preserve"> </w:t>
+      </w:r>
+      <w:r>
+        <w:rPr>
+          <w:iCs/>
+          <w:i/>
+        </w:rPr>
+        <w:t xml:space="preserve">neural network</w:t>
+      </w:r>
+      <w:r>
+        <w:t xml:space="preserve">,</w:t>
+      </w:r>
+      <w:r>
+        <w:t xml:space="preserve"> </w:t>
+      </w:r>
+      <w:r>
+        <w:rPr>
+          <w:iCs/>
+          <w:i/>
+        </w:rPr>
+        <w:t xml:space="preserve">random forest</w:t>
+      </w:r>
+      <w:r>
+        <w:t xml:space="preserve">,</w:t>
+      </w:r>
+      <w:r>
+        <w:t xml:space="preserve"> </w:t>
+      </w:r>
+      <w:r>
+        <w:rPr>
+          <w:iCs/>
+          <w:i/>
+        </w:rPr>
+        <w:t xml:space="preserve">large language model</w:t>
+      </w:r>
+      <w:r>
+        <w:t xml:space="preserve">) e outro de termos ambíguos que exigem contexto adicional e nunca confirmam IA isoladamente (por exemplo, manutenção preditiva, BIM,</w:t>
+      </w:r>
+      <w:r>
+        <w:t xml:space="preserve"> </w:t>
+      </w:r>
+      <w:r>
+        <w:rPr>
+          <w:iCs/>
+          <w:i/>
+        </w:rPr>
+        <w:t xml:space="preserve">digital twin</w:t>
+      </w:r>
+      <w:r>
+        <w:t xml:space="preserve">, IoT e</w:t>
+      </w:r>
+      <w:r>
+        <w:t xml:space="preserve"> </w:t>
+      </w:r>
+      <w:r>
+        <w:rPr>
+          <w:iCs/>
+          <w:i/>
+        </w:rPr>
+        <w:t xml:space="preserve">decision tree</w:t>
+      </w:r>
+      <w:r>
+        <w:t xml:space="preserve"> </w:t>
+      </w:r>
+      <w:r>
+        <w:t xml:space="preserve">fora de contexto de algoritmo treinado). Essa distinção evita tratar manutenção preditiva, BIM ou</w:t>
+      </w:r>
+      <w:r>
+        <w:t xml:space="preserve"> </w:t>
+      </w:r>
+      <w:r>
+        <w:rPr>
+          <w:iCs/>
+          <w:i/>
+        </w:rPr>
+        <w:t xml:space="preserve">digital twin</w:t>
+      </w:r>
+      <w:r>
+        <w:t xml:space="preserve"> </w:t>
+      </w:r>
+      <w:r>
+        <w:t xml:space="preserve">como sinônimos de IA, prática observada como risco metodológico na literatura correlata. Os 4.889 registros foram classificados, sem amostragem, em seis classes de evidência de IA/aprendizado de máquina; os registros sem resumo disponível na fonte (concentrados no Crossref) receberam nível de confiança rebaixado por definição.</w:t>
+      </w:r>
+    </w:p>
+    <w:p>
+      <w:pPr>
+        <w:pStyle w:val="BodyText"/>
+      </w:pPr>
+      <w:r>
+        <w:t xml:space="preserve">Os registros com aplicação de IA/aprendizado de máquina confirmada foram submetidos ao mesmo critério de elegibilidade do núcleo original (objeto predial e sustentabilidade obrigatórios). Revisão individual de título e resumo removeu, em seguida, oito candidatos cuja aplicação, apesar de tecnicamente confirmada, ocorria em domínio industrial, aeroespacial ou veicular sem relação com edificações. Sete registros já pertencentes ao núcleo original, previamente classificados como secundários ou excluídos por um dicionário que não reconhecia IA, foram reavaliados sob a RQ6: cinco foram promovidos ao núcleo principal e dois permaneceram secundários, por não apresentarem, no resumo disponível, relação explícita com manutenção predial. Ao final, 17 registros passaram a integrar o núcleo temático, elevando-o de 104 para 121 registros, com extração qualitativa de dimensões, critérios, métodos e contexto realizada sob o mesmo vocabulário fechado e os mesmos procedimentos do núcleo original, sem leitura de texto completo.</w:t>
+      </w:r>
+    </w:p>
     <w:bookmarkEnd w:id="25"/>
-    <w:bookmarkStart w:id="38" w:name="sec:bibliometriaampliada"/>
+    <w:bookmarkEnd w:id="26"/>
+    <w:bookmarkStart w:id="39" w:name="sec:bibliometriaampliada"/>
     <w:p>
       <w:pPr>
         <w:pStyle w:val="Heading1"/>
@@ -3640,7 +3790,18 @@
         <w:pStyle w:val="FirstParagraph"/>
       </w:pPr>
       <w:r>
-        <w:t xml:space="preserve">A camada bibliométrica ampliada utilizou os 372 registros classificados no estrato de núcleo forte. Esse estrato exige aderência simultânea ao objeto predial, à manutenção ou gestão, à sustentabilidade e à presença de método, dados ou resultados, além de resumo suficiente e ausência de sinal forte de exclusão. O conjunto foi utilizado para representar a estrutura do campo; o núcleo de 104 registros permaneceu reservado à síntese temática diretamente alinhada às perguntas de pesquisa. Dos 372 registros, todos possuíam título, ano, fonte e resumo, 329 (88,4%) continham palavras-chave, 327 (87,9%) tinham DOI e 91 (24,5%) apresentavam autores. A ausência de afiliações e referências citadas impediu, respectivamente, a construção de uma rede de colaboração representativa e o acoplamento bibliográfico.</w:t>
+        <w:t xml:space="preserve">A camada bibliométrica ampliada utilizou os 372 registros classificados no estrato de núcleo forte. Esse estrato exige aderência simultânea ao objeto predial, à manutenção ou gestão, à sustentabilidade e à presença de método, dados ou resultados, além de resumo suficiente e ausência de sinal forte de exclusão. O conjunto foi utilizado para representar a estrutura do campo; o núcleo de 121 registros (104 do corpus original e 17 incorporados pela busca complementar de sensibilidade para inteligência artificial e aprendizado de máquina, Seção </w:t>
+      </w:r>
+      <w:hyperlink w:anchor="sec:buscaia">
+        <w:r>
+          <w:rPr>
+            <w:rStyle w:val="Hyperlink"/>
+          </w:rPr>
+          <w:t xml:space="preserve">3.4</w:t>
+        </w:r>
+      </w:hyperlink>
+      <w:r>
+        <w:t xml:space="preserve">) permaneceu reservado à síntese temática diretamente alinhada às perguntas de pesquisa. Dos 372 registros, todos possuíam título, ano, fonte e resumo, 329 (88,4%) continham palavras-chave, 327 (87,9%) tinham DOI e 91 (24,5%) apresentavam autores. A ausência de afiliações e referências citadas impediu, respectivamente, a construção de uma rede de colaboração representativa e o acoplamento bibliográfico.</w:t>
       </w:r>
     </w:p>
     <w:p>
@@ -3793,18 +3954,18 @@
           <wp:inline>
             <wp:extent cx="5334000" cy="3494976"/>
             <wp:effectExtent b="0" l="0" r="0" t="0"/>
-            <wp:docPr descr="" title="" id="27" name="Picture"/>
+            <wp:docPr descr="" title="" id="28" name="Picture"/>
             <a:graphic>
               <a:graphicData uri="http://schemas.openxmlformats.org/drawingml/2006/picture">
                 <pic:pic>
                   <pic:nvPicPr>
-                    <pic:cNvPr descr="figuras/figura_fontes_relevantes_372.pdf" id="28" name="Picture"/>
+                    <pic:cNvPr descr="figuras/figura_fontes_relevantes_372.pdf" id="29" name="Picture"/>
                     <pic:cNvPicPr>
                       <a:picLocks noChangeArrowheads="1" noChangeAspect="1"/>
                     </pic:cNvPicPr>
                   </pic:nvPicPr>
                   <pic:blipFill>
-                    <a:blip r:embed="rId26"/>
+                    <a:blip r:embed="rId27"/>
                     <a:stretch>
                       <a:fillRect/>
                     </a:stretch>
@@ -3869,18 +4030,18 @@
           <wp:inline>
             <wp:extent cx="5334000" cy="3668794"/>
             <wp:effectExtent b="0" l="0" r="0" t="0"/>
-            <wp:docPr descr="" title="" id="30" name="Picture"/>
+            <wp:docPr descr="" title="" id="31" name="Picture"/>
             <a:graphic>
               <a:graphicData uri="http://schemas.openxmlformats.org/drawingml/2006/picture">
                 <pic:pic>
                   <pic:nvPicPr>
-                    <pic:cNvPr descr="figuras/figura_mapa_tematico_372.pdf" id="31" name="Picture"/>
+                    <pic:cNvPr descr="figuras/figura_mapa_tematico_372.pdf" id="32" name="Picture"/>
                     <pic:cNvPicPr>
                       <a:picLocks noChangeArrowheads="1" noChangeAspect="1"/>
                     </pic:cNvPicPr>
                   </pic:nvPicPr>
                   <pic:blipFill>
-                    <a:blip r:embed="rId29"/>
+                    <a:blip r:embed="rId30"/>
                     <a:stretch>
                       <a:fillRect/>
                     </a:stretch>
@@ -3945,18 +4106,18 @@
           <wp:inline>
             <wp:extent cx="5334000" cy="4280170"/>
             <wp:effectExtent b="0" l="0" r="0" t="0"/>
-            <wp:docPr descr="" title="" id="33" name="Picture"/>
+            <wp:docPr descr="" title="" id="34" name="Picture"/>
             <a:graphic>
               <a:graphicData uri="http://schemas.openxmlformats.org/drawingml/2006/picture">
                 <pic:pic>
                   <pic:nvPicPr>
-                    <pic:cNvPr descr="figuras/figura_rede_coocorrencia_372.pdf" id="34" name="Picture"/>
+                    <pic:cNvPr descr="figuras/figura_rede_coocorrencia_372.pdf" id="35" name="Picture"/>
                     <pic:cNvPicPr>
                       <a:picLocks noChangeArrowheads="1" noChangeAspect="1"/>
                     </pic:cNvPicPr>
                   </pic:nvPicPr>
                   <pic:blipFill>
-                    <a:blip r:embed="rId32"/>
+                    <a:blip r:embed="rId33"/>
                     <a:stretch>
                       <a:fillRect/>
                     </a:stretch>
@@ -4024,18 +4185,18 @@
           <wp:inline>
             <wp:extent cx="5334000" cy="4246393"/>
             <wp:effectExtent b="0" l="0" r="0" t="0"/>
-            <wp:docPr descr="" title="" id="36" name="Picture"/>
+            <wp:docPr descr="" title="" id="37" name="Picture"/>
             <a:graphic>
               <a:graphicData uri="http://schemas.openxmlformats.org/drawingml/2006/picture">
                 <pic:pic>
                   <pic:nvPicPr>
-                    <pic:cNvPr descr="figuras/figura_evolucao_tematica_372.pdf" id="37" name="Picture"/>
+                    <pic:cNvPr descr="figuras/figura_evolucao_tematica_372.pdf" id="38" name="Picture"/>
                     <pic:cNvPicPr>
                       <a:picLocks noChangeArrowheads="1" noChangeAspect="1"/>
                     </pic:cNvPicPr>
                   </pic:nvPicPr>
                   <pic:blipFill>
-                    <a:blip r:embed="rId35"/>
+                    <a:blip r:embed="rId36"/>
                     <a:stretch>
                       <a:fillRect/>
                     </a:stretch>
@@ -4091,8 +4252,8 @@
         <w:t xml:space="preserve">, carbono, ciclo de vida e manutenção preditiva. Essa transformação amplia a capacidade informacional da gestão predial, mas não elimina a lacuna identificada na síntese temática: poucos estudos documentam toda a cadeia entre indicador, ponderação, agregação, validação e decisão em instituições públicas universitárias.</w:t>
       </w:r>
     </w:p>
-    <w:bookmarkEnd w:id="38"/>
-    <w:bookmarkStart w:id="42" w:name="sec:panorama"/>
+    <w:bookmarkEnd w:id="39"/>
+    <w:bookmarkStart w:id="43" w:name="sec:panorama"/>
     <w:p>
       <w:pPr>
         <w:pStyle w:val="Heading1"/>
@@ -4106,7 +4267,18 @@
         <w:pStyle w:val="FirstParagraph"/>
       </w:pPr>
       <w:r>
-        <w:t xml:space="preserve">O núcleo final reúne 104 registros publicados entre 2011 e 2026. O período de 2019 a 2026 concentra 88 registros, correspondentes a 84,6% do núcleo, com maior frequência em 2025, quando foram identificados 25 estudos. O Gráfico </w:t>
+        <w:t xml:space="preserve">O núcleo final reúne 121 registros publicados entre 2010 e 2026, sendo 104 do corpus original e 17 incorporados pela busca complementar de sensibilidade para inteligência artificial e aprendizado de máquina (Seção </w:t>
+      </w:r>
+      <w:hyperlink w:anchor="sec:buscaia">
+        <w:r>
+          <w:rPr>
+            <w:rStyle w:val="Hyperlink"/>
+          </w:rPr>
+          <w:t xml:space="preserve">3.4</w:t>
+        </w:r>
+      </w:hyperlink>
+      <w:r>
+        <w:t xml:space="preserve">). O período de 2019 a 2026 concentra 101 registros, correspondentes a 83,5% do núcleo, com maior frequência em 2025, quando foram identificados 29 estudos. O Gráfico </w:t>
       </w:r>
       <w:hyperlink w:anchor="fig:temporal">
         <w:r>
@@ -4132,18 +4304,18 @@
           <wp:inline>
             <wp:extent cx="5334000" cy="3111500"/>
             <wp:effectExtent b="0" l="0" r="0" t="0"/>
-            <wp:docPr descr="" title="" id="40" name="Picture"/>
+            <wp:docPr descr="" title="" id="41" name="Picture"/>
             <a:graphic>
               <a:graphicData uri="http://schemas.openxmlformats.org/drawingml/2006/picture">
                 <pic:pic>
                   <pic:nvPicPr>
-                    <pic:cNvPr descr="figuras/figura09_distribuicao_temporal_nucleo_final_104.png" id="41" name="Picture"/>
+                    <pic:cNvPr descr="figuras/figura09_distribuicao_temporal_nucleo_ampliado_121.png" id="42" name="Picture"/>
                     <pic:cNvPicPr>
                       <a:picLocks noChangeArrowheads="1" noChangeAspect="1"/>
                     </pic:cNvPicPr>
                   </pic:nvPicPr>
                   <pic:blipFill>
-                    <a:blip r:embed="rId39"/>
+                    <a:blip r:embed="rId40"/>
                     <a:stretch>
                       <a:fillRect/>
                     </a:stretch>
@@ -4183,7 +4355,7 @@
         <w:pStyle w:val="BodyText"/>
       </w:pPr>
       <w:r>
-        <w:t xml:space="preserve">A deduplicação preservou todas as bases em que cada estudo foi recuperado. Entre os 104 registros únicos, 52 foram encontrados apenas na Scopus, 41 na Scopus e na Web of Science, cinco apenas na Web of Science, três nas três bases, dois na Scopus e no Crossref e um apenas no Crossref. Por essa razão, a contagem por base representa proveniência e admite respostas múltiplas: 98 registros possuem origem Scopus, 49 possuem origem Web of Science e seis possuem origem Crossref. Esses valores não são tamanhos distintos do corpus: o núcleo permanece composto por 104 registros únicos, e um mesmo registro pode ter sido recuperado em mais de uma base.</w:t>
+        <w:t xml:space="preserve">A deduplicação preservou todas as bases em que cada estudo foi recuperado. Entre os 121 registros únicos, 67 foram encontrados apenas na Scopus, 41 na Scopus e na Web of Science, sete apenas na Web of Science, três nas três bases, dois na Scopus e no Crossref e um apenas no Crossref. Por essa razão, a contagem por base representa proveniência e admite respostas múltiplas: 113 registros possuem origem Scopus, 51 possuem origem Web of Science e seis possuem origem Crossref. Esses valores não são tamanhos distintos do corpus: o núcleo permanece composto por 121 registros únicos, e um mesmo registro pode ter sido recuperado em mais de uma base. Nenhum dos 17 registros incorporados pela busca de sensibilidade teve origem exclusiva no Crossref, base em que a ausência sistemática de resumo reduziu a taxa de aprovação na triagem.</w:t>
       </w:r>
     </w:p>
     <w:p>
@@ -4375,7 +4547,7 @@
                 <w:b/>
                 <w:sz w:val="18"/>
               </w:rPr>
-              <w:t>% dos 104</w:t>
+              <w:t>% dos 121</w:t>
             </w:r>
           </w:p>
         </w:tc>
@@ -4417,7 +4589,7 @@
               <w:rPr>
                 <w:sz w:val="18"/>
               </w:rPr>
-              <w:t>98</w:t>
+              <w:t>113</w:t>
             </w:r>
           </w:p>
         </w:tc>
@@ -4430,7 +4602,7 @@
               <w:rPr>
                 <w:sz w:val="18"/>
               </w:rPr>
-              <w:t>94,2</w:t>
+              <w:t>93,4</w:t>
             </w:r>
           </w:p>
         </w:tc>
@@ -4471,7 +4643,7 @@
               <w:rPr>
                 <w:sz w:val="18"/>
               </w:rPr>
-              <w:t>49</w:t>
+              <w:t>51</w:t>
             </w:r>
           </w:p>
         </w:tc>
@@ -4484,7 +4656,7 @@
               <w:rPr>
                 <w:sz w:val="18"/>
               </w:rPr>
-              <w:t>47,1</w:t>
+              <w:t>42,1</w:t>
             </w:r>
           </w:p>
         </w:tc>
@@ -4538,7 +4710,7 @@
               <w:rPr>
                 <w:sz w:val="18"/>
               </w:rPr>
-              <w:t>5,8</w:t>
+              <w:t>5,0</w:t>
             </w:r>
           </w:p>
         </w:tc>
@@ -4579,7 +4751,7 @@
               <w:rPr>
                 <w:sz w:val="18"/>
               </w:rPr>
-              <w:t>79</w:t>
+              <w:t>90</w:t>
             </w:r>
           </w:p>
         </w:tc>
@@ -4592,7 +4764,7 @@
               <w:rPr>
                 <w:sz w:val="18"/>
               </w:rPr>
-              <w:t>76,0</w:t>
+              <w:t>74,4</w:t>
             </w:r>
           </w:p>
         </w:tc>
@@ -4633,7 +4805,7 @@
               <w:rPr>
                 <w:sz w:val="18"/>
               </w:rPr>
-              <w:t>15</w:t>
+              <w:t>20</w:t>
             </w:r>
           </w:p>
         </w:tc>
@@ -4646,7 +4818,7 @@
               <w:rPr>
                 <w:sz w:val="18"/>
               </w:rPr>
-              <w:t>14,4</w:t>
+              <w:t>16,5</w:t>
             </w:r>
           </w:p>
         </w:tc>
@@ -4687,7 +4859,7 @@
               <w:rPr>
                 <w:sz w:val="18"/>
               </w:rPr>
-              <w:t>10</w:t>
+              <w:t>11</w:t>
             </w:r>
           </w:p>
         </w:tc>
@@ -4700,7 +4872,7 @@
               <w:rPr>
                 <w:sz w:val="18"/>
               </w:rPr>
-              <w:t>9,6</w:t>
+              <w:t>9,1</w:t>
             </w:r>
           </w:p>
         </w:tc>
@@ -4720,8 +4892,8 @@
       </w:tr>
     </w:tbl>
     <w:p/>
-    <w:bookmarkEnd w:id="42"/>
-    <w:bookmarkStart w:id="46" w:name="sec:criterios"/>
+    <w:bookmarkEnd w:id="43"/>
+    <w:bookmarkStart w:id="47" w:name="sec:criterios"/>
     <w:p>
       <w:pPr>
         <w:pStyle w:val="Heading1"/>
@@ -4735,7 +4907,7 @@
         <w:pStyle w:val="FirstParagraph"/>
       </w:pPr>
       <w:r>
-        <w:t xml:space="preserve">A codificação documental identificou seis dimensões, com respostas múltiplas: técnica-operacional em 102 registros, institucional em 92, ambiental em 84, ciclo de vida em 60, econômica em 59 e social em 57. O predomínio das duas primeiras reflete também a amplitude do codebook e não demonstra aplicação empírica ou maior importância científica. A composição é compatível com a gestão de facilidades sustentável, que articula impactos ambientais, sociais e econômicos nos níveis estratégico, tático e operacional</w:t>
+        <w:t xml:space="preserve">A codificação documental identificou seis dimensões, com respostas múltiplas: técnica-operacional em 116 registros, institucional em 97, ambiental em 92, ciclo de vida em 65, econômica em 63 e social em 59. O predomínio das duas primeiras reflete também a amplitude do codebook e não demonstra aplicação empírica ou maior importância científica. A composição é compatível com a gestão de facilidades sustentável, que articula impactos ambientais, sociais e econômicos nos níveis estratégico, tático e operacional</w:t>
       </w:r>
       <w:r>
         <w:t xml:space="preserve"> </w:t>
@@ -4765,18 +4937,18 @@
           <wp:inline>
             <wp:extent cx="5334000" cy="3263152"/>
             <wp:effectExtent b="0" l="0" r="0" t="0"/>
-            <wp:docPr descr="" title="" id="44" name="Picture"/>
+            <wp:docPr descr="" title="" id="45" name="Picture"/>
             <a:graphic>
               <a:graphicData uri="http://schemas.openxmlformats.org/drawingml/2006/picture">
                 <pic:pic>
                   <pic:nvPicPr>
-                    <pic:cNvPr descr="figuras/figura12_dimensoes_sustentabilidade_nucleo_final_104.png" id="45" name="Picture"/>
+                    <pic:cNvPr descr="figuras/figura12_dimensoes_sustentabilidade_nucleo_ampliado_121.png" id="46" name="Picture"/>
                     <pic:cNvPicPr>
                       <a:picLocks noChangeArrowheads="1" noChangeAspect="1"/>
                     </pic:cNvPicPr>
                   </pic:nvPicPr>
                   <pic:blipFill>
-                    <a:blip r:embed="rId43"/>
+                    <a:blip r:embed="rId44"/>
                     <a:stretch>
                       <a:fillRect/>
                     </a:stretch>
@@ -4842,7 +5014,7 @@
         <w:pStyle w:val="BodyText"/>
       </w:pPr>
       <w:r>
-        <w:t xml:space="preserve">Desempenho operacional aparece em 93 registros, informação e dados em 76, custo em 60, vida útil em 40 e energia em 36. Condição, risco e manutenibilidade completam o núcleo técnico; conforto, segurança, satisfação, emissões, resíduos e água representam efeitos sociais e ambientais específicos.</w:t>
+        <w:t xml:space="preserve">Desempenho operacional aparece em 99 registros, informação e dados em 82, custo em 63, energia e vida útil em 44 cada. Condição física, risco e manutenibilidade completam o núcleo técnico; conforto, segurança, satisfação, emissões, resíduos e água representam efeitos sociais e ambientais específicos.</w:t>
       </w:r>
     </w:p>
     <w:tbl>
@@ -4902,7 +5074,7 @@
                 <w:b/>
                 <w:sz w:val="18"/>
               </w:rPr>
-              <w:t>% dos 104</w:t>
+              <w:t>% dos 121</w:t>
             </w:r>
           </w:p>
         </w:tc>
@@ -4930,20 +5102,20 @@
               <w:rPr>
                 <w:sz w:val="18"/>
               </w:rPr>
-              <w:t>93</w:t>
-            </w:r>
-          </w:p>
-        </w:tc>
-        <w:tc>
-          <w:tcPr>
-            <w:tcW w:type="dxa" w:w="3120"/>
-          </w:tcPr>
-          <w:p>
-            <w:r>
-              <w:rPr>
-                <w:sz w:val="18"/>
-              </w:rPr>
-              <w:t>89,4</w:t>
+              <w:t>99</w:t>
+            </w:r>
+          </w:p>
+        </w:tc>
+        <w:tc>
+          <w:tcPr>
+            <w:tcW w:type="dxa" w:w="3120"/>
+          </w:tcPr>
+          <w:p>
+            <w:r>
+              <w:rPr>
+                <w:sz w:val="18"/>
+              </w:rPr>
+              <w:t>81,8</w:t>
             </w:r>
           </w:p>
         </w:tc>
@@ -4971,20 +5143,20 @@
               <w:rPr>
                 <w:sz w:val="18"/>
               </w:rPr>
-              <w:t>76</w:t>
-            </w:r>
-          </w:p>
-        </w:tc>
-        <w:tc>
-          <w:tcPr>
-            <w:tcW w:type="dxa" w:w="3120"/>
-          </w:tcPr>
-          <w:p>
-            <w:r>
-              <w:rPr>
-                <w:sz w:val="18"/>
-              </w:rPr>
-              <w:t>73,1</w:t>
+              <w:t>82</w:t>
+            </w:r>
+          </w:p>
+        </w:tc>
+        <w:tc>
+          <w:tcPr>
+            <w:tcW w:type="dxa" w:w="3120"/>
+          </w:tcPr>
+          <w:p>
+            <w:r>
+              <w:rPr>
+                <w:sz w:val="18"/>
+              </w:rPr>
+              <w:t>67,8</w:t>
             </w:r>
           </w:p>
         </w:tc>
@@ -5012,20 +5184,20 @@
               <w:rPr>
                 <w:sz w:val="18"/>
               </w:rPr>
-              <w:t>60</w:t>
-            </w:r>
-          </w:p>
-        </w:tc>
-        <w:tc>
-          <w:tcPr>
-            <w:tcW w:type="dxa" w:w="3120"/>
-          </w:tcPr>
-          <w:p>
-            <w:r>
-              <w:rPr>
-                <w:sz w:val="18"/>
-              </w:rPr>
-              <w:t>57,7</w:t>
+              <w:t>63</w:t>
+            </w:r>
+          </w:p>
+        </w:tc>
+        <w:tc>
+          <w:tcPr>
+            <w:tcW w:type="dxa" w:w="3120"/>
+          </w:tcPr>
+          <w:p>
+            <w:r>
+              <w:rPr>
+                <w:sz w:val="18"/>
+              </w:rPr>
+              <w:t>52,1</w:t>
             </w:r>
           </w:p>
         </w:tc>
@@ -5040,33 +5212,33 @@
               <w:rPr>
                 <w:sz w:val="18"/>
               </w:rPr>
-              <w:t>Vida útil</w:t>
-            </w:r>
-          </w:p>
-        </w:tc>
-        <w:tc>
-          <w:tcPr>
-            <w:tcW w:type="dxa" w:w="3120"/>
-          </w:tcPr>
-          <w:p>
-            <w:r>
-              <w:rPr>
-                <w:sz w:val="18"/>
-              </w:rPr>
-              <w:t>40</w:t>
-            </w:r>
-          </w:p>
-        </w:tc>
-        <w:tc>
-          <w:tcPr>
-            <w:tcW w:type="dxa" w:w="3120"/>
-          </w:tcPr>
-          <w:p>
-            <w:r>
-              <w:rPr>
-                <w:sz w:val="18"/>
-              </w:rPr>
-              <w:t>38,5</w:t>
+              <w:t>Energia</w:t>
+            </w:r>
+          </w:p>
+        </w:tc>
+        <w:tc>
+          <w:tcPr>
+            <w:tcW w:type="dxa" w:w="3120"/>
+          </w:tcPr>
+          <w:p>
+            <w:r>
+              <w:rPr>
+                <w:sz w:val="18"/>
+              </w:rPr>
+              <w:t>44</w:t>
+            </w:r>
+          </w:p>
+        </w:tc>
+        <w:tc>
+          <w:tcPr>
+            <w:tcW w:type="dxa" w:w="3120"/>
+          </w:tcPr>
+          <w:p>
+            <w:r>
+              <w:rPr>
+                <w:sz w:val="18"/>
+              </w:rPr>
+              <w:t>36,4</w:t>
             </w:r>
           </w:p>
         </w:tc>
@@ -5081,33 +5253,33 @@
               <w:rPr>
                 <w:sz w:val="18"/>
               </w:rPr>
-              <w:t>Energia</w:t>
-            </w:r>
-          </w:p>
-        </w:tc>
-        <w:tc>
-          <w:tcPr>
-            <w:tcW w:type="dxa" w:w="3120"/>
-          </w:tcPr>
-          <w:p>
-            <w:r>
-              <w:rPr>
-                <w:sz w:val="18"/>
-              </w:rPr>
-              <w:t>36</w:t>
-            </w:r>
-          </w:p>
-        </w:tc>
-        <w:tc>
-          <w:tcPr>
-            <w:tcW w:type="dxa" w:w="3120"/>
-          </w:tcPr>
-          <w:p>
-            <w:r>
-              <w:rPr>
-                <w:sz w:val="18"/>
-              </w:rPr>
-              <w:t>34,6</w:t>
+              <w:t>Vida útil</w:t>
+            </w:r>
+          </w:p>
+        </w:tc>
+        <w:tc>
+          <w:tcPr>
+            <w:tcW w:type="dxa" w:w="3120"/>
+          </w:tcPr>
+          <w:p>
+            <w:r>
+              <w:rPr>
+                <w:sz w:val="18"/>
+              </w:rPr>
+              <w:t>44</w:t>
+            </w:r>
+          </w:p>
+        </w:tc>
+        <w:tc>
+          <w:tcPr>
+            <w:tcW w:type="dxa" w:w="3120"/>
+          </w:tcPr>
+          <w:p>
+            <w:r>
+              <w:rPr>
+                <w:sz w:val="18"/>
+              </w:rPr>
+              <w:t>36,4</w:t>
             </w:r>
           </w:p>
         </w:tc>
@@ -5122,33 +5294,33 @@
               <w:rPr>
                 <w:sz w:val="18"/>
               </w:rPr>
-              <w:t>Risco</w:t>
-            </w:r>
-          </w:p>
-        </w:tc>
-        <w:tc>
-          <w:tcPr>
-            <w:tcW w:type="dxa" w:w="3120"/>
-          </w:tcPr>
-          <w:p>
-            <w:r>
-              <w:rPr>
-                <w:sz w:val="18"/>
-              </w:rPr>
-              <w:t>31</w:t>
-            </w:r>
-          </w:p>
-        </w:tc>
-        <w:tc>
-          <w:tcPr>
-            <w:tcW w:type="dxa" w:w="3120"/>
-          </w:tcPr>
-          <w:p>
-            <w:r>
-              <w:rPr>
-                <w:sz w:val="18"/>
-              </w:rPr>
-              <w:t>29,8</w:t>
+              <w:t>Condição física</w:t>
+            </w:r>
+          </w:p>
+        </w:tc>
+        <w:tc>
+          <w:tcPr>
+            <w:tcW w:type="dxa" w:w="3120"/>
+          </w:tcPr>
+          <w:p>
+            <w:r>
+              <w:rPr>
+                <w:sz w:val="18"/>
+              </w:rPr>
+              <w:t>34</w:t>
+            </w:r>
+          </w:p>
+        </w:tc>
+        <w:tc>
+          <w:tcPr>
+            <w:tcW w:type="dxa" w:w="3120"/>
+          </w:tcPr>
+          <w:p>
+            <w:r>
+              <w:rPr>
+                <w:sz w:val="18"/>
+              </w:rPr>
+              <w:t>28,1</w:t>
             </w:r>
           </w:p>
         </w:tc>
@@ -5163,33 +5335,33 @@
               <w:rPr>
                 <w:sz w:val="18"/>
               </w:rPr>
-              <w:t>Condição física</w:t>
-            </w:r>
-          </w:p>
-        </w:tc>
-        <w:tc>
-          <w:tcPr>
-            <w:tcW w:type="dxa" w:w="3120"/>
-          </w:tcPr>
-          <w:p>
-            <w:r>
-              <w:rPr>
-                <w:sz w:val="18"/>
-              </w:rPr>
-              <w:t>27</w:t>
-            </w:r>
-          </w:p>
-        </w:tc>
-        <w:tc>
-          <w:tcPr>
-            <w:tcW w:type="dxa" w:w="3120"/>
-          </w:tcPr>
-          <w:p>
-            <w:r>
-              <w:rPr>
-                <w:sz w:val="18"/>
-              </w:rPr>
-              <w:t>26,0</w:t>
+              <w:t>Risco</w:t>
+            </w:r>
+          </w:p>
+        </w:tc>
+        <w:tc>
+          <w:tcPr>
+            <w:tcW w:type="dxa" w:w="3120"/>
+          </w:tcPr>
+          <w:p>
+            <w:r>
+              <w:rPr>
+                <w:sz w:val="18"/>
+              </w:rPr>
+              <w:t>33</w:t>
+            </w:r>
+          </w:p>
+        </w:tc>
+        <w:tc>
+          <w:tcPr>
+            <w:tcW w:type="dxa" w:w="3120"/>
+          </w:tcPr>
+          <w:p>
+            <w:r>
+              <w:rPr>
+                <w:sz w:val="18"/>
+              </w:rPr>
+              <w:t>27,3</w:t>
             </w:r>
           </w:p>
         </w:tc>
@@ -5217,20 +5389,20 @@
               <w:rPr>
                 <w:sz w:val="18"/>
               </w:rPr>
-              <w:t>19</w:t>
-            </w:r>
-          </w:p>
-        </w:tc>
-        <w:tc>
-          <w:tcPr>
-            <w:tcW w:type="dxa" w:w="3120"/>
-          </w:tcPr>
-          <w:p>
-            <w:r>
-              <w:rPr>
-                <w:sz w:val="18"/>
-              </w:rPr>
-              <w:t>18,3</w:t>
+              <w:t>25</w:t>
+            </w:r>
+          </w:p>
+        </w:tc>
+        <w:tc>
+          <w:tcPr>
+            <w:tcW w:type="dxa" w:w="3120"/>
+          </w:tcPr>
+          <w:p>
+            <w:r>
+              <w:rPr>
+                <w:sz w:val="18"/>
+              </w:rPr>
+              <w:t>20,7</w:t>
             </w:r>
           </w:p>
         </w:tc>
@@ -5258,20 +5430,20 @@
               <w:rPr>
                 <w:sz w:val="18"/>
               </w:rPr>
-              <w:t>17</w:t>
-            </w:r>
-          </w:p>
-        </w:tc>
-        <w:tc>
-          <w:tcPr>
-            <w:tcW w:type="dxa" w:w="3120"/>
-          </w:tcPr>
-          <w:p>
-            <w:r>
-              <w:rPr>
-                <w:sz w:val="18"/>
-              </w:rPr>
-              <w:t>16,3</w:t>
+              <w:t>22</w:t>
+            </w:r>
+          </w:p>
+        </w:tc>
+        <w:tc>
+          <w:tcPr>
+            <w:tcW w:type="dxa" w:w="3120"/>
+          </w:tcPr>
+          <w:p>
+            <w:r>
+              <w:rPr>
+                <w:sz w:val="18"/>
+              </w:rPr>
+              <w:t>18,2</w:t>
             </w:r>
           </w:p>
         </w:tc>
@@ -5299,20 +5471,20 @@
               <w:rPr>
                 <w:sz w:val="18"/>
               </w:rPr>
-              <w:t>17</w:t>
-            </w:r>
-          </w:p>
-        </w:tc>
-        <w:tc>
-          <w:tcPr>
-            <w:tcW w:type="dxa" w:w="3120"/>
-          </w:tcPr>
-          <w:p>
-            <w:r>
-              <w:rPr>
-                <w:sz w:val="18"/>
-              </w:rPr>
-              <w:t>16,3</w:t>
+              <w:t>18</w:t>
+            </w:r>
+          </w:p>
+        </w:tc>
+        <w:tc>
+          <w:tcPr>
+            <w:tcW w:type="dxa" w:w="3120"/>
+          </w:tcPr>
+          <w:p>
+            <w:r>
+              <w:rPr>
+                <w:sz w:val="18"/>
+              </w:rPr>
+              <w:t>14,9</w:t>
             </w:r>
           </w:p>
         </w:tc>
@@ -5353,7 +5525,7 @@
               <w:rPr>
                 <w:sz w:val="18"/>
               </w:rPr>
-              <w:t>14,4</w:t>
+              <w:t>12,4</w:t>
             </w:r>
           </w:p>
         </w:tc>
@@ -5394,7 +5566,7 @@
               <w:rPr>
                 <w:sz w:val="18"/>
               </w:rPr>
-              <w:t>12,5</w:t>
+              <w:t>10,7</w:t>
             </w:r>
           </w:p>
         </w:tc>
@@ -5435,7 +5607,7 @@
               <w:rPr>
                 <w:sz w:val="18"/>
               </w:rPr>
-              <w:t>8,7</w:t>
+              <w:t>7,4</w:t>
             </w:r>
           </w:p>
         </w:tc>
@@ -5450,7 +5622,7 @@
               <w:rPr>
                 <w:sz w:val="18"/>
               </w:rPr>
-              <w:t>Qualidade de serviço</w:t>
+              <w:t>Água</w:t>
             </w:r>
           </w:p>
         </w:tc>
@@ -5476,7 +5648,7 @@
               <w:rPr>
                 <w:sz w:val="18"/>
               </w:rPr>
-              <w:t>5,8</w:t>
+              <w:t>5,0</w:t>
             </w:r>
           </w:p>
         </w:tc>
@@ -5491,33 +5663,33 @@
               <w:rPr>
                 <w:sz w:val="18"/>
               </w:rPr>
-              <w:t>Água</w:t>
-            </w:r>
-          </w:p>
-        </w:tc>
-        <w:tc>
-          <w:tcPr>
-            <w:tcW w:type="dxa" w:w="3120"/>
-          </w:tcPr>
-          <w:p>
-            <w:r>
-              <w:rPr>
-                <w:sz w:val="18"/>
-              </w:rPr>
-              <w:t>5</w:t>
-            </w:r>
-          </w:p>
-        </w:tc>
-        <w:tc>
-          <w:tcPr>
-            <w:tcW w:type="dxa" w:w="3120"/>
-          </w:tcPr>
-          <w:p>
-            <w:r>
-              <w:rPr>
-                <w:sz w:val="18"/>
-              </w:rPr>
-              <w:t>4,8</w:t>
+              <w:t>Qualidade de serviço</w:t>
+            </w:r>
+          </w:p>
+        </w:tc>
+        <w:tc>
+          <w:tcPr>
+            <w:tcW w:type="dxa" w:w="3120"/>
+          </w:tcPr>
+          <w:p>
+            <w:r>
+              <w:rPr>
+                <w:sz w:val="18"/>
+              </w:rPr>
+              <w:t>6</w:t>
+            </w:r>
+          </w:p>
+        </w:tc>
+        <w:tc>
+          <w:tcPr>
+            <w:tcW w:type="dxa" w:w="3120"/>
+          </w:tcPr>
+          <w:p>
+            <w:r>
+              <w:rPr>
+                <w:sz w:val="18"/>
+              </w:rPr>
+              <w:t>5,0</w:t>
             </w:r>
           </w:p>
         </w:tc>
@@ -5597,8 +5769,8 @@
         <w:t xml:space="preserve">.</w:t>
       </w:r>
     </w:p>
-    <w:bookmarkEnd w:id="46"/>
-    <w:bookmarkStart w:id="50" w:name="sec:metodos"/>
+    <w:bookmarkEnd w:id="47"/>
+    <w:bookmarkStart w:id="51" w:name="sec:metodos"/>
     <w:p>
       <w:pPr>
         <w:pStyle w:val="Heading1"/>
@@ -5628,7 +5800,7 @@
         <w:t xml:space="preserve"> </w:t>
       </w:r>
       <w:r>
-        <w:t xml:space="preserve">foi atribuída a 96 registros. A modelagem da informação da construção (BIM, do inglês</w:t>
+        <w:t xml:space="preserve">foi atribuída a 101 registros. A modelagem da informação da construção (BIM, do inglês</w:t>
       </w:r>
       <w:r>
         <w:t xml:space="preserve"> </w:t>
@@ -5657,7 +5829,7 @@
         <w:t xml:space="preserve"> </w:t>
       </w:r>
       <w:r>
-        <w:t xml:space="preserve">aparecem em 26 e 25, seguidos de otimização em 18, pontuação em 17 e custo do ciclo de vida em 13. Entre os métodos nomeados, AHP ocorre em cinco registros, TOPSIS em quatro, MCDM e Delphi em três cada, ANP em dois, e</w:t>
+        <w:t xml:space="preserve">aparecem em 28 e 29, seguidos de aprendizado de máquina em 26, otimização em 19, pontuação em 17 e custo do ciclo de vida em 16. Entre os métodos nomeados, AHP ocorre em cinco registros, TOPSIS em quatro, MCDM e Delphi em três cada, ANP em dois, e</w:t>
       </w:r>
       <w:r>
         <w:t xml:space="preserve"> </w:t>
@@ -5714,18 +5886,18 @@
           <wp:inline>
             <wp:extent cx="5334000" cy="4859866"/>
             <wp:effectExtent b="0" l="0" r="0" t="0"/>
-            <wp:docPr descr="" title="" id="48" name="Picture"/>
+            <wp:docPr descr="" title="" id="49" name="Picture"/>
             <a:graphic>
               <a:graphicData uri="http://schemas.openxmlformats.org/drawingml/2006/picture">
                 <pic:pic>
                   <pic:nvPicPr>
-                    <pic:cNvPr descr="figuras/figura11_metodos_mcdm_mais_frequentes_nucleo_final_104.png" id="49" name="Picture"/>
+                    <pic:cNvPr descr="figuras/figura11_metodos_mcdm_mais_frequentes_nucleo_ampliado_121.png" id="50" name="Picture"/>
                     <pic:cNvPicPr>
                       <a:picLocks noChangeArrowheads="1" noChangeAspect="1"/>
                     </pic:cNvPicPr>
                   </pic:nvPicPr>
                   <pic:blipFill>
-                    <a:blip r:embed="rId47"/>
+                    <a:blip r:embed="rId48"/>
                     <a:stretch>
                       <a:fillRect/>
                     </a:stretch>
@@ -5765,7 +5937,7 @@
         <w:pStyle w:val="BodyText"/>
       </w:pPr>
       <w:r>
-        <w:t xml:space="preserve">BIM foi identificado em 26 registros (25,0%) e</w:t>
+        <w:t xml:space="preserve">BIM foi identificado em 28 registros (23,1%) e</w:t>
       </w:r>
       <w:r>
         <w:t xml:space="preserve"> </w:t>
@@ -5781,7 +5953,18 @@
         <w:t xml:space="preserve"> </w:t>
       </w:r>
       <w:r>
-        <w:t xml:space="preserve">em oito (7,7%), presença que indica trajetória tecnológica, não maturidade das universidades públicas. O protocolo deve funcionar com planilhas, cadastros, inspeções e ordens de serviço e permitir integração progressiva a modelos e plataformas digitais. As aplicações do núcleo demonstram funções distintas: ANP difuso na avaliação de edifícios educacionais</w:t>
+        <w:t xml:space="preserve">em 11 (9,1%), presença que indica trajetória tecnológica, não maturidade das universidades públicas. Aprendizado de máquina, tema da busca complementar de sensibilidade (Seção </w:t>
+      </w:r>
+      <w:hyperlink w:anchor="sec:buscaia">
+        <w:r>
+          <w:rPr>
+            <w:rStyle w:val="Hyperlink"/>
+          </w:rPr>
+          <w:t xml:space="preserve">3.4</w:t>
+        </w:r>
+      </w:hyperlink>
+      <w:r>
+        <w:t xml:space="preserve">), salta de nove para 26 registros (21,5%) entre o núcleo original e o núcleo ampliado, crescimento concentrado, por construção, nos 17 estudos incorporados por essa busca, e não em uma tendência observada de forma independente na busca original. Os demais métodos crescem de forma modesta e proporcional ao aumento geral do núcleo, sem evidência de que a busca de sensibilidade tenha inflado artificialmente outras categorias metodológicas. O protocolo deve funcionar com planilhas, cadastros, inspeções e ordens de serviço e permitir integração progressiva a modelos e plataformas digitais, incluindo eventuais módulos preditivos baseados em aprendizado de máquina, cuja presença documental não substitui validação de desempenho em operação real. As aplicações do núcleo demonstram funções distintas: ANP difuso na avaliação de edifícios educacionais</w:t>
       </w:r>
       <w:r>
         <w:t xml:space="preserve"> </w:t>
@@ -5931,8 +6114,8 @@
         <w:t xml:space="preserve">. Assim, menção a método, aplicação formal e validação permanecem categorias diferentes.</w:t>
       </w:r>
     </w:p>
-    <w:bookmarkEnd w:id="50"/>
-    <w:bookmarkStart w:id="51" w:name="sec:aplicabilidade"/>
+    <w:bookmarkEnd w:id="51"/>
+    <w:bookmarkStart w:id="52" w:name="sec:aplicabilidade"/>
     <w:p>
       <w:pPr>
         <w:pStyle w:val="Heading1"/>
@@ -5946,7 +6129,7 @@
         <w:pStyle w:val="FirstParagraph"/>
       </w:pPr>
       <w:r>
-        <w:t xml:space="preserve">A caracterização documental identificou 93 registros sobre edificação genérica e 58 sobre portfólio predial. Entre as tipologias específicas, houve 17 registros sobre hospitais, 15 sobre edifícios comerciais, 12 residenciais, 11 universidades, dez</w:t>
+        <w:t xml:space="preserve">A caracterização documental identificou 101 registros sobre edificação genérica e 59 sobre portfólio predial. Entre as tipologias específicas, houve 17 registros sobre hospitais, 16 sobre edifícios comerciais, 15 residenciais, 14 universidades, dez</w:t>
       </w:r>
       <w:r>
         <w:t xml:space="preserve"> </w:t>
@@ -5959,7 +6142,7 @@
         <w:t xml:space="preserve">campus</w:t>
       </w:r>
       <w:r>
-        <w:t xml:space="preserve">, cinco edifícios públicos, cinco escolas, quatro patrimônios históricos e um museu. As categorias são respostas múltiplas; edificação genérica é uma categoria-guarda-chuva, não uma tipologia homogênea.</w:t>
+        <w:t xml:space="preserve">, seis patrimônios históricos, cinco edifícios públicos, cinco escolas e um museu. As categorias são respostas múltiplas; edificação genérica é uma categoria-guarda-chuva, não uma tipologia homogênea.</w:t>
       </w:r>
     </w:p>
     <w:tbl>
@@ -6019,7 +6202,7 @@
                 <w:b/>
                 <w:sz w:val="18"/>
               </w:rPr>
-              <w:t>% dos 104</w:t>
+              <w:t>% dos 121</w:t>
             </w:r>
           </w:p>
         </w:tc>
@@ -6047,20 +6230,20 @@
               <w:rPr>
                 <w:sz w:val="18"/>
               </w:rPr>
-              <w:t>93</w:t>
-            </w:r>
-          </w:p>
-        </w:tc>
-        <w:tc>
-          <w:tcPr>
-            <w:tcW w:type="dxa" w:w="3120"/>
-          </w:tcPr>
-          <w:p>
-            <w:r>
-              <w:rPr>
-                <w:sz w:val="18"/>
-              </w:rPr>
-              <w:t>89,4</w:t>
+              <w:t>101</w:t>
+            </w:r>
+          </w:p>
+        </w:tc>
+        <w:tc>
+          <w:tcPr>
+            <w:tcW w:type="dxa" w:w="3120"/>
+          </w:tcPr>
+          <w:p>
+            <w:r>
+              <w:rPr>
+                <w:sz w:val="18"/>
+              </w:rPr>
+              <w:t>83,5</w:t>
             </w:r>
           </w:p>
         </w:tc>
@@ -6088,20 +6271,20 @@
               <w:rPr>
                 <w:sz w:val="18"/>
               </w:rPr>
-              <w:t>58</w:t>
-            </w:r>
-          </w:p>
-        </w:tc>
-        <w:tc>
-          <w:tcPr>
-            <w:tcW w:type="dxa" w:w="3120"/>
-          </w:tcPr>
-          <w:p>
-            <w:r>
-              <w:rPr>
-                <w:sz w:val="18"/>
-              </w:rPr>
-              <w:t>55,8</w:t>
+              <w:t>59</w:t>
+            </w:r>
+          </w:p>
+        </w:tc>
+        <w:tc>
+          <w:tcPr>
+            <w:tcW w:type="dxa" w:w="3120"/>
+          </w:tcPr>
+          <w:p>
+            <w:r>
+              <w:rPr>
+                <w:sz w:val="18"/>
+              </w:rPr>
+              <w:t>48,8</w:t>
             </w:r>
           </w:p>
         </w:tc>
@@ -6142,7 +6325,7 @@
               <w:rPr>
                 <w:sz w:val="18"/>
               </w:rPr>
-              <w:t>16,3</w:t>
+              <w:t>14,0</w:t>
             </w:r>
           </w:p>
         </w:tc>
@@ -6170,20 +6353,20 @@
               <w:rPr>
                 <w:sz w:val="18"/>
               </w:rPr>
-              <w:t>15</w:t>
-            </w:r>
-          </w:p>
-        </w:tc>
-        <w:tc>
-          <w:tcPr>
-            <w:tcW w:type="dxa" w:w="3120"/>
-          </w:tcPr>
-          <w:p>
-            <w:r>
-              <w:rPr>
-                <w:sz w:val="18"/>
-              </w:rPr>
-              <w:t>14,4</w:t>
+              <w:t>16</w:t>
+            </w:r>
+          </w:p>
+        </w:tc>
+        <w:tc>
+          <w:tcPr>
+            <w:tcW w:type="dxa" w:w="3120"/>
+          </w:tcPr>
+          <w:p>
+            <w:r>
+              <w:rPr>
+                <w:sz w:val="18"/>
+              </w:rPr>
+              <w:t>13,2</w:t>
             </w:r>
           </w:p>
         </w:tc>
@@ -6211,20 +6394,20 @@
               <w:rPr>
                 <w:sz w:val="18"/>
               </w:rPr>
-              <w:t>12</w:t>
-            </w:r>
-          </w:p>
-        </w:tc>
-        <w:tc>
-          <w:tcPr>
-            <w:tcW w:type="dxa" w:w="3120"/>
-          </w:tcPr>
-          <w:p>
-            <w:r>
-              <w:rPr>
-                <w:sz w:val="18"/>
-              </w:rPr>
-              <w:t>11,5</w:t>
+              <w:t>15</w:t>
+            </w:r>
+          </w:p>
+        </w:tc>
+        <w:tc>
+          <w:tcPr>
+            <w:tcW w:type="dxa" w:w="3120"/>
+          </w:tcPr>
+          <w:p>
+            <w:r>
+              <w:rPr>
+                <w:sz w:val="18"/>
+              </w:rPr>
+              <w:t>12,4</w:t>
             </w:r>
           </w:p>
         </w:tc>
@@ -6252,20 +6435,20 @@
               <w:rPr>
                 <w:sz w:val="18"/>
               </w:rPr>
-              <w:t>11</w:t>
-            </w:r>
-          </w:p>
-        </w:tc>
-        <w:tc>
-          <w:tcPr>
-            <w:tcW w:type="dxa" w:w="3120"/>
-          </w:tcPr>
-          <w:p>
-            <w:r>
-              <w:rPr>
-                <w:sz w:val="18"/>
-              </w:rPr>
-              <w:t>10,6</w:t>
+              <w:t>14</w:t>
+            </w:r>
+          </w:p>
+        </w:tc>
+        <w:tc>
+          <w:tcPr>
+            <w:tcW w:type="dxa" w:w="3120"/>
+          </w:tcPr>
+          <w:p>
+            <w:r>
+              <w:rPr>
+                <w:sz w:val="18"/>
+              </w:rPr>
+              <w:t>11,6</w:t>
             </w:r>
           </w:p>
         </w:tc>
@@ -6306,7 +6489,7 @@
               <w:rPr>
                 <w:sz w:val="18"/>
               </w:rPr>
-              <w:t>9,6</w:t>
+              <w:t>8,3</w:t>
             </w:r>
           </w:p>
         </w:tc>
@@ -6321,33 +6504,33 @@
               <w:rPr>
                 <w:sz w:val="18"/>
               </w:rPr>
-              <w:t>Edifício público</w:t>
-            </w:r>
-          </w:p>
-        </w:tc>
-        <w:tc>
-          <w:tcPr>
-            <w:tcW w:type="dxa" w:w="3120"/>
-          </w:tcPr>
-          <w:p>
-            <w:r>
-              <w:rPr>
-                <w:sz w:val="18"/>
-              </w:rPr>
-              <w:t>5</w:t>
-            </w:r>
-          </w:p>
-        </w:tc>
-        <w:tc>
-          <w:tcPr>
-            <w:tcW w:type="dxa" w:w="3120"/>
-          </w:tcPr>
-          <w:p>
-            <w:r>
-              <w:rPr>
-                <w:sz w:val="18"/>
-              </w:rPr>
-              <w:t>4,8</w:t>
+              <w:t>Patrimônio histórico</w:t>
+            </w:r>
+          </w:p>
+        </w:tc>
+        <w:tc>
+          <w:tcPr>
+            <w:tcW w:type="dxa" w:w="3120"/>
+          </w:tcPr>
+          <w:p>
+            <w:r>
+              <w:rPr>
+                <w:sz w:val="18"/>
+              </w:rPr>
+              <w:t>6</w:t>
+            </w:r>
+          </w:p>
+        </w:tc>
+        <w:tc>
+          <w:tcPr>
+            <w:tcW w:type="dxa" w:w="3120"/>
+          </w:tcPr>
+          <w:p>
+            <w:r>
+              <w:rPr>
+                <w:sz w:val="18"/>
+              </w:rPr>
+              <w:t>5,0</w:t>
             </w:r>
           </w:p>
         </w:tc>
@@ -6362,7 +6545,7 @@
               <w:rPr>
                 <w:sz w:val="18"/>
               </w:rPr>
-              <w:t>Escola</w:t>
+              <w:t>Edifício público</w:t>
             </w:r>
           </w:p>
         </w:tc>
@@ -6388,7 +6571,7 @@
               <w:rPr>
                 <w:sz w:val="18"/>
               </w:rPr>
-              <w:t>4,8</w:t>
+              <w:t>4,1</w:t>
             </w:r>
           </w:p>
         </w:tc>
@@ -6403,33 +6586,33 @@
               <w:rPr>
                 <w:sz w:val="18"/>
               </w:rPr>
-              <w:t>Patrimônio histórico</w:t>
-            </w:r>
-          </w:p>
-        </w:tc>
-        <w:tc>
-          <w:tcPr>
-            <w:tcW w:type="dxa" w:w="3120"/>
-          </w:tcPr>
-          <w:p>
-            <w:r>
-              <w:rPr>
-                <w:sz w:val="18"/>
-              </w:rPr>
-              <w:t>4</w:t>
-            </w:r>
-          </w:p>
-        </w:tc>
-        <w:tc>
-          <w:tcPr>
-            <w:tcW w:type="dxa" w:w="3120"/>
-          </w:tcPr>
-          <w:p>
-            <w:r>
-              <w:rPr>
-                <w:sz w:val="18"/>
-              </w:rPr>
-              <w:t>3,8</w:t>
+              <w:t>Escola</w:t>
+            </w:r>
+          </w:p>
+        </w:tc>
+        <w:tc>
+          <w:tcPr>
+            <w:tcW w:type="dxa" w:w="3120"/>
+          </w:tcPr>
+          <w:p>
+            <w:r>
+              <w:rPr>
+                <w:sz w:val="18"/>
+              </w:rPr>
+              <w:t>5</w:t>
+            </w:r>
+          </w:p>
+        </w:tc>
+        <w:tc>
+          <w:tcPr>
+            <w:tcW w:type="dxa" w:w="3120"/>
+          </w:tcPr>
+          <w:p>
+            <w:r>
+              <w:rPr>
+                <w:sz w:val="18"/>
+              </w:rPr>
+              <w:t>4,1</w:t>
             </w:r>
           </w:p>
         </w:tc>
@@ -6470,7 +6653,7 @@
               <w:rPr>
                 <w:sz w:val="18"/>
               </w:rPr>
-              <w:t>1,0</w:t>
+              <w:t>0,8</w:t>
             </w:r>
           </w:p>
         </w:tc>
@@ -6552,34 +6735,55 @@
         <w:t xml:space="preserve"> </w:t>
       </w:r>
       <w:r>
-        <w:t xml:space="preserve">e edifício público confirma a lacuna de validação em portfólios heterogêneos, com restrições orçamentárias, continuidade acadêmica e múltiplos usuários. Em texto completo, a manutenção sustentável foi associada à resiliência institucional e aos ODS 4, 9 e 11</w:t>
-      </w:r>
-      <w:r>
-        <w:t xml:space="preserve"> </w:t>
-      </w:r>
-      <w:r>
-        <w:t xml:space="preserve">(Ndukuba 2025)</w:t>
-      </w:r>
-      <w:r>
-        <w:t xml:space="preserve">; um instrumento estrangeiro exigiu adaptação e concordância profissional em hospital público</w:t>
-      </w:r>
-      <w:r>
-        <w:t xml:space="preserve"> </w:t>
-      </w:r>
-      <w:r>
-        <w:t xml:space="preserve">(Talib, Rajagopalan, and Yang 2013)</w:t>
-      </w:r>
-      <w:r>
-        <w:t xml:space="preserve">; e três projetos mostraram perda de informação na transição entre construção e operação, enfrentada pela integração de BIM,</w:t>
-      </w:r>
-      <w:r>
-        <w:t xml:space="preserve"> </w:t>
+        <w:t xml:space="preserve">e edifício público confirma a lacuna de validação em portfólios heterogêneos, com restrições orçamentárias, continuidade acadêmica e múltiplos usuários. A busca de sensibilidade para inteligência artificial (Seção </w:t>
+      </w:r>
+      <w:hyperlink w:anchor="sec:buscaia">
+        <w:r>
+          <w:rPr>
+            <w:rStyle w:val="Hyperlink"/>
+          </w:rPr>
+          <w:t xml:space="preserve">3.4</w:t>
+        </w:r>
+      </w:hyperlink>
+      <w:r>
+        <w:t xml:space="preserve">) elevou o contexto universitário de 11 para 14 registros, sem alterar essa conclusão: os três estudos promovidos ao núcleo vêm do mesmo campus universitário taiwanês (</w:t>
       </w:r>
       <w:r>
         <w:rPr>
           <w:iCs/>
           <w:i/>
         </w:rPr>
+        <w:t xml:space="preserve">National Taiwan University</w:t>
+      </w:r>
+      <w:r>
+        <w:t xml:space="preserve">), representando concentração em uma única instituição, não diversificação do contexto universitário. Em texto completo, a manutenção sustentável foi associada à resiliência institucional e aos ODS 4, 9 e 11</w:t>
+      </w:r>
+      <w:r>
+        <w:t xml:space="preserve"> </w:t>
+      </w:r>
+      <w:r>
+        <w:t xml:space="preserve">(Ndukuba 2025)</w:t>
+      </w:r>
+      <w:r>
+        <w:t xml:space="preserve">; um instrumento estrangeiro exigiu adaptação e concordância profissional em hospital público</w:t>
+      </w:r>
+      <w:r>
+        <w:t xml:space="preserve"> </w:t>
+      </w:r>
+      <w:r>
+        <w:t xml:space="preserve">(Talib, Rajagopalan, and Yang 2013)</w:t>
+      </w:r>
+      <w:r>
+        <w:t xml:space="preserve">; e três projetos mostraram perda de informação na transição entre construção e operação, enfrentada pela integração de BIM,</w:t>
+      </w:r>
+      <w:r>
+        <w:t xml:space="preserve"> </w:t>
+      </w:r>
+      <w:r>
+        <w:rPr>
+          <w:iCs/>
+          <w:i/>
+        </w:rPr>
         <w:t xml:space="preserve">Soft Landings</w:t>
       </w:r>
       <w:r>
@@ -6598,8 +6802,8 @@
         <w:t xml:space="preserve">. Esses achados sustentam governança da informação e validação contextual, sem equivaler a validação do protocolo proposto.</w:t>
       </w:r>
     </w:p>
-    <w:bookmarkEnd w:id="51"/>
-    <w:bookmarkStart w:id="58" w:name="sec:matriz"/>
+    <w:bookmarkEnd w:id="52"/>
+    <w:bookmarkStart w:id="59" w:name="sec:matriz"/>
     <w:p>
       <w:pPr>
         <w:pStyle w:val="Heading1"/>
@@ -6643,7 +6847,7 @@
         <w:t xml:space="preserve"> </w:t>
       </w:r>
       <w:r>
-        <w:t xml:space="preserve">aparecem conjuntamente em 88 registros; informação e dados têm 71 coocorrências com</w:t>
+        <w:t xml:space="preserve">aparecem conjuntamente em 90 registros; informação e dados têm 75 coocorrências com</w:t>
       </w:r>
       <w:r>
         <w:t xml:space="preserve"> </w:t>
@@ -6659,7 +6863,7 @@
         <w:t xml:space="preserve"> </w:t>
       </w:r>
       <w:r>
-        <w:t xml:space="preserve">e 26 com BIM; custo e</w:t>
+        <w:t xml:space="preserve">e 28 com BIM; custo e</w:t>
       </w:r>
       <w:r>
         <w:t xml:space="preserve"> </w:t>
@@ -6675,7 +6879,7 @@
         <w:t xml:space="preserve"> </w:t>
       </w:r>
       <w:r>
-        <w:t xml:space="preserve">aparecem em 56; e vida útil e custo do ciclo de vida, em 13. Essas relações registram codificação simultânea, sem comprovar operacionalização conjunta, associação estatística ou causalidade.</w:t>
+        <w:t xml:space="preserve">aparecem em 57; e vida útil e custo do ciclo de vida, em 16. Essas relações registram codificação simultânea, sem comprovar operacionalização conjunta, associação estatística ou causalidade.</w:t>
       </w:r>
     </w:p>
     <w:p>
@@ -6687,18 +6891,18 @@
           <wp:inline>
             <wp:extent cx="5334000" cy="3657600"/>
             <wp:effectExtent b="0" l="0" r="0" t="0"/>
-            <wp:docPr descr="" title="" id="53" name="Picture"/>
+            <wp:docPr descr="" title="" id="54" name="Picture"/>
             <a:graphic>
               <a:graphicData uri="http://schemas.openxmlformats.org/drawingml/2006/picture">
                 <pic:pic>
                   <pic:nvPicPr>
-                    <pic:cNvPr descr="figuras/figura13_heatmap_criterios_metodos_nucleo_final_104.png" id="54" name="Picture"/>
+                    <pic:cNvPr descr="figuras/figura13_heatmap_criterios_metodos_nucleo_ampliado_121.png" id="55" name="Picture"/>
                     <pic:cNvPicPr>
                       <a:picLocks noChangeArrowheads="1" noChangeAspect="1"/>
                     </pic:cNvPicPr>
                   </pic:nvPicPr>
                   <pic:blipFill>
-                    <a:blip r:embed="rId52"/>
+                    <a:blip r:embed="rId53"/>
                     <a:stretch>
                       <a:fillRect/>
                     </a:stretch>
@@ -6752,7 +6956,7 @@
         <w:t xml:space="preserve"> </w:t>
       </w:r>
       <w:r>
-        <w:t xml:space="preserve">reorganiza as coocorrências em cinco dimensões. A técnica-operacional apresenta 95 coocorrências com</w:t>
+        <w:t xml:space="preserve">reorganiza as coocorrências em cinco dimensões. A técnica-operacional apresenta 100 coocorrências com</w:t>
       </w:r>
       <w:r>
         <w:t xml:space="preserve"> </w:t>
@@ -6765,7 +6969,7 @@
         <w:t xml:space="preserve">framework</w:t>
       </w:r>
       <w:r>
-        <w:t xml:space="preserve">, 25 com</w:t>
+        <w:t xml:space="preserve">, 28 com</w:t>
       </w:r>
       <w:r>
         <w:t xml:space="preserve"> </w:t>
@@ -6781,7 +6985,7 @@
         <w:t xml:space="preserve"> </w:t>
       </w:r>
       <w:r>
-        <w:t xml:space="preserve">e 26 com BIM; a institucional tem 85 com</w:t>
+        <w:t xml:space="preserve">e 28 com BIM; a institucional tem 88 com</w:t>
       </w:r>
       <w:r>
         <w:t xml:space="preserve"> </w:t>
@@ -6794,7 +6998,7 @@
         <w:t xml:space="preserve">framework</w:t>
       </w:r>
       <w:r>
-        <w:t xml:space="preserve">, seguida da ambiental com 77, da econômica com 55 e da social com 53. A dimensão ciclo de vida, identificada em 60 registros, não forma grupo independente: ela funciona como eixo transversal entre desempenho, custos e impactos no tempo.</w:t>
+        <w:t xml:space="preserve">, seguida da ambiental com 81, da econômica com 56 e da social com 54. A dimensão ciclo de vida, identificada em 65 registros, não forma grupo independente: ela funciona como eixo transversal entre desempenho, custos e impactos no tempo.</w:t>
       </w:r>
     </w:p>
     <w:p>
@@ -6806,18 +7010,18 @@
           <wp:inline>
             <wp:extent cx="5334000" cy="2844799"/>
             <wp:effectExtent b="0" l="0" r="0" t="0"/>
-            <wp:docPr descr="" title="" id="56" name="Picture"/>
+            <wp:docPr descr="" title="" id="57" name="Picture"/>
             <a:graphic>
               <a:graphicData uri="http://schemas.openxmlformats.org/drawingml/2006/picture">
                 <pic:pic>
                   <pic:nvPicPr>
-                    <pic:cNvPr descr="figuras/figura14_matriz_analitica_dimensao_metodo_nucleo_final_104.png" id="57" name="Picture"/>
+                    <pic:cNvPr descr="figuras/figura14_matriz_analitica_dimensao_metodo_nucleo_ampliado_121.png" id="58" name="Picture"/>
                     <pic:cNvPicPr>
                       <a:picLocks noChangeArrowheads="1" noChangeAspect="1"/>
                     </pic:cNvPicPr>
                   </pic:nvPicPr>
                   <pic:blipFill>
-                    <a:blip r:embed="rId55"/>
+                    <a:blip r:embed="rId56"/>
                     <a:stretch>
                       <a:fillRect/>
                     </a:stretch>
@@ -6857,7 +7061,7 @@
         <w:pStyle w:val="BodyText"/>
       </w:pPr>
       <w:r>
-        <w:t xml:space="preserve">A matriz distingue evidência extraída de especificação proposta. Energia, emissões, água e resíduos foram associados à dimensão ambiental; custo, à econômica; segurança, conforto e satisfação, à social; e desempenho, informação, vida útil, risco, condição, manutenibilidade e qualidade do serviço, à técnica-operacional. A dimensão institucional foi identificada em 92 registros, mas conformidade, governança e capacidade de execução são desdobramentos candidatos, sem frequências individualizadas. As frequências não constituem pesos da matriz.</w:t>
+        <w:t xml:space="preserve">A matriz distingue evidência extraída de especificação proposta. Energia, emissões, água e resíduos foram associados à dimensão ambiental; custo, à econômica; segurança, conforto e satisfação, à social; e desempenho, informação, vida útil, risco, condição, manutenibilidade e qualidade do serviço, à técnica-operacional. A dimensão institucional foi identificada em 97 registros, mas conformidade, governança e capacidade de execução são desdobramentos candidatos, sem frequências individualizadas. As frequências não constituem pesos da matriz.</w:t>
       </w:r>
     </w:p>
     <w:p>
@@ -6966,7 +7170,7 @@
               <w:rPr>
                 <w:sz w:val="18"/>
               </w:rPr>
-              <w:t>Desempenho em 93 registros; gestão de facilidades conectada a operação e manutenção na rede.</w:t>
+              <w:t>Desempenho em 99 registros; gestão de facilidades conectada a operação e manutenção na rede.</w:t>
             </w:r>
           </w:p>
         </w:tc>
@@ -6994,7 +7198,7 @@
               <w:rPr>
                 <w:sz w:val="18"/>
               </w:rPr>
-              <w:t>Informação em 76 registros; BIM em 26 e digital twin em oito; perdas de informação observadas por Tan, Zaman, and Sutrisna (2018).</w:t>
+              <w:t>Informação em 82 registros; BIM em 28 e digital twin em 11; perdas de informação observadas por Tan, Zaman, and Sutrisna (2018).</w:t>
             </w:r>
           </w:p>
         </w:tc>
@@ -7022,7 +7226,7 @@
               <w:rPr>
                 <w:sz w:val="18"/>
               </w:rPr>
-              <w:t>Condição em 27, vida útil em 40 e ciclo de vida em 60; manutenibilidade apoiada por Othman and Kamal (2023).</w:t>
+              <w:t>Condição em 34, vida útil em 44 e ciclo de vida em 65; manutenibilidade apoiada por Othman and Kamal (2023).</w:t>
             </w:r>
           </w:p>
         </w:tc>
@@ -7050,7 +7254,7 @@
               <w:rPr>
                 <w:sz w:val="18"/>
               </w:rPr>
-              <w:t>Dimensão institucional em 92 registros; adaptação contextual necessária em Talib, Rajagopalan, and Yang (2013).</w:t>
+              <w:t>Dimensão institucional em 97 registros; adaptação contextual necessária em Talib, Rajagopalan, and Yang (2013).</w:t>
             </w:r>
           </w:p>
         </w:tc>
@@ -7078,7 +7282,7 @@
               <w:rPr>
                 <w:sz w:val="18"/>
               </w:rPr>
-              <w:t>Custo em 60 registros; previsão e ciclo de vida em Kim et al. (2018; Nägeli et al. 2019).</w:t>
+              <w:t>Custo em 63 registros; previsão e ciclo de vida em Kim et al. (2018; Nägeli et al. 2019).</w:t>
             </w:r>
           </w:p>
         </w:tc>
@@ -7106,7 +7310,7 @@
               <w:rPr>
                 <w:sz w:val="18"/>
               </w:rPr>
-              <w:t>Dimensão ambiental em 84 e energia em 36 registros; crescimento de ciclo de vida e carbono no período recente.</w:t>
+              <w:t>Dimensão ambiental em 92 e energia em 44 registros; crescimento de ciclo de vida e carbono no período recente.</w:t>
             </w:r>
           </w:p>
         </w:tc>
@@ -7134,7 +7338,7 @@
               <w:rPr>
                 <w:sz w:val="18"/>
               </w:rPr>
-              <w:t>Dimensão social em 57; conforto em 17, segurança em 17 e satisfação em nove registros.</w:t>
+              <w:t>Dimensão social em 59; conforto em 22, segurança em 18 e satisfação em nove registros.</w:t>
             </w:r>
           </w:p>
         </w:tc>
@@ -7757,8 +7961,8 @@
         <w:t xml:space="preserve">Mesmo com essa especificação, a matriz não é um modelo validado nem um instrumento pronto para decisão. Indicadores, pesos, limiares e regras requerem participação institucional e teste com dados reais; a contribuição atual é uma arquitetura rastreável para essa validação.</w:t>
       </w:r>
     </w:p>
-    <w:bookmarkEnd w:id="58"/>
-    <w:bookmarkStart w:id="63" w:name="sec:discussao"/>
+    <w:bookmarkEnd w:id="59"/>
+    <w:bookmarkStart w:id="64" w:name="sec:discussao"/>
     <w:p>
       <w:pPr>
         <w:pStyle w:val="Heading1"/>
@@ -7767,7 +7971,7 @@
         <w:t xml:space="preserve">Discussão</w:t>
       </w:r>
     </w:p>
-    <w:bookmarkStart w:id="59" w:name="maturidade-e-transição-do-campo"/>
+    <w:bookmarkStart w:id="60" w:name="maturidade-e-transição-do-campo"/>
     <w:p>
       <w:pPr>
         <w:pStyle w:val="Heading2"/>
@@ -7790,7 +7994,7 @@
         <w:t xml:space="preserve">(Nielsen, Sarasoja, and Galamba 2016; Opoku and Lee 2022; Okoro 2023)</w:t>
       </w:r>
       <w:r>
-        <w:t xml:space="preserve">. A concentração de 84,6% do núcleo entre 2019 e 2026 e o crescimento relativo de BIM,</w:t>
+        <w:t xml:space="preserve">. A concentração de 83,5% do núcleo entre 2019 e 2026 e o crescimento relativo de BIM,</w:t>
       </w:r>
       <w:r>
         <w:t xml:space="preserve"> </w:t>
@@ -7829,22 +8033,23 @@
         <w:t xml:space="preserve">. O campo avança em capacidade informacional, mas permanece heterogêneo em maturidade e validação.</w:t>
       </w:r>
     </w:p>
-    <w:bookmarkEnd w:id="59"/>
-    <w:bookmarkStart w:id="60" w:name="lacuna-entre-estrutura-e-decisão"/>
-    <w:p>
-      <w:pPr>
-        <w:pStyle w:val="Heading2"/>
-      </w:pPr>
-      <w:r>
-        <w:t xml:space="preserve">Lacuna entre estrutura e decisão</w:t>
-      </w:r>
-    </w:p>
-    <w:p>
-      <w:pPr>
-        <w:pStyle w:val="FirstParagraph"/>
-      </w:pPr>
-      <w:r>
-        <w:t xml:space="preserve">A presença de</w:t>
+    <w:p>
+      <w:pPr>
+        <w:pStyle w:val="BodyText"/>
+      </w:pPr>
+      <w:r>
+        <w:t xml:space="preserve">A busca de sensibilidade para inteligência artificial e aprendizado de máquina (Seção </w:t>
+      </w:r>
+      <w:hyperlink w:anchor="sec:buscaia">
+        <w:r>
+          <w:rPr>
+            <w:rStyle w:val="Hyperlink"/>
+          </w:rPr>
+          <w:t xml:space="preserve">3.4</w:t>
+        </w:r>
+      </w:hyperlink>
+      <w:r>
+        <w:t xml:space="preserve">) reforça essa leitura em vez de contradizê-la. Inteligência artificial não é sinônimo de manutenção preditiva: entre os 4.889 registros auditados na busca de sensibilidade, 127 mencionavam manutenção preditiva sem nenhuma técnica de aprendizado de máquina explicitamente aplicada, e foram deliberadamente mantidos fora do núcleo por esse motivo, mesmo quando o termo lexical estava presente. Do mesmo modo, BIM,</w:t>
       </w:r>
       <w:r>
         <w:t xml:space="preserve"> </w:t>
@@ -7854,13 +8059,13 @@
           <w:iCs/>
           <w:i/>
         </w:rPr>
-        <w:t xml:space="preserve">framework</w:t>
-      </w:r>
-      <w:r>
-        <w:t xml:space="preserve"> </w:t>
-      </w:r>
-      <w:r>
-        <w:t xml:space="preserve">em quase todo o núcleo contrasta com a menor frequência de AHP, TOPSIS, ANP, Delphi e MCDM. Propor uma estrutura ou mencionar apoio à decisão não equivale a definir indicadores, normalizar, ponderar, agregar, testar sensibilidade e validar. Aplicações em edifícios educacionais,</w:t>
+        <w:t xml:space="preserve">digital twin</w:t>
+      </w:r>
+      <w:r>
+        <w:t xml:space="preserve"> </w:t>
+      </w:r>
+      <w:r>
+        <w:t xml:space="preserve">e IoT não foram tratados como prova automática de IA, apenas como termos ambíguos que exigem confirmação de técnica computacional efetivamente treinada ou aplicada. O aprendizado de máquina integra-se, portanto, à mesma corrente informacional e digital já identificada para BIM e</w:t>
       </w:r>
       <w:r>
         <w:t xml:space="preserve"> </w:t>
@@ -7870,32 +8075,34 @@
           <w:iCs/>
           <w:i/>
         </w:rPr>
-        <w:t xml:space="preserve">campus</w:t>
-      </w:r>
-      <w:r>
-        <w:t xml:space="preserve"> </w:t>
-      </w:r>
-      <w:r>
-        <w:t xml:space="preserve">e manutenção pública demonstram funções específicas desses métodos, e operacionalizações parciais foram identificadas nas leituras integrais</w:t>
-      </w:r>
-      <w:r>
-        <w:t xml:space="preserve"> </w:t>
-      </w:r>
-      <w:r>
-        <w:t xml:space="preserve">(Alfalah et al. 2022; Naji, Gunduz, and Maki 2023; Masmoudi et al. 2026; Kim et al. 2018; Nägeli et al. 2019; Ferreira et al. 2020)</w:t>
-      </w:r>
-      <w:r>
-        <w:t xml:space="preserve">. A lacuna central não é ausência de critérios, mas falta da cadeia completa entre evidência, variável mensurável, preferência institucional e decisão validada.</w:t>
+        <w:t xml:space="preserve">digital twin</w:t>
+      </w:r>
+      <w:r>
+        <w:t xml:space="preserve"> </w:t>
+      </w:r>
+      <w:r>
+        <w:t xml:space="preserve">na Seção </w:t>
+      </w:r>
+      <w:hyperlink w:anchor="sec:metodos">
+        <w:r>
+          <w:rPr>
+            <w:rStyle w:val="Hyperlink"/>
+          </w:rPr>
+          <w:t xml:space="preserve">7</w:t>
+        </w:r>
+      </w:hyperlink>
+      <w:r>
+        <w:t xml:space="preserve">, sem constituir categoria separada de maturidade: presença documental de um termo de IA no título ou resumo não equivale a adoção institucional, validação de desempenho ou substituição de métodos multicritério já consolidados. Sete registros do núcleo original, previamente classificados como secundários ou excluídos, foram reavaliados sob esse critério porque o dicionário de perguntas de pesquisa vigente até então (RQ0 a RQ5) não continha termos dedicados a IA/aprendizado de máquina; cinco foram promovidos ao núcleo principal por evidenciarem técnica computacional efetivamente aplicada, não por reinterpretação do conteúdo original dos estudos.</w:t>
       </w:r>
     </w:p>
     <w:bookmarkEnd w:id="60"/>
-    <w:bookmarkStart w:id="61" w:name="especificidade-pública-universitária"/>
+    <w:bookmarkStart w:id="61" w:name="lacuna-entre-estrutura-e-decisão"/>
     <w:p>
       <w:pPr>
         <w:pStyle w:val="Heading2"/>
       </w:pPr>
       <w:r>
-        <w:t xml:space="preserve">Especificidade pública universitária</w:t>
+        <w:t xml:space="preserve">Lacuna entre estrutura e decisão</w:t>
       </w:r>
     </w:p>
     <w:p>
@@ -7903,7 +8110,7 @@
         <w:pStyle w:val="FirstParagraph"/>
       </w:pPr>
       <w:r>
-        <w:t xml:space="preserve">Universidades,</w:t>
+        <w:t xml:space="preserve">A presença de</w:t>
       </w:r>
       <w:r>
         <w:t xml:space="preserve"> </w:t>
@@ -7913,12 +8120,71 @@
           <w:iCs/>
           <w:i/>
         </w:rPr>
+        <w:t xml:space="preserve">framework</w:t>
+      </w:r>
+      <w:r>
+        <w:t xml:space="preserve"> </w:t>
+      </w:r>
+      <w:r>
+        <w:t xml:space="preserve">em quase todo o núcleo contrasta com a menor frequência de AHP, TOPSIS, ANP, Delphi e MCDM. Propor uma estrutura ou mencionar apoio à decisão não equivale a definir indicadores, normalizar, ponderar, agregar, testar sensibilidade e validar. Aplicações em edifícios educacionais,</w:t>
+      </w:r>
+      <w:r>
+        <w:t xml:space="preserve"> </w:t>
+      </w:r>
+      <w:r>
+        <w:rPr>
+          <w:iCs/>
+          <w:i/>
+        </w:rPr>
         <w:t xml:space="preserve">campus</w:t>
       </w:r>
       <w:r>
         <w:t xml:space="preserve"> </w:t>
       </w:r>
       <w:r>
+        <w:t xml:space="preserve">e manutenção pública demonstram funções específicas desses métodos, e operacionalizações parciais foram identificadas nas leituras integrais</w:t>
+      </w:r>
+      <w:r>
+        <w:t xml:space="preserve"> </w:t>
+      </w:r>
+      <w:r>
+        <w:t xml:space="preserve">(Alfalah et al. 2022; Naji, Gunduz, and Maki 2023; Masmoudi et al. 2026; Kim et al. 2018; Nägeli et al. 2019; Ferreira et al. 2020)</w:t>
+      </w:r>
+      <w:r>
+        <w:t xml:space="preserve">. A lacuna central não é ausência de critérios, mas falta da cadeia completa entre evidência, variável mensurável, preferência institucional e decisão validada.</w:t>
+      </w:r>
+    </w:p>
+    <w:bookmarkEnd w:id="61"/>
+    <w:bookmarkStart w:id="62" w:name="especificidade-pública-universitária"/>
+    <w:p>
+      <w:pPr>
+        <w:pStyle w:val="Heading2"/>
+      </w:pPr>
+      <w:r>
+        <w:t xml:space="preserve">Especificidade pública universitária</w:t>
+      </w:r>
+    </w:p>
+    <w:p>
+      <w:pPr>
+        <w:pStyle w:val="FirstParagraph"/>
+      </w:pPr>
+      <w:r>
+        <w:t xml:space="preserve">Universidades,</w:t>
+      </w:r>
+      <w:r>
+        <w:t xml:space="preserve"> </w:t>
+      </w:r>
+      <w:r>
+        <w:rPr>
+          <w:iCs/>
+          <w:i/>
+        </w:rPr>
+        <w:t xml:space="preserve">campus</w:t>
+      </w:r>
+      <w:r>
+        <w:t xml:space="preserve"> </w:t>
+      </w:r>
+      <w:r>
         <w:t xml:space="preserve">e edifícios públicos representam parcelas menores que edificações genéricas e portfólios. Nesses contextos, diversidade de usuários, continuidade acadêmica, orçamento e governança impedem reduzir prioridade à condição física</w:t>
       </w:r>
       <w:r>
@@ -7949,8 +8215,8 @@
         <w:t xml:space="preserve">.</w:t>
       </w:r>
     </w:p>
-    <w:bookmarkEnd w:id="61"/>
-    <w:bookmarkStart w:id="62" w:name="contribuição-do-protocolo"/>
+    <w:bookmarkEnd w:id="62"/>
+    <w:bookmarkStart w:id="63" w:name="contribuição-do-protocolo"/>
     <w:p>
       <w:pPr>
         <w:pStyle w:val="Heading2"/>
@@ -7972,7 +8238,7 @@
         <w:pStyle w:val="BodyText"/>
       </w:pPr>
       <w:r>
-        <w:t xml:space="preserve">Essa contribuição permanece propositiva. Coocorrências não estimam causalidade, importância ou peso; categorias amplas podem reunir estudos diferentes; e desenhos conceituais, revisões, estudos de caso e modelos quantitativos não oferecem força de evidência equivalente. Sem avaliação metodológica integral dos 104 registros e sem teste institucional, não se recomenda superioridade de método, critério ou tecnologia. O produto é uma arquitetura auditável para validação, não uma prioridade pronta.</w:t>
+        <w:t xml:space="preserve">Essa contribuição permanece propositiva. Coocorrências não estimam causalidade, importância ou peso; categorias amplas podem reunir estudos diferentes; e desenhos conceituais, revisões, estudos de caso e modelos quantitativos não oferecem força de evidência equivalente. Sem avaliação metodológica integral dos 121 registros e sem teste institucional, não se recomenda superioridade de método, critério ou tecnologia. O produto é uma arquitetura auditável para validação, não uma prioridade pronta.</w:t>
       </w:r>
     </w:p>
     <w:p>
@@ -7983,9 +8249,9 @@
         <w:t xml:space="preserve">O avanço requer validar conteúdo antes de pesos, integrar dados administrativos, elicitar preferências com participação institucional, testar sensibilidade e comparar resultados entre unidades. Essa sequência transforma a síntese em governança da manutenção sem atribuir ao protocolo validade ainda não demonstrada.</w:t>
       </w:r>
     </w:p>
-    <w:bookmarkEnd w:id="62"/>
     <w:bookmarkEnd w:id="63"/>
-    <w:bookmarkStart w:id="64" w:name="sec:limitacoes"/>
+    <w:bookmarkEnd w:id="64"/>
+    <w:bookmarkStart w:id="65" w:name="sec:limitacoes"/>
     <w:p>
       <w:pPr>
         <w:pStyle w:val="Heading1"/>
@@ -8027,7 +8293,7 @@
         <w:t xml:space="preserve"> </w:t>
       </w:r>
       <w:r>
-        <w:t xml:space="preserve">O núcleo de 104 não foi submetido integralmente a elegibilidade e extração em texto completo. Trinta estudos com PDF disponível foram posteriormente lidos em tarefas pontuais e 14 forneceram evidências específicas. A unidade de análise quantitativa é o registro bibliográfico consolidado. Ela não garante independência entre publicações relacionadas nem representa força de evidência acumulada; a classificação de desenho deixou 23,1% sem sinal suficiente e nenhum instrumento de risco de viés foi aplicado, o que impede comparar qualidade metodológica ou recomendar superioridade. Na camada bibliométrica, a incompletude de autores e a ausência de afiliações e referências citadas impediram rede de colaboração e acoplamento bibliográfico, e as demais medidas permanecem explorações documentais.</w:t>
+        <w:t xml:space="preserve">O núcleo de 121 não foi submetido integralmente a elegibilidade e extração em texto completo. Trinta estudos com PDF disponível foram posteriormente lidos em tarefas pontuais e 14 forneceram evidências específicas. A unidade de análise quantitativa é o registro bibliográfico consolidado. Ela não garante independência entre publicações relacionadas nem representa força de evidência acumulada; a classificação de desenho deixou 23,1% sem sinal suficiente e nenhum instrumento de risco de viés foi aplicado, o que impede comparar qualidade metodológica ou recomendar superioridade. Na camada bibliométrica, a incompletude de autores e a ausência de afiliações e referências citadas impediram rede de colaboração e acoplamento bibliográfico, e as demais medidas permanecem explorações documentais.</w:t>
       </w:r>
     </w:p>
     <w:p>
@@ -8039,6 +8305,24 @@
           <w:bCs/>
           <w:b/>
         </w:rPr>
+        <w:t xml:space="preserve">Busca de sensibilidade para IA.</w:t>
+      </w:r>
+      <w:r>
+        <w:t xml:space="preserve"> </w:t>
+      </w:r>
+      <w:r>
+        <w:t xml:space="preserve">Os 4.889 registros da busca de sensibilidade foram classificados por correspondência automatizada de termos contra o dicionário RQ6, não por leitura de texto completo; apenas os candidatos ao núcleo (20 antes da revisão manual) tiveram título e resumo lidos individualmente. A fatia recuperada no Crossref apresentou ausência sistemática de resumo (24,9% com resumo, ante 100% na Scopus e na Web of Science), reduzindo a confiabilidade da classificação nessa fatia e concentrando os registros de confiança baixa; nenhum registro de núcleo desta rodada veio exclusivamente do Crossref. A busca de sensibilidade cobriu apenas as mesmas três bases do núcleo original, sem literatura cinzenta nem bases adicionais especializadas em ciência da computação.</w:t>
+      </w:r>
+    </w:p>
+    <w:p>
+      <w:pPr>
+        <w:pStyle w:val="BodyText"/>
+      </w:pPr>
+      <w:r>
+        <w:rPr>
+          <w:bCs/>
+          <w:b/>
+        </w:rPr>
         <w:t xml:space="preserve">Protocolo.</w:t>
       </w:r>
       <w:r>
@@ -8048,8 +8332,8 @@
         <w:t xml:space="preserve">Indicadores e regras formam especificação operacional candidata: pesos, limiares, função de agregação e sensibilidade ainda não foram validados nem executados com dados reais, permanecendo dependentes de validação de conteúdo, participação institucional e teste de robustez.</w:t>
       </w:r>
     </w:p>
-    <w:bookmarkEnd w:id="64"/>
-    <w:bookmarkStart w:id="135" w:name="sec:consideracoes"/>
+    <w:bookmarkEnd w:id="65"/>
+    <w:bookmarkStart w:id="136" w:name="sec:consideracoes"/>
     <w:p>
       <w:pPr>
         <w:pStyle w:val="Heading1"/>
@@ -8076,7 +8360,18 @@
         <w:t xml:space="preserve">digital twins</w:t>
       </w:r>
       <w:r>
-        <w:t xml:space="preserve">, carbono, ciclo de vida e manutenção preditiva. A síntese temática mostrou que dimensões técnica-operacional, institucional e ambiental e critérios de desempenho, informação, custo, vida útil, energia e risco formam o núcleo documental. A integração fundamentou um protocolo que separa evidência bibliográfica, indicador operacional e escolha normativa.</w:t>
+        <w:t xml:space="preserve">, carbono, ciclo de vida, manutenção preditiva e, de forma ainda emergente conforme a busca complementar de sensibilidade (Seção </w:t>
+      </w:r>
+      <w:hyperlink w:anchor="sec:buscaia">
+        <w:r>
+          <w:rPr>
+            <w:rStyle w:val="Hyperlink"/>
+          </w:rPr>
+          <w:t xml:space="preserve">3.4</w:t>
+        </w:r>
+      </w:hyperlink>
+      <w:r>
+        <w:t xml:space="preserve">), aprendizado de máquina. A síntese temática mostrou que dimensões técnica-operacional, institucional e ambiental e critérios de desempenho, informação, custo, vida útil, energia e risco formam o núcleo documental, agora com 121 registros. A integração fundamentou um protocolo que separa evidência bibliográfica, indicador operacional e escolha normativa.</w:t>
       </w:r>
     </w:p>
     <w:p>
@@ -8084,7 +8379,7 @@
         <w:pStyle w:val="BodyText"/>
       </w:pPr>
       <w:r>
-        <w:t xml:space="preserve">Foram identificadas seis dimensões, 15 critérios e abordagens decisórias heterogêneas. Estruturas genéricas, BIM e apoio à decisão foram mais frequentes que métodos multicritério nomeados. Edificações genéricas e portfólios predominaram; universidades,</w:t>
+        <w:t xml:space="preserve">Foram identificadas seis dimensões, 15 critérios e abordagens decisórias heterogêneas. Estruturas genéricas, BIM e apoio à decisão foram mais frequentes que métodos multicritério nomeados; aprendizado de máquina, tema da busca de sensibilidade, cresceu de nove para 26 registros, mas sua presença documental não substitui validação de desempenho nem indica maturidade institucional de adoção. Edificações genéricas e portfólios predominaram; universidades,</w:t>
       </w:r>
       <w:r>
         <w:t xml:space="preserve"> </w:t>
@@ -8220,8 +8515,8 @@
         <w:t xml:space="preserve">A versão completa funciona como capítulo de tese e documentação científica do produto. Uma futura versão de artigo pode deslocar rastreabilidade extensa para material suplementar, preservando pergunta, método, resultados bibliométricos e temáticos e protocolo. Até a validação, a contribuição é uma base reproduzível e operacionalmente especificada, não uma classificação pronta para investimento.</w:t>
       </w:r>
     </w:p>
-    <w:bookmarkStart w:id="134" w:name="refs"/>
-    <w:bookmarkStart w:id="66" w:name="ref-aldairi_lean6sbm_2017"/>
+    <w:bookmarkStart w:id="135" w:name="refs"/>
+    <w:bookmarkStart w:id="67" w:name="ref-aldairi_lean6sbm_2017"/>
     <w:p>
       <w:pPr>
         <w:pStyle w:val="Heading1"/>
@@ -8262,7 +8557,7 @@
       <w:r>
         <w:t xml:space="preserve"> </w:t>
       </w:r>
-      <w:hyperlink r:id="rId65">
+      <w:hyperlink r:id="rId66">
         <w:r>
           <w:rPr>
             <w:rStyle w:val="Hyperlink"/>
@@ -8274,8 +8569,8 @@
         <w:t xml:space="preserve">.</w:t>
       </w:r>
     </w:p>
-    <w:bookmarkEnd w:id="66"/>
-    <w:bookmarkStart w:id="68" w:name="ref-alfalah_frameworkeducacional_2022"/>
+    <w:bookmarkEnd w:id="67"/>
+    <w:bookmarkStart w:id="69" w:name="ref-alfalah_frameworkeducacional_2022"/>
     <w:p>
       <w:pPr>
         <w:pStyle w:val="Bibliography"/>
@@ -8308,7 +8603,7 @@
       <w:r>
         <w:t xml:space="preserve"> </w:t>
       </w:r>
-      <w:hyperlink r:id="rId67">
+      <w:hyperlink r:id="rId68">
         <w:r>
           <w:rPr>
             <w:rStyle w:val="Hyperlink"/>
@@ -8320,8 +8615,8 @@
         <w:t xml:space="preserve">.</w:t>
       </w:r>
     </w:p>
-    <w:bookmarkEnd w:id="68"/>
-    <w:bookmarkStart w:id="70" w:name="ref-aliu_barreirasdt_2025"/>
+    <w:bookmarkEnd w:id="69"/>
+    <w:bookmarkStart w:id="71" w:name="ref-aliu_barreirasdt_2025"/>
     <w:p>
       <w:pPr>
         <w:pStyle w:val="Bibliography"/>
@@ -8354,7 +8649,7 @@
       <w:r>
         <w:t xml:space="preserve"> </w:t>
       </w:r>
-      <w:hyperlink r:id="rId69">
+      <w:hyperlink r:id="rId70">
         <w:r>
           <w:rPr>
             <w:rStyle w:val="Hyperlink"/>
@@ -8366,8 +8661,8 @@
         <w:t xml:space="preserve">.</w:t>
       </w:r>
     </w:p>
-    <w:bookmarkEnd w:id="70"/>
-    <w:bookmarkStart w:id="72" w:name="ref-araujoneto_manutencaolegislacao_2015"/>
+    <w:bookmarkEnd w:id="71"/>
+    <w:bookmarkStart w:id="73" w:name="ref-araujoneto_manutencaolegislacao_2015"/>
     <w:p>
       <w:pPr>
         <w:pStyle w:val="Bibliography"/>
@@ -8400,7 +8695,7 @@
       <w:r>
         <w:t xml:space="preserve"> </w:t>
       </w:r>
-      <w:hyperlink r:id="rId71">
+      <w:hyperlink r:id="rId72">
         <w:r>
           <w:rPr>
             <w:rStyle w:val="Hyperlink"/>
@@ -8412,8 +8707,8 @@
         <w:t xml:space="preserve">.</w:t>
       </w:r>
     </w:p>
-    <w:bookmarkEnd w:id="72"/>
-    <w:bookmarkStart w:id="73" w:name="ref-abnt_nbr5674_2012"/>
+    <w:bookmarkEnd w:id="73"/>
+    <w:bookmarkStart w:id="74" w:name="ref-abnt_nbr5674_2012"/>
     <w:p>
       <w:pPr>
         <w:pStyle w:val="Bibliography"/>
@@ -8434,8 +8729,8 @@
         <w:t xml:space="preserve">Rio de Janeiro: ABNT.</w:t>
       </w:r>
     </w:p>
-    <w:bookmarkEnd w:id="73"/>
-    <w:bookmarkStart w:id="75" w:name="ref-awuzie_fmuniversidades_2017"/>
+    <w:bookmarkEnd w:id="74"/>
+    <w:bookmarkStart w:id="76" w:name="ref-awuzie_fmuniversidades_2017"/>
     <w:p>
       <w:pPr>
         <w:pStyle w:val="Bibliography"/>
@@ -8468,7 +8763,7 @@
       <w:r>
         <w:t xml:space="preserve"> </w:t>
       </w:r>
-      <w:hyperlink r:id="rId74">
+      <w:hyperlink r:id="rId75">
         <w:r>
           <w:rPr>
             <w:rStyle w:val="Hyperlink"/>
@@ -8480,8 +8775,8 @@
         <w:t xml:space="preserve">.</w:t>
       </w:r>
     </w:p>
-    <w:bookmarkEnd w:id="75"/>
-    <w:bookmarkStart w:id="77" w:name="ref-chew_manutenibilidadeverde_2016"/>
+    <w:bookmarkEnd w:id="76"/>
+    <w:bookmarkStart w:id="78" w:name="ref-chew_manutenibilidadeverde_2016"/>
     <w:p>
       <w:pPr>
         <w:pStyle w:val="Bibliography"/>
@@ -8514,7 +8809,7 @@
       <w:r>
         <w:t xml:space="preserve"> </w:t>
       </w:r>
-      <w:hyperlink r:id="rId76">
+      <w:hyperlink r:id="rId77">
         <w:r>
           <w:rPr>
             <w:rStyle w:val="Hyperlink"/>
@@ -8526,8 +8821,8 @@
         <w:t xml:space="preserve">.</w:t>
       </w:r>
     </w:p>
-    <w:bookmarkEnd w:id="77"/>
-    <w:bookmarkStart w:id="79" w:name="ref-conejos_verticalgreenery_2019"/>
+    <w:bookmarkEnd w:id="78"/>
+    <w:bookmarkStart w:id="80" w:name="ref-conejos_verticalgreenery_2019"/>
     <w:p>
       <w:pPr>
         <w:pStyle w:val="Bibliography"/>
@@ -8560,7 +8855,7 @@
       <w:r>
         <w:t xml:space="preserve"> </w:t>
       </w:r>
-      <w:hyperlink r:id="rId78">
+      <w:hyperlink r:id="rId79">
         <w:r>
           <w:rPr>
             <w:rStyle w:val="Hyperlink"/>
@@ -8572,8 +8867,8 @@
         <w:t xml:space="preserve">.</w:t>
       </w:r>
     </w:p>
-    <w:bookmarkEnd w:id="79"/>
-    <w:bookmarkStart w:id="81" w:name="ref-crossref_restapi_2026"/>
+    <w:bookmarkEnd w:id="80"/>
+    <w:bookmarkStart w:id="82" w:name="ref-crossref_restapi_2026"/>
     <w:p>
       <w:pPr>
         <w:pStyle w:val="Bibliography"/>
@@ -8596,7 +8891,7 @@
       <w:r>
         <w:t xml:space="preserve"> </w:t>
       </w:r>
-      <w:hyperlink r:id="rId80">
+      <w:hyperlink r:id="rId81">
         <w:r>
           <w:rPr>
             <w:rStyle w:val="Hyperlink"/>
@@ -8608,8 +8903,8 @@
         <w:t xml:space="preserve">.</w:t>
       </w:r>
     </w:p>
-    <w:bookmarkEnd w:id="81"/>
-    <w:bookmarkStart w:id="83" w:name="ref-deng_bimdigitaltwins_2021"/>
+    <w:bookmarkEnd w:id="82"/>
+    <w:bookmarkStart w:id="84" w:name="ref-deng_bimdigitaltwins_2021"/>
     <w:p>
       <w:pPr>
         <w:pStyle w:val="Bibliography"/>
@@ -8642,7 +8937,7 @@
       <w:r>
         <w:t xml:space="preserve"> </w:t>
       </w:r>
-      <w:hyperlink r:id="rId82">
+      <w:hyperlink r:id="rId83">
         <w:r>
           <w:rPr>
             <w:rStyle w:val="Hyperlink"/>
@@ -8654,8 +8949,8 @@
         <w:t xml:space="preserve">.</w:t>
       </w:r>
     </w:p>
-    <w:bookmarkEnd w:id="83"/>
-    <w:bookmarkStart w:id="85" w:name="ref-donthu_bibliometria_2021"/>
+    <w:bookmarkEnd w:id="84"/>
+    <w:bookmarkStart w:id="86" w:name="ref-donthu_bibliometria_2021"/>
     <w:p>
       <w:pPr>
         <w:pStyle w:val="Bibliography"/>
@@ -8688,7 +8983,7 @@
       <w:r>
         <w:t xml:space="preserve"> </w:t>
       </w:r>
-      <w:hyperlink r:id="rId84">
+      <w:hyperlink r:id="rId85">
         <w:r>
           <w:rPr>
             <w:rStyle w:val="Hyperlink"/>
@@ -8700,8 +8995,8 @@
         <w:t xml:space="preserve">.</w:t>
       </w:r>
     </w:p>
-    <w:bookmarkEnd w:id="85"/>
-    <w:bookmarkStart w:id="87" w:name="ref-gispert_ontologiaativos_2025"/>
+    <w:bookmarkEnd w:id="86"/>
+    <w:bookmarkStart w:id="88" w:name="ref-gispert_ontologiaativos_2025"/>
     <w:p>
       <w:pPr>
         <w:pStyle w:val="Bibliography"/>
@@ -8734,7 +9029,7 @@
       <w:r>
         <w:t xml:space="preserve"> </w:t>
       </w:r>
-      <w:hyperlink r:id="rId86">
+      <w:hyperlink r:id="rId87">
         <w:r>
           <w:rPr>
             <w:rStyle w:val="Hyperlink"/>
@@ -8746,8 +9041,8 @@
         <w:t xml:space="preserve">.</w:t>
       </w:r>
     </w:p>
-    <w:bookmarkEnd w:id="87"/>
-    <w:bookmarkStart w:id="89" w:name="ref-ferreira_manutencaoceramica_2020"/>
+    <w:bookmarkEnd w:id="88"/>
+    <w:bookmarkStart w:id="90" w:name="ref-ferreira_manutencaoceramica_2020"/>
     <w:p>
       <w:pPr>
         <w:pStyle w:val="Bibliography"/>
@@ -8780,7 +9075,7 @@
       <w:r>
         <w:t xml:space="preserve"> </w:t>
       </w:r>
-      <w:hyperlink r:id="rId88">
+      <w:hyperlink r:id="rId89">
         <w:r>
           <w:rPr>
             <w:rStyle w:val="Hyperlink"/>
@@ -8792,8 +9087,8 @@
         <w:t xml:space="preserve">.</w:t>
       </w:r>
     </w:p>
-    <w:bookmarkEnd w:id="89"/>
-    <w:bookmarkStart w:id="91" w:name="ref-goretti_bimoem_2023"/>
+    <w:bookmarkEnd w:id="90"/>
+    <w:bookmarkStart w:id="92" w:name="ref-goretti_bimoem_2023"/>
     <w:p>
       <w:pPr>
         <w:pStyle w:val="Bibliography"/>
@@ -8826,7 +9121,7 @@
       <w:r>
         <w:t xml:space="preserve"> </w:t>
       </w:r>
-      <w:hyperlink r:id="rId90">
+      <w:hyperlink r:id="rId91">
         <w:r>
           <w:rPr>
             <w:rStyle w:val="Hyperlink"/>
@@ -8838,8 +9133,8 @@
         <w:t xml:space="preserve">.</w:t>
       </w:r>
     </w:p>
-    <w:bookmarkEnd w:id="91"/>
-    <w:bookmarkStart w:id="93" w:name="ref-hu_revisao_sintese_2026"/>
+    <w:bookmarkEnd w:id="92"/>
+    <w:bookmarkStart w:id="94" w:name="ref-hu_revisao_sintese_2026"/>
     <w:p>
       <w:pPr>
         <w:pStyle w:val="Bibliography"/>
@@ -8872,7 +9167,7 @@
       <w:r>
         <w:t xml:space="preserve"> </w:t>
       </w:r>
-      <w:hyperlink r:id="rId92">
+      <w:hyperlink r:id="rId93">
         <w:r>
           <w:rPr>
             <w:rStyle w:val="Hyperlink"/>
@@ -8884,8 +9179,8 @@
         <w:t xml:space="preserve">.</w:t>
       </w:r>
     </w:p>
-    <w:bookmarkEnd w:id="93"/>
-    <w:bookmarkStart w:id="95" w:name="ref-jiang_deduplicacao_regras_2014"/>
+    <w:bookmarkEnd w:id="94"/>
+    <w:bookmarkStart w:id="96" w:name="ref-jiang_deduplicacao_regras_2014"/>
     <w:p>
       <w:pPr>
         <w:pStyle w:val="Bibliography"/>
@@ -8918,7 +9213,7 @@
       <w:r>
         <w:t xml:space="preserve"> </w:t>
       </w:r>
-      <w:hyperlink r:id="rId94">
+      <w:hyperlink r:id="rId95">
         <w:r>
           <w:rPr>
             <w:rStyle w:val="Hyperlink"/>
@@ -8930,8 +9225,8 @@
         <w:t xml:space="preserve">.</w:t>
       </w:r>
     </w:p>
-    <w:bookmarkEnd w:id="95"/>
-    <w:bookmarkStart w:id="97" w:name="ref-kim_estimativacustoseducacional_2018"/>
+    <w:bookmarkEnd w:id="96"/>
+    <w:bookmarkStart w:id="98" w:name="ref-kim_estimativacustoseducacional_2018"/>
     <w:p>
       <w:pPr>
         <w:pStyle w:val="Bibliography"/>
@@ -8964,7 +9259,7 @@
       <w:r>
         <w:t xml:space="preserve"> </w:t>
       </w:r>
-      <w:hyperlink r:id="rId96">
+      <w:hyperlink r:id="rId97">
         <w:r>
           <w:rPr>
             <w:rStyle w:val="Hyperlink"/>
@@ -8976,8 +9271,8 @@
         <w:t xml:space="preserve">.</w:t>
       </w:r>
     </w:p>
-    <w:bookmarkEnd w:id="97"/>
-    <w:bookmarkStart w:id="99" w:name="ref-martins_custosmanutencaoses_2024"/>
+    <w:bookmarkEnd w:id="98"/>
+    <w:bookmarkStart w:id="100" w:name="ref-martins_custosmanutencaoses_2024"/>
     <w:p>
       <w:pPr>
         <w:pStyle w:val="Bibliography"/>
@@ -9010,7 +9305,7 @@
       <w:r>
         <w:t xml:space="preserve"> </w:t>
       </w:r>
-      <w:hyperlink r:id="rId98">
+      <w:hyperlink r:id="rId99">
         <w:r>
           <w:rPr>
             <w:rStyle w:val="Hyperlink"/>
@@ -9022,8 +9317,8 @@
         <w:t xml:space="preserve">.</w:t>
       </w:r>
     </w:p>
-    <w:bookmarkEnd w:id="99"/>
-    <w:bookmarkStart w:id="101" w:name="ref-masmoudi_ahptopsis_2026"/>
+    <w:bookmarkEnd w:id="100"/>
+    <w:bookmarkStart w:id="102" w:name="ref-masmoudi_ahptopsis_2026"/>
     <w:p>
       <w:pPr>
         <w:pStyle w:val="Bibliography"/>
@@ -9056,7 +9351,7 @@
       <w:r>
         <w:t xml:space="preserve"> </w:t>
       </w:r>
-      <w:hyperlink r:id="rId100">
+      <w:hyperlink r:id="rId101">
         <w:r>
           <w:rPr>
             <w:rStyle w:val="Hyperlink"/>
@@ -9068,8 +9363,8 @@
         <w:t xml:space="preserve">.</w:t>
       </w:r>
     </w:p>
-    <w:bookmarkEnd w:id="101"/>
-    <w:bookmarkStart w:id="103" w:name="ref-morais_eficienciamanutencao_2023"/>
+    <w:bookmarkEnd w:id="102"/>
+    <w:bookmarkStart w:id="104" w:name="ref-morais_eficienciamanutencao_2023"/>
     <w:p>
       <w:pPr>
         <w:pStyle w:val="Bibliography"/>
@@ -9102,7 +9397,7 @@
       <w:r>
         <w:t xml:space="preserve"> </w:t>
       </w:r>
-      <w:hyperlink r:id="rId102">
+      <w:hyperlink r:id="rId103">
         <w:r>
           <w:rPr>
             <w:rStyle w:val="Hyperlink"/>
@@ -9114,8 +9409,8 @@
         <w:t xml:space="preserve">.</w:t>
       </w:r>
     </w:p>
-    <w:bookmarkEnd w:id="103"/>
-    <w:bookmarkStart w:id="105" w:name="ref-nageli_ciclovida_2019"/>
+    <w:bookmarkEnd w:id="104"/>
+    <w:bookmarkStart w:id="106" w:name="ref-nageli_ciclovida_2019"/>
     <w:p>
       <w:pPr>
         <w:pStyle w:val="Bibliography"/>
@@ -9148,7 +9443,7 @@
       <w:r>
         <w:t xml:space="preserve"> </w:t>
       </w:r>
-      <w:hyperlink r:id="rId104">
+      <w:hyperlink r:id="rId105">
         <w:r>
           <w:rPr>
             <w:rStyle w:val="Hyperlink"/>
@@ -9160,8 +9455,8 @@
         <w:t xml:space="preserve">.</w:t>
       </w:r>
     </w:p>
-    <w:bookmarkEnd w:id="105"/>
-    <w:bookmarkStart w:id="107" w:name="ref-naji_campusdelphi_2023"/>
+    <w:bookmarkEnd w:id="106"/>
+    <w:bookmarkStart w:id="108" w:name="ref-naji_campusdelphi_2023"/>
     <w:p>
       <w:pPr>
         <w:pStyle w:val="Bibliography"/>
@@ -9194,7 +9489,7 @@
       <w:r>
         <w:t xml:space="preserve"> </w:t>
       </w:r>
-      <w:hyperlink r:id="rId106">
+      <w:hyperlink r:id="rId107">
         <w:r>
           <w:rPr>
             <w:rStyle w:val="Hyperlink"/>
@@ -9206,8 +9501,8 @@
         <w:t xml:space="preserve">.</w:t>
       </w:r>
     </w:p>
-    <w:bookmarkEnd w:id="107"/>
-    <w:bookmarkStart w:id="109" w:name="X29a0b815a0fa8c82998c6fb0764f2ef94fd929e"/>
+    <w:bookmarkEnd w:id="108"/>
+    <w:bookmarkStart w:id="110" w:name="X29a0b815a0fa8c82998c6fb0764f2ef94fd929e"/>
     <w:p>
       <w:pPr>
         <w:pStyle w:val="Bibliography"/>
@@ -9240,7 +9535,7 @@
       <w:r>
         <w:t xml:space="preserve"> </w:t>
       </w:r>
-      <w:hyperlink r:id="rId108">
+      <w:hyperlink r:id="rId109">
         <w:r>
           <w:rPr>
             <w:rStyle w:val="Hyperlink"/>
@@ -9252,8 +9547,8 @@
         <w:t xml:space="preserve">.</w:t>
       </w:r>
     </w:p>
-    <w:bookmarkEnd w:id="109"/>
-    <w:bookmarkStart w:id="111" w:name="ref-nielsen_sustentabilidadefm_2016"/>
+    <w:bookmarkEnd w:id="110"/>
+    <w:bookmarkStart w:id="112" w:name="ref-nielsen_sustentabilidadefm_2016"/>
     <w:p>
       <w:pPr>
         <w:pStyle w:val="Bibliography"/>
@@ -9286,7 +9581,7 @@
       <w:r>
         <w:t xml:space="preserve"> </w:t>
       </w:r>
-      <w:hyperlink r:id="rId110">
+      <w:hyperlink r:id="rId111">
         <w:r>
           <w:rPr>
             <w:rStyle w:val="Hyperlink"/>
@@ -9298,8 +9593,8 @@
         <w:t xml:space="preserve">.</w:t>
       </w:r>
     </w:p>
-    <w:bookmarkEnd w:id="111"/>
-    <w:bookmarkStart w:id="113" w:name="ref-okoro_sustainablefm_2023"/>
+    <w:bookmarkEnd w:id="112"/>
+    <w:bookmarkStart w:id="114" w:name="ref-okoro_sustainablefm_2023"/>
     <w:p>
       <w:pPr>
         <w:pStyle w:val="Bibliography"/>
@@ -9332,7 +9627,7 @@
       <w:r>
         <w:t xml:space="preserve"> </w:t>
       </w:r>
-      <w:hyperlink r:id="rId112">
+      <w:hyperlink r:id="rId113">
         <w:r>
           <w:rPr>
             <w:rStyle w:val="Hyperlink"/>
@@ -9344,8 +9639,8 @@
         <w:t xml:space="preserve">.</w:t>
       </w:r>
     </w:p>
-    <w:bookmarkEnd w:id="113"/>
-    <w:bookmarkStart w:id="115" w:name="ref-opoku_futurofm_2022"/>
+    <w:bookmarkEnd w:id="114"/>
+    <w:bookmarkStart w:id="116" w:name="ref-opoku_futurofm_2022"/>
     <w:p>
       <w:pPr>
         <w:pStyle w:val="Bibliography"/>
@@ -9378,7 +9673,7 @@
       <w:r>
         <w:t xml:space="preserve"> </w:t>
       </w:r>
-      <w:hyperlink r:id="rId114">
+      <w:hyperlink r:id="rId115">
         <w:r>
           <w:rPr>
             <w:rStyle w:val="Hyperlink"/>
@@ -9390,8 +9685,8 @@
         <w:t xml:space="preserve">.</w:t>
       </w:r>
     </w:p>
-    <w:bookmarkEnd w:id="115"/>
-    <w:bookmarkStart w:id="117" w:name="ref-othman_manutenibilidadeesi_2023"/>
+    <w:bookmarkEnd w:id="116"/>
+    <w:bookmarkStart w:id="118" w:name="ref-othman_manutenibilidadeesi_2023"/>
     <w:p>
       <w:pPr>
         <w:pStyle w:val="Bibliography"/>
@@ -9424,7 +9719,7 @@
       <w:r>
         <w:t xml:space="preserve"> </w:t>
       </w:r>
-      <w:hyperlink r:id="rId116">
+      <w:hyperlink r:id="rId117">
         <w:r>
           <w:rPr>
             <w:rStyle w:val="Hyperlink"/>
@@ -9436,8 +9731,8 @@
         <w:t xml:space="preserve">.</w:t>
       </w:r>
     </w:p>
-    <w:bookmarkEnd w:id="117"/>
-    <w:bookmarkStart w:id="119" w:name="ref-park_cbrfuzzyahp_2019"/>
+    <w:bookmarkEnd w:id="118"/>
+    <w:bookmarkStart w:id="120" w:name="ref-park_cbrfuzzyahp_2019"/>
     <w:p>
       <w:pPr>
         <w:pStyle w:val="Bibliography"/>
@@ -9470,7 +9765,7 @@
       <w:r>
         <w:t xml:space="preserve"> </w:t>
       </w:r>
-      <w:hyperlink r:id="rId118">
+      <w:hyperlink r:id="rId119">
         <w:r>
           <w:rPr>
             <w:rStyle w:val="Hyperlink"/>
@@ -9482,8 +9777,8 @@
         <w:t xml:space="preserve">.</w:t>
       </w:r>
     </w:p>
-    <w:bookmarkEnd w:id="119"/>
-    <w:bookmarkStart w:id="121" w:name="ref-ramantswana_esgfm_2026"/>
+    <w:bookmarkEnd w:id="120"/>
+    <w:bookmarkStart w:id="122" w:name="ref-ramantswana_esgfm_2026"/>
     <w:p>
       <w:pPr>
         <w:pStyle w:val="Bibliography"/>
@@ -9516,7 +9811,7 @@
       <w:r>
         <w:t xml:space="preserve"> </w:t>
       </w:r>
-      <w:hyperlink r:id="rId120">
+      <w:hyperlink r:id="rId121">
         <w:r>
           <w:rPr>
             <w:rStyle w:val="Hyperlink"/>
@@ -9528,8 +9823,8 @@
         <w:t xml:space="preserve">.</w:t>
       </w:r>
     </w:p>
-    <w:bookmarkEnd w:id="121"/>
-    <w:bookmarkStart w:id="123" w:name="ref-rathbone_deduplicacao_2015"/>
+    <w:bookmarkEnd w:id="122"/>
+    <w:bookmarkStart w:id="124" w:name="ref-rathbone_deduplicacao_2015"/>
     <w:p>
       <w:pPr>
         <w:pStyle w:val="Bibliography"/>
@@ -9562,7 +9857,7 @@
       <w:r>
         <w:t xml:space="preserve"> </w:t>
       </w:r>
-      <w:hyperlink r:id="rId122">
+      <w:hyperlink r:id="rId123">
         <w:r>
           <w:rPr>
             <w:rStyle w:val="Hyperlink"/>
@@ -9574,8 +9869,8 @@
         <w:t xml:space="preserve">.</w:t>
       </w:r>
     </w:p>
-    <w:bookmarkEnd w:id="123"/>
-    <w:bookmarkStart w:id="125" w:name="ref-snyder_revisaometodologia_2019"/>
+    <w:bookmarkEnd w:id="124"/>
+    <w:bookmarkStart w:id="126" w:name="ref-snyder_revisaometodologia_2019"/>
     <w:p>
       <w:pPr>
         <w:pStyle w:val="Bibliography"/>
@@ -9608,7 +9903,7 @@
       <w:r>
         <w:t xml:space="preserve"> </w:t>
       </w:r>
-      <w:hyperlink r:id="rId124">
+      <w:hyperlink r:id="rId125">
         <w:r>
           <w:rPr>
             <w:rStyle w:val="Hyperlink"/>
@@ -9620,8 +9915,8 @@
         <w:t xml:space="preserve">.</w:t>
       </w:r>
     </w:p>
-    <w:bookmarkEnd w:id="125"/>
-    <w:bookmarkStart w:id="127" w:name="ref-talib_hospitalfm_2013"/>
+    <w:bookmarkEnd w:id="126"/>
+    <w:bookmarkStart w:id="128" w:name="ref-talib_hospitalfm_2013"/>
     <w:p>
       <w:pPr>
         <w:pStyle w:val="Bibliography"/>
@@ -9654,7 +9949,7 @@
       <w:r>
         <w:t xml:space="preserve"> </w:t>
       </w:r>
-      <w:hyperlink r:id="rId126">
+      <w:hyperlink r:id="rId127">
         <w:r>
           <w:rPr>
             <w:rStyle w:val="Hyperlink"/>
@@ -9666,8 +9961,8 @@
         <w:t xml:space="preserve">.</w:t>
       </w:r>
     </w:p>
-    <w:bookmarkEnd w:id="127"/>
-    <w:bookmarkStart w:id="129" w:name="ref-tan_fluxoinformacao_2018"/>
+    <w:bookmarkEnd w:id="128"/>
+    <w:bookmarkStart w:id="130" w:name="ref-tan_fluxoinformacao_2018"/>
     <w:p>
       <w:pPr>
         <w:pStyle w:val="Bibliography"/>
@@ -9700,7 +9995,7 @@
       <w:r>
         <w:t xml:space="preserve"> </w:t>
       </w:r>
-      <w:hyperlink r:id="rId128">
+      <w:hyperlink r:id="rId129">
         <w:r>
           <w:rPr>
             <w:rStyle w:val="Hyperlink"/>
@@ -9712,8 +10007,8 @@
         <w:t xml:space="preserve">.</w:t>
       </w:r>
     </w:p>
-    <w:bookmarkEnd w:id="129"/>
-    <w:bookmarkStart w:id="131" w:name="ref-whittemore_revisaointegrativa_2005"/>
+    <w:bookmarkEnd w:id="130"/>
+    <w:bookmarkStart w:id="132" w:name="ref-whittemore_revisaointegrativa_2005"/>
     <w:p>
       <w:pPr>
         <w:pStyle w:val="Bibliography"/>
@@ -9746,7 +10041,7 @@
       <w:r>
         <w:t xml:space="preserve"> </w:t>
       </w:r>
-      <w:hyperlink r:id="rId130">
+      <w:hyperlink r:id="rId131">
         <w:r>
           <w:rPr>
             <w:rStyle w:val="Hyperlink"/>
@@ -9758,8 +10053,8 @@
         <w:t xml:space="preserve">.</w:t>
       </w:r>
     </w:p>
-    <w:bookmarkEnd w:id="131"/>
-    <w:bookmarkStart w:id="133" w:name="ref-yoon_fuzzyfm_2018"/>
+    <w:bookmarkEnd w:id="132"/>
+    <w:bookmarkStart w:id="134" w:name="ref-yoon_fuzzyfm_2018"/>
     <w:p>
       <w:pPr>
         <w:pStyle w:val="Bibliography"/>
@@ -9792,7 +10087,7 @@
       <w:r>
         <w:t xml:space="preserve"> </w:t>
       </w:r>
-      <w:hyperlink r:id="rId132">
+      <w:hyperlink r:id="rId133">
         <w:r>
           <w:rPr>
             <w:rStyle w:val="Hyperlink"/>
@@ -9804,9 +10099,9 @@
         <w:t xml:space="preserve">.</w:t>
       </w:r>
     </w:p>
-    <w:bookmarkEnd w:id="133"/>
     <w:bookmarkEnd w:id="134"/>
     <w:bookmarkEnd w:id="135"/>
+    <w:bookmarkEnd w:id="136"/>
     <w:sectPr/>
   </w:body>
 </w:document>

--- a/artigo.docx
+++ b/artigo.docx
@@ -185,7 +185,150 @@
         <w:pStyle w:val="BodyText"/>
       </w:pPr>
       <w:r>
-        <w:t xml:space="preserve">Este artigo analisa como padrões bibliométricos e evidências temáticas sobre manutenção predial sustentável podem fundamentar um protocolo multicritério adaptável às edificações públicas universitárias. Foi conduzida uma revisão integrativa sistematizada, com mapeamento bibliométrico e síntese temática, nas bases Scopus, Web of Science e Crossref, entre 2010 e 2026. A estrutura do campo foi examinada em 372 registros com maior aderência e suficiência documental; a triagem e a auditoria resultaram em 104 registros para a síntese temática. Como a busca original capturou inteligência artificial e aprendizado de máquina apenas incidentalmente, uma busca complementar de sensibilidade dedicada a esse tema foi conduzida nas mesmas três bases; após deduplicação e auditoria com os mesmos critérios de elegibilidade, o núcleo temático foi ampliado para 121 registros. O campo transita de um vocabulário centrado em eficiência, desempenho e edificações verdes para outro associado a BIM,</w:t>
+        <w:t xml:space="preserve">O artigo investiga como evidências bibliométricas e temáticas sobre manutenção predial sustentável podem fundamentar um protocolo multicritério adaptável às edificações públicas universitárias. Realizou-se revisão integrativa sistematizada em Scopus, Web of Science e Crossref, entre 2010 e 2026. A busca principal recuperou 12.118 ocorrências; após deduplicação e triagem, 372 registros sustentaram o mapeamento bibliométrico e 104 compuseram o núcleo temático original. Uma busca complementar de sensibilidade para inteligência artificial e aprendizado de máquina recuperou 6.728 ocorrências e incorporou 17 registros, elevando o núcleo vigente para 121, sem alterar a camada bibliométrica da busca principal. Predominaram as dimensões técnica-operacional (116 registros), institucional (97) e ambiental (92), e os critérios desempenho operacional (99), informação e dados (82), custo (63), energia e vida útil (44 cada). Aprendizado de máquina passou de nove para 26 registros após a sensibilidade. Entre os 17 incorporados, dez tratam predominantemente de previsão ou previsão com otimização, dois de diagnóstico e classificação e cinco de síntese ou integração tecnológica. Nenhum demonstrou a cadeia completa entre modelo treinado, validação externa, ponderação multicritério, regras de veto e decisão pública auditável. Como contribuição, a síntese foi convertida em matriz analítica conceitual e protocolo operacional candidato, com indicadores, fontes, periodicidade, direção de preferência e vetos. Frequências documentais não foram transformadas em pesos; ponderação, limiares e agregação dependem de validação institucional e teste multicampi.</w:t>
+      </w:r>
+    </w:p>
+    <w:p>
+      <w:pPr>
+        <w:pStyle w:val="BodyText"/>
+      </w:pPr>
+      <w:r>
+        <w:rPr>
+          <w:bCs/>
+          <w:b/>
+        </w:rPr>
+        <w:t xml:space="preserve">Palavras-chave:</w:t>
+      </w:r>
+      <w:r>
+        <w:t xml:space="preserve"> </w:t>
+      </w:r>
+      <w:r>
+        <w:t xml:space="preserve">manutenção predial; sustentabilidade; decisão multicritério; edificações públicas universitárias; aprendizado de máquina.</w:t>
+      </w:r>
+    </w:p>
+    <w:p>
+      <w:pPr>
+        <w:pStyle w:val="BodyText"/>
+      </w:pPr>
+      <w:r>
+        <w:rPr>
+          <w:bCs/>
+          <w:b/>
+        </w:rPr>
+        <w:t xml:space="preserve">Abstract</w:t>
+      </w:r>
+    </w:p>
+    <w:p>
+      <w:pPr>
+        <w:pStyle w:val="BodyText"/>
+      </w:pPr>
+      <w:r>
+        <w:t xml:space="preserve">This article investigates how bibliometric and thematic evidence on sustainable building maintenance can support a multi-criteria protocol adaptable to public university buildings. A systematized integrative review was conducted in Scopus, Web of Science, and Crossref for 2010–2026. The main search retrieved 12,118 occurrences; after deduplication and screening, 372 records supported bibliometric mapping and 104 formed the original thematic core. A complementary sensitivity search for artificial intelligence and machine learning retrieved 6,728 occurrences and incorporated 17 records, expanding the current core to 121 without changing the bibliometric layer derived from the main search. The technical-operational (116 records), institutional (97), and environmental (92) dimensions predominated, as did operational performance (99), information and data (82), cost (63), energy, and service life (44 each). Machine learning increased from nine to 26 records after the sensitivity search. Among the 17 incorporated records, ten predominantly address prediction or prediction with optimization, two address diagnosis and classification, and five address technological synthesis or integration. None demonstrated the complete chain linking a trained model, external validation, multi-criteria weighting, veto rules, and auditable public decision-making. The synthesis was translated into a conceptual analytical matrix and a candidate operational protocol specifying indicators, data sources, periodicity, preference direction, and vetoes. Documentary frequencies were not converted into weights; weighting, thresholds, and aggregation require institutional validation and multi-campus testing.</w:t>
+      </w:r>
+    </w:p>
+    <w:p>
+      <w:pPr>
+        <w:pStyle w:val="BodyText"/>
+      </w:pPr>
+      <w:r>
+        <w:rPr>
+          <w:bCs/>
+          <w:b/>
+        </w:rPr>
+        <w:t xml:space="preserve">Keywords:</w:t>
+      </w:r>
+      <w:r>
+        <w:t xml:space="preserve"> </w:t>
+      </w:r>
+      <w:r>
+        <w:t xml:space="preserve">building maintenance; sustainability; multi-criteria decision-making; public university buildings; machine learning.</w:t>
+      </w:r>
+    </w:p>
+    <w:bookmarkStart w:id="20" w:name="sec:introducao"/>
+    <w:p>
+      <w:pPr>
+        <w:pStyle w:val="Heading1"/>
+      </w:pPr>
+      <w:r>
+        <w:t xml:space="preserve">Introdução</w:t>
+      </w:r>
+    </w:p>
+    <w:p>
+      <w:pPr>
+        <w:pStyle w:val="FirstParagraph"/>
+      </w:pPr>
+      <w:r>
+        <w:t xml:space="preserve">A gestão de edificações públicas universitárias enfrenta uma tensão decisória recorrente: as intervenções mais visíveis ou urgentes competem por recursos com ações preventivas, ambientais, sociais e institucionais cujos benefícios se distribuem ao longo do ciclo de vida. A ausência de uma arquitetura transparente de critérios pode favorecer decisões reativas e dificultar a justificativa técnica, orçamentária e pública da prioridade atribuída a cada ativo, como indicam estudos de caso em instituições universitárias</w:t>
+      </w:r>
+      <w:r>
+        <w:t xml:space="preserve"> </w:t>
+      </w:r>
+      <w:r>
+        <w:t xml:space="preserve">(Lateef, Khamidi, and Idrus 2010; Barbosa et al. 2020)</w:t>
+      </w:r>
+      <w:r>
+        <w:t xml:space="preserve">. A manutenção predial condiciona desempenho, segurança, durabilidade e continuidade dos serviços, e a NBR 5674 estabelece requisitos de planejamento, controle e avaliação do sistema de manutenção</w:t>
+      </w:r>
+      <w:r>
+        <w:t xml:space="preserve"> </w:t>
+      </w:r>
+      <w:r>
+        <w:t xml:space="preserve">(Associação Brasileira de Normas Técnicas 2012)</w:t>
+      </w:r>
+      <w:r>
+        <w:t xml:space="preserve">. No âmbito público brasileiro, essa responsabilidade também se vincula a deveres legais e administrativos do gestor</w:t>
+      </w:r>
+      <w:r>
+        <w:t xml:space="preserve"> </w:t>
+      </w:r>
+      <w:r>
+        <w:t xml:space="preserve">(Araújo Neto 2015)</w:t>
+      </w:r>
+      <w:r>
+        <w:t xml:space="preserve">.</w:t>
+      </w:r>
+    </w:p>
+    <w:p>
+      <w:pPr>
+        <w:pStyle w:val="BodyText"/>
+      </w:pPr>
+      <w:r>
+        <w:t xml:space="preserve">Restrições orçamentárias, envelhecimento da infraestrutura e acúmulo de demandas tornam insuficiente uma ordenação baseada em custo ou urgência isolados. A análise de custos em universidade federal demonstra a utilidade de modelos de previsão para o planejamento orçamentário</w:t>
+      </w:r>
+      <w:r>
+        <w:t xml:space="preserve"> </w:t>
+      </w:r>
+      <w:r>
+        <w:t xml:space="preserve">(Martins and Espejo 2024)</w:t>
+      </w:r>
+      <w:r>
+        <w:t xml:space="preserve">, enquanto registros de ordens de serviço permitem reconhecer padrões de demanda e apoiar o planejamento de intervenções</w:t>
+      </w:r>
+      <w:r>
+        <w:t xml:space="preserve"> </w:t>
+      </w:r>
+      <w:r>
+        <w:t xml:space="preserve">(Morais, Paula, and Reis 2023)</w:t>
+      </w:r>
+      <w:r>
+        <w:t xml:space="preserve">. Para sustentar a prioridade, séries de custos e ordens de serviço precisam ser combinadas a condição física, risco, energia, impacto ambiental, experiência dos usuários, conformidade e capacidade institucional</w:t>
+      </w:r>
+      <w:r>
+        <w:t xml:space="preserve"> </w:t>
+      </w:r>
+      <w:r>
+        <w:t xml:space="preserve">(Maia, Scheer, and Freitas 2016; Nägeli et al. 2019; Alfalah et al. 2022)</w:t>
+      </w:r>
+      <w:r>
+        <w:t xml:space="preserve">.</w:t>
+      </w:r>
+    </w:p>
+    <w:p>
+      <w:pPr>
+        <w:pStyle w:val="BodyText"/>
+      </w:pPr>
+      <w:r>
+        <w:t xml:space="preserve">O</w:t>
       </w:r>
       <w:r>
         <w:t xml:space="preserve"> </w:t>
@@ -195,135 +338,22 @@
           <w:iCs/>
           <w:i/>
         </w:rPr>
-        <w:t xml:space="preserve">digital twins</w:t>
-      </w:r>
-      <w:r>
-        <w:t xml:space="preserve">, carbono, ciclo de vida, manutenção preditiva e, de forma ainda emergente, aprendizado de máquina. No núcleo temático, destacaram-se as dimensões técnica-operacional, institucional e ambiental e os critérios desempenho operacional, informação, custo, vida útil e energia. Métodos multicritério formalmente nomeados foram menos frequentes que estruturas genéricas de apoio à decisão; a presença documental de inteligência artificial não constitui evidência de maturidade institucional de adoção. Apenas 12 registros apresentaram lacunas específicas para instituições públicas de ensino superior. Como contribuição, propõe-se uma matriz analítica conceitual, informada pela síntese da literatura, convertida em protocolo operacional candidato com indicadores, fontes de dados, periodicidade, direção de preferência e regras de veto. Pesos e funções de agregação não são derivados das frequências documentais e dependem de validação posterior.</w:t>
-      </w:r>
-    </w:p>
-    <w:p>
-      <w:pPr>
-        <w:pStyle w:val="BodyText"/>
-      </w:pPr>
-      <w:r>
-        <w:rPr>
-          <w:bCs/>
-          <w:b/>
-        </w:rPr>
-        <w:t xml:space="preserve">Palavras-chave:</w:t>
-      </w:r>
-      <w:r>
-        <w:t xml:space="preserve"> </w:t>
-      </w:r>
-      <w:r>
-        <w:t xml:space="preserve">manutenção predial; sustentabilidade; métodos multicritério de decisão; gestão de edificações públicas; bibliometria.</w:t>
-      </w:r>
-    </w:p>
-    <w:p>
-      <w:pPr>
-        <w:pStyle w:val="BodyText"/>
-      </w:pPr>
-      <w:r>
-        <w:rPr>
-          <w:bCs/>
-          <w:b/>
-        </w:rPr>
-        <w:t xml:space="preserve">Abstract</w:t>
-      </w:r>
-    </w:p>
-    <w:p>
-      <w:pPr>
-        <w:pStyle w:val="BodyText"/>
-      </w:pPr>
-      <w:r>
-        <w:t xml:space="preserve">This article examines how bibliometric patterns and thematic evidence on sustainable building maintenance can support a multi-criteria protocol adaptable to public university buildings. A systematized integrative review with bibliometric mapping and thematic synthesis was conducted in Scopus, Web of Science, and Crossref from 2010 to 2026. The field structure was examined through 372 records with stronger relevance and documentary sufficiency; screening and auditing produced 104 records for thematic synthesis. Because the original search captured artificial intelligence and machine learning only incidentally, a complementary sensitivity search dedicated to that theme was conducted in the same three databases; after deduplication and auditing under the same eligibility criteria, the thematic core was expanded to 121 records. The field is shifting from a vocabulary centered on efficiency, performance, and green buildings toward BIM, digital twins, carbon, life cycle, predictive maintenance, and, still emergent, machine learning. Technical-operational, institutional, and environmental dimensions were prominent in the thematic core, as were operational performance, information, cost, service life, and energy. Formally named multi-criteria methods were less frequent than generic decision-support frameworks; documentary presence of artificial intelligence does not constitute evidence of institutional adoption maturity. Only 12 records reported gaps specific to public higher education institutions. The study contributes a conceptual analytical matrix informed by the literature synthesis and translated into a candidate operational protocol with indicators, data sources, periodicity, preference direction, and veto rules. Weights and aggregation functions are not derived from documentary frequencies and require subsequent validation.</w:t>
-      </w:r>
-    </w:p>
-    <w:p>
-      <w:pPr>
-        <w:pStyle w:val="BodyText"/>
-      </w:pPr>
-      <w:r>
-        <w:rPr>
-          <w:bCs/>
-          <w:b/>
-        </w:rPr>
-        <w:t xml:space="preserve">Keywords:</w:t>
-      </w:r>
-      <w:r>
-        <w:t xml:space="preserve"> </w:t>
-      </w:r>
-      <w:r>
-        <w:t xml:space="preserve">building maintenance; sustainability; multi-criteria decision-making; public building management; bibliometrics.</w:t>
-      </w:r>
-    </w:p>
-    <w:bookmarkStart w:id="20" w:name="sec:introducao"/>
-    <w:p>
-      <w:pPr>
-        <w:pStyle w:val="Heading1"/>
-      </w:pPr>
-      <w:r>
-        <w:t xml:space="preserve">Introdução</w:t>
-      </w:r>
-    </w:p>
-    <w:p>
-      <w:pPr>
-        <w:pStyle w:val="FirstParagraph"/>
-      </w:pPr>
-      <w:r>
-        <w:t xml:space="preserve">A gestão de edificações públicas universitárias enfrenta uma tensão decisória recorrente: as intervenções mais visíveis ou urgentes competem por recursos com ações preventivas, ambientais, sociais e institucionais cujos benefícios se distribuem ao longo do ciclo de vida. A ausência de uma arquitetura transparente de critérios pode favorecer decisões reativas e dificultar a justificativa técnica, orçamentária e pública da prioridade atribuída a cada ativo. A manutenção predial condiciona desempenho, segurança, durabilidade e continuidade dos serviços, e a NBR 5674 estabelece requisitos de planejamento, controle e avaliação do sistema de manutenção</w:t>
-      </w:r>
-      <w:r>
-        <w:t xml:space="preserve"> </w:t>
-      </w:r>
-      <w:r>
-        <w:t xml:space="preserve">(Associação Brasileira de Normas Técnicas 2012)</w:t>
-      </w:r>
-      <w:r>
-        <w:t xml:space="preserve">. No âmbito público brasileiro, essa responsabilidade também se vincula a deveres legais e administrativos do gestor</w:t>
-      </w:r>
-      <w:r>
-        <w:t xml:space="preserve"> </w:t>
-      </w:r>
-      <w:r>
-        <w:t xml:space="preserve">(Araújo Neto 2015)</w:t>
-      </w:r>
-      <w:r>
-        <w:t xml:space="preserve">.</w:t>
-      </w:r>
-    </w:p>
-    <w:p>
-      <w:pPr>
-        <w:pStyle w:val="BodyText"/>
-      </w:pPr>
-      <w:r>
-        <w:t xml:space="preserve">Restrições orçamentárias, envelhecimento da infraestrutura e acúmulo de demandas tornam insuficiente uma ordenação baseada em custo ou urgência isolados. A análise de custos em universidade federal demonstra a utilidade de modelos de previsão para o planejamento orçamentário</w:t>
-      </w:r>
-      <w:r>
-        <w:t xml:space="preserve"> </w:t>
-      </w:r>
-      <w:r>
-        <w:t xml:space="preserve">(Martins and Espejo 2024)</w:t>
-      </w:r>
-      <w:r>
-        <w:t xml:space="preserve">, enquanto registros de ordens de serviço permitem reconhecer padrões de demanda e apoiar o planejamento de intervenções</w:t>
-      </w:r>
-      <w:r>
-        <w:t xml:space="preserve"> </w:t>
-      </w:r>
-      <w:r>
-        <w:t xml:space="preserve">(Morais, Paula, and Reis 2023)</w:t>
-      </w:r>
-      <w:r>
-        <w:t xml:space="preserve">. Esses dados, porém, precisam ser combinados a condição física, risco, energia, impacto ambiental, experiência dos usuários, conformidade e capacidade institucional.</w:t>
-      </w:r>
-    </w:p>
-    <w:p>
-      <w:pPr>
-        <w:pStyle w:val="BodyText"/>
-      </w:pPr>
-      <w:r>
-        <w:t xml:space="preserve">O</w:t>
+        <w:t xml:space="preserve">facility management</w:t>
+      </w:r>
+      <w:r>
+        <w:t xml:space="preserve"> </w:t>
+      </w:r>
+      <w:r>
+        <w:t xml:space="preserve">sustentável articula desempenho ambiental, econômico e social com planejamento, operação e gestão dos ativos construídos</w:t>
+      </w:r>
+      <w:r>
+        <w:t xml:space="preserve"> </w:t>
+      </w:r>
+      <w:r>
+        <w:t xml:space="preserve">(Nielsen, Sarasoja, and Galamba 2016; Opoku and Lee 2022; Okoro 2023)</w:t>
+      </w:r>
+      <w:r>
+        <w:t xml:space="preserve">. Os Objetivos de Desenvolvimento Sustentável oferecem metas públicas para infraestrutura, cidades e uso responsável de recursos, enquanto a abordagem ambiental, social e de governança (ESG, do inglês</w:t>
       </w:r>
       <w:r>
         <w:t xml:space="preserve"> </w:t>
@@ -333,31 +363,6 @@
           <w:iCs/>
           <w:i/>
         </w:rPr>
-        <w:t xml:space="preserve">facility management</w:t>
-      </w:r>
-      <w:r>
-        <w:t xml:space="preserve"> </w:t>
-      </w:r>
-      <w:r>
-        <w:t xml:space="preserve">sustentável articula desempenho ambiental, econômico e social com planejamento, operação e gestão dos ativos construídos</w:t>
-      </w:r>
-      <w:r>
-        <w:t xml:space="preserve"> </w:t>
-      </w:r>
-      <w:r>
-        <w:t xml:space="preserve">(Nielsen, Sarasoja, and Galamba 2016; Opoku and Lee 2022; Okoro 2023)</w:t>
-      </w:r>
-      <w:r>
-        <w:t xml:space="preserve">. Os Objetivos de Desenvolvimento Sustentável oferecem metas públicas para infraestrutura, cidades e uso responsável de recursos, enquanto a abordagem ambiental, social e de governança (ESG, do inglês</w:t>
-      </w:r>
-      <w:r>
-        <w:t xml:space="preserve"> </w:t>
-      </w:r>
-      <w:r>
-        <w:rPr>
-          <w:iCs/>
-          <w:i/>
-        </w:rPr>
         <w:t xml:space="preserve">environmental, social and governance</w:t>
       </w:r>
       <w:r>
@@ -370,7 +375,16 @@
         <w:t xml:space="preserve">(Okoro 2023; Ramantswana et al. 2026)</w:t>
       </w:r>
       <w:r>
-        <w:t xml:space="preserve">. Métodos de apoio multicritério podem explicitar compensações entre esses objetivos, desde que critérios, indicadores, pesos, regras não compensatórias e incertezas sejam documentados.</w:t>
+        <w:t xml:space="preserve">. Métodos de apoio multicritério podem explicitar compensações entre esses objetivos, desde que critérios, indicadores, pesos, regras não compensatórias e incertezas sejam documentados</w:t>
+      </w:r>
+      <w:r>
+        <w:t xml:space="preserve"> </w:t>
+      </w:r>
+      <w:r>
+        <w:t xml:space="preserve">(Alfalah et al. 2022; Naji, Gunduz, and Maki 2023; Masmoudi et al. 2026)</w:t>
+      </w:r>
+      <w:r>
+        <w:t xml:space="preserve">.</w:t>
       </w:r>
     </w:p>
     <w:p>
@@ -378,7 +392,40 @@
         <w:pStyle w:val="BodyText"/>
       </w:pPr>
       <w:r>
-        <w:t xml:space="preserve">O objetivo geral é analisar a estrutura bibliométrica e temática da literatura e, a partir dela, propor a arquitetura de um protocolo multicritério adaptável à priorização de intervenções em edificações públicas universitárias. A pergunta central (RQ0) é: como os padrões bibliométricos e a síntese temática da literatura podem fundamentar a arquitetura de critérios, indicadores e regras de decisão de um protocolo multicritério adaptável às edificações públicas universitárias? A análise responde a cinco questões específicas: quais dimensões de sustentabilidade são identificadas (RQ1); quais critérios de priorização são identificados (RQ2); quais métodos de apoio à decisão são identificados (RQ3); em quais contextos de edificação essas abordagens aparecem (RQ4); e quais lacunas são registradas para instituições públicas de ensino superior (RQ5).</w:t>
+        <w:t xml:space="preserve">Apesar dessa convergência potencial, estudos sobre digitalização e métodos decisórios ainda documentam separadamente integração de dados, previsão operacional, critérios de sustentabilidade e escolha multicritério, sem demonstrar de modo recorrente a cadeia completa até a decisão institucional</w:t>
+      </w:r>
+      <w:r>
+        <w:t xml:space="preserve"> </w:t>
+      </w:r>
+      <w:r>
+        <w:t xml:space="preserve">(Deng, Menassa, and Kamat 2021; Das 2025; Alfalah et al. 2022; Masmoudi et al. 2026)</w:t>
+      </w:r>
+      <w:r>
+        <w:t xml:space="preserve">. A lacuna abordada neste artigo é a conexão rastreável entre evidência científica, variável observável e regra pública de decisão, sem confundir frequência bibliográfica com importância normativa.</w:t>
+      </w:r>
+    </w:p>
+    <w:p>
+      <w:pPr>
+        <w:pStyle w:val="BodyText"/>
+      </w:pPr>
+      <w:r>
+        <w:t xml:space="preserve">O objetivo geral é analisar a estrutura bibliométrica e temática da literatura e, a partir dela, propor a arquitetura de um protocolo multicritério adaptável à priorização de intervenções em edificações públicas universitárias. A pergunta central (RQ0) é: como os padrões bibliométricos e a síntese temática da literatura podem fundamentar a arquitetura de critérios, indicadores e regras de decisão de um protocolo multicritério adaptável às edificações públicas universitárias?</w:t>
+      </w:r>
+    </w:p>
+    <w:p>
+      <w:pPr>
+        <w:pStyle w:val="BodyText"/>
+      </w:pPr>
+      <w:r>
+        <w:t xml:space="preserve">A análise foi orientada originalmente por cinco questões específicas: quais dimensões de sustentabilidade são identificadas (RQ1); quais critérios de priorização são identificados (RQ2); quais métodos de apoio à decisão são identificados (RQ3); em quais contextos de edificação essas abordagens aparecem (RQ4); e quais lacunas são registradas para instituições públicas de ensino superior (RQ5). Como verificação complementar, formulou-se a RQ6: em que medida uma busca de sensibilidade dedicada à inteligência artificial (IA) e ao aprendizado de máquina altera a identificação de métodos informacionais e preditivos aplicados à manutenção e à gestão de edificações? A RQ6 não redefine retrospectivamente a busca principal; ela testa uma possível insuficiência de cobertura temática identificada após a síntese inicial.</w:t>
+      </w:r>
+    </w:p>
+    <w:p>
+      <w:pPr>
+        <w:pStyle w:val="BodyText"/>
+      </w:pPr>
+      <w:r>
+        <w:t xml:space="preserve">A contribuição pretendida é tripla: separar o mapeamento estrutural do campo da síntese temática; testar a cobertura de métodos informacionais por uma busca de sensibilidade explicitamente delimitada; e traduzir os achados em especificação operacional cuja validade permaneça condicionada à participação institucional e ao teste empírico.</w:t>
       </w:r>
     </w:p>
     <w:bookmarkEnd w:id="20"/>
@@ -396,14 +443,23 @@
         <w:pStyle w:val="FirstParagraph"/>
       </w:pPr>
       <w:r>
-        <w:t xml:space="preserve">A literatura analisada pode ser organizada em cinco correntes complementares. Essa organização não substitui a classificação empírica do corpus; ela explicita os fundamentos usados para converter a síntese em arquitetura decisória. A Tabela </w:t>
+        <w:t xml:space="preserve">A literatura analisada pode ser organizada em cinco correntes complementares, abrangendo ciclo de vida, gestão sustentável de facilidades, efeitos sobre usuários, integração digital e apoio multicritério</w:t>
+      </w:r>
+      <w:r>
+        <w:t xml:space="preserve"> </w:t>
+      </w:r>
+      <w:r>
+        <w:t xml:space="preserve">(Nägeli et al. 2019; Nielsen, Sarasoja, and Galamba 2016; Alfalah et al. 2022; Deng, Menassa, and Kamat 2021; Masmoudi et al. 2026)</w:t>
+      </w:r>
+      <w:r>
+        <w:t xml:space="preserve">. Essa organização não substitui a classificação empírica do corpus; ela explicita os fundamentos usados para converter a síntese em arquitetura decisória. A Tabela </w:t>
       </w:r>
       <w:hyperlink w:anchor="tab:correntesteoricas">
         <w:r>
           <w:rPr>
             <w:rStyle w:val="Hyperlink"/>
           </w:rPr>
-          <w:t xml:space="preserve">[tab:correntesteoricas]</w:t>
+          <w:t xml:space="preserve">1</w:t>
         </w:r>
       </w:hyperlink>
       <w:r>
@@ -675,7 +731,7 @@
               <w:rPr>
                 <w:sz w:val="18"/>
               </w:rPr>
-              <w:t>BIM, digital twin, sensores, ontologias e manutenção preditiva.</w:t>
+              <w:t>BIM, digital twin, sensores, ontologias, IA e manutenção preditiva.</w:t>
             </w:r>
           </w:p>
         </w:tc>
@@ -688,7 +744,7 @@
               <w:rPr>
                 <w:sz w:val="18"/>
               </w:rPr>
-              <w:t>Rastreabilidade, integração de dados e atualização progressiva dos indicadores.</w:t>
+              <w:t>Rastreabilidade, integração de dados, diagnóstico e atualização progressiva dos indicadores.</w:t>
             </w:r>
           </w:p>
         </w:tc>
@@ -701,7 +757,7 @@
               <w:rPr>
                 <w:sz w:val="18"/>
               </w:rPr>
-              <w:t>Maturidade digital e interoperabilidade ainda heterogêneas.</w:t>
+              <w:t>Validação externa, interoperabilidade e governança ainda heterogêneas.</w:t>
             </w:r>
           </w:p>
         </w:tc>
@@ -776,7 +832,16 @@
         <w:t xml:space="preserve">(Nägeli et al. 2019)</w:t>
       </w:r>
       <w:r>
-        <w:t xml:space="preserve">. Estudos de manutenibilidade mostram ainda que decisões tomadas no projeto influenciam acesso, segurança e custo de intervenções futuras. No protocolo, essa corrente sustenta critérios como desempenho, risco, condição física, vida útil e qualidade do serviço.</w:t>
+        <w:t xml:space="preserve">. Estudos de manutenibilidade mostram ainda que decisões tomadas no projeto influenciam acesso, segurança e custo de intervenções futuras</w:t>
+      </w:r>
+      <w:r>
+        <w:t xml:space="preserve"> </w:t>
+      </w:r>
+      <w:r>
+        <w:t xml:space="preserve">(Othman and Kamal 2023; Chew and Conejos 2016; Conejos, Chew, and Azril 2019)</w:t>
+      </w:r>
+      <w:r>
+        <w:t xml:space="preserve">. No protocolo, essa corrente sustenta critérios como desempenho, risco, condição física, vida útil e qualidade do serviço.</w:t>
       </w:r>
     </w:p>
     <w:p>
@@ -793,7 +858,16 @@
         <w:t xml:space="preserve">(Nielsen, Sarasoja, and Galamba 2016; Opoku and Lee 2022; Okoro 2023)</w:t>
       </w:r>
       <w:r>
-        <w:t xml:space="preserve">. O ciclo de vida deve operar como eixo transversal, porque custos, riscos e impactos futuros podem aparecer em mais de uma dimensão e produzir dupla contagem se forem tratados como um bloco independente sem regras explícitas.</w:t>
+        <w:t xml:space="preserve">. No protocolo proposto, o ciclo de vida opera como eixo transversal para integrar custos, riscos e impactos futuros sem converter a mesma consequência temporal em critérios redundantes, opção analítica apoiada pela abordagem conjunta de manutenção, renovação e energia</w:t>
+      </w:r>
+      <w:r>
+        <w:t xml:space="preserve"> </w:t>
+      </w:r>
+      <w:r>
+        <w:t xml:space="preserve">(Nägeli et al. 2019)</w:t>
+      </w:r>
+      <w:r>
+        <w:t xml:space="preserve">.</w:t>
       </w:r>
     </w:p>
     <w:p>
@@ -831,7 +905,7 @@
         <w:t xml:space="preserve">digital twins</w:t>
       </w:r>
       <w:r>
-        <w:t xml:space="preserve">, sensores, ontologias e manutenção preditiva. Essas tecnologias podem conectar cadastro, condição, operação e histórico de intervenções, mas sua presença na literatura não comprova maturidade institucional. Revisões sobre a transição de BIM para</w:t>
+        <w:t xml:space="preserve">, sensores, ontologias, inteligência artificial e manutenção preditiva. Essas tecnologias podem conectar cadastro, condição, operação e histórico de intervenções, mas cumprem funções distintas: plataformas organizam e sincronizam dados; modelos treinados estimam demanda, vida útil ou anomalias; e a decisão institucional ainda precisa estabelecer critérios, preferências e restrições. Revisões sobre a transição de BIM para</w:t>
       </w:r>
       <w:r>
         <w:t xml:space="preserve"> </w:t>
@@ -856,6 +930,15 @@
         <w:t xml:space="preserve">(Deng, Menassa, and Kamat 2021; Espinosa Gispert et al. 2025; Goretti and Kaming 2023)</w:t>
       </w:r>
       <w:r>
+        <w:t xml:space="preserve">. Estudos integrais do lote de sensibilidade reforçam a necessidade de validação contextual e governança dos dados</w:t>
+      </w:r>
+      <w:r>
+        <w:t xml:space="preserve"> </w:t>
+      </w:r>
+      <w:r>
+        <w:t xml:space="preserve">(Motuzienė et al. 2025; Wu and Mundt-Petersen 2025; Das 2025)</w:t>
+      </w:r>
+      <w:r>
         <w:t xml:space="preserve">.</w:t>
       </w:r>
     </w:p>
@@ -864,7 +947,7 @@
         <w:pStyle w:val="BodyText"/>
       </w:pPr>
       <w:r>
-        <w:t xml:space="preserve">A corrente de integração multicritério fornece procedimentos para estruturar conflitos entre objetivos. AHP, TOPSIS e ANP apoiam ponderação e ordenação; Delphi apoia construção de consenso; métodos fuzzy tratam julgamentos linguísticos; otimização explora restrições e combinações. Aplicações em edifícios públicos, educacionais e</w:t>
+        <w:t xml:space="preserve">A corrente de integração multicritério fornece procedimentos para estruturar conflitos entre objetivos. AHP, TOPSIS e ANP apoiam ponderação e ordenação; Delphi apoia construção de consenso; métodos fuzzy tratam julgamentos linguísticos; e otimização explora restrições e combinações, funções observadas em aplicações educacionais, de</w:t>
       </w:r>
       <w:r>
         <w:t xml:space="preserve"> </w:t>
@@ -880,7 +963,7 @@
         <w:t xml:space="preserve"> </w:t>
       </w:r>
       <w:r>
-        <w:t xml:space="preserve">confirmam a utilidade dessas abordagens</w:t>
+        <w:t xml:space="preserve">e de manutenção pública</w:t>
       </w:r>
       <w:r>
         <w:t xml:space="preserve"> </w:t>
@@ -889,7 +972,16 @@
         <w:t xml:space="preserve">(Alfalah et al. 2022; Naji, Gunduz, and Maki 2023; Masmoudi et al. 2026)</w:t>
       </w:r>
       <w:r>
-        <w:t xml:space="preserve">. Ainda assim, nenhum método deve ser escolhido apenas pela frequência bibliográfica: o problema decisório, a qualidade dos dados, a compensabilidade dos critérios e a capacidade dos usuários precisam orientar a seleção.</w:t>
+        <w:t xml:space="preserve">. Ainda assim, a seleção do método deve considerar o problema decisório, a qualidade dos dados, a compensabilidade dos critérios e a capacidade dos usuários, e não apenas sua frequência bibliográfica</w:t>
+      </w:r>
+      <w:r>
+        <w:t xml:space="preserve"> </w:t>
+      </w:r>
+      <w:r>
+        <w:t xml:space="preserve">(Alfalah et al. 2022; Naji, Gunduz, and Maki 2023; Masmoudi et al. 2026)</w:t>
+      </w:r>
+      <w:r>
+        <w:t xml:space="preserve">.</w:t>
       </w:r>
     </w:p>
     <w:bookmarkEnd w:id="21"/>
@@ -927,9 +1019,11 @@
       <w:r>
         <w:t xml:space="preserve">.</w:t>
       </w:r>
-      <w:r>
-        <w:t xml:space="preserve"> </w:t>
-      </w:r>
+    </w:p>
+    <w:p>
+      <w:pPr>
+        <w:pStyle w:val="BodyText"/>
+      </w:pPr>
       <w:r>
         <w:t xml:space="preserve">A análise foi organizada em dois níveis complementares. A camada bibliométrica ampliada utilizou os 372 registros classificados como</w:t>
       </w:r>
@@ -943,7 +1037,10 @@
         <w:t xml:space="preserve">A_nucleo_forte</w:t>
       </w:r>
       <w:r>
-        <w:t xml:space="preserve">, todos com título, ano, fonte e resumo e 329 com palavras-chave. Esse conjunto foi empregado para analisar fontes, coocorrência de palavras-chave, mapa temático e evolução entre 2010–2020 e 2021–2026. O núcleo final de 104 registros permaneceu como base da síntese temática diretamente alinhada às perguntas de pesquisa. A rede de colaboração não foi produzida porque apenas 91 dos 372 registros possuíam autores e não havia afiliações; o acoplamento bibliográfico não foi calculado porque as referências citadas não foram preservadas no corpus consolidado. A normalização reuniu variantes ortográficas e siglas equivalentes, e as relações de coocorrência foram normalizadas pelas frequências marginais.</w:t>
+        <w:t xml:space="preserve"> </w:t>
+      </w:r>
+      <w:r>
+        <w:t xml:space="preserve">na busca principal, todos com título, ano, fonte e resumo e 329 com palavras-chave. Esse conjunto foi empregado para analisar fontes, coocorrência de palavras-chave, mapa temático e evolução entre 2010–2020 e 2021–2026. A síntese temática utilizou inicialmente 104 registros e passou a 121 após a incorporação de 17 registros identificados pela busca complementar de sensibilidade para inteligência artificial e aprendizado de máquina. Os registros recuperados por essa busca direcionada não foram acrescentados à camada bibliométrica de 372, porque o enriquecimento deliberado com termos de IA e aprendizado de máquina alteraria artificialmente a estrutura temática observada na busca principal. A rede de colaboração não foi produzida porque apenas 91 dos 372 registros possuíam autores e não havia afiliações; o acoplamento bibliográfico não foi calculado porque as referências citadas não foram preservadas no corpus consolidado. A normalização reuniu variantes ortográficas e siglas equivalentes, e as relações de coocorrência foram normalizadas pelas frequências marginais.</w:t>
       </w:r>
     </w:p>
     <w:p>
@@ -977,7 +1074,7 @@
         <w:pStyle w:val="FirstParagraph"/>
       </w:pPr>
       <w:r>
-        <w:t xml:space="preserve">Consultas, exportações, codebook, matrizes intermediárias, scripts determinísticos, figuras e verificações automatizadas foram versionados no repositório da pesquisa. O fluxo preserva identificadores, proveniência das bases, regras de deduplicação, decisões de triagem e parâmetros da síntese, permitindo que resultados numéricos e produtos bibliométricos sejam recompilados a partir dos arquivos disponíveis. Essa rastreabilidade constitui uma contribuição de ciência aberta, ainda que não substitua pré-registro nem revisão independente.</w:t>
+        <w:t xml:space="preserve">Consultas, exportações, manual de codificação, matrizes intermediárias, scripts determinísticos, figuras e verificações automatizadas foram versionados no repositório da pesquisa. O fluxo preserva identificadores, proveniência das bases, regras de deduplicação, decisões de triagem e parâmetros da síntese, permitindo que resultados numéricos e produtos bibliométricos sejam recompilados a partir dos arquivos disponíveis. Essa rastreabilidade constitui uma contribuição de ciência aberta, ainda que não substitua pré-registro nem revisão independente.</w:t>
       </w:r>
     </w:p>
     <w:p>
@@ -985,7 +1082,7 @@
         <w:pStyle w:val="BodyText"/>
       </w:pPr>
       <w:r>
-        <w:t xml:space="preserve">O caráter determinístico das rotinas reduz variações de execução: a mesma entrada, a mesma versão do código e os mesmos parâmetros produzem a mesma saída. Isso não elimina subjetividade. O codebook, os limiares, as categorias, as expressões de busca e as decisões humanas sobre casos duvidosos incorporam escolhas analíticas. A automação torna essas escolhas mais auditáveis, mas não as converte em verdade objetiva.</w:t>
+        <w:t xml:space="preserve">O caráter determinístico das rotinas reduz variações de execução: a mesma entrada, a mesma versão do código e os mesmos parâmetros produzem a mesma saída. Isso não elimina subjetividade. O manual de codificação, os limiares, as categorias, as expressões de busca e as decisões humanas sobre casos duvidosos incorporam escolhas analíticas. A automação torna essas escolhas mais auditáveis, mas não as converte em verdade objetiva.</w:t>
       </w:r>
     </w:p>
     <w:p>
@@ -1070,6 +1167,15 @@
           <w:i/>
         </w:rPr>
         <w:t xml:space="preserve">Analytic Network Process</w:t>
+      </w:r>
+      <w:r>
+        <w:t xml:space="preserve">; aplicações dessas famílias metodológicas no domínio predial são apresentadas por</w:t>
+      </w:r>
+      <w:r>
+        <w:t xml:space="preserve"> </w:t>
+      </w:r>
+      <w:r>
+        <w:t xml:space="preserve">Alfalah et al. (2022; Naji, Gunduz, and Maki 2023; Masmoudi et al. 2026)</w:t>
       </w:r>
       <w:r>
         <w:t xml:space="preserve">.</w:t>
@@ -1087,7 +1193,7 @@
           <w:rPr>
             <w:rStyle w:val="Hyperlink"/>
           </w:rPr>
-          <w:t xml:space="preserve">[tab:alinhamentorq]</w:t>
+          <w:t xml:space="preserve">2</w:t>
         </w:r>
       </w:hyperlink>
       <w:r>
@@ -1385,7 +1491,7 @@
               <w:rPr>
                 <w:sz w:val="18"/>
               </w:rPr>
-              <w:t>Seção 6 e Tabela [tab:criteriospriorizacao].</w:t>
+              <w:t>Seção 6 e Tabela 8.</w:t>
             </w:r>
           </w:p>
         </w:tc>
@@ -1519,7 +1625,7 @@
               <w:rPr>
                 <w:sz w:val="18"/>
               </w:rPr>
-              <w:t>Seção 8 e Tabela [tab:contexto].</w:t>
+              <w:t>Seção 8 e Tabela 9.</w:t>
             </w:r>
           </w:p>
         </w:tc>
@@ -1587,6 +1693,73 @@
                 <w:sz w:val="18"/>
               </w:rPr>
               <w:t>Seções 8, 11 e 12.</w:t>
+            </w:r>
+          </w:p>
+        </w:tc>
+      </w:tr>
+      <w:tr>
+        <w:tc>
+          <w:tcPr>
+            <w:tcW w:type="dxa" w:w="1872"/>
+          </w:tcPr>
+          <w:p>
+            <w:r>
+              <w:rPr>
+                <w:sz w:val="18"/>
+              </w:rPr>
+              <w:t>RQ6</w:t>
+            </w:r>
+          </w:p>
+        </w:tc>
+        <w:tc>
+          <w:tcPr>
+            <w:tcW w:type="dxa" w:w="1872"/>
+          </w:tcPr>
+          <w:p>
+            <w:r>
+              <w:rPr>
+                <w:sz w:val="18"/>
+              </w:rPr>
+              <w:t>Efeito da busca de sensibilidade sobre a identificação de IA e aprendizado de máquina.</w:t>
+            </w:r>
+          </w:p>
+        </w:tc>
+        <w:tc>
+          <w:tcPr>
+            <w:tcW w:type="dxa" w:w="1872"/>
+          </w:tcPr>
+          <w:p>
+            <w:r>
+              <w:rPr>
+                <w:sz w:val="18"/>
+              </w:rPr>
+              <w:t>Técnica computacional confirmada, objeto predial e sustentabilidade; termos ambíguos exigem contexto adicional.</w:t>
+            </w:r>
+          </w:p>
+        </w:tc>
+        <w:tc>
+          <w:tcPr>
+            <w:tcW w:type="dxa" w:w="1872"/>
+          </w:tcPr>
+          <w:p>
+            <w:r>
+              <w:rPr>
+                <w:sz w:val="18"/>
+              </w:rPr>
+              <w:t>Classe de evidência RQ6; técnica identificada; contexto; decisão de incorporação.</w:t>
+            </w:r>
+          </w:p>
+        </w:tc>
+        <w:tc>
+          <w:tcPr>
+            <w:tcW w:type="dxa" w:w="1872"/>
+          </w:tcPr>
+          <w:p>
+            <w:r>
+              <w:rPr>
+                <w:sz w:val="18"/>
+              </w:rPr>
+              <w:t>Seções 3.4, 7, 10 e 12.</w:t>
             </w:r>
           </w:p>
         </w:tc>
@@ -1598,7 +1771,7 @@
         <w:pStyle w:val="BodyText"/>
       </w:pPr>
       <w:r>
-        <w:t xml:space="preserve">A busca abrangeu publicações de 2010 a 2026 nas bases Scopus, Web of Science e Crossref. As 13 consultas e as exportações correspondentes foram executadas em 8 de julho de 2026. Na Scopus, o enriquecimento manual realizado em 9 de julho de 2026, por casamento de EID com a exportação do site, identificou cinco registros existentes apenas no arquivo manual e os incorporou ao corpus. Na Web of Science, a recontagem do quarto arquivo corrigiu o total de 502 para 503 registros; tratou-se de correção do método de contagem, não de novo registro. As consultas foram organizadas em quatro eixos: manutenção e sustentabilidade; contexto público universitário; priorização da manutenção; e gestão de ativos no ciclo de vida.</w:t>
+        <w:t xml:space="preserve">A busca principal abrangeu publicações de 2010 a 2026 nas bases Scopus, Web of Science e Crossref. Suas 13 consultas foram executadas em 8 de julho de 2026. Na Scopus, o enriquecimento manual realizado em 9 de julho de 2026, por casamento de EID com a exportação do site, identificou cinco registros existentes apenas no arquivo manual e os incorporou ao corpus. Na Web of Science, a recontagem do quarto arquivo corrigiu o total de 502 para 503 registros; tratou-se de correção do método de contagem, não de novo registro. As consultas principais foram organizadas em quatro eixos: manutenção e sustentabilidade; contexto público universitário; priorização da manutenção; e gestão de ativos no ciclo de vida.</w:t>
       </w:r>
     </w:p>
     <w:p>
@@ -1651,21 +1824,52 @@
         <w:t xml:space="preserve">(Crossref 2026)</w:t>
       </w:r>
       <w:r>
-        <w:t xml:space="preserve">. A Tabela </w:t>
+        <w:t xml:space="preserve">.</w:t>
+      </w:r>
+    </w:p>
+    <w:p>
+      <w:pPr>
+        <w:pStyle w:val="BodyText"/>
+      </w:pPr>
+      <w:r>
+        <w:t xml:space="preserve">A busca complementar de sensibilidade foi executada em 12 de julho de 2026 nas mesmas três fontes. Os arquivos recebidos preservam uma exportação Scopus com 3.169 registros, duas partes não sobrepostas da Web of Science com 1.559 registros e dez consultas Crossref com 200 registros cada. As dez expressões textuais do Crossref estão registradas linha a linha no arquivo bruto. As strings nativas exatas usadas na Scopus e na Web of Science não foram preservadas nos arquivos exportados recebidos; por isso, não foram reconstruídas por inferência. Essa lacuna é declarada na tabela-fonte, sem impedir a verificação dos campos, datas, período e totais efetivamente exportados.</w:t>
+      </w:r>
+    </w:p>
+    <w:p>
+      <w:pPr>
+        <w:pStyle w:val="BodyText"/>
+      </w:pPr>
+      <w:r>
+        <w:t xml:space="preserve">A Tabela </w:t>
       </w:r>
       <w:hyperlink w:anchor="tab:estrategiabusca">
         <w:r>
           <w:rPr>
             <w:rStyle w:val="Hyperlink"/>
           </w:rPr>
-          <w:t xml:space="preserve">[tab:estrategiabusca]</w:t>
+          <w:t xml:space="preserve">3</w:t>
         </w:r>
       </w:hyperlink>
       <w:r>
         <w:t xml:space="preserve"> </w:t>
       </w:r>
       <w:r>
-        <w:t xml:space="preserve">consolida os parâmetros verificáveis.</w:t>
+        <w:t xml:space="preserve">consolida as duas rodadas. O arquivo</w:t>
+      </w:r>
+      <w:r>
+        <w:t xml:space="preserve"> </w:t>
+      </w:r>
+      <w:r>
+        <w:rPr>
+          <w:rStyle w:val="VerbatimChar"/>
+        </w:rPr>
+        <w:t xml:space="preserve">latex-artigo/fontes/tabela_estrategia_busca.csv</w:t>
+      </w:r>
+      <w:r>
+        <w:t xml:space="preserve"> </w:t>
+      </w:r>
+      <w:r>
+        <w:t xml:space="preserve">preserva uma linha por consulta, com expressão documentada, campo, data, período, retorno bruto e observação. A soma de 18.846 corresponde apenas ao volume operacional das duas rodadas antes da deduplicação e não constitui corpus homogêneo, porque a busca de sensibilidade foi deliberadamente enriquecida para IA e aprendizado de máquina.</w:t>
       </w:r>
     </w:p>
     <w:tbl>
@@ -1700,6 +1904,20 @@
                 <w:b/>
                 <w:sz w:val="18"/>
               </w:rPr>
+              <w:t>Rodada</w:t>
+            </w:r>
+          </w:p>
+        </w:tc>
+        <w:tc>
+          <w:tcPr>
+            <w:tcW w:type="dxa" w:w="1560"/>
+          </w:tcPr>
+          <w:p>
+            <w:r>
+              <w:rPr>
+                <w:b/>
+                <w:sz w:val="18"/>
+              </w:rPr>
               <w:t>Base</w:t>
             </w:r>
           </w:p>
@@ -1714,7 +1932,7 @@
                 <w:b/>
                 <w:sz w:val="18"/>
               </w:rPr>
-              <w:t>Data documentada</w:t>
+              <w:t>Data</w:t>
             </w:r>
           </w:p>
         </w:tc>
@@ -1728,7 +1946,7 @@
                 <w:b/>
                 <w:sz w:val="18"/>
               </w:rPr>
-              <w:t>Período</w:t>
+              <w:t>Campo e consultas</w:t>
             </w:r>
           </w:p>
         </w:tc>
@@ -1742,7 +1960,7 @@
                 <w:b/>
                 <w:sz w:val="18"/>
               </w:rPr>
-              <w:t>Campo ou modelo</w:t>
+              <w:t>Registros</w:t>
             </w:r>
           </w:p>
         </w:tc>
@@ -1756,21 +1974,7 @@
                 <w:b/>
                 <w:sz w:val="18"/>
               </w:rPr>
-              <w:t>Registros</w:t>
-            </w:r>
-          </w:p>
-        </w:tc>
-        <w:tc>
-          <w:tcPr>
-            <w:tcW w:type="dxa" w:w="1560"/>
-          </w:tcPr>
-          <w:p>
-            <w:r>
-              <w:rPr>
-                <w:b/>
-                <w:sz w:val="18"/>
-              </w:rPr>
-              <w:t>Limites e função</w:t>
+              <w:t>Documentação</w:t>
             </w:r>
           </w:p>
         </w:tc>
@@ -1785,6 +1989,19 @@
               <w:rPr>
                 <w:sz w:val="18"/>
               </w:rPr>
+              <w:t>Principal</w:t>
+            </w:r>
+          </w:p>
+        </w:tc>
+        <w:tc>
+          <w:tcPr>
+            <w:tcW w:type="dxa" w:w="1560"/>
+          </w:tcPr>
+          <w:p>
+            <w:r>
+              <w:rPr>
+                <w:sz w:val="18"/>
+              </w:rPr>
               <w:t>Scopus</w:t>
             </w:r>
           </w:p>
@@ -1798,7 +2015,7 @@
               <w:rPr>
                 <w:sz w:val="18"/>
               </w:rPr>
-              <w:t>08/07/2026; enriquecimento em 09/07/2026</w:t>
+              <w:t>08–09/07/2026</w:t>
             </w:r>
           </w:p>
         </w:tc>
@@ -1811,7 +2028,7 @@
               <w:rPr>
                 <w:sz w:val="18"/>
               </w:rPr>
-              <w:t>2010–2026</w:t>
+              <w:t>4 em TITLE-ABS-KEY; enriquecimento por EID</w:t>
             </w:r>
           </w:p>
         </w:tc>
@@ -1824,7 +2041,7 @@
               <w:rPr>
                 <w:sz w:val="18"/>
               </w:rPr>
-              <w:t>4 consultas em TITLE-ABS-KEY</w:t>
+              <w:t>9.438</w:t>
             </w:r>
           </w:p>
         </w:tc>
@@ -1837,20 +2054,7 @@
               <w:rPr>
                 <w:sz w:val="18"/>
               </w:rPr>
-              <w:t>9.438</w:t>
-            </w:r>
-          </w:p>
-        </w:tc>
-        <w:tc>
-          <w:tcPr>
-            <w:tcW w:type="dxa" w:w="1560"/>
-          </w:tcPr>
-          <w:p>
-            <w:r>
-              <w:rPr>
-                <w:sz w:val="18"/>
-              </w:rPr>
-              <w:t>Base principal; 9.433 da API e cinco exclusivos do export manual.</w:t>
+              <w:t>Strings preservadas; 9.433 da API e cinco do export manual.</w:t>
             </w:r>
           </w:p>
         </w:tc>
@@ -1865,6 +2069,19 @@
               <w:rPr>
                 <w:sz w:val="18"/>
               </w:rPr>
+              <w:t>Principal</w:t>
+            </w:r>
+          </w:p>
+        </w:tc>
+        <w:tc>
+          <w:tcPr>
+            <w:tcW w:type="dxa" w:w="1560"/>
+          </w:tcPr>
+          <w:p>
+            <w:r>
+              <w:rPr>
+                <w:sz w:val="18"/>
+              </w:rPr>
               <w:t>Web of Science</w:t>
             </w:r>
           </w:p>
@@ -1891,7 +2108,7 @@
               <w:rPr>
                 <w:sz w:val="18"/>
               </w:rPr>
-              <w:t>2010–2026</w:t>
+              <w:t>4 em TS (Topic)</w:t>
             </w:r>
           </w:p>
         </w:tc>
@@ -1904,7 +2121,7 @@
               <w:rPr>
                 <w:sz w:val="18"/>
               </w:rPr>
-              <w:t>4 buscas manuais em TS (Topic)</w:t>
+              <w:t>1.680</w:t>
             </w:r>
           </w:p>
         </w:tc>
@@ -1917,20 +2134,7 @@
               <w:rPr>
                 <w:sz w:val="18"/>
               </w:rPr>
-              <w:t>1.680</w:t>
-            </w:r>
-          </w:p>
-        </w:tc>
-        <w:tc>
-          <w:tcPr>
-            <w:tcW w:type="dxa" w:w="1560"/>
-          </w:tcPr>
-          <w:p>
-            <w:r>
-              <w:rPr>
-                <w:sz w:val="18"/>
-              </w:rPr>
-              <w:t>Base independente; A4 recontado em 503; associação A1–A4 aos RIS informada de memória.</w:t>
+              <w:t>Strings preservadas; quarta exportação recontada em 503.</w:t>
             </w:r>
           </w:p>
         </w:tc>
@@ -1945,6 +2149,19 @@
               <w:rPr>
                 <w:sz w:val="18"/>
               </w:rPr>
+              <w:t>Principal</w:t>
+            </w:r>
+          </w:p>
+        </w:tc>
+        <w:tc>
+          <w:tcPr>
+            <w:tcW w:type="dxa" w:w="1560"/>
+          </w:tcPr>
+          <w:p>
+            <w:r>
+              <w:rPr>
+                <w:sz w:val="18"/>
+              </w:rPr>
               <w:t>Crossref</w:t>
             </w:r>
           </w:p>
@@ -1971,7 +2188,7 @@
               <w:rPr>
                 <w:sz w:val="18"/>
               </w:rPr>
-              <w:t>2010–2026</w:t>
+              <w:t>5 em query.bibliographic</w:t>
             </w:r>
           </w:p>
         </w:tc>
@@ -1984,7 +2201,7 @@
               <w:rPr>
                 <w:sz w:val="18"/>
               </w:rPr>
-              <w:t>5 consultas em query.bibliographic</w:t>
+              <w:t>1.000</w:t>
             </w:r>
           </w:p>
         </w:tc>
@@ -1997,20 +2214,7 @@
               <w:rPr>
                 <w:sz w:val="18"/>
               </w:rPr>
-              <w:t>1.000</w:t>
-            </w:r>
-          </w:p>
-        </w:tc>
-        <w:tc>
-          <w:tcPr>
-            <w:tcW w:type="dxa" w:w="1560"/>
-          </w:tcPr>
-          <w:p>
-            <w:r>
-              <w:rPr>
-                <w:sz w:val="18"/>
-              </w:rPr>
-              <w:t>Fonte complementar; 200 resultados por consulta, ordenados por relevância.</w:t>
+              <w:t>Consultas preservadas; 200 resultados por relevância.</w:t>
             </w:r>
           </w:p>
         </w:tc>
@@ -2025,7 +2229,7 @@
               <w:rPr>
                 <w:sz w:val="18"/>
               </w:rPr>
-              <w:t>Total</w:t>
+              <w:t>(lr)1-6</w:t>
             </w:r>
           </w:p>
         </w:tc>
@@ -2038,7 +2242,7 @@
               <w:rPr>
                 <w:sz w:val="18"/>
               </w:rPr>
-              <w:t>&amp;</w:t>
+              <w:t>12.118</w:t>
             </w:r>
           </w:p>
         </w:tc>
@@ -2051,7 +2255,7 @@
               <w:rPr>
                 <w:sz w:val="18"/>
               </w:rPr>
-              <w:t>13 consultas</w:t>
+              <w:t>13 consultas, antes da deduplicação.</w:t>
             </w:r>
           </w:p>
         </w:tc>
@@ -2064,7 +2268,6 @@
               <w:rPr>
                 <w:sz w:val="18"/>
               </w:rPr>
-              <w:t>12.118</w:t>
             </w:r>
           </w:p>
         </w:tc>
@@ -2077,7 +2280,323 @@
               <w:rPr>
                 <w:sz w:val="18"/>
               </w:rPr>
-              <w:t>Volume anterior à deduplicação.</w:t>
+            </w:r>
+          </w:p>
+        </w:tc>
+        <w:tc>
+          <w:tcPr>
+            <w:tcW w:type="dxa" w:w="1560"/>
+          </w:tcPr>
+          <w:p>
+            <w:r>
+              <w:rPr>
+                <w:sz w:val="18"/>
+              </w:rPr>
+            </w:r>
+          </w:p>
+        </w:tc>
+      </w:tr>
+      <w:tr>
+        <w:tc>
+          <w:tcPr>
+            <w:tcW w:type="dxa" w:w="1560"/>
+          </w:tcPr>
+          <w:p>
+            <w:r>
+              <w:rPr>
+                <w:sz w:val="18"/>
+              </w:rPr>
+              <w:t>Sensibilidade IA/ML</w:t>
+            </w:r>
+          </w:p>
+        </w:tc>
+        <w:tc>
+          <w:tcPr>
+            <w:tcW w:type="dxa" w:w="1560"/>
+          </w:tcPr>
+          <w:p>
+            <w:r>
+              <w:rPr>
+                <w:sz w:val="18"/>
+              </w:rPr>
+              <w:t>Scopus</w:t>
+            </w:r>
+          </w:p>
+        </w:tc>
+        <w:tc>
+          <w:tcPr>
+            <w:tcW w:type="dxa" w:w="1560"/>
+          </w:tcPr>
+          <w:p>
+            <w:r>
+              <w:rPr>
+                <w:sz w:val="18"/>
+              </w:rPr>
+              <w:t>12/07/2026</w:t>
+            </w:r>
+          </w:p>
+        </w:tc>
+        <w:tc>
+          <w:tcPr>
+            <w:tcW w:type="dxa" w:w="1560"/>
+          </w:tcPr>
+          <w:p>
+            <w:r>
+              <w:rPr>
+                <w:sz w:val="18"/>
+              </w:rPr>
+              <w:t>1 exportação de TITLE-ABS-KEY</w:t>
+            </w:r>
+          </w:p>
+        </w:tc>
+        <w:tc>
+          <w:tcPr>
+            <w:tcW w:type="dxa" w:w="1560"/>
+          </w:tcPr>
+          <w:p>
+            <w:r>
+              <w:rPr>
+                <w:sz w:val="18"/>
+              </w:rPr>
+              <w:t>3.169</w:t>
+            </w:r>
+          </w:p>
+        </w:tc>
+        <w:tc>
+          <w:tcPr>
+            <w:tcW w:type="dxa" w:w="1560"/>
+          </w:tcPr>
+          <w:p>
+            <w:r>
+              <w:rPr>
+                <w:sz w:val="18"/>
+              </w:rPr>
+              <w:t>String nativa exata não preservada no arquivo recebido.</w:t>
+            </w:r>
+          </w:p>
+        </w:tc>
+      </w:tr>
+      <w:tr>
+        <w:tc>
+          <w:tcPr>
+            <w:tcW w:type="dxa" w:w="1560"/>
+          </w:tcPr>
+          <w:p>
+            <w:r>
+              <w:rPr>
+                <w:sz w:val="18"/>
+              </w:rPr>
+              <w:t>Sensibilidade IA/ML</w:t>
+            </w:r>
+          </w:p>
+        </w:tc>
+        <w:tc>
+          <w:tcPr>
+            <w:tcW w:type="dxa" w:w="1560"/>
+          </w:tcPr>
+          <w:p>
+            <w:r>
+              <w:rPr>
+                <w:sz w:val="18"/>
+              </w:rPr>
+              <w:t>Web of Science</w:t>
+            </w:r>
+          </w:p>
+        </w:tc>
+        <w:tc>
+          <w:tcPr>
+            <w:tcW w:type="dxa" w:w="1560"/>
+          </w:tcPr>
+          <w:p>
+            <w:r>
+              <w:rPr>
+                <w:sz w:val="18"/>
+              </w:rPr>
+              <w:t>12/07/2026</w:t>
+            </w:r>
+          </w:p>
+        </w:tc>
+        <w:tc>
+          <w:tcPr>
+            <w:tcW w:type="dxa" w:w="1560"/>
+          </w:tcPr>
+          <w:p>
+            <w:r>
+              <w:rPr>
+                <w:sz w:val="18"/>
+              </w:rPr>
+              <w:t>1 busca em TS (Topic), exportada em duas partes</w:t>
+            </w:r>
+          </w:p>
+        </w:tc>
+        <w:tc>
+          <w:tcPr>
+            <w:tcW w:type="dxa" w:w="1560"/>
+          </w:tcPr>
+          <w:p>
+            <w:r>
+              <w:rPr>
+                <w:sz w:val="18"/>
+              </w:rPr>
+              <w:t>1.559</w:t>
+            </w:r>
+          </w:p>
+        </w:tc>
+        <w:tc>
+          <w:tcPr>
+            <w:tcW w:type="dxa" w:w="1560"/>
+          </w:tcPr>
+          <w:p>
+            <w:r>
+              <w:rPr>
+                <w:sz w:val="18"/>
+              </w:rPr>
+              <w:t>String nativa exata não preservada nos RIS recebidos.</w:t>
+            </w:r>
+          </w:p>
+        </w:tc>
+      </w:tr>
+      <w:tr>
+        <w:tc>
+          <w:tcPr>
+            <w:tcW w:type="dxa" w:w="1560"/>
+          </w:tcPr>
+          <w:p>
+            <w:r>
+              <w:rPr>
+                <w:sz w:val="18"/>
+              </w:rPr>
+              <w:t>Sensibilidade IA/ML</w:t>
+            </w:r>
+          </w:p>
+        </w:tc>
+        <w:tc>
+          <w:tcPr>
+            <w:tcW w:type="dxa" w:w="1560"/>
+          </w:tcPr>
+          <w:p>
+            <w:r>
+              <w:rPr>
+                <w:sz w:val="18"/>
+              </w:rPr>
+              <w:t>Crossref</w:t>
+            </w:r>
+          </w:p>
+        </w:tc>
+        <w:tc>
+          <w:tcPr>
+            <w:tcW w:type="dxa" w:w="1560"/>
+          </w:tcPr>
+          <w:p>
+            <w:r>
+              <w:rPr>
+                <w:sz w:val="18"/>
+              </w:rPr>
+              <w:t>12/07/2026</w:t>
+            </w:r>
+          </w:p>
+        </w:tc>
+        <w:tc>
+          <w:tcPr>
+            <w:tcW w:type="dxa" w:w="1560"/>
+          </w:tcPr>
+          <w:p>
+            <w:r>
+              <w:rPr>
+                <w:sz w:val="18"/>
+              </w:rPr>
+              <w:t>10 em query.bibliographic</w:t>
+            </w:r>
+          </w:p>
+        </w:tc>
+        <w:tc>
+          <w:tcPr>
+            <w:tcW w:type="dxa" w:w="1560"/>
+          </w:tcPr>
+          <w:p>
+            <w:r>
+              <w:rPr>
+                <w:sz w:val="18"/>
+              </w:rPr>
+              <w:t>2.000</w:t>
+            </w:r>
+          </w:p>
+        </w:tc>
+        <w:tc>
+          <w:tcPr>
+            <w:tcW w:type="dxa" w:w="1560"/>
+          </w:tcPr>
+          <w:p>
+            <w:r>
+              <w:rPr>
+                <w:sz w:val="18"/>
+              </w:rPr>
+              <w:t>Consultas preservadas; 200 resultados por relevância.</w:t>
+            </w:r>
+          </w:p>
+        </w:tc>
+      </w:tr>
+      <w:tr>
+        <w:tc>
+          <w:tcPr>
+            <w:tcW w:type="dxa" w:w="1560"/>
+          </w:tcPr>
+          <w:p>
+            <w:r>
+              <w:rPr>
+                <w:sz w:val="18"/>
+              </w:rPr>
+              <w:t>(lr)1-6</w:t>
+            </w:r>
+          </w:p>
+        </w:tc>
+        <w:tc>
+          <w:tcPr>
+            <w:tcW w:type="dxa" w:w="1560"/>
+          </w:tcPr>
+          <w:p>
+            <w:r>
+              <w:rPr>
+                <w:sz w:val="18"/>
+              </w:rPr>
+              <w:t>6.728</w:t>
+            </w:r>
+          </w:p>
+        </w:tc>
+        <w:tc>
+          <w:tcPr>
+            <w:tcW w:type="dxa" w:w="1560"/>
+          </w:tcPr>
+          <w:p>
+            <w:r>
+              <w:rPr>
+                <w:sz w:val="18"/>
+              </w:rPr>
+              <w:t>12 consultas, antes da deduplicação.</w:t>
+            </w:r>
+          </w:p>
+        </w:tc>
+        <w:tc>
+          <w:tcPr>
+            <w:tcW w:type="dxa" w:w="1560"/>
+          </w:tcPr>
+          <w:p>
+            <w:r>
+              <w:rPr>
+                <w:sz w:val="18"/>
+              </w:rPr>
+            </w:r>
+          </w:p>
+        </w:tc>
+        <w:tc>
+          <w:tcPr>
+            <w:tcW w:type="dxa" w:w="1560"/>
+          </w:tcPr>
+          <w:p>
+            <w:r>
+              <w:rPr>
+                <w:sz w:val="18"/>
+              </w:rPr>
             </w:r>
           </w:p>
         </w:tc>
@@ -2101,7 +2620,7 @@
         <w:pStyle w:val="BodyText"/>
       </w:pPr>
       <w:r>
-        <w:t xml:space="preserve">As quatro expressões da Scopus, as quatro strings da Web of Science e as cinco consultas do Crossref foram preservadas. Na Web of Science, a associação individual entre cada arquivo RIS e as strings A1–A4 foi informada de memória pelo pesquisador, e não reconstruída a partir de registro contemporâneo da busca. As exportações ocorreram nas mesmas datas das consultas. Não foram aplicados filtros de idioma ou tipo documental. Não houve busca piloto, uso de estudos-semente ou pré-registro. O protocolo e a matriz conceitual foram elaborados antes da coleta. O marco inicial de 2010 foi adotado para mapear o desenvolvimento do tema desde o início da década de 2010 até a data da busca, preservando uma janela temporal contemporânea comum às três fontes.</w:t>
+        <w:t xml:space="preserve">Na busca principal, as quatro expressões da Scopus, as quatro strings da Web of Science e as cinco consultas do Crossref foram preservadas. Na Web of Science, a associação individual entre cada arquivo RIS e as strings A1–A4 foi informada de memória pelo pesquisador, e não reconstruída a partir de registro contemporâneo da busca. Na busca de sensibilidade, foram preservadas integralmente as dez consultas Crossref, mas não as strings nativas exatas das exportações Scopus e Web of Science. Não foram aplicados filtros de idioma ou tipo documental na busca principal. Não houve busca piloto, uso de estudos-semente ou pré-registro. O protocolo e a matriz conceitual foram elaborados antes da coleta principal; a RQ6 e sua busca de sensibilidade foram formalizadas posteriormente para testar a insuficiência temática identificada. O marco inicial de 2010 foi adotado para mapear o desenvolvimento do tema desde o início da década de 2010 até a data da busca, preservando uma janela temporal contemporânea comum às três fontes.</w:t>
       </w:r>
     </w:p>
     <w:p>
@@ -2116,7 +2635,7 @@
           <w:rPr>
             <w:rStyle w:val="Hyperlink"/>
           </w:rPr>
-          <w:t xml:space="preserve">[tab:criteriosincluexclu]</w:t>
+          <w:t xml:space="preserve">4</w:t>
         </w:r>
       </w:hyperlink>
       <w:r>
@@ -2545,7 +3064,7 @@
           <w:rPr>
             <w:rStyle w:val="Hyperlink"/>
           </w:rPr>
-          <w:t xml:space="preserve">[tab:deduplicacao]</w:t>
+          <w:t xml:space="preserve">5</w:t>
         </w:r>
       </w:hyperlink>
       <w:r>
@@ -2995,14 +3514,14 @@
           <w:rPr>
             <w:rStyle w:val="Hyperlink"/>
           </w:rPr>
-          <w:t xml:space="preserve">[tab:funilselecao]</w:t>
+          <w:t xml:space="preserve">6</w:t>
         </w:r>
       </w:hyperlink>
       <w:r>
         <w:t xml:space="preserve"> </w:t>
       </w:r>
       <w:r>
-        <w:t xml:space="preserve">e a Figura </w:t>
+        <w:t xml:space="preserve">preserva a rastreabilidade detalhada da busca principal até o núcleo original de 104 registros. A Figura </w:t>
       </w:r>
       <w:hyperlink w:anchor="fig:funil">
         <w:r>
@@ -3016,7 +3535,7 @@
         <w:t xml:space="preserve"> </w:t>
       </w:r>
       <w:r>
-        <w:t xml:space="preserve">apresentam o fluxo.</w:t>
+        <w:t xml:space="preserve">integra esse percurso à busca complementar de sensibilidade e explicita a convergência no núcleo temático vigente de 121 registros.</w:t>
       </w:r>
     </w:p>
     <w:tbl>
@@ -3594,10 +4113,49 @@
     </w:tbl>
     <w:p>
       <w:pPr>
+        <w:jc w:val="center"/>
+      </w:pPr>
+      <w:r>
+        <w:drawing>
+          <wp:inline>
+            <wp:extent cx="5669280" cy="2752897"/>
+            <wp:docPr id="59" name="Picture 59"/>
+            <wp:cNvGraphicFramePr>
+              <a:graphicFrameLocks noChangeAspect="1"/>
+            </wp:cNvGraphicFramePr>
+            <a:graphic>
+              <a:graphicData uri="http://schemas.openxmlformats.org/drawingml/2006/picture">
+                <pic:pic>
+                  <pic:nvPicPr>
+                    <pic:cNvPr id="0" name="figura_tikz_1.png"/>
+                    <pic:cNvPicPr/>
+                  </pic:nvPicPr>
+                  <pic:blipFill>
+                    <a:blip r:embed="rId9"/>
+                    <a:stretch>
+                      <a:fillRect/>
+                    </a:stretch>
+                  </pic:blipFill>
+                  <pic:spPr>
+                    <a:xfrm>
+                      <a:off x="0" y="0"/>
+                      <a:ext cx="5669280" cy="2752897"/>
+                    </a:xfrm>
+                    <a:prstGeom prst="rect"/>
+                  </pic:spPr>
+                </pic:pic>
+              </a:graphicData>
+            </a:graphic>
+          </wp:inline>
+        </w:drawing>
+      </w:r>
+    </w:p>
+    <w:p>
+      <w:pPr>
         <w:pStyle w:val="ImageCaption"/>
       </w:pPr>
       <w:r>
-        <w:t xml:space="preserve">Fluxo de seleção do corpus</w:t>
+        <w:t xml:space="preserve">Fluxo integrado da busca principal e da busca complementar de sensibilidade</w:t>
       </w:r>
     </w:p>
     <w:p>
@@ -3605,7 +4163,7 @@
         <w:pStyle w:val="BodyText"/>
       </w:pPr>
       <w:r>
-        <w:t xml:space="preserve">A avaliação de elegibilidade do núcleo final não incluiu leitura de texto completo dos 104 estudos. Título, resumo, palavras-chave e campos extraídos foram a base documental de todas as camadas de triagem e da auditoria qualitativa. Um dos 137 registros havia sido sinalizado para verificação pontual em texto completo e foi excluído sem que essa leitura fosse realizada. A inclusão dos 104 estudos no núcleo final representa, portanto, aderência aos critérios de seleção em nível documental, sem confirmação por elegibilidade em texto completo.</w:t>
+        <w:t xml:space="preserve">A avaliação de elegibilidade do núcleo temático original não incluiu leitura de texto completo dos 104 estudos. Título, resumo, palavras-chave e campos extraídos foram a base documental de todas as camadas de triagem e da auditoria qualitativa. Um dos 137 registros havia sido sinalizado para verificação pontual em texto completo e foi excluído sem que essa leitura fosse realizada. A inclusão dos 104 estudos no núcleo original representa, portanto, aderência aos critérios de seleção em nível documental, sem confirmação por elegibilidade em texto completo.</w:t>
       </w:r>
     </w:p>
     <w:p>
@@ -3613,7 +4171,7 @@
         <w:pStyle w:val="BodyText"/>
       </w:pPr>
       <w:r>
-        <w:t xml:space="preserve">A síntese permanece predominantemente apoiada em título, resumo, palavras-chave e campos estruturados, em razão do acesso institucional restrito a parte dos periódicos das bases consultadas. Em duas tarefas pontuais posteriores, 30 estudos com PDF disponível foram lidos integralmente; 14 forneceram evidências específicas incorporadas e citadas individualmente. Esse uso é indicado explicitamente por estudo e não altera a natureza predominantemente documental da seleção, da extração e dos resultados agregados do núcleo de 104 registros.</w:t>
+        <w:t xml:space="preserve">A síntese permanece predominantemente apoiada em título, resumo, palavras-chave e campos estruturados, em razão do acesso institucional restrito a parte dos periódicos das bases consultadas. Em três tarefas pontuais posteriores, 37 estudos com texto completo disponível foram lidos integralmente; 19 forneceram evidências específicas incorporadas e citadas individualmente. O terceiro lote corresponde aos 17 registros incorporados pela busca de sensibilidade: sete textos integrais abertos puderam ser consultados e cinco acrescentaram resultados quantitativos, desenho de validação ou limitações ausentes do resumo. Esse uso é indicado explicitamente por estudo e não altera a natureza predominantemente documental da seleção, da extração e dos resultados agregados; os dez registros restantes do lote de sensibilidade permanecem caracterizados por título e resumo.</w:t>
       </w:r>
     </w:p>
     <w:p>
@@ -3621,7 +4179,7 @@
         <w:pStyle w:val="BodyText"/>
       </w:pPr>
       <w:r>
-        <w:t xml:space="preserve">A extração do núcleo final utilizou título, resumo, palavras-chave e campos estruturados para identificar dimensões de sustentabilidade, critérios de priorização, métodos de apoio à decisão, contexto da edificação, ODS, ESG e lacunas relacionadas a instituições públicas de ensino superior. A unidade de contagem foi o registro único. Campos com múltiplas categorias foram tratados como respostas múltiplas, mantendo um único identificador por estudo em cada categoria. Dimensão e critério são categorias analiticamente distintas: a dimensão é uma categoria-guarda-chuva (técnica-operacional, institucional, ambiental, ciclo de vida, econômica ou social), enquanto o critério é um atributo operacional específico dentro de uma dimensão; por isso, termos como energia, risco, conforto e segurança são contabilizados como critérios de priorização e não duplicam a contagem das seis dimensões-guarda-chuva. As definições, regras de inclusão e exclusão e exemplos de cada categoria estão detalhados em codebook de apoio à extração, mantido no repositório da revisão.</w:t>
+        <w:t xml:space="preserve">A extração do núcleo final utilizou título, resumo, palavras-chave e campos estruturados para identificar dimensões de sustentabilidade, critérios de priorização, métodos de apoio à decisão, contexto da edificação, ODS, ESG e lacunas relacionadas a instituições públicas de ensino superior. A unidade de contagem foi o registro único. Campos com múltiplas categorias foram tratados como respostas múltiplas, mantendo um único identificador por estudo em cada categoria. Dimensão e critério são categorias analiticamente distintas: a dimensão é uma categoria-guarda-chuva (técnica-operacional, institucional, ambiental, ciclo de vida, econômica ou social), enquanto o critério é um atributo operacional específico dentro de uma dimensão; por isso, termos como energia, risco, conforto e segurança são contabilizados como critérios de priorização e não duplicam a contagem das seis dimensões-guarda-chuva. As definições, regras de inclusão e exclusão e exemplos de cada categoria estão detalhados em manual de codificação de apoio à extração, mantido no repositório da revisão.</w:t>
       </w:r>
     </w:p>
     <w:bookmarkEnd w:id="24"/>
@@ -3646,11 +4204,11 @@
           <w:rPr>
             <w:rStyle w:val="Hyperlink"/>
           </w:rPr>
-          <w:t xml:space="preserve">[tab:estrategiabusca]</w:t>
+          <w:t xml:space="preserve">3</w:t>
         </w:r>
       </w:hyperlink>
       <w:r>
-        <w:t xml:space="preserve">) recuperaram inteligência artificial (IA) e aprendizado de máquina apenas de forma incidental: nenhuma pergunta de pesquisa das seis originais (RQ0 a RQ5) continha dicionário de termos dedicado ao tema, e o método de decisão nomeado mais próximo (RQ3) cobre exclusivamente instrumentos multicritério, como MCDM, AHP e TOPSIS. Para verificar se essa lacuna subestimava a presença do tema no campo, uma busca complementar de sensibilidade foi conduzida nas mesmas três bases, com expressões voltadas explicitamente a IA e aprendizado de máquina aplicados a manutenção e gestão predial, recuperando 3.169 registros na Scopus, 1.559 na Web of Science e 2.000 no Crossref, totalizando 6.728 ocorrências brutas.</w:t>
+        <w:t xml:space="preserve">) recuperaram inteligência artificial (IA) e aprendizado de máquina apenas de forma incidental: nenhuma das questões originalmente formuladas (RQ0 a RQ5) continha dicionário de termos dedicado ao tema, e o método de decisão nomeado mais próximo (RQ3) cobre exclusivamente instrumentos multicritério, como MCDM, AHP e TOPSIS. Para verificar se essa lacuna subestimava a presença do tema no campo, uma busca complementar de sensibilidade foi conduzida nas mesmas três bases, com expressões voltadas explicitamente a IA e aprendizado de máquina aplicados a manutenção e gestão predial, recuperando 3.169 registros na Scopus, 1.559 na Web of Science e 2.000 no Crossref, totalizando 6.728 ocorrências brutas.</w:t>
       </w:r>
     </w:p>
     <w:p>
@@ -3666,7 +4224,7 @@
         <w:pStyle w:val="BodyText"/>
       </w:pPr>
       <w:r>
-        <w:t xml:space="preserve">Uma nova pergunta de pesquisa (RQ6), dedicada a IA e aprendizado de máquina, foi formalizada em codebook próprio, com dois níveis de termos: um conjunto que confirma isoladamente uma técnica computacional (por exemplo,</w:t>
+        <w:t xml:space="preserve">Uma nova pergunta de pesquisa (RQ6), dedicada a IA e aprendizado de máquina, foi formalizada em manual de codificação próprio, com dois níveis de termos: um conjunto que confirma isoladamente uma técnica computacional (por exemplo,</w:t>
       </w:r>
       <w:r>
         <w:t xml:space="preserve"> </w:t>
@@ -3763,7 +4321,16 @@
         <w:t xml:space="preserve"> </w:t>
       </w:r>
       <w:r>
-        <w:t xml:space="preserve">como sinônimos de IA, prática observada como risco metodológico na literatura correlata. Os 4.889 registros foram classificados, sem amostragem, em seis classes de evidência de IA/aprendizado de máquina; os registros sem resumo disponível na fonte (concentrados no Crossref) receberam nível de confiança rebaixado por definição.</w:t>
+        <w:t xml:space="preserve">como sinônimos de IA, pois plataformas digitais, modelos treinados e mecanismos de decisão ocupam níveis analíticos distintos</w:t>
+      </w:r>
+      <w:r>
+        <w:t xml:space="preserve"> </w:t>
+      </w:r>
+      <w:r>
+        <w:t xml:space="preserve">(Deng, Menassa, and Kamat 2021; Das 2025)</w:t>
+      </w:r>
+      <w:r>
+        <w:t xml:space="preserve">. Os 4.889 registros foram classificados, sem amostragem, em seis classes de evidência de IA e aprendizado de máquina; os registros sem resumo disponível na fonte (concentrados no Crossref) receberam nível de confiança rebaixado por definição.</w:t>
       </w:r>
     </w:p>
     <w:p>
@@ -3771,7 +4338,7 @@
         <w:pStyle w:val="BodyText"/>
       </w:pPr>
       <w:r>
-        <w:t xml:space="preserve">Os registros com aplicação de IA/aprendizado de máquina confirmada foram submetidos ao mesmo critério de elegibilidade do núcleo original (objeto predial e sustentabilidade obrigatórios). Revisão individual de título e resumo removeu, em seguida, oito candidatos cuja aplicação, apesar de tecnicamente confirmada, ocorria em domínio industrial, aeroespacial ou veicular sem relação com edificações. Sete registros já pertencentes ao núcleo original, previamente classificados como secundários ou excluídos por um dicionário que não reconhecia IA, foram reavaliados sob a RQ6: cinco foram promovidos ao núcleo principal e dois permaneceram secundários, por não apresentarem, no resumo disponível, relação explícita com manutenção predial. Ao final, 17 registros passaram a integrar o núcleo temático, elevando-o de 104 para 121 registros, com extração qualitativa de dimensões, critérios, métodos e contexto realizada sob o mesmo vocabulário fechado e os mesmos procedimentos do núcleo original, sem leitura de texto completo.</w:t>
+        <w:t xml:space="preserve">Os registros com aplicação de IA e aprendizado de máquina confirmada foram submetidos ao mesmo critério de elegibilidade do núcleo original (objeto predial e sustentabilidade obrigatórios). Revisão individual de título e resumo removeu, em seguida, oito candidatos cuja aplicação, apesar de tecnicamente confirmada, ocorria em domínio industrial, aeroespacial ou veicular sem relação com edificações. Sete registros já pertencentes ao núcleo original, previamente classificados como secundários ou excluídos por um dicionário que não reconhecia IA, foram reavaliados sob a RQ6: cinco foram promovidos ao núcleo principal e dois permaneceram secundários, por não apresentarem, no resumo disponível, relação explícita com manutenção predial. Ao final, 17 registros passaram a integrar o núcleo temático, elevando-o de 104 para 121 registros, com extração qualitativa de dimensões, critérios, métodos e contexto realizada sob o mesmo vocabulário fechado e os mesmos procedimentos do núcleo original, sem leitura de texto completo.</w:t>
       </w:r>
     </w:p>
     <w:bookmarkEnd w:id="25"/>
@@ -3846,7 +4413,21 @@
         <w:pStyle w:val="BodyText"/>
       </w:pPr>
       <w:r>
-        <w:t xml:space="preserve">O corpus distribuiu-se por 208 fontes, indicando dispersão editorial. O núcleo aproximado de Bradford reuniu 13 fontes responsáveis por cerca de um terço dos registros.</w:t>
+        <w:t xml:space="preserve">O Gráfico </w:t>
+      </w:r>
+      <w:hyperlink w:anchor="fig:fontes372">
+        <w:r>
+          <w:rPr>
+            <w:rStyle w:val="Hyperlink"/>
+          </w:rPr>
+          <w:t xml:space="preserve">2</w:t>
+        </w:r>
+      </w:hyperlink>
+      <w:r>
+        <w:t xml:space="preserve"> </w:t>
+      </w:r>
+      <w:r>
+        <w:t xml:space="preserve">sintetiza a distribuição editorial do corpus, composto por 208 fontes. O núcleo aproximado de Bradford reuniu 13 fontes responsáveis por cerca de um terço dos registros.</w:t>
       </w:r>
       <w:r>
         <w:t xml:space="preserve"> </w:t>
@@ -4005,7 +4586,21 @@
         <w:pStyle w:val="BodyText"/>
       </w:pPr>
       <w:r>
-        <w:t xml:space="preserve">O mapa temático identificou dois eixos de maior centralidade. O primeiro articulou BIM, desempenho da edificação e</w:t>
+        <w:t xml:space="preserve">O Gráfico </w:t>
+      </w:r>
+      <w:hyperlink w:anchor="fig:mapatematico372">
+        <w:r>
+          <w:rPr>
+            <w:rStyle w:val="Hyperlink"/>
+          </w:rPr>
+          <w:t xml:space="preserve">3</w:t>
+        </w:r>
+      </w:hyperlink>
+      <w:r>
+        <w:t xml:space="preserve"> </w:t>
+      </w:r>
+      <w:r>
+        <w:t xml:space="preserve">apresenta o mapa temático, no qual foram identificados dois eixos de maior centralidade. O primeiro articulou BIM, desempenho da edificação e</w:t>
       </w:r>
       <w:r>
         <w:t xml:space="preserve"> </w:t>
@@ -4081,7 +4676,21 @@
         <w:pStyle w:val="BodyText"/>
       </w:pPr>
       <w:r>
-        <w:t xml:space="preserve">A rede normalizada reforçou a posição de BIM e gestão de facilidades como elementos de conexão. BIM apareceu associado a gestão de facilidades,</w:t>
+        <w:t xml:space="preserve">O Gráfico </w:t>
+      </w:r>
+      <w:hyperlink w:anchor="fig:redecor372">
+        <w:r>
+          <w:rPr>
+            <w:rStyle w:val="Hyperlink"/>
+          </w:rPr>
+          <w:t xml:space="preserve">4</w:t>
+        </w:r>
+      </w:hyperlink>
+      <w:r>
+        <w:t xml:space="preserve"> </w:t>
+      </w:r>
+      <w:r>
+        <w:t xml:space="preserve">mostra a rede normalizada, que reforça a posição de BIM e gestão de facilidades como elementos de conexão. BIM apareceu associado a gestão de facilidades,</w:t>
       </w:r>
       <w:r>
         <w:t xml:space="preserve"> </w:t>
@@ -4157,7 +4766,21 @@
         <w:pStyle w:val="BodyText"/>
       </w:pPr>
       <w:r>
-        <w:t xml:space="preserve">A comparação temporal mostra mudança do vocabulário do campo. A participação de BIM aumentou 7,3 pontos percentuais entre os dois períodos, enquanto</w:t>
+        <w:t xml:space="preserve">O Gráfico </w:t>
+      </w:r>
+      <w:hyperlink w:anchor="fig:evolucaotematica372">
+        <w:r>
+          <w:rPr>
+            <w:rStyle w:val="Hyperlink"/>
+          </w:rPr>
+          <w:t xml:space="preserve">5</w:t>
+        </w:r>
+      </w:hyperlink>
+      <w:r>
+        <w:t xml:space="preserve"> </w:t>
+      </w:r>
+      <w:r>
+        <w:t xml:space="preserve">compara os períodos e mostra mudança do vocabulário do campo. A participação de BIM aumentou 7,3 pontos percentuais entre os dois períodos, enquanto</w:t>
       </w:r>
       <w:r>
         <w:t xml:space="preserve"> </w:t>
@@ -4249,7 +4872,7 @@
         <w:t xml:space="preserve">digital twins</w:t>
       </w:r>
       <w:r>
-        <w:t xml:space="preserve">, carbono, ciclo de vida e manutenção preditiva. Essa transformação amplia a capacidade informacional da gestão predial, mas não elimina a lacuna identificada na síntese temática: poucos estudos documentam toda a cadeia entre indicador, ponderação, agregação, validação e decisão em instituições públicas universitárias.</w:t>
+        <w:t xml:space="preserve">, carbono, ciclo de vida e manutenção preditiva. Esse resultado descreve a estrutura documental do campo, mas não demonstra maturidade decisória. Por isso, as seções seguintes usam o núcleo temático de 121 registros para examinar se tais temas se convertem em dimensões, critérios, métodos e regras aplicáveis à priorização pública universitária.</w:t>
       </w:r>
     </w:p>
     <w:bookmarkEnd w:id="39"/>
@@ -4479,7 +5102,7 @@
           <w:rPr>
             <w:rStyle w:val="Hyperlink"/>
           </w:rPr>
-          <w:t xml:space="preserve">[tab:basetipo]</w:t>
+          <w:t xml:space="preserve">7</w:t>
         </w:r>
       </w:hyperlink>
       <w:r>
@@ -4892,6 +5515,14 @@
       </w:tr>
     </w:tbl>
     <w:p/>
+    <w:p>
+      <w:pPr>
+        <w:pStyle w:val="BodyText"/>
+      </w:pPr>
+      <w:r>
+        <w:t xml:space="preserve">A concentração em artigos de periódico e a baixa presença exclusiva do Crossref descrevem a composição documental do núcleo, não a qualidade individual dos estudos. Do mesmo modo, a sobreposição entre bases expressa proveniência da recuperação e não constitui replicação independente de evidência.</w:t>
+      </w:r>
+    </w:p>
     <w:bookmarkEnd w:id="43"/>
     <w:bookmarkStart w:id="47" w:name="sec:criterios"/>
     <w:p>
@@ -4907,7 +5538,7 @@
         <w:pStyle w:val="FirstParagraph"/>
       </w:pPr>
       <w:r>
-        <w:t xml:space="preserve">A codificação documental identificou seis dimensões, com respostas múltiplas: técnica-operacional em 116 registros, institucional em 97, ambiental em 92, ciclo de vida em 65, econômica em 63 e social em 59. O predomínio das duas primeiras reflete também a amplitude do codebook e não demonstra aplicação empírica ou maior importância científica. A composição é compatível com a gestão de facilidades sustentável, que articula impactos ambientais, sociais e econômicos nos níveis estratégico, tático e operacional</w:t>
+        <w:t xml:space="preserve">Em resposta à RQ1, a codificação documental identificou seis dimensões, com respostas múltiplas: técnica-operacional em 116 registros, institucional em 97, ambiental em 92, ciclo de vida em 65, econômica em 63 e social em 59. O predomínio das duas primeiras reflete também a amplitude do manual de codificação e não demonstra aplicação empírica ou maior importância científica. A composição é compatível com a gestão de facilidades sustentável, que articula impactos ambientais, sociais e econômicos nos níveis estratégico, tático e operacional</w:t>
       </w:r>
       <w:r>
         <w:t xml:space="preserve"> </w:t>
@@ -5014,7 +5645,7 @@
         <w:pStyle w:val="BodyText"/>
       </w:pPr>
       <w:r>
-        <w:t xml:space="preserve">Desempenho operacional aparece em 99 registros, informação e dados em 82, custo em 63, energia e vida útil em 44 cada. Condição física, risco e manutenibilidade completam o núcleo técnico; conforto, segurança, satisfação, emissões, resíduos e água representam efeitos sociais e ambientais específicos.</w:t>
+        <w:t xml:space="preserve">Em resposta à RQ2, desempenho operacional aparece em 99 registros, informação e dados em 82, custo em 63, energia e vida útil em 44 cada. Condição física, risco e manutenibilidade completam o núcleo técnico; conforto, segurança, satisfação, emissões, resíduos e água representam efeitos sociais e ambientais específicos.</w:t>
       </w:r>
     </w:p>
     <w:tbl>
@@ -5784,7 +6415,7 @@
         <w:pStyle w:val="FirstParagraph"/>
       </w:pPr>
       <w:r>
-        <w:t xml:space="preserve">A categoria ampla</w:t>
+        <w:t xml:space="preserve">Em resposta à RQ3, a categoria ampla</w:t>
       </w:r>
       <w:r>
         <w:t xml:space="preserve"> </w:t>
@@ -5964,16 +6595,15 @@
         </w:r>
       </w:hyperlink>
       <w:r>
-        <w:t xml:space="preserve">), salta de nove para 26 registros (21,5%) entre o núcleo original e o núcleo ampliado, crescimento concentrado, por construção, nos 17 estudos incorporados por essa busca, e não em uma tendência observada de forma independente na busca original. Os demais métodos crescem de forma modesta e proporcional ao aumento geral do núcleo, sem evidência de que a busca de sensibilidade tenha inflado artificialmente outras categorias metodológicas. O protocolo deve funcionar com planilhas, cadastros, inspeções e ordens de serviço e permitir integração progressiva a modelos e plataformas digitais, incluindo eventuais módulos preditivos baseados em aprendizado de máquina, cuja presença documental não substitui validação de desempenho em operação real. As aplicações do núcleo demonstram funções distintas: ANP difuso na avaliação de edifícios educacionais</w:t>
-      </w:r>
-      <w:r>
-        <w:t xml:space="preserve"> </w:t>
-      </w:r>
-      <w:r>
-        <w:t xml:space="preserve">(Alfalah et al. 2022)</w:t>
-      </w:r>
-      <w:r>
-        <w:t xml:space="preserve">, Delphi modificado em gestão de</w:t>
+        <w:t xml:space="preserve">), salta de nove para 26 registros (21,5%) entre o núcleo original e o núcleo ampliado, crescimento concentrado, por construção, nos 17 estudos incorporados por essa busca, e não em uma tendência observada de forma independente na busca original. Os demais métodos crescem de forma modesta e proporcional ao aumento geral do núcleo, sem evidência de que a busca de sensibilidade tenha inflado artificialmente outras categorias metodológicas.</w:t>
+      </w:r>
+    </w:p>
+    <w:p>
+      <w:pPr>
+        <w:pStyle w:val="BodyText"/>
+      </w:pPr>
+      <w:r>
+        <w:t xml:space="preserve">Esses resultados não tornam BIM,</w:t>
       </w:r>
       <w:r>
         <w:t xml:space="preserve"> </w:t>
@@ -5983,48 +6613,22 @@
           <w:iCs/>
           <w:i/>
         </w:rPr>
-        <w:t xml:space="preserve">campus</w:t>
-      </w:r>
-      <w:r>
-        <w:t xml:space="preserve"> </w:t>
-      </w:r>
-      <w:r>
-        <w:t xml:space="preserve">(Naji, Gunduz, and Maki 2023)</w:t>
-      </w:r>
-      <w:r>
-        <w:t xml:space="preserve"> </w:t>
-      </w:r>
-      <w:r>
-        <w:t xml:space="preserve">e AHP, TOPSIS e otimização na alocação de prestadores públicos</w:t>
-      </w:r>
-      <w:r>
-        <w:t xml:space="preserve"> </w:t>
-      </w:r>
-      <w:r>
-        <w:t xml:space="preserve">(Masmoudi et al. 2026)</w:t>
-      </w:r>
-      <w:r>
-        <w:t xml:space="preserve">.</w:t>
-      </w:r>
-    </w:p>
-    <w:p>
-      <w:pPr>
-        <w:pStyle w:val="BodyText"/>
-      </w:pPr>
-      <w:r>
-        <w:t xml:space="preserve">As leituras integrais delimitam a maturidade digital e a variedade analítica.</w:t>
-      </w:r>
-      <w:r>
-        <w:t xml:space="preserve"> </w:t>
-      </w:r>
-      <w:r>
-        <w:t xml:space="preserve">Deng, Menassa, and Kamat (2021)</w:t>
-      </w:r>
-      <w:r>
-        <w:t xml:space="preserve"> </w:t>
-      </w:r>
-      <w:r>
-        <w:t xml:space="preserve">não encontraram, entre 123 estudos,</w:t>
+        <w:t xml:space="preserve">digital twin</w:t>
+      </w:r>
+      <w:r>
+        <w:t xml:space="preserve"> </w:t>
+      </w:r>
+      <w:r>
+        <w:t xml:space="preserve">ou aprendizado de máquina requisitos para a aplicação do protocolo. Como proposição deste artigo, a arquitetura deve funcionar com planilhas, cadastros, inspeções e ordens de serviço e admitir integração progressiva a plataformas digitais ou módulos preditivos, condicionada à validação do desempenho em operação real. As aplicações do núcleo demonstram funções distintas: ANP difuso na avaliação de edifícios educacionais</w:t>
+      </w:r>
+      <w:r>
+        <w:t xml:space="preserve"> </w:t>
+      </w:r>
+      <w:r>
+        <w:t xml:space="preserve">(Alfalah et al. 2022)</w:t>
+      </w:r>
+      <w:r>
+        <w:t xml:space="preserve">, Delphi modificado em gestão de</w:t>
       </w:r>
       <w:r>
         <w:t xml:space="preserve"> </w:t>
@@ -6034,84 +6638,183 @@
           <w:iCs/>
           <w:i/>
         </w:rPr>
+        <w:t xml:space="preserve">campus</w:t>
+      </w:r>
+      <w:r>
+        <w:t xml:space="preserve"> </w:t>
+      </w:r>
+      <w:r>
+        <w:t xml:space="preserve">(Naji, Gunduz, and Maki 2023)</w:t>
+      </w:r>
+      <w:r>
+        <w:t xml:space="preserve"> </w:t>
+      </w:r>
+      <w:r>
+        <w:t xml:space="preserve">e AHP, TOPSIS e otimização na alocação de prestadores públicos</w:t>
+      </w:r>
+      <w:r>
+        <w:t xml:space="preserve"> </w:t>
+      </w:r>
+      <w:r>
+        <w:t xml:space="preserve">(Masmoudi et al. 2026)</w:t>
+      </w:r>
+      <w:r>
+        <w:t xml:space="preserve">.</w:t>
+      </w:r>
+    </w:p>
+    <w:p>
+      <w:pPr>
+        <w:pStyle w:val="BodyText"/>
+      </w:pPr>
+      <w:r>
+        <w:t xml:space="preserve">A leitura integral do lote incorporado permite responder diretamente à RQ6 sem confundir técnica computacional com governança decisória. Os estudos empíricos consultados empregam aprendizado de máquina para produzir variáveis operacionais: previsão de demanda de ventilação, com modelo treinado em três edifícios e economia de até 7,5% frente ao controle tradicional</w:t>
+      </w:r>
+      <w:r>
+        <w:t xml:space="preserve"> </w:t>
+      </w:r>
+      <w:r>
+        <w:t xml:space="preserve">(Motuzienė et al. 2025)</w:t>
+      </w:r>
+      <w:r>
+        <w:t xml:space="preserve">; regressão em grafos para estimar vida útil de componentes, na qual a GCN alcançou</w:t>
+      </w:r>
+      <w:r>
+        <w:t xml:space="preserve"> </w:t>
+      </w:r>
+      <m:oMath>
+        <m:sSup>
+          <m:e>
+            <m:r>
+              <m:t>R</m:t>
+            </m:r>
+          </m:e>
+          <m:sup>
+            <m:r>
+              <m:t>2</m:t>
+            </m:r>
+          </m:sup>
+        </m:sSup>
+        <m:r>
+          <m:rPr>
+            <m:sty m:val="p"/>
+          </m:rPr>
+          <m:t>=</m:t>
+        </m:r>
+        <m:r>
+          <m:t>0</m:t>
+        </m:r>
+        <m:r>
+          <m:rPr>
+            <m:sty m:val="p"/>
+          </m:rPr>
+          <m:t>,</m:t>
+        </m:r>
+        <m:r>
+          <m:t>83</m:t>
+        </m:r>
+      </m:oMath>
+      <w:r>
+        <w:t xml:space="preserve"> </w:t>
+      </w:r>
+      <w:r>
+        <w:t xml:space="preserve">(Wu and Mundt-Petersen 2025)</w:t>
+      </w:r>
+      <w:r>
+        <w:t xml:space="preserve">; e previsão conjunta de eletricidade, gás e água, com separação entre treino, validação e teste e erros distintos por variável</w:t>
+      </w:r>
+      <w:r>
+        <w:t xml:space="preserve"> </w:t>
+      </w:r>
+      <w:r>
+        <w:t xml:space="preserve">(Suh and Chang 2012)</w:t>
+      </w:r>
+      <w:r>
+        <w:t xml:space="preserve">. Esses resultados correspondem a previsão e otimização operacional; diagnósticos, classificação de danos e apoio à decisão também aparecem no lote, mas, quando o texto integral não estava disponível, permaneceram caracterizados somente pelo resumo.</w:t>
+      </w:r>
+    </w:p>
+    <w:p>
+      <w:pPr>
+        <w:pStyle w:val="BodyText"/>
+      </w:pPr>
+      <w:r>
+        <w:t xml:space="preserve">As duas revisões integrais consultadas reforçam os limites dessa evidência. A síntese de IoT e IA não utilizou dados empíricos próprios e identificou viés para o Norte Global, além de necessidades de interoperabilidade, privacidade, governança e avaliação do ciclo de vida</w:t>
+      </w:r>
+      <w:r>
+        <w:t xml:space="preserve"> </w:t>
+      </w:r>
+      <w:r>
+        <w:t xml:space="preserve">(Das 2025)</w:t>
+      </w:r>
+      <w:r>
+        <w:t xml:space="preserve">. Na revisão de 76 estudos sobre ambientes internos conectados, 41 integraram energia, conforto e sustentabilidade, enquanto 35 omitiram pelo menos uma dessas dimensões; as faixas de economia divulgadas sintetizam aplicações heterogêneas e não representam o desempenho de um único modelo</w:t>
+      </w:r>
+      <w:r>
+        <w:t xml:space="preserve"> </w:t>
+      </w:r>
+      <w:r>
+        <w:t xml:space="preserve">(Alici 2026)</w:t>
+      </w:r>
+      <w:r>
+        <w:t xml:space="preserve">. Assim, a resposta à RQ6 é que a busca de sensibilidade revela uma camada relevante de produção de evidências preditivas, diagnósticas e operacionais, porém não demonstra integração sistemática desses resultados com ponderação institucional, regras de veto ou métodos multicritério. O módulo computacional pode informar critérios; não substitui a decisão pública.</w:t>
+      </w:r>
+    </w:p>
+    <w:p>
+      <w:pPr>
+        <w:pStyle w:val="BodyText"/>
+      </w:pPr>
+      <w:r>
+        <w:t xml:space="preserve">A matriz comparativa dos 17 registros, preservada como material suplementar, classificou cada estudo pela função analítica predominante. Dez concentram-se em previsão ou previsão combinada à otimização, dois em diagnóstico e classificação de danos e cinco em síntese ou integração tecnológica. Essa distribuição não estima prevalência no campo, pois decorre de uma busca construída para maximizar a recuperação de IA e aprendizado de máquina. Ela esclarece, contudo, o lugar desses métodos na arquitetura proposta: em três estudos a saída se aproxima de uma ação operacional ou recomendação direta, enquanto nos demais funciona como estimativa, diagnóstico ou infraestrutura informacional que ainda requer critérios, preferências, restrições e responsabilização institucional. Nenhum dos 17 demonstrou uma cadeia completa que ligasse treinamento do modelo, validação externa, ponderação multicritério, regra de veto e decisão pública auditável.</w:t>
+      </w:r>
+    </w:p>
+    <w:p>
+      <w:pPr>
+        <w:pStyle w:val="BodyText"/>
+      </w:pPr>
+      <w:r>
+        <w:t xml:space="preserve">Além do lote de sensibilidade, as leituras integrais do núcleo original distinguem integração informacional, simulação e estruturação decisória. A revisão de 123 estudos não encontrou</w:t>
+      </w:r>
+      <w:r>
+        <w:t xml:space="preserve"> </w:t>
+      </w:r>
+      <w:r>
+        <w:rPr>
+          <w:iCs/>
+          <w:i/>
+        </w:rPr>
         <w:t xml:space="preserve">digital twin</w:t>
       </w:r>
       <w:r>
         <w:t xml:space="preserve"> </w:t>
       </w:r>
       <w:r>
-        <w:t xml:space="preserve">com controle, otimização e retroalimentação plenos;</w:t>
-      </w:r>
-      <w:r>
-        <w:t xml:space="preserve"> </w:t>
-      </w:r>
-      <w:r>
-        <w:t xml:space="preserve">Espinosa Gispert et al. (2025)</w:t>
-      </w:r>
-      <w:r>
-        <w:t xml:space="preserve"> </w:t>
-      </w:r>
-      <w:r>
-        <w:t xml:space="preserve">propõem ontologia de ativos para manutenção preditiva;</w:t>
-      </w:r>
-      <w:r>
-        <w:t xml:space="preserve"> </w:t>
-      </w:r>
-      <w:r>
-        <w:t xml:space="preserve">Goretti and Kaming (2023)</w:t>
-      </w:r>
-      <w:r>
-        <w:t xml:space="preserve"> </w:t>
-      </w:r>
-      <w:r>
-        <w:t xml:space="preserve">situam BIM 7D na operação e manutenção; e</w:t>
-      </w:r>
-      <w:r>
-        <w:t xml:space="preserve"> </w:t>
-      </w:r>
-      <w:r>
-        <w:t xml:space="preserve">Ferreira et al. (2020)</w:t>
-      </w:r>
-      <w:r>
-        <w:t xml:space="preserve"> </w:t>
-      </w:r>
-      <w:r>
-        <w:t xml:space="preserve">comparam estratégias preventivas, corretivas e combinadas por redes de Petri e Monte Carlo. O conjunto percorre integração informacional, prevenção e simulação de componentes, mas não demonstra adoção institucional generalizada.</w:t>
-      </w:r>
-    </w:p>
-    <w:p>
-      <w:pPr>
-        <w:pStyle w:val="BodyText"/>
-      </w:pPr>
-      <w:r>
-        <w:t xml:space="preserve">Outros três estudos distinguem níveis de estruturação decisória: sistema conceitual Lean Six Sigma ainda sem validação empírica</w:t>
-      </w:r>
-      <w:r>
-        <w:t xml:space="preserve"> </w:t>
-      </w:r>
-      <w:r>
-        <w:t xml:space="preserve">(Aldairi, Khan, and Munive-Hernandez 2017)</w:t>
-      </w:r>
-      <w:r>
-        <w:t xml:space="preserve">; avaliação sintética fuzzy de estratégias de gestão de facilidades</w:t>
-      </w:r>
-      <w:r>
-        <w:t xml:space="preserve"> </w:t>
-      </w:r>
-      <w:r>
-        <w:t xml:space="preserve">(Yoon and Cha 2018)</w:t>
-      </w:r>
-      <w:r>
-        <w:t xml:space="preserve">; e raciocínio baseado em casos com Fuzzy-AHP para ponderar atributos e prever reparos históricos</w:t>
-      </w:r>
-      <w:r>
-        <w:t xml:space="preserve"> </w:t>
-      </w:r>
-      <w:r>
-        <w:t xml:space="preserve">(Park, Kwon, and Ahn 2019)</w:t>
-      </w:r>
-      <w:r>
-        <w:t xml:space="preserve">. Assim, menção a método, aplicação formal e validação permanecem categorias diferentes.</w:t>
+        <w:t xml:space="preserve">com controle, otimização e retroalimentação plenos</w:t>
+      </w:r>
+      <w:r>
+        <w:t xml:space="preserve"> </w:t>
+      </w:r>
+      <w:r>
+        <w:t xml:space="preserve">(Deng, Menassa, and Kamat 2021)</w:t>
+      </w:r>
+      <w:r>
+        <w:t xml:space="preserve">; outros trabalhos propõem ontologia de ativos, BIM 7D e comparação de estratégias por simulação</w:t>
+      </w:r>
+      <w:r>
+        <w:t xml:space="preserve"> </w:t>
+      </w:r>
+      <w:r>
+        <w:t xml:space="preserve">(Espinosa Gispert et al. 2025; Goretti and Kaming 2023; Ferreira et al. 2020)</w:t>
+      </w:r>
+      <w:r>
+        <w:t xml:space="preserve">. No plano decisório, foram identificados um sistema conceitual Lean Six Sigma sem validação empírica, uma avaliação sintética fuzzy e um modelo de raciocínio baseado em casos com Fuzzy-AHP</w:t>
+      </w:r>
+      <w:r>
+        <w:t xml:space="preserve"> </w:t>
+      </w:r>
+      <w:r>
+        <w:t xml:space="preserve">(Aldairi, Khan, and Munive-Hernandez 2017; Yoon and Cha 2018; Park, Kwon, and Ahn 2019)</w:t>
+      </w:r>
+      <w:r>
+        <w:t xml:space="preserve">. Esses casos confirmam que menção a método, aplicação formal e validação são níveis analíticos distintos; não demonstram adoção institucional generalizada.</w:t>
       </w:r>
     </w:p>
     <w:bookmarkEnd w:id="51"/>
@@ -6129,7 +6832,7 @@
         <w:pStyle w:val="FirstParagraph"/>
       </w:pPr>
       <w:r>
-        <w:t xml:space="preserve">A caracterização documental identificou 101 registros sobre edificação genérica e 59 sobre portfólio predial. Entre as tipologias específicas, houve 17 registros sobre hospitais, 16 sobre edifícios comerciais, 15 residenciais, 14 universidades, dez</w:t>
+        <w:t xml:space="preserve">Em resposta à RQ4, a caracterização documental identificou 101 registros sobre edificação genérica e 59 sobre portfólio predial. Entre as tipologias específicas, houve 17 registros sobre hospitais, 16 sobre edifícios comerciais, 15 residenciais, 14 universidades, dez</w:t>
       </w:r>
       <w:r>
         <w:t xml:space="preserve"> </w:t>
@@ -6142,7 +6845,7 @@
         <w:t xml:space="preserve">campus</w:t>
       </w:r>
       <w:r>
-        <w:t xml:space="preserve">, seis patrimônios históricos, cinco edifícios públicos, cinco escolas e um museu. As categorias são respostas múltiplas; edificação genérica é uma categoria-guarda-chuva, não uma tipologia homogênea.</w:t>
+        <w:t xml:space="preserve">, seis patrimônios históricos, cinco edifícios públicos, cinco escolas e um museu. As categorias são respostas múltiplas; edificação genérica é uma categoria-guarda-chuva, não uma tipologia homogênea. Em um registro, o contexto não pôde ser identificado no resumo.</w:t>
       </w:r>
     </w:p>
     <w:tbl>
@@ -6658,6 +7361,47 @@
           </w:p>
         </w:tc>
       </w:tr>
+      <w:tr>
+        <w:tc>
+          <w:tcPr>
+            <w:tcW w:type="dxa" w:w="3120"/>
+          </w:tcPr>
+          <w:p>
+            <w:r>
+              <w:rPr>
+                <w:sz w:val="18"/>
+              </w:rPr>
+              <w:t>Não identificado no resumo</w:t>
+            </w:r>
+          </w:p>
+        </w:tc>
+        <w:tc>
+          <w:tcPr>
+            <w:tcW w:type="dxa" w:w="3120"/>
+          </w:tcPr>
+          <w:p>
+            <w:r>
+              <w:rPr>
+                <w:sz w:val="18"/>
+              </w:rPr>
+              <w:t>1</w:t>
+            </w:r>
+          </w:p>
+        </w:tc>
+        <w:tc>
+          <w:tcPr>
+            <w:tcW w:type="dxa" w:w="3120"/>
+          </w:tcPr>
+          <w:p>
+            <w:r>
+              <w:rPr>
+                <w:sz w:val="18"/>
+              </w:rPr>
+              <w:t>0,8</w:t>
+            </w:r>
+          </w:p>
+        </w:tc>
+      </w:tr>
     </w:tbl>
     <w:p/>
     <w:p>
@@ -6665,7 +7409,16 @@
         <w:pStyle w:val="BodyText"/>
       </w:pPr>
       <w:r>
-        <w:t xml:space="preserve">Em instituições de ensino, a gestão sustentável combina desempenho físico, usuários e capacidade administrativa. A literatura identifica fatores críticos em universidades</w:t>
+        <w:t xml:space="preserve">Em instituições de ensino, a gestão sustentável combina desempenho físico, usuários e capacidade administrativa. Estudos de caso em universidades públicas documentaram predomínio corretivo, registros fragmentados, ausência de indicadores ou inspeções periódicas e fragilidades na manutenção preventiva</w:t>
+      </w:r>
+      <w:r>
+        <w:t xml:space="preserve"> </w:t>
+      </w:r>
+      <w:r>
+        <w:t xml:space="preserve">(Lateef, Khamidi, and Idrus 2010; Barbosa et al. 2020)</w:t>
+      </w:r>
+      <w:r>
+        <w:t xml:space="preserve">. A literatura identifica fatores críticos em universidades</w:t>
       </w:r>
       <w:r>
         <w:t xml:space="preserve"> </w:t>
@@ -6719,7 +7472,7 @@
         <w:pStyle w:val="BodyText"/>
       </w:pPr>
       <w:r>
-        <w:t xml:space="preserve">A baixa frequência de universidade,</w:t>
+        <w:t xml:space="preserve">Em resposta à RQ5, a baixa frequência de universidade,</w:t>
       </w:r>
       <w:r>
         <w:t xml:space="preserve"> </w:t>
@@ -6735,7 +7488,7 @@
         <w:t xml:space="preserve"> </w:t>
       </w:r>
       <w:r>
-        <w:t xml:space="preserve">e edifício público confirma a lacuna de validação em portfólios heterogêneos, com restrições orçamentárias, continuidade acadêmica e múltiplos usuários. A busca de sensibilidade para inteligência artificial (Seção </w:t>
+        <w:t xml:space="preserve">e edifício público limita a evidência diretamente transferível a portfólios heterogêneos, com restrições orçamentárias, continuidade acadêmica e múltiplos usuários. A busca de sensibilidade para inteligência artificial (Seção </w:t>
       </w:r>
       <w:hyperlink w:anchor="sec:buscaia">
         <w:r>
@@ -7076,7 +7829,7 @@
           <w:rPr>
             <w:rStyle w:val="Hyperlink"/>
           </w:rPr>
-          <w:t xml:space="preserve">[tab:protocolooperacional]</w:t>
+          <w:t xml:space="preserve">10</w:t>
         </w:r>
       </w:hyperlink>
       <w:r>
@@ -7090,7 +7843,7 @@
           <w:rPr>
             <w:rStyle w:val="Hyperlink"/>
           </w:rPr>
-          <w:t xml:space="preserve">[tab:especificacaoindicadores]</w:t>
+          <w:t xml:space="preserve">11</w:t>
         </w:r>
       </w:hyperlink>
       <w:r>
@@ -7359,16 +8112,15 @@
         </w:tblBorders>
       </w:tblPr>
       <w:tblGrid>
-        <w:gridCol w:w="1872"/>
-        <w:gridCol w:w="1872"/>
-        <w:gridCol w:w="1872"/>
-        <w:gridCol w:w="1872"/>
-        <w:gridCol w:w="1872"/>
+        <w:gridCol w:w="2340"/>
+        <w:gridCol w:w="2340"/>
+        <w:gridCol w:w="2340"/>
+        <w:gridCol w:w="2340"/>
       </w:tblGrid>
       <w:tr>
         <w:tc>
           <w:tcPr>
-            <w:tcW w:type="dxa" w:w="1872"/>
+            <w:tcW w:type="dxa" w:w="2340"/>
           </w:tcPr>
           <w:p>
             <w:r>
@@ -7382,7 +8134,7 @@
         </w:tc>
         <w:tc>
           <w:tcPr>
-            <w:tcW w:type="dxa" w:w="1872"/>
+            <w:tcW w:type="dxa" w:w="2340"/>
           </w:tcPr>
           <w:p>
             <w:r>
@@ -7396,7 +8148,7 @@
         </w:tc>
         <w:tc>
           <w:tcPr>
-            <w:tcW w:type="dxa" w:w="1872"/>
+            <w:tcW w:type="dxa" w:w="2340"/>
           </w:tcPr>
           <w:p>
             <w:r>
@@ -7410,7 +8162,7 @@
         </w:tc>
         <w:tc>
           <w:tcPr>
-            <w:tcW w:type="dxa" w:w="1872"/>
+            <w:tcW w:type="dxa" w:w="2340"/>
           </w:tcPr>
           <w:p>
             <w:r>
@@ -7418,21 +8170,7 @@
                 <w:b/>
                 <w:sz w:val="18"/>
               </w:rPr>
-              <w:t>Period.</w:t>
-            </w:r>
-          </w:p>
-        </w:tc>
-        <w:tc>
-          <w:tcPr>
-            <w:tcW w:type="dxa" w:w="1872"/>
-          </w:tcPr>
-          <w:p>
-            <w:r>
-              <w:rPr>
-                <w:b/>
-                <w:sz w:val="18"/>
-              </w:rPr>
-              <w:t>Pref.</w:t>
+              <w:t>Periodicidade; preferência</w:t>
             </w:r>
           </w:p>
         </w:tc>
@@ -7440,7 +8178,7 @@
       <w:tr>
         <w:tc>
           <w:tcPr>
-            <w:tcW w:type="dxa" w:w="1872"/>
+            <w:tcW w:type="dxa" w:w="2340"/>
           </w:tcPr>
           <w:p>
             <w:r>
@@ -7453,7 +8191,7 @@
         </w:tc>
         <w:tc>
           <w:tcPr>
-            <w:tcW w:type="dxa" w:w="1872"/>
+            <w:tcW w:type="dxa" w:w="2340"/>
           </w:tcPr>
           <w:p>
             <w:r>
@@ -7466,7 +8204,7 @@
         </w:tc>
         <w:tc>
           <w:tcPr>
-            <w:tcW w:type="dxa" w:w="1872"/>
+            <w:tcW w:type="dxa" w:w="2340"/>
           </w:tcPr>
           <w:p>
             <w:r>
@@ -7479,27 +8217,14 @@
         </w:tc>
         <w:tc>
           <w:tcPr>
-            <w:tcW w:type="dxa" w:w="1872"/>
-          </w:tcPr>
-          <w:p>
-            <w:r>
-              <w:rPr>
-                <w:sz w:val="18"/>
-              </w:rPr>
-              <w:t>Mensal</w:t>
-            </w:r>
-          </w:p>
-        </w:tc>
-        <w:tc>
-          <w:tcPr>
-            <w:tcW w:type="dxa" w:w="1872"/>
-          </w:tcPr>
-          <w:p>
-            <w:r>
-              <w:rPr>
-                <w:sz w:val="18"/>
-              </w:rPr>
-              <w:t>Menor</w:t>
+            <w:tcW w:type="dxa" w:w="2340"/>
+          </w:tcPr>
+          <w:p>
+            <w:r>
+              <w:rPr>
+                <w:sz w:val="18"/>
+              </w:rPr>
+              <w:t>Mensal; menor</w:t>
             </w:r>
           </w:p>
         </w:tc>
@@ -7507,7 +8232,7 @@
       <w:tr>
         <w:tc>
           <w:tcPr>
-            <w:tcW w:type="dxa" w:w="1872"/>
+            <w:tcW w:type="dxa" w:w="2340"/>
           </w:tcPr>
           <w:p>
             <w:r>
@@ -7520,7 +8245,7 @@
         </w:tc>
         <w:tc>
           <w:tcPr>
-            <w:tcW w:type="dxa" w:w="1872"/>
+            <w:tcW w:type="dxa" w:w="2340"/>
           </w:tcPr>
           <w:p>
             <w:r>
@@ -7533,7 +8258,7 @@
         </w:tc>
         <w:tc>
           <w:tcPr>
-            <w:tcW w:type="dxa" w:w="1872"/>
+            <w:tcW w:type="dxa" w:w="2340"/>
           </w:tcPr>
           <w:p>
             <w:r>
@@ -7546,27 +8271,14 @@
         </w:tc>
         <w:tc>
           <w:tcPr>
-            <w:tcW w:type="dxa" w:w="1872"/>
-          </w:tcPr>
-          <w:p>
-            <w:r>
-              <w:rPr>
-                <w:sz w:val="18"/>
-              </w:rPr>
-              <w:t>Trimestral</w:t>
-            </w:r>
-          </w:p>
-        </w:tc>
-        <w:tc>
-          <w:tcPr>
-            <w:tcW w:type="dxa" w:w="1872"/>
-          </w:tcPr>
-          <w:p>
-            <w:r>
-              <w:rPr>
-                <w:sz w:val="18"/>
-              </w:rPr>
-              <w:t>Maior</w:t>
+            <w:tcW w:type="dxa" w:w="2340"/>
+          </w:tcPr>
+          <w:p>
+            <w:r>
+              <w:rPr>
+                <w:sz w:val="18"/>
+              </w:rPr>
+              <w:t>Trimestral; maior</w:t>
             </w:r>
           </w:p>
         </w:tc>
@@ -7574,7 +8286,7 @@
       <w:tr>
         <w:tc>
           <w:tcPr>
-            <w:tcW w:type="dxa" w:w="1872"/>
+            <w:tcW w:type="dxa" w:w="2340"/>
           </w:tcPr>
           <w:p>
             <w:r>
@@ -7587,7 +8299,7 @@
         </w:tc>
         <w:tc>
           <w:tcPr>
-            <w:tcW w:type="dxa" w:w="1872"/>
+            <w:tcW w:type="dxa" w:w="2340"/>
           </w:tcPr>
           <w:p>
             <w:r>
@@ -7600,7 +8312,7 @@
         </w:tc>
         <w:tc>
           <w:tcPr>
-            <w:tcW w:type="dxa" w:w="1872"/>
+            <w:tcW w:type="dxa" w:w="2340"/>
           </w:tcPr>
           <w:p>
             <w:r>
@@ -7613,27 +8325,14 @@
         </w:tc>
         <w:tc>
           <w:tcPr>
-            <w:tcW w:type="dxa" w:w="1872"/>
-          </w:tcPr>
-          <w:p>
-            <w:r>
-              <w:rPr>
-                <w:sz w:val="18"/>
-              </w:rPr>
-              <w:t>Semestral</w:t>
-            </w:r>
-          </w:p>
-        </w:tc>
-        <w:tc>
-          <w:tcPr>
-            <w:tcW w:type="dxa" w:w="1872"/>
-          </w:tcPr>
-          <w:p>
-            <w:r>
-              <w:rPr>
-                <w:sz w:val="18"/>
-              </w:rPr>
-              <w:t>Maior</w:t>
+            <w:tcW w:type="dxa" w:w="2340"/>
+          </w:tcPr>
+          <w:p>
+            <w:r>
+              <w:rPr>
+                <w:sz w:val="18"/>
+              </w:rPr>
+              <w:t>Semestral; maior</w:t>
             </w:r>
           </w:p>
         </w:tc>
@@ -7641,7 +8340,7 @@
       <w:tr>
         <w:tc>
           <w:tcPr>
-            <w:tcW w:type="dxa" w:w="1872"/>
+            <w:tcW w:type="dxa" w:w="2340"/>
           </w:tcPr>
           <w:p>
             <w:r>
@@ -7654,7 +8353,7 @@
         </w:tc>
         <w:tc>
           <w:tcPr>
-            <w:tcW w:type="dxa" w:w="1872"/>
+            <w:tcW w:type="dxa" w:w="2340"/>
           </w:tcPr>
           <w:p>
             <w:r>
@@ -7667,7 +8366,7 @@
         </w:tc>
         <w:tc>
           <w:tcPr>
-            <w:tcW w:type="dxa" w:w="1872"/>
+            <w:tcW w:type="dxa" w:w="2340"/>
           </w:tcPr>
           <w:p>
             <w:r>
@@ -7680,27 +8379,14 @@
         </w:tc>
         <w:tc>
           <w:tcPr>
-            <w:tcW w:type="dxa" w:w="1872"/>
-          </w:tcPr>
-          <w:p>
-            <w:r>
-              <w:rPr>
-                <w:sz w:val="18"/>
-              </w:rPr>
-              <w:t>Anual</w:t>
-            </w:r>
-          </w:p>
-        </w:tc>
-        <w:tc>
-          <w:tcPr>
-            <w:tcW w:type="dxa" w:w="1872"/>
-          </w:tcPr>
-          <w:p>
-            <w:r>
-              <w:rPr>
-                <w:sz w:val="18"/>
-              </w:rPr>
-              <w:t>Maior</w:t>
+            <w:tcW w:type="dxa" w:w="2340"/>
+          </w:tcPr>
+          <w:p>
+            <w:r>
+              <w:rPr>
+                <w:sz w:val="18"/>
+              </w:rPr>
+              <w:t>Anual; maior</w:t>
             </w:r>
           </w:p>
         </w:tc>
@@ -7708,7 +8394,7 @@
       <w:tr>
         <w:tc>
           <w:tcPr>
-            <w:tcW w:type="dxa" w:w="1872"/>
+            <w:tcW w:type="dxa" w:w="2340"/>
           </w:tcPr>
           <w:p>
             <w:r>
@@ -7721,7 +8407,7 @@
         </w:tc>
         <w:tc>
           <w:tcPr>
-            <w:tcW w:type="dxa" w:w="1872"/>
+            <w:tcW w:type="dxa" w:w="2340"/>
           </w:tcPr>
           <w:p>
             <w:r>
@@ -7734,7 +8420,7 @@
         </w:tc>
         <w:tc>
           <w:tcPr>
-            <w:tcW w:type="dxa" w:w="1872"/>
+            <w:tcW w:type="dxa" w:w="2340"/>
           </w:tcPr>
           <w:p>
             <w:r>
@@ -7747,27 +8433,14 @@
         </w:tc>
         <w:tc>
           <w:tcPr>
-            <w:tcW w:type="dxa" w:w="1872"/>
-          </w:tcPr>
-          <w:p>
-            <w:r>
-              <w:rPr>
-                <w:sz w:val="18"/>
-              </w:rPr>
-              <w:t>Semestral</w:t>
-            </w:r>
-          </w:p>
-        </w:tc>
-        <w:tc>
-          <w:tcPr>
-            <w:tcW w:type="dxa" w:w="1872"/>
-          </w:tcPr>
-          <w:p>
-            <w:r>
-              <w:rPr>
-                <w:sz w:val="18"/>
-              </w:rPr>
-              <w:t>Menor</w:t>
+            <w:tcW w:type="dxa" w:w="2340"/>
+          </w:tcPr>
+          <w:p>
+            <w:r>
+              <w:rPr>
+                <w:sz w:val="18"/>
+              </w:rPr>
+              <w:t>Semestral; menor</w:t>
             </w:r>
           </w:p>
         </w:tc>
@@ -7775,7 +8448,7 @@
       <w:tr>
         <w:tc>
           <w:tcPr>
-            <w:tcW w:type="dxa" w:w="1872"/>
+            <w:tcW w:type="dxa" w:w="2340"/>
           </w:tcPr>
           <w:p>
             <w:r>
@@ -7788,7 +8461,7 @@
         </w:tc>
         <w:tc>
           <w:tcPr>
-            <w:tcW w:type="dxa" w:w="1872"/>
+            <w:tcW w:type="dxa" w:w="2340"/>
           </w:tcPr>
           <w:p>
             <w:r>
@@ -7801,7 +8474,7 @@
         </w:tc>
         <w:tc>
           <w:tcPr>
-            <w:tcW w:type="dxa" w:w="1872"/>
+            <w:tcW w:type="dxa" w:w="2340"/>
           </w:tcPr>
           <w:p>
             <w:r>
@@ -7814,27 +8487,14 @@
         </w:tc>
         <w:tc>
           <w:tcPr>
-            <w:tcW w:type="dxa" w:w="1872"/>
-          </w:tcPr>
-          <w:p>
-            <w:r>
-              <w:rPr>
-                <w:sz w:val="18"/>
-              </w:rPr>
-              <w:t>Mensal</w:t>
-            </w:r>
-          </w:p>
-        </w:tc>
-        <w:tc>
-          <w:tcPr>
-            <w:tcW w:type="dxa" w:w="1872"/>
-          </w:tcPr>
-          <w:p>
-            <w:r>
-              <w:rPr>
-                <w:sz w:val="18"/>
-              </w:rPr>
-              <w:t>Menor</w:t>
+            <w:tcW w:type="dxa" w:w="2340"/>
+          </w:tcPr>
+          <w:p>
+            <w:r>
+              <w:rPr>
+                <w:sz w:val="18"/>
+              </w:rPr>
+              <w:t>Mensal; menor</w:t>
             </w:r>
           </w:p>
         </w:tc>
@@ -7842,7 +8502,7 @@
       <w:tr>
         <w:tc>
           <w:tcPr>
-            <w:tcW w:type="dxa" w:w="1872"/>
+            <w:tcW w:type="dxa" w:w="2340"/>
           </w:tcPr>
           <w:p>
             <w:r>
@@ -7855,7 +8515,7 @@
         </w:tc>
         <w:tc>
           <w:tcPr>
-            <w:tcW w:type="dxa" w:w="1872"/>
+            <w:tcW w:type="dxa" w:w="2340"/>
           </w:tcPr>
           <w:p>
             <w:r>
@@ -7868,7 +8528,7 @@
         </w:tc>
         <w:tc>
           <w:tcPr>
-            <w:tcW w:type="dxa" w:w="1872"/>
+            <w:tcW w:type="dxa" w:w="2340"/>
           </w:tcPr>
           <w:p>
             <w:r>
@@ -7881,27 +8541,14 @@
         </w:tc>
         <w:tc>
           <w:tcPr>
-            <w:tcW w:type="dxa" w:w="1872"/>
-          </w:tcPr>
-          <w:p>
-            <w:r>
-              <w:rPr>
-                <w:sz w:val="18"/>
-              </w:rPr>
-              <w:t>Trimestral</w:t>
-            </w:r>
-          </w:p>
-        </w:tc>
-        <w:tc>
-          <w:tcPr>
-            <w:tcW w:type="dxa" w:w="1872"/>
-          </w:tcPr>
-          <w:p>
-            <w:r>
-              <w:rPr>
-                <w:sz w:val="18"/>
-              </w:rPr>
-              <w:t>Menor</w:t>
+            <w:tcW w:type="dxa" w:w="2340"/>
+          </w:tcPr>
+          <w:p>
+            <w:r>
+              <w:rPr>
+                <w:sz w:val="18"/>
+              </w:rPr>
+              <w:t>Trimestral; menor</w:t>
             </w:r>
           </w:p>
         </w:tc>
@@ -7939,6 +8586,45 @@
     </w:tbl>
     <w:p>
       <w:pPr>
+        <w:jc w:val="center"/>
+      </w:pPr>
+      <w:r>
+        <w:drawing>
+          <wp:inline>
+            <wp:extent cx="5669280" cy="1970982"/>
+            <wp:docPr id="60" name="Picture 60"/>
+            <wp:cNvGraphicFramePr>
+              <a:graphicFrameLocks noChangeAspect="1"/>
+            </wp:cNvGraphicFramePr>
+            <a:graphic>
+              <a:graphicData uri="http://schemas.openxmlformats.org/drawingml/2006/picture">
+                <pic:pic>
+                  <pic:nvPicPr>
+                    <pic:cNvPr id="0" name="figura_tikz_2.png"/>
+                    <pic:cNvPicPr/>
+                  </pic:nvPicPr>
+                  <pic:blipFill>
+                    <a:blip r:embed="rId10"/>
+                    <a:stretch>
+                      <a:fillRect/>
+                    </a:stretch>
+                  </pic:blipFill>
+                  <pic:spPr>
+                    <a:xfrm>
+                      <a:off x="0" y="0"/>
+                      <a:ext cx="5669280" cy="1970982"/>
+                    </a:xfrm>
+                    <a:prstGeom prst="rect"/>
+                  </pic:spPr>
+                </pic:pic>
+              </a:graphicData>
+            </a:graphic>
+          </wp:inline>
+        </w:drawing>
+      </w:r>
+    </w:p>
+    <w:p>
+      <w:pPr>
         <w:pStyle w:val="ImageCaption"/>
       </w:pPr>
       <w:r>
@@ -7950,7 +8636,25 @@
         <w:pStyle w:val="BodyText"/>
       </w:pPr>
       <w:r>
-        <w:t xml:space="preserve">Pesos podem ser elicitados por Delphi, AHP, BWM ou procedimento justificado somente após validação de conteúdo. A função de agregação deve declarar o grau de compensação aceitável, e a sensibilidade deve variar pesos, limiares e tratamento de dados ausentes. Risco estrutural, risco à vida, incêndio e descumprimento legal operam como vetos: desempenho econômico ou ambiental favorável não compensa a violação do limiar definido por norma, laudo ou autoridade competente. O ciclo de vida permanece transversal para evitar dupla contagem.</w:t>
+        <w:t xml:space="preserve">Pesos podem ser elicitados por Delphi, AHP, BWM ou procedimento justificado somente após validação de conteúdo, conforme a função observada desses métodos em aplicações prediais</w:t>
+      </w:r>
+      <w:r>
+        <w:t xml:space="preserve"> </w:t>
+      </w:r>
+      <w:r>
+        <w:t xml:space="preserve">(Alfalah et al. 2022; Naji, Gunduz, and Maki 2023; Masmoudi et al. 2026)</w:t>
+      </w:r>
+      <w:r>
+        <w:t xml:space="preserve">. A função de agregação deve declarar o grau de compensação aceitável, e a sensibilidade deve variar pesos, limiares e tratamento de dados ausentes. Risco estrutural, risco à vida, incêndio e descumprimento legal operam como vetos: desempenho econômico ou ambiental favorável não compensa a violação do limiar definido por norma, laudo ou autoridade competente</w:t>
+      </w:r>
+      <w:r>
+        <w:t xml:space="preserve"> </w:t>
+      </w:r>
+      <w:r>
+        <w:t xml:space="preserve">(Associação Brasileira de Normas Técnicas 2012; Araújo Neto 2015)</w:t>
+      </w:r>
+      <w:r>
+        <w:t xml:space="preserve">. O ciclo de vida permanece transversal para evitar dupla contagem.</w:t>
       </w:r>
     </w:p>
     <w:p>
@@ -7958,7 +8662,7 @@
         <w:pStyle w:val="BodyText"/>
       </w:pPr>
       <w:r>
-        <w:t xml:space="preserve">Mesmo com essa especificação, a matriz não é um modelo validado nem um instrumento pronto para decisão. Indicadores, pesos, limiares e regras requerem participação institucional e teste com dados reais; a contribuição atual é uma arquitetura rastreável para essa validação.</w:t>
+        <w:t xml:space="preserve">Em nível arquitetural, a matriz completa a resposta à RQ0 ao converter dimensões e critérios recorrentes em indicadores candidatos, fontes, periodicidade, direção de preferência e salvaguardas. Ela não é um modelo validado nem um instrumento pronto para decisão; indicadores, pesos, limiares e regras requerem participação institucional e teste com dados reais.</w:t>
       </w:r>
     </w:p>
     <w:bookmarkEnd w:id="59"/>
@@ -8007,7 +8711,7 @@
         <w:t xml:space="preserve">digital twin</w:t>
       </w:r>
       <w:r>
-        <w:t xml:space="preserve">, carbono e avaliação do ciclo de vida indicam mudança de vocabulário, não causalidade ou substituição dos temas tradicionais. A rede conecta BIM a gestão de facilidades, manutenção preditiva, operação e desempenho; as leituras integrais sintetizadas na Seção </w:t>
+        <w:t xml:space="preserve">, carbono e avaliação do ciclo de vida indicam mudança de vocabulário, não causalidade ou substituição dos temas tradicionais. A rede conecta BIM a gestão de facilidades, manutenção preditiva, operação e desempenho; a síntese das leituras integrais na Seção </w:t>
       </w:r>
       <w:hyperlink w:anchor="sec:metodos">
         <w:r>
@@ -8021,16 +8725,7 @@
         <w:t xml:space="preserve"> </w:t>
       </w:r>
       <w:r>
-        <w:t xml:space="preserve">qualificam essa conexão</w:t>
-      </w:r>
-      <w:r>
-        <w:t xml:space="preserve"> </w:t>
-      </w:r>
-      <w:r>
-        <w:t xml:space="preserve">(Deng, Menassa, and Kamat 2021; Espinosa Gispert et al. 2025; Goretti and Kaming 2023)</w:t>
-      </w:r>
-      <w:r>
-        <w:t xml:space="preserve">. O campo avança em capacidade informacional, mas permanece heterogêneo em maturidade e validação.</w:t>
+        <w:t xml:space="preserve">mostra que essa conexão abrange integração de dados, previsão, simulação e estruturação decisória parcial. O campo avança em capacidade informacional, mas permanece heterogêneo em maturidade e validação.</w:t>
       </w:r>
     </w:p>
     <w:p>
@@ -8092,7 +8787,37 @@
         </w:r>
       </w:hyperlink>
       <w:r>
-        <w:t xml:space="preserve">, sem constituir categoria separada de maturidade: presença documental de um termo de IA no título ou resumo não equivale a adoção institucional, validação de desempenho ou substituição de métodos multicritério já consolidados. Sete registros do núcleo original, previamente classificados como secundários ou excluídos, foram reavaliados sob esse critério porque o dicionário de perguntas de pesquisa vigente até então (RQ0 a RQ5) não continha termos dedicados a IA/aprendizado de máquina; cinco foram promovidos ao núcleo principal por evidenciarem técnica computacional efetivamente aplicada, não por reinterpretação do conteúdo original dos estudos.</w:t>
+        <w:t xml:space="preserve">, sem constituir categoria separada de maturidade: presença documental de um termo de IA no título ou resumo não equivale a adoção institucional, validação de desempenho ou substituição de métodos multicritério já consolidados.</w:t>
+      </w:r>
+    </w:p>
+    <w:p>
+      <w:pPr>
+        <w:pStyle w:val="BodyText"/>
+      </w:pPr>
+      <w:r>
+        <w:t xml:space="preserve">Sete registros do núcleo original, previamente classificados como secundários ou excluídos, foram reavaliados sob esse critério porque o dicionário de perguntas de pesquisa vigente até então (RQ0 a RQ5) não continha termos dedicados a IA e aprendizado de máquina; cinco foram promovidos ao núcleo principal por evidenciarem técnica computacional efetivamente aplicada, não por reinterpretação do conteúdo original dos estudos.</w:t>
+      </w:r>
+    </w:p>
+    <w:p>
+      <w:pPr>
+        <w:pStyle w:val="BodyText"/>
+      </w:pPr>
+      <w:r>
+        <w:t xml:space="preserve">A leitura comparativa detalhada na Seção </w:t>
+      </w:r>
+      <w:hyperlink w:anchor="sec:metodos">
+        <w:r>
+          <w:rPr>
+            <w:rStyle w:val="Hyperlink"/>
+          </w:rPr>
+          <w:t xml:space="preserve">7</w:t>
+        </w:r>
+      </w:hyperlink>
+      <w:r>
+        <w:t xml:space="preserve"> </w:t>
+      </w:r>
+      <w:r>
+        <w:t xml:space="preserve">também desloca a discussão de uma oposição simplista entre métodos tradicionais e IA. Os estudos mostram que técnicas treinadas podem produzir estimativas úteis à gestão, mas também registram fragmentação temática e barreiras de interoperabilidade, privacidade, governança de dados e representatividade geográfica. Portanto, acurácia preditiva e legitimidade decisória pertencem a níveis distintos. Para uma universidade pública, mesmo um modelo tecnicamente adequado precisa explicitar origem e atualidade dos dados, domínio de validade, tratamento de erro e dados ausentes, responsável pela decisão e possibilidade de contestação.</w:t>
       </w:r>
     </w:p>
     <w:bookmarkEnd w:id="60"/>
@@ -8151,7 +8876,7 @@
         <w:t xml:space="preserve">(Alfalah et al. 2022; Naji, Gunduz, and Maki 2023; Masmoudi et al. 2026; Kim et al. 2018; Nägeli et al. 2019; Ferreira et al. 2020)</w:t>
       </w:r>
       <w:r>
-        <w:t xml:space="preserve">. A lacuna central não é ausência de critérios, mas falta da cadeia completa entre evidência, variável mensurável, preferência institucional e decisão validada.</w:t>
+        <w:t xml:space="preserve">. A lacuna central não é a ausência de critérios, mas a falta de uma cadeia documentada entre evidência, variável mensurável, preferência institucional e decisão validada. Esse resultado responde à RQ0 ao indicar que a literatura fornece componentes para o protocolo, mas não um modelo diretamente transferível à gestão universitária pública.</w:t>
       </w:r>
     </w:p>
     <w:bookmarkEnd w:id="61"/>
@@ -8203,7 +8928,7 @@
         <w:t xml:space="preserve">(Martins and Espejo 2024; Morais, Paula, and Reis 2023)</w:t>
       </w:r>
       <w:r>
-        <w:t xml:space="preserve">. A baixa presença lexical de ODS e ESG, apesar da recorrência de energia, emissões, segurança, conforto e governança, sugere adoção substantiva sem linguagem operacional explícita</w:t>
+        <w:t xml:space="preserve">. A baixa presença lexical de ODS e ESG, apesar da recorrência de energia, emissões, segurança, conforto e governança, indica no corpus uma aproximação substantiva ainda pouco expressa por esses rótulos. Essa interpretação é compatível com o caráter emergente da incorporação explícita de ESG à gestão de facilidades</w:t>
       </w:r>
       <w:r>
         <w:t xml:space="preserve"> </w:t>
@@ -8230,7 +8955,7 @@
         <w:pStyle w:val="FirstParagraph"/>
       </w:pPr>
       <w:r>
-        <w:t xml:space="preserve">O protocolo preenche parte dessa lacuna ao ligar cada elemento candidato a evidência bibliométrica, síntese temática e leitura integral. A rastreabilidade explica por que desempenho, informação, condição, conformidade, custo, energia e usuários foram escolhidos, enquanto o fluxograma separa validação de conteúdo, qualidade dos dados, ponderação, vetos e sensibilidade. Para a gestão pública, seu valor não está apenas no ordenamento final, mas no registro verificável da fonte, da unidade, da periodicidade, dos atores e das regras aplicadas. Vetos impedem que risco à vida ou ilegalidade sejam compensados por vantagens econômicas ou ambientais.</w:t>
+        <w:t xml:space="preserve">Como proposição deste artigo, o protocolo procura reduzir parte dessa lacuna ao ligar cada elemento candidato a evidência bibliométrica, síntese temática e leitura integral. A rastreabilidade explica por que desempenho, informação, condição, conformidade, custo, energia e usuários foram escolhidos, enquanto o fluxograma separa validação de conteúdo, qualidade dos dados, ponderação, vetos e sensibilidade. Para a gestão pública, seu valor não está apenas no ordenamento final, mas no registro verificável da fonte, da unidade, da periodicidade, dos atores e das regras aplicadas. Vetos impedem que risco à vida ou ilegalidade sejam compensados por vantagens econômicas ou ambientais.</w:t>
       </w:r>
     </w:p>
     <w:p>
@@ -8246,7 +8971,7 @@
         <w:pStyle w:val="BodyText"/>
       </w:pPr>
       <w:r>
-        <w:t xml:space="preserve">O avanço requer validar conteúdo antes de pesos, integrar dados administrativos, elicitar preferências com participação institucional, testar sensibilidade e comparar resultados entre unidades. Essa sequência transforma a síntese em governança da manutenção sem atribuir ao protocolo validade ainda não demonstrada.</w:t>
+        <w:t xml:space="preserve">Como agenda de validação derivada da síntese, recomenda-se validar o conteúdo antes dos pesos, integrar dados administrativos, elicitar preferências com participação institucional, testar sensibilidade e comparar resultados entre unidades. Essa sequência delimita como a arquitetura proposta poderá ser testada sem lhe atribuir validade ainda não demonstrada.</w:t>
       </w:r>
     </w:p>
     <w:bookmarkEnd w:id="63"/>
@@ -8275,7 +9000,7 @@
         <w:t xml:space="preserve"> </w:t>
       </w:r>
       <w:r>
-        <w:t xml:space="preserve">O ano de 2026 é parcial e os índices podem mudar. Não houve pré-registro público do protocolo. Também não foram realizadas busca de citações para frente ou para trás nem busca estruturada de literatura cinzenta, e a cobertura permaneceu condicionada às fontes e aos metadados indexados. As decisões de triagem e codificação foram conduzidas por um único avaliador, sem segundo revisor independente e sem medida de concordância interavaliadores; presença lexical não equivale a variável mensurada, critério aplicado ou resultado empírico, e ODS, SDG e ESG podem estar ausentes mesmo quando seus componentes aparecem.</w:t>
+        <w:t xml:space="preserve">O ano de 2026 é parcial e os índices podem mudar. Não houve pré-registro, busca de citações para frente ou para trás nem busca estruturada de literatura cinzenta; a cobertura depende das três fontes e dos metadados disponíveis. Triagem e codificação foram conduzidas por um único avaliador, sem revisão independente ou concordância interavaliadores. Além disso, presença lexical não equivale a variável mensurada, critério aplicado ou resultado empírico, e ODS, SDG ou ESG podem estar ausentes mesmo quando seus componentes aparecem.</w:t>
       </w:r>
     </w:p>
     <w:p>
@@ -8293,7 +9018,7 @@
         <w:t xml:space="preserve"> </w:t>
       </w:r>
       <w:r>
-        <w:t xml:space="preserve">O núcleo de 121 não foi submetido integralmente a elegibilidade e extração em texto completo. Trinta estudos com PDF disponível foram posteriormente lidos em tarefas pontuais e 14 forneceram evidências específicas. A unidade de análise quantitativa é o registro bibliográfico consolidado. Ela não garante independência entre publicações relacionadas nem representa força de evidência acumulada; a classificação de desenho deixou 23,1% sem sinal suficiente e nenhum instrumento de risco de viés foi aplicado, o que impede comparar qualidade metodológica ou recomendar superioridade. Na camada bibliométrica, a incompletude de autores e a ausência de afiliações e referências citadas impediram rede de colaboração e acoplamento bibliográfico, e as demais medidas permanecem explorações documentais.</w:t>
+        <w:t xml:space="preserve">O núcleo de 121 registros não foi submetido integralmente a elegibilidade e extração em texto completo. As leituras posteriores foram pontuais: 37 textos foram consultados e 19 acrescentaram evidências específicas; no lote de sensibilidade, sete dos 17 foram lidos integralmente. A unidade quantitativa é o registro bibliográfico consolidado, que não garante independência entre publicações relacionadas nem representa força de evidência acumulada. Como 23,1% dos registros não apresentaram sinal suficiente para classificar o desenho e não foi aplicado instrumento de risco de viés, não se pode comparar qualidade metodológica nem recomendar superioridade. A ausência de afiliações e referências citadas e a baixa completude de autores também impediram rede de colaboração e acoplamento bibliográfico.</w:t>
       </w:r>
     </w:p>
     <w:p>
@@ -8311,7 +9036,7 @@
         <w:t xml:space="preserve"> </w:t>
       </w:r>
       <w:r>
-        <w:t xml:space="preserve">Os 4.889 registros da busca de sensibilidade foram classificados por correspondência automatizada de termos contra o dicionário RQ6, não por leitura de texto completo; apenas os candidatos ao núcleo (20 antes da revisão manual) tiveram título e resumo lidos individualmente. A fatia recuperada no Crossref apresentou ausência sistemática de resumo (24,9% com resumo, ante 100% na Scopus e na Web of Science), reduzindo a confiabilidade da classificação nessa fatia e concentrando os registros de confiança baixa; nenhum registro de núcleo desta rodada veio exclusivamente do Crossref. A busca de sensibilidade cobriu apenas as mesmas três bases do núcleo original, sem literatura cinzenta nem bases adicionais especializadas em ciência da computação.</w:t>
+        <w:t xml:space="preserve">Os 4.889 registros foram classificados por correspondência de termos ao dicionário RQ6; somente os 20 candidatos ao núcleo tiveram título e resumo revisados individualmente. No Crossref, 24,9% possuíam resumo, ante 100% na Scopus e na Web of Science, e nenhum registro incorporado teve origem exclusiva nessa fonte. A rodada permaneceu restrita às mesmas três bases, sem literatura cinzenta ou base especializada em ciência da computação. As strings nativas exatas de Scopus e Web of Science não foram preservadas, embora campos, datas, período e totais exportados estejam documentados. Por ter sido deliberadamente enriquecido com termos de inteligência artificial e aprendizado de máquina, o aumento de nove para 26 registros mede o efeito da sensibilidade, não a prevalência dessas técnicas no campo.</w:t>
       </w:r>
     </w:p>
     <w:p>
@@ -8329,11 +9054,11 @@
         <w:t xml:space="preserve"> </w:t>
       </w:r>
       <w:r>
-        <w:t xml:space="preserve">Indicadores e regras formam especificação operacional candidata: pesos, limiares, função de agregação e sensibilidade ainda não foram validados nem executados com dados reais, permanecendo dependentes de validação de conteúdo, participação institucional e teste de robustez.</w:t>
+        <w:t xml:space="preserve">Indicadores e regras constituem especificação candidata. Pesos, limiares, agregação e sensibilidade ainda dependem de validação de conteúdo, participação institucional, dados reais e teste de robustez.</w:t>
       </w:r>
     </w:p>
     <w:bookmarkEnd w:id="65"/>
-    <w:bookmarkStart w:id="136" w:name="sec:consideracoes"/>
+    <w:bookmarkStart w:id="150" w:name="sec:consideracoes"/>
     <w:p>
       <w:pPr>
         <w:pStyle w:val="Heading1"/>
@@ -8379,7 +9104,7 @@
         <w:pStyle w:val="BodyText"/>
       </w:pPr>
       <w:r>
-        <w:t xml:space="preserve">Foram identificadas seis dimensões, 15 critérios e abordagens decisórias heterogêneas. Estruturas genéricas, BIM e apoio à decisão foram mais frequentes que métodos multicritério nomeados; aprendizado de máquina, tema da busca de sensibilidade, cresceu de nove para 26 registros, mas sua presença documental não substitui validação de desempenho nem indica maturidade institucional de adoção. Edificações genéricas e portfólios predominaram; universidades,</w:t>
+        <w:t xml:space="preserve">Foram identificadas seis dimensões, 15 critérios e abordagens decisórias heterogêneas. Estruturas genéricas, BIM e apoio à decisão foram mais frequentes que métodos multicritério nomeados; aprendizado de máquina, tema da busca de sensibilidade, cresceu de nove para 26 registros, mas sua presença documental não substitui validação de desempenho nem indica maturidade institucional de adoção. Em resposta à RQ6, entre os 17 registros incorporados, dez têm como função predominante previsão ou previsão com otimização, dois diagnóstico e classificação e cinco síntese ou integração tecnológica. Nenhum demonstrou a cadeia completa entre modelo treinado, validação externa, ponderação multicritério, vetos e decisão pública auditável. Edificações genéricas e portfólios predominaram; universidades,</w:t>
       </w:r>
       <w:r>
         <w:t xml:space="preserve"> </w:t>
@@ -8412,7 +9137,7 @@
         <w:pStyle w:val="BodyText"/>
       </w:pPr>
       <w:r>
-        <w:t xml:space="preserve">A contribuição é uma matriz analítica conceitual informada pela síntese da literatura, convertida em protocolo operacional candidato e rastreável. A proposta liga evidências a indicadores, fontes, periodicidade, preferência e regras de veto, com pesos e limiares remetidos à validação institucional. Este protocolo não resolve a escassez de recursos, mas oferece um caminho transparente para justificar onde eles serão aplicados, transformando a priorização da manutenção em ato de governança auditável.</w:t>
+        <w:t xml:space="preserve">A contribuição é uma matriz analítica conceitual informada pela síntese da literatura, convertida em protocolo operacional candidato e rastreável. A proposta liga evidências a indicadores, fontes, periodicidade, preferência e regras de veto, com pesos e limiares remetidos à validação institucional. Este protocolo não resolve a escassez de recursos; se validado institucionalmente, poderá oferecer um caminho transparente para justificar sua aplicação e tornar a priorização da manutenção um ato de governança auditável.</w:t>
       </w:r>
     </w:p>
     <w:p>
@@ -8420,7 +9145,7 @@
         <w:pStyle w:val="BodyText"/>
       </w:pPr>
       <w:r>
-        <w:t xml:space="preserve">A implementação permanece organizada em quatro etapas:</w:t>
+        <w:t xml:space="preserve">Como proposição dos autores, a validação futura pode ser organizada em quatro etapas sequenciais, sem que os intervalos de duração sejam definidos antes do diagnóstico institucional:</w:t>
       </w:r>
     </w:p>
     <w:p>
@@ -8435,7 +9160,7 @@
           <w:bCs/>
           <w:b/>
         </w:rPr>
-        <w:t xml:space="preserve">Validação de conteúdo, 0–6 meses:</w:t>
+        <w:t xml:space="preserve">Validação de conteúdo:</w:t>
       </w:r>
       <w:r>
         <w:t xml:space="preserve"> </w:t>
@@ -8456,7 +9181,7 @@
           <w:bCs/>
           <w:b/>
         </w:rPr>
-        <w:t xml:space="preserve">Integração de dados, 6–12 meses:</w:t>
+        <w:t xml:space="preserve">Integração de dados:</w:t>
       </w:r>
       <w:r>
         <w:t xml:space="preserve"> </w:t>
@@ -8477,7 +9202,7 @@
           <w:bCs/>
           <w:b/>
         </w:rPr>
-        <w:t xml:space="preserve">Ponderação e protótipo, 12–18 meses:</w:t>
+        <w:t xml:space="preserve">Ponderação e protótipo:</w:t>
       </w:r>
       <w:r>
         <w:t xml:space="preserve"> </w:t>
@@ -8498,7 +9223,7 @@
           <w:bCs/>
           <w:b/>
         </w:rPr>
-        <w:t xml:space="preserve">Validação multicampi, 18–24 meses:</w:t>
+        <w:t xml:space="preserve">Validação multicampi:</w:t>
       </w:r>
       <w:r>
         <w:t xml:space="preserve"> </w:t>
@@ -8512,10 +9237,10 @@
         <w:pStyle w:val="FirstParagraph"/>
       </w:pPr>
       <w:r>
-        <w:t xml:space="preserve">A versão completa funciona como capítulo de tese e documentação científica do produto. Uma futura versão de artigo pode deslocar rastreabilidade extensa para material suplementar, preservando pergunta, método, resultados bibliométricos e temáticos e protocolo. Até a validação, a contribuição é uma base reproduzível e operacionalmente especificada, não uma classificação pronta para investimento.</w:t>
-      </w:r>
-    </w:p>
-    <w:bookmarkStart w:id="135" w:name="refs"/>
+        <w:t xml:space="preserve">Até a validação empírica e institucional, a contribuição permanece uma base reproduzível e operacionalmente especificada para teste, não uma classificação pronta para orientar investimentos.</w:t>
+      </w:r>
+    </w:p>
+    <w:bookmarkStart w:id="149" w:name="refs"/>
     <w:bookmarkStart w:id="67" w:name="ref-aldairi_lean6sbm_2017"/>
     <w:p>
       <w:pPr>
@@ -8616,19 +9341,19 @@
       </w:r>
     </w:p>
     <w:bookmarkEnd w:id="69"/>
-    <w:bookmarkStart w:id="71" w:name="ref-aliu_barreirasdt_2025"/>
+    <w:bookmarkStart w:id="71" w:name="ref-alici_iotambientes_2026"/>
     <w:p>
       <w:pPr>
         <w:pStyle w:val="Bibliography"/>
       </w:pPr>
       <w:r>
-        <w:t xml:space="preserve">Aliu, Abdulmalik Adozuka, Nor Rima Muhamad Ariff, Sheikh Ali Azzran Sh Said, Divine Senanu Ametefe, and Dah John. 2025.</w:t>
-      </w:r>
-      <w:r>
-        <w:t xml:space="preserve"> </w:t>
-      </w:r>
-      <w:r>
-        <w:t xml:space="preserve">“Barriers to Digital Transformation in Facilities Management: Insights from a Developing Country.”</w:t>
+        <w:t xml:space="preserve">Alici, Nedim. 2026.</w:t>
+      </w:r>
+      <w:r>
+        <w:t xml:space="preserve"> </w:t>
+      </w:r>
+      <w:r>
+        <w:t xml:space="preserve">“IoT-Enabled Indoor Environments in Smart Cities: A Systematic Review on Energy Efficiency, User Comfort, and Environmental Sustainability.”</w:t>
       </w:r>
       <w:r>
         <w:t xml:space="preserve"> </w:t>
@@ -8638,6 +9363,52 @@
           <w:iCs/>
           <w:i/>
         </w:rPr>
+        <w:t xml:space="preserve">Frontiers in Sustainability</w:t>
+      </w:r>
+      <w:r>
+        <w:t xml:space="preserve"> </w:t>
+      </w:r>
+      <w:r>
+        <w:t xml:space="preserve">7: 1751337.</w:t>
+      </w:r>
+      <w:r>
+        <w:t xml:space="preserve"> </w:t>
+      </w:r>
+      <w:hyperlink r:id="rId70">
+        <w:r>
+          <w:rPr>
+            <w:rStyle w:val="Hyperlink"/>
+          </w:rPr>
+          <w:t xml:space="preserve">https://doi.org/10.3389/frsus.2026.1751337</w:t>
+        </w:r>
+      </w:hyperlink>
+      <w:r>
+        <w:t xml:space="preserve">.</w:t>
+      </w:r>
+    </w:p>
+    <w:bookmarkEnd w:id="71"/>
+    <w:bookmarkStart w:id="73" w:name="ref-aliu_barreirasdt_2025"/>
+    <w:p>
+      <w:pPr>
+        <w:pStyle w:val="Bibliography"/>
+      </w:pPr>
+      <w:r>
+        <w:t xml:space="preserve">Aliu, Abdulmalik Adozuka, Nor Rima Muhamad Ariff, Sheikh Ali Azzran Sh Said, Divine Senanu Ametefe, and Dah John. 2025.</w:t>
+      </w:r>
+      <w:r>
+        <w:t xml:space="preserve"> </w:t>
+      </w:r>
+      <w:r>
+        <w:t xml:space="preserve">“Barriers to Digital Transformation in Facilities Management: Insights from a Developing Country.”</w:t>
+      </w:r>
+      <w:r>
+        <w:t xml:space="preserve"> </w:t>
+      </w:r>
+      <w:r>
+        <w:rPr>
+          <w:iCs/>
+          <w:i/>
+        </w:rPr>
         <w:t xml:space="preserve">Journal of Construction in Developing Countries</w:t>
       </w:r>
       <w:r>
@@ -8649,7 +9420,7 @@
       <w:r>
         <w:t xml:space="preserve"> </w:t>
       </w:r>
-      <w:hyperlink r:id="rId70">
+      <w:hyperlink r:id="rId72">
         <w:r>
           <w:rPr>
             <w:rStyle w:val="Hyperlink"/>
@@ -8661,8 +9432,8 @@
         <w:t xml:space="preserve">.</w:t>
       </w:r>
     </w:p>
-    <w:bookmarkEnd w:id="71"/>
-    <w:bookmarkStart w:id="73" w:name="ref-araujoneto_manutencaolegislacao_2015"/>
+    <w:bookmarkEnd w:id="73"/>
+    <w:bookmarkStart w:id="75" w:name="ref-araujoneto_manutencaolegislacao_2015"/>
     <w:p>
       <w:pPr>
         <w:pStyle w:val="Bibliography"/>
@@ -8695,7 +9466,7 @@
       <w:r>
         <w:t xml:space="preserve"> </w:t>
       </w:r>
-      <w:hyperlink r:id="rId72">
+      <w:hyperlink r:id="rId74">
         <w:r>
           <w:rPr>
             <w:rStyle w:val="Hyperlink"/>
@@ -8707,8 +9478,8 @@
         <w:t xml:space="preserve">.</w:t>
       </w:r>
     </w:p>
-    <w:bookmarkEnd w:id="73"/>
-    <w:bookmarkStart w:id="74" w:name="ref-abnt_nbr5674_2012"/>
+    <w:bookmarkEnd w:id="75"/>
+    <w:bookmarkStart w:id="76" w:name="ref-abnt_nbr5674_2012"/>
     <w:p>
       <w:pPr>
         <w:pStyle w:val="Bibliography"/>
@@ -8729,8 +9500,8 @@
         <w:t xml:space="preserve">Rio de Janeiro: ABNT.</w:t>
       </w:r>
     </w:p>
-    <w:bookmarkEnd w:id="74"/>
-    <w:bookmarkStart w:id="76" w:name="ref-awuzie_fmuniversidades_2017"/>
+    <w:bookmarkEnd w:id="76"/>
+    <w:bookmarkStart w:id="78" w:name="ref-awuzie_fmuniversidades_2017"/>
     <w:p>
       <w:pPr>
         <w:pStyle w:val="Bibliography"/>
@@ -8763,7 +9534,7 @@
       <w:r>
         <w:t xml:space="preserve"> </w:t>
       </w:r>
-      <w:hyperlink r:id="rId75">
+      <w:hyperlink r:id="rId77">
         <w:r>
           <w:rPr>
             <w:rStyle w:val="Hyperlink"/>
@@ -8775,20 +9546,20 @@
         <w:t xml:space="preserve">.</w:t>
       </w:r>
     </w:p>
-    <w:bookmarkEnd w:id="76"/>
-    <w:bookmarkStart w:id="78" w:name="ref-chew_manutenibilidadeverde_2016"/>
+    <w:bookmarkEnd w:id="78"/>
+    <w:bookmarkStart w:id="80" w:name="X8197757cb75e327dcc86b36afee00a28411c12b"/>
     <w:p>
       <w:pPr>
         <w:pStyle w:val="Bibliography"/>
       </w:pPr>
       <w:r>
-        <w:t xml:space="preserve">Chew, Michael Yit Lin, and Sheila Conejos. 2016.</w:t>
-      </w:r>
-      <w:r>
-        <w:t xml:space="preserve"> </w:t>
-      </w:r>
-      <w:r>
-        <w:t xml:space="preserve">“Developing a Green Maintainability Framework for Green Walls in Singapore.”</w:t>
+        <w:t xml:space="preserve">Barbosa, Ana Maria da Silva, Taciana de Barros Jerônimo, Patrícia Tatiana Ferreira Ramos, and Juliana Karla Rodrigues de Souza Santos. 2020.</w:t>
+      </w:r>
+      <w:r>
+        <w:t xml:space="preserve"> </w:t>
+      </w:r>
+      <w:r>
+        <w:t xml:space="preserve">“A Gestão de Facilities Na Manutenção de Uma Instituição Pública.”</w:t>
       </w:r>
       <w:r>
         <w:t xml:space="preserve"> </w:t>
@@ -8798,6 +9569,52 @@
           <w:iCs/>
           <w:i/>
         </w:rPr>
+        <w:t xml:space="preserve">Revista Gestão Industrial</w:t>
+      </w:r>
+      <w:r>
+        <w:t xml:space="preserve"> </w:t>
+      </w:r>
+      <w:r>
+        <w:t xml:space="preserve">16 (3): 129–46.</w:t>
+      </w:r>
+      <w:r>
+        <w:t xml:space="preserve"> </w:t>
+      </w:r>
+      <w:hyperlink r:id="rId79">
+        <w:r>
+          <w:rPr>
+            <w:rStyle w:val="Hyperlink"/>
+          </w:rPr>
+          <w:t xml:space="preserve">https://doi.org/10.3895/gi.v16n3.8968</w:t>
+        </w:r>
+      </w:hyperlink>
+      <w:r>
+        <w:t xml:space="preserve">.</w:t>
+      </w:r>
+    </w:p>
+    <w:bookmarkEnd w:id="80"/>
+    <w:bookmarkStart w:id="82" w:name="ref-chew_manutenibilidadeverde_2016"/>
+    <w:p>
+      <w:pPr>
+        <w:pStyle w:val="Bibliography"/>
+      </w:pPr>
+      <w:r>
+        <w:t xml:space="preserve">Chew, Michael Yit Lin, and Sheila Conejos. 2016.</w:t>
+      </w:r>
+      <w:r>
+        <w:t xml:space="preserve"> </w:t>
+      </w:r>
+      <w:r>
+        <w:t xml:space="preserve">“Developing a Green Maintainability Framework for Green Walls in Singapore.”</w:t>
+      </w:r>
+      <w:r>
+        <w:t xml:space="preserve"> </w:t>
+      </w:r>
+      <w:r>
+        <w:rPr>
+          <w:iCs/>
+          <w:i/>
+        </w:rPr>
         <w:t xml:space="preserve">Structural Survey</w:t>
       </w:r>
       <w:r>
@@ -8809,7 +9626,7 @@
       <w:r>
         <w:t xml:space="preserve"> </w:t>
       </w:r>
-      <w:hyperlink r:id="rId77">
+      <w:hyperlink r:id="rId81">
         <w:r>
           <w:rPr>
             <w:rStyle w:val="Hyperlink"/>
@@ -8821,8 +9638,8 @@
         <w:t xml:space="preserve">.</w:t>
       </w:r>
     </w:p>
-    <w:bookmarkEnd w:id="78"/>
-    <w:bookmarkStart w:id="80" w:name="ref-conejos_verticalgreenery_2019"/>
+    <w:bookmarkEnd w:id="82"/>
+    <w:bookmarkStart w:id="84" w:name="ref-conejos_verticalgreenery_2019"/>
     <w:p>
       <w:pPr>
         <w:pStyle w:val="Bibliography"/>
@@ -8855,7 +9672,7 @@
       <w:r>
         <w:t xml:space="preserve"> </w:t>
       </w:r>
-      <w:hyperlink r:id="rId79">
+      <w:hyperlink r:id="rId83">
         <w:r>
           <w:rPr>
             <w:rStyle w:val="Hyperlink"/>
@@ -8867,8 +9684,8 @@
         <w:t xml:space="preserve">.</w:t>
       </w:r>
     </w:p>
-    <w:bookmarkEnd w:id="80"/>
-    <w:bookmarkStart w:id="82" w:name="ref-crossref_restapi_2026"/>
+    <w:bookmarkEnd w:id="84"/>
+    <w:bookmarkStart w:id="86" w:name="ref-crossref_restapi_2026"/>
     <w:p>
       <w:pPr>
         <w:pStyle w:val="Bibliography"/>
@@ -8891,7 +9708,7 @@
       <w:r>
         <w:t xml:space="preserve"> </w:t>
       </w:r>
-      <w:hyperlink r:id="rId81">
+      <w:hyperlink r:id="rId85">
         <w:r>
           <w:rPr>
             <w:rStyle w:val="Hyperlink"/>
@@ -8903,20 +9720,20 @@
         <w:t xml:space="preserve">.</w:t>
       </w:r>
     </w:p>
-    <w:bookmarkEnd w:id="82"/>
-    <w:bookmarkStart w:id="84" w:name="ref-deng_bimdigitaltwins_2021"/>
+    <w:bookmarkEnd w:id="86"/>
+    <w:bookmarkStart w:id="88" w:name="ref-das_iotai_2025"/>
     <w:p>
       <w:pPr>
         <w:pStyle w:val="Bibliography"/>
       </w:pPr>
       <w:r>
-        <w:t xml:space="preserve">Deng, Min, Carol C. Menassa, and Vineet R. Kamat. 2021.</w:t>
-      </w:r>
-      <w:r>
-        <w:t xml:space="preserve"> </w:t>
-      </w:r>
-      <w:r>
-        <w:t xml:space="preserve">“From BIM to Digital Twins: A Systematic Review of the Evolution of Intelligent Building Representations in the AEC-FM Industry.”</w:t>
+        <w:t xml:space="preserve">Das, Dillip Kumar. 2025.</w:t>
+      </w:r>
+      <w:r>
+        <w:t xml:space="preserve"> </w:t>
+      </w:r>
+      <w:r>
+        <w:t xml:space="preserve">“Integrating IoT and AI for Sustainable Energy-Efficient Smart Building: Potential, Barriers and Strategic Pathways.”</w:t>
       </w:r>
       <w:r>
         <w:t xml:space="preserve"> </w:t>
@@ -8926,6 +9743,52 @@
           <w:iCs/>
           <w:i/>
         </w:rPr>
+        <w:t xml:space="preserve">Sustainability</w:t>
+      </w:r>
+      <w:r>
+        <w:t xml:space="preserve"> </w:t>
+      </w:r>
+      <w:r>
+        <w:t xml:space="preserve">17 (22): 10313.</w:t>
+      </w:r>
+      <w:r>
+        <w:t xml:space="preserve"> </w:t>
+      </w:r>
+      <w:hyperlink r:id="rId87">
+        <w:r>
+          <w:rPr>
+            <w:rStyle w:val="Hyperlink"/>
+          </w:rPr>
+          <w:t xml:space="preserve">https://doi.org/10.3390/su172210313</w:t>
+        </w:r>
+      </w:hyperlink>
+      <w:r>
+        <w:t xml:space="preserve">.</w:t>
+      </w:r>
+    </w:p>
+    <w:bookmarkEnd w:id="88"/>
+    <w:bookmarkStart w:id="90" w:name="ref-deng_bimdigitaltwins_2021"/>
+    <w:p>
+      <w:pPr>
+        <w:pStyle w:val="Bibliography"/>
+      </w:pPr>
+      <w:r>
+        <w:t xml:space="preserve">Deng, Min, Carol C. Menassa, and Vineet R. Kamat. 2021.</w:t>
+      </w:r>
+      <w:r>
+        <w:t xml:space="preserve"> </w:t>
+      </w:r>
+      <w:r>
+        <w:t xml:space="preserve">“From BIM to Digital Twins: A Systematic Review of the Evolution of Intelligent Building Representations in the AEC-FM Industry.”</w:t>
+      </w:r>
+      <w:r>
+        <w:t xml:space="preserve"> </w:t>
+      </w:r>
+      <w:r>
+        <w:rPr>
+          <w:iCs/>
+          <w:i/>
+        </w:rPr>
         <w:t xml:space="preserve">Journal of Information Technology in Construction (ITcon)</w:t>
       </w:r>
       <w:r>
@@ -8937,7 +9800,7 @@
       <w:r>
         <w:t xml:space="preserve"> </w:t>
       </w:r>
-      <w:hyperlink r:id="rId83">
+      <w:hyperlink r:id="rId89">
         <w:r>
           <w:rPr>
             <w:rStyle w:val="Hyperlink"/>
@@ -8949,8 +9812,8 @@
         <w:t xml:space="preserve">.</w:t>
       </w:r>
     </w:p>
-    <w:bookmarkEnd w:id="84"/>
-    <w:bookmarkStart w:id="86" w:name="ref-donthu_bibliometria_2021"/>
+    <w:bookmarkEnd w:id="90"/>
+    <w:bookmarkStart w:id="92" w:name="ref-donthu_bibliometria_2021"/>
     <w:p>
       <w:pPr>
         <w:pStyle w:val="Bibliography"/>
@@ -8983,7 +9846,7 @@
       <w:r>
         <w:t xml:space="preserve"> </w:t>
       </w:r>
-      <w:hyperlink r:id="rId85">
+      <w:hyperlink r:id="rId91">
         <w:r>
           <w:rPr>
             <w:rStyle w:val="Hyperlink"/>
@@ -8995,8 +9858,8 @@
         <w:t xml:space="preserve">.</w:t>
       </w:r>
     </w:p>
-    <w:bookmarkEnd w:id="86"/>
-    <w:bookmarkStart w:id="88" w:name="ref-gispert_ontologiaativos_2025"/>
+    <w:bookmarkEnd w:id="92"/>
+    <w:bookmarkStart w:id="94" w:name="ref-gispert_ontologiaativos_2025"/>
     <w:p>
       <w:pPr>
         <w:pStyle w:val="Bibliography"/>
@@ -9029,7 +9892,7 @@
       <w:r>
         <w:t xml:space="preserve"> </w:t>
       </w:r>
-      <w:hyperlink r:id="rId87">
+      <w:hyperlink r:id="rId93">
         <w:r>
           <w:rPr>
             <w:rStyle w:val="Hyperlink"/>
@@ -9041,8 +9904,8 @@
         <w:t xml:space="preserve">.</w:t>
       </w:r>
     </w:p>
-    <w:bookmarkEnd w:id="88"/>
-    <w:bookmarkStart w:id="90" w:name="ref-ferreira_manutencaoceramica_2020"/>
+    <w:bookmarkEnd w:id="94"/>
+    <w:bookmarkStart w:id="96" w:name="ref-ferreira_manutencaoceramica_2020"/>
     <w:p>
       <w:pPr>
         <w:pStyle w:val="Bibliography"/>
@@ -9075,7 +9938,7 @@
       <w:r>
         <w:t xml:space="preserve"> </w:t>
       </w:r>
-      <w:hyperlink r:id="rId89">
+      <w:hyperlink r:id="rId95">
         <w:r>
           <w:rPr>
             <w:rStyle w:val="Hyperlink"/>
@@ -9087,8 +9950,8 @@
         <w:t xml:space="preserve">.</w:t>
       </w:r>
     </w:p>
-    <w:bookmarkEnd w:id="90"/>
-    <w:bookmarkStart w:id="92" w:name="ref-goretti_bimoem_2023"/>
+    <w:bookmarkEnd w:id="96"/>
+    <w:bookmarkStart w:id="98" w:name="ref-goretti_bimoem_2023"/>
     <w:p>
       <w:pPr>
         <w:pStyle w:val="Bibliography"/>
@@ -9121,7 +9984,7 @@
       <w:r>
         <w:t xml:space="preserve"> </w:t>
       </w:r>
-      <w:hyperlink r:id="rId91">
+      <w:hyperlink r:id="rId97">
         <w:r>
           <w:rPr>
             <w:rStyle w:val="Hyperlink"/>
@@ -9133,8 +9996,8 @@
         <w:t xml:space="preserve">.</w:t>
       </w:r>
     </w:p>
-    <w:bookmarkEnd w:id="92"/>
-    <w:bookmarkStart w:id="94" w:name="ref-hu_revisao_sintese_2026"/>
+    <w:bookmarkEnd w:id="98"/>
+    <w:bookmarkStart w:id="100" w:name="ref-hu_revisao_sintese_2026"/>
     <w:p>
       <w:pPr>
         <w:pStyle w:val="Bibliography"/>
@@ -9167,7 +10030,7 @@
       <w:r>
         <w:t xml:space="preserve"> </w:t>
       </w:r>
-      <w:hyperlink r:id="rId93">
+      <w:hyperlink r:id="rId99">
         <w:r>
           <w:rPr>
             <w:rStyle w:val="Hyperlink"/>
@@ -9179,8 +10042,8 @@
         <w:t xml:space="preserve">.</w:t>
       </w:r>
     </w:p>
-    <w:bookmarkEnd w:id="94"/>
-    <w:bookmarkStart w:id="96" w:name="ref-jiang_deduplicacao_regras_2014"/>
+    <w:bookmarkEnd w:id="100"/>
+    <w:bookmarkStart w:id="102" w:name="ref-jiang_deduplicacao_regras_2014"/>
     <w:p>
       <w:pPr>
         <w:pStyle w:val="Bibliography"/>
@@ -9213,7 +10076,7 @@
       <w:r>
         <w:t xml:space="preserve"> </w:t>
       </w:r>
-      <w:hyperlink r:id="rId95">
+      <w:hyperlink r:id="rId101">
         <w:r>
           <w:rPr>
             <w:rStyle w:val="Hyperlink"/>
@@ -9225,8 +10088,8 @@
         <w:t xml:space="preserve">.</w:t>
       </w:r>
     </w:p>
-    <w:bookmarkEnd w:id="96"/>
-    <w:bookmarkStart w:id="98" w:name="ref-kim_estimativacustoseducacional_2018"/>
+    <w:bookmarkEnd w:id="102"/>
+    <w:bookmarkStart w:id="104" w:name="ref-kim_estimativacustoseducacional_2018"/>
     <w:p>
       <w:pPr>
         <w:pStyle w:val="Bibliography"/>
@@ -9259,7 +10122,7 @@
       <w:r>
         <w:t xml:space="preserve"> </w:t>
       </w:r>
-      <w:hyperlink r:id="rId97">
+      <w:hyperlink r:id="rId103">
         <w:r>
           <w:rPr>
             <w:rStyle w:val="Hyperlink"/>
@@ -9271,20 +10134,20 @@
         <w:t xml:space="preserve">.</w:t>
       </w:r>
     </w:p>
-    <w:bookmarkEnd w:id="98"/>
-    <w:bookmarkStart w:id="100" w:name="ref-martins_custosmanutencaoses_2024"/>
+    <w:bookmarkEnd w:id="104"/>
+    <w:bookmarkStart w:id="105" w:name="ref-lateef_manutencaouniversidade_2010"/>
     <w:p>
       <w:pPr>
         <w:pStyle w:val="Bibliography"/>
       </w:pPr>
       <w:r>
-        <w:t xml:space="preserve">Martins, Rafael Fernando Batista, and Márcia Maria dos Santos Bortolocci Espejo. 2024.</w:t>
-      </w:r>
-      <w:r>
-        <w:t xml:space="preserve"> </w:t>
-      </w:r>
-      <w:r>
-        <w:t xml:space="preserve">“Análise de Custos de Manutenção Predial Em Uma Universidade Federal Brasileira Com Uso Do Modelo de Suavização Exponencial Simples.”</w:t>
+        <w:t xml:space="preserve">Lateef, Olanrewaju Abdul, Mohd Faris Khamidi, and Arazi Idrus. 2010.</w:t>
+      </w:r>
+      <w:r>
+        <w:t xml:space="preserve"> </w:t>
+      </w:r>
+      <w:r>
+        <w:t xml:space="preserve">“Building Maintenance Management in a Malaysian University Campuses: A Case Study.”</w:t>
       </w:r>
       <w:r>
         <w:t xml:space="preserve"> </w:t>
@@ -9294,6 +10157,70 @@
           <w:iCs/>
           <w:i/>
         </w:rPr>
+        <w:t xml:space="preserve">Australasian Journal of Construction Economics and Building</w:t>
+      </w:r>
+      <w:r>
+        <w:t xml:space="preserve"> </w:t>
+      </w:r>
+      <w:r>
+        <w:t xml:space="preserve">10 (1/2): 76–89.</w:t>
+      </w:r>
+    </w:p>
+    <w:bookmarkEnd w:id="105"/>
+    <w:bookmarkStart w:id="106" w:name="ref-maia_gestaoinformacaomanutencao_2016"/>
+    <w:p>
+      <w:pPr>
+        <w:pStyle w:val="Bibliography"/>
+      </w:pPr>
+      <w:r>
+        <w:t xml:space="preserve">Maia, Barbara Lepca, Sérgio Scheer, and Maria do Carmo Duarte Freitas. 2016.</w:t>
+      </w:r>
+      <w:r>
+        <w:t xml:space="preserve"> </w:t>
+      </w:r>
+      <w:r>
+        <w:t xml:space="preserve">“Manutenção Predial: A Prospecta de Decisões a Partir Da Gestão Da Informação.”</w:t>
+      </w:r>
+      <w:r>
+        <w:t xml:space="preserve"> </w:t>
+      </w:r>
+      <w:r>
+        <w:rPr>
+          <w:iCs/>
+          <w:i/>
+        </w:rPr>
+        <w:t xml:space="preserve">Revista de Engenharia e Tecnologia</w:t>
+      </w:r>
+      <w:r>
+        <w:t xml:space="preserve"> </w:t>
+      </w:r>
+      <w:r>
+        <w:t xml:space="preserve">8 (3): 37–55.</w:t>
+      </w:r>
+    </w:p>
+    <w:bookmarkEnd w:id="106"/>
+    <w:bookmarkStart w:id="108" w:name="ref-martins_custosmanutencaoses_2024"/>
+    <w:p>
+      <w:pPr>
+        <w:pStyle w:val="Bibliography"/>
+      </w:pPr>
+      <w:r>
+        <w:t xml:space="preserve">Martins, Rafael Fernando Batista, and Márcia Maria dos Santos Bortolocci Espejo. 2024.</w:t>
+      </w:r>
+      <w:r>
+        <w:t xml:space="preserve"> </w:t>
+      </w:r>
+      <w:r>
+        <w:t xml:space="preserve">“Análise de Custos de Manutenção Predial Em Uma Universidade Federal Brasileira Com Uso Do Modelo de Suavização Exponencial Simples.”</w:t>
+      </w:r>
+      <w:r>
+        <w:t xml:space="preserve"> </w:t>
+      </w:r>
+      <w:r>
+        <w:rPr>
+          <w:iCs/>
+          <w:i/>
+        </w:rPr>
         <w:t xml:space="preserve">ABCustos</w:t>
       </w:r>
       <w:r>
@@ -9305,7 +10232,7 @@
       <w:r>
         <w:t xml:space="preserve"> </w:t>
       </w:r>
-      <w:hyperlink r:id="rId99">
+      <w:hyperlink r:id="rId107">
         <w:r>
           <w:rPr>
             <w:rStyle w:val="Hyperlink"/>
@@ -9317,8 +10244,8 @@
         <w:t xml:space="preserve">.</w:t>
       </w:r>
     </w:p>
-    <w:bookmarkEnd w:id="100"/>
-    <w:bookmarkStart w:id="102" w:name="ref-masmoudi_ahptopsis_2026"/>
+    <w:bookmarkEnd w:id="108"/>
+    <w:bookmarkStart w:id="110" w:name="ref-masmoudi_ahptopsis_2026"/>
     <w:p>
       <w:pPr>
         <w:pStyle w:val="Bibliography"/>
@@ -9351,7 +10278,7 @@
       <w:r>
         <w:t xml:space="preserve"> </w:t>
       </w:r>
-      <w:hyperlink r:id="rId101">
+      <w:hyperlink r:id="rId109">
         <w:r>
           <w:rPr>
             <w:rStyle w:val="Hyperlink"/>
@@ -9363,8 +10290,8 @@
         <w:t xml:space="preserve">.</w:t>
       </w:r>
     </w:p>
-    <w:bookmarkEnd w:id="102"/>
-    <w:bookmarkStart w:id="104" w:name="ref-morais_eficienciamanutencao_2023"/>
+    <w:bookmarkEnd w:id="110"/>
+    <w:bookmarkStart w:id="112" w:name="ref-morais_eficienciamanutencao_2023"/>
     <w:p>
       <w:pPr>
         <w:pStyle w:val="Bibliography"/>
@@ -9397,7 +10324,7 @@
       <w:r>
         <w:t xml:space="preserve"> </w:t>
       </w:r>
-      <w:hyperlink r:id="rId103">
+      <w:hyperlink r:id="rId111">
         <w:r>
           <w:rPr>
             <w:rStyle w:val="Hyperlink"/>
@@ -9409,20 +10336,20 @@
         <w:t xml:space="preserve">.</w:t>
       </w:r>
     </w:p>
-    <w:bookmarkEnd w:id="104"/>
-    <w:bookmarkStart w:id="106" w:name="ref-nageli_ciclovida_2019"/>
+    <w:bookmarkEnd w:id="112"/>
+    <w:bookmarkStart w:id="114" w:name="ref-motuziene_ventilacaoia_2025"/>
     <w:p>
       <w:pPr>
         <w:pStyle w:val="Bibliography"/>
       </w:pPr>
       <w:r>
-        <w:t xml:space="preserve">Nägeli, Claudio, Abolfazl Farahani, Magnus Österbring, Jan-Olof Dalenbäck, and Holger Wallbaum. 2019.</w:t>
-      </w:r>
-      <w:r>
-        <w:t xml:space="preserve"> </w:t>
-      </w:r>
-      <w:r>
-        <w:t xml:space="preserve">“A Service-Life Cycle Approach to Maintenance and Energy Retrofit Planning for Building Portfolios.”</w:t>
+        <w:t xml:space="preserve">Motuzienė, Violeta, Jonas Bielskus, Rasa Džiugaitė-Tumėnienė, and Vidas Raudonis. 2025.</w:t>
+      </w:r>
+      <w:r>
+        <w:t xml:space="preserve"> </w:t>
+      </w:r>
+      <w:r>
+        <w:t xml:space="preserve">“Occupancy-Based Predictive AI-Driven Ventilation Control for Energy Savings in Office Buildings.”</w:t>
       </w:r>
       <w:r>
         <w:t xml:space="preserve"> </w:t>
@@ -9432,6 +10359,52 @@
           <w:iCs/>
           <w:i/>
         </w:rPr>
+        <w:t xml:space="preserve">Sustainability</w:t>
+      </w:r>
+      <w:r>
+        <w:t xml:space="preserve"> </w:t>
+      </w:r>
+      <w:r>
+        <w:t xml:space="preserve">17 (9): 4140.</w:t>
+      </w:r>
+      <w:r>
+        <w:t xml:space="preserve"> </w:t>
+      </w:r>
+      <w:hyperlink r:id="rId113">
+        <w:r>
+          <w:rPr>
+            <w:rStyle w:val="Hyperlink"/>
+          </w:rPr>
+          <w:t xml:space="preserve">https://doi.org/10.3390/su17094140</w:t>
+        </w:r>
+      </w:hyperlink>
+      <w:r>
+        <w:t xml:space="preserve">.</w:t>
+      </w:r>
+    </w:p>
+    <w:bookmarkEnd w:id="114"/>
+    <w:bookmarkStart w:id="116" w:name="ref-nageli_ciclovida_2019"/>
+    <w:p>
+      <w:pPr>
+        <w:pStyle w:val="Bibliography"/>
+      </w:pPr>
+      <w:r>
+        <w:t xml:space="preserve">Nägeli, Claudio, Abolfazl Farahani, Magnus Österbring, Jan-Olof Dalenbäck, and Holger Wallbaum. 2019.</w:t>
+      </w:r>
+      <w:r>
+        <w:t xml:space="preserve"> </w:t>
+      </w:r>
+      <w:r>
+        <w:t xml:space="preserve">“A Service-Life Cycle Approach to Maintenance and Energy Retrofit Planning for Building Portfolios.”</w:t>
+      </w:r>
+      <w:r>
+        <w:t xml:space="preserve"> </w:t>
+      </w:r>
+      <w:r>
+        <w:rPr>
+          <w:iCs/>
+          <w:i/>
+        </w:rPr>
         <w:t xml:space="preserve">Building and Environment</w:t>
       </w:r>
       <w:r>
@@ -9443,7 +10416,7 @@
       <w:r>
         <w:t xml:space="preserve"> </w:t>
       </w:r>
-      <w:hyperlink r:id="rId105">
+      <w:hyperlink r:id="rId115">
         <w:r>
           <w:rPr>
             <w:rStyle w:val="Hyperlink"/>
@@ -9455,8 +10428,8 @@
         <w:t xml:space="preserve">.</w:t>
       </w:r>
     </w:p>
-    <w:bookmarkEnd w:id="106"/>
-    <w:bookmarkStart w:id="108" w:name="ref-naji_campusdelphi_2023"/>
+    <w:bookmarkEnd w:id="116"/>
+    <w:bookmarkStart w:id="118" w:name="ref-naji_campusdelphi_2023"/>
     <w:p>
       <w:pPr>
         <w:pStyle w:val="Bibliography"/>
@@ -9489,7 +10462,7 @@
       <w:r>
         <w:t xml:space="preserve"> </w:t>
       </w:r>
-      <w:hyperlink r:id="rId107">
+      <w:hyperlink r:id="rId117">
         <w:r>
           <w:rPr>
             <w:rStyle w:val="Hyperlink"/>
@@ -9501,8 +10474,8 @@
         <w:t xml:space="preserve">.</w:t>
       </w:r>
     </w:p>
-    <w:bookmarkEnd w:id="108"/>
-    <w:bookmarkStart w:id="110" w:name="X29a0b815a0fa8c82998c6fb0764f2ef94fd929e"/>
+    <w:bookmarkEnd w:id="118"/>
+    <w:bookmarkStart w:id="120" w:name="X29a0b815a0fa8c82998c6fb0764f2ef94fd929e"/>
     <w:p>
       <w:pPr>
         <w:pStyle w:val="Bibliography"/>
@@ -9535,7 +10508,7 @@
       <w:r>
         <w:t xml:space="preserve"> </w:t>
       </w:r>
-      <w:hyperlink r:id="rId109">
+      <w:hyperlink r:id="rId119">
         <w:r>
           <w:rPr>
             <w:rStyle w:val="Hyperlink"/>
@@ -9547,8 +10520,8 @@
         <w:t xml:space="preserve">.</w:t>
       </w:r>
     </w:p>
-    <w:bookmarkEnd w:id="110"/>
-    <w:bookmarkStart w:id="112" w:name="ref-nielsen_sustentabilidadefm_2016"/>
+    <w:bookmarkEnd w:id="120"/>
+    <w:bookmarkStart w:id="122" w:name="ref-nielsen_sustentabilidadefm_2016"/>
     <w:p>
       <w:pPr>
         <w:pStyle w:val="Bibliography"/>
@@ -9581,7 +10554,7 @@
       <w:r>
         <w:t xml:space="preserve"> </w:t>
       </w:r>
-      <w:hyperlink r:id="rId111">
+      <w:hyperlink r:id="rId121">
         <w:r>
           <w:rPr>
             <w:rStyle w:val="Hyperlink"/>
@@ -9593,8 +10566,8 @@
         <w:t xml:space="preserve">.</w:t>
       </w:r>
     </w:p>
-    <w:bookmarkEnd w:id="112"/>
-    <w:bookmarkStart w:id="114" w:name="ref-okoro_sustainablefm_2023"/>
+    <w:bookmarkEnd w:id="122"/>
+    <w:bookmarkStart w:id="124" w:name="ref-okoro_sustainablefm_2023"/>
     <w:p>
       <w:pPr>
         <w:pStyle w:val="Bibliography"/>
@@ -9627,7 +10600,7 @@
       <w:r>
         <w:t xml:space="preserve"> </w:t>
       </w:r>
-      <w:hyperlink r:id="rId113">
+      <w:hyperlink r:id="rId123">
         <w:r>
           <w:rPr>
             <w:rStyle w:val="Hyperlink"/>
@@ -9639,8 +10612,8 @@
         <w:t xml:space="preserve">.</w:t>
       </w:r>
     </w:p>
-    <w:bookmarkEnd w:id="114"/>
-    <w:bookmarkStart w:id="116" w:name="ref-opoku_futurofm_2022"/>
+    <w:bookmarkEnd w:id="124"/>
+    <w:bookmarkStart w:id="126" w:name="ref-opoku_futurofm_2022"/>
     <w:p>
       <w:pPr>
         <w:pStyle w:val="Bibliography"/>
@@ -9673,7 +10646,7 @@
       <w:r>
         <w:t xml:space="preserve"> </w:t>
       </w:r>
-      <w:hyperlink r:id="rId115">
+      <w:hyperlink r:id="rId125">
         <w:r>
           <w:rPr>
             <w:rStyle w:val="Hyperlink"/>
@@ -9685,8 +10658,8 @@
         <w:t xml:space="preserve">.</w:t>
       </w:r>
     </w:p>
-    <w:bookmarkEnd w:id="116"/>
-    <w:bookmarkStart w:id="118" w:name="ref-othman_manutenibilidadeesi_2023"/>
+    <w:bookmarkEnd w:id="126"/>
+    <w:bookmarkStart w:id="128" w:name="ref-othman_manutenibilidadeesi_2023"/>
     <w:p>
       <w:pPr>
         <w:pStyle w:val="Bibliography"/>
@@ -9719,7 +10692,7 @@
       <w:r>
         <w:t xml:space="preserve"> </w:t>
       </w:r>
-      <w:hyperlink r:id="rId117">
+      <w:hyperlink r:id="rId127">
         <w:r>
           <w:rPr>
             <w:rStyle w:val="Hyperlink"/>
@@ -9731,8 +10704,8 @@
         <w:t xml:space="preserve">.</w:t>
       </w:r>
     </w:p>
-    <w:bookmarkEnd w:id="118"/>
-    <w:bookmarkStart w:id="120" w:name="ref-park_cbrfuzzyahp_2019"/>
+    <w:bookmarkEnd w:id="128"/>
+    <w:bookmarkStart w:id="130" w:name="ref-park_cbrfuzzyahp_2019"/>
     <w:p>
       <w:pPr>
         <w:pStyle w:val="Bibliography"/>
@@ -9765,7 +10738,7 @@
       <w:r>
         <w:t xml:space="preserve"> </w:t>
       </w:r>
-      <w:hyperlink r:id="rId119">
+      <w:hyperlink r:id="rId129">
         <w:r>
           <w:rPr>
             <w:rStyle w:val="Hyperlink"/>
@@ -9777,8 +10750,8 @@
         <w:t xml:space="preserve">.</w:t>
       </w:r>
     </w:p>
-    <w:bookmarkEnd w:id="120"/>
-    <w:bookmarkStart w:id="122" w:name="ref-ramantswana_esgfm_2026"/>
+    <w:bookmarkEnd w:id="130"/>
+    <w:bookmarkStart w:id="132" w:name="ref-ramantswana_esgfm_2026"/>
     <w:p>
       <w:pPr>
         <w:pStyle w:val="Bibliography"/>
@@ -9811,7 +10784,7 @@
       <w:r>
         <w:t xml:space="preserve"> </w:t>
       </w:r>
-      <w:hyperlink r:id="rId121">
+      <w:hyperlink r:id="rId131">
         <w:r>
           <w:rPr>
             <w:rStyle w:val="Hyperlink"/>
@@ -9823,8 +10796,8 @@
         <w:t xml:space="preserve">.</w:t>
       </w:r>
     </w:p>
-    <w:bookmarkEnd w:id="122"/>
-    <w:bookmarkStart w:id="124" w:name="ref-rathbone_deduplicacao_2015"/>
+    <w:bookmarkEnd w:id="132"/>
+    <w:bookmarkStart w:id="134" w:name="ref-rathbone_deduplicacao_2015"/>
     <w:p>
       <w:pPr>
         <w:pStyle w:val="Bibliography"/>
@@ -9857,7 +10830,7 @@
       <w:r>
         <w:t xml:space="preserve"> </w:t>
       </w:r>
-      <w:hyperlink r:id="rId123">
+      <w:hyperlink r:id="rId133">
         <w:r>
           <w:rPr>
             <w:rStyle w:val="Hyperlink"/>
@@ -9869,8 +10842,8 @@
         <w:t xml:space="preserve">.</w:t>
       </w:r>
     </w:p>
-    <w:bookmarkEnd w:id="124"/>
-    <w:bookmarkStart w:id="126" w:name="ref-snyder_revisaometodologia_2019"/>
+    <w:bookmarkEnd w:id="134"/>
+    <w:bookmarkStart w:id="136" w:name="ref-snyder_revisaometodologia_2019"/>
     <w:p>
       <w:pPr>
         <w:pStyle w:val="Bibliography"/>
@@ -9903,7 +10876,7 @@
       <w:r>
         <w:t xml:space="preserve"> </w:t>
       </w:r>
-      <w:hyperlink r:id="rId125">
+      <w:hyperlink r:id="rId135">
         <w:r>
           <w:rPr>
             <w:rStyle w:val="Hyperlink"/>
@@ -9915,20 +10888,20 @@
         <w:t xml:space="preserve">.</w:t>
       </w:r>
     </w:p>
-    <w:bookmarkEnd w:id="126"/>
-    <w:bookmarkStart w:id="128" w:name="ref-talib_hospitalfm_2013"/>
+    <w:bookmarkEnd w:id="136"/>
+    <w:bookmarkStart w:id="138" w:name="ref-suh_demandaenergiaagua_2012"/>
     <w:p>
       <w:pPr>
         <w:pStyle w:val="Bibliography"/>
       </w:pPr>
       <w:r>
-        <w:t xml:space="preserve">Talib, Yuhainis, Priyadarsini Rajagopalan, and Jay Yang. 2013.</w:t>
-      </w:r>
-      <w:r>
-        <w:t xml:space="preserve"> </w:t>
-      </w:r>
-      <w:r>
-        <w:t xml:space="preserve">“Evaluation of Building Performance for Strategic Facilities Management in Healthcare: A Case Study of a Public Hospital in Australia.”</w:t>
+        <w:t xml:space="preserve">Suh, Dongjun, and Seongju Chang. 2012.</w:t>
+      </w:r>
+      <w:r>
+        <w:t xml:space="preserve"> </w:t>
+      </w:r>
+      <w:r>
+        <w:t xml:space="preserve">“An Energy and Water Resource Demand Estimation Model for Multi-Family Housing Complexes in Korea.”</w:t>
       </w:r>
       <w:r>
         <w:t xml:space="preserve"> </w:t>
@@ -9938,6 +10911,52 @@
           <w:iCs/>
           <w:i/>
         </w:rPr>
+        <w:t xml:space="preserve">Energies</w:t>
+      </w:r>
+      <w:r>
+        <w:t xml:space="preserve"> </w:t>
+      </w:r>
+      <w:r>
+        <w:t xml:space="preserve">5 (11): 4497–4516.</w:t>
+      </w:r>
+      <w:r>
+        <w:t xml:space="preserve"> </w:t>
+      </w:r>
+      <w:hyperlink r:id="rId137">
+        <w:r>
+          <w:rPr>
+            <w:rStyle w:val="Hyperlink"/>
+          </w:rPr>
+          <w:t xml:space="preserve">https://doi.org/10.3390/en5114497</w:t>
+        </w:r>
+      </w:hyperlink>
+      <w:r>
+        <w:t xml:space="preserve">.</w:t>
+      </w:r>
+    </w:p>
+    <w:bookmarkEnd w:id="138"/>
+    <w:bookmarkStart w:id="140" w:name="ref-talib_hospitalfm_2013"/>
+    <w:p>
+      <w:pPr>
+        <w:pStyle w:val="Bibliography"/>
+      </w:pPr>
+      <w:r>
+        <w:t xml:space="preserve">Talib, Yuhainis, Priyadarsini Rajagopalan, and Jay Yang. 2013.</w:t>
+      </w:r>
+      <w:r>
+        <w:t xml:space="preserve"> </w:t>
+      </w:r>
+      <w:r>
+        <w:t xml:space="preserve">“Evaluation of Building Performance for Strategic Facilities Management in Healthcare: A Case Study of a Public Hospital in Australia.”</w:t>
+      </w:r>
+      <w:r>
+        <w:t xml:space="preserve"> </w:t>
+      </w:r>
+      <w:r>
+        <w:rPr>
+          <w:iCs/>
+          <w:i/>
+        </w:rPr>
         <w:t xml:space="preserve">Facilities</w:t>
       </w:r>
       <w:r>
@@ -9949,7 +10968,7 @@
       <w:r>
         <w:t xml:space="preserve"> </w:t>
       </w:r>
-      <w:hyperlink r:id="rId127">
+      <w:hyperlink r:id="rId139">
         <w:r>
           <w:rPr>
             <w:rStyle w:val="Hyperlink"/>
@@ -9961,8 +10980,8 @@
         <w:t xml:space="preserve">.</w:t>
       </w:r>
     </w:p>
-    <w:bookmarkEnd w:id="128"/>
-    <w:bookmarkStart w:id="130" w:name="ref-tan_fluxoinformacao_2018"/>
+    <w:bookmarkEnd w:id="140"/>
+    <w:bookmarkStart w:id="142" w:name="ref-tan_fluxoinformacao_2018"/>
     <w:p>
       <w:pPr>
         <w:pStyle w:val="Bibliography"/>
@@ -9995,7 +11014,7 @@
       <w:r>
         <w:t xml:space="preserve"> </w:t>
       </w:r>
-      <w:hyperlink r:id="rId129">
+      <w:hyperlink r:id="rId141">
         <w:r>
           <w:rPr>
             <w:rStyle w:val="Hyperlink"/>
@@ -10007,8 +11026,8 @@
         <w:t xml:space="preserve">.</w:t>
       </w:r>
     </w:p>
-    <w:bookmarkEnd w:id="130"/>
-    <w:bookmarkStart w:id="132" w:name="ref-whittemore_revisaointegrativa_2005"/>
+    <w:bookmarkEnd w:id="142"/>
+    <w:bookmarkStart w:id="144" w:name="ref-whittemore_revisaointegrativa_2005"/>
     <w:p>
       <w:pPr>
         <w:pStyle w:val="Bibliography"/>
@@ -10041,7 +11060,7 @@
       <w:r>
         <w:t xml:space="preserve"> </w:t>
       </w:r>
-      <w:hyperlink r:id="rId131">
+      <w:hyperlink r:id="rId143">
         <w:r>
           <w:rPr>
             <w:rStyle w:val="Hyperlink"/>
@@ -10053,20 +11072,20 @@
         <w:t xml:space="preserve">.</w:t>
       </w:r>
     </w:p>
-    <w:bookmarkEnd w:id="132"/>
-    <w:bookmarkStart w:id="134" w:name="ref-yoon_fuzzyfm_2018"/>
+    <w:bookmarkEnd w:id="144"/>
+    <w:bookmarkStart w:id="146" w:name="ref-wu_gnnvidautil_2025"/>
     <w:p>
       <w:pPr>
         <w:pStyle w:val="Bibliography"/>
       </w:pPr>
       <w:r>
-        <w:t xml:space="preserve">Yoon, Jong Han, and Hee Sung Cha. 2018.</w:t>
-      </w:r>
-      <w:r>
-        <w:t xml:space="preserve"> </w:t>
-      </w:r>
-      <w:r>
-        <w:t xml:space="preserve">“Optimal FM Strategy for Commercial Office Buildings Using Fuzzy Synthetic Evaluation.”</w:t>
+        <w:t xml:space="preserve">Wu, Pei-Yu, and S. Olof Mundt-Petersen. 2025.</w:t>
+      </w:r>
+      <w:r>
+        <w:t xml:space="preserve"> </w:t>
+      </w:r>
+      <w:r>
+        <w:t xml:space="preserve">“Empirical Quantification and Prediction of Building Component Lifespans with Graph Neural Networks.”</w:t>
       </w:r>
       <w:r>
         <w:t xml:space="preserve"> </w:t>
@@ -10076,6 +11095,52 @@
           <w:iCs/>
           <w:i/>
         </w:rPr>
+        <w:t xml:space="preserve">IOP Conference Series: Earth and Environmental Science</w:t>
+      </w:r>
+      <w:r>
+        <w:t xml:space="preserve"> </w:t>
+      </w:r>
+      <w:r>
+        <w:t xml:space="preserve">1554: 012036.</w:t>
+      </w:r>
+      <w:r>
+        <w:t xml:space="preserve"> </w:t>
+      </w:r>
+      <w:hyperlink r:id="rId145">
+        <w:r>
+          <w:rPr>
+            <w:rStyle w:val="Hyperlink"/>
+          </w:rPr>
+          <w:t xml:space="preserve">https://doi.org/10.1088/1755-1315/1554/1/012036</w:t>
+        </w:r>
+      </w:hyperlink>
+      <w:r>
+        <w:t xml:space="preserve">.</w:t>
+      </w:r>
+    </w:p>
+    <w:bookmarkEnd w:id="146"/>
+    <w:bookmarkStart w:id="148" w:name="ref-yoon_fuzzyfm_2018"/>
+    <w:p>
+      <w:pPr>
+        <w:pStyle w:val="Bibliography"/>
+      </w:pPr>
+      <w:r>
+        <w:t xml:space="preserve">Yoon, Jong Han, and Hee Sung Cha. 2018.</w:t>
+      </w:r>
+      <w:r>
+        <w:t xml:space="preserve"> </w:t>
+      </w:r>
+      <w:r>
+        <w:t xml:space="preserve">“Optimal FM Strategy for Commercial Office Buildings Using Fuzzy Synthetic Evaluation.”</w:t>
+      </w:r>
+      <w:r>
+        <w:t xml:space="preserve"> </w:t>
+      </w:r>
+      <w:r>
+        <w:rPr>
+          <w:iCs/>
+          <w:i/>
+        </w:rPr>
         <w:t xml:space="preserve">Journal of Performance of Constructed Facilities</w:t>
       </w:r>
       <w:r>
@@ -10087,7 +11152,7 @@
       <w:r>
         <w:t xml:space="preserve"> </w:t>
       </w:r>
-      <w:hyperlink r:id="rId133">
+      <w:hyperlink r:id="rId147">
         <w:r>
           <w:rPr>
             <w:rStyle w:val="Hyperlink"/>
@@ -10099,9 +11164,9 @@
         <w:t xml:space="preserve">.</w:t>
       </w:r>
     </w:p>
-    <w:bookmarkEnd w:id="134"/>
-    <w:bookmarkEnd w:id="135"/>
-    <w:bookmarkEnd w:id="136"/>
+    <w:bookmarkEnd w:id="148"/>
+    <w:bookmarkEnd w:id="149"/>
+    <w:bookmarkEnd w:id="150"/>
     <w:sectPr/>
   </w:body>
 </w:document>

--- a/artigo.docx
+++ b/artigo.docx
@@ -1832,7 +1832,43 @@
         <w:pStyle w:val="BodyText"/>
       </w:pPr>
       <w:r>
-        <w:t xml:space="preserve">A busca complementar de sensibilidade foi executada em 12 de julho de 2026 nas mesmas três fontes. Os arquivos recebidos preservam uma exportação Scopus com 3.169 registros, duas partes não sobrepostas da Web of Science com 1.559 registros e dez consultas Crossref com 200 registros cada. As dez expressões textuais do Crossref estão registradas linha a linha no arquivo bruto. As strings nativas exatas usadas na Scopus e na Web of Science não foram preservadas nos arquivos exportados recebidos; por isso, não foram reconstruídas por inferência. Essa lacuna é declarada na tabela-fonte, sem impedir a verificação dos campos, datas, período e totais efetivamente exportados.</w:t>
+        <w:t xml:space="preserve">A busca complementar de sensibilidade foi executada em 12 de julho de 2026 nas mesmas três fontes, sem filtros adicionais além do período de publicação. A Scopus recuperou 3.169 registros por uma expressão em</w:t>
+      </w:r>
+      <w:r>
+        <w:t xml:space="preserve"> </w:t>
+      </w:r>
+      <w:r>
+        <w:rPr>
+          <w:rStyle w:val="VerbatimChar"/>
+        </w:rPr>
+        <w:t xml:space="preserve">TITLE-ABS-KEY</w:t>
+      </w:r>
+      <w:r>
+        <w:t xml:space="preserve">. Na plataforma Web of Science, a consulta foi executada na opção All Databases, no campo</w:t>
+      </w:r>
+      <w:r>
+        <w:t xml:space="preserve"> </w:t>
+      </w:r>
+      <w:r>
+        <w:rPr>
+          <w:rStyle w:val="VerbatimChar"/>
+        </w:rPr>
+        <w:t xml:space="preserve">Topic (TS)</w:t>
+      </w:r>
+      <w:r>
+        <w:t xml:space="preserve">, e recuperou 1.559 registros exportados em duas partes não sobrepostas; esses registros apresentam indexação na Web of Science Core Collection. No Crossref, dez consultas por</w:t>
+      </w:r>
+      <w:r>
+        <w:t xml:space="preserve"> </w:t>
+      </w:r>
+      <w:r>
+        <w:rPr>
+          <w:rStyle w:val="VerbatimChar"/>
+        </w:rPr>
+        <w:t xml:space="preserve">query.bibliographic</w:t>
+      </w:r>
+      <w:r>
+        <w:t xml:space="preserve">, com 200 resultados por relevância, produziram 2.000 ocorrências brutas e 1.993 registros após deduplicação interna. As strings integrais, a data, o período, os campos e os parâmetros operacionais estão documentados no protocolo e na tabela-fonte.</w:t>
       </w:r>
     </w:p>
     <w:p>
@@ -2345,7 +2381,7 @@
               <w:rPr>
                 <w:sz w:val="18"/>
               </w:rPr>
-              <w:t>1 exportação de TITLE-ABS-KEY</w:t>
+              <w:t>1 em TITLE-ABS-KEY</w:t>
             </w:r>
           </w:p>
         </w:tc>
@@ -2371,7 +2407,7 @@
               <w:rPr>
                 <w:sz w:val="18"/>
               </w:rPr>
-              <w:t>String nativa exata não preservada no arquivo recebido.</w:t>
+              <w:t>String integral documentada; sem filtros adicionais além do período.</w:t>
             </w:r>
           </w:p>
         </w:tc>
@@ -2399,7 +2435,7 @@
               <w:rPr>
                 <w:sz w:val="18"/>
               </w:rPr>
-              <w:t>Web of Science</w:t>
+              <w:t>Web of Science – All Databases</w:t>
             </w:r>
           </w:p>
         </w:tc>
@@ -2425,7 +2461,7 @@
               <w:rPr>
                 <w:sz w:val="18"/>
               </w:rPr>
-              <w:t>1 busca em TS (Topic), exportada em duas partes</w:t>
+              <w:t>1 em Topic (TS), exportada em duas partes</w:t>
             </w:r>
           </w:p>
         </w:tc>
@@ -2451,7 +2487,7 @@
               <w:rPr>
                 <w:sz w:val="18"/>
               </w:rPr>
-              <w:t>String nativa exata não preservada nos RIS recebidos.</w:t>
+              <w:t>String integral documentada; registros indexados na Core Collection.</w:t>
             </w:r>
           </w:p>
         </w:tc>
@@ -2531,7 +2567,7 @@
               <w:rPr>
                 <w:sz w:val="18"/>
               </w:rPr>
-              <w:t>Consultas preservadas; 200 resultados por relevância.</w:t>
+              <w:t>Consultas preservadas; 1.993 após deduplicação interna.</w:t>
             </w:r>
           </w:p>
         </w:tc>
@@ -2620,7 +2656,7 @@
         <w:pStyle w:val="BodyText"/>
       </w:pPr>
       <w:r>
-        <w:t xml:space="preserve">Na busca principal, as quatro expressões da Scopus, as quatro strings da Web of Science e as cinco consultas do Crossref foram preservadas. Na Web of Science, a associação individual entre cada arquivo RIS e as strings A1–A4 foi informada de memória pelo pesquisador, e não reconstruída a partir de registro contemporâneo da busca. Na busca de sensibilidade, foram preservadas integralmente as dez consultas Crossref, mas não as strings nativas exatas das exportações Scopus e Web of Science. Não foram aplicados filtros de idioma ou tipo documental na busca principal. Não houve busca piloto, uso de estudos-semente ou pré-registro. O protocolo e a matriz conceitual foram elaborados antes da coleta principal; a RQ6 e sua busca de sensibilidade foram formalizadas posteriormente para testar a insuficiência temática identificada. O marco inicial de 2010 foi adotado para mapear o desenvolvimento do tema desde o início da década de 2010 até a data da busca, preservando uma janela temporal contemporânea comum às três fontes.</w:t>
+        <w:t xml:space="preserve">Na busca principal, as quatro expressões da Scopus, as quatro strings da Web of Science e as cinco consultas do Crossref foram preservadas. Na Web of Science, a associação individual entre cada arquivo RIS e as strings A1–A4 foi informada de memória pelo pesquisador, e não reconstruída a partir de registro contemporâneo da busca. Na busca de sensibilidade, as strings da Scopus e da Web of Science e as dez consultas Crossref foram documentadas com data de execução, período, campos e ausência de filtros adicionais. A consulta da Web of Science foi realizada em All Databases, embora os registros exportados apresentem indexação na Web of Science Core Collection. Não houve busca piloto, uso de estudos-semente ou pré-registro. O protocolo e a matriz conceitual foram elaborados antes da coleta principal; a RQ6 e sua busca de sensibilidade foram formalizadas posteriormente para testar a insuficiência temática identificada. O marco inicial de 2010 foi adotado para mapear o desenvolvimento do tema desde o início da década de 2010 até a data da busca, preservando uma janela temporal contemporânea comum às três fontes.</w:t>
       </w:r>
     </w:p>
     <w:p>
@@ -9036,7 +9072,7 @@
         <w:t xml:space="preserve"> </w:t>
       </w:r>
       <w:r>
-        <w:t xml:space="preserve">Os 4.889 registros foram classificados por correspondência de termos ao dicionário RQ6; somente os 20 candidatos ao núcleo tiveram título e resumo revisados individualmente. No Crossref, 24,9% possuíam resumo, ante 100% na Scopus e na Web of Science, e nenhum registro incorporado teve origem exclusiva nessa fonte. A rodada permaneceu restrita às mesmas três bases, sem literatura cinzenta ou base especializada em ciência da computação. As strings nativas exatas de Scopus e Web of Science não foram preservadas, embora campos, datas, período e totais exportados estejam documentados. Por ter sido deliberadamente enriquecido com termos de inteligência artificial e aprendizado de máquina, o aumento de nove para 26 registros mede o efeito da sensibilidade, não a prevalência dessas técnicas no campo.</w:t>
+        <w:t xml:space="preserve">Os 4.889 registros foram classificados por correspondência de termos ao dicionário RQ6; somente os 20 candidatos ao núcleo tiveram título e resumo revisados individualmente. No Crossref, 24,9% possuíam resumo, ante 100% na Scopus e na Web of Science, e nenhum registro incorporado teve origem exclusiva nessa fonte. A rodada permaneceu restrita às mesmas três fontes, sem literatura cinzenta ou base especializada em ciência da computação. Na Web of Science, a busca foi executada em All Databases, embora os registros exportados apresentem indexação na Web of Science Core Collection. As strings, os campos, a data, o período e a ausência de filtros adicionais foram documentados retrospectivamente a partir do registro fornecido pelo pesquisador; não há captura de tela ou histórico contemporâneo da interface anexado ao repositório. Por ter sido deliberadamente enriquecido com termos de inteligência artificial e aprendizado de máquina, o aumento de nove para 26 registros mede o efeito da sensibilidade, não a prevalência dessas técnicas no campo.</w:t>
       </w:r>
     </w:p>
     <w:p>

--- a/artigo.docx
+++ b/artigo.docx
@@ -185,7 +185,150 @@
         <w:pStyle w:val="BodyText"/>
       </w:pPr>
       <w:r>
-        <w:t xml:space="preserve">Este artigo analisa como padrões bibliométricos e evidências temáticas sobre manutenção predial sustentável podem fundamentar um protocolo multicritério adaptável às edificações públicas universitárias. Foi conduzida uma revisão integrativa sistematizada, com mapeamento bibliométrico e síntese temática, nas bases Scopus, Web of Science e Crossref, entre 2010 e 2026. A estrutura do campo foi examinada em 372 registros com maior aderência e suficiência documental; a triagem e a auditoria resultaram em 104 registros para a síntese temática. O campo transita de um vocabulário centrado em eficiência, desempenho e edificações verdes para outro associado a BIM,</w:t>
+        <w:t xml:space="preserve">O artigo investiga como evidências bibliométricas e temáticas sobre manutenção predial sustentável podem fundamentar um protocolo multicritério adaptável às edificações públicas universitárias. Realizou-se revisão integrativa sistematizada em Scopus, Web of Science e Crossref, entre 2010 e 2026. A busca principal recuperou 12.118 ocorrências; após deduplicação e triagem, 372 registros sustentaram o mapeamento bibliométrico e 104 compuseram o núcleo temático original. Uma busca complementar de sensibilidade para inteligência artificial e aprendizado de máquina recuperou 6.728 ocorrências e incorporou 17 registros, elevando o núcleo vigente para 121, sem alterar a camada bibliométrica da busca principal. Predominaram as dimensões técnica-operacional (116 registros), institucional (97) e ambiental (92), e os critérios desempenho operacional (99), informação e dados (82), custo (63), energia e vida útil (44 cada). Aprendizado de máquina passou de nove para 26 registros após a sensibilidade. Entre os 17 incorporados, dez tratam predominantemente de previsão ou previsão com otimização, dois de diagnóstico e classificação e cinco de síntese ou integração tecnológica. Nenhum demonstrou a cadeia completa entre modelo treinado, validação externa, ponderação multicritério, regras de veto e decisão pública auditável. Como contribuição, a síntese foi convertida em matriz analítica conceitual e protocolo operacional candidato, com indicadores, fontes, periodicidade, direção de preferência e vetos. Frequências documentais não foram transformadas em pesos; ponderação, limiares e agregação dependem de validação institucional e teste multicampi.</w:t>
+      </w:r>
+    </w:p>
+    <w:p>
+      <w:pPr>
+        <w:pStyle w:val="BodyText"/>
+      </w:pPr>
+      <w:r>
+        <w:rPr>
+          <w:bCs/>
+          <w:b/>
+        </w:rPr>
+        <w:t xml:space="preserve">Palavras-chave:</w:t>
+      </w:r>
+      <w:r>
+        <w:t xml:space="preserve"> </w:t>
+      </w:r>
+      <w:r>
+        <w:t xml:space="preserve">manutenção predial; sustentabilidade; decisão multicritério; edificações públicas universitárias; aprendizado de máquina.</w:t>
+      </w:r>
+    </w:p>
+    <w:p>
+      <w:pPr>
+        <w:pStyle w:val="BodyText"/>
+      </w:pPr>
+      <w:r>
+        <w:rPr>
+          <w:bCs/>
+          <w:b/>
+        </w:rPr>
+        <w:t xml:space="preserve">Abstract</w:t>
+      </w:r>
+    </w:p>
+    <w:p>
+      <w:pPr>
+        <w:pStyle w:val="BodyText"/>
+      </w:pPr>
+      <w:r>
+        <w:t xml:space="preserve">This article investigates how bibliometric and thematic evidence on sustainable building maintenance can support a multi-criteria protocol adaptable to public university buildings. A systematized integrative review was conducted in Scopus, Web of Science, and Crossref for 2010–2026. The main search retrieved 12,118 occurrences; after deduplication and screening, 372 records supported bibliometric mapping and 104 formed the original thematic core. A complementary sensitivity search for artificial intelligence and machine learning retrieved 6,728 occurrences and incorporated 17 records, expanding the current core to 121 without changing the bibliometric layer derived from the main search. The technical-operational (116 records), institutional (97), and environmental (92) dimensions predominated, as did operational performance (99), information and data (82), cost (63), energy, and service life (44 each). Machine learning increased from nine to 26 records after the sensitivity search. Among the 17 incorporated records, ten predominantly address prediction or prediction with optimization, two address diagnosis and classification, and five address technological synthesis or integration. None demonstrated the complete chain linking a trained model, external validation, multi-criteria weighting, veto rules, and auditable public decision-making. The synthesis was translated into a conceptual analytical matrix and a candidate operational protocol specifying indicators, data sources, periodicity, preference direction, and vetoes. Documentary frequencies were not converted into weights; weighting, thresholds, and aggregation require institutional validation and multi-campus testing.</w:t>
+      </w:r>
+    </w:p>
+    <w:p>
+      <w:pPr>
+        <w:pStyle w:val="BodyText"/>
+      </w:pPr>
+      <w:r>
+        <w:rPr>
+          <w:bCs/>
+          <w:b/>
+        </w:rPr>
+        <w:t xml:space="preserve">Keywords:</w:t>
+      </w:r>
+      <w:r>
+        <w:t xml:space="preserve"> </w:t>
+      </w:r>
+      <w:r>
+        <w:t xml:space="preserve">building maintenance; sustainability; multi-criteria decision-making; public university buildings; machine learning.</w:t>
+      </w:r>
+    </w:p>
+    <w:bookmarkStart w:id="20" w:name="sec:introducao"/>
+    <w:p>
+      <w:pPr>
+        <w:pStyle w:val="Heading1"/>
+      </w:pPr>
+      <w:r>
+        <w:t xml:space="preserve">Introdução</w:t>
+      </w:r>
+    </w:p>
+    <w:p>
+      <w:pPr>
+        <w:pStyle w:val="FirstParagraph"/>
+      </w:pPr>
+      <w:r>
+        <w:t xml:space="preserve">A gestão de edificações públicas universitárias enfrenta uma tensão decisória recorrente: as intervenções mais visíveis ou urgentes competem por recursos com ações preventivas, ambientais, sociais e institucionais cujos benefícios se distribuem ao longo do ciclo de vida. A ausência de uma arquitetura transparente de critérios pode favorecer decisões reativas e dificultar a justificativa técnica, orçamentária e pública da prioridade atribuída a cada ativo, como indicam estudos de caso em instituições universitárias</w:t>
+      </w:r>
+      <w:r>
+        <w:t xml:space="preserve"> </w:t>
+      </w:r>
+      <w:r>
+        <w:t xml:space="preserve">(Lateef, Khamidi, and Idrus 2010; Barbosa et al. 2020)</w:t>
+      </w:r>
+      <w:r>
+        <w:t xml:space="preserve">. A manutenção predial condiciona desempenho, segurança, durabilidade e continuidade dos serviços, e a NBR 5674 estabelece requisitos de planejamento, controle e avaliação do sistema de manutenção</w:t>
+      </w:r>
+      <w:r>
+        <w:t xml:space="preserve"> </w:t>
+      </w:r>
+      <w:r>
+        <w:t xml:space="preserve">(Associação Brasileira de Normas Técnicas 2012)</w:t>
+      </w:r>
+      <w:r>
+        <w:t xml:space="preserve">. No âmbito público brasileiro, essa responsabilidade também se vincula a deveres legais e administrativos do gestor</w:t>
+      </w:r>
+      <w:r>
+        <w:t xml:space="preserve"> </w:t>
+      </w:r>
+      <w:r>
+        <w:t xml:space="preserve">(Araújo Neto 2015)</w:t>
+      </w:r>
+      <w:r>
+        <w:t xml:space="preserve">.</w:t>
+      </w:r>
+    </w:p>
+    <w:p>
+      <w:pPr>
+        <w:pStyle w:val="BodyText"/>
+      </w:pPr>
+      <w:r>
+        <w:t xml:space="preserve">Restrições orçamentárias, envelhecimento da infraestrutura e acúmulo de demandas tornam insuficiente uma ordenação baseada em custo ou urgência isolados. A análise de custos em universidade federal demonstra a utilidade de modelos de previsão para o planejamento orçamentário</w:t>
+      </w:r>
+      <w:r>
+        <w:t xml:space="preserve"> </w:t>
+      </w:r>
+      <w:r>
+        <w:t xml:space="preserve">(Martins and Espejo 2024)</w:t>
+      </w:r>
+      <w:r>
+        <w:t xml:space="preserve">, enquanto registros de ordens de serviço permitem reconhecer padrões de demanda e apoiar o planejamento de intervenções</w:t>
+      </w:r>
+      <w:r>
+        <w:t xml:space="preserve"> </w:t>
+      </w:r>
+      <w:r>
+        <w:t xml:space="preserve">(Morais, Paula, and Reis 2023)</w:t>
+      </w:r>
+      <w:r>
+        <w:t xml:space="preserve">. Para sustentar a prioridade, séries de custos e ordens de serviço precisam ser combinadas a condição física, risco, energia, impacto ambiental, experiência dos usuários, conformidade e capacidade institucional</w:t>
+      </w:r>
+      <w:r>
+        <w:t xml:space="preserve"> </w:t>
+      </w:r>
+      <w:r>
+        <w:t xml:space="preserve">(Maia, Scheer, and Freitas 2016; Nägeli et al. 2019; Alfalah et al. 2022)</w:t>
+      </w:r>
+      <w:r>
+        <w:t xml:space="preserve">.</w:t>
+      </w:r>
+    </w:p>
+    <w:p>
+      <w:pPr>
+        <w:pStyle w:val="BodyText"/>
+      </w:pPr>
+      <w:r>
+        <w:t xml:space="preserve">O</w:t>
       </w:r>
       <w:r>
         <w:t xml:space="preserve"> </w:t>
@@ -195,135 +338,22 @@
           <w:iCs/>
           <w:i/>
         </w:rPr>
-        <w:t xml:space="preserve">digital twins</w:t>
-      </w:r>
-      <w:r>
-        <w:t xml:space="preserve">, carbono, ciclo de vida e manutenção preditiva. No núcleo temático, destacaram-se as dimensões técnica-operacional, institucional e ambiental e os critérios desempenho operacional, informação, custo, vida útil e energia. Métodos multicritério formalmente nomeados foram menos frequentes que estruturas genéricas de apoio à decisão. Apenas 12 registros apresentaram lacunas específicas para instituições públicas de ensino superior. Como contribuição, propõe-se uma matriz analítica conceitual, informada pela síntese da literatura, convertida em protocolo operacional candidato com indicadores, fontes de dados, periodicidade, direção de preferência e regras de veto. Pesos e funções de agregação não são derivados das frequências documentais e dependem de validação posterior.</w:t>
-      </w:r>
-    </w:p>
-    <w:p>
-      <w:pPr>
-        <w:pStyle w:val="BodyText"/>
-      </w:pPr>
-      <w:r>
-        <w:rPr>
-          <w:bCs/>
-          <w:b/>
-        </w:rPr>
-        <w:t xml:space="preserve">Palavras-chave:</w:t>
-      </w:r>
-      <w:r>
-        <w:t xml:space="preserve"> </w:t>
-      </w:r>
-      <w:r>
-        <w:t xml:space="preserve">manutenção predial; sustentabilidade; métodos multicritério de decisão; gestão de edificações públicas; bibliometria.</w:t>
-      </w:r>
-    </w:p>
-    <w:p>
-      <w:pPr>
-        <w:pStyle w:val="BodyText"/>
-      </w:pPr>
-      <w:r>
-        <w:rPr>
-          <w:bCs/>
-          <w:b/>
-        </w:rPr>
-        <w:t xml:space="preserve">Abstract</w:t>
-      </w:r>
-    </w:p>
-    <w:p>
-      <w:pPr>
-        <w:pStyle w:val="BodyText"/>
-      </w:pPr>
-      <w:r>
-        <w:t xml:space="preserve">This article examines how bibliometric patterns and thematic evidence on sustainable building maintenance can support a multi-criteria protocol adaptable to public university buildings. A systematized integrative review with bibliometric mapping and thematic synthesis was conducted in Scopus, Web of Science, and Crossref from 2010 to 2026. The field structure was examined through 372 records with stronger relevance and documentary sufficiency; screening and auditing produced 104 records for thematic synthesis. The field is shifting from a vocabulary centered on efficiency, performance, and green buildings toward BIM, digital twins, carbon, life cycle, and predictive maintenance. Technical-operational, institutional, and environmental dimensions were prominent in the thematic core, as were operational performance, information, cost, service life, and energy. Formally named multi-criteria methods were less frequent than generic decision-support frameworks. Only 12 records reported gaps specific to public higher education institutions. The study contributes a conceptual analytical matrix informed by the literature synthesis and translated into a candidate operational protocol with indicators, data sources, periodicity, preference direction, and veto rules. Weights and aggregation functions are not derived from documentary frequencies and require subsequent validation.</w:t>
-      </w:r>
-    </w:p>
-    <w:p>
-      <w:pPr>
-        <w:pStyle w:val="BodyText"/>
-      </w:pPr>
-      <w:r>
-        <w:rPr>
-          <w:bCs/>
-          <w:b/>
-        </w:rPr>
-        <w:t xml:space="preserve">Keywords:</w:t>
-      </w:r>
-      <w:r>
-        <w:t xml:space="preserve"> </w:t>
-      </w:r>
-      <w:r>
-        <w:t xml:space="preserve">building maintenance; sustainability; multi-criteria decision-making; public building management; bibliometrics.</w:t>
-      </w:r>
-    </w:p>
-    <w:bookmarkStart w:id="20" w:name="sec:introducao"/>
-    <w:p>
-      <w:pPr>
-        <w:pStyle w:val="Heading1"/>
-      </w:pPr>
-      <w:r>
-        <w:t xml:space="preserve">Introdução</w:t>
-      </w:r>
-    </w:p>
-    <w:p>
-      <w:pPr>
-        <w:pStyle w:val="FirstParagraph"/>
-      </w:pPr>
-      <w:r>
-        <w:t xml:space="preserve">A gestão de edificações públicas universitárias enfrenta uma tensão decisória recorrente: as intervenções mais visíveis ou urgentes competem por recursos com ações preventivas, ambientais, sociais e institucionais cujos benefícios se distribuem ao longo do ciclo de vida. A ausência de uma arquitetura transparente de critérios pode favorecer decisões reativas e dificultar a justificativa técnica, orçamentária e pública da prioridade atribuída a cada ativo. A manutenção predial condiciona desempenho, segurança, durabilidade e continuidade dos serviços, e a NBR 5674 estabelece requisitos de planejamento, controle e avaliação do sistema de manutenção</w:t>
-      </w:r>
-      <w:r>
-        <w:t xml:space="preserve"> </w:t>
-      </w:r>
-      <w:r>
-        <w:t xml:space="preserve">(Associação Brasileira de Normas Técnicas 2012)</w:t>
-      </w:r>
-      <w:r>
-        <w:t xml:space="preserve">. No âmbito público brasileiro, essa responsabilidade também se vincula a deveres legais e administrativos do gestor</w:t>
-      </w:r>
-      <w:r>
-        <w:t xml:space="preserve"> </w:t>
-      </w:r>
-      <w:r>
-        <w:t xml:space="preserve">(Araújo Neto 2015)</w:t>
-      </w:r>
-      <w:r>
-        <w:t xml:space="preserve">.</w:t>
-      </w:r>
-    </w:p>
-    <w:p>
-      <w:pPr>
-        <w:pStyle w:val="BodyText"/>
-      </w:pPr>
-      <w:r>
-        <w:t xml:space="preserve">Restrições orçamentárias, envelhecimento da infraestrutura e acúmulo de demandas tornam insuficiente uma ordenação baseada em custo ou urgência isolados. A análise de custos em universidade federal demonstra a utilidade de modelos de previsão para o planejamento orçamentário</w:t>
-      </w:r>
-      <w:r>
-        <w:t xml:space="preserve"> </w:t>
-      </w:r>
-      <w:r>
-        <w:t xml:space="preserve">(Martins and Espejo 2024)</w:t>
-      </w:r>
-      <w:r>
-        <w:t xml:space="preserve">, enquanto registros de ordens de serviço permitem reconhecer padrões de demanda e apoiar o planejamento de intervenções</w:t>
-      </w:r>
-      <w:r>
-        <w:t xml:space="preserve"> </w:t>
-      </w:r>
-      <w:r>
-        <w:t xml:space="preserve">(Morais, Paula, and Reis 2023)</w:t>
-      </w:r>
-      <w:r>
-        <w:t xml:space="preserve">. Esses dados, porém, precisam ser combinados a condição física, risco, energia, impacto ambiental, experiência dos usuários, conformidade e capacidade institucional.</w:t>
-      </w:r>
-    </w:p>
-    <w:p>
-      <w:pPr>
-        <w:pStyle w:val="BodyText"/>
-      </w:pPr>
-      <w:r>
-        <w:t xml:space="preserve">O</w:t>
+        <w:t xml:space="preserve">facility management</w:t>
+      </w:r>
+      <w:r>
+        <w:t xml:space="preserve"> </w:t>
+      </w:r>
+      <w:r>
+        <w:t xml:space="preserve">sustentável articula desempenho ambiental, econômico e social com planejamento, operação e gestão dos ativos construídos</w:t>
+      </w:r>
+      <w:r>
+        <w:t xml:space="preserve"> </w:t>
+      </w:r>
+      <w:r>
+        <w:t xml:space="preserve">(Nielsen, Sarasoja, and Galamba 2016; Opoku and Lee 2022; Okoro 2023)</w:t>
+      </w:r>
+      <w:r>
+        <w:t xml:space="preserve">. Os Objetivos de Desenvolvimento Sustentável oferecem metas públicas para infraestrutura, cidades e uso responsável de recursos, enquanto a abordagem ambiental, social e de governança (ESG, do inglês</w:t>
       </w:r>
       <w:r>
         <w:t xml:space="preserve"> </w:t>
@@ -333,31 +363,6 @@
           <w:iCs/>
           <w:i/>
         </w:rPr>
-        <w:t xml:space="preserve">facility management</w:t>
-      </w:r>
-      <w:r>
-        <w:t xml:space="preserve"> </w:t>
-      </w:r>
-      <w:r>
-        <w:t xml:space="preserve">sustentável articula desempenho ambiental, econômico e social com planejamento, operação e gestão dos ativos construídos</w:t>
-      </w:r>
-      <w:r>
-        <w:t xml:space="preserve"> </w:t>
-      </w:r>
-      <w:r>
-        <w:t xml:space="preserve">(Nielsen, Sarasoja, and Galamba 2016; Opoku and Lee 2022; Okoro 2023)</w:t>
-      </w:r>
-      <w:r>
-        <w:t xml:space="preserve">. Os Objetivos de Desenvolvimento Sustentável oferecem metas públicas para infraestrutura, cidades e uso responsável de recursos, enquanto a abordagem ambiental, social e de governança (ESG, do inglês</w:t>
-      </w:r>
-      <w:r>
-        <w:t xml:space="preserve"> </w:t>
-      </w:r>
-      <w:r>
-        <w:rPr>
-          <w:iCs/>
-          <w:i/>
-        </w:rPr>
         <w:t xml:space="preserve">environmental, social and governance</w:t>
       </w:r>
       <w:r>
@@ -370,7 +375,16 @@
         <w:t xml:space="preserve">(Okoro 2023; Ramantswana et al. 2026)</w:t>
       </w:r>
       <w:r>
-        <w:t xml:space="preserve">. Métodos de apoio multicritério podem explicitar compensações entre esses objetivos, desde que critérios, indicadores, pesos, regras não compensatórias e incertezas sejam documentados.</w:t>
+        <w:t xml:space="preserve">. Métodos de apoio multicritério podem explicitar compensações entre esses objetivos, desde que critérios, indicadores, pesos, regras não compensatórias e incertezas sejam documentados</w:t>
+      </w:r>
+      <w:r>
+        <w:t xml:space="preserve"> </w:t>
+      </w:r>
+      <w:r>
+        <w:t xml:space="preserve">(Alfalah et al. 2022; Naji, Gunduz, and Maki 2023; Masmoudi et al. 2026)</w:t>
+      </w:r>
+      <w:r>
+        <w:t xml:space="preserve">.</w:t>
       </w:r>
     </w:p>
     <w:p>
@@ -378,7 +392,40 @@
         <w:pStyle w:val="BodyText"/>
       </w:pPr>
       <w:r>
-        <w:t xml:space="preserve">O objetivo geral é analisar a estrutura bibliométrica e temática da literatura e, a partir dela, propor a arquitetura de um protocolo multicritério adaptável à priorização de intervenções em edificações públicas universitárias. A pergunta central (RQ0) é: como os padrões bibliométricos e a síntese temática da literatura podem fundamentar a arquitetura de critérios, indicadores e regras de decisão de um protocolo multicritério adaptável às edificações públicas universitárias? A análise responde a cinco questões específicas: quais dimensões de sustentabilidade são identificadas (RQ1); quais critérios de priorização são identificados (RQ2); quais métodos de apoio à decisão são identificados (RQ3); em quais contextos de edificação essas abordagens aparecem (RQ4); e quais lacunas são registradas para instituições públicas de ensino superior (RQ5).</w:t>
+        <w:t xml:space="preserve">Apesar dessa convergência potencial, estudos sobre digitalização e métodos decisórios ainda documentam separadamente integração de dados, previsão operacional, critérios de sustentabilidade e escolha multicritério, sem demonstrar de modo recorrente a cadeia completa até a decisão institucional</w:t>
+      </w:r>
+      <w:r>
+        <w:t xml:space="preserve"> </w:t>
+      </w:r>
+      <w:r>
+        <w:t xml:space="preserve">(Deng, Menassa, and Kamat 2021; Das 2025; Alfalah et al. 2022; Masmoudi et al. 2026)</w:t>
+      </w:r>
+      <w:r>
+        <w:t xml:space="preserve">. A lacuna abordada neste artigo é a conexão rastreável entre evidência científica, variável observável e regra pública de decisão, sem confundir frequência bibliográfica com importância normativa.</w:t>
+      </w:r>
+    </w:p>
+    <w:p>
+      <w:pPr>
+        <w:pStyle w:val="BodyText"/>
+      </w:pPr>
+      <w:r>
+        <w:t xml:space="preserve">O objetivo geral é analisar a estrutura bibliométrica e temática da literatura e, a partir dela, propor a arquitetura de um protocolo multicritério adaptável à priorização de intervenções em edificações públicas universitárias. A pergunta central (RQ0) é: como os padrões bibliométricos e a síntese temática da literatura podem fundamentar a arquitetura de critérios, indicadores e regras de decisão de um protocolo multicritério adaptável às edificações públicas universitárias?</w:t>
+      </w:r>
+    </w:p>
+    <w:p>
+      <w:pPr>
+        <w:pStyle w:val="BodyText"/>
+      </w:pPr>
+      <w:r>
+        <w:t xml:space="preserve">A análise foi orientada originalmente por cinco questões específicas: quais dimensões de sustentabilidade são identificadas (RQ1); quais critérios de priorização são identificados (RQ2); quais métodos de apoio à decisão são identificados (RQ3); em quais contextos de edificação essas abordagens aparecem (RQ4); e quais lacunas são registradas para instituições públicas de ensino superior (RQ5). Como verificação complementar, formulou-se a RQ6: em que medida uma busca de sensibilidade dedicada à inteligência artificial (IA) e ao aprendizado de máquina altera a identificação de métodos informacionais e preditivos aplicados à manutenção e à gestão de edificações? A RQ6 não redefine retrospectivamente a busca principal; ela testa uma possível insuficiência de cobertura temática identificada após a síntese inicial.</w:t>
+      </w:r>
+    </w:p>
+    <w:p>
+      <w:pPr>
+        <w:pStyle w:val="BodyText"/>
+      </w:pPr>
+      <w:r>
+        <w:t xml:space="preserve">A contribuição pretendida é tripla: separar o mapeamento estrutural do campo da síntese temática; testar a cobertura de métodos informacionais por uma busca de sensibilidade explicitamente delimitada; e traduzir os achados em especificação operacional cuja validade permaneça condicionada à participação institucional e ao teste empírico.</w:t>
       </w:r>
     </w:p>
     <w:bookmarkEnd w:id="20"/>
@@ -396,14 +443,23 @@
         <w:pStyle w:val="FirstParagraph"/>
       </w:pPr>
       <w:r>
-        <w:t xml:space="preserve">A literatura analisada pode ser organizada em cinco correntes complementares. Essa organização não substitui a classificação empírica do corpus; ela explicita os fundamentos usados para converter a síntese em arquitetura decisória. A Tabela </w:t>
+        <w:t xml:space="preserve">A literatura analisada pode ser organizada em cinco correntes complementares, abrangendo ciclo de vida, gestão sustentável de facilidades, efeitos sobre usuários, integração digital e apoio multicritério</w:t>
+      </w:r>
+      <w:r>
+        <w:t xml:space="preserve"> </w:t>
+      </w:r>
+      <w:r>
+        <w:t xml:space="preserve">(Nägeli et al. 2019; Nielsen, Sarasoja, and Galamba 2016; Alfalah et al. 2022; Deng, Menassa, and Kamat 2021; Masmoudi et al. 2026)</w:t>
+      </w:r>
+      <w:r>
+        <w:t xml:space="preserve">. Essa organização não substitui a classificação empírica do corpus; ela explicita os fundamentos usados para converter a síntese em arquitetura decisória. A Tabela </w:t>
       </w:r>
       <w:hyperlink w:anchor="tab:correntesteoricas">
         <w:r>
           <w:rPr>
             <w:rStyle w:val="Hyperlink"/>
           </w:rPr>
-          <w:t xml:space="preserve">[tab:correntesteoricas]</w:t>
+          <w:t xml:space="preserve">1</w:t>
         </w:r>
       </w:hyperlink>
       <w:r>
@@ -675,7 +731,7 @@
               <w:rPr>
                 <w:sz w:val="18"/>
               </w:rPr>
-              <w:t>BIM, digital twin, sensores, ontologias e manutenção preditiva.</w:t>
+              <w:t>BIM, digital twin, sensores, ontologias, IA e manutenção preditiva.</w:t>
             </w:r>
           </w:p>
         </w:tc>
@@ -688,7 +744,7 @@
               <w:rPr>
                 <w:sz w:val="18"/>
               </w:rPr>
-              <w:t>Rastreabilidade, integração de dados e atualização progressiva dos indicadores.</w:t>
+              <w:t>Rastreabilidade, integração de dados, diagnóstico e atualização progressiva dos indicadores.</w:t>
             </w:r>
           </w:p>
         </w:tc>
@@ -701,7 +757,7 @@
               <w:rPr>
                 <w:sz w:val="18"/>
               </w:rPr>
-              <w:t>Maturidade digital e interoperabilidade ainda heterogêneas.</w:t>
+              <w:t>Validação externa, interoperabilidade e governança ainda heterogêneas.</w:t>
             </w:r>
           </w:p>
         </w:tc>
@@ -776,7 +832,16 @@
         <w:t xml:space="preserve">(Nägeli et al. 2019)</w:t>
       </w:r>
       <w:r>
-        <w:t xml:space="preserve">. Estudos de manutenibilidade mostram ainda que decisões tomadas no projeto influenciam acesso, segurança e custo de intervenções futuras. No protocolo, essa corrente sustenta critérios como desempenho, risco, condição física, vida útil e qualidade do serviço.</w:t>
+        <w:t xml:space="preserve">. Estudos de manutenibilidade mostram ainda que decisões tomadas no projeto influenciam acesso, segurança e custo de intervenções futuras</w:t>
+      </w:r>
+      <w:r>
+        <w:t xml:space="preserve"> </w:t>
+      </w:r>
+      <w:r>
+        <w:t xml:space="preserve">(Othman and Kamal 2023; Chew and Conejos 2016; Conejos, Chew, and Azril 2019)</w:t>
+      </w:r>
+      <w:r>
+        <w:t xml:space="preserve">. No protocolo, essa corrente sustenta critérios como desempenho, risco, condição física, vida útil e qualidade do serviço.</w:t>
       </w:r>
     </w:p>
     <w:p>
@@ -793,7 +858,16 @@
         <w:t xml:space="preserve">(Nielsen, Sarasoja, and Galamba 2016; Opoku and Lee 2022; Okoro 2023)</w:t>
       </w:r>
       <w:r>
-        <w:t xml:space="preserve">. O ciclo de vida deve operar como eixo transversal, porque custos, riscos e impactos futuros podem aparecer em mais de uma dimensão e produzir dupla contagem se forem tratados como um bloco independente sem regras explícitas.</w:t>
+        <w:t xml:space="preserve">. No protocolo proposto, o ciclo de vida opera como eixo transversal para integrar custos, riscos e impactos futuros sem converter a mesma consequência temporal em critérios redundantes, opção analítica apoiada pela abordagem conjunta de manutenção, renovação e energia</w:t>
+      </w:r>
+      <w:r>
+        <w:t xml:space="preserve"> </w:t>
+      </w:r>
+      <w:r>
+        <w:t xml:space="preserve">(Nägeli et al. 2019)</w:t>
+      </w:r>
+      <w:r>
+        <w:t xml:space="preserve">.</w:t>
       </w:r>
     </w:p>
     <w:p>
@@ -831,7 +905,7 @@
         <w:t xml:space="preserve">digital twins</w:t>
       </w:r>
       <w:r>
-        <w:t xml:space="preserve">, sensores, ontologias e manutenção preditiva. Essas tecnologias podem conectar cadastro, condição, operação e histórico de intervenções, mas sua presença na literatura não comprova maturidade institucional. Revisões sobre a transição de BIM para</w:t>
+        <w:t xml:space="preserve">, sensores, ontologias, inteligência artificial e manutenção preditiva. Essas tecnologias podem conectar cadastro, condição, operação e histórico de intervenções, mas cumprem funções distintas: plataformas organizam e sincronizam dados; modelos treinados estimam demanda, vida útil ou anomalias; e a decisão institucional ainda precisa estabelecer critérios, preferências e restrições. Revisões sobre a transição de BIM para</w:t>
       </w:r>
       <w:r>
         <w:t xml:space="preserve"> </w:t>
@@ -856,6 +930,15 @@
         <w:t xml:space="preserve">(Deng, Menassa, and Kamat 2021; Espinosa Gispert et al. 2025; Goretti and Kaming 2023)</w:t>
       </w:r>
       <w:r>
+        <w:t xml:space="preserve">. Estudos integrais do lote de sensibilidade reforçam a necessidade de validação contextual e governança dos dados</w:t>
+      </w:r>
+      <w:r>
+        <w:t xml:space="preserve"> </w:t>
+      </w:r>
+      <w:r>
+        <w:t xml:space="preserve">(Motuzienė et al. 2025; Wu and Mundt-Petersen 2025; Das 2025)</w:t>
+      </w:r>
+      <w:r>
         <w:t xml:space="preserve">.</w:t>
       </w:r>
     </w:p>
@@ -864,7 +947,7 @@
         <w:pStyle w:val="BodyText"/>
       </w:pPr>
       <w:r>
-        <w:t xml:space="preserve">A corrente de integração multicritério fornece procedimentos para estruturar conflitos entre objetivos. AHP, TOPSIS e ANP apoiam ponderação e ordenação; Delphi apoia construção de consenso; métodos fuzzy tratam julgamentos linguísticos; otimização explora restrições e combinações. Aplicações em edifícios públicos, educacionais e</w:t>
+        <w:t xml:space="preserve">A corrente de integração multicritério fornece procedimentos para estruturar conflitos entre objetivos. AHP, TOPSIS e ANP apoiam ponderação e ordenação; Delphi apoia construção de consenso; métodos fuzzy tratam julgamentos linguísticos; e otimização explora restrições e combinações, funções observadas em aplicações educacionais, de</w:t>
       </w:r>
       <w:r>
         <w:t xml:space="preserve"> </w:t>
@@ -880,7 +963,7 @@
         <w:t xml:space="preserve"> </w:t>
       </w:r>
       <w:r>
-        <w:t xml:space="preserve">confirmam a utilidade dessas abordagens</w:t>
+        <w:t xml:space="preserve">e de manutenção pública</w:t>
       </w:r>
       <w:r>
         <w:t xml:space="preserve"> </w:t>
@@ -889,11 +972,20 @@
         <w:t xml:space="preserve">(Alfalah et al. 2022; Naji, Gunduz, and Maki 2023; Masmoudi et al. 2026)</w:t>
       </w:r>
       <w:r>
-        <w:t xml:space="preserve">. Ainda assim, nenhum método deve ser escolhido apenas pela frequência bibliográfica: o problema decisório, a qualidade dos dados, a compensabilidade dos critérios e a capacidade dos usuários precisam orientar a seleção.</w:t>
+        <w:t xml:space="preserve">. Ainda assim, a seleção do método deve considerar o problema decisório, a qualidade dos dados, a compensabilidade dos critérios e a capacidade dos usuários, e não apenas sua frequência bibliográfica</w:t>
+      </w:r>
+      <w:r>
+        <w:t xml:space="preserve"> </w:t>
+      </w:r>
+      <w:r>
+        <w:t xml:space="preserve">(Alfalah et al. 2022; Naji, Gunduz, and Maki 2023; Masmoudi et al. 2026)</w:t>
+      </w:r>
+      <w:r>
+        <w:t xml:space="preserve">.</w:t>
       </w:r>
     </w:p>
     <w:bookmarkEnd w:id="21"/>
-    <w:bookmarkStart w:id="25" w:name="sec:metodologia"/>
+    <w:bookmarkStart w:id="26" w:name="sec:metodologia"/>
     <w:p>
       <w:pPr>
         <w:pStyle w:val="Heading1"/>
@@ -927,9 +1019,11 @@
       <w:r>
         <w:t xml:space="preserve">.</w:t>
       </w:r>
-      <w:r>
-        <w:t xml:space="preserve"> </w:t>
-      </w:r>
+    </w:p>
+    <w:p>
+      <w:pPr>
+        <w:pStyle w:val="BodyText"/>
+      </w:pPr>
       <w:r>
         <w:t xml:space="preserve">A análise foi organizada em dois níveis complementares. A camada bibliométrica ampliada utilizou os 372 registros classificados como</w:t>
       </w:r>
@@ -943,7 +1037,10 @@
         <w:t xml:space="preserve">A_nucleo_forte</w:t>
       </w:r>
       <w:r>
-        <w:t xml:space="preserve">, todos com título, ano, fonte e resumo e 329 com palavras-chave. Esse conjunto foi empregado para analisar fontes, coocorrência de palavras-chave, mapa temático e evolução entre 2010–2020 e 2021–2026. O núcleo final de 104 registros permaneceu como base da síntese temática diretamente alinhada às perguntas de pesquisa. A rede de colaboração não foi produzida porque apenas 91 dos 372 registros possuíam autores e não havia afiliações; o acoplamento bibliográfico não foi calculado porque as referências citadas não foram preservadas no corpus consolidado. A normalização reuniu variantes ortográficas e siglas equivalentes, e as relações de coocorrência foram normalizadas pelas frequências marginais.</w:t>
+        <w:t xml:space="preserve"> </w:t>
+      </w:r>
+      <w:r>
+        <w:t xml:space="preserve">na busca principal, todos com título, ano, fonte e resumo e 329 com palavras-chave. Esse conjunto foi empregado para analisar fontes, coocorrência de palavras-chave, mapa temático e evolução entre 2010–2020 e 2021–2026. A síntese temática utilizou inicialmente 104 registros e passou a 121 após a incorporação de 17 registros identificados pela busca complementar de sensibilidade para inteligência artificial e aprendizado de máquina. Os registros recuperados por essa busca direcionada não foram acrescentados à camada bibliométrica de 372, porque o enriquecimento deliberado com termos de IA e aprendizado de máquina alteraria artificialmente a estrutura temática observada na busca principal. A rede de colaboração não foi produzida porque apenas 91 dos 372 registros possuíam autores e não havia afiliações; o acoplamento bibliográfico não foi calculado porque as referências citadas não foram preservadas no corpus consolidado. A normalização reuniu variantes ortográficas e siglas equivalentes, e as relações de coocorrência foram normalizadas pelas frequências marginais.</w:t>
       </w:r>
     </w:p>
     <w:p>
@@ -977,7 +1074,7 @@
         <w:pStyle w:val="FirstParagraph"/>
       </w:pPr>
       <w:r>
-        <w:t xml:space="preserve">Consultas, exportações, codebook, matrizes intermediárias, scripts determinísticos, figuras e verificações automatizadas foram versionados no repositório da pesquisa. O fluxo preserva identificadores, proveniência das bases, regras de deduplicação, decisões de triagem e parâmetros da síntese, permitindo que resultados numéricos e produtos bibliométricos sejam recompilados a partir dos arquivos disponíveis. Essa rastreabilidade constitui uma contribuição de ciência aberta, ainda que não substitua pré-registro nem revisão independente.</w:t>
+        <w:t xml:space="preserve">Consultas, exportações, manual de codificação, matrizes intermediárias, scripts determinísticos, figuras e verificações automatizadas foram versionados no repositório da pesquisa. O fluxo preserva identificadores, proveniência das bases, regras de deduplicação, decisões de triagem e parâmetros da síntese, permitindo que resultados numéricos e produtos bibliométricos sejam recompilados a partir dos arquivos disponíveis. Essa rastreabilidade constitui uma contribuição de ciência aberta, ainda que não substitua pré-registro nem revisão independente.</w:t>
       </w:r>
     </w:p>
     <w:p>
@@ -985,7 +1082,7 @@
         <w:pStyle w:val="BodyText"/>
       </w:pPr>
       <w:r>
-        <w:t xml:space="preserve">O caráter determinístico das rotinas reduz variações de execução: a mesma entrada, a mesma versão do código e os mesmos parâmetros produzem a mesma saída. Isso não elimina subjetividade. O codebook, os limiares, as categorias, as expressões de busca e as decisões humanas sobre casos duvidosos incorporam escolhas analíticas. A automação torna essas escolhas mais auditáveis, mas não as converte em verdade objetiva.</w:t>
+        <w:t xml:space="preserve">O caráter determinístico das rotinas reduz variações de execução: a mesma entrada, a mesma versão do código e os mesmos parâmetros produzem a mesma saída. Isso não elimina subjetividade. O manual de codificação, os limiares, as categorias, as expressões de busca e as decisões humanas sobre casos duvidosos incorporam escolhas analíticas. A automação torna essas escolhas mais auditáveis, mas não as converte em verdade objetiva.</w:t>
       </w:r>
     </w:p>
     <w:p>
@@ -1070,6 +1167,15 @@
           <w:i/>
         </w:rPr>
         <w:t xml:space="preserve">Analytic Network Process</w:t>
+      </w:r>
+      <w:r>
+        <w:t xml:space="preserve">; aplicações dessas famílias metodológicas no domínio predial são apresentadas por</w:t>
+      </w:r>
+      <w:r>
+        <w:t xml:space="preserve"> </w:t>
+      </w:r>
+      <w:r>
+        <w:t xml:space="preserve">Alfalah et al. (2022; Naji, Gunduz, and Maki 2023; Masmoudi et al. 2026)</w:t>
       </w:r>
       <w:r>
         <w:t xml:space="preserve">.</w:t>
@@ -1087,7 +1193,7 @@
           <w:rPr>
             <w:rStyle w:val="Hyperlink"/>
           </w:rPr>
-          <w:t xml:space="preserve">[tab:alinhamentorq]</w:t>
+          <w:t xml:space="preserve">2</w:t>
         </w:r>
       </w:hyperlink>
       <w:r>
@@ -1385,7 +1491,7 @@
               <w:rPr>
                 <w:sz w:val="18"/>
               </w:rPr>
-              <w:t>Seção 6 e Tabela [tab:criteriospriorizacao].</w:t>
+              <w:t>Seção 6 e Tabela 8.</w:t>
             </w:r>
           </w:p>
         </w:tc>
@@ -1519,7 +1625,7 @@
               <w:rPr>
                 <w:sz w:val="18"/>
               </w:rPr>
-              <w:t>Seção 8 e Tabela [tab:contexto].</w:t>
+              <w:t>Seção 8 e Tabela 9.</w:t>
             </w:r>
           </w:p>
         </w:tc>
@@ -1587,6 +1693,73 @@
                 <w:sz w:val="18"/>
               </w:rPr>
               <w:t>Seções 8, 11 e 12.</w:t>
+            </w:r>
+          </w:p>
+        </w:tc>
+      </w:tr>
+      <w:tr>
+        <w:tc>
+          <w:tcPr>
+            <w:tcW w:type="dxa" w:w="1872"/>
+          </w:tcPr>
+          <w:p>
+            <w:r>
+              <w:rPr>
+                <w:sz w:val="18"/>
+              </w:rPr>
+              <w:t>RQ6</w:t>
+            </w:r>
+          </w:p>
+        </w:tc>
+        <w:tc>
+          <w:tcPr>
+            <w:tcW w:type="dxa" w:w="1872"/>
+          </w:tcPr>
+          <w:p>
+            <w:r>
+              <w:rPr>
+                <w:sz w:val="18"/>
+              </w:rPr>
+              <w:t>Efeito da busca de sensibilidade sobre a identificação de IA e aprendizado de máquina.</w:t>
+            </w:r>
+          </w:p>
+        </w:tc>
+        <w:tc>
+          <w:tcPr>
+            <w:tcW w:type="dxa" w:w="1872"/>
+          </w:tcPr>
+          <w:p>
+            <w:r>
+              <w:rPr>
+                <w:sz w:val="18"/>
+              </w:rPr>
+              <w:t>Técnica computacional confirmada, objeto predial e sustentabilidade; termos ambíguos exigem contexto adicional.</w:t>
+            </w:r>
+          </w:p>
+        </w:tc>
+        <w:tc>
+          <w:tcPr>
+            <w:tcW w:type="dxa" w:w="1872"/>
+          </w:tcPr>
+          <w:p>
+            <w:r>
+              <w:rPr>
+                <w:sz w:val="18"/>
+              </w:rPr>
+              <w:t>Classe de evidência RQ6; técnica identificada; contexto; decisão de incorporação.</w:t>
+            </w:r>
+          </w:p>
+        </w:tc>
+        <w:tc>
+          <w:tcPr>
+            <w:tcW w:type="dxa" w:w="1872"/>
+          </w:tcPr>
+          <w:p>
+            <w:r>
+              <w:rPr>
+                <w:sz w:val="18"/>
+              </w:rPr>
+              <w:t>Seções 3.4, 7, 10 e 12.</w:t>
             </w:r>
           </w:p>
         </w:tc>
@@ -1598,7 +1771,7 @@
         <w:pStyle w:val="BodyText"/>
       </w:pPr>
       <w:r>
-        <w:t xml:space="preserve">A busca abrangeu publicações de 2010 a 2026 nas bases Scopus, Web of Science e Crossref. As 13 consultas e as exportações correspondentes foram executadas em 8 de julho de 2026. Na Scopus, o enriquecimento manual realizado em 9 de julho de 2026, por casamento de EID com a exportação do site, identificou cinco registros existentes apenas no arquivo manual e os incorporou ao corpus. Na Web of Science, a recontagem do quarto arquivo corrigiu o total de 502 para 503 registros; tratou-se de correção do método de contagem, não de novo registro. As consultas foram organizadas em quatro eixos: manutenção e sustentabilidade; contexto público universitário; priorização da manutenção; e gestão de ativos no ciclo de vida.</w:t>
+        <w:t xml:space="preserve">A busca principal abrangeu publicações de 2010 a 2026 nas bases Scopus, Web of Science e Crossref. Suas 13 consultas foram executadas em 8 de julho de 2026. Na Scopus, o enriquecimento manual realizado em 9 de julho de 2026, por casamento de EID com a exportação do site, identificou cinco registros existentes apenas no arquivo manual e os incorporou ao corpus. Na Web of Science, a recontagem do quarto arquivo corrigiu o total de 502 para 503 registros; tratou-se de correção do método de contagem, não de novo registro. As consultas principais foram organizadas em quatro eixos: manutenção e sustentabilidade; contexto público universitário; priorização da manutenção; e gestão de ativos no ciclo de vida.</w:t>
       </w:r>
     </w:p>
     <w:p>
@@ -1651,21 +1824,88 @@
         <w:t xml:space="preserve">(Crossref 2026)</w:t>
       </w:r>
       <w:r>
-        <w:t xml:space="preserve">. A Tabela </w:t>
+        <w:t xml:space="preserve">.</w:t>
+      </w:r>
+    </w:p>
+    <w:p>
+      <w:pPr>
+        <w:pStyle w:val="BodyText"/>
+      </w:pPr>
+      <w:r>
+        <w:t xml:space="preserve">A busca complementar de sensibilidade foi executada em 12 de julho de 2026 nas mesmas três fontes, sem filtros adicionais além do período de publicação. A Scopus recuperou 3.169 registros por uma expressão em</w:t>
+      </w:r>
+      <w:r>
+        <w:t xml:space="preserve"> </w:t>
+      </w:r>
+      <w:r>
+        <w:rPr>
+          <w:rStyle w:val="VerbatimChar"/>
+        </w:rPr>
+        <w:t xml:space="preserve">TITLE-ABS-KEY</w:t>
+      </w:r>
+      <w:r>
+        <w:t xml:space="preserve">. Na plataforma Web of Science, a consulta foi executada na opção All Databases, no campo</w:t>
+      </w:r>
+      <w:r>
+        <w:t xml:space="preserve"> </w:t>
+      </w:r>
+      <w:r>
+        <w:rPr>
+          <w:rStyle w:val="VerbatimChar"/>
+        </w:rPr>
+        <w:t xml:space="preserve">Topic (TS)</w:t>
+      </w:r>
+      <w:r>
+        <w:t xml:space="preserve">, e recuperou 1.559 registros exportados em duas partes não sobrepostas; esses registros apresentam indexação na Web of Science Core Collection. No Crossref, dez consultas por</w:t>
+      </w:r>
+      <w:r>
+        <w:t xml:space="preserve"> </w:t>
+      </w:r>
+      <w:r>
+        <w:rPr>
+          <w:rStyle w:val="VerbatimChar"/>
+        </w:rPr>
+        <w:t xml:space="preserve">query.bibliographic</w:t>
+      </w:r>
+      <w:r>
+        <w:t xml:space="preserve">, com 200 resultados por relevância, produziram 2.000 ocorrências brutas e 1.993 registros após deduplicação interna. As strings integrais, a data, o período, os campos e os parâmetros operacionais estão documentados no protocolo e na tabela-fonte.</w:t>
+      </w:r>
+    </w:p>
+    <w:p>
+      <w:pPr>
+        <w:pStyle w:val="BodyText"/>
+      </w:pPr>
+      <w:r>
+        <w:t xml:space="preserve">A Tabela </w:t>
       </w:r>
       <w:hyperlink w:anchor="tab:estrategiabusca">
         <w:r>
           <w:rPr>
             <w:rStyle w:val="Hyperlink"/>
           </w:rPr>
-          <w:t xml:space="preserve">[tab:estrategiabusca]</w:t>
+          <w:t xml:space="preserve">3</w:t>
         </w:r>
       </w:hyperlink>
       <w:r>
         <w:t xml:space="preserve"> </w:t>
       </w:r>
       <w:r>
-        <w:t xml:space="preserve">consolida os parâmetros verificáveis.</w:t>
+        <w:t xml:space="preserve">consolida as duas rodadas. O arquivo</w:t>
+      </w:r>
+      <w:r>
+        <w:t xml:space="preserve"> </w:t>
+      </w:r>
+      <w:r>
+        <w:rPr>
+          <w:rStyle w:val="VerbatimChar"/>
+        </w:rPr>
+        <w:t xml:space="preserve">latex-artigo/fontes/tabela_estrategia_busca.csv</w:t>
+      </w:r>
+      <w:r>
+        <w:t xml:space="preserve"> </w:t>
+      </w:r>
+      <w:r>
+        <w:t xml:space="preserve">preserva uma linha por consulta, com expressão documentada, campo, data, período, retorno bruto e observação. A soma de 18.846 corresponde apenas ao volume operacional das duas rodadas antes da deduplicação e não constitui corpus homogêneo, porque a busca de sensibilidade foi deliberadamente enriquecida para IA e aprendizado de máquina.</w:t>
       </w:r>
     </w:p>
     <w:tbl>
@@ -1700,6 +1940,20 @@
                 <w:b/>
                 <w:sz w:val="18"/>
               </w:rPr>
+              <w:t>Rodada</w:t>
+            </w:r>
+          </w:p>
+        </w:tc>
+        <w:tc>
+          <w:tcPr>
+            <w:tcW w:type="dxa" w:w="1560"/>
+          </w:tcPr>
+          <w:p>
+            <w:r>
+              <w:rPr>
+                <w:b/>
+                <w:sz w:val="18"/>
+              </w:rPr>
               <w:t>Base</w:t>
             </w:r>
           </w:p>
@@ -1714,7 +1968,7 @@
                 <w:b/>
                 <w:sz w:val="18"/>
               </w:rPr>
-              <w:t>Data documentada</w:t>
+              <w:t>Data</w:t>
             </w:r>
           </w:p>
         </w:tc>
@@ -1728,7 +1982,7 @@
                 <w:b/>
                 <w:sz w:val="18"/>
               </w:rPr>
-              <w:t>Período</w:t>
+              <w:t>Campo e consultas</w:t>
             </w:r>
           </w:p>
         </w:tc>
@@ -1742,7 +1996,7 @@
                 <w:b/>
                 <w:sz w:val="18"/>
               </w:rPr>
-              <w:t>Campo ou modelo</w:t>
+              <w:t>Registros</w:t>
             </w:r>
           </w:p>
         </w:tc>
@@ -1756,21 +2010,7 @@
                 <w:b/>
                 <w:sz w:val="18"/>
               </w:rPr>
-              <w:t>Registros</w:t>
-            </w:r>
-          </w:p>
-        </w:tc>
-        <w:tc>
-          <w:tcPr>
-            <w:tcW w:type="dxa" w:w="1560"/>
-          </w:tcPr>
-          <w:p>
-            <w:r>
-              <w:rPr>
-                <w:b/>
-                <w:sz w:val="18"/>
-              </w:rPr>
-              <w:t>Limites e função</w:t>
+              <w:t>Documentação</w:t>
             </w:r>
           </w:p>
         </w:tc>
@@ -1785,6 +2025,19 @@
               <w:rPr>
                 <w:sz w:val="18"/>
               </w:rPr>
+              <w:t>Principal</w:t>
+            </w:r>
+          </w:p>
+        </w:tc>
+        <w:tc>
+          <w:tcPr>
+            <w:tcW w:type="dxa" w:w="1560"/>
+          </w:tcPr>
+          <w:p>
+            <w:r>
+              <w:rPr>
+                <w:sz w:val="18"/>
+              </w:rPr>
               <w:t>Scopus</w:t>
             </w:r>
           </w:p>
@@ -1798,7 +2051,7 @@
               <w:rPr>
                 <w:sz w:val="18"/>
               </w:rPr>
-              <w:t>08/07/2026; enriquecimento em 09/07/2026</w:t>
+              <w:t>08–09/07/2026</w:t>
             </w:r>
           </w:p>
         </w:tc>
@@ -1811,7 +2064,7 @@
               <w:rPr>
                 <w:sz w:val="18"/>
               </w:rPr>
-              <w:t>2010–2026</w:t>
+              <w:t>4 em TITLE-ABS-KEY; enriquecimento por EID</w:t>
             </w:r>
           </w:p>
         </w:tc>
@@ -1824,7 +2077,7 @@
               <w:rPr>
                 <w:sz w:val="18"/>
               </w:rPr>
-              <w:t>4 consultas em TITLE-ABS-KEY</w:t>
+              <w:t>9.438</w:t>
             </w:r>
           </w:p>
         </w:tc>
@@ -1837,20 +2090,7 @@
               <w:rPr>
                 <w:sz w:val="18"/>
               </w:rPr>
-              <w:t>9.438</w:t>
-            </w:r>
-          </w:p>
-        </w:tc>
-        <w:tc>
-          <w:tcPr>
-            <w:tcW w:type="dxa" w:w="1560"/>
-          </w:tcPr>
-          <w:p>
-            <w:r>
-              <w:rPr>
-                <w:sz w:val="18"/>
-              </w:rPr>
-              <w:t>Base principal; 9.433 da API e cinco exclusivos do export manual.</w:t>
+              <w:t>Strings preservadas; 9.433 da API e cinco do export manual.</w:t>
             </w:r>
           </w:p>
         </w:tc>
@@ -1865,6 +2105,19 @@
               <w:rPr>
                 <w:sz w:val="18"/>
               </w:rPr>
+              <w:t>Principal</w:t>
+            </w:r>
+          </w:p>
+        </w:tc>
+        <w:tc>
+          <w:tcPr>
+            <w:tcW w:type="dxa" w:w="1560"/>
+          </w:tcPr>
+          <w:p>
+            <w:r>
+              <w:rPr>
+                <w:sz w:val="18"/>
+              </w:rPr>
               <w:t>Web of Science</w:t>
             </w:r>
           </w:p>
@@ -1891,7 +2144,7 @@
               <w:rPr>
                 <w:sz w:val="18"/>
               </w:rPr>
-              <w:t>2010–2026</w:t>
+              <w:t>4 em TS (Topic)</w:t>
             </w:r>
           </w:p>
         </w:tc>
@@ -1904,7 +2157,7 @@
               <w:rPr>
                 <w:sz w:val="18"/>
               </w:rPr>
-              <w:t>4 buscas manuais em TS (Topic)</w:t>
+              <w:t>1.680</w:t>
             </w:r>
           </w:p>
         </w:tc>
@@ -1917,20 +2170,7 @@
               <w:rPr>
                 <w:sz w:val="18"/>
               </w:rPr>
-              <w:t>1.680</w:t>
-            </w:r>
-          </w:p>
-        </w:tc>
-        <w:tc>
-          <w:tcPr>
-            <w:tcW w:type="dxa" w:w="1560"/>
-          </w:tcPr>
-          <w:p>
-            <w:r>
-              <w:rPr>
-                <w:sz w:val="18"/>
-              </w:rPr>
-              <w:t>Base independente; A4 recontado em 503; associação A1–A4 aos RIS informada de memória.</w:t>
+              <w:t>Strings preservadas; quarta exportação recontada em 503.</w:t>
             </w:r>
           </w:p>
         </w:tc>
@@ -1945,6 +2185,19 @@
               <w:rPr>
                 <w:sz w:val="18"/>
               </w:rPr>
+              <w:t>Principal</w:t>
+            </w:r>
+          </w:p>
+        </w:tc>
+        <w:tc>
+          <w:tcPr>
+            <w:tcW w:type="dxa" w:w="1560"/>
+          </w:tcPr>
+          <w:p>
+            <w:r>
+              <w:rPr>
+                <w:sz w:val="18"/>
+              </w:rPr>
               <w:t>Crossref</w:t>
             </w:r>
           </w:p>
@@ -1971,7 +2224,7 @@
               <w:rPr>
                 <w:sz w:val="18"/>
               </w:rPr>
-              <w:t>2010–2026</w:t>
+              <w:t>5 em query.bibliographic</w:t>
             </w:r>
           </w:p>
         </w:tc>
@@ -1984,7 +2237,7 @@
               <w:rPr>
                 <w:sz w:val="18"/>
               </w:rPr>
-              <w:t>5 consultas em query.bibliographic</w:t>
+              <w:t>1.000</w:t>
             </w:r>
           </w:p>
         </w:tc>
@@ -1997,20 +2250,7 @@
               <w:rPr>
                 <w:sz w:val="18"/>
               </w:rPr>
-              <w:t>1.000</w:t>
-            </w:r>
-          </w:p>
-        </w:tc>
-        <w:tc>
-          <w:tcPr>
-            <w:tcW w:type="dxa" w:w="1560"/>
-          </w:tcPr>
-          <w:p>
-            <w:r>
-              <w:rPr>
-                <w:sz w:val="18"/>
-              </w:rPr>
-              <w:t>Fonte complementar; 200 resultados por consulta, ordenados por relevância.</w:t>
+              <w:t>Consultas preservadas; 200 resultados por relevância.</w:t>
             </w:r>
           </w:p>
         </w:tc>
@@ -2025,7 +2265,7 @@
               <w:rPr>
                 <w:sz w:val="18"/>
               </w:rPr>
-              <w:t>Total</w:t>
+              <w:t>(lr)1-6</w:t>
             </w:r>
           </w:p>
         </w:tc>
@@ -2038,7 +2278,7 @@
               <w:rPr>
                 <w:sz w:val="18"/>
               </w:rPr>
-              <w:t>&amp;</w:t>
+              <w:t>12.118</w:t>
             </w:r>
           </w:p>
         </w:tc>
@@ -2051,7 +2291,7 @@
               <w:rPr>
                 <w:sz w:val="18"/>
               </w:rPr>
-              <w:t>13 consultas</w:t>
+              <w:t>13 consultas, antes da deduplicação.</w:t>
             </w:r>
           </w:p>
         </w:tc>
@@ -2064,7 +2304,6 @@
               <w:rPr>
                 <w:sz w:val="18"/>
               </w:rPr>
-              <w:t>12.118</w:t>
             </w:r>
           </w:p>
         </w:tc>
@@ -2077,7 +2316,323 @@
               <w:rPr>
                 <w:sz w:val="18"/>
               </w:rPr>
-              <w:t>Volume anterior à deduplicação.</w:t>
+            </w:r>
+          </w:p>
+        </w:tc>
+        <w:tc>
+          <w:tcPr>
+            <w:tcW w:type="dxa" w:w="1560"/>
+          </w:tcPr>
+          <w:p>
+            <w:r>
+              <w:rPr>
+                <w:sz w:val="18"/>
+              </w:rPr>
+            </w:r>
+          </w:p>
+        </w:tc>
+      </w:tr>
+      <w:tr>
+        <w:tc>
+          <w:tcPr>
+            <w:tcW w:type="dxa" w:w="1560"/>
+          </w:tcPr>
+          <w:p>
+            <w:r>
+              <w:rPr>
+                <w:sz w:val="18"/>
+              </w:rPr>
+              <w:t>Sensibilidade IA/ML</w:t>
+            </w:r>
+          </w:p>
+        </w:tc>
+        <w:tc>
+          <w:tcPr>
+            <w:tcW w:type="dxa" w:w="1560"/>
+          </w:tcPr>
+          <w:p>
+            <w:r>
+              <w:rPr>
+                <w:sz w:val="18"/>
+              </w:rPr>
+              <w:t>Scopus</w:t>
+            </w:r>
+          </w:p>
+        </w:tc>
+        <w:tc>
+          <w:tcPr>
+            <w:tcW w:type="dxa" w:w="1560"/>
+          </w:tcPr>
+          <w:p>
+            <w:r>
+              <w:rPr>
+                <w:sz w:val="18"/>
+              </w:rPr>
+              <w:t>12/07/2026</w:t>
+            </w:r>
+          </w:p>
+        </w:tc>
+        <w:tc>
+          <w:tcPr>
+            <w:tcW w:type="dxa" w:w="1560"/>
+          </w:tcPr>
+          <w:p>
+            <w:r>
+              <w:rPr>
+                <w:sz w:val="18"/>
+              </w:rPr>
+              <w:t>1 em TITLE-ABS-KEY</w:t>
+            </w:r>
+          </w:p>
+        </w:tc>
+        <w:tc>
+          <w:tcPr>
+            <w:tcW w:type="dxa" w:w="1560"/>
+          </w:tcPr>
+          <w:p>
+            <w:r>
+              <w:rPr>
+                <w:sz w:val="18"/>
+              </w:rPr>
+              <w:t>3.169</w:t>
+            </w:r>
+          </w:p>
+        </w:tc>
+        <w:tc>
+          <w:tcPr>
+            <w:tcW w:type="dxa" w:w="1560"/>
+          </w:tcPr>
+          <w:p>
+            <w:r>
+              <w:rPr>
+                <w:sz w:val="18"/>
+              </w:rPr>
+              <w:t>String integral documentada; sem filtros adicionais além do período.</w:t>
+            </w:r>
+          </w:p>
+        </w:tc>
+      </w:tr>
+      <w:tr>
+        <w:tc>
+          <w:tcPr>
+            <w:tcW w:type="dxa" w:w="1560"/>
+          </w:tcPr>
+          <w:p>
+            <w:r>
+              <w:rPr>
+                <w:sz w:val="18"/>
+              </w:rPr>
+              <w:t>Sensibilidade IA/ML</w:t>
+            </w:r>
+          </w:p>
+        </w:tc>
+        <w:tc>
+          <w:tcPr>
+            <w:tcW w:type="dxa" w:w="1560"/>
+          </w:tcPr>
+          <w:p>
+            <w:r>
+              <w:rPr>
+                <w:sz w:val="18"/>
+              </w:rPr>
+              <w:t>Web of Science – All Databases</w:t>
+            </w:r>
+          </w:p>
+        </w:tc>
+        <w:tc>
+          <w:tcPr>
+            <w:tcW w:type="dxa" w:w="1560"/>
+          </w:tcPr>
+          <w:p>
+            <w:r>
+              <w:rPr>
+                <w:sz w:val="18"/>
+              </w:rPr>
+              <w:t>12/07/2026</w:t>
+            </w:r>
+          </w:p>
+        </w:tc>
+        <w:tc>
+          <w:tcPr>
+            <w:tcW w:type="dxa" w:w="1560"/>
+          </w:tcPr>
+          <w:p>
+            <w:r>
+              <w:rPr>
+                <w:sz w:val="18"/>
+              </w:rPr>
+              <w:t>1 em Topic (TS), exportada em duas partes</w:t>
+            </w:r>
+          </w:p>
+        </w:tc>
+        <w:tc>
+          <w:tcPr>
+            <w:tcW w:type="dxa" w:w="1560"/>
+          </w:tcPr>
+          <w:p>
+            <w:r>
+              <w:rPr>
+                <w:sz w:val="18"/>
+              </w:rPr>
+              <w:t>1.559</w:t>
+            </w:r>
+          </w:p>
+        </w:tc>
+        <w:tc>
+          <w:tcPr>
+            <w:tcW w:type="dxa" w:w="1560"/>
+          </w:tcPr>
+          <w:p>
+            <w:r>
+              <w:rPr>
+                <w:sz w:val="18"/>
+              </w:rPr>
+              <w:t>String integral documentada; registros indexados na Core Collection.</w:t>
+            </w:r>
+          </w:p>
+        </w:tc>
+      </w:tr>
+      <w:tr>
+        <w:tc>
+          <w:tcPr>
+            <w:tcW w:type="dxa" w:w="1560"/>
+          </w:tcPr>
+          <w:p>
+            <w:r>
+              <w:rPr>
+                <w:sz w:val="18"/>
+              </w:rPr>
+              <w:t>Sensibilidade IA/ML</w:t>
+            </w:r>
+          </w:p>
+        </w:tc>
+        <w:tc>
+          <w:tcPr>
+            <w:tcW w:type="dxa" w:w="1560"/>
+          </w:tcPr>
+          <w:p>
+            <w:r>
+              <w:rPr>
+                <w:sz w:val="18"/>
+              </w:rPr>
+              <w:t>Crossref</w:t>
+            </w:r>
+          </w:p>
+        </w:tc>
+        <w:tc>
+          <w:tcPr>
+            <w:tcW w:type="dxa" w:w="1560"/>
+          </w:tcPr>
+          <w:p>
+            <w:r>
+              <w:rPr>
+                <w:sz w:val="18"/>
+              </w:rPr>
+              <w:t>12/07/2026</w:t>
+            </w:r>
+          </w:p>
+        </w:tc>
+        <w:tc>
+          <w:tcPr>
+            <w:tcW w:type="dxa" w:w="1560"/>
+          </w:tcPr>
+          <w:p>
+            <w:r>
+              <w:rPr>
+                <w:sz w:val="18"/>
+              </w:rPr>
+              <w:t>10 em query.bibliographic</w:t>
+            </w:r>
+          </w:p>
+        </w:tc>
+        <w:tc>
+          <w:tcPr>
+            <w:tcW w:type="dxa" w:w="1560"/>
+          </w:tcPr>
+          <w:p>
+            <w:r>
+              <w:rPr>
+                <w:sz w:val="18"/>
+              </w:rPr>
+              <w:t>2.000</w:t>
+            </w:r>
+          </w:p>
+        </w:tc>
+        <w:tc>
+          <w:tcPr>
+            <w:tcW w:type="dxa" w:w="1560"/>
+          </w:tcPr>
+          <w:p>
+            <w:r>
+              <w:rPr>
+                <w:sz w:val="18"/>
+              </w:rPr>
+              <w:t>Consultas preservadas; 1.993 após deduplicação interna.</w:t>
+            </w:r>
+          </w:p>
+        </w:tc>
+      </w:tr>
+      <w:tr>
+        <w:tc>
+          <w:tcPr>
+            <w:tcW w:type="dxa" w:w="1560"/>
+          </w:tcPr>
+          <w:p>
+            <w:r>
+              <w:rPr>
+                <w:sz w:val="18"/>
+              </w:rPr>
+              <w:t>(lr)1-6</w:t>
+            </w:r>
+          </w:p>
+        </w:tc>
+        <w:tc>
+          <w:tcPr>
+            <w:tcW w:type="dxa" w:w="1560"/>
+          </w:tcPr>
+          <w:p>
+            <w:r>
+              <w:rPr>
+                <w:sz w:val="18"/>
+              </w:rPr>
+              <w:t>6.728</w:t>
+            </w:r>
+          </w:p>
+        </w:tc>
+        <w:tc>
+          <w:tcPr>
+            <w:tcW w:type="dxa" w:w="1560"/>
+          </w:tcPr>
+          <w:p>
+            <w:r>
+              <w:rPr>
+                <w:sz w:val="18"/>
+              </w:rPr>
+              <w:t>12 consultas, antes da deduplicação.</w:t>
+            </w:r>
+          </w:p>
+        </w:tc>
+        <w:tc>
+          <w:tcPr>
+            <w:tcW w:type="dxa" w:w="1560"/>
+          </w:tcPr>
+          <w:p>
+            <w:r>
+              <w:rPr>
+                <w:sz w:val="18"/>
+              </w:rPr>
+            </w:r>
+          </w:p>
+        </w:tc>
+        <w:tc>
+          <w:tcPr>
+            <w:tcW w:type="dxa" w:w="1560"/>
+          </w:tcPr>
+          <w:p>
+            <w:r>
+              <w:rPr>
+                <w:sz w:val="18"/>
+              </w:rPr>
             </w:r>
           </w:p>
         </w:tc>
@@ -2101,7 +2656,7 @@
         <w:pStyle w:val="BodyText"/>
       </w:pPr>
       <w:r>
-        <w:t xml:space="preserve">As quatro expressões da Scopus, as quatro strings da Web of Science e as cinco consultas do Crossref foram preservadas. Na Web of Science, a associação individual entre cada arquivo RIS e as strings A1–A4 foi informada de memória pelo pesquisador, e não reconstruída a partir de registro contemporâneo da busca. As exportações ocorreram nas mesmas datas das consultas. Não foram aplicados filtros de idioma ou tipo documental. Não houve busca piloto, uso de estudos-semente ou pré-registro. O protocolo e a matriz conceitual foram elaborados antes da coleta. O marco inicial de 2010 foi adotado para mapear o desenvolvimento do tema desde o início da década de 2010 até a data da busca, preservando uma janela temporal contemporânea comum às três fontes.</w:t>
+        <w:t xml:space="preserve">Na busca principal, as quatro expressões da Scopus, as quatro strings da Web of Science e as cinco consultas do Crossref foram preservadas. Na Web of Science, a associação individual entre cada arquivo RIS e as strings A1–A4 foi informada de memória pelo pesquisador, e não reconstruída a partir de registro contemporâneo da busca. Na busca de sensibilidade, as strings da Scopus e da Web of Science e as dez consultas Crossref foram documentadas com data de execução, período, campos e ausência de filtros adicionais. A consulta da Web of Science foi realizada em All Databases, embora os registros exportados apresentem indexação na Web of Science Core Collection. Não houve busca piloto, uso de estudos-semente ou pré-registro. O protocolo e a matriz conceitual foram elaborados antes da coleta principal; a RQ6 e sua busca de sensibilidade foram formalizadas posteriormente para testar a insuficiência temática identificada. O marco inicial de 2010 foi adotado para mapear o desenvolvimento do tema desde o início da década de 2010 até a data da busca, preservando uma janela temporal contemporânea comum às três fontes.</w:t>
       </w:r>
     </w:p>
     <w:p>
@@ -2116,7 +2671,7 @@
           <w:rPr>
             <w:rStyle w:val="Hyperlink"/>
           </w:rPr>
-          <w:t xml:space="preserve">[tab:criteriosincluexclu]</w:t>
+          <w:t xml:space="preserve">4</w:t>
         </w:r>
       </w:hyperlink>
       <w:r>
@@ -2545,7 +3100,7 @@
           <w:rPr>
             <w:rStyle w:val="Hyperlink"/>
           </w:rPr>
-          <w:t xml:space="preserve">[tab:deduplicacao]</w:t>
+          <w:t xml:space="preserve">5</w:t>
         </w:r>
       </w:hyperlink>
       <w:r>
@@ -2995,14 +3550,14 @@
           <w:rPr>
             <w:rStyle w:val="Hyperlink"/>
           </w:rPr>
-          <w:t xml:space="preserve">[tab:funilselecao]</w:t>
+          <w:t xml:space="preserve">6</w:t>
         </w:r>
       </w:hyperlink>
       <w:r>
         <w:t xml:space="preserve"> </w:t>
       </w:r>
       <w:r>
-        <w:t xml:space="preserve">e a Figura </w:t>
+        <w:t xml:space="preserve">preserva a rastreabilidade detalhada da busca principal até o núcleo original de 104 registros. A Figura </w:t>
       </w:r>
       <w:hyperlink w:anchor="fig:funil">
         <w:r>
@@ -3016,7 +3571,7 @@
         <w:t xml:space="preserve"> </w:t>
       </w:r>
       <w:r>
-        <w:t xml:space="preserve">apresentam o fluxo.</w:t>
+        <w:t xml:space="preserve">integra esse percurso à busca complementar de sensibilidade e explicita a convergência no núcleo temático vigente de 121 registros.</w:t>
       </w:r>
     </w:p>
     <w:tbl>
@@ -3594,10 +4149,49 @@
     </w:tbl>
     <w:p>
       <w:pPr>
+        <w:jc w:val="center"/>
+      </w:pPr>
+      <w:r>
+        <w:drawing>
+          <wp:inline>
+            <wp:extent cx="5669280" cy="2752897"/>
+            <wp:docPr id="59" name="Picture 59"/>
+            <wp:cNvGraphicFramePr>
+              <a:graphicFrameLocks noChangeAspect="1"/>
+            </wp:cNvGraphicFramePr>
+            <a:graphic>
+              <a:graphicData uri="http://schemas.openxmlformats.org/drawingml/2006/picture">
+                <pic:pic>
+                  <pic:nvPicPr>
+                    <pic:cNvPr id="0" name="figura_tikz_1.png"/>
+                    <pic:cNvPicPr/>
+                  </pic:nvPicPr>
+                  <pic:blipFill>
+                    <a:blip r:embed="rId9"/>
+                    <a:stretch>
+                      <a:fillRect/>
+                    </a:stretch>
+                  </pic:blipFill>
+                  <pic:spPr>
+                    <a:xfrm>
+                      <a:off x="0" y="0"/>
+                      <a:ext cx="5669280" cy="2752897"/>
+                    </a:xfrm>
+                    <a:prstGeom prst="rect"/>
+                  </pic:spPr>
+                </pic:pic>
+              </a:graphicData>
+            </a:graphic>
+          </wp:inline>
+        </w:drawing>
+      </w:r>
+    </w:p>
+    <w:p>
+      <w:pPr>
         <w:pStyle w:val="ImageCaption"/>
       </w:pPr>
       <w:r>
-        <w:t xml:space="preserve">Fluxo de seleção do corpus</w:t>
+        <w:t xml:space="preserve">Fluxo integrado da busca principal e da busca complementar de sensibilidade</w:t>
       </w:r>
     </w:p>
     <w:p>
@@ -3605,7 +4199,7 @@
         <w:pStyle w:val="BodyText"/>
       </w:pPr>
       <w:r>
-        <w:t xml:space="preserve">A avaliação de elegibilidade do núcleo final não incluiu leitura de texto completo dos 104 estudos. Título, resumo, palavras-chave e campos extraídos foram a base documental de todas as camadas de triagem e da auditoria qualitativa. Um dos 137 registros havia sido sinalizado para verificação pontual em texto completo e foi excluído sem que essa leitura fosse realizada. A inclusão dos 104 estudos no núcleo final representa, portanto, aderência aos critérios de seleção em nível documental, sem confirmação por elegibilidade em texto completo.</w:t>
+        <w:t xml:space="preserve">A avaliação de elegibilidade do núcleo temático original não incluiu leitura de texto completo dos 104 estudos. Título, resumo, palavras-chave e campos extraídos foram a base documental de todas as camadas de triagem e da auditoria qualitativa. Um dos 137 registros havia sido sinalizado para verificação pontual em texto completo e foi excluído sem que essa leitura fosse realizada. A inclusão dos 104 estudos no núcleo original representa, portanto, aderência aos critérios de seleção em nível documental, sem confirmação por elegibilidade em texto completo.</w:t>
       </w:r>
     </w:p>
     <w:p>
@@ -3613,7 +4207,7 @@
         <w:pStyle w:val="BodyText"/>
       </w:pPr>
       <w:r>
-        <w:t xml:space="preserve">A síntese permanece predominantemente apoiada em título, resumo, palavras-chave e campos estruturados, em razão do acesso institucional restrito a parte dos periódicos das bases consultadas. Em duas tarefas pontuais posteriores, 30 estudos com PDF disponível foram lidos integralmente; 14 forneceram evidências específicas incorporadas e citadas individualmente. Esse uso é indicado explicitamente por estudo e não altera a natureza predominantemente documental da seleção, da extração e dos resultados agregados do núcleo de 104 registros.</w:t>
+        <w:t xml:space="preserve">A síntese permanece predominantemente apoiada em título, resumo, palavras-chave e campos estruturados, em razão do acesso institucional restrito a parte dos periódicos das bases consultadas. Em três tarefas pontuais posteriores, 37 estudos com texto completo disponível foram lidos integralmente; 19 forneceram evidências específicas incorporadas e citadas individualmente. O terceiro lote corresponde aos 17 registros incorporados pela busca de sensibilidade: sete textos integrais abertos puderam ser consultados e cinco acrescentaram resultados quantitativos, desenho de validação ou limitações ausentes do resumo. Esse uso é indicado explicitamente por estudo e não altera a natureza predominantemente documental da seleção, da extração e dos resultados agregados; os dez registros restantes do lote de sensibilidade permanecem caracterizados por título e resumo.</w:t>
       </w:r>
     </w:p>
     <w:p>
@@ -3621,18 +4215,17 @@
         <w:pStyle w:val="BodyText"/>
       </w:pPr>
       <w:r>
-        <w:t xml:space="preserve">A extração do núcleo final utilizou título, resumo, palavras-chave e campos estruturados para identificar dimensões de sustentabilidade, critérios de priorização, métodos de apoio à decisão, contexto da edificação, ODS, ESG e lacunas relacionadas a instituições públicas de ensino superior. A unidade de contagem foi o registro único. Campos com múltiplas categorias foram tratados como respostas múltiplas, mantendo um único identificador por estudo em cada categoria. Dimensão e critério são categorias analiticamente distintas: a dimensão é uma categoria-guarda-chuva (técnica-operacional, institucional, ambiental, ciclo de vida, econômica ou social), enquanto o critério é um atributo operacional específico dentro de uma dimensão; por isso, termos como energia, risco, conforto e segurança são contabilizados como critérios de priorização e não duplicam a contagem das seis dimensões-guarda-chuva. As definições, regras de inclusão e exclusão e exemplos de cada categoria estão detalhados em codebook de apoio à extração, mantido no repositório da revisão.</w:t>
+        <w:t xml:space="preserve">A extração do núcleo final utilizou título, resumo, palavras-chave e campos estruturados para identificar dimensões de sustentabilidade, critérios de priorização, métodos de apoio à decisão, contexto da edificação, ODS, ESG e lacunas relacionadas a instituições públicas de ensino superior. A unidade de contagem foi o registro único. Campos com múltiplas categorias foram tratados como respostas múltiplas, mantendo um único identificador por estudo em cada categoria. Dimensão e critério são categorias analiticamente distintas: a dimensão é uma categoria-guarda-chuva (técnica-operacional, institucional, ambiental, ciclo de vida, econômica ou social), enquanto o critério é um atributo operacional específico dentro de uma dimensão; por isso, termos como energia, risco, conforto e segurança são contabilizados como critérios de priorização e não duplicam a contagem das seis dimensões-guarda-chuva. As definições, regras de inclusão e exclusão e exemplos de cada categoria estão detalhados em manual de codificação de apoio à extração, mantido no repositório da revisão.</w:t>
       </w:r>
     </w:p>
     <w:bookmarkEnd w:id="24"/>
-    <w:bookmarkEnd w:id="25"/>
-    <w:bookmarkStart w:id="38" w:name="sec:bibliometriaampliada"/>
-    <w:p>
-      <w:pPr>
-        <w:pStyle w:val="Heading1"/>
-      </w:pPr>
-      <w:r>
-        <w:t xml:space="preserve">Estrutura bibliométrica do campo</w:t>
+    <w:bookmarkStart w:id="25" w:name="sec:buscaia"/>
+    <w:p>
+      <w:pPr>
+        <w:pStyle w:val="Heading2"/>
+      </w:pPr>
+      <w:r>
+        <w:t xml:space="preserve">Busca complementar de sensibilidade para inteligência artificial e aprendizado de máquina</w:t>
       </w:r>
     </w:p>
     <w:p>
@@ -3640,7 +4233,18 @@
         <w:pStyle w:val="FirstParagraph"/>
       </w:pPr>
       <w:r>
-        <w:t xml:space="preserve">A camada bibliométrica ampliada utilizou os 372 registros classificados no estrato de núcleo forte. Esse estrato exige aderência simultânea ao objeto predial, à manutenção ou gestão, à sustentabilidade e à presença de método, dados ou resultados, além de resumo suficiente e ausência de sinal forte de exclusão. O conjunto foi utilizado para representar a estrutura do campo; o núcleo de 104 registros permaneceu reservado à síntese temática diretamente alinhada às perguntas de pesquisa. Dos 372 registros, todos possuíam título, ano, fonte e resumo, 329 (88,4%) continham palavras-chave, 327 (87,9%) tinham DOI e 91 (24,5%) apresentavam autores. A ausência de afiliações e referências citadas impediu, respectivamente, a construção de uma rede de colaboração representativa e o acoplamento bibliográfico.</w:t>
+        <w:t xml:space="preserve">As quatro expressões booleanas do núcleo original (Tabela </w:t>
+      </w:r>
+      <w:hyperlink w:anchor="tab:estrategiabusca">
+        <w:r>
+          <w:rPr>
+            <w:rStyle w:val="Hyperlink"/>
+          </w:rPr>
+          <w:t xml:space="preserve">3</w:t>
+        </w:r>
+      </w:hyperlink>
+      <w:r>
+        <w:t xml:space="preserve">) recuperaram inteligência artificial (IA) e aprendizado de máquina apenas de forma incidental: nenhuma das questões originalmente formuladas (RQ0 a RQ5) continha dicionário de termos dedicado ao tema, e o método de decisão nomeado mais próximo (RQ3) cobre exclusivamente instrumentos multicritério, como MCDM, AHP e TOPSIS. Para verificar se essa lacuna subestimava a presença do tema no campo, uma busca complementar de sensibilidade foi conduzida nas mesmas três bases, com expressões voltadas explicitamente a IA e aprendizado de máquina aplicados a manutenção e gestão predial, recuperando 3.169 registros na Scopus, 1.559 na Web of Science e 2.000 no Crossref, totalizando 6.728 ocorrências brutas.</w:t>
       </w:r>
     </w:p>
     <w:p>
@@ -3648,7 +4252,15 @@
         <w:pStyle w:val="BodyText"/>
       </w:pPr>
       <w:r>
-        <w:t xml:space="preserve">As palavras-chave foram normalizadas quanto a caixa, acentuação, singular e variantes ortográficas. Expressões equivalentes, como</w:t>
+        <w:t xml:space="preserve">Os registros da busca de sensibilidade foram normalizados no mesmo esquema de campos do núcleo original e deduplicados em cascata: DOI normalizado, identificador próprio de fonte, título normalizado exato e título aproximado com confirmação por ano, autor ou periódico, aplicada intra-base, entre bases e contra o corpus consolidado de 9.542 registros. Do total bruto, 359 já constavam do corpus original e 4.889 registros únicos seguiram para auditoria temática.</w:t>
+      </w:r>
+    </w:p>
+    <w:p>
+      <w:pPr>
+        <w:pStyle w:val="BodyText"/>
+      </w:pPr>
+      <w:r>
+        <w:t xml:space="preserve">Uma nova pergunta de pesquisa (RQ6), dedicada a IA e aprendizado de máquina, foi formalizada em manual de codificação próprio, com dois níveis de termos: um conjunto que confirma isoladamente uma técnica computacional (por exemplo,</w:t>
       </w:r>
       <w:r>
         <w:t xml:space="preserve"> </w:t>
@@ -3658,7 +4270,7 @@
           <w:iCs/>
           <w:i/>
         </w:rPr>
-        <w:t xml:space="preserve">building information modeling</w:t>
+        <w:t xml:space="preserve">machine learning</w:t>
       </w:r>
       <w:r>
         <w:t xml:space="preserve">,</w:t>
@@ -3671,6 +4283,158 @@
           <w:iCs/>
           <w:i/>
         </w:rPr>
+        <w:t xml:space="preserve">neural network</w:t>
+      </w:r>
+      <w:r>
+        <w:t xml:space="preserve">,</w:t>
+      </w:r>
+      <w:r>
+        <w:t xml:space="preserve"> </w:t>
+      </w:r>
+      <w:r>
+        <w:rPr>
+          <w:iCs/>
+          <w:i/>
+        </w:rPr>
+        <w:t xml:space="preserve">random forest</w:t>
+      </w:r>
+      <w:r>
+        <w:t xml:space="preserve">,</w:t>
+      </w:r>
+      <w:r>
+        <w:t xml:space="preserve"> </w:t>
+      </w:r>
+      <w:r>
+        <w:rPr>
+          <w:iCs/>
+          <w:i/>
+        </w:rPr>
+        <w:t xml:space="preserve">large language model</w:t>
+      </w:r>
+      <w:r>
+        <w:t xml:space="preserve">) e outro de termos ambíguos que exigem contexto adicional e nunca confirmam IA isoladamente (por exemplo, manutenção preditiva, BIM,</w:t>
+      </w:r>
+      <w:r>
+        <w:t xml:space="preserve"> </w:t>
+      </w:r>
+      <w:r>
+        <w:rPr>
+          <w:iCs/>
+          <w:i/>
+        </w:rPr>
+        <w:t xml:space="preserve">digital twin</w:t>
+      </w:r>
+      <w:r>
+        <w:t xml:space="preserve">, IoT e</w:t>
+      </w:r>
+      <w:r>
+        <w:t xml:space="preserve"> </w:t>
+      </w:r>
+      <w:r>
+        <w:rPr>
+          <w:iCs/>
+          <w:i/>
+        </w:rPr>
+        <w:t xml:space="preserve">decision tree</w:t>
+      </w:r>
+      <w:r>
+        <w:t xml:space="preserve"> </w:t>
+      </w:r>
+      <w:r>
+        <w:t xml:space="preserve">fora de contexto de algoritmo treinado). Essa distinção evita tratar manutenção preditiva, BIM ou</w:t>
+      </w:r>
+      <w:r>
+        <w:t xml:space="preserve"> </w:t>
+      </w:r>
+      <w:r>
+        <w:rPr>
+          <w:iCs/>
+          <w:i/>
+        </w:rPr>
+        <w:t xml:space="preserve">digital twin</w:t>
+      </w:r>
+      <w:r>
+        <w:t xml:space="preserve"> </w:t>
+      </w:r>
+      <w:r>
+        <w:t xml:space="preserve">como sinônimos de IA, pois plataformas digitais, modelos treinados e mecanismos de decisão ocupam níveis analíticos distintos</w:t>
+      </w:r>
+      <w:r>
+        <w:t xml:space="preserve"> </w:t>
+      </w:r>
+      <w:r>
+        <w:t xml:space="preserve">(Deng, Menassa, and Kamat 2021; Das 2025)</w:t>
+      </w:r>
+      <w:r>
+        <w:t xml:space="preserve">. Os 4.889 registros foram classificados, sem amostragem, em seis classes de evidência de IA e aprendizado de máquina; os registros sem resumo disponível na fonte (concentrados no Crossref) receberam nível de confiança rebaixado por definição.</w:t>
+      </w:r>
+    </w:p>
+    <w:p>
+      <w:pPr>
+        <w:pStyle w:val="BodyText"/>
+      </w:pPr>
+      <w:r>
+        <w:t xml:space="preserve">Os registros com aplicação de IA e aprendizado de máquina confirmada foram submetidos ao mesmo critério de elegibilidade do núcleo original (objeto predial e sustentabilidade obrigatórios). Revisão individual de título e resumo removeu, em seguida, oito candidatos cuja aplicação, apesar de tecnicamente confirmada, ocorria em domínio industrial, aeroespacial ou veicular sem relação com edificações. Sete registros já pertencentes ao núcleo original, previamente classificados como secundários ou excluídos por um dicionário que não reconhecia IA, foram reavaliados sob a RQ6: cinco foram promovidos ao núcleo principal e dois permaneceram secundários, por não apresentarem, no resumo disponível, relação explícita com manutenção predial. Ao final, 17 registros passaram a integrar o núcleo temático, elevando-o de 104 para 121 registros, com extração qualitativa de dimensões, critérios, métodos e contexto realizada sob o mesmo vocabulário fechado e os mesmos procedimentos do núcleo original, sem leitura de texto completo.</w:t>
+      </w:r>
+    </w:p>
+    <w:bookmarkEnd w:id="25"/>
+    <w:bookmarkEnd w:id="26"/>
+    <w:bookmarkStart w:id="39" w:name="sec:bibliometriaampliada"/>
+    <w:p>
+      <w:pPr>
+        <w:pStyle w:val="Heading1"/>
+      </w:pPr>
+      <w:r>
+        <w:t xml:space="preserve">Estrutura bibliométrica do campo</w:t>
+      </w:r>
+    </w:p>
+    <w:p>
+      <w:pPr>
+        <w:pStyle w:val="FirstParagraph"/>
+      </w:pPr>
+      <w:r>
+        <w:t xml:space="preserve">A camada bibliométrica ampliada utilizou os 372 registros classificados no estrato de núcleo forte. Esse estrato exige aderência simultânea ao objeto predial, à manutenção ou gestão, à sustentabilidade e à presença de método, dados ou resultados, além de resumo suficiente e ausência de sinal forte de exclusão. O conjunto foi utilizado para representar a estrutura do campo; o núcleo de 121 registros (104 do corpus original e 17 incorporados pela busca complementar de sensibilidade para inteligência artificial e aprendizado de máquina, Seção </w:t>
+      </w:r>
+      <w:hyperlink w:anchor="sec:buscaia">
+        <w:r>
+          <w:rPr>
+            <w:rStyle w:val="Hyperlink"/>
+          </w:rPr>
+          <w:t xml:space="preserve">3.4</w:t>
+        </w:r>
+      </w:hyperlink>
+      <w:r>
+        <w:t xml:space="preserve">) permaneceu reservado à síntese temática diretamente alinhada às perguntas de pesquisa. Dos 372 registros, todos possuíam título, ano, fonte e resumo, 329 (88,4%) continham palavras-chave, 327 (87,9%) tinham DOI e 91 (24,5%) apresentavam autores. A ausência de afiliações e referências citadas impediu, respectivamente, a construção de uma rede de colaboração representativa e o acoplamento bibliográfico.</w:t>
+      </w:r>
+    </w:p>
+    <w:p>
+      <w:pPr>
+        <w:pStyle w:val="BodyText"/>
+      </w:pPr>
+      <w:r>
+        <w:t xml:space="preserve">As palavras-chave foram normalizadas quanto a caixa, acentuação, singular e variantes ortográficas. Expressões equivalentes, como</w:t>
+      </w:r>
+      <w:r>
+        <w:t xml:space="preserve"> </w:t>
+      </w:r>
+      <w:r>
+        <w:rPr>
+          <w:iCs/>
+          <w:i/>
+        </w:rPr>
+        <w:t xml:space="preserve">building information modeling</w:t>
+      </w:r>
+      <w:r>
+        <w:t xml:space="preserve">,</w:t>
+      </w:r>
+      <w:r>
+        <w:t xml:space="preserve"> </w:t>
+      </w:r>
+      <w:r>
+        <w:rPr>
+          <w:iCs/>
+          <w:i/>
+        </w:rPr>
         <w:t xml:space="preserve">building information modelling</w:t>
       </w:r>
       <w:r>
@@ -3685,7 +4449,21 @@
         <w:pStyle w:val="BodyText"/>
       </w:pPr>
       <w:r>
-        <w:t xml:space="preserve">O corpus distribuiu-se por 208 fontes, indicando dispersão editorial. O núcleo aproximado de Bradford reuniu 13 fontes responsáveis por cerca de um terço dos registros.</w:t>
+        <w:t xml:space="preserve">O Gráfico </w:t>
+      </w:r>
+      <w:hyperlink w:anchor="fig:fontes372">
+        <w:r>
+          <w:rPr>
+            <w:rStyle w:val="Hyperlink"/>
+          </w:rPr>
+          <w:t xml:space="preserve">2</w:t>
+        </w:r>
+      </w:hyperlink>
+      <w:r>
+        <w:t xml:space="preserve"> </w:t>
+      </w:r>
+      <w:r>
+        <w:t xml:space="preserve">sintetiza a distribuição editorial do corpus, composto por 208 fontes. O núcleo aproximado de Bradford reuniu 13 fontes responsáveis por cerca de um terço dos registros.</w:t>
       </w:r>
       <w:r>
         <w:t xml:space="preserve"> </w:t>
@@ -3793,18 +4571,18 @@
           <wp:inline>
             <wp:extent cx="5334000" cy="3494976"/>
             <wp:effectExtent b="0" l="0" r="0" t="0"/>
-            <wp:docPr descr="" title="" id="27" name="Picture"/>
+            <wp:docPr descr="" title="" id="28" name="Picture"/>
             <a:graphic>
               <a:graphicData uri="http://schemas.openxmlformats.org/drawingml/2006/picture">
                 <pic:pic>
                   <pic:nvPicPr>
-                    <pic:cNvPr descr="figuras/figura_fontes_relevantes_372.pdf" id="28" name="Picture"/>
+                    <pic:cNvPr descr="figuras/figura_fontes_relevantes_372.pdf" id="29" name="Picture"/>
                     <pic:cNvPicPr>
                       <a:picLocks noChangeArrowheads="1" noChangeAspect="1"/>
                     </pic:cNvPicPr>
                   </pic:nvPicPr>
                   <pic:blipFill>
-                    <a:blip r:embed="rId26"/>
+                    <a:blip r:embed="rId27"/>
                     <a:stretch>
                       <a:fillRect/>
                     </a:stretch>
@@ -3844,7 +4622,21 @@
         <w:pStyle w:val="BodyText"/>
       </w:pPr>
       <w:r>
-        <w:t xml:space="preserve">O mapa temático identificou dois eixos de maior centralidade. O primeiro articulou BIM, desempenho da edificação e</w:t>
+        <w:t xml:space="preserve">O Gráfico </w:t>
+      </w:r>
+      <w:hyperlink w:anchor="fig:mapatematico372">
+        <w:r>
+          <w:rPr>
+            <w:rStyle w:val="Hyperlink"/>
+          </w:rPr>
+          <w:t xml:space="preserve">3</w:t>
+        </w:r>
+      </w:hyperlink>
+      <w:r>
+        <w:t xml:space="preserve"> </w:t>
+      </w:r>
+      <w:r>
+        <w:t xml:space="preserve">apresenta o mapa temático, no qual foram identificados dois eixos de maior centralidade. O primeiro articulou BIM, desempenho da edificação e</w:t>
       </w:r>
       <w:r>
         <w:t xml:space="preserve"> </w:t>
@@ -3869,18 +4661,18 @@
           <wp:inline>
             <wp:extent cx="5334000" cy="3668794"/>
             <wp:effectExtent b="0" l="0" r="0" t="0"/>
-            <wp:docPr descr="" title="" id="30" name="Picture"/>
+            <wp:docPr descr="" title="" id="31" name="Picture"/>
             <a:graphic>
               <a:graphicData uri="http://schemas.openxmlformats.org/drawingml/2006/picture">
                 <pic:pic>
                   <pic:nvPicPr>
-                    <pic:cNvPr descr="figuras/figura_mapa_tematico_372.pdf" id="31" name="Picture"/>
+                    <pic:cNvPr descr="figuras/figura_mapa_tematico_372.pdf" id="32" name="Picture"/>
                     <pic:cNvPicPr>
                       <a:picLocks noChangeArrowheads="1" noChangeAspect="1"/>
                     </pic:cNvPicPr>
                   </pic:nvPicPr>
                   <pic:blipFill>
-                    <a:blip r:embed="rId29"/>
+                    <a:blip r:embed="rId30"/>
                     <a:stretch>
                       <a:fillRect/>
                     </a:stretch>
@@ -3920,7 +4712,21 @@
         <w:pStyle w:val="BodyText"/>
       </w:pPr>
       <w:r>
-        <w:t xml:space="preserve">A rede normalizada reforçou a posição de BIM e gestão de facilidades como elementos de conexão. BIM apareceu associado a gestão de facilidades,</w:t>
+        <w:t xml:space="preserve">O Gráfico </w:t>
+      </w:r>
+      <w:hyperlink w:anchor="fig:redecor372">
+        <w:r>
+          <w:rPr>
+            <w:rStyle w:val="Hyperlink"/>
+          </w:rPr>
+          <w:t xml:space="preserve">4</w:t>
+        </w:r>
+      </w:hyperlink>
+      <w:r>
+        <w:t xml:space="preserve"> </w:t>
+      </w:r>
+      <w:r>
+        <w:t xml:space="preserve">mostra a rede normalizada, que reforça a posição de BIM e gestão de facilidades como elementos de conexão. BIM apareceu associado a gestão de facilidades,</w:t>
       </w:r>
       <w:r>
         <w:t xml:space="preserve"> </w:t>
@@ -3945,18 +4751,18 @@
           <wp:inline>
             <wp:extent cx="5334000" cy="4280170"/>
             <wp:effectExtent b="0" l="0" r="0" t="0"/>
-            <wp:docPr descr="" title="" id="33" name="Picture"/>
+            <wp:docPr descr="" title="" id="34" name="Picture"/>
             <a:graphic>
               <a:graphicData uri="http://schemas.openxmlformats.org/drawingml/2006/picture">
                 <pic:pic>
                   <pic:nvPicPr>
-                    <pic:cNvPr descr="figuras/figura_rede_coocorrencia_372.pdf" id="34" name="Picture"/>
+                    <pic:cNvPr descr="figuras/figura_rede_coocorrencia_372.pdf" id="35" name="Picture"/>
                     <pic:cNvPicPr>
                       <a:picLocks noChangeArrowheads="1" noChangeAspect="1"/>
                     </pic:cNvPicPr>
                   </pic:nvPicPr>
                   <pic:blipFill>
-                    <a:blip r:embed="rId32"/>
+                    <a:blip r:embed="rId33"/>
                     <a:stretch>
                       <a:fillRect/>
                     </a:stretch>
@@ -3996,7 +4802,21 @@
         <w:pStyle w:val="BodyText"/>
       </w:pPr>
       <w:r>
-        <w:t xml:space="preserve">A comparação temporal mostra mudança do vocabulário do campo. A participação de BIM aumentou 7,3 pontos percentuais entre os dois períodos, enquanto</w:t>
+        <w:t xml:space="preserve">O Gráfico </w:t>
+      </w:r>
+      <w:hyperlink w:anchor="fig:evolucaotematica372">
+        <w:r>
+          <w:rPr>
+            <w:rStyle w:val="Hyperlink"/>
+          </w:rPr>
+          <w:t xml:space="preserve">5</w:t>
+        </w:r>
+      </w:hyperlink>
+      <w:r>
+        <w:t xml:space="preserve"> </w:t>
+      </w:r>
+      <w:r>
+        <w:t xml:space="preserve">compara os períodos e mostra mudança do vocabulário do campo. A participação de BIM aumentou 7,3 pontos percentuais entre os dois períodos, enquanto</w:t>
       </w:r>
       <w:r>
         <w:t xml:space="preserve"> </w:t>
@@ -4024,18 +4844,18 @@
           <wp:inline>
             <wp:extent cx="5334000" cy="4246393"/>
             <wp:effectExtent b="0" l="0" r="0" t="0"/>
-            <wp:docPr descr="" title="" id="36" name="Picture"/>
+            <wp:docPr descr="" title="" id="37" name="Picture"/>
             <a:graphic>
               <a:graphicData uri="http://schemas.openxmlformats.org/drawingml/2006/picture">
                 <pic:pic>
                   <pic:nvPicPr>
-                    <pic:cNvPr descr="figuras/figura_evolucao_tematica_372.pdf" id="37" name="Picture"/>
+                    <pic:cNvPr descr="figuras/figura_evolucao_tematica_372.pdf" id="38" name="Picture"/>
                     <pic:cNvPicPr>
                       <a:picLocks noChangeArrowheads="1" noChangeAspect="1"/>
                     </pic:cNvPicPr>
                   </pic:nvPicPr>
                   <pic:blipFill>
-                    <a:blip r:embed="rId35"/>
+                    <a:blip r:embed="rId36"/>
                     <a:stretch>
                       <a:fillRect/>
                     </a:stretch>
@@ -4088,11 +4908,11 @@
         <w:t xml:space="preserve">digital twins</w:t>
       </w:r>
       <w:r>
-        <w:t xml:space="preserve">, carbono, ciclo de vida e manutenção preditiva. Essa transformação amplia a capacidade informacional da gestão predial, mas não elimina a lacuna identificada na síntese temática: poucos estudos documentam toda a cadeia entre indicador, ponderação, agregação, validação e decisão em instituições públicas universitárias.</w:t>
-      </w:r>
-    </w:p>
-    <w:bookmarkEnd w:id="38"/>
-    <w:bookmarkStart w:id="42" w:name="sec:panorama"/>
+        <w:t xml:space="preserve">, carbono, ciclo de vida e manutenção preditiva. Esse resultado descreve a estrutura documental do campo, mas não demonstra maturidade decisória. Por isso, as seções seguintes usam o núcleo temático de 121 registros para examinar se tais temas se convertem em dimensões, critérios, métodos e regras aplicáveis à priorização pública universitária.</w:t>
+      </w:r>
+    </w:p>
+    <w:bookmarkEnd w:id="39"/>
+    <w:bookmarkStart w:id="43" w:name="sec:panorama"/>
     <w:p>
       <w:pPr>
         <w:pStyle w:val="Heading1"/>
@@ -4106,7 +4926,18 @@
         <w:pStyle w:val="FirstParagraph"/>
       </w:pPr>
       <w:r>
-        <w:t xml:space="preserve">O núcleo final reúne 104 registros publicados entre 2011 e 2026. O período de 2019 a 2026 concentra 88 registros, correspondentes a 84,6% do núcleo, com maior frequência em 2025, quando foram identificados 25 estudos. O Gráfico </w:t>
+        <w:t xml:space="preserve">O núcleo final reúne 121 registros publicados entre 2010 e 2026, sendo 104 do corpus original e 17 incorporados pela busca complementar de sensibilidade para inteligência artificial e aprendizado de máquina (Seção </w:t>
+      </w:r>
+      <w:hyperlink w:anchor="sec:buscaia">
+        <w:r>
+          <w:rPr>
+            <w:rStyle w:val="Hyperlink"/>
+          </w:rPr>
+          <w:t xml:space="preserve">3.4</w:t>
+        </w:r>
+      </w:hyperlink>
+      <w:r>
+        <w:t xml:space="preserve">). O período de 2019 a 2026 concentra 101 registros, correspondentes a 83,5% do núcleo, com maior frequência em 2025, quando foram identificados 29 estudos. O Gráfico </w:t>
       </w:r>
       <w:hyperlink w:anchor="fig:temporal">
         <w:r>
@@ -4132,18 +4963,18 @@
           <wp:inline>
             <wp:extent cx="5334000" cy="3111500"/>
             <wp:effectExtent b="0" l="0" r="0" t="0"/>
-            <wp:docPr descr="" title="" id="40" name="Picture"/>
+            <wp:docPr descr="" title="" id="41" name="Picture"/>
             <a:graphic>
               <a:graphicData uri="http://schemas.openxmlformats.org/drawingml/2006/picture">
                 <pic:pic>
                   <pic:nvPicPr>
-                    <pic:cNvPr descr="figuras/figura09_distribuicao_temporal_nucleo_final_104.png" id="41" name="Picture"/>
+                    <pic:cNvPr descr="figuras/figura09_distribuicao_temporal_nucleo_ampliado_121.png" id="42" name="Picture"/>
                     <pic:cNvPicPr>
                       <a:picLocks noChangeArrowheads="1" noChangeAspect="1"/>
                     </pic:cNvPicPr>
                   </pic:nvPicPr>
                   <pic:blipFill>
-                    <a:blip r:embed="rId39"/>
+                    <a:blip r:embed="rId40"/>
                     <a:stretch>
                       <a:fillRect/>
                     </a:stretch>
@@ -4183,7 +5014,7 @@
         <w:pStyle w:val="BodyText"/>
       </w:pPr>
       <w:r>
-        <w:t xml:space="preserve">A deduplicação preservou todas as bases em que cada estudo foi recuperado. Entre os 104 registros únicos, 52 foram encontrados apenas na Scopus, 41 na Scopus e na Web of Science, cinco apenas na Web of Science, três nas três bases, dois na Scopus e no Crossref e um apenas no Crossref. Por essa razão, a contagem por base representa proveniência e admite respostas múltiplas: 98 registros possuem origem Scopus, 49 possuem origem Web of Science e seis possuem origem Crossref. Esses valores não são tamanhos distintos do corpus: o núcleo permanece composto por 104 registros únicos, e um mesmo registro pode ter sido recuperado em mais de uma base.</w:t>
+        <w:t xml:space="preserve">A deduplicação preservou todas as bases em que cada estudo foi recuperado. Entre os 121 registros únicos, 67 foram encontrados apenas na Scopus, 41 na Scopus e na Web of Science, sete apenas na Web of Science, três nas três bases, dois na Scopus e no Crossref e um apenas no Crossref. Por essa razão, a contagem por base representa proveniência e admite respostas múltiplas: 113 registros possuem origem Scopus, 51 possuem origem Web of Science e seis possuem origem Crossref. Esses valores não são tamanhos distintos do corpus: o núcleo permanece composto por 121 registros únicos, e um mesmo registro pode ter sido recuperado em mais de uma base. Nenhum dos 17 registros incorporados pela busca de sensibilidade teve origem exclusiva no Crossref, base em que a ausência sistemática de resumo reduziu a taxa de aprovação na triagem.</w:t>
       </w:r>
     </w:p>
     <w:p>
@@ -4307,7 +5138,7 @@
           <w:rPr>
             <w:rStyle w:val="Hyperlink"/>
           </w:rPr>
-          <w:t xml:space="preserve">[tab:basetipo]</w:t>
+          <w:t xml:space="preserve">7</w:t>
         </w:r>
       </w:hyperlink>
       <w:r>
@@ -4375,7 +5206,7 @@
                 <w:b/>
                 <w:sz w:val="18"/>
               </w:rPr>
-              <w:t>% dos 104</w:t>
+              <w:t>% dos 121</w:t>
             </w:r>
           </w:p>
         </w:tc>
@@ -4417,7 +5248,7 @@
               <w:rPr>
                 <w:sz w:val="18"/>
               </w:rPr>
-              <w:t>98</w:t>
+              <w:t>113</w:t>
             </w:r>
           </w:p>
         </w:tc>
@@ -4430,7 +5261,7 @@
               <w:rPr>
                 <w:sz w:val="18"/>
               </w:rPr>
-              <w:t>94,2</w:t>
+              <w:t>93,4</w:t>
             </w:r>
           </w:p>
         </w:tc>
@@ -4471,7 +5302,7 @@
               <w:rPr>
                 <w:sz w:val="18"/>
               </w:rPr>
-              <w:t>49</w:t>
+              <w:t>51</w:t>
             </w:r>
           </w:p>
         </w:tc>
@@ -4484,7 +5315,7 @@
               <w:rPr>
                 <w:sz w:val="18"/>
               </w:rPr>
-              <w:t>47,1</w:t>
+              <w:t>42,1</w:t>
             </w:r>
           </w:p>
         </w:tc>
@@ -4538,7 +5369,7 @@
               <w:rPr>
                 <w:sz w:val="18"/>
               </w:rPr>
-              <w:t>5,8</w:t>
+              <w:t>5,0</w:t>
             </w:r>
           </w:p>
         </w:tc>
@@ -4579,7 +5410,7 @@
               <w:rPr>
                 <w:sz w:val="18"/>
               </w:rPr>
-              <w:t>79</w:t>
+              <w:t>90</w:t>
             </w:r>
           </w:p>
         </w:tc>
@@ -4592,7 +5423,7 @@
               <w:rPr>
                 <w:sz w:val="18"/>
               </w:rPr>
-              <w:t>76,0</w:t>
+              <w:t>74,4</w:t>
             </w:r>
           </w:p>
         </w:tc>
@@ -4633,7 +5464,7 @@
               <w:rPr>
                 <w:sz w:val="18"/>
               </w:rPr>
-              <w:t>15</w:t>
+              <w:t>20</w:t>
             </w:r>
           </w:p>
         </w:tc>
@@ -4646,7 +5477,7 @@
               <w:rPr>
                 <w:sz w:val="18"/>
               </w:rPr>
-              <w:t>14,4</w:t>
+              <w:t>16,5</w:t>
             </w:r>
           </w:p>
         </w:tc>
@@ -4687,7 +5518,7 @@
               <w:rPr>
                 <w:sz w:val="18"/>
               </w:rPr>
-              <w:t>10</w:t>
+              <w:t>11</w:t>
             </w:r>
           </w:p>
         </w:tc>
@@ -4700,7 +5531,7 @@
               <w:rPr>
                 <w:sz w:val="18"/>
               </w:rPr>
-              <w:t>9,6</w:t>
+              <w:t>9,1</w:t>
             </w:r>
           </w:p>
         </w:tc>
@@ -4720,8 +5551,16 @@
       </w:tr>
     </w:tbl>
     <w:p/>
-    <w:bookmarkEnd w:id="42"/>
-    <w:bookmarkStart w:id="46" w:name="sec:criterios"/>
+    <w:p>
+      <w:pPr>
+        <w:pStyle w:val="BodyText"/>
+      </w:pPr>
+      <w:r>
+        <w:t xml:space="preserve">A concentração em artigos de periódico e a baixa presença exclusiva do Crossref descrevem a composição documental do núcleo, não a qualidade individual dos estudos. Do mesmo modo, a sobreposição entre bases expressa proveniência da recuperação e não constitui replicação independente de evidência.</w:t>
+      </w:r>
+    </w:p>
+    <w:bookmarkEnd w:id="43"/>
+    <w:bookmarkStart w:id="47" w:name="sec:criterios"/>
     <w:p>
       <w:pPr>
         <w:pStyle w:val="Heading1"/>
@@ -4735,7 +5574,7 @@
         <w:pStyle w:val="FirstParagraph"/>
       </w:pPr>
       <w:r>
-        <w:t xml:space="preserve">A codificação documental identificou seis dimensões, com respostas múltiplas: técnica-operacional em 102 registros, institucional em 92, ambiental em 84, ciclo de vida em 60, econômica em 59 e social em 57. O predomínio das duas primeiras reflete também a amplitude do codebook e não demonstra aplicação empírica ou maior importância científica. A composição é compatível com a gestão de facilidades sustentável, que articula impactos ambientais, sociais e econômicos nos níveis estratégico, tático e operacional</w:t>
+        <w:t xml:space="preserve">Em resposta à RQ1, a codificação documental identificou seis dimensões, com respostas múltiplas: técnica-operacional em 116 registros, institucional em 97, ambiental em 92, ciclo de vida em 65, econômica em 63 e social em 59. O predomínio das duas primeiras reflete também a amplitude do manual de codificação e não demonstra aplicação empírica ou maior importância científica. A composição é compatível com a gestão de facilidades sustentável, que articula impactos ambientais, sociais e econômicos nos níveis estratégico, tático e operacional</w:t>
       </w:r>
       <w:r>
         <w:t xml:space="preserve"> </w:t>
@@ -4765,18 +5604,18 @@
           <wp:inline>
             <wp:extent cx="5334000" cy="3263152"/>
             <wp:effectExtent b="0" l="0" r="0" t="0"/>
-            <wp:docPr descr="" title="" id="44" name="Picture"/>
+            <wp:docPr descr="" title="" id="45" name="Picture"/>
             <a:graphic>
               <a:graphicData uri="http://schemas.openxmlformats.org/drawingml/2006/picture">
                 <pic:pic>
                   <pic:nvPicPr>
-                    <pic:cNvPr descr="figuras/figura12_dimensoes_sustentabilidade_nucleo_final_104.png" id="45" name="Picture"/>
+                    <pic:cNvPr descr="figuras/figura12_dimensoes_sustentabilidade_nucleo_ampliado_121.png" id="46" name="Picture"/>
                     <pic:cNvPicPr>
                       <a:picLocks noChangeArrowheads="1" noChangeAspect="1"/>
                     </pic:cNvPicPr>
                   </pic:nvPicPr>
                   <pic:blipFill>
-                    <a:blip r:embed="rId43"/>
+                    <a:blip r:embed="rId44"/>
                     <a:stretch>
                       <a:fillRect/>
                     </a:stretch>
@@ -4842,7 +5681,7 @@
         <w:pStyle w:val="BodyText"/>
       </w:pPr>
       <w:r>
-        <w:t xml:space="preserve">Desempenho operacional aparece em 93 registros, informação e dados em 76, custo em 60, vida útil em 40 e energia em 36. Condição, risco e manutenibilidade completam o núcleo técnico; conforto, segurança, satisfação, emissões, resíduos e água representam efeitos sociais e ambientais específicos.</w:t>
+        <w:t xml:space="preserve">Em resposta à RQ2, desempenho operacional aparece em 99 registros, informação e dados em 82, custo em 63, energia e vida útil em 44 cada. Condição física, risco e manutenibilidade completam o núcleo técnico; conforto, segurança, satisfação, emissões, resíduos e água representam efeitos sociais e ambientais específicos.</w:t>
       </w:r>
     </w:p>
     <w:tbl>
@@ -4902,7 +5741,7 @@
                 <w:b/>
                 <w:sz w:val="18"/>
               </w:rPr>
-              <w:t>% dos 104</w:t>
+              <w:t>% dos 121</w:t>
             </w:r>
           </w:p>
         </w:tc>
@@ -4930,20 +5769,20 @@
               <w:rPr>
                 <w:sz w:val="18"/>
               </w:rPr>
-              <w:t>93</w:t>
-            </w:r>
-          </w:p>
-        </w:tc>
-        <w:tc>
-          <w:tcPr>
-            <w:tcW w:type="dxa" w:w="3120"/>
-          </w:tcPr>
-          <w:p>
-            <w:r>
-              <w:rPr>
-                <w:sz w:val="18"/>
-              </w:rPr>
-              <w:t>89,4</w:t>
+              <w:t>99</w:t>
+            </w:r>
+          </w:p>
+        </w:tc>
+        <w:tc>
+          <w:tcPr>
+            <w:tcW w:type="dxa" w:w="3120"/>
+          </w:tcPr>
+          <w:p>
+            <w:r>
+              <w:rPr>
+                <w:sz w:val="18"/>
+              </w:rPr>
+              <w:t>81,8</w:t>
             </w:r>
           </w:p>
         </w:tc>
@@ -4971,20 +5810,20 @@
               <w:rPr>
                 <w:sz w:val="18"/>
               </w:rPr>
-              <w:t>76</w:t>
-            </w:r>
-          </w:p>
-        </w:tc>
-        <w:tc>
-          <w:tcPr>
-            <w:tcW w:type="dxa" w:w="3120"/>
-          </w:tcPr>
-          <w:p>
-            <w:r>
-              <w:rPr>
-                <w:sz w:val="18"/>
-              </w:rPr>
-              <w:t>73,1</w:t>
+              <w:t>82</w:t>
+            </w:r>
+          </w:p>
+        </w:tc>
+        <w:tc>
+          <w:tcPr>
+            <w:tcW w:type="dxa" w:w="3120"/>
+          </w:tcPr>
+          <w:p>
+            <w:r>
+              <w:rPr>
+                <w:sz w:val="18"/>
+              </w:rPr>
+              <w:t>67,8</w:t>
             </w:r>
           </w:p>
         </w:tc>
@@ -5012,20 +5851,20 @@
               <w:rPr>
                 <w:sz w:val="18"/>
               </w:rPr>
-              <w:t>60</w:t>
-            </w:r>
-          </w:p>
-        </w:tc>
-        <w:tc>
-          <w:tcPr>
-            <w:tcW w:type="dxa" w:w="3120"/>
-          </w:tcPr>
-          <w:p>
-            <w:r>
-              <w:rPr>
-                <w:sz w:val="18"/>
-              </w:rPr>
-              <w:t>57,7</w:t>
+              <w:t>63</w:t>
+            </w:r>
+          </w:p>
+        </w:tc>
+        <w:tc>
+          <w:tcPr>
+            <w:tcW w:type="dxa" w:w="3120"/>
+          </w:tcPr>
+          <w:p>
+            <w:r>
+              <w:rPr>
+                <w:sz w:val="18"/>
+              </w:rPr>
+              <w:t>52,1</w:t>
             </w:r>
           </w:p>
         </w:tc>
@@ -5040,33 +5879,33 @@
               <w:rPr>
                 <w:sz w:val="18"/>
               </w:rPr>
-              <w:t>Vida útil</w:t>
-            </w:r>
-          </w:p>
-        </w:tc>
-        <w:tc>
-          <w:tcPr>
-            <w:tcW w:type="dxa" w:w="3120"/>
-          </w:tcPr>
-          <w:p>
-            <w:r>
-              <w:rPr>
-                <w:sz w:val="18"/>
-              </w:rPr>
-              <w:t>40</w:t>
-            </w:r>
-          </w:p>
-        </w:tc>
-        <w:tc>
-          <w:tcPr>
-            <w:tcW w:type="dxa" w:w="3120"/>
-          </w:tcPr>
-          <w:p>
-            <w:r>
-              <w:rPr>
-                <w:sz w:val="18"/>
-              </w:rPr>
-              <w:t>38,5</w:t>
+              <w:t>Energia</w:t>
+            </w:r>
+          </w:p>
+        </w:tc>
+        <w:tc>
+          <w:tcPr>
+            <w:tcW w:type="dxa" w:w="3120"/>
+          </w:tcPr>
+          <w:p>
+            <w:r>
+              <w:rPr>
+                <w:sz w:val="18"/>
+              </w:rPr>
+              <w:t>44</w:t>
+            </w:r>
+          </w:p>
+        </w:tc>
+        <w:tc>
+          <w:tcPr>
+            <w:tcW w:type="dxa" w:w="3120"/>
+          </w:tcPr>
+          <w:p>
+            <w:r>
+              <w:rPr>
+                <w:sz w:val="18"/>
+              </w:rPr>
+              <w:t>36,4</w:t>
             </w:r>
           </w:p>
         </w:tc>
@@ -5081,33 +5920,33 @@
               <w:rPr>
                 <w:sz w:val="18"/>
               </w:rPr>
-              <w:t>Energia</w:t>
-            </w:r>
-          </w:p>
-        </w:tc>
-        <w:tc>
-          <w:tcPr>
-            <w:tcW w:type="dxa" w:w="3120"/>
-          </w:tcPr>
-          <w:p>
-            <w:r>
-              <w:rPr>
-                <w:sz w:val="18"/>
-              </w:rPr>
-              <w:t>36</w:t>
-            </w:r>
-          </w:p>
-        </w:tc>
-        <w:tc>
-          <w:tcPr>
-            <w:tcW w:type="dxa" w:w="3120"/>
-          </w:tcPr>
-          <w:p>
-            <w:r>
-              <w:rPr>
-                <w:sz w:val="18"/>
-              </w:rPr>
-              <w:t>34,6</w:t>
+              <w:t>Vida útil</w:t>
+            </w:r>
+          </w:p>
+        </w:tc>
+        <w:tc>
+          <w:tcPr>
+            <w:tcW w:type="dxa" w:w="3120"/>
+          </w:tcPr>
+          <w:p>
+            <w:r>
+              <w:rPr>
+                <w:sz w:val="18"/>
+              </w:rPr>
+              <w:t>44</w:t>
+            </w:r>
+          </w:p>
+        </w:tc>
+        <w:tc>
+          <w:tcPr>
+            <w:tcW w:type="dxa" w:w="3120"/>
+          </w:tcPr>
+          <w:p>
+            <w:r>
+              <w:rPr>
+                <w:sz w:val="18"/>
+              </w:rPr>
+              <w:t>36,4</w:t>
             </w:r>
           </w:p>
         </w:tc>
@@ -5122,33 +5961,33 @@
               <w:rPr>
                 <w:sz w:val="18"/>
               </w:rPr>
-              <w:t>Risco</w:t>
-            </w:r>
-          </w:p>
-        </w:tc>
-        <w:tc>
-          <w:tcPr>
-            <w:tcW w:type="dxa" w:w="3120"/>
-          </w:tcPr>
-          <w:p>
-            <w:r>
-              <w:rPr>
-                <w:sz w:val="18"/>
-              </w:rPr>
-              <w:t>31</w:t>
-            </w:r>
-          </w:p>
-        </w:tc>
-        <w:tc>
-          <w:tcPr>
-            <w:tcW w:type="dxa" w:w="3120"/>
-          </w:tcPr>
-          <w:p>
-            <w:r>
-              <w:rPr>
-                <w:sz w:val="18"/>
-              </w:rPr>
-              <w:t>29,8</w:t>
+              <w:t>Condição física</w:t>
+            </w:r>
+          </w:p>
+        </w:tc>
+        <w:tc>
+          <w:tcPr>
+            <w:tcW w:type="dxa" w:w="3120"/>
+          </w:tcPr>
+          <w:p>
+            <w:r>
+              <w:rPr>
+                <w:sz w:val="18"/>
+              </w:rPr>
+              <w:t>34</w:t>
+            </w:r>
+          </w:p>
+        </w:tc>
+        <w:tc>
+          <w:tcPr>
+            <w:tcW w:type="dxa" w:w="3120"/>
+          </w:tcPr>
+          <w:p>
+            <w:r>
+              <w:rPr>
+                <w:sz w:val="18"/>
+              </w:rPr>
+              <w:t>28,1</w:t>
             </w:r>
           </w:p>
         </w:tc>
@@ -5163,33 +6002,33 @@
               <w:rPr>
                 <w:sz w:val="18"/>
               </w:rPr>
-              <w:t>Condição física</w:t>
-            </w:r>
-          </w:p>
-        </w:tc>
-        <w:tc>
-          <w:tcPr>
-            <w:tcW w:type="dxa" w:w="3120"/>
-          </w:tcPr>
-          <w:p>
-            <w:r>
-              <w:rPr>
-                <w:sz w:val="18"/>
-              </w:rPr>
-              <w:t>27</w:t>
-            </w:r>
-          </w:p>
-        </w:tc>
-        <w:tc>
-          <w:tcPr>
-            <w:tcW w:type="dxa" w:w="3120"/>
-          </w:tcPr>
-          <w:p>
-            <w:r>
-              <w:rPr>
-                <w:sz w:val="18"/>
-              </w:rPr>
-              <w:t>26,0</w:t>
+              <w:t>Risco</w:t>
+            </w:r>
+          </w:p>
+        </w:tc>
+        <w:tc>
+          <w:tcPr>
+            <w:tcW w:type="dxa" w:w="3120"/>
+          </w:tcPr>
+          <w:p>
+            <w:r>
+              <w:rPr>
+                <w:sz w:val="18"/>
+              </w:rPr>
+              <w:t>33</w:t>
+            </w:r>
+          </w:p>
+        </w:tc>
+        <w:tc>
+          <w:tcPr>
+            <w:tcW w:type="dxa" w:w="3120"/>
+          </w:tcPr>
+          <w:p>
+            <w:r>
+              <w:rPr>
+                <w:sz w:val="18"/>
+              </w:rPr>
+              <w:t>27,3</w:t>
             </w:r>
           </w:p>
         </w:tc>
@@ -5217,20 +6056,20 @@
               <w:rPr>
                 <w:sz w:val="18"/>
               </w:rPr>
-              <w:t>19</w:t>
-            </w:r>
-          </w:p>
-        </w:tc>
-        <w:tc>
-          <w:tcPr>
-            <w:tcW w:type="dxa" w:w="3120"/>
-          </w:tcPr>
-          <w:p>
-            <w:r>
-              <w:rPr>
-                <w:sz w:val="18"/>
-              </w:rPr>
-              <w:t>18,3</w:t>
+              <w:t>25</w:t>
+            </w:r>
+          </w:p>
+        </w:tc>
+        <w:tc>
+          <w:tcPr>
+            <w:tcW w:type="dxa" w:w="3120"/>
+          </w:tcPr>
+          <w:p>
+            <w:r>
+              <w:rPr>
+                <w:sz w:val="18"/>
+              </w:rPr>
+              <w:t>20,7</w:t>
             </w:r>
           </w:p>
         </w:tc>
@@ -5258,20 +6097,20 @@
               <w:rPr>
                 <w:sz w:val="18"/>
               </w:rPr>
-              <w:t>17</w:t>
-            </w:r>
-          </w:p>
-        </w:tc>
-        <w:tc>
-          <w:tcPr>
-            <w:tcW w:type="dxa" w:w="3120"/>
-          </w:tcPr>
-          <w:p>
-            <w:r>
-              <w:rPr>
-                <w:sz w:val="18"/>
-              </w:rPr>
-              <w:t>16,3</w:t>
+              <w:t>22</w:t>
+            </w:r>
+          </w:p>
+        </w:tc>
+        <w:tc>
+          <w:tcPr>
+            <w:tcW w:type="dxa" w:w="3120"/>
+          </w:tcPr>
+          <w:p>
+            <w:r>
+              <w:rPr>
+                <w:sz w:val="18"/>
+              </w:rPr>
+              <w:t>18,2</w:t>
             </w:r>
           </w:p>
         </w:tc>
@@ -5299,20 +6138,20 @@
               <w:rPr>
                 <w:sz w:val="18"/>
               </w:rPr>
-              <w:t>17</w:t>
-            </w:r>
-          </w:p>
-        </w:tc>
-        <w:tc>
-          <w:tcPr>
-            <w:tcW w:type="dxa" w:w="3120"/>
-          </w:tcPr>
-          <w:p>
-            <w:r>
-              <w:rPr>
-                <w:sz w:val="18"/>
-              </w:rPr>
-              <w:t>16,3</w:t>
+              <w:t>18</w:t>
+            </w:r>
+          </w:p>
+        </w:tc>
+        <w:tc>
+          <w:tcPr>
+            <w:tcW w:type="dxa" w:w="3120"/>
+          </w:tcPr>
+          <w:p>
+            <w:r>
+              <w:rPr>
+                <w:sz w:val="18"/>
+              </w:rPr>
+              <w:t>14,9</w:t>
             </w:r>
           </w:p>
         </w:tc>
@@ -5353,7 +6192,7 @@
               <w:rPr>
                 <w:sz w:val="18"/>
               </w:rPr>
-              <w:t>14,4</w:t>
+              <w:t>12,4</w:t>
             </w:r>
           </w:p>
         </w:tc>
@@ -5394,7 +6233,7 @@
               <w:rPr>
                 <w:sz w:val="18"/>
               </w:rPr>
-              <w:t>12,5</w:t>
+              <w:t>10,7</w:t>
             </w:r>
           </w:p>
         </w:tc>
@@ -5435,7 +6274,7 @@
               <w:rPr>
                 <w:sz w:val="18"/>
               </w:rPr>
-              <w:t>8,7</w:t>
+              <w:t>7,4</w:t>
             </w:r>
           </w:p>
         </w:tc>
@@ -5450,7 +6289,7 @@
               <w:rPr>
                 <w:sz w:val="18"/>
               </w:rPr>
-              <w:t>Qualidade de serviço</w:t>
+              <w:t>Água</w:t>
             </w:r>
           </w:p>
         </w:tc>
@@ -5476,7 +6315,7 @@
               <w:rPr>
                 <w:sz w:val="18"/>
               </w:rPr>
-              <w:t>5,8</w:t>
+              <w:t>5,0</w:t>
             </w:r>
           </w:p>
         </w:tc>
@@ -5491,33 +6330,33 @@
               <w:rPr>
                 <w:sz w:val="18"/>
               </w:rPr>
-              <w:t>Água</w:t>
-            </w:r>
-          </w:p>
-        </w:tc>
-        <w:tc>
-          <w:tcPr>
-            <w:tcW w:type="dxa" w:w="3120"/>
-          </w:tcPr>
-          <w:p>
-            <w:r>
-              <w:rPr>
-                <w:sz w:val="18"/>
-              </w:rPr>
-              <w:t>5</w:t>
-            </w:r>
-          </w:p>
-        </w:tc>
-        <w:tc>
-          <w:tcPr>
-            <w:tcW w:type="dxa" w:w="3120"/>
-          </w:tcPr>
-          <w:p>
-            <w:r>
-              <w:rPr>
-                <w:sz w:val="18"/>
-              </w:rPr>
-              <w:t>4,8</w:t>
+              <w:t>Qualidade de serviço</w:t>
+            </w:r>
+          </w:p>
+        </w:tc>
+        <w:tc>
+          <w:tcPr>
+            <w:tcW w:type="dxa" w:w="3120"/>
+          </w:tcPr>
+          <w:p>
+            <w:r>
+              <w:rPr>
+                <w:sz w:val="18"/>
+              </w:rPr>
+              <w:t>6</w:t>
+            </w:r>
+          </w:p>
+        </w:tc>
+        <w:tc>
+          <w:tcPr>
+            <w:tcW w:type="dxa" w:w="3120"/>
+          </w:tcPr>
+          <w:p>
+            <w:r>
+              <w:rPr>
+                <w:sz w:val="18"/>
+              </w:rPr>
+              <w:t>5,0</w:t>
             </w:r>
           </w:p>
         </w:tc>
@@ -5597,8 +6436,8 @@
         <w:t xml:space="preserve">.</w:t>
       </w:r>
     </w:p>
-    <w:bookmarkEnd w:id="46"/>
-    <w:bookmarkStart w:id="50" w:name="sec:metodos"/>
+    <w:bookmarkEnd w:id="47"/>
+    <w:bookmarkStart w:id="51" w:name="sec:metodos"/>
     <w:p>
       <w:pPr>
         <w:pStyle w:val="Heading1"/>
@@ -5612,7 +6451,7 @@
         <w:pStyle w:val="FirstParagraph"/>
       </w:pPr>
       <w:r>
-        <w:t xml:space="preserve">A categoria ampla</w:t>
+        <w:t xml:space="preserve">Em resposta à RQ3, a categoria ampla</w:t>
       </w:r>
       <w:r>
         <w:t xml:space="preserve"> </w:t>
@@ -5628,7 +6467,7 @@
         <w:t xml:space="preserve"> </w:t>
       </w:r>
       <w:r>
-        <w:t xml:space="preserve">foi atribuída a 96 registros. A modelagem da informação da construção (BIM, do inglês</w:t>
+        <w:t xml:space="preserve">foi atribuída a 101 registros. A modelagem da informação da construção (BIM, do inglês</w:t>
       </w:r>
       <w:r>
         <w:t xml:space="preserve"> </w:t>
@@ -5657,7 +6496,7 @@
         <w:t xml:space="preserve"> </w:t>
       </w:r>
       <w:r>
-        <w:t xml:space="preserve">aparecem em 26 e 25, seguidos de otimização em 18, pontuação em 17 e custo do ciclo de vida em 13. Entre os métodos nomeados, AHP ocorre em cinco registros, TOPSIS em quatro, MCDM e Delphi em três cada, ANP em dois, e</w:t>
+        <w:t xml:space="preserve">aparecem em 28 e 29, seguidos de aprendizado de máquina em 26, otimização em 19, pontuação em 17 e custo do ciclo de vida em 16. Entre os métodos nomeados, AHP ocorre em cinco registros, TOPSIS em quatro, MCDM e Delphi em três cada, ANP em dois, e</w:t>
       </w:r>
       <w:r>
         <w:t xml:space="preserve"> </w:t>
@@ -5714,18 +6553,18 @@
           <wp:inline>
             <wp:extent cx="5334000" cy="4859866"/>
             <wp:effectExtent b="0" l="0" r="0" t="0"/>
-            <wp:docPr descr="" title="" id="48" name="Picture"/>
+            <wp:docPr descr="" title="" id="49" name="Picture"/>
             <a:graphic>
               <a:graphicData uri="http://schemas.openxmlformats.org/drawingml/2006/picture">
                 <pic:pic>
                   <pic:nvPicPr>
-                    <pic:cNvPr descr="figuras/figura11_metodos_mcdm_mais_frequentes_nucleo_final_104.png" id="49" name="Picture"/>
+                    <pic:cNvPr descr="figuras/figura11_metodos_mcdm_mais_frequentes_nucleo_ampliado_121.png" id="50" name="Picture"/>
                     <pic:cNvPicPr>
                       <a:picLocks noChangeArrowheads="1" noChangeAspect="1"/>
                     </pic:cNvPicPr>
                   </pic:nvPicPr>
                   <pic:blipFill>
-                    <a:blip r:embed="rId47"/>
+                    <a:blip r:embed="rId48"/>
                     <a:stretch>
                       <a:fillRect/>
                     </a:stretch>
@@ -5765,7 +6604,7 @@
         <w:pStyle w:val="BodyText"/>
       </w:pPr>
       <w:r>
-        <w:t xml:space="preserve">BIM foi identificado em 26 registros (25,0%) e</w:t>
+        <w:t xml:space="preserve">BIM foi identificado em 28 registros (23,1%) e</w:t>
       </w:r>
       <w:r>
         <w:t xml:space="preserve"> </w:t>
@@ -5781,16 +6620,26 @@
         <w:t xml:space="preserve"> </w:t>
       </w:r>
       <w:r>
-        <w:t xml:space="preserve">em oito (7,7%), presença que indica trajetória tecnológica, não maturidade das universidades públicas. O protocolo deve funcionar com planilhas, cadastros, inspeções e ordens de serviço e permitir integração progressiva a modelos e plataformas digitais. As aplicações do núcleo demonstram funções distintas: ANP difuso na avaliação de edifícios educacionais</w:t>
-      </w:r>
-      <w:r>
-        <w:t xml:space="preserve"> </w:t>
-      </w:r>
-      <w:r>
-        <w:t xml:space="preserve">(Alfalah et al. 2022)</w:t>
-      </w:r>
-      <w:r>
-        <w:t xml:space="preserve">, Delphi modificado em gestão de</w:t>
+        <w:t xml:space="preserve">em 11 (9,1%), presença que indica trajetória tecnológica, não maturidade das universidades públicas. Aprendizado de máquina, tema da busca complementar de sensibilidade (Seção </w:t>
+      </w:r>
+      <w:hyperlink w:anchor="sec:buscaia">
+        <w:r>
+          <w:rPr>
+            <w:rStyle w:val="Hyperlink"/>
+          </w:rPr>
+          <w:t xml:space="preserve">3.4</w:t>
+        </w:r>
+      </w:hyperlink>
+      <w:r>
+        <w:t xml:space="preserve">), salta de nove para 26 registros (21,5%) entre o núcleo original e o núcleo ampliado, crescimento concentrado, por construção, nos 17 estudos incorporados por essa busca, e não em uma tendência observada de forma independente na busca original. Os demais métodos crescem de forma modesta e proporcional ao aumento geral do núcleo, sem evidência de que a busca de sensibilidade tenha inflado artificialmente outras categorias metodológicas.</w:t>
+      </w:r>
+    </w:p>
+    <w:p>
+      <w:pPr>
+        <w:pStyle w:val="BodyText"/>
+      </w:pPr>
+      <w:r>
+        <w:t xml:space="preserve">Esses resultados não tornam BIM,</w:t>
       </w:r>
       <w:r>
         <w:t xml:space="preserve"> </w:t>
@@ -5800,48 +6649,22 @@
           <w:iCs/>
           <w:i/>
         </w:rPr>
-        <w:t xml:space="preserve">campus</w:t>
-      </w:r>
-      <w:r>
-        <w:t xml:space="preserve"> </w:t>
-      </w:r>
-      <w:r>
-        <w:t xml:space="preserve">(Naji, Gunduz, and Maki 2023)</w:t>
-      </w:r>
-      <w:r>
-        <w:t xml:space="preserve"> </w:t>
-      </w:r>
-      <w:r>
-        <w:t xml:space="preserve">e AHP, TOPSIS e otimização na alocação de prestadores públicos</w:t>
-      </w:r>
-      <w:r>
-        <w:t xml:space="preserve"> </w:t>
-      </w:r>
-      <w:r>
-        <w:t xml:space="preserve">(Masmoudi et al. 2026)</w:t>
-      </w:r>
-      <w:r>
-        <w:t xml:space="preserve">.</w:t>
-      </w:r>
-    </w:p>
-    <w:p>
-      <w:pPr>
-        <w:pStyle w:val="BodyText"/>
-      </w:pPr>
-      <w:r>
-        <w:t xml:space="preserve">As leituras integrais delimitam a maturidade digital e a variedade analítica.</w:t>
-      </w:r>
-      <w:r>
-        <w:t xml:space="preserve"> </w:t>
-      </w:r>
-      <w:r>
-        <w:t xml:space="preserve">Deng, Menassa, and Kamat (2021)</w:t>
-      </w:r>
-      <w:r>
-        <w:t xml:space="preserve"> </w:t>
-      </w:r>
-      <w:r>
-        <w:t xml:space="preserve">não encontraram, entre 123 estudos,</w:t>
+        <w:t xml:space="preserve">digital twin</w:t>
+      </w:r>
+      <w:r>
+        <w:t xml:space="preserve"> </w:t>
+      </w:r>
+      <w:r>
+        <w:t xml:space="preserve">ou aprendizado de máquina requisitos para a aplicação do protocolo. Como proposição deste artigo, a arquitetura deve funcionar com planilhas, cadastros, inspeções e ordens de serviço e admitir integração progressiva a plataformas digitais ou módulos preditivos, condicionada à validação do desempenho em operação real. As aplicações do núcleo demonstram funções distintas: ANP difuso na avaliação de edifícios educacionais</w:t>
+      </w:r>
+      <w:r>
+        <w:t xml:space="preserve"> </w:t>
+      </w:r>
+      <w:r>
+        <w:t xml:space="preserve">(Alfalah et al. 2022)</w:t>
+      </w:r>
+      <w:r>
+        <w:t xml:space="preserve">, Delphi modificado em gestão de</w:t>
       </w:r>
       <w:r>
         <w:t xml:space="preserve"> </w:t>
@@ -5851,49 +6674,28 @@
           <w:iCs/>
           <w:i/>
         </w:rPr>
-        <w:t xml:space="preserve">digital twin</w:t>
-      </w:r>
-      <w:r>
-        <w:t xml:space="preserve"> </w:t>
-      </w:r>
-      <w:r>
-        <w:t xml:space="preserve">com controle, otimização e retroalimentação plenos;</w:t>
-      </w:r>
-      <w:r>
-        <w:t xml:space="preserve"> </w:t>
-      </w:r>
-      <w:r>
-        <w:t xml:space="preserve">Espinosa Gispert et al. (2025)</w:t>
-      </w:r>
-      <w:r>
-        <w:t xml:space="preserve"> </w:t>
-      </w:r>
-      <w:r>
-        <w:t xml:space="preserve">propõem ontologia de ativos para manutenção preditiva;</w:t>
-      </w:r>
-      <w:r>
-        <w:t xml:space="preserve"> </w:t>
-      </w:r>
-      <w:r>
-        <w:t xml:space="preserve">Goretti and Kaming (2023)</w:t>
-      </w:r>
-      <w:r>
-        <w:t xml:space="preserve"> </w:t>
-      </w:r>
-      <w:r>
-        <w:t xml:space="preserve">situam BIM 7D na operação e manutenção; e</w:t>
-      </w:r>
-      <w:r>
-        <w:t xml:space="preserve"> </w:t>
-      </w:r>
-      <w:r>
-        <w:t xml:space="preserve">Ferreira et al. (2020)</w:t>
-      </w:r>
-      <w:r>
-        <w:t xml:space="preserve"> </w:t>
-      </w:r>
-      <w:r>
-        <w:t xml:space="preserve">comparam estratégias preventivas, corretivas e combinadas por redes de Petri e Monte Carlo. O conjunto percorre integração informacional, prevenção e simulação de componentes, mas não demonstra adoção institucional generalizada.</w:t>
+        <w:t xml:space="preserve">campus</w:t>
+      </w:r>
+      <w:r>
+        <w:t xml:space="preserve"> </w:t>
+      </w:r>
+      <w:r>
+        <w:t xml:space="preserve">(Naji, Gunduz, and Maki 2023)</w:t>
+      </w:r>
+      <w:r>
+        <w:t xml:space="preserve"> </w:t>
+      </w:r>
+      <w:r>
+        <w:t xml:space="preserve">e AHP, TOPSIS e otimização na alocação de prestadores públicos</w:t>
+      </w:r>
+      <w:r>
+        <w:t xml:space="preserve"> </w:t>
+      </w:r>
+      <w:r>
+        <w:t xml:space="preserve">(Masmoudi et al. 2026)</w:t>
+      </w:r>
+      <w:r>
+        <w:t xml:space="preserve">.</w:t>
       </w:r>
     </w:p>
     <w:p>
@@ -5901,52 +6703,111 @@
         <w:pStyle w:val="BodyText"/>
       </w:pPr>
       <w:r>
-        <w:t xml:space="preserve">Outros três estudos distinguem níveis de estruturação decisória: sistema conceitual Lean Six Sigma ainda sem validação empírica</w:t>
-      </w:r>
-      <w:r>
-        <w:t xml:space="preserve"> </w:t>
-      </w:r>
-      <w:r>
-        <w:t xml:space="preserve">(Aldairi, Khan, and Munive-Hernandez 2017)</w:t>
-      </w:r>
-      <w:r>
-        <w:t xml:space="preserve">; avaliação sintética fuzzy de estratégias de gestão de facilidades</w:t>
-      </w:r>
-      <w:r>
-        <w:t xml:space="preserve"> </w:t>
-      </w:r>
-      <w:r>
-        <w:t xml:space="preserve">(Yoon and Cha 2018)</w:t>
-      </w:r>
-      <w:r>
-        <w:t xml:space="preserve">; e raciocínio baseado em casos com Fuzzy-AHP para ponderar atributos e prever reparos históricos</w:t>
-      </w:r>
-      <w:r>
-        <w:t xml:space="preserve"> </w:t>
-      </w:r>
-      <w:r>
-        <w:t xml:space="preserve">(Park, Kwon, and Ahn 2019)</w:t>
-      </w:r>
-      <w:r>
-        <w:t xml:space="preserve">. Assim, menção a método, aplicação formal e validação permanecem categorias diferentes.</w:t>
-      </w:r>
-    </w:p>
-    <w:bookmarkEnd w:id="50"/>
-    <w:bookmarkStart w:id="51" w:name="sec:aplicabilidade"/>
-    <w:p>
-      <w:pPr>
-        <w:pStyle w:val="Heading1"/>
-      </w:pPr>
-      <w:r>
-        <w:t xml:space="preserve">Aplicabilidade a edificações públicas universitárias</w:t>
-      </w:r>
-    </w:p>
-    <w:p>
-      <w:pPr>
-        <w:pStyle w:val="FirstParagraph"/>
-      </w:pPr>
-      <w:r>
-        <w:t xml:space="preserve">A caracterização documental identificou 93 registros sobre edificação genérica e 58 sobre portfólio predial. Entre as tipologias específicas, houve 17 registros sobre hospitais, 15 sobre edifícios comerciais, 12 residenciais, 11 universidades, dez</w:t>
+        <w:t xml:space="preserve">A leitura integral do lote incorporado permite responder diretamente à RQ6 sem confundir técnica computacional com governança decisória. Os estudos empíricos consultados empregam aprendizado de máquina para produzir variáveis operacionais: previsão de demanda de ventilação, com modelo treinado em três edifícios e economia de até 7,5% frente ao controle tradicional</w:t>
+      </w:r>
+      <w:r>
+        <w:t xml:space="preserve"> </w:t>
+      </w:r>
+      <w:r>
+        <w:t xml:space="preserve">(Motuzienė et al. 2025)</w:t>
+      </w:r>
+      <w:r>
+        <w:t xml:space="preserve">; regressão em grafos para estimar vida útil de componentes, na qual a GCN alcançou</w:t>
+      </w:r>
+      <w:r>
+        <w:t xml:space="preserve"> </w:t>
+      </w:r>
+      <m:oMath>
+        <m:sSup>
+          <m:e>
+            <m:r>
+              <m:t>R</m:t>
+            </m:r>
+          </m:e>
+          <m:sup>
+            <m:r>
+              <m:t>2</m:t>
+            </m:r>
+          </m:sup>
+        </m:sSup>
+        <m:r>
+          <m:rPr>
+            <m:sty m:val="p"/>
+          </m:rPr>
+          <m:t>=</m:t>
+        </m:r>
+        <m:r>
+          <m:t>0</m:t>
+        </m:r>
+        <m:r>
+          <m:rPr>
+            <m:sty m:val="p"/>
+          </m:rPr>
+          <m:t>,</m:t>
+        </m:r>
+        <m:r>
+          <m:t>83</m:t>
+        </m:r>
+      </m:oMath>
+      <w:r>
+        <w:t xml:space="preserve"> </w:t>
+      </w:r>
+      <w:r>
+        <w:t xml:space="preserve">(Wu and Mundt-Petersen 2025)</w:t>
+      </w:r>
+      <w:r>
+        <w:t xml:space="preserve">; e previsão conjunta de eletricidade, gás e água, com separação entre treino, validação e teste e erros distintos por variável</w:t>
+      </w:r>
+      <w:r>
+        <w:t xml:space="preserve"> </w:t>
+      </w:r>
+      <w:r>
+        <w:t xml:space="preserve">(Suh and Chang 2012)</w:t>
+      </w:r>
+      <w:r>
+        <w:t xml:space="preserve">. Esses resultados correspondem a previsão e otimização operacional; diagnósticos, classificação de danos e apoio à decisão também aparecem no lote, mas, quando o texto integral não estava disponível, permaneceram caracterizados somente pelo resumo.</w:t>
+      </w:r>
+    </w:p>
+    <w:p>
+      <w:pPr>
+        <w:pStyle w:val="BodyText"/>
+      </w:pPr>
+      <w:r>
+        <w:t xml:space="preserve">As duas revisões integrais consultadas reforçam os limites dessa evidência. A síntese de IoT e IA não utilizou dados empíricos próprios e identificou viés para o Norte Global, além de necessidades de interoperabilidade, privacidade, governança e avaliação do ciclo de vida</w:t>
+      </w:r>
+      <w:r>
+        <w:t xml:space="preserve"> </w:t>
+      </w:r>
+      <w:r>
+        <w:t xml:space="preserve">(Das 2025)</w:t>
+      </w:r>
+      <w:r>
+        <w:t xml:space="preserve">. Na revisão de 76 estudos sobre ambientes internos conectados, 41 integraram energia, conforto e sustentabilidade, enquanto 35 omitiram pelo menos uma dessas dimensões; as faixas de economia divulgadas sintetizam aplicações heterogêneas e não representam o desempenho de um único modelo</w:t>
+      </w:r>
+      <w:r>
+        <w:t xml:space="preserve"> </w:t>
+      </w:r>
+      <w:r>
+        <w:t xml:space="preserve">(Alici 2026)</w:t>
+      </w:r>
+      <w:r>
+        <w:t xml:space="preserve">. Assim, a resposta à RQ6 é que a busca de sensibilidade revela uma camada relevante de produção de evidências preditivas, diagnósticas e operacionais, porém não demonstra integração sistemática desses resultados com ponderação institucional, regras de veto ou métodos multicritério. O módulo computacional pode informar critérios; não substitui a decisão pública.</w:t>
+      </w:r>
+    </w:p>
+    <w:p>
+      <w:pPr>
+        <w:pStyle w:val="BodyText"/>
+      </w:pPr>
+      <w:r>
+        <w:t xml:space="preserve">A matriz comparativa dos 17 registros, preservada como material suplementar, classificou cada estudo pela função analítica predominante. Dez concentram-se em previsão ou previsão combinada à otimização, dois em diagnóstico e classificação de danos e cinco em síntese ou integração tecnológica. Essa distribuição não estima prevalência no campo, pois decorre de uma busca construída para maximizar a recuperação de IA e aprendizado de máquina. Ela esclarece, contudo, o lugar desses métodos na arquitetura proposta: em três estudos a saída se aproxima de uma ação operacional ou recomendação direta, enquanto nos demais funciona como estimativa, diagnóstico ou infraestrutura informacional que ainda requer critérios, preferências, restrições e responsabilização institucional. Nenhum dos 17 demonstrou uma cadeia completa que ligasse treinamento do modelo, validação externa, ponderação multicritério, regra de veto e decisão pública auditável.</w:t>
+      </w:r>
+    </w:p>
+    <w:p>
+      <w:pPr>
+        <w:pStyle w:val="BodyText"/>
+      </w:pPr>
+      <w:r>
+        <w:t xml:space="preserve">Além do lote de sensibilidade, as leituras integrais do núcleo original distinguem integração informacional, simulação e estruturação decisória. A revisão de 123 estudos não encontrou</w:t>
       </w:r>
       <w:r>
         <w:t xml:space="preserve"> </w:t>
@@ -5956,10 +6817,71 @@
           <w:iCs/>
           <w:i/>
         </w:rPr>
+        <w:t xml:space="preserve">digital twin</w:t>
+      </w:r>
+      <w:r>
+        <w:t xml:space="preserve"> </w:t>
+      </w:r>
+      <w:r>
+        <w:t xml:space="preserve">com controle, otimização e retroalimentação plenos</w:t>
+      </w:r>
+      <w:r>
+        <w:t xml:space="preserve"> </w:t>
+      </w:r>
+      <w:r>
+        <w:t xml:space="preserve">(Deng, Menassa, and Kamat 2021)</w:t>
+      </w:r>
+      <w:r>
+        <w:t xml:space="preserve">; outros trabalhos propõem ontologia de ativos, BIM 7D e comparação de estratégias por simulação</w:t>
+      </w:r>
+      <w:r>
+        <w:t xml:space="preserve"> </w:t>
+      </w:r>
+      <w:r>
+        <w:t xml:space="preserve">(Espinosa Gispert et al. 2025; Goretti and Kaming 2023; Ferreira et al. 2020)</w:t>
+      </w:r>
+      <w:r>
+        <w:t xml:space="preserve">. No plano decisório, foram identificados um sistema conceitual Lean Six Sigma sem validação empírica, uma avaliação sintética fuzzy e um modelo de raciocínio baseado em casos com Fuzzy-AHP</w:t>
+      </w:r>
+      <w:r>
+        <w:t xml:space="preserve"> </w:t>
+      </w:r>
+      <w:r>
+        <w:t xml:space="preserve">(Aldairi, Khan, and Munive-Hernandez 2017; Yoon and Cha 2018; Park, Kwon, and Ahn 2019)</w:t>
+      </w:r>
+      <w:r>
+        <w:t xml:space="preserve">. Esses casos confirmam que menção a método, aplicação formal e validação são níveis analíticos distintos; não demonstram adoção institucional generalizada.</w:t>
+      </w:r>
+    </w:p>
+    <w:bookmarkEnd w:id="51"/>
+    <w:bookmarkStart w:id="52" w:name="sec:aplicabilidade"/>
+    <w:p>
+      <w:pPr>
+        <w:pStyle w:val="Heading1"/>
+      </w:pPr>
+      <w:r>
+        <w:t xml:space="preserve">Aplicabilidade a edificações públicas universitárias</w:t>
+      </w:r>
+    </w:p>
+    <w:p>
+      <w:pPr>
+        <w:pStyle w:val="FirstParagraph"/>
+      </w:pPr>
+      <w:r>
+        <w:t xml:space="preserve">Em resposta à RQ4, a caracterização documental identificou 101 registros sobre edificação genérica e 59 sobre portfólio predial. Entre as tipologias específicas, houve 17 registros sobre hospitais, 16 sobre edifícios comerciais, 15 residenciais, 14 universidades, dez</w:t>
+      </w:r>
+      <w:r>
+        <w:t xml:space="preserve"> </w:t>
+      </w:r>
+      <w:r>
+        <w:rPr>
+          <w:iCs/>
+          <w:i/>
+        </w:rPr>
         <w:t xml:space="preserve">campus</w:t>
       </w:r>
       <w:r>
-        <w:t xml:space="preserve">, cinco edifícios públicos, cinco escolas, quatro patrimônios históricos e um museu. As categorias são respostas múltiplas; edificação genérica é uma categoria-guarda-chuva, não uma tipologia homogênea.</w:t>
+        <w:t xml:space="preserve">, seis patrimônios históricos, cinco edifícios públicos, cinco escolas e um museu. As categorias são respostas múltiplas; edificação genérica é uma categoria-guarda-chuva, não uma tipologia homogênea. Em um registro, o contexto não pôde ser identificado no resumo.</w:t>
       </w:r>
     </w:p>
     <w:tbl>
@@ -6019,7 +6941,7 @@
                 <w:b/>
                 <w:sz w:val="18"/>
               </w:rPr>
-              <w:t>% dos 104</w:t>
+              <w:t>% dos 121</w:t>
             </w:r>
           </w:p>
         </w:tc>
@@ -6047,20 +6969,20 @@
               <w:rPr>
                 <w:sz w:val="18"/>
               </w:rPr>
-              <w:t>93</w:t>
-            </w:r>
-          </w:p>
-        </w:tc>
-        <w:tc>
-          <w:tcPr>
-            <w:tcW w:type="dxa" w:w="3120"/>
-          </w:tcPr>
-          <w:p>
-            <w:r>
-              <w:rPr>
-                <w:sz w:val="18"/>
-              </w:rPr>
-              <w:t>89,4</w:t>
+              <w:t>101</w:t>
+            </w:r>
+          </w:p>
+        </w:tc>
+        <w:tc>
+          <w:tcPr>
+            <w:tcW w:type="dxa" w:w="3120"/>
+          </w:tcPr>
+          <w:p>
+            <w:r>
+              <w:rPr>
+                <w:sz w:val="18"/>
+              </w:rPr>
+              <w:t>83,5</w:t>
             </w:r>
           </w:p>
         </w:tc>
@@ -6088,20 +7010,20 @@
               <w:rPr>
                 <w:sz w:val="18"/>
               </w:rPr>
-              <w:t>58</w:t>
-            </w:r>
-          </w:p>
-        </w:tc>
-        <w:tc>
-          <w:tcPr>
-            <w:tcW w:type="dxa" w:w="3120"/>
-          </w:tcPr>
-          <w:p>
-            <w:r>
-              <w:rPr>
-                <w:sz w:val="18"/>
-              </w:rPr>
-              <w:t>55,8</w:t>
+              <w:t>59</w:t>
+            </w:r>
+          </w:p>
+        </w:tc>
+        <w:tc>
+          <w:tcPr>
+            <w:tcW w:type="dxa" w:w="3120"/>
+          </w:tcPr>
+          <w:p>
+            <w:r>
+              <w:rPr>
+                <w:sz w:val="18"/>
+              </w:rPr>
+              <w:t>48,8</w:t>
             </w:r>
           </w:p>
         </w:tc>
@@ -6142,7 +7064,7 @@
               <w:rPr>
                 <w:sz w:val="18"/>
               </w:rPr>
-              <w:t>16,3</w:t>
+              <w:t>14,0</w:t>
             </w:r>
           </w:p>
         </w:tc>
@@ -6170,20 +7092,20 @@
               <w:rPr>
                 <w:sz w:val="18"/>
               </w:rPr>
-              <w:t>15</w:t>
-            </w:r>
-          </w:p>
-        </w:tc>
-        <w:tc>
-          <w:tcPr>
-            <w:tcW w:type="dxa" w:w="3120"/>
-          </w:tcPr>
-          <w:p>
-            <w:r>
-              <w:rPr>
-                <w:sz w:val="18"/>
-              </w:rPr>
-              <w:t>14,4</w:t>
+              <w:t>16</w:t>
+            </w:r>
+          </w:p>
+        </w:tc>
+        <w:tc>
+          <w:tcPr>
+            <w:tcW w:type="dxa" w:w="3120"/>
+          </w:tcPr>
+          <w:p>
+            <w:r>
+              <w:rPr>
+                <w:sz w:val="18"/>
+              </w:rPr>
+              <w:t>13,2</w:t>
             </w:r>
           </w:p>
         </w:tc>
@@ -6211,20 +7133,20 @@
               <w:rPr>
                 <w:sz w:val="18"/>
               </w:rPr>
-              <w:t>12</w:t>
-            </w:r>
-          </w:p>
-        </w:tc>
-        <w:tc>
-          <w:tcPr>
-            <w:tcW w:type="dxa" w:w="3120"/>
-          </w:tcPr>
-          <w:p>
-            <w:r>
-              <w:rPr>
-                <w:sz w:val="18"/>
-              </w:rPr>
-              <w:t>11,5</w:t>
+              <w:t>15</w:t>
+            </w:r>
+          </w:p>
+        </w:tc>
+        <w:tc>
+          <w:tcPr>
+            <w:tcW w:type="dxa" w:w="3120"/>
+          </w:tcPr>
+          <w:p>
+            <w:r>
+              <w:rPr>
+                <w:sz w:val="18"/>
+              </w:rPr>
+              <w:t>12,4</w:t>
             </w:r>
           </w:p>
         </w:tc>
@@ -6252,20 +7174,20 @@
               <w:rPr>
                 <w:sz w:val="18"/>
               </w:rPr>
-              <w:t>11</w:t>
-            </w:r>
-          </w:p>
-        </w:tc>
-        <w:tc>
-          <w:tcPr>
-            <w:tcW w:type="dxa" w:w="3120"/>
-          </w:tcPr>
-          <w:p>
-            <w:r>
-              <w:rPr>
-                <w:sz w:val="18"/>
-              </w:rPr>
-              <w:t>10,6</w:t>
+              <w:t>14</w:t>
+            </w:r>
+          </w:p>
+        </w:tc>
+        <w:tc>
+          <w:tcPr>
+            <w:tcW w:type="dxa" w:w="3120"/>
+          </w:tcPr>
+          <w:p>
+            <w:r>
+              <w:rPr>
+                <w:sz w:val="18"/>
+              </w:rPr>
+              <w:t>11,6</w:t>
             </w:r>
           </w:p>
         </w:tc>
@@ -6306,7 +7228,7 @@
               <w:rPr>
                 <w:sz w:val="18"/>
               </w:rPr>
-              <w:t>9,6</w:t>
+              <w:t>8,3</w:t>
             </w:r>
           </w:p>
         </w:tc>
@@ -6321,33 +7243,33 @@
               <w:rPr>
                 <w:sz w:val="18"/>
               </w:rPr>
-              <w:t>Edifício público</w:t>
-            </w:r>
-          </w:p>
-        </w:tc>
-        <w:tc>
-          <w:tcPr>
-            <w:tcW w:type="dxa" w:w="3120"/>
-          </w:tcPr>
-          <w:p>
-            <w:r>
-              <w:rPr>
-                <w:sz w:val="18"/>
-              </w:rPr>
-              <w:t>5</w:t>
-            </w:r>
-          </w:p>
-        </w:tc>
-        <w:tc>
-          <w:tcPr>
-            <w:tcW w:type="dxa" w:w="3120"/>
-          </w:tcPr>
-          <w:p>
-            <w:r>
-              <w:rPr>
-                <w:sz w:val="18"/>
-              </w:rPr>
-              <w:t>4,8</w:t>
+              <w:t>Patrimônio histórico</w:t>
+            </w:r>
+          </w:p>
+        </w:tc>
+        <w:tc>
+          <w:tcPr>
+            <w:tcW w:type="dxa" w:w="3120"/>
+          </w:tcPr>
+          <w:p>
+            <w:r>
+              <w:rPr>
+                <w:sz w:val="18"/>
+              </w:rPr>
+              <w:t>6</w:t>
+            </w:r>
+          </w:p>
+        </w:tc>
+        <w:tc>
+          <w:tcPr>
+            <w:tcW w:type="dxa" w:w="3120"/>
+          </w:tcPr>
+          <w:p>
+            <w:r>
+              <w:rPr>
+                <w:sz w:val="18"/>
+              </w:rPr>
+              <w:t>5,0</w:t>
             </w:r>
           </w:p>
         </w:tc>
@@ -6362,7 +7284,7 @@
               <w:rPr>
                 <w:sz w:val="18"/>
               </w:rPr>
-              <w:t>Escola</w:t>
+              <w:t>Edifício público</w:t>
             </w:r>
           </w:p>
         </w:tc>
@@ -6388,7 +7310,7 @@
               <w:rPr>
                 <w:sz w:val="18"/>
               </w:rPr>
-              <w:t>4,8</w:t>
+              <w:t>4,1</w:t>
             </w:r>
           </w:p>
         </w:tc>
@@ -6403,33 +7325,33 @@
               <w:rPr>
                 <w:sz w:val="18"/>
               </w:rPr>
-              <w:t>Patrimônio histórico</w:t>
-            </w:r>
-          </w:p>
-        </w:tc>
-        <w:tc>
-          <w:tcPr>
-            <w:tcW w:type="dxa" w:w="3120"/>
-          </w:tcPr>
-          <w:p>
-            <w:r>
-              <w:rPr>
-                <w:sz w:val="18"/>
-              </w:rPr>
-              <w:t>4</w:t>
-            </w:r>
-          </w:p>
-        </w:tc>
-        <w:tc>
-          <w:tcPr>
-            <w:tcW w:type="dxa" w:w="3120"/>
-          </w:tcPr>
-          <w:p>
-            <w:r>
-              <w:rPr>
-                <w:sz w:val="18"/>
-              </w:rPr>
-              <w:t>3,8</w:t>
+              <w:t>Escola</w:t>
+            </w:r>
+          </w:p>
+        </w:tc>
+        <w:tc>
+          <w:tcPr>
+            <w:tcW w:type="dxa" w:w="3120"/>
+          </w:tcPr>
+          <w:p>
+            <w:r>
+              <w:rPr>
+                <w:sz w:val="18"/>
+              </w:rPr>
+              <w:t>5</w:t>
+            </w:r>
+          </w:p>
+        </w:tc>
+        <w:tc>
+          <w:tcPr>
+            <w:tcW w:type="dxa" w:w="3120"/>
+          </w:tcPr>
+          <w:p>
+            <w:r>
+              <w:rPr>
+                <w:sz w:val="18"/>
+              </w:rPr>
+              <w:t>4,1</w:t>
             </w:r>
           </w:p>
         </w:tc>
@@ -6470,7 +7392,48 @@
               <w:rPr>
                 <w:sz w:val="18"/>
               </w:rPr>
-              <w:t>1,0</w:t>
+              <w:t>0,8</w:t>
+            </w:r>
+          </w:p>
+        </w:tc>
+      </w:tr>
+      <w:tr>
+        <w:tc>
+          <w:tcPr>
+            <w:tcW w:type="dxa" w:w="3120"/>
+          </w:tcPr>
+          <w:p>
+            <w:r>
+              <w:rPr>
+                <w:sz w:val="18"/>
+              </w:rPr>
+              <w:t>Não identificado no resumo</w:t>
+            </w:r>
+          </w:p>
+        </w:tc>
+        <w:tc>
+          <w:tcPr>
+            <w:tcW w:type="dxa" w:w="3120"/>
+          </w:tcPr>
+          <w:p>
+            <w:r>
+              <w:rPr>
+                <w:sz w:val="18"/>
+              </w:rPr>
+              <w:t>1</w:t>
+            </w:r>
+          </w:p>
+        </w:tc>
+        <w:tc>
+          <w:tcPr>
+            <w:tcW w:type="dxa" w:w="3120"/>
+          </w:tcPr>
+          <w:p>
+            <w:r>
+              <w:rPr>
+                <w:sz w:val="18"/>
+              </w:rPr>
+              <w:t>0,8</w:t>
             </w:r>
           </w:p>
         </w:tc>
@@ -6482,7 +7445,16 @@
         <w:pStyle w:val="BodyText"/>
       </w:pPr>
       <w:r>
-        <w:t xml:space="preserve">Em instituições de ensino, a gestão sustentável combina desempenho físico, usuários e capacidade administrativa. A literatura identifica fatores críticos em universidades</w:t>
+        <w:t xml:space="preserve">Em instituições de ensino, a gestão sustentável combina desempenho físico, usuários e capacidade administrativa. Estudos de caso em universidades públicas documentaram predomínio corretivo, registros fragmentados, ausência de indicadores ou inspeções periódicas e fragilidades na manutenção preventiva</w:t>
+      </w:r>
+      <w:r>
+        <w:t xml:space="preserve"> </w:t>
+      </w:r>
+      <w:r>
+        <w:t xml:space="preserve">(Lateef, Khamidi, and Idrus 2010; Barbosa et al. 2020)</w:t>
+      </w:r>
+      <w:r>
+        <w:t xml:space="preserve">. A literatura identifica fatores críticos em universidades</w:t>
       </w:r>
       <w:r>
         <w:t xml:space="preserve"> </w:t>
@@ -6536,7 +7508,7 @@
         <w:pStyle w:val="BodyText"/>
       </w:pPr>
       <w:r>
-        <w:t xml:space="preserve">A baixa frequência de universidade,</w:t>
+        <w:t xml:space="preserve">Em resposta à RQ5, a baixa frequência de universidade,</w:t>
       </w:r>
       <w:r>
         <w:t xml:space="preserve"> </w:t>
@@ -6552,34 +7524,55 @@
         <w:t xml:space="preserve"> </w:t>
       </w:r>
       <w:r>
-        <w:t xml:space="preserve">e edifício público confirma a lacuna de validação em portfólios heterogêneos, com restrições orçamentárias, continuidade acadêmica e múltiplos usuários. Em texto completo, a manutenção sustentável foi associada à resiliência institucional e aos ODS 4, 9 e 11</w:t>
-      </w:r>
-      <w:r>
-        <w:t xml:space="preserve"> </w:t>
-      </w:r>
-      <w:r>
-        <w:t xml:space="preserve">(Ndukuba 2025)</w:t>
-      </w:r>
-      <w:r>
-        <w:t xml:space="preserve">; um instrumento estrangeiro exigiu adaptação e concordância profissional em hospital público</w:t>
-      </w:r>
-      <w:r>
-        <w:t xml:space="preserve"> </w:t>
-      </w:r>
-      <w:r>
-        <w:t xml:space="preserve">(Talib, Rajagopalan, and Yang 2013)</w:t>
-      </w:r>
-      <w:r>
-        <w:t xml:space="preserve">; e três projetos mostraram perda de informação na transição entre construção e operação, enfrentada pela integração de BIM,</w:t>
-      </w:r>
-      <w:r>
-        <w:t xml:space="preserve"> </w:t>
+        <w:t xml:space="preserve">e edifício público limita a evidência diretamente transferível a portfólios heterogêneos, com restrições orçamentárias, continuidade acadêmica e múltiplos usuários. A busca de sensibilidade para inteligência artificial (Seção </w:t>
+      </w:r>
+      <w:hyperlink w:anchor="sec:buscaia">
+        <w:r>
+          <w:rPr>
+            <w:rStyle w:val="Hyperlink"/>
+          </w:rPr>
+          <w:t xml:space="preserve">3.4</w:t>
+        </w:r>
+      </w:hyperlink>
+      <w:r>
+        <w:t xml:space="preserve">) elevou o contexto universitário de 11 para 14 registros, sem alterar essa conclusão: os três estudos promovidos ao núcleo vêm do mesmo campus universitário taiwanês (</w:t>
       </w:r>
       <w:r>
         <w:rPr>
           <w:iCs/>
           <w:i/>
         </w:rPr>
+        <w:t xml:space="preserve">National Taiwan University</w:t>
+      </w:r>
+      <w:r>
+        <w:t xml:space="preserve">), representando concentração em uma única instituição, não diversificação do contexto universitário. Em texto completo, a manutenção sustentável foi associada à resiliência institucional e aos ODS 4, 9 e 11</w:t>
+      </w:r>
+      <w:r>
+        <w:t xml:space="preserve"> </w:t>
+      </w:r>
+      <w:r>
+        <w:t xml:space="preserve">(Ndukuba 2025)</w:t>
+      </w:r>
+      <w:r>
+        <w:t xml:space="preserve">; um instrumento estrangeiro exigiu adaptação e concordância profissional em hospital público</w:t>
+      </w:r>
+      <w:r>
+        <w:t xml:space="preserve"> </w:t>
+      </w:r>
+      <w:r>
+        <w:t xml:space="preserve">(Talib, Rajagopalan, and Yang 2013)</w:t>
+      </w:r>
+      <w:r>
+        <w:t xml:space="preserve">; e três projetos mostraram perda de informação na transição entre construção e operação, enfrentada pela integração de BIM,</w:t>
+      </w:r>
+      <w:r>
+        <w:t xml:space="preserve"> </w:t>
+      </w:r>
+      <w:r>
+        <w:rPr>
+          <w:iCs/>
+          <w:i/>
+        </w:rPr>
         <w:t xml:space="preserve">Soft Landings</w:t>
       </w:r>
       <w:r>
@@ -6598,8 +7591,8 @@
         <w:t xml:space="preserve">. Esses achados sustentam governança da informação e validação contextual, sem equivaler a validação do protocolo proposto.</w:t>
       </w:r>
     </w:p>
-    <w:bookmarkEnd w:id="51"/>
-    <w:bookmarkStart w:id="58" w:name="sec:matriz"/>
+    <w:bookmarkEnd w:id="52"/>
+    <w:bookmarkStart w:id="59" w:name="sec:matriz"/>
     <w:p>
       <w:pPr>
         <w:pStyle w:val="Heading1"/>
@@ -6643,7 +7636,7 @@
         <w:t xml:space="preserve"> </w:t>
       </w:r>
       <w:r>
-        <w:t xml:space="preserve">aparecem conjuntamente em 88 registros; informação e dados têm 71 coocorrências com</w:t>
+        <w:t xml:space="preserve">aparecem conjuntamente em 90 registros; informação e dados têm 75 coocorrências com</w:t>
       </w:r>
       <w:r>
         <w:t xml:space="preserve"> </w:t>
@@ -6659,7 +7652,7 @@
         <w:t xml:space="preserve"> </w:t>
       </w:r>
       <w:r>
-        <w:t xml:space="preserve">e 26 com BIM; custo e</w:t>
+        <w:t xml:space="preserve">e 28 com BIM; custo e</w:t>
       </w:r>
       <w:r>
         <w:t xml:space="preserve"> </w:t>
@@ -6675,7 +7668,7 @@
         <w:t xml:space="preserve"> </w:t>
       </w:r>
       <w:r>
-        <w:t xml:space="preserve">aparecem em 56; e vida útil e custo do ciclo de vida, em 13. Essas relações registram codificação simultânea, sem comprovar operacionalização conjunta, associação estatística ou causalidade.</w:t>
+        <w:t xml:space="preserve">aparecem em 57; e vida útil e custo do ciclo de vida, em 16. Essas relações registram codificação simultânea, sem comprovar operacionalização conjunta, associação estatística ou causalidade.</w:t>
       </w:r>
     </w:p>
     <w:p>
@@ -6687,18 +7680,18 @@
           <wp:inline>
             <wp:extent cx="5334000" cy="3657600"/>
             <wp:effectExtent b="0" l="0" r="0" t="0"/>
-            <wp:docPr descr="" title="" id="53" name="Picture"/>
+            <wp:docPr descr="" title="" id="54" name="Picture"/>
             <a:graphic>
               <a:graphicData uri="http://schemas.openxmlformats.org/drawingml/2006/picture">
                 <pic:pic>
                   <pic:nvPicPr>
-                    <pic:cNvPr descr="figuras/figura13_heatmap_criterios_metodos_nucleo_final_104.png" id="54" name="Picture"/>
+                    <pic:cNvPr descr="figuras/figura13_heatmap_criterios_metodos_nucleo_ampliado_121.png" id="55" name="Picture"/>
                     <pic:cNvPicPr>
                       <a:picLocks noChangeArrowheads="1" noChangeAspect="1"/>
                     </pic:cNvPicPr>
                   </pic:nvPicPr>
                   <pic:blipFill>
-                    <a:blip r:embed="rId52"/>
+                    <a:blip r:embed="rId53"/>
                     <a:stretch>
                       <a:fillRect/>
                     </a:stretch>
@@ -6752,7 +7745,7 @@
         <w:t xml:space="preserve"> </w:t>
       </w:r>
       <w:r>
-        <w:t xml:space="preserve">reorganiza as coocorrências em cinco dimensões. A técnica-operacional apresenta 95 coocorrências com</w:t>
+        <w:t xml:space="preserve">reorganiza as coocorrências em cinco dimensões. A técnica-operacional apresenta 100 coocorrências com</w:t>
       </w:r>
       <w:r>
         <w:t xml:space="preserve"> </w:t>
@@ -6765,7 +7758,7 @@
         <w:t xml:space="preserve">framework</w:t>
       </w:r>
       <w:r>
-        <w:t xml:space="preserve">, 25 com</w:t>
+        <w:t xml:space="preserve">, 28 com</w:t>
       </w:r>
       <w:r>
         <w:t xml:space="preserve"> </w:t>
@@ -6781,7 +7774,7 @@
         <w:t xml:space="preserve"> </w:t>
       </w:r>
       <w:r>
-        <w:t xml:space="preserve">e 26 com BIM; a institucional tem 85 com</w:t>
+        <w:t xml:space="preserve">e 28 com BIM; a institucional tem 88 com</w:t>
       </w:r>
       <w:r>
         <w:t xml:space="preserve"> </w:t>
@@ -6794,7 +7787,7 @@
         <w:t xml:space="preserve">framework</w:t>
       </w:r>
       <w:r>
-        <w:t xml:space="preserve">, seguida da ambiental com 77, da econômica com 55 e da social com 53. A dimensão ciclo de vida, identificada em 60 registros, não forma grupo independente: ela funciona como eixo transversal entre desempenho, custos e impactos no tempo.</w:t>
+        <w:t xml:space="preserve">, seguida da ambiental com 81, da econômica com 56 e da social com 54. A dimensão ciclo de vida, identificada em 65 registros, não forma grupo independente: ela funciona como eixo transversal entre desempenho, custos e impactos no tempo.</w:t>
       </w:r>
     </w:p>
     <w:p>
@@ -6806,18 +7799,18 @@
           <wp:inline>
             <wp:extent cx="5334000" cy="2844799"/>
             <wp:effectExtent b="0" l="0" r="0" t="0"/>
-            <wp:docPr descr="" title="" id="56" name="Picture"/>
+            <wp:docPr descr="" title="" id="57" name="Picture"/>
             <a:graphic>
               <a:graphicData uri="http://schemas.openxmlformats.org/drawingml/2006/picture">
                 <pic:pic>
                   <pic:nvPicPr>
-                    <pic:cNvPr descr="figuras/figura14_matriz_analitica_dimensao_metodo_nucleo_final_104.png" id="57" name="Picture"/>
+                    <pic:cNvPr descr="figuras/figura14_matriz_analitica_dimensao_metodo_nucleo_ampliado_121.png" id="58" name="Picture"/>
                     <pic:cNvPicPr>
                       <a:picLocks noChangeArrowheads="1" noChangeAspect="1"/>
                     </pic:cNvPicPr>
                   </pic:nvPicPr>
                   <pic:blipFill>
-                    <a:blip r:embed="rId55"/>
+                    <a:blip r:embed="rId56"/>
                     <a:stretch>
                       <a:fillRect/>
                     </a:stretch>
@@ -6857,7 +7850,7 @@
         <w:pStyle w:val="BodyText"/>
       </w:pPr>
       <w:r>
-        <w:t xml:space="preserve">A matriz distingue evidência extraída de especificação proposta. Energia, emissões, água e resíduos foram associados à dimensão ambiental; custo, à econômica; segurança, conforto e satisfação, à social; e desempenho, informação, vida útil, risco, condição, manutenibilidade e qualidade do serviço, à técnica-operacional. A dimensão institucional foi identificada em 92 registros, mas conformidade, governança e capacidade de execução são desdobramentos candidatos, sem frequências individualizadas. As frequências não constituem pesos da matriz.</w:t>
+        <w:t xml:space="preserve">A matriz distingue evidência extraída de especificação proposta. Energia, emissões, água e resíduos foram associados à dimensão ambiental; custo, à econômica; segurança, conforto e satisfação, à social; e desempenho, informação, vida útil, risco, condição, manutenibilidade e qualidade do serviço, à técnica-operacional. A dimensão institucional foi identificada em 97 registros, mas conformidade, governança e capacidade de execução são desdobramentos candidatos, sem frequências individualizadas. As frequências não constituem pesos da matriz.</w:t>
       </w:r>
     </w:p>
     <w:p>
@@ -6872,7 +7865,7 @@
           <w:rPr>
             <w:rStyle w:val="Hyperlink"/>
           </w:rPr>
-          <w:t xml:space="preserve">[tab:protocolooperacional]</w:t>
+          <w:t xml:space="preserve">10</w:t>
         </w:r>
       </w:hyperlink>
       <w:r>
@@ -6886,7 +7879,7 @@
           <w:rPr>
             <w:rStyle w:val="Hyperlink"/>
           </w:rPr>
-          <w:t xml:space="preserve">[tab:especificacaoindicadores]</w:t>
+          <w:t xml:space="preserve">11</w:t>
         </w:r>
       </w:hyperlink>
       <w:r>
@@ -6966,7 +7959,7 @@
               <w:rPr>
                 <w:sz w:val="18"/>
               </w:rPr>
-              <w:t>Desempenho em 93 registros; gestão de facilidades conectada a operação e manutenção na rede.</w:t>
+              <w:t>Desempenho em 99 registros; gestão de facilidades conectada a operação e manutenção na rede.</w:t>
             </w:r>
           </w:p>
         </w:tc>
@@ -6994,7 +7987,7 @@
               <w:rPr>
                 <w:sz w:val="18"/>
               </w:rPr>
-              <w:t>Informação em 76 registros; BIM em 26 e digital twin em oito; perdas de informação observadas por Tan, Zaman, and Sutrisna (2018).</w:t>
+              <w:t>Informação em 82 registros; BIM em 28 e digital twin em 11; perdas de informação observadas por Tan, Zaman, and Sutrisna (2018).</w:t>
             </w:r>
           </w:p>
         </w:tc>
@@ -7022,7 +8015,7 @@
               <w:rPr>
                 <w:sz w:val="18"/>
               </w:rPr>
-              <w:t>Condição em 27, vida útil em 40 e ciclo de vida em 60; manutenibilidade apoiada por Othman and Kamal (2023).</w:t>
+              <w:t>Condição em 34, vida útil em 44 e ciclo de vida em 65; manutenibilidade apoiada por Othman and Kamal (2023).</w:t>
             </w:r>
           </w:p>
         </w:tc>
@@ -7050,7 +8043,7 @@
               <w:rPr>
                 <w:sz w:val="18"/>
               </w:rPr>
-              <w:t>Dimensão institucional em 92 registros; adaptação contextual necessária em Talib, Rajagopalan, and Yang (2013).</w:t>
+              <w:t>Dimensão institucional em 97 registros; adaptação contextual necessária em Talib, Rajagopalan, and Yang (2013).</w:t>
             </w:r>
           </w:p>
         </w:tc>
@@ -7078,7 +8071,7 @@
               <w:rPr>
                 <w:sz w:val="18"/>
               </w:rPr>
-              <w:t>Custo em 60 registros; previsão e ciclo de vida em Kim et al. (2018; Nägeli et al. 2019).</w:t>
+              <w:t>Custo em 63 registros; previsão e ciclo de vida em Kim et al. (2018; Nägeli et al. 2019).</w:t>
             </w:r>
           </w:p>
         </w:tc>
@@ -7106,7 +8099,7 @@
               <w:rPr>
                 <w:sz w:val="18"/>
               </w:rPr>
-              <w:t>Dimensão ambiental em 84 e energia em 36 registros; crescimento de ciclo de vida e carbono no período recente.</w:t>
+              <w:t>Dimensão ambiental em 92 e energia em 44 registros; crescimento de ciclo de vida e carbono no período recente.</w:t>
             </w:r>
           </w:p>
         </w:tc>
@@ -7134,7 +8127,7 @@
               <w:rPr>
                 <w:sz w:val="18"/>
               </w:rPr>
-              <w:t>Dimensão social em 57; conforto em 17, segurança em 17 e satisfação em nove registros.</w:t>
+              <w:t>Dimensão social em 59; conforto em 22, segurança em 18 e satisfação em nove registros.</w:t>
             </w:r>
           </w:p>
         </w:tc>
@@ -7155,16 +8148,15 @@
         </w:tblBorders>
       </w:tblPr>
       <w:tblGrid>
-        <w:gridCol w:w="1872"/>
-        <w:gridCol w:w="1872"/>
-        <w:gridCol w:w="1872"/>
-        <w:gridCol w:w="1872"/>
-        <w:gridCol w:w="1872"/>
+        <w:gridCol w:w="2340"/>
+        <w:gridCol w:w="2340"/>
+        <w:gridCol w:w="2340"/>
+        <w:gridCol w:w="2340"/>
       </w:tblGrid>
       <w:tr>
         <w:tc>
           <w:tcPr>
-            <w:tcW w:type="dxa" w:w="1872"/>
+            <w:tcW w:type="dxa" w:w="2340"/>
           </w:tcPr>
           <w:p>
             <w:r>
@@ -7178,7 +8170,7 @@
         </w:tc>
         <w:tc>
           <w:tcPr>
-            <w:tcW w:type="dxa" w:w="1872"/>
+            <w:tcW w:type="dxa" w:w="2340"/>
           </w:tcPr>
           <w:p>
             <w:r>
@@ -7192,7 +8184,7 @@
         </w:tc>
         <w:tc>
           <w:tcPr>
-            <w:tcW w:type="dxa" w:w="1872"/>
+            <w:tcW w:type="dxa" w:w="2340"/>
           </w:tcPr>
           <w:p>
             <w:r>
@@ -7206,7 +8198,7 @@
         </w:tc>
         <w:tc>
           <w:tcPr>
-            <w:tcW w:type="dxa" w:w="1872"/>
+            <w:tcW w:type="dxa" w:w="2340"/>
           </w:tcPr>
           <w:p>
             <w:r>
@@ -7214,21 +8206,7 @@
                 <w:b/>
                 <w:sz w:val="18"/>
               </w:rPr>
-              <w:t>Period.</w:t>
-            </w:r>
-          </w:p>
-        </w:tc>
-        <w:tc>
-          <w:tcPr>
-            <w:tcW w:type="dxa" w:w="1872"/>
-          </w:tcPr>
-          <w:p>
-            <w:r>
-              <w:rPr>
-                <w:b/>
-                <w:sz w:val="18"/>
-              </w:rPr>
-              <w:t>Pref.</w:t>
+              <w:t>Periodicidade; preferência</w:t>
             </w:r>
           </w:p>
         </w:tc>
@@ -7236,7 +8214,7 @@
       <w:tr>
         <w:tc>
           <w:tcPr>
-            <w:tcW w:type="dxa" w:w="1872"/>
+            <w:tcW w:type="dxa" w:w="2340"/>
           </w:tcPr>
           <w:p>
             <w:r>
@@ -7249,7 +8227,7 @@
         </w:tc>
         <w:tc>
           <w:tcPr>
-            <w:tcW w:type="dxa" w:w="1872"/>
+            <w:tcW w:type="dxa" w:w="2340"/>
           </w:tcPr>
           <w:p>
             <w:r>
@@ -7262,7 +8240,7 @@
         </w:tc>
         <w:tc>
           <w:tcPr>
-            <w:tcW w:type="dxa" w:w="1872"/>
+            <w:tcW w:type="dxa" w:w="2340"/>
           </w:tcPr>
           <w:p>
             <w:r>
@@ -7275,27 +8253,14 @@
         </w:tc>
         <w:tc>
           <w:tcPr>
-            <w:tcW w:type="dxa" w:w="1872"/>
-          </w:tcPr>
-          <w:p>
-            <w:r>
-              <w:rPr>
-                <w:sz w:val="18"/>
-              </w:rPr>
-              <w:t>Mensal</w:t>
-            </w:r>
-          </w:p>
-        </w:tc>
-        <w:tc>
-          <w:tcPr>
-            <w:tcW w:type="dxa" w:w="1872"/>
-          </w:tcPr>
-          <w:p>
-            <w:r>
-              <w:rPr>
-                <w:sz w:val="18"/>
-              </w:rPr>
-              <w:t>Menor</w:t>
+            <w:tcW w:type="dxa" w:w="2340"/>
+          </w:tcPr>
+          <w:p>
+            <w:r>
+              <w:rPr>
+                <w:sz w:val="18"/>
+              </w:rPr>
+              <w:t>Mensal; menor</w:t>
             </w:r>
           </w:p>
         </w:tc>
@@ -7303,7 +8268,7 @@
       <w:tr>
         <w:tc>
           <w:tcPr>
-            <w:tcW w:type="dxa" w:w="1872"/>
+            <w:tcW w:type="dxa" w:w="2340"/>
           </w:tcPr>
           <w:p>
             <w:r>
@@ -7316,7 +8281,7 @@
         </w:tc>
         <w:tc>
           <w:tcPr>
-            <w:tcW w:type="dxa" w:w="1872"/>
+            <w:tcW w:type="dxa" w:w="2340"/>
           </w:tcPr>
           <w:p>
             <w:r>
@@ -7329,7 +8294,7 @@
         </w:tc>
         <w:tc>
           <w:tcPr>
-            <w:tcW w:type="dxa" w:w="1872"/>
+            <w:tcW w:type="dxa" w:w="2340"/>
           </w:tcPr>
           <w:p>
             <w:r>
@@ -7342,27 +8307,14 @@
         </w:tc>
         <w:tc>
           <w:tcPr>
-            <w:tcW w:type="dxa" w:w="1872"/>
-          </w:tcPr>
-          <w:p>
-            <w:r>
-              <w:rPr>
-                <w:sz w:val="18"/>
-              </w:rPr>
-              <w:t>Trimestral</w:t>
-            </w:r>
-          </w:p>
-        </w:tc>
-        <w:tc>
-          <w:tcPr>
-            <w:tcW w:type="dxa" w:w="1872"/>
-          </w:tcPr>
-          <w:p>
-            <w:r>
-              <w:rPr>
-                <w:sz w:val="18"/>
-              </w:rPr>
-              <w:t>Maior</w:t>
+            <w:tcW w:type="dxa" w:w="2340"/>
+          </w:tcPr>
+          <w:p>
+            <w:r>
+              <w:rPr>
+                <w:sz w:val="18"/>
+              </w:rPr>
+              <w:t>Trimestral; maior</w:t>
             </w:r>
           </w:p>
         </w:tc>
@@ -7370,7 +8322,7 @@
       <w:tr>
         <w:tc>
           <w:tcPr>
-            <w:tcW w:type="dxa" w:w="1872"/>
+            <w:tcW w:type="dxa" w:w="2340"/>
           </w:tcPr>
           <w:p>
             <w:r>
@@ -7383,7 +8335,7 @@
         </w:tc>
         <w:tc>
           <w:tcPr>
-            <w:tcW w:type="dxa" w:w="1872"/>
+            <w:tcW w:type="dxa" w:w="2340"/>
           </w:tcPr>
           <w:p>
             <w:r>
@@ -7396,7 +8348,7 @@
         </w:tc>
         <w:tc>
           <w:tcPr>
-            <w:tcW w:type="dxa" w:w="1872"/>
+            <w:tcW w:type="dxa" w:w="2340"/>
           </w:tcPr>
           <w:p>
             <w:r>
@@ -7409,27 +8361,14 @@
         </w:tc>
         <w:tc>
           <w:tcPr>
-            <w:tcW w:type="dxa" w:w="1872"/>
-          </w:tcPr>
-          <w:p>
-            <w:r>
-              <w:rPr>
-                <w:sz w:val="18"/>
-              </w:rPr>
-              <w:t>Semestral</w:t>
-            </w:r>
-          </w:p>
-        </w:tc>
-        <w:tc>
-          <w:tcPr>
-            <w:tcW w:type="dxa" w:w="1872"/>
-          </w:tcPr>
-          <w:p>
-            <w:r>
-              <w:rPr>
-                <w:sz w:val="18"/>
-              </w:rPr>
-              <w:t>Maior</w:t>
+            <w:tcW w:type="dxa" w:w="2340"/>
+          </w:tcPr>
+          <w:p>
+            <w:r>
+              <w:rPr>
+                <w:sz w:val="18"/>
+              </w:rPr>
+              <w:t>Semestral; maior</w:t>
             </w:r>
           </w:p>
         </w:tc>
@@ -7437,7 +8376,7 @@
       <w:tr>
         <w:tc>
           <w:tcPr>
-            <w:tcW w:type="dxa" w:w="1872"/>
+            <w:tcW w:type="dxa" w:w="2340"/>
           </w:tcPr>
           <w:p>
             <w:r>
@@ -7450,7 +8389,7 @@
         </w:tc>
         <w:tc>
           <w:tcPr>
-            <w:tcW w:type="dxa" w:w="1872"/>
+            <w:tcW w:type="dxa" w:w="2340"/>
           </w:tcPr>
           <w:p>
             <w:r>
@@ -7463,7 +8402,7 @@
         </w:tc>
         <w:tc>
           <w:tcPr>
-            <w:tcW w:type="dxa" w:w="1872"/>
+            <w:tcW w:type="dxa" w:w="2340"/>
           </w:tcPr>
           <w:p>
             <w:r>
@@ -7476,27 +8415,14 @@
         </w:tc>
         <w:tc>
           <w:tcPr>
-            <w:tcW w:type="dxa" w:w="1872"/>
-          </w:tcPr>
-          <w:p>
-            <w:r>
-              <w:rPr>
-                <w:sz w:val="18"/>
-              </w:rPr>
-              <w:t>Anual</w:t>
-            </w:r>
-          </w:p>
-        </w:tc>
-        <w:tc>
-          <w:tcPr>
-            <w:tcW w:type="dxa" w:w="1872"/>
-          </w:tcPr>
-          <w:p>
-            <w:r>
-              <w:rPr>
-                <w:sz w:val="18"/>
-              </w:rPr>
-              <w:t>Maior</w:t>
+            <w:tcW w:type="dxa" w:w="2340"/>
+          </w:tcPr>
+          <w:p>
+            <w:r>
+              <w:rPr>
+                <w:sz w:val="18"/>
+              </w:rPr>
+              <w:t>Anual; maior</w:t>
             </w:r>
           </w:p>
         </w:tc>
@@ -7504,7 +8430,7 @@
       <w:tr>
         <w:tc>
           <w:tcPr>
-            <w:tcW w:type="dxa" w:w="1872"/>
+            <w:tcW w:type="dxa" w:w="2340"/>
           </w:tcPr>
           <w:p>
             <w:r>
@@ -7517,7 +8443,7 @@
         </w:tc>
         <w:tc>
           <w:tcPr>
-            <w:tcW w:type="dxa" w:w="1872"/>
+            <w:tcW w:type="dxa" w:w="2340"/>
           </w:tcPr>
           <w:p>
             <w:r>
@@ -7530,7 +8456,7 @@
         </w:tc>
         <w:tc>
           <w:tcPr>
-            <w:tcW w:type="dxa" w:w="1872"/>
+            <w:tcW w:type="dxa" w:w="2340"/>
           </w:tcPr>
           <w:p>
             <w:r>
@@ -7543,27 +8469,14 @@
         </w:tc>
         <w:tc>
           <w:tcPr>
-            <w:tcW w:type="dxa" w:w="1872"/>
-          </w:tcPr>
-          <w:p>
-            <w:r>
-              <w:rPr>
-                <w:sz w:val="18"/>
-              </w:rPr>
-              <w:t>Semestral</w:t>
-            </w:r>
-          </w:p>
-        </w:tc>
-        <w:tc>
-          <w:tcPr>
-            <w:tcW w:type="dxa" w:w="1872"/>
-          </w:tcPr>
-          <w:p>
-            <w:r>
-              <w:rPr>
-                <w:sz w:val="18"/>
-              </w:rPr>
-              <w:t>Menor</w:t>
+            <w:tcW w:type="dxa" w:w="2340"/>
+          </w:tcPr>
+          <w:p>
+            <w:r>
+              <w:rPr>
+                <w:sz w:val="18"/>
+              </w:rPr>
+              <w:t>Semestral; menor</w:t>
             </w:r>
           </w:p>
         </w:tc>
@@ -7571,7 +8484,7 @@
       <w:tr>
         <w:tc>
           <w:tcPr>
-            <w:tcW w:type="dxa" w:w="1872"/>
+            <w:tcW w:type="dxa" w:w="2340"/>
           </w:tcPr>
           <w:p>
             <w:r>
@@ -7584,7 +8497,7 @@
         </w:tc>
         <w:tc>
           <w:tcPr>
-            <w:tcW w:type="dxa" w:w="1872"/>
+            <w:tcW w:type="dxa" w:w="2340"/>
           </w:tcPr>
           <w:p>
             <w:r>
@@ -7597,7 +8510,7 @@
         </w:tc>
         <w:tc>
           <w:tcPr>
-            <w:tcW w:type="dxa" w:w="1872"/>
+            <w:tcW w:type="dxa" w:w="2340"/>
           </w:tcPr>
           <w:p>
             <w:r>
@@ -7610,27 +8523,14 @@
         </w:tc>
         <w:tc>
           <w:tcPr>
-            <w:tcW w:type="dxa" w:w="1872"/>
-          </w:tcPr>
-          <w:p>
-            <w:r>
-              <w:rPr>
-                <w:sz w:val="18"/>
-              </w:rPr>
-              <w:t>Mensal</w:t>
-            </w:r>
-          </w:p>
-        </w:tc>
-        <w:tc>
-          <w:tcPr>
-            <w:tcW w:type="dxa" w:w="1872"/>
-          </w:tcPr>
-          <w:p>
-            <w:r>
-              <w:rPr>
-                <w:sz w:val="18"/>
-              </w:rPr>
-              <w:t>Menor</w:t>
+            <w:tcW w:type="dxa" w:w="2340"/>
+          </w:tcPr>
+          <w:p>
+            <w:r>
+              <w:rPr>
+                <w:sz w:val="18"/>
+              </w:rPr>
+              <w:t>Mensal; menor</w:t>
             </w:r>
           </w:p>
         </w:tc>
@@ -7638,7 +8538,7 @@
       <w:tr>
         <w:tc>
           <w:tcPr>
-            <w:tcW w:type="dxa" w:w="1872"/>
+            <w:tcW w:type="dxa" w:w="2340"/>
           </w:tcPr>
           <w:p>
             <w:r>
@@ -7651,7 +8551,7 @@
         </w:tc>
         <w:tc>
           <w:tcPr>
-            <w:tcW w:type="dxa" w:w="1872"/>
+            <w:tcW w:type="dxa" w:w="2340"/>
           </w:tcPr>
           <w:p>
             <w:r>
@@ -7664,7 +8564,7 @@
         </w:tc>
         <w:tc>
           <w:tcPr>
-            <w:tcW w:type="dxa" w:w="1872"/>
+            <w:tcW w:type="dxa" w:w="2340"/>
           </w:tcPr>
           <w:p>
             <w:r>
@@ -7677,27 +8577,14 @@
         </w:tc>
         <w:tc>
           <w:tcPr>
-            <w:tcW w:type="dxa" w:w="1872"/>
-          </w:tcPr>
-          <w:p>
-            <w:r>
-              <w:rPr>
-                <w:sz w:val="18"/>
-              </w:rPr>
-              <w:t>Trimestral</w:t>
-            </w:r>
-          </w:p>
-        </w:tc>
-        <w:tc>
-          <w:tcPr>
-            <w:tcW w:type="dxa" w:w="1872"/>
-          </w:tcPr>
-          <w:p>
-            <w:r>
-              <w:rPr>
-                <w:sz w:val="18"/>
-              </w:rPr>
-              <w:t>Menor</w:t>
+            <w:tcW w:type="dxa" w:w="2340"/>
+          </w:tcPr>
+          <w:p>
+            <w:r>
+              <w:rPr>
+                <w:sz w:val="18"/>
+              </w:rPr>
+              <w:t>Trimestral; menor</w:t>
             </w:r>
           </w:p>
         </w:tc>
@@ -7735,6 +8622,45 @@
     </w:tbl>
     <w:p>
       <w:pPr>
+        <w:jc w:val="center"/>
+      </w:pPr>
+      <w:r>
+        <w:drawing>
+          <wp:inline>
+            <wp:extent cx="5669280" cy="1970982"/>
+            <wp:docPr id="60" name="Picture 60"/>
+            <wp:cNvGraphicFramePr>
+              <a:graphicFrameLocks noChangeAspect="1"/>
+            </wp:cNvGraphicFramePr>
+            <a:graphic>
+              <a:graphicData uri="http://schemas.openxmlformats.org/drawingml/2006/picture">
+                <pic:pic>
+                  <pic:nvPicPr>
+                    <pic:cNvPr id="0" name="figura_tikz_2.png"/>
+                    <pic:cNvPicPr/>
+                  </pic:nvPicPr>
+                  <pic:blipFill>
+                    <a:blip r:embed="rId10"/>
+                    <a:stretch>
+                      <a:fillRect/>
+                    </a:stretch>
+                  </pic:blipFill>
+                  <pic:spPr>
+                    <a:xfrm>
+                      <a:off x="0" y="0"/>
+                      <a:ext cx="5669280" cy="1970982"/>
+                    </a:xfrm>
+                    <a:prstGeom prst="rect"/>
+                  </pic:spPr>
+                </pic:pic>
+              </a:graphicData>
+            </a:graphic>
+          </wp:inline>
+        </w:drawing>
+      </w:r>
+    </w:p>
+    <w:p>
+      <w:pPr>
         <w:pStyle w:val="ImageCaption"/>
       </w:pPr>
       <w:r>
@@ -7746,7 +8672,25 @@
         <w:pStyle w:val="BodyText"/>
       </w:pPr>
       <w:r>
-        <w:t xml:space="preserve">Pesos podem ser elicitados por Delphi, AHP, BWM ou procedimento justificado somente após validação de conteúdo. A função de agregação deve declarar o grau de compensação aceitável, e a sensibilidade deve variar pesos, limiares e tratamento de dados ausentes. Risco estrutural, risco à vida, incêndio e descumprimento legal operam como vetos: desempenho econômico ou ambiental favorável não compensa a violação do limiar definido por norma, laudo ou autoridade competente. O ciclo de vida permanece transversal para evitar dupla contagem.</w:t>
+        <w:t xml:space="preserve">Pesos podem ser elicitados por Delphi, AHP, BWM ou procedimento justificado somente após validação de conteúdo, conforme a função observada desses métodos em aplicações prediais</w:t>
+      </w:r>
+      <w:r>
+        <w:t xml:space="preserve"> </w:t>
+      </w:r>
+      <w:r>
+        <w:t xml:space="preserve">(Alfalah et al. 2022; Naji, Gunduz, and Maki 2023; Masmoudi et al. 2026)</w:t>
+      </w:r>
+      <w:r>
+        <w:t xml:space="preserve">. A função de agregação deve declarar o grau de compensação aceitável, e a sensibilidade deve variar pesos, limiares e tratamento de dados ausentes. Risco estrutural, risco à vida, incêndio e descumprimento legal operam como vetos: desempenho econômico ou ambiental favorável não compensa a violação do limiar definido por norma, laudo ou autoridade competente</w:t>
+      </w:r>
+      <w:r>
+        <w:t xml:space="preserve"> </w:t>
+      </w:r>
+      <w:r>
+        <w:t xml:space="preserve">(Associação Brasileira de Normas Técnicas 2012; Araújo Neto 2015)</w:t>
+      </w:r>
+      <w:r>
+        <w:t xml:space="preserve">. O ciclo de vida permanece transversal para evitar dupla contagem.</w:t>
       </w:r>
     </w:p>
     <w:p>
@@ -7754,11 +8698,11 @@
         <w:pStyle w:val="BodyText"/>
       </w:pPr>
       <w:r>
-        <w:t xml:space="preserve">Mesmo com essa especificação, a matriz não é um modelo validado nem um instrumento pronto para decisão. Indicadores, pesos, limiares e regras requerem participação institucional e teste com dados reais; a contribuição atual é uma arquitetura rastreável para essa validação.</w:t>
-      </w:r>
-    </w:p>
-    <w:bookmarkEnd w:id="58"/>
-    <w:bookmarkStart w:id="63" w:name="sec:discussao"/>
+        <w:t xml:space="preserve">Em nível arquitetural, a matriz completa a resposta à RQ0 ao converter dimensões e critérios recorrentes em indicadores candidatos, fontes, periodicidade, direção de preferência e salvaguardas. Ela não é um modelo validado nem um instrumento pronto para decisão; indicadores, pesos, limiares e regras requerem participação institucional e teste com dados reais.</w:t>
+      </w:r>
+    </w:p>
+    <w:bookmarkEnd w:id="59"/>
+    <w:bookmarkStart w:id="64" w:name="sec:discussao"/>
     <w:p>
       <w:pPr>
         <w:pStyle w:val="Heading1"/>
@@ -7767,7 +8711,7 @@
         <w:t xml:space="preserve">Discussão</w:t>
       </w:r>
     </w:p>
-    <w:bookmarkStart w:id="59" w:name="maturidade-e-transição-do-campo"/>
+    <w:bookmarkStart w:id="60" w:name="maturidade-e-transição-do-campo"/>
     <w:p>
       <w:pPr>
         <w:pStyle w:val="Heading2"/>
@@ -7790,7 +8734,7 @@
         <w:t xml:space="preserve">(Nielsen, Sarasoja, and Galamba 2016; Opoku and Lee 2022; Okoro 2023)</w:t>
       </w:r>
       <w:r>
-        <w:t xml:space="preserve">. A concentração de 84,6% do núcleo entre 2019 e 2026 e o crescimento relativo de BIM,</w:t>
+        <w:t xml:space="preserve">. A concentração de 83,5% do núcleo entre 2019 e 2026 e o crescimento relativo de BIM,</w:t>
       </w:r>
       <w:r>
         <w:t xml:space="preserve"> </w:t>
@@ -7803,7 +8747,7 @@
         <w:t xml:space="preserve">digital twin</w:t>
       </w:r>
       <w:r>
-        <w:t xml:space="preserve">, carbono e avaliação do ciclo de vida indicam mudança de vocabulário, não causalidade ou substituição dos temas tradicionais. A rede conecta BIM a gestão de facilidades, manutenção preditiva, operação e desempenho; as leituras integrais sintetizadas na Seção </w:t>
+        <w:t xml:space="preserve">, carbono e avaliação do ciclo de vida indicam mudança de vocabulário, não causalidade ou substituição dos temas tradicionais. A rede conecta BIM a gestão de facilidades, manutenção preditiva, operação e desempenho; a síntese das leituras integrais na Seção </w:t>
       </w:r>
       <w:hyperlink w:anchor="sec:metodos">
         <w:r>
@@ -7817,34 +8761,26 @@
         <w:t xml:space="preserve"> </w:t>
       </w:r>
       <w:r>
-        <w:t xml:space="preserve">qualificam essa conexão</w:t>
-      </w:r>
-      <w:r>
-        <w:t xml:space="preserve"> </w:t>
-      </w:r>
-      <w:r>
-        <w:t xml:space="preserve">(Deng, Menassa, and Kamat 2021; Espinosa Gispert et al. 2025; Goretti and Kaming 2023)</w:t>
-      </w:r>
-      <w:r>
-        <w:t xml:space="preserve">. O campo avança em capacidade informacional, mas permanece heterogêneo em maturidade e validação.</w:t>
-      </w:r>
-    </w:p>
-    <w:bookmarkEnd w:id="59"/>
-    <w:bookmarkStart w:id="60" w:name="lacuna-entre-estrutura-e-decisão"/>
-    <w:p>
-      <w:pPr>
-        <w:pStyle w:val="Heading2"/>
-      </w:pPr>
-      <w:r>
-        <w:t xml:space="preserve">Lacuna entre estrutura e decisão</w:t>
-      </w:r>
-    </w:p>
-    <w:p>
-      <w:pPr>
-        <w:pStyle w:val="FirstParagraph"/>
-      </w:pPr>
-      <w:r>
-        <w:t xml:space="preserve">A presença de</w:t>
+        <w:t xml:space="preserve">mostra que essa conexão abrange integração de dados, previsão, simulação e estruturação decisória parcial. O campo avança em capacidade informacional, mas permanece heterogêneo em maturidade e validação.</w:t>
+      </w:r>
+    </w:p>
+    <w:p>
+      <w:pPr>
+        <w:pStyle w:val="BodyText"/>
+      </w:pPr>
+      <w:r>
+        <w:t xml:space="preserve">A busca de sensibilidade para inteligência artificial e aprendizado de máquina (Seção </w:t>
+      </w:r>
+      <w:hyperlink w:anchor="sec:buscaia">
+        <w:r>
+          <w:rPr>
+            <w:rStyle w:val="Hyperlink"/>
+          </w:rPr>
+          <w:t xml:space="preserve">3.4</w:t>
+        </w:r>
+      </w:hyperlink>
+      <w:r>
+        <w:t xml:space="preserve">) reforça essa leitura em vez de contradizê-la. Inteligência artificial não é sinônimo de manutenção preditiva: entre os 4.889 registros auditados na busca de sensibilidade, 127 mencionavam manutenção preditiva sem nenhuma técnica de aprendizado de máquina explicitamente aplicada, e foram deliberadamente mantidos fora do núcleo por esse motivo, mesmo quando o termo lexical estava presente. Do mesmo modo, BIM,</w:t>
       </w:r>
       <w:r>
         <w:t xml:space="preserve"> </w:t>
@@ -7854,13 +8790,13 @@
           <w:iCs/>
           <w:i/>
         </w:rPr>
-        <w:t xml:space="preserve">framework</w:t>
-      </w:r>
-      <w:r>
-        <w:t xml:space="preserve"> </w:t>
-      </w:r>
-      <w:r>
-        <w:t xml:space="preserve">em quase todo o núcleo contrasta com a menor frequência de AHP, TOPSIS, ANP, Delphi e MCDM. Propor uma estrutura ou mencionar apoio à decisão não equivale a definir indicadores, normalizar, ponderar, agregar, testar sensibilidade e validar. Aplicações em edifícios educacionais,</w:t>
+        <w:t xml:space="preserve">digital twin</w:t>
+      </w:r>
+      <w:r>
+        <w:t xml:space="preserve"> </w:t>
+      </w:r>
+      <w:r>
+        <w:t xml:space="preserve">e IoT não foram tratados como prova automática de IA, apenas como termos ambíguos que exigem confirmação de técnica computacional efetivamente treinada ou aplicada. O aprendizado de máquina integra-se, portanto, à mesma corrente informacional e digital já identificada para BIM e</w:t>
       </w:r>
       <w:r>
         <w:t xml:space="preserve"> </w:t>
@@ -7870,32 +8806,64 @@
           <w:iCs/>
           <w:i/>
         </w:rPr>
-        <w:t xml:space="preserve">campus</w:t>
-      </w:r>
-      <w:r>
-        <w:t xml:space="preserve"> </w:t>
-      </w:r>
-      <w:r>
-        <w:t xml:space="preserve">e manutenção pública demonstram funções específicas desses métodos, e operacionalizações parciais foram identificadas nas leituras integrais</w:t>
-      </w:r>
-      <w:r>
-        <w:t xml:space="preserve"> </w:t>
-      </w:r>
-      <w:r>
-        <w:t xml:space="preserve">(Alfalah et al. 2022; Naji, Gunduz, and Maki 2023; Masmoudi et al. 2026; Kim et al. 2018; Nägeli et al. 2019; Ferreira et al. 2020)</w:t>
-      </w:r>
-      <w:r>
-        <w:t xml:space="preserve">. A lacuna central não é ausência de critérios, mas falta da cadeia completa entre evidência, variável mensurável, preferência institucional e decisão validada.</w:t>
+        <w:t xml:space="preserve">digital twin</w:t>
+      </w:r>
+      <w:r>
+        <w:t xml:space="preserve"> </w:t>
+      </w:r>
+      <w:r>
+        <w:t xml:space="preserve">na Seção </w:t>
+      </w:r>
+      <w:hyperlink w:anchor="sec:metodos">
+        <w:r>
+          <w:rPr>
+            <w:rStyle w:val="Hyperlink"/>
+          </w:rPr>
+          <w:t xml:space="preserve">7</w:t>
+        </w:r>
+      </w:hyperlink>
+      <w:r>
+        <w:t xml:space="preserve">, sem constituir categoria separada de maturidade: presença documental de um termo de IA no título ou resumo não equivale a adoção institucional, validação de desempenho ou substituição de métodos multicritério já consolidados.</w:t>
+      </w:r>
+    </w:p>
+    <w:p>
+      <w:pPr>
+        <w:pStyle w:val="BodyText"/>
+      </w:pPr>
+      <w:r>
+        <w:t xml:space="preserve">Sete registros do núcleo original, previamente classificados como secundários ou excluídos, foram reavaliados sob esse critério porque o dicionário de perguntas de pesquisa vigente até então (RQ0 a RQ5) não continha termos dedicados a IA e aprendizado de máquina; cinco foram promovidos ao núcleo principal por evidenciarem técnica computacional efetivamente aplicada, não por reinterpretação do conteúdo original dos estudos.</w:t>
+      </w:r>
+    </w:p>
+    <w:p>
+      <w:pPr>
+        <w:pStyle w:val="BodyText"/>
+      </w:pPr>
+      <w:r>
+        <w:t xml:space="preserve">A leitura comparativa detalhada na Seção </w:t>
+      </w:r>
+      <w:hyperlink w:anchor="sec:metodos">
+        <w:r>
+          <w:rPr>
+            <w:rStyle w:val="Hyperlink"/>
+          </w:rPr>
+          <w:t xml:space="preserve">7</w:t>
+        </w:r>
+      </w:hyperlink>
+      <w:r>
+        <w:t xml:space="preserve"> </w:t>
+      </w:r>
+      <w:r>
+        <w:t xml:space="preserve">também desloca a discussão de uma oposição simplista entre métodos tradicionais e IA. Os estudos mostram que técnicas treinadas podem produzir estimativas úteis à gestão, mas também registram fragmentação temática e barreiras de interoperabilidade, privacidade, governança de dados e representatividade geográfica. Portanto, acurácia preditiva e legitimidade decisória pertencem a níveis distintos. Para uma universidade pública, mesmo um modelo tecnicamente adequado precisa explicitar origem e atualidade dos dados, domínio de validade, tratamento de erro e dados ausentes, responsável pela decisão e possibilidade de contestação.</w:t>
       </w:r>
     </w:p>
     <w:bookmarkEnd w:id="60"/>
-    <w:bookmarkStart w:id="61" w:name="especificidade-pública-universitária"/>
+    <w:bookmarkStart w:id="61" w:name="lacuna-entre-estrutura-e-decisão"/>
     <w:p>
       <w:pPr>
         <w:pStyle w:val="Heading2"/>
       </w:pPr>
       <w:r>
-        <w:t xml:space="preserve">Especificidade pública universitária</w:t>
+        <w:t xml:space="preserve">Lacuna entre estrutura e decisão</w:t>
       </w:r>
     </w:p>
     <w:p>
@@ -7903,7 +8871,7 @@
         <w:pStyle w:val="FirstParagraph"/>
       </w:pPr>
       <w:r>
-        <w:t xml:space="preserve">Universidades,</w:t>
+        <w:t xml:space="preserve">A presença de</w:t>
       </w:r>
       <w:r>
         <w:t xml:space="preserve"> </w:t>
@@ -7913,12 +8881,71 @@
           <w:iCs/>
           <w:i/>
         </w:rPr>
+        <w:t xml:space="preserve">framework</w:t>
+      </w:r>
+      <w:r>
+        <w:t xml:space="preserve"> </w:t>
+      </w:r>
+      <w:r>
+        <w:t xml:space="preserve">em quase todo o núcleo contrasta com a menor frequência de AHP, TOPSIS, ANP, Delphi e MCDM. Propor uma estrutura ou mencionar apoio à decisão não equivale a definir indicadores, normalizar, ponderar, agregar, testar sensibilidade e validar. Aplicações em edifícios educacionais,</w:t>
+      </w:r>
+      <w:r>
+        <w:t xml:space="preserve"> </w:t>
+      </w:r>
+      <w:r>
+        <w:rPr>
+          <w:iCs/>
+          <w:i/>
+        </w:rPr>
         <w:t xml:space="preserve">campus</w:t>
       </w:r>
       <w:r>
         <w:t xml:space="preserve"> </w:t>
       </w:r>
       <w:r>
+        <w:t xml:space="preserve">e manutenção pública demonstram funções específicas desses métodos, e operacionalizações parciais foram identificadas nas leituras integrais</w:t>
+      </w:r>
+      <w:r>
+        <w:t xml:space="preserve"> </w:t>
+      </w:r>
+      <w:r>
+        <w:t xml:space="preserve">(Alfalah et al. 2022; Naji, Gunduz, and Maki 2023; Masmoudi et al. 2026; Kim et al. 2018; Nägeli et al. 2019; Ferreira et al. 2020)</w:t>
+      </w:r>
+      <w:r>
+        <w:t xml:space="preserve">. A lacuna central não é a ausência de critérios, mas a falta de uma cadeia documentada entre evidência, variável mensurável, preferência institucional e decisão validada. Esse resultado responde à RQ0 ao indicar que a literatura fornece componentes para o protocolo, mas não um modelo diretamente transferível à gestão universitária pública.</w:t>
+      </w:r>
+    </w:p>
+    <w:bookmarkEnd w:id="61"/>
+    <w:bookmarkStart w:id="62" w:name="especificidade-pública-universitária"/>
+    <w:p>
+      <w:pPr>
+        <w:pStyle w:val="Heading2"/>
+      </w:pPr>
+      <w:r>
+        <w:t xml:space="preserve">Especificidade pública universitária</w:t>
+      </w:r>
+    </w:p>
+    <w:p>
+      <w:pPr>
+        <w:pStyle w:val="FirstParagraph"/>
+      </w:pPr>
+      <w:r>
+        <w:t xml:space="preserve">Universidades,</w:t>
+      </w:r>
+      <w:r>
+        <w:t xml:space="preserve"> </w:t>
+      </w:r>
+      <w:r>
+        <w:rPr>
+          <w:iCs/>
+          <w:i/>
+        </w:rPr>
+        <w:t xml:space="preserve">campus</w:t>
+      </w:r>
+      <w:r>
+        <w:t xml:space="preserve"> </w:t>
+      </w:r>
+      <w:r>
         <w:t xml:space="preserve">e edifícios públicos representam parcelas menores que edificações genéricas e portfólios. Nesses contextos, diversidade de usuários, continuidade acadêmica, orçamento e governança impedem reduzir prioridade à condição física</w:t>
       </w:r>
       <w:r>
@@ -7937,7 +8964,7 @@
         <w:t xml:space="preserve">(Martins and Espejo 2024; Morais, Paula, and Reis 2023)</w:t>
       </w:r>
       <w:r>
-        <w:t xml:space="preserve">. A baixa presença lexical de ODS e ESG, apesar da recorrência de energia, emissões, segurança, conforto e governança, sugere adoção substantiva sem linguagem operacional explícita</w:t>
+        <w:t xml:space="preserve">. A baixa presença lexical de ODS e ESG, apesar da recorrência de energia, emissões, segurança, conforto e governança, indica no corpus uma aproximação substantiva ainda pouco expressa por esses rótulos. Essa interpretação é compatível com o caráter emergente da incorporação explícita de ESG à gestão de facilidades</w:t>
       </w:r>
       <w:r>
         <w:t xml:space="preserve"> </w:t>
@@ -7949,8 +8976,8 @@
         <w:t xml:space="preserve">.</w:t>
       </w:r>
     </w:p>
-    <w:bookmarkEnd w:id="61"/>
-    <w:bookmarkStart w:id="62" w:name="contribuição-do-protocolo"/>
+    <w:bookmarkEnd w:id="62"/>
+    <w:bookmarkStart w:id="63" w:name="contribuição-do-protocolo"/>
     <w:p>
       <w:pPr>
         <w:pStyle w:val="Heading2"/>
@@ -7964,7 +8991,7 @@
         <w:pStyle w:val="FirstParagraph"/>
       </w:pPr>
       <w:r>
-        <w:t xml:space="preserve">O protocolo preenche parte dessa lacuna ao ligar cada elemento candidato a evidência bibliométrica, síntese temática e leitura integral. A rastreabilidade explica por que desempenho, informação, condição, conformidade, custo, energia e usuários foram escolhidos, enquanto o fluxograma separa validação de conteúdo, qualidade dos dados, ponderação, vetos e sensibilidade. Para a gestão pública, seu valor não está apenas no ordenamento final, mas no registro verificável da fonte, da unidade, da periodicidade, dos atores e das regras aplicadas. Vetos impedem que risco à vida ou ilegalidade sejam compensados por vantagens econômicas ou ambientais.</w:t>
+        <w:t xml:space="preserve">Como proposição deste artigo, o protocolo procura reduzir parte dessa lacuna ao ligar cada elemento candidato a evidência bibliométrica, síntese temática e leitura integral. A rastreabilidade explica por que desempenho, informação, condição, conformidade, custo, energia e usuários foram escolhidos, enquanto o fluxograma separa validação de conteúdo, qualidade dos dados, ponderação, vetos e sensibilidade. Para a gestão pública, seu valor não está apenas no ordenamento final, mas no registro verificável da fonte, da unidade, da periodicidade, dos atores e das regras aplicadas. Vetos impedem que risco à vida ou ilegalidade sejam compensados por vantagens econômicas ou ambientais.</w:t>
       </w:r>
     </w:p>
     <w:p>
@@ -7972,7 +8999,7 @@
         <w:pStyle w:val="BodyText"/>
       </w:pPr>
       <w:r>
-        <w:t xml:space="preserve">Essa contribuição permanece propositiva. Coocorrências não estimam causalidade, importância ou peso; categorias amplas podem reunir estudos diferentes; e desenhos conceituais, revisões, estudos de caso e modelos quantitativos não oferecem força de evidência equivalente. Sem avaliação metodológica integral dos 104 registros e sem teste institucional, não se recomenda superioridade de método, critério ou tecnologia. O produto é uma arquitetura auditável para validação, não uma prioridade pronta.</w:t>
+        <w:t xml:space="preserve">Essa contribuição permanece propositiva. Coocorrências não estimam causalidade, importância ou peso; categorias amplas podem reunir estudos diferentes; e desenhos conceituais, revisões, estudos de caso e modelos quantitativos não oferecem força de evidência equivalente. Sem avaliação metodológica integral dos 121 registros e sem teste institucional, não se recomenda superioridade de método, critério ou tecnologia. O produto é uma arquitetura auditável para validação, não uma prioridade pronta.</w:t>
       </w:r>
     </w:p>
     <w:p>
@@ -7980,12 +9007,12 @@
         <w:pStyle w:val="BodyText"/>
       </w:pPr>
       <w:r>
-        <w:t xml:space="preserve">O avanço requer validar conteúdo antes de pesos, integrar dados administrativos, elicitar preferências com participação institucional, testar sensibilidade e comparar resultados entre unidades. Essa sequência transforma a síntese em governança da manutenção sem atribuir ao protocolo validade ainda não demonstrada.</w:t>
-      </w:r>
-    </w:p>
-    <w:bookmarkEnd w:id="62"/>
+        <w:t xml:space="preserve">Como agenda de validação derivada da síntese, recomenda-se validar o conteúdo antes dos pesos, integrar dados administrativos, elicitar preferências com participação institucional, testar sensibilidade e comparar resultados entre unidades. Essa sequência delimita como a arquitetura proposta poderá ser testada sem lhe atribuir validade ainda não demonstrada.</w:t>
+      </w:r>
+    </w:p>
     <w:bookmarkEnd w:id="63"/>
-    <w:bookmarkStart w:id="64" w:name="sec:limitacoes"/>
+    <w:bookmarkEnd w:id="64"/>
+    <w:bookmarkStart w:id="65" w:name="sec:limitacoes"/>
     <w:p>
       <w:pPr>
         <w:pStyle w:val="Heading1"/>
@@ -8009,7 +9036,7 @@
         <w:t xml:space="preserve"> </w:t>
       </w:r>
       <w:r>
-        <w:t xml:space="preserve">O ano de 2026 é parcial e os índices podem mudar. Não houve pré-registro público do protocolo. Também não foram realizadas busca de citações para frente ou para trás nem busca estruturada de literatura cinzenta, e a cobertura permaneceu condicionada às fontes e aos metadados indexados. As decisões de triagem e codificação foram conduzidas por um único avaliador, sem segundo revisor independente e sem medida de concordância interavaliadores; presença lexical não equivale a variável mensurada, critério aplicado ou resultado empírico, e ODS, SDG e ESG podem estar ausentes mesmo quando seus componentes aparecem.</w:t>
+        <w:t xml:space="preserve">O ano de 2026 é parcial e os índices podem mudar. Não houve pré-registro, busca de citações para frente ou para trás nem busca estruturada de literatura cinzenta; a cobertura depende das três fontes e dos metadados disponíveis. Triagem e codificação foram conduzidas por um único avaliador, sem revisão independente ou concordância interavaliadores. Além disso, presença lexical não equivale a variável mensurada, critério aplicado ou resultado empírico, e ODS, SDG ou ESG podem estar ausentes mesmo quando seus componentes aparecem.</w:t>
       </w:r>
     </w:p>
     <w:p>
@@ -8027,7 +9054,7 @@
         <w:t xml:space="preserve"> </w:t>
       </w:r>
       <w:r>
-        <w:t xml:space="preserve">O núcleo de 104 não foi submetido integralmente a elegibilidade e extração em texto completo. Trinta estudos com PDF disponível foram posteriormente lidos em tarefas pontuais e 14 forneceram evidências específicas. A unidade de análise quantitativa é o registro bibliográfico consolidado. Ela não garante independência entre publicações relacionadas nem representa força de evidência acumulada; a classificação de desenho deixou 23,1% sem sinal suficiente e nenhum instrumento de risco de viés foi aplicado, o que impede comparar qualidade metodológica ou recomendar superioridade. Na camada bibliométrica, a incompletude de autores e a ausência de afiliações e referências citadas impediram rede de colaboração e acoplamento bibliográfico, e as demais medidas permanecem explorações documentais.</w:t>
+        <w:t xml:space="preserve">O núcleo de 121 registros não foi submetido integralmente a elegibilidade e extração em texto completo. As leituras posteriores foram pontuais: 37 textos foram consultados e 19 acrescentaram evidências específicas; no lote de sensibilidade, sete dos 17 foram lidos integralmente. A unidade quantitativa é o registro bibliográfico consolidado, que não garante independência entre publicações relacionadas nem representa força de evidência acumulada. Como 23,1% dos registros não apresentaram sinal suficiente para classificar o desenho e não foi aplicado instrumento de risco de viés, não se pode comparar qualidade metodológica nem recomendar superioridade. A ausência de afiliações e referências citadas e a baixa completude de autores também impediram rede de colaboração e acoplamento bibliográfico.</w:t>
       </w:r>
     </w:p>
     <w:p>
@@ -8039,17 +9066,35 @@
           <w:bCs/>
           <w:b/>
         </w:rPr>
+        <w:t xml:space="preserve">Busca de sensibilidade para IA.</w:t>
+      </w:r>
+      <w:r>
+        <w:t xml:space="preserve"> </w:t>
+      </w:r>
+      <w:r>
+        <w:t xml:space="preserve">Os 4.889 registros foram classificados por correspondência de termos ao dicionário RQ6; somente os 20 candidatos ao núcleo tiveram título e resumo revisados individualmente. No Crossref, 24,9% possuíam resumo, ante 100% na Scopus e na Web of Science, e nenhum registro incorporado teve origem exclusiva nessa fonte. A rodada permaneceu restrita às mesmas três fontes, sem literatura cinzenta ou base especializada em ciência da computação. Na Web of Science, a busca foi executada em All Databases, embora os registros exportados apresentem indexação na Web of Science Core Collection. As strings, os campos, a data, o período e a ausência de filtros adicionais foram documentados retrospectivamente a partir do registro fornecido pelo pesquisador; não há captura de tela ou histórico contemporâneo da interface anexado ao repositório. Por ter sido deliberadamente enriquecido com termos de inteligência artificial e aprendizado de máquina, o aumento de nove para 26 registros mede o efeito da sensibilidade, não a prevalência dessas técnicas no campo.</w:t>
+      </w:r>
+    </w:p>
+    <w:p>
+      <w:pPr>
+        <w:pStyle w:val="BodyText"/>
+      </w:pPr>
+      <w:r>
+        <w:rPr>
+          <w:bCs/>
+          <w:b/>
+        </w:rPr>
         <w:t xml:space="preserve">Protocolo.</w:t>
       </w:r>
       <w:r>
         <w:t xml:space="preserve"> </w:t>
       </w:r>
       <w:r>
-        <w:t xml:space="preserve">Indicadores e regras formam especificação operacional candidata: pesos, limiares, função de agregação e sensibilidade ainda não foram validados nem executados com dados reais, permanecendo dependentes de validação de conteúdo, participação institucional e teste de robustez.</w:t>
-      </w:r>
-    </w:p>
-    <w:bookmarkEnd w:id="64"/>
-    <w:bookmarkStart w:id="135" w:name="sec:consideracoes"/>
+        <w:t xml:space="preserve">Indicadores e regras constituem especificação candidata. Pesos, limiares, agregação e sensibilidade ainda dependem de validação de conteúdo, participação institucional, dados reais e teste de robustez.</w:t>
+      </w:r>
+    </w:p>
+    <w:bookmarkEnd w:id="65"/>
+    <w:bookmarkStart w:id="150" w:name="sec:consideracoes"/>
     <w:p>
       <w:pPr>
         <w:pStyle w:val="Heading1"/>
@@ -8076,7 +9121,18 @@
         <w:t xml:space="preserve">digital twins</w:t>
       </w:r>
       <w:r>
-        <w:t xml:space="preserve">, carbono, ciclo de vida e manutenção preditiva. A síntese temática mostrou que dimensões técnica-operacional, institucional e ambiental e critérios de desempenho, informação, custo, vida útil, energia e risco formam o núcleo documental. A integração fundamentou um protocolo que separa evidência bibliográfica, indicador operacional e escolha normativa.</w:t>
+        <w:t xml:space="preserve">, carbono, ciclo de vida, manutenção preditiva e, de forma ainda emergente conforme a busca complementar de sensibilidade (Seção </w:t>
+      </w:r>
+      <w:hyperlink w:anchor="sec:buscaia">
+        <w:r>
+          <w:rPr>
+            <w:rStyle w:val="Hyperlink"/>
+          </w:rPr>
+          <w:t xml:space="preserve">3.4</w:t>
+        </w:r>
+      </w:hyperlink>
+      <w:r>
+        <w:t xml:space="preserve">), aprendizado de máquina. A síntese temática mostrou que dimensões técnica-operacional, institucional e ambiental e critérios de desempenho, informação, custo, vida útil, energia e risco formam o núcleo documental, agora com 121 registros. A integração fundamentou um protocolo que separa evidência bibliográfica, indicador operacional e escolha normativa.</w:t>
       </w:r>
     </w:p>
     <w:p>
@@ -8084,7 +9140,7 @@
         <w:pStyle w:val="BodyText"/>
       </w:pPr>
       <w:r>
-        <w:t xml:space="preserve">Foram identificadas seis dimensões, 15 critérios e abordagens decisórias heterogêneas. Estruturas genéricas, BIM e apoio à decisão foram mais frequentes que métodos multicritério nomeados. Edificações genéricas e portfólios predominaram; universidades,</w:t>
+        <w:t xml:space="preserve">Foram identificadas seis dimensões, 15 critérios e abordagens decisórias heterogêneas. Estruturas genéricas, BIM e apoio à decisão foram mais frequentes que métodos multicritério nomeados; aprendizado de máquina, tema da busca de sensibilidade, cresceu de nove para 26 registros, mas sua presença documental não substitui validação de desempenho nem indica maturidade institucional de adoção. Em resposta à RQ6, entre os 17 registros incorporados, dez têm como função predominante previsão ou previsão com otimização, dois diagnóstico e classificação e cinco síntese ou integração tecnológica. Nenhum demonstrou a cadeia completa entre modelo treinado, validação externa, ponderação multicritério, vetos e decisão pública auditável. Edificações genéricas e portfólios predominaram; universidades,</w:t>
       </w:r>
       <w:r>
         <w:t xml:space="preserve"> </w:t>
@@ -8117,7 +9173,7 @@
         <w:pStyle w:val="BodyText"/>
       </w:pPr>
       <w:r>
-        <w:t xml:space="preserve">A contribuição é uma matriz analítica conceitual informada pela síntese da literatura, convertida em protocolo operacional candidato e rastreável. A proposta liga evidências a indicadores, fontes, periodicidade, preferência e regras de veto, com pesos e limiares remetidos à validação institucional. Este protocolo não resolve a escassez de recursos, mas oferece um caminho transparente para justificar onde eles serão aplicados, transformando a priorização da manutenção em ato de governança auditável.</w:t>
+        <w:t xml:space="preserve">A contribuição é uma matriz analítica conceitual informada pela síntese da literatura, convertida em protocolo operacional candidato e rastreável. A proposta liga evidências a indicadores, fontes, periodicidade, preferência e regras de veto, com pesos e limiares remetidos à validação institucional. Este protocolo não resolve a escassez de recursos; se validado institucionalmente, poderá oferecer um caminho transparente para justificar sua aplicação e tornar a priorização da manutenção um ato de governança auditável.</w:t>
       </w:r>
     </w:p>
     <w:p>
@@ -8125,7 +9181,7 @@
         <w:pStyle w:val="BodyText"/>
       </w:pPr>
       <w:r>
-        <w:t xml:space="preserve">A implementação permanece organizada em quatro etapas:</w:t>
+        <w:t xml:space="preserve">Como proposição dos autores, a validação futura pode ser organizada em quatro etapas sequenciais, sem que os intervalos de duração sejam definidos antes do diagnóstico institucional:</w:t>
       </w:r>
     </w:p>
     <w:p>
@@ -8140,7 +9196,7 @@
           <w:bCs/>
           <w:b/>
         </w:rPr>
-        <w:t xml:space="preserve">Validação de conteúdo, 0–6 meses:</w:t>
+        <w:t xml:space="preserve">Validação de conteúdo:</w:t>
       </w:r>
       <w:r>
         <w:t xml:space="preserve"> </w:t>
@@ -8161,7 +9217,7 @@
           <w:bCs/>
           <w:b/>
         </w:rPr>
-        <w:t xml:space="preserve">Integração de dados, 6–12 meses:</w:t>
+        <w:t xml:space="preserve">Integração de dados:</w:t>
       </w:r>
       <w:r>
         <w:t xml:space="preserve"> </w:t>
@@ -8182,7 +9238,7 @@
           <w:bCs/>
           <w:b/>
         </w:rPr>
-        <w:t xml:space="preserve">Ponderação e protótipo, 12–18 meses:</w:t>
+        <w:t xml:space="preserve">Ponderação e protótipo:</w:t>
       </w:r>
       <w:r>
         <w:t xml:space="preserve"> </w:t>
@@ -8203,7 +9259,7 @@
           <w:bCs/>
           <w:b/>
         </w:rPr>
-        <w:t xml:space="preserve">Validação multicampi, 18–24 meses:</w:t>
+        <w:t xml:space="preserve">Validação multicampi:</w:t>
       </w:r>
       <w:r>
         <w:t xml:space="preserve"> </w:t>
@@ -8217,11 +9273,11 @@
         <w:pStyle w:val="FirstParagraph"/>
       </w:pPr>
       <w:r>
-        <w:t xml:space="preserve">A versão completa funciona como capítulo de tese e documentação científica do produto. Uma futura versão de artigo pode deslocar rastreabilidade extensa para material suplementar, preservando pergunta, método, resultados bibliométricos e temáticos e protocolo. Até a validação, a contribuição é uma base reproduzível e operacionalmente especificada, não uma classificação pronta para investimento.</w:t>
-      </w:r>
-    </w:p>
-    <w:bookmarkStart w:id="134" w:name="refs"/>
-    <w:bookmarkStart w:id="66" w:name="ref-aldairi_lean6sbm_2017"/>
+        <w:t xml:space="preserve">Até a validação empírica e institucional, a contribuição permanece uma base reproduzível e operacionalmente especificada para teste, não uma classificação pronta para orientar investimentos.</w:t>
+      </w:r>
+    </w:p>
+    <w:bookmarkStart w:id="149" w:name="refs"/>
+    <w:bookmarkStart w:id="67" w:name="ref-aldairi_lean6sbm_2017"/>
     <w:p>
       <w:pPr>
         <w:pStyle w:val="Heading1"/>
@@ -8262,7 +9318,7 @@
       <w:r>
         <w:t xml:space="preserve"> </w:t>
       </w:r>
-      <w:hyperlink r:id="rId65">
+      <w:hyperlink r:id="rId66">
         <w:r>
           <w:rPr>
             <w:rStyle w:val="Hyperlink"/>
@@ -8274,8 +9330,8 @@
         <w:t xml:space="preserve">.</w:t>
       </w:r>
     </w:p>
-    <w:bookmarkEnd w:id="66"/>
-    <w:bookmarkStart w:id="68" w:name="ref-alfalah_frameworkeducacional_2022"/>
+    <w:bookmarkEnd w:id="67"/>
+    <w:bookmarkStart w:id="69" w:name="ref-alfalah_frameworkeducacional_2022"/>
     <w:p>
       <w:pPr>
         <w:pStyle w:val="Bibliography"/>
@@ -8308,7 +9364,7 @@
       <w:r>
         <w:t xml:space="preserve"> </w:t>
       </w:r>
-      <w:hyperlink r:id="rId67">
+      <w:hyperlink r:id="rId68">
         <w:r>
           <w:rPr>
             <w:rStyle w:val="Hyperlink"/>
@@ -8320,20 +9376,20 @@
         <w:t xml:space="preserve">.</w:t>
       </w:r>
     </w:p>
-    <w:bookmarkEnd w:id="68"/>
-    <w:bookmarkStart w:id="70" w:name="ref-aliu_barreirasdt_2025"/>
+    <w:bookmarkEnd w:id="69"/>
+    <w:bookmarkStart w:id="71" w:name="ref-alici_iotambientes_2026"/>
     <w:p>
       <w:pPr>
         <w:pStyle w:val="Bibliography"/>
       </w:pPr>
       <w:r>
-        <w:t xml:space="preserve">Aliu, Abdulmalik Adozuka, Nor Rima Muhamad Ariff, Sheikh Ali Azzran Sh Said, Divine Senanu Ametefe, and Dah John. 2025.</w:t>
-      </w:r>
-      <w:r>
-        <w:t xml:space="preserve"> </w:t>
-      </w:r>
-      <w:r>
-        <w:t xml:space="preserve">“Barriers to Digital Transformation in Facilities Management: Insights from a Developing Country.”</w:t>
+        <w:t xml:space="preserve">Alici, Nedim. 2026.</w:t>
+      </w:r>
+      <w:r>
+        <w:t xml:space="preserve"> </w:t>
+      </w:r>
+      <w:r>
+        <w:t xml:space="preserve">“IoT-Enabled Indoor Environments in Smart Cities: A Systematic Review on Energy Efficiency, User Comfort, and Environmental Sustainability.”</w:t>
       </w:r>
       <w:r>
         <w:t xml:space="preserve"> </w:t>
@@ -8343,6 +9399,52 @@
           <w:iCs/>
           <w:i/>
         </w:rPr>
+        <w:t xml:space="preserve">Frontiers in Sustainability</w:t>
+      </w:r>
+      <w:r>
+        <w:t xml:space="preserve"> </w:t>
+      </w:r>
+      <w:r>
+        <w:t xml:space="preserve">7: 1751337.</w:t>
+      </w:r>
+      <w:r>
+        <w:t xml:space="preserve"> </w:t>
+      </w:r>
+      <w:hyperlink r:id="rId70">
+        <w:r>
+          <w:rPr>
+            <w:rStyle w:val="Hyperlink"/>
+          </w:rPr>
+          <w:t xml:space="preserve">https://doi.org/10.3389/frsus.2026.1751337</w:t>
+        </w:r>
+      </w:hyperlink>
+      <w:r>
+        <w:t xml:space="preserve">.</w:t>
+      </w:r>
+    </w:p>
+    <w:bookmarkEnd w:id="71"/>
+    <w:bookmarkStart w:id="73" w:name="ref-aliu_barreirasdt_2025"/>
+    <w:p>
+      <w:pPr>
+        <w:pStyle w:val="Bibliography"/>
+      </w:pPr>
+      <w:r>
+        <w:t xml:space="preserve">Aliu, Abdulmalik Adozuka, Nor Rima Muhamad Ariff, Sheikh Ali Azzran Sh Said, Divine Senanu Ametefe, and Dah John. 2025.</w:t>
+      </w:r>
+      <w:r>
+        <w:t xml:space="preserve"> </w:t>
+      </w:r>
+      <w:r>
+        <w:t xml:space="preserve">“Barriers to Digital Transformation in Facilities Management: Insights from a Developing Country.”</w:t>
+      </w:r>
+      <w:r>
+        <w:t xml:space="preserve"> </w:t>
+      </w:r>
+      <w:r>
+        <w:rPr>
+          <w:iCs/>
+          <w:i/>
+        </w:rPr>
         <w:t xml:space="preserve">Journal of Construction in Developing Countries</w:t>
       </w:r>
       <w:r>
@@ -8354,7 +9456,7 @@
       <w:r>
         <w:t xml:space="preserve"> </w:t>
       </w:r>
-      <w:hyperlink r:id="rId69">
+      <w:hyperlink r:id="rId72">
         <w:r>
           <w:rPr>
             <w:rStyle w:val="Hyperlink"/>
@@ -8366,8 +9468,8 @@
         <w:t xml:space="preserve">.</w:t>
       </w:r>
     </w:p>
-    <w:bookmarkEnd w:id="70"/>
-    <w:bookmarkStart w:id="72" w:name="ref-araujoneto_manutencaolegislacao_2015"/>
+    <w:bookmarkEnd w:id="73"/>
+    <w:bookmarkStart w:id="75" w:name="ref-araujoneto_manutencaolegislacao_2015"/>
     <w:p>
       <w:pPr>
         <w:pStyle w:val="Bibliography"/>
@@ -8400,7 +9502,7 @@
       <w:r>
         <w:t xml:space="preserve"> </w:t>
       </w:r>
-      <w:hyperlink r:id="rId71">
+      <w:hyperlink r:id="rId74">
         <w:r>
           <w:rPr>
             <w:rStyle w:val="Hyperlink"/>
@@ -8412,8 +9514,8 @@
         <w:t xml:space="preserve">.</w:t>
       </w:r>
     </w:p>
-    <w:bookmarkEnd w:id="72"/>
-    <w:bookmarkStart w:id="73" w:name="ref-abnt_nbr5674_2012"/>
+    <w:bookmarkEnd w:id="75"/>
+    <w:bookmarkStart w:id="76" w:name="ref-abnt_nbr5674_2012"/>
     <w:p>
       <w:pPr>
         <w:pStyle w:val="Bibliography"/>
@@ -8434,8 +9536,8 @@
         <w:t xml:space="preserve">Rio de Janeiro: ABNT.</w:t>
       </w:r>
     </w:p>
-    <w:bookmarkEnd w:id="73"/>
-    <w:bookmarkStart w:id="75" w:name="ref-awuzie_fmuniversidades_2017"/>
+    <w:bookmarkEnd w:id="76"/>
+    <w:bookmarkStart w:id="78" w:name="ref-awuzie_fmuniversidades_2017"/>
     <w:p>
       <w:pPr>
         <w:pStyle w:val="Bibliography"/>
@@ -8468,7 +9570,7 @@
       <w:r>
         <w:t xml:space="preserve"> </w:t>
       </w:r>
-      <w:hyperlink r:id="rId74">
+      <w:hyperlink r:id="rId77">
         <w:r>
           <w:rPr>
             <w:rStyle w:val="Hyperlink"/>
@@ -8480,20 +9582,20 @@
         <w:t xml:space="preserve">.</w:t>
       </w:r>
     </w:p>
-    <w:bookmarkEnd w:id="75"/>
-    <w:bookmarkStart w:id="77" w:name="ref-chew_manutenibilidadeverde_2016"/>
+    <w:bookmarkEnd w:id="78"/>
+    <w:bookmarkStart w:id="80" w:name="X8197757cb75e327dcc86b36afee00a28411c12b"/>
     <w:p>
       <w:pPr>
         <w:pStyle w:val="Bibliography"/>
       </w:pPr>
       <w:r>
-        <w:t xml:space="preserve">Chew, Michael Yit Lin, and Sheila Conejos. 2016.</w:t>
-      </w:r>
-      <w:r>
-        <w:t xml:space="preserve"> </w:t>
-      </w:r>
-      <w:r>
-        <w:t xml:space="preserve">“Developing a Green Maintainability Framework for Green Walls in Singapore.”</w:t>
+        <w:t xml:space="preserve">Barbosa, Ana Maria da Silva, Taciana de Barros Jerônimo, Patrícia Tatiana Ferreira Ramos, and Juliana Karla Rodrigues de Souza Santos. 2020.</w:t>
+      </w:r>
+      <w:r>
+        <w:t xml:space="preserve"> </w:t>
+      </w:r>
+      <w:r>
+        <w:t xml:space="preserve">“A Gestão de Facilities Na Manutenção de Uma Instituição Pública.”</w:t>
       </w:r>
       <w:r>
         <w:t xml:space="preserve"> </w:t>
@@ -8503,6 +9605,52 @@
           <w:iCs/>
           <w:i/>
         </w:rPr>
+        <w:t xml:space="preserve">Revista Gestão Industrial</w:t>
+      </w:r>
+      <w:r>
+        <w:t xml:space="preserve"> </w:t>
+      </w:r>
+      <w:r>
+        <w:t xml:space="preserve">16 (3): 129–46.</w:t>
+      </w:r>
+      <w:r>
+        <w:t xml:space="preserve"> </w:t>
+      </w:r>
+      <w:hyperlink r:id="rId79">
+        <w:r>
+          <w:rPr>
+            <w:rStyle w:val="Hyperlink"/>
+          </w:rPr>
+          <w:t xml:space="preserve">https://doi.org/10.3895/gi.v16n3.8968</w:t>
+        </w:r>
+      </w:hyperlink>
+      <w:r>
+        <w:t xml:space="preserve">.</w:t>
+      </w:r>
+    </w:p>
+    <w:bookmarkEnd w:id="80"/>
+    <w:bookmarkStart w:id="82" w:name="ref-chew_manutenibilidadeverde_2016"/>
+    <w:p>
+      <w:pPr>
+        <w:pStyle w:val="Bibliography"/>
+      </w:pPr>
+      <w:r>
+        <w:t xml:space="preserve">Chew, Michael Yit Lin, and Sheila Conejos. 2016.</w:t>
+      </w:r>
+      <w:r>
+        <w:t xml:space="preserve"> </w:t>
+      </w:r>
+      <w:r>
+        <w:t xml:space="preserve">“Developing a Green Maintainability Framework for Green Walls in Singapore.”</w:t>
+      </w:r>
+      <w:r>
+        <w:t xml:space="preserve"> </w:t>
+      </w:r>
+      <w:r>
+        <w:rPr>
+          <w:iCs/>
+          <w:i/>
+        </w:rPr>
         <w:t xml:space="preserve">Structural Survey</w:t>
       </w:r>
       <w:r>
@@ -8514,7 +9662,7 @@
       <w:r>
         <w:t xml:space="preserve"> </w:t>
       </w:r>
-      <w:hyperlink r:id="rId76">
+      <w:hyperlink r:id="rId81">
         <w:r>
           <w:rPr>
             <w:rStyle w:val="Hyperlink"/>
@@ -8526,8 +9674,8 @@
         <w:t xml:space="preserve">.</w:t>
       </w:r>
     </w:p>
-    <w:bookmarkEnd w:id="77"/>
-    <w:bookmarkStart w:id="79" w:name="ref-conejos_verticalgreenery_2019"/>
+    <w:bookmarkEnd w:id="82"/>
+    <w:bookmarkStart w:id="84" w:name="ref-conejos_verticalgreenery_2019"/>
     <w:p>
       <w:pPr>
         <w:pStyle w:val="Bibliography"/>
@@ -8560,7 +9708,7 @@
       <w:r>
         <w:t xml:space="preserve"> </w:t>
       </w:r>
-      <w:hyperlink r:id="rId78">
+      <w:hyperlink r:id="rId83">
         <w:r>
           <w:rPr>
             <w:rStyle w:val="Hyperlink"/>
@@ -8572,8 +9720,8 @@
         <w:t xml:space="preserve">.</w:t>
       </w:r>
     </w:p>
-    <w:bookmarkEnd w:id="79"/>
-    <w:bookmarkStart w:id="81" w:name="ref-crossref_restapi_2026"/>
+    <w:bookmarkEnd w:id="84"/>
+    <w:bookmarkStart w:id="86" w:name="ref-crossref_restapi_2026"/>
     <w:p>
       <w:pPr>
         <w:pStyle w:val="Bibliography"/>
@@ -8596,7 +9744,7 @@
       <w:r>
         <w:t xml:space="preserve"> </w:t>
       </w:r>
-      <w:hyperlink r:id="rId80">
+      <w:hyperlink r:id="rId85">
         <w:r>
           <w:rPr>
             <w:rStyle w:val="Hyperlink"/>
@@ -8608,20 +9756,20 @@
         <w:t xml:space="preserve">.</w:t>
       </w:r>
     </w:p>
-    <w:bookmarkEnd w:id="81"/>
-    <w:bookmarkStart w:id="83" w:name="ref-deng_bimdigitaltwins_2021"/>
+    <w:bookmarkEnd w:id="86"/>
+    <w:bookmarkStart w:id="88" w:name="ref-das_iotai_2025"/>
     <w:p>
       <w:pPr>
         <w:pStyle w:val="Bibliography"/>
       </w:pPr>
       <w:r>
-        <w:t xml:space="preserve">Deng, Min, Carol C. Menassa, and Vineet R. Kamat. 2021.</w:t>
-      </w:r>
-      <w:r>
-        <w:t xml:space="preserve"> </w:t>
-      </w:r>
-      <w:r>
-        <w:t xml:space="preserve">“From BIM to Digital Twins: A Systematic Review of the Evolution of Intelligent Building Representations in the AEC-FM Industry.”</w:t>
+        <w:t xml:space="preserve">Das, Dillip Kumar. 2025.</w:t>
+      </w:r>
+      <w:r>
+        <w:t xml:space="preserve"> </w:t>
+      </w:r>
+      <w:r>
+        <w:t xml:space="preserve">“Integrating IoT and AI for Sustainable Energy-Efficient Smart Building: Potential, Barriers and Strategic Pathways.”</w:t>
       </w:r>
       <w:r>
         <w:t xml:space="preserve"> </w:t>
@@ -8631,6 +9779,52 @@
           <w:iCs/>
           <w:i/>
         </w:rPr>
+        <w:t xml:space="preserve">Sustainability</w:t>
+      </w:r>
+      <w:r>
+        <w:t xml:space="preserve"> </w:t>
+      </w:r>
+      <w:r>
+        <w:t xml:space="preserve">17 (22): 10313.</w:t>
+      </w:r>
+      <w:r>
+        <w:t xml:space="preserve"> </w:t>
+      </w:r>
+      <w:hyperlink r:id="rId87">
+        <w:r>
+          <w:rPr>
+            <w:rStyle w:val="Hyperlink"/>
+          </w:rPr>
+          <w:t xml:space="preserve">https://doi.org/10.3390/su172210313</w:t>
+        </w:r>
+      </w:hyperlink>
+      <w:r>
+        <w:t xml:space="preserve">.</w:t>
+      </w:r>
+    </w:p>
+    <w:bookmarkEnd w:id="88"/>
+    <w:bookmarkStart w:id="90" w:name="ref-deng_bimdigitaltwins_2021"/>
+    <w:p>
+      <w:pPr>
+        <w:pStyle w:val="Bibliography"/>
+      </w:pPr>
+      <w:r>
+        <w:t xml:space="preserve">Deng, Min, Carol C. Menassa, and Vineet R. Kamat. 2021.</w:t>
+      </w:r>
+      <w:r>
+        <w:t xml:space="preserve"> </w:t>
+      </w:r>
+      <w:r>
+        <w:t xml:space="preserve">“From BIM to Digital Twins: A Systematic Review of the Evolution of Intelligent Building Representations in the AEC-FM Industry.”</w:t>
+      </w:r>
+      <w:r>
+        <w:t xml:space="preserve"> </w:t>
+      </w:r>
+      <w:r>
+        <w:rPr>
+          <w:iCs/>
+          <w:i/>
+        </w:rPr>
         <w:t xml:space="preserve">Journal of Information Technology in Construction (ITcon)</w:t>
       </w:r>
       <w:r>
@@ -8642,7 +9836,7 @@
       <w:r>
         <w:t xml:space="preserve"> </w:t>
       </w:r>
-      <w:hyperlink r:id="rId82">
+      <w:hyperlink r:id="rId89">
         <w:r>
           <w:rPr>
             <w:rStyle w:val="Hyperlink"/>
@@ -8654,8 +9848,8 @@
         <w:t xml:space="preserve">.</w:t>
       </w:r>
     </w:p>
-    <w:bookmarkEnd w:id="83"/>
-    <w:bookmarkStart w:id="85" w:name="ref-donthu_bibliometria_2021"/>
+    <w:bookmarkEnd w:id="90"/>
+    <w:bookmarkStart w:id="92" w:name="ref-donthu_bibliometria_2021"/>
     <w:p>
       <w:pPr>
         <w:pStyle w:val="Bibliography"/>
@@ -8688,7 +9882,7 @@
       <w:r>
         <w:t xml:space="preserve"> </w:t>
       </w:r>
-      <w:hyperlink r:id="rId84">
+      <w:hyperlink r:id="rId91">
         <w:r>
           <w:rPr>
             <w:rStyle w:val="Hyperlink"/>
@@ -8700,8 +9894,8 @@
         <w:t xml:space="preserve">.</w:t>
       </w:r>
     </w:p>
-    <w:bookmarkEnd w:id="85"/>
-    <w:bookmarkStart w:id="87" w:name="ref-gispert_ontologiaativos_2025"/>
+    <w:bookmarkEnd w:id="92"/>
+    <w:bookmarkStart w:id="94" w:name="ref-gispert_ontologiaativos_2025"/>
     <w:p>
       <w:pPr>
         <w:pStyle w:val="Bibliography"/>
@@ -8734,7 +9928,7 @@
       <w:r>
         <w:t xml:space="preserve"> </w:t>
       </w:r>
-      <w:hyperlink r:id="rId86">
+      <w:hyperlink r:id="rId93">
         <w:r>
           <w:rPr>
             <w:rStyle w:val="Hyperlink"/>
@@ -8746,8 +9940,8 @@
         <w:t xml:space="preserve">.</w:t>
       </w:r>
     </w:p>
-    <w:bookmarkEnd w:id="87"/>
-    <w:bookmarkStart w:id="89" w:name="ref-ferreira_manutencaoceramica_2020"/>
+    <w:bookmarkEnd w:id="94"/>
+    <w:bookmarkStart w:id="96" w:name="ref-ferreira_manutencaoceramica_2020"/>
     <w:p>
       <w:pPr>
         <w:pStyle w:val="Bibliography"/>
@@ -8780,7 +9974,7 @@
       <w:r>
         <w:t xml:space="preserve"> </w:t>
       </w:r>
-      <w:hyperlink r:id="rId88">
+      <w:hyperlink r:id="rId95">
         <w:r>
           <w:rPr>
             <w:rStyle w:val="Hyperlink"/>
@@ -8792,8 +9986,8 @@
         <w:t xml:space="preserve">.</w:t>
       </w:r>
     </w:p>
-    <w:bookmarkEnd w:id="89"/>
-    <w:bookmarkStart w:id="91" w:name="ref-goretti_bimoem_2023"/>
+    <w:bookmarkEnd w:id="96"/>
+    <w:bookmarkStart w:id="98" w:name="ref-goretti_bimoem_2023"/>
     <w:p>
       <w:pPr>
         <w:pStyle w:val="Bibliography"/>
@@ -8826,7 +10020,7 @@
       <w:r>
         <w:t xml:space="preserve"> </w:t>
       </w:r>
-      <w:hyperlink r:id="rId90">
+      <w:hyperlink r:id="rId97">
         <w:r>
           <w:rPr>
             <w:rStyle w:val="Hyperlink"/>
@@ -8838,8 +10032,8 @@
         <w:t xml:space="preserve">.</w:t>
       </w:r>
     </w:p>
-    <w:bookmarkEnd w:id="91"/>
-    <w:bookmarkStart w:id="93" w:name="ref-hu_revisao_sintese_2026"/>
+    <w:bookmarkEnd w:id="98"/>
+    <w:bookmarkStart w:id="100" w:name="ref-hu_revisao_sintese_2026"/>
     <w:p>
       <w:pPr>
         <w:pStyle w:val="Bibliography"/>
@@ -8872,7 +10066,7 @@
       <w:r>
         <w:t xml:space="preserve"> </w:t>
       </w:r>
-      <w:hyperlink r:id="rId92">
+      <w:hyperlink r:id="rId99">
         <w:r>
           <w:rPr>
             <w:rStyle w:val="Hyperlink"/>
@@ -8884,8 +10078,8 @@
         <w:t xml:space="preserve">.</w:t>
       </w:r>
     </w:p>
-    <w:bookmarkEnd w:id="93"/>
-    <w:bookmarkStart w:id="95" w:name="ref-jiang_deduplicacao_regras_2014"/>
+    <w:bookmarkEnd w:id="100"/>
+    <w:bookmarkStart w:id="102" w:name="ref-jiang_deduplicacao_regras_2014"/>
     <w:p>
       <w:pPr>
         <w:pStyle w:val="Bibliography"/>
@@ -8918,7 +10112,7 @@
       <w:r>
         <w:t xml:space="preserve"> </w:t>
       </w:r>
-      <w:hyperlink r:id="rId94">
+      <w:hyperlink r:id="rId101">
         <w:r>
           <w:rPr>
             <w:rStyle w:val="Hyperlink"/>
@@ -8930,8 +10124,8 @@
         <w:t xml:space="preserve">.</w:t>
       </w:r>
     </w:p>
-    <w:bookmarkEnd w:id="95"/>
-    <w:bookmarkStart w:id="97" w:name="ref-kim_estimativacustoseducacional_2018"/>
+    <w:bookmarkEnd w:id="102"/>
+    <w:bookmarkStart w:id="104" w:name="ref-kim_estimativacustoseducacional_2018"/>
     <w:p>
       <w:pPr>
         <w:pStyle w:val="Bibliography"/>
@@ -8964,7 +10158,7 @@
       <w:r>
         <w:t xml:space="preserve"> </w:t>
       </w:r>
-      <w:hyperlink r:id="rId96">
+      <w:hyperlink r:id="rId103">
         <w:r>
           <w:rPr>
             <w:rStyle w:val="Hyperlink"/>
@@ -8976,20 +10170,20 @@
         <w:t xml:space="preserve">.</w:t>
       </w:r>
     </w:p>
-    <w:bookmarkEnd w:id="97"/>
-    <w:bookmarkStart w:id="99" w:name="ref-martins_custosmanutencaoses_2024"/>
+    <w:bookmarkEnd w:id="104"/>
+    <w:bookmarkStart w:id="105" w:name="ref-lateef_manutencaouniversidade_2010"/>
     <w:p>
       <w:pPr>
         <w:pStyle w:val="Bibliography"/>
       </w:pPr>
       <w:r>
-        <w:t xml:space="preserve">Martins, Rafael Fernando Batista, and Márcia Maria dos Santos Bortolocci Espejo. 2024.</w:t>
-      </w:r>
-      <w:r>
-        <w:t xml:space="preserve"> </w:t>
-      </w:r>
-      <w:r>
-        <w:t xml:space="preserve">“Análise de Custos de Manutenção Predial Em Uma Universidade Federal Brasileira Com Uso Do Modelo de Suavização Exponencial Simples.”</w:t>
+        <w:t xml:space="preserve">Lateef, Olanrewaju Abdul, Mohd Faris Khamidi, and Arazi Idrus. 2010.</w:t>
+      </w:r>
+      <w:r>
+        <w:t xml:space="preserve"> </w:t>
+      </w:r>
+      <w:r>
+        <w:t xml:space="preserve">“Building Maintenance Management in a Malaysian University Campuses: A Case Study.”</w:t>
       </w:r>
       <w:r>
         <w:t xml:space="preserve"> </w:t>
@@ -8999,6 +10193,70 @@
           <w:iCs/>
           <w:i/>
         </w:rPr>
+        <w:t xml:space="preserve">Australasian Journal of Construction Economics and Building</w:t>
+      </w:r>
+      <w:r>
+        <w:t xml:space="preserve"> </w:t>
+      </w:r>
+      <w:r>
+        <w:t xml:space="preserve">10 (1/2): 76–89.</w:t>
+      </w:r>
+    </w:p>
+    <w:bookmarkEnd w:id="105"/>
+    <w:bookmarkStart w:id="106" w:name="ref-maia_gestaoinformacaomanutencao_2016"/>
+    <w:p>
+      <w:pPr>
+        <w:pStyle w:val="Bibliography"/>
+      </w:pPr>
+      <w:r>
+        <w:t xml:space="preserve">Maia, Barbara Lepca, Sérgio Scheer, and Maria do Carmo Duarte Freitas. 2016.</w:t>
+      </w:r>
+      <w:r>
+        <w:t xml:space="preserve"> </w:t>
+      </w:r>
+      <w:r>
+        <w:t xml:space="preserve">“Manutenção Predial: A Prospecta de Decisões a Partir Da Gestão Da Informação.”</w:t>
+      </w:r>
+      <w:r>
+        <w:t xml:space="preserve"> </w:t>
+      </w:r>
+      <w:r>
+        <w:rPr>
+          <w:iCs/>
+          <w:i/>
+        </w:rPr>
+        <w:t xml:space="preserve">Revista de Engenharia e Tecnologia</w:t>
+      </w:r>
+      <w:r>
+        <w:t xml:space="preserve"> </w:t>
+      </w:r>
+      <w:r>
+        <w:t xml:space="preserve">8 (3): 37–55.</w:t>
+      </w:r>
+    </w:p>
+    <w:bookmarkEnd w:id="106"/>
+    <w:bookmarkStart w:id="108" w:name="ref-martins_custosmanutencaoses_2024"/>
+    <w:p>
+      <w:pPr>
+        <w:pStyle w:val="Bibliography"/>
+      </w:pPr>
+      <w:r>
+        <w:t xml:space="preserve">Martins, Rafael Fernando Batista, and Márcia Maria dos Santos Bortolocci Espejo. 2024.</w:t>
+      </w:r>
+      <w:r>
+        <w:t xml:space="preserve"> </w:t>
+      </w:r>
+      <w:r>
+        <w:t xml:space="preserve">“Análise de Custos de Manutenção Predial Em Uma Universidade Federal Brasileira Com Uso Do Modelo de Suavização Exponencial Simples.”</w:t>
+      </w:r>
+      <w:r>
+        <w:t xml:space="preserve"> </w:t>
+      </w:r>
+      <w:r>
+        <w:rPr>
+          <w:iCs/>
+          <w:i/>
+        </w:rPr>
         <w:t xml:space="preserve">ABCustos</w:t>
       </w:r>
       <w:r>
@@ -9010,7 +10268,7 @@
       <w:r>
         <w:t xml:space="preserve"> </w:t>
       </w:r>
-      <w:hyperlink r:id="rId98">
+      <w:hyperlink r:id="rId107">
         <w:r>
           <w:rPr>
             <w:rStyle w:val="Hyperlink"/>
@@ -9022,8 +10280,8 @@
         <w:t xml:space="preserve">.</w:t>
       </w:r>
     </w:p>
-    <w:bookmarkEnd w:id="99"/>
-    <w:bookmarkStart w:id="101" w:name="ref-masmoudi_ahptopsis_2026"/>
+    <w:bookmarkEnd w:id="108"/>
+    <w:bookmarkStart w:id="110" w:name="ref-masmoudi_ahptopsis_2026"/>
     <w:p>
       <w:pPr>
         <w:pStyle w:val="Bibliography"/>
@@ -9056,7 +10314,7 @@
       <w:r>
         <w:t xml:space="preserve"> </w:t>
       </w:r>
-      <w:hyperlink r:id="rId100">
+      <w:hyperlink r:id="rId109">
         <w:r>
           <w:rPr>
             <w:rStyle w:val="Hyperlink"/>
@@ -9068,8 +10326,8 @@
         <w:t xml:space="preserve">.</w:t>
       </w:r>
     </w:p>
-    <w:bookmarkEnd w:id="101"/>
-    <w:bookmarkStart w:id="103" w:name="ref-morais_eficienciamanutencao_2023"/>
+    <w:bookmarkEnd w:id="110"/>
+    <w:bookmarkStart w:id="112" w:name="ref-morais_eficienciamanutencao_2023"/>
     <w:p>
       <w:pPr>
         <w:pStyle w:val="Bibliography"/>
@@ -9102,7 +10360,7 @@
       <w:r>
         <w:t xml:space="preserve"> </w:t>
       </w:r>
-      <w:hyperlink r:id="rId102">
+      <w:hyperlink r:id="rId111">
         <w:r>
           <w:rPr>
             <w:rStyle w:val="Hyperlink"/>
@@ -9114,20 +10372,20 @@
         <w:t xml:space="preserve">.</w:t>
       </w:r>
     </w:p>
-    <w:bookmarkEnd w:id="103"/>
-    <w:bookmarkStart w:id="105" w:name="ref-nageli_ciclovida_2019"/>
+    <w:bookmarkEnd w:id="112"/>
+    <w:bookmarkStart w:id="114" w:name="ref-motuziene_ventilacaoia_2025"/>
     <w:p>
       <w:pPr>
         <w:pStyle w:val="Bibliography"/>
       </w:pPr>
       <w:r>
-        <w:t xml:space="preserve">Nägeli, Claudio, Abolfazl Farahani, Magnus Österbring, Jan-Olof Dalenbäck, and Holger Wallbaum. 2019.</w:t>
-      </w:r>
-      <w:r>
-        <w:t xml:space="preserve"> </w:t>
-      </w:r>
-      <w:r>
-        <w:t xml:space="preserve">“A Service-Life Cycle Approach to Maintenance and Energy Retrofit Planning for Building Portfolios.”</w:t>
+        <w:t xml:space="preserve">Motuzienė, Violeta, Jonas Bielskus, Rasa Džiugaitė-Tumėnienė, and Vidas Raudonis. 2025.</w:t>
+      </w:r>
+      <w:r>
+        <w:t xml:space="preserve"> </w:t>
+      </w:r>
+      <w:r>
+        <w:t xml:space="preserve">“Occupancy-Based Predictive AI-Driven Ventilation Control for Energy Savings in Office Buildings.”</w:t>
       </w:r>
       <w:r>
         <w:t xml:space="preserve"> </w:t>
@@ -9137,6 +10395,52 @@
           <w:iCs/>
           <w:i/>
         </w:rPr>
+        <w:t xml:space="preserve">Sustainability</w:t>
+      </w:r>
+      <w:r>
+        <w:t xml:space="preserve"> </w:t>
+      </w:r>
+      <w:r>
+        <w:t xml:space="preserve">17 (9): 4140.</w:t>
+      </w:r>
+      <w:r>
+        <w:t xml:space="preserve"> </w:t>
+      </w:r>
+      <w:hyperlink r:id="rId113">
+        <w:r>
+          <w:rPr>
+            <w:rStyle w:val="Hyperlink"/>
+          </w:rPr>
+          <w:t xml:space="preserve">https://doi.org/10.3390/su17094140</w:t>
+        </w:r>
+      </w:hyperlink>
+      <w:r>
+        <w:t xml:space="preserve">.</w:t>
+      </w:r>
+    </w:p>
+    <w:bookmarkEnd w:id="114"/>
+    <w:bookmarkStart w:id="116" w:name="ref-nageli_ciclovida_2019"/>
+    <w:p>
+      <w:pPr>
+        <w:pStyle w:val="Bibliography"/>
+      </w:pPr>
+      <w:r>
+        <w:t xml:space="preserve">Nägeli, Claudio, Abolfazl Farahani, Magnus Österbring, Jan-Olof Dalenbäck, and Holger Wallbaum. 2019.</w:t>
+      </w:r>
+      <w:r>
+        <w:t xml:space="preserve"> </w:t>
+      </w:r>
+      <w:r>
+        <w:t xml:space="preserve">“A Service-Life Cycle Approach to Maintenance and Energy Retrofit Planning for Building Portfolios.”</w:t>
+      </w:r>
+      <w:r>
+        <w:t xml:space="preserve"> </w:t>
+      </w:r>
+      <w:r>
+        <w:rPr>
+          <w:iCs/>
+          <w:i/>
+        </w:rPr>
         <w:t xml:space="preserve">Building and Environment</w:t>
       </w:r>
       <w:r>
@@ -9148,7 +10452,7 @@
       <w:r>
         <w:t xml:space="preserve"> </w:t>
       </w:r>
-      <w:hyperlink r:id="rId104">
+      <w:hyperlink r:id="rId115">
         <w:r>
           <w:rPr>
             <w:rStyle w:val="Hyperlink"/>
@@ -9160,8 +10464,8 @@
         <w:t xml:space="preserve">.</w:t>
       </w:r>
     </w:p>
-    <w:bookmarkEnd w:id="105"/>
-    <w:bookmarkStart w:id="107" w:name="ref-naji_campusdelphi_2023"/>
+    <w:bookmarkEnd w:id="116"/>
+    <w:bookmarkStart w:id="118" w:name="ref-naji_campusdelphi_2023"/>
     <w:p>
       <w:pPr>
         <w:pStyle w:val="Bibliography"/>
@@ -9194,7 +10498,7 @@
       <w:r>
         <w:t xml:space="preserve"> </w:t>
       </w:r>
-      <w:hyperlink r:id="rId106">
+      <w:hyperlink r:id="rId117">
         <w:r>
           <w:rPr>
             <w:rStyle w:val="Hyperlink"/>
@@ -9206,8 +10510,8 @@
         <w:t xml:space="preserve">.</w:t>
       </w:r>
     </w:p>
-    <w:bookmarkEnd w:id="107"/>
-    <w:bookmarkStart w:id="109" w:name="X29a0b815a0fa8c82998c6fb0764f2ef94fd929e"/>
+    <w:bookmarkEnd w:id="118"/>
+    <w:bookmarkStart w:id="120" w:name="X29a0b815a0fa8c82998c6fb0764f2ef94fd929e"/>
     <w:p>
       <w:pPr>
         <w:pStyle w:val="Bibliography"/>
@@ -9240,7 +10544,7 @@
       <w:r>
         <w:t xml:space="preserve"> </w:t>
       </w:r>
-      <w:hyperlink r:id="rId108">
+      <w:hyperlink r:id="rId119">
         <w:r>
           <w:rPr>
             <w:rStyle w:val="Hyperlink"/>
@@ -9252,8 +10556,8 @@
         <w:t xml:space="preserve">.</w:t>
       </w:r>
     </w:p>
-    <w:bookmarkEnd w:id="109"/>
-    <w:bookmarkStart w:id="111" w:name="ref-nielsen_sustentabilidadefm_2016"/>
+    <w:bookmarkEnd w:id="120"/>
+    <w:bookmarkStart w:id="122" w:name="ref-nielsen_sustentabilidadefm_2016"/>
     <w:p>
       <w:pPr>
         <w:pStyle w:val="Bibliography"/>
@@ -9286,7 +10590,7 @@
       <w:r>
         <w:t xml:space="preserve"> </w:t>
       </w:r>
-      <w:hyperlink r:id="rId110">
+      <w:hyperlink r:id="rId121">
         <w:r>
           <w:rPr>
             <w:rStyle w:val="Hyperlink"/>
@@ -9298,8 +10602,8 @@
         <w:t xml:space="preserve">.</w:t>
       </w:r>
     </w:p>
-    <w:bookmarkEnd w:id="111"/>
-    <w:bookmarkStart w:id="113" w:name="ref-okoro_sustainablefm_2023"/>
+    <w:bookmarkEnd w:id="122"/>
+    <w:bookmarkStart w:id="124" w:name="ref-okoro_sustainablefm_2023"/>
     <w:p>
       <w:pPr>
         <w:pStyle w:val="Bibliography"/>
@@ -9332,7 +10636,7 @@
       <w:r>
         <w:t xml:space="preserve"> </w:t>
       </w:r>
-      <w:hyperlink r:id="rId112">
+      <w:hyperlink r:id="rId123">
         <w:r>
           <w:rPr>
             <w:rStyle w:val="Hyperlink"/>
@@ -9344,8 +10648,8 @@
         <w:t xml:space="preserve">.</w:t>
       </w:r>
     </w:p>
-    <w:bookmarkEnd w:id="113"/>
-    <w:bookmarkStart w:id="115" w:name="ref-opoku_futurofm_2022"/>
+    <w:bookmarkEnd w:id="124"/>
+    <w:bookmarkStart w:id="126" w:name="ref-opoku_futurofm_2022"/>
     <w:p>
       <w:pPr>
         <w:pStyle w:val="Bibliography"/>
@@ -9378,7 +10682,7 @@
       <w:r>
         <w:t xml:space="preserve"> </w:t>
       </w:r>
-      <w:hyperlink r:id="rId114">
+      <w:hyperlink r:id="rId125">
         <w:r>
           <w:rPr>
             <w:rStyle w:val="Hyperlink"/>
@@ -9390,8 +10694,8 @@
         <w:t xml:space="preserve">.</w:t>
       </w:r>
     </w:p>
-    <w:bookmarkEnd w:id="115"/>
-    <w:bookmarkStart w:id="117" w:name="ref-othman_manutenibilidadeesi_2023"/>
+    <w:bookmarkEnd w:id="126"/>
+    <w:bookmarkStart w:id="128" w:name="ref-othman_manutenibilidadeesi_2023"/>
     <w:p>
       <w:pPr>
         <w:pStyle w:val="Bibliography"/>
@@ -9424,7 +10728,7 @@
       <w:r>
         <w:t xml:space="preserve"> </w:t>
       </w:r>
-      <w:hyperlink r:id="rId116">
+      <w:hyperlink r:id="rId127">
         <w:r>
           <w:rPr>
             <w:rStyle w:val="Hyperlink"/>
@@ -9436,8 +10740,8 @@
         <w:t xml:space="preserve">.</w:t>
       </w:r>
     </w:p>
-    <w:bookmarkEnd w:id="117"/>
-    <w:bookmarkStart w:id="119" w:name="ref-park_cbrfuzzyahp_2019"/>
+    <w:bookmarkEnd w:id="128"/>
+    <w:bookmarkStart w:id="130" w:name="ref-park_cbrfuzzyahp_2019"/>
     <w:p>
       <w:pPr>
         <w:pStyle w:val="Bibliography"/>
@@ -9470,7 +10774,7 @@
       <w:r>
         <w:t xml:space="preserve"> </w:t>
       </w:r>
-      <w:hyperlink r:id="rId118">
+      <w:hyperlink r:id="rId129">
         <w:r>
           <w:rPr>
             <w:rStyle w:val="Hyperlink"/>
@@ -9482,8 +10786,8 @@
         <w:t xml:space="preserve">.</w:t>
       </w:r>
     </w:p>
-    <w:bookmarkEnd w:id="119"/>
-    <w:bookmarkStart w:id="121" w:name="ref-ramantswana_esgfm_2026"/>
+    <w:bookmarkEnd w:id="130"/>
+    <w:bookmarkStart w:id="132" w:name="ref-ramantswana_esgfm_2026"/>
     <w:p>
       <w:pPr>
         <w:pStyle w:val="Bibliography"/>
@@ -9516,7 +10820,7 @@
       <w:r>
         <w:t xml:space="preserve"> </w:t>
       </w:r>
-      <w:hyperlink r:id="rId120">
+      <w:hyperlink r:id="rId131">
         <w:r>
           <w:rPr>
             <w:rStyle w:val="Hyperlink"/>
@@ -9528,8 +10832,8 @@
         <w:t xml:space="preserve">.</w:t>
       </w:r>
     </w:p>
-    <w:bookmarkEnd w:id="121"/>
-    <w:bookmarkStart w:id="123" w:name="ref-rathbone_deduplicacao_2015"/>
+    <w:bookmarkEnd w:id="132"/>
+    <w:bookmarkStart w:id="134" w:name="ref-rathbone_deduplicacao_2015"/>
     <w:p>
       <w:pPr>
         <w:pStyle w:val="Bibliography"/>
@@ -9562,7 +10866,7 @@
       <w:r>
         <w:t xml:space="preserve"> </w:t>
       </w:r>
-      <w:hyperlink r:id="rId122">
+      <w:hyperlink r:id="rId133">
         <w:r>
           <w:rPr>
             <w:rStyle w:val="Hyperlink"/>
@@ -9574,8 +10878,8 @@
         <w:t xml:space="preserve">.</w:t>
       </w:r>
     </w:p>
-    <w:bookmarkEnd w:id="123"/>
-    <w:bookmarkStart w:id="125" w:name="ref-snyder_revisaometodologia_2019"/>
+    <w:bookmarkEnd w:id="134"/>
+    <w:bookmarkStart w:id="136" w:name="ref-snyder_revisaometodologia_2019"/>
     <w:p>
       <w:pPr>
         <w:pStyle w:val="Bibliography"/>
@@ -9608,7 +10912,7 @@
       <w:r>
         <w:t xml:space="preserve"> </w:t>
       </w:r>
-      <w:hyperlink r:id="rId124">
+      <w:hyperlink r:id="rId135">
         <w:r>
           <w:rPr>
             <w:rStyle w:val="Hyperlink"/>
@@ -9620,20 +10924,20 @@
         <w:t xml:space="preserve">.</w:t>
       </w:r>
     </w:p>
-    <w:bookmarkEnd w:id="125"/>
-    <w:bookmarkStart w:id="127" w:name="ref-talib_hospitalfm_2013"/>
+    <w:bookmarkEnd w:id="136"/>
+    <w:bookmarkStart w:id="138" w:name="ref-suh_demandaenergiaagua_2012"/>
     <w:p>
       <w:pPr>
         <w:pStyle w:val="Bibliography"/>
       </w:pPr>
       <w:r>
-        <w:t xml:space="preserve">Talib, Yuhainis, Priyadarsini Rajagopalan, and Jay Yang. 2013.</w:t>
-      </w:r>
-      <w:r>
-        <w:t xml:space="preserve"> </w:t>
-      </w:r>
-      <w:r>
-        <w:t xml:space="preserve">“Evaluation of Building Performance for Strategic Facilities Management in Healthcare: A Case Study of a Public Hospital in Australia.”</w:t>
+        <w:t xml:space="preserve">Suh, Dongjun, and Seongju Chang. 2012.</w:t>
+      </w:r>
+      <w:r>
+        <w:t xml:space="preserve"> </w:t>
+      </w:r>
+      <w:r>
+        <w:t xml:space="preserve">“An Energy and Water Resource Demand Estimation Model for Multi-Family Housing Complexes in Korea.”</w:t>
       </w:r>
       <w:r>
         <w:t xml:space="preserve"> </w:t>
@@ -9643,6 +10947,52 @@
           <w:iCs/>
           <w:i/>
         </w:rPr>
+        <w:t xml:space="preserve">Energies</w:t>
+      </w:r>
+      <w:r>
+        <w:t xml:space="preserve"> </w:t>
+      </w:r>
+      <w:r>
+        <w:t xml:space="preserve">5 (11): 4497–4516.</w:t>
+      </w:r>
+      <w:r>
+        <w:t xml:space="preserve"> </w:t>
+      </w:r>
+      <w:hyperlink r:id="rId137">
+        <w:r>
+          <w:rPr>
+            <w:rStyle w:val="Hyperlink"/>
+          </w:rPr>
+          <w:t xml:space="preserve">https://doi.org/10.3390/en5114497</w:t>
+        </w:r>
+      </w:hyperlink>
+      <w:r>
+        <w:t xml:space="preserve">.</w:t>
+      </w:r>
+    </w:p>
+    <w:bookmarkEnd w:id="138"/>
+    <w:bookmarkStart w:id="140" w:name="ref-talib_hospitalfm_2013"/>
+    <w:p>
+      <w:pPr>
+        <w:pStyle w:val="Bibliography"/>
+      </w:pPr>
+      <w:r>
+        <w:t xml:space="preserve">Talib, Yuhainis, Priyadarsini Rajagopalan, and Jay Yang. 2013.</w:t>
+      </w:r>
+      <w:r>
+        <w:t xml:space="preserve"> </w:t>
+      </w:r>
+      <w:r>
+        <w:t xml:space="preserve">“Evaluation of Building Performance for Strategic Facilities Management in Healthcare: A Case Study of a Public Hospital in Australia.”</w:t>
+      </w:r>
+      <w:r>
+        <w:t xml:space="preserve"> </w:t>
+      </w:r>
+      <w:r>
+        <w:rPr>
+          <w:iCs/>
+          <w:i/>
+        </w:rPr>
         <w:t xml:space="preserve">Facilities</w:t>
       </w:r>
       <w:r>
@@ -9654,7 +11004,7 @@
       <w:r>
         <w:t xml:space="preserve"> </w:t>
       </w:r>
-      <w:hyperlink r:id="rId126">
+      <w:hyperlink r:id="rId139">
         <w:r>
           <w:rPr>
             <w:rStyle w:val="Hyperlink"/>
@@ -9666,8 +11016,8 @@
         <w:t xml:space="preserve">.</w:t>
       </w:r>
     </w:p>
-    <w:bookmarkEnd w:id="127"/>
-    <w:bookmarkStart w:id="129" w:name="ref-tan_fluxoinformacao_2018"/>
+    <w:bookmarkEnd w:id="140"/>
+    <w:bookmarkStart w:id="142" w:name="ref-tan_fluxoinformacao_2018"/>
     <w:p>
       <w:pPr>
         <w:pStyle w:val="Bibliography"/>
@@ -9700,7 +11050,7 @@
       <w:r>
         <w:t xml:space="preserve"> </w:t>
       </w:r>
-      <w:hyperlink r:id="rId128">
+      <w:hyperlink r:id="rId141">
         <w:r>
           <w:rPr>
             <w:rStyle w:val="Hyperlink"/>
@@ -9712,8 +11062,8 @@
         <w:t xml:space="preserve">.</w:t>
       </w:r>
     </w:p>
-    <w:bookmarkEnd w:id="129"/>
-    <w:bookmarkStart w:id="131" w:name="ref-whittemore_revisaointegrativa_2005"/>
+    <w:bookmarkEnd w:id="142"/>
+    <w:bookmarkStart w:id="144" w:name="ref-whittemore_revisaointegrativa_2005"/>
     <w:p>
       <w:pPr>
         <w:pStyle w:val="Bibliography"/>
@@ -9746,7 +11096,7 @@
       <w:r>
         <w:t xml:space="preserve"> </w:t>
       </w:r>
-      <w:hyperlink r:id="rId130">
+      <w:hyperlink r:id="rId143">
         <w:r>
           <w:rPr>
             <w:rStyle w:val="Hyperlink"/>
@@ -9758,20 +11108,20 @@
         <w:t xml:space="preserve">.</w:t>
       </w:r>
     </w:p>
-    <w:bookmarkEnd w:id="131"/>
-    <w:bookmarkStart w:id="133" w:name="ref-yoon_fuzzyfm_2018"/>
+    <w:bookmarkEnd w:id="144"/>
+    <w:bookmarkStart w:id="146" w:name="ref-wu_gnnvidautil_2025"/>
     <w:p>
       <w:pPr>
         <w:pStyle w:val="Bibliography"/>
       </w:pPr>
       <w:r>
-        <w:t xml:space="preserve">Yoon, Jong Han, and Hee Sung Cha. 2018.</w:t>
-      </w:r>
-      <w:r>
-        <w:t xml:space="preserve"> </w:t>
-      </w:r>
-      <w:r>
-        <w:t xml:space="preserve">“Optimal FM Strategy for Commercial Office Buildings Using Fuzzy Synthetic Evaluation.”</w:t>
+        <w:t xml:space="preserve">Wu, Pei-Yu, and S. Olof Mundt-Petersen. 2025.</w:t>
+      </w:r>
+      <w:r>
+        <w:t xml:space="preserve"> </w:t>
+      </w:r>
+      <w:r>
+        <w:t xml:space="preserve">“Empirical Quantification and Prediction of Building Component Lifespans with Graph Neural Networks.”</w:t>
       </w:r>
       <w:r>
         <w:t xml:space="preserve"> </w:t>
@@ -9781,6 +11131,52 @@
           <w:iCs/>
           <w:i/>
         </w:rPr>
+        <w:t xml:space="preserve">IOP Conference Series: Earth and Environmental Science</w:t>
+      </w:r>
+      <w:r>
+        <w:t xml:space="preserve"> </w:t>
+      </w:r>
+      <w:r>
+        <w:t xml:space="preserve">1554: 012036.</w:t>
+      </w:r>
+      <w:r>
+        <w:t xml:space="preserve"> </w:t>
+      </w:r>
+      <w:hyperlink r:id="rId145">
+        <w:r>
+          <w:rPr>
+            <w:rStyle w:val="Hyperlink"/>
+          </w:rPr>
+          <w:t xml:space="preserve">https://doi.org/10.1088/1755-1315/1554/1/012036</w:t>
+        </w:r>
+      </w:hyperlink>
+      <w:r>
+        <w:t xml:space="preserve">.</w:t>
+      </w:r>
+    </w:p>
+    <w:bookmarkEnd w:id="146"/>
+    <w:bookmarkStart w:id="148" w:name="ref-yoon_fuzzyfm_2018"/>
+    <w:p>
+      <w:pPr>
+        <w:pStyle w:val="Bibliography"/>
+      </w:pPr>
+      <w:r>
+        <w:t xml:space="preserve">Yoon, Jong Han, and Hee Sung Cha. 2018.</w:t>
+      </w:r>
+      <w:r>
+        <w:t xml:space="preserve"> </w:t>
+      </w:r>
+      <w:r>
+        <w:t xml:space="preserve">“Optimal FM Strategy for Commercial Office Buildings Using Fuzzy Synthetic Evaluation.”</w:t>
+      </w:r>
+      <w:r>
+        <w:t xml:space="preserve"> </w:t>
+      </w:r>
+      <w:r>
+        <w:rPr>
+          <w:iCs/>
+          <w:i/>
+        </w:rPr>
         <w:t xml:space="preserve">Journal of Performance of Constructed Facilities</w:t>
       </w:r>
       <w:r>
@@ -9792,7 +11188,7 @@
       <w:r>
         <w:t xml:space="preserve"> </w:t>
       </w:r>
-      <w:hyperlink r:id="rId132">
+      <w:hyperlink r:id="rId147">
         <w:r>
           <w:rPr>
             <w:rStyle w:val="Hyperlink"/>
@@ -9804,9 +11200,9 @@
         <w:t xml:space="preserve">.</w:t>
       </w:r>
     </w:p>
-    <w:bookmarkEnd w:id="133"/>
-    <w:bookmarkEnd w:id="134"/>
-    <w:bookmarkEnd w:id="135"/>
+    <w:bookmarkEnd w:id="148"/>
+    <w:bookmarkEnd w:id="149"/>
+    <w:bookmarkEnd w:id="150"/>
     <w:sectPr/>
   </w:body>
 </w:document>

--- a/artigo.docx
+++ b/artigo.docx
@@ -823,7 +823,16 @@
         <w:pStyle w:val="BodyText"/>
       </w:pPr>
       <w:r>
-        <w:t xml:space="preserve">A corrente técnica-operacional parte da manutenção como função do ciclo de vida, da confiabilidade e do desempenho do ativo. Planejar conjuntamente manutenção e renovação permite coordenar condição física, consumo de energia e restrições orçamentárias</w:t>
+        <w:t xml:space="preserve">A corrente técnica-operacional parte da manutenção como função do ciclo de vida, da confiabilidade e do desempenho do ativo</w:t>
+      </w:r>
+      <w:r>
+        <w:t xml:space="preserve"> </w:t>
+      </w:r>
+      <w:r>
+        <w:t xml:space="preserve">(Nägeli et al. 2019; Othman and Kamal 2023)</w:t>
+      </w:r>
+      <w:r>
+        <w:t xml:space="preserve">. Planejar conjuntamente manutenção e renovação permite coordenar condição física, consumo de energia e restrições orçamentárias</w:t>
       </w:r>
       <w:r>
         <w:t xml:space="preserve"> </w:t>
@@ -849,7 +858,7 @@
         <w:pStyle w:val="BodyText"/>
       </w:pPr>
       <w:r>
-        <w:t xml:space="preserve">A corrente ambiental e de ciclo de vida amplia a decisão para energia, emissões, água, resíduos e efeitos intertemporais. A gestão de facilidades sustentável conecta esses impactos aos níveis estratégico, tático e operacional</w:t>
+        <w:t xml:space="preserve">A corrente ambiental e de ciclo de vida amplia a decisão para energia, emissões, água, resíduos e efeitos intertemporais</w:t>
       </w:r>
       <w:r>
         <w:t xml:space="preserve"> </w:t>
@@ -858,6 +867,15 @@
         <w:t xml:space="preserve">(Nielsen, Sarasoja, and Galamba 2016; Opoku and Lee 2022; Okoro 2023)</w:t>
       </w:r>
       <w:r>
+        <w:t xml:space="preserve">. A gestão de facilidades sustentável conecta esses impactos aos níveis estratégico, tático e operacional</w:t>
+      </w:r>
+      <w:r>
+        <w:t xml:space="preserve"> </w:t>
+      </w:r>
+      <w:r>
+        <w:t xml:space="preserve">(Nielsen, Sarasoja, and Galamba 2016; Opoku and Lee 2022; Okoro 2023)</w:t>
+      </w:r>
+      <w:r>
         <w:t xml:space="preserve">. No protocolo proposto, o ciclo de vida opera como eixo transversal para integrar custos, riscos e impactos futuros sem converter a mesma consequência temporal em critérios redundantes, opção analítica apoiada pela abordagem conjunta de manutenção, renovação e energia</w:t>
       </w:r>
       <w:r>
@@ -875,7 +893,25 @@
         <w:pStyle w:val="BodyText"/>
       </w:pPr>
       <w:r>
-        <w:t xml:space="preserve">A corrente social e ocupacional desloca parte da avaliação do ativo para as pessoas que utilizam e operam a edificação. Segurança, conforto, satisfação, acessibilidade e continuidade das atividades acadêmicas são efeitos substantivos da manutenção. Em edifícios educacionais, estruturas de avaliação combinam desempenho técnico, energia e percepção dos usuários</w:t>
+        <w:t xml:space="preserve">A corrente social e ocupacional desloca parte da avaliação do ativo para as pessoas que utilizam e operam a edificação</w:t>
+      </w:r>
+      <w:r>
+        <w:t xml:space="preserve"> </w:t>
+      </w:r>
+      <w:r>
+        <w:t xml:space="preserve">(Alfalah et al. 2022; Nielsen, Sarasoja, and Galamba 2016)</w:t>
+      </w:r>
+      <w:r>
+        <w:t xml:space="preserve">. Segurança, conforto, satisfação, acessibilidade e continuidade das atividades acadêmicas são efeitos considerados em abordagens sustentáveis de gestão de facilidades e avaliação de edifícios educacionais</w:t>
+      </w:r>
+      <w:r>
+        <w:t xml:space="preserve"> </w:t>
+      </w:r>
+      <w:r>
+        <w:t xml:space="preserve">(Nielsen, Sarasoja, and Galamba 2016; Alfalah et al. 2022)</w:t>
+      </w:r>
+      <w:r>
+        <w:t xml:space="preserve">. Em edifícios educacionais, estruturas de avaliação combinam desempenho técnico, energia e percepção dos usuários</w:t>
       </w:r>
       <w:r>
         <w:t xml:space="preserve"> </w:t>
@@ -905,7 +941,43 @@
         <w:t xml:space="preserve">digital twins</w:t>
       </w:r>
       <w:r>
-        <w:t xml:space="preserve">, sensores, ontologias, inteligência artificial e manutenção preditiva. Essas tecnologias podem conectar cadastro, condição, operação e histórico de intervenções, mas cumprem funções distintas: plataformas organizam e sincronizam dados; modelos treinados estimam demanda, vida útil ou anomalias; e a decisão institucional ainda precisa estabelecer critérios, preferências e restrições. Revisões sobre a transição de BIM para</w:t>
+        <w:t xml:space="preserve">, sensores, ontologias, inteligência artificial e manutenção preditiva</w:t>
+      </w:r>
+      <w:r>
+        <w:t xml:space="preserve"> </w:t>
+      </w:r>
+      <w:r>
+        <w:t xml:space="preserve">(Deng, Menassa, and Kamat 2021; Espinosa Gispert et al. 2025; Goretti and Kaming 2023; Das 2025)</w:t>
+      </w:r>
+      <w:r>
+        <w:t xml:space="preserve">. Essas tecnologias podem conectar cadastro, condição, operação e histórico de intervenções por meio de modelos de informação, ontologias, sensores e plataformas integradas</w:t>
+      </w:r>
+      <w:r>
+        <w:t xml:space="preserve"> </w:t>
+      </w:r>
+      <w:r>
+        <w:t xml:space="preserve">(Deng, Menassa, and Kamat 2021; Espinosa Gispert et al. 2025; Goretti and Kaming 2023)</w:t>
+      </w:r>
+      <w:r>
+        <w:t xml:space="preserve">. Contudo, cumprem funções distintas: plataformas organizam e sincronizam dados, enquanto modelos treinados estimam demanda, vida útil ou anomalias</w:t>
+      </w:r>
+      <w:r>
+        <w:t xml:space="preserve"> </w:t>
+      </w:r>
+      <w:r>
+        <w:t xml:space="preserve">(Espinosa Gispert et al. 2025; Motuzienė et al. 2025; Wu and Mundt-Petersen 2025; Das 2025)</w:t>
+      </w:r>
+      <w:r>
+        <w:t xml:space="preserve">. A transformação dessas saídas em prioridade institucional ainda exige critérios, preferências, restrições e responsabilização decisória, funções que não são substituídas pela capacidade preditiva do modelo</w:t>
+      </w:r>
+      <w:r>
+        <w:t xml:space="preserve"> </w:t>
+      </w:r>
+      <w:r>
+        <w:t xml:space="preserve">(Alfalah et al. 2022; Naji, Gunduz, and Maki 2023; Masmoudi et al. 2026; Das 2025)</w:t>
+      </w:r>
+      <w:r>
+        <w:t xml:space="preserve">. Revisões sobre a transição de BIM para</w:t>
       </w:r>
       <w:r>
         <w:t xml:space="preserve"> </w:t>
@@ -947,7 +1019,16 @@
         <w:pStyle w:val="BodyText"/>
       </w:pPr>
       <w:r>
-        <w:t xml:space="preserve">A corrente de integração multicritério fornece procedimentos para estruturar conflitos entre objetivos. AHP, TOPSIS e ANP apoiam ponderação e ordenação; Delphi apoia construção de consenso; métodos fuzzy tratam julgamentos linguísticos; e otimização explora restrições e combinações, funções observadas em aplicações educacionais, de</w:t>
+        <w:t xml:space="preserve">A corrente de integração multicritério fornece procedimentos para estruturar conflitos entre objetivos</w:t>
+      </w:r>
+      <w:r>
+        <w:t xml:space="preserve"> </w:t>
+      </w:r>
+      <w:r>
+        <w:t xml:space="preserve">(Alfalah et al. 2022; Naji, Gunduz, and Maki 2023; Masmoudi et al. 2026)</w:t>
+      </w:r>
+      <w:r>
+        <w:t xml:space="preserve">. AHP, TOPSIS e ANP apoiam ponderação e ordenação; Delphi apoia construção de consenso; métodos fuzzy tratam julgamentos linguísticos; e otimização explora restrições e combinações, funções observadas em aplicações educacionais, de</w:t>
       </w:r>
       <w:r>
         <w:t xml:space="preserve"> </w:t>
@@ -8761,7 +8842,25 @@
         <w:t xml:space="preserve"> </w:t>
       </w:r>
       <w:r>
-        <w:t xml:space="preserve">mostra que essa conexão abrange integração de dados, previsão, simulação e estruturação decisória parcial. O campo avança em capacidade informacional, mas permanece heterogêneo em maturidade e validação.</w:t>
+        <w:t xml:space="preserve">mostra que essa conexão abrange integração de dados, previsão, simulação e estruturação decisória parcial</w:t>
+      </w:r>
+      <w:r>
+        <w:t xml:space="preserve"> </w:t>
+      </w:r>
+      <w:r>
+        <w:t xml:space="preserve">(Deng, Menassa, and Kamat 2021; Espinosa Gispert et al. 2025; Goretti and Kaming 2023; Das 2025)</w:t>
+      </w:r>
+      <w:r>
+        <w:t xml:space="preserve">. O campo avança em capacidade informacional, mas permanece heterogêneo em maturidade, interoperabilidade e validação</w:t>
+      </w:r>
+      <w:r>
+        <w:t xml:space="preserve"> </w:t>
+      </w:r>
+      <w:r>
+        <w:t xml:space="preserve">(Deng, Menassa, and Kamat 2021; Das 2025; Alici 2026)</w:t>
+      </w:r>
+      <w:r>
+        <w:t xml:space="preserve">.</w:t>
       </w:r>
     </w:p>
     <w:p>
@@ -8823,7 +8922,16 @@
         </w:r>
       </w:hyperlink>
       <w:r>
-        <w:t xml:space="preserve">, sem constituir categoria separada de maturidade: presença documental de um termo de IA no título ou resumo não equivale a adoção institucional, validação de desempenho ou substituição de métodos multicritério já consolidados.</w:t>
+        <w:t xml:space="preserve">, sem constituir categoria separada de maturidade. A literatura sustenta que presença documental de IA, BIM ou IoT não equivale, por si, a adoção institucional, validação de desempenho ou integração decisória completa</w:t>
+      </w:r>
+      <w:r>
+        <w:t xml:space="preserve"> </w:t>
+      </w:r>
+      <w:r>
+        <w:t xml:space="preserve">(Deng, Menassa, and Kamat 2021; Das 2025; Alici 2026)</w:t>
+      </w:r>
+      <w:r>
+        <w:t xml:space="preserve">.</w:t>
       </w:r>
     </w:p>
     <w:p>
@@ -8853,7 +8961,34 @@
         <w:t xml:space="preserve"> </w:t>
       </w:r>
       <w:r>
-        <w:t xml:space="preserve">também desloca a discussão de uma oposição simplista entre métodos tradicionais e IA. Os estudos mostram que técnicas treinadas podem produzir estimativas úteis à gestão, mas também registram fragmentação temática e barreiras de interoperabilidade, privacidade, governança de dados e representatividade geográfica. Portanto, acurácia preditiva e legitimidade decisória pertencem a níveis distintos. Para uma universidade pública, mesmo um modelo tecnicamente adequado precisa explicitar origem e atualidade dos dados, domínio de validade, tratamento de erro e dados ausentes, responsável pela decisão e possibilidade de contestação.</w:t>
+        <w:t xml:space="preserve">também desloca a discussão de uma oposição simplista entre métodos tradicionais e IA. Estudos empíricos mostram que técnicas treinadas podem produzir estimativas úteis à gestão, enquanto revisões do campo registram fragmentação temática e barreiras de interoperabilidade, privacidade, governança de dados e representatividade geográfica</w:t>
+      </w:r>
+      <w:r>
+        <w:t xml:space="preserve"> </w:t>
+      </w:r>
+      <w:r>
+        <w:t xml:space="preserve">(Motuzienė et al. 2025; Wu and Mundt-Petersen 2025; Suh and Chang 2012; Das 2025; Alici 2026)</w:t>
+      </w:r>
+      <w:r>
+        <w:t xml:space="preserve">. Portanto, acurácia preditiva e legitimidade decisória pertencem a níveis distintos</w:t>
+      </w:r>
+      <w:r>
+        <w:t xml:space="preserve"> </w:t>
+      </w:r>
+      <w:r>
+        <w:t xml:space="preserve">(Das 2025; Alfalah et al. 2022; Naji, Gunduz, and Maki 2023)</w:t>
+      </w:r>
+      <w:r>
+        <w:t xml:space="preserve">. Para uma universidade pública, mesmo um modelo tecnicamente adequado precisa explicitar origem e atualidade dos dados, domínio de validade, tratamento de erro e dados ausentes, responsável pela decisão e possibilidade de contestação, requisitos coerentes com a necessidade de governança, validação contextual e transparência institucional</w:t>
+      </w:r>
+      <w:r>
+        <w:t xml:space="preserve"> </w:t>
+      </w:r>
+      <w:r>
+        <w:t xml:space="preserve">(Das 2025; Talib, Rajagopalan, and Yang 2013; Ndukuba 2025)</w:t>
+      </w:r>
+      <w:r>
+        <w:t xml:space="preserve">.</w:t>
       </w:r>
     </w:p>
     <w:bookmarkEnd w:id="60"/>
@@ -8887,7 +9022,16 @@
         <w:t xml:space="preserve"> </w:t>
       </w:r>
       <w:r>
-        <w:t xml:space="preserve">em quase todo o núcleo contrasta com a menor frequência de AHP, TOPSIS, ANP, Delphi e MCDM. Propor uma estrutura ou mencionar apoio à decisão não equivale a definir indicadores, normalizar, ponderar, agregar, testar sensibilidade e validar. Aplicações em edifícios educacionais,</w:t>
+        <w:t xml:space="preserve">em quase todo o núcleo contrasta com a menor frequência de AHP, TOPSIS, ANP, Delphi e MCDM. Propor uma estrutura ou mencionar apoio à decisão não equivale a definir indicadores, normalizar, ponderar, agregar, testar sensibilidade e validar</w:t>
+      </w:r>
+      <w:r>
+        <w:t xml:space="preserve"> </w:t>
+      </w:r>
+      <w:r>
+        <w:t xml:space="preserve">(Alfalah et al. 2022; Naji, Gunduz, and Maki 2023; Masmoudi et al. 2026)</w:t>
+      </w:r>
+      <w:r>
+        <w:t xml:space="preserve">. Aplicações em edifícios educacionais,</w:t>
       </w:r>
       <w:r>
         <w:t xml:space="preserve"> </w:t>
@@ -8912,7 +9056,16 @@
         <w:t xml:space="preserve">(Alfalah et al. 2022; Naji, Gunduz, and Maki 2023; Masmoudi et al. 2026; Kim et al. 2018; Nägeli et al. 2019; Ferreira et al. 2020)</w:t>
       </w:r>
       <w:r>
-        <w:t xml:space="preserve">. A lacuna central não é a ausência de critérios, mas a falta de uma cadeia documentada entre evidência, variável mensurável, preferência institucional e decisão validada. Esse resultado responde à RQ0 ao indicar que a literatura fornece componentes para o protocolo, mas não um modelo diretamente transferível à gestão universitária pública.</w:t>
+        <w:t xml:space="preserve">. A lacuna central não é a ausência de critérios, mas a falta de uma cadeia documentada entre evidência, variável mensurável, preferência institucional e decisão validada, padrão também compatível com a fragmentação observada entre integração informacional e estruturação decisória</w:t>
+      </w:r>
+      <w:r>
+        <w:t xml:space="preserve"> </w:t>
+      </w:r>
+      <w:r>
+        <w:t xml:space="preserve">(Deng, Menassa, and Kamat 2021; Das 2025; Alfalah et al. 2022; Masmoudi et al. 2026)</w:t>
+      </w:r>
+      <w:r>
+        <w:t xml:space="preserve">. Esse resultado responde à RQ0 ao indicar que a literatura fornece componentes para o protocolo, mas não um modelo diretamente transferível à gestão universitária pública.</w:t>
       </w:r>
     </w:p>
     <w:bookmarkEnd w:id="61"/>
@@ -8991,7 +9144,16 @@
         <w:pStyle w:val="FirstParagraph"/>
       </w:pPr>
       <w:r>
-        <w:t xml:space="preserve">Como proposição deste artigo, o protocolo procura reduzir parte dessa lacuna ao ligar cada elemento candidato a evidência bibliométrica, síntese temática e leitura integral. A rastreabilidade explica por que desempenho, informação, condição, conformidade, custo, energia e usuários foram escolhidos, enquanto o fluxograma separa validação de conteúdo, qualidade dos dados, ponderação, vetos e sensibilidade. Para a gestão pública, seu valor não está apenas no ordenamento final, mas no registro verificável da fonte, da unidade, da periodicidade, dos atores e das regras aplicadas. Vetos impedem que risco à vida ou ilegalidade sejam compensados por vantagens econômicas ou ambientais.</w:t>
+        <w:t xml:space="preserve">Como proposição deste artigo, o protocolo procura reduzir parte dessa lacuna ao ligar cada elemento candidato a evidência bibliométrica, síntese temática e leitura integral. A rastreabilidade explica por que desempenho, informação, condição, conformidade, custo, energia e usuários foram escolhidos, enquanto o fluxograma separa validação de conteúdo, qualidade dos dados, ponderação, vetos e sensibilidade. Para a gestão pública, seu valor não está apenas no ordenamento final, mas no registro verificável da fonte, da unidade, da periodicidade, dos atores e das regras aplicadas. Vetos impedem que risco à vida ou ilegalidade sejam compensados por vantagens econômicas ou ambientais, princípio coerente com requisitos normativos e responsabilidades administrativas da manutenção predial</w:t>
+      </w:r>
+      <w:r>
+        <w:t xml:space="preserve"> </w:t>
+      </w:r>
+      <w:r>
+        <w:t xml:space="preserve">(Associação Brasileira de Normas Técnicas 2012; Araújo Neto 2015)</w:t>
+      </w:r>
+      <w:r>
+        <w:t xml:space="preserve">.</w:t>
       </w:r>
     </w:p>
     <w:p>

--- a/artigo.docx
+++ b/artigo.docx
@@ -50,7 +50,7 @@
       </w:pPr>
       <w:r>
         <w:rPr/>
-        <w:t>O artigo investiga como evidências bibliométricas e temáticas sobre manutenção predial sustentável podem fundamentar uma especificação operacional para futura parametrização multicritério em edificações públicas universitárias. Realizou-se revisão integrativa sistematizada em Scopus, Web of Science e Crossref, entre 2010 e 2026. A busca principal recuperou 12.118 ocorrências; após deduplicação e triagem, 372 registros sustentaram o mapeamento bibliométrico e 104 compuseram o núcleo temático original. Uma busca complementar de sensibilidade para inteligência artificial e aprendizado de máquina recuperou 6.728 ocorrências e incorporou 17 registros, elevando o núcleo vigente para 121, sem alterar a camada bibliométrica da busca principal. Dos 121 registros, 109 também pertencem ao estrato bibliométrico de 372. Predominaram as dimensões técnica-operacional (116 registros), institucional (97) e ambiental (92), e os critérios desempenho operacional (99), informação e dados (82), custo (63), energia e vida útil (44 cada). Aprendizado de máquina passou de nove para 26 registros após a sensibilidade. Nenhum dos 17 incorporados demonstrou a cadeia completa entre modelo treinado, validação externa, ponderação multicritério, regras de veto e decisão pública auditável. A contribuição central é uma matriz rastreável de critérios, indicadores candidatos e fluxo decisório para validação institucional. Pesos, função de agregação e limiares não foram definidos, porque dependem de participação institucional, dados reais e teste multicampi.</w:t>
+        <w:t>O artigo investiga como evidências bibliométricas e temáticas sobre manutenção predial sustentável podem fundamentar uma especificação operacional para futura parametrização multicritério em edificações públicas universitárias. Realizou-se revisão integrativa sistematizada em Scopus, Web of Science e Crossref, entre 2010 e 2026. A busca principal recuperou 12.118 ocorrências; após deduplicação e triagem, 372 registros sustentaram o mapeamento bibliométrico e 104 compuseram o núcleo temático original. Uma busca complementar de sensibilidade para inteligência artificial e aprendizado de máquina recuperou 6.728 ocorrências e incorporou 17 registros, elevando o núcleo vigente para 121 e preservando a camada bibliométrica da busca principal. Dos 121 registros, 109 também pertencem ao estrato bibliométrico de 372. Predominaram as dimensões técnica-operacional (116 registros), institucional (97) e ambiental (92), e os critérios desempenho operacional (99), informação e dados (82), custo (63), energia e vida útil (44 cada). A sensibilidade elevou a identificação de aprendizado de máquina de nove para 26 registros. Os 17 incorporados concentraram-se em previsão, diagnóstico e integração tecnológica; a cadeia entre modelo treinado, validação externa, ponderação multicritério, regras de veto e decisão pública auditável permaneceu fragmentada. A contribuição central é uma matriz rastreável de critérios, indicadores candidatos e fluxo decisório para validação institucional. A parametrização de pesos, agregação e limiares integra a etapa futura de participação institucional, teste com dados reais e validação multicampi.</w:t>
       </w:r>
     </w:p>
     <w:p>
@@ -90,7 +90,7 @@
       </w:pPr>
       <w:r>
         <w:rPr/>
-        <w:t>This article investigates how bibliometric and thematic evidence on sustainable building maintenance can support an operational specification for future multi-criteria parameterization in public university buildings. A systematized integrative review was conducted in Scopus, Web of Science, and Crossref for 2010–2026. The main search retrieved 12,118 occurrences; after deduplication and screening, 372 records supported bibliometric mapping and 104 formed the original thematic core. A complementary sensitivity search for artificial intelligence and machine learning retrieved 6,728 occurrences and incorporated 17 records, expanding the current core to 121 without changing the bibliometric layer derived from the main search. Of the 121 records, 109 also belong to the 372-record bibliometric stratum. The technical-operational (116 records), institutional (97), and environmental (92) dimensions predominated, as did operational performance (99), information and data (82), cost (63), energy, and service life (44 each). Machine learning increased from nine to 26 records after the sensitivity search. None of the 17 incorporated records demonstrated the complete chain linking a trained model, external validation, multi-criteria weighting, veto rules, and auditable public decision-making. The central contribution is a traceable matrix of criteria, candidate indicators, and a decision flow for institutional validation. Weights, aggregation function, and thresholds were not defined because they depend on institutional participation, real data, and multi-campus testing.</w:t>
+        <w:t>This article investigates how bibliometric and thematic evidence on sustainable building maintenance can support an operational specification for future multi-criteria parameterization in public university buildings. A systematized integrative review was conducted in Scopus, Web of Science, and Crossref for 2010–2026. The main search retrieved 12,118 occurrences; after deduplication and screening, 372 records supported bibliometric mapping and 104 formed the original thematic core. A complementary sensitivity search for artificial intelligence and machine learning retrieved 6,728 occurrences and incorporated 17 records, expanding the current core to 121 while preserving the bibliometric layer derived from the main search. Of the 121 records, 109 also belong to the 372-record bibliometric stratum. The technical-operational (116 records), institutional (97), and environmental (92) dimensions predominated, as did operational performance (99), information and data (82), cost (63), energy, and service life (44 each). The sensitivity search increased machine-learning records from nine to 26. The 17 incorporated records focused on prediction, diagnosis, and technological integration, while the chain linking trained models, external validation, multi-criteria weighting, veto rules, and auditable public decision-making remained fragmented. The central contribution is a traceable matrix of criteria, candidate indicators, and a decision flow for institutional validation. Parameterization of weights, aggregation, and thresholds forms the next stage of institutional participation, testing with real data, and multi-campus validation.</w:t>
       </w:r>
     </w:p>
     <w:p>
@@ -128,7 +128,7 @@
       </w:pPr>
       <w:r>
         <w:rPr/>
-        <w:t>A gestão de edificações públicas universitárias enfrenta uma tensão decisória recorrente: intervenções visíveis ou urgentes competem por recursos com ações preventivas, ambientais, sociais e institucionais cujos benefícios se distribuem ao longo do ciclo de vida. Estudos de caso em instituições universitárias sugerem que a ausência de critérios transparentes favorece práticas reativas e dificulta justificar tecnicamente a prioridade atribuída a cada ativo (Lateef, Khamidi, and Idrus 2010; Barbosa et al. 2020). A manutenção predial condiciona desempenho, segurança, durabilidade e continuidade dos serviços, e a NBR 5674 estabelece requisitos de planejamento, controle e avaliação do sistema de manutenção (Associação Brasileira de Normas Técnicas 2012). No âmbito público brasileiro, essa responsabilidade também se vincula a deveres legais e administrativos do gestor (Araújo Neto 2015).</w:t>
+        <w:t>A gestão de edificações públicas universitárias enfrenta uma tensão recorrente: intervenções visíveis ou urgentes competem por recursos com ações preventivas, ambientais, sociais e institucionais cujos benefícios se distribuem ao longo do ciclo de vida. Em universidades públicas, critérios transparentes reduzem a predominância de práticas reativas e fortalecem a justificativa técnica das prioridades (Lateef, Khamidi, and Idrus 2010; Barbosa et al. 2020). Nas universidades federais brasileiras, estudos registram fragmentação de cadastros, demanda acumulada, restrições orçamentárias e necessidade de integrar custos, ordens de serviço e condição dos ativos (Barbosa et al. 2020; Martins and Espejo 2024; Morais, Paula, and Reis 2023). A manutenção condiciona desempenho, segurança, durabilidade e continuidade dos serviços, em consonância com os requisitos de planejamento, controle e avaliação da NBR 5674 e com as responsabilidades administrativas do gestor público (Associação Brasileira de Normas Técnicas 2012; Araújo Neto 2015).</w:t>
       </w:r>
     </w:p>
     <w:p>
@@ -138,7 +138,7 @@
       </w:pPr>
       <w:r>
         <w:rPr/>
-        <w:t>Em instituições com infraestrutura envelhecida, restrições orçamentárias e demanda acumulada, ordenar intervenções somente por custo imediato ou urgência pode omitir efeitos sobre desempenho futuro e continuidade operacional. A análise de custos em universidade federal demonstra a utilidade de modelos de previsão para o planejamento orçamentário (Martins and Espejo 2024), enquanto registros de ordens de serviço permitem reconhecer padrões de demanda e apoiar o planejamento de intervenções (Morais, Paula, and Reis 2023). Tomados em conjunto, esses estudos sustentam a necessidade de combinar custos e ordens de serviço com condição física, risco, energia, impacto ambiental, experiência dos usuários, conformidade e capacidade institucional (Maia, Scheer, and Freitas 2016; Nägeli et al. 2019; Alfalah et al. 2022).</w:t>
+        <w:t>Séries de custos e registros de ordens de serviço apoiam previsão orçamentária e reconhecimento de padrões de demanda (Martins and Espejo 2024; Morais, Paula, and Reis 2023). Para orientar prioridades, porém, essas entradas precisam ser articuladas a condição física, risco, energia, impacto ambiental, experiência dos usuários, conformidade e capacidade institucional (Maia, Scheer, and Freitas 2016; Nägeli et al. 2019; Alfalah et al. 2022).</w:t>
       </w:r>
     </w:p>
     <w:p>
@@ -159,7 +159,7 @@
       </w:r>
       <w:r>
         <w:rPr/>
-        <w:t xml:space="preserve">) articula desempenho ambiental, econômico e social com planejamento, operação e gestão dos ativos construídos (Nielsen, Sarasoja, and Galamba 2016; Opoku and Lee 2022; Okoro 2023). Os Objetivos de Desenvolvimento Sustentável oferecem metas públicas para infraestrutura, cidades e uso responsável de recursos, enquanto a abordagem ambiental, social e de governança (ESG, do inglês </w:t>
+        <w:t xml:space="preserve">) integra desempenho ambiental, econômico e social ao planejamento, à operação e à gestão dos ativos construídos (Nielsen, Sarasoja, and Galamba 2016; Opoku and Lee 2022; Okoro 2023). Os Objetivos de Desenvolvimento Sustentável oferecem metas públicas para infraestrutura, cidades e uso responsável de recursos, enquanto a abordagem ambiental, social e de governança (ESG, do inglês </w:t>
       </w:r>
       <w:r>
         <w:rPr>
@@ -170,7 +170,7 @@
       </w:r>
       <w:r>
         <w:rPr/>
-        <w:t>) organiza indicadores aplicáveis aos ativos e serviços prediais (Okoro 2023; Ramantswana et al. 2026). Métodos de apoio multicritério podem explicitar compensações entre esses objetivos, desde que critérios, indicadores, pesos, regras não compensatórias e incertezas sejam documentados (Alfalah et al. 2022; Naji, Gunduz, and Maki 2023; Masmoudi et al. 2026).</w:t>
+        <w:t>) organiza indicadores aplicáveis aos ativos e serviços prediais (Okoro 2023; Ramantswana et al. 2026). Métodos de apoio multicritério tornam explícitas as compensações entre esses objetivos quando critérios, indicadores, pesos, regras de veto e incertezas são documentados (Alfalah et al. 2022; Naji, Gunduz, and Maki 2023; Masmoudi et al. 2026).</w:t>
       </w:r>
     </w:p>
     <w:p>
@@ -180,7 +180,7 @@
       </w:pPr>
       <w:r>
         <w:rPr/>
-        <w:t>Apesar dessa convergência potencial, estudos sobre digitalização e métodos decisórios ainda documentam separadamente integração de dados, previsão operacional, critérios de sustentabilidade e escolha multicritério, sem demonstrar de modo recorrente a cadeia completa até a decisão institucional (Deng, Menassa, and Kamat 2021; Das 2025; Alfalah et al. 2022; Masmoudi et al. 2026). A lacuna abordada neste artigo é a conexão rastreável entre evidência científica, variável observável e regra pública de decisão, sem confundir frequência bibliográfica com importância normativa.</w:t>
+        <w:t>A literatura sobre digitalização e decisão ainda distribui integração de dados, previsão operacional, critérios de sustentabilidade e escolha multicritério em cadeias parciais (Deng, Menassa, and Kamat 2021; Das 2025; Alfalah et al. 2022; Masmoudi et al. 2026). Este artigo estabelece uma conexão rastreável entre evidência científica, variável observável e regra pública de decisão, preservando a distinção entre frequência bibliográfica e importância normativa.</w:t>
       </w:r>
     </w:p>
     <w:p>
@@ -190,7 +190,7 @@
       </w:pPr>
       <w:r>
         <w:rPr/>
-        <w:t>O objetivo geral é analisar a estrutura bibliométrica e temática da literatura e, com base nessa evidência, especificar indicadores e um fluxo de validação para futura parametrização multicritério da priorização de intervenções em edificações públicas universitárias. A pergunta central (RQ0) é: como os padrões bibliométricos e a síntese temática da literatura podem fundamentar critérios, indicadores e etapas de validação para uma futura aplicação multicritério nesse contexto?</w:t>
+        <w:t>O objetivo geral é analisar a estrutura bibliométrica e temática da literatura e, com base nessa evidência, especificar indicadores e um fluxo de validação para futura parametrização multicritério da priorização de intervenções em edificações públicas universitárias. A pergunta central (RQ0) indaga como esses padrões podem fundamentar critérios, indicadores e etapas de validação. As questões específicas examinam dimensões de sustentabilidade (RQ1), critérios de priorização (RQ2), métodos de apoio à decisão (RQ3), contextos de edificação (RQ4) e lacunas para instituições públicas de ensino superior (RQ5). Como análise complementar de cobertura, a RQ6 verifica o efeito de uma busca de sensibilidade dedicada à inteligência artificial e ao aprendizado de máquina sobre a identificação de métodos informacionais e preditivos.</w:t>
       </w:r>
     </w:p>
     <w:p>
@@ -198,20 +198,10 @@
         <w:pStyle w:val="BodyText"/>
         <w:rPr/>
       </w:pPr>
-      <w:r>
-        <w:rPr/>
-        <w:t>A análise foi orientada originalmente por cinco questões específicas: quais dimensões de sustentabilidade são identificadas (RQ1); quais critérios de priorização são identificados (RQ2); quais métodos de apoio à decisão são identificados (RQ3); em quais contextos de edificação essas abordagens aparecem (RQ4); e quais lacunas são registradas para instituições públicas de ensino superior (RQ5). Como verificação complementar, formulou-se a RQ6: em que medida uma busca de sensibilidade dedicada à inteligência artificial (IA) e ao aprendizado de máquina altera a identificação de métodos informacionais e preditivos aplicados à manutenção e à gestão de edificações? A RQ6 permanece uma análise secundária de cobertura e não redefine retrospectivamente a busca principal nem a contribuição central do artigo.</w:t>
-      </w:r>
-    </w:p>
-    <w:p>
-      <w:pPr>
-        <w:pStyle w:val="BodyText"/>
-        <w:rPr/>
-      </w:pPr>
       <w:bookmarkStart w:id="1" w:name="sec%3Aintroducao"/>
       <w:r>
         <w:rPr/>
-        <w:t>A contribuição central é uma especificação operacional candidata, composta por matriz de critérios e indicadores e por um fluxo de validação institucional. O mapeamento bibliométrico, a síntese temática e a busca de sensibilidade funcionam como camadas de evidência que justificam essa especificação; não são apresentados como produtos independentes de igual hierarquia nem como validação de um modelo decisório pronto.</w:t>
+        <w:t>A contribuição central é uma especificação operacional candidata, composta por matriz de critérios e indicadores e por um fluxo de validação institucional. O mapeamento bibliométrico, a síntese temática e a busca de sensibilidade formam camadas articuladas de evidência para orientar sua futura parametrização e validação.</w:t>
       </w:r>
       <w:bookmarkEnd w:id="1"/>
     </w:p>
@@ -233,7 +223,7 @@
       </w:pPr>
       <w:r>
         <w:rPr/>
-        <w:t xml:space="preserve">A literatura analisada pode ser organizada em cinco correntes complementares, abrangendo ciclo de vida, gestão sustentável de facilidades, efeitos sobre usuários, integração digital e apoio multicritério (Nägeli et al. 2019; Nielsen, Sarasoja, and Galamba 2016; Alfalah et al. 2022; Deng, Menassa, and Kamat 2021; Masmoudi et al. 2026). Essa organização não substitui a classificação empírica do corpus; ela explicita os fundamentos usados para converter a síntese em especificação operacional. Neste artigo, MCDM designa </w:t>
+        <w:t xml:space="preserve">A literatura sustenta cinco correntes complementares: técnica-operacional, ambiental e de ciclo de vida, social e ocupacional, informacional e digital e integração multicritério (Nägeli et al. 2019; Nielsen, Sarasoja, and Galamba 2016; Alfalah et al. 2022; Deng, Menassa, and Kamat 2021; Masmoudi et al. 2026). Essa organização complementa a classificação empírica do corpus e orienta sua conversão em especificação operacional. MCDM designa </w:t>
       </w:r>
       <w:r>
         <w:rPr>
@@ -255,7 +245,7 @@
       </w:r>
       <w:r>
         <w:rPr/>
-        <w:t xml:space="preserve">; AHP corresponde a </w:t>
+        <w:t xml:space="preserve">; AHP, TOPSIS e ANP correspondem, respectivamente, a </w:t>
       </w:r>
       <w:r>
         <w:rPr>
@@ -266,7 +256,7 @@
       </w:r>
       <w:r>
         <w:rPr/>
-        <w:t xml:space="preserve">, TOPSIS a </w:t>
+        <w:t xml:space="preserve">, </w:t>
       </w:r>
       <w:r>
         <w:rPr>
@@ -277,7 +267,7 @@
       </w:r>
       <w:r>
         <w:rPr/>
-        <w:t xml:space="preserve"> e ANP a </w:t>
+        <w:t xml:space="preserve"> e </w:t>
       </w:r>
       <w:r>
         <w:rPr>
@@ -300,7 +290,7 @@
       </w:hyperlink>
       <w:r>
         <w:rPr/>
-        <w:t xml:space="preserve"> apresenta o núcleo de cada corrente, sua contribuição à especificação e a principal lacuna de integração.</w:t>
+        <w:t xml:space="preserve"> sintetiza o papel de cada corrente.</w:t>
       </w:r>
     </w:p>
     <w:tbl>
@@ -517,7 +507,7 @@
               <w:rPr>
                 <w:sz w:val="18"/>
               </w:rPr>
-              <w:t>Indicadores de estado do ativo, recorrência de falhas e criticidade operacional.</w:t>
+              <w:t>Indicadores de estado, recorrência de falhas e criticidade operacional.</w:t>
             </w:r>
           </w:p>
         </w:tc>
@@ -601,7 +591,7 @@
               <w:rPr>
                 <w:sz w:val="18"/>
               </w:rPr>
-              <w:t>Energia, emissões, água, resíduos, renovação e custo ao longo da vida útil.</w:t>
+              <w:t>Energia, emissões, água, resíduos, renovação e custos intertemporais.</w:t>
             </w:r>
           </w:p>
         </w:tc>
@@ -655,7 +645,7 @@
               <w:rPr>
                 <w:sz w:val="18"/>
               </w:rPr>
-              <w:t>Integração desigual com rotinas reais de manutenção.</w:t>
+              <w:t>Integração desigual com rotinas de manutenção.</w:t>
             </w:r>
           </w:p>
         </w:tc>
@@ -739,7 +729,7 @@
               <w:rPr>
                 <w:sz w:val="18"/>
               </w:rPr>
-              <w:t>Critérios sobre usuários e continuidade das atividades acadêmicas.</w:t>
+              <w:t>Critérios sobre usuários e continuidade acadêmica.</w:t>
             </w:r>
           </w:p>
         </w:tc>
@@ -766,7 +756,7 @@
               <w:rPr>
                 <w:sz w:val="18"/>
               </w:rPr>
-              <w:t>Menor frequência e operacionalização que os critérios técnicos.</w:t>
+              <w:t>Operacionalização menos frequente que a técnica.</w:t>
             </w:r>
           </w:p>
         </w:tc>
@@ -850,7 +840,7 @@
               <w:rPr>
                 <w:sz w:val="18"/>
               </w:rPr>
-              <w:t>Rastreabilidade, integração de dados, diagnóstico e atualização progressiva dos indicadores.</w:t>
+              <w:t>Rastreabilidade, integração de dados, diagnóstico e atualização de indicadores.</w:t>
             </w:r>
           </w:p>
         </w:tc>
@@ -877,7 +867,7 @@
               <w:rPr>
                 <w:sz w:val="18"/>
               </w:rPr>
-              <w:t>Validação externa, interoperabilidade e governança ainda heterogêneas.</w:t>
+              <w:t>Interoperabilidade, validação e governança heterogêneas.</w:t>
             </w:r>
           </w:p>
         </w:tc>
@@ -988,7 +978,7 @@
               <w:rPr>
                 <w:sz w:val="18"/>
               </w:rPr>
-              <w:t>Poucas aplicações documentam a cadeia completa até a decisão institucional.</w:t>
+              <w:t>Cadeia institucional completa pouco documentada.</w:t>
             </w:r>
           </w:p>
         </w:tc>
@@ -1010,7 +1000,7 @@
       </w:pPr>
       <w:r>
         <w:rPr/>
-        <w:t>A corrente técnica-operacional parte da manutenção como função do ciclo de vida, da confiabilidade e do desempenho do ativo (Nägeli et al. 2019; Othman and Kamal 2023). Planejar conjuntamente manutenção e renovação permite coordenar condição física, consumo de energia e restrições orçamentárias (Nägeli et al. 2019). Estudos de manutenibilidade mostram ainda que decisões tomadas no projeto influenciam acesso, segurança e custo de intervenções futuras (Othman and Kamal 2023; Chew and Conejos 2016; Conejos, Chew, and Azril 2019). Na especificação candidata, essa corrente sustenta critérios como desempenho, risco, condição física, vida útil e qualidade do serviço.</w:t>
+        <w:t>A corrente técnica-operacional associa manutenção ao ciclo de vida, à confiabilidade e ao desempenho do ativo (Nägeli et al. 2019; Othman and Kamal 2023). O planejamento conjunto de manutenção e renovação coordena condição física, energia e orçamento, enquanto a manutenibilidade incorpora ao projeto acesso, segurança e custo de futuras intervenções (Nägeli et al. 2019; Othman and Kamal 2023; Chew and Conejos 2016; Conejos, Chew, and Azril 2019). Dessa corrente derivam desempenho, risco, condição física, vida útil e qualidade do serviço.</w:t>
       </w:r>
     </w:p>
     <w:p>
@@ -1020,7 +1010,7 @@
       </w:pPr>
       <w:r>
         <w:rPr/>
-        <w:t>A corrente ambiental e de ciclo de vida amplia a decisão para energia, emissões, água, resíduos e efeitos intertemporais (Nielsen, Sarasoja, and Galamba 2016; Opoku and Lee 2022; Okoro 2023). A gestão sustentável de facilidades conecta esses impactos aos níveis estratégico, tático e operacional (Nielsen, Sarasoja, and Galamba 2016; Opoku and Lee 2022; Okoro 2023). Na especificação proposta, o ciclo de vida opera como eixo transversal para integrar custos, riscos e impactos futuros sem converter a mesma consequência temporal em critérios redundantes, opção analítica apoiada pela abordagem conjunta de manutenção, renovação e energia (Nägeli et al. 2019).</w:t>
+        <w:t>A corrente ambiental e de ciclo de vida integra energia, emissões, água, resíduos e efeitos intertemporais aos níveis estratégico, tático e operacional da gestão de facilidades (Nielsen, Sarasoja, and Galamba 2016; Opoku and Lee 2022; Okoro 2023). O ciclo de vida funciona, na especificação, como eixo transversal entre custos, riscos e impactos futuros, apoiado pela abordagem conjunta de manutenção, renovação e energia (Nägeli et al. 2019).</w:t>
       </w:r>
     </w:p>
     <w:p>
@@ -1030,7 +1020,7 @@
       </w:pPr>
       <w:r>
         <w:rPr/>
-        <w:t>A corrente social e ocupacional desloca parte da avaliação do ativo para as pessoas que utilizam e operam a edificação (Alfalah et al. 2022; Nielsen, Sarasoja, and Galamba 2016). Segurança, conforto, satisfação, acessibilidade e continuidade das atividades acadêmicas são efeitos considerados em abordagens sustentáveis de gestão de facilidades e avaliação de edifícios educacionais (Nielsen, Sarasoja, and Galamba 2016; Alfalah et al. 2022). Em edifícios educacionais, estruturas de avaliação combinam desempenho técnico, energia e percepção dos usuários (Alfalah et al. 2022). Essa corrente evita que uma classificação tecnicamente eficiente seja socialmente inadequada.</w:t>
+        <w:t>Por sua vez, a corrente social e ocupacional inclui as pessoas que utilizam e operam a edificação. Segurança, conforto, satisfação, acessibilidade e continuidade acadêmica articulam desempenho técnico, energia e percepção dos usuários em edifícios educacionais (Nielsen, Sarasoja, and Galamba 2016; Alfalah et al. 2022).</w:t>
       </w:r>
     </w:p>
     <w:p>
@@ -1040,7 +1030,7 @@
       </w:pPr>
       <w:r>
         <w:rPr/>
-        <w:t xml:space="preserve">A corrente informacional e digital abrange modelagem da informação da construção, </w:t>
+        <w:t xml:space="preserve">A corrente informacional e digital organiza cadastro, condição, operação e histórico por BIM, </w:t>
       </w:r>
       <w:r>
         <w:rPr>
@@ -1051,18 +1041,19 @@
       </w:r>
       <w:r>
         <w:rPr/>
-        <w:t xml:space="preserve">, sensores, ontologias, inteligência artificial e manutenção preditiva. A revisão de Deng, Menassa, and Kamat (2021) examina a transição de BIM para </w:t>
-      </w:r>
-      <w:r>
-        <w:rPr>
-          <w:i/>
-          <w:iCs/>
-        </w:rPr>
-        <w:t>digital twins</w:t>
-      </w:r>
-      <w:r>
-        <w:rPr/>
-        <w:t>; Espinosa Gispert et al. (2025) tratam da organização dos ativos por ontologia; e Goretti and Kaming (2023) discutem a integração entre BIM, operação e manutenção. Em outra vertente, Das (2025) sintetizam aplicações de IoT e inteligência artificial em edifícios.</w:t>
+        <w:t>, sensores e ontologias (Deng, Menassa, and Kamat 2021; Espinosa Gispert et al. 2025; Goretti and Kaming 2023). Modelos treinados acrescentam estimativas de demanda, vida útil e anomalias, como mostram aplicações de ventilação, regressão em grafos e IoT com IA (Motuzienė et al. 2025; Wu and Mundt-Petersen 2025; Das 2025). A Seção </w:t>
+      </w:r>
+      <w:hyperlink w:anchor="sec%3Ametodos">
+        <w:r>
+          <w:rPr>
+            <w:rStyle w:val="Hyperlink"/>
+          </w:rPr>
+          <w:t>7</w:t>
+        </w:r>
+      </w:hyperlink>
+      <w:r>
+        <w:rPr/>
+        <w:t xml:space="preserve"> concentra a análise dessas evidências e de sua relação com a decisão institucional.</w:t>
       </w:r>
     </w:p>
     <w:p>
@@ -1070,39 +1061,19 @@
         <w:pStyle w:val="BodyText"/>
         <w:rPr/>
       </w:pPr>
-      <w:r>
-        <w:rPr/>
-        <w:t>Para organizar essa literatura, o artigo adota uma distinção funcional. Plataformas, modelos de informação e ontologias estruturam ou sincronizam cadastro, condição, operação e histórico de intervenções, como mostram os trabalhos de Deng, Menassa, and Kamat (2021), Espinosa Gispert et al. (2025) e Goretti and Kaming (2023). Modelos treinados, por sua vez, produzem estimativas de demanda, vida útil ou anomalias, como nas aplicações de ventilação de Motuzienė et al. (2025), de regressão em grafos de Wu and Mundt-Petersen (2025) e de IoT com IA sintetizadas por Das (2025). A transformação dessas saídas em prioridade institucional ainda exige critérios, preferências, restrições e responsabilização decisória, funções que não são substituídas pela capacidade preditiva do modelo (Das 2025).</w:t>
-      </w:r>
-    </w:p>
-    <w:p>
-      <w:pPr>
-        <w:pStyle w:val="BodyText"/>
-        <w:rPr/>
-      </w:pPr>
-      <w:r>
-        <w:rPr/>
-        <w:t xml:space="preserve">A corrente de integração multicritério fornece procedimentos para estruturar conflitos entre objetivos. AHP, TOPSIS e ANP apoiam ponderação e ordenação; Delphi apoia construção de consenso; métodos fuzzy tratam julgamentos linguísticos; e otimização explora restrições e combinações, funções observadas em aplicações educacionais, de </w:t>
-      </w:r>
-      <w:r>
-        <w:rPr>
-          <w:i/>
-          <w:iCs/>
-        </w:rPr>
-        <w:t>campus</w:t>
-      </w:r>
-      <w:r>
-        <w:rPr/>
-        <w:t xml:space="preserve"> e de manutenção pública (Alfalah et al. 2022; Naji, Gunduz, and Maki 2023; Masmoudi et al. 2026). Ainda assim, a seleção do método deve considerar o problema decisório, a qualidade dos dados, a compensabilidade dos critérios e a capacidade dos usuários, e não apenas sua frequência bibliográfica.</w:t>
-      </w:r>
-      <w:bookmarkEnd w:id="2"/>
+      <w:bookmarkStart w:id="3" w:name="sec%3Arevisao"/>
+      <w:r>
+        <w:rPr/>
+        <w:t>Finalmente, a integração multicritério estrutura conflitos entre objetivos. AHP, TOPSIS e ANP apoiam ponderação e ordenação; Delphi, construção de consenso; métodos fuzzy, julgamentos linguísticos; e otimização, restrições e combinações (Alfalah et al. 2022; Naji, Gunduz, and Maki 2023; Masmoudi et al. 2026). A escolha deve refletir o problema decisório, a qualidade dos dados, a compensabilidade dos critérios e a capacidade dos usuários.</w:t>
+      </w:r>
+      <w:bookmarkEnd w:id="3"/>
     </w:p>
     <w:p>
       <w:pPr>
         <w:pStyle w:val="Heading1"/>
         <w:rPr/>
       </w:pPr>
-      <w:bookmarkStart w:id="3" w:name="sec%3Ametodologia"/>
+      <w:bookmarkStart w:id="4" w:name="sec%3Ametodologia"/>
       <w:r>
         <w:rPr/>
         <w:t>Procedimentos metodológicos</w:t>
@@ -1713,7 +1684,7 @@
       </w:pPr>
       <w:r>
         <w:rPr/>
-        <w:t>A organização do relato metodológico explicita pergunta, busca, seleção, extração e síntese, elementos de transparência e reprodutibilidade destacados por Hu et al. (2026). A referência é empregada apenas como parâmetro de relato; não implica pré-registro, dupla revisão, avaliação de risco de viés, elegibilidade integral em texto completo ou metanálise, procedimentos não realizados.</w:t>
+        <w:t>A organização do relato explicita pergunta, busca, seleção, extração e síntese, elementos de transparência e reprodutibilidade destacados por Hu et al. (2026). O escopo declarado distingue esses procedimentos das etapas de pré-registro, dupla revisão, avaliação de risco de viés, elegibilidade integral em texto completo e metanálise.</w:t>
       </w:r>
     </w:p>
     <w:p>
@@ -1721,8 +1692,8 @@
         <w:pStyle w:val="Heading2"/>
         <w:rPr/>
       </w:pPr>
-      <w:bookmarkStart w:id="4" w:name="Xca0b6dcf81fd8d2c8a9c0a77c769b2ff979df2a"/>
-      <w:bookmarkEnd w:id="4"/>
+      <w:bookmarkStart w:id="5" w:name="Xca0b6dcf81fd8d2c8a9c0a77c769b2ff979df2a"/>
+      <w:bookmarkEnd w:id="5"/>
       <w:r>
         <w:rPr/>
         <w:t>Reprodutibilidade, ciência aberta e limites da automação</w:t>
@@ -1745,7 +1716,7 @@
       </w:pPr>
       <w:r>
         <w:rPr/>
-        <w:t>O caráter determinístico das rotinas reduz variações de execução: a mesma entrada, a mesma versão do código e os mesmos parâmetros produzem a mesma saída. Isso não elimina subjetividade. O manual de codificação, os limiares, as categorias, as expressões de busca e as decisões humanas sobre casos duvidosos incorporam escolhas analíticas. A automação torna essas escolhas mais auditáveis, mas não as converte em verdade objetiva.</w:t>
+        <w:t>O caráter determinístico reduz variações de execução: a mesma entrada, versão do código e parâmetros produzem a mesma saída. A subjetividade permanece explicitada no manual de codificação, nos limiares, nas categorias, nas expressões de busca e nas decisões sobre casos duvidosos. A automação torna essas escolhas reproduzíveis e auditáveis.</w:t>
       </w:r>
     </w:p>
     <w:p>
@@ -1755,7 +1726,7 @@
       </w:pPr>
       <w:r>
         <w:rPr/>
-        <w:t>A literatura cinzenta não foi incluída em busca estruturada porque o desenho priorizou fontes com metadados bibliográficos interoperáveis e campos necessários à deduplicação e à análise. Essa decisão melhora a comparabilidade dos registros, mas pode reduzir a cobertura de relatórios técnicos, normas internas, planos de manutenção e experiências institucionais não indexadas. Portanto, a ausência desses documentos é uma limitação de cobertura e não deve ser apresentada como evidência de maior qualidade do corpus.</w:t>
+        <w:t>O desenho priorizou fontes com metadados bibliográficos interoperáveis e campos necessários à deduplicação e à análise. Essa escolha favorece a comparabilidade e delimita a cobertura de relatórios técnicos, normas internas, planos de manutenção e experiências institucionais presentes na literatura cinzenta.</w:t>
       </w:r>
     </w:p>
     <w:p>
@@ -2353,7 +2324,7 @@
               <w:rPr>
                 <w:sz w:val="18"/>
               </w:rPr>
-              <w:t>Seção 6 e Tabela 9.</w:t>
+              <w:t>Seção 6 e Tabela 8.</w:t>
             </w:r>
           </w:p>
         </w:tc>
@@ -2629,7 +2600,7 @@
               <w:rPr>
                 <w:sz w:val="18"/>
               </w:rPr>
-              <w:t>Seção 8 e Tabela 10.</w:t>
+              <w:t>Seção 8 e Tabela 9.</w:t>
             </w:r>
           </w:p>
         </w:tc>
@@ -5282,16 +5253,16 @@
       <w:r>
         <w:rPr/>
       </w:r>
-      <w:bookmarkStart w:id="5" w:name="Xca0b6dcf81fd8d2c8a9c0a77c769b2ff979df2a"/>
       <w:bookmarkStart w:id="6" w:name="Xca0b6dcf81fd8d2c8a9c0a77c769b2ff979df2a"/>
-      <w:bookmarkEnd w:id="6"/>
+      <w:bookmarkStart w:id="7" w:name="Xca0b6dcf81fd8d2c8a9c0a77c769b2ff979df2a"/>
+      <w:bookmarkEnd w:id="7"/>
     </w:p>
     <w:p>
       <w:pPr>
         <w:pStyle w:val="Heading2"/>
         <w:rPr/>
       </w:pPr>
-      <w:bookmarkStart w:id="7" w:name="X961280b3a45a67e41e71da47b94b36fd32344d7"/>
+      <w:bookmarkStart w:id="8" w:name="X961280b3a45a67e41e71da47b94b36fd32344d7"/>
       <w:r>
         <w:rPr/>
         <w:t>Deduplicação e preservação da proveniência</w:t>
@@ -5332,825 +5303,89 @@
         <w:pStyle w:val="BodyText"/>
         <w:rPr/>
       </w:pPr>
-      <w:r>
-        <w:rPr/>
-        <w:t>A Tabela </w:t>
-      </w:r>
-      <w:hyperlink w:anchor="tab%3Adeduplicacao">
+      <w:bookmarkStart w:id="9" w:name="X961280b3a45a67e41e71da47b94b36fd32344d7"/>
+      <w:r>
+        <w:rPr/>
+        <w:t>A aplicação dessas regras consolidou 12.118 ocorrências em 9.542 registros únicos e removeu 2.576 repetições. Dos 1.808 grupos com duplicidade, 1.635 foram agrupados por DOI e 173 por título normalizado; 98 conflitos de identificadores permaneceram separados. O procedimento adotou igualdade exata e preservou distinções entre trabalhos de evento e artigos posteriores. A Tabela S1 do material suplementar apresenta os indicadores completos.</w:t>
+      </w:r>
+      <w:bookmarkEnd w:id="9"/>
+    </w:p>
+    <w:p>
+      <w:pPr>
+        <w:pStyle w:val="Heading2"/>
+        <w:rPr/>
+      </w:pPr>
+      <w:bookmarkStart w:id="10" w:name="X1a0c56458ef353c636b255008dfc2175e1ceed4"/>
+      <w:r>
+        <w:rPr/>
+        <w:t>Triagem, auditoria e consolidação do núcleo</w:t>
+      </w:r>
+    </w:p>
+    <w:p>
+      <w:pPr>
+        <w:pStyle w:val="FirstParagraph"/>
+        <w:rPr/>
+      </w:pPr>
+      <w:r>
+        <w:rPr/>
+        <w:t>A pré-triagem dos 9.542 registros foi uma classificação automática determinística, sem uso de modelo de linguagem, baseada no casamento de expressões em título e resumo. O script atribuiu cinco classes: relevante, complementar, dúvida, irrelevante e sem resumo. Para aferir essa classificação, foi sorteada, com semente 42, uma amostra estratificada de 100 registros, equivalente a 1,0% do corpus único. Um único avaliador leu individualmente título e resumo e alterou 34 classificações; os outros 9.442 registros não foram lidos individualmente nessa auditoria amostral.</w:t>
+      </w:r>
+    </w:p>
+    <w:p>
+      <w:pPr>
+        <w:pStyle w:val="BodyText"/>
+        <w:rPr/>
+      </w:pPr>
+      <w:r>
+        <w:rPr/>
+        <w:t xml:space="preserve">O corte inicial reteve 3.786 registros: 3.472 classificados como relevantes e 314 casos de dúvida com apenas o bloco de objeto predial presente. Esses 314 registros integravam o universo total de 4.276 casos de dúvida, posteriormente reavaliado registro a registro; dessa resolução, 206 foram marcados como relevantes e 4.070 como descarte. Portanto, os 314 casos do corte inicial não foram somados novamente. Um script R apenas validou e aplicou as decisões por </w:t>
+      </w:r>
+      <w:r>
+        <w:rPr>
+          <w:rStyle w:val="VerbatimChar"/>
+        </w:rPr>
+        <w:t>id_unico</w:t>
+      </w:r>
+      <w:r>
+        <w:rPr/>
+        <w:t>, sem refazer a triagem. A documentação disponível preserva as decisões, regras, confiança e justificativas, mas não registra revisão independente nem procedimento de resolução de divergências entre avaliadores. O resultado foi um núcleo analítico revisado de 3.678 registros.</w:t>
+      </w:r>
+    </w:p>
+    <w:p>
+      <w:pPr>
+        <w:pStyle w:val="BodyText"/>
+        <w:rPr/>
+      </w:pPr>
+      <w:r>
+        <w:rPr/>
+        <w:t>Os 3.678 registros foram submetidos a duas camadas determinísticas em R, ambas sem modelo de linguagem e sem leitura de texto completo. A primeira reavaliou a força dos resumos e classificou 372 registros como estrato bibliométrico forte, 830 como descritivos, 157 como contextuais e 2.319 como descarte. A segunda pontuou o alinhamento às perguntas de pesquisa em título, resumo, palavras-chave e campos extraídos: 137 foram classificados como centrais, 651 como secundários, 375 como descritivos, 157 como contextuais e 2.358 como exclusão. Assim, 137 registros seguiram para auditoria qualitativa e 3.541 não foram selecionados para a análise central.</w:t>
+      </w:r>
+    </w:p>
+    <w:p>
+      <w:pPr>
+        <w:pStyle w:val="BodyText"/>
+        <w:rPr/>
+      </w:pPr>
+      <w:r>
+        <w:rPr/>
+        <w:t xml:space="preserve">A auditoria qualitativa estruturada examinou, registro a registro, título, resumo, palavras-chave e campos extraídos dos 137 estudos, sem leitura integral. Um único conjunto de decisões manteve 104 no núcleo temático original; entre os 33 restantes, 21 foram classificados como secundários, três apenas para mapeamento e nove foram excluídos. Um desses nove havia sido marcado para verificação pontual em texto completo e foi posteriormente descartado sem leitura integral. Não houve segundo avaliador independente. Os arquivos da auditoria não identificam ferramenta de inteligência artificial, modelo, versão ou prompt; por isso, não se atribui essa etapa a IA. A coluna </w:t>
+      </w:r>
+      <w:r>
+        <w:rPr>
+          <w:rStyle w:val="VerbatimChar"/>
+        </w:rPr>
+        <w:t>asreview_label_compativel</w:t>
+      </w:r>
+      <w:r>
+        <w:rPr/>
+        <w:t xml:space="preserve"> é apenas um campo de compatibilidade e não constitui evidência de uso do ASReview. A Tabela </w:t>
+      </w:r>
+      <w:hyperlink w:anchor="tab%3Afunilselecao">
         <w:r>
           <w:rPr>
             <w:rStyle w:val="Hyperlink"/>
           </w:rPr>
           <w:t>6</w:t>
-        </w:r>
-      </w:hyperlink>
-      <w:r>
-        <w:rPr/>
-        <w:t xml:space="preserve"> apresenta os resultados e os controles conservadores da deduplicação.</w:t>
-      </w:r>
-    </w:p>
-    <w:tbl>
-      <w:tblPr>
-        <w:tblW w:w="9360" w:type="dxa"/>
-        <w:jc w:val="start"/>
-        <w:tblInd w:w="113" w:type="dxa"/>
-        <w:tblLayout w:type="fixed"/>
-        <w:tblCellMar>
-          <w:top w:w="0" w:type="dxa"/>
-          <w:start w:w="108" w:type="dxa"/>
-          <w:bottom w:w="0" w:type="dxa"/>
-          <w:end w:w="108" w:type="dxa"/>
-        </w:tblCellMar>
-        <w:tblLook w:val="04a0" w:noHBand="0" w:noVBand="1" w:firstColumn="1" w:lastRow="0" w:lastColumn="0" w:firstRow="1"/>
-      </w:tblPr>
-      <w:tblGrid>
-        <w:gridCol w:w="3120"/>
-        <w:gridCol w:w="3120"/>
-        <w:gridCol w:w="3120"/>
-      </w:tblGrid>
-      <w:tr>
-        <w:trPr/>
-        <w:tc>
-          <w:tcPr>
-            <w:tcW w:w="3120" w:type="dxa"/>
-            <w:tcBorders>
-              <w:top w:val="single" w:sz="4" w:space="0" w:color="999999"/>
-              <w:start w:val="single" w:sz="4" w:space="0" w:color="999999"/>
-              <w:bottom w:val="single" w:sz="4" w:space="0" w:color="999999"/>
-              <w:end w:val="single" w:sz="4" w:space="0" w:color="999999"/>
-            </w:tcBorders>
-          </w:tcPr>
-          <w:p>
-            <w:pPr>
-              <w:pStyle w:val="Normal"/>
-              <w:widowControl/>
-              <w:bidi w:val="0"/>
-              <w:spacing w:before="0" w:after="200"/>
-              <w:jc w:val="start"/>
-              <w:rPr/>
-            </w:pPr>
-            <w:r>
-              <w:rPr>
-                <w:b/>
-                <w:sz w:val="18"/>
-              </w:rPr>
-              <w:t>Indicador</w:t>
-            </w:r>
-          </w:p>
-        </w:tc>
-        <w:tc>
-          <w:tcPr>
-            <w:tcW w:w="3120" w:type="dxa"/>
-            <w:tcBorders>
-              <w:top w:val="single" w:sz="4" w:space="0" w:color="999999"/>
-              <w:start w:val="single" w:sz="4" w:space="0" w:color="999999"/>
-              <w:bottom w:val="single" w:sz="4" w:space="0" w:color="999999"/>
-              <w:end w:val="single" w:sz="4" w:space="0" w:color="999999"/>
-            </w:tcBorders>
-          </w:tcPr>
-          <w:p>
-            <w:pPr>
-              <w:pStyle w:val="Normal"/>
-              <w:widowControl/>
-              <w:bidi w:val="0"/>
-              <w:spacing w:before="0" w:after="200"/>
-              <w:jc w:val="start"/>
-              <w:rPr/>
-            </w:pPr>
-            <w:r>
-              <w:rPr>
-                <w:b/>
-                <w:sz w:val="18"/>
-              </w:rPr>
-              <w:t>Total</w:t>
-            </w:r>
-          </w:p>
-        </w:tc>
-        <w:tc>
-          <w:tcPr>
-            <w:tcW w:w="3120" w:type="dxa"/>
-            <w:tcBorders>
-              <w:top w:val="single" w:sz="4" w:space="0" w:color="999999"/>
-              <w:start w:val="single" w:sz="4" w:space="0" w:color="999999"/>
-              <w:bottom w:val="single" w:sz="4" w:space="0" w:color="999999"/>
-              <w:end w:val="single" w:sz="4" w:space="0" w:color="999999"/>
-            </w:tcBorders>
-          </w:tcPr>
-          <w:p>
-            <w:pPr>
-              <w:pStyle w:val="Normal"/>
-              <w:widowControl/>
-              <w:bidi w:val="0"/>
-              <w:spacing w:before="0" w:after="200"/>
-              <w:jc w:val="start"/>
-              <w:rPr/>
-            </w:pPr>
-            <w:r>
-              <w:rPr>
-                <w:b/>
-                <w:sz w:val="18"/>
-              </w:rPr>
-              <w:t>Interpretação</w:t>
-            </w:r>
-          </w:p>
-        </w:tc>
-      </w:tr>
-      <w:tr>
-        <w:trPr/>
-        <w:tc>
-          <w:tcPr>
-            <w:tcW w:w="3120" w:type="dxa"/>
-            <w:tcBorders>
-              <w:top w:val="single" w:sz="4" w:space="0" w:color="999999"/>
-              <w:start w:val="single" w:sz="4" w:space="0" w:color="999999"/>
-              <w:bottom w:val="single" w:sz="4" w:space="0" w:color="999999"/>
-              <w:end w:val="single" w:sz="4" w:space="0" w:color="999999"/>
-            </w:tcBorders>
-          </w:tcPr>
-          <w:p>
-            <w:pPr>
-              <w:pStyle w:val="Normal"/>
-              <w:widowControl/>
-              <w:bidi w:val="0"/>
-              <w:spacing w:before="0" w:after="200"/>
-              <w:jc w:val="start"/>
-              <w:rPr/>
-            </w:pPr>
-            <w:r>
-              <w:rPr>
-                <w:sz w:val="18"/>
-              </w:rPr>
-              <w:t>Registros brutos normalizados</w:t>
-            </w:r>
-          </w:p>
-        </w:tc>
-        <w:tc>
-          <w:tcPr>
-            <w:tcW w:w="3120" w:type="dxa"/>
-            <w:tcBorders>
-              <w:top w:val="single" w:sz="4" w:space="0" w:color="999999"/>
-              <w:start w:val="single" w:sz="4" w:space="0" w:color="999999"/>
-              <w:bottom w:val="single" w:sz="4" w:space="0" w:color="999999"/>
-              <w:end w:val="single" w:sz="4" w:space="0" w:color="999999"/>
-            </w:tcBorders>
-          </w:tcPr>
-          <w:p>
-            <w:pPr>
-              <w:pStyle w:val="Normal"/>
-              <w:widowControl/>
-              <w:bidi w:val="0"/>
-              <w:spacing w:before="0" w:after="200"/>
-              <w:jc w:val="start"/>
-              <w:rPr/>
-            </w:pPr>
-            <w:r>
-              <w:rPr>
-                <w:sz w:val="18"/>
-              </w:rPr>
-              <w:t>12.118</w:t>
-            </w:r>
-          </w:p>
-        </w:tc>
-        <w:tc>
-          <w:tcPr>
-            <w:tcW w:w="3120" w:type="dxa"/>
-            <w:tcBorders>
-              <w:top w:val="single" w:sz="4" w:space="0" w:color="999999"/>
-              <w:start w:val="single" w:sz="4" w:space="0" w:color="999999"/>
-              <w:bottom w:val="single" w:sz="4" w:space="0" w:color="999999"/>
-              <w:end w:val="single" w:sz="4" w:space="0" w:color="999999"/>
-            </w:tcBorders>
-          </w:tcPr>
-          <w:p>
-            <w:pPr>
-              <w:pStyle w:val="Normal"/>
-              <w:widowControl/>
-              <w:bidi w:val="0"/>
-              <w:spacing w:before="0" w:after="200"/>
-              <w:jc w:val="start"/>
-              <w:rPr/>
-            </w:pPr>
-            <w:r>
-              <w:rPr>
-                <w:sz w:val="18"/>
-              </w:rPr>
-              <w:t>Uma linha por ocorrência recuperada antes da deduplicação.</w:t>
-            </w:r>
-          </w:p>
-        </w:tc>
-      </w:tr>
-      <w:tr>
-        <w:trPr/>
-        <w:tc>
-          <w:tcPr>
-            <w:tcW w:w="3120" w:type="dxa"/>
-            <w:tcBorders>
-              <w:top w:val="single" w:sz="4" w:space="0" w:color="999999"/>
-              <w:start w:val="single" w:sz="4" w:space="0" w:color="999999"/>
-              <w:bottom w:val="single" w:sz="4" w:space="0" w:color="999999"/>
-              <w:end w:val="single" w:sz="4" w:space="0" w:color="999999"/>
-            </w:tcBorders>
-          </w:tcPr>
-          <w:p>
-            <w:pPr>
-              <w:pStyle w:val="Normal"/>
-              <w:widowControl/>
-              <w:bidi w:val="0"/>
-              <w:spacing w:before="0" w:after="200"/>
-              <w:jc w:val="start"/>
-              <w:rPr/>
-            </w:pPr>
-            <w:r>
-              <w:rPr>
-                <w:sz w:val="18"/>
-              </w:rPr>
-              <w:t>Registros únicos</w:t>
-            </w:r>
-          </w:p>
-        </w:tc>
-        <w:tc>
-          <w:tcPr>
-            <w:tcW w:w="3120" w:type="dxa"/>
-            <w:tcBorders>
-              <w:top w:val="single" w:sz="4" w:space="0" w:color="999999"/>
-              <w:start w:val="single" w:sz="4" w:space="0" w:color="999999"/>
-              <w:bottom w:val="single" w:sz="4" w:space="0" w:color="999999"/>
-              <w:end w:val="single" w:sz="4" w:space="0" w:color="999999"/>
-            </w:tcBorders>
-          </w:tcPr>
-          <w:p>
-            <w:pPr>
-              <w:pStyle w:val="Normal"/>
-              <w:widowControl/>
-              <w:bidi w:val="0"/>
-              <w:spacing w:before="0" w:after="200"/>
-              <w:jc w:val="start"/>
-              <w:rPr/>
-            </w:pPr>
-            <w:r>
-              <w:rPr>
-                <w:sz w:val="18"/>
-              </w:rPr>
-              <w:t>9.542</w:t>
-            </w:r>
-          </w:p>
-        </w:tc>
-        <w:tc>
-          <w:tcPr>
-            <w:tcW w:w="3120" w:type="dxa"/>
-            <w:tcBorders>
-              <w:top w:val="single" w:sz="4" w:space="0" w:color="999999"/>
-              <w:start w:val="single" w:sz="4" w:space="0" w:color="999999"/>
-              <w:bottom w:val="single" w:sz="4" w:space="0" w:color="999999"/>
-              <w:end w:val="single" w:sz="4" w:space="0" w:color="999999"/>
-            </w:tcBorders>
-          </w:tcPr>
-          <w:p>
-            <w:pPr>
-              <w:pStyle w:val="Normal"/>
-              <w:widowControl/>
-              <w:bidi w:val="0"/>
-              <w:spacing w:before="0" w:after="200"/>
-              <w:jc w:val="start"/>
-              <w:rPr/>
-            </w:pPr>
-            <w:r>
-              <w:rPr>
-                <w:sz w:val="18"/>
-              </w:rPr>
-              <w:t>Uma linha por grupo consolidado.</w:t>
-            </w:r>
-          </w:p>
-        </w:tc>
-      </w:tr>
-      <w:tr>
-        <w:trPr/>
-        <w:tc>
-          <w:tcPr>
-            <w:tcW w:w="3120" w:type="dxa"/>
-            <w:tcBorders>
-              <w:top w:val="single" w:sz="4" w:space="0" w:color="999999"/>
-              <w:start w:val="single" w:sz="4" w:space="0" w:color="999999"/>
-              <w:bottom w:val="single" w:sz="4" w:space="0" w:color="999999"/>
-              <w:end w:val="single" w:sz="4" w:space="0" w:color="999999"/>
-            </w:tcBorders>
-          </w:tcPr>
-          <w:p>
-            <w:pPr>
-              <w:pStyle w:val="Normal"/>
-              <w:widowControl/>
-              <w:bidi w:val="0"/>
-              <w:spacing w:before="0" w:after="200"/>
-              <w:jc w:val="start"/>
-              <w:rPr/>
-            </w:pPr>
-            <w:r>
-              <w:rPr>
-                <w:sz w:val="18"/>
-              </w:rPr>
-              <w:t>Ocorrências removidas</w:t>
-            </w:r>
-          </w:p>
-        </w:tc>
-        <w:tc>
-          <w:tcPr>
-            <w:tcW w:w="3120" w:type="dxa"/>
-            <w:tcBorders>
-              <w:top w:val="single" w:sz="4" w:space="0" w:color="999999"/>
-              <w:start w:val="single" w:sz="4" w:space="0" w:color="999999"/>
-              <w:bottom w:val="single" w:sz="4" w:space="0" w:color="999999"/>
-              <w:end w:val="single" w:sz="4" w:space="0" w:color="999999"/>
-            </w:tcBorders>
-          </w:tcPr>
-          <w:p>
-            <w:pPr>
-              <w:pStyle w:val="Normal"/>
-              <w:widowControl/>
-              <w:bidi w:val="0"/>
-              <w:spacing w:before="0" w:after="200"/>
-              <w:jc w:val="start"/>
-              <w:rPr/>
-            </w:pPr>
-            <w:r>
-              <w:rPr>
-                <w:sz w:val="18"/>
-              </w:rPr>
-              <w:t>2.576</w:t>
-            </w:r>
-          </w:p>
-        </w:tc>
-        <w:tc>
-          <w:tcPr>
-            <w:tcW w:w="3120" w:type="dxa"/>
-            <w:tcBorders>
-              <w:top w:val="single" w:sz="4" w:space="0" w:color="999999"/>
-              <w:start w:val="single" w:sz="4" w:space="0" w:color="999999"/>
-              <w:bottom w:val="single" w:sz="4" w:space="0" w:color="999999"/>
-              <w:end w:val="single" w:sz="4" w:space="0" w:color="999999"/>
-            </w:tcBorders>
-          </w:tcPr>
-          <w:p>
-            <w:pPr>
-              <w:pStyle w:val="Normal"/>
-              <w:widowControl/>
-              <w:bidi w:val="0"/>
-              <w:spacing w:before="0" w:after="200"/>
-              <w:jc w:val="start"/>
-              <w:rPr/>
-            </w:pPr>
-            <w:r>
-              <w:rPr>
-                <w:sz w:val="18"/>
-              </w:rPr>
-              <w:t>Diferença entre registros brutos e únicos.</w:t>
-            </w:r>
-          </w:p>
-        </w:tc>
-      </w:tr>
-      <w:tr>
-        <w:trPr/>
-        <w:tc>
-          <w:tcPr>
-            <w:tcW w:w="3120" w:type="dxa"/>
-            <w:tcBorders>
-              <w:top w:val="single" w:sz="4" w:space="0" w:color="999999"/>
-              <w:start w:val="single" w:sz="4" w:space="0" w:color="999999"/>
-              <w:bottom w:val="single" w:sz="4" w:space="0" w:color="999999"/>
-              <w:end w:val="single" w:sz="4" w:space="0" w:color="999999"/>
-            </w:tcBorders>
-          </w:tcPr>
-          <w:p>
-            <w:pPr>
-              <w:pStyle w:val="Normal"/>
-              <w:widowControl/>
-              <w:bidi w:val="0"/>
-              <w:spacing w:before="0" w:after="200"/>
-              <w:jc w:val="start"/>
-              <w:rPr/>
-            </w:pPr>
-            <w:r>
-              <w:rPr>
-                <w:sz w:val="18"/>
-              </w:rPr>
-              <w:t>Grupos com duplicidade</w:t>
-            </w:r>
-          </w:p>
-        </w:tc>
-        <w:tc>
-          <w:tcPr>
-            <w:tcW w:w="3120" w:type="dxa"/>
-            <w:tcBorders>
-              <w:top w:val="single" w:sz="4" w:space="0" w:color="999999"/>
-              <w:start w:val="single" w:sz="4" w:space="0" w:color="999999"/>
-              <w:bottom w:val="single" w:sz="4" w:space="0" w:color="999999"/>
-              <w:end w:val="single" w:sz="4" w:space="0" w:color="999999"/>
-            </w:tcBorders>
-          </w:tcPr>
-          <w:p>
-            <w:pPr>
-              <w:pStyle w:val="Normal"/>
-              <w:widowControl/>
-              <w:bidi w:val="0"/>
-              <w:spacing w:before="0" w:after="200"/>
-              <w:jc w:val="start"/>
-              <w:rPr/>
-            </w:pPr>
-            <w:r>
-              <w:rPr>
-                <w:sz w:val="18"/>
-              </w:rPr>
-              <w:t>1.808</w:t>
-            </w:r>
-          </w:p>
-        </w:tc>
-        <w:tc>
-          <w:tcPr>
-            <w:tcW w:w="3120" w:type="dxa"/>
-            <w:tcBorders>
-              <w:top w:val="single" w:sz="4" w:space="0" w:color="999999"/>
-              <w:start w:val="single" w:sz="4" w:space="0" w:color="999999"/>
-              <w:bottom w:val="single" w:sz="4" w:space="0" w:color="999999"/>
-              <w:end w:val="single" w:sz="4" w:space="0" w:color="999999"/>
-            </w:tcBorders>
-          </w:tcPr>
-          <w:p>
-            <w:pPr>
-              <w:pStyle w:val="Normal"/>
-              <w:widowControl/>
-              <w:bidi w:val="0"/>
-              <w:spacing w:before="0" w:after="200"/>
-              <w:jc w:val="start"/>
-              <w:rPr/>
-            </w:pPr>
-            <w:r>
-              <w:rPr>
-                <w:sz w:val="18"/>
-              </w:rPr>
-              <w:t>1.635 agrupados por DOI e 173 apenas por título normalizado.</w:t>
-            </w:r>
-          </w:p>
-        </w:tc>
-      </w:tr>
-      <w:tr>
-        <w:trPr/>
-        <w:tc>
-          <w:tcPr>
-            <w:tcW w:w="3120" w:type="dxa"/>
-            <w:tcBorders>
-              <w:top w:val="single" w:sz="4" w:space="0" w:color="999999"/>
-              <w:start w:val="single" w:sz="4" w:space="0" w:color="999999"/>
-              <w:bottom w:val="single" w:sz="4" w:space="0" w:color="999999"/>
-              <w:end w:val="single" w:sz="4" w:space="0" w:color="999999"/>
-            </w:tcBorders>
-          </w:tcPr>
-          <w:p>
-            <w:pPr>
-              <w:pStyle w:val="Normal"/>
-              <w:widowControl/>
-              <w:bidi w:val="0"/>
-              <w:spacing w:before="0" w:after="200"/>
-              <w:jc w:val="start"/>
-              <w:rPr/>
-            </w:pPr>
-            <w:r>
-              <w:rPr>
-                <w:sz w:val="18"/>
-              </w:rPr>
-              <w:t>Registros únicos com DOI</w:t>
-            </w:r>
-          </w:p>
-        </w:tc>
-        <w:tc>
-          <w:tcPr>
-            <w:tcW w:w="3120" w:type="dxa"/>
-            <w:tcBorders>
-              <w:top w:val="single" w:sz="4" w:space="0" w:color="999999"/>
-              <w:start w:val="single" w:sz="4" w:space="0" w:color="999999"/>
-              <w:bottom w:val="single" w:sz="4" w:space="0" w:color="999999"/>
-              <w:end w:val="single" w:sz="4" w:space="0" w:color="999999"/>
-            </w:tcBorders>
-          </w:tcPr>
-          <w:p>
-            <w:pPr>
-              <w:pStyle w:val="Normal"/>
-              <w:widowControl/>
-              <w:bidi w:val="0"/>
-              <w:spacing w:before="0" w:after="200"/>
-              <w:jc w:val="start"/>
-              <w:rPr/>
-            </w:pPr>
-            <w:r>
-              <w:rPr>
-                <w:sz w:val="18"/>
-              </w:rPr>
-              <w:t>8.264</w:t>
-            </w:r>
-          </w:p>
-        </w:tc>
-        <w:tc>
-          <w:tcPr>
-            <w:tcW w:w="3120" w:type="dxa"/>
-            <w:tcBorders>
-              <w:top w:val="single" w:sz="4" w:space="0" w:color="999999"/>
-              <w:start w:val="single" w:sz="4" w:space="0" w:color="999999"/>
-              <w:bottom w:val="single" w:sz="4" w:space="0" w:color="999999"/>
-              <w:end w:val="single" w:sz="4" w:space="0" w:color="999999"/>
-            </w:tcBorders>
-          </w:tcPr>
-          <w:p>
-            <w:pPr>
-              <w:pStyle w:val="Normal"/>
-              <w:widowControl/>
-              <w:bidi w:val="0"/>
-              <w:spacing w:before="0" w:after="200"/>
-              <w:jc w:val="start"/>
-              <w:rPr/>
-            </w:pPr>
-            <w:r>
-              <w:rPr>
-                <w:sz w:val="18"/>
-              </w:rPr>
-              <w:t>DOI presente após consolidação.</w:t>
-            </w:r>
-          </w:p>
-        </w:tc>
-      </w:tr>
-      <w:tr>
-        <w:trPr/>
-        <w:tc>
-          <w:tcPr>
-            <w:tcW w:w="3120" w:type="dxa"/>
-            <w:tcBorders>
-              <w:top w:val="single" w:sz="4" w:space="0" w:color="999999"/>
-              <w:start w:val="single" w:sz="4" w:space="0" w:color="999999"/>
-              <w:bottom w:val="single" w:sz="4" w:space="0" w:color="999999"/>
-              <w:end w:val="single" w:sz="4" w:space="0" w:color="999999"/>
-            </w:tcBorders>
-          </w:tcPr>
-          <w:p>
-            <w:pPr>
-              <w:pStyle w:val="Normal"/>
-              <w:widowControl/>
-              <w:bidi w:val="0"/>
-              <w:spacing w:before="0" w:after="200"/>
-              <w:jc w:val="start"/>
-              <w:rPr/>
-            </w:pPr>
-            <w:r>
-              <w:rPr>
-                <w:sz w:val="18"/>
-              </w:rPr>
-              <w:t>Registros únicos sem DOI</w:t>
-            </w:r>
-          </w:p>
-        </w:tc>
-        <w:tc>
-          <w:tcPr>
-            <w:tcW w:w="3120" w:type="dxa"/>
-            <w:tcBorders>
-              <w:top w:val="single" w:sz="4" w:space="0" w:color="999999"/>
-              <w:start w:val="single" w:sz="4" w:space="0" w:color="999999"/>
-              <w:bottom w:val="single" w:sz="4" w:space="0" w:color="999999"/>
-              <w:end w:val="single" w:sz="4" w:space="0" w:color="999999"/>
-            </w:tcBorders>
-          </w:tcPr>
-          <w:p>
-            <w:pPr>
-              <w:pStyle w:val="Normal"/>
-              <w:widowControl/>
-              <w:bidi w:val="0"/>
-              <w:spacing w:before="0" w:after="200"/>
-              <w:jc w:val="start"/>
-              <w:rPr/>
-            </w:pPr>
-            <w:r>
-              <w:rPr>
-                <w:sz w:val="18"/>
-              </w:rPr>
-              <w:t>1.278</w:t>
-            </w:r>
-          </w:p>
-        </w:tc>
-        <w:tc>
-          <w:tcPr>
-            <w:tcW w:w="3120" w:type="dxa"/>
-            <w:tcBorders>
-              <w:top w:val="single" w:sz="4" w:space="0" w:color="999999"/>
-              <w:start w:val="single" w:sz="4" w:space="0" w:color="999999"/>
-              <w:bottom w:val="single" w:sz="4" w:space="0" w:color="999999"/>
-              <w:end w:val="single" w:sz="4" w:space="0" w:color="999999"/>
-            </w:tcBorders>
-          </w:tcPr>
-          <w:p>
-            <w:pPr>
-              <w:pStyle w:val="Normal"/>
-              <w:widowControl/>
-              <w:bidi w:val="0"/>
-              <w:spacing w:before="0" w:after="200"/>
-              <w:jc w:val="start"/>
-              <w:rPr/>
-            </w:pPr>
-            <w:r>
-              <w:rPr>
-                <w:sz w:val="18"/>
-              </w:rPr>
-              <w:t>Dependem de título e identificadores para controle de duplicidade.</w:t>
-            </w:r>
-          </w:p>
-        </w:tc>
-      </w:tr>
-      <w:tr>
-        <w:trPr/>
-        <w:tc>
-          <w:tcPr>
-            <w:tcW w:w="3120" w:type="dxa"/>
-            <w:tcBorders>
-              <w:top w:val="single" w:sz="4" w:space="0" w:color="999999"/>
-              <w:start w:val="single" w:sz="4" w:space="0" w:color="999999"/>
-              <w:bottom w:val="single" w:sz="4" w:space="0" w:color="999999"/>
-              <w:end w:val="single" w:sz="4" w:space="0" w:color="999999"/>
-            </w:tcBorders>
-          </w:tcPr>
-          <w:p>
-            <w:pPr>
-              <w:pStyle w:val="Normal"/>
-              <w:widowControl/>
-              <w:bidi w:val="0"/>
-              <w:spacing w:before="0" w:after="200"/>
-              <w:jc w:val="start"/>
-              <w:rPr/>
-            </w:pPr>
-            <w:r>
-              <w:rPr>
-                <w:sz w:val="18"/>
-              </w:rPr>
-              <w:t>Conflitos preservados</w:t>
-            </w:r>
-          </w:p>
-        </w:tc>
-        <w:tc>
-          <w:tcPr>
-            <w:tcW w:w="3120" w:type="dxa"/>
-            <w:tcBorders>
-              <w:top w:val="single" w:sz="4" w:space="0" w:color="999999"/>
-              <w:start w:val="single" w:sz="4" w:space="0" w:color="999999"/>
-              <w:bottom w:val="single" w:sz="4" w:space="0" w:color="999999"/>
-              <w:end w:val="single" w:sz="4" w:space="0" w:color="999999"/>
-            </w:tcBorders>
-          </w:tcPr>
-          <w:p>
-            <w:pPr>
-              <w:pStyle w:val="Normal"/>
-              <w:widowControl/>
-              <w:bidi w:val="0"/>
-              <w:spacing w:before="0" w:after="200"/>
-              <w:jc w:val="start"/>
-              <w:rPr/>
-            </w:pPr>
-            <w:r>
-              <w:rPr>
-                <w:sz w:val="18"/>
-              </w:rPr>
-              <w:t>98</w:t>
-            </w:r>
-          </w:p>
-        </w:tc>
-        <w:tc>
-          <w:tcPr>
-            <w:tcW w:w="3120" w:type="dxa"/>
-            <w:tcBorders>
-              <w:top w:val="single" w:sz="4" w:space="0" w:color="999999"/>
-              <w:start w:val="single" w:sz="4" w:space="0" w:color="999999"/>
-              <w:bottom w:val="single" w:sz="4" w:space="0" w:color="999999"/>
-              <w:end w:val="single" w:sz="4" w:space="0" w:color="999999"/>
-            </w:tcBorders>
-          </w:tcPr>
-          <w:p>
-            <w:pPr>
-              <w:pStyle w:val="Normal"/>
-              <w:widowControl/>
-              <w:bidi w:val="0"/>
-              <w:spacing w:before="0" w:after="200"/>
-              <w:jc w:val="start"/>
-              <w:rPr/>
-            </w:pPr>
-            <w:r>
-              <w:rPr>
-                <w:sz w:val="18"/>
-              </w:rPr>
-              <w:t>51 por DOI divergente e 47 por identificador próprio divergente; não foram mesclados.</w:t>
-            </w:r>
-          </w:p>
-        </w:tc>
-      </w:tr>
-    </w:tbl>
-    <w:p>
-      <w:pPr>
-        <w:pStyle w:val="Normal"/>
-        <w:rPr/>
-      </w:pPr>
-      <w:r>
-        <w:rPr/>
-      </w:r>
-    </w:p>
-    <w:p>
-      <w:pPr>
-        <w:pStyle w:val="BodyText"/>
-        <w:rPr/>
-      </w:pPr>
-      <w:r>
-        <w:rPr/>
-        <w:t>A rotina não usa similaridade aproximada de títulos e não estabelece vínculo automático entre trabalho em evento e artigo posterior quando os identificadores diferem. Os conflitos detectados foram preservados como registros separados.</w:t>
-      </w:r>
-    </w:p>
-    <w:p>
-      <w:pPr>
-        <w:pStyle w:val="BodyText"/>
-        <w:rPr/>
-      </w:pPr>
-      <w:bookmarkStart w:id="8" w:name="X961280b3a45a67e41e71da47b94b36fd32344d7"/>
-      <w:r>
-        <w:rPr/>
-        <w:t>A coleta produziu 12.118 registros brutos: 9.433 recuperados pela API da Scopus, cinco registros existentes apenas no export manual da Scopus, 1.680 da Web of Science e 1.000 do Crossref. A deduplicação por DOI normalizado e título normalizado removeu 2.576 ocorrências repetidas e resultou em 9.542 registros únicos, com preservação da proveniência.</w:t>
-      </w:r>
-      <w:bookmarkEnd w:id="8"/>
-    </w:p>
-    <w:p>
-      <w:pPr>
-        <w:pStyle w:val="Heading2"/>
-        <w:rPr/>
-      </w:pPr>
-      <w:bookmarkStart w:id="9" w:name="X1a0c56458ef353c636b255008dfc2175e1ceed4"/>
-      <w:r>
-        <w:rPr/>
-        <w:t>Triagem, auditoria e consolidação do núcleo</w:t>
-      </w:r>
-    </w:p>
-    <w:p>
-      <w:pPr>
-        <w:pStyle w:val="FirstParagraph"/>
-        <w:rPr/>
-      </w:pPr>
-      <w:r>
-        <w:rPr/>
-        <w:t>A pré-triagem dos 9.542 registros foi uma classificação automática determinística, sem uso de modelo de linguagem, baseada no casamento de expressões em título e resumo. O script atribuiu cinco classes: relevante, complementar, dúvida, irrelevante e sem resumo. Para aferir essa classificação, foi sorteada, com semente 42, uma amostra estratificada de 100 registros, equivalente a 1,0% do corpus único. Um único avaliador leu individualmente título e resumo e alterou 34 classificações; os outros 9.442 registros não foram lidos individualmente nessa auditoria amostral.</w:t>
-      </w:r>
-    </w:p>
-    <w:p>
-      <w:pPr>
-        <w:pStyle w:val="BodyText"/>
-        <w:rPr/>
-      </w:pPr>
-      <w:r>
-        <w:rPr/>
-        <w:t xml:space="preserve">O corte inicial reteve 3.786 registros: 3.472 classificados como relevantes e 314 casos de dúvida com apenas o bloco de objeto predial presente. Esses 314 registros integravam o universo total de 4.276 casos de dúvida, posteriormente reavaliado registro a registro; dessa resolução, 206 foram marcados como relevantes e 4.070 como descarte. Portanto, os 314 casos do corte inicial não foram somados novamente. Um script R apenas validou e aplicou as decisões por </w:t>
-      </w:r>
-      <w:r>
-        <w:rPr>
-          <w:rStyle w:val="VerbatimChar"/>
-        </w:rPr>
-        <w:t>id_unico</w:t>
-      </w:r>
-      <w:r>
-        <w:rPr/>
-        <w:t>, sem refazer a triagem. A documentação disponível preserva as decisões, regras, confiança e justificativas, mas não registra revisão independente nem procedimento de resolução de divergências entre avaliadores. O resultado foi um núcleo analítico revisado de 3.678 registros.</w:t>
-      </w:r>
-    </w:p>
-    <w:p>
-      <w:pPr>
-        <w:pStyle w:val="BodyText"/>
-        <w:rPr/>
-      </w:pPr>
-      <w:r>
-        <w:rPr/>
-        <w:t>Os 3.678 registros foram submetidos a duas camadas determinísticas em R, ambas sem modelo de linguagem e sem leitura de texto completo. A primeira reavaliou a força dos resumos e classificou 372 registros como estrato bibliométrico forte, 830 como descritivos, 157 como contextuais e 2.319 como descarte. A segunda pontuou o alinhamento às perguntas de pesquisa em título, resumo, palavras-chave e campos extraídos: 137 foram classificados como centrais, 651 como secundários, 375 como descritivos, 157 como contextuais e 2.358 como exclusão. Assim, 137 registros seguiram para auditoria qualitativa e 3.541 não foram selecionados para a análise central.</w:t>
-      </w:r>
-    </w:p>
-    <w:p>
-      <w:pPr>
-        <w:pStyle w:val="BodyText"/>
-        <w:rPr/>
-      </w:pPr>
-      <w:r>
-        <w:rPr/>
-        <w:t xml:space="preserve">A auditoria qualitativa estruturada examinou, registro a registro, título, resumo, palavras-chave e campos extraídos dos 137 estudos, sem leitura integral. Um único conjunto de decisões manteve 104 no núcleo temático original; entre os 33 restantes, 21 foram classificados como secundários, três apenas para mapeamento e nove foram excluídos. Um desses nove havia sido marcado para verificação pontual em texto completo e foi posteriormente descartado sem leitura integral. Não houve segundo avaliador independente. Os arquivos da auditoria não identificam ferramenta de inteligência artificial, modelo, versão ou prompt; por isso, não se atribui essa etapa a IA. A coluna </w:t>
-      </w:r>
-      <w:r>
-        <w:rPr>
-          <w:rStyle w:val="VerbatimChar"/>
-        </w:rPr>
-        <w:t>asreview_label_compativel</w:t>
-      </w:r>
-      <w:r>
-        <w:rPr/>
-        <w:t xml:space="preserve"> é apenas um campo de compatibilidade e não constitui evidência de uso do ASReview. A Tabela </w:t>
-      </w:r>
-      <w:hyperlink w:anchor="tab%3Afunilselecao">
-        <w:r>
-          <w:rPr>
-            <w:rStyle w:val="Hyperlink"/>
-          </w:rPr>
-          <w:t>7</w:t>
         </w:r>
       </w:hyperlink>
       <w:r>
@@ -7371,7 +6606,7 @@
       </w:pPr>
       <w:r>
         <w:rPr/>
-        <w:t>A avaliação de elegibilidade do núcleo temático original não incluiu leitura de texto completo dos 104 estudos. Título, resumo, palavras-chave e campos extraídos foram a base documental de todas as camadas de triagem e da auditoria qualitativa. Um dos 137 registros havia sido sinalizado para verificação pontual em texto completo e foi excluído sem que essa leitura fosse realizada. A inclusão dos 104 estudos no núcleo original representa, portanto, aderência aos critérios de seleção em nível documental, sem confirmação por elegibilidade em texto completo.</w:t>
+        <w:t>A elegibilidade e a extração do núcleo temático apoiaram-se predominantemente em título, resumo, palavras-chave e campos estruturados. Entre 37 textos completos consultados em tarefas posteriores, 19 acrescentaram evidências específicas citadas individualmente. No lote de sensibilidade, sete dos 17 textos estavam disponíveis integralmente e cinco ampliaram resultados quantitativos, desenho de validação ou limitações; os demais permaneceram caracterizados pela documentação bibliográfica disponível.</w:t>
       </w:r>
     </w:p>
     <w:p>
@@ -7379,29 +6614,19 @@
         <w:pStyle w:val="BodyText"/>
         <w:rPr/>
       </w:pPr>
-      <w:r>
-        <w:rPr/>
-        <w:t>A síntese permanece predominantemente apoiada em título, resumo, palavras-chave e campos estruturados, em razão do acesso institucional restrito a parte dos periódicos das bases consultadas. Em três tarefas pontuais posteriores, 37 estudos com texto completo disponível foram lidos integralmente; 19 forneceram evidências específicas incorporadas e citadas individualmente. O terceiro lote corresponde aos 17 registros incorporados pela busca de sensibilidade: sete textos integrais abertos puderam ser consultados e cinco acrescentaram resultados quantitativos, desenho de validação ou limitações ausentes do resumo. Esse uso é indicado explicitamente por estudo e não altera a natureza predominantemente documental da seleção, da extração e dos resultados agregados; os dez registros restantes do lote de sensibilidade permanecem caracterizados por título e resumo.</w:t>
-      </w:r>
-    </w:p>
-    <w:p>
-      <w:pPr>
-        <w:pStyle w:val="BodyText"/>
-        <w:rPr/>
-      </w:pPr>
-      <w:bookmarkStart w:id="10" w:name="X1a0c56458ef353c636b255008dfc2175e1ceed4"/>
+      <w:bookmarkStart w:id="11" w:name="X1a0c56458ef353c636b255008dfc2175e1ceed4"/>
       <w:r>
         <w:rPr/>
         <w:t>A extração do núcleo final utilizou título, resumo, palavras-chave e campos estruturados para identificar dimensões de sustentabilidade, critérios de priorização, métodos de apoio à decisão, contexto da edificação, ODS, ESG e lacunas relacionadas a instituições públicas de ensino superior. A unidade de contagem foi o registro único. Campos com múltiplas categorias foram tratados como respostas múltiplas, mantendo um único identificador por estudo em cada categoria. Dimensão e critério são categorias analiticamente distintas: a dimensão é uma categoria-guarda-chuva (técnica-operacional, institucional, ambiental, ciclo de vida, econômica ou social), enquanto o critério é um atributo operacional específico dentro de uma dimensão; por isso, termos como energia, risco, conforto e segurança são contabilizados como critérios de priorização e não duplicam a contagem das seis dimensões-guarda-chuva. As definições, regras de inclusão e exclusão e exemplos de cada categoria estão detalhados em manual de codificação de apoio à extração, mantido no repositório da revisão.</w:t>
       </w:r>
-      <w:bookmarkEnd w:id="10"/>
+      <w:bookmarkEnd w:id="11"/>
     </w:p>
     <w:p>
       <w:pPr>
         <w:pStyle w:val="Heading2"/>
         <w:rPr/>
       </w:pPr>
-      <w:bookmarkStart w:id="11" w:name="sec%3Abuscaia"/>
+      <w:bookmarkStart w:id="12" w:name="sec%3Abuscaia"/>
       <w:r>
         <w:rPr/>
         <w:t>Busca complementar de sensibilidade para inteligência artificial e aprendizado de máquina</w:t>
@@ -7531,21 +6756,21 @@
         <w:pStyle w:val="BodyText"/>
         <w:rPr/>
       </w:pPr>
-      <w:bookmarkStart w:id="12" w:name="sec%3Ametodologia"/>
-      <w:bookmarkStart w:id="13" w:name="sec%3Abuscaia"/>
+      <w:bookmarkStart w:id="13" w:name="sec%3Ametodologia"/>
+      <w:bookmarkStart w:id="14" w:name="sec%3Abuscaia"/>
       <w:r>
         <w:rPr/>
         <w:t>A classificação produziu 20 candidatos novos ao núcleo. A revisão individual de título e resumo removeu oito cuja aplicação, apesar de tecnicamente confirmada, ocorria em domínio industrial, aeroespacial ou veicular sem relação com edificações, restando 12 novos registros. Sete registros já pertencentes ao corpus original, previamente classificados como secundários ou excluídos por um dicionário que não reconhecia IA, foram reavaliados sob a RQ6: cinco foram promovidos ao núcleo principal e dois permaneceram secundários, por não apresentarem, no resumo disponível, relação explícita com manutenção predial. Ao final, 17 registros passaram a integrar o núcleo temático, elevando-o de 104 para 121 registros, com extração qualitativa de dimensões, critérios, métodos e contexto realizada sob o mesmo vocabulário fechado e os mesmos procedimentos do núcleo original, sem leitura de texto completo.</w:t>
       </w:r>
-      <w:bookmarkEnd w:id="12"/>
       <w:bookmarkEnd w:id="13"/>
+      <w:bookmarkEnd w:id="14"/>
     </w:p>
     <w:p>
       <w:pPr>
         <w:pStyle w:val="Heading1"/>
         <w:rPr/>
       </w:pPr>
-      <w:bookmarkStart w:id="14" w:name="sec%3Apanorama"/>
+      <w:bookmarkStart w:id="15" w:name="sec%3Apanorama"/>
       <w:r>
         <w:rPr/>
         <w:t>Panorama do núcleo temático</w:t>
@@ -7558,7 +6783,7 @@
       </w:pPr>
       <w:r>
         <w:rPr/>
-        <w:t>O núcleo temático vigente reúne 121 registros publicados entre 2010 e 2026, sendo 104 do núcleo original e 17 incorporados pela busca complementar de sensibilidade para inteligência artificial e aprendizado de máquina (Seção </w:t>
+        <w:t>O núcleo temático vigente reúne 121 registros publicados entre 2010 e 2026: 104 do núcleo original e 17 incorporados pela busca de sensibilidade para inteligência artificial e aprendizado de máquina (Seção </w:t>
       </w:r>
       <w:hyperlink w:anchor="sec%3Abuscaia">
         <w:r>
@@ -7570,7 +6795,7 @@
       </w:hyperlink>
       <w:r>
         <w:rPr/>
-        <w:t>). O período de 2019 a 2026 concentra 101 registros, correspondentes a 83,5% do núcleo, com maior frequência em 2025, quando foram identificados 29 estudos. O Gráfico </w:t>
+        <w:t>). Entre 2019 e 2026 concentram-se 101 registros (83,5%), com máximo de 29 estudos em 2025. O Gráfico </w:t>
       </w:r>
       <w:hyperlink w:anchor="fig%3Atemporal">
         <w:r>
@@ -7648,7 +6873,7 @@
       </w:pPr>
       <w:r>
         <w:rPr/>
-        <w:t>A deduplicação preservou todas as bases em que cada estudo foi recuperado. Entre os 121 registros únicos, 67 foram encontrados apenas na Scopus, 41 na Scopus e na Web of Science, sete apenas na Web of Science, três nas três bases, dois na Scopus e no Crossref e um apenas no Crossref. Por essa razão, a contagem por base representa proveniência e admite respostas múltiplas: 113 registros possuem origem Scopus, 51 possuem origem Web of Science e seis possuem origem Crossref. Esses valores não são tamanhos distintos do corpus: o núcleo permanece composto por 121 registros únicos, e um mesmo registro pode ter sido recuperado em mais de uma base. Nenhum dos 17 registros incorporados pela busca de sensibilidade teve origem exclusiva no Crossref, base em que a ausência sistemática de resumo reduziu a taxa de aprovação na triagem.</w:t>
+        <w:t>A deduplicação preservou a proveniência múltipla. Entre os 121 registros, 67 vieram apenas da Scopus, 41 da Scopus e da Web of Science, sete apenas da Web of Science, três das três bases, dois da Scopus e do Crossref e um apenas do Crossref. Assim, 113 registros possuem origem Scopus, 51 Web of Science e seis Crossref, contagens que se sobrepõem dentro do mesmo núcleo. A baixa disponibilidade de resumos no Crossref reduziu sua contribuição à triagem, e os 17 registros da sensibilidade vieram de outras combinações de bases.</w:t>
       </w:r>
     </w:p>
     <w:p>
@@ -7658,7 +6883,7 @@
       </w:pPr>
       <w:r>
         <w:rPr/>
-        <w:t xml:space="preserve">A tipologia documental foi harmonizada para evitar que rótulos equivalentes fossem apresentados como categorias distintas. Os rótulos </w:t>
+        <w:t xml:space="preserve">Os tipos documentais também foram harmonizados: </w:t>
       </w:r>
       <w:r>
         <w:rPr>
@@ -7691,7 +6916,7 @@
       </w:r>
       <w:r>
         <w:rPr/>
-        <w:t xml:space="preserve"> foram reunidos como artigo de periódico. </w:t>
+        <w:t xml:space="preserve"> formam a categoria artigo de periódico; </w:t>
       </w:r>
       <w:r>
         <w:rPr>
@@ -7713,7 +6938,7 @@
       </w:r>
       <w:r>
         <w:rPr/>
-        <w:t xml:space="preserve"> foram reunidos como trabalho em evento. </w:t>
+        <w:t xml:space="preserve">, trabalho em evento; </w:t>
       </w:r>
       <w:r>
         <w:rPr>
@@ -7735,19 +6960,19 @@
       </w:r>
       <w:r>
         <w:rPr/>
-        <w:t xml:space="preserve"> foram reunidos como livro ou série de livro. A Tabela </w:t>
+        <w:t>, livro ou série de livro. A Tabela </w:t>
       </w:r>
       <w:hyperlink w:anchor="tab%3Abasetipo">
         <w:r>
           <w:rPr>
             <w:rStyle w:val="Hyperlink"/>
           </w:rPr>
-          <w:t>8</w:t>
+          <w:t>7</w:t>
         </w:r>
       </w:hyperlink>
       <w:r>
         <w:rPr/>
-        <w:t xml:space="preserve"> apresenta as duas dimensões separadamente.</w:t>
+        <w:t xml:space="preserve"> apresenta proveniência e tipologia separadamente.</w:t>
       </w:r>
     </w:p>
     <w:tbl>
@@ -8566,19 +7791,19 @@
         <w:pStyle w:val="BodyText"/>
         <w:rPr/>
       </w:pPr>
-      <w:bookmarkStart w:id="15" w:name="sec%3Apanorama"/>
-      <w:r>
-        <w:rPr/>
-        <w:t>A concentração em artigos de periódico e a baixa presença exclusiva do Crossref descrevem a composição documental do núcleo, não a qualidade individual dos estudos. Do mesmo modo, a sobreposição entre bases expressa proveniência da recuperação e não constitui replicação independente de evidência.</w:t>
-      </w:r>
-      <w:bookmarkEnd w:id="15"/>
+      <w:bookmarkStart w:id="16" w:name="sec%3Apanorama"/>
+      <w:r>
+        <w:rPr/>
+        <w:t>A composição indica predomínio de artigos de periódico e forte presença da Scopus. A sobreposição entre bases registra caminhos de recuperação do mesmo estudo, enquanto a avaliação da evidência depende do conteúdo de cada registro.</w:t>
+      </w:r>
+      <w:bookmarkEnd w:id="16"/>
     </w:p>
     <w:p>
       <w:pPr>
         <w:pStyle w:val="Heading1"/>
         <w:rPr/>
       </w:pPr>
-      <w:bookmarkStart w:id="16" w:name="sec%3Abibliometriaampliada"/>
+      <w:bookmarkStart w:id="17" w:name="sec%3Abibliometriaampliada"/>
       <w:r>
         <w:rPr/>
         <w:t>Estrutura bibliométrica do campo</w:t>
@@ -8591,19 +7816,7 @@
       </w:pPr>
       <w:r>
         <w:rPr/>
-        <w:t>A camada bibliométrica utilizou os 372 registros classificados no estrato bibliométrico forte. Esse estrato exige aderência simultânea ao objeto predial, à manutenção ou gestão, à sustentabilidade e à presença de método, dados ou resultados, além de resumo suficiente e ausência de sinal forte de exclusão. Conforme a relação entre conjuntos apresentada na Seção </w:t>
-      </w:r>
-      <w:hyperlink w:anchor="sec%3Ametodologia">
-        <w:r>
-          <w:rPr>
-            <w:rStyle w:val="Hyperlink"/>
-          </w:rPr>
-          <w:t>3</w:t>
-        </w:r>
-      </w:hyperlink>
-      <w:r>
-        <w:rPr/>
-        <w:t>, 109 desses registros também integram o núcleo temático vigente; 263 são exclusivos da camada bibliométrica e 12 registros do núcleo temático não pertencem ao estrato de 372. Os conjuntos são, portanto, parcialmente sobrepostos e cumprem funções analíticas distintas. Dos 372 registros, todos possuíam título, ano, fonte e resumo, 329 (88,4%) continham palavras-chave, 327 (87,9%) tinham DOI e 91 (24,5%) apresentavam autores. A ausência de afiliações e referências citadas impediu, respectivamente, a construção de uma rede de colaboração representativa e o acoplamento bibliográfico.</w:t>
+        <w:t>A camada bibliométrica utilizou 372 registros com aderência simultânea ao objeto predial, à manutenção ou gestão, à sustentabilidade e à presença de método, dados ou resultados. Desse conjunto, 109 também integram o núcleo temático vigente, 263 são exclusivos da camada bibliométrica e 12 pertencem apenas ao núcleo temático; as duas camadas cumprem, portanto, funções analíticas complementares. Todos os registros possuíam título, ano, fonte e resumo; 329 (88,4%) continham palavras-chave, 327 (87,9%) DOI e 91 (24,5%) autores. A completude disponível sustentou as análises de fontes e palavras-chave, enquanto afiliações e referências citadas seriam necessárias para redes representativas de colaboração e acoplamento.</w:t>
       </w:r>
     </w:p>
     <w:p>
@@ -8613,7 +7826,7 @@
       </w:pPr>
       <w:r>
         <w:rPr/>
-        <w:t xml:space="preserve">As palavras-chave foram normalizadas quanto a caixa, acentuação, singular e variantes ortográficas. Expressões equivalentes, como </w:t>
+        <w:t xml:space="preserve">As palavras-chave foram normalizadas quanto a caixa, acentuação, singular e variantes ortográficas, reunindo, por exemplo, </w:t>
       </w:r>
       <w:r>
         <w:rPr>
@@ -8635,7 +7848,7 @@
       </w:r>
       <w:r>
         <w:rPr/>
-        <w:t xml:space="preserve"> e BIM, foram reunidas. A rede foi construída por coocorrência no mesmo registro e normalizada pelo cosseno das frequências marginais. O mapa temático agrupou os 40 termos mais frequentes e posicionou os grupos segundo centralidade externa e densidade interna. A evolução temática comparou 157 registros de 2010–2020 com 215 registros de 2021–2026. Essas medidas descrevem relações documentais e não representam qualidade metodológica, causalidade ou força de evidência.</w:t>
+        <w:t xml:space="preserve"> e BIM. A rede considera coocorrência no mesmo registro normalizada pelo cosseno das frequências marginais; o mapa temático posiciona os 40 termos mais frequentes por centralidade externa e densidade interna; e a evolução compara 157 registros de 2010–2020 com 215 de 2021–2026. Essas medidas descrevem associações documentais, com interpretação restrita à estrutura temática do corpus.</w:t>
       </w:r>
     </w:p>
     <w:p>
@@ -8657,7 +7870,7 @@
       </w:hyperlink>
       <w:r>
         <w:rPr/>
-        <w:t xml:space="preserve"> sintetiza a distribuição editorial do corpus, composto por 208 fontes. O núcleo aproximado de Bradford reuniu 13 fontes responsáveis por cerca de um terço dos registros. </w:t>
+        <w:t xml:space="preserve"> sintetiza 208 fontes. O núcleo aproximado de Bradford reuniu 13 delas, responsáveis por cerca de um terço dos registros. </w:t>
       </w:r>
       <w:r>
         <w:rPr>
@@ -8723,7 +7936,7 @@
       </w:r>
       <w:r>
         <w:rPr/>
-        <w:t xml:space="preserve"> (10). A presença simultânea de periódicos de energia, engenharia de edificações, gestão de facilidades e sustentabilidade confirma a natureza interdisciplinar do campo.</w:t>
+        <w:t xml:space="preserve"> (10). A combinação de energia, engenharia de edificações, gestão de facilidades e sustentabilidade confirma a natureza interdisciplinar do campo.</w:t>
       </w:r>
     </w:p>
     <w:p>
@@ -8789,7 +8002,7 @@
       </w:pPr>
       <w:r>
         <w:rPr/>
-        <w:t>O Gráfico </w:t>
+        <w:t>O mapa temático (Gráfico </w:t>
       </w:r>
       <w:hyperlink w:anchor="fig%3Amapatematico372">
         <w:r>
@@ -8801,7 +8014,7 @@
       </w:hyperlink>
       <w:r>
         <w:rPr/>
-        <w:t xml:space="preserve"> apresenta o mapa temático, no qual foram identificados dois eixos de maior centralidade. O primeiro articulou BIM, desempenho da edificação e </w:t>
+        <w:t xml:space="preserve">) revelou dois eixos centrais. O primeiro articulou BIM, desempenho da edificação e </w:t>
       </w:r>
       <w:r>
         <w:rPr>
@@ -8812,7 +8025,7 @@
       </w:r>
       <w:r>
         <w:rPr/>
-        <w:t>, com centralidade e densidade superiores às medianas do campo. O segundo aproximou gestão de facilidades, edifícios inteligentes e manutenção preditiva, apresentando elevada centralidade e menor densidade interna. Os grupos relacionados a edificações verdes, avaliação do ciclo de vida e desenvolvimento sustentável apresentaram maior especialização interna e menor integração com os demais temas. Energia, emissões e operação predial ocuparam posição menos densa, indicando um conjunto ainda heterogêneo no vocabulário indexado.</w:t>
+        <w:t>, com centralidade e densidade acima das medianas; o segundo aproximou gestão de facilidades, edifícios inteligentes e manutenção preditiva, com elevada centralidade e menor densidade interna. Edificações verdes, avaliação do ciclo de vida e desenvolvimento sustentável formaram grupos mais especializados, enquanto energia, emissões e operação predial permaneceram semanticamente heterogêneas.</w:t>
       </w:r>
     </w:p>
     <w:p>
@@ -8878,7 +8091,7 @@
       </w:pPr>
       <w:r>
         <w:rPr/>
-        <w:t>O Gráfico </w:t>
+        <w:t>A rede normalizada (Gráfico </w:t>
       </w:r>
       <w:hyperlink w:anchor="fig%3Aredecor372">
         <w:r>
@@ -8890,7 +8103,7 @@
       </w:hyperlink>
       <w:r>
         <w:rPr/>
-        <w:t xml:space="preserve"> mostra a rede normalizada, que reforça a posição de BIM e gestão de facilidades como elementos de conexão. BIM apareceu associado a gestão de facilidades, </w:t>
+        <w:t xml:space="preserve">) reforça BIM e gestão de facilidades como conectores. BIM associa-se a gestão de facilidades, </w:t>
       </w:r>
       <w:r>
         <w:rPr>
@@ -8901,7 +8114,7 @@
       </w:r>
       <w:r>
         <w:rPr/>
-        <w:t>, manutenção preditiva, operação e desempenho; gestão de facilidades conectou-se a desempenho, operação e manutenção, gestão de ativos e internet das coisas. Em outro agrupamento, avaliação do ciclo de vida aproximou-se de edificações residenciais e desenvolvimento sustentável. As ligações representam coocorrência normalizada e não demonstram que os conceitos tenham sido operacionalizados conjuntamente em um mesmo modelo decisório.</w:t>
+        <w:t>, manutenção preditiva, operação e desempenho; gestão de facilidades, a desempenho, operação e manutenção, gestão de ativos e internet das coisas. Em outro agrupamento, avaliação do ciclo de vida aproxima-se de edificações residenciais e desenvolvimento sustentável. As ligações registram vocabulários compartilhados e orientam a síntese temática subsequente.</w:t>
       </w:r>
     </w:p>
     <w:p>
@@ -8967,7 +8180,7 @@
       </w:pPr>
       <w:r>
         <w:rPr/>
-        <w:t>O Gráfico </w:t>
+        <w:t>A comparação temporal (Gráfico </w:t>
       </w:r>
       <w:hyperlink w:anchor="fig%3Aevolucaotematica372">
         <w:r>
@@ -8979,7 +8192,7 @@
       </w:hyperlink>
       <w:r>
         <w:rPr/>
-        <w:t xml:space="preserve"> compara os períodos e mostra mudança do vocabulário do campo. A participação de BIM aumentou 7,3 pontos percentuais entre os dois períodos, enquanto </w:t>
+        <w:t xml:space="preserve">) mostrou aumento de 7,3 pontos percentuais para BIM, 4,7 para </w:t>
       </w:r>
       <w:r>
         <w:rPr>
@@ -8990,7 +8203,7 @@
       </w:r>
       <w:r>
         <w:rPr/>
-        <w:t xml:space="preserve"> cresceram 4,7 pontos, emissões de carbono 2,7 pontos e avaliação do ciclo de vida 1,9 ponto. Em sentido contrário, diminuíram proporcionalmente as expressões edificação verde, eficiência energética, manutenção predial e desempenho da edificação. A redução relativa não comprova abandono desses assuntos: pode indicar incorporação dos temas tradicionais a vocabulários tecnológicos e de ciclo de vida mais específicos.</w:t>
+        <w:t>, 2,7 para emissões de carbono e 1,9 para avaliação do ciclo de vida. Edificação verde, eficiência energética, manutenção predial e desempenho da edificação perderam participação relativa, movimento compatível com a incorporação de temas tradicionais a vocabulários tecnológicos e de ciclo de vida mais específicos.</w:t>
       </w:r>
     </w:p>
     <w:p>
@@ -9056,7 +8269,7 @@
       </w:pPr>
       <w:r>
         <w:rPr/>
-        <w:t xml:space="preserve">Em conjunto, a camada bibliométrica mostra transição de um vocabulário concentrado em eficiência, desempenho e edificações verdes para outro mais conectado a BIM, </w:t>
+        <w:t xml:space="preserve">Em conjunto, a bibliometria indica transição de eficiência, desempenho e edificações verdes para BIM, </w:t>
       </w:r>
       <w:r>
         <w:rPr>
@@ -9067,16 +8280,16 @@
       </w:r>
       <w:r>
         <w:rPr/>
-        <w:t>, carbono, ciclo de vida e manutenção preditiva. Esse resultado descreve a estrutura documental do campo, mas não demonstra maturidade decisória. Por isso, as seções seguintes usam o núcleo temático vigente de 121 registros para examinar se tais temas se convertem em dimensões, critérios, métodos e regras aplicáveis à priorização pública universitária.</w:t>
-      </w:r>
-      <w:bookmarkEnd w:id="16"/>
+        <w:t>, carbono, ciclo de vida e manutenção preditiva. A síntese dos 121 registros, apresentada a seguir, verifica como essa transição se converte em dimensões, critérios, métodos e regras aplicáveis à priorização pública universitária.</w:t>
+      </w:r>
+      <w:bookmarkEnd w:id="17"/>
     </w:p>
     <w:p>
       <w:pPr>
         <w:pStyle w:val="Heading1"/>
         <w:rPr/>
       </w:pPr>
-      <w:bookmarkStart w:id="17" w:name="sec%3Acriterios"/>
+      <w:bookmarkStart w:id="18" w:name="sec%3Acriterios"/>
       <w:r>
         <w:rPr/>
         <w:t>Critérios de sustentabilidade e priorização</w:t>
@@ -9089,7 +8302,7 @@
       </w:pPr>
       <w:r>
         <w:rPr/>
-        <w:t>Em resposta à RQ1, a codificação documental identificou seis dimensões, com respostas múltiplas: técnica-operacional em 116 registros, institucional em 97, ambiental em 92, ciclo de vida em 65, econômica em 63 e social em 59. O predomínio das duas primeiras reflete também a amplitude do manual de codificação e não demonstra aplicação empírica ou maior importância científica. A composição é compatível com a gestão sustentável de facilidades, que articula impactos ambientais, sociais e econômicos nos níveis estratégico, tático e operacional (Nielsen, Sarasoja, and Galamba 2016; Okoro 2023), e com avaliações de edifícios educacionais que combinam desempenho, energia, conforto e usuários (Alfalah et al. 2022).</w:t>
+        <w:t>A análise das dimensões revelou seis categorias com respostas múltiplas: técnica-operacional em 116 registros, institucional em 97, ambiental em 92, ciclo de vida em 65, econômica em 63 e social em 59. O predomínio das duas primeiras reflete a amplitude do manual de codificação e descreve a composição documental do núcleo. O resultado converge com a gestão sustentável de facilidades, que articula impactos ambientais, sociais e econômicos nos níveis estratégico, tático e operacional (Nielsen, Sarasoja, and Galamba 2016; Okoro 2023), e com avaliações educacionais que integram desempenho, energia, conforto e usuários (Alfalah et al. 2022).</w:t>
       </w:r>
     </w:p>
     <w:p>
@@ -9155,7 +8368,7 @@
       </w:pPr>
       <w:r>
         <w:rPr/>
-        <w:t>A referência explícita aos ODS apareceu em um registro, que integrou sustentabilidade, AHP, TOPSIS e otimização na alocação de prestadores de manutenção pública (Masmoudi et al. 2026). ESG não foi identificado nos campos auditados, embora componentes ambientais, sociais e institucionais fossem frequentes. A comparação com a literatura recente indica que o uso explícito desse vocabulário em gestão de facilidades ainda é emergente (Ramantswana et al. 2026).</w:t>
+        <w:t>Os ODS apareceram explicitamente em um registro, que combinou sustentabilidade, AHP, TOPSIS e otimização na alocação de prestadores de manutenção pública (Masmoudi et al. 2026). O vocabulário ESG esteve ausente dos campos auditados, embora componentes ambientais, sociais e institucionais fossem frequentes, padrão compatível com sua incorporação ainda emergente à gestão de facilidades (Ramantswana et al. 2026).</w:t>
       </w:r>
     </w:p>
     <w:p>
@@ -9165,7 +8378,7 @@
       </w:pPr>
       <w:r>
         <w:rPr/>
-        <w:t>Em resposta à RQ2, desempenho operacional aparece em 99 registros, informação e dados em 82, custo em 63, energia e vida útil em 44 cada. Condição física, risco e manutenibilidade completam o núcleo técnico; conforto, segurança, satisfação, emissões, resíduos e água representam efeitos sociais e ambientais específicos.</w:t>
+        <w:t>Quanto aos critérios de priorização, desempenho operacional apareceu em 99 registros, informação e dados em 82, custo em 63, energia e vida útil em 44 cada. Condição física, risco e manutenibilidade completam o núcleo técnico; conforto, segurança, satisfação, emissões, resíduos e água representam efeitos sociais e ambientais específicos.</w:t>
       </w:r>
     </w:p>
     <w:tbl>
@@ -10551,7 +9764,7 @@
       </w:pPr>
       <w:r>
         <w:rPr/>
-        <w:t>Para a gestão pública universitária, desempenho sustenta indicadores de continuidade e falha; informação, requisitos de rastreabilidade; e custo, a distinção entre correção emergencial, manutenção planejada e renovação. Estudos com registros de pagamento (Kim et al. 2018) e planejamento conjunto de manutenção, renovação e energia (Nägeli et al. 2019) reforçam essa combinação.</w:t>
+        <w:t>Na gestão pública universitária, desempenho sustenta indicadores de continuidade e falha; informação, requisitos de rastreabilidade; e custo, a distinção entre correção emergencial, manutenção planejada e renovação. Registros de pagamento e planejamento conjunto de manutenção, renovação e energia reforçam essa combinação (Kim et al. 2018; Nägeli et al. 2019).</w:t>
       </w:r>
     </w:p>
     <w:p>
@@ -10559,19 +9772,19 @@
         <w:pStyle w:val="BodyText"/>
         <w:rPr/>
       </w:pPr>
-      <w:bookmarkStart w:id="18" w:name="sec%3Acriterios"/>
-      <w:r>
-        <w:rPr/>
-        <w:t>As leituras integrais qualificam os mecanismos subjacentes. Aliu et al. (2025) reportam duas bases de cálculo distintas: a operação e a manutenção podem superar 80% do custo total do ciclo de vida, enquanto os custos anuais de operação e manutenção podem representar entre 50% e 70% dos custos operacionais. Othman and Kamal (2023) indicam que até 50% das dificuldades de manutenção poderiam ser evitadas por decisões ainda na concepção. Em sistemas vegetados verticais, acesso, irrigação, drenagem, segurança, degradação, supervisão e coordenação confirmam que manutenibilidade integra desempenho, custo, risco e recursos (Chew and Conejos 2016; Conejos, Chew, and Azril 2019).</w:t>
-      </w:r>
-      <w:bookmarkEnd w:id="18"/>
+      <w:bookmarkStart w:id="19" w:name="sec%3Acriterios"/>
+      <w:r>
+        <w:rPr/>
+        <w:t>As leituras integrais qualificam relações entre os critérios. Operação e manutenção podem superar 80% do custo total do ciclo de vida, enquanto seus custos anuais podem representar de 50% a 70% dos custos operacionais, bases de cálculo que devem permanecer distintas (Aliu et al. 2025). Decisões de concepção podem evitar até 50% das dificuldades de manutenção (Othman and Kamal 2023); em sistemas vegetados verticais, acesso, irrigação, drenagem, segurança, degradação e coordenação conectam manutenibilidade a desempenho, custo, risco e recursos (Chew and Conejos 2016; Conejos, Chew, and Azril 2019).</w:t>
+      </w:r>
+      <w:bookmarkEnd w:id="19"/>
     </w:p>
     <w:p>
       <w:pPr>
         <w:pStyle w:val="Heading1"/>
         <w:rPr/>
       </w:pPr>
-      <w:bookmarkStart w:id="19" w:name="sec%3Ametodos"/>
+      <w:bookmarkStart w:id="20" w:name="sec%3Ametodos"/>
       <w:r>
         <w:rPr/>
         <w:t>Métodos de apoio à decisão</w:t>
@@ -10584,7 +9797,7 @@
       </w:pPr>
       <w:r>
         <w:rPr/>
-        <w:t xml:space="preserve">Em resposta à RQ3, a categoria ampla </w:t>
+        <w:t xml:space="preserve">Sobre os métodos de apoio à decisão, a categoria ampla </w:t>
       </w:r>
       <w:r>
         <w:rPr>
@@ -10594,7 +9807,7 @@
       </w:r>
       <w:r>
         <w:rPr/>
-        <w:t xml:space="preserve"> foi atribuída a 101 registros. A modelagem da informação da construção (BIM, do inglês </w:t>
+        <w:t xml:space="preserve"> reuniu 101 registros. A modelagem da informação da construção (BIM, do inglês </w:t>
       </w:r>
       <w:r>
         <w:rPr>
@@ -10605,7 +9818,7 @@
       </w:r>
       <w:r>
         <w:rPr/>
-        <w:t xml:space="preserve">) aparece em 28 registros, e a categoria de apoio à decisão, registrada no manual como </w:t>
+        <w:t xml:space="preserve">) apareceu em 28, e a categoria </w:t>
       </w:r>
       <w:r>
         <w:rPr>
@@ -10615,7 +9828,7 @@
       </w:r>
       <w:r>
         <w:rPr/>
-        <w:t xml:space="preserve">, em 29. Seguem-se aprendizado de máquina em 26, otimização em 19, pontuação em 17 e custo do ciclo de vida em 16. Entre os métodos nomeados, AHP ocorre em cinco registros, TOPSIS em quatro, MCDM e Delphi em três cada, ANP em dois, e </w:t>
+        <w:t xml:space="preserve">, definida no manual como presença de mecanismo explícito de apoio à decisão, em 29. Seguiram-se aprendizado de máquina em 26, otimização em 19, pontuação em 17 e custo do ciclo de vida em 16. Entre os métodos nomeados, AHP ocorreu em cinco registros, TOPSIS em quatro, MCDM e Delphi em três cada, ANP em dois, e </w:t>
       </w:r>
       <w:r>
         <w:rPr>
@@ -10647,7 +9860,7 @@
       </w:r>
       <w:r>
         <w:rPr/>
-        <w:t xml:space="preserve"> reúne estruturas, modelos e referenciais; não equivale, por si, a método multicritério aplicado ou validado.</w:t>
+        <w:t xml:space="preserve"> descreve estruturas, modelos e referenciais com graus variados de formalização.</w:t>
       </w:r>
     </w:p>
     <w:p>
@@ -10724,40 +9937,7 @@
       </w:r>
       <w:r>
         <w:rPr/>
-        <w:t xml:space="preserve"> em 11 (9,1%), presença que indica trajetória tecnológica, não maturidade das universidades públicas. Aprendizado de máquina, tema da busca complementar de sensibilidade (Seção </w:t>
-      </w:r>
-      <w:hyperlink w:anchor="sec%3Abuscaia">
-        <w:r>
-          <w:rPr>
-            <w:rStyle w:val="Hyperlink"/>
-          </w:rPr>
-          <w:t>3.4</w:t>
-        </w:r>
-      </w:hyperlink>
-      <w:r>
-        <w:rPr/>
-        <w:t>), passou de nove para 26 registros (21,5%) entre o núcleo original e o núcleo vigente. Esse aumento decorre do desenho da rodada complementar e não constitui estimativa de prevalência independente no campo. Os demais métodos cresceram de forma modesta e proporcional ao aumento geral do núcleo.</w:t>
-      </w:r>
-    </w:p>
-    <w:p>
-      <w:pPr>
-        <w:pStyle w:val="BodyText"/>
-        <w:rPr/>
-      </w:pPr>
-      <w:r>
-        <w:rPr/>
-        <w:t xml:space="preserve">Esses resultados não tornam BIM, </w:t>
-      </w:r>
-      <w:r>
-        <w:rPr>
-          <w:i/>
-          <w:iCs/>
-        </w:rPr>
-        <w:t>digital twin</w:t>
-      </w:r>
-      <w:r>
-        <w:rPr/>
-        <w:t xml:space="preserve"> ou aprendizado de máquina requisitos para a especificação proposta. A arquitetura informacional deve funcionar com planilhas, cadastros, inspeções e ordens de serviço e admitir integração progressiva a plataformas digitais ou módulos preditivos, condicionada à validação do desempenho em operação real. As aplicações mais completas de apoio multicritério no núcleo exercem funções distintas: ANP difuso na avaliação de edifícios educacionais (Alfalah et al. 2022), Delphi modificado em gestão de </w:t>
+        <w:t xml:space="preserve"> em 11 (9,1%). A busca de sensibilidade elevou o aprendizado de máquina de nove para 26 registros (21,5%), resultado diretamente associado ao enriquecimento temático da rodada complementar. Para a especificação proposta, a arquitetura informacional pode começar com planilhas, cadastros, inspeções e ordens de serviço e evoluir para plataformas digitais e módulos preditivos conforme a qualidade dos dados. As aplicações multicritério cumprem funções distintas: ANP difuso na avaliação de edifícios educacionais (Alfalah et al. 2022), Delphi modificado na gestão de </w:t>
       </w:r>
       <w:r>
         <w:rPr>
@@ -10768,7 +9948,7 @@
       </w:r>
       <w:r>
         <w:rPr/>
-        <w:t xml:space="preserve"> (Naji, Gunduz, and Maki 2023) e AHP, TOPSIS e otimização na alocação de prestadores públicos (Masmoudi et al. 2026). Essas aplicações são retomadas por remissão nas seções seguintes, sem repetição do mesmo agrupamento de referências.</w:t>
+        <w:t xml:space="preserve"> (Naji, Gunduz, and Maki 2023) e AHP, TOPSIS e otimização na alocação de prestadores públicos (Masmoudi et al. 2026).</w:t>
       </w:r>
     </w:p>
     <w:p>
@@ -10778,7 +9958,7 @@
       </w:pPr>
       <w:r>
         <w:rPr/>
-        <w:t xml:space="preserve">A leitura integral do lote incorporado permite responder diretamente à RQ6 sem confundir técnica computacional com governança decisória. Os estudos empíricos consultados empregam aprendizado de máquina para produzir variáveis operacionais: previsão de demanda de ventilação, com modelo treinado em três edifícios e economia de até 7,5% frente ao controle tradicional (Motuzienė et al. 2025); regressão em grafos para estimar vida útil de componentes, na qual a GCN alcançou </w:t>
+        <w:t xml:space="preserve">A leitura integral do lote incorporado esclarece a RQ6 ao separar produção de variáveis operacionais e governança decisória. Modelos de aprendizado de máquina estimaram demanda de ventilação, com economia de até 7,5% frente ao controle tradicional (Motuzienė et al. 2025); vida útil de componentes por regressão em grafos, com </w:t>
       </w:r>
       <w:r>
         <w:rPr/>
@@ -10811,7 +9991,7 @@
       </m:oMath>
       <w:r>
         <w:rPr/>
-        <w:t xml:space="preserve"> (Wu and Mundt-Petersen 2025); e previsão conjunta de eletricidade, gás e água, com separação entre treino, validação e teste e erros distintos por variável (Suh and Chang 2012). Esses resultados correspondem a previsão e otimização operacional; diagnósticos, classificação de danos e apoio à decisão também aparecem no lote, mas, quando o texto integral não estava disponível, permaneceram caracterizados somente pelo resumo.</w:t>
+        <w:t xml:space="preserve"> para a GCN (Wu and Mundt-Petersen 2025); e consumo de eletricidade, gás e água com conjuntos separados de treino, validação e teste (Suh and Chang 2012). Diagnóstico, classificação de danos e apoio operacional completam o lote, mantendo a caracterização por resumo nos casos sem texto integral.</w:t>
       </w:r>
     </w:p>
     <w:p>
@@ -10821,7 +10001,7 @@
       </w:pPr>
       <w:r>
         <w:rPr/>
-        <w:t>As duas revisões integrais consultadas reforçam os limites dessa evidência. A síntese de IoT e IA não utilizou dados empíricos próprios e identificou viés para o Norte Global, além de necessidades de interoperabilidade, privacidade, governança e avaliação do ciclo de vida (Das 2025). Na revisão de 76 estudos sobre ambientes internos conectados, 41 integraram energia, conforto e sustentabilidade, enquanto 35 omitiram pelo menos uma dessas dimensões; as faixas de economia divulgadas sintetizam aplicações heterogêneas e não representam o desempenho de um único modelo (Alici 2026). Em resposta à RQ6, a busca de sensibilidade revela uma camada relevante de evidências preditivas, diagnósticas e operacionais, mas não demonstra integração sistemática com ponderação institucional, regras de veto ou métodos multicritério. O módulo computacional pode informar critérios; não substitui a decisão pública.</w:t>
+        <w:t>Duas revisões qualificam o alcance dessa evidência. A síntese de IoT e IA identificou concentração no Norte Global e desafios de interoperabilidade, privacidade, governança e ciclo de vida (Das 2025). Entre 76 estudos sobre ambientes internos conectados, 41 integraram energia, conforto e sustentabilidade e 35 cobriram apenas parte dessas dimensões (Alici 2026). A busca de sensibilidade revela, assim, uma camada consistente de previsão, diagnóstico e operação, enquanto a integração com preferências institucionais, ponderação e regras de veto permanece como etapa decisória adicional.</w:t>
       </w:r>
     </w:p>
     <w:p>
@@ -10831,7 +10011,7 @@
       </w:pPr>
       <w:r>
         <w:rPr/>
-        <w:t>A matriz comparativa dos 17 registros, preservada como material suplementar, classificou cada estudo pela função analítica predominante. Dez concentram-se em previsão ou previsão combinada à otimização, dois em diagnóstico e classificação de danos e cinco em síntese ou integração tecnológica. Em três estudos, a saída se aproxima de uma ação operacional ou recomendação direta; nos demais, funciona como estimativa, diagnóstico ou infraestrutura informacional que ainda requer critérios, preferências, restrições e responsabilização institucional. Nenhum dos 17 demonstrou uma cadeia completa que ligasse treinamento do modelo, validação externa, ponderação multicritério, regra de veto e decisão pública auditável.</w:t>
+        <w:t>A matriz comparativa dos 17 registros, mantida no material suplementar, classifica dez estudos em previsão ou previsão com otimização, dois em diagnóstico e classificação de danos e cinco em síntese ou integração tecnológica. Três aproximam a saída de uma ação operacional; os demais produzem estimativas, diagnósticos ou infraestrutura informacional. Em conjunto, o lote cobre partes da cadeia entre treinamento, validação, critérios, vetos e decisão pública auditável, oferecendo entradas para a especificação proposta.</w:t>
       </w:r>
     </w:p>
     <w:p>
@@ -10841,27 +10021,27 @@
       </w:pPr>
       <w:r>
         <w:rPr/>
-        <w:t xml:space="preserve">Além do lote de sensibilidade, as leituras integrais do núcleo original distinguem integração informacional, simulação e estruturação decisória. A revisão de 123 estudos não encontrou </w:t>
+        <w:t xml:space="preserve">As leituras do núcleo original ampliam essa distinção. A revisão de 123 estudos encontrou </w:t>
       </w:r>
       <w:r>
         <w:rPr>
           <w:i/>
           <w:iCs/>
         </w:rPr>
-        <w:t>digital twin</w:t>
-      </w:r>
-      <w:r>
-        <w:rPr/>
-        <w:t xml:space="preserve"> com controle, otimização e retroalimentação plenos (Deng, Menassa, and Kamat 2021); outros trabalhos propõem ontologia de ativos, BIM 7D e comparação de estratégias por simulação (Espinosa Gispert et al. 2025; Goretti and Kaming 2023; Ferreira et al. 2020). No plano decisório, foram identificados um sistema conceitual Lean Six Sigma sem validação empírica, uma avaliação sintética fuzzy e um modelo de raciocínio baseado em casos com Fuzzy-AHP (Aldairi, Khan, and Munive-Hernandez 2017; Yoon and Cha 2018; Park, Kwon, and Ahn 2019). Esses casos confirmam que menção a método, aplicação formal e validação são níveis analíticos distintos; não demonstram adoção institucional generalizada.</w:t>
-      </w:r>
-      <w:bookmarkEnd w:id="19"/>
+        <w:t>digital twins</w:t>
+      </w:r>
+      <w:r>
+        <w:rPr/>
+        <w:t xml:space="preserve"> em estágios parciais de controle, otimização e retroalimentação (Deng, Menassa, and Kamat 2021); outros trabalhos desenvolveram ontologia de ativos, BIM 7D e comparação de estratégias por simulação (Espinosa Gispert et al. 2025; Goretti and Kaming 2023; Ferreira et al. 2020). No plano decisório, aparecem Lean Six Sigma, abordagem de melhoria contínua que combina redução de desperdícios e controle da variação pelo ciclo DMAIC (definir, medir, analisar, melhorar e controlar), avaliação sintética fuzzy e raciocínio baseado em casos com Fuzzy-AHP (Aldairi, Khan, and Munive-Hernandez 2017; Yoon and Cha 2018; Park, Kwon, and Ahn 2019). Esses casos distinguem menção conceitual, aplicação formal e validação empírica e orientam a escolha contextual do método.</w:t>
+      </w:r>
+      <w:bookmarkEnd w:id="20"/>
     </w:p>
     <w:p>
       <w:pPr>
         <w:pStyle w:val="Heading1"/>
         <w:rPr/>
       </w:pPr>
-      <w:bookmarkStart w:id="20" w:name="sec%3Aaplicabilidade"/>
+      <w:bookmarkStart w:id="21" w:name="sec%3Aaplicabilidade"/>
       <w:r>
         <w:rPr/>
         <w:t>Aplicabilidade a edificações públicas universitárias</w:t>
@@ -10874,7 +10054,7 @@
       </w:pPr>
       <w:r>
         <w:rPr/>
-        <w:t xml:space="preserve">Em resposta à RQ4, a caracterização documental identificou 101 registros sobre edificação genérica e 59 sobre portfólio predial. Entre as tipologias específicas, houve 17 registros sobre hospitais, 16 sobre edifícios comerciais, 15 residenciais, 14 universidades, dez </w:t>
+        <w:t xml:space="preserve">A caracterização documental identificou 101 registros sobre edificação genérica e 59 sobre portfólio predial. Entre as tipologias específicas, apareceram 17 hospitais, 16 edifícios comerciais, 15 residenciais, 14 universidades, dez </w:t>
       </w:r>
       <w:r>
         <w:rPr>
@@ -10885,7 +10065,7 @@
       </w:r>
       <w:r>
         <w:rPr/>
-        <w:t>, seis patrimônios históricos, cinco edifícios públicos, cinco escolas e um museu. As categorias são respostas múltiplas; edificação genérica é uma categoria-guarda-chuva, não uma tipologia homogênea. Em um registro, o contexto não pôde ser identificado no resumo.</w:t>
+        <w:t>, seis patrimônios históricos, cinco edifícios públicos, cinco escolas e um museu. As categorias admitem respostas múltiplas, e um registro permaneceu com contexto indeterminado no resumo.</w:t>
       </w:r>
     </w:p>
     <w:tbl>
@@ -12019,7 +11199,7 @@
       </w:pPr>
       <w:r>
         <w:rPr/>
-        <w:t xml:space="preserve">Em instituições de ensino, a gestão sustentável combina desempenho físico, usuários e capacidade administrativa. Estudos de caso em universidades públicas documentaram predomínio corretivo, registros fragmentados, ausência de indicadores ou inspeções periódicas e fragilidades na manutenção preventiva (Lateef, Khamidi, and Idrus 2010; Barbosa et al. 2020). Outros trabalhos identificaram fatores críticos em universidades (Awuzie and Isa 2017), critérios ambientais, econômicos e sociais em edifícios educacionais (Alfalah et al. 2022), indicadores operacionais de </w:t>
+        <w:t xml:space="preserve">Em instituições de ensino, a gestão sustentável combina desempenho físico, usuários e capacidade administrativa. Estudos em universidades públicas registraram predomínio corretivo, cadastros fragmentados, baixa institucionalização de indicadores e fragilidades na manutenção preventiva (Lateef, Khamidi, and Idrus 2010; Barbosa et al. 2020). Outros trabalhos identificaram fatores críticos em universidades (Awuzie and Isa 2017), critérios ambientais, econômicos e sociais em edifícios educacionais (Alfalah et al. 2022), indicadores operacionais de </w:t>
       </w:r>
       <w:r>
         <w:rPr>
@@ -12030,7 +11210,7 @@
       </w:r>
       <w:r>
         <w:rPr/>
-        <w:t xml:space="preserve"> (Naji, Gunduz, and Maki 2023), previsão orçamentária e uso de ordens de serviço (Martins and Espejo 2024; Morais, Paula, and Reis 2023). Esses resultados sustentam o registro de fonte e data dos dados, ausências, unidade comparada, vetos e histórico de parâmetros, usando entradas simples e exportáveis para prestação de contas.</w:t>
+        <w:t xml:space="preserve"> (Naji, Gunduz, and Maki 2023), previsão orçamentária e uso de ordens de serviço (Martins and Espejo 2024; Morais, Paula, and Reis 2023). No contexto das universidades federais brasileiras, esse conjunto reforça a prioridade de cadastros consistentes, fonte e data dos dados, unidade comparada, regras de veto e histórico dos parâmetros, elementos indispensáveis à prestação de contas.</w:t>
       </w:r>
     </w:p>
     <w:p>
@@ -12040,17 +11220,7 @@
       </w:pPr>
       <w:r>
         <w:rPr/>
-        <w:t xml:space="preserve">Em resposta à RQ5, 76 registros (62,8%) apresentaram alguma lacuna ou limitação identificável no resumo, enquanto 45 (37,2%) não continham lacuna identificável nesse nível documental. No campo </w:t>
-      </w:r>
-      <w:r>
-        <w:rPr>
-          <w:rStyle w:val="VerbatimChar"/>
-        </w:rPr>
-        <w:t>tipo_contribuicao_artigo</w:t>
-      </w:r>
-      <w:r>
-        <w:rPr/>
-        <w:t xml:space="preserve">, 12 registros (9,9%) foram classificados especificamente como </w:t>
+        <w:t xml:space="preserve">A análise das lacunas mostrou que 76 registros (62,8%) apresentaram limitação identificável no resumo, enquanto 45 (37,2%) não a explicitaram nesse nível documental. Doze registros (9,9%) foram classificados especificamente como </w:t>
       </w:r>
       <w:r>
         <w:rPr>
@@ -12060,7 +11230,7 @@
       </w:r>
       <w:r>
         <w:rPr/>
-        <w:t>. Essa categoria registra limitações de transferência, cobertura ou validação diretamente relacionadas a instituições públicas de ensino superior; os identificadores dos 12 registros estão preservados na tabela-fonte de lacunas do núcleo vigente.</w:t>
+        <w:t>, categoria que reúne problemas de transferência, cobertura ou validação relacionados a instituições públicas de ensino superior. Seus identificadores permanecem preservados na tabela-fonte do núcleo vigente.</w:t>
       </w:r>
     </w:p>
     <w:p>
@@ -12070,7 +11240,7 @@
       </w:pPr>
       <w:r>
         <w:rPr/>
-        <w:t xml:space="preserve">A baixa frequência de universidade, </w:t>
+        <w:t xml:space="preserve">A participação reduzida de universidades, </w:t>
       </w:r>
       <w:r>
         <w:rPr>
@@ -12081,19 +11251,7 @@
       </w:r>
       <w:r>
         <w:rPr/>
-        <w:t xml:space="preserve"> e edifício público limita a evidência diretamente transferível a portfólios heterogêneos, com restrições orçamentárias, continuidade acadêmica e múltiplos usuários. A busca de sensibilidade para inteligência artificial (Seção </w:t>
-      </w:r>
-      <w:hyperlink w:anchor="sec%3Abuscaia">
-        <w:r>
-          <w:rPr>
-            <w:rStyle w:val="Hyperlink"/>
-          </w:rPr>
-          <w:t>3.4</w:t>
-        </w:r>
-      </w:hyperlink>
-      <w:r>
-        <w:rPr/>
-        <w:t xml:space="preserve">) elevou o contexto universitário de 11 para 14 registros, sem alterar essa conclusão: os três estudos promovidos ao núcleo vêm do mesmo </w:t>
+        <w:t xml:space="preserve"> e edifícios públicos restringe a transferência direta para portfólios heterogêneos submetidos a contingenciamento, continuidade acadêmica e múltiplos usuários. A busca de sensibilidade elevou o contexto universitário de 11 para 14 registros, mas os três promovidos vieram do mesmo </w:t>
       </w:r>
       <w:r>
         <w:rPr>
@@ -12104,7 +11262,7 @@
       </w:r>
       <w:r>
         <w:rPr/>
-        <w:t xml:space="preserve"> universitário taiwanês, a </w:t>
+        <w:t xml:space="preserve"> da </w:t>
       </w:r>
       <w:r>
         <w:rPr>
@@ -12115,7 +11273,7 @@
       </w:r>
       <w:r>
         <w:rPr/>
-        <w:t>, representando concentração em uma única instituição, não diversificação do contexto universitário.</w:t>
+        <w:t>; o ganho ampliou a evidência tecnológica, e não a diversidade institucional.</w:t>
       </w:r>
     </w:p>
     <w:p>
@@ -12125,7 +11283,7 @@
       </w:pPr>
       <w:r>
         <w:rPr/>
-        <w:t xml:space="preserve">Estudos conduzidos em contextos africanos sugerem que, em universidades e instituições de ensino, resiliência institucional, governança, usuários e continuidade das atividades precisam ser considerados juntamente com a condição física (Awuzie and Isa 2017; Ndukuba 2025). Esses achados não são automaticamente generalizáveis às universidades públicas brasileiras e funcionam como hipóteses de transferência a serem validadas localmente. Em texto completo, um instrumento estrangeiro exigiu adaptação e concordância profissional em hospital público (Talib, Rajagopalan, and Yang 2013); três projetos mostraram perda de informação na transição entre construção e operação, enfrentada pela integração de BIM, </w:t>
+        <w:t>Contextos africanos acrescentam resiliência, governança, usuários e continuidade acadêmica à condição física (Awuzie and Isa 2017; Ndukuba 2025). Esses achados funcionam como hipóteses de transferência para validação brasileira. Em texto completo, um instrumento estrangeiro exigiu adaptação e concordância profissional em hospital público (Talib, Rajagopalan, and Yang 2013); três projetos mostraram perdas de informação entre construção e operação, enfrentadas por BIM, entrega suave (</w:t>
       </w:r>
       <w:r>
         <w:rPr>
@@ -12136,16 +11294,16 @@
       </w:r>
       <w:r>
         <w:rPr/>
-        <w:t xml:space="preserve"> e comunicação (Tan, Zaman, and Sutrisna 2018). Em conjunto, as evidências sustentam governança da informação e validação contextual, sem equivaler a validação da especificação proposta.</w:t>
-      </w:r>
-      <w:bookmarkEnd w:id="20"/>
+        <w:t>) e comunicação (Tan, Zaman, and Sutrisna 2018). Em conjunto, as evidências sustentam governança da informação e validação contextual da especificação.</w:t>
+      </w:r>
+      <w:bookmarkEnd w:id="21"/>
     </w:p>
     <w:p>
       <w:pPr>
         <w:pStyle w:val="Heading1"/>
         <w:rPr/>
       </w:pPr>
-      <w:bookmarkStart w:id="21" w:name="sec%3Amatriz"/>
+      <w:bookmarkStart w:id="22" w:name="sec%3Amatriz"/>
       <w:r>
         <w:rPr/>
         <w:t>Matriz de indicadores e fluxo para parametrização multicritério</w:t>
@@ -12170,7 +11328,7 @@
       </w:hyperlink>
       <w:r>
         <w:rPr/>
-        <w:t xml:space="preserve"> apresenta a coocorrência documental entre os dez critérios e os dez instrumentos de apoio à decisão mais frequentes. Desempenho operacional e </w:t>
+        <w:t xml:space="preserve"> apresenta as coocorrências documentais entre os dez critérios e os dez instrumentos de apoio à decisão mais frequentes. Desempenho operacional e </w:t>
       </w:r>
       <w:r>
         <w:rPr>
@@ -12180,7 +11338,7 @@
       </w:r>
       <w:r>
         <w:rPr/>
-        <w:t xml:space="preserve"> aparecem conjuntamente em 90 registros; informação e dados têm 75 coocorrências com </w:t>
+        <w:t xml:space="preserve"> aparecem juntos em 90 registros; informação e dados têm 75 coocorrências com </w:t>
       </w:r>
       <w:r>
         <w:rPr>
@@ -12200,7 +11358,7 @@
       </w:r>
       <w:r>
         <w:rPr/>
-        <w:t xml:space="preserve"> aparecem em 57; e vida útil e custo do ciclo de vida, em 16. Essas relações registram codificação simultânea, sem comprovar operacionalização conjunta, associação estatística ou causalidade.</w:t>
+        <w:t>, 57; e vida útil e custo do ciclo de vida, 16. As coocorrências descrevem associações de codificação e orientam a análise das combinações recorrentes.</w:t>
       </w:r>
     </w:p>
     <w:p>
@@ -12278,7 +11436,7 @@
       </w:hyperlink>
       <w:r>
         <w:rPr/>
-        <w:t xml:space="preserve"> reorganiza as coocorrências em cinco dimensões. A técnica-operacional apresenta 100 coocorrências com </w:t>
+        <w:t xml:space="preserve"> reorganiza essas relações em cinco dimensões. A técnica-operacional apresenta 100 coocorrências com </w:t>
       </w:r>
       <w:r>
         <w:rPr>
@@ -12288,7 +11446,7 @@
       </w:r>
       <w:r>
         <w:rPr/>
-        <w:t xml:space="preserve">, 28 com a categoria </w:t>
+        <w:t xml:space="preserve">, 28 com </w:t>
       </w:r>
       <w:r>
         <w:rPr>
@@ -12298,7 +11456,7 @@
       </w:r>
       <w:r>
         <w:rPr/>
-        <w:t xml:space="preserve"> e 28 com BIM; a institucional tem 88 com </w:t>
+        <w:t xml:space="preserve"> e 28 com BIM; a institucional tem 88, a ambiental 81, a econômica 56 e a social 54 coocorrências com </w:t>
       </w:r>
       <w:r>
         <w:rPr>
@@ -12308,7 +11466,7 @@
       </w:r>
       <w:r>
         <w:rPr/>
-        <w:t>, seguida da ambiental com 81, da econômica com 56 e da social com 54. A dimensão ciclo de vida, identificada em 65 registros, não forma grupo independente: ela funciona como eixo transversal entre desempenho, custos e impactos no tempo.</w:t>
+        <w:t>. Identificada em 65 registros, a dimensão ciclo de vida atua transversalmente entre desempenho, custos e impactos no tempo.</w:t>
       </w:r>
     </w:p>
     <w:p>
@@ -12374,7 +11532,7 @@
       </w:pPr>
       <w:r>
         <w:rPr/>
-        <w:t>A matriz distingue evidência extraída de especificação proposta. Energia, emissões, água e resíduos foram associados à dimensão ambiental; custo, à econômica; segurança, conforto e satisfação, à social; e desempenho, informação, vida útil, risco, condição, manutenibilidade e qualidade do serviço, à técnica-operacional. A dimensão institucional foi identificada em 97 registros, mas conformidade, governança e capacidade de execução são desdobramentos candidatos, sem frequências individualizadas. As frequências documentais sustentam a seleção inicial dos critérios, mas não constituem pesos nem definem sua importância normativa.</w:t>
+        <w:t>A matriz separa evidência extraída e especificação autoral. Energia, emissões, água e resíduos compõem a dimensão ambiental; custo, a econômica; segurança, conforto e satisfação, a social; e desempenho, informação, vida útil, risco, condição, manutenibilidade e qualidade do serviço, a técnica-operacional. A dimensão institucional, presente em 97 registros, fundamenta os desdobramentos candidatos de conformidade, governança e capacidade de execução. As frequências sustentam a seleção inicial, enquanto pesos e importância normativa serão definidos na validação institucional.</w:t>
       </w:r>
     </w:p>
     <w:p>
@@ -12387,6 +11545,18 @@
         <w:t>A Tabela </w:t>
       </w:r>
       <w:hyperlink w:anchor="tab%3Aprotocolooperacional">
+        <w:r>
+          <w:rPr>
+            <w:rStyle w:val="Hyperlink"/>
+          </w:rPr>
+          <w:t>10</w:t>
+        </w:r>
+      </w:hyperlink>
+      <w:r>
+        <w:rPr/>
+        <w:t xml:space="preserve"> liga critérios candidatos às evidências da revisão. A Tabela </w:t>
+      </w:r>
+      <w:hyperlink w:anchor="tab%3Aespecificacaoindicadores">
         <w:r>
           <w:rPr>
             <w:rStyle w:val="Hyperlink"/>
@@ -12396,19 +11566,7 @@
       </w:hyperlink>
       <w:r>
         <w:rPr/>
-        <w:t xml:space="preserve"> explicita a rastreabilidade entre os critérios candidatos e as evidências da revisão. A Tabela </w:t>
-      </w:r>
-      <w:hyperlink w:anchor="tab%3Aespecificacaoindicadores">
-        <w:r>
-          <w:rPr>
-            <w:rStyle w:val="Hyperlink"/>
-          </w:rPr>
-          <w:t>12</w:t>
-        </w:r>
-      </w:hyperlink>
-      <w:r>
-        <w:rPr/>
-        <w:t xml:space="preserve"> apresenta, separadamente, uma proposição autoral de indicadores, fontes, periodicidades e direções de preferência para futura validação. Essa separação evita atribuir à literatura parametrizações operacionais que não foram extraídas diretamente dos estudos.</w:t>
+        <w:t xml:space="preserve"> apresenta, em plano separado, indicadores, fontes, periodicidades e direções propostos pelo autor para validação.</w:t>
       </w:r>
     </w:p>
     <w:tbl>
@@ -13826,7 +12984,7 @@
       </w:pPr>
       <w:r>
         <w:rPr/>
-        <w:t>O fluxo de validação e futura parametrização está resumido na Figura </w:t>
+        <w:t>A Figura </w:t>
       </w:r>
       <w:hyperlink w:anchor="fig%3Afluxoprotocolo">
         <w:r>
@@ -13838,7 +12996,7 @@
       </w:hyperlink>
       <w:r>
         <w:rPr/>
-        <w:t>. A unidade de comparação deve ser definida antes da coleta; critérios e indicadores são validados antes da elicitação dos pesos; e qualquer prioridade somente deve ser divulgada após análise de sensibilidade e registro das escolhas.</w:t>
+        <w:t xml:space="preserve"> resume o fluxo. A unidade de comparação precede a coleta; critérios e indicadores são validados antes da elicitação dos pesos; e a divulgação da prioridade ocorre após análise de sensibilidade e registro das escolhas.</w:t>
       </w:r>
     </w:p>
     <w:p>
@@ -13905,7 +13063,62 @@
       </w:pPr>
       <w:r>
         <w:rPr/>
-        <w:t>A etapa 4 permanece deliberadamente sem método, pesos ou função de agregação definidos. As aplicações descritas na Seção </w:t>
+        <w:t>Na etapa 4, método, pesos e função de agregação serão definidos conforme o problema decisório, a participação institucional, a qualidade dos dados e o grau de compensação admissível. A análise de sensibilidade varia pesos, limiares e tratamento de ausências. Risco estrutural, risco à vida, incêndio e descumprimento legal formam vetos candidatos, com limiares estabelecidos por norma, laudo ou autoridade competente (Associação Brasileira de Normas Técnicas 2012; Araújo Neto 2015). O ciclo de vida permanece transversal para evitar dupla contagem.</w:t>
+      </w:r>
+    </w:p>
+    <w:p>
+      <w:pPr>
+        <w:pStyle w:val="BodyText"/>
+        <w:rPr/>
+      </w:pPr>
+      <w:bookmarkStart w:id="23" w:name="sec%3Amatriz"/>
+      <w:r>
+        <w:rPr/>
+        <w:t>A matriz converte dimensões e critérios recorrentes em indicadores candidatos e etapas verificáveis, sintetizando a resposta à RQ0. O produto entrega uma especificação para validação futura; a participação institucional e os dados reais completarão indicadores, normalização, pesos, agregação, limiares e vetos.</w:t>
+      </w:r>
+      <w:bookmarkEnd w:id="23"/>
+    </w:p>
+    <w:p>
+      <w:pPr>
+        <w:pStyle w:val="Heading1"/>
+        <w:rPr/>
+      </w:pPr>
+      <w:bookmarkStart w:id="24" w:name="sec%3Adiscussao"/>
+      <w:r>
+        <w:rPr/>
+        <w:t>Discussão</w:t>
+      </w:r>
+    </w:p>
+    <w:p>
+      <w:pPr>
+        <w:pStyle w:val="Heading2"/>
+        <w:rPr/>
+      </w:pPr>
+      <w:bookmarkStart w:id="25" w:name="maturidade-e-transição-do-campo"/>
+      <w:r>
+        <w:rPr/>
+        <w:t>Maturidade e transição do campo</w:t>
+      </w:r>
+    </w:p>
+    <w:p>
+      <w:pPr>
+        <w:pStyle w:val="FirstParagraph"/>
+        <w:rPr/>
+      </w:pPr>
+      <w:r>
+        <w:rPr/>
+        <w:t xml:space="preserve">A literatura converge para a manutenção como gestão de ativos e facilidades, combinando desempenho, governança, ambiente, ciclo de vida, custos e usuários (Nielsen, Sarasoja, and Galamba 2016; Opoku and Lee 2022; Okoro 2023). Embora 83,5% do núcleo temático se concentre entre 2019 e 2026 e BIM, </w:t>
+      </w:r>
+      <w:r>
+        <w:rPr>
+          <w:i/>
+          <w:iCs/>
+        </w:rPr>
+        <w:t>digital twin</w:t>
+      </w:r>
+      <w:r>
+        <w:rPr/>
+        <w:t>, carbono e ciclo de vida tenham crescido, a síntese revela avanço informacional mais rápido que a integração decisória. As leituras detalhadas na Seção </w:t>
       </w:r>
       <w:hyperlink w:anchor="sec%3Ametodos">
         <w:r>
@@ -13917,7 +13130,7 @@
       </w:hyperlink>
       <w:r>
         <w:rPr/>
-        <w:t xml:space="preserve"> mostram que Delphi, AHP, TOPSIS, ANP e outros procedimentos podem cumprir funções diferentes; a escolha depende do problema decisório, da participação institucional, da qualidade dos dados e do grau de compensação admissível. A análise de sensibilidade deve variar pesos, limiares e tratamento de dados ausentes. Risco estrutural, risco à vida, incêndio e descumprimento legal são propostos como vetos não compensatórios, cujos limiares devem ser definidos por norma, laudo ou autoridade competente (Associação Brasileira de Normas Técnicas 2012; Araújo Neto 2015). O ciclo de vida permanece transversal para evitar dupla contagem.</w:t>
+        <w:t xml:space="preserve"> cobrem integração de dados, previsão, simulação e estruturação parcial, com desafios persistentes de interoperabilidade, validação e governança (Deng, Menassa, and Kamat 2021; Espinosa Gispert et al. 2025; Goretti and Kaming 2023; Das 2025; Alici 2026).</w:t>
       </w:r>
     </w:p>
     <w:p>
@@ -13925,33 +13138,22 @@
         <w:pStyle w:val="BodyText"/>
         <w:rPr/>
       </w:pPr>
-      <w:bookmarkStart w:id="22" w:name="sec%3Amatriz"/>
-      <w:r>
-        <w:rPr/>
-        <w:t>Em nível de especificação, a matriz responde à RQ0 ao converter dimensões e critérios recorrentes em indicadores candidatos e em etapas verificáveis de validação. Ela não constitui método multicritério parametrizado, modelo validado ou instrumento pronto para decisão. Indicadores, normalização, pesos, função de agregação, limiares e vetos precisam ser validados com participação institucional e dados reais.</w:t>
-      </w:r>
-      <w:bookmarkEnd w:id="22"/>
-    </w:p>
-    <w:p>
-      <w:pPr>
-        <w:pStyle w:val="Heading1"/>
-        <w:rPr/>
-      </w:pPr>
-      <w:bookmarkStart w:id="23" w:name="sec%3Adiscussao"/>
-      <w:r>
-        <w:rPr/>
-        <w:t>Discussão</w:t>
-      </w:r>
+      <w:bookmarkStart w:id="26" w:name="maturidade-e-transição-do-campo"/>
+      <w:r>
+        <w:rPr/>
+        <w:t>A busca de sensibilidade qualifica essa transição. Seus 17 registros ampliam modelos preditivos e diagnósticos, enquanto a conexão com validação externa, preferências institucionais, ponderação e vetos permanece fragmentada (Das 2025; Alfalah et al. 2022). Na interpretação do autor, a literatura ainda trata a decisão sobretudo como problema técnico; em portfólios públicos, ela também envolve responsabilidade fiscal, transparência e equidade entre comunidades acadêmicas.</w:t>
+      </w:r>
+      <w:bookmarkEnd w:id="26"/>
     </w:p>
     <w:p>
       <w:pPr>
         <w:pStyle w:val="Heading2"/>
         <w:rPr/>
       </w:pPr>
-      <w:bookmarkStart w:id="24" w:name="maturidade-e-transição-do-campo"/>
-      <w:r>
-        <w:rPr/>
-        <w:t>Maturidade e transição do campo</w:t>
+      <w:bookmarkStart w:id="27" w:name="lacuna-entre-estrutura-e-decisão"/>
+      <w:r>
+        <w:rPr/>
+        <w:t>Lacuna entre estrutura e decisão</w:t>
       </w:r>
     </w:p>
     <w:p>
@@ -13961,40 +13163,17 @@
       </w:pPr>
       <w:r>
         <w:rPr/>
-        <w:t xml:space="preserve">A literatura converge para uma manutenção entendida como gestão de ativos e facilidades, combinando desempenho, governança, ambiente, ciclo de vida, custos e usuários (Nielsen, Sarasoja, and Galamba 2016; Opoku and Lee 2022; Okoro 2023). A concentração de 83,5% do núcleo temático entre 2019 e 2026 e o crescimento relativo de BIM, </w:t>
+        <w:t xml:space="preserve">A presença de </w:t>
       </w:r>
       <w:r>
         <w:rPr>
-          <w:i/>
-          <w:iCs/>
+          <w:rStyle w:val="VerbatimChar"/>
         </w:rPr>
-        <w:t>digital twin</w:t>
-      </w:r>
-      <w:r>
-        <w:rPr/>
-        <w:t>, carbono e avaliação do ciclo de vida indicam mudança de vocabulário, não causalidade ou substituição dos temas tradicionais. A rede conecta BIM a gestão de facilidades, manutenção preditiva, operação e desempenho; as leituras integrais mostram que essa conexão abrange integração de dados, previsão, simulação e estruturação decisória parcial (Deng, Menassa, and Kamat 2021; Espinosa Gispert et al. 2025; Goretti and Kaming 2023; Das 2025). O campo avança em capacidade informacional, mas permanece heterogêneo em interoperabilidade, validação e integração institucional (Deng, Menassa, and Kamat 2021; Das 2025; Alici 2026).</w:t>
-      </w:r>
-    </w:p>
-    <w:p>
-      <w:pPr>
-        <w:pStyle w:val="BodyText"/>
-        <w:rPr/>
-      </w:pPr>
-      <w:r>
-        <w:rPr/>
-        <w:t>A RQ6 qualifica esse diagnóstico sem redefinir o objeto principal da revisão. Como detalhado nas Seções </w:t>
-      </w:r>
-      <w:hyperlink w:anchor="sec%3Abuscaia">
-        <w:r>
-          <w:rPr>
-            <w:rStyle w:val="Hyperlink"/>
-          </w:rPr>
-          <w:t>3.4</w:t>
-        </w:r>
-      </w:hyperlink>
-      <w:r>
-        <w:rPr/>
-        <w:t xml:space="preserve"> e </w:t>
+        <w:t>framework</w:t>
+      </w:r>
+      <w:r>
+        <w:rPr/>
+        <w:t xml:space="preserve"> em quase todo o núcleo contrasta com a menor frequência de métodos multicritério nomeados. Estruturas conceituais, indicadores, normalização, ponderação, agregação, sensibilidade e validação ocupam etapas distintas. As aplicações de ANP, Delphi, AHP, TOPSIS e otimização apresentadas na Seção </w:t>
       </w:r>
       <w:hyperlink w:anchor="sec%3Ametodos">
         <w:r>
@@ -14006,74 +13185,30 @@
       </w:hyperlink>
       <w:r>
         <w:rPr/>
-        <w:t xml:space="preserve">, manutenção preditiva, BIM, </w:t>
-      </w:r>
-      <w:r>
-        <w:rPr>
-          <w:i/>
-          <w:iCs/>
-        </w:rPr>
-        <w:t>digital twin</w:t>
-      </w:r>
-      <w:r>
-        <w:rPr/>
-        <w:t xml:space="preserve"> e IoT não foram tratados como prova automática de IA. A busca de sensibilidade ampliou a recuperação de modelos preditivos e diagnósticos, mas nenhum dos 17 registros incorporados documentou a cadeia completa entre validação externa, preferência institucional, ponderação, veto e decisão pública. Assim, acurácia preditiva e legitimidade decisória pertencem a níveis distintos (Das 2025; Alfalah et al. 2022).</w:t>
-      </w:r>
-      <w:bookmarkEnd w:id="24"/>
+        <w:t xml:space="preserve"> demonstram funções específicas, mas sua transferência à gestão universitária depende do contexto e dos dados locais. A lacuna central reside na cadeia entre evidência, variável mensurável, preferência institucional e decisão validada, padrão coerente com a fragmentação entre integração informacional e estruturação decisória (Deng, Menassa, and Kamat 2021; Das 2025).</w:t>
+      </w:r>
+    </w:p>
+    <w:p>
+      <w:pPr>
+        <w:pStyle w:val="BodyText"/>
+        <w:rPr/>
+      </w:pPr>
+      <w:bookmarkStart w:id="28" w:name="lacuna-entre-estrutura-e-decisão"/>
+      <w:r>
+        <w:rPr/>
+        <w:t>A meu ver, a principal barreira à adoção de métodos multicritério em universidades públicas tende a ser menos a complexidade algorítmica do que a cultura de registro, atualização cadastral e prestação de contas das escolhas. Essa interpretação encontra apoio na importância atribuída a ordens de serviço, custos, vínculo com ativos e histórico de intervenções (Martins and Espejo 2024; Morais, Paula, and Reis 2023).</w:t>
+      </w:r>
+      <w:bookmarkEnd w:id="28"/>
     </w:p>
     <w:p>
       <w:pPr>
         <w:pStyle w:val="Heading2"/>
         <w:rPr/>
       </w:pPr>
-      <w:bookmarkStart w:id="25" w:name="lacuna-entre-estrutura-e-decisão"/>
-      <w:r>
-        <w:rPr/>
-        <w:t>Lacuna entre estrutura e decisão</w:t>
-      </w:r>
-    </w:p>
-    <w:p>
-      <w:pPr>
-        <w:pStyle w:val="FirstParagraph"/>
-        <w:rPr/>
-      </w:pPr>
-      <w:r>
-        <w:rPr/>
-        <w:t xml:space="preserve">A presença de </w:t>
-      </w:r>
-      <w:r>
-        <w:rPr>
-          <w:rStyle w:val="VerbatimChar"/>
-        </w:rPr>
-        <w:t>framework</w:t>
-      </w:r>
-      <w:r>
-        <w:rPr/>
-        <w:t xml:space="preserve"> em quase todo o núcleo contrasta com a menor frequência de métodos multicritério nomeados. Propor uma estrutura ou mencionar apoio à decisão não equivale a definir indicadores, normalizar, ponderar, agregar, testar sensibilidade e validar. As aplicações mais completas do núcleo, apresentadas na Seção </w:t>
-      </w:r>
-      <w:hyperlink w:anchor="sec%3Ametodos">
-        <w:r>
-          <w:rPr>
-            <w:rStyle w:val="Hyperlink"/>
-          </w:rPr>
-          <w:t>7</w:t>
-        </w:r>
-      </w:hyperlink>
-      <w:r>
-        <w:rPr/>
-        <w:t>, demonstram funções específicas de ANP, Delphi, AHP, TOPSIS e otimização, mas não fornecem um modelo diretamente transferível à gestão universitária pública. A lacuna central não é a ausência de critérios; é a falta de uma cadeia documentada entre evidência, variável mensurável, preferência institucional e decisão validada, padrão compatível com a fragmentação observada entre integração informacional e estruturação decisória (Deng, Menassa, and Kamat 2021; Das 2025).</w:t>
-      </w:r>
-      <w:bookmarkEnd w:id="25"/>
-    </w:p>
-    <w:p>
-      <w:pPr>
-        <w:pStyle w:val="Heading2"/>
-        <w:rPr/>
-      </w:pPr>
-      <w:bookmarkStart w:id="26" w:name="especificidade-pública-universitária"/>
-      <w:r>
-        <w:rPr/>
-        <w:t>Especificidade pública universitária</w:t>
+      <w:bookmarkStart w:id="29" w:name="Xa2ca59444cff79a388dd25f783a7bbc6a5b3617"/>
+      <w:r>
+        <w:rPr/>
+        <w:t>Especificidade pública universitária e valor da especificação</w:t>
       </w:r>
     </w:p>
     <w:p>
@@ -14094,7 +13229,7 @@
       </w:r>
       <w:r>
         <w:rPr/>
-        <w:t xml:space="preserve"> e edifícios públicos representam parcelas menores que edificações genéricas e portfólios. Estudos realizados em universidades e instituições de ensino africanas indicam que diversidade de usuários, continuidade acadêmica, orçamento, resiliência e governança precisam ser considerados juntamente com a condição física (Awuzie and Isa 2017; Ndukuba 2025). A transferência desses achados ao contexto brasileiro exige validação institucional, como também sugerem estudos sobre adaptação de instrumentos e integração de dados em outros contextos públicos (Talib, Rajagopalan, and Yang 2013; Tan, Zaman, and Sutrisna 2018). Ordens de serviço e séries de custos apoiam diagnóstico e previsão, desde que possuam cadastro consistente e vínculo com ativos e intervenções (Martins and Espejo 2024; Morais, Paula, and Reis 2023).</w:t>
+        <w:t xml:space="preserve"> e edifícios públicos representam parcelas menores que edificações genéricas e portfólios. Estudos em instituições de ensino africanas mostram que diversidade de usuários, continuidade acadêmica, orçamento, resiliência e governança acompanham a condição física (Awuzie and Isa 2017; Ndukuba 2025). A validação brasileira deve incorporar essas dimensões e adaptar instrumentos e fluxos informacionais à realidade institucional (Talib, Rajagopalan, and Yang 2013; Tan, Zaman, and Sutrisna 2018).</w:t>
       </w:r>
     </w:p>
     <w:p>
@@ -14102,44 +13237,31 @@
         <w:pStyle w:val="BodyText"/>
         <w:rPr/>
       </w:pPr>
-      <w:bookmarkStart w:id="27" w:name="especificidade-pública-universitária"/>
-      <w:r>
-        <w:rPr/>
-        <w:t>A baixa presença lexical de ODS e ESG, apesar da recorrência de energia, emissões, segurança, conforto e governança, indica no corpus uma aproximação substantiva ainda pouco expressa por esses rótulos. Essa interpretação é compatível com o caráter emergente da incorporação explícita de ESG à gestão de facilidades (Ramantswana et al. 2026).</w:t>
-      </w:r>
-      <w:bookmarkEnd w:id="27"/>
-    </w:p>
-    <w:p>
-      <w:pPr>
-        <w:pStyle w:val="Heading2"/>
-        <w:rPr/>
-      </w:pPr>
-      <w:bookmarkStart w:id="28" w:name="contribuição-e-limites-da-especificação"/>
-      <w:r>
-        <w:rPr/>
-        <w:t>Contribuição e limites da especificação</w:t>
-      </w:r>
-    </w:p>
-    <w:p>
-      <w:pPr>
-        <w:pStyle w:val="FirstParagraph"/>
-        <w:rPr/>
-      </w:pPr>
-      <w:r>
-        <w:rPr/>
-        <w:t>A contribuição proposta liga critérios sustentados pela revisão a indicadores candidatos e a um fluxo de validação. A rastreabilidade explica por que desempenho, informação, condição, conformidade, custo, energia e usuários foram selecionados; a parametrização operacional da Tabela </w:t>
+      <w:r>
+        <w:rPr/>
+        <w:t>Por outro lado, a baixa presença lexical de ODS e ESG, diante da recorrência de energia, emissões, segurança, conforto e governança, indica aproximação substantiva ainda pouco expressa por esses rótulos, interpretação compatível com a incorporação emergente de ESG à gestão de facilidades (Ramantswana et al. 2026).</w:t>
+      </w:r>
+    </w:p>
+    <w:p>
+      <w:pPr>
+        <w:pStyle w:val="BodyText"/>
+        <w:rPr/>
+      </w:pPr>
+      <w:r>
+        <w:rPr/>
+        <w:t>A especificação proposta liga critérios sustentados pela revisão a indicadores candidatos e a um fluxo de validação. A rastreabilidade fundamenta desempenho, informação, condição, conformidade, custo, energia e usuários; a Tabela </w:t>
       </w:r>
       <w:hyperlink w:anchor="tab%3Aespecificacaoindicadores">
         <w:r>
           <w:rPr>
             <w:rStyle w:val="Hyperlink"/>
           </w:rPr>
-          <w:t>12</w:t>
+          <w:t>11</w:t>
         </w:r>
       </w:hyperlink>
       <w:r>
         <w:rPr/>
-        <w:t>, porém, é proposição do autor e não resultado extraído diretamente da literatura. O fluxo separa validação de conteúdo, qualidade dos dados, normalização, ponderação, agregação, vetos e sensibilidade. Vetos candidatos impedem que risco à vida ou ilegalidade sejam compensados por vantagens econômicas ou ambientais, em coerência com requisitos normativos e responsabilidades administrativas da manutenção predial (Associação Brasileira de Normas Técnicas 2012; Araújo Neto 2015).</w:t>
+        <w:t xml:space="preserve"> acrescenta parametrizações autorais para teste institucional. O fluxo articula validação de conteúdo, qualidade dos dados, normalização, ponderação, agregação, vetos e sensibilidade. Vetos candidatos protegem risco à vida e conformidade legal de compensações econômicas ou ambientais, em coerência com requisitos normativos e responsabilidades administrativas (Associação Brasileira de Normas Técnicas 2012; Araújo Neto 2015).</w:t>
       </w:r>
     </w:p>
     <w:p>
@@ -14147,21 +13269,21 @@
         <w:pStyle w:val="BodyText"/>
         <w:rPr/>
       </w:pPr>
-      <w:bookmarkStart w:id="29" w:name="sec%3Adiscussao"/>
-      <w:bookmarkStart w:id="30" w:name="contribuição-e-limites-da-especificação"/>
-      <w:r>
-        <w:rPr/>
-        <w:t>A especificação permanece propositiva. Coocorrências não estimam causalidade, importância ou peso; categorias amplas podem reunir estudos diferentes; e desenhos conceituais, revisões, estudos de caso e modelos quantitativos não oferecem força de evidência equivalente. Sem avaliação metodológica integral dos 121 registros e sem teste institucional, não se recomenda superioridade de método, critério ou tecnologia. O produto é uma base auditável para parametrização e validação futuras, não um protocolo multicritério pronto.</w:t>
-      </w:r>
-      <w:bookmarkEnd w:id="29"/>
+      <w:bookmarkStart w:id="30" w:name="sec%3Adiscussao"/>
+      <w:bookmarkStart w:id="31" w:name="Xa2ca59444cff79a388dd25f783a7bbc6a5b3617"/>
+      <w:r>
+        <w:rPr/>
+        <w:t>Desse modo, a contribuição entrega uma base auditável para parametrização e validação futuras. Coocorrências descrevem associações documentais; a avaliação institucional determinará importância, pesos, método e robustez segundo a força e a disponibilidade dos dados.</w:t>
+      </w:r>
       <w:bookmarkEnd w:id="30"/>
+      <w:bookmarkEnd w:id="31"/>
     </w:p>
     <w:p>
       <w:pPr>
         <w:pStyle w:val="Heading1"/>
         <w:rPr/>
       </w:pPr>
-      <w:bookmarkStart w:id="31" w:name="sec%3Alimitacoes"/>
+      <w:bookmarkStart w:id="32" w:name="sec%3Alimitacoes"/>
       <w:r>
         <w:rPr/>
         <w:t>Limitações</w:t>
@@ -14181,7 +13303,7 @@
       </w:r>
       <w:r>
         <w:rPr/>
-        <w:t xml:space="preserve"> O ano de 2026 é parcial e os índices podem mudar. Não houve pré-registro, busca de citações para frente ou para trás nem busca estruturada de literatura cinzenta; a cobertura depende das três fontes e dos metadados disponíveis. Triagem e codificação foram conduzidas por um único avaliador, sem revisão independente ou concordância interavaliadores. Além disso, presença lexical não equivale a variável mensurada, critério aplicado ou resultado empírico, e ODS, SDG ou ESG podem estar ausentes mesmo quando seus componentes aparecem.</w:t>
+        <w:t xml:space="preserve"> A revisão cobre Scopus, Web of Science e Crossref entre 2010 e 2026, sendo o último ano parcial. O desenho priorizou metadados bibliográficos interoperáveis e deixou para estudos futuros pré-registro, rastreamento de citações e busca estruturada de literatura cinzenta. Triagem e codificação foram conduzidas por um avaliador, com decisões e regras preservadas para auditoria. A busca de sensibilidade manteve as mesmas fontes e apresentou disponibilidade desigual de resumos, sobretudo no Crossref; seu enriquecimento deliberado para IA e aprendizado de máquina mede ganho de cobertura temática, e não prevalência independente dessas técnicas.</w:t>
       </w:r>
     </w:p>
     <w:p>
@@ -14198,7 +13320,7 @@
       </w:r>
       <w:r>
         <w:rPr/>
-        <w:t xml:space="preserve"> O núcleo temático vigente de 121 registros não foi submetido integralmente a elegibilidade e extração em texto completo. As leituras posteriores foram pontuais: 37 textos foram consultados e 19 acrescentaram evidências específicas; no lote de sensibilidade, sete dos 17 foram lidos integralmente. A unidade quantitativa é o registro bibliográfico consolidado, que não garante independência entre publicações relacionadas nem representa força de evidência acumulada. Como 23,1% dos registros não apresentaram sinal suficiente para classificar o desenho e não foi aplicado instrumento de risco de viés, não se pode comparar qualidade metodológica nem recomendar superioridade. A ausência de afiliações e referências citadas e a baixa completude de autores também impediram rede de colaboração e acoplamento bibliográfico.</w:t>
+        <w:t xml:space="preserve"> O núcleo de 121 registros foi sintetizado predominantemente por título, resumo, palavras-chave e campos estruturados. As 37 leituras integrais, das quais 19 acrescentaram evidências específicas, qualificam mecanismos selecionados; sete pertencem ao lote de sensibilidade. A unidade quantitativa é o registro consolidado, e publicações relacionadas podem compartilhar dados ou casos. A classificação do desenho permaneceu indeterminada em 23,1% dos registros, e a revisão priorizou caracterização documental em vez de avaliação formal de risco de viés. A completude de autores, afiliações e referências citadas também delimitou as análises de colaboração e acoplamento.</w:t>
       </w:r>
     </w:p>
     <w:p>
@@ -14211,49 +13333,20 @@
           <w:b/>
           <w:bCs/>
         </w:rPr>
-        <w:t>Busca de sensibilidade para IA.</w:t>
-      </w:r>
-      <w:r>
-        <w:rPr/>
-        <w:t xml:space="preserve"> Os 4.889 registros foram classificados por correspondência de termos ao dicionário RQ6; os 20 candidatos ao núcleo tiveram título e resumo revisados individualmente, conforme o funil apresentado na Seção </w:t>
-      </w:r>
-      <w:hyperlink w:anchor="sec%3Abuscaia">
-        <w:r>
-          <w:rPr>
-            <w:rStyle w:val="Hyperlink"/>
-          </w:rPr>
-          <w:t>3.4</w:t>
-        </w:r>
-      </w:hyperlink>
-      <w:r>
-        <w:rPr/>
-        <w:t>. No Crossref, 24,9% possuíam resumo, ante 100% na Scopus e na Web of Science, e nenhum registro incorporado teve origem exclusiva nessa fonte. A rodada permaneceu restrita às mesmas três fontes, sem literatura cinzenta ou base especializada em ciência da computação. Na Web of Science, a busca foi executada em All Databases, embora os registros exportados apresentem indexação na Web of Science Core Collection. As strings, os campos, a data, o período e a ausência de filtros adicionais foram documentados retrospectivamente a partir do registro fornecido pelo pesquisador; não há captura de tela ou histórico contemporâneo da interface anexado ao repositório. Por ter sido deliberadamente enriquecido com termos de inteligência artificial e aprendizado de máquina, o aumento de nove para 26 registros mede o efeito da sensibilidade e não deve ser interpretado como prevalência dessas técnicas no campo.</w:t>
-      </w:r>
-    </w:p>
-    <w:p>
-      <w:pPr>
-        <w:pStyle w:val="BodyText"/>
-        <w:rPr/>
-      </w:pPr>
-      <w:r>
-        <w:rPr>
-          <w:b/>
-          <w:bCs/>
-        </w:rPr>
-        <w:t>Especificação para parametrização multicritério.</w:t>
-      </w:r>
-      <w:r>
-        <w:rPr/>
-        <w:t xml:space="preserve"> A revisão sustenta a seleção inicial dos critérios e a necessidade de rastreabilidade, mas não valida os indicadores, unidades, fontes, periodicidades e direções propostos pelo autor. Normalização, pesos, função de agregação, limiares, vetos e análise de sensibilidade dependem de validação de conteúdo, participação institucional, dados reais e teste de robustez. Portanto, o produto não constitui método multicritério parametrizado nem instrumento pronto para orientar investimentos.</w:t>
-      </w:r>
-      <w:bookmarkEnd w:id="31"/>
+        <w:t>Especificação do protocolo.</w:t>
+      </w:r>
+      <w:r>
+        <w:rPr/>
+        <w:t xml:space="preserve"> A revisão fundamenta critérios e rastreabilidade; indicadores, unidades, fontes, periodicidades e direções são proposições do autor para validação. Normalização, pesos, agregação, limiares, vetos e sensibilidade serão definidos com participação institucional, dados reais e teste de robustez. O produto corresponde, portanto, a uma especificação reproduzível para parametrização futura, cuja autoridade decisória depende de validação de conteúdo e aplicação multicampi.</w:t>
+      </w:r>
+      <w:bookmarkEnd w:id="32"/>
     </w:p>
     <w:p>
       <w:pPr>
         <w:pStyle w:val="Heading1"/>
         <w:rPr/>
       </w:pPr>
-      <w:bookmarkStart w:id="32" w:name="sec%3Aconsideracoes"/>
+      <w:bookmarkStart w:id="33" w:name="sec%3Aconsideracoes"/>
       <w:r>
         <w:rPr/>
         <w:t>Considerações finais</w:t>
@@ -14277,7 +13370,7 @@
       </w:r>
       <w:r>
         <w:rPr/>
-        <w:t>, carbono, ciclo de vida e manutenção preditiva. A síntese temática mostrou que dimensões técnica-operacional, institucional e ambiental e critérios de desempenho, informação, custo, vida útil, energia e risco formam o núcleo documental. Dos 121 registros temáticos, 109 também pertencem ao estrato bibliométrico de 372. Essa integração fundamentou uma matriz de critérios e indicadores e um fluxo de validação para futura parametrização multicritério.</w:t>
+        <w:t>, carbono, ciclo de vida e manutenção preditiva. A síntese temática mostrou que dimensões técnica-operacional, institucional e ambiental e critérios de desempenho, informação, custo, vida útil, energia e risco formam o núcleo documental. Dos 121 registros temáticos, 109 também pertencem ao estrato bibliométrico de 372. Essa integração fundamentou a matriz de critérios e indicadores e o fluxo de validação para futura parametrização multicritério.</w:t>
       </w:r>
     </w:p>
     <w:p>
@@ -14287,7 +13380,7 @@
       </w:pPr>
       <w:r>
         <w:rPr/>
-        <w:t>Foram identificadas seis dimensões, 15 critérios e abordagens decisórias heterogêneas. Estruturas genéricas, BIM e apoio à decisão foram mais frequentes que métodos multicritério nomeados. A busca de sensibilidade elevou a identificação de aprendizado de máquina de nove para 26 registros, mas esse aumento decorre do desenho da rodada complementar. Entre os 17 registros incorporados, dez têm como função predominante previsão ou previsão com otimização, dois diagnóstico e classificação e cinco síntese ou integração tecnológica; nenhum demonstrou a cadeia completa entre modelo treinado, validação externa, ponderação multicritério, vetos e decisão pública auditável.</w:t>
+        <w:t>Foram identificadas seis dimensões, 15 critérios e abordagens decisórias heterogêneas. Estruturas genéricas, BIM e apoio à decisão foram mais frequentes que métodos multicritério nomeados. A busca de sensibilidade elevou o aprendizado de máquina de nove para 26 registros. Entre os 17 incorporados, dez concentram-se em previsão ou previsão com otimização, dois em diagnóstico e classificação e cinco em síntese ou integração tecnológica. Em conjunto, eles cobrem partes da cadeia entre modelo treinado, validação externa, ponderação, vetos e decisão pública auditável.</w:t>
       </w:r>
     </w:p>
     <w:p>
@@ -14308,7 +13401,7 @@
       </w:r>
       <w:r>
         <w:rPr/>
-        <w:t xml:space="preserve"> e edifícios públicos foram menos frequentes. Em resposta à RQ5, 12 registros foram codificados com lacunas específicas para instituições públicas de ensino superior, resultado apresentado e definido na Seção </w:t>
+        <w:t xml:space="preserve"> e edifícios públicos foram menos frequentes. Doze registros apresentaram lacunas específicas para instituições públicas de ensino superior, resultado detalhado na Seção </w:t>
       </w:r>
       <w:hyperlink w:anchor="sec%3Aaplicabilidade">
         <w:r>
@@ -14320,7 +13413,7 @@
       </w:hyperlink>
       <w:r>
         <w:rPr/>
-        <w:t>. ODS apareceu em um registro e ESG não apareceu nos campos auditados, embora componentes substantivos fossem recorrentes (Masmoudi et al. 2026; Ramantswana et al. 2026).</w:t>
+        <w:t>. Os ODS apareceram em um registro, e os componentes ambientais, sociais e institucionais foram mais frequentes que o rótulo ESG (Masmoudi et al. 2026; Ramantswana et al. 2026).</w:t>
       </w:r>
     </w:p>
     <w:p>
@@ -14330,17 +13423,7 @@
       </w:pPr>
       <w:r>
         <w:rPr/>
-        <w:t>A contribuição central é uma especificação operacional candidata e rastreável. A revisão sustenta a seleção inicial dos critérios; indicadores, unidades, fontes, periodicidades e direções são proposições do autor para validação. Pesos, função de agregação, limiares e vetos não foram parametrizados. Assim, o produto não resolve a escassez de recursos nem gera, no estado atual, uma classificação autorizada de investimentos; ele organiza as etapas e os registros necessários para que uma futura decisão multicritério seja testada e auditada.</w:t>
-      </w:r>
-    </w:p>
-    <w:p>
-      <w:pPr>
-        <w:pStyle w:val="BodyText"/>
-        <w:rPr/>
-      </w:pPr>
-      <w:r>
-        <w:rPr/>
-        <w:t>Como proposição do autor, a validação futura pode ser organizada em quatro etapas sequenciais, sem que os intervalos de duração sejam definidos antes do diagnóstico institucional:</w:t>
+        <w:t>A contribuição central é uma especificação operacional candidata e rastreável. A revisão sustenta os critérios; indicadores, unidades, fontes, periodicidades e direções são proposições autorais para validação. A definição de pesos, agregação, limiares e vetos integra a etapa institucional seguinte. Quatro frentes organizam essa continuidade:</w:t>
       </w:r>
     </w:p>
     <w:p>
@@ -14361,7 +13444,7 @@
       </w:r>
       <w:r>
         <w:rPr/>
-        <w:t xml:space="preserve"> painel de manutenção, engenharia, sustentabilidade, planejamento, orçamento e usuários revisa dimensões, indicadores e vetos antes dos pesos.</w:t>
+        <w:t xml:space="preserve"> painel de manutenção, engenharia, sustentabilidade, planejamento, orçamento e usuários revisa dimensões, indicadores e vetos antes da elicitação dos pesos.</w:t>
       </w:r>
     </w:p>
     <w:p>
@@ -14399,11 +13482,11 @@
           <w:b/>
           <w:bCs/>
         </w:rPr>
-        <w:t>Parametrização e protótipo:</w:t>
-      </w:r>
-      <w:r>
-        <w:rPr/>
-        <w:t xml:space="preserve"> são definidos método de elicitação, normalização, pesos, função de agregação, limiares, casos retrospectivos e análise de sensibilidade.</w:t>
+        <w:t>Construção de protótipo:</w:t>
+      </w:r>
+      <w:r>
+        <w:rPr/>
+        <w:t xml:space="preserve"> método de elicitação, normalização, pesos, agregação, limiares, casos retrospectivos e análise de sensibilidade são parametrizados e testados.</w:t>
       </w:r>
     </w:p>
     <w:p>
@@ -14424,7 +13507,7 @@
       </w:r>
       <w:r>
         <w:rPr/>
-        <w:t xml:space="preserve"> são comparadas estabilidade, utilidade decisória e possibilidade de transferência entre unidades e outros portfólios públicos.</w:t>
+        <w:t xml:space="preserve"> estabilidade, utilidade decisória e transferência são comparadas entre unidades e outros portfólios públicos.</w:t>
       </w:r>
     </w:p>
     <w:p>
@@ -14434,7 +13517,7 @@
       </w:pPr>
       <w:r>
         <w:rPr/>
-        <w:t>Até a validação empírica e institucional, a contribuição permanece uma base reproduzível para parametrização e teste, não um protocolo multicritério pronto para orientar investimentos.</w:t>
+        <w:t>Diante da escassez de recursos, esta especificação oferece um caminho para justificar cada investimento por critérios documentados e auditáveis, convertendo a priorização da manutenção de resposta improvisada em prática de governança e valor público.</w:t>
       </w:r>
     </w:p>
     <w:p>
@@ -14442,8 +13525,8 @@
         <w:pStyle w:val="Heading1"/>
         <w:rPr/>
       </w:pPr>
-      <w:bookmarkStart w:id="33" w:name="refs"/>
-      <w:bookmarkStart w:id="34" w:name="ref-aldairi_lean6sbm_2017"/>
+      <w:bookmarkStart w:id="34" w:name="refs"/>
+      <w:bookmarkStart w:id="35" w:name="ref-aldairi_lean6sbm_2017"/>
       <w:r>
         <w:rPr/>
         <w:t>Referências</w:t>
@@ -14481,14 +13564,14 @@
         <w:rPr/>
         <w:t>.</w:t>
       </w:r>
-      <w:bookmarkEnd w:id="34"/>
+      <w:bookmarkEnd w:id="35"/>
     </w:p>
     <w:p>
       <w:pPr>
         <w:pStyle w:val="Bibliography"/>
         <w:rPr/>
       </w:pPr>
-      <w:bookmarkStart w:id="35" w:name="ref-alfalah_frameworkeducacional_2022"/>
+      <w:bookmarkStart w:id="36" w:name="ref-alfalah_frameworkeducacional_2022"/>
       <w:r>
         <w:rPr/>
         <w:t xml:space="preserve">Alfalah, Ghasan, Abobakr Al-Sakkaf, Eslam Mohammed Abdelkader, and Tarek Zayed. 2022. “An Integrated Fuzzy-Based Sustainability Framework for Post-Secondary Educational Buildings: A User-Perspective Approach.” </w:t>
@@ -14516,14 +13599,14 @@
         <w:rPr/>
         <w:t>.</w:t>
       </w:r>
-      <w:bookmarkEnd w:id="35"/>
+      <w:bookmarkEnd w:id="36"/>
     </w:p>
     <w:p>
       <w:pPr>
         <w:pStyle w:val="Bibliography"/>
         <w:rPr/>
       </w:pPr>
-      <w:bookmarkStart w:id="36" w:name="ref-alici_iotambientes_2026"/>
+      <w:bookmarkStart w:id="37" w:name="ref-alici_iotambientes_2026"/>
       <w:r>
         <w:rPr/>
         <w:t xml:space="preserve">Alici, Nedim. 2026. “IoT-Enabled Indoor Environments in Smart Cities: A Systematic Review on Energy Efficiency, User Comfort, and Environmental Sustainability.” </w:t>
@@ -14551,14 +13634,14 @@
         <w:rPr/>
         <w:t>.</w:t>
       </w:r>
-      <w:bookmarkEnd w:id="36"/>
+      <w:bookmarkEnd w:id="37"/>
     </w:p>
     <w:p>
       <w:pPr>
         <w:pStyle w:val="Bibliography"/>
         <w:rPr/>
       </w:pPr>
-      <w:bookmarkStart w:id="37" w:name="ref-aliu_barreirasdt_2025"/>
+      <w:bookmarkStart w:id="38" w:name="ref-aliu_barreirasdt_2025"/>
       <w:r>
         <w:rPr/>
         <w:t xml:space="preserve">Aliu, Abdulmalik Adozuka, Nor Rima Muhamad Ariff, Sheikh Ali Azzran Sh Said, Divine Senanu Ametefe, and Dah John. 2025. “Barriers to Digital Transformation in Facilities Management: Insights from a Developing Country.” </w:t>
@@ -14586,14 +13669,14 @@
         <w:rPr/>
         <w:t>.</w:t>
       </w:r>
-      <w:bookmarkEnd w:id="37"/>
+      <w:bookmarkEnd w:id="38"/>
     </w:p>
     <w:p>
       <w:pPr>
         <w:pStyle w:val="Bibliography"/>
         <w:rPr/>
       </w:pPr>
-      <w:bookmarkStart w:id="38" w:name="ref-araujoneto_manutencaolegislacao_2015"/>
+      <w:bookmarkStart w:id="39" w:name="ref-araujoneto_manutencaolegislacao_2015"/>
       <w:r>
         <w:rPr/>
         <w:t xml:space="preserve">Araújo Neto, Paschoal Gavazza de. 2015. “A Manutenção Predial Nas Edificações Públicas, Um Estudo Sobre a Legislação.” </w:t>
@@ -14621,26 +13704,26 @@
         <w:rPr/>
         <w:t>.</w:t>
       </w:r>
-      <w:bookmarkEnd w:id="38"/>
+      <w:bookmarkEnd w:id="39"/>
     </w:p>
     <w:p>
       <w:pPr>
         <w:pStyle w:val="Bibliography"/>
         <w:rPr/>
       </w:pPr>
-      <w:bookmarkStart w:id="39" w:name="ref-abnt_nbr5674_2012"/>
+      <w:bookmarkStart w:id="40" w:name="ref-abnt_nbr5674_2012"/>
       <w:r>
         <w:rPr/>
         <w:t>Associação Brasileira de Normas Técnicas. 2012. “NBR 5674: Manutenção de Edificações, Requisitos Para o Sistema de Gestão de Manutenção.” Rio de Janeiro: ABNT.</w:t>
       </w:r>
-      <w:bookmarkEnd w:id="39"/>
+      <w:bookmarkEnd w:id="40"/>
     </w:p>
     <w:p>
       <w:pPr>
         <w:pStyle w:val="Bibliography"/>
         <w:rPr/>
       </w:pPr>
-      <w:bookmarkStart w:id="40" w:name="ref-awuzie_fmuniversidades_2017"/>
+      <w:bookmarkStart w:id="41" w:name="ref-awuzie_fmuniversidades_2017"/>
       <w:r>
         <w:rPr/>
         <w:t xml:space="preserve">Awuzie, Bankole Osita, and Rasheed Isa. 2017. “Stakeholders’ Perception of Critical Success Factors for Sustainable Facilities Management Practice in Universities in Sub-Saharan Africa.” </w:t>
@@ -14668,14 +13751,14 @@
         <w:rPr/>
         <w:t>.</w:t>
       </w:r>
-      <w:bookmarkEnd w:id="40"/>
+      <w:bookmarkEnd w:id="41"/>
     </w:p>
     <w:p>
       <w:pPr>
         <w:pStyle w:val="Bibliography"/>
         <w:rPr/>
       </w:pPr>
-      <w:bookmarkStart w:id="41" w:name="X8197757cb75e327dcc86b36afee00a28411c12b"/>
+      <w:bookmarkStart w:id="42" w:name="X8197757cb75e327dcc86b36afee00a28411c12b"/>
       <w:r>
         <w:rPr/>
         <w:t xml:space="preserve">Barbosa, Ana Maria da Silva, Taciana de Barros Jerônimo, Patrícia Tatiana Ferreira Ramos, and Juliana Karla Rodrigues de Souza Santos. 2020. “A Gestão de Facilities Na Manutenção de Uma Instituição Pública.” </w:t>
@@ -14703,14 +13786,14 @@
         <w:rPr/>
         <w:t>.</w:t>
       </w:r>
-      <w:bookmarkEnd w:id="41"/>
+      <w:bookmarkEnd w:id="42"/>
     </w:p>
     <w:p>
       <w:pPr>
         <w:pStyle w:val="Bibliography"/>
         <w:rPr/>
       </w:pPr>
-      <w:bookmarkStart w:id="42" w:name="ref-chew_manutenibilidadeverde_2016"/>
+      <w:bookmarkStart w:id="43" w:name="ref-chew_manutenibilidadeverde_2016"/>
       <w:r>
         <w:rPr/>
         <w:t xml:space="preserve">Chew, Michael Yit Lin, and Sheila Conejos. 2016. “Developing a Green Maintainability Framework for Green Walls in Singapore.” </w:t>
@@ -14738,14 +13821,14 @@
         <w:rPr/>
         <w:t>.</w:t>
       </w:r>
-      <w:bookmarkEnd w:id="42"/>
+      <w:bookmarkEnd w:id="43"/>
     </w:p>
     <w:p>
       <w:pPr>
         <w:pStyle w:val="Bibliography"/>
         <w:rPr/>
       </w:pPr>
-      <w:bookmarkStart w:id="43" w:name="ref-conejos_verticalgreenery_2019"/>
+      <w:bookmarkStart w:id="44" w:name="ref-conejos_verticalgreenery_2019"/>
       <w:r>
         <w:rPr/>
         <w:t xml:space="preserve">Conejos, Sheila, Michael Yit Lin Chew, and Fikril Hakim Bin Azril. 2019. “Green Maintainability Assessment of High-Rise Vertical Greenery Systems.” </w:t>
@@ -14773,14 +13856,14 @@
         <w:rPr/>
         <w:t>.</w:t>
       </w:r>
-      <w:bookmarkEnd w:id="43"/>
+      <w:bookmarkEnd w:id="44"/>
     </w:p>
     <w:p>
       <w:pPr>
         <w:pStyle w:val="Bibliography"/>
         <w:rPr/>
       </w:pPr>
-      <w:bookmarkStart w:id="44" w:name="ref-crossref_restapi_2026"/>
+      <w:bookmarkStart w:id="45" w:name="ref-crossref_restapi_2026"/>
       <w:r>
         <w:rPr/>
         <w:t xml:space="preserve">Crossref. 2026. “REST API: Metadata Retrieval.” 2026. </w:t>
@@ -14797,14 +13880,14 @@
         <w:rPr/>
         <w:t>.</w:t>
       </w:r>
-      <w:bookmarkEnd w:id="44"/>
+      <w:bookmarkEnd w:id="45"/>
     </w:p>
     <w:p>
       <w:pPr>
         <w:pStyle w:val="Bibliography"/>
         <w:rPr/>
       </w:pPr>
-      <w:bookmarkStart w:id="45" w:name="ref-das_iotai_2025"/>
+      <w:bookmarkStart w:id="46" w:name="ref-das_iotai_2025"/>
       <w:r>
         <w:rPr/>
         <w:t xml:space="preserve">Das, Dillip Kumar. 2025. “Integrating IoT and AI for Sustainable Energy-Efficient Smart Building: Potential, Barriers and Strategic Pathways.” </w:t>
@@ -14832,14 +13915,14 @@
         <w:rPr/>
         <w:t>.</w:t>
       </w:r>
-      <w:bookmarkEnd w:id="45"/>
+      <w:bookmarkEnd w:id="46"/>
     </w:p>
     <w:p>
       <w:pPr>
         <w:pStyle w:val="Bibliography"/>
         <w:rPr/>
       </w:pPr>
-      <w:bookmarkStart w:id="46" w:name="ref-deng_bimdigitaltwins_2021"/>
+      <w:bookmarkStart w:id="47" w:name="ref-deng_bimdigitaltwins_2021"/>
       <w:r>
         <w:rPr/>
         <w:t xml:space="preserve">Deng, Min, Carol C. Menassa, and Vineet R. Kamat. 2021. “From BIM to Digital Twins: A Systematic Review of the Evolution of Intelligent Building Representations in the AEC-FM Industry.” </w:t>
@@ -14867,14 +13950,14 @@
         <w:rPr/>
         <w:t>.</w:t>
       </w:r>
-      <w:bookmarkEnd w:id="46"/>
+      <w:bookmarkEnd w:id="47"/>
     </w:p>
     <w:p>
       <w:pPr>
         <w:pStyle w:val="Bibliography"/>
         <w:rPr/>
       </w:pPr>
-      <w:bookmarkStart w:id="47" w:name="ref-donthu_bibliometria_2021"/>
+      <w:bookmarkStart w:id="48" w:name="ref-donthu_bibliometria_2021"/>
       <w:r>
         <w:rPr/>
         <w:t xml:space="preserve">Donthu, Naveen, Satish Kumar, Debmalya Mukherjee, Nitesh Pandey, and Weng Marc Lim. 2021. “How to Conduct a Bibliometric Analysis: An Overview and Guidelines.” </w:t>
@@ -14902,14 +13985,14 @@
         <w:rPr/>
         <w:t>.</w:t>
       </w:r>
-      <w:bookmarkEnd w:id="47"/>
+      <w:bookmarkEnd w:id="48"/>
     </w:p>
     <w:p>
       <w:pPr>
         <w:pStyle w:val="Bibliography"/>
         <w:rPr/>
       </w:pPr>
-      <w:bookmarkStart w:id="48" w:name="ref-gispert_ontologiaativos_2025"/>
+      <w:bookmarkStart w:id="49" w:name="ref-gispert_ontologiaativos_2025"/>
       <w:r>
         <w:rPr/>
         <w:t xml:space="preserve">Espinosa Gispert, Diego, Ibrahim Yitmen, Habib Sadri, and Afshin Taheri. 2025. “Development of an Ontology-Based Asset Information Model for Predictive Maintenance in Building Facilities.” </w:t>
@@ -14937,14 +14020,14 @@
         <w:rPr/>
         <w:t>.</w:t>
       </w:r>
-      <w:bookmarkEnd w:id="48"/>
+      <w:bookmarkEnd w:id="49"/>
     </w:p>
     <w:p>
       <w:pPr>
         <w:pStyle w:val="Bibliography"/>
         <w:rPr/>
       </w:pPr>
-      <w:bookmarkStart w:id="49" w:name="ref-ferreira_manutencaoceramica_2020"/>
+      <w:bookmarkStart w:id="50" w:name="ref-ferreira_manutencaoceramica_2020"/>
       <w:r>
         <w:rPr/>
         <w:t xml:space="preserve">Ferreira, Cláudia, Luís Canhoto Neves, Ana Silva, and Jorge de Brito. 2020. “Stochastic Maintenance Models for Ceramic Claddings.” </w:t>
@@ -14972,14 +14055,14 @@
         <w:rPr/>
         <w:t>.</w:t>
       </w:r>
-      <w:bookmarkEnd w:id="49"/>
+      <w:bookmarkEnd w:id="50"/>
     </w:p>
     <w:p>
       <w:pPr>
         <w:pStyle w:val="Bibliography"/>
         <w:rPr/>
       </w:pPr>
-      <w:bookmarkStart w:id="50" w:name="ref-goretti_bimoem_2023"/>
+      <w:bookmarkStart w:id="51" w:name="ref-goretti_bimoem_2023"/>
       <w:r>
         <w:rPr/>
         <w:t xml:space="preserve">Goretti, Hannah A., and Peter Kaming. 2023. “A Review and Bibliometric Analysis of Utilizing Building Information Modeling (BIM) on Effective Operation and Maintenance (o&amp;m).” </w:t>
@@ -15007,14 +14090,14 @@
         <w:rPr/>
         <w:t>.</w:t>
       </w:r>
-      <w:bookmarkEnd w:id="50"/>
+      <w:bookmarkEnd w:id="51"/>
     </w:p>
     <w:p>
       <w:pPr>
         <w:pStyle w:val="Bibliography"/>
         <w:rPr/>
       </w:pPr>
-      <w:bookmarkStart w:id="51" w:name="ref-hu_revisao_sintese_2026"/>
+      <w:bookmarkStart w:id="52" w:name="ref-hu_revisao_sintese_2026"/>
       <w:r>
         <w:rPr/>
         <w:t xml:space="preserve">Hu, Meilan, Paye Shin Koh, Xun Ci Soh, Andree Hartanto, and Nadyanna M. Majeed. 2026. “From Review to Synthesis: A Step-by-Step Methodological Guide to Systematic Reviews and Multilevel Meta-Analyses.” </w:t>
@@ -15042,14 +14125,14 @@
         <w:rPr/>
         <w:t>.</w:t>
       </w:r>
-      <w:bookmarkEnd w:id="51"/>
+      <w:bookmarkEnd w:id="52"/>
     </w:p>
     <w:p>
       <w:pPr>
         <w:pStyle w:val="Bibliography"/>
         <w:rPr/>
       </w:pPr>
-      <w:bookmarkStart w:id="52" w:name="ref-jiang_deduplicacao_regras_2014"/>
+      <w:bookmarkStart w:id="53" w:name="ref-jiang_deduplicacao_regras_2014"/>
       <w:r>
         <w:rPr/>
         <w:t xml:space="preserve">Jiang, Yu, Can Lin, Weiyi Meng, Clement Yu, Aaron M. Cohen, and Neil R. Smalheiser. 2014. “Rule-Based Deduplication of Article Records from Bibliographic Databases.” </w:t>
@@ -15077,14 +14160,14 @@
         <w:rPr/>
         <w:t>.</w:t>
       </w:r>
-      <w:bookmarkEnd w:id="52"/>
+      <w:bookmarkEnd w:id="53"/>
     </w:p>
     <w:p>
       <w:pPr>
         <w:pStyle w:val="Bibliography"/>
         <w:rPr/>
       </w:pPr>
-      <w:bookmarkStart w:id="53" w:name="ref-kim_estimativacustoseducacional_2018"/>
+      <w:bookmarkStart w:id="54" w:name="ref-kim_estimativacustoseducacional_2018"/>
       <w:r>
         <w:rPr/>
         <w:t xml:space="preserve">Kim, Ji-Myong, Taehui Kim, Yeong-Jin Yu, and Kiyoung Son. 2018. “Development of a Maintenance and Repair Cost Estimation Model for Educational Buildings Using Regression Analysis.” </w:t>
@@ -15112,14 +14195,14 @@
         <w:rPr/>
         <w:t>.</w:t>
       </w:r>
-      <w:bookmarkEnd w:id="53"/>
+      <w:bookmarkEnd w:id="54"/>
     </w:p>
     <w:p>
       <w:pPr>
         <w:pStyle w:val="Bibliography"/>
         <w:rPr/>
       </w:pPr>
-      <w:bookmarkStart w:id="54" w:name="ref-lateef_manutencaouniversidade_2010"/>
+      <w:bookmarkStart w:id="55" w:name="ref-lateef_manutencaouniversidade_2010"/>
       <w:r>
         <w:rPr/>
         <w:t xml:space="preserve">Lateef, Olanrewaju Abdul, Mohd Faris Khamidi, and Arazi Idrus. 2010. “Building Maintenance Management in a Malaysian University Campuses: A Case Study.” </w:t>
@@ -15135,14 +14218,14 @@
         <w:rPr/>
         <w:t xml:space="preserve"> 10 (1/2): 76–89.</w:t>
       </w:r>
-      <w:bookmarkEnd w:id="54"/>
+      <w:bookmarkEnd w:id="55"/>
     </w:p>
     <w:p>
       <w:pPr>
         <w:pStyle w:val="Bibliography"/>
         <w:rPr/>
       </w:pPr>
-      <w:bookmarkStart w:id="55" w:name="ref-maia_gestaoinformacaomanutencao_2016"/>
+      <w:bookmarkStart w:id="56" w:name="ref-maia_gestaoinformacaomanutencao_2016"/>
       <w:r>
         <w:rPr/>
         <w:t xml:space="preserve">Maia, Barbara Lepca, Sérgio Scheer, and Maria do Carmo Duarte Freitas. 2016. “Manutenção Predial: A Prospecta de Decisões a Partir Da Gestão Da Informação.” </w:t>
@@ -15158,14 +14241,14 @@
         <w:rPr/>
         <w:t xml:space="preserve"> 8 (3): 37–55.</w:t>
       </w:r>
-      <w:bookmarkEnd w:id="55"/>
+      <w:bookmarkEnd w:id="56"/>
     </w:p>
     <w:p>
       <w:pPr>
         <w:pStyle w:val="Bibliography"/>
         <w:rPr/>
       </w:pPr>
-      <w:bookmarkStart w:id="56" w:name="ref-martins_custosmanutencaoses_2024"/>
+      <w:bookmarkStart w:id="57" w:name="ref-martins_custosmanutencaoses_2024"/>
       <w:r>
         <w:rPr/>
         <w:t xml:space="preserve">Martins, Rafael Fernando Batista, and Márcia Maria dos Santos Bortolocci Espejo. 2024. “Análise de Custos de Manutenção Predial Em Uma Universidade Federal Brasileira Com Uso Do Modelo de Suavização Exponencial Simples.” </w:t>
@@ -15193,14 +14276,14 @@
         <w:rPr/>
         <w:t>.</w:t>
       </w:r>
-      <w:bookmarkEnd w:id="56"/>
+      <w:bookmarkEnd w:id="57"/>
     </w:p>
     <w:p>
       <w:pPr>
         <w:pStyle w:val="Bibliography"/>
         <w:rPr/>
       </w:pPr>
-      <w:bookmarkStart w:id="57" w:name="ref-masmoudi_ahptopsis_2026"/>
+      <w:bookmarkStart w:id="58" w:name="ref-masmoudi_ahptopsis_2026"/>
       <w:r>
         <w:rPr/>
         <w:t xml:space="preserve">Masmoudi, Malek, Mohamed Alshamsi, Sujan Piya, and Srikant Gupta. 2026. “Contractors Allocation for Public Building Maintenance: A Sustainable Approach Aligned with SDGs Using AHP-TOPSIS and Bi-Objective Optimization.” </w:t>
@@ -15228,14 +14311,14 @@
         <w:rPr/>
         <w:t>.</w:t>
       </w:r>
-      <w:bookmarkEnd w:id="57"/>
+      <w:bookmarkEnd w:id="58"/>
     </w:p>
     <w:p>
       <w:pPr>
         <w:pStyle w:val="Bibliography"/>
         <w:rPr/>
       </w:pPr>
-      <w:bookmarkStart w:id="58" w:name="ref-morais_eficienciamanutencao_2023"/>
+      <w:bookmarkStart w:id="59" w:name="ref-morais_eficienciamanutencao_2023"/>
       <w:r>
         <w:rPr/>
         <w:t xml:space="preserve">Morais, Lucas Salomão Rael de, Heber Martins de Paula, and Ricardo Prado Abreu Reis. 2023. “Promoção Da Eficiência Da Manutenção Predial Em Edificações Públicas: Abordagem Baseada Em Registros de Ordens de Serviço.” </w:t>
@@ -15263,14 +14346,14 @@
         <w:rPr/>
         <w:t>.</w:t>
       </w:r>
-      <w:bookmarkEnd w:id="58"/>
+      <w:bookmarkEnd w:id="59"/>
     </w:p>
     <w:p>
       <w:pPr>
         <w:pStyle w:val="Bibliography"/>
         <w:rPr/>
       </w:pPr>
-      <w:bookmarkStart w:id="59" w:name="ref-motuziene_ventilacaoia_2025"/>
+      <w:bookmarkStart w:id="60" w:name="ref-motuziene_ventilacaoia_2025"/>
       <w:r>
         <w:rPr/>
         <w:t xml:space="preserve">Motuzienė, Violeta, Jonas Bielskus, Rasa Džiugaitė-Tumėnienė, and Vidas Raudonis. 2025. “Occupancy-Based Predictive AI-Driven Ventilation Control for Energy Savings in Office Buildings.” </w:t>
@@ -15298,14 +14381,14 @@
         <w:rPr/>
         <w:t>.</w:t>
       </w:r>
-      <w:bookmarkEnd w:id="59"/>
+      <w:bookmarkEnd w:id="60"/>
     </w:p>
     <w:p>
       <w:pPr>
         <w:pStyle w:val="Bibliography"/>
         <w:rPr/>
       </w:pPr>
-      <w:bookmarkStart w:id="60" w:name="ref-nageli_ciclovida_2019"/>
+      <w:bookmarkStart w:id="61" w:name="ref-nageli_ciclovida_2019"/>
       <w:r>
         <w:rPr/>
         <w:t xml:space="preserve">Nägeli, Claudio, Abolfazl Farahani, Magnus Österbring, Jan-Olof Dalenbäck, and Holger Wallbaum. 2019. “A Service-Life Cycle Approach to Maintenance and Energy Retrofit Planning for Building Portfolios.” </w:t>
@@ -15333,14 +14416,14 @@
         <w:rPr/>
         <w:t>.</w:t>
       </w:r>
-      <w:bookmarkEnd w:id="60"/>
+      <w:bookmarkEnd w:id="61"/>
     </w:p>
     <w:p>
       <w:pPr>
         <w:pStyle w:val="Bibliography"/>
         <w:rPr/>
       </w:pPr>
-      <w:bookmarkStart w:id="61" w:name="ref-naji_campusdelphi_2023"/>
+      <w:bookmarkStart w:id="62" w:name="ref-naji_campusdelphi_2023"/>
       <w:r>
         <w:rPr/>
         <w:t xml:space="preserve">Naji, Khalid K., Murat Gunduz, and Omar Maki. 2023. “Development of a Campus Facility Management Operational Framework Using a Modified Delphi Method.” </w:t>
@@ -15368,14 +14451,14 @@
         <w:rPr/>
         <w:t>.</w:t>
       </w:r>
-      <w:bookmarkEnd w:id="61"/>
+      <w:bookmarkEnd w:id="62"/>
     </w:p>
     <w:p>
       <w:pPr>
         <w:pStyle w:val="Bibliography"/>
         <w:rPr/>
       </w:pPr>
-      <w:bookmarkStart w:id="62" w:name="X29a0b815a0fa8c82998c6fb0764f2ef94fd929e"/>
+      <w:bookmarkStart w:id="63" w:name="X29a0b815a0fa8c82998c6fb0764f2ef94fd929e"/>
       <w:r>
         <w:rPr/>
         <w:t xml:space="preserve">Ndukuba, Samuel Nnadoziem. 2025. “Building Institutional Resilience Through Sustainable Facility Management in South African Vocational Education.” </w:t>
@@ -15403,14 +14486,14 @@
         <w:rPr/>
         <w:t>.</w:t>
       </w:r>
-      <w:bookmarkEnd w:id="62"/>
+      <w:bookmarkEnd w:id="63"/>
     </w:p>
     <w:p>
       <w:pPr>
         <w:pStyle w:val="Bibliography"/>
         <w:rPr/>
       </w:pPr>
-      <w:bookmarkStart w:id="63" w:name="ref-nielsen_sustentabilidadefm_2016"/>
+      <w:bookmarkStart w:id="64" w:name="ref-nielsen_sustentabilidadefm_2016"/>
       <w:r>
         <w:rPr/>
         <w:t xml:space="preserve">Nielsen, Susanne Balslev, Anna-Liisa Sarasoja, and Kirsten Ramskov Galamba. 2016. “Sustainability in Facilities Management: An Overview of Current Research.” </w:t>
@@ -15438,14 +14521,14 @@
         <w:rPr/>
         <w:t>.</w:t>
       </w:r>
-      <w:bookmarkEnd w:id="63"/>
+      <w:bookmarkEnd w:id="64"/>
     </w:p>
     <w:p>
       <w:pPr>
         <w:pStyle w:val="Bibliography"/>
         <w:rPr/>
       </w:pPr>
-      <w:bookmarkStart w:id="64" w:name="ref-okoro_sustainablefm_2023"/>
+      <w:bookmarkStart w:id="65" w:name="ref-okoro_sustainablefm_2023"/>
       <w:r>
         <w:rPr/>
         <w:t xml:space="preserve">Okoro, Chioma Sylvia. 2023. “Sustainable Facilities Management in the Built Environment: A Mixed-Method Review.” </w:t>
@@ -15473,14 +14556,14 @@
         <w:rPr/>
         <w:t>.</w:t>
       </w:r>
-      <w:bookmarkEnd w:id="64"/>
+      <w:bookmarkEnd w:id="65"/>
     </w:p>
     <w:p>
       <w:pPr>
         <w:pStyle w:val="Bibliography"/>
         <w:rPr/>
       </w:pPr>
-      <w:bookmarkStart w:id="65" w:name="ref-opoku_futurofm_2022"/>
+      <w:bookmarkStart w:id="66" w:name="ref-opoku_futurofm_2022"/>
       <w:r>
         <w:rPr/>
         <w:t xml:space="preserve">Opoku, Alex, and Jeoung Yul Lee. 2022. “The Future of Facilities Management: Managing Facilities for Sustainable Development.” </w:t>
@@ -15508,14 +14591,14 @@
         <w:rPr/>
         <w:t>.</w:t>
       </w:r>
-      <w:bookmarkEnd w:id="65"/>
+      <w:bookmarkEnd w:id="66"/>
     </w:p>
     <w:p>
       <w:pPr>
         <w:pStyle w:val="Bibliography"/>
         <w:rPr/>
       </w:pPr>
-      <w:bookmarkStart w:id="66" w:name="ref-othman_manutenibilidadeesi_2023"/>
+      <w:bookmarkStart w:id="67" w:name="ref-othman_manutenibilidadeesi_2023"/>
       <w:r>
         <w:rPr/>
         <w:t xml:space="preserve">Othman, Ayman Ahmed Ezzat, and Ahmed Kamal. 2023. “Enhancing Building Maintainability Through Early Supplier Involvement in the Design Process.” </w:t>
@@ -15543,14 +14626,14 @@
         <w:rPr/>
         <w:t>.</w:t>
       </w:r>
-      <w:bookmarkEnd w:id="66"/>
+      <w:bookmarkEnd w:id="67"/>
     </w:p>
     <w:p>
       <w:pPr>
         <w:pStyle w:val="Bibliography"/>
         <w:rPr/>
       </w:pPr>
-      <w:bookmarkStart w:id="67" w:name="ref-park_cbrfuzzyahp_2019"/>
+      <w:bookmarkStart w:id="68" w:name="ref-park_cbrfuzzyahp_2019"/>
       <w:r>
         <w:rPr/>
         <w:t xml:space="preserve">Park, Sojin, Nahyun Kwon, and Yonghan Ahn. 2019. “Forecasting Repair Schedule for Building Components Based on Case-Based Reasoning and Fuzzy-AHP.” </w:t>
@@ -15578,14 +14661,14 @@
         <w:rPr/>
         <w:t>.</w:t>
       </w:r>
-      <w:bookmarkEnd w:id="67"/>
+      <w:bookmarkEnd w:id="68"/>
     </w:p>
     <w:p>
       <w:pPr>
         <w:pStyle w:val="Bibliography"/>
         <w:rPr/>
       </w:pPr>
-      <w:bookmarkStart w:id="68" w:name="ref-ramantswana_esgfm_2026"/>
+      <w:bookmarkStart w:id="69" w:name="ref-ramantswana_esgfm_2026"/>
       <w:r>
         <w:rPr/>
         <w:t xml:space="preserve">Ramantswana, Thabelo, Bankole Awuzie, Lerato Mompati, and Thabo Khafiso. 2026. “Embedding ESG in Facility Management Practices: A South African Corporate Real Estate Perspective.” </w:t>
@@ -15613,14 +14696,14 @@
         <w:rPr/>
         <w:t>.</w:t>
       </w:r>
-      <w:bookmarkEnd w:id="68"/>
+      <w:bookmarkEnd w:id="69"/>
     </w:p>
     <w:p>
       <w:pPr>
         <w:pStyle w:val="Bibliography"/>
         <w:rPr/>
       </w:pPr>
-      <w:bookmarkStart w:id="69" w:name="ref-rathbone_deduplicacao_2015"/>
+      <w:bookmarkStart w:id="70" w:name="ref-rathbone_deduplicacao_2015"/>
       <w:r>
         <w:rPr/>
         <w:t xml:space="preserve">Rathbone, John, Matt Carter, Tammy Hoffmann, and Paul Glasziou. 2015. “Better Duplicate Detection for Systematic Reviewers: Evaluation of Systematic Review Assistant-Deduplication Module.” </w:t>
@@ -15648,14 +14731,14 @@
         <w:rPr/>
         <w:t>.</w:t>
       </w:r>
-      <w:bookmarkEnd w:id="69"/>
+      <w:bookmarkEnd w:id="70"/>
     </w:p>
     <w:p>
       <w:pPr>
         <w:pStyle w:val="Bibliography"/>
         <w:rPr/>
       </w:pPr>
-      <w:bookmarkStart w:id="70" w:name="ref-snyder_revisaometodologia_2019"/>
+      <w:bookmarkStart w:id="71" w:name="ref-snyder_revisaometodologia_2019"/>
       <w:r>
         <w:rPr/>
         <w:t xml:space="preserve">Snyder, Hannah. 2019. “Literature Review as a Research Methodology: An Overview and Guidelines.” </w:t>
@@ -15683,14 +14766,14 @@
         <w:rPr/>
         <w:t>.</w:t>
       </w:r>
-      <w:bookmarkEnd w:id="70"/>
+      <w:bookmarkEnd w:id="71"/>
     </w:p>
     <w:p>
       <w:pPr>
         <w:pStyle w:val="Bibliography"/>
         <w:rPr/>
       </w:pPr>
-      <w:bookmarkStart w:id="71" w:name="ref-suh_demandaenergiaagua_2012"/>
+      <w:bookmarkStart w:id="72" w:name="ref-suh_demandaenergiaagua_2012"/>
       <w:r>
         <w:rPr/>
         <w:t xml:space="preserve">Suh, Dongjun, and Seongju Chang. 2012. “An Energy and Water Resource Demand Estimation Model for Multi-Family Housing Complexes in Korea.” </w:t>
@@ -15718,14 +14801,14 @@
         <w:rPr/>
         <w:t>.</w:t>
       </w:r>
-      <w:bookmarkEnd w:id="71"/>
+      <w:bookmarkEnd w:id="72"/>
     </w:p>
     <w:p>
       <w:pPr>
         <w:pStyle w:val="Bibliography"/>
         <w:rPr/>
       </w:pPr>
-      <w:bookmarkStart w:id="72" w:name="ref-talib_hospitalfm_2013"/>
+      <w:bookmarkStart w:id="73" w:name="ref-talib_hospitalfm_2013"/>
       <w:r>
         <w:rPr/>
         <w:t xml:space="preserve">Talib, Yuhainis, Priyadarsini Rajagopalan, and Jay Yang. 2013. “Evaluation of Building Performance for Strategic Facilities Management in Healthcare: A Case Study of a Public Hospital in Australia.” </w:t>
@@ -15753,14 +14836,14 @@
         <w:rPr/>
         <w:t>.</w:t>
       </w:r>
-      <w:bookmarkEnd w:id="72"/>
+      <w:bookmarkEnd w:id="73"/>
     </w:p>
     <w:p>
       <w:pPr>
         <w:pStyle w:val="Bibliography"/>
         <w:rPr/>
       </w:pPr>
-      <w:bookmarkStart w:id="73" w:name="ref-tan_fluxoinformacao_2018"/>
+      <w:bookmarkStart w:id="74" w:name="ref-tan_fluxoinformacao_2018"/>
       <w:r>
         <w:rPr/>
         <w:t xml:space="preserve">Tan, Adeline Zhu Teng, Atiq Uz Zaman, and Monty Sutrisna. 2018. “Enabling an Effective Knowledge and Information Flow Between the Phases of Building Construction and Facilities Management.” </w:t>
@@ -15788,14 +14871,14 @@
         <w:rPr/>
         <w:t>.</w:t>
       </w:r>
-      <w:bookmarkEnd w:id="73"/>
+      <w:bookmarkEnd w:id="74"/>
     </w:p>
     <w:p>
       <w:pPr>
         <w:pStyle w:val="Bibliography"/>
         <w:rPr/>
       </w:pPr>
-      <w:bookmarkStart w:id="74" w:name="ref-whittemore_revisaointegrativa_2005"/>
+      <w:bookmarkStart w:id="75" w:name="ref-whittemore_revisaointegrativa_2005"/>
       <w:r>
         <w:rPr/>
         <w:t xml:space="preserve">Whittemore, Robin, and Kathleen Knafl. 2005. “The Integrative Review: Updated Methodology.” </w:t>
@@ -15823,14 +14906,14 @@
         <w:rPr/>
         <w:t>.</w:t>
       </w:r>
-      <w:bookmarkEnd w:id="74"/>
+      <w:bookmarkEnd w:id="75"/>
     </w:p>
     <w:p>
       <w:pPr>
         <w:pStyle w:val="Bibliography"/>
         <w:rPr/>
       </w:pPr>
-      <w:bookmarkStart w:id="75" w:name="ref-wu_gnnvidautil_2025"/>
+      <w:bookmarkStart w:id="76" w:name="ref-wu_gnnvidautil_2025"/>
       <w:r>
         <w:rPr/>
         <w:t xml:space="preserve">Wu, Pei-Yu, and S. Olof Mundt-Petersen. 2025. “Empirical Quantification and Prediction of Building Component Lifespans with Graph Neural Networks.” </w:t>
@@ -15858,7 +14941,7 @@
         <w:rPr/>
         <w:t>.</w:t>
       </w:r>
-      <w:bookmarkEnd w:id="75"/>
+      <w:bookmarkEnd w:id="76"/>
     </w:p>
     <w:p>
       <w:pPr>
@@ -15866,7 +14949,7 @@
         <w:spacing w:before="0" w:after="200"/>
         <w:rPr/>
       </w:pPr>
-      <w:bookmarkStart w:id="76" w:name="ref-yoon_fuzzyfm_2018"/>
+      <w:bookmarkStart w:id="77" w:name="ref-yoon_fuzzyfm_2018"/>
       <w:r>
         <w:rPr/>
         <w:t xml:space="preserve">Yoon, Jong Han, and Hee Sung Cha. 2018. “Optimal FM Strategy for Commercial Office Buildings Using Fuzzy Synthetic Evaluation.” </w:t>
@@ -15894,9 +14977,9 @@
         <w:rPr/>
         <w:t>.</w:t>
       </w:r>
-      <w:bookmarkEnd w:id="32"/>
       <w:bookmarkEnd w:id="33"/>
-      <w:bookmarkEnd w:id="76"/>
+      <w:bookmarkEnd w:id="34"/>
+      <w:bookmarkEnd w:id="77"/>
     </w:p>
     <w:sectPr>
       <w:type w:val="nextPage"/>

--- a/artigo.docx
+++ b/artigo.docx
@@ -1116,7 +1116,7 @@
       </w:r>
       <w:r>
         <w:rPr/>
-        <w:t xml:space="preserve"> mostrou que 109 dos 121 registros do núcleo temático vigente também pertencem ao estrato bibliométrico de 372; 12 são exclusivos do núcleo temático vigente e 263 são exclusivos da camada bibliométrica. Portanto, os conjuntos são parcialmente sobrepostos, e o núcleo temático não constitui subconjunto estrito da camada bibliométrica. Os registros recuperados pela busca direcionada não foram acrescentados à camada de 372, porque o enriquecimento deliberado com termos de IA e aprendizado de máquina alteraria artificialmente a estrutura temática observada na busca principal. A rede de colaboração não foi produzida porque apenas 91 dos 372 registros possuíam autores e não havia afiliações; o acoplamento bibliográfico não foi calculado porque as referências citadas não foram preservadas no corpus consolidado. A normalização reuniu variantes ortográficas e siglas equivalentes, e as relações de coocorrência foram normalizadas pelas frequências marginais.</w:t>
+        <w:t xml:space="preserve"> mostrou que 109 dos 121 registros do núcleo temático vigente também pertencem ao estrato bibliométrico de 372; 12 são exclusivos do núcleo temático vigente e 263 são exclusivos da camada bibliométrica. Portanto, os conjuntos são parcialmente sobrepostos. Os registros recuperados pela busca direcionada não foram acrescentados à camada de 372, porque o enriquecimento deliberado com termos de IA e aprendizado de máquina alteraria artificialmente a estrutura temática observada na busca principal. A rede de colaboração não foi produzida porque apenas 91 dos 372 registros possuíam autores e não havia afiliações; o acoplamento bibliográfico não foi calculado porque as referências citadas não foram preservadas no corpus consolidado. A normalização reuniu variantes ortográficas e siglas equivalentes, e as relações de coocorrência foram normalizadas pelas frequências marginais.</w:t>
       </w:r>
     </w:p>
     <w:p>
@@ -6863,7 +6863,7 @@
       </w:pPr>
       <w:r>
         <w:rPr/>
-        <w:t>Distribuição temporal do núcleo temático vigente</w:t>
+        <w:t>Gráfico . Distribuição temporal do núcleo temático vigente</w:t>
       </w:r>
     </w:p>
     <w:p>
@@ -7992,7 +7992,7 @@
       </w:pPr>
       <w:r>
         <w:rPr/>
-        <w:t>Fontes mais frequentes no corpus bibliométrico ampliado</w:t>
+        <w:t>Gráfico . Fontes mais frequentes no corpus bibliométrico ampliado</w:t>
       </w:r>
     </w:p>
     <w:p>
@@ -8081,7 +8081,7 @@
       </w:pPr>
       <w:r>
         <w:rPr/>
-        <w:t>Mapa temático por centralidade e densidade das palavras-chave</w:t>
+        <w:t>Gráfico . Mapa temático por centralidade e densidade das palavras-chave</w:t>
       </w:r>
     </w:p>
     <w:p>
@@ -8170,7 +8170,7 @@
       </w:pPr>
       <w:r>
         <w:rPr/>
-        <w:t>Rede normalizada de coocorrência de palavras-chave</w:t>
+        <w:t>Gráfico . Rede normalizada de coocorrência de palavras-chave</w:t>
       </w:r>
     </w:p>
     <w:p>
@@ -8259,7 +8259,7 @@
       </w:pPr>
       <w:r>
         <w:rPr/>
-        <w:t>Evolução das palavras-chave entre 2010–2020 e 2021–2026</w:t>
+        <w:t>Gráfico . Evolução das palavras-chave entre 2010–2020 e 2021–2026</w:t>
       </w:r>
     </w:p>
     <w:p>
@@ -8358,7 +8358,7 @@
       </w:pPr>
       <w:r>
         <w:rPr/>
-        <w:t>Dimensões de sustentabilidade identificadas no núcleo temático vigente</w:t>
+        <w:t>Gráfico . Dimensões de sustentabilidade identificadas no núcleo temático vigente</w:t>
       </w:r>
     </w:p>
     <w:p>
@@ -9916,7 +9916,7 @@
       </w:pPr>
       <w:r>
         <w:rPr/>
-        <w:t>Abordagens e métodos de apoio à decisão identificados no núcleo temático vigente</w:t>
+        <w:t>Gráfico . Abordagens e métodos de apoio à decisão identificados no núcleo temático vigente</w:t>
       </w:r>
     </w:p>
     <w:p>
@@ -11220,7 +11220,17 @@
       </w:pPr>
       <w:r>
         <w:rPr/>
-        <w:t xml:space="preserve">A análise das lacunas mostrou que 76 registros (62,8%) apresentaram limitação identificável no resumo, enquanto 45 (37,2%) não a explicitaram nesse nível documental. Doze registros (9,9%) foram classificados especificamente como </w:t>
+        <w:t xml:space="preserve">A análise das lacunas mostrou que 76 registros (62,8%) apresentaram limitação identificável no resumo, enquanto 45 (37,2%) não a explicitaram nesse nível documental. O campo mais amplo </w:t>
+      </w:r>
+      <w:r>
+        <w:rPr>
+          <w:rStyle w:val="VerbatimChar"/>
+        </w:rPr>
+        <w:t>lacuna_ou_limite_identificado_leitura</w:t>
+      </w:r>
+      <w:r>
+        <w:rPr/>
+        <w:t xml:space="preserve"> registra qualquer limitação mencionada; já o rótulo </w:t>
       </w:r>
       <w:r>
         <w:rPr>
@@ -11230,7 +11240,7 @@
       </w:r>
       <w:r>
         <w:rPr/>
-        <w:t>, categoria que reúne problemas de transferência, cobertura ou validação relacionados a instituições públicas de ensino superior. Seus identificadores permanecem preservados na tabela-fonte do núcleo vigente.</w:t>
+        <w:t xml:space="preserve"> constitui um subconjunto específico, aplicado apenas quando a limitação se relaciona diretamente a instituições públicas de ensino superior. Doze registros (9,9%) foram classificados especificamente nesse subconjunto, que reúne problemas de transferência, cobertura ou validação relacionados a essas instituições. Seus identificadores permanecem preservados na tabela-fonte do núcleo vigente.</w:t>
       </w:r>
     </w:p>
     <w:p>
@@ -11273,7 +11283,7 @@
       </w:r>
       <w:r>
         <w:rPr/>
-        <w:t>; o ganho ampliou a evidência tecnológica, e não a diversidade institucional.</w:t>
+        <w:t>; o ganho ampliou a evidência tecnológica, e não a diversidade institucional. Entendo que, nesse cenário orçamentário, a ausência de critérios documentados tende a penalizar sistematicamente as intervenções preventivas, que carecem da urgência visível dos reparos corretivos.</w:t>
       </w:r>
     </w:p>
     <w:p>
@@ -11414,7 +11424,7 @@
       </w:pPr>
       <w:r>
         <w:rPr/>
-        <w:t>Coocorrência entre critérios de priorização e instrumentos de apoio à decisão</w:t>
+        <w:t>Gráfico . Coocorrência entre critérios de priorização e instrumentos de apoio à decisão</w:t>
       </w:r>
     </w:p>
     <w:p>
@@ -11522,7 +11532,7 @@
       </w:pPr>
       <w:r>
         <w:rPr/>
-        <w:t>Matriz de coocorrência entre dimensões de sustentabilidade e instrumentos de apoio à decisão</w:t>
+        <w:t>Gráfico . Matriz de coocorrência entre dimensões de sustentabilidade e instrumentos de apoio à decisão</w:t>
       </w:r>
     </w:p>
     <w:p>
@@ -12070,16 +12080,17 @@
         <w:tblLook w:val="04a0" w:noHBand="0" w:noVBand="1" w:firstColumn="1" w:lastRow="0" w:lastColumn="0" w:firstRow="1"/>
       </w:tblPr>
       <w:tblGrid>
-        <w:gridCol w:w="2340"/>
-        <w:gridCol w:w="2340"/>
-        <w:gridCol w:w="2340"/>
-        <w:gridCol w:w="2339"/>
+        <w:gridCol w:w="1872"/>
+        <w:gridCol w:w="1872"/>
+        <w:gridCol w:w="1872"/>
+        <w:gridCol w:w="1872"/>
+        <w:gridCol w:w="1872"/>
       </w:tblGrid>
       <w:tr>
         <w:trPr/>
         <w:tc>
           <w:tcPr>
-            <w:tcW w:w="2340" w:type="dxa"/>
+            <w:tcW w:w="1872" w:type="dxa"/>
             <w:tcBorders>
               <w:top w:val="single" w:sz="4" w:space="0" w:color="999999"/>
               <w:start w:val="single" w:sz="4" w:space="0" w:color="999999"/>
@@ -12107,7 +12118,7 @@
         </w:tc>
         <w:tc>
           <w:tcPr>
-            <w:tcW w:w="2340" w:type="dxa"/>
+            <w:tcW w:w="1872" w:type="dxa"/>
             <w:tcBorders>
               <w:top w:val="single" w:sz="4" w:space="0" w:color="999999"/>
               <w:start w:val="single" w:sz="4" w:space="0" w:color="999999"/>
@@ -12135,7 +12146,7 @@
         </w:tc>
         <w:tc>
           <w:tcPr>
-            <w:tcW w:w="2340" w:type="dxa"/>
+            <w:tcW w:w="1872" w:type="dxa"/>
             <w:tcBorders>
               <w:top w:val="single" w:sz="4" w:space="0" w:color="999999"/>
               <w:start w:val="single" w:sz="4" w:space="0" w:color="999999"/>
@@ -12163,7 +12174,7 @@
         </w:tc>
         <w:tc>
           <w:tcPr>
-            <w:tcW w:w="2339" w:type="dxa"/>
+            <w:tcW w:w="1872" w:type="dxa"/>
             <w:tcBorders>
               <w:top w:val="single" w:sz="4" w:space="0" w:color="999999"/>
               <w:start w:val="single" w:sz="4" w:space="0" w:color="999999"/>
@@ -12185,7 +12196,35 @@
                 <w:b/>
                 <w:sz w:val="18"/>
               </w:rPr>
-              <w:t>Apuração; preferência</w:t>
+              <w:t>Apuração</w:t>
+            </w:r>
+          </w:p>
+        </w:tc>
+        <w:tc>
+          <w:tcPr>
+            <w:tcW w:w="1872" w:type="dxa"/>
+            <w:tcBorders>
+              <w:top w:val="single" w:sz="4" w:space="0" w:color="999999"/>
+              <w:start w:val="single" w:sz="4" w:space="0" w:color="999999"/>
+              <w:bottom w:val="single" w:sz="4" w:space="0" w:color="999999"/>
+              <w:end w:val="single" w:sz="4" w:space="0" w:color="999999"/>
+            </w:tcBorders>
+          </w:tcPr>
+          <w:p>
+            <w:pPr>
+              <w:pStyle w:val="Normal"/>
+              <w:widowControl/>
+              <w:bidi w:val="0"/>
+              <w:spacing w:before="0" w:after="200"/>
+              <w:jc w:val="start"/>
+              <w:rPr/>
+            </w:pPr>
+            <w:r>
+              <w:rPr>
+                <w:b/>
+                <w:sz w:val="18"/>
+              </w:rPr>
+              <w:t>Preferência</w:t>
             </w:r>
           </w:p>
         </w:tc>
@@ -12194,7 +12233,7 @@
         <w:trPr/>
         <w:tc>
           <w:tcPr>
-            <w:tcW w:w="2340" w:type="dxa"/>
+            <w:tcW w:w="1872" w:type="dxa"/>
             <w:tcBorders>
               <w:top w:val="single" w:sz="4" w:space="0" w:color="999999"/>
               <w:start w:val="single" w:sz="4" w:space="0" w:color="999999"/>
@@ -12221,7 +12260,7 @@
         </w:tc>
         <w:tc>
           <w:tcPr>
-            <w:tcW w:w="2340" w:type="dxa"/>
+            <w:tcW w:w="1872" w:type="dxa"/>
             <w:tcBorders>
               <w:top w:val="single" w:sz="4" w:space="0" w:color="999999"/>
               <w:start w:val="single" w:sz="4" w:space="0" w:color="999999"/>
@@ -12248,7 +12287,7 @@
         </w:tc>
         <w:tc>
           <w:tcPr>
-            <w:tcW w:w="2340" w:type="dxa"/>
+            <w:tcW w:w="1872" w:type="dxa"/>
             <w:tcBorders>
               <w:top w:val="single" w:sz="4" w:space="0" w:color="999999"/>
               <w:start w:val="single" w:sz="4" w:space="0" w:color="999999"/>
@@ -12275,28 +12314,55 @@
         </w:tc>
         <w:tc>
           <w:tcPr>
-            <w:tcW w:w="2339" w:type="dxa"/>
-            <w:tcBorders>
-              <w:top w:val="single" w:sz="4" w:space="0" w:color="999999"/>
-              <w:start w:val="single" w:sz="4" w:space="0" w:color="999999"/>
-              <w:bottom w:val="single" w:sz="4" w:space="0" w:color="999999"/>
-              <w:end w:val="single" w:sz="4" w:space="0" w:color="999999"/>
-            </w:tcBorders>
-          </w:tcPr>
-          <w:p>
-            <w:pPr>
-              <w:pStyle w:val="Normal"/>
-              <w:widowControl/>
-              <w:bidi w:val="0"/>
-              <w:spacing w:before="0" w:after="200"/>
-              <w:jc w:val="start"/>
-              <w:rPr/>
-            </w:pPr>
-            <w:r>
-              <w:rPr>
-                <w:sz w:val="18"/>
-              </w:rPr>
-              <w:t>Mensal; menor</w:t>
+            <w:tcW w:w="1872" w:type="dxa"/>
+            <w:tcBorders>
+              <w:top w:val="single" w:sz="4" w:space="0" w:color="999999"/>
+              <w:start w:val="single" w:sz="4" w:space="0" w:color="999999"/>
+              <w:bottom w:val="single" w:sz="4" w:space="0" w:color="999999"/>
+              <w:end w:val="single" w:sz="4" w:space="0" w:color="999999"/>
+            </w:tcBorders>
+          </w:tcPr>
+          <w:p>
+            <w:pPr>
+              <w:pStyle w:val="Normal"/>
+              <w:widowControl/>
+              <w:bidi w:val="0"/>
+              <w:spacing w:before="0" w:after="200"/>
+              <w:jc w:val="start"/>
+              <w:rPr/>
+            </w:pPr>
+            <w:r>
+              <w:rPr>
+                <w:sz w:val="18"/>
+              </w:rPr>
+              <w:t>Mensal</w:t>
+            </w:r>
+          </w:p>
+        </w:tc>
+        <w:tc>
+          <w:tcPr>
+            <w:tcW w:w="1872" w:type="dxa"/>
+            <w:tcBorders>
+              <w:top w:val="single" w:sz="4" w:space="0" w:color="999999"/>
+              <w:start w:val="single" w:sz="4" w:space="0" w:color="999999"/>
+              <w:bottom w:val="single" w:sz="4" w:space="0" w:color="999999"/>
+              <w:end w:val="single" w:sz="4" w:space="0" w:color="999999"/>
+            </w:tcBorders>
+          </w:tcPr>
+          <w:p>
+            <w:pPr>
+              <w:pStyle w:val="Normal"/>
+              <w:widowControl/>
+              <w:bidi w:val="0"/>
+              <w:spacing w:before="0" w:after="200"/>
+              <w:jc w:val="start"/>
+              <w:rPr/>
+            </w:pPr>
+            <w:r>
+              <w:rPr>
+                <w:sz w:val="18"/>
+              </w:rPr>
+              <w:t>Menor</w:t>
             </w:r>
           </w:p>
         </w:tc>
@@ -12305,7 +12371,7 @@
         <w:trPr/>
         <w:tc>
           <w:tcPr>
-            <w:tcW w:w="2340" w:type="dxa"/>
+            <w:tcW w:w="1872" w:type="dxa"/>
             <w:tcBorders>
               <w:top w:val="single" w:sz="4" w:space="0" w:color="999999"/>
               <w:start w:val="single" w:sz="4" w:space="0" w:color="999999"/>
@@ -12332,7 +12398,7 @@
         </w:tc>
         <w:tc>
           <w:tcPr>
-            <w:tcW w:w="2340" w:type="dxa"/>
+            <w:tcW w:w="1872" w:type="dxa"/>
             <w:tcBorders>
               <w:top w:val="single" w:sz="4" w:space="0" w:color="999999"/>
               <w:start w:val="single" w:sz="4" w:space="0" w:color="999999"/>
@@ -12359,7 +12425,7 @@
         </w:tc>
         <w:tc>
           <w:tcPr>
-            <w:tcW w:w="2340" w:type="dxa"/>
+            <w:tcW w:w="1872" w:type="dxa"/>
             <w:tcBorders>
               <w:top w:val="single" w:sz="4" w:space="0" w:color="999999"/>
               <w:start w:val="single" w:sz="4" w:space="0" w:color="999999"/>
@@ -12386,28 +12452,55 @@
         </w:tc>
         <w:tc>
           <w:tcPr>
-            <w:tcW w:w="2339" w:type="dxa"/>
-            <w:tcBorders>
-              <w:top w:val="single" w:sz="4" w:space="0" w:color="999999"/>
-              <w:start w:val="single" w:sz="4" w:space="0" w:color="999999"/>
-              <w:bottom w:val="single" w:sz="4" w:space="0" w:color="999999"/>
-              <w:end w:val="single" w:sz="4" w:space="0" w:color="999999"/>
-            </w:tcBorders>
-          </w:tcPr>
-          <w:p>
-            <w:pPr>
-              <w:pStyle w:val="Normal"/>
-              <w:widowControl/>
-              <w:bidi w:val="0"/>
-              <w:spacing w:before="0" w:after="200"/>
-              <w:jc w:val="start"/>
-              <w:rPr/>
-            </w:pPr>
-            <w:r>
-              <w:rPr>
-                <w:sz w:val="18"/>
-              </w:rPr>
-              <w:t>Trimestral; maior</w:t>
+            <w:tcW w:w="1872" w:type="dxa"/>
+            <w:tcBorders>
+              <w:top w:val="single" w:sz="4" w:space="0" w:color="999999"/>
+              <w:start w:val="single" w:sz="4" w:space="0" w:color="999999"/>
+              <w:bottom w:val="single" w:sz="4" w:space="0" w:color="999999"/>
+              <w:end w:val="single" w:sz="4" w:space="0" w:color="999999"/>
+            </w:tcBorders>
+          </w:tcPr>
+          <w:p>
+            <w:pPr>
+              <w:pStyle w:val="Normal"/>
+              <w:widowControl/>
+              <w:bidi w:val="0"/>
+              <w:spacing w:before="0" w:after="200"/>
+              <w:jc w:val="start"/>
+              <w:rPr/>
+            </w:pPr>
+            <w:r>
+              <w:rPr>
+                <w:sz w:val="18"/>
+              </w:rPr>
+              <w:t>Trimestral</w:t>
+            </w:r>
+          </w:p>
+        </w:tc>
+        <w:tc>
+          <w:tcPr>
+            <w:tcW w:w="1872" w:type="dxa"/>
+            <w:tcBorders>
+              <w:top w:val="single" w:sz="4" w:space="0" w:color="999999"/>
+              <w:start w:val="single" w:sz="4" w:space="0" w:color="999999"/>
+              <w:bottom w:val="single" w:sz="4" w:space="0" w:color="999999"/>
+              <w:end w:val="single" w:sz="4" w:space="0" w:color="999999"/>
+            </w:tcBorders>
+          </w:tcPr>
+          <w:p>
+            <w:pPr>
+              <w:pStyle w:val="Normal"/>
+              <w:widowControl/>
+              <w:bidi w:val="0"/>
+              <w:spacing w:before="0" w:after="200"/>
+              <w:jc w:val="start"/>
+              <w:rPr/>
+            </w:pPr>
+            <w:r>
+              <w:rPr>
+                <w:sz w:val="18"/>
+              </w:rPr>
+              <w:t>Maior</w:t>
             </w:r>
           </w:p>
         </w:tc>
@@ -12416,7 +12509,7 @@
         <w:trPr/>
         <w:tc>
           <w:tcPr>
-            <w:tcW w:w="2340" w:type="dxa"/>
+            <w:tcW w:w="1872" w:type="dxa"/>
             <w:tcBorders>
               <w:top w:val="single" w:sz="4" w:space="0" w:color="999999"/>
               <w:start w:val="single" w:sz="4" w:space="0" w:color="999999"/>
@@ -12443,7 +12536,7 @@
         </w:tc>
         <w:tc>
           <w:tcPr>
-            <w:tcW w:w="2340" w:type="dxa"/>
+            <w:tcW w:w="1872" w:type="dxa"/>
             <w:tcBorders>
               <w:top w:val="single" w:sz="4" w:space="0" w:color="999999"/>
               <w:start w:val="single" w:sz="4" w:space="0" w:color="999999"/>
@@ -12470,7 +12563,7 @@
         </w:tc>
         <w:tc>
           <w:tcPr>
-            <w:tcW w:w="2340" w:type="dxa"/>
+            <w:tcW w:w="1872" w:type="dxa"/>
             <w:tcBorders>
               <w:top w:val="single" w:sz="4" w:space="0" w:color="999999"/>
               <w:start w:val="single" w:sz="4" w:space="0" w:color="999999"/>
@@ -12497,28 +12590,55 @@
         </w:tc>
         <w:tc>
           <w:tcPr>
-            <w:tcW w:w="2339" w:type="dxa"/>
-            <w:tcBorders>
-              <w:top w:val="single" w:sz="4" w:space="0" w:color="999999"/>
-              <w:start w:val="single" w:sz="4" w:space="0" w:color="999999"/>
-              <w:bottom w:val="single" w:sz="4" w:space="0" w:color="999999"/>
-              <w:end w:val="single" w:sz="4" w:space="0" w:color="999999"/>
-            </w:tcBorders>
-          </w:tcPr>
-          <w:p>
-            <w:pPr>
-              <w:pStyle w:val="Normal"/>
-              <w:widowControl/>
-              <w:bidi w:val="0"/>
-              <w:spacing w:before="0" w:after="200"/>
-              <w:jc w:val="start"/>
-              <w:rPr/>
-            </w:pPr>
-            <w:r>
-              <w:rPr>
-                <w:sz w:val="18"/>
-              </w:rPr>
-              <w:t>Semestral; maior</w:t>
+            <w:tcW w:w="1872" w:type="dxa"/>
+            <w:tcBorders>
+              <w:top w:val="single" w:sz="4" w:space="0" w:color="999999"/>
+              <w:start w:val="single" w:sz="4" w:space="0" w:color="999999"/>
+              <w:bottom w:val="single" w:sz="4" w:space="0" w:color="999999"/>
+              <w:end w:val="single" w:sz="4" w:space="0" w:color="999999"/>
+            </w:tcBorders>
+          </w:tcPr>
+          <w:p>
+            <w:pPr>
+              <w:pStyle w:val="Normal"/>
+              <w:widowControl/>
+              <w:bidi w:val="0"/>
+              <w:spacing w:before="0" w:after="200"/>
+              <w:jc w:val="start"/>
+              <w:rPr/>
+            </w:pPr>
+            <w:r>
+              <w:rPr>
+                <w:sz w:val="18"/>
+              </w:rPr>
+              <w:t>Semestral</w:t>
+            </w:r>
+          </w:p>
+        </w:tc>
+        <w:tc>
+          <w:tcPr>
+            <w:tcW w:w="1872" w:type="dxa"/>
+            <w:tcBorders>
+              <w:top w:val="single" w:sz="4" w:space="0" w:color="999999"/>
+              <w:start w:val="single" w:sz="4" w:space="0" w:color="999999"/>
+              <w:bottom w:val="single" w:sz="4" w:space="0" w:color="999999"/>
+              <w:end w:val="single" w:sz="4" w:space="0" w:color="999999"/>
+            </w:tcBorders>
+          </w:tcPr>
+          <w:p>
+            <w:pPr>
+              <w:pStyle w:val="Normal"/>
+              <w:widowControl/>
+              <w:bidi w:val="0"/>
+              <w:spacing w:before="0" w:after="200"/>
+              <w:jc w:val="start"/>
+              <w:rPr/>
+            </w:pPr>
+            <w:r>
+              <w:rPr>
+                <w:sz w:val="18"/>
+              </w:rPr>
+              <w:t>Maior</w:t>
             </w:r>
           </w:p>
         </w:tc>
@@ -12527,7 +12647,7 @@
         <w:trPr/>
         <w:tc>
           <w:tcPr>
-            <w:tcW w:w="2340" w:type="dxa"/>
+            <w:tcW w:w="1872" w:type="dxa"/>
             <w:tcBorders>
               <w:top w:val="single" w:sz="4" w:space="0" w:color="999999"/>
               <w:start w:val="single" w:sz="4" w:space="0" w:color="999999"/>
@@ -12554,7 +12674,7 @@
         </w:tc>
         <w:tc>
           <w:tcPr>
-            <w:tcW w:w="2340" w:type="dxa"/>
+            <w:tcW w:w="1872" w:type="dxa"/>
             <w:tcBorders>
               <w:top w:val="single" w:sz="4" w:space="0" w:color="999999"/>
               <w:start w:val="single" w:sz="4" w:space="0" w:color="999999"/>
@@ -12581,7 +12701,7 @@
         </w:tc>
         <w:tc>
           <w:tcPr>
-            <w:tcW w:w="2340" w:type="dxa"/>
+            <w:tcW w:w="1872" w:type="dxa"/>
             <w:tcBorders>
               <w:top w:val="single" w:sz="4" w:space="0" w:color="999999"/>
               <w:start w:val="single" w:sz="4" w:space="0" w:color="999999"/>
@@ -12608,28 +12728,55 @@
         </w:tc>
         <w:tc>
           <w:tcPr>
-            <w:tcW w:w="2339" w:type="dxa"/>
-            <w:tcBorders>
-              <w:top w:val="single" w:sz="4" w:space="0" w:color="999999"/>
-              <w:start w:val="single" w:sz="4" w:space="0" w:color="999999"/>
-              <w:bottom w:val="single" w:sz="4" w:space="0" w:color="999999"/>
-              <w:end w:val="single" w:sz="4" w:space="0" w:color="999999"/>
-            </w:tcBorders>
-          </w:tcPr>
-          <w:p>
-            <w:pPr>
-              <w:pStyle w:val="Normal"/>
-              <w:widowControl/>
-              <w:bidi w:val="0"/>
-              <w:spacing w:before="0" w:after="200"/>
-              <w:jc w:val="start"/>
-              <w:rPr/>
-            </w:pPr>
-            <w:r>
-              <w:rPr>
-                <w:sz w:val="18"/>
-              </w:rPr>
-              <w:t>Anual; maior</w:t>
+            <w:tcW w:w="1872" w:type="dxa"/>
+            <w:tcBorders>
+              <w:top w:val="single" w:sz="4" w:space="0" w:color="999999"/>
+              <w:start w:val="single" w:sz="4" w:space="0" w:color="999999"/>
+              <w:bottom w:val="single" w:sz="4" w:space="0" w:color="999999"/>
+              <w:end w:val="single" w:sz="4" w:space="0" w:color="999999"/>
+            </w:tcBorders>
+          </w:tcPr>
+          <w:p>
+            <w:pPr>
+              <w:pStyle w:val="Normal"/>
+              <w:widowControl/>
+              <w:bidi w:val="0"/>
+              <w:spacing w:before="0" w:after="200"/>
+              <w:jc w:val="start"/>
+              <w:rPr/>
+            </w:pPr>
+            <w:r>
+              <w:rPr>
+                <w:sz w:val="18"/>
+              </w:rPr>
+              <w:t>Anual</w:t>
+            </w:r>
+          </w:p>
+        </w:tc>
+        <w:tc>
+          <w:tcPr>
+            <w:tcW w:w="1872" w:type="dxa"/>
+            <w:tcBorders>
+              <w:top w:val="single" w:sz="4" w:space="0" w:color="999999"/>
+              <w:start w:val="single" w:sz="4" w:space="0" w:color="999999"/>
+              <w:bottom w:val="single" w:sz="4" w:space="0" w:color="999999"/>
+              <w:end w:val="single" w:sz="4" w:space="0" w:color="999999"/>
+            </w:tcBorders>
+          </w:tcPr>
+          <w:p>
+            <w:pPr>
+              <w:pStyle w:val="Normal"/>
+              <w:widowControl/>
+              <w:bidi w:val="0"/>
+              <w:spacing w:before="0" w:after="200"/>
+              <w:jc w:val="start"/>
+              <w:rPr/>
+            </w:pPr>
+            <w:r>
+              <w:rPr>
+                <w:sz w:val="18"/>
+              </w:rPr>
+              <w:t>Maior</w:t>
             </w:r>
           </w:p>
         </w:tc>
@@ -12638,7 +12785,7 @@
         <w:trPr/>
         <w:tc>
           <w:tcPr>
-            <w:tcW w:w="2340" w:type="dxa"/>
+            <w:tcW w:w="1872" w:type="dxa"/>
             <w:tcBorders>
               <w:top w:val="single" w:sz="4" w:space="0" w:color="999999"/>
               <w:start w:val="single" w:sz="4" w:space="0" w:color="999999"/>
@@ -12665,7 +12812,7 @@
         </w:tc>
         <w:tc>
           <w:tcPr>
-            <w:tcW w:w="2340" w:type="dxa"/>
+            <w:tcW w:w="1872" w:type="dxa"/>
             <w:tcBorders>
               <w:top w:val="single" w:sz="4" w:space="0" w:color="999999"/>
               <w:start w:val="single" w:sz="4" w:space="0" w:color="999999"/>
@@ -12692,7 +12839,7 @@
         </w:tc>
         <w:tc>
           <w:tcPr>
-            <w:tcW w:w="2340" w:type="dxa"/>
+            <w:tcW w:w="1872" w:type="dxa"/>
             <w:tcBorders>
               <w:top w:val="single" w:sz="4" w:space="0" w:color="999999"/>
               <w:start w:val="single" w:sz="4" w:space="0" w:color="999999"/>
@@ -12719,28 +12866,55 @@
         </w:tc>
         <w:tc>
           <w:tcPr>
-            <w:tcW w:w="2339" w:type="dxa"/>
-            <w:tcBorders>
-              <w:top w:val="single" w:sz="4" w:space="0" w:color="999999"/>
-              <w:start w:val="single" w:sz="4" w:space="0" w:color="999999"/>
-              <w:bottom w:val="single" w:sz="4" w:space="0" w:color="999999"/>
-              <w:end w:val="single" w:sz="4" w:space="0" w:color="999999"/>
-            </w:tcBorders>
-          </w:tcPr>
-          <w:p>
-            <w:pPr>
-              <w:pStyle w:val="Normal"/>
-              <w:widowControl/>
-              <w:bidi w:val="0"/>
-              <w:spacing w:before="0" w:after="200"/>
-              <w:jc w:val="start"/>
-              <w:rPr/>
-            </w:pPr>
-            <w:r>
-              <w:rPr>
-                <w:sz w:val="18"/>
-              </w:rPr>
-              <w:t>Semestral; menor</w:t>
+            <w:tcW w:w="1872" w:type="dxa"/>
+            <w:tcBorders>
+              <w:top w:val="single" w:sz="4" w:space="0" w:color="999999"/>
+              <w:start w:val="single" w:sz="4" w:space="0" w:color="999999"/>
+              <w:bottom w:val="single" w:sz="4" w:space="0" w:color="999999"/>
+              <w:end w:val="single" w:sz="4" w:space="0" w:color="999999"/>
+            </w:tcBorders>
+          </w:tcPr>
+          <w:p>
+            <w:pPr>
+              <w:pStyle w:val="Normal"/>
+              <w:widowControl/>
+              <w:bidi w:val="0"/>
+              <w:spacing w:before="0" w:after="200"/>
+              <w:jc w:val="start"/>
+              <w:rPr/>
+            </w:pPr>
+            <w:r>
+              <w:rPr>
+                <w:sz w:val="18"/>
+              </w:rPr>
+              <w:t>Semestral</w:t>
+            </w:r>
+          </w:p>
+        </w:tc>
+        <w:tc>
+          <w:tcPr>
+            <w:tcW w:w="1872" w:type="dxa"/>
+            <w:tcBorders>
+              <w:top w:val="single" w:sz="4" w:space="0" w:color="999999"/>
+              <w:start w:val="single" w:sz="4" w:space="0" w:color="999999"/>
+              <w:bottom w:val="single" w:sz="4" w:space="0" w:color="999999"/>
+              <w:end w:val="single" w:sz="4" w:space="0" w:color="999999"/>
+            </w:tcBorders>
+          </w:tcPr>
+          <w:p>
+            <w:pPr>
+              <w:pStyle w:val="Normal"/>
+              <w:widowControl/>
+              <w:bidi w:val="0"/>
+              <w:spacing w:before="0" w:after="200"/>
+              <w:jc w:val="start"/>
+              <w:rPr/>
+            </w:pPr>
+            <w:r>
+              <w:rPr>
+                <w:sz w:val="18"/>
+              </w:rPr>
+              <w:t>Menor</w:t>
             </w:r>
           </w:p>
         </w:tc>
@@ -12749,7 +12923,7 @@
         <w:trPr/>
         <w:tc>
           <w:tcPr>
-            <w:tcW w:w="2340" w:type="dxa"/>
+            <w:tcW w:w="1872" w:type="dxa"/>
             <w:tcBorders>
               <w:top w:val="single" w:sz="4" w:space="0" w:color="999999"/>
               <w:start w:val="single" w:sz="4" w:space="0" w:color="999999"/>
@@ -12776,7 +12950,7 @@
         </w:tc>
         <w:tc>
           <w:tcPr>
-            <w:tcW w:w="2340" w:type="dxa"/>
+            <w:tcW w:w="1872" w:type="dxa"/>
             <w:tcBorders>
               <w:top w:val="single" w:sz="4" w:space="0" w:color="999999"/>
               <w:start w:val="single" w:sz="4" w:space="0" w:color="999999"/>
@@ -12803,7 +12977,7 @@
         </w:tc>
         <w:tc>
           <w:tcPr>
-            <w:tcW w:w="2340" w:type="dxa"/>
+            <w:tcW w:w="1872" w:type="dxa"/>
             <w:tcBorders>
               <w:top w:val="single" w:sz="4" w:space="0" w:color="999999"/>
               <w:start w:val="single" w:sz="4" w:space="0" w:color="999999"/>
@@ -12830,28 +13004,55 @@
         </w:tc>
         <w:tc>
           <w:tcPr>
-            <w:tcW w:w="2339" w:type="dxa"/>
-            <w:tcBorders>
-              <w:top w:val="single" w:sz="4" w:space="0" w:color="999999"/>
-              <w:start w:val="single" w:sz="4" w:space="0" w:color="999999"/>
-              <w:bottom w:val="single" w:sz="4" w:space="0" w:color="999999"/>
-              <w:end w:val="single" w:sz="4" w:space="0" w:color="999999"/>
-            </w:tcBorders>
-          </w:tcPr>
-          <w:p>
-            <w:pPr>
-              <w:pStyle w:val="Normal"/>
-              <w:widowControl/>
-              <w:bidi w:val="0"/>
-              <w:spacing w:before="0" w:after="200"/>
-              <w:jc w:val="start"/>
-              <w:rPr/>
-            </w:pPr>
-            <w:r>
-              <w:rPr>
-                <w:sz w:val="18"/>
-              </w:rPr>
-              <w:t>Mensal; menor</w:t>
+            <w:tcW w:w="1872" w:type="dxa"/>
+            <w:tcBorders>
+              <w:top w:val="single" w:sz="4" w:space="0" w:color="999999"/>
+              <w:start w:val="single" w:sz="4" w:space="0" w:color="999999"/>
+              <w:bottom w:val="single" w:sz="4" w:space="0" w:color="999999"/>
+              <w:end w:val="single" w:sz="4" w:space="0" w:color="999999"/>
+            </w:tcBorders>
+          </w:tcPr>
+          <w:p>
+            <w:pPr>
+              <w:pStyle w:val="Normal"/>
+              <w:widowControl/>
+              <w:bidi w:val="0"/>
+              <w:spacing w:before="0" w:after="200"/>
+              <w:jc w:val="start"/>
+              <w:rPr/>
+            </w:pPr>
+            <w:r>
+              <w:rPr>
+                <w:sz w:val="18"/>
+              </w:rPr>
+              <w:t>Mensal</w:t>
+            </w:r>
+          </w:p>
+        </w:tc>
+        <w:tc>
+          <w:tcPr>
+            <w:tcW w:w="1872" w:type="dxa"/>
+            <w:tcBorders>
+              <w:top w:val="single" w:sz="4" w:space="0" w:color="999999"/>
+              <w:start w:val="single" w:sz="4" w:space="0" w:color="999999"/>
+              <w:bottom w:val="single" w:sz="4" w:space="0" w:color="999999"/>
+              <w:end w:val="single" w:sz="4" w:space="0" w:color="999999"/>
+            </w:tcBorders>
+          </w:tcPr>
+          <w:p>
+            <w:pPr>
+              <w:pStyle w:val="Normal"/>
+              <w:widowControl/>
+              <w:bidi w:val="0"/>
+              <w:spacing w:before="0" w:after="200"/>
+              <w:jc w:val="start"/>
+              <w:rPr/>
+            </w:pPr>
+            <w:r>
+              <w:rPr>
+                <w:sz w:val="18"/>
+              </w:rPr>
+              <w:t>Menor</w:t>
             </w:r>
           </w:p>
         </w:tc>
@@ -12860,7 +13061,7 @@
         <w:trPr/>
         <w:tc>
           <w:tcPr>
-            <w:tcW w:w="2340" w:type="dxa"/>
+            <w:tcW w:w="1872" w:type="dxa"/>
             <w:tcBorders>
               <w:top w:val="single" w:sz="4" w:space="0" w:color="999999"/>
               <w:start w:val="single" w:sz="4" w:space="0" w:color="999999"/>
@@ -12887,7 +13088,7 @@
         </w:tc>
         <w:tc>
           <w:tcPr>
-            <w:tcW w:w="2340" w:type="dxa"/>
+            <w:tcW w:w="1872" w:type="dxa"/>
             <w:tcBorders>
               <w:top w:val="single" w:sz="4" w:space="0" w:color="999999"/>
               <w:start w:val="single" w:sz="4" w:space="0" w:color="999999"/>
@@ -12914,7 +13115,7 @@
         </w:tc>
         <w:tc>
           <w:tcPr>
-            <w:tcW w:w="2340" w:type="dxa"/>
+            <w:tcW w:w="1872" w:type="dxa"/>
             <w:tcBorders>
               <w:top w:val="single" w:sz="4" w:space="0" w:color="999999"/>
               <w:start w:val="single" w:sz="4" w:space="0" w:color="999999"/>
@@ -12941,28 +13142,55 @@
         </w:tc>
         <w:tc>
           <w:tcPr>
-            <w:tcW w:w="2339" w:type="dxa"/>
-            <w:tcBorders>
-              <w:top w:val="single" w:sz="4" w:space="0" w:color="999999"/>
-              <w:start w:val="single" w:sz="4" w:space="0" w:color="999999"/>
-              <w:bottom w:val="single" w:sz="4" w:space="0" w:color="999999"/>
-              <w:end w:val="single" w:sz="4" w:space="0" w:color="999999"/>
-            </w:tcBorders>
-          </w:tcPr>
-          <w:p>
-            <w:pPr>
-              <w:pStyle w:val="Normal"/>
-              <w:widowControl/>
-              <w:bidi w:val="0"/>
-              <w:spacing w:before="0" w:after="200"/>
-              <w:jc w:val="start"/>
-              <w:rPr/>
-            </w:pPr>
-            <w:r>
-              <w:rPr>
-                <w:sz w:val="18"/>
-              </w:rPr>
-              <w:t>Trimestral; menor</w:t>
+            <w:tcW w:w="1872" w:type="dxa"/>
+            <w:tcBorders>
+              <w:top w:val="single" w:sz="4" w:space="0" w:color="999999"/>
+              <w:start w:val="single" w:sz="4" w:space="0" w:color="999999"/>
+              <w:bottom w:val="single" w:sz="4" w:space="0" w:color="999999"/>
+              <w:end w:val="single" w:sz="4" w:space="0" w:color="999999"/>
+            </w:tcBorders>
+          </w:tcPr>
+          <w:p>
+            <w:pPr>
+              <w:pStyle w:val="Normal"/>
+              <w:widowControl/>
+              <w:bidi w:val="0"/>
+              <w:spacing w:before="0" w:after="200"/>
+              <w:jc w:val="start"/>
+              <w:rPr/>
+            </w:pPr>
+            <w:r>
+              <w:rPr>
+                <w:sz w:val="18"/>
+              </w:rPr>
+              <w:t>Trimestral</w:t>
+            </w:r>
+          </w:p>
+        </w:tc>
+        <w:tc>
+          <w:tcPr>
+            <w:tcW w:w="1872" w:type="dxa"/>
+            <w:tcBorders>
+              <w:top w:val="single" w:sz="4" w:space="0" w:color="999999"/>
+              <w:start w:val="single" w:sz="4" w:space="0" w:color="999999"/>
+              <w:bottom w:val="single" w:sz="4" w:space="0" w:color="999999"/>
+              <w:end w:val="single" w:sz="4" w:space="0" w:color="999999"/>
+            </w:tcBorders>
+          </w:tcPr>
+          <w:p>
+            <w:pPr>
+              <w:pStyle w:val="Normal"/>
+              <w:widowControl/>
+              <w:bidi w:val="0"/>
+              <w:spacing w:before="0" w:after="200"/>
+              <w:jc w:val="start"/>
+              <w:rPr/>
+            </w:pPr>
+            <w:r>
+              <w:rPr>
+                <w:sz w:val="18"/>
+              </w:rPr>
+              <w:t>Menor</w:t>
             </w:r>
           </w:p>
         </w:tc>
@@ -13107,7 +13335,7 @@
       </w:pPr>
       <w:r>
         <w:rPr/>
-        <w:t xml:space="preserve">A literatura converge para a manutenção como gestão de ativos e facilidades, combinando desempenho, governança, ambiente, ciclo de vida, custos e usuários (Nielsen, Sarasoja, and Galamba 2016; Opoku and Lee 2022; Okoro 2023). Embora 83,5% do núcleo temático se concentre entre 2019 e 2026 e BIM, </w:t>
+        <w:t xml:space="preserve">Em conjunto, a literatura converge para a manutenção como gestão de ativos e facilidades, combinando desempenho, governança, ambiente, ciclo de vida, custos e usuários (Nielsen, Sarasoja, and Galamba 2016; Opoku and Lee 2022; Okoro 2023). Embora 83,5% do núcleo temático se concentre entre 2019 e 2026 e BIM, </w:t>
       </w:r>
       <w:r>
         <w:rPr>
@@ -13130,7 +13358,7 @@
       </w:hyperlink>
       <w:r>
         <w:rPr/>
-        <w:t xml:space="preserve"> cobrem integração de dados, previsão, simulação e estruturação parcial, com desafios persistentes de interoperabilidade, validação e governança (Deng, Menassa, and Kamat 2021; Espinosa Gispert et al. 2025; Goretti and Kaming 2023; Das 2025; Alici 2026).</w:t>
+        <w:t xml:space="preserve"> cobrem integração de dados, previsão, simulação e estruturação parcial, com desafios persistentes de interoperabilidade, validação e governança.</w:t>
       </w:r>
     </w:p>
     <w:p>
@@ -13141,7 +13369,7 @@
       <w:bookmarkStart w:id="26" w:name="maturidade-e-transição-do-campo"/>
       <w:r>
         <w:rPr/>
-        <w:t>A busca de sensibilidade qualifica essa transição. Seus 17 registros ampliam modelos preditivos e diagnósticos, enquanto a conexão com validação externa, preferências institucionais, ponderação e vetos permanece fragmentada (Das 2025; Alfalah et al. 2022). Na interpretação do autor, a literatura ainda trata a decisão sobretudo como problema técnico; em portfólios públicos, ela também envolve responsabilidade fiscal, transparência e equidade entre comunidades acadêmicas.</w:t>
+        <w:t>Dos 17 registros incorporados pela busca de sensibilidade, a maior parte amplia modelos preditivos e diagnósticos, enquanto a conexão com validação externa, preferências institucionais, ponderação e vetos permanece fragmentada (Das 2025; Alfalah et al. 2022). Na interpretação do autor, a literatura ainda trata a decisão sobretudo como problema técnico; em portfólios públicos, ela também envolve responsabilidade fiscal, transparência e equidade entre comunidades acadêmicas.</w:t>
       </w:r>
       <w:bookmarkEnd w:id="26"/>
     </w:p>
@@ -13163,7 +13391,7 @@
       </w:pPr>
       <w:r>
         <w:rPr/>
-        <w:t xml:space="preserve">A presença de </w:t>
+        <w:t xml:space="preserve">Contudo, a presença de </w:t>
       </w:r>
       <w:r>
         <w:rPr>

--- a/artigo.docx
+++ b/artigo.docx
@@ -128,7 +128,7 @@
       </w:pPr>
       <w:r>
         <w:rPr/>
-        <w:t>A gestão de edificações públicas universitárias enfrenta uma tensão recorrente: intervenções visíveis ou urgentes competem por recursos com ações preventivas, ambientais, sociais e institucionais cujos benefícios se distribuem ao longo do ciclo de vida. Em universidades públicas, critérios transparentes reduzem a predominância de práticas reativas e fortalecem a justificativa técnica das prioridades (Lateef, Khamidi, and Idrus 2010; Barbosa et al. 2020). Nas universidades federais brasileiras, estudos registram fragmentação de cadastros, demanda acumulada, restrições orçamentárias e necessidade de integrar custos, ordens de serviço e condição dos ativos (Barbosa et al. 2020; Martins and Espejo 2024; Morais, Paula, and Reis 2023). A manutenção condiciona desempenho, segurança, durabilidade e continuidade dos serviços, em consonância com os requisitos de planejamento, controle e avaliação da NBR 5674 e com as responsabilidades administrativas do gestor público (Associação Brasileira de Normas Técnicas 2012; Araújo Neto 2015).</w:t>
+        <w:t>A gestão de edificações públicas universitárias enfrenta uma tensão recorrente, pois intervenções visíveis ou urgentes competem por recursos com ações preventivas, ambientais, sociais e institucionais cujos benefícios se distribuem ao longo do ciclo de vida. Em universidades públicas, critérios transparentes reduzem a predominância de práticas reativas e fortalecem a justificativa técnica das prioridades (Lateef, Khamidi, and Idrus 2010; Barbosa et al. 2020). Nas universidades federais brasileiras, estudos registram fragmentação de cadastros, demanda acumulada, restrições orçamentárias e necessidade de integrar custos, ordens de serviço e condição dos ativos (Barbosa et al. 2020; Martins and Espejo 2024; Morais, Paula, and Reis 2023). A manutenção condiciona desempenho, segurança, durabilidade e continuidade dos serviços, em consonância com os requisitos de planejamento, controle e avaliação da NBR 5674 e com as responsabilidades administrativas do gestor público (Associação Brasileira de Normas Técnicas 2012; Araújo Neto 2015).</w:t>
       </w:r>
     </w:p>
     <w:p>
@@ -223,7 +223,7 @@
       </w:pPr>
       <w:r>
         <w:rPr/>
-        <w:t xml:space="preserve">A literatura sustenta cinco correntes complementares: técnica-operacional, ambiental e de ciclo de vida, social e ocupacional, informacional e digital e integração multicritério (Nägeli et al. 2019; Nielsen, Sarasoja, and Galamba 2016; Alfalah et al. 2022; Deng, Menassa, and Kamat 2021; Masmoudi et al. 2026). Essa organização complementa a classificação empírica do corpus e orienta sua conversão em especificação operacional. MCDM designa </w:t>
+        <w:t xml:space="preserve">A literatura sustenta cinco correntes complementares, que abrangem as perspectivas técnica-operacional, ambiental e de ciclo de vida, social e ocupacional, informacional e digital e de integração multicritério (Nägeli et al. 2019; Nielsen, Sarasoja, and Galamba 2016; Alfalah et al. 2022; Deng, Menassa, and Kamat 2021; Masmoudi et al. 2026). Essa organização complementa a classificação empírica do corpus e orienta sua conversão em especificação operacional. MCDM designa </w:t>
       </w:r>
       <w:r>
         <w:rPr>
@@ -245,7 +245,7 @@
       </w:r>
       <w:r>
         <w:rPr/>
-        <w:t xml:space="preserve">; AHP, TOPSIS e ANP correspondem, respectivamente, a </w:t>
+        <w:t xml:space="preserve">. AHP, TOPSIS e ANP correspondem, respectivamente, a </w:t>
       </w:r>
       <w:r>
         <w:rPr>
@@ -1061,19 +1061,29 @@
         <w:pStyle w:val="BodyText"/>
         <w:rPr/>
       </w:pPr>
-      <w:bookmarkStart w:id="3" w:name="sec%3Arevisao"/>
-      <w:r>
-        <w:rPr/>
-        <w:t>Finalmente, a integração multicritério estrutura conflitos entre objetivos. AHP, TOPSIS e ANP apoiam ponderação e ordenação; Delphi, construção de consenso; métodos fuzzy, julgamentos linguísticos; e otimização, restrições e combinações (Alfalah et al. 2022; Naji, Gunduz, and Maki 2023; Masmoudi et al. 2026). A escolha deve refletir o problema decisório, a qualidade dos dados, a compensabilidade dos critérios e a capacidade dos usuários.</w:t>
-      </w:r>
-      <w:bookmarkEnd w:id="3"/>
+      <w:r>
+        <w:rPr/>
+        <w:t xml:space="preserve">Finalmente, a integração multicritério estrutura conflitos entre objetivos. AHP, TOPSIS e ANP apoiam a ponderação e a ordenação, enquanto o Delphi contribui para a construção de consenso. Métodos </w:t>
+      </w:r>
+      <w:r>
+        <w:rPr>
+          <w:i/>
+          <w:iCs/>
+        </w:rPr>
+        <w:t>fuzzy</w:t>
+      </w:r>
+      <w:r>
+        <w:rPr/>
+        <w:t xml:space="preserve"> permitem representar julgamentos linguísticos, e a otimização trata restrições e combinações (Alfalah et al. 2022; Naji, Gunduz, and Maki 2023; Masmoudi et al. 2026). A escolha deve refletir o problema decisório, a qualidade dos dados, a compensabilidade dos critérios e a capacidade dos usuários.</w:t>
+      </w:r>
+      <w:bookmarkEnd w:id="2"/>
     </w:p>
     <w:p>
       <w:pPr>
         <w:pStyle w:val="Heading1"/>
         <w:rPr/>
       </w:pPr>
-      <w:bookmarkStart w:id="4" w:name="sec%3Ametodologia"/>
+      <w:bookmarkStart w:id="3" w:name="sec%3Ametodologia"/>
       <w:r>
         <w:rPr/>
         <w:t>Procedimentos metodológicos</w:t>
@@ -1692,8 +1702,8 @@
         <w:pStyle w:val="Heading2"/>
         <w:rPr/>
       </w:pPr>
-      <w:bookmarkStart w:id="5" w:name="Xca0b6dcf81fd8d2c8a9c0a77c769b2ff979df2a"/>
-      <w:bookmarkEnd w:id="5"/>
+      <w:bookmarkStart w:id="4" w:name="Xca0b6dcf81fd8d2c8a9c0a77c769b2ff979df2a"/>
+      <w:bookmarkEnd w:id="4"/>
       <w:r>
         <w:rPr/>
         <w:t>Reprodutibilidade, ciência aberta e limites da automação</w:t>
@@ -1716,7 +1726,7 @@
       </w:pPr>
       <w:r>
         <w:rPr/>
-        <w:t>O caráter determinístico reduz variações de execução: a mesma entrada, versão do código e parâmetros produzem a mesma saída. A subjetividade permanece explicitada no manual de codificação, nos limiares, nas categorias, nas expressões de busca e nas decisões sobre casos duvidosos. A automação torna essas escolhas reproduzíveis e auditáveis.</w:t>
+        <w:t>O caráter determinístico reduz variações de execução, pois a mesma entrada, processada com a mesma versão do código e os mesmos parâmetros, produz a mesma saída. A subjetividade permanece explicitada no manual de codificação, nos limiares, nas categorias, nas expressões de busca e nas decisões sobre os casos duvidosos. A automação torna essas escolhas reproduzíveis e auditáveis.</w:t>
       </w:r>
     </w:p>
     <w:p>
@@ -2898,7 +2908,7 @@
       </w:pPr>
       <w:r>
         <w:rPr/>
-        <w:t>A busca principal abrangeu publicações de 2010 a 2026 nas bases Scopus, Web of Science e Crossref. Suas 13 consultas foram executadas em 8 de julho de 2026. Na Scopus, o enriquecimento manual realizado em 9 de julho de 2026, por casamento de EID com a exportação do site, identificou cinco registros existentes apenas no arquivo manual e os incorporou ao corpus. Na Web of Science, a recontagem do quarto arquivo corrigiu o total de 502 para 503 registros; tratou-se de correção do método de contagem, não de novo registro. As consultas principais foram organizadas em quatro eixos: manutenção e sustentabilidade; contexto público universitário; priorização da manutenção; e gestão de ativos no ciclo de vida.</w:t>
+        <w:t>A busca principal abrangeu publicações de 2010 a 2026 nas bases Scopus, Web of Science e Crossref. Suas 13 consultas foram executadas em 8 de julho de 2026. Na Scopus, o enriquecimento manual realizado em 9 de julho de 2026, por casamento de EID com a exportação do site, identificou cinco registros existentes apenas no arquivo manual e os incorporou ao corpus. Na Web of Science, a recontagem do quarto arquivo corrigiu o total de 502 para 503 registros. A diferença decorreu do método de contagem e não da inclusão de novo registro. As consultas principais abrangeram quatro eixos relacionados à manutenção e sustentabilidade, ao contexto público universitário, à priorização da manutenção e à gestão de ativos no ciclo de vida.</w:t>
       </w:r>
     </w:p>
     <w:p>
@@ -5253,16 +5263,16 @@
       <w:r>
         <w:rPr/>
       </w:r>
+      <w:bookmarkStart w:id="5" w:name="Xca0b6dcf81fd8d2c8a9c0a77c769b2ff979df2a"/>
       <w:bookmarkStart w:id="6" w:name="Xca0b6dcf81fd8d2c8a9c0a77c769b2ff979df2a"/>
-      <w:bookmarkStart w:id="7" w:name="Xca0b6dcf81fd8d2c8a9c0a77c769b2ff979df2a"/>
-      <w:bookmarkEnd w:id="7"/>
+      <w:bookmarkEnd w:id="6"/>
     </w:p>
     <w:p>
       <w:pPr>
         <w:pStyle w:val="Heading2"/>
         <w:rPr/>
       </w:pPr>
-      <w:bookmarkStart w:id="8" w:name="X961280b3a45a67e41e71da47b94b36fd32344d7"/>
+      <w:bookmarkStart w:id="7" w:name="X961280b3a45a67e41e71da47b94b36fd32344d7"/>
       <w:r>
         <w:rPr/>
         <w:t>Deduplicação e preservação da proveniência</w:t>
@@ -5303,19 +5313,19 @@
         <w:pStyle w:val="BodyText"/>
         <w:rPr/>
       </w:pPr>
-      <w:bookmarkStart w:id="9" w:name="X961280b3a45a67e41e71da47b94b36fd32344d7"/>
+      <w:bookmarkStart w:id="8" w:name="X961280b3a45a67e41e71da47b94b36fd32344d7"/>
       <w:r>
         <w:rPr/>
         <w:t>A aplicação dessas regras consolidou 12.118 ocorrências em 9.542 registros únicos e removeu 2.576 repetições. Dos 1.808 grupos com duplicidade, 1.635 foram agrupados por DOI e 173 por título normalizado; 98 conflitos de identificadores permaneceram separados. O procedimento adotou igualdade exata e preservou distinções entre trabalhos de evento e artigos posteriores. A Tabela S1 do material suplementar apresenta os indicadores completos.</w:t>
       </w:r>
-      <w:bookmarkEnd w:id="9"/>
+      <w:bookmarkEnd w:id="8"/>
     </w:p>
     <w:p>
       <w:pPr>
         <w:pStyle w:val="Heading2"/>
         <w:rPr/>
       </w:pPr>
-      <w:bookmarkStart w:id="10" w:name="X1a0c56458ef353c636b255008dfc2175e1ceed4"/>
+      <w:bookmarkStart w:id="9" w:name="X1a0c56458ef353c636b255008dfc2175e1ceed4"/>
       <w:r>
         <w:rPr/>
         <w:t>Triagem, auditoria e consolidação do núcleo</w:t>
@@ -5328,7 +5338,7 @@
       </w:pPr>
       <w:r>
         <w:rPr/>
-        <w:t>A pré-triagem dos 9.542 registros foi uma classificação automática determinística, sem uso de modelo de linguagem, baseada no casamento de expressões em título e resumo. O script atribuiu cinco classes: relevante, complementar, dúvida, irrelevante e sem resumo. Para aferir essa classificação, foi sorteada, com semente 42, uma amostra estratificada de 100 registros, equivalente a 1,0% do corpus único. Um único avaliador leu individualmente título e resumo e alterou 34 classificações; os outros 9.442 registros não foram lidos individualmente nessa auditoria amostral.</w:t>
+        <w:t>A pré-triagem dos 9.542 registros foi uma classificação automática determinística, sem uso de modelo de linguagem, baseada no casamento de expressões em título e resumo. O script distribuiu os registros em cinco classes, denominadas relevante, complementar, dúvida, irrelevante e sem resumo. Para avaliar essa classificação, foi sorteada, com semente 42, uma amostra estratificada de 100 registros, equivalente a 1,0% do corpus único. Um único avaliador leu individualmente o título e o resumo e alterou 34 classificações. Os outros 9.442 registros não foram lidos individualmente nessa auditoria amostral.</w:t>
       </w:r>
     </w:p>
     <w:p>
@@ -5338,7 +5348,7 @@
       </w:pPr>
       <w:r>
         <w:rPr/>
-        <w:t xml:space="preserve">O corte inicial reteve 3.786 registros: 3.472 classificados como relevantes e 314 casos de dúvida com apenas o bloco de objeto predial presente. Esses 314 registros integravam o universo total de 4.276 casos de dúvida, posteriormente reavaliado registro a registro; dessa resolução, 206 foram marcados como relevantes e 4.070 como descarte. Portanto, os 314 casos do corte inicial não foram somados novamente. Um script R apenas validou e aplicou as decisões por </w:t>
+        <w:t xml:space="preserve">O corte inicial reteve 3.786 registros, dos quais 3.472 foram classificados como relevantes e 314 correspondiam a casos de dúvida que apresentavam apenas o bloco de objeto predial. Esses 314 registros integravam o universo de 4.276 casos de dúvida, posteriormente reavaliados individualmente. Após essa reavaliação, 206 foram considerados relevantes e 4.070 foram descartados. Como os 314 casos do corte inicial já pertenciam a esse universo, eles não foram somados novamente. Um script em R somente validou e aplicou as decisões por </w:t>
       </w:r>
       <w:r>
         <w:rPr>
@@ -5348,7 +5358,7 @@
       </w:r>
       <w:r>
         <w:rPr/>
-        <w:t>, sem refazer a triagem. A documentação disponível preserva as decisões, regras, confiança e justificativas, mas não registra revisão independente nem procedimento de resolução de divergências entre avaliadores. O resultado foi um núcleo analítico revisado de 3.678 registros.</w:t>
+        <w:t>, sem refazer a triagem. A documentação disponível preserva as decisões, as regras, os níveis de confiança e as justificativas, mas não registra revisão independente nem procedimento de resolução de divergências entre avaliadores. O resultado foi um núcleo analítico revisado de 3.678 registros.</w:t>
       </w:r>
     </w:p>
     <w:p>
@@ -5358,7 +5368,7 @@
       </w:pPr>
       <w:r>
         <w:rPr/>
-        <w:t>Os 3.678 registros foram submetidos a duas camadas determinísticas em R, ambas sem modelo de linguagem e sem leitura de texto completo. A primeira reavaliou a força dos resumos e classificou 372 registros como estrato bibliométrico forte, 830 como descritivos, 157 como contextuais e 2.319 como descarte. A segunda pontuou o alinhamento às perguntas de pesquisa em título, resumo, palavras-chave e campos extraídos: 137 foram classificados como centrais, 651 como secundários, 375 como descritivos, 157 como contextuais e 2.358 como exclusão. Assim, 137 registros seguiram para auditoria qualitativa e 3.541 não foram selecionados para a análise central.</w:t>
+        <w:t>Os 3.678 registros foram submetidos a duas camadas determinísticas em R, ambas sem modelo de linguagem e sem leitura de texto completo. A primeira reavaliou a força dos resumos e classificou 372 registros como estrato bibliométrico forte, 830 como descritivos, 157 como contextuais e 2.319 como descarte. A segunda pontuou o alinhamento às perguntas de pesquisa considerando título, resumo, palavras-chave e campos extraídos. Foram classificados 137 registros como centrais, 651 como secundários, 375 como descritivos, 157 como contextuais e 2.358 como exclusão. Assim, 137 registros seguiram para auditoria qualitativa, enquanto 3.541 não foram selecionados para a análise central.</w:t>
       </w:r>
     </w:p>
     <w:p>
@@ -6614,19 +6624,19 @@
         <w:pStyle w:val="BodyText"/>
         <w:rPr/>
       </w:pPr>
-      <w:bookmarkStart w:id="11" w:name="X1a0c56458ef353c636b255008dfc2175e1ceed4"/>
-      <w:r>
-        <w:rPr/>
-        <w:t>A extração do núcleo final utilizou título, resumo, palavras-chave e campos estruturados para identificar dimensões de sustentabilidade, critérios de priorização, métodos de apoio à decisão, contexto da edificação, ODS, ESG e lacunas relacionadas a instituições públicas de ensino superior. A unidade de contagem foi o registro único. Campos com múltiplas categorias foram tratados como respostas múltiplas, mantendo um único identificador por estudo em cada categoria. Dimensão e critério são categorias analiticamente distintas: a dimensão é uma categoria-guarda-chuva (técnica-operacional, institucional, ambiental, ciclo de vida, econômica ou social), enquanto o critério é um atributo operacional específico dentro de uma dimensão; por isso, termos como energia, risco, conforto e segurança são contabilizados como critérios de priorização e não duplicam a contagem das seis dimensões-guarda-chuva. As definições, regras de inclusão e exclusão e exemplos de cada categoria estão detalhados em manual de codificação de apoio à extração, mantido no repositório da revisão.</w:t>
-      </w:r>
-      <w:bookmarkEnd w:id="11"/>
+      <w:bookmarkStart w:id="10" w:name="X1a0c56458ef353c636b255008dfc2175e1ceed4"/>
+      <w:r>
+        <w:rPr/>
+        <w:t>A extração do núcleo final utilizou título, resumo, palavras-chave e campos estruturados para identificar dimensões de sustentabilidade, critérios de priorização, métodos de apoio à decisão, contexto da edificação, ODS, ESG e lacunas relacionadas a instituições públicas de ensino superior. A unidade de contagem foi o registro único. Campos com múltiplas categorias foram tratados como respostas múltiplas, mantendo um único identificador por estudo em cada categoria. Dimensão e critério são categorias analiticamente distintas. A dimensão corresponde a uma categoria mais ampla, podendo ser técnica-operacional, institucional, ambiental, de ciclo de vida, econômica ou social. O critério representa um atributo operacional específico inserido em uma dessas dimensões. Por essa razão, termos como energia, risco, conforto e segurança são contabilizados como critérios de priorização e não duplicam a contagem das seis dimensões. As definições, as regras de inclusão e exclusão e os exemplos de cada categoria estão detalhados no manual de codificação utilizado como apoio à extração e mantido no repositório da revisão.</w:t>
+      </w:r>
+      <w:bookmarkEnd w:id="10"/>
     </w:p>
     <w:p>
       <w:pPr>
         <w:pStyle w:val="Heading2"/>
         <w:rPr/>
       </w:pPr>
-      <w:bookmarkStart w:id="12" w:name="sec%3Abuscaia"/>
+      <w:bookmarkStart w:id="11" w:name="sec%3Abuscaia"/>
       <w:r>
         <w:rPr/>
         <w:t>Busca complementar de sensibilidade para inteligência artificial e aprendizado de máquina</w:t>
@@ -6639,7 +6649,7 @@
       </w:pPr>
       <w:r>
         <w:rPr/>
-        <w:t>As quatro expressões booleanas do núcleo original (Tabela </w:t>
+        <w:t>As quatro expressões booleanas do núcleo original, apresentadas na Tabela </w:t>
       </w:r>
       <w:hyperlink w:anchor="tab%3Aestrategiabusca">
         <w:r>
@@ -6651,7 +6661,7 @@
       </w:hyperlink>
       <w:r>
         <w:rPr/>
-        <w:t>) recuperaram inteligência artificial (IA) e aprendizado de máquina apenas de forma incidental: nenhuma das questões originalmente formuladas (RQ0 a RQ5) continha dicionário de termos dedicado ao tema, e o método de decisão nomeado mais próximo (RQ3) cobre exclusivamente instrumentos multicritério, como MCDM, AHP e TOPSIS. Para verificar se essa lacuna subestimava a presença do tema no campo, uma busca complementar de sensibilidade foi conduzida nas mesmas três bases, com expressões voltadas explicitamente a IA e aprendizado de máquina aplicados a manutenção e gestão predial, recuperando 3.169 registros na Scopus, 1.559 na Web of Science e 2.000 no Crossref, totalizando 6.728 ocorrências brutas.</w:t>
+        <w:t>, recuperaram inteligência artificial (IA) e aprendizado de máquina apenas de forma incidental, pois nenhuma das questões originalmente formuladas, de RQ0 a RQ5, continha um dicionário de termos dedicado ao tema. Além disso, o método de decisão nomeado mais próximo, associado à RQ3, abrangia exclusivamente instrumentos multicritério, como MCDM, AHP e TOPSIS. Para verificar se essa lacuna subestimava a presença do tema no campo, uma busca complementar de sensibilidade foi conduzida nas mesmas três bases, com expressões voltadas explicitamente a IA e aprendizado de máquina aplicados a manutenção e gestão predial, recuperando 3.169 registros na Scopus, 1.559 na Web of Science e 2.000 no Crossref, totalizando 6.728 ocorrências brutas.</w:t>
       </w:r>
     </w:p>
     <w:p>
@@ -6661,7 +6671,7 @@
       </w:pPr>
       <w:r>
         <w:rPr/>
-        <w:t>Os registros da busca de sensibilidade foram normalizados no mesmo esquema de campos do núcleo original e deduplicados em cascata: DOI normalizado, identificador próprio de fonte, título normalizado exato e título aproximado com confirmação por ano, autor ou periódico, aplicada intra-base, entre bases e contra o corpus consolidado de 9.542 registros. Do total bruto, 359 já constavam do corpus original e 4.889 registros únicos seguiram para auditoria temática.</w:t>
+        <w:t>Os registros da busca de sensibilidade foram normalizados no mesmo esquema de campos do núcleo original e deduplicados em cascata, considerando primeiro o DOI normalizado, depois o identificador próprio da fonte, o título normalizado exato e, por último, o título aproximado com confirmação pelo ano, autor ou periódico. O procedimento foi aplicado dentro de cada base, entre as bases e contra o corpus consolidado de 9.542 registros. Do total bruto, 359 registros já constavam do corpus original e 4.889 registros únicos seguiram para auditoria temática.</w:t>
       </w:r>
     </w:p>
     <w:p>
@@ -6671,7 +6681,7 @@
       </w:pPr>
       <w:r>
         <w:rPr/>
-        <w:t xml:space="preserve">Uma nova pergunta de pesquisa (RQ6), dedicada a IA e aprendizado de máquina, foi formalizada em manual de codificação próprio, com dois níveis de termos: um conjunto que confirma isoladamente uma técnica computacional (por exemplo, </w:t>
+        <w:t xml:space="preserve">Uma nova pergunta de pesquisa, dedicada à inteligência artificial e ao aprendizado de máquina, foi formalizada como RQ6 e recebeu um manual de codificação próprio, estruturado em dois níveis de termos. O primeiro reúne expressões que confirmam isoladamente uma técnica computacional, como </w:t>
       </w:r>
       <w:r>
         <w:rPr>
@@ -6704,7 +6714,7 @@
       </w:r>
       <w:r>
         <w:rPr/>
-        <w:t xml:space="preserve">, </w:t>
+        <w:t xml:space="preserve"> e </w:t>
       </w:r>
       <w:r>
         <w:rPr>
@@ -6715,7 +6725,7 @@
       </w:r>
       <w:r>
         <w:rPr/>
-        <w:t xml:space="preserve">) e outro de termos ambíguos que exigem contexto adicional e nunca confirmam IA isoladamente (por exemplo, manutenção preditiva, BIM, </w:t>
+        <w:t xml:space="preserve">. O segundo reúne termos ambíguos que exigem contexto adicional e não confirmam isoladamente o uso de inteligência artificial, como manutenção preditiva, BIM, </w:t>
       </w:r>
       <w:r>
         <w:rPr>
@@ -6737,7 +6747,7 @@
       </w:r>
       <w:r>
         <w:rPr/>
-        <w:t xml:space="preserve"> fora de contexto de algoritmo treinado). Essa distinção evita tratar manutenção preditiva, BIM ou </w:t>
+        <w:t xml:space="preserve"> fora do contexto de algoritmo treinado. Essa distinção evita tratar manutenção preditiva, BIM ou </w:t>
       </w:r>
       <w:r>
         <w:rPr>
@@ -6748,7 +6758,7 @@
       </w:r>
       <w:r>
         <w:rPr/>
-        <w:t xml:space="preserve"> como sinônimos de IA, pois plataformas digitais, modelos treinados e mecanismos de decisão ocupam níveis analíticos distintos (Deng, Menassa, and Kamat 2021; Das 2025). Os 4.889 registros foram classificados, sem amostragem, em seis classes de evidência de IA e aprendizado de máquina; os registros sem resumo disponível na fonte, concentrados no Crossref, receberam nível de confiança rebaixado por definição.</w:t>
+        <w:t xml:space="preserve"> como sinônimos de IA, pois plataformas digitais, modelos treinados e mecanismos de decisão ocupam níveis analíticos distintos (Deng, Menassa, and Kamat 2021; Das 2025). Os 4.889 registros foram classificados, sem amostragem, em seis classes de evidência de IA e aprendizado de máquina. Os registros sem resumo disponível na fonte, concentrados no Crossref, receberam nível de confiança rebaixado por definição.</w:t>
       </w:r>
     </w:p>
     <w:p>
@@ -6756,21 +6766,21 @@
         <w:pStyle w:val="BodyText"/>
         <w:rPr/>
       </w:pPr>
-      <w:bookmarkStart w:id="13" w:name="sec%3Ametodologia"/>
-      <w:bookmarkStart w:id="14" w:name="sec%3Abuscaia"/>
-      <w:r>
-        <w:rPr/>
-        <w:t>A classificação produziu 20 candidatos novos ao núcleo. A revisão individual de título e resumo removeu oito cuja aplicação, apesar de tecnicamente confirmada, ocorria em domínio industrial, aeroespacial ou veicular sem relação com edificações, restando 12 novos registros. Sete registros já pertencentes ao corpus original, previamente classificados como secundários ou excluídos por um dicionário que não reconhecia IA, foram reavaliados sob a RQ6: cinco foram promovidos ao núcleo principal e dois permaneceram secundários, por não apresentarem, no resumo disponível, relação explícita com manutenção predial. Ao final, 17 registros passaram a integrar o núcleo temático, elevando-o de 104 para 121 registros, com extração qualitativa de dimensões, critérios, métodos e contexto realizada sob o mesmo vocabulário fechado e os mesmos procedimentos do núcleo original, sem leitura de texto completo.</w:t>
-      </w:r>
+      <w:bookmarkStart w:id="12" w:name="sec%3Ametodologia"/>
+      <w:bookmarkStart w:id="13" w:name="sec%3Abuscaia"/>
+      <w:r>
+        <w:rPr/>
+        <w:t>A classificação produziu 20 candidatos novos ao núcleo. A revisão individual de título e resumo removeu oito cuja aplicação, apesar de tecnicamente confirmada, ocorria em domínio industrial, aeroespacial ou veicular sem relação com edificações, restando 12 novos registros. Sete registros que já pertenciam ao corpus original, previamente classificados como secundários ou excluídos por um dicionário que não reconhecia IA, foram reavaliados sob a RQ6. Cinco foram promovidos ao núcleo principal, enquanto dois permaneceram como secundários por não apresentarem, no resumo disponível, relação explícita com a manutenção predial. Ao final, 17 registros passaram a integrar o núcleo temático, elevando-o de 104 para 121 registros, com extração qualitativa de dimensões, critérios, métodos e contexto realizada sob o mesmo vocabulário fechado e os mesmos procedimentos do núcleo original, sem leitura de texto completo.</w:t>
+      </w:r>
+      <w:bookmarkEnd w:id="12"/>
       <w:bookmarkEnd w:id="13"/>
-      <w:bookmarkEnd w:id="14"/>
     </w:p>
     <w:p>
       <w:pPr>
         <w:pStyle w:val="Heading1"/>
         <w:rPr/>
       </w:pPr>
-      <w:bookmarkStart w:id="15" w:name="sec%3Apanorama"/>
+      <w:bookmarkStart w:id="14" w:name="sec%3Apanorama"/>
       <w:r>
         <w:rPr/>
         <w:t>Panorama do núcleo temático</w:t>
@@ -6783,7 +6793,7 @@
       </w:pPr>
       <w:r>
         <w:rPr/>
-        <w:t>O núcleo temático vigente reúne 121 registros publicados entre 2010 e 2026: 104 do núcleo original e 17 incorporados pela busca de sensibilidade para inteligência artificial e aprendizado de máquina (Seção </w:t>
+        <w:t>O núcleo temático vigente reúne 121 registros publicados entre 2010 e 2026, dos quais 104 pertencem ao núcleo original e 17 foram incorporados pela busca de sensibilidade para inteligência artificial e aprendizado de máquina (Seção </w:t>
       </w:r>
       <w:hyperlink w:anchor="sec%3Abuscaia">
         <w:r>
@@ -6883,7 +6893,7 @@
       </w:pPr>
       <w:r>
         <w:rPr/>
-        <w:t xml:space="preserve">Os tipos documentais também foram harmonizados: </w:t>
+        <w:t xml:space="preserve">Os tipos documentais também foram harmonizados. Os rótulos </w:t>
       </w:r>
       <w:r>
         <w:rPr>
@@ -6916,7 +6926,7 @@
       </w:r>
       <w:r>
         <w:rPr/>
-        <w:t xml:space="preserve"> formam a categoria artigo de periódico; </w:t>
+        <w:t xml:space="preserve"> passaram a integrar a categoria artigo de periódico. </w:t>
       </w:r>
       <w:r>
         <w:rPr>
@@ -6938,7 +6948,7 @@
       </w:r>
       <w:r>
         <w:rPr/>
-        <w:t xml:space="preserve">, trabalho em evento; </w:t>
+        <w:t xml:space="preserve"> foram classificados como trabalhos em evento, enquanto </w:t>
       </w:r>
       <w:r>
         <w:rPr>
@@ -6960,7 +6970,7 @@
       </w:r>
       <w:r>
         <w:rPr/>
-        <w:t>, livro ou série de livro. A Tabela </w:t>
+        <w:t xml:space="preserve"> foram reunidos como livro ou série de livro. A Tabela </w:t>
       </w:r>
       <w:hyperlink w:anchor="tab%3Abasetipo">
         <w:r>
@@ -7791,19 +7801,19 @@
         <w:pStyle w:val="BodyText"/>
         <w:rPr/>
       </w:pPr>
-      <w:bookmarkStart w:id="16" w:name="sec%3Apanorama"/>
+      <w:bookmarkStart w:id="15" w:name="sec%3Apanorama"/>
       <w:r>
         <w:rPr/>
         <w:t>A composição indica predomínio de artigos de periódico e forte presença da Scopus. A sobreposição entre bases registra caminhos de recuperação do mesmo estudo, enquanto a avaliação da evidência depende do conteúdo de cada registro.</w:t>
       </w:r>
-      <w:bookmarkEnd w:id="16"/>
+      <w:bookmarkEnd w:id="15"/>
     </w:p>
     <w:p>
       <w:pPr>
         <w:pStyle w:val="Heading1"/>
         <w:rPr/>
       </w:pPr>
-      <w:bookmarkStart w:id="17" w:name="sec%3Abibliometriaampliada"/>
+      <w:bookmarkStart w:id="16" w:name="sec%3Abibliometriaampliada"/>
       <w:r>
         <w:rPr/>
         <w:t>Estrutura bibliométrica do campo</w:t>
@@ -7848,7 +7858,7 @@
       </w:r>
       <w:r>
         <w:rPr/>
-        <w:t xml:space="preserve"> e BIM. A rede considera coocorrência no mesmo registro normalizada pelo cosseno das frequências marginais; o mapa temático posiciona os 40 termos mais frequentes por centralidade externa e densidade interna; e a evolução compara 157 registros de 2010–2020 com 215 de 2021–2026. Essas medidas descrevem associações documentais, com interpretação restrita à estrutura temática do corpus.</w:t>
+        <w:t xml:space="preserve"> e BIM. A rede considera a coocorrência no mesmo registro, normalizada pelo cosseno das frequências marginais. O mapa temático posiciona os 40 termos mais frequentes por centralidade externa e densidade interna, enquanto a evolução compara 157 registros de 2010–2020 com 215 de 2021–2026. Essas medidas descrevem associações documentais, com interpretação restrita à estrutura temática do corpus.</w:t>
       </w:r>
     </w:p>
     <w:p>
@@ -8025,7 +8035,7 @@
       </w:r>
       <w:r>
         <w:rPr/>
-        <w:t>, com centralidade e densidade acima das medianas; o segundo aproximou gestão de facilidades, edifícios inteligentes e manutenção preditiva, com elevada centralidade e menor densidade interna. Edificações verdes, avaliação do ciclo de vida e desenvolvimento sustentável formaram grupos mais especializados, enquanto energia, emissões e operação predial permaneceram semanticamente heterogêneas.</w:t>
+        <w:t>, com centralidade e densidade acima das medianas. O segundo aproximou gestão de facilidades, edifícios inteligentes e manutenção preditiva, com elevada centralidade e menor densidade interna. Edificações verdes, avaliação do ciclo de vida e desenvolvimento sustentável formaram grupos mais especializados, enquanto energia, emissões e operação predial permaneceram semanticamente heterogêneas.</w:t>
       </w:r>
     </w:p>
     <w:p>
@@ -8114,7 +8124,7 @@
       </w:r>
       <w:r>
         <w:rPr/>
-        <w:t>, manutenção preditiva, operação e desempenho; gestão de facilidades, a desempenho, operação e manutenção, gestão de ativos e internet das coisas. Em outro agrupamento, avaliação do ciclo de vida aproxima-se de edificações residenciais e desenvolvimento sustentável. As ligações registram vocabulários compartilhados e orientam a síntese temática subsequente.</w:t>
+        <w:t>, manutenção preditiva, operação e desempenho, enquanto gestão de facilidades se relaciona a desempenho, operação e manutenção, gestão de ativos e internet das coisas. Em outro agrupamento, avaliação do ciclo de vida aproxima-se de edificações residenciais e desenvolvimento sustentável. As ligações registram vocabulários compartilhados e orientam a síntese temática subsequente.</w:t>
       </w:r>
     </w:p>
     <w:p>
@@ -8282,14 +8292,14 @@
         <w:rPr/>
         <w:t>, carbono, ciclo de vida e manutenção preditiva. A síntese dos 121 registros, apresentada a seguir, verifica como essa transição se converte em dimensões, critérios, métodos e regras aplicáveis à priorização pública universitária.</w:t>
       </w:r>
-      <w:bookmarkEnd w:id="17"/>
+      <w:bookmarkEnd w:id="16"/>
     </w:p>
     <w:p>
       <w:pPr>
         <w:pStyle w:val="Heading1"/>
         <w:rPr/>
       </w:pPr>
-      <w:bookmarkStart w:id="18" w:name="sec%3Acriterios"/>
+      <w:bookmarkStart w:id="17" w:name="sec%3Acriterios"/>
       <w:r>
         <w:rPr/>
         <w:t>Critérios de sustentabilidade e priorização</w:t>
@@ -8302,7 +8312,7 @@
       </w:pPr>
       <w:r>
         <w:rPr/>
-        <w:t>A análise das dimensões revelou seis categorias com respostas múltiplas: técnica-operacional em 116 registros, institucional em 97, ambiental em 92, ciclo de vida em 65, econômica em 63 e social em 59. O predomínio das duas primeiras reflete a amplitude do manual de codificação e descreve a composição documental do núcleo. O resultado converge com a gestão sustentável de facilidades, que articula impactos ambientais, sociais e econômicos nos níveis estratégico, tático e operacional (Nielsen, Sarasoja, and Galamba 2016; Okoro 2023), e com avaliações educacionais que integram desempenho, energia, conforto e usuários (Alfalah et al. 2022).</w:t>
+        <w:t>Foram identificadas seis dimensões com respostas múltiplas. A dimensão técnica-operacional apareceu em 116 registros, a institucional em 97, a ambiental em 92, a de ciclo de vida em 65, a econômica em 63 e a social em 59. O predomínio das duas primeiras reflete a amplitude do manual de codificação e descreve a composição documental do núcleo. O resultado converge com a gestão sustentável de facilidades, que articula impactos ambientais, sociais e econômicos nos níveis estratégico, tático e operacional (Nielsen, Sarasoja, and Galamba 2016; Okoro 2023), e com avaliações educacionais que integram desempenho, energia, conforto e usuários (Alfalah et al. 2022).</w:t>
       </w:r>
     </w:p>
     <w:p>
@@ -9764,7 +9774,7 @@
       </w:pPr>
       <w:r>
         <w:rPr/>
-        <w:t>Na gestão pública universitária, desempenho sustenta indicadores de continuidade e falha; informação, requisitos de rastreabilidade; e custo, a distinção entre correção emergencial, manutenção planejada e renovação. Registros de pagamento e planejamento conjunto de manutenção, renovação e energia reforçam essa combinação (Kim et al. 2018; Nägeli et al. 2019).</w:t>
+        <w:t>Na gestão pública universitária, o desempenho sustenta indicadores relacionados à continuidade e às falhas. A informação oferece as condições necessárias à rastreabilidade, enquanto o custo permite distinguir correções emergenciais, manutenção planejada e renovação. Registros de pagamento e planejamento conjunto de manutenção, renovação e energia reforçam essa combinação (Kim et al. 2018; Nägeli et al. 2019).</w:t>
       </w:r>
     </w:p>
     <w:p>
@@ -9772,19 +9782,19 @@
         <w:pStyle w:val="BodyText"/>
         <w:rPr/>
       </w:pPr>
-      <w:bookmarkStart w:id="19" w:name="sec%3Acriterios"/>
+      <w:bookmarkStart w:id="18" w:name="sec%3Acriterios"/>
       <w:r>
         <w:rPr/>
         <w:t>As leituras integrais qualificam relações entre os critérios. Operação e manutenção podem superar 80% do custo total do ciclo de vida, enquanto seus custos anuais podem representar de 50% a 70% dos custos operacionais, bases de cálculo que devem permanecer distintas (Aliu et al. 2025). Decisões de concepção podem evitar até 50% das dificuldades de manutenção (Othman and Kamal 2023); em sistemas vegetados verticais, acesso, irrigação, drenagem, segurança, degradação e coordenação conectam manutenibilidade a desempenho, custo, risco e recursos (Chew and Conejos 2016; Conejos, Chew, and Azril 2019).</w:t>
       </w:r>
-      <w:bookmarkEnd w:id="19"/>
+      <w:bookmarkEnd w:id="18"/>
     </w:p>
     <w:p>
       <w:pPr>
         <w:pStyle w:val="Heading1"/>
         <w:rPr/>
       </w:pPr>
-      <w:bookmarkStart w:id="20" w:name="sec%3Ametodos"/>
+      <w:bookmarkStart w:id="19" w:name="sec%3Ametodos"/>
       <w:r>
         <w:rPr/>
         <w:t>Métodos de apoio à decisão</w:t>
@@ -9937,7 +9947,7 @@
       </w:r>
       <w:r>
         <w:rPr/>
-        <w:t xml:space="preserve"> em 11 (9,1%). A busca de sensibilidade elevou o aprendizado de máquina de nove para 26 registros (21,5%), resultado diretamente associado ao enriquecimento temático da rodada complementar. Para a especificação proposta, a arquitetura informacional pode começar com planilhas, cadastros, inspeções e ordens de serviço e evoluir para plataformas digitais e módulos preditivos conforme a qualidade dos dados. As aplicações multicritério cumprem funções distintas: ANP difuso na avaliação de edifícios educacionais (Alfalah et al. 2022), Delphi modificado na gestão de </w:t>
+        <w:t xml:space="preserve"> em 11 (9,1%). A busca de sensibilidade elevou o aprendizado de máquina de nove para 26 registros (21,5%), resultado diretamente associado ao enriquecimento temático da rodada complementar. Para a especificação proposta, a arquitetura informacional pode começar com planilhas, cadastros, inspeções e ordens de serviço e evoluir para plataformas digitais e módulos preditivos conforme a qualidade dos dados. As aplicações multicritério desempenham funções distintas. Entre os exemplos identificados estão o ANP difuso na avaliação de edifícios educacionais (Alfalah et al. 2022), o Delphi modificado na gestão de </w:t>
       </w:r>
       <w:r>
         <w:rPr>
@@ -9948,7 +9958,7 @@
       </w:r>
       <w:r>
         <w:rPr/>
-        <w:t xml:space="preserve"> (Naji, Gunduz, and Maki 2023) e AHP, TOPSIS e otimização na alocação de prestadores públicos (Masmoudi et al. 2026).</w:t>
+        <w:t xml:space="preserve"> (Naji, Gunduz, and Maki 2023) e a combinação de AHP, TOPSIS e otimização na alocação de prestadores públicos (Masmoudi et al. 2026).</w:t>
       </w:r>
     </w:p>
     <w:p>
@@ -9958,7 +9968,7 @@
       </w:pPr>
       <w:r>
         <w:rPr/>
-        <w:t xml:space="preserve">A leitura integral do lote incorporado esclarece a RQ6 ao separar produção de variáveis operacionais e governança decisória. Modelos de aprendizado de máquina estimaram demanda de ventilação, com economia de até 7,5% frente ao controle tradicional (Motuzienė et al. 2025); vida útil de componentes por regressão em grafos, com </w:t>
+        <w:t xml:space="preserve">A leitura integral do lote incorporado esclarece a RQ6 ao separar produção de variáveis operacionais e governança decisória. Os modelos de aprendizado de máquina foram utilizados para estimar a demanda de ventilação, com economia de até 7,5% em relação ao controle tradicional (Motuzienė et al. 2025), e a vida útil de componentes por regressão em grafos, com </w:t>
       </w:r>
       <w:r>
         <w:rPr/>
@@ -9991,7 +10001,7 @@
       </m:oMath>
       <w:r>
         <w:rPr/>
-        <w:t xml:space="preserve"> para a GCN (Wu and Mundt-Petersen 2025); e consumo de eletricidade, gás e água com conjuntos separados de treino, validação e teste (Suh and Chang 2012). Diagnóstico, classificação de danos e apoio operacional completam o lote, mantendo a caracterização por resumo nos casos sem texto integral.</w:t>
+        <w:t xml:space="preserve"> para a GCN (Wu and Mundt-Petersen 2025). Também foram empregados para estimar o consumo de eletricidade, gás e água com conjuntos separados de treinamento, validação e teste (Suh and Chang 2012). Diagnóstico, classificação de danos e apoio operacional completam o lote, mantendo a caracterização por resumo nos casos sem texto integral.</w:t>
       </w:r>
     </w:p>
     <w:p>
@@ -10034,14 +10044,14 @@
         <w:rPr/>
         <w:t xml:space="preserve"> em estágios parciais de controle, otimização e retroalimentação (Deng, Menassa, and Kamat 2021); outros trabalhos desenvolveram ontologia de ativos, BIM 7D e comparação de estratégias por simulação (Espinosa Gispert et al. 2025; Goretti and Kaming 2023; Ferreira et al. 2020). No plano decisório, aparecem Lean Six Sigma, abordagem de melhoria contínua que combina redução de desperdícios e controle da variação pelo ciclo DMAIC (definir, medir, analisar, melhorar e controlar), avaliação sintética fuzzy e raciocínio baseado em casos com Fuzzy-AHP (Aldairi, Khan, and Munive-Hernandez 2017; Yoon and Cha 2018; Park, Kwon, and Ahn 2019). Esses casos distinguem menção conceitual, aplicação formal e validação empírica e orientam a escolha contextual do método.</w:t>
       </w:r>
-      <w:bookmarkEnd w:id="20"/>
+      <w:bookmarkEnd w:id="19"/>
     </w:p>
     <w:p>
       <w:pPr>
         <w:pStyle w:val="Heading1"/>
         <w:rPr/>
       </w:pPr>
-      <w:bookmarkStart w:id="21" w:name="sec%3Aaplicabilidade"/>
+      <w:bookmarkStart w:id="20" w:name="sec%3Aaplicabilidade"/>
       <w:r>
         <w:rPr/>
         <w:t>Aplicabilidade a edificações públicas universitárias</w:t>
@@ -11293,7 +11303,7 @@
       </w:pPr>
       <w:r>
         <w:rPr/>
-        <w:t>Contextos africanos acrescentam resiliência, governança, usuários e continuidade acadêmica à condição física (Awuzie and Isa 2017; Ndukuba 2025). Esses achados funcionam como hipóteses de transferência para validação brasileira. Em texto completo, um instrumento estrangeiro exigiu adaptação e concordância profissional em hospital público (Talib, Rajagopalan, and Yang 2013); três projetos mostraram perdas de informação entre construção e operação, enfrentadas por BIM, entrega suave (</w:t>
+        <w:t>Contextos africanos acrescentam resiliência, governança, usuários e continuidade acadêmica à condição física (Awuzie and Isa 2017; Ndukuba 2025). Esses achados funcionam como hipóteses de transferência para validação brasileira. Em texto completo, um instrumento estrangeiro exigiu adaptação e concordância profissional para aplicação em hospital público (Talib, Rajagopalan, and Yang 2013). Outros três projetos identificaram perdas de informação entre construção e operação e recorreram ao BIM, à entrega suave (</w:t>
       </w:r>
       <w:r>
         <w:rPr>
@@ -11304,16 +11314,16 @@
       </w:r>
       <w:r>
         <w:rPr/>
-        <w:t>) e comunicação (Tan, Zaman, and Sutrisna 2018). Em conjunto, as evidências sustentam governança da informação e validação contextual da especificação.</w:t>
-      </w:r>
-      <w:bookmarkEnd w:id="21"/>
+        <w:t>) e à comunicação para enfrentar o problema (Tan, Zaman, and Sutrisna 2018). Em conjunto, as evidências sustentam governança da informação e validação contextual da especificação.</w:t>
+      </w:r>
+      <w:bookmarkEnd w:id="20"/>
     </w:p>
     <w:p>
       <w:pPr>
         <w:pStyle w:val="Heading1"/>
         <w:rPr/>
       </w:pPr>
-      <w:bookmarkStart w:id="22" w:name="sec%3Amatriz"/>
+      <w:bookmarkStart w:id="21" w:name="sec%3Amatriz"/>
       <w:r>
         <w:rPr/>
         <w:t>Matriz de indicadores e fluxo para parametrização multicritério</w:t>
@@ -11348,7 +11358,7 @@
       </w:r>
       <w:r>
         <w:rPr/>
-        <w:t xml:space="preserve"> aparecem juntos em 90 registros; informação e dados têm 75 coocorrências com </w:t>
+        <w:t xml:space="preserve"> aparecem juntos em 90 registros. Informação e dados têm 75 coocorrências com </w:t>
       </w:r>
       <w:r>
         <w:rPr>
@@ -11358,7 +11368,7 @@
       </w:r>
       <w:r>
         <w:rPr/>
-        <w:t xml:space="preserve"> e 28 com BIM; custo e </w:t>
+        <w:t xml:space="preserve"> e 28 com BIM. A associação de custo com </w:t>
       </w:r>
       <w:r>
         <w:rPr>
@@ -11368,7 +11378,7 @@
       </w:r>
       <w:r>
         <w:rPr/>
-        <w:t>, 57; e vida útil e custo do ciclo de vida, 16. As coocorrências descrevem associações de codificação e orientam a análise das combinações recorrentes.</w:t>
+        <w:t xml:space="preserve"> aparece em 57 registros, enquanto vida útil e custo do ciclo de vida apresentam 16 coocorrências. Essas relações descrevem associações de codificação e orientam a análise das combinações recorrentes.</w:t>
       </w:r>
     </w:p>
     <w:p>
@@ -11446,7 +11456,7 @@
       </w:hyperlink>
       <w:r>
         <w:rPr/>
-        <w:t xml:space="preserve"> reorganiza essas relações em cinco dimensões. A técnica-operacional apresenta 100 coocorrências com </w:t>
+        <w:t xml:space="preserve"> reorganiza essas relações em cinco dimensões. A dimensão técnica-operacional apresenta 100 coocorrências com </w:t>
       </w:r>
       <w:r>
         <w:rPr>
@@ -11466,7 +11476,7 @@
       </w:r>
       <w:r>
         <w:rPr/>
-        <w:t xml:space="preserve"> e 28 com BIM; a institucional tem 88, a ambiental 81, a econômica 56 e a social 54 coocorrências com </w:t>
+        <w:t xml:space="preserve"> e 28 com BIM. Em relação ao </w:t>
       </w:r>
       <w:r>
         <w:rPr>
@@ -11476,7 +11486,7 @@
       </w:r>
       <w:r>
         <w:rPr/>
-        <w:t>. Identificada em 65 registros, a dimensão ciclo de vida atua transversalmente entre desempenho, custos e impactos no tempo.</w:t>
+        <w:t>, a dimensão institucional apresenta 88 coocorrências, a ambiental 81, a econômica 56 e a social 54. Identificada em 65 registros, a dimensão ciclo de vida atua transversalmente entre desempenho, custos e impactos no tempo.</w:t>
       </w:r>
     </w:p>
     <w:p>
@@ -11542,7 +11552,7 @@
       </w:pPr>
       <w:r>
         <w:rPr/>
-        <w:t>A matriz separa evidência extraída e especificação autoral. Energia, emissões, água e resíduos compõem a dimensão ambiental; custo, a econômica; segurança, conforto e satisfação, a social; e desempenho, informação, vida útil, risco, condição, manutenibilidade e qualidade do serviço, a técnica-operacional. A dimensão institucional, presente em 97 registros, fundamenta os desdobramentos candidatos de conformidade, governança e capacidade de execução. As frequências sustentam a seleção inicial, enquanto pesos e importância normativa serão definidos na validação institucional.</w:t>
+        <w:t>A matriz separa evidência extraída e especificação autoral. A dimensão ambiental reúne energia, emissões, água e resíduos, enquanto o custo constitui a dimensão econômica. Segurança, conforto e satisfação integram a dimensão social. A dimensão técnica-operacional abrange desempenho, informação, vida útil, risco, condição, manutenibilidade e qualidade do serviço. A dimensão institucional, presente em 97 registros, fundamenta os desdobramentos candidatos de conformidade, governança e capacidade de execução. As frequências sustentam a seleção inicial, enquanto pesos e importância normativa serão definidos na validação institucional.</w:t>
       </w:r>
     </w:p>
     <w:p>
@@ -11594,14 +11604,15 @@
         <w:tblLook w:val="04a0" w:noHBand="0" w:noVBand="1" w:firstColumn="1" w:lastRow="0" w:lastColumn="0" w:firstRow="1"/>
       </w:tblPr>
       <w:tblGrid>
-        <w:gridCol w:w="4680"/>
-        <w:gridCol w:w="4679"/>
+        <w:gridCol w:w="3120"/>
+        <w:gridCol w:w="3120"/>
+        <w:gridCol w:w="3120"/>
       </w:tblGrid>
       <w:tr>
         <w:trPr/>
         <w:tc>
           <w:tcPr>
-            <w:tcW w:w="4680" w:type="dxa"/>
+            <w:tcW w:w="3120" w:type="dxa"/>
             <w:tcBorders>
               <w:top w:val="single" w:sz="4" w:space="0" w:color="999999"/>
               <w:start w:val="single" w:sz="4" w:space="0" w:color="999999"/>
@@ -11623,13 +11634,41 @@
                 <w:b/>
                 <w:sz w:val="18"/>
               </w:rPr>
-              <w:t>Dimensão e critério</w:t>
-            </w:r>
-          </w:p>
-        </w:tc>
-        <w:tc>
-          <w:tcPr>
-            <w:tcW w:w="4679" w:type="dxa"/>
+              <w:t>Dimensão</w:t>
+            </w:r>
+          </w:p>
+        </w:tc>
+        <w:tc>
+          <w:tcPr>
+            <w:tcW w:w="3120" w:type="dxa"/>
+            <w:tcBorders>
+              <w:top w:val="single" w:sz="4" w:space="0" w:color="999999"/>
+              <w:start w:val="single" w:sz="4" w:space="0" w:color="999999"/>
+              <w:bottom w:val="single" w:sz="4" w:space="0" w:color="999999"/>
+              <w:end w:val="single" w:sz="4" w:space="0" w:color="999999"/>
+            </w:tcBorders>
+          </w:tcPr>
+          <w:p>
+            <w:pPr>
+              <w:pStyle w:val="Normal"/>
+              <w:widowControl/>
+              <w:bidi w:val="0"/>
+              <w:spacing w:before="0" w:after="200"/>
+              <w:jc w:val="start"/>
+              <w:rPr/>
+            </w:pPr>
+            <w:r>
+              <w:rPr>
+                <w:b/>
+                <w:sz w:val="18"/>
+              </w:rPr>
+              <w:t>Critério</w:t>
+            </w:r>
+          </w:p>
+        </w:tc>
+        <w:tc>
+          <w:tcPr>
+            <w:tcW w:w="3120" w:type="dxa"/>
             <w:tcBorders>
               <w:top w:val="single" w:sz="4" w:space="0" w:color="999999"/>
               <w:start w:val="single" w:sz="4" w:space="0" w:color="999999"/>
@@ -11660,55 +11699,82 @@
         <w:trPr/>
         <w:tc>
           <w:tcPr>
-            <w:tcW w:w="4680" w:type="dxa"/>
-            <w:tcBorders>
-              <w:top w:val="single" w:sz="4" w:space="0" w:color="999999"/>
-              <w:start w:val="single" w:sz="4" w:space="0" w:color="999999"/>
-              <w:bottom w:val="single" w:sz="4" w:space="0" w:color="999999"/>
-              <w:end w:val="single" w:sz="4" w:space="0" w:color="999999"/>
-            </w:tcBorders>
-          </w:tcPr>
-          <w:p>
-            <w:pPr>
-              <w:pStyle w:val="Normal"/>
-              <w:widowControl/>
-              <w:bidi w:val="0"/>
-              <w:spacing w:before="0" w:after="200"/>
-              <w:jc w:val="start"/>
-              <w:rPr/>
-            </w:pPr>
-            <w:r>
-              <w:rPr>
-                <w:sz w:val="18"/>
-              </w:rPr>
-              <w:t>Técnica-operacional: desempenho e falha</w:t>
-            </w:r>
-          </w:p>
-        </w:tc>
-        <w:tc>
-          <w:tcPr>
-            <w:tcW w:w="4679" w:type="dxa"/>
-            <w:tcBorders>
-              <w:top w:val="single" w:sz="4" w:space="0" w:color="999999"/>
-              <w:start w:val="single" w:sz="4" w:space="0" w:color="999999"/>
-              <w:bottom w:val="single" w:sz="4" w:space="0" w:color="999999"/>
-              <w:end w:val="single" w:sz="4" w:space="0" w:color="999999"/>
-            </w:tcBorders>
-          </w:tcPr>
-          <w:p>
-            <w:pPr>
-              <w:pStyle w:val="Normal"/>
-              <w:widowControl/>
-              <w:bidi w:val="0"/>
-              <w:spacing w:before="0" w:after="200"/>
-              <w:jc w:val="start"/>
-              <w:rPr/>
-            </w:pPr>
-            <w:r>
-              <w:rPr>
-                <w:sz w:val="18"/>
-              </w:rPr>
-              <w:t>Desempenho em 99 registros; gestão de facilidades conectada a operação e manutenção na rede.</w:t>
+            <w:tcW w:w="3120" w:type="dxa"/>
+            <w:tcBorders>
+              <w:top w:val="single" w:sz="4" w:space="0" w:color="999999"/>
+              <w:start w:val="single" w:sz="4" w:space="0" w:color="999999"/>
+              <w:bottom w:val="single" w:sz="4" w:space="0" w:color="999999"/>
+              <w:end w:val="single" w:sz="4" w:space="0" w:color="999999"/>
+            </w:tcBorders>
+          </w:tcPr>
+          <w:p>
+            <w:pPr>
+              <w:pStyle w:val="Normal"/>
+              <w:widowControl/>
+              <w:bidi w:val="0"/>
+              <w:spacing w:before="0" w:after="200"/>
+              <w:jc w:val="start"/>
+              <w:rPr/>
+            </w:pPr>
+            <w:r>
+              <w:rPr>
+                <w:sz w:val="18"/>
+              </w:rPr>
+              <w:t>Técnica-operacional</w:t>
+            </w:r>
+          </w:p>
+        </w:tc>
+        <w:tc>
+          <w:tcPr>
+            <w:tcW w:w="3120" w:type="dxa"/>
+            <w:tcBorders>
+              <w:top w:val="single" w:sz="4" w:space="0" w:color="999999"/>
+              <w:start w:val="single" w:sz="4" w:space="0" w:color="999999"/>
+              <w:bottom w:val="single" w:sz="4" w:space="0" w:color="999999"/>
+              <w:end w:val="single" w:sz="4" w:space="0" w:color="999999"/>
+            </w:tcBorders>
+          </w:tcPr>
+          <w:p>
+            <w:pPr>
+              <w:pStyle w:val="Normal"/>
+              <w:widowControl/>
+              <w:bidi w:val="0"/>
+              <w:spacing w:before="0" w:after="200"/>
+              <w:jc w:val="start"/>
+              <w:rPr/>
+            </w:pPr>
+            <w:r>
+              <w:rPr>
+                <w:sz w:val="18"/>
+              </w:rPr>
+              <w:t>Desempenho e falha</w:t>
+            </w:r>
+          </w:p>
+        </w:tc>
+        <w:tc>
+          <w:tcPr>
+            <w:tcW w:w="3120" w:type="dxa"/>
+            <w:tcBorders>
+              <w:top w:val="single" w:sz="4" w:space="0" w:color="999999"/>
+              <w:start w:val="single" w:sz="4" w:space="0" w:color="999999"/>
+              <w:bottom w:val="single" w:sz="4" w:space="0" w:color="999999"/>
+              <w:end w:val="single" w:sz="4" w:space="0" w:color="999999"/>
+            </w:tcBorders>
+          </w:tcPr>
+          <w:p>
+            <w:pPr>
+              <w:pStyle w:val="Normal"/>
+              <w:widowControl/>
+              <w:bidi w:val="0"/>
+              <w:spacing w:before="0" w:after="200"/>
+              <w:jc w:val="start"/>
+              <w:rPr/>
+            </w:pPr>
+            <w:r>
+              <w:rPr>
+                <w:sz w:val="18"/>
+              </w:rPr>
+              <w:t>Desempenho em 99 registros. A rede conecta gestão de facilidades a operação e manutenção.</w:t>
             </w:r>
           </w:p>
         </w:tc>
@@ -11717,55 +11783,82 @@
         <w:trPr/>
         <w:tc>
           <w:tcPr>
-            <w:tcW w:w="4680" w:type="dxa"/>
-            <w:tcBorders>
-              <w:top w:val="single" w:sz="4" w:space="0" w:color="999999"/>
-              <w:start w:val="single" w:sz="4" w:space="0" w:color="999999"/>
-              <w:bottom w:val="single" w:sz="4" w:space="0" w:color="999999"/>
-              <w:end w:val="single" w:sz="4" w:space="0" w:color="999999"/>
-            </w:tcBorders>
-          </w:tcPr>
-          <w:p>
-            <w:pPr>
-              <w:pStyle w:val="Normal"/>
-              <w:widowControl/>
-              <w:bidi w:val="0"/>
-              <w:spacing w:before="0" w:after="200"/>
-              <w:jc w:val="start"/>
-              <w:rPr/>
-            </w:pPr>
-            <w:r>
-              <w:rPr>
-                <w:sz w:val="18"/>
-              </w:rPr>
-              <w:t>Técnica-operacional: informação e dados</w:t>
-            </w:r>
-          </w:p>
-        </w:tc>
-        <w:tc>
-          <w:tcPr>
-            <w:tcW w:w="4679" w:type="dxa"/>
-            <w:tcBorders>
-              <w:top w:val="single" w:sz="4" w:space="0" w:color="999999"/>
-              <w:start w:val="single" w:sz="4" w:space="0" w:color="999999"/>
-              <w:bottom w:val="single" w:sz="4" w:space="0" w:color="999999"/>
-              <w:end w:val="single" w:sz="4" w:space="0" w:color="999999"/>
-            </w:tcBorders>
-          </w:tcPr>
-          <w:p>
-            <w:pPr>
-              <w:pStyle w:val="Normal"/>
-              <w:widowControl/>
-              <w:bidi w:val="0"/>
-              <w:spacing w:before="0" w:after="200"/>
-              <w:jc w:val="start"/>
-              <w:rPr/>
-            </w:pPr>
-            <w:r>
-              <w:rPr>
-                <w:sz w:val="18"/>
-              </w:rPr>
-              <w:t>Informação em 82 registros; BIM em 28 e digital twin em 11; perdas de informação observadas por Tan, Zaman, and Sutrisna (2018).</w:t>
+            <w:tcW w:w="3120" w:type="dxa"/>
+            <w:tcBorders>
+              <w:top w:val="single" w:sz="4" w:space="0" w:color="999999"/>
+              <w:start w:val="single" w:sz="4" w:space="0" w:color="999999"/>
+              <w:bottom w:val="single" w:sz="4" w:space="0" w:color="999999"/>
+              <w:end w:val="single" w:sz="4" w:space="0" w:color="999999"/>
+            </w:tcBorders>
+          </w:tcPr>
+          <w:p>
+            <w:pPr>
+              <w:pStyle w:val="Normal"/>
+              <w:widowControl/>
+              <w:bidi w:val="0"/>
+              <w:spacing w:before="0" w:after="200"/>
+              <w:jc w:val="start"/>
+              <w:rPr/>
+            </w:pPr>
+            <w:r>
+              <w:rPr>
+                <w:sz w:val="18"/>
+              </w:rPr>
+              <w:t>Técnica-operacional</w:t>
+            </w:r>
+          </w:p>
+        </w:tc>
+        <w:tc>
+          <w:tcPr>
+            <w:tcW w:w="3120" w:type="dxa"/>
+            <w:tcBorders>
+              <w:top w:val="single" w:sz="4" w:space="0" w:color="999999"/>
+              <w:start w:val="single" w:sz="4" w:space="0" w:color="999999"/>
+              <w:bottom w:val="single" w:sz="4" w:space="0" w:color="999999"/>
+              <w:end w:val="single" w:sz="4" w:space="0" w:color="999999"/>
+            </w:tcBorders>
+          </w:tcPr>
+          <w:p>
+            <w:pPr>
+              <w:pStyle w:val="Normal"/>
+              <w:widowControl/>
+              <w:bidi w:val="0"/>
+              <w:spacing w:before="0" w:after="200"/>
+              <w:jc w:val="start"/>
+              <w:rPr/>
+            </w:pPr>
+            <w:r>
+              <w:rPr>
+                <w:sz w:val="18"/>
+              </w:rPr>
+              <w:t>Informação e dados</w:t>
+            </w:r>
+          </w:p>
+        </w:tc>
+        <w:tc>
+          <w:tcPr>
+            <w:tcW w:w="3120" w:type="dxa"/>
+            <w:tcBorders>
+              <w:top w:val="single" w:sz="4" w:space="0" w:color="999999"/>
+              <w:start w:val="single" w:sz="4" w:space="0" w:color="999999"/>
+              <w:bottom w:val="single" w:sz="4" w:space="0" w:color="999999"/>
+              <w:end w:val="single" w:sz="4" w:space="0" w:color="999999"/>
+            </w:tcBorders>
+          </w:tcPr>
+          <w:p>
+            <w:pPr>
+              <w:pStyle w:val="Normal"/>
+              <w:widowControl/>
+              <w:bidi w:val="0"/>
+              <w:spacing w:before="0" w:after="200"/>
+              <w:jc w:val="start"/>
+              <w:rPr/>
+            </w:pPr>
+            <w:r>
+              <w:rPr>
+                <w:sz w:val="18"/>
+              </w:rPr>
+              <w:t>Informação em 82 registros, BIM em 28 e digital twin em 11. Perdas de informação foram observadas por Tan, Zaman, and Sutrisna (2018).</w:t>
             </w:r>
           </w:p>
         </w:tc>
@@ -11774,55 +11867,82 @@
         <w:trPr/>
         <w:tc>
           <w:tcPr>
-            <w:tcW w:w="4680" w:type="dxa"/>
-            <w:tcBorders>
-              <w:top w:val="single" w:sz="4" w:space="0" w:color="999999"/>
-              <w:start w:val="single" w:sz="4" w:space="0" w:color="999999"/>
-              <w:bottom w:val="single" w:sz="4" w:space="0" w:color="999999"/>
-              <w:end w:val="single" w:sz="4" w:space="0" w:color="999999"/>
-            </w:tcBorders>
-          </w:tcPr>
-          <w:p>
-            <w:pPr>
-              <w:pStyle w:val="Normal"/>
-              <w:widowControl/>
-              <w:bidi w:val="0"/>
-              <w:spacing w:before="0" w:after="200"/>
-              <w:jc w:val="start"/>
-              <w:rPr/>
-            </w:pPr>
-            <w:r>
-              <w:rPr>
-                <w:sz w:val="18"/>
-              </w:rPr>
-              <w:t>Técnica-operacional: condição e vida útil</w:t>
-            </w:r>
-          </w:p>
-        </w:tc>
-        <w:tc>
-          <w:tcPr>
-            <w:tcW w:w="4679" w:type="dxa"/>
-            <w:tcBorders>
-              <w:top w:val="single" w:sz="4" w:space="0" w:color="999999"/>
-              <w:start w:val="single" w:sz="4" w:space="0" w:color="999999"/>
-              <w:bottom w:val="single" w:sz="4" w:space="0" w:color="999999"/>
-              <w:end w:val="single" w:sz="4" w:space="0" w:color="999999"/>
-            </w:tcBorders>
-          </w:tcPr>
-          <w:p>
-            <w:pPr>
-              <w:pStyle w:val="Normal"/>
-              <w:widowControl/>
-              <w:bidi w:val="0"/>
-              <w:spacing w:before="0" w:after="200"/>
-              <w:jc w:val="start"/>
-              <w:rPr/>
-            </w:pPr>
-            <w:r>
-              <w:rPr>
-                <w:sz w:val="18"/>
-              </w:rPr>
-              <w:t>Condição em 34, vida útil em 44 e ciclo de vida em 65; manutenibilidade apoiada por Othman and Kamal (2023).</w:t>
+            <w:tcW w:w="3120" w:type="dxa"/>
+            <w:tcBorders>
+              <w:top w:val="single" w:sz="4" w:space="0" w:color="999999"/>
+              <w:start w:val="single" w:sz="4" w:space="0" w:color="999999"/>
+              <w:bottom w:val="single" w:sz="4" w:space="0" w:color="999999"/>
+              <w:end w:val="single" w:sz="4" w:space="0" w:color="999999"/>
+            </w:tcBorders>
+          </w:tcPr>
+          <w:p>
+            <w:pPr>
+              <w:pStyle w:val="Normal"/>
+              <w:widowControl/>
+              <w:bidi w:val="0"/>
+              <w:spacing w:before="0" w:after="200"/>
+              <w:jc w:val="start"/>
+              <w:rPr/>
+            </w:pPr>
+            <w:r>
+              <w:rPr>
+                <w:sz w:val="18"/>
+              </w:rPr>
+              <w:t>Técnica-operacional</w:t>
+            </w:r>
+          </w:p>
+        </w:tc>
+        <w:tc>
+          <w:tcPr>
+            <w:tcW w:w="3120" w:type="dxa"/>
+            <w:tcBorders>
+              <w:top w:val="single" w:sz="4" w:space="0" w:color="999999"/>
+              <w:start w:val="single" w:sz="4" w:space="0" w:color="999999"/>
+              <w:bottom w:val="single" w:sz="4" w:space="0" w:color="999999"/>
+              <w:end w:val="single" w:sz="4" w:space="0" w:color="999999"/>
+            </w:tcBorders>
+          </w:tcPr>
+          <w:p>
+            <w:pPr>
+              <w:pStyle w:val="Normal"/>
+              <w:widowControl/>
+              <w:bidi w:val="0"/>
+              <w:spacing w:before="0" w:after="200"/>
+              <w:jc w:val="start"/>
+              <w:rPr/>
+            </w:pPr>
+            <w:r>
+              <w:rPr>
+                <w:sz w:val="18"/>
+              </w:rPr>
+              <w:t>Condição e vida útil</w:t>
+            </w:r>
+          </w:p>
+        </w:tc>
+        <w:tc>
+          <w:tcPr>
+            <w:tcW w:w="3120" w:type="dxa"/>
+            <w:tcBorders>
+              <w:top w:val="single" w:sz="4" w:space="0" w:color="999999"/>
+              <w:start w:val="single" w:sz="4" w:space="0" w:color="999999"/>
+              <w:bottom w:val="single" w:sz="4" w:space="0" w:color="999999"/>
+              <w:end w:val="single" w:sz="4" w:space="0" w:color="999999"/>
+            </w:tcBorders>
+          </w:tcPr>
+          <w:p>
+            <w:pPr>
+              <w:pStyle w:val="Normal"/>
+              <w:widowControl/>
+              <w:bidi w:val="0"/>
+              <w:spacing w:before="0" w:after="200"/>
+              <w:jc w:val="start"/>
+              <w:rPr/>
+            </w:pPr>
+            <w:r>
+              <w:rPr>
+                <w:sz w:val="18"/>
+              </w:rPr>
+              <w:t>Condição em 34 registros, vida útil em 44 e ciclo de vida em 65. A manutenibilidade é apoiada por Othman and Kamal (2023).</w:t>
             </w:r>
           </w:p>
         </w:tc>
@@ -11831,55 +11951,82 @@
         <w:trPr/>
         <w:tc>
           <w:tcPr>
-            <w:tcW w:w="4680" w:type="dxa"/>
-            <w:tcBorders>
-              <w:top w:val="single" w:sz="4" w:space="0" w:color="999999"/>
-              <w:start w:val="single" w:sz="4" w:space="0" w:color="999999"/>
-              <w:bottom w:val="single" w:sz="4" w:space="0" w:color="999999"/>
-              <w:end w:val="single" w:sz="4" w:space="0" w:color="999999"/>
-            </w:tcBorders>
-          </w:tcPr>
-          <w:p>
-            <w:pPr>
-              <w:pStyle w:val="Normal"/>
-              <w:widowControl/>
-              <w:bidi w:val="0"/>
-              <w:spacing w:before="0" w:after="200"/>
-              <w:jc w:val="start"/>
-              <w:rPr/>
-            </w:pPr>
-            <w:r>
-              <w:rPr>
-                <w:sz w:val="18"/>
-              </w:rPr>
-              <w:t>Institucional: conformidade</w:t>
-            </w:r>
-          </w:p>
-        </w:tc>
-        <w:tc>
-          <w:tcPr>
-            <w:tcW w:w="4679" w:type="dxa"/>
-            <w:tcBorders>
-              <w:top w:val="single" w:sz="4" w:space="0" w:color="999999"/>
-              <w:start w:val="single" w:sz="4" w:space="0" w:color="999999"/>
-              <w:bottom w:val="single" w:sz="4" w:space="0" w:color="999999"/>
-              <w:end w:val="single" w:sz="4" w:space="0" w:color="999999"/>
-            </w:tcBorders>
-          </w:tcPr>
-          <w:p>
-            <w:pPr>
-              <w:pStyle w:val="Normal"/>
-              <w:widowControl/>
-              <w:bidi w:val="0"/>
-              <w:spacing w:before="0" w:after="200"/>
-              <w:jc w:val="start"/>
-              <w:rPr/>
-            </w:pPr>
-            <w:r>
-              <w:rPr>
-                <w:sz w:val="18"/>
-              </w:rPr>
-              <w:t>Dimensão institucional em 97 registros; adaptação contextual necessária em Talib, Rajagopalan, and Yang (2013).</w:t>
+            <w:tcW w:w="3120" w:type="dxa"/>
+            <w:tcBorders>
+              <w:top w:val="single" w:sz="4" w:space="0" w:color="999999"/>
+              <w:start w:val="single" w:sz="4" w:space="0" w:color="999999"/>
+              <w:bottom w:val="single" w:sz="4" w:space="0" w:color="999999"/>
+              <w:end w:val="single" w:sz="4" w:space="0" w:color="999999"/>
+            </w:tcBorders>
+          </w:tcPr>
+          <w:p>
+            <w:pPr>
+              <w:pStyle w:val="Normal"/>
+              <w:widowControl/>
+              <w:bidi w:val="0"/>
+              <w:spacing w:before="0" w:after="200"/>
+              <w:jc w:val="start"/>
+              <w:rPr/>
+            </w:pPr>
+            <w:r>
+              <w:rPr>
+                <w:sz w:val="18"/>
+              </w:rPr>
+              <w:t>Institucional</w:t>
+            </w:r>
+          </w:p>
+        </w:tc>
+        <w:tc>
+          <w:tcPr>
+            <w:tcW w:w="3120" w:type="dxa"/>
+            <w:tcBorders>
+              <w:top w:val="single" w:sz="4" w:space="0" w:color="999999"/>
+              <w:start w:val="single" w:sz="4" w:space="0" w:color="999999"/>
+              <w:bottom w:val="single" w:sz="4" w:space="0" w:color="999999"/>
+              <w:end w:val="single" w:sz="4" w:space="0" w:color="999999"/>
+            </w:tcBorders>
+          </w:tcPr>
+          <w:p>
+            <w:pPr>
+              <w:pStyle w:val="Normal"/>
+              <w:widowControl/>
+              <w:bidi w:val="0"/>
+              <w:spacing w:before="0" w:after="200"/>
+              <w:jc w:val="start"/>
+              <w:rPr/>
+            </w:pPr>
+            <w:r>
+              <w:rPr>
+                <w:sz w:val="18"/>
+              </w:rPr>
+              <w:t>Conformidade</w:t>
+            </w:r>
+          </w:p>
+        </w:tc>
+        <w:tc>
+          <w:tcPr>
+            <w:tcW w:w="3120" w:type="dxa"/>
+            <w:tcBorders>
+              <w:top w:val="single" w:sz="4" w:space="0" w:color="999999"/>
+              <w:start w:val="single" w:sz="4" w:space="0" w:color="999999"/>
+              <w:bottom w:val="single" w:sz="4" w:space="0" w:color="999999"/>
+              <w:end w:val="single" w:sz="4" w:space="0" w:color="999999"/>
+            </w:tcBorders>
+          </w:tcPr>
+          <w:p>
+            <w:pPr>
+              <w:pStyle w:val="Normal"/>
+              <w:widowControl/>
+              <w:bidi w:val="0"/>
+              <w:spacing w:before="0" w:after="200"/>
+              <w:jc w:val="start"/>
+              <w:rPr/>
+            </w:pPr>
+            <w:r>
+              <w:rPr>
+                <w:sz w:val="18"/>
+              </w:rPr>
+              <w:t>Dimensão institucional em 97 registros. Talib, Rajagopalan, and Yang (2013) aponta a necessidade de adaptação contextual.</w:t>
             </w:r>
           </w:p>
         </w:tc>
@@ -11888,55 +12035,82 @@
         <w:trPr/>
         <w:tc>
           <w:tcPr>
-            <w:tcW w:w="4680" w:type="dxa"/>
-            <w:tcBorders>
-              <w:top w:val="single" w:sz="4" w:space="0" w:color="999999"/>
-              <w:start w:val="single" w:sz="4" w:space="0" w:color="999999"/>
-              <w:bottom w:val="single" w:sz="4" w:space="0" w:color="999999"/>
-              <w:end w:val="single" w:sz="4" w:space="0" w:color="999999"/>
-            </w:tcBorders>
-          </w:tcPr>
-          <w:p>
-            <w:pPr>
-              <w:pStyle w:val="Normal"/>
-              <w:widowControl/>
-              <w:bidi w:val="0"/>
-              <w:spacing w:before="0" w:after="200"/>
-              <w:jc w:val="start"/>
-              <w:rPr/>
-            </w:pPr>
-            <w:r>
-              <w:rPr>
-                <w:sz w:val="18"/>
-              </w:rPr>
-              <w:t>Econômica: custo</w:t>
-            </w:r>
-          </w:p>
-        </w:tc>
-        <w:tc>
-          <w:tcPr>
-            <w:tcW w:w="4679" w:type="dxa"/>
-            <w:tcBorders>
-              <w:top w:val="single" w:sz="4" w:space="0" w:color="999999"/>
-              <w:start w:val="single" w:sz="4" w:space="0" w:color="999999"/>
-              <w:bottom w:val="single" w:sz="4" w:space="0" w:color="999999"/>
-              <w:end w:val="single" w:sz="4" w:space="0" w:color="999999"/>
-            </w:tcBorders>
-          </w:tcPr>
-          <w:p>
-            <w:pPr>
-              <w:pStyle w:val="Normal"/>
-              <w:widowControl/>
-              <w:bidi w:val="0"/>
-              <w:spacing w:before="0" w:after="200"/>
-              <w:jc w:val="start"/>
-              <w:rPr/>
-            </w:pPr>
-            <w:r>
-              <w:rPr>
-                <w:sz w:val="18"/>
-              </w:rPr>
-              <w:t>Custo em 63 registros; previsão e ciclo de vida em Kim et al. (2018; Nägeli et al. 2019).</w:t>
+            <w:tcW w:w="3120" w:type="dxa"/>
+            <w:tcBorders>
+              <w:top w:val="single" w:sz="4" w:space="0" w:color="999999"/>
+              <w:start w:val="single" w:sz="4" w:space="0" w:color="999999"/>
+              <w:bottom w:val="single" w:sz="4" w:space="0" w:color="999999"/>
+              <w:end w:val="single" w:sz="4" w:space="0" w:color="999999"/>
+            </w:tcBorders>
+          </w:tcPr>
+          <w:p>
+            <w:pPr>
+              <w:pStyle w:val="Normal"/>
+              <w:widowControl/>
+              <w:bidi w:val="0"/>
+              <w:spacing w:before="0" w:after="200"/>
+              <w:jc w:val="start"/>
+              <w:rPr/>
+            </w:pPr>
+            <w:r>
+              <w:rPr>
+                <w:sz w:val="18"/>
+              </w:rPr>
+              <w:t>Econômica</w:t>
+            </w:r>
+          </w:p>
+        </w:tc>
+        <w:tc>
+          <w:tcPr>
+            <w:tcW w:w="3120" w:type="dxa"/>
+            <w:tcBorders>
+              <w:top w:val="single" w:sz="4" w:space="0" w:color="999999"/>
+              <w:start w:val="single" w:sz="4" w:space="0" w:color="999999"/>
+              <w:bottom w:val="single" w:sz="4" w:space="0" w:color="999999"/>
+              <w:end w:val="single" w:sz="4" w:space="0" w:color="999999"/>
+            </w:tcBorders>
+          </w:tcPr>
+          <w:p>
+            <w:pPr>
+              <w:pStyle w:val="Normal"/>
+              <w:widowControl/>
+              <w:bidi w:val="0"/>
+              <w:spacing w:before="0" w:after="200"/>
+              <w:jc w:val="start"/>
+              <w:rPr/>
+            </w:pPr>
+            <w:r>
+              <w:rPr>
+                <w:sz w:val="18"/>
+              </w:rPr>
+              <w:t>Custo</w:t>
+            </w:r>
+          </w:p>
+        </w:tc>
+        <w:tc>
+          <w:tcPr>
+            <w:tcW w:w="3120" w:type="dxa"/>
+            <w:tcBorders>
+              <w:top w:val="single" w:sz="4" w:space="0" w:color="999999"/>
+              <w:start w:val="single" w:sz="4" w:space="0" w:color="999999"/>
+              <w:bottom w:val="single" w:sz="4" w:space="0" w:color="999999"/>
+              <w:end w:val="single" w:sz="4" w:space="0" w:color="999999"/>
+            </w:tcBorders>
+          </w:tcPr>
+          <w:p>
+            <w:pPr>
+              <w:pStyle w:val="Normal"/>
+              <w:widowControl/>
+              <w:bidi w:val="0"/>
+              <w:spacing w:before="0" w:after="200"/>
+              <w:jc w:val="start"/>
+              <w:rPr/>
+            </w:pPr>
+            <w:r>
+              <w:rPr>
+                <w:sz w:val="18"/>
+              </w:rPr>
+              <w:t>Custo em 63 registros. Previsão e ciclo de vida aparecem em Kim et al. (2018; Nägeli et al. 2019).</w:t>
             </w:r>
           </w:p>
         </w:tc>
@@ -11945,55 +12119,82 @@
         <w:trPr/>
         <w:tc>
           <w:tcPr>
-            <w:tcW w:w="4680" w:type="dxa"/>
-            <w:tcBorders>
-              <w:top w:val="single" w:sz="4" w:space="0" w:color="999999"/>
-              <w:start w:val="single" w:sz="4" w:space="0" w:color="999999"/>
-              <w:bottom w:val="single" w:sz="4" w:space="0" w:color="999999"/>
-              <w:end w:val="single" w:sz="4" w:space="0" w:color="999999"/>
-            </w:tcBorders>
-          </w:tcPr>
-          <w:p>
-            <w:pPr>
-              <w:pStyle w:val="Normal"/>
-              <w:widowControl/>
-              <w:bidi w:val="0"/>
-              <w:spacing w:before="0" w:after="200"/>
-              <w:jc w:val="start"/>
-              <w:rPr/>
-            </w:pPr>
-            <w:r>
-              <w:rPr>
-                <w:sz w:val="18"/>
-              </w:rPr>
-              <w:t>Ambiental: energia</w:t>
-            </w:r>
-          </w:p>
-        </w:tc>
-        <w:tc>
-          <w:tcPr>
-            <w:tcW w:w="4679" w:type="dxa"/>
-            <w:tcBorders>
-              <w:top w:val="single" w:sz="4" w:space="0" w:color="999999"/>
-              <w:start w:val="single" w:sz="4" w:space="0" w:color="999999"/>
-              <w:bottom w:val="single" w:sz="4" w:space="0" w:color="999999"/>
-              <w:end w:val="single" w:sz="4" w:space="0" w:color="999999"/>
-            </w:tcBorders>
-          </w:tcPr>
-          <w:p>
-            <w:pPr>
-              <w:pStyle w:val="Normal"/>
-              <w:widowControl/>
-              <w:bidi w:val="0"/>
-              <w:spacing w:before="0" w:after="200"/>
-              <w:jc w:val="start"/>
-              <w:rPr/>
-            </w:pPr>
-            <w:r>
-              <w:rPr>
-                <w:sz w:val="18"/>
-              </w:rPr>
-              <w:t>Dimensão ambiental em 92 e energia em 44 registros; crescimento de ciclo de vida e carbono no período recente.</w:t>
+            <w:tcW w:w="3120" w:type="dxa"/>
+            <w:tcBorders>
+              <w:top w:val="single" w:sz="4" w:space="0" w:color="999999"/>
+              <w:start w:val="single" w:sz="4" w:space="0" w:color="999999"/>
+              <w:bottom w:val="single" w:sz="4" w:space="0" w:color="999999"/>
+              <w:end w:val="single" w:sz="4" w:space="0" w:color="999999"/>
+            </w:tcBorders>
+          </w:tcPr>
+          <w:p>
+            <w:pPr>
+              <w:pStyle w:val="Normal"/>
+              <w:widowControl/>
+              <w:bidi w:val="0"/>
+              <w:spacing w:before="0" w:after="200"/>
+              <w:jc w:val="start"/>
+              <w:rPr/>
+            </w:pPr>
+            <w:r>
+              <w:rPr>
+                <w:sz w:val="18"/>
+              </w:rPr>
+              <w:t>Ambiental</w:t>
+            </w:r>
+          </w:p>
+        </w:tc>
+        <w:tc>
+          <w:tcPr>
+            <w:tcW w:w="3120" w:type="dxa"/>
+            <w:tcBorders>
+              <w:top w:val="single" w:sz="4" w:space="0" w:color="999999"/>
+              <w:start w:val="single" w:sz="4" w:space="0" w:color="999999"/>
+              <w:bottom w:val="single" w:sz="4" w:space="0" w:color="999999"/>
+              <w:end w:val="single" w:sz="4" w:space="0" w:color="999999"/>
+            </w:tcBorders>
+          </w:tcPr>
+          <w:p>
+            <w:pPr>
+              <w:pStyle w:val="Normal"/>
+              <w:widowControl/>
+              <w:bidi w:val="0"/>
+              <w:spacing w:before="0" w:after="200"/>
+              <w:jc w:val="start"/>
+              <w:rPr/>
+            </w:pPr>
+            <w:r>
+              <w:rPr>
+                <w:sz w:val="18"/>
+              </w:rPr>
+              <w:t>Energia</w:t>
+            </w:r>
+          </w:p>
+        </w:tc>
+        <w:tc>
+          <w:tcPr>
+            <w:tcW w:w="3120" w:type="dxa"/>
+            <w:tcBorders>
+              <w:top w:val="single" w:sz="4" w:space="0" w:color="999999"/>
+              <w:start w:val="single" w:sz="4" w:space="0" w:color="999999"/>
+              <w:bottom w:val="single" w:sz="4" w:space="0" w:color="999999"/>
+              <w:end w:val="single" w:sz="4" w:space="0" w:color="999999"/>
+            </w:tcBorders>
+          </w:tcPr>
+          <w:p>
+            <w:pPr>
+              <w:pStyle w:val="Normal"/>
+              <w:widowControl/>
+              <w:bidi w:val="0"/>
+              <w:spacing w:before="0" w:after="200"/>
+              <w:jc w:val="start"/>
+              <w:rPr/>
+            </w:pPr>
+            <w:r>
+              <w:rPr>
+                <w:sz w:val="18"/>
+              </w:rPr>
+              <w:t>Dimensão ambiental em 92 registros e energia em 44. Ciclo de vida e carbono cresceram no período recente.</w:t>
             </w:r>
           </w:p>
         </w:tc>
@@ -12002,55 +12203,82 @@
         <w:trPr/>
         <w:tc>
           <w:tcPr>
-            <w:tcW w:w="4680" w:type="dxa"/>
-            <w:tcBorders>
-              <w:top w:val="single" w:sz="4" w:space="0" w:color="999999"/>
-              <w:start w:val="single" w:sz="4" w:space="0" w:color="999999"/>
-              <w:bottom w:val="single" w:sz="4" w:space="0" w:color="999999"/>
-              <w:end w:val="single" w:sz="4" w:space="0" w:color="999999"/>
-            </w:tcBorders>
-          </w:tcPr>
-          <w:p>
-            <w:pPr>
-              <w:pStyle w:val="Normal"/>
-              <w:widowControl/>
-              <w:bidi w:val="0"/>
-              <w:spacing w:before="0" w:after="200"/>
-              <w:jc w:val="start"/>
-              <w:rPr/>
-            </w:pPr>
-            <w:r>
-              <w:rPr>
-                <w:sz w:val="18"/>
-              </w:rPr>
-              <w:t>Social: impacto nos usuários</w:t>
-            </w:r>
-          </w:p>
-        </w:tc>
-        <w:tc>
-          <w:tcPr>
-            <w:tcW w:w="4679" w:type="dxa"/>
-            <w:tcBorders>
-              <w:top w:val="single" w:sz="4" w:space="0" w:color="999999"/>
-              <w:start w:val="single" w:sz="4" w:space="0" w:color="999999"/>
-              <w:bottom w:val="single" w:sz="4" w:space="0" w:color="999999"/>
-              <w:end w:val="single" w:sz="4" w:space="0" w:color="999999"/>
-            </w:tcBorders>
-          </w:tcPr>
-          <w:p>
-            <w:pPr>
-              <w:pStyle w:val="Normal"/>
-              <w:widowControl/>
-              <w:bidi w:val="0"/>
-              <w:spacing w:before="0" w:after="200"/>
-              <w:jc w:val="start"/>
-              <w:rPr/>
-            </w:pPr>
-            <w:r>
-              <w:rPr>
-                <w:sz w:val="18"/>
-              </w:rPr>
-              <w:t>Dimensão social em 59; conforto em 22, segurança em 18 e satisfação em nove registros.</w:t>
+            <w:tcW w:w="3120" w:type="dxa"/>
+            <w:tcBorders>
+              <w:top w:val="single" w:sz="4" w:space="0" w:color="999999"/>
+              <w:start w:val="single" w:sz="4" w:space="0" w:color="999999"/>
+              <w:bottom w:val="single" w:sz="4" w:space="0" w:color="999999"/>
+              <w:end w:val="single" w:sz="4" w:space="0" w:color="999999"/>
+            </w:tcBorders>
+          </w:tcPr>
+          <w:p>
+            <w:pPr>
+              <w:pStyle w:val="Normal"/>
+              <w:widowControl/>
+              <w:bidi w:val="0"/>
+              <w:spacing w:before="0" w:after="200"/>
+              <w:jc w:val="start"/>
+              <w:rPr/>
+            </w:pPr>
+            <w:r>
+              <w:rPr>
+                <w:sz w:val="18"/>
+              </w:rPr>
+              <w:t>Social</w:t>
+            </w:r>
+          </w:p>
+        </w:tc>
+        <w:tc>
+          <w:tcPr>
+            <w:tcW w:w="3120" w:type="dxa"/>
+            <w:tcBorders>
+              <w:top w:val="single" w:sz="4" w:space="0" w:color="999999"/>
+              <w:start w:val="single" w:sz="4" w:space="0" w:color="999999"/>
+              <w:bottom w:val="single" w:sz="4" w:space="0" w:color="999999"/>
+              <w:end w:val="single" w:sz="4" w:space="0" w:color="999999"/>
+            </w:tcBorders>
+          </w:tcPr>
+          <w:p>
+            <w:pPr>
+              <w:pStyle w:val="Normal"/>
+              <w:widowControl/>
+              <w:bidi w:val="0"/>
+              <w:spacing w:before="0" w:after="200"/>
+              <w:jc w:val="start"/>
+              <w:rPr/>
+            </w:pPr>
+            <w:r>
+              <w:rPr>
+                <w:sz w:val="18"/>
+              </w:rPr>
+              <w:t>Impacto nos usuários</w:t>
+            </w:r>
+          </w:p>
+        </w:tc>
+        <w:tc>
+          <w:tcPr>
+            <w:tcW w:w="3120" w:type="dxa"/>
+            <w:tcBorders>
+              <w:top w:val="single" w:sz="4" w:space="0" w:color="999999"/>
+              <w:start w:val="single" w:sz="4" w:space="0" w:color="999999"/>
+              <w:bottom w:val="single" w:sz="4" w:space="0" w:color="999999"/>
+              <w:end w:val="single" w:sz="4" w:space="0" w:color="999999"/>
+            </w:tcBorders>
+          </w:tcPr>
+          <w:p>
+            <w:pPr>
+              <w:pStyle w:val="Normal"/>
+              <w:widowControl/>
+              <w:bidi w:val="0"/>
+              <w:spacing w:before="0" w:after="200"/>
+              <w:jc w:val="start"/>
+              <w:rPr/>
+            </w:pPr>
+            <w:r>
+              <w:rPr>
+                <w:sz w:val="18"/>
+              </w:rPr>
+              <w:t>Dimensão social em 59 registros, com conforto em 22, segurança em 18 e satisfação em nove.</w:t>
             </w:r>
           </w:p>
         </w:tc>
@@ -13224,7 +13452,7 @@
       </w:hyperlink>
       <w:r>
         <w:rPr/>
-        <w:t xml:space="preserve"> resume o fluxo. A unidade de comparação precede a coleta; critérios e indicadores são validados antes da elicitação dos pesos; e a divulgação da prioridade ocorre após análise de sensibilidade e registro das escolhas.</w:t>
+        <w:t xml:space="preserve"> resume o fluxo. A unidade de comparação precede a coleta, e os critérios e indicadores são validados antes da elicitação dos pesos. A divulgação da prioridade ocorre após a análise de sensibilidade e o registro das escolhas.</w:t>
       </w:r>
     </w:p>
     <w:p>
@@ -13299,19 +13527,19 @@
         <w:pStyle w:val="BodyText"/>
         <w:rPr/>
       </w:pPr>
-      <w:bookmarkStart w:id="23" w:name="sec%3Amatriz"/>
+      <w:bookmarkStart w:id="22" w:name="sec%3Amatriz"/>
       <w:r>
         <w:rPr/>
         <w:t>A matriz converte dimensões e critérios recorrentes em indicadores candidatos e etapas verificáveis, sintetizando a resposta à RQ0. O produto entrega uma especificação para validação futura; a participação institucional e os dados reais completarão indicadores, normalização, pesos, agregação, limiares e vetos.</w:t>
       </w:r>
-      <w:bookmarkEnd w:id="23"/>
+      <w:bookmarkEnd w:id="22"/>
     </w:p>
     <w:p>
       <w:pPr>
         <w:pStyle w:val="Heading1"/>
         <w:rPr/>
       </w:pPr>
-      <w:bookmarkStart w:id="24" w:name="sec%3Adiscussao"/>
+      <w:bookmarkStart w:id="23" w:name="sec%3Adiscussao"/>
       <w:r>
         <w:rPr/>
         <w:t>Discussão</w:t>
@@ -13322,7 +13550,7 @@
         <w:pStyle w:val="Heading2"/>
         <w:rPr/>
       </w:pPr>
-      <w:bookmarkStart w:id="25" w:name="maturidade-e-transição-do-campo"/>
+      <w:bookmarkStart w:id="24" w:name="maturidade-e-transição-do-campo"/>
       <w:r>
         <w:rPr/>
         <w:t>Maturidade e transição do campo</w:t>
@@ -13366,19 +13594,19 @@
         <w:pStyle w:val="BodyText"/>
         <w:rPr/>
       </w:pPr>
-      <w:bookmarkStart w:id="26" w:name="maturidade-e-transição-do-campo"/>
+      <w:bookmarkStart w:id="25" w:name="maturidade-e-transição-do-campo"/>
       <w:r>
         <w:rPr/>
         <w:t>Dos 17 registros incorporados pela busca de sensibilidade, a maior parte amplia modelos preditivos e diagnósticos, enquanto a conexão com validação externa, preferências institucionais, ponderação e vetos permanece fragmentada (Das 2025; Alfalah et al. 2022). Na interpretação do autor, a literatura ainda trata a decisão sobretudo como problema técnico; em portfólios públicos, ela também envolve responsabilidade fiscal, transparência e equidade entre comunidades acadêmicas.</w:t>
       </w:r>
-      <w:bookmarkEnd w:id="26"/>
+      <w:bookmarkEnd w:id="25"/>
     </w:p>
     <w:p>
       <w:pPr>
         <w:pStyle w:val="Heading2"/>
         <w:rPr/>
       </w:pPr>
-      <w:bookmarkStart w:id="27" w:name="lacuna-entre-estrutura-e-decisão"/>
+      <w:bookmarkStart w:id="26" w:name="lacuna-entre-estrutura-e-decisão"/>
       <w:r>
         <w:rPr/>
         <w:t>Lacuna entre estrutura e decisão</w:t>
@@ -13421,19 +13649,19 @@
         <w:pStyle w:val="BodyText"/>
         <w:rPr/>
       </w:pPr>
-      <w:bookmarkStart w:id="28" w:name="lacuna-entre-estrutura-e-decisão"/>
+      <w:bookmarkStart w:id="27" w:name="lacuna-entre-estrutura-e-decisão"/>
       <w:r>
         <w:rPr/>
         <w:t>A meu ver, a principal barreira à adoção de métodos multicritério em universidades públicas tende a ser menos a complexidade algorítmica do que a cultura de registro, atualização cadastral e prestação de contas das escolhas. Essa interpretação encontra apoio na importância atribuída a ordens de serviço, custos, vínculo com ativos e histórico de intervenções (Martins and Espejo 2024; Morais, Paula, and Reis 2023).</w:t>
       </w:r>
-      <w:bookmarkEnd w:id="28"/>
+      <w:bookmarkEnd w:id="27"/>
     </w:p>
     <w:p>
       <w:pPr>
         <w:pStyle w:val="Heading2"/>
         <w:rPr/>
       </w:pPr>
-      <w:bookmarkStart w:id="29" w:name="Xa2ca59444cff79a388dd25f783a7bbc6a5b3617"/>
+      <w:bookmarkStart w:id="28" w:name="Xa2ca59444cff79a388dd25f783a7bbc6a5b3617"/>
       <w:r>
         <w:rPr/>
         <w:t>Especificidade pública universitária e valor da especificação</w:t>
@@ -13497,21 +13725,21 @@
         <w:pStyle w:val="BodyText"/>
         <w:rPr/>
       </w:pPr>
-      <w:bookmarkStart w:id="30" w:name="sec%3Adiscussao"/>
-      <w:bookmarkStart w:id="31" w:name="Xa2ca59444cff79a388dd25f783a7bbc6a5b3617"/>
+      <w:bookmarkStart w:id="29" w:name="sec%3Adiscussao"/>
+      <w:bookmarkStart w:id="30" w:name="Xa2ca59444cff79a388dd25f783a7bbc6a5b3617"/>
       <w:r>
         <w:rPr/>
         <w:t>Desse modo, a contribuição entrega uma base auditável para parametrização e validação futuras. Coocorrências descrevem associações documentais; a avaliação institucional determinará importância, pesos, método e robustez segundo a força e a disponibilidade dos dados.</w:t>
       </w:r>
+      <w:bookmarkEnd w:id="29"/>
       <w:bookmarkEnd w:id="30"/>
-      <w:bookmarkEnd w:id="31"/>
     </w:p>
     <w:p>
       <w:pPr>
         <w:pStyle w:val="Heading1"/>
         <w:rPr/>
       </w:pPr>
-      <w:bookmarkStart w:id="32" w:name="sec%3Alimitacoes"/>
+      <w:bookmarkStart w:id="31" w:name="sec%3Alimitacoes"/>
       <w:r>
         <w:rPr/>
         <w:t>Limitações</w:t>
@@ -13567,14 +13795,14 @@
         <w:rPr/>
         <w:t xml:space="preserve"> A revisão fundamenta critérios e rastreabilidade; indicadores, unidades, fontes, periodicidades e direções são proposições do autor para validação. Normalização, pesos, agregação, limiares, vetos e sensibilidade serão definidos com participação institucional, dados reais e teste de robustez. O produto corresponde, portanto, a uma especificação reproduzível para parametrização futura, cuja autoridade decisória depende de validação de conteúdo e aplicação multicampi.</w:t>
       </w:r>
-      <w:bookmarkEnd w:id="32"/>
+      <w:bookmarkEnd w:id="31"/>
     </w:p>
     <w:p>
       <w:pPr>
         <w:pStyle w:val="Heading1"/>
         <w:rPr/>
       </w:pPr>
-      <w:bookmarkStart w:id="33" w:name="sec%3Aconsideracoes"/>
+      <w:bookmarkStart w:id="32" w:name="sec%3Aconsideracoes"/>
       <w:r>
         <w:rPr/>
         <w:t>Considerações finais</w:t>
@@ -13651,96 +13879,22 @@
       </w:pPr>
       <w:r>
         <w:rPr/>
-        <w:t>A contribuição central é uma especificação operacional candidata e rastreável. A revisão sustenta os critérios; indicadores, unidades, fontes, periodicidades e direções são proposições autorais para validação. A definição de pesos, agregação, limiares e vetos integra a etapa institucional seguinte. Quatro frentes organizam essa continuidade:</w:t>
-      </w:r>
-    </w:p>
-    <w:p>
-      <w:pPr>
-        <w:pStyle w:val="Normal"/>
-        <w:numPr>
-          <w:ilvl w:val="0"/>
-          <w:numId w:val="3"/>
-        </w:numPr>
-        <w:rPr/>
-      </w:pPr>
-      <w:r>
-        <w:rPr>
-          <w:b/>
-          <w:bCs/>
-        </w:rPr>
-        <w:t>Validação de conteúdo:</w:t>
-      </w:r>
-      <w:r>
-        <w:rPr/>
-        <w:t xml:space="preserve"> painel de manutenção, engenharia, sustentabilidade, planejamento, orçamento e usuários revisa dimensões, indicadores e vetos antes da elicitação dos pesos.</w:t>
-      </w:r>
-    </w:p>
-    <w:p>
-      <w:pPr>
-        <w:pStyle w:val="Normal"/>
-        <w:numPr>
-          <w:ilvl w:val="0"/>
-          <w:numId w:val="1"/>
-        </w:numPr>
-        <w:rPr/>
-      </w:pPr>
-      <w:r>
-        <w:rPr>
-          <w:b/>
-          <w:bCs/>
-        </w:rPr>
-        <w:t>Integração de dados:</w:t>
-      </w:r>
-      <w:r>
-        <w:rPr/>
-        <w:t xml:space="preserve"> ordens de serviço, inspeções, custos, consumo, riscos e reclamações recebem dicionário, periodicidade e responsáveis.</w:t>
-      </w:r>
-    </w:p>
-    <w:p>
-      <w:pPr>
-        <w:pStyle w:val="Normal"/>
-        <w:numPr>
-          <w:ilvl w:val="0"/>
-          <w:numId w:val="1"/>
-        </w:numPr>
-        <w:rPr/>
-      </w:pPr>
-      <w:r>
-        <w:rPr>
-          <w:b/>
-          <w:bCs/>
-        </w:rPr>
-        <w:t>Construção de protótipo:</w:t>
-      </w:r>
-      <w:r>
-        <w:rPr/>
-        <w:t xml:space="preserve"> método de elicitação, normalização, pesos, agregação, limiares, casos retrospectivos e análise de sensibilidade são parametrizados e testados.</w:t>
-      </w:r>
-    </w:p>
-    <w:p>
-      <w:pPr>
-        <w:pStyle w:val="Normal"/>
-        <w:numPr>
-          <w:ilvl w:val="0"/>
-          <w:numId w:val="1"/>
-        </w:numPr>
-        <w:rPr/>
-      </w:pPr>
-      <w:r>
-        <w:rPr>
-          <w:b/>
-          <w:bCs/>
-        </w:rPr>
-        <w:t>Validação multicampi:</w:t>
-      </w:r>
-      <w:r>
-        <w:rPr/>
-        <w:t xml:space="preserve"> estabilidade, utilidade decisória e transferência são comparadas entre unidades e outros portfólios públicos.</w:t>
-      </w:r>
-    </w:p>
-    <w:p>
-      <w:pPr>
-        <w:pStyle w:val="FirstParagraph"/>
+        <w:t>A contribuição central é uma especificação operacional candidata e rastreável. A revisão sustenta os critérios. Os indicadores, as unidades, as fontes, as periodicidades e as direções são proposições autorais para validação, enquanto a definição de pesos, agregação, limiares e vetos integra a etapa institucional seguinte.</w:t>
+      </w:r>
+    </w:p>
+    <w:p>
+      <w:pPr>
+        <w:pStyle w:val="BodyText"/>
+        <w:rPr/>
+      </w:pPr>
+      <w:r>
+        <w:rPr/>
+        <w:t>A continuidade do trabalho deverá começar pela validação de conteúdo, com a participação das áreas de manutenção, engenharia, sustentabilidade, planejamento e orçamento, além dos usuários, na revisão das dimensões, dos indicadores e dos vetos antes da elicitação dos pesos. Em seguida, ordens de serviço, inspeções, custos, consumo, riscos e reclamações deverão receber dicionário, periodicidade e responsáveis. Com essa base integrada, o protótipo poderá parametrizar e testar o método de elicitação, a normalização, os pesos, a agregação, os limiares, os casos retrospectivos e a análise de sensibilidade. Por fim, a estabilidade, a utilidade decisória e a possibilidade de transferência deverão ser comparadas entre unidades e outros portfólios públicos.</w:t>
+      </w:r>
+    </w:p>
+    <w:p>
+      <w:pPr>
+        <w:pStyle w:val="BodyText"/>
         <w:rPr/>
       </w:pPr>
       <w:r>
@@ -13753,8 +13907,8 @@
         <w:pStyle w:val="Heading1"/>
         <w:rPr/>
       </w:pPr>
-      <w:bookmarkStart w:id="34" w:name="refs"/>
-      <w:bookmarkStart w:id="35" w:name="ref-aldairi_lean6sbm_2017"/>
+      <w:bookmarkStart w:id="33" w:name="refs"/>
+      <w:bookmarkStart w:id="34" w:name="ref-aldairi_lean6sbm_2017"/>
       <w:r>
         <w:rPr/>
         <w:t>Referências</w:t>
@@ -13792,14 +13946,14 @@
         <w:rPr/>
         <w:t>.</w:t>
       </w:r>
-      <w:bookmarkEnd w:id="35"/>
+      <w:bookmarkEnd w:id="34"/>
     </w:p>
     <w:p>
       <w:pPr>
         <w:pStyle w:val="Bibliography"/>
         <w:rPr/>
       </w:pPr>
-      <w:bookmarkStart w:id="36" w:name="ref-alfalah_frameworkeducacional_2022"/>
+      <w:bookmarkStart w:id="35" w:name="ref-alfalah_frameworkeducacional_2022"/>
       <w:r>
         <w:rPr/>
         <w:t xml:space="preserve">Alfalah, Ghasan, Abobakr Al-Sakkaf, Eslam Mohammed Abdelkader, and Tarek Zayed. 2022. “An Integrated Fuzzy-Based Sustainability Framework for Post-Secondary Educational Buildings: A User-Perspective Approach.” </w:t>
@@ -13827,14 +13981,14 @@
         <w:rPr/>
         <w:t>.</w:t>
       </w:r>
-      <w:bookmarkEnd w:id="36"/>
+      <w:bookmarkEnd w:id="35"/>
     </w:p>
     <w:p>
       <w:pPr>
         <w:pStyle w:val="Bibliography"/>
         <w:rPr/>
       </w:pPr>
-      <w:bookmarkStart w:id="37" w:name="ref-alici_iotambientes_2026"/>
+      <w:bookmarkStart w:id="36" w:name="ref-alici_iotambientes_2026"/>
       <w:r>
         <w:rPr/>
         <w:t xml:space="preserve">Alici, Nedim. 2026. “IoT-Enabled Indoor Environments in Smart Cities: A Systematic Review on Energy Efficiency, User Comfort, and Environmental Sustainability.” </w:t>
@@ -13862,14 +14016,14 @@
         <w:rPr/>
         <w:t>.</w:t>
       </w:r>
-      <w:bookmarkEnd w:id="37"/>
+      <w:bookmarkEnd w:id="36"/>
     </w:p>
     <w:p>
       <w:pPr>
         <w:pStyle w:val="Bibliography"/>
         <w:rPr/>
       </w:pPr>
-      <w:bookmarkStart w:id="38" w:name="ref-aliu_barreirasdt_2025"/>
+      <w:bookmarkStart w:id="37" w:name="ref-aliu_barreirasdt_2025"/>
       <w:r>
         <w:rPr/>
         <w:t xml:space="preserve">Aliu, Abdulmalik Adozuka, Nor Rima Muhamad Ariff, Sheikh Ali Azzran Sh Said, Divine Senanu Ametefe, and Dah John. 2025. “Barriers to Digital Transformation in Facilities Management: Insights from a Developing Country.” </w:t>
@@ -13897,14 +14051,14 @@
         <w:rPr/>
         <w:t>.</w:t>
       </w:r>
-      <w:bookmarkEnd w:id="38"/>
+      <w:bookmarkEnd w:id="37"/>
     </w:p>
     <w:p>
       <w:pPr>
         <w:pStyle w:val="Bibliography"/>
         <w:rPr/>
       </w:pPr>
-      <w:bookmarkStart w:id="39" w:name="ref-araujoneto_manutencaolegislacao_2015"/>
+      <w:bookmarkStart w:id="38" w:name="ref-araujoneto_manutencaolegislacao_2015"/>
       <w:r>
         <w:rPr/>
         <w:t xml:space="preserve">Araújo Neto, Paschoal Gavazza de. 2015. “A Manutenção Predial Nas Edificações Públicas, Um Estudo Sobre a Legislação.” </w:t>
@@ -13932,6 +14086,18 @@
         <w:rPr/>
         <w:t>.</w:t>
       </w:r>
+      <w:bookmarkEnd w:id="38"/>
+    </w:p>
+    <w:p>
+      <w:pPr>
+        <w:pStyle w:val="Bibliography"/>
+        <w:rPr/>
+      </w:pPr>
+      <w:bookmarkStart w:id="39" w:name="ref-abnt_nbr5674_2012"/>
+      <w:r>
+        <w:rPr/>
+        <w:t>Associação Brasileira de Normas Técnicas. 2012. “NBR 5674: Manutenção de Edificações, Requisitos Para o Sistema de Gestão de Manutenção.” Rio de Janeiro: ABNT.</w:t>
+      </w:r>
       <w:bookmarkEnd w:id="39"/>
     </w:p>
     <w:p>
@@ -13939,19 +14105,7 @@
         <w:pStyle w:val="Bibliography"/>
         <w:rPr/>
       </w:pPr>
-      <w:bookmarkStart w:id="40" w:name="ref-abnt_nbr5674_2012"/>
-      <w:r>
-        <w:rPr/>
-        <w:t>Associação Brasileira de Normas Técnicas. 2012. “NBR 5674: Manutenção de Edificações, Requisitos Para o Sistema de Gestão de Manutenção.” Rio de Janeiro: ABNT.</w:t>
-      </w:r>
-      <w:bookmarkEnd w:id="40"/>
-    </w:p>
-    <w:p>
-      <w:pPr>
-        <w:pStyle w:val="Bibliography"/>
-        <w:rPr/>
-      </w:pPr>
-      <w:bookmarkStart w:id="41" w:name="ref-awuzie_fmuniversidades_2017"/>
+      <w:bookmarkStart w:id="40" w:name="ref-awuzie_fmuniversidades_2017"/>
       <w:r>
         <w:rPr/>
         <w:t xml:space="preserve">Awuzie, Bankole Osita, and Rasheed Isa. 2017. “Stakeholders’ Perception of Critical Success Factors for Sustainable Facilities Management Practice in Universities in Sub-Saharan Africa.” </w:t>
@@ -13979,14 +14133,14 @@
         <w:rPr/>
         <w:t>.</w:t>
       </w:r>
-      <w:bookmarkEnd w:id="41"/>
+      <w:bookmarkEnd w:id="40"/>
     </w:p>
     <w:p>
       <w:pPr>
         <w:pStyle w:val="Bibliography"/>
         <w:rPr/>
       </w:pPr>
-      <w:bookmarkStart w:id="42" w:name="X8197757cb75e327dcc86b36afee00a28411c12b"/>
+      <w:bookmarkStart w:id="41" w:name="X8197757cb75e327dcc86b36afee00a28411c12b"/>
       <w:r>
         <w:rPr/>
         <w:t xml:space="preserve">Barbosa, Ana Maria da Silva, Taciana de Barros Jerônimo, Patrícia Tatiana Ferreira Ramos, and Juliana Karla Rodrigues de Souza Santos. 2020. “A Gestão de Facilities Na Manutenção de Uma Instituição Pública.” </w:t>
@@ -14014,14 +14168,14 @@
         <w:rPr/>
         <w:t>.</w:t>
       </w:r>
-      <w:bookmarkEnd w:id="42"/>
+      <w:bookmarkEnd w:id="41"/>
     </w:p>
     <w:p>
       <w:pPr>
         <w:pStyle w:val="Bibliography"/>
         <w:rPr/>
       </w:pPr>
-      <w:bookmarkStart w:id="43" w:name="ref-chew_manutenibilidadeverde_2016"/>
+      <w:bookmarkStart w:id="42" w:name="ref-chew_manutenibilidadeverde_2016"/>
       <w:r>
         <w:rPr/>
         <w:t xml:space="preserve">Chew, Michael Yit Lin, and Sheila Conejos. 2016. “Developing a Green Maintainability Framework for Green Walls in Singapore.” </w:t>
@@ -14049,14 +14203,14 @@
         <w:rPr/>
         <w:t>.</w:t>
       </w:r>
-      <w:bookmarkEnd w:id="43"/>
+      <w:bookmarkEnd w:id="42"/>
     </w:p>
     <w:p>
       <w:pPr>
         <w:pStyle w:val="Bibliography"/>
         <w:rPr/>
       </w:pPr>
-      <w:bookmarkStart w:id="44" w:name="ref-conejos_verticalgreenery_2019"/>
+      <w:bookmarkStart w:id="43" w:name="ref-conejos_verticalgreenery_2019"/>
       <w:r>
         <w:rPr/>
         <w:t xml:space="preserve">Conejos, Sheila, Michael Yit Lin Chew, and Fikril Hakim Bin Azril. 2019. “Green Maintainability Assessment of High-Rise Vertical Greenery Systems.” </w:t>
@@ -14084,14 +14238,14 @@
         <w:rPr/>
         <w:t>.</w:t>
       </w:r>
-      <w:bookmarkEnd w:id="44"/>
+      <w:bookmarkEnd w:id="43"/>
     </w:p>
     <w:p>
       <w:pPr>
         <w:pStyle w:val="Bibliography"/>
         <w:rPr/>
       </w:pPr>
-      <w:bookmarkStart w:id="45" w:name="ref-crossref_restapi_2026"/>
+      <w:bookmarkStart w:id="44" w:name="ref-crossref_restapi_2026"/>
       <w:r>
         <w:rPr/>
         <w:t xml:space="preserve">Crossref. 2026. “REST API: Metadata Retrieval.” 2026. </w:t>
@@ -14108,14 +14262,14 @@
         <w:rPr/>
         <w:t>.</w:t>
       </w:r>
-      <w:bookmarkEnd w:id="45"/>
+      <w:bookmarkEnd w:id="44"/>
     </w:p>
     <w:p>
       <w:pPr>
         <w:pStyle w:val="Bibliography"/>
         <w:rPr/>
       </w:pPr>
-      <w:bookmarkStart w:id="46" w:name="ref-das_iotai_2025"/>
+      <w:bookmarkStart w:id="45" w:name="ref-das_iotai_2025"/>
       <w:r>
         <w:rPr/>
         <w:t xml:space="preserve">Das, Dillip Kumar. 2025. “Integrating IoT and AI for Sustainable Energy-Efficient Smart Building: Potential, Barriers and Strategic Pathways.” </w:t>
@@ -14143,14 +14297,14 @@
         <w:rPr/>
         <w:t>.</w:t>
       </w:r>
-      <w:bookmarkEnd w:id="46"/>
+      <w:bookmarkEnd w:id="45"/>
     </w:p>
     <w:p>
       <w:pPr>
         <w:pStyle w:val="Bibliography"/>
         <w:rPr/>
       </w:pPr>
-      <w:bookmarkStart w:id="47" w:name="ref-deng_bimdigitaltwins_2021"/>
+      <w:bookmarkStart w:id="46" w:name="ref-deng_bimdigitaltwins_2021"/>
       <w:r>
         <w:rPr/>
         <w:t xml:space="preserve">Deng, Min, Carol C. Menassa, and Vineet R. Kamat. 2021. “From BIM to Digital Twins: A Systematic Review of the Evolution of Intelligent Building Representations in the AEC-FM Industry.” </w:t>
@@ -14178,14 +14332,14 @@
         <w:rPr/>
         <w:t>.</w:t>
       </w:r>
-      <w:bookmarkEnd w:id="47"/>
+      <w:bookmarkEnd w:id="46"/>
     </w:p>
     <w:p>
       <w:pPr>
         <w:pStyle w:val="Bibliography"/>
         <w:rPr/>
       </w:pPr>
-      <w:bookmarkStart w:id="48" w:name="ref-donthu_bibliometria_2021"/>
+      <w:bookmarkStart w:id="47" w:name="ref-donthu_bibliometria_2021"/>
       <w:r>
         <w:rPr/>
         <w:t xml:space="preserve">Donthu, Naveen, Satish Kumar, Debmalya Mukherjee, Nitesh Pandey, and Weng Marc Lim. 2021. “How to Conduct a Bibliometric Analysis: An Overview and Guidelines.” </w:t>
@@ -14213,14 +14367,14 @@
         <w:rPr/>
         <w:t>.</w:t>
       </w:r>
-      <w:bookmarkEnd w:id="48"/>
+      <w:bookmarkEnd w:id="47"/>
     </w:p>
     <w:p>
       <w:pPr>
         <w:pStyle w:val="Bibliography"/>
         <w:rPr/>
       </w:pPr>
-      <w:bookmarkStart w:id="49" w:name="ref-gispert_ontologiaativos_2025"/>
+      <w:bookmarkStart w:id="48" w:name="ref-gispert_ontologiaativos_2025"/>
       <w:r>
         <w:rPr/>
         <w:t xml:space="preserve">Espinosa Gispert, Diego, Ibrahim Yitmen, Habib Sadri, and Afshin Taheri. 2025. “Development of an Ontology-Based Asset Information Model for Predictive Maintenance in Building Facilities.” </w:t>
@@ -14248,14 +14402,14 @@
         <w:rPr/>
         <w:t>.</w:t>
       </w:r>
-      <w:bookmarkEnd w:id="49"/>
+      <w:bookmarkEnd w:id="48"/>
     </w:p>
     <w:p>
       <w:pPr>
         <w:pStyle w:val="Bibliography"/>
         <w:rPr/>
       </w:pPr>
-      <w:bookmarkStart w:id="50" w:name="ref-ferreira_manutencaoceramica_2020"/>
+      <w:bookmarkStart w:id="49" w:name="ref-ferreira_manutencaoceramica_2020"/>
       <w:r>
         <w:rPr/>
         <w:t xml:space="preserve">Ferreira, Cláudia, Luís Canhoto Neves, Ana Silva, and Jorge de Brito. 2020. “Stochastic Maintenance Models for Ceramic Claddings.” </w:t>
@@ -14283,14 +14437,14 @@
         <w:rPr/>
         <w:t>.</w:t>
       </w:r>
-      <w:bookmarkEnd w:id="50"/>
+      <w:bookmarkEnd w:id="49"/>
     </w:p>
     <w:p>
       <w:pPr>
         <w:pStyle w:val="Bibliography"/>
         <w:rPr/>
       </w:pPr>
-      <w:bookmarkStart w:id="51" w:name="ref-goretti_bimoem_2023"/>
+      <w:bookmarkStart w:id="50" w:name="ref-goretti_bimoem_2023"/>
       <w:r>
         <w:rPr/>
         <w:t xml:space="preserve">Goretti, Hannah A., and Peter Kaming. 2023. “A Review and Bibliometric Analysis of Utilizing Building Information Modeling (BIM) on Effective Operation and Maintenance (o&amp;m).” </w:t>
@@ -14318,14 +14472,14 @@
         <w:rPr/>
         <w:t>.</w:t>
       </w:r>
-      <w:bookmarkEnd w:id="51"/>
+      <w:bookmarkEnd w:id="50"/>
     </w:p>
     <w:p>
       <w:pPr>
         <w:pStyle w:val="Bibliography"/>
         <w:rPr/>
       </w:pPr>
-      <w:bookmarkStart w:id="52" w:name="ref-hu_revisao_sintese_2026"/>
+      <w:bookmarkStart w:id="51" w:name="ref-hu_revisao_sintese_2026"/>
       <w:r>
         <w:rPr/>
         <w:t xml:space="preserve">Hu, Meilan, Paye Shin Koh, Xun Ci Soh, Andree Hartanto, and Nadyanna M. Majeed. 2026. “From Review to Synthesis: A Step-by-Step Methodological Guide to Systematic Reviews and Multilevel Meta-Analyses.” </w:t>
@@ -14353,14 +14507,14 @@
         <w:rPr/>
         <w:t>.</w:t>
       </w:r>
-      <w:bookmarkEnd w:id="52"/>
+      <w:bookmarkEnd w:id="51"/>
     </w:p>
     <w:p>
       <w:pPr>
         <w:pStyle w:val="Bibliography"/>
         <w:rPr/>
       </w:pPr>
-      <w:bookmarkStart w:id="53" w:name="ref-jiang_deduplicacao_regras_2014"/>
+      <w:bookmarkStart w:id="52" w:name="ref-jiang_deduplicacao_regras_2014"/>
       <w:r>
         <w:rPr/>
         <w:t xml:space="preserve">Jiang, Yu, Can Lin, Weiyi Meng, Clement Yu, Aaron M. Cohen, and Neil R. Smalheiser. 2014. “Rule-Based Deduplication of Article Records from Bibliographic Databases.” </w:t>
@@ -14388,14 +14542,14 @@
         <w:rPr/>
         <w:t>.</w:t>
       </w:r>
-      <w:bookmarkEnd w:id="53"/>
+      <w:bookmarkEnd w:id="52"/>
     </w:p>
     <w:p>
       <w:pPr>
         <w:pStyle w:val="Bibliography"/>
         <w:rPr/>
       </w:pPr>
-      <w:bookmarkStart w:id="54" w:name="ref-kim_estimativacustoseducacional_2018"/>
+      <w:bookmarkStart w:id="53" w:name="ref-kim_estimativacustoseducacional_2018"/>
       <w:r>
         <w:rPr/>
         <w:t xml:space="preserve">Kim, Ji-Myong, Taehui Kim, Yeong-Jin Yu, and Kiyoung Son. 2018. “Development of a Maintenance and Repair Cost Estimation Model for Educational Buildings Using Regression Analysis.” </w:t>
@@ -14423,14 +14577,14 @@
         <w:rPr/>
         <w:t>.</w:t>
       </w:r>
-      <w:bookmarkEnd w:id="54"/>
+      <w:bookmarkEnd w:id="53"/>
     </w:p>
     <w:p>
       <w:pPr>
         <w:pStyle w:val="Bibliography"/>
         <w:rPr/>
       </w:pPr>
-      <w:bookmarkStart w:id="55" w:name="ref-lateef_manutencaouniversidade_2010"/>
+      <w:bookmarkStart w:id="54" w:name="ref-lateef_manutencaouniversidade_2010"/>
       <w:r>
         <w:rPr/>
         <w:t xml:space="preserve">Lateef, Olanrewaju Abdul, Mohd Faris Khamidi, and Arazi Idrus. 2010. “Building Maintenance Management in a Malaysian University Campuses: A Case Study.” </w:t>
@@ -14446,14 +14600,14 @@
         <w:rPr/>
         <w:t xml:space="preserve"> 10 (1/2): 76–89.</w:t>
       </w:r>
-      <w:bookmarkEnd w:id="55"/>
+      <w:bookmarkEnd w:id="54"/>
     </w:p>
     <w:p>
       <w:pPr>
         <w:pStyle w:val="Bibliography"/>
         <w:rPr/>
       </w:pPr>
-      <w:bookmarkStart w:id="56" w:name="ref-maia_gestaoinformacaomanutencao_2016"/>
+      <w:bookmarkStart w:id="55" w:name="ref-maia_gestaoinformacaomanutencao_2016"/>
       <w:r>
         <w:rPr/>
         <w:t xml:space="preserve">Maia, Barbara Lepca, Sérgio Scheer, and Maria do Carmo Duarte Freitas. 2016. “Manutenção Predial: A Prospecta de Decisões a Partir Da Gestão Da Informação.” </w:t>
@@ -14469,14 +14623,14 @@
         <w:rPr/>
         <w:t xml:space="preserve"> 8 (3): 37–55.</w:t>
       </w:r>
-      <w:bookmarkEnd w:id="56"/>
+      <w:bookmarkEnd w:id="55"/>
     </w:p>
     <w:p>
       <w:pPr>
         <w:pStyle w:val="Bibliography"/>
         <w:rPr/>
       </w:pPr>
-      <w:bookmarkStart w:id="57" w:name="ref-martins_custosmanutencaoses_2024"/>
+      <w:bookmarkStart w:id="56" w:name="ref-martins_custosmanutencaoses_2024"/>
       <w:r>
         <w:rPr/>
         <w:t xml:space="preserve">Martins, Rafael Fernando Batista, and Márcia Maria dos Santos Bortolocci Espejo. 2024. “Análise de Custos de Manutenção Predial Em Uma Universidade Federal Brasileira Com Uso Do Modelo de Suavização Exponencial Simples.” </w:t>
@@ -14504,14 +14658,14 @@
         <w:rPr/>
         <w:t>.</w:t>
       </w:r>
-      <w:bookmarkEnd w:id="57"/>
+      <w:bookmarkEnd w:id="56"/>
     </w:p>
     <w:p>
       <w:pPr>
         <w:pStyle w:val="Bibliography"/>
         <w:rPr/>
       </w:pPr>
-      <w:bookmarkStart w:id="58" w:name="ref-masmoudi_ahptopsis_2026"/>
+      <w:bookmarkStart w:id="57" w:name="ref-masmoudi_ahptopsis_2026"/>
       <w:r>
         <w:rPr/>
         <w:t xml:space="preserve">Masmoudi, Malek, Mohamed Alshamsi, Sujan Piya, and Srikant Gupta. 2026. “Contractors Allocation for Public Building Maintenance: A Sustainable Approach Aligned with SDGs Using AHP-TOPSIS and Bi-Objective Optimization.” </w:t>
@@ -14539,14 +14693,14 @@
         <w:rPr/>
         <w:t>.</w:t>
       </w:r>
-      <w:bookmarkEnd w:id="58"/>
+      <w:bookmarkEnd w:id="57"/>
     </w:p>
     <w:p>
       <w:pPr>
         <w:pStyle w:val="Bibliography"/>
         <w:rPr/>
       </w:pPr>
-      <w:bookmarkStart w:id="59" w:name="ref-morais_eficienciamanutencao_2023"/>
+      <w:bookmarkStart w:id="58" w:name="ref-morais_eficienciamanutencao_2023"/>
       <w:r>
         <w:rPr/>
         <w:t xml:space="preserve">Morais, Lucas Salomão Rael de, Heber Martins de Paula, and Ricardo Prado Abreu Reis. 2023. “Promoção Da Eficiência Da Manutenção Predial Em Edificações Públicas: Abordagem Baseada Em Registros de Ordens de Serviço.” </w:t>
@@ -14574,14 +14728,14 @@
         <w:rPr/>
         <w:t>.</w:t>
       </w:r>
-      <w:bookmarkEnd w:id="59"/>
+      <w:bookmarkEnd w:id="58"/>
     </w:p>
     <w:p>
       <w:pPr>
         <w:pStyle w:val="Bibliography"/>
         <w:rPr/>
       </w:pPr>
-      <w:bookmarkStart w:id="60" w:name="ref-motuziene_ventilacaoia_2025"/>
+      <w:bookmarkStart w:id="59" w:name="ref-motuziene_ventilacaoia_2025"/>
       <w:r>
         <w:rPr/>
         <w:t xml:space="preserve">Motuzienė, Violeta, Jonas Bielskus, Rasa Džiugaitė-Tumėnienė, and Vidas Raudonis. 2025. “Occupancy-Based Predictive AI-Driven Ventilation Control for Energy Savings in Office Buildings.” </w:t>
@@ -14609,14 +14763,14 @@
         <w:rPr/>
         <w:t>.</w:t>
       </w:r>
-      <w:bookmarkEnd w:id="60"/>
+      <w:bookmarkEnd w:id="59"/>
     </w:p>
     <w:p>
       <w:pPr>
         <w:pStyle w:val="Bibliography"/>
         <w:rPr/>
       </w:pPr>
-      <w:bookmarkStart w:id="61" w:name="ref-nageli_ciclovida_2019"/>
+      <w:bookmarkStart w:id="60" w:name="ref-nageli_ciclovida_2019"/>
       <w:r>
         <w:rPr/>
         <w:t xml:space="preserve">Nägeli, Claudio, Abolfazl Farahani, Magnus Österbring, Jan-Olof Dalenbäck, and Holger Wallbaum. 2019. “A Service-Life Cycle Approach to Maintenance and Energy Retrofit Planning for Building Portfolios.” </w:t>
@@ -14644,14 +14798,14 @@
         <w:rPr/>
         <w:t>.</w:t>
       </w:r>
-      <w:bookmarkEnd w:id="61"/>
+      <w:bookmarkEnd w:id="60"/>
     </w:p>
     <w:p>
       <w:pPr>
         <w:pStyle w:val="Bibliography"/>
         <w:rPr/>
       </w:pPr>
-      <w:bookmarkStart w:id="62" w:name="ref-naji_campusdelphi_2023"/>
+      <w:bookmarkStart w:id="61" w:name="ref-naji_campusdelphi_2023"/>
       <w:r>
         <w:rPr/>
         <w:t xml:space="preserve">Naji, Khalid K., Murat Gunduz, and Omar Maki. 2023. “Development of a Campus Facility Management Operational Framework Using a Modified Delphi Method.” </w:t>
@@ -14679,14 +14833,14 @@
         <w:rPr/>
         <w:t>.</w:t>
       </w:r>
-      <w:bookmarkEnd w:id="62"/>
+      <w:bookmarkEnd w:id="61"/>
     </w:p>
     <w:p>
       <w:pPr>
         <w:pStyle w:val="Bibliography"/>
         <w:rPr/>
       </w:pPr>
-      <w:bookmarkStart w:id="63" w:name="X29a0b815a0fa8c82998c6fb0764f2ef94fd929e"/>
+      <w:bookmarkStart w:id="62" w:name="X29a0b815a0fa8c82998c6fb0764f2ef94fd929e"/>
       <w:r>
         <w:rPr/>
         <w:t xml:space="preserve">Ndukuba, Samuel Nnadoziem. 2025. “Building Institutional Resilience Through Sustainable Facility Management in South African Vocational Education.” </w:t>
@@ -14714,14 +14868,14 @@
         <w:rPr/>
         <w:t>.</w:t>
       </w:r>
-      <w:bookmarkEnd w:id="63"/>
+      <w:bookmarkEnd w:id="62"/>
     </w:p>
     <w:p>
       <w:pPr>
         <w:pStyle w:val="Bibliography"/>
         <w:rPr/>
       </w:pPr>
-      <w:bookmarkStart w:id="64" w:name="ref-nielsen_sustentabilidadefm_2016"/>
+      <w:bookmarkStart w:id="63" w:name="ref-nielsen_sustentabilidadefm_2016"/>
       <w:r>
         <w:rPr/>
         <w:t xml:space="preserve">Nielsen, Susanne Balslev, Anna-Liisa Sarasoja, and Kirsten Ramskov Galamba. 2016. “Sustainability in Facilities Management: An Overview of Current Research.” </w:t>
@@ -14749,14 +14903,14 @@
         <w:rPr/>
         <w:t>.</w:t>
       </w:r>
-      <w:bookmarkEnd w:id="64"/>
+      <w:bookmarkEnd w:id="63"/>
     </w:p>
     <w:p>
       <w:pPr>
         <w:pStyle w:val="Bibliography"/>
         <w:rPr/>
       </w:pPr>
-      <w:bookmarkStart w:id="65" w:name="ref-okoro_sustainablefm_2023"/>
+      <w:bookmarkStart w:id="64" w:name="ref-okoro_sustainablefm_2023"/>
       <w:r>
         <w:rPr/>
         <w:t xml:space="preserve">Okoro, Chioma Sylvia. 2023. “Sustainable Facilities Management in the Built Environment: A Mixed-Method Review.” </w:t>
@@ -14784,14 +14938,14 @@
         <w:rPr/>
         <w:t>.</w:t>
       </w:r>
-      <w:bookmarkEnd w:id="65"/>
+      <w:bookmarkEnd w:id="64"/>
     </w:p>
     <w:p>
       <w:pPr>
         <w:pStyle w:val="Bibliography"/>
         <w:rPr/>
       </w:pPr>
-      <w:bookmarkStart w:id="66" w:name="ref-opoku_futurofm_2022"/>
+      <w:bookmarkStart w:id="65" w:name="ref-opoku_futurofm_2022"/>
       <w:r>
         <w:rPr/>
         <w:t xml:space="preserve">Opoku, Alex, and Jeoung Yul Lee. 2022. “The Future of Facilities Management: Managing Facilities for Sustainable Development.” </w:t>
@@ -14819,14 +14973,14 @@
         <w:rPr/>
         <w:t>.</w:t>
       </w:r>
-      <w:bookmarkEnd w:id="66"/>
+      <w:bookmarkEnd w:id="65"/>
     </w:p>
     <w:p>
       <w:pPr>
         <w:pStyle w:val="Bibliography"/>
         <w:rPr/>
       </w:pPr>
-      <w:bookmarkStart w:id="67" w:name="ref-othman_manutenibilidadeesi_2023"/>
+      <w:bookmarkStart w:id="66" w:name="ref-othman_manutenibilidadeesi_2023"/>
       <w:r>
         <w:rPr/>
         <w:t xml:space="preserve">Othman, Ayman Ahmed Ezzat, and Ahmed Kamal. 2023. “Enhancing Building Maintainability Through Early Supplier Involvement in the Design Process.” </w:t>
@@ -14854,14 +15008,14 @@
         <w:rPr/>
         <w:t>.</w:t>
       </w:r>
-      <w:bookmarkEnd w:id="67"/>
+      <w:bookmarkEnd w:id="66"/>
     </w:p>
     <w:p>
       <w:pPr>
         <w:pStyle w:val="Bibliography"/>
         <w:rPr/>
       </w:pPr>
-      <w:bookmarkStart w:id="68" w:name="ref-park_cbrfuzzyahp_2019"/>
+      <w:bookmarkStart w:id="67" w:name="ref-park_cbrfuzzyahp_2019"/>
       <w:r>
         <w:rPr/>
         <w:t xml:space="preserve">Park, Sojin, Nahyun Kwon, and Yonghan Ahn. 2019. “Forecasting Repair Schedule for Building Components Based on Case-Based Reasoning and Fuzzy-AHP.” </w:t>
@@ -14889,14 +15043,14 @@
         <w:rPr/>
         <w:t>.</w:t>
       </w:r>
-      <w:bookmarkEnd w:id="68"/>
+      <w:bookmarkEnd w:id="67"/>
     </w:p>
     <w:p>
       <w:pPr>
         <w:pStyle w:val="Bibliography"/>
         <w:rPr/>
       </w:pPr>
-      <w:bookmarkStart w:id="69" w:name="ref-ramantswana_esgfm_2026"/>
+      <w:bookmarkStart w:id="68" w:name="ref-ramantswana_esgfm_2026"/>
       <w:r>
         <w:rPr/>
         <w:t xml:space="preserve">Ramantswana, Thabelo, Bankole Awuzie, Lerato Mompati, and Thabo Khafiso. 2026. “Embedding ESG in Facility Management Practices: A South African Corporate Real Estate Perspective.” </w:t>
@@ -14924,14 +15078,14 @@
         <w:rPr/>
         <w:t>.</w:t>
       </w:r>
-      <w:bookmarkEnd w:id="69"/>
+      <w:bookmarkEnd w:id="68"/>
     </w:p>
     <w:p>
       <w:pPr>
         <w:pStyle w:val="Bibliography"/>
         <w:rPr/>
       </w:pPr>
-      <w:bookmarkStart w:id="70" w:name="ref-rathbone_deduplicacao_2015"/>
+      <w:bookmarkStart w:id="69" w:name="ref-rathbone_deduplicacao_2015"/>
       <w:r>
         <w:rPr/>
         <w:t xml:space="preserve">Rathbone, John, Matt Carter, Tammy Hoffmann, and Paul Glasziou. 2015. “Better Duplicate Detection for Systematic Reviewers: Evaluation of Systematic Review Assistant-Deduplication Module.” </w:t>
@@ -14959,14 +15113,14 @@
         <w:rPr/>
         <w:t>.</w:t>
       </w:r>
-      <w:bookmarkEnd w:id="70"/>
+      <w:bookmarkEnd w:id="69"/>
     </w:p>
     <w:p>
       <w:pPr>
         <w:pStyle w:val="Bibliography"/>
         <w:rPr/>
       </w:pPr>
-      <w:bookmarkStart w:id="71" w:name="ref-snyder_revisaometodologia_2019"/>
+      <w:bookmarkStart w:id="70" w:name="ref-snyder_revisaometodologia_2019"/>
       <w:r>
         <w:rPr/>
         <w:t xml:space="preserve">Snyder, Hannah. 2019. “Literature Review as a Research Methodology: An Overview and Guidelines.” </w:t>
@@ -14994,14 +15148,14 @@
         <w:rPr/>
         <w:t>.</w:t>
       </w:r>
-      <w:bookmarkEnd w:id="71"/>
+      <w:bookmarkEnd w:id="70"/>
     </w:p>
     <w:p>
       <w:pPr>
         <w:pStyle w:val="Bibliography"/>
         <w:rPr/>
       </w:pPr>
-      <w:bookmarkStart w:id="72" w:name="ref-suh_demandaenergiaagua_2012"/>
+      <w:bookmarkStart w:id="71" w:name="ref-suh_demandaenergiaagua_2012"/>
       <w:r>
         <w:rPr/>
         <w:t xml:space="preserve">Suh, Dongjun, and Seongju Chang. 2012. “An Energy and Water Resource Demand Estimation Model for Multi-Family Housing Complexes in Korea.” </w:t>
@@ -15029,14 +15183,14 @@
         <w:rPr/>
         <w:t>.</w:t>
       </w:r>
-      <w:bookmarkEnd w:id="72"/>
+      <w:bookmarkEnd w:id="71"/>
     </w:p>
     <w:p>
       <w:pPr>
         <w:pStyle w:val="Bibliography"/>
         <w:rPr/>
       </w:pPr>
-      <w:bookmarkStart w:id="73" w:name="ref-talib_hospitalfm_2013"/>
+      <w:bookmarkStart w:id="72" w:name="ref-talib_hospitalfm_2013"/>
       <w:r>
         <w:rPr/>
         <w:t xml:space="preserve">Talib, Yuhainis, Priyadarsini Rajagopalan, and Jay Yang. 2013. “Evaluation of Building Performance for Strategic Facilities Management in Healthcare: A Case Study of a Public Hospital in Australia.” </w:t>
@@ -15064,14 +15218,14 @@
         <w:rPr/>
         <w:t>.</w:t>
       </w:r>
-      <w:bookmarkEnd w:id="73"/>
+      <w:bookmarkEnd w:id="72"/>
     </w:p>
     <w:p>
       <w:pPr>
         <w:pStyle w:val="Bibliography"/>
         <w:rPr/>
       </w:pPr>
-      <w:bookmarkStart w:id="74" w:name="ref-tan_fluxoinformacao_2018"/>
+      <w:bookmarkStart w:id="73" w:name="ref-tan_fluxoinformacao_2018"/>
       <w:r>
         <w:rPr/>
         <w:t xml:space="preserve">Tan, Adeline Zhu Teng, Atiq Uz Zaman, and Monty Sutrisna. 2018. “Enabling an Effective Knowledge and Information Flow Between the Phases of Building Construction and Facilities Management.” </w:t>
@@ -15099,14 +15253,14 @@
         <w:rPr/>
         <w:t>.</w:t>
       </w:r>
-      <w:bookmarkEnd w:id="74"/>
+      <w:bookmarkEnd w:id="73"/>
     </w:p>
     <w:p>
       <w:pPr>
         <w:pStyle w:val="Bibliography"/>
         <w:rPr/>
       </w:pPr>
-      <w:bookmarkStart w:id="75" w:name="ref-whittemore_revisaointegrativa_2005"/>
+      <w:bookmarkStart w:id="74" w:name="ref-whittemore_revisaointegrativa_2005"/>
       <w:r>
         <w:rPr/>
         <w:t xml:space="preserve">Whittemore, Robin, and Kathleen Knafl. 2005. “The Integrative Review: Updated Methodology.” </w:t>
@@ -15134,14 +15288,14 @@
         <w:rPr/>
         <w:t>.</w:t>
       </w:r>
-      <w:bookmarkEnd w:id="75"/>
+      <w:bookmarkEnd w:id="74"/>
     </w:p>
     <w:p>
       <w:pPr>
         <w:pStyle w:val="Bibliography"/>
         <w:rPr/>
       </w:pPr>
-      <w:bookmarkStart w:id="76" w:name="ref-wu_gnnvidautil_2025"/>
+      <w:bookmarkStart w:id="75" w:name="ref-wu_gnnvidautil_2025"/>
       <w:r>
         <w:rPr/>
         <w:t xml:space="preserve">Wu, Pei-Yu, and S. Olof Mundt-Petersen. 2025. “Empirical Quantification and Prediction of Building Component Lifespans with Graph Neural Networks.” </w:t>
@@ -15169,7 +15323,7 @@
         <w:rPr/>
         <w:t>.</w:t>
       </w:r>
-      <w:bookmarkEnd w:id="76"/>
+      <w:bookmarkEnd w:id="75"/>
     </w:p>
     <w:p>
       <w:pPr>
@@ -15177,7 +15331,7 @@
         <w:spacing w:before="0" w:after="200"/>
         <w:rPr/>
       </w:pPr>
-      <w:bookmarkStart w:id="77" w:name="ref-yoon_fuzzyfm_2018"/>
+      <w:bookmarkStart w:id="76" w:name="ref-yoon_fuzzyfm_2018"/>
       <w:r>
         <w:rPr/>
         <w:t xml:space="preserve">Yoon, Jong Han, and Hee Sung Cha. 2018. “Optimal FM Strategy for Commercial Office Buildings Using Fuzzy Synthetic Evaluation.” </w:t>
@@ -15205,9 +15359,9 @@
         <w:rPr/>
         <w:t>.</w:t>
       </w:r>
+      <w:bookmarkEnd w:id="32"/>
       <w:bookmarkEnd w:id="33"/>
-      <w:bookmarkEnd w:id="34"/>
-      <w:bookmarkEnd w:id="77"/>
+      <w:bookmarkEnd w:id="76"/>
     </w:p>
     <w:sectPr>
       <w:type w:val="nextPage"/>
@@ -15220,261 +15374,6 @@
     </w:sectPr>
   </w:body>
 </w:document>
-</file>
-
-<file path=word/numbering.xml><?xml version="1.0" encoding="utf-8"?>
-<w:numbering xmlns:w="http://schemas.openxmlformats.org/wordprocessingml/2006/main" xmlns:o="urn:schemas-microsoft-com:office:office" xmlns:r="http://schemas.openxmlformats.org/officeDocument/2006/relationships" xmlns:v="urn:schemas-microsoft-com:vml" xmlns:mc="http://schemas.openxmlformats.org/markup-compatibility/2006" xmlns:w14="http://schemas.microsoft.com/office/word/2010/wordml" mc:Ignorable="w14">
-  <w:abstractNum w:abstractNumId="1">
-    <w:lvl w:ilvl="0">
-      <w:start w:val="1"/>
-      <w:numFmt w:val="decimal"/>
-      <w:lvlText w:val="%1."/>
-      <w:lvlJc w:val="start"/>
-      <w:pPr>
-        <w:tabs>
-          <w:tab w:val="num" w:pos="0"/>
-        </w:tabs>
-        <w:ind w:start="720" w:hanging="480"/>
-      </w:pPr>
-      <w:rPr/>
-    </w:lvl>
-    <w:lvl w:ilvl="1">
-      <w:start w:val="1"/>
-      <w:numFmt w:val="lowerLetter"/>
-      <w:lvlText w:val="%2."/>
-      <w:lvlJc w:val="start"/>
-      <w:pPr>
-        <w:tabs>
-          <w:tab w:val="num" w:pos="0"/>
-        </w:tabs>
-        <w:ind w:start="1440" w:hanging="480"/>
-      </w:pPr>
-      <w:rPr/>
-    </w:lvl>
-    <w:lvl w:ilvl="2">
-      <w:start w:val="1"/>
-      <w:numFmt w:val="lowerRoman"/>
-      <w:lvlText w:val="%3."/>
-      <w:lvlJc w:val="start"/>
-      <w:pPr>
-        <w:tabs>
-          <w:tab w:val="num" w:pos="0"/>
-        </w:tabs>
-        <w:ind w:start="2160" w:hanging="480"/>
-      </w:pPr>
-      <w:rPr/>
-    </w:lvl>
-    <w:lvl w:ilvl="3">
-      <w:start w:val="1"/>
-      <w:numFmt w:val="decimal"/>
-      <w:lvlText w:val="%4."/>
-      <w:lvlJc w:val="start"/>
-      <w:pPr>
-        <w:tabs>
-          <w:tab w:val="num" w:pos="0"/>
-        </w:tabs>
-        <w:ind w:start="2880" w:hanging="480"/>
-      </w:pPr>
-      <w:rPr/>
-    </w:lvl>
-    <w:lvl w:ilvl="4">
-      <w:start w:val="1"/>
-      <w:numFmt w:val="lowerLetter"/>
-      <w:lvlText w:val="%5."/>
-      <w:lvlJc w:val="start"/>
-      <w:pPr>
-        <w:tabs>
-          <w:tab w:val="num" w:pos="0"/>
-        </w:tabs>
-        <w:ind w:start="3600" w:hanging="480"/>
-      </w:pPr>
-      <w:rPr/>
-    </w:lvl>
-    <w:lvl w:ilvl="5">
-      <w:start w:val="1"/>
-      <w:numFmt w:val="lowerRoman"/>
-      <w:lvlText w:val="%6."/>
-      <w:lvlJc w:val="start"/>
-      <w:pPr>
-        <w:tabs>
-          <w:tab w:val="num" w:pos="0"/>
-        </w:tabs>
-        <w:ind w:start="4320" w:hanging="480"/>
-      </w:pPr>
-      <w:rPr/>
-    </w:lvl>
-    <w:lvl w:ilvl="6">
-      <w:start w:val="1"/>
-      <w:numFmt w:val="decimal"/>
-      <w:lvlText w:val="%7."/>
-      <w:lvlJc w:val="start"/>
-      <w:pPr>
-        <w:tabs>
-          <w:tab w:val="num" w:pos="0"/>
-        </w:tabs>
-        <w:ind w:start="5040" w:hanging="480"/>
-      </w:pPr>
-      <w:rPr/>
-    </w:lvl>
-    <w:lvl w:ilvl="7">
-      <w:start w:val="1"/>
-      <w:numFmt w:val="lowerLetter"/>
-      <w:lvlText w:val="%8."/>
-      <w:lvlJc w:val="start"/>
-      <w:pPr>
-        <w:tabs>
-          <w:tab w:val="num" w:pos="0"/>
-        </w:tabs>
-        <w:ind w:start="5760" w:hanging="480"/>
-      </w:pPr>
-      <w:rPr/>
-    </w:lvl>
-    <w:lvl w:ilvl="8">
-      <w:start w:val="1"/>
-      <w:numFmt w:val="lowerRoman"/>
-      <w:lvlText w:val="%9."/>
-      <w:lvlJc w:val="start"/>
-      <w:pPr>
-        <w:tabs>
-          <w:tab w:val="num" w:pos="0"/>
-        </w:tabs>
-        <w:ind w:start="6480" w:hanging="480"/>
-      </w:pPr>
-      <w:rPr/>
-    </w:lvl>
-  </w:abstractNum>
-  <w:abstractNum w:abstractNumId="2">
-    <w:lvl w:ilvl="0">
-      <w:start w:val="1"/>
-      <w:numFmt w:val="none"/>
-      <w:suff w:val="nothing"/>
-      <w:lvlText w:val=""/>
-      <w:lvlJc w:val="start"/>
-      <w:pPr>
-        <w:tabs>
-          <w:tab w:val="num" w:pos="0"/>
-        </w:tabs>
-        <w:ind w:start="0" w:hanging="0"/>
-      </w:pPr>
-    </w:lvl>
-    <w:lvl w:ilvl="1">
-      <w:start w:val="1"/>
-      <w:numFmt w:val="none"/>
-      <w:suff w:val="nothing"/>
-      <w:lvlText w:val=""/>
-      <w:lvlJc w:val="start"/>
-      <w:pPr>
-        <w:tabs>
-          <w:tab w:val="num" w:pos="0"/>
-        </w:tabs>
-        <w:ind w:start="0" w:hanging="0"/>
-      </w:pPr>
-    </w:lvl>
-    <w:lvl w:ilvl="2">
-      <w:start w:val="1"/>
-      <w:numFmt w:val="none"/>
-      <w:suff w:val="nothing"/>
-      <w:lvlText w:val=""/>
-      <w:lvlJc w:val="start"/>
-      <w:pPr>
-        <w:tabs>
-          <w:tab w:val="num" w:pos="0"/>
-        </w:tabs>
-        <w:ind w:start="0" w:hanging="0"/>
-      </w:pPr>
-    </w:lvl>
-    <w:lvl w:ilvl="3">
-      <w:start w:val="1"/>
-      <w:numFmt w:val="none"/>
-      <w:suff w:val="nothing"/>
-      <w:lvlText w:val=""/>
-      <w:lvlJc w:val="start"/>
-      <w:pPr>
-        <w:tabs>
-          <w:tab w:val="num" w:pos="0"/>
-        </w:tabs>
-        <w:ind w:start="0" w:hanging="0"/>
-      </w:pPr>
-    </w:lvl>
-    <w:lvl w:ilvl="4">
-      <w:start w:val="1"/>
-      <w:numFmt w:val="none"/>
-      <w:suff w:val="nothing"/>
-      <w:lvlText w:val=""/>
-      <w:lvlJc w:val="start"/>
-      <w:pPr>
-        <w:tabs>
-          <w:tab w:val="num" w:pos="0"/>
-        </w:tabs>
-        <w:ind w:start="0" w:hanging="0"/>
-      </w:pPr>
-    </w:lvl>
-    <w:lvl w:ilvl="5">
-      <w:start w:val="1"/>
-      <w:numFmt w:val="none"/>
-      <w:suff w:val="nothing"/>
-      <w:lvlText w:val=""/>
-      <w:lvlJc w:val="start"/>
-      <w:pPr>
-        <w:tabs>
-          <w:tab w:val="num" w:pos="0"/>
-        </w:tabs>
-        <w:ind w:start="0" w:hanging="0"/>
-      </w:pPr>
-    </w:lvl>
-    <w:lvl w:ilvl="6">
-      <w:start w:val="1"/>
-      <w:numFmt w:val="none"/>
-      <w:suff w:val="nothing"/>
-      <w:lvlText w:val=""/>
-      <w:lvlJc w:val="start"/>
-      <w:pPr>
-        <w:tabs>
-          <w:tab w:val="num" w:pos="0"/>
-        </w:tabs>
-        <w:ind w:start="0" w:hanging="0"/>
-      </w:pPr>
-    </w:lvl>
-    <w:lvl w:ilvl="7">
-      <w:start w:val="1"/>
-      <w:numFmt w:val="none"/>
-      <w:suff w:val="nothing"/>
-      <w:lvlText w:val=""/>
-      <w:lvlJc w:val="start"/>
-      <w:pPr>
-        <w:tabs>
-          <w:tab w:val="num" w:pos="0"/>
-        </w:tabs>
-        <w:ind w:start="0" w:hanging="0"/>
-      </w:pPr>
-    </w:lvl>
-    <w:lvl w:ilvl="8">
-      <w:start w:val="1"/>
-      <w:numFmt w:val="none"/>
-      <w:suff w:val="nothing"/>
-      <w:lvlText w:val=""/>
-      <w:lvlJc w:val="start"/>
-      <w:pPr>
-        <w:tabs>
-          <w:tab w:val="num" w:pos="0"/>
-        </w:tabs>
-        <w:ind w:start="0" w:hanging="0"/>
-      </w:pPr>
-    </w:lvl>
-  </w:abstractNum>
-  <w:num w:numId="1">
-    <w:abstractNumId w:val="1"/>
-  </w:num>
-  <w:num w:numId="2">
-    <w:abstractNumId w:val="2"/>
-  </w:num>
-  <w:num w:numId="3">
-    <w:abstractNumId w:val="1"/>
-    <w:lvlOverride w:ilvl="0">
-      <w:startOverride w:val="1"/>
-    </w:lvlOverride>
-  </w:num>
-</w:numbering>
 </file>
 
 <file path=word/styles.xml><?xml version="1.0" encoding="utf-8"?>

--- a/artigo.docx
+++ b/artigo.docx
@@ -13,7 +13,9 @@
       </w:pPr>
       <w:r>
         <w:rPr/>
-        <w:t>Manutenção sustentável em edificações universitárias públicas: revisão bibliométrica e especificação para parametrização multicritério</w:t>
+        <w:t>Priorização multicritério da manutenção sustentável em edificações públicas universitárias</w:t>
+        <w:br/>
+        <w:t>Multi-criteria prioritization of sustainable maintenance in public university buildings</w:t>
       </w:r>
     </w:p>
     <w:p>
@@ -50,7 +52,7 @@
       </w:pPr>
       <w:r>
         <w:rPr/>
-        <w:t>O artigo investiga como evidências bibliométricas e temáticas sobre manutenção predial sustentável podem fundamentar uma especificação operacional para futura parametrização multicritério em edificações públicas universitárias. Realizou-se revisão integrativa sistematizada em Scopus, Web of Science e Crossref, entre 2010 e 2026. A busca principal recuperou 12.118 ocorrências; após deduplicação e triagem, 372 registros sustentaram o mapeamento bibliométrico e 104 compuseram o núcleo temático original. Uma busca complementar de sensibilidade para inteligência artificial e aprendizado de máquina recuperou 6.728 ocorrências e incorporou 17 registros, elevando o núcleo vigente para 121 e preservando a camada bibliométrica da busca principal. Dos 121 registros, 109 também pertencem ao estrato bibliométrico de 372. Predominaram as dimensões técnica-operacional (116 registros), institucional (97) e ambiental (92), e os critérios desempenho operacional (99), informação e dados (82), custo (63), energia e vida útil (44 cada). A sensibilidade elevou a identificação de aprendizado de máquina de nove para 26 registros. Os 17 incorporados concentraram-se em previsão, diagnóstico e integração tecnológica; a cadeia entre modelo treinado, validação externa, ponderação multicritério, regras de veto e decisão pública auditável permaneceu fragmentada. A contribuição central é uma matriz rastreável de critérios, indicadores candidatos e fluxo decisório para validação institucional. A parametrização de pesos, agregação e limiares integra a etapa futura de participação institucional, teste com dados reais e validação multicampi.</w:t>
+        <w:t>O artigo investiga como evidências bibliométricas e temáticas sobre manutenção predial sustentável podem fundamentar uma especificação operacional para futura parametrização multicritério em edificações públicas universitárias. Realizou-se revisão integrativa sistematizada em Scopus, Web of Science e Crossref, entre 2010 e 2026. A busca principal recuperou 12.118 ocorrências; após deduplicação e triagem, 372 registros sustentaram o mapeamento bibliométrico e 104 compuseram o núcleo temático original. Uma busca complementar de sensibilidade para inteligência artificial e aprendizado de máquina recuperou 6.728 ocorrências e incorporou 17 registros, elevando o núcleo vigente para 121, dos quais 109 também pertencem ao estrato bibliométrico de 372. Predominaram as dimensões técnica-operacional, institucional e ambiental, e os critérios de desempenho operacional, informação e dados, custo, energia e vida útil. A sensibilidade elevou a identificação de aprendizado de máquina de nove para 26 registros; os 17 incorporados concentraram-se em previsão, diagnóstico e integração tecnológica, e a cadeia entre modelo treinado, validação externa, ponderação multicritério, regras de veto e decisão pública auditável permaneceu fragmentada. A contribuição central é uma matriz rastreável de critérios, indicadores candidatos e fluxo decisório para validação institucional; a parametrização de pesos, agregação e limiares integra a etapa futura de participação institucional, teste com dados reais e validação multicampi.</w:t>
       </w:r>
     </w:p>
     <w:p>
@@ -67,7 +69,7 @@
       </w:r>
       <w:r>
         <w:rPr/>
-        <w:t xml:space="preserve"> manutenção predial; sustentabilidade; decisão multicritério; edificações públicas universitárias; aprendizado de máquina.</w:t>
+        <w:t xml:space="preserve"> Manutenção predial. Sustentabilidade. Decisão multicritério. Edificações públicas universitárias. Aprendizado de máquina.</w:t>
       </w:r>
     </w:p>
     <w:p>
@@ -90,7 +92,7 @@
       </w:pPr>
       <w:r>
         <w:rPr/>
-        <w:t>This article investigates how bibliometric and thematic evidence on sustainable building maintenance can support an operational specification for future multi-criteria parameterization in public university buildings. A systematized integrative review was conducted in Scopus, Web of Science, and Crossref for 2010–2026. The main search retrieved 12,118 occurrences; after deduplication and screening, 372 records supported bibliometric mapping and 104 formed the original thematic core. A complementary sensitivity search for artificial intelligence and machine learning retrieved 6,728 occurrences and incorporated 17 records, expanding the current core to 121 while preserving the bibliometric layer derived from the main search. Of the 121 records, 109 also belong to the 372-record bibliometric stratum. The technical-operational (116 records), institutional (97), and environmental (92) dimensions predominated, as did operational performance (99), information and data (82), cost (63), energy, and service life (44 each). The sensitivity search increased machine-learning records from nine to 26. The 17 incorporated records focused on prediction, diagnosis, and technological integration, while the chain linking trained models, external validation, multi-criteria weighting, veto rules, and auditable public decision-making remained fragmented. The central contribution is a traceable matrix of criteria, candidate indicators, and a decision flow for institutional validation. Parameterization of weights, aggregation, and thresholds forms the next stage of institutional participation, testing with real data, and multi-campus validation.</w:t>
+        <w:t>This article investigates how bibliometric and thematic evidence on sustainable building maintenance can support an operational specification for future multi-criteria parameterization in public university buildings. A systematized integrative review was conducted in Scopus, Web of Science, and Crossref for 2010–2026. The main search retrieved 12,118 occurrences; after deduplication and screening, 372 records supported bibliometric mapping and 104 formed the original thematic core. A complementary sensitivity search for artificial intelligence and machine learning retrieved 6,728 occurrences and incorporated 17 records, expanding the current core to 121, of which 109 also belong to the 372-record bibliometric stratum. The technical-operational, institutional, and environmental dimensions predominated, as did the criteria of operational performance, information and data, cost, energy, and service life. The sensitivity search increased machine-learning records from nine to 26; the 17 incorporated records focused on prediction, diagnosis, and technological integration, and the chain linking trained models, external validation, multi-criteria weighting, veto rules, and auditable public decision-making remained fragmented. The central contribution is a traceable matrix of criteria, candidate indicators, and a decision flow for institutional validation; parameterization of weights, aggregation, and thresholds forms the next stage of institutional participation, testing with real data, and multi-campus validation.</w:t>
       </w:r>
     </w:p>
     <w:p>
@@ -107,7 +109,7 @@
       </w:r>
       <w:r>
         <w:rPr/>
-        <w:t xml:space="preserve"> building maintenance; sustainability; multi-criteria decision-making; public university buildings; machine learning.</w:t>
+        <w:t xml:space="preserve"> Building maintenance. Sustainability. Multi-criteria decision-making. Public university buildings. Machine learning.</w:t>
       </w:r>
     </w:p>
     <w:p>
@@ -128,17 +130,7 @@
       </w:pPr>
       <w:r>
         <w:rPr/>
-        <w:t>A gestão de edificações públicas universitárias enfrenta uma tensão recorrente, pois intervenções visíveis ou urgentes competem por recursos com ações preventivas, ambientais, sociais e institucionais cujos benefícios se distribuem ao longo do ciclo de vida. Em universidades públicas, critérios transparentes reduzem a predominância de práticas reativas e fortalecem a justificativa técnica das prioridades (Lateef, Khamidi, and Idrus 2010; Barbosa et al. 2020). Nas universidades federais brasileiras, estudos registram fragmentação de cadastros, demanda acumulada, restrições orçamentárias e necessidade de integrar custos, ordens de serviço e condição dos ativos (Barbosa et al. 2020; Martins and Espejo 2024; Morais, Paula, and Reis 2023). A manutenção condiciona desempenho, segurança, durabilidade e continuidade dos serviços, em consonância com os requisitos de planejamento, controle e avaliação da NBR 5674 e com as responsabilidades administrativas do gestor público (Associação Brasileira de Normas Técnicas 2012; Araújo Neto 2015).</w:t>
-      </w:r>
-    </w:p>
-    <w:p>
-      <w:pPr>
-        <w:pStyle w:val="BodyText"/>
-        <w:rPr/>
-      </w:pPr>
-      <w:r>
-        <w:rPr/>
-        <w:t>Séries de custos e registros de ordens de serviço apoiam previsão orçamentária e reconhecimento de padrões de demanda (Martins and Espejo 2024; Morais, Paula, and Reis 2023). Para orientar prioridades, porém, essas entradas precisam ser articuladas a condição física, risco, energia, impacto ambiental, experiência dos usuários, conformidade e capacidade institucional (Maia, Scheer, and Freitas 2016; Nägeli et al. 2019; Alfalah et al. 2022).</w:t>
+        <w:t>A gestão de edificações públicas universitárias enfrenta uma tensão recorrente, pois intervenções visíveis ou urgentes competem por recursos com ações preventivas, ambientais, sociais e institucionais cujos benefícios se distribuem ao longo do ciclo de vida. Em universidades públicas, critérios transparentes reduzem a predominância de práticas reativas e fortalecem a justificativa técnica das prioridades (Lateef, Khamidi, and Idrus 2010; Barbosa et al. 2020). Nas universidades federais brasileiras, estudos registram fragmentação de cadastros, demanda acumulada, restrições orçamentárias e necessidade de integrar custos, ordens de serviço e condição dos ativos (Barbosa et al. 2020; Martins and Espejo 2024; Morais, Paula, and Reis 2023), com séries de custos e registros de ordens de serviço apoiando previsão orçamentária e reconhecimento de padrões de demanda. A manutenção condiciona desempenho, segurança, durabilidade e continuidade dos serviços, em consonância com os requisitos de planejamento, controle e avaliação da NBR 5674 e com as responsabilidades administrativas do gestor público (Associação Brasileira de Normas Técnicas 2012; Araújo Neto 2015). Para orientar prioridades, porém, essas entradas precisam ser articuladas a condição física, risco, energia, impacto ambiental, experiência dos usuários, conformidade e capacidade institucional (Maia, Scheer, and Freitas 2016; Nägeli et al. 2019; Alfalah et al. 2022).</w:t>
       </w:r>
     </w:p>
     <w:p>
@@ -170,60 +162,7 @@
       </w:r>
       <w:r>
         <w:rPr/>
-        <w:t>) organiza indicadores aplicáveis aos ativos e serviços prediais (Okoro 2023; Ramantswana et al. 2026). Métodos de apoio multicritério tornam explícitas as compensações entre esses objetivos quando critérios, indicadores, pesos, regras de veto e incertezas são documentados (Alfalah et al. 2022; Naji, Gunduz, and Maki 2023; Masmoudi et al. 2026).</w:t>
-      </w:r>
-    </w:p>
-    <w:p>
-      <w:pPr>
-        <w:pStyle w:val="BodyText"/>
-        <w:rPr/>
-      </w:pPr>
-      <w:r>
-        <w:rPr/>
-        <w:t>A literatura sobre digitalização e decisão ainda distribui integração de dados, previsão operacional, critérios de sustentabilidade e escolha multicritério em cadeias parciais (Deng, Menassa, and Kamat 2021; Das 2025; Alfalah et al. 2022; Masmoudi et al. 2026). Este artigo estabelece uma conexão rastreável entre evidência científica, variável observável e regra pública de decisão, preservando a distinção entre frequência bibliográfica e importância normativa.</w:t>
-      </w:r>
-    </w:p>
-    <w:p>
-      <w:pPr>
-        <w:pStyle w:val="BodyText"/>
-        <w:rPr/>
-      </w:pPr>
-      <w:r>
-        <w:rPr/>
-        <w:t>O objetivo geral é analisar a estrutura bibliométrica e temática da literatura e, com base nessa evidência, especificar indicadores e um fluxo de validação para futura parametrização multicritério da priorização de intervenções em edificações públicas universitárias. A pergunta central (RQ0) indaga como esses padrões podem fundamentar critérios, indicadores e etapas de validação. As questões específicas examinam dimensões de sustentabilidade (RQ1), critérios de priorização (RQ2), métodos de apoio à decisão (RQ3), contextos de edificação (RQ4) e lacunas para instituições públicas de ensino superior (RQ5). Como análise complementar de cobertura, a RQ6 verifica o efeito de uma busca de sensibilidade dedicada à inteligência artificial e ao aprendizado de máquina sobre a identificação de métodos informacionais e preditivos.</w:t>
-      </w:r>
-    </w:p>
-    <w:p>
-      <w:pPr>
-        <w:pStyle w:val="BodyText"/>
-        <w:rPr/>
-      </w:pPr>
-      <w:bookmarkStart w:id="1" w:name="sec%3Aintroducao"/>
-      <w:r>
-        <w:rPr/>
-        <w:t>A contribuição central é uma especificação operacional candidata, composta por matriz de critérios e indicadores e por um fluxo de validação institucional. O mapeamento bibliométrico, a síntese temática e a busca de sensibilidade formam camadas articuladas de evidência para orientar sua futura parametrização e validação.</w:t>
-      </w:r>
-      <w:bookmarkEnd w:id="1"/>
-    </w:p>
-    <w:p>
-      <w:pPr>
-        <w:pStyle w:val="Heading1"/>
-        <w:rPr/>
-      </w:pPr>
-      <w:bookmarkStart w:id="2" w:name="sec%3Arevisao"/>
-      <w:r>
-        <w:rPr/>
-        <w:t>Fundamentos teóricos da manutenção sustentável</w:t>
-      </w:r>
-    </w:p>
-    <w:p>
-      <w:pPr>
-        <w:pStyle w:val="FirstParagraph"/>
-        <w:rPr/>
-      </w:pPr>
-      <w:r>
-        <w:rPr/>
-        <w:t xml:space="preserve">A literatura sustenta cinco correntes complementares, que abrangem as perspectivas técnica-operacional, ambiental e de ciclo de vida, social e ocupacional, informacional e digital e de integração multicritério (Nägeli et al. 2019; Nielsen, Sarasoja, and Galamba 2016; Alfalah et al. 2022; Deng, Menassa, and Kamat 2021; Masmoudi et al. 2026). Essa organização complementa a classificação empírica do corpus e orienta sua conversão em especificação operacional. MCDM designa </w:t>
+        <w:t>) organiza indicadores aplicáveis aos ativos e serviços prediais (Okoro 2023; Ramantswana et al. 2026). Métodos de apoio multicritério (</w:t>
       </w:r>
       <w:r>
         <w:rPr>
@@ -234,7 +173,7 @@
       </w:r>
       <w:r>
         <w:rPr/>
-        <w:t xml:space="preserve"> e MCDA, </w:t>
+        <w:t xml:space="preserve">, MCDM, ou </w:t>
       </w:r>
       <w:r>
         <w:rPr>
@@ -245,7 +184,7 @@
       </w:r>
       <w:r>
         <w:rPr/>
-        <w:t xml:space="preserve">. AHP, TOPSIS e ANP correspondem, respectivamente, a </w:t>
+        <w:t xml:space="preserve">, MCDA) tornam explícitas as compensações entre esses objetivos quando critérios, indicadores, pesos, regras de veto e incertezas são documentados, seja pelo </w:t>
       </w:r>
       <w:r>
         <w:rPr>
@@ -256,7 +195,7 @@
       </w:r>
       <w:r>
         <w:rPr/>
-        <w:t xml:space="preserve">, </w:t>
+        <w:t xml:space="preserve"> (AHP), pelo </w:t>
       </w:r>
       <w:r>
         <w:rPr>
@@ -267,7 +206,7 @@
       </w:r>
       <w:r>
         <w:rPr/>
-        <w:t xml:space="preserve"> e </w:t>
+        <w:t xml:space="preserve"> (TOPSIS), pelo </w:t>
       </w:r>
       <w:r>
         <w:rPr>
@@ -278,7 +217,17 @@
       </w:r>
       <w:r>
         <w:rPr/>
-        <w:t>. A Tabela </w:t>
+        <w:t xml:space="preserve"> (ANP) ou por abordagens correlatas (Alfalah et al. 2022; Naji, Gunduz, and Maki 2023; Masmoudi et al. 2026).</w:t>
+      </w:r>
+    </w:p>
+    <w:p>
+      <w:pPr>
+        <w:pStyle w:val="BodyText"/>
+        <w:rPr/>
+      </w:pPr>
+      <w:r>
+        <w:rPr/>
+        <w:t>A literatura sustenta cinco correntes complementares que orientam a conversão dessa evidência em especificação operacional, com núcleo analítico, contribuição e lacuna de integração sintetizados na Tabela </w:t>
       </w:r>
       <w:hyperlink w:anchor="tab%3Acorrentesteoricas">
         <w:r>
@@ -290,7 +239,40 @@
       </w:hyperlink>
       <w:r>
         <w:rPr/>
-        <w:t xml:space="preserve"> sintetiza o papel de cada corrente.</w:t>
+        <w:t xml:space="preserve"> (Nägeli et al. 2019; Nielsen, Sarasoja, and Galamba 2016; Alfalah et al. 2022; Deng, Menassa, and Kamat 2021; Masmoudi et al. 2026). A corrente técnica-operacional deriva de ciclo de vida e confiabilidade do ativo (Nägeli et al. 2019; Othman and Kamal 2023; Chew and Conejos 2016; Conejos, Chew, and Azril 2019); a ambiental integra energia, emissões e efeitos intertemporais à gestão de facilidades (Nielsen, Sarasoja, and Galamba 2016; Opoku and Lee 2022; Okoro 2023); a social reúne segurança, conforto e continuidade acadêmica das pessoas que utilizam e operam a edificação (Alfalah et al. 2022); a informacional e digital organiza cadastro, condição e histórico pela modelagem da informação da construção (BIM, do inglês </w:t>
+      </w:r>
+      <w:r>
+        <w:rPr>
+          <w:i/>
+          <w:iCs/>
+        </w:rPr>
+        <w:t>Building Information Modeling</w:t>
+      </w:r>
+      <w:r>
+        <w:rPr/>
+        <w:t xml:space="preserve">), por </w:t>
+      </w:r>
+      <w:r>
+        <w:rPr>
+          <w:i/>
+          <w:iCs/>
+        </w:rPr>
+        <w:t>digital twins</w:t>
+      </w:r>
+      <w:r>
+        <w:rPr/>
+        <w:t xml:space="preserve">, sensores e ontologias (Deng, Menassa, and Kamat 2021; Espinosa Gispert et al. 2025; Goretti and Kaming 2023; Motuzienė et al. 2025; Wu and Mundt-Petersen 2025; Das 2025); e a de integração multicritério estrutura conflitos entre objetivos por AHP, TOPSIS, ANP, Delphi e lógica </w:t>
+      </w:r>
+      <w:r>
+        <w:rPr>
+          <w:i/>
+          <w:iCs/>
+        </w:rPr>
+        <w:t>fuzzy</w:t>
+      </w:r>
+      <w:r>
+        <w:rPr/>
+        <w:t xml:space="preserve"> (Alfalah et al. 2022; Naji, Gunduz, and Maki 2023; Masmoudi et al. 2026).</w:t>
       </w:r>
     </w:p>
     <w:tbl>
@@ -1000,7 +982,7 @@
       </w:pPr>
       <w:r>
         <w:rPr/>
-        <w:t>A corrente técnica-operacional associa manutenção ao ciclo de vida, à confiabilidade e ao desempenho do ativo (Nägeli et al. 2019; Othman and Kamal 2023). O planejamento conjunto de manutenção e renovação coordena condição física, energia e orçamento, enquanto a manutenibilidade incorpora ao projeto acesso, segurança e custo de futuras intervenções (Nägeli et al. 2019; Othman and Kamal 2023; Chew and Conejos 2016; Conejos, Chew, and Azril 2019). Dessa corrente derivam desempenho, risco, condição física, vida útil e qualidade do serviço.</w:t>
+        <w:t>A literatura sobre digitalização e decisão ainda distribui integração de dados, previsão operacional, critérios de sustentabilidade e escolha multicritério em cadeias parciais (Deng, Menassa, and Kamat 2021; Das 2025; Alfalah et al. 2022; Masmoudi et al. 2026). Ferramentas informacionais e preditivas produzem dados, diagnósticos e estimativas, mas a conexão entre essa produção e uma decisão administrativa validada permanece fragmentada. Este artigo estabelece uma conexão rastreável entre evidência científica, dimensão, critério, indicador observável, parametrização multicritério futura, veto não compensatório e decisão pública auditável, preservando a distinção entre frequência bibliográfica e importância normativa.</w:t>
       </w:r>
     </w:p>
     <w:p>
@@ -1010,7 +992,7 @@
       </w:pPr>
       <w:r>
         <w:rPr/>
-        <w:t>A corrente ambiental e de ciclo de vida integra energia, emissões, água, resíduos e efeitos intertemporais aos níveis estratégico, tático e operacional da gestão de facilidades (Nielsen, Sarasoja, and Galamba 2016; Opoku and Lee 2022; Okoro 2023). O ciclo de vida funciona, na especificação, como eixo transversal entre custos, riscos e impactos futuros, apoiado pela abordagem conjunta de manutenção, renovação e energia (Nägeli et al. 2019).</w:t>
+        <w:t>O objetivo geral é analisar a estrutura bibliométrica e temática da literatura e, com base nessa evidência, especificar indicadores e um fluxo de validação para futura parametrização multicritério da priorização de intervenções em edificações públicas universitárias. A pergunta central (RQ0) indaga como esses padrões podem fundamentar critérios, indicadores e etapas de validação. As questões específicas examinam dimensões de sustentabilidade (RQ1), critérios de priorização (RQ2), métodos de apoio à decisão (RQ3), contextos de edificação (RQ4) e lacunas para instituições públicas de ensino superior (RQ5); como análise complementar de cobertura, a RQ6 verifica o efeito de uma busca de sensibilidade dedicada à inteligência artificial e ao aprendizado de máquina sobre a identificação de métodos informacionais e preditivos.</w:t>
       </w:r>
     </w:p>
     <w:p>
@@ -1018,115 +1000,66 @@
         <w:pStyle w:val="BodyText"/>
         <w:rPr/>
       </w:pPr>
-      <w:r>
-        <w:rPr/>
-        <w:t>Por sua vez, a corrente social e ocupacional inclui as pessoas que utilizam e operam a edificação. Segurança, conforto, satisfação, acessibilidade e continuidade acadêmica articulam desempenho técnico, energia e percepção dos usuários em edifícios educacionais (Nielsen, Sarasoja, and Galamba 2016; Alfalah et al. 2022).</w:t>
-      </w:r>
+      <w:bookmarkStart w:id="1" w:name="sec%3Aintroducao"/>
+      <w:r>
+        <w:rPr/>
+        <w:t>A contribuição central é uma especificação operacional candidata, composta por matriz de critérios e indicadores candidatos e por um fluxo de validação institucional, que articula evidência científica, dimensão, critério, indicador observável, parametrização multicritério futura, veto não compensatório e decisão pública rastreável. O mapeamento bibliométrico, a síntese temática e a busca de sensibilidade formam camadas articuladas de evidência para orientar essa parametrização e validação futuras, deslocando o foco do artigo da gestão da informação de manutenção por BIM para a estruturação auditável da priorização sustentável.</w:t>
+      </w:r>
+      <w:bookmarkEnd w:id="1"/>
     </w:p>
     <w:p>
       <w:pPr>
-        <w:pStyle w:val="BodyText"/>
+        <w:pStyle w:val="Heading1"/>
         <w:rPr/>
       </w:pPr>
-      <w:r>
-        <w:rPr/>
-        <w:t xml:space="preserve">A corrente informacional e digital organiza cadastro, condição, operação e histórico por BIM, </w:t>
-      </w:r>
-      <w:r>
-        <w:rPr>
-          <w:i/>
-          <w:iCs/>
-        </w:rPr>
-        <w:t>digital twins</w:t>
-      </w:r>
-      <w:r>
-        <w:rPr/>
-        <w:t>, sensores e ontologias (Deng, Menassa, and Kamat 2021; Espinosa Gispert et al. 2025; Goretti and Kaming 2023). Modelos treinados acrescentam estimativas de demanda, vida útil e anomalias, como mostram aplicações de ventilação, regressão em grafos e IoT com IA (Motuzienė et al. 2025; Wu and Mundt-Petersen 2025; Das 2025). A Seção </w:t>
-      </w:r>
-      <w:hyperlink w:anchor="sec%3Ametodos">
+      <w:bookmarkStart w:id="2" w:name="sec%3Ametodo"/>
+      <w:r>
+        <w:rPr/>
+        <w:t>Método de pesquisa</w:t>
+      </w:r>
+    </w:p>
+    <w:p>
+      <w:pPr>
+        <w:pStyle w:val="FirstParagraph"/>
+        <w:rPr/>
+      </w:pPr>
+      <w:r>
+        <w:rPr/>
+        <w:t>A pesquisa foi estruturada como revisão integrativa sistematizada, com apoio bibliométrico e síntese temática, reunindo estudos de diferentes delineamentos sob busca, seleção e síntese explicitados (Whittemore and Knafl 2005; Snyder 2019). O apoio bibliométrico organizou o corpus e orientou a síntese temática (Donthu et al. 2021), com transparência e reprodutibilidade destacadas por Hu et al. (2026). O escopo declarado distingue esses procedimentos das etapas de pré-registro, dupla revisão, avaliação de risco de viés, elegibilidade integral em texto completo e metanálise, ausentes deste desenho.</w:t>
+      </w:r>
+    </w:p>
+    <w:p>
+      <w:pPr>
+        <w:pStyle w:val="Heading2"/>
+        <w:rPr/>
+      </w:pPr>
+      <w:bookmarkStart w:id="3" w:name="conjuntos-analíticos"/>
+      <w:bookmarkEnd w:id="3"/>
+      <w:r>
+        <w:rPr/>
+        <w:t>Conjuntos analíticos</w:t>
+      </w:r>
+    </w:p>
+    <w:p>
+      <w:pPr>
+        <w:pStyle w:val="FirstParagraph"/>
+        <w:rPr/>
+      </w:pPr>
+      <w:r>
+        <w:rPr/>
+        <w:t>A análise foi organizada em dois níveis complementares. A camada bibliométrica ampliada utilizou os 372 registros do estrato bibliométrico forte da busca principal, empregados para analisar fontes, coocorrência de palavras-chave, mapa temático e evolução entre 2010–2020 e 2021–2026 (completude dos campos na Seção </w:t>
+      </w:r>
+      <w:hyperlink w:anchor="sec%3Apanorama">
         <w:r>
           <w:rPr>
             <w:rStyle w:val="Hyperlink"/>
           </w:rPr>
-          <w:t>7</w:t>
+          <w:t>3.1</w:t>
         </w:r>
       </w:hyperlink>
       <w:r>
         <w:rPr/>
-        <w:t xml:space="preserve"> concentra a análise dessas evidências e de sua relação com a decisão institucional.</w:t>
-      </w:r>
-    </w:p>
-    <w:p>
-      <w:pPr>
-        <w:pStyle w:val="BodyText"/>
-        <w:rPr/>
-      </w:pPr>
-      <w:r>
-        <w:rPr/>
-        <w:t xml:space="preserve">Finalmente, a integração multicritério estrutura conflitos entre objetivos. AHP, TOPSIS e ANP apoiam a ponderação e a ordenação, enquanto o Delphi contribui para a construção de consenso. Métodos </w:t>
-      </w:r>
-      <w:r>
-        <w:rPr>
-          <w:i/>
-          <w:iCs/>
-        </w:rPr>
-        <w:t>fuzzy</w:t>
-      </w:r>
-      <w:r>
-        <w:rPr/>
-        <w:t xml:space="preserve"> permitem representar julgamentos linguísticos, e a otimização trata restrições e combinações (Alfalah et al. 2022; Naji, Gunduz, and Maki 2023; Masmoudi et al. 2026). A escolha deve refletir o problema decisório, a qualidade dos dados, a compensabilidade dos critérios e a capacidade dos usuários.</w:t>
-      </w:r>
-      <w:bookmarkEnd w:id="2"/>
-    </w:p>
-    <w:p>
-      <w:pPr>
-        <w:pStyle w:val="Heading1"/>
-        <w:rPr/>
-      </w:pPr>
-      <w:bookmarkStart w:id="3" w:name="sec%3Ametodologia"/>
-      <w:r>
-        <w:rPr/>
-        <w:t>Procedimentos metodológicos</w:t>
-      </w:r>
-    </w:p>
-    <w:p>
-      <w:pPr>
-        <w:pStyle w:val="FirstParagraph"/>
-        <w:rPr/>
-      </w:pPr>
-      <w:r>
-        <w:rPr/>
-        <w:t>A pesquisa foi estruturada como revisão integrativa sistematizada, com apoio bibliométrico e síntese temática. A revisão integrativa permite reunir estudos com diferentes delineamentos sob uma pergunta comum, desde que o processo de busca, seleção e síntese seja explicitado (Whittemore and Knafl 2005; Snyder 2019). O apoio bibliométrico foi utilizado para organizar o corpus, descrever sua distribuição e orientar a síntese temática (Donthu et al. 2021).</w:t>
-      </w:r>
-    </w:p>
-    <w:p>
-      <w:pPr>
-        <w:pStyle w:val="BodyText"/>
-        <w:rPr/>
-      </w:pPr>
-      <w:r>
-        <w:rPr/>
-        <w:t xml:space="preserve">A análise foi organizada em dois níveis complementares. A camada bibliométrica ampliada utilizou os 372 registros classificados como </w:t>
-      </w:r>
-      <w:r>
-        <w:rPr>
-          <w:rStyle w:val="VerbatimChar"/>
-        </w:rPr>
-        <w:t>A_nucleo_forte</w:t>
-      </w:r>
-      <w:r>
-        <w:rPr/>
-        <w:t xml:space="preserve"> na busca principal, todos com título, ano, fonte e resumo e 329 com palavras-chave. Esse conjunto foi empregado para analisar fontes, coocorrência de palavras-chave, mapa temático e evolução entre 2010–2020 e 2021–2026. A síntese temática utilizou inicialmente 104 registros e passou a 121 após a incorporação de 17 registros identificados pela busca complementar de sensibilidade para inteligência artificial e aprendizado de máquina. A comparação por </w:t>
-      </w:r>
-      <w:r>
-        <w:rPr>
-          <w:rStyle w:val="VerbatimChar"/>
-        </w:rPr>
-        <w:t>id_unico</w:t>
-      </w:r>
-      <w:r>
-        <w:rPr/>
-        <w:t xml:space="preserve"> mostrou que 109 dos 121 registros do núcleo temático vigente também pertencem ao estrato bibliométrico de 372; 12 são exclusivos do núcleo temático vigente e 263 são exclusivos da camada bibliométrica. Portanto, os conjuntos são parcialmente sobrepostos. Os registros recuperados pela busca direcionada não foram acrescentados à camada de 372, porque o enriquecimento deliberado com termos de IA e aprendizado de máquina alteraria artificialmente a estrutura temática observada na busca principal. A rede de colaboração não foi produzida porque apenas 91 dos 372 registros possuíam autores e não havia afiliações; o acoplamento bibliográfico não foi calculado porque as referências citadas não foram preservadas no corpus consolidado. A normalização reuniu variantes ortográficas e siglas equivalentes, e as relações de coocorrência foram normalizadas pelas frequências marginais.</w:t>
+        <w:t>). A síntese temática utilizou inicialmente 104 registros e passou a 121 após a incorporação de 17 registros identificados pela busca complementar de sensibilidade para inteligência artificial e aprendizado de máquina. A comparação por identificador único mostrou que 109 dos 121 registros do núcleo temático vigente também pertencem ao estrato bibliométrico de 372, 12 são exclusivos do núcleo temático vigente e 263 são exclusivos da camada bibliométrica; os conjuntos permanecem parcialmente sobrepostos e não foram fundidos, para não alterar artificialmente a estrutura temática da busca principal. Rede de colaboração e acoplamento bibliográfico não foram calculados, pois apenas 91 dos 372 registros possuíam autores, sem afiliações, e as referências citadas não foram preservadas no corpus.</w:t>
       </w:r>
     </w:p>
     <w:p>
@@ -1694,59 +1627,7 @@
       </w:pPr>
       <w:r>
         <w:rPr/>
-        <w:t>A organização do relato explicita pergunta, busca, seleção, extração e síntese, elementos de transparência e reprodutibilidade destacados por Hu et al. (2026). O escopo declarado distingue esses procedimentos das etapas de pré-registro, dupla revisão, avaliação de risco de viés, elegibilidade integral em texto completo e metanálise.</w:t>
-      </w:r>
-    </w:p>
-    <w:p>
-      <w:pPr>
-        <w:pStyle w:val="Heading2"/>
-        <w:rPr/>
-      </w:pPr>
-      <w:bookmarkStart w:id="4" w:name="Xca0b6dcf81fd8d2c8a9c0a77c769b2ff979df2a"/>
-      <w:bookmarkEnd w:id="4"/>
-      <w:r>
-        <w:rPr/>
-        <w:t>Reprodutibilidade, ciência aberta e limites da automação</w:t>
-      </w:r>
-    </w:p>
-    <w:p>
-      <w:pPr>
-        <w:pStyle w:val="FirstParagraph"/>
-        <w:rPr/>
-      </w:pPr>
-      <w:r>
-        <w:rPr/>
-        <w:t>Consultas, exportações, manual de codificação, matrizes intermediárias, scripts determinísticos, figuras e verificações automatizadas foram versionados no repositório da pesquisa. O fluxo preserva identificadores, proveniência das bases, regras de deduplicação, decisões de triagem e parâmetros da síntese, permitindo que resultados numéricos e produtos bibliométricos sejam recompilados a partir dos arquivos disponíveis. Essa rastreabilidade constitui uma contribuição de ciência aberta, ainda que não substitua pré-registro nem revisão independente.</w:t>
-      </w:r>
-    </w:p>
-    <w:p>
-      <w:pPr>
-        <w:pStyle w:val="BodyText"/>
-        <w:rPr/>
-      </w:pPr>
-      <w:r>
-        <w:rPr/>
-        <w:t>O caráter determinístico reduz variações de execução, pois a mesma entrada, processada com a mesma versão do código e os mesmos parâmetros, produz a mesma saída. A subjetividade permanece explicitada no manual de codificação, nos limiares, nas categorias, nas expressões de busca e nas decisões sobre os casos duvidosos. A automação torna essas escolhas reproduzíveis e auditáveis.</w:t>
-      </w:r>
-    </w:p>
-    <w:p>
-      <w:pPr>
-        <w:pStyle w:val="BodyText"/>
-        <w:rPr/>
-      </w:pPr>
-      <w:r>
-        <w:rPr/>
-        <w:t>O desenho priorizou fontes com metadados bibliográficos interoperáveis e campos necessários à deduplicação e à análise. Essa escolha favorece a comparabilidade e delimita a cobertura de relatórios técnicos, normas internas, planos de manutenção e experiências institucionais presentes na literatura cinzenta.</w:t>
-      </w:r>
-    </w:p>
-    <w:p>
-      <w:pPr>
-        <w:pStyle w:val="BodyText"/>
-        <w:rPr/>
-      </w:pPr>
-      <w:r>
-        <w:rPr/>
-        <w:t>A matriz de alinhamento da Tabela </w:t>
+        <w:t>A Tabela </w:t>
       </w:r>
       <w:hyperlink w:anchor="tab%3Aalinhamentorq">
         <w:r>
@@ -2058,7 +1939,7 @@
               <w:rPr>
                 <w:sz w:val="18"/>
               </w:rPr>
-              <w:t>Síntese integrada nas Seções 6 a 9.</w:t>
+              <w:t>Síntese integrada nas Seções 3.2 a 3.5.</w:t>
             </w:r>
           </w:p>
         </w:tc>
@@ -2196,7 +2077,7 @@
               <w:rPr>
                 <w:sz w:val="18"/>
               </w:rPr>
-              <w:t>Seção 6 e Gráfico 7.</w:t>
+              <w:t>Seção 3.2 e Gráfico 7.</w:t>
             </w:r>
           </w:p>
         </w:tc>
@@ -2334,7 +2215,7 @@
               <w:rPr>
                 <w:sz w:val="18"/>
               </w:rPr>
-              <w:t>Seção 6 e Tabela 8.</w:t>
+              <w:t>Seção 3.2 e Tabela 8.</w:t>
             </w:r>
           </w:p>
         </w:tc>
@@ -2472,7 +2353,7 @@
               <w:rPr>
                 <w:sz w:val="18"/>
               </w:rPr>
-              <w:t>Seção 7 e Gráfico 8.</w:t>
+              <w:t>Seção 3.3 e Gráfico 8.</w:t>
             </w:r>
           </w:p>
         </w:tc>
@@ -2610,7 +2491,7 @@
               <w:rPr>
                 <w:sz w:val="18"/>
               </w:rPr>
-              <w:t>Seção 8 e Tabela 9.</w:t>
+              <w:t>Seção 3.4 e Tabela 9.</w:t>
             </w:r>
           </w:p>
         </w:tc>
@@ -2748,7 +2629,7 @@
               <w:rPr>
                 <w:sz w:val="18"/>
               </w:rPr>
-              <w:t>Seções 8, 11 e 12.</w:t>
+              <w:t>Seções 3.4 e 4.</w:t>
             </w:r>
           </w:p>
         </w:tc>
@@ -2886,7 +2767,7 @@
               <w:rPr>
                 <w:sz w:val="18"/>
               </w:rPr>
-              <w:t>Seções 3.4, 7, 10 e 12.</w:t>
+              <w:t>Seções 2.5, 3.3 e 4.</w:t>
             </w:r>
           </w:p>
         </w:tc>
@@ -2900,6 +2781,61 @@
       <w:r>
         <w:rPr/>
       </w:r>
+      <w:bookmarkStart w:id="4" w:name="conjuntos-analíticos"/>
+      <w:bookmarkStart w:id="5" w:name="conjuntos-analíticos"/>
+      <w:bookmarkEnd w:id="5"/>
+    </w:p>
+    <w:p>
+      <w:pPr>
+        <w:pStyle w:val="Heading2"/>
+        <w:rPr/>
+      </w:pPr>
+      <w:bookmarkStart w:id="6" w:name="estratégia-de-busca"/>
+      <w:bookmarkEnd w:id="6"/>
+      <w:r>
+        <w:rPr/>
+        <w:t>Estratégia de busca</w:t>
+      </w:r>
+    </w:p>
+    <w:p>
+      <w:pPr>
+        <w:pStyle w:val="FirstParagraph"/>
+        <w:rPr/>
+      </w:pPr>
+      <w:r>
+        <w:rPr/>
+        <w:t xml:space="preserve">A busca principal abrangeu publicações de 2010 a 2026 nas bases Scopus, Web of Science e Crossref, com 13 consultas executadas em 8 de julho de 2026 e enriquecimento manual da Scopus em 9 de julho, que incorporou cinco registros existentes apenas no arquivo manual. Na Scopus, quatro expressões booleanas foram executadas em </w:t>
+      </w:r>
+      <w:r>
+        <w:rPr>
+          <w:rStyle w:val="VerbatimChar"/>
+        </w:rPr>
+        <w:t>TITLE-ABS-KEY</w:t>
+      </w:r>
+      <w:r>
+        <w:rPr/>
+        <w:t xml:space="preserve">, sem filtros de idioma ou tipo documental, com particionamento por subintervalos de ano quando o total excedia o limite de paginação da interface de programação de aplicações; na Web of Science, quatro buscas manuais equivalentes foram registradas no campo </w:t>
+      </w:r>
+      <w:r>
+        <w:rPr>
+          <w:rStyle w:val="VerbatimChar"/>
+        </w:rPr>
+        <w:t>TS (Topic)</w:t>
+      </w:r>
+      <w:r>
+        <w:rPr/>
+        <w:t xml:space="preserve">. No Crossref, cinco consultas por </w:t>
+      </w:r>
+      <w:r>
+        <w:rPr>
+          <w:rStyle w:val="VerbatimChar"/>
+        </w:rPr>
+        <w:t>query.bibliographic</w:t>
+      </w:r>
+      <w:r>
+        <w:rPr/>
+        <w:t xml:space="preserve"> usaram filtro de data entre 2010-01-01 e 2026-12-31 e limite de 200 registros por consulta; por ordenar resultados por relevância, o Crossref foi tratado como fonte complementar de metadados, e não como equivalente às expressões booleanas das demais bases (Crossref 2026).</w:t>
+      </w:r>
     </w:p>
     <w:p>
       <w:pPr>
@@ -2908,97 +2844,7 @@
       </w:pPr>
       <w:r>
         <w:rPr/>
-        <w:t>A busca principal abrangeu publicações de 2010 a 2026 nas bases Scopus, Web of Science e Crossref. Suas 13 consultas foram executadas em 8 de julho de 2026. Na Scopus, o enriquecimento manual realizado em 9 de julho de 2026, por casamento de EID com a exportação do site, identificou cinco registros existentes apenas no arquivo manual e os incorporou ao corpus. Na Web of Science, a recontagem do quarto arquivo corrigiu o total de 502 para 503 registros. A diferença decorreu do método de contagem e não da inclusão de novo registro. As consultas principais abrangeram quatro eixos relacionados à manutenção e sustentabilidade, ao contexto público universitário, à priorização da manutenção e à gestão de ativos no ciclo de vida.</w:t>
-      </w:r>
-    </w:p>
-    <w:p>
-      <w:pPr>
-        <w:pStyle w:val="BodyText"/>
-        <w:rPr/>
-      </w:pPr>
-      <w:r>
-        <w:rPr/>
-        <w:t xml:space="preserve">Na Scopus, quatro expressões booleanas, sem filtros de idioma ou tipo documental, foram executadas em </w:t>
-      </w:r>
-      <w:r>
-        <w:rPr>
-          <w:rStyle w:val="VerbatimChar"/>
-        </w:rPr>
-        <w:t>TITLE-ABS-KEY</w:t>
-      </w:r>
-      <w:r>
-        <w:rPr/>
-        <w:t xml:space="preserve">, com o intervalo anual incorporado à consulta. Quando o total excedia a janela de paginação de 5.000 resultados da interface de programação de aplicações (API), o script particionava a recuperação por subintervalos de ano. Na Web of Science, quatro buscas manuais, sem filtros de idioma ou tipo documental, foram registradas no campo </w:t>
-      </w:r>
-      <w:r>
-        <w:rPr>
-          <w:rStyle w:val="VerbatimChar"/>
-        </w:rPr>
-        <w:t>TS (Topic)</w:t>
-      </w:r>
-      <w:r>
-        <w:rPr/>
-        <w:t xml:space="preserve">. No Crossref, cinco consultas textuais, sem filtros de idioma ou tipo documental, foram executadas por </w:t>
-      </w:r>
-      <w:r>
-        <w:rPr>
-          <w:rStyle w:val="VerbatimChar"/>
-        </w:rPr>
-        <w:t>query.bibliographic</w:t>
-      </w:r>
-      <w:r>
-        <w:rPr/>
-        <w:t>, com filtro de data de publicação entre 2010-01-01 e 2026-12-31 e limite deliberado de 200 registros por consulta. Como esse mecanismo ordena correspondências por relevância, o Crossref foi tratado como fonte complementar de metadados, e não como equivalente às expressões booleanas das bases bibliográficas (Crossref 2026).</w:t>
-      </w:r>
-    </w:p>
-    <w:p>
-      <w:pPr>
-        <w:pStyle w:val="BodyText"/>
-        <w:rPr/>
-      </w:pPr>
-      <w:r>
-        <w:rPr/>
-        <w:t xml:space="preserve">A busca complementar de sensibilidade foi executada em 12 de julho de 2026 nas mesmas três fontes, sem filtros adicionais além do período de publicação. A Scopus recuperou 3.169 registros por uma expressão em </w:t>
-      </w:r>
-      <w:r>
-        <w:rPr>
-          <w:rStyle w:val="VerbatimChar"/>
-        </w:rPr>
-        <w:t>TITLE-ABS-KEY</w:t>
-      </w:r>
-      <w:r>
-        <w:rPr/>
-        <w:t xml:space="preserve">. Na plataforma Web of Science, a consulta foi executada na opção All Databases, no campo </w:t>
-      </w:r>
-      <w:r>
-        <w:rPr>
-          <w:rStyle w:val="VerbatimChar"/>
-        </w:rPr>
-        <w:t>Topic (TS)</w:t>
-      </w:r>
-      <w:r>
-        <w:rPr/>
-        <w:t xml:space="preserve">, e recuperou 1.559 registros exportados em duas partes não sobrepostas; esses registros apresentam indexação na Web of Science Core Collection. No Crossref, dez consultas por </w:t>
-      </w:r>
-      <w:r>
-        <w:rPr>
-          <w:rStyle w:val="VerbatimChar"/>
-        </w:rPr>
-        <w:t>query.bibliographic</w:t>
-      </w:r>
-      <w:r>
-        <w:rPr/>
-        <w:t>, com 200 resultados por relevância, produziram 2.000 ocorrências brutas e 1.993 registros após deduplicação interna. As strings integrais, a data, o período, os campos e os parâmetros operacionais estão documentados no protocolo e na tabela-fonte.</w:t>
-      </w:r>
-    </w:p>
-    <w:p>
-      <w:pPr>
-        <w:pStyle w:val="BodyText"/>
-        <w:rPr/>
-      </w:pPr>
-      <w:r>
-        <w:rPr/>
-        <w:t>A Tabela </w:t>
+        <w:t>A busca complementar de sensibilidade foi executada em 12 de julho de 2026 nas mesmas três fontes, sem filtros adicionais além do período de publicação (Tabela </w:t>
       </w:r>
       <w:hyperlink w:anchor="tab%3Aestrategiabusca">
         <w:r>
@@ -3010,17 +2856,7 @@
       </w:hyperlink>
       <w:r>
         <w:rPr/>
-        <w:t xml:space="preserve"> consolida as duas rodadas. O arquivo </w:t>
-      </w:r>
-      <w:r>
-        <w:rPr>
-          <w:rStyle w:val="VerbatimChar"/>
-        </w:rPr>
-        <w:t>latex-artigo/fontes/tabela_estrategia_busca.csv</w:t>
-      </w:r>
-      <w:r>
-        <w:rPr/>
-        <w:t xml:space="preserve"> preserva uma linha por consulta, com expressão documentada, campo, data, período, retorno bruto e observação. A soma de 18.846 corresponde apenas ao volume operacional das duas rodadas antes da deduplicação e não constitui corpus homogêneo, porque a busca de sensibilidade foi deliberadamente enriquecida para IA e aprendizado de máquina.</w:t>
+        <w:t>). A soma de 18.846 ocorrências entre as duas rodadas corresponde apenas ao volume operacional antes da deduplicação e não constitui corpus homogêneo, porque a busca de sensibilidade foi deliberadamente enriquecida para IA e aprendizado de máquina.</w:t>
       </w:r>
     </w:p>
     <w:tbl>
@@ -4084,7 +3920,7 @@
               <w:rPr>
                 <w:sz w:val="18"/>
               </w:rPr>
-              <w:t>Web of Science – All Databases</w:t>
+              <w:t>Web of Science, All Databases</w:t>
             </w:r>
           </w:p>
         </w:tc>
@@ -4535,17 +4371,7 @@
       </w:pPr>
       <w:r>
         <w:rPr/>
-        <w:t>Na busca principal, as quatro expressões da Scopus, as quatro strings da Web of Science e as cinco consultas do Crossref foram preservadas. Na Web of Science, a associação individual entre cada arquivo RIS e as strings A1–A4 foi informada de memória pelo pesquisador, e não reconstruída a partir de registro contemporâneo da busca. Na busca de sensibilidade, as strings da Scopus e da Web of Science e as dez consultas Crossref foram documentadas com data de execução, período, campos e ausência de filtros adicionais. A consulta da Web of Science foi realizada em All Databases, embora os registros exportados apresentem indexação na Web of Science Core Collection. Não houve busca piloto, uso de estudos-semente ou pré-registro. O protocolo e a matriz conceitual foram elaborados antes da coleta principal; a RQ6 e sua busca de sensibilidade foram formalizadas posteriormente para testar a insuficiência temática identificada. O marco inicial de 2010 foi adotado para mapear o desenvolvimento do tema desde o início da década de 2010 até a data da busca, preservando uma janela temporal contemporânea comum às três fontes.</w:t>
-      </w:r>
-    </w:p>
-    <w:p>
-      <w:pPr>
-        <w:pStyle w:val="BodyText"/>
-        <w:rPr/>
-      </w:pPr>
-      <w:r>
-        <w:rPr/>
-        <w:t>Os critérios de seleção combinaram aderência ao ambiente construído, manutenção ou gestão predial e sustentabilidade. Métodos de decisão, contexto público universitário e tipologia da edificação foram tratados como campos de caracterização analítica. A Tabela </w:t>
+        <w:t>Na Web of Science, a associação entre cada arquivo exportado e as quatro strings principais foi informada de memória pelo pesquisador, não reconstruída de registro contemporâneo. Não houve busca piloto, uso de estudos-semente ou pré-registro; o protocolo e a matriz conceitual foram elaborados antes da coleta principal, e a RQ6 e sua busca de sensibilidade foram formalizadas posteriormente para testar a insuficiência temática identificada. O marco inicial de 2010 mapeia o desenvolvimento do tema até a data da busca. Os critérios de seleção combinaram aderência ao ambiente construído, manutenção ou gestão predial e sustentabilidade, com método de decisão, contexto público universitário e tipologia da edificação como campos de caracterização analítica (Tabela </w:t>
       </w:r>
       <w:hyperlink w:anchor="tab%3Acriteriosincluexclu">
         <w:r>
@@ -4557,7 +4383,7 @@
       </w:hyperlink>
       <w:r>
         <w:rPr/>
-        <w:t xml:space="preserve"> sintetiza as regras aplicadas.</w:t>
+        <w:t>).</w:t>
       </w:r>
     </w:p>
     <w:tbl>
@@ -5263,61 +5089,8 @@
       <w:r>
         <w:rPr/>
       </w:r>
-      <w:bookmarkStart w:id="5" w:name="Xca0b6dcf81fd8d2c8a9c0a77c769b2ff979df2a"/>
-      <w:bookmarkStart w:id="6" w:name="Xca0b6dcf81fd8d2c8a9c0a77c769b2ff979df2a"/>
-      <w:bookmarkEnd w:id="6"/>
-    </w:p>
-    <w:p>
-      <w:pPr>
-        <w:pStyle w:val="Heading2"/>
-        <w:rPr/>
-      </w:pPr>
-      <w:bookmarkStart w:id="7" w:name="X961280b3a45a67e41e71da47b94b36fd32344d7"/>
-      <w:r>
-        <w:rPr/>
-        <w:t>Deduplicação e preservação da proveniência</w:t>
-      </w:r>
-    </w:p>
-    <w:p>
-      <w:pPr>
-        <w:pStyle w:val="FirstParagraph"/>
-        <w:rPr/>
-      </w:pPr>
-      <w:r>
-        <w:rPr/>
-        <w:t xml:space="preserve">A deduplicação foi executada após a padronização dos metadados das três fontes. O DOI foi convertido para minúsculas, com remoção dos prefixos de URL ou </w:t>
-      </w:r>
-      <w:r>
-        <w:rPr>
-          <w:rStyle w:val="VerbatimChar"/>
-        </w:rPr>
-        <w:t>doi:</w:t>
-      </w:r>
-      <w:r>
-        <w:rPr/>
-        <w:t>, espaços e ponto final. O título foi convertido para minúsculas, decomposto para remoção de acentos, privado de pontuação e normalizado quanto aos espaços; títulos com menos de oito caracteres não foram usados para agrupamento. Essa preparação foi adaptada dos problemas de interoperabilidade documentados por Rathbone et al. (2015), incluindo variações de pontuação, acentuação, abreviação e completude dos campos bibliográficos; não se adotou o algoritmo SRA-DM descrito pelos autores.</w:t>
-      </w:r>
-    </w:p>
-    <w:p>
-      <w:pPr>
-        <w:pStyle w:val="BodyText"/>
-        <w:rPr/>
-      </w:pPr>
-      <w:r>
-        <w:rPr/>
-        <w:t>Registros com o mesmo DOI normalizado foram agrupados. Na ausência de DOI, títulos normalizados idênticos foram agrupados somente quando não havia conflito entre DOIs presentes ou entre identificadores próprios da mesma fonte. Em caso de conflito, os registros permaneceram separados. A hierarquia entre identificador persistente e campos bibliográficos, assim como a decisão conservadora de não fundir registros potencialmente distintos, foi adaptada da abordagem baseada em regras de Jiang et al. (2014), que compara DOI, título, periódico, autores e ano diante de inconsistências entre bases. O procedimento desta revisão foi mais restritivo por exigir igualdade do DOI normalizado ou, na sua ausência, igualdade do título normalizado sem conflito de identificadores. Para cada grupo fundido, foram preservados bases de origem, consultas de origem e identificadores brutos; o resumo mais longo disponível foi mantido e os demais metadados foram selecionados por completude e prioridade de fonte.</w:t>
-      </w:r>
-    </w:p>
-    <w:p>
-      <w:pPr>
-        <w:pStyle w:val="BodyText"/>
-        <w:rPr/>
-      </w:pPr>
-      <w:bookmarkStart w:id="8" w:name="X961280b3a45a67e41e71da47b94b36fd32344d7"/>
-      <w:r>
-        <w:rPr/>
-        <w:t>A aplicação dessas regras consolidou 12.118 ocorrências em 9.542 registros únicos e removeu 2.576 repetições. Dos 1.808 grupos com duplicidade, 1.635 foram agrupados por DOI e 173 por título normalizado; 98 conflitos de identificadores permaneceram separados. O procedimento adotou igualdade exata e preservou distinções entre trabalhos de evento e artigos posteriores. A Tabela S1 do material suplementar apresenta os indicadores completos.</w:t>
-      </w:r>
+      <w:bookmarkStart w:id="7" w:name="estratégia-de-busca"/>
+      <w:bookmarkStart w:id="8" w:name="estratégia-de-busca"/>
       <w:bookmarkEnd w:id="8"/>
     </w:p>
     <w:p>
@@ -5325,10 +5098,10 @@
         <w:pStyle w:val="Heading2"/>
         <w:rPr/>
       </w:pPr>
-      <w:bookmarkStart w:id="9" w:name="X1a0c56458ef353c636b255008dfc2175e1ceed4"/>
-      <w:r>
-        <w:rPr/>
-        <w:t>Triagem, auditoria e consolidação do núcleo</w:t>
+      <w:bookmarkStart w:id="9" w:name="X961280b3a45a67e41e71da47b94b36fd32344d7"/>
+      <w:r>
+        <w:rPr/>
+        <w:t>Deduplicação e preservação da proveniência</w:t>
       </w:r>
     </w:p>
     <w:p>
@@ -5338,7 +5111,7 @@
       </w:pPr>
       <w:r>
         <w:rPr/>
-        <w:t>A pré-triagem dos 9.542 registros foi uma classificação automática determinística, sem uso de modelo de linguagem, baseada no casamento de expressões em título e resumo. O script distribuiu os registros em cinco classes, denominadas relevante, complementar, dúvida, irrelevante e sem resumo. Para avaliar essa classificação, foi sorteada, com semente 42, uma amostra estratificada de 100 registros, equivalente a 1,0% do corpus único. Um único avaliador leu individualmente o título e o resumo e alterou 34 classificações. Os outros 9.442 registros não foram lidos individualmente nessa auditoria amostral.</w:t>
+        <w:t>A deduplicação foi executada após padronizar os metadados das três fontes, com o DOI convertido para minúsculas e sem prefixos de URL, espaços ou ponto final, e o título normalizado quanto a caixa, acentuação e pontuação, excluindo do agrupamento títulos com menos de oito caracteres, preparação adaptada dos problemas de interoperabilidade documentados por Rathbone et al. (2015), sem adoção do algoritmo SRA-DM. Registros com o mesmo DOI normalizado foram agrupados; na ausência de DOI, títulos normalizados idênticos só foram agrupados sem conflito entre identificadores presentes, critério mais restritivo que a abordagem baseada em regras de Jiang et al. (2014). Para cada grupo fundido, preservaram-se bases, consultas de origem e identificadores brutos, mantendo o resumo mais longo disponível e selecionando os demais metadados por completude e prioridade de fonte.</w:t>
       </w:r>
     </w:p>
     <w:p>
@@ -5346,19 +5119,32 @@
         <w:pStyle w:val="BodyText"/>
         <w:rPr/>
       </w:pPr>
-      <w:r>
-        <w:rPr/>
-        <w:t xml:space="preserve">O corte inicial reteve 3.786 registros, dos quais 3.472 foram classificados como relevantes e 314 correspondiam a casos de dúvida que apresentavam apenas o bloco de objeto predial. Esses 314 registros integravam o universo de 4.276 casos de dúvida, posteriormente reavaliados individualmente. Após essa reavaliação, 206 foram considerados relevantes e 4.070 foram descartados. Como os 314 casos do corte inicial já pertenciam a esse universo, eles não foram somados novamente. Um script em R somente validou e aplicou as decisões por </w:t>
-      </w:r>
-      <w:r>
-        <w:rPr>
-          <w:rStyle w:val="VerbatimChar"/>
-        </w:rPr>
-        <w:t>id_unico</w:t>
-      </w:r>
-      <w:r>
-        <w:rPr/>
-        <w:t>, sem refazer a triagem. A documentação disponível preserva as decisões, as regras, os níveis de confiança e as justificativas, mas não registra revisão independente nem procedimento de resolução de divergências entre avaliadores. O resultado foi um núcleo analítico revisado de 3.678 registros.</w:t>
+      <w:bookmarkStart w:id="10" w:name="X961280b3a45a67e41e71da47b94b36fd32344d7"/>
+      <w:r>
+        <w:rPr/>
+        <w:t>A aplicação dessas regras consolidou 12.118 ocorrências em 9.542 registros únicos, removendo 2.576 repetições. Dos 1.808 grupos com duplicidade, 1.635 foram agrupados por DOI e 173 por título normalizado, com 98 conflitos de identificadores mantidos separados. A Tabela S1 do material suplementar apresenta os indicadores completos.</w:t>
+      </w:r>
+      <w:bookmarkEnd w:id="10"/>
+    </w:p>
+    <w:p>
+      <w:pPr>
+        <w:pStyle w:val="Heading2"/>
+        <w:rPr/>
+      </w:pPr>
+      <w:bookmarkStart w:id="11" w:name="triagem-e-auditoria"/>
+      <w:r>
+        <w:rPr/>
+        <w:t>Triagem e auditoria</w:t>
+      </w:r>
+    </w:p>
+    <w:p>
+      <w:pPr>
+        <w:pStyle w:val="FirstParagraph"/>
+        <w:rPr/>
+      </w:pPr>
+      <w:r>
+        <w:rPr/>
+        <w:t>A pré-triagem dos 9.542 registros foi uma classificação automática determinística, sem uso de modelo de linguagem, baseada no casamento de expressões em título e resumo, distribuindo os registros em cinco classes (relevante, complementar, dúvida, irrelevante e sem resumo). Uma amostra estratificada de 100 registros (semente 42, 1,0% do corpus único) foi lida individualmente por um único avaliador, que alterou 34 classificações; os demais 9.442 registros não foram lidos individualmente nessa auditoria amostral. O corte inicial reteve 3.786 registros, dos quais 3.472 relevantes e 314 casos de dúvida com apenas o bloco de objeto predial; esses 314 casos integravam o universo de 4.276 dúvidas reavaliadas individualmente, do qual 206 foram considerados relevantes e 4.070 descartados, resultando em um núcleo analítico revisado de 3.678 registros validado por script em R, sem refazer a triagem. A documentação preserva decisões, regras, níveis de confiança e justificativas, mas não registra revisão independente nem resolução formal de divergências entre avaliadores.</w:t>
       </w:r>
     </w:p>
     <w:p>
@@ -5368,27 +5154,7 @@
       </w:pPr>
       <w:r>
         <w:rPr/>
-        <w:t>Os 3.678 registros foram submetidos a duas camadas determinísticas em R, ambas sem modelo de linguagem e sem leitura de texto completo. A primeira reavaliou a força dos resumos e classificou 372 registros como estrato bibliométrico forte, 830 como descritivos, 157 como contextuais e 2.319 como descarte. A segunda pontuou o alinhamento às perguntas de pesquisa considerando título, resumo, palavras-chave e campos extraídos. Foram classificados 137 registros como centrais, 651 como secundários, 375 como descritivos, 157 como contextuais e 2.358 como exclusão. Assim, 137 registros seguiram para auditoria qualitativa, enquanto 3.541 não foram selecionados para a análise central.</w:t>
-      </w:r>
-    </w:p>
-    <w:p>
-      <w:pPr>
-        <w:pStyle w:val="BodyText"/>
-        <w:rPr/>
-      </w:pPr>
-      <w:r>
-        <w:rPr/>
-        <w:t xml:space="preserve">A auditoria qualitativa estruturada examinou, registro a registro, título, resumo, palavras-chave e campos extraídos dos 137 estudos, sem leitura integral. Um único conjunto de decisões manteve 104 no núcleo temático original; entre os 33 restantes, 21 foram classificados como secundários, três apenas para mapeamento e nove foram excluídos. Um desses nove havia sido marcado para verificação pontual em texto completo e foi posteriormente descartado sem leitura integral. Não houve segundo avaliador independente. Os arquivos da auditoria não identificam ferramenta de inteligência artificial, modelo, versão ou prompt; por isso, não se atribui essa etapa a IA. A coluna </w:t>
-      </w:r>
-      <w:r>
-        <w:rPr>
-          <w:rStyle w:val="VerbatimChar"/>
-        </w:rPr>
-        <w:t>asreview_label_compativel</w:t>
-      </w:r>
-      <w:r>
-        <w:rPr/>
-        <w:t xml:space="preserve"> é apenas um campo de compatibilidade e não constitui evidência de uso do ASReview. A Tabela </w:t>
+        <w:t>Os 3.678 registros passaram por duas camadas determinísticas em R, sem modelo de linguagem e sem leitura de texto completo. A primeira classificou 372 como estrato bibliométrico forte, 830 descritivos, 157 contextuais e 2.319 descarte; a segunda pontuou o alinhamento às perguntas de pesquisa, classificando 137 como centrais, 651 secundários, 375 descritivos, 157 contextuais e 2.358 excluídos, encaminhando os 137 centrais à auditoria qualitativa. Essa auditoria examinou título, resumo, palavras-chave e campos extraídos, sem leitura integral, mantendo 104 no núcleo temático original; entre os 33 restantes, 21 foram secundários, três apenas para mapeamento e nove excluídos, um deles previamente marcado para verificação pontual em texto completo. Não houve segundo avaliador independente. Os arquivos da auditoria não identificam ferramenta de IA, modelo, versão ou prompt, e o campo de compatibilidade das planilhas não constitui evidência de uso do ASReview. A Tabela </w:t>
       </w:r>
       <w:hyperlink w:anchor="tab%3Afunilselecao">
         <w:r>
@@ -5400,7 +5166,7 @@
       </w:hyperlink>
       <w:r>
         <w:rPr/>
-        <w:t xml:space="preserve"> preserva a rastreabilidade detalhada da busca principal até o núcleo original de 104 registros. A Figura </w:t>
+        <w:t xml:space="preserve"> preserva a rastreabilidade da busca principal até o núcleo original de 104 registros, e a Figura </w:t>
       </w:r>
       <w:hyperlink w:anchor="fig%3Afunil">
         <w:r>
@@ -5412,7 +5178,7 @@
       </w:hyperlink>
       <w:r>
         <w:rPr/>
-        <w:t xml:space="preserve"> integra esse percurso à busca complementar de sensibilidade e explicita a convergência no núcleo temático vigente de 121 registros.</w:t>
+        <w:t xml:space="preserve"> integra esse percurso à busca de sensibilidade, explicitando a convergência no núcleo temático vigente de 121 registros.</w:t>
       </w:r>
     </w:p>
     <w:tbl>
@@ -6614,29 +6380,19 @@
         <w:pStyle w:val="BodyText"/>
         <w:rPr/>
       </w:pPr>
-      <w:r>
-        <w:rPr/>
-        <w:t>A elegibilidade e a extração do núcleo temático apoiaram-se predominantemente em título, resumo, palavras-chave e campos estruturados. Entre 37 textos completos consultados em tarefas posteriores, 19 acrescentaram evidências específicas citadas individualmente. No lote de sensibilidade, sete dos 17 textos estavam disponíveis integralmente e cinco ampliaram resultados quantitativos, desenho de validação ou limitações; os demais permaneceram caracterizados pela documentação bibliográfica disponível.</w:t>
-      </w:r>
-    </w:p>
-    <w:p>
-      <w:pPr>
-        <w:pStyle w:val="BodyText"/>
-        <w:rPr/>
-      </w:pPr>
-      <w:bookmarkStart w:id="10" w:name="X1a0c56458ef353c636b255008dfc2175e1ceed4"/>
-      <w:r>
-        <w:rPr/>
-        <w:t>A extração do núcleo final utilizou título, resumo, palavras-chave e campos estruturados para identificar dimensões de sustentabilidade, critérios de priorização, métodos de apoio à decisão, contexto da edificação, ODS, ESG e lacunas relacionadas a instituições públicas de ensino superior. A unidade de contagem foi o registro único. Campos com múltiplas categorias foram tratados como respostas múltiplas, mantendo um único identificador por estudo em cada categoria. Dimensão e critério são categorias analiticamente distintas. A dimensão corresponde a uma categoria mais ampla, podendo ser técnica-operacional, institucional, ambiental, de ciclo de vida, econômica ou social. O critério representa um atributo operacional específico inserido em uma dessas dimensões. Por essa razão, termos como energia, risco, conforto e segurança são contabilizados como critérios de priorização e não duplicam a contagem das seis dimensões. As definições, as regras de inclusão e exclusão e os exemplos de cada categoria estão detalhados no manual de codificação utilizado como apoio à extração e mantido no repositório da revisão.</w:t>
-      </w:r>
-      <w:bookmarkEnd w:id="10"/>
+      <w:bookmarkStart w:id="12" w:name="triagem-e-auditoria"/>
+      <w:r>
+        <w:rPr/>
+        <w:t>A elegibilidade e a extração do núcleo temático apoiaram-se predominantemente em título, resumo, palavras-chave e campos estruturados. Entre 37 textos completos consultados em tarefas posteriores, 19 acrescentaram evidências específicas citadas individualmente; no lote de sensibilidade, sete dos 17 textos estavam disponíveis integralmente e cinco ampliaram resultados quantitativos, desenho de validação ou limitações. A extração identificou dimensões de sustentabilidade, critérios de priorização, métodos de apoio à decisão, contexto da edificação, ODS, ESG e lacunas relacionadas a instituições públicas de ensino superior, tratando cada categoria com respostas múltiplas e um único identificador por estudo. Dimensão e critério são categorias analiticamente distintas, pois a dimensão corresponde a uma categoria mais ampla (técnica-operacional, institucional, ambiental, de ciclo de vida, econômica ou social), e o critério representa um atributo operacional específico inserido em uma dessas dimensões, de modo que termos como energia, risco, conforto e segurança são contabilizados como critérios e não duplicam a contagem das seis dimensões. As definições, regras de inclusão e exclusão e exemplos de cada categoria estão detalhados no manual de codificação mantido no repositório da revisão.</w:t>
+      </w:r>
+      <w:bookmarkEnd w:id="12"/>
     </w:p>
     <w:p>
       <w:pPr>
         <w:pStyle w:val="Heading2"/>
         <w:rPr/>
       </w:pPr>
-      <w:bookmarkStart w:id="11" w:name="sec%3Abuscaia"/>
+      <w:bookmarkStart w:id="13" w:name="sec%3Abuscaia"/>
       <w:r>
         <w:rPr/>
         <w:t>Busca complementar de sensibilidade para inteligência artificial e aprendizado de máquina</w:t>
@@ -6649,7 +6405,7 @@
       </w:pPr>
       <w:r>
         <w:rPr/>
-        <w:t>As quatro expressões booleanas do núcleo original, apresentadas na Tabela </w:t>
+        <w:t>As quatro expressões booleanas do núcleo original recuperaram inteligência artificial e aprendizado de máquina apenas de forma incidental, pois nenhuma das questões originalmente formuladas, de RQ0 a RQ5, continha dicionário de termos dedicado ao tema, e o método de decisão associado à RQ3 abrangia exclusivamente instrumentos multicritério como MCDM, AHP e TOPSIS. Para verificar se essa lacuna subestimava a presença do tema no campo, uma busca complementar foi conduzida nas mesmas três bases, com expressões voltadas explicitamente a IA e aprendizado de máquina aplicados a manutenção e gestão predial, recuperando 6.728 ocorrências brutas (Tabela </w:t>
       </w:r>
       <w:hyperlink w:anchor="tab%3Aestrategiabusca">
         <w:r>
@@ -6661,7 +6417,7 @@
       </w:hyperlink>
       <w:r>
         <w:rPr/>
-        <w:t>, recuperaram inteligência artificial (IA) e aprendizado de máquina apenas de forma incidental, pois nenhuma das questões originalmente formuladas, de RQ0 a RQ5, continha um dicionário de termos dedicado ao tema. Além disso, o método de decisão nomeado mais próximo, associado à RQ3, abrangia exclusivamente instrumentos multicritério, como MCDM, AHP e TOPSIS. Para verificar se essa lacuna subestimava a presença do tema no campo, uma busca complementar de sensibilidade foi conduzida nas mesmas três bases, com expressões voltadas explicitamente a IA e aprendizado de máquina aplicados a manutenção e gestão predial, recuperando 3.169 registros na Scopus, 1.559 na Web of Science e 2.000 no Crossref, totalizando 6.728 ocorrências brutas.</w:t>
+        <w:t>). Os registros foram normalizados no mesmo esquema de campos do núcleo original e deduplicados em cascata (DOI normalizado, identificador próprio da fonte, título normalizado exato e título aproximado confirmado por ano, autor ou periódico); do total bruto, 359 registros já constavam do corpus original e 4.889 registros únicos seguiram para auditoria temática.</w:t>
       </w:r>
     </w:p>
     <w:p>
@@ -6671,17 +6427,7 @@
       </w:pPr>
       <w:r>
         <w:rPr/>
-        <w:t>Os registros da busca de sensibilidade foram normalizados no mesmo esquema de campos do núcleo original e deduplicados em cascata, considerando primeiro o DOI normalizado, depois o identificador próprio da fonte, o título normalizado exato e, por último, o título aproximado com confirmação pelo ano, autor ou periódico. O procedimento foi aplicado dentro de cada base, entre as bases e contra o corpus consolidado de 9.542 registros. Do total bruto, 359 registros já constavam do corpus original e 4.889 registros únicos seguiram para auditoria temática.</w:t>
-      </w:r>
-    </w:p>
-    <w:p>
-      <w:pPr>
-        <w:pStyle w:val="BodyText"/>
-        <w:rPr/>
-      </w:pPr>
-      <w:r>
-        <w:rPr/>
-        <w:t xml:space="preserve">Uma nova pergunta de pesquisa, dedicada à inteligência artificial e ao aprendizado de máquina, foi formalizada como RQ6 e recebeu um manual de codificação próprio, estruturado em dois níveis de termos. O primeiro reúne expressões que confirmam isoladamente uma técnica computacional, como </w:t>
+        <w:t xml:space="preserve">A RQ6 recebeu manual de codificação próprio em dois níveis, com expressões que confirmam isoladamente uma técnica computacional, como </w:t>
       </w:r>
       <w:r>
         <w:rPr>
@@ -6725,7 +6471,7 @@
       </w:r>
       <w:r>
         <w:rPr/>
-        <w:t xml:space="preserve">. O segundo reúne termos ambíguos que exigem contexto adicional e não confirmam isoladamente o uso de inteligência artificial, como manutenção preditiva, BIM, </w:t>
+        <w:t xml:space="preserve">, e termos ambíguos que exigem contexto adicional, como manutenção preditiva, BIM, </w:t>
       </w:r>
       <w:r>
         <w:rPr>
@@ -6758,7 +6504,7 @@
       </w:r>
       <w:r>
         <w:rPr/>
-        <w:t xml:space="preserve"> como sinônimos de IA, pois plataformas digitais, modelos treinados e mecanismos de decisão ocupam níveis analíticos distintos (Deng, Menassa, and Kamat 2021; Das 2025). Os 4.889 registros foram classificados, sem amostragem, em seis classes de evidência de IA e aprendizado de máquina. Os registros sem resumo disponível na fonte, concentrados no Crossref, receberam nível de confiança rebaixado por definição.</w:t>
+        <w:t xml:space="preserve"> como sinônimos de IA, pois plataformas digitais, modelos treinados e mecanismos de decisão ocupam níveis analíticos distintos (Deng, Menassa, and Kamat 2021; Das 2025). Os 4.889 registros foram classificados, sem amostragem, em seis classes de evidência, com nível de confiança rebaixado por definição para registros sem resumo, concentrados no Crossref.</w:t>
       </w:r>
     </w:p>
     <w:p>
@@ -6766,24 +6512,68 @@
         <w:pStyle w:val="BodyText"/>
         <w:rPr/>
       </w:pPr>
-      <w:bookmarkStart w:id="12" w:name="sec%3Ametodologia"/>
-      <w:bookmarkStart w:id="13" w:name="sec%3Abuscaia"/>
-      <w:r>
-        <w:rPr/>
-        <w:t>A classificação produziu 20 candidatos novos ao núcleo. A revisão individual de título e resumo removeu oito cuja aplicação, apesar de tecnicamente confirmada, ocorria em domínio industrial, aeroespacial ou veicular sem relação com edificações, restando 12 novos registros. Sete registros que já pertenciam ao corpus original, previamente classificados como secundários ou excluídos por um dicionário que não reconhecia IA, foram reavaliados sob a RQ6. Cinco foram promovidos ao núcleo principal, enquanto dois permaneceram como secundários por não apresentarem, no resumo disponível, relação explícita com a manutenção predial. Ao final, 17 registros passaram a integrar o núcleo temático, elevando-o de 104 para 121 registros, com extração qualitativa de dimensões, critérios, métodos e contexto realizada sob o mesmo vocabulário fechado e os mesmos procedimentos do núcleo original, sem leitura de texto completo.</w:t>
-      </w:r>
-      <w:bookmarkEnd w:id="12"/>
-      <w:bookmarkEnd w:id="13"/>
+      <w:bookmarkStart w:id="14" w:name="sec%3Abuscaia"/>
+      <w:r>
+        <w:rPr/>
+        <w:t>A classificação produziu 20 candidatos novos; a revisão individual removeu oito cuja aplicação, tecnicamente confirmada, ocorria em domínio industrial, aeroespacial ou veicular sem relação com edificações, restando 12. Sete registros já pertencentes ao corpus original, antes secundários ou excluídos por um dicionário que não reconhecia IA, foram reavaliados sob a RQ6, e cinco foram promovidos ao núcleo principal e dois permaneceram secundários por não apresentarem relação explícita com a manutenção predial. Ao final, 17 registros passaram a integrar o núcleo temático, elevando-o de 104 para 121, sob o mesmo vocabulário fechado e os mesmos procedimentos do núcleo original, sem leitura de texto completo.</w:t>
+      </w:r>
+      <w:bookmarkEnd w:id="14"/>
+    </w:p>
+    <w:p>
+      <w:pPr>
+        <w:pStyle w:val="Heading2"/>
+        <w:rPr/>
+      </w:pPr>
+      <w:bookmarkStart w:id="15" w:name="reprodutibilidade-e-limites-da-automação"/>
+      <w:r>
+        <w:rPr/>
+        <w:t>Reprodutibilidade e limites da automação</w:t>
+      </w:r>
+    </w:p>
+    <w:p>
+      <w:pPr>
+        <w:pStyle w:val="FirstParagraph"/>
+        <w:rPr/>
+      </w:pPr>
+      <w:r>
+        <w:rPr/>
+        <w:t>Consultas, exportações, manual de codificação, matrizes intermediárias, scripts determinísticos, figuras e verificações automatizadas foram versionados no repositório da pesquisa, preservando identificadores, proveniência e parâmetros que permitem recompilar resultados e produtos bibliométricos, contribuição de ciência aberta que não substitui pré-registro nem revisão independente. O caráter determinístico garante que a mesma entrada, processada com a mesma versão do código, produza a mesma saída, com a subjetividade explicitada no manual de codificação, nos limiares e nas decisões sobre casos duvidosos. O desenho priorizou fontes com metadados interoperáveis, o que delimita a cobertura de relatórios técnicos, normas internas e experiências institucionais da literatura cinzenta.</w:t>
+      </w:r>
+    </w:p>
+    <w:p>
+      <w:pPr>
+        <w:pStyle w:val="BodyText"/>
+        <w:rPr/>
+      </w:pPr>
+      <w:bookmarkStart w:id="16" w:name="sec%3Ametodo"/>
+      <w:bookmarkStart w:id="17" w:name="reprodutibilidade-e-limites-da-automação"/>
+      <w:r>
+        <w:rPr/>
+        <w:t>Na preparação deste manuscrito para submissão, utilizou-se a ferramenta Claude (Claude Code, Anthropic, modelo Claude Sonnet 5) exclusivamente na revisão ortográfica, textual e de adequação formal às normas editoriais do periódico, sem uso na concepção, coleta, análise ou geração de conteúdo científico.</w:t>
+      </w:r>
+      <w:bookmarkEnd w:id="16"/>
+      <w:bookmarkEnd w:id="17"/>
     </w:p>
     <w:p>
       <w:pPr>
         <w:pStyle w:val="Heading1"/>
         <w:rPr/>
       </w:pPr>
-      <w:bookmarkStart w:id="14" w:name="sec%3Apanorama"/>
-      <w:r>
-        <w:rPr/>
-        <w:t>Panorama do núcleo temático</w:t>
+      <w:bookmarkStart w:id="18" w:name="sec%3Aresultados"/>
+      <w:r>
+        <w:rPr/>
+        <w:t>Resultados e discussão</w:t>
+      </w:r>
+    </w:p>
+    <w:p>
+      <w:pPr>
+        <w:pStyle w:val="Heading2"/>
+        <w:rPr/>
+      </w:pPr>
+      <w:bookmarkStart w:id="19" w:name="sec%3Apanorama"/>
+      <w:r>
+        <w:rPr/>
+        <w:t>Estrutura bibliométrica e evolução do campo</w:t>
       </w:r>
     </w:p>
     <w:p>
@@ -6800,12 +6590,12 @@
           <w:rPr>
             <w:rStyle w:val="Hyperlink"/>
           </w:rPr>
-          <w:t>3.4</w:t>
+          <w:t>2.5</w:t>
         </w:r>
       </w:hyperlink>
       <w:r>
         <w:rPr/>
-        <w:t>). Entre 2019 e 2026 concentram-se 101 registros (83,5%), com máximo de 29 estudos em 2025. O Gráfico </w:t>
+        <w:t>). Entre 2019 e 2026 concentram-se 101 registros (83,5%), com máximo de 29 estudos em 2025 (Gráfico </w:t>
       </w:r>
       <w:hyperlink w:anchor="fig%3Atemporal">
         <w:r>
@@ -6817,7 +6607,19 @@
       </w:hyperlink>
       <w:r>
         <w:rPr/>
-        <w:t xml:space="preserve"> apresenta a distribuição anual.</w:t>
+        <w:t>). A deduplicação preservou a proveniência múltipla. Sessenta e sete registros vieram apenas da Scopus, 41 da Scopus e da Web of Science, sete apenas da Web of Science, três das três bases, dois da Scopus e do Crossref e um apenas do Crossref (Tabela </w:t>
+      </w:r>
+      <w:hyperlink w:anchor="tab%3Abasetipo">
+        <w:r>
+          <w:rPr>
+            <w:rStyle w:val="Hyperlink"/>
+          </w:rPr>
+          <w:t>7</w:t>
+        </w:r>
+      </w:hyperlink>
+      <w:r>
+        <w:rPr/>
+        <w:t>). A baixa disponibilidade de resumos no Crossref reduziu sua contribuição à triagem.</w:t>
       </w:r>
     </w:p>
     <w:p>
@@ -6883,17 +6685,7 @@
       </w:pPr>
       <w:r>
         <w:rPr/>
-        <w:t>A deduplicação preservou a proveniência múltipla. Entre os 121 registros, 67 vieram apenas da Scopus, 41 da Scopus e da Web of Science, sete apenas da Web of Science, três das três bases, dois da Scopus e do Crossref e um apenas do Crossref. Assim, 113 registros possuem origem Scopus, 51 Web of Science e seis Crossref, contagens que se sobrepõem dentro do mesmo núcleo. A baixa disponibilidade de resumos no Crossref reduziu sua contribuição à triagem, e os 17 registros da sensibilidade vieram de outras combinações de bases.</w:t>
-      </w:r>
-    </w:p>
-    <w:p>
-      <w:pPr>
-        <w:pStyle w:val="BodyText"/>
-        <w:rPr/>
-      </w:pPr>
-      <w:r>
-        <w:rPr/>
-        <w:t xml:space="preserve">Os tipos documentais também foram harmonizados. Os rótulos </w:t>
+        <w:t xml:space="preserve">Os tipos documentais foram harmonizados, reunindo </w:t>
       </w:r>
       <w:r>
         <w:rPr>
@@ -6926,7 +6718,7 @@
       </w:r>
       <w:r>
         <w:rPr/>
-        <w:t xml:space="preserve"> passaram a integrar a categoria artigo de periódico. </w:t>
+        <w:t xml:space="preserve"> na categoria artigo de periódico; </w:t>
       </w:r>
       <w:r>
         <w:rPr>
@@ -6948,7 +6740,7 @@
       </w:r>
       <w:r>
         <w:rPr/>
-        <w:t xml:space="preserve"> foram classificados como trabalhos em evento, enquanto </w:t>
+        <w:t xml:space="preserve"> em trabalhos em evento; </w:t>
       </w:r>
       <w:r>
         <w:rPr>
@@ -6970,7 +6762,7 @@
       </w:r>
       <w:r>
         <w:rPr/>
-        <w:t xml:space="preserve"> foram reunidos como livro ou série de livro. A Tabela </w:t>
+        <w:t xml:space="preserve"> em livro ou série de livro. A Tabela </w:t>
       </w:r>
       <w:hyperlink w:anchor="tab%3Abasetipo">
         <w:r>
@@ -6982,7 +6774,7 @@
       </w:hyperlink>
       <w:r>
         <w:rPr/>
-        <w:t xml:space="preserve"> apresenta proveniência e tipologia separadamente.</w:t>
+        <w:t xml:space="preserve"> apresenta proveniência e tipologia separadamente, indicando predomínio de artigos de periódico e forte presença da Scopus; a sobreposição entre bases registra caminhos de recuperação do mesmo estudo, enquanto a avaliação da evidência depende do conteúdo de cada registro.</w:t>
       </w:r>
     </w:p>
     <w:tbl>
@@ -7801,42 +7593,9 @@
         <w:pStyle w:val="BodyText"/>
         <w:rPr/>
       </w:pPr>
-      <w:bookmarkStart w:id="15" w:name="sec%3Apanorama"/>
-      <w:r>
-        <w:rPr/>
-        <w:t>A composição indica predomínio de artigos de periódico e forte presença da Scopus. A sobreposição entre bases registra caminhos de recuperação do mesmo estudo, enquanto a avaliação da evidência depende do conteúdo de cada registro.</w:t>
-      </w:r>
-      <w:bookmarkEnd w:id="15"/>
-    </w:p>
-    <w:p>
-      <w:pPr>
-        <w:pStyle w:val="Heading1"/>
-        <w:rPr/>
-      </w:pPr>
-      <w:bookmarkStart w:id="16" w:name="sec%3Abibliometriaampliada"/>
-      <w:r>
-        <w:rPr/>
-        <w:t>Estrutura bibliométrica do campo</w:t>
-      </w:r>
-    </w:p>
-    <w:p>
-      <w:pPr>
-        <w:pStyle w:val="FirstParagraph"/>
-        <w:rPr/>
-      </w:pPr>
-      <w:r>
-        <w:rPr/>
-        <w:t>A camada bibliométrica utilizou 372 registros com aderência simultânea ao objeto predial, à manutenção ou gestão, à sustentabilidade e à presença de método, dados ou resultados. Desse conjunto, 109 também integram o núcleo temático vigente, 263 são exclusivos da camada bibliométrica e 12 pertencem apenas ao núcleo temático; as duas camadas cumprem, portanto, funções analíticas complementares. Todos os registros possuíam título, ano, fonte e resumo; 329 (88,4%) continham palavras-chave, 327 (87,9%) DOI e 91 (24,5%) autores. A completude disponível sustentou as análises de fontes e palavras-chave, enquanto afiliações e referências citadas seriam necessárias para redes representativas de colaboração e acoplamento.</w:t>
-      </w:r>
-    </w:p>
-    <w:p>
-      <w:pPr>
-        <w:pStyle w:val="BodyText"/>
-        <w:rPr/>
-      </w:pPr>
-      <w:r>
-        <w:rPr/>
-        <w:t xml:space="preserve">As palavras-chave foram normalizadas quanto a caixa, acentuação, singular e variantes ortográficas, reunindo, por exemplo, </w:t>
+      <w:r>
+        <w:rPr/>
+        <w:t xml:space="preserve">A camada bibliométrica, com função analítica distinta da síntese temática (cf. Método), utilizou os 372 registros com aderência simultânea ao objeto predial, à manutenção ou gestão, à sustentabilidade e à presença de método, dados ou resultados; 329 (88,4%) continham palavras-chave, 327 (87,9%) DOI e 91 (24,5%) autores. As palavras-chave foram normalizadas quanto a caixa, acentuação, singular e variantes ortográficas, reunindo, por exemplo, </w:t>
       </w:r>
       <w:r>
         <w:rPr>
@@ -7858,7 +7617,7 @@
       </w:r>
       <w:r>
         <w:rPr/>
-        <w:t xml:space="preserve"> e BIM. A rede considera a coocorrência no mesmo registro, normalizada pelo cosseno das frequências marginais. O mapa temático posiciona os 40 termos mais frequentes por centralidade externa e densidade interna, enquanto a evolução compara 157 registros de 2010–2020 com 215 de 2021–2026. Essas medidas descrevem associações documentais, com interpretação restrita à estrutura temática do corpus.</w:t>
+        <w:t xml:space="preserve"> e BIM; a rede considera a coocorrência no mesmo registro, normalizada pelo cosseno das frequências marginais, e a evolução compara 157 registros de 2010–2020 com 215 de 2021–2026.</w:t>
       </w:r>
     </w:p>
     <w:p>
@@ -7880,7 +7639,7 @@
       </w:hyperlink>
       <w:r>
         <w:rPr/>
-        <w:t xml:space="preserve"> sintetiza 208 fontes. O núcleo aproximado de Bradford reuniu 13 delas, responsáveis por cerca de um terço dos registros. </w:t>
+        <w:t xml:space="preserve"> sintetiza 208 fontes, das quais o núcleo aproximado de Bradford reuniu 13, responsáveis por cerca de um terço dos registros, entre elas </w:t>
       </w:r>
       <w:r>
         <w:rPr>
@@ -7891,7 +7650,7 @@
       </w:r>
       <w:r>
         <w:rPr/>
-        <w:t xml:space="preserve"> apresentou 18 registros, seguida por </w:t>
+        <w:t xml:space="preserve"> (18), </w:t>
       </w:r>
       <w:r>
         <w:rPr>
@@ -7946,7 +7705,7 @@
       </w:r>
       <w:r>
         <w:rPr/>
-        <w:t xml:space="preserve"> (10). A combinação de energia, engenharia de edificações, gestão de facilidades e sustentabilidade confirma a natureza interdisciplinar do campo.</w:t>
+        <w:t xml:space="preserve"> (10), confirmando a interdisciplinaridade entre energia, engenharia de edificações, gestão de facilidades e sustentabilidade.</w:t>
       </w:r>
     </w:p>
     <w:p>
@@ -8024,7 +7783,7 @@
       </w:hyperlink>
       <w:r>
         <w:rPr/>
-        <w:t xml:space="preserve">) revelou dois eixos centrais. O primeiro articulou BIM, desempenho da edificação e </w:t>
+        <w:t xml:space="preserve">) revelou dois eixos centrais, formados por BIM, desempenho da edificação e </w:t>
       </w:r>
       <w:r>
         <w:rPr>
@@ -8035,7 +7794,7 @@
       </w:r>
       <w:r>
         <w:rPr/>
-        <w:t>, com centralidade e densidade acima das medianas. O segundo aproximou gestão de facilidades, edifícios inteligentes e manutenção preditiva, com elevada centralidade e menor densidade interna. Edificações verdes, avaliação do ciclo de vida e desenvolvimento sustentável formaram grupos mais especializados, enquanto energia, emissões e operação predial permaneceram semanticamente heterogêneas.</w:t>
+        <w:t>, com centralidade e densidade acima das medianas, e gestão de facilidades, edifícios inteligentes e manutenção preditiva, com elevada centralidade e menor densidade interna. Edificações verdes, avaliação do ciclo de vida e desenvolvimento sustentável formaram grupos mais especializados, enquanto energia, emissões e operação predial permaneceram semanticamente heterogêneas.</w:t>
       </w:r>
     </w:p>
     <w:p>
@@ -8113,7 +7872,7 @@
       </w:hyperlink>
       <w:r>
         <w:rPr/>
-        <w:t xml:space="preserve">) reforça BIM e gestão de facilidades como conectores. BIM associa-se a gestão de facilidades, </w:t>
+        <w:t xml:space="preserve">) reforça BIM e gestão de facilidades como conectores centrais, associados a </w:t>
       </w:r>
       <w:r>
         <w:rPr>
@@ -8124,7 +7883,7 @@
       </w:r>
       <w:r>
         <w:rPr/>
-        <w:t>, manutenção preditiva, operação e desempenho, enquanto gestão de facilidades se relaciona a desempenho, operação e manutenção, gestão de ativos e internet das coisas. Em outro agrupamento, avaliação do ciclo de vida aproxima-se de edificações residenciais e desenvolvimento sustentável. As ligações registram vocabulários compartilhados e orientam a síntese temática subsequente.</w:t>
+        <w:t>, manutenção preditiva, operação, desempenho, gestão de ativos e internet das coisas; em outro agrupamento, avaliação do ciclo de vida aproxima-se de edificações residenciais e desenvolvimento sustentável.</w:t>
       </w:r>
     </w:p>
     <w:p>
@@ -8213,7 +7972,7 @@
       </w:r>
       <w:r>
         <w:rPr/>
-        <w:t>, 2,7 para emissões de carbono e 1,9 para avaliação do ciclo de vida. Edificação verde, eficiência energética, manutenção predial e desempenho da edificação perderam participação relativa, movimento compatível com a incorporação de temas tradicionais a vocabulários tecnológicos e de ciclo de vida mais específicos.</w:t>
+        <w:t>, 2,7 para emissões de carbono e 1,9 para avaliação do ciclo de vida, enquanto edificação verde, eficiência energética, manutenção predial e desempenho da edificação perderam participação relativa. Esse movimento descreve uma associação documental de transição lexical, compatível com a incorporação de temas tradicionais a vocabulários tecnológicos e de ciclo de vida mais específicos, sem implicar relação causal entre os termos.</w:t>
       </w:r>
     </w:p>
     <w:p>
@@ -8290,19 +8049,19 @@
       </w:r>
       <w:r>
         <w:rPr/>
-        <w:t>, carbono, ciclo de vida e manutenção preditiva. A síntese dos 121 registros, apresentada a seguir, verifica como essa transição se converte em dimensões, critérios, métodos e regras aplicáveis à priorização pública universitária.</w:t>
-      </w:r>
-      <w:bookmarkEnd w:id="16"/>
+        <w:t>, carbono, ciclo de vida e manutenção preditiva, embora o crescimento informacional não implique, por si, integração decisória equivalente. As subseções seguintes verificam como essa transição se converte em dimensões, critérios, métodos e regras aplicáveis à priorização pública universitária.</w:t>
+      </w:r>
+      <w:bookmarkEnd w:id="19"/>
     </w:p>
     <w:p>
       <w:pPr>
-        <w:pStyle w:val="Heading1"/>
+        <w:pStyle w:val="Heading2"/>
         <w:rPr/>
       </w:pPr>
-      <w:bookmarkStart w:id="17" w:name="sec%3Acriterios"/>
-      <w:r>
-        <w:rPr/>
-        <w:t>Critérios de sustentabilidade e priorização</w:t>
+      <w:bookmarkStart w:id="20" w:name="sec%3Acriterios"/>
+      <w:r>
+        <w:rPr/>
+        <w:t>Dimensões e critérios para priorização sustentável</w:t>
       </w:r>
     </w:p>
     <w:p>
@@ -8312,7 +8071,7 @@
       </w:pPr>
       <w:r>
         <w:rPr/>
-        <w:t>Foram identificadas seis dimensões com respostas múltiplas. A dimensão técnica-operacional apareceu em 116 registros, a institucional em 97, a ambiental em 92, a de ciclo de vida em 65, a econômica em 63 e a social em 59. O predomínio das duas primeiras reflete a amplitude do manual de codificação e descreve a composição documental do núcleo. O resultado converge com a gestão sustentável de facilidades, que articula impactos ambientais, sociais e econômicos nos níveis estratégico, tático e operacional (Nielsen, Sarasoja, and Galamba 2016; Okoro 2023), e com avaliações educacionais que integram desempenho, energia, conforto e usuários (Alfalah et al. 2022).</w:t>
+        <w:t>Foram identificadas seis dimensões com respostas múltiplas, na ordem técnica-operacional (116 registros), institucional (97), ambiental (92), ciclo de vida (65), econômica (63) e social (59). O predomínio das duas primeiras reflete a amplitude do manual de codificação e descreve a composição documental do núcleo, convergindo com a gestão sustentável de facilidades, que articula impactos ambientais, sociais e econômicos nos níveis estratégico, tático e operacional (Nielsen, Sarasoja, and Galamba 2016; Okoro 2023), e com avaliações educacionais que integram desempenho, energia, conforto e usuários (Alfalah et al. 2022).</w:t>
       </w:r>
     </w:p>
     <w:p>
@@ -8378,7 +8137,7 @@
       </w:pPr>
       <w:r>
         <w:rPr/>
-        <w:t>Os ODS apareceram explicitamente em um registro, que combinou sustentabilidade, AHP, TOPSIS e otimização na alocação de prestadores de manutenção pública (Masmoudi et al. 2026). O vocabulário ESG esteve ausente dos campos auditados, embora componentes ambientais, sociais e institucionais fossem frequentes, padrão compatível com sua incorporação ainda emergente à gestão de facilidades (Ramantswana et al. 2026).</w:t>
+        <w:t>Os ODS apareceram explicitamente em um registro, que combinou sustentabilidade, AHP, TOPSIS e otimização na alocação de prestadores de manutenção pública (Masmoudi et al. 2026); o vocabulário ESG esteve ausente dos campos auditados, embora componentes ambientais, sociais e institucionais fossem frequentes, padrão compatível com sua incorporação ainda emergente à gestão de facilidades (Ramantswana et al. 2026).</w:t>
       </w:r>
     </w:p>
     <w:p>
@@ -8388,7 +8147,19 @@
       </w:pPr>
       <w:r>
         <w:rPr/>
-        <w:t>Quanto aos critérios de priorização, desempenho operacional apareceu em 99 registros, informação e dados em 82, custo em 63, energia e vida útil em 44 cada. Condição física, risco e manutenibilidade completam o núcleo técnico; conforto, segurança, satisfação, emissões, resíduos e água representam efeitos sociais e ambientais específicos.</w:t>
+        <w:t>Quanto aos critérios de priorização, desempenho operacional apareceu em 99 registros, informação e dados em 82, custo em 63 e energia e vida útil em 44 cada, com os demais critérios técnicos, sociais e ambientais listados na Tabela </w:t>
+      </w:r>
+      <w:hyperlink w:anchor="tab%3Acriteriospriorizacao">
+        <w:r>
+          <w:rPr>
+            <w:rStyle w:val="Hyperlink"/>
+          </w:rPr>
+          <w:t>8</w:t>
+        </w:r>
+      </w:hyperlink>
+      <w:r>
+        <w:rPr/>
+        <w:t>.</w:t>
       </w:r>
     </w:p>
     <w:tbl>
@@ -9772,32 +9543,22 @@
         <w:pStyle w:val="BodyText"/>
         <w:rPr/>
       </w:pPr>
-      <w:r>
-        <w:rPr/>
-        <w:t>Na gestão pública universitária, o desempenho sustenta indicadores relacionados à continuidade e às falhas. A informação oferece as condições necessárias à rastreabilidade, enquanto o custo permite distinguir correções emergenciais, manutenção planejada e renovação. Registros de pagamento e planejamento conjunto de manutenção, renovação e energia reforçam essa combinação (Kim et al. 2018; Nägeli et al. 2019).</w:t>
-      </w:r>
+      <w:bookmarkStart w:id="21" w:name="sec%3Acriterios"/>
+      <w:r>
+        <w:rPr/>
+        <w:t>Na gestão pública universitária, o desempenho sustenta indicadores relacionados à continuidade e às falhas, a informação oferece as condições necessárias à rastreabilidade e o custo permite distinguir correções emergenciais, manutenção planejada e renovação, combinação reforçada por registros de pagamento e planejamento conjunto de manutenção, renovação e energia (Kim et al. 2018; Nägeli et al. 2019). As leituras integrais qualificam relações entre critérios. Operação e manutenção podem superar 80% do custo total do ciclo de vida, e seus custos anuais podem representar de 50% a 70% dos custos operacionais, bases de cálculo que devem permanecer distintas (Aliu et al. 2025); decisões de concepção podem evitar até 50% das dificuldades de manutenção (Othman and Kamal 2023), e em sistemas vegetados verticais, acesso, irrigação, drenagem, segurança, degradação e coordenação conectam manutenibilidade a desempenho, custo, risco e recursos (Chew and Conejos 2016; Conejos, Chew, and Azril 2019).</w:t>
+      </w:r>
+      <w:bookmarkEnd w:id="21"/>
     </w:p>
     <w:p>
       <w:pPr>
-        <w:pStyle w:val="BodyText"/>
+        <w:pStyle w:val="Heading2"/>
         <w:rPr/>
       </w:pPr>
-      <w:bookmarkStart w:id="18" w:name="sec%3Acriterios"/>
-      <w:r>
-        <w:rPr/>
-        <w:t>As leituras integrais qualificam relações entre os critérios. Operação e manutenção podem superar 80% do custo total do ciclo de vida, enquanto seus custos anuais podem representar de 50% a 70% dos custos operacionais, bases de cálculo que devem permanecer distintas (Aliu et al. 2025). Decisões de concepção podem evitar até 50% das dificuldades de manutenção (Othman and Kamal 2023); em sistemas vegetados verticais, acesso, irrigação, drenagem, segurança, degradação e coordenação conectam manutenibilidade a desempenho, custo, risco e recursos (Chew and Conejos 2016; Conejos, Chew, and Azril 2019).</w:t>
-      </w:r>
-      <w:bookmarkEnd w:id="18"/>
-    </w:p>
-    <w:p>
-      <w:pPr>
-        <w:pStyle w:val="Heading1"/>
-        <w:rPr/>
-      </w:pPr>
-      <w:bookmarkStart w:id="19" w:name="sec%3Ametodos"/>
-      <w:r>
-        <w:rPr/>
-        <w:t>Métodos de apoio à decisão</w:t>
+      <w:bookmarkStart w:id="22" w:name="sec%3Ametodos"/>
+      <w:r>
+        <w:rPr/>
+        <w:t>Digitalização, IA e métodos de apoio à decisão</w:t>
       </w:r>
     </w:p>
     <w:p>
@@ -9817,18 +9578,7 @@
       </w:r>
       <w:r>
         <w:rPr/>
-        <w:t xml:space="preserve"> reuniu 101 registros. A modelagem da informação da construção (BIM, do inglês </w:t>
-      </w:r>
-      <w:r>
-        <w:rPr>
-          <w:i/>
-          <w:iCs/>
-        </w:rPr>
-        <w:t>Building Information Modeling</w:t>
-      </w:r>
-      <w:r>
-        <w:rPr/>
-        <w:t xml:space="preserve">) apareceu em 28, e a categoria </w:t>
+        <w:t xml:space="preserve"> reuniu 101 registros. BIM apareceu em 28 e a categoria </w:t>
       </w:r>
       <w:r>
         <w:rPr>
@@ -9838,7 +9588,7 @@
       </w:r>
       <w:r>
         <w:rPr/>
-        <w:t xml:space="preserve">, definida no manual como presença de mecanismo explícito de apoio à decisão, em 29. Seguiram-se aprendizado de máquina em 26, otimização em 19, pontuação em 17 e custo do ciclo de vida em 16. Entre os métodos nomeados, AHP ocorreu em cinco registros, TOPSIS em quatro, MCDM e Delphi em três cada, ANP em dois, e </w:t>
+        <w:t xml:space="preserve">, definida no manual como presença de mecanismo explícito de apoio à decisão, em 29; seguiram-se aprendizado de máquina em 26, otimização em 19, pontuação em 17 e custo do ciclo de vida em 16. Entre os métodos nomeados, AHP ocorreu em cinco registros, TOPSIS em quatro, MCDM e Delphi em três cada, ANP em dois, e </w:t>
       </w:r>
       <w:r>
         <w:rPr>
@@ -9860,17 +9610,7 @@
       </w:r>
       <w:r>
         <w:rPr/>
-        <w:t xml:space="preserve"> e raciocínio baseado em casos em um cada. A categoria </w:t>
-      </w:r>
-      <w:r>
-        <w:rPr>
-          <w:rStyle w:val="VerbatimChar"/>
-        </w:rPr>
-        <w:t>framework</w:t>
-      </w:r>
-      <w:r>
-        <w:rPr/>
-        <w:t xml:space="preserve"> descreve estruturas, modelos e referenciais com graus variados de formalização.</w:t>
+        <w:t xml:space="preserve"> e raciocínio baseado em casos em um cada. Essa predominância de estruturas genéricas sobre métodos multicritério nomeados marca a transição do campo, cujo avanço informacional é mais rápido que a integração decisória.</w:t>
       </w:r>
     </w:p>
     <w:p>
@@ -9935,19 +9675,15 @@
         <w:rPr/>
       </w:pPr>
       <w:r>
-        <w:rPr/>
-        <w:t xml:space="preserve">BIM foi identificado em 28 registros (23,1%) e </w:t>
-      </w:r>
-      <w:r>
         <w:rPr>
           <w:i/>
           <w:iCs/>
         </w:rPr>
-        <w:t>digital twin</w:t>
-      </w:r>
-      <w:r>
-        <w:rPr/>
-        <w:t xml:space="preserve"> em 11 (9,1%). A busca de sensibilidade elevou o aprendizado de máquina de nove para 26 registros (21,5%), resultado diretamente associado ao enriquecimento temático da rodada complementar. Para a especificação proposta, a arquitetura informacional pode começar com planilhas, cadastros, inspeções e ordens de serviço e evoluir para plataformas digitais e módulos preditivos conforme a qualidade dos dados. As aplicações multicritério desempenham funções distintas. Entre os exemplos identificados estão o ANP difuso na avaliação de edifícios educacionais (Alfalah et al. 2022), o Delphi modificado na gestão de </w:t>
+        <w:t>Digital twin</w:t>
+      </w:r>
+      <w:r>
+        <w:rPr/>
+        <w:t xml:space="preserve"> foi identificado em 11 registros (9,1%), e a busca de sensibilidade elevou o aprendizado de máquina de nove para 26 registros (21,5%), resultado diretamente associado ao enriquecimento temático da rodada complementar. Para a especificação proposta, a arquitetura informacional pode começar com planilhas, cadastros, inspeções e ordens de serviço e evoluir para plataformas digitais e módulos preditivos conforme a qualidade dos dados. As aplicações multicritério identificadas desempenham funções distintas, como o ANP difuso na avaliação de edifícios educacionais (Alfalah et al. 2022), Delphi modificado na gestão de </w:t>
       </w:r>
       <w:r>
         <w:rPr>
@@ -9968,7 +9704,7 @@
       </w:pPr>
       <w:r>
         <w:rPr/>
-        <w:t xml:space="preserve">A leitura integral do lote incorporado esclarece a RQ6 ao separar produção de variáveis operacionais e governança decisória. Os modelos de aprendizado de máquina foram utilizados para estimar a demanda de ventilação, com economia de até 7,5% em relação ao controle tradicional (Motuzienė et al. 2025), e a vida útil de componentes por regressão em grafos, com </w:t>
+        <w:t xml:space="preserve">A leitura integral do lote da RQ6 separa produção de variáveis operacionais e governança decisória. Modelos de aprendizado de máquina estimaram demanda de ventilação, com economia de até 7,5% sobre o controle tradicional (Motuzienė et al. 2025), vida útil de componentes por regressão em grafos, com </w:t>
       </w:r>
       <w:r>
         <w:rPr/>
@@ -10001,27 +9737,7 @@
       </m:oMath>
       <w:r>
         <w:rPr/>
-        <w:t xml:space="preserve"> para a GCN (Wu and Mundt-Petersen 2025). Também foram empregados para estimar o consumo de eletricidade, gás e água com conjuntos separados de treinamento, validação e teste (Suh and Chang 2012). Diagnóstico, classificação de danos e apoio operacional completam o lote, mantendo a caracterização por resumo nos casos sem texto integral.</w:t>
-      </w:r>
-    </w:p>
-    <w:p>
-      <w:pPr>
-        <w:pStyle w:val="BodyText"/>
-        <w:rPr/>
-      </w:pPr>
-      <w:r>
-        <w:rPr/>
-        <w:t>Duas revisões qualificam o alcance dessa evidência. A síntese de IoT e IA identificou concentração no Norte Global e desafios de interoperabilidade, privacidade, governança e ciclo de vida (Das 2025). Entre 76 estudos sobre ambientes internos conectados, 41 integraram energia, conforto e sustentabilidade e 35 cobriram apenas parte dessas dimensões (Alici 2026). A busca de sensibilidade revela, assim, uma camada consistente de previsão, diagnóstico e operação, enquanto a integração com preferências institucionais, ponderação e regras de veto permanece como etapa decisória adicional.</w:t>
-      </w:r>
-    </w:p>
-    <w:p>
-      <w:pPr>
-        <w:pStyle w:val="BodyText"/>
-        <w:rPr/>
-      </w:pPr>
-      <w:r>
-        <w:rPr/>
-        <w:t>A matriz comparativa dos 17 registros, mantida no material suplementar, classifica dez estudos em previsão ou previsão com otimização, dois em diagnóstico e classificação de danos e cinco em síntese ou integração tecnológica. Três aproximam a saída de uma ação operacional; os demais produzem estimativas, diagnósticos ou infraestrutura informacional. Em conjunto, o lote cobre partes da cadeia entre treinamento, validação, critérios, vetos e decisão pública auditável, oferecendo entradas para a especificação proposta.</w:t>
+        <w:t xml:space="preserve"> (Wu and Mundt-Petersen 2025), e consumo de eletricidade, gás e água com conjuntos separados de treinamento, validação e teste (Suh and Chang 2012), além de diagnóstico, classificação de danos e apoio operacional. Duas revisões qualificam esse alcance. A síntese de IoT e IA identificou concentração no Norte Global e desafios de interoperabilidade, privacidade, governança e ciclo de vida (Das 2025), e entre 76 estudos sobre ambientes internos conectados, 41 integraram energia, conforto e sustentabilidade e 35 apenas parte delas (Alici 2026). A matriz comparativa dos 17 registros, no material suplementar, classifica dez estudos em previsão ou previsão com otimização, dois em diagnóstico e classificação de danos e cinco em síntese ou integração tecnológica, e apenas três aproximam a saída de uma ação operacional. A integração com preferências institucionais, ponderação e vetos permanece etapa decisória adicional.</w:t>
       </w:r>
     </w:p>
     <w:p>
@@ -10042,19 +9758,39 @@
       </w:r>
       <w:r>
         <w:rPr/>
-        <w:t xml:space="preserve"> em estágios parciais de controle, otimização e retroalimentação (Deng, Menassa, and Kamat 2021); outros trabalhos desenvolveram ontologia de ativos, BIM 7D e comparação de estratégias por simulação (Espinosa Gispert et al. 2025; Goretti and Kaming 2023; Ferreira et al. 2020). No plano decisório, aparecem Lean Six Sigma, abordagem de melhoria contínua que combina redução de desperdícios e controle da variação pelo ciclo DMAIC (definir, medir, analisar, melhorar e controlar), avaliação sintética fuzzy e raciocínio baseado em casos com Fuzzy-AHP (Aldairi, Khan, and Munive-Hernandez 2017; Yoon and Cha 2018; Park, Kwon, and Ahn 2019). Esses casos distinguem menção conceitual, aplicação formal e validação empírica e orientam a escolha contextual do método.</w:t>
-      </w:r>
-      <w:bookmarkEnd w:id="19"/>
+        <w:t xml:space="preserve"> em estágios parciais de controle, otimização e retroalimentação (Deng, Menassa, and Kamat 2021), e outros trabalhos desenvolveram ontologia de ativos, BIM 7D e comparação de estratégias por simulação (Espinosa Gispert et al. 2025; Goretti and Kaming 2023; Ferreira et al. 2020). No plano decisório, aparecem Lean Six Sigma, abordagem de melhoria contínua que combina redução de desperdícios e controle da variação pelo ciclo DMAIC (definir, medir, analisar, melhorar e controlar), avaliação sintética fuzzy e raciocínio baseado em casos com Fuzzy-AHP (Aldairi, Khan, and Munive-Hernandez 2017; Yoon and Cha 2018; Park, Kwon, and Ahn 2019), casos que distinguem menção conceitual, aplicação formal e validação empírica e orientam a escolha contextual do método.</w:t>
+      </w:r>
     </w:p>
     <w:p>
       <w:pPr>
-        <w:pStyle w:val="Heading1"/>
+        <w:pStyle w:val="BodyText"/>
         <w:rPr/>
       </w:pPr>
-      <w:bookmarkStart w:id="20" w:name="sec%3Aaplicabilidade"/>
-      <w:r>
-        <w:rPr/>
-        <w:t>Aplicabilidade a edificações públicas universitárias</w:t>
+      <w:r>
+        <w:rPr/>
+        <w:t xml:space="preserve">A presença de </w:t>
+      </w:r>
+      <w:r>
+        <w:rPr>
+          <w:rStyle w:val="VerbatimChar"/>
+        </w:rPr>
+        <w:t>framework</w:t>
+      </w:r>
+      <w:r>
+        <w:rPr/>
+        <w:t xml:space="preserve"> em quase todo o núcleo, contrastada com a frequência menor de métodos multicritério nomeados, situa a lacuna central na cadeia entre evidência, variável mensurável, preferência institucional e decisão validada, padrão coerente com a fragmentação já discutida entre integração informacional e estruturação decisória (Deng, Menassa, and Kamat 2021; Das 2025). Estruturas conceituais, indicadores, normalização, ponderação, agregação, sensibilidade e validação ocupam etapas distintas, e a transferência das aplicações de ANP, Delphi, AHP e TOPSIS à gestão universitária depende do contexto e dos dados locais. Nessa leitura, a barreira à adoção de métodos multicritério em universidades públicas tende a ser menos a complexidade algorítmica do que a cultura de registro, atualização cadastral e prestação de contas das escolhas, sustentada pela importância atribuída a ordens de serviço, custos, vínculo com ativos e histórico de intervenções (Martins and Espejo 2024; Morais, Paula, and Reis 2023).</w:t>
+      </w:r>
+      <w:bookmarkEnd w:id="22"/>
+    </w:p>
+    <w:p>
+      <w:pPr>
+        <w:pStyle w:val="Heading2"/>
+        <w:rPr/>
+      </w:pPr>
+      <w:bookmarkStart w:id="23" w:name="sec%3Aaplicabilidade"/>
+      <w:r>
+        <w:rPr/>
+        <w:t>Especificidade das edificações públicas universitárias</w:t>
       </w:r>
     </w:p>
     <w:p>
@@ -10075,7 +9811,19 @@
       </w:r>
       <w:r>
         <w:rPr/>
-        <w:t>, seis patrimônios históricos, cinco edifícios públicos, cinco escolas e um museu. As categorias admitem respostas múltiplas, e um registro permaneceu com contexto indeterminado no resumo.</w:t>
+        <w:t>, seis patrimônios históricos, cinco edifícios públicos, cinco escolas e um museu, categorias que admitem respostas múltiplas (Tabela </w:t>
+      </w:r>
+      <w:hyperlink w:anchor="tab%3Acontexto">
+        <w:r>
+          <w:rPr>
+            <w:rStyle w:val="Hyperlink"/>
+          </w:rPr>
+          <w:t>9</w:t>
+        </w:r>
+      </w:hyperlink>
+      <w:r>
+        <w:rPr/>
+        <w:t>).</w:t>
       </w:r>
     </w:p>
     <w:tbl>
@@ -11209,7 +10957,7 @@
       </w:pPr>
       <w:r>
         <w:rPr/>
-        <w:t xml:space="preserve">Em instituições de ensino, a gestão sustentável combina desempenho físico, usuários e capacidade administrativa. Estudos em universidades públicas registraram predomínio corretivo, cadastros fragmentados, baixa institucionalização de indicadores e fragilidades na manutenção preventiva (Lateef, Khamidi, and Idrus 2010; Barbosa et al. 2020). Outros trabalhos identificaram fatores críticos em universidades (Awuzie and Isa 2017), critérios ambientais, econômicos e sociais em edifícios educacionais (Alfalah et al. 2022), indicadores operacionais de </w:t>
+        <w:t xml:space="preserve">Em instituições de ensino, a gestão sustentável combina desempenho físico, usuários e capacidade administrativa. Estudos em universidades públicas registraram predomínio corretivo, cadastros fragmentados, baixa institucionalização de indicadores e fragilidades na manutenção preventiva (Lateef, Khamidi, and Idrus 2010; Barbosa et al. 2020), e outros trabalhos identificaram fatores críticos em universidades (Awuzie and Isa 2017), critérios ambientais, econômicos e sociais em edifícios educacionais (Alfalah et al. 2022), indicadores operacionais de </w:t>
       </w:r>
       <w:r>
         <w:rPr>
@@ -11220,7 +10968,7 @@
       </w:r>
       <w:r>
         <w:rPr/>
-        <w:t xml:space="preserve"> (Naji, Gunduz, and Maki 2023), previsão orçamentária e uso de ordens de serviço (Martins and Espejo 2024; Morais, Paula, and Reis 2023). No contexto das universidades federais brasileiras, esse conjunto reforça a prioridade de cadastros consistentes, fonte e data dos dados, unidade comparada, regras de veto e histórico dos parâmetros, elementos indispensáveis à prestação de contas.</w:t>
+        <w:t xml:space="preserve"> (Naji, Gunduz, and Maki 2023) e previsão orçamentária apoiada em ordens de serviço (Martins and Espejo 2024; Morais, Paula, and Reis 2023). No contexto das universidades federais brasileiras, esse conjunto reforça a prioridade de cadastros consistentes, fonte e data dos dados, unidade comparada, regras de veto e histórico dos parâmetros, elementos indispensáveis à prestação de contas.</w:t>
       </w:r>
     </w:p>
     <w:p>
@@ -11230,37 +10978,7 @@
       </w:pPr>
       <w:r>
         <w:rPr/>
-        <w:t xml:space="preserve">A análise das lacunas mostrou que 76 registros (62,8%) apresentaram limitação identificável no resumo, enquanto 45 (37,2%) não a explicitaram nesse nível documental. O campo mais amplo </w:t>
-      </w:r>
-      <w:r>
-        <w:rPr>
-          <w:rStyle w:val="VerbatimChar"/>
-        </w:rPr>
-        <w:t>lacuna_ou_limite_identificado_leitura</w:t>
-      </w:r>
-      <w:r>
-        <w:rPr/>
-        <w:t xml:space="preserve"> registra qualquer limitação mencionada; já o rótulo </w:t>
-      </w:r>
-      <w:r>
-        <w:rPr>
-          <w:rStyle w:val="VerbatimChar"/>
-        </w:rPr>
-        <w:t>lacuna_para_ies_publicas</w:t>
-      </w:r>
-      <w:r>
-        <w:rPr/>
-        <w:t xml:space="preserve"> constitui um subconjunto específico, aplicado apenas quando a limitação se relaciona diretamente a instituições públicas de ensino superior. Doze registros (9,9%) foram classificados especificamente nesse subconjunto, que reúne problemas de transferência, cobertura ou validação relacionados a essas instituições. Seus identificadores permanecem preservados na tabela-fonte do núcleo vigente.</w:t>
-      </w:r>
-    </w:p>
-    <w:p>
-      <w:pPr>
-        <w:pStyle w:val="BodyText"/>
-        <w:rPr/>
-      </w:pPr>
-      <w:r>
-        <w:rPr/>
-        <w:t xml:space="preserve">A participação reduzida de universidades, </w:t>
+        <w:t xml:space="preserve">A análise das lacunas mostrou que 76 registros (62,8%) apresentaram limitação identificável no resumo, enquanto 45 (37,2%) não a explicitaram nesse nível documental. Doze registros (9,9%) foram classificados no subconjunto específico de lacunas para instituições públicas de ensino superior, reunindo problemas de transferência, cobertura ou validação relacionados a essas instituições. A participação reduzida de universidades, </w:t>
       </w:r>
       <w:r>
         <w:rPr>
@@ -11271,7 +10989,7 @@
       </w:r>
       <w:r>
         <w:rPr/>
-        <w:t xml:space="preserve"> e edifícios públicos restringe a transferência direta para portfólios heterogêneos submetidos a contingenciamento, continuidade acadêmica e múltiplos usuários. A busca de sensibilidade elevou o contexto universitário de 11 para 14 registros, mas os três promovidos vieram do mesmo </w:t>
+        <w:t xml:space="preserve"> e edifícios públicos restringe a transferência direta para portfólios heterogêneos submetidos a contingenciamento, continuidade acadêmica e múltiplos usuários; a busca de sensibilidade elevou o contexto universitário de 11 para 14 registros, mas os três promovidos vieram do mesmo </w:t>
       </w:r>
       <w:r>
         <w:rPr>
@@ -11293,7 +11011,7 @@
       </w:r>
       <w:r>
         <w:rPr/>
-        <w:t>; o ganho ampliou a evidência tecnológica, e não a diversidade institucional. Entendo que, nesse cenário orçamentário, a ausência de critérios documentados tende a penalizar sistematicamente as intervenções preventivas, que carecem da urgência visível dos reparos corretivos.</w:t>
+        <w:t>, ampliando a evidência tecnológica, e não a diversidade institucional. Nesse cenário orçamentário, a ausência de critérios documentados tende a penalizar as intervenções preventivas, que carecem da urgência visível dos reparos corretivos.</w:t>
       </w:r>
     </w:p>
     <w:p>
@@ -11303,7 +11021,7 @@
       </w:pPr>
       <w:r>
         <w:rPr/>
-        <w:t>Contextos africanos acrescentam resiliência, governança, usuários e continuidade acadêmica à condição física (Awuzie and Isa 2017; Ndukuba 2025). Esses achados funcionam como hipóteses de transferência para validação brasileira. Em texto completo, um instrumento estrangeiro exigiu adaptação e concordância profissional para aplicação em hospital público (Talib, Rajagopalan, and Yang 2013). Outros três projetos identificaram perdas de informação entre construção e operação e recorreram ao BIM, à entrega suave (</w:t>
+        <w:t>Contextos africanos acrescentam resiliência, governança, usuários e continuidade acadêmica à condição física (Awuzie and Isa 2017; Ndukuba 2025), hipóteses de transferência para validação brasileira. Em texto completo, um instrumento estrangeiro exigiu adaptação para aplicação em hospital público (Talib, Rajagopalan, and Yang 2013), e outros três projetos identificaram perdas de informação entre construção e operação, recorrendo ao BIM, à entrega suave (</w:t>
       </w:r>
       <w:r>
         <w:rPr>
@@ -11314,19 +11032,19 @@
       </w:r>
       <w:r>
         <w:rPr/>
-        <w:t>) e à comunicação para enfrentar o problema (Tan, Zaman, and Sutrisna 2018). Em conjunto, as evidências sustentam governança da informação e validação contextual da especificação.</w:t>
-      </w:r>
-      <w:bookmarkEnd w:id="20"/>
+        <w:t>) e à comunicação (Tan, Zaman, and Sutrisna 2018). Essas evidências sustentam governança da informação e validação contextual da especificação proposta a seguir.</w:t>
+      </w:r>
+      <w:bookmarkEnd w:id="23"/>
     </w:p>
     <w:p>
       <w:pPr>
-        <w:pStyle w:val="Heading1"/>
+        <w:pStyle w:val="Heading2"/>
         <w:rPr/>
       </w:pPr>
-      <w:bookmarkStart w:id="21" w:name="sec%3Amatriz"/>
-      <w:r>
-        <w:rPr/>
-        <w:t>Matriz de indicadores e fluxo para parametrização multicritério</w:t>
+      <w:bookmarkStart w:id="24" w:name="sec%3Amatriz"/>
+      <w:r>
+        <w:rPr/>
+        <w:t>Da evidência à especificação operacional</w:t>
       </w:r>
     </w:p>
     <w:p>
@@ -11358,7 +11076,7 @@
       </w:r>
       <w:r>
         <w:rPr/>
-        <w:t xml:space="preserve"> aparecem juntos em 90 registros. Informação e dados têm 75 coocorrências com </w:t>
+        <w:t xml:space="preserve"> aparecem juntos em 90 registros, informação e dados têm 75 coocorrências com </w:t>
       </w:r>
       <w:r>
         <w:rPr>
@@ -11368,7 +11086,7 @@
       </w:r>
       <w:r>
         <w:rPr/>
-        <w:t xml:space="preserve"> e 28 com BIM. A associação de custo com </w:t>
+        <w:t xml:space="preserve"> e 28 com BIM, custo associa-se a </w:t>
       </w:r>
       <w:r>
         <w:rPr>
@@ -11378,7 +11096,7 @@
       </w:r>
       <w:r>
         <w:rPr/>
-        <w:t xml:space="preserve"> aparece em 57 registros, enquanto vida útil e custo do ciclo de vida apresentam 16 coocorrências. Essas relações descrevem associações de codificação e orientam a análise das combinações recorrentes.</w:t>
+        <w:t xml:space="preserve"> em 57 registros, e vida útil e custo do ciclo de vida apresentam 16 coocorrências. Essas relações descrevem associações de codificação e orientam a análise das combinações recorrentes.</w:t>
       </w:r>
     </w:p>
     <w:p>
@@ -11456,7 +11174,7 @@
       </w:hyperlink>
       <w:r>
         <w:rPr/>
-        <w:t xml:space="preserve"> reorganiza essas relações em cinco dimensões. A dimensão técnica-operacional apresenta 100 coocorrências com </w:t>
+        <w:t xml:space="preserve"> reorganiza essas relações em cinco dimensões. A técnica-operacional apresenta 100 coocorrências com </w:t>
       </w:r>
       <w:r>
         <w:rPr>
@@ -11476,7 +11194,7 @@
       </w:r>
       <w:r>
         <w:rPr/>
-        <w:t xml:space="preserve"> e 28 com BIM. Em relação ao </w:t>
+        <w:t xml:space="preserve"> e 28 com BIM; em relação ao </w:t>
       </w:r>
       <w:r>
         <w:rPr>
@@ -11486,7 +11204,7 @@
       </w:r>
       <w:r>
         <w:rPr/>
-        <w:t>, a dimensão institucional apresenta 88 coocorrências, a ambiental 81, a econômica 56 e a social 54. Identificada em 65 registros, a dimensão ciclo de vida atua transversalmente entre desempenho, custos e impactos no tempo.</w:t>
+        <w:t>, a institucional apresenta 88 coocorrências, a ambiental 81, a econômica 56 e a social 54; identificada em 65 registros, a dimensão ciclo de vida atua transversalmente entre desempenho, custos e impactos no tempo.</w:t>
       </w:r>
     </w:p>
     <w:p>
@@ -11552,17 +11270,7 @@
       </w:pPr>
       <w:r>
         <w:rPr/>
-        <w:t>A matriz separa evidência extraída e especificação autoral. A dimensão ambiental reúne energia, emissões, água e resíduos, enquanto o custo constitui a dimensão econômica. Segurança, conforto e satisfação integram a dimensão social. A dimensão técnica-operacional abrange desempenho, informação, vida útil, risco, condição, manutenibilidade e qualidade do serviço. A dimensão institucional, presente em 97 registros, fundamenta os desdobramentos candidatos de conformidade, governança e capacidade de execução. As frequências sustentam a seleção inicial, enquanto pesos e importância normativa serão definidos na validação institucional.</w:t>
-      </w:r>
-    </w:p>
-    <w:p>
-      <w:pPr>
-        <w:pStyle w:val="BodyText"/>
-        <w:rPr/>
-      </w:pPr>
-      <w:r>
-        <w:rPr/>
-        <w:t>A Tabela </w:t>
+        <w:t>A matriz que segue é uma síntese conceitual informada pela revisão, e não é um modelo validado nem um instrumento pronto para decisão; ela separa evidência extraída e especificação autoral. A dimensão ambiental reúne energia, emissões, água e resíduos, o custo constitui a dimensão econômica, segurança, conforto e satisfação integram a dimensão social, a técnica-operacional abrange desempenho, informação, vida útil, risco, condição, manutenibilidade e qualidade do serviço, e a institucional, presente em 97 registros, fundamenta os desdobramentos candidatos de conformidade, governança e capacidade de execução. As frequências sustentam a seleção inicial, enquanto pesos e importância normativa serão definidos na validação institucional. A Tabela </w:t>
       </w:r>
       <w:hyperlink w:anchor="tab%3Aprotocolooperacional">
         <w:r>
@@ -11574,7 +11282,7 @@
       </w:hyperlink>
       <w:r>
         <w:rPr/>
-        <w:t xml:space="preserve"> liga critérios candidatos às evidências da revisão. A Tabela </w:t>
+        <w:t xml:space="preserve"> liga critérios candidatos às evidências da revisão, e a Tabela </w:t>
       </w:r>
       <w:hyperlink w:anchor="tab%3Aespecificacaoindicadores">
         <w:r>
@@ -13452,7 +13160,7 @@
       </w:hyperlink>
       <w:r>
         <w:rPr/>
-        <w:t xml:space="preserve"> resume o fluxo. A unidade de comparação precede a coleta, e os critérios e indicadores são validados antes da elicitação dos pesos. A divulgação da prioridade ocorre após a análise de sensibilidade e o registro das escolhas.</w:t>
+        <w:t xml:space="preserve"> resume o fluxo candidato, em que a unidade de comparação precede a coleta, e os critérios e indicadores são validados antes da elicitação dos pesos, com a divulgação da prioridade ocorrendo após a análise de sensibilidade e o registro das escolhas.</w:t>
       </w:r>
     </w:p>
     <w:p>
@@ -13519,7 +13227,7 @@
       </w:pPr>
       <w:r>
         <w:rPr/>
-        <w:t>Na etapa 4, método, pesos e função de agregação serão definidos conforme o problema decisório, a participação institucional, a qualidade dos dados e o grau de compensação admissível. A análise de sensibilidade varia pesos, limiares e tratamento de ausências. Risco estrutural, risco à vida, incêndio e descumprimento legal formam vetos candidatos, com limiares estabelecidos por norma, laudo ou autoridade competente (Associação Brasileira de Normas Técnicas 2012; Araújo Neto 2015). O ciclo de vida permanece transversal para evitar dupla contagem.</w:t>
+        <w:t>Na etapa 4, método, pesos e função de agregação serão definidos conforme o problema decisório, a participação institucional, a qualidade dos dados e o grau de compensação admissível. A análise de sensibilidade varia pesos, limiares e tratamento de ausências. Risco estrutural, risco à vida, incêndio e descumprimento legal formam vetos candidatos, com limiares estabelecidos por norma, laudo ou autoridade competente (Associação Brasileira de Normas Técnicas 2012; Araújo Neto 2015); o ciclo de vida permanece transversal para evitar dupla contagem.</w:t>
       </w:r>
     </w:p>
     <w:p>
@@ -13527,33 +13235,24 @@
         <w:pStyle w:val="BodyText"/>
         <w:rPr/>
       </w:pPr>
-      <w:bookmarkStart w:id="22" w:name="sec%3Amatriz"/>
-      <w:r>
-        <w:rPr/>
-        <w:t>A matriz converte dimensões e critérios recorrentes em indicadores candidatos e etapas verificáveis, sintetizando a resposta à RQ0. O produto entrega uma especificação para validação futura; a participação institucional e os dados reais completarão indicadores, normalização, pesos, agregação, limiares e vetos.</w:t>
-      </w:r>
-      <w:bookmarkEnd w:id="22"/>
+      <w:bookmarkStart w:id="25" w:name="sec%3Aresultados"/>
+      <w:bookmarkStart w:id="26" w:name="sec%3Amatriz"/>
+      <w:r>
+        <w:rPr/>
+        <w:t>A especificação proposta liga, assim, os critérios sustentados pela revisão a indicadores candidatos e a um fluxo de validação, convertendo dimensões e critérios recorrentes em etapas verificáveis e respondendo à RQ0. A baixa presença lexical de ODS e ESG, diante da recorrência de energia, emissões, segurança, conforto e governança, indica aproximação substantiva ainda pouco expressa por esses rótulos (Ramantswana et al. 2026). As coocorrências descrevem associações documentais, e a avaliação institucional determinará importância, pesos, método e robustez segundo a força e a disponibilidade dos dados, completando a cadeia entre evidência científica, dimensão, critério, indicador observável, parametrização multicritério futura, veto não compensatório e decisão pública rastreável.</w:t>
+      </w:r>
+      <w:bookmarkEnd w:id="25"/>
+      <w:bookmarkEnd w:id="26"/>
     </w:p>
     <w:p>
       <w:pPr>
         <w:pStyle w:val="Heading1"/>
         <w:rPr/>
       </w:pPr>
-      <w:bookmarkStart w:id="23" w:name="sec%3Adiscussao"/>
-      <w:r>
-        <w:rPr/>
-        <w:t>Discussão</w:t>
-      </w:r>
-    </w:p>
-    <w:p>
-      <w:pPr>
-        <w:pStyle w:val="Heading2"/>
-        <w:rPr/>
-      </w:pPr>
-      <w:bookmarkStart w:id="24" w:name="maturidade-e-transição-do-campo"/>
-      <w:r>
-        <w:rPr/>
-        <w:t>Maturidade e transição do campo</w:t>
+      <w:bookmarkStart w:id="27" w:name="sec%3Aconsideracoes"/>
+      <w:r>
+        <w:rPr/>
+        <w:t>Considerações finais</w:t>
       </w:r>
     </w:p>
     <w:p>
@@ -13563,30 +13262,18 @@
       </w:pPr>
       <w:r>
         <w:rPr/>
-        <w:t xml:space="preserve">Em conjunto, a literatura converge para a manutenção como gestão de ativos e facilidades, combinando desempenho, governança, ambiente, ciclo de vida, custos e usuários (Nielsen, Sarasoja, and Galamba 2016; Opoku and Lee 2022; Okoro 2023). Embora 83,5% do núcleo temático se concentre entre 2019 e 2026 e BIM, </w:t>
+        <w:t xml:space="preserve">A pergunta central foi respondida pela integração de duas camadas parcialmente sobrepostas. O mapeamento bibliométrico identificou transição de eficiência, desempenho e edificações verdes para BIM, </w:t>
       </w:r>
       <w:r>
         <w:rPr>
           <w:i/>
           <w:iCs/>
         </w:rPr>
-        <w:t>digital twin</w:t>
-      </w:r>
-      <w:r>
-        <w:rPr/>
-        <w:t>, carbono e ciclo de vida tenham crescido, a síntese revela avanço informacional mais rápido que a integração decisória. As leituras detalhadas na Seção </w:t>
-      </w:r>
-      <w:hyperlink w:anchor="sec%3Ametodos">
-        <w:r>
-          <w:rPr>
-            <w:rStyle w:val="Hyperlink"/>
-          </w:rPr>
-          <w:t>7</w:t>
-        </w:r>
-      </w:hyperlink>
-      <w:r>
-        <w:rPr/>
-        <w:t xml:space="preserve"> cobrem integração de dados, previsão, simulação e estruturação parcial, com desafios persistentes de interoperabilidade, validação e governança.</w:t>
+        <w:t>digital twins</w:t>
+      </w:r>
+      <w:r>
+        <w:rPr/>
+        <w:t>, carbono, ciclo de vida e manutenção preditiva; a síntese temática mostrou que as dimensões técnica-operacional, institucional e ambiental e os critérios de desempenho, informação, custo, vida útil, energia e risco formam o núcleo documental, com 109 dos 121 registros temáticos pertencendo também ao estrato bibliométrico de 372. Essa integração fundamentou a matriz de critérios e indicadores e o fluxo de validação para futura parametrização multicritério, respondendo à RQ0 ao ligar evidência científica, dimensão, critério, indicador observável, parametrização multicritério futura, veto não compensatório e decisão pública rastreável.</w:t>
       </w:r>
     </w:p>
     <w:p>
@@ -13594,87 +13281,9 @@
         <w:pStyle w:val="BodyText"/>
         <w:rPr/>
       </w:pPr>
-      <w:bookmarkStart w:id="25" w:name="maturidade-e-transição-do-campo"/>
-      <w:r>
-        <w:rPr/>
-        <w:t>Dos 17 registros incorporados pela busca de sensibilidade, a maior parte amplia modelos preditivos e diagnósticos, enquanto a conexão com validação externa, preferências institucionais, ponderação e vetos permanece fragmentada (Das 2025; Alfalah et al. 2022). Na interpretação do autor, a literatura ainda trata a decisão sobretudo como problema técnico; em portfólios públicos, ela também envolve responsabilidade fiscal, transparência e equidade entre comunidades acadêmicas.</w:t>
-      </w:r>
-      <w:bookmarkEnd w:id="25"/>
-    </w:p>
-    <w:p>
-      <w:pPr>
-        <w:pStyle w:val="Heading2"/>
-        <w:rPr/>
-      </w:pPr>
-      <w:bookmarkStart w:id="26" w:name="lacuna-entre-estrutura-e-decisão"/>
-      <w:r>
-        <w:rPr/>
-        <w:t>Lacuna entre estrutura e decisão</w:t>
-      </w:r>
-    </w:p>
-    <w:p>
-      <w:pPr>
-        <w:pStyle w:val="FirstParagraph"/>
-        <w:rPr/>
-      </w:pPr>
-      <w:r>
-        <w:rPr/>
-        <w:t xml:space="preserve">Contudo, a presença de </w:t>
-      </w:r>
-      <w:r>
-        <w:rPr>
-          <w:rStyle w:val="VerbatimChar"/>
-        </w:rPr>
-        <w:t>framework</w:t>
-      </w:r>
-      <w:r>
-        <w:rPr/>
-        <w:t xml:space="preserve"> em quase todo o núcleo contrasta com a menor frequência de métodos multicritério nomeados. Estruturas conceituais, indicadores, normalização, ponderação, agregação, sensibilidade e validação ocupam etapas distintas. As aplicações de ANP, Delphi, AHP, TOPSIS e otimização apresentadas na Seção </w:t>
-      </w:r>
-      <w:hyperlink w:anchor="sec%3Ametodos">
-        <w:r>
-          <w:rPr>
-            <w:rStyle w:val="Hyperlink"/>
-          </w:rPr>
-          <w:t>7</w:t>
-        </w:r>
-      </w:hyperlink>
-      <w:r>
-        <w:rPr/>
-        <w:t xml:space="preserve"> demonstram funções específicas, mas sua transferência à gestão universitária depende do contexto e dos dados locais. A lacuna central reside na cadeia entre evidência, variável mensurável, preferência institucional e decisão validada, padrão coerente com a fragmentação entre integração informacional e estruturação decisória (Deng, Menassa, and Kamat 2021; Das 2025).</w:t>
-      </w:r>
-    </w:p>
-    <w:p>
-      <w:pPr>
-        <w:pStyle w:val="BodyText"/>
-        <w:rPr/>
-      </w:pPr>
-      <w:bookmarkStart w:id="27" w:name="lacuna-entre-estrutura-e-decisão"/>
-      <w:r>
-        <w:rPr/>
-        <w:t>A meu ver, a principal barreira à adoção de métodos multicritério em universidades públicas tende a ser menos a complexidade algorítmica do que a cultura de registro, atualização cadastral e prestação de contas das escolhas. Essa interpretação encontra apoio na importância atribuída a ordens de serviço, custos, vínculo com ativos e histórico de intervenções (Martins and Espejo 2024; Morais, Paula, and Reis 2023).</w:t>
-      </w:r>
-      <w:bookmarkEnd w:id="27"/>
-    </w:p>
-    <w:p>
-      <w:pPr>
-        <w:pStyle w:val="Heading2"/>
-        <w:rPr/>
-      </w:pPr>
-      <w:bookmarkStart w:id="28" w:name="Xa2ca59444cff79a388dd25f783a7bbc6a5b3617"/>
-      <w:r>
-        <w:rPr/>
-        <w:t>Especificidade pública universitária e valor da especificação</w:t>
-      </w:r>
-    </w:p>
-    <w:p>
-      <w:pPr>
-        <w:pStyle w:val="FirstParagraph"/>
-        <w:rPr/>
-      </w:pPr>
-      <w:r>
-        <w:rPr/>
-        <w:t xml:space="preserve">Universidades, </w:t>
+      <w:r>
+        <w:rPr/>
+        <w:t xml:space="preserve">A lacuna não está na escassez de dados, estruturas ou modelos, mas na cadeia que os conecta a uma decisão institucional validada. Estruturas genéricas, BIM e apoio à decisão foram mais frequentes que métodos multicritério nomeados, e a busca de sensibilidade, ao elevar o aprendizado de máquina de nove para 26 registros, revelou um lote de 17 estudos concentrado em previsão, diagnóstico e integração tecnológica, sem demonstrar uma cadeia decisória completa entre modelo treinado, validação externa, ponderação, vetos e decisão pública auditável. Universidades, </w:t>
       </w:r>
       <w:r>
         <w:rPr>
@@ -13685,7 +13294,7 @@
       </w:r>
       <w:r>
         <w:rPr/>
-        <w:t xml:space="preserve"> e edifícios públicos representam parcelas menores que edificações genéricas e portfólios. Estudos em instituições de ensino africanas mostram que diversidade de usuários, continuidade acadêmica, orçamento, resiliência e governança acompanham a condição física (Awuzie and Isa 2017; Ndukuba 2025). A validação brasileira deve incorporar essas dimensões e adaptar instrumentos e fluxos informacionais à realidade institucional (Talib, Rajagopalan, and Yang 2013; Tan, Zaman, and Sutrisna 2018).</w:t>
+        <w:t xml:space="preserve"> e edifícios públicos foram menos frequentes que edificações genéricas e portfólios, e doze registros apresentaram lacunas específicas para instituições públicas de ensino superior, reforçando a necessidade de validação contextual brasileira.</w:t>
       </w:r>
     </w:p>
     <w:p>
@@ -13695,7 +13304,7 @@
       </w:pPr>
       <w:r>
         <w:rPr/>
-        <w:t>Por outro lado, a baixa presença lexical de ODS e ESG, diante da recorrência de energia, emissões, segurança, conforto e governança, indica aproximação substantiva ainda pouco expressa por esses rótulos, interpretação compatível com a incorporação emergente de ESG à gestão de facilidades (Ramantswana et al. 2026).</w:t>
+        <w:t>Diante dessa lacuna, a especificação operacional candidata acrescenta uma matriz rastreável que liga critérios sustentados pela revisão a indicadores, fontes, periodicidades e direções propostos pelo autor, além de um fluxo que ordena validação de conteúdo, qualidade dos dados, normalização, ponderação, agregação, vetos candidatos e sensibilidade. A revisão sustenta os critérios; os indicadores e suas parametrizações permanecem proposições autorais para validação, e a definição de normalização, pesos, agregação e limiares dos vetos candidatos de risco estrutural, risco à vida, risco de incêndio e descumprimento legal integra a etapa institucional seguinte, dependente de norma, laudo ou autoridade competente.</w:t>
       </w:r>
     </w:p>
     <w:p>
@@ -13705,19 +13314,7 @@
       </w:pPr>
       <w:r>
         <w:rPr/>
-        <w:t>A especificação proposta liga critérios sustentados pela revisão a indicadores candidatos e a um fluxo de validação. A rastreabilidade fundamenta desempenho, informação, condição, conformidade, custo, energia e usuários; a Tabela </w:t>
-      </w:r>
-      <w:hyperlink w:anchor="tab%3Aespecificacaoindicadores">
-        <w:r>
-          <w:rPr>
-            <w:rStyle w:val="Hyperlink"/>
-          </w:rPr>
-          <w:t>11</w:t>
-        </w:r>
-      </w:hyperlink>
-      <w:r>
-        <w:rPr/>
-        <w:t xml:space="preserve"> acrescenta parametrizações autorais para teste institucional. O fluxo articula validação de conteúdo, qualidade dos dados, normalização, ponderação, agregação, vetos e sensibilidade. Vetos candidatos protegem risco à vida e conformidade legal de compensações econômicas ou ambientais, em coerência com requisitos normativos e responsabilidades administrativas (Associação Brasileira de Normas Técnicas 2012; Araújo Neto 2015).</w:t>
+        <w:t>Essas dependências refletem também os limites do desenho adotado. A cobertura em Scopus, Web of Science e Crossref, entre 2010 e 2026 com o último ano parcial, priorizou metadados bibliográficos interoperáveis e deixou para estudos futuros pré-registro, rastreamento de citações e busca estruturada de literatura cinzenta; triagem e codificação foram conduzidas por um único avaliador, com decisões e regras preservadas para auditoria, e o enriquecimento deliberado da busca de sensibilidade para IA e aprendizado de máquina mede ganho de cobertura temática, não prevalência independente dessas técnicas. O núcleo de 121 registros foi sintetizado predominantemente por título, resumo, palavras-chave e campos estruturados, qualificado por 37 leituras integrais, das quais 19 acrescentaram evidências específicas. A unidade quantitativa é o registro consolidado, e publicações relacionadas podem compartilhar dados ou casos; a classificação do desenho permaneceu indeterminada em 23,1% dos registros, e a revisão priorizou caracterização documental em vez de avaliação formal de risco de viés.</w:t>
       </w:r>
     </w:p>
     <w:p>
@@ -13725,190 +13322,28 @@
         <w:pStyle w:val="BodyText"/>
         <w:rPr/>
       </w:pPr>
-      <w:bookmarkStart w:id="29" w:name="sec%3Adiscussao"/>
-      <w:bookmarkStart w:id="30" w:name="Xa2ca59444cff79a388dd25f783a7bbc6a5b3617"/>
-      <w:r>
-        <w:rPr/>
-        <w:t>Desse modo, a contribuição entrega uma base auditável para parametrização e validação futuras. Coocorrências descrevem associações documentais; a avaliação institucional determinará importância, pesos, método e robustez segundo a força e a disponibilidade dos dados.</w:t>
-      </w:r>
-      <w:bookmarkEnd w:id="29"/>
-      <w:bookmarkEnd w:id="30"/>
+      <w:r>
+        <w:rPr/>
+        <w:t>A continuidade do trabalho deverá começar pela validação de conteúdo, com a participação das áreas de manutenção, engenharia, sustentabilidade, planejamento e orçamento, além dos usuários, na revisão das dimensões, dos indicadores e dos vetos antes da elicitação dos pesos. Em seguida, ordens de serviço, inspeções, custos, consumo, riscos e reclamações deverão receber dicionário, periodicidade e responsáveis; com essa base integrada, o protótipo poderá parametrizar e testar o método de elicitação, a normalização, os pesos, a agregação, os limiares, os casos retrospectivos e a análise de sensibilidade, com estabilidade, utilidade decisória e possibilidade de transferência comparadas entre unidades e outros portfólios públicos.</w:t>
+      </w:r>
+    </w:p>
+    <w:p>
+      <w:pPr>
+        <w:pStyle w:val="BodyText"/>
+        <w:rPr/>
+      </w:pPr>
+      <w:r>
+        <w:rPr/>
+        <w:t>Diante da escassez de recursos, esta especificação oferece um caminho para justificar cada investimento por critérios documentados e auditáveis, convertendo a priorização da manutenção de resposta improvisada em prática de governança e valor público.</w:t>
+      </w:r>
     </w:p>
     <w:p>
       <w:pPr>
         <w:pStyle w:val="Heading1"/>
         <w:rPr/>
       </w:pPr>
-      <w:bookmarkStart w:id="31" w:name="sec%3Alimitacoes"/>
-      <w:r>
-        <w:rPr/>
-        <w:t>Limitações</w:t>
-      </w:r>
-    </w:p>
-    <w:p>
-      <w:pPr>
-        <w:pStyle w:val="FirstParagraph"/>
-        <w:rPr/>
-      </w:pPr>
-      <w:r>
-        <w:rPr>
-          <w:b/>
-          <w:bCs/>
-        </w:rPr>
-        <w:t>Cobertura e seleção.</w:t>
-      </w:r>
-      <w:r>
-        <w:rPr/>
-        <w:t xml:space="preserve"> A revisão cobre Scopus, Web of Science e Crossref entre 2010 e 2026, sendo o último ano parcial. O desenho priorizou metadados bibliográficos interoperáveis e deixou para estudos futuros pré-registro, rastreamento de citações e busca estruturada de literatura cinzenta. Triagem e codificação foram conduzidas por um avaliador, com decisões e regras preservadas para auditoria. A busca de sensibilidade manteve as mesmas fontes e apresentou disponibilidade desigual de resumos, sobretudo no Crossref; seu enriquecimento deliberado para IA e aprendizado de máquina mede ganho de cobertura temática, e não prevalência independente dessas técnicas.</w:t>
-      </w:r>
-    </w:p>
-    <w:p>
-      <w:pPr>
-        <w:pStyle w:val="BodyText"/>
-        <w:rPr/>
-      </w:pPr>
-      <w:r>
-        <w:rPr>
-          <w:b/>
-          <w:bCs/>
-        </w:rPr>
-        <w:t>Extração e força de evidência.</w:t>
-      </w:r>
-      <w:r>
-        <w:rPr/>
-        <w:t xml:space="preserve"> O núcleo de 121 registros foi sintetizado predominantemente por título, resumo, palavras-chave e campos estruturados. As 37 leituras integrais, das quais 19 acrescentaram evidências específicas, qualificam mecanismos selecionados; sete pertencem ao lote de sensibilidade. A unidade quantitativa é o registro consolidado, e publicações relacionadas podem compartilhar dados ou casos. A classificação do desenho permaneceu indeterminada em 23,1% dos registros, e a revisão priorizou caracterização documental em vez de avaliação formal de risco de viés. A completude de autores, afiliações e referências citadas também delimitou as análises de colaboração e acoplamento.</w:t>
-      </w:r>
-    </w:p>
-    <w:p>
-      <w:pPr>
-        <w:pStyle w:val="BodyText"/>
-        <w:rPr/>
-      </w:pPr>
-      <w:r>
-        <w:rPr>
-          <w:b/>
-          <w:bCs/>
-        </w:rPr>
-        <w:t>Especificação do protocolo.</w:t>
-      </w:r>
-      <w:r>
-        <w:rPr/>
-        <w:t xml:space="preserve"> A revisão fundamenta critérios e rastreabilidade; indicadores, unidades, fontes, periodicidades e direções são proposições do autor para validação. Normalização, pesos, agregação, limiares, vetos e sensibilidade serão definidos com participação institucional, dados reais e teste de robustez. O produto corresponde, portanto, a uma especificação reproduzível para parametrização futura, cuja autoridade decisória depende de validação de conteúdo e aplicação multicampi.</w:t>
-      </w:r>
-      <w:bookmarkEnd w:id="31"/>
-    </w:p>
-    <w:p>
-      <w:pPr>
-        <w:pStyle w:val="Heading1"/>
-        <w:rPr/>
-      </w:pPr>
-      <w:bookmarkStart w:id="32" w:name="sec%3Aconsideracoes"/>
-      <w:r>
-        <w:rPr/>
-        <w:t>Considerações finais</w:t>
-      </w:r>
-    </w:p>
-    <w:p>
-      <w:pPr>
-        <w:pStyle w:val="FirstParagraph"/>
-        <w:rPr/>
-      </w:pPr>
-      <w:r>
-        <w:rPr/>
-        <w:t xml:space="preserve">A pergunta central foi respondida pela integração de duas camadas parcialmente sobrepostas. O mapeamento bibliométrico identificou transição de eficiência, desempenho e edificações verdes para BIM, </w:t>
-      </w:r>
-      <w:r>
-        <w:rPr>
-          <w:i/>
-          <w:iCs/>
-        </w:rPr>
-        <w:t>digital twins</w:t>
-      </w:r>
-      <w:r>
-        <w:rPr/>
-        <w:t>, carbono, ciclo de vida e manutenção preditiva. A síntese temática mostrou que dimensões técnica-operacional, institucional e ambiental e critérios de desempenho, informação, custo, vida útil, energia e risco formam o núcleo documental. Dos 121 registros temáticos, 109 também pertencem ao estrato bibliométrico de 372. Essa integração fundamentou a matriz de critérios e indicadores e o fluxo de validação para futura parametrização multicritério.</w:t>
-      </w:r>
-    </w:p>
-    <w:p>
-      <w:pPr>
-        <w:pStyle w:val="BodyText"/>
-        <w:rPr/>
-      </w:pPr>
-      <w:r>
-        <w:rPr/>
-        <w:t>Foram identificadas seis dimensões, 15 critérios e abordagens decisórias heterogêneas. Estruturas genéricas, BIM e apoio à decisão foram mais frequentes que métodos multicritério nomeados. A busca de sensibilidade elevou o aprendizado de máquina de nove para 26 registros. Entre os 17 incorporados, dez concentram-se em previsão ou previsão com otimização, dois em diagnóstico e classificação e cinco em síntese ou integração tecnológica. Em conjunto, eles cobrem partes da cadeia entre modelo treinado, validação externa, ponderação, vetos e decisão pública auditável.</w:t>
-      </w:r>
-    </w:p>
-    <w:p>
-      <w:pPr>
-        <w:pStyle w:val="BodyText"/>
-        <w:rPr/>
-      </w:pPr>
-      <w:r>
-        <w:rPr/>
-        <w:t xml:space="preserve">Edificações genéricas e portfólios predominaram, enquanto universidades, </w:t>
-      </w:r>
-      <w:r>
-        <w:rPr>
-          <w:i/>
-          <w:iCs/>
-        </w:rPr>
-        <w:t>campus</w:t>
-      </w:r>
-      <w:r>
-        <w:rPr/>
-        <w:t xml:space="preserve"> e edifícios públicos foram menos frequentes. Doze registros apresentaram lacunas específicas para instituições públicas de ensino superior, resultado detalhado na Seção </w:t>
-      </w:r>
-      <w:hyperlink w:anchor="sec%3Aaplicabilidade">
-        <w:r>
-          <w:rPr>
-            <w:rStyle w:val="Hyperlink"/>
-          </w:rPr>
-          <w:t>8</w:t>
-        </w:r>
-      </w:hyperlink>
-      <w:r>
-        <w:rPr/>
-        <w:t>. Os ODS apareceram em um registro, e os componentes ambientais, sociais e institucionais foram mais frequentes que o rótulo ESG (Masmoudi et al. 2026; Ramantswana et al. 2026).</w:t>
-      </w:r>
-    </w:p>
-    <w:p>
-      <w:pPr>
-        <w:pStyle w:val="BodyText"/>
-        <w:rPr/>
-      </w:pPr>
-      <w:r>
-        <w:rPr/>
-        <w:t>A contribuição central é uma especificação operacional candidata e rastreável. A revisão sustenta os critérios. Os indicadores, as unidades, as fontes, as periodicidades e as direções são proposições autorais para validação, enquanto a definição de pesos, agregação, limiares e vetos integra a etapa institucional seguinte.</w:t>
-      </w:r>
-    </w:p>
-    <w:p>
-      <w:pPr>
-        <w:pStyle w:val="BodyText"/>
-        <w:rPr/>
-      </w:pPr>
-      <w:r>
-        <w:rPr/>
-        <w:t>A continuidade do trabalho deverá começar pela validação de conteúdo, com a participação das áreas de manutenção, engenharia, sustentabilidade, planejamento e orçamento, além dos usuários, na revisão das dimensões, dos indicadores e dos vetos antes da elicitação dos pesos. Em seguida, ordens de serviço, inspeções, custos, consumo, riscos e reclamações deverão receber dicionário, periodicidade e responsáveis. Com essa base integrada, o protótipo poderá parametrizar e testar o método de elicitação, a normalização, os pesos, a agregação, os limiares, os casos retrospectivos e a análise de sensibilidade. Por fim, a estabilidade, a utilidade decisória e a possibilidade de transferência deverão ser comparadas entre unidades e outros portfólios públicos.</w:t>
-      </w:r>
-    </w:p>
-    <w:p>
-      <w:pPr>
-        <w:pStyle w:val="BodyText"/>
-        <w:rPr/>
-      </w:pPr>
-      <w:r>
-        <w:rPr/>
-        <w:t>Diante da escassez de recursos, esta especificação oferece um caminho para justificar cada investimento por critérios documentados e auditáveis, convertendo a priorização da manutenção de resposta improvisada em prática de governança e valor público.</w:t>
-      </w:r>
-    </w:p>
-    <w:p>
-      <w:pPr>
-        <w:pStyle w:val="Heading1"/>
-        <w:rPr/>
-      </w:pPr>
-      <w:bookmarkStart w:id="33" w:name="refs"/>
-      <w:bookmarkStart w:id="34" w:name="ref-aldairi_lean6sbm_2017"/>
+      <w:bookmarkStart w:id="28" w:name="refs"/>
+      <w:bookmarkStart w:id="29" w:name="ref-aldairi_lean6sbm_2017"/>
       <w:r>
         <w:rPr/>
         <w:t>Referências</w:t>
@@ -13946,14 +13381,14 @@
         <w:rPr/>
         <w:t>.</w:t>
       </w:r>
-      <w:bookmarkEnd w:id="34"/>
+      <w:bookmarkEnd w:id="29"/>
     </w:p>
     <w:p>
       <w:pPr>
         <w:pStyle w:val="Bibliography"/>
         <w:rPr/>
       </w:pPr>
-      <w:bookmarkStart w:id="35" w:name="ref-alfalah_frameworkeducacional_2022"/>
+      <w:bookmarkStart w:id="30" w:name="ref-alfalah_frameworkeducacional_2022"/>
       <w:r>
         <w:rPr/>
         <w:t xml:space="preserve">Alfalah, Ghasan, Abobakr Al-Sakkaf, Eslam Mohammed Abdelkader, and Tarek Zayed. 2022. “An Integrated Fuzzy-Based Sustainability Framework for Post-Secondary Educational Buildings: A User-Perspective Approach.” </w:t>
@@ -13981,14 +13416,14 @@
         <w:rPr/>
         <w:t>.</w:t>
       </w:r>
-      <w:bookmarkEnd w:id="35"/>
+      <w:bookmarkEnd w:id="30"/>
     </w:p>
     <w:p>
       <w:pPr>
         <w:pStyle w:val="Bibliography"/>
         <w:rPr/>
       </w:pPr>
-      <w:bookmarkStart w:id="36" w:name="ref-alici_iotambientes_2026"/>
+      <w:bookmarkStart w:id="31" w:name="ref-alici_iotambientes_2026"/>
       <w:r>
         <w:rPr/>
         <w:t xml:space="preserve">Alici, Nedim. 2026. “IoT-Enabled Indoor Environments in Smart Cities: A Systematic Review on Energy Efficiency, User Comfort, and Environmental Sustainability.” </w:t>
@@ -14016,14 +13451,14 @@
         <w:rPr/>
         <w:t>.</w:t>
       </w:r>
-      <w:bookmarkEnd w:id="36"/>
+      <w:bookmarkEnd w:id="31"/>
     </w:p>
     <w:p>
       <w:pPr>
         <w:pStyle w:val="Bibliography"/>
         <w:rPr/>
       </w:pPr>
-      <w:bookmarkStart w:id="37" w:name="ref-aliu_barreirasdt_2025"/>
+      <w:bookmarkStart w:id="32" w:name="ref-aliu_barreirasdt_2025"/>
       <w:r>
         <w:rPr/>
         <w:t xml:space="preserve">Aliu, Abdulmalik Adozuka, Nor Rima Muhamad Ariff, Sheikh Ali Azzran Sh Said, Divine Senanu Ametefe, and Dah John. 2025. “Barriers to Digital Transformation in Facilities Management: Insights from a Developing Country.” </w:t>
@@ -14051,14 +13486,14 @@
         <w:rPr/>
         <w:t>.</w:t>
       </w:r>
-      <w:bookmarkEnd w:id="37"/>
+      <w:bookmarkEnd w:id="32"/>
     </w:p>
     <w:p>
       <w:pPr>
         <w:pStyle w:val="Bibliography"/>
         <w:rPr/>
       </w:pPr>
-      <w:bookmarkStart w:id="38" w:name="ref-araujoneto_manutencaolegislacao_2015"/>
+      <w:bookmarkStart w:id="33" w:name="ref-araujoneto_manutencaolegislacao_2015"/>
       <w:r>
         <w:rPr/>
         <w:t xml:space="preserve">Araújo Neto, Paschoal Gavazza de. 2015. “A Manutenção Predial Nas Edificações Públicas, Um Estudo Sobre a Legislação.” </w:t>
@@ -14086,26 +13521,26 @@
         <w:rPr/>
         <w:t>.</w:t>
       </w:r>
-      <w:bookmarkEnd w:id="38"/>
+      <w:bookmarkEnd w:id="33"/>
     </w:p>
     <w:p>
       <w:pPr>
         <w:pStyle w:val="Bibliography"/>
         <w:rPr/>
       </w:pPr>
-      <w:bookmarkStart w:id="39" w:name="ref-abnt_nbr5674_2012"/>
+      <w:bookmarkStart w:id="34" w:name="ref-abnt_nbr5674_2012"/>
       <w:r>
         <w:rPr/>
         <w:t>Associação Brasileira de Normas Técnicas. 2012. “NBR 5674: Manutenção de Edificações, Requisitos Para o Sistema de Gestão de Manutenção.” Rio de Janeiro: ABNT.</w:t>
       </w:r>
-      <w:bookmarkEnd w:id="39"/>
+      <w:bookmarkEnd w:id="34"/>
     </w:p>
     <w:p>
       <w:pPr>
         <w:pStyle w:val="Bibliography"/>
         <w:rPr/>
       </w:pPr>
-      <w:bookmarkStart w:id="40" w:name="ref-awuzie_fmuniversidades_2017"/>
+      <w:bookmarkStart w:id="35" w:name="ref-awuzie_fmuniversidades_2017"/>
       <w:r>
         <w:rPr/>
         <w:t xml:space="preserve">Awuzie, Bankole Osita, and Rasheed Isa. 2017. “Stakeholders’ Perception of Critical Success Factors for Sustainable Facilities Management Practice in Universities in Sub-Saharan Africa.” </w:t>
@@ -14133,14 +13568,14 @@
         <w:rPr/>
         <w:t>.</w:t>
       </w:r>
-      <w:bookmarkEnd w:id="40"/>
+      <w:bookmarkEnd w:id="35"/>
     </w:p>
     <w:p>
       <w:pPr>
         <w:pStyle w:val="Bibliography"/>
         <w:rPr/>
       </w:pPr>
-      <w:bookmarkStart w:id="41" w:name="X8197757cb75e327dcc86b36afee00a28411c12b"/>
+      <w:bookmarkStart w:id="36" w:name="X8197757cb75e327dcc86b36afee00a28411c12b"/>
       <w:r>
         <w:rPr/>
         <w:t xml:space="preserve">Barbosa, Ana Maria da Silva, Taciana de Barros Jerônimo, Patrícia Tatiana Ferreira Ramos, and Juliana Karla Rodrigues de Souza Santos. 2020. “A Gestão de Facilities Na Manutenção de Uma Instituição Pública.” </w:t>
@@ -14168,14 +13603,14 @@
         <w:rPr/>
         <w:t>.</w:t>
       </w:r>
-      <w:bookmarkEnd w:id="41"/>
+      <w:bookmarkEnd w:id="36"/>
     </w:p>
     <w:p>
       <w:pPr>
         <w:pStyle w:val="Bibliography"/>
         <w:rPr/>
       </w:pPr>
-      <w:bookmarkStart w:id="42" w:name="ref-chew_manutenibilidadeverde_2016"/>
+      <w:bookmarkStart w:id="37" w:name="ref-chew_manutenibilidadeverde_2016"/>
       <w:r>
         <w:rPr/>
         <w:t xml:space="preserve">Chew, Michael Yit Lin, and Sheila Conejos. 2016. “Developing a Green Maintainability Framework for Green Walls in Singapore.” </w:t>
@@ -14203,14 +13638,14 @@
         <w:rPr/>
         <w:t>.</w:t>
       </w:r>
-      <w:bookmarkEnd w:id="42"/>
+      <w:bookmarkEnd w:id="37"/>
     </w:p>
     <w:p>
       <w:pPr>
         <w:pStyle w:val="Bibliography"/>
         <w:rPr/>
       </w:pPr>
-      <w:bookmarkStart w:id="43" w:name="ref-conejos_verticalgreenery_2019"/>
+      <w:bookmarkStart w:id="38" w:name="ref-conejos_verticalgreenery_2019"/>
       <w:r>
         <w:rPr/>
         <w:t xml:space="preserve">Conejos, Sheila, Michael Yit Lin Chew, and Fikril Hakim Bin Azril. 2019. “Green Maintainability Assessment of High-Rise Vertical Greenery Systems.” </w:t>
@@ -14238,14 +13673,14 @@
         <w:rPr/>
         <w:t>.</w:t>
       </w:r>
-      <w:bookmarkEnd w:id="43"/>
+      <w:bookmarkEnd w:id="38"/>
     </w:p>
     <w:p>
       <w:pPr>
         <w:pStyle w:val="Bibliography"/>
         <w:rPr/>
       </w:pPr>
-      <w:bookmarkStart w:id="44" w:name="ref-crossref_restapi_2026"/>
+      <w:bookmarkStart w:id="39" w:name="ref-crossref_restapi_2026"/>
       <w:r>
         <w:rPr/>
         <w:t xml:space="preserve">Crossref. 2026. “REST API: Metadata Retrieval.” 2026. </w:t>
@@ -14262,14 +13697,14 @@
         <w:rPr/>
         <w:t>.</w:t>
       </w:r>
-      <w:bookmarkEnd w:id="44"/>
+      <w:bookmarkEnd w:id="39"/>
     </w:p>
     <w:p>
       <w:pPr>
         <w:pStyle w:val="Bibliography"/>
         <w:rPr/>
       </w:pPr>
-      <w:bookmarkStart w:id="45" w:name="ref-das_iotai_2025"/>
+      <w:bookmarkStart w:id="40" w:name="ref-das_iotai_2025"/>
       <w:r>
         <w:rPr/>
         <w:t xml:space="preserve">Das, Dillip Kumar. 2025. “Integrating IoT and AI for Sustainable Energy-Efficient Smart Building: Potential, Barriers and Strategic Pathways.” </w:t>
@@ -14297,14 +13732,14 @@
         <w:rPr/>
         <w:t>.</w:t>
       </w:r>
-      <w:bookmarkEnd w:id="45"/>
+      <w:bookmarkEnd w:id="40"/>
     </w:p>
     <w:p>
       <w:pPr>
         <w:pStyle w:val="Bibliography"/>
         <w:rPr/>
       </w:pPr>
-      <w:bookmarkStart w:id="46" w:name="ref-deng_bimdigitaltwins_2021"/>
+      <w:bookmarkStart w:id="41" w:name="ref-deng_bimdigitaltwins_2021"/>
       <w:r>
         <w:rPr/>
         <w:t xml:space="preserve">Deng, Min, Carol C. Menassa, and Vineet R. Kamat. 2021. “From BIM to Digital Twins: A Systematic Review of the Evolution of Intelligent Building Representations in the AEC-FM Industry.” </w:t>
@@ -14332,14 +13767,14 @@
         <w:rPr/>
         <w:t>.</w:t>
       </w:r>
-      <w:bookmarkEnd w:id="46"/>
+      <w:bookmarkEnd w:id="41"/>
     </w:p>
     <w:p>
       <w:pPr>
         <w:pStyle w:val="Bibliography"/>
         <w:rPr/>
       </w:pPr>
-      <w:bookmarkStart w:id="47" w:name="ref-donthu_bibliometria_2021"/>
+      <w:bookmarkStart w:id="42" w:name="ref-donthu_bibliometria_2021"/>
       <w:r>
         <w:rPr/>
         <w:t xml:space="preserve">Donthu, Naveen, Satish Kumar, Debmalya Mukherjee, Nitesh Pandey, and Weng Marc Lim. 2021. “How to Conduct a Bibliometric Analysis: An Overview and Guidelines.” </w:t>
@@ -14367,14 +13802,14 @@
         <w:rPr/>
         <w:t>.</w:t>
       </w:r>
-      <w:bookmarkEnd w:id="47"/>
+      <w:bookmarkEnd w:id="42"/>
     </w:p>
     <w:p>
       <w:pPr>
         <w:pStyle w:val="Bibliography"/>
         <w:rPr/>
       </w:pPr>
-      <w:bookmarkStart w:id="48" w:name="ref-gispert_ontologiaativos_2025"/>
+      <w:bookmarkStart w:id="43" w:name="ref-gispert_ontologiaativos_2025"/>
       <w:r>
         <w:rPr/>
         <w:t xml:space="preserve">Espinosa Gispert, Diego, Ibrahim Yitmen, Habib Sadri, and Afshin Taheri. 2025. “Development of an Ontology-Based Asset Information Model for Predictive Maintenance in Building Facilities.” </w:t>
@@ -14402,14 +13837,14 @@
         <w:rPr/>
         <w:t>.</w:t>
       </w:r>
-      <w:bookmarkEnd w:id="48"/>
+      <w:bookmarkEnd w:id="43"/>
     </w:p>
     <w:p>
       <w:pPr>
         <w:pStyle w:val="Bibliography"/>
         <w:rPr/>
       </w:pPr>
-      <w:bookmarkStart w:id="49" w:name="ref-ferreira_manutencaoceramica_2020"/>
+      <w:bookmarkStart w:id="44" w:name="ref-ferreira_manutencaoceramica_2020"/>
       <w:r>
         <w:rPr/>
         <w:t xml:space="preserve">Ferreira, Cláudia, Luís Canhoto Neves, Ana Silva, and Jorge de Brito. 2020. “Stochastic Maintenance Models for Ceramic Claddings.” </w:t>
@@ -14437,14 +13872,14 @@
         <w:rPr/>
         <w:t>.</w:t>
       </w:r>
-      <w:bookmarkEnd w:id="49"/>
+      <w:bookmarkEnd w:id="44"/>
     </w:p>
     <w:p>
       <w:pPr>
         <w:pStyle w:val="Bibliography"/>
         <w:rPr/>
       </w:pPr>
-      <w:bookmarkStart w:id="50" w:name="ref-goretti_bimoem_2023"/>
+      <w:bookmarkStart w:id="45" w:name="ref-goretti_bimoem_2023"/>
       <w:r>
         <w:rPr/>
         <w:t xml:space="preserve">Goretti, Hannah A., and Peter Kaming. 2023. “A Review and Bibliometric Analysis of Utilizing Building Information Modeling (BIM) on Effective Operation and Maintenance (o&amp;m).” </w:t>
@@ -14472,14 +13907,14 @@
         <w:rPr/>
         <w:t>.</w:t>
       </w:r>
-      <w:bookmarkEnd w:id="50"/>
+      <w:bookmarkEnd w:id="45"/>
     </w:p>
     <w:p>
       <w:pPr>
         <w:pStyle w:val="Bibliography"/>
         <w:rPr/>
       </w:pPr>
-      <w:bookmarkStart w:id="51" w:name="ref-hu_revisao_sintese_2026"/>
+      <w:bookmarkStart w:id="46" w:name="ref-hu_revisao_sintese_2026"/>
       <w:r>
         <w:rPr/>
         <w:t xml:space="preserve">Hu, Meilan, Paye Shin Koh, Xun Ci Soh, Andree Hartanto, and Nadyanna M. Majeed. 2026. “From Review to Synthesis: A Step-by-Step Methodological Guide to Systematic Reviews and Multilevel Meta-Analyses.” </w:t>
@@ -14507,14 +13942,14 @@
         <w:rPr/>
         <w:t>.</w:t>
       </w:r>
-      <w:bookmarkEnd w:id="51"/>
+      <w:bookmarkEnd w:id="46"/>
     </w:p>
     <w:p>
       <w:pPr>
         <w:pStyle w:val="Bibliography"/>
         <w:rPr/>
       </w:pPr>
-      <w:bookmarkStart w:id="52" w:name="ref-jiang_deduplicacao_regras_2014"/>
+      <w:bookmarkStart w:id="47" w:name="ref-jiang_deduplicacao_regras_2014"/>
       <w:r>
         <w:rPr/>
         <w:t xml:space="preserve">Jiang, Yu, Can Lin, Weiyi Meng, Clement Yu, Aaron M. Cohen, and Neil R. Smalheiser. 2014. “Rule-Based Deduplication of Article Records from Bibliographic Databases.” </w:t>
@@ -14542,14 +13977,14 @@
         <w:rPr/>
         <w:t>.</w:t>
       </w:r>
-      <w:bookmarkEnd w:id="52"/>
+      <w:bookmarkEnd w:id="47"/>
     </w:p>
     <w:p>
       <w:pPr>
         <w:pStyle w:val="Bibliography"/>
         <w:rPr/>
       </w:pPr>
-      <w:bookmarkStart w:id="53" w:name="ref-kim_estimativacustoseducacional_2018"/>
+      <w:bookmarkStart w:id="48" w:name="ref-kim_estimativacustoseducacional_2018"/>
       <w:r>
         <w:rPr/>
         <w:t xml:space="preserve">Kim, Ji-Myong, Taehui Kim, Yeong-Jin Yu, and Kiyoung Son. 2018. “Development of a Maintenance and Repair Cost Estimation Model for Educational Buildings Using Regression Analysis.” </w:t>
@@ -14577,14 +14012,14 @@
         <w:rPr/>
         <w:t>.</w:t>
       </w:r>
-      <w:bookmarkEnd w:id="53"/>
+      <w:bookmarkEnd w:id="48"/>
     </w:p>
     <w:p>
       <w:pPr>
         <w:pStyle w:val="Bibliography"/>
         <w:rPr/>
       </w:pPr>
-      <w:bookmarkStart w:id="54" w:name="ref-lateef_manutencaouniversidade_2010"/>
+      <w:bookmarkStart w:id="49" w:name="ref-lateef_manutencaouniversidade_2010"/>
       <w:r>
         <w:rPr/>
         <w:t xml:space="preserve">Lateef, Olanrewaju Abdul, Mohd Faris Khamidi, and Arazi Idrus. 2010. “Building Maintenance Management in a Malaysian University Campuses: A Case Study.” </w:t>
@@ -14600,14 +14035,14 @@
         <w:rPr/>
         <w:t xml:space="preserve"> 10 (1/2): 76–89.</w:t>
       </w:r>
-      <w:bookmarkEnd w:id="54"/>
+      <w:bookmarkEnd w:id="49"/>
     </w:p>
     <w:p>
       <w:pPr>
         <w:pStyle w:val="Bibliography"/>
         <w:rPr/>
       </w:pPr>
-      <w:bookmarkStart w:id="55" w:name="ref-maia_gestaoinformacaomanutencao_2016"/>
+      <w:bookmarkStart w:id="50" w:name="ref-maia_gestaoinformacaomanutencao_2016"/>
       <w:r>
         <w:rPr/>
         <w:t xml:space="preserve">Maia, Barbara Lepca, Sérgio Scheer, and Maria do Carmo Duarte Freitas. 2016. “Manutenção Predial: A Prospecta de Decisões a Partir Da Gestão Da Informação.” </w:t>
@@ -14623,14 +14058,14 @@
         <w:rPr/>
         <w:t xml:space="preserve"> 8 (3): 37–55.</w:t>
       </w:r>
-      <w:bookmarkEnd w:id="55"/>
+      <w:bookmarkEnd w:id="50"/>
     </w:p>
     <w:p>
       <w:pPr>
         <w:pStyle w:val="Bibliography"/>
         <w:rPr/>
       </w:pPr>
-      <w:bookmarkStart w:id="56" w:name="ref-martins_custosmanutencaoses_2024"/>
+      <w:bookmarkStart w:id="51" w:name="ref-martins_custosmanutencaoses_2024"/>
       <w:r>
         <w:rPr/>
         <w:t xml:space="preserve">Martins, Rafael Fernando Batista, and Márcia Maria dos Santos Bortolocci Espejo. 2024. “Análise de Custos de Manutenção Predial Em Uma Universidade Federal Brasileira Com Uso Do Modelo de Suavização Exponencial Simples.” </w:t>
@@ -14658,14 +14093,14 @@
         <w:rPr/>
         <w:t>.</w:t>
       </w:r>
-      <w:bookmarkEnd w:id="56"/>
+      <w:bookmarkEnd w:id="51"/>
     </w:p>
     <w:p>
       <w:pPr>
         <w:pStyle w:val="Bibliography"/>
         <w:rPr/>
       </w:pPr>
-      <w:bookmarkStart w:id="57" w:name="ref-masmoudi_ahptopsis_2026"/>
+      <w:bookmarkStart w:id="52" w:name="ref-masmoudi_ahptopsis_2026"/>
       <w:r>
         <w:rPr/>
         <w:t xml:space="preserve">Masmoudi, Malek, Mohamed Alshamsi, Sujan Piya, and Srikant Gupta. 2026. “Contractors Allocation for Public Building Maintenance: A Sustainable Approach Aligned with SDGs Using AHP-TOPSIS and Bi-Objective Optimization.” </w:t>
@@ -14693,14 +14128,14 @@
         <w:rPr/>
         <w:t>.</w:t>
       </w:r>
-      <w:bookmarkEnd w:id="57"/>
+      <w:bookmarkEnd w:id="52"/>
     </w:p>
     <w:p>
       <w:pPr>
         <w:pStyle w:val="Bibliography"/>
         <w:rPr/>
       </w:pPr>
-      <w:bookmarkStart w:id="58" w:name="ref-morais_eficienciamanutencao_2023"/>
+      <w:bookmarkStart w:id="53" w:name="ref-morais_eficienciamanutencao_2023"/>
       <w:r>
         <w:rPr/>
         <w:t xml:space="preserve">Morais, Lucas Salomão Rael de, Heber Martins de Paula, and Ricardo Prado Abreu Reis. 2023. “Promoção Da Eficiência Da Manutenção Predial Em Edificações Públicas: Abordagem Baseada Em Registros de Ordens de Serviço.” </w:t>
@@ -14728,14 +14163,14 @@
         <w:rPr/>
         <w:t>.</w:t>
       </w:r>
-      <w:bookmarkEnd w:id="58"/>
+      <w:bookmarkEnd w:id="53"/>
     </w:p>
     <w:p>
       <w:pPr>
         <w:pStyle w:val="Bibliography"/>
         <w:rPr/>
       </w:pPr>
-      <w:bookmarkStart w:id="59" w:name="ref-motuziene_ventilacaoia_2025"/>
+      <w:bookmarkStart w:id="54" w:name="ref-motuziene_ventilacaoia_2025"/>
       <w:r>
         <w:rPr/>
         <w:t xml:space="preserve">Motuzienė, Violeta, Jonas Bielskus, Rasa Džiugaitė-Tumėnienė, and Vidas Raudonis. 2025. “Occupancy-Based Predictive AI-Driven Ventilation Control for Energy Savings in Office Buildings.” </w:t>
@@ -14763,14 +14198,14 @@
         <w:rPr/>
         <w:t>.</w:t>
       </w:r>
-      <w:bookmarkEnd w:id="59"/>
+      <w:bookmarkEnd w:id="54"/>
     </w:p>
     <w:p>
       <w:pPr>
         <w:pStyle w:val="Bibliography"/>
         <w:rPr/>
       </w:pPr>
-      <w:bookmarkStart w:id="60" w:name="ref-nageli_ciclovida_2019"/>
+      <w:bookmarkStart w:id="55" w:name="ref-nageli_ciclovida_2019"/>
       <w:r>
         <w:rPr/>
         <w:t xml:space="preserve">Nägeli, Claudio, Abolfazl Farahani, Magnus Österbring, Jan-Olof Dalenbäck, and Holger Wallbaum. 2019. “A Service-Life Cycle Approach to Maintenance and Energy Retrofit Planning for Building Portfolios.” </w:t>
@@ -14798,14 +14233,14 @@
         <w:rPr/>
         <w:t>.</w:t>
       </w:r>
-      <w:bookmarkEnd w:id="60"/>
+      <w:bookmarkEnd w:id="55"/>
     </w:p>
     <w:p>
       <w:pPr>
         <w:pStyle w:val="Bibliography"/>
         <w:rPr/>
       </w:pPr>
-      <w:bookmarkStart w:id="61" w:name="ref-naji_campusdelphi_2023"/>
+      <w:bookmarkStart w:id="56" w:name="ref-naji_campusdelphi_2023"/>
       <w:r>
         <w:rPr/>
         <w:t xml:space="preserve">Naji, Khalid K., Murat Gunduz, and Omar Maki. 2023. “Development of a Campus Facility Management Operational Framework Using a Modified Delphi Method.” </w:t>
@@ -14833,14 +14268,14 @@
         <w:rPr/>
         <w:t>.</w:t>
       </w:r>
-      <w:bookmarkEnd w:id="61"/>
+      <w:bookmarkEnd w:id="56"/>
     </w:p>
     <w:p>
       <w:pPr>
         <w:pStyle w:val="Bibliography"/>
         <w:rPr/>
       </w:pPr>
-      <w:bookmarkStart w:id="62" w:name="X29a0b815a0fa8c82998c6fb0764f2ef94fd929e"/>
+      <w:bookmarkStart w:id="57" w:name="X29a0b815a0fa8c82998c6fb0764f2ef94fd929e"/>
       <w:r>
         <w:rPr/>
         <w:t xml:space="preserve">Ndukuba, Samuel Nnadoziem. 2025. “Building Institutional Resilience Through Sustainable Facility Management in South African Vocational Education.” </w:t>
@@ -14868,14 +14303,14 @@
         <w:rPr/>
         <w:t>.</w:t>
       </w:r>
-      <w:bookmarkEnd w:id="62"/>
+      <w:bookmarkEnd w:id="57"/>
     </w:p>
     <w:p>
       <w:pPr>
         <w:pStyle w:val="Bibliography"/>
         <w:rPr/>
       </w:pPr>
-      <w:bookmarkStart w:id="63" w:name="ref-nielsen_sustentabilidadefm_2016"/>
+      <w:bookmarkStart w:id="58" w:name="ref-nielsen_sustentabilidadefm_2016"/>
       <w:r>
         <w:rPr/>
         <w:t xml:space="preserve">Nielsen, Susanne Balslev, Anna-Liisa Sarasoja, and Kirsten Ramskov Galamba. 2016. “Sustainability in Facilities Management: An Overview of Current Research.” </w:t>
@@ -14903,14 +14338,14 @@
         <w:rPr/>
         <w:t>.</w:t>
       </w:r>
-      <w:bookmarkEnd w:id="63"/>
+      <w:bookmarkEnd w:id="58"/>
     </w:p>
     <w:p>
       <w:pPr>
         <w:pStyle w:val="Bibliography"/>
         <w:rPr/>
       </w:pPr>
-      <w:bookmarkStart w:id="64" w:name="ref-okoro_sustainablefm_2023"/>
+      <w:bookmarkStart w:id="59" w:name="ref-okoro_sustainablefm_2023"/>
       <w:r>
         <w:rPr/>
         <w:t xml:space="preserve">Okoro, Chioma Sylvia. 2023. “Sustainable Facilities Management in the Built Environment: A Mixed-Method Review.” </w:t>
@@ -14938,14 +14373,14 @@
         <w:rPr/>
         <w:t>.</w:t>
       </w:r>
-      <w:bookmarkEnd w:id="64"/>
+      <w:bookmarkEnd w:id="59"/>
     </w:p>
     <w:p>
       <w:pPr>
         <w:pStyle w:val="Bibliography"/>
         <w:rPr/>
       </w:pPr>
-      <w:bookmarkStart w:id="65" w:name="ref-opoku_futurofm_2022"/>
+      <w:bookmarkStart w:id="60" w:name="ref-opoku_futurofm_2022"/>
       <w:r>
         <w:rPr/>
         <w:t xml:space="preserve">Opoku, Alex, and Jeoung Yul Lee. 2022. “The Future of Facilities Management: Managing Facilities for Sustainable Development.” </w:t>
@@ -14973,14 +14408,14 @@
         <w:rPr/>
         <w:t>.</w:t>
       </w:r>
-      <w:bookmarkEnd w:id="65"/>
+      <w:bookmarkEnd w:id="60"/>
     </w:p>
     <w:p>
       <w:pPr>
         <w:pStyle w:val="Bibliography"/>
         <w:rPr/>
       </w:pPr>
-      <w:bookmarkStart w:id="66" w:name="ref-othman_manutenibilidadeesi_2023"/>
+      <w:bookmarkStart w:id="61" w:name="ref-othman_manutenibilidadeesi_2023"/>
       <w:r>
         <w:rPr/>
         <w:t xml:space="preserve">Othman, Ayman Ahmed Ezzat, and Ahmed Kamal. 2023. “Enhancing Building Maintainability Through Early Supplier Involvement in the Design Process.” </w:t>
@@ -15008,14 +14443,14 @@
         <w:rPr/>
         <w:t>.</w:t>
       </w:r>
-      <w:bookmarkEnd w:id="66"/>
+      <w:bookmarkEnd w:id="61"/>
     </w:p>
     <w:p>
       <w:pPr>
         <w:pStyle w:val="Bibliography"/>
         <w:rPr/>
       </w:pPr>
-      <w:bookmarkStart w:id="67" w:name="ref-park_cbrfuzzyahp_2019"/>
+      <w:bookmarkStart w:id="62" w:name="ref-park_cbrfuzzyahp_2019"/>
       <w:r>
         <w:rPr/>
         <w:t xml:space="preserve">Park, Sojin, Nahyun Kwon, and Yonghan Ahn. 2019. “Forecasting Repair Schedule for Building Components Based on Case-Based Reasoning and Fuzzy-AHP.” </w:t>
@@ -15043,14 +14478,14 @@
         <w:rPr/>
         <w:t>.</w:t>
       </w:r>
-      <w:bookmarkEnd w:id="67"/>
+      <w:bookmarkEnd w:id="62"/>
     </w:p>
     <w:p>
       <w:pPr>
         <w:pStyle w:val="Bibliography"/>
         <w:rPr/>
       </w:pPr>
-      <w:bookmarkStart w:id="68" w:name="ref-ramantswana_esgfm_2026"/>
+      <w:bookmarkStart w:id="63" w:name="ref-ramantswana_esgfm_2026"/>
       <w:r>
         <w:rPr/>
         <w:t xml:space="preserve">Ramantswana, Thabelo, Bankole Awuzie, Lerato Mompati, and Thabo Khafiso. 2026. “Embedding ESG in Facility Management Practices: A South African Corporate Real Estate Perspective.” </w:t>
@@ -15078,14 +14513,14 @@
         <w:rPr/>
         <w:t>.</w:t>
       </w:r>
-      <w:bookmarkEnd w:id="68"/>
+      <w:bookmarkEnd w:id="63"/>
     </w:p>
     <w:p>
       <w:pPr>
         <w:pStyle w:val="Bibliography"/>
         <w:rPr/>
       </w:pPr>
-      <w:bookmarkStart w:id="69" w:name="ref-rathbone_deduplicacao_2015"/>
+      <w:bookmarkStart w:id="64" w:name="ref-rathbone_deduplicacao_2015"/>
       <w:r>
         <w:rPr/>
         <w:t xml:space="preserve">Rathbone, John, Matt Carter, Tammy Hoffmann, and Paul Glasziou. 2015. “Better Duplicate Detection for Systematic Reviewers: Evaluation of Systematic Review Assistant-Deduplication Module.” </w:t>
@@ -15113,14 +14548,14 @@
         <w:rPr/>
         <w:t>.</w:t>
       </w:r>
-      <w:bookmarkEnd w:id="69"/>
+      <w:bookmarkEnd w:id="64"/>
     </w:p>
     <w:p>
       <w:pPr>
         <w:pStyle w:val="Bibliography"/>
         <w:rPr/>
       </w:pPr>
-      <w:bookmarkStart w:id="70" w:name="ref-snyder_revisaometodologia_2019"/>
+      <w:bookmarkStart w:id="65" w:name="ref-snyder_revisaometodologia_2019"/>
       <w:r>
         <w:rPr/>
         <w:t xml:space="preserve">Snyder, Hannah. 2019. “Literature Review as a Research Methodology: An Overview and Guidelines.” </w:t>
@@ -15148,14 +14583,14 @@
         <w:rPr/>
         <w:t>.</w:t>
       </w:r>
-      <w:bookmarkEnd w:id="70"/>
+      <w:bookmarkEnd w:id="65"/>
     </w:p>
     <w:p>
       <w:pPr>
         <w:pStyle w:val="Bibliography"/>
         <w:rPr/>
       </w:pPr>
-      <w:bookmarkStart w:id="71" w:name="ref-suh_demandaenergiaagua_2012"/>
+      <w:bookmarkStart w:id="66" w:name="ref-suh_demandaenergiaagua_2012"/>
       <w:r>
         <w:rPr/>
         <w:t xml:space="preserve">Suh, Dongjun, and Seongju Chang. 2012. “An Energy and Water Resource Demand Estimation Model for Multi-Family Housing Complexes in Korea.” </w:t>
@@ -15183,14 +14618,14 @@
         <w:rPr/>
         <w:t>.</w:t>
       </w:r>
-      <w:bookmarkEnd w:id="71"/>
+      <w:bookmarkEnd w:id="66"/>
     </w:p>
     <w:p>
       <w:pPr>
         <w:pStyle w:val="Bibliography"/>
         <w:rPr/>
       </w:pPr>
-      <w:bookmarkStart w:id="72" w:name="ref-talib_hospitalfm_2013"/>
+      <w:bookmarkStart w:id="67" w:name="ref-talib_hospitalfm_2013"/>
       <w:r>
         <w:rPr/>
         <w:t xml:space="preserve">Talib, Yuhainis, Priyadarsini Rajagopalan, and Jay Yang. 2013. “Evaluation of Building Performance for Strategic Facilities Management in Healthcare: A Case Study of a Public Hospital in Australia.” </w:t>
@@ -15218,14 +14653,14 @@
         <w:rPr/>
         <w:t>.</w:t>
       </w:r>
-      <w:bookmarkEnd w:id="72"/>
+      <w:bookmarkEnd w:id="67"/>
     </w:p>
     <w:p>
       <w:pPr>
         <w:pStyle w:val="Bibliography"/>
         <w:rPr/>
       </w:pPr>
-      <w:bookmarkStart w:id="73" w:name="ref-tan_fluxoinformacao_2018"/>
+      <w:bookmarkStart w:id="68" w:name="ref-tan_fluxoinformacao_2018"/>
       <w:r>
         <w:rPr/>
         <w:t xml:space="preserve">Tan, Adeline Zhu Teng, Atiq Uz Zaman, and Monty Sutrisna. 2018. “Enabling an Effective Knowledge and Information Flow Between the Phases of Building Construction and Facilities Management.” </w:t>
@@ -15253,14 +14688,14 @@
         <w:rPr/>
         <w:t>.</w:t>
       </w:r>
-      <w:bookmarkEnd w:id="73"/>
+      <w:bookmarkEnd w:id="68"/>
     </w:p>
     <w:p>
       <w:pPr>
         <w:pStyle w:val="Bibliography"/>
         <w:rPr/>
       </w:pPr>
-      <w:bookmarkStart w:id="74" w:name="ref-whittemore_revisaointegrativa_2005"/>
+      <w:bookmarkStart w:id="69" w:name="ref-whittemore_revisaointegrativa_2005"/>
       <w:r>
         <w:rPr/>
         <w:t xml:space="preserve">Whittemore, Robin, and Kathleen Knafl. 2005. “The Integrative Review: Updated Methodology.” </w:t>
@@ -15288,14 +14723,14 @@
         <w:rPr/>
         <w:t>.</w:t>
       </w:r>
-      <w:bookmarkEnd w:id="74"/>
+      <w:bookmarkEnd w:id="69"/>
     </w:p>
     <w:p>
       <w:pPr>
         <w:pStyle w:val="Bibliography"/>
         <w:rPr/>
       </w:pPr>
-      <w:bookmarkStart w:id="75" w:name="ref-wu_gnnvidautil_2025"/>
+      <w:bookmarkStart w:id="70" w:name="ref-wu_gnnvidautil_2025"/>
       <w:r>
         <w:rPr/>
         <w:t xml:space="preserve">Wu, Pei-Yu, and S. Olof Mundt-Petersen. 2025. “Empirical Quantification and Prediction of Building Component Lifespans with Graph Neural Networks.” </w:t>
@@ -15323,7 +14758,7 @@
         <w:rPr/>
         <w:t>.</w:t>
       </w:r>
-      <w:bookmarkEnd w:id="75"/>
+      <w:bookmarkEnd w:id="70"/>
     </w:p>
     <w:p>
       <w:pPr>
@@ -15331,7 +14766,7 @@
         <w:spacing w:before="0" w:after="200"/>
         <w:rPr/>
       </w:pPr>
-      <w:bookmarkStart w:id="76" w:name="ref-yoon_fuzzyfm_2018"/>
+      <w:bookmarkStart w:id="71" w:name="ref-yoon_fuzzyfm_2018"/>
       <w:r>
         <w:rPr/>
         <w:t xml:space="preserve">Yoon, Jong Han, and Hee Sung Cha. 2018. “Optimal FM Strategy for Commercial Office Buildings Using Fuzzy Synthetic Evaluation.” </w:t>
@@ -15359,9 +14794,9 @@
         <w:rPr/>
         <w:t>.</w:t>
       </w:r>
-      <w:bookmarkEnd w:id="32"/>
-      <w:bookmarkEnd w:id="33"/>
-      <w:bookmarkEnd w:id="76"/>
+      <w:bookmarkEnd w:id="27"/>
+      <w:bookmarkEnd w:id="28"/>
+      <w:bookmarkEnd w:id="71"/>
     </w:p>
     <w:sectPr>
       <w:type w:val="nextPage"/>

--- a/artigo.docx
+++ b/artigo.docx
@@ -130,7 +130,7 @@
       </w:pPr>
       <w:r>
         <w:rPr/>
-        <w:t>A gestão de edificações públicas universitárias enfrenta uma tensão recorrente, pois intervenções visíveis ou urgentes competem por recursos com ações preventivas, ambientais, sociais e institucionais cujos benefícios se distribuem ao longo do ciclo de vida. Em universidades públicas, critérios transparentes reduzem a predominância de práticas reativas e fortalecem a justificativa técnica das prioridades (Lateef, Khamidi, and Idrus 2010; Barbosa et al. 2020). Nas universidades federais brasileiras, estudos registram fragmentação de cadastros, demanda acumulada, restrições orçamentárias e necessidade de integrar custos, ordens de serviço e condição dos ativos (Barbosa et al. 2020; Martins and Espejo 2024; Morais, Paula, and Reis 2023), com séries de custos e registros de ordens de serviço apoiando previsão orçamentária e reconhecimento de padrões de demanda. A manutenção condiciona desempenho, segurança, durabilidade e continuidade dos serviços, em consonância com os requisitos de planejamento, controle e avaliação da NBR 5674 e com as responsabilidades administrativas do gestor público (Associação Brasileira de Normas Técnicas 2012; Araújo Neto 2015). Para orientar prioridades, porém, essas entradas precisam ser articuladas a condição física, risco, energia, impacto ambiental, experiência dos usuários, conformidade e capacidade institucional (Maia, Scheer, and Freitas 2016; Nägeli et al. 2019; Alfalah et al. 2022).</w:t>
+        <w:t>A gestão de edificações públicas universitárias enfrenta uma tensão recorrente, pois intervenções visíveis ou urgentes competem por recursos com ações preventivas, ambientais, sociais e institucionais cujos benefícios se distribuem ao longo do ciclo de vida. Em universidades públicas, critérios transparentes reduzem a predominância de práticas reativas e fortalecem a justificativa técnica das prioridades (Lateef, Khamidi, and Idrus 2010; Barbosa et al. 2020). Nas universidades federais brasileiras, estudos registram fragmentação de cadastros, demanda acumulada, restrições orçamentárias e necessidade de integrar custos, ordens de serviço e condição dos ativos (Barbosa et al. 2020; Martins and Espejo 2024; Morais, Paula, and Reis 2023). A manutenção condiciona desempenho, segurança, durabilidade e continuidade dos serviços, em consonância com os requisitos de planejamento, controle e avaliação da NBR 5674 e com as responsabilidades administrativas do gestor público (Associação Brasileira de Normas Técnicas 2012; Araújo Neto 2015). Para orientar prioridades, porém, essas entradas precisam ser articuladas a condição física, risco, energia, impacto ambiental, experiência dos usuários, conformidade e capacidade institucional (Maia, Scheer, and Freitas 2016; Nägeli et al. 2019; Alfalah et al. 2022).</w:t>
       </w:r>
     </w:p>
     <w:p>
@@ -1059,7 +1059,7 @@
       </w:hyperlink>
       <w:r>
         <w:rPr/>
-        <w:t>). A síntese temática utilizou inicialmente 104 registros e passou a 121 após a incorporação de 17 registros identificados pela busca complementar de sensibilidade para inteligência artificial e aprendizado de máquina. A comparação por identificador único mostrou que 109 dos 121 registros do núcleo temático vigente também pertencem ao estrato bibliométrico de 372, 12 são exclusivos do núcleo temático vigente e 263 são exclusivos da camada bibliométrica; os conjuntos permanecem parcialmente sobrepostos e não foram fundidos, para não alterar artificialmente a estrutura temática da busca principal. Rede de colaboração e acoplamento bibliográfico não foram calculados, pois apenas 91 dos 372 registros possuíam autores, sem afiliações, e as referências citadas não foram preservadas no corpus.</w:t>
+        <w:t>). A síntese temática utilizou inicialmente 104 registros e passou a 121 após a incorporação de 17 registros identificados pela busca complementar de sensibilidade para inteligência artificial e aprendizado de máquina. A comparação por identificador único mostrou que 109 dos 121 registros do núcleo temático vigente também pertencem ao estrato bibliométrico de 372, 12 são exclusivos do núcleo temático vigente e 263 são exclusivos da camada bibliométrica; os conjuntos permanecem parcialmente sobrepostos e não foram fundidos, para não alterar artificialmente a estrutura temática da busca principal.</w:t>
       </w:r>
     </w:p>
     <w:p>
@@ -2804,7 +2804,7 @@
       </w:pPr>
       <w:r>
         <w:rPr/>
-        <w:t xml:space="preserve">A busca principal abrangeu publicações de 2010 a 2026 nas bases Scopus, Web of Science e Crossref, com 13 consultas executadas em 8 de julho de 2026 e enriquecimento manual da Scopus em 9 de julho, que incorporou cinco registros existentes apenas no arquivo manual. Na Scopus, quatro expressões booleanas foram executadas em </w:t>
+        <w:t xml:space="preserve">A busca principal abrangeu publicações de 2010 a 2026 nas bases Scopus, Web of Science e Crossref, com 13 consultas executadas em 8 de julho de 2026 e enriquecimento manual da Scopus em 9 de julho, incorporando cinco registros do arquivo manual. Na Scopus, quatro expressões booleanas foram executadas em </w:t>
       </w:r>
       <w:r>
         <w:rPr>
@@ -2814,7 +2814,7 @@
       </w:r>
       <w:r>
         <w:rPr/>
-        <w:t xml:space="preserve">, sem filtros de idioma ou tipo documental, com particionamento por subintervalos de ano quando o total excedia o limite de paginação da interface de programação de aplicações; na Web of Science, quatro buscas manuais equivalentes foram registradas no campo </w:t>
+        <w:t xml:space="preserve">, sem filtros de idioma ou tipo documental; na Web of Science, quatro buscas manuais equivalentes foram registradas no campo </w:t>
       </w:r>
       <w:r>
         <w:rPr>
@@ -4371,7 +4371,7 @@
       </w:pPr>
       <w:r>
         <w:rPr/>
-        <w:t>Na Web of Science, a associação entre cada arquivo exportado e as quatro strings principais foi informada de memória pelo pesquisador, não reconstruída de registro contemporâneo. Não houve busca piloto, uso de estudos-semente ou pré-registro; o protocolo e a matriz conceitual foram elaborados antes da coleta principal, e a RQ6 e sua busca de sensibilidade foram formalizadas posteriormente para testar a insuficiência temática identificada. O marco inicial de 2010 mapeia o desenvolvimento do tema até a data da busca. Os critérios de seleção combinaram aderência ao ambiente construído, manutenção ou gestão predial e sustentabilidade, com método de decisão, contexto público universitário e tipologia da edificação como campos de caracterização analítica (Tabela </w:t>
+        <w:t>Na Web of Science, a associação entre cada arquivo exportado e as quatro strings principais foi informada de memória pelo pesquisador, não reconstruída de registro contemporâneo. Não houve busca piloto, uso de estudos-semente ou pré-registro; o protocolo e a matriz conceitual foram elaborados antes da coleta principal, e a RQ6 foi formalizada posteriormente para testar a insuficiência temática identificada. Os critérios de seleção combinaram aderência ao ambiente construído, manutenção ou gestão predial e sustentabilidade, com método de decisão, contexto público universitário e tipologia da edificação como campos de caracterização analítica (Tabela </w:t>
       </w:r>
       <w:hyperlink w:anchor="tab%3Acriteriosincluexclu">
         <w:r>
@@ -6383,7 +6383,7 @@
       <w:bookmarkStart w:id="12" w:name="triagem-e-auditoria"/>
       <w:r>
         <w:rPr/>
-        <w:t>A elegibilidade e a extração do núcleo temático apoiaram-se predominantemente em título, resumo, palavras-chave e campos estruturados. Entre 37 textos completos consultados em tarefas posteriores, 19 acrescentaram evidências específicas citadas individualmente; no lote de sensibilidade, sete dos 17 textos estavam disponíveis integralmente e cinco ampliaram resultados quantitativos, desenho de validação ou limitações. A extração identificou dimensões de sustentabilidade, critérios de priorização, métodos de apoio à decisão, contexto da edificação, ODS, ESG e lacunas relacionadas a instituições públicas de ensino superior, tratando cada categoria com respostas múltiplas e um único identificador por estudo. Dimensão e critério são categorias analiticamente distintas, pois a dimensão corresponde a uma categoria mais ampla (técnica-operacional, institucional, ambiental, de ciclo de vida, econômica ou social), e o critério representa um atributo operacional específico inserido em uma dessas dimensões, de modo que termos como energia, risco, conforto e segurança são contabilizados como critérios e não duplicam a contagem das seis dimensões. As definições, regras de inclusão e exclusão e exemplos de cada categoria estão detalhados no manual de codificação mantido no repositório da revisão.</w:t>
+        <w:t>A elegibilidade e a extração do núcleo temático apoiaram-se predominantemente em título, resumo, palavras-chave e campos estruturados. Entre 37 textos completos consultados em tarefas posteriores, 19 acrescentaram evidências específicas citadas individualmente; no lote de sensibilidade, sete dos 17 textos estavam disponíveis integralmente e cinco ampliaram resultados quantitativos, desenho de validação ou limitações. A extração identificou dimensões de sustentabilidade, critérios de priorização, métodos de apoio à decisão, contexto da edificação, ODS, ESG e lacunas relacionadas a instituições públicas de ensino superior, tratando cada categoria com respostas múltiplas e um único identificador por estudo. Dimensão e critério são categorias distintas, pois a dimensão é a categoria mais ampla (técnica-operacional, institucional, ambiental, de ciclo de vida, econômica ou social) e o critério é um atributo operacional específico dentro dela, de modo que energia, risco, conforto e segurança contam como critérios sem duplicar as seis dimensões. Definições e exemplos estão no manual de codificação mantido no repositório.</w:t>
       </w:r>
       <w:bookmarkEnd w:id="12"/>
     </w:p>
@@ -9546,7 +9546,7 @@
       <w:bookmarkStart w:id="21" w:name="sec%3Acriterios"/>
       <w:r>
         <w:rPr/>
-        <w:t>Na gestão pública universitária, o desempenho sustenta indicadores relacionados à continuidade e às falhas, a informação oferece as condições necessárias à rastreabilidade e o custo permite distinguir correções emergenciais, manutenção planejada e renovação, combinação reforçada por registros de pagamento e planejamento conjunto de manutenção, renovação e energia (Kim et al. 2018; Nägeli et al. 2019). As leituras integrais qualificam relações entre critérios. Operação e manutenção podem superar 80% do custo total do ciclo de vida, e seus custos anuais podem representar de 50% a 70% dos custos operacionais, bases de cálculo que devem permanecer distintas (Aliu et al. 2025); decisões de concepção podem evitar até 50% das dificuldades de manutenção (Othman and Kamal 2023), e em sistemas vegetados verticais, acesso, irrigação, drenagem, segurança, degradação e coordenação conectam manutenibilidade a desempenho, custo, risco e recursos (Chew and Conejos 2016; Conejos, Chew, and Azril 2019).</w:t>
+        <w:t>Na gestão pública universitária, o desempenho sustenta indicadores relacionados à continuidade e às falhas, a informação oferece as condições necessárias à rastreabilidade e o custo permite distinguir correções emergenciais, manutenção planejada e renovação, combinação reforçada por registros de pagamento e planejamento conjunto de manutenção, renovação e energia (Kim et al. 2018; Nägeli et al. 2019). As leituras integrais qualificam relações entre critérios. Operação e manutenção podem superar 80% do custo total do ciclo de vida, e seus custos anuais podem representar de 50% a 70% dos custos operacionais, bases de cálculo que devem permanecer distintas (Aliu et al. 2025); decisões de concepção podem evitar até 50% das dificuldades de manutenção, conectando manutenibilidade a desempenho, custo e risco (Othman and Kamal 2023; Chew and Conejos 2016; Conejos, Chew, and Azril 2019).</w:t>
       </w:r>
       <w:bookmarkEnd w:id="21"/>
     </w:p>
@@ -9758,7 +9758,7 @@
       </w:r>
       <w:r>
         <w:rPr/>
-        <w:t xml:space="preserve"> em estágios parciais de controle, otimização e retroalimentação (Deng, Menassa, and Kamat 2021), e outros trabalhos desenvolveram ontologia de ativos, BIM 7D e comparação de estratégias por simulação (Espinosa Gispert et al. 2025; Goretti and Kaming 2023; Ferreira et al. 2020). No plano decisório, aparecem Lean Six Sigma, abordagem de melhoria contínua que combina redução de desperdícios e controle da variação pelo ciclo DMAIC (definir, medir, analisar, melhorar e controlar), avaliação sintética fuzzy e raciocínio baseado em casos com Fuzzy-AHP (Aldairi, Khan, and Munive-Hernandez 2017; Yoon and Cha 2018; Park, Kwon, and Ahn 2019), casos que distinguem menção conceitual, aplicação formal e validação empírica e orientam a escolha contextual do método.</w:t>
+        <w:t xml:space="preserve"> em estágios parciais de controle, otimização e retroalimentação (Deng, Menassa, and Kamat 2021), e outros trabalhos desenvolveram ontologia de ativos, BIM 7D e comparação de estratégias por simulação (Espinosa Gispert et al. 2025; Goretti and Kaming 2023; Ferreira et al. 2020). No plano decisório, aparecem Lean Six Sigma, avaliação sintética fuzzy e raciocínio baseado em casos com Fuzzy-AHP (Aldairi, Khan, and Munive-Hernandez 2017; Yoon and Cha 2018; Park, Kwon, and Ahn 2019), casos que distinguem menção conceitual, aplicação formal e validação empírica.</w:t>
       </w:r>
     </w:p>
     <w:p>
@@ -13324,7 +13324,7 @@
       </w:pPr>
       <w:r>
         <w:rPr/>
-        <w:t>A continuidade do trabalho deverá começar pela validação de conteúdo, com a participação das áreas de manutenção, engenharia, sustentabilidade, planejamento e orçamento, além dos usuários, na revisão das dimensões, dos indicadores e dos vetos antes da elicitação dos pesos. Em seguida, ordens de serviço, inspeções, custos, consumo, riscos e reclamações deverão receber dicionário, periodicidade e responsáveis; com essa base integrada, o protótipo poderá parametrizar e testar o método de elicitação, a normalização, os pesos, a agregação, os limiares, os casos retrospectivos e a análise de sensibilidade, com estabilidade, utilidade decisória e possibilidade de transferência comparadas entre unidades e outros portfólios públicos.</w:t>
+        <w:t>A continuidade do trabalho deverá começar pela validação de conteúdo, com a participação das áreas de manutenção, engenharia, sustentabilidade, planejamento e orçamento, além dos usuários, na revisão das dimensões, dos indicadores e dos vetos antes da elicitação dos pesos. Em seguida, ordens de serviço, inspeções, custos, consumo, riscos e reclamações deverão receber dicionário, periodicidade e responsáveis, para que o protótipo parametrize e teste o método de elicitação, a normalização, os pesos, a agregação, os limiares e a análise de sensibilidade, comparando estabilidade e utilidade decisória entre unidades e outros portfólios públicos.</w:t>
       </w:r>
     </w:p>
     <w:p>

--- a/artigo.docx
+++ b/artigo.docx
@@ -14800,12 +14800,13 @@
     </w:p>
     <w:sectPr>
       <w:type w:val="nextPage"/>
-      <w:pgSz w:w="12240" w:h="15840"/>
-      <w:pgMar w:left="1440" w:right="1440" w:gutter="0" w:header="0" w:top="1440" w:footer="0" w:bottom="1440"/>
+      <w:pgSz w:w="11906" w:h="16838"/>
+      <w:pgMar w:top="1701" w:right="1134" w:bottom="1134" w:left="1701" w:header="709" w:footer="709" w:gutter="0"/>
       <w:pgNumType w:fmt="decimal"/>
       <w:formProt w:val="false"/>
       <w:textDirection w:val="lrTb"/>
       <w:docGrid w:type="default" w:linePitch="100" w:charSpace="0"/>
+      <w:lnNumType w:countBy="1" w:restart="continuous"/>
     </w:sectPr>
   </w:body>
 </w:document>
@@ -14816,7 +14817,7 @@
   <w:docDefaults>
     <w:rPrDefault>
       <w:rPr>
-        <w:rFonts w:ascii="Cambria" w:hAnsi="Cambria" w:eastAsia="Cambria" w:cs="" w:asciiTheme="minorHAnsi" w:cstheme="minorBidi" w:eastAsiaTheme="minorHAnsi" w:hAnsiTheme="minorHAnsi"/>
+        <w:rFonts w:ascii="Times New Roman" w:hAnsi="Times New Roman" w:eastAsia="Times New Roman" w:cs="" w:asciiTheme="minorHAnsi" w:cstheme="minorBidi" w:eastAsiaTheme="minorHAnsi" w:hAnsiTheme="minorHAnsi"/>
         <w:sz w:val="24"/>
         <w:szCs w:val="24"/>
         <w:lang w:val="en-US" w:eastAsia="en-US" w:bidi="ar-SA"/>
@@ -14839,7 +14840,7 @@
       <w:jc w:val="start"/>
     </w:pPr>
     <w:rPr>
-      <w:rFonts w:ascii="Cambria" w:hAnsi="Cambria" w:eastAsia="Cambria" w:cs="" w:asciiTheme="minorHAnsi" w:cstheme="minorBidi" w:eastAsiaTheme="minorHAnsi" w:hAnsiTheme="minorHAnsi"/>
+      <w:rFonts w:ascii="Times New Roman" w:hAnsi="Times New Roman" w:eastAsia="Times New Roman" w:cs="" w:asciiTheme="minorHAnsi" w:cstheme="minorBidi" w:eastAsiaTheme="minorHAnsi" w:hAnsiTheme="minorHAnsi"/>
       <w:color w:val="auto"/>
       <w:kern w:val="0"/>
       <w:sz w:val="24"/>
@@ -14860,7 +14861,7 @@
       <w:outlineLvl w:val="0"/>
     </w:pPr>
     <w:rPr>
-      <w:rFonts w:ascii="Calibri" w:hAnsi="Calibri" w:eastAsia="" w:cs="" w:asciiTheme="majorHAnsi" w:cstheme="majorBidi" w:eastAsiaTheme="majorEastAsia" w:hAnsiTheme="majorHAnsi"/>
+      <w:rFonts w:ascii="Times New Roman" w:hAnsi="Times New Roman" w:eastAsia="Times New Roman" w:cs="" w:asciiTheme="majorHAnsi" w:cstheme="majorBidi" w:eastAsiaTheme="majorEastAsia" w:hAnsiTheme="majorHAnsi"/>
       <w:b/>
       <w:bCs/>
       <w:color w:themeColor="accent1" w:val="4F81BD"/>
@@ -14882,7 +14883,7 @@
       <w:outlineLvl w:val="1"/>
     </w:pPr>
     <w:rPr>
-      <w:rFonts w:ascii="Calibri" w:hAnsi="Calibri" w:eastAsia="" w:cs="" w:asciiTheme="majorHAnsi" w:cstheme="majorBidi" w:eastAsiaTheme="majorEastAsia" w:hAnsiTheme="majorHAnsi"/>
+      <w:rFonts w:ascii="Times New Roman" w:hAnsi="Times New Roman" w:eastAsia="Times New Roman" w:cs="" w:asciiTheme="majorHAnsi" w:cstheme="majorBidi" w:eastAsiaTheme="majorEastAsia" w:hAnsiTheme="majorHAnsi"/>
       <w:b/>
       <w:bCs/>
       <w:color w:themeColor="accent1" w:val="4F81BD"/>
@@ -14904,7 +14905,7 @@
       <w:outlineLvl w:val="2"/>
     </w:pPr>
     <w:rPr>
-      <w:rFonts w:ascii="Calibri" w:hAnsi="Calibri" w:eastAsia="" w:cs="" w:asciiTheme="majorHAnsi" w:cstheme="majorBidi" w:eastAsiaTheme="majorEastAsia" w:hAnsiTheme="majorHAnsi"/>
+      <w:rFonts w:ascii="Times New Roman" w:hAnsi="Times New Roman" w:eastAsia="Times New Roman" w:cs="" w:asciiTheme="majorHAnsi" w:cstheme="majorBidi" w:eastAsiaTheme="majorEastAsia" w:hAnsiTheme="majorHAnsi"/>
       <w:b/>
       <w:bCs/>
       <w:color w:themeColor="accent1" w:val="4F81BD"/>
@@ -14926,7 +14927,7 @@
       <w:outlineLvl w:val="3"/>
     </w:pPr>
     <w:rPr>
-      <w:rFonts w:ascii="Calibri" w:hAnsi="Calibri" w:eastAsia="" w:cs="" w:asciiTheme="majorHAnsi" w:cstheme="majorBidi" w:eastAsiaTheme="majorEastAsia" w:hAnsiTheme="majorHAnsi"/>
+      <w:rFonts w:ascii="Times New Roman" w:hAnsi="Times New Roman" w:eastAsia="Times New Roman" w:cs="" w:asciiTheme="majorHAnsi" w:cstheme="majorBidi" w:eastAsiaTheme="majorEastAsia" w:hAnsiTheme="majorHAnsi"/>
       <w:bCs/>
       <w:i/>
       <w:color w:themeColor="accent1" w:val="4F81BD"/>
@@ -14948,7 +14949,7 @@
       <w:outlineLvl w:val="4"/>
     </w:pPr>
     <w:rPr>
-      <w:rFonts w:ascii="Calibri" w:hAnsi="Calibri" w:eastAsia="" w:cs="" w:asciiTheme="majorHAnsi" w:cstheme="majorBidi" w:eastAsiaTheme="majorEastAsia" w:hAnsiTheme="majorHAnsi"/>
+      <w:rFonts w:ascii="Times New Roman" w:hAnsi="Times New Roman" w:eastAsia="Times New Roman" w:cs="" w:asciiTheme="majorHAnsi" w:cstheme="majorBidi" w:eastAsiaTheme="majorEastAsia" w:hAnsiTheme="majorHAnsi"/>
       <w:iCs/>
       <w:color w:themeColor="accent1" w:val="4F81BD"/>
       <w:sz w:val="24"/>
@@ -14969,7 +14970,7 @@
       <w:outlineLvl w:val="5"/>
     </w:pPr>
     <w:rPr>
-      <w:rFonts w:ascii="Calibri" w:hAnsi="Calibri" w:eastAsia="" w:cs="" w:asciiTheme="majorHAnsi" w:cstheme="majorBidi" w:eastAsiaTheme="majorEastAsia" w:hAnsiTheme="majorHAnsi"/>
+      <w:rFonts w:ascii="Times New Roman" w:hAnsi="Times New Roman" w:eastAsia="Times New Roman" w:cs="" w:asciiTheme="majorHAnsi" w:cstheme="majorBidi" w:eastAsiaTheme="majorEastAsia" w:hAnsiTheme="majorHAnsi"/>
       <w:color w:themeColor="accent1" w:val="4F81BD"/>
       <w:sz w:val="24"/>
       <w:szCs w:val="24"/>
@@ -14989,7 +14990,7 @@
       <w:outlineLvl w:val="6"/>
     </w:pPr>
     <w:rPr>
-      <w:rFonts w:ascii="Calibri" w:hAnsi="Calibri" w:eastAsia="" w:cs="" w:asciiTheme="majorHAnsi" w:cstheme="majorBidi" w:eastAsiaTheme="majorEastAsia" w:hAnsiTheme="majorHAnsi"/>
+      <w:rFonts w:ascii="Times New Roman" w:hAnsi="Times New Roman" w:eastAsia="Times New Roman" w:cs="" w:asciiTheme="majorHAnsi" w:cstheme="majorBidi" w:eastAsiaTheme="majorEastAsia" w:hAnsiTheme="majorHAnsi"/>
       <w:color w:themeColor="accent1" w:val="4F81BD"/>
       <w:sz w:val="24"/>
       <w:szCs w:val="24"/>
@@ -15009,7 +15010,7 @@
       <w:outlineLvl w:val="7"/>
     </w:pPr>
     <w:rPr>
-      <w:rFonts w:ascii="Calibri" w:hAnsi="Calibri" w:eastAsia="" w:cs="" w:asciiTheme="majorHAnsi" w:cstheme="majorBidi" w:eastAsiaTheme="majorEastAsia" w:hAnsiTheme="majorHAnsi"/>
+      <w:rFonts w:ascii="Times New Roman" w:hAnsi="Times New Roman" w:eastAsia="Times New Roman" w:cs="" w:asciiTheme="majorHAnsi" w:cstheme="majorBidi" w:eastAsiaTheme="majorEastAsia" w:hAnsiTheme="majorHAnsi"/>
       <w:color w:themeColor="accent1" w:val="4F81BD"/>
       <w:sz w:val="24"/>
       <w:szCs w:val="24"/>
@@ -15029,7 +15030,7 @@
       <w:outlineLvl w:val="8"/>
     </w:pPr>
     <w:rPr>
-      <w:rFonts w:ascii="Calibri" w:hAnsi="Calibri" w:eastAsia="" w:cs="" w:asciiTheme="majorHAnsi" w:cstheme="majorBidi" w:eastAsiaTheme="majorEastAsia" w:hAnsiTheme="majorHAnsi"/>
+      <w:rFonts w:ascii="Times New Roman" w:hAnsi="Times New Roman" w:eastAsia="Times New Roman" w:cs="" w:asciiTheme="majorHAnsi" w:cstheme="majorBidi" w:eastAsiaTheme="majorEastAsia" w:hAnsiTheme="majorHAnsi"/>
       <w:color w:themeColor="accent1" w:val="4F81BD"/>
       <w:sz w:val="24"/>
       <w:szCs w:val="24"/>
@@ -15351,7 +15352,7 @@
       <w:spacing w:before="240" w:after="120"/>
     </w:pPr>
     <w:rPr>
-      <w:rFonts w:ascii="Liberation Sans" w:hAnsi="Liberation Sans" w:eastAsia="DejaVu Sans" w:cs="DejaVu Sans"/>
+      <w:rFonts w:ascii="Times New Roman" w:hAnsi="Times New Roman" w:eastAsia="Times New Roman" w:cs="DejaVu Sans"/>
       <w:sz w:val="28"/>
       <w:szCs w:val="28"/>
     </w:rPr>
@@ -15422,7 +15423,7 @@
       <w:jc w:val="center"/>
     </w:pPr>
     <w:rPr>
-      <w:rFonts w:ascii="Calibri" w:hAnsi="Calibri" w:eastAsia="" w:cs="" w:asciiTheme="majorHAnsi" w:cstheme="majorBidi" w:eastAsiaTheme="majorEastAsia" w:hAnsiTheme="majorHAnsi"/>
+      <w:rFonts w:ascii="Times New Roman" w:hAnsi="Times New Roman" w:eastAsia="Times New Roman" w:cs="" w:asciiTheme="majorHAnsi" w:cstheme="majorBidi" w:eastAsiaTheme="majorEastAsia" w:hAnsiTheme="majorHAnsi"/>
       <w:b/>
       <w:bCs/>
       <w:color w:themeColor="accent1" w:themeShade="b5" w:val="345A8A"/>
@@ -15459,7 +15460,7 @@
       <w:jc w:val="center"/>
     </w:pPr>
     <w:rPr>
-      <w:rFonts w:ascii="Cambria" w:hAnsi="Cambria" w:eastAsia="Cambria" w:cs="" w:asciiTheme="minorHAnsi" w:cstheme="minorBidi" w:eastAsiaTheme="minorHAnsi" w:hAnsiTheme="minorHAnsi"/>
+      <w:rFonts w:ascii="Times New Roman" w:hAnsi="Times New Roman" w:eastAsia="Times New Roman" w:cs="" w:asciiTheme="minorHAnsi" w:cstheme="minorBidi" w:eastAsiaTheme="minorHAnsi" w:hAnsiTheme="minorHAnsi"/>
       <w:color w:val="auto"/>
       <w:kern w:val="0"/>
       <w:sz w:val="24"/>
@@ -15480,7 +15481,7 @@
       <w:jc w:val="center"/>
     </w:pPr>
     <w:rPr>
-      <w:rFonts w:ascii="Cambria" w:hAnsi="Cambria" w:eastAsia="Cambria" w:cs="" w:asciiTheme="minorHAnsi" w:cstheme="minorBidi" w:eastAsiaTheme="minorHAnsi" w:hAnsiTheme="minorHAnsi"/>
+      <w:rFonts w:ascii="Times New Roman" w:hAnsi="Times New Roman" w:eastAsia="Times New Roman" w:cs="" w:asciiTheme="minorHAnsi" w:cstheme="minorBidi" w:eastAsiaTheme="minorHAnsi" w:hAnsiTheme="minorHAnsi"/>
       <w:color w:val="auto"/>
       <w:kern w:val="0"/>
       <w:sz w:val="24"/>
@@ -15621,7 +15622,7 @@
       <w:outlineLvl w:val="9"/>
     </w:pPr>
     <w:rPr>
-      <w:rFonts w:ascii="Calibri" w:hAnsi="Calibri" w:eastAsia="" w:cs="" w:asciiTheme="majorHAnsi" w:cstheme="majorBidi" w:eastAsiaTheme="majorEastAsia" w:hAnsiTheme="majorHAnsi"/>
+      <w:rFonts w:ascii="Times New Roman" w:hAnsi="Times New Roman" w:eastAsia="Times New Roman" w:cs="" w:asciiTheme="majorHAnsi" w:cstheme="majorBidi" w:eastAsiaTheme="majorEastAsia" w:hAnsiTheme="majorHAnsi"/>
       <w:b w:val="false"/>
       <w:bCs w:val="false"/>
       <w:color w:themeColor="accent1" w:themeShade="bf" w:val="365F91"/>

--- a/artigo.docx
+++ b/artigo.docx
@@ -5111,7 +5111,7 @@
       </w:pPr>
       <w:r>
         <w:rPr/>
-        <w:t>A deduplicação foi executada após padronizar os metadados das três fontes, com o DOI convertido para minúsculas e sem prefixos de URL, espaços ou ponto final, e o título normalizado quanto a caixa, acentuação e pontuação, excluindo do agrupamento títulos com menos de oito caracteres, preparação adaptada dos problemas de interoperabilidade documentados por Rathbone et al. (2015), sem adoção do algoritmo SRA-DM. Registros com o mesmo DOI normalizado foram agrupados; na ausência de DOI, títulos normalizados idênticos só foram agrupados sem conflito entre identificadores presentes, critério mais restritivo que a abordagem baseada em regras de Jiang et al. (2014). Para cada grupo fundido, preservaram-se bases, consultas de origem e identificadores brutos, mantendo o resumo mais longo disponível e selecionando os demais metadados por completude e prioridade de fonte.</w:t>
+        <w:t>A deduplicação foi executada após padronizar os metadados das três fontes, com o DOI convertido para minúsculas e sem prefixos de URL, espaços ou ponto final, e o título normalizado quanto a caixa, acentuação e pontuação, excluindo do agrupamento títulos com menos de oito caracteres, preparação adaptada dos problemas de interoperabilidade documentados por Rathbone et al. (2015), sem adoção do algoritmo SRA-DM. Registros com o mesmo DOI normalizado foram agrupados; na ausência de DOI, títulos normalizados idênticos só foram agrupados sem conflito entre identificadores presentes, critério mais restritivo que a abordagem baseada em regras de Jiang et al. (2014). Para cada grupo fundido, preservaram-se bases e consultas de origem, mantendo o resumo mais longo disponível.</w:t>
       </w:r>
     </w:p>
     <w:p>
@@ -10968,7 +10968,7 @@
       </w:r>
       <w:r>
         <w:rPr/>
-        <w:t xml:space="preserve"> (Naji, Gunduz, and Maki 2023) e previsão orçamentária apoiada em ordens de serviço (Martins and Espejo 2024; Morais, Paula, and Reis 2023). No contexto das universidades federais brasileiras, esse conjunto reforça a prioridade de cadastros consistentes, fonte e data dos dados, unidade comparada, regras de veto e histórico dos parâmetros, elementos indispensáveis à prestação de contas.</w:t>
+        <w:t xml:space="preserve"> (Naji, Gunduz, and Maki 2023) e previsão orçamentária apoiada em ordens de serviço (Martins and Espejo 2024; Morais, Paula, and Reis 2023). No contexto das universidades federais brasileiras, esse conjunto reforça a prioridade de cadastros consistentes, regras de veto e histórico dos parâmetros para a prestação de contas.</w:t>
       </w:r>
     </w:p>
     <w:p>
@@ -11011,7 +11011,7 @@
       </w:r>
       <w:r>
         <w:rPr/>
-        <w:t>, ampliando a evidência tecnológica, e não a diversidade institucional. Nesse cenário orçamentário, a ausência de critérios documentados tende a penalizar as intervenções preventivas, que carecem da urgência visível dos reparos corretivos.</w:t>
+        <w:t>, ampliando a evidência tecnológica, e não a diversidade institucional.</w:t>
       </w:r>
     </w:p>
     <w:p>
@@ -13304,7 +13304,7 @@
       </w:pPr>
       <w:r>
         <w:rPr/>
-        <w:t>Diante dessa lacuna, a especificação operacional candidata acrescenta uma matriz rastreável que liga critérios sustentados pela revisão a indicadores, fontes, periodicidades e direções propostos pelo autor, além de um fluxo que ordena validação de conteúdo, qualidade dos dados, normalização, ponderação, agregação, vetos candidatos e sensibilidade. A revisão sustenta os critérios; os indicadores e suas parametrizações permanecem proposições autorais para validação, e a definição de normalização, pesos, agregação e limiares dos vetos candidatos de risco estrutural, risco à vida, risco de incêndio e descumprimento legal integra a etapa institucional seguinte, dependente de norma, laudo ou autoridade competente.</w:t>
+        <w:t>Diante dessa lacuna, a especificação operacional candidata acrescenta uma matriz rastreável que liga critérios sustentados pela revisão a indicadores, fontes, periodicidades e direções propostos pelo autor, além de um fluxo que ordena validação de conteúdo, normalização, ponderação, agregação e vetos candidatos. A revisão sustenta os critérios; os indicadores permanecem proposições autorais para validação, e a definição de pesos, agregação e limiares dos vetos de risco estrutural, risco à vida, risco de incêndio e descumprimento legal integra a etapa institucional seguinte, dependente de norma, laudo ou autoridade competente.</w:t>
       </w:r>
     </w:p>
     <w:p>
@@ -14800,13 +14800,12 @@
     </w:p>
     <w:sectPr>
       <w:type w:val="nextPage"/>
-      <w:pgSz w:w="11906" w:h="16838"/>
-      <w:pgMar w:top="1701" w:right="1134" w:bottom="1134" w:left="1701" w:header="709" w:footer="709" w:gutter="0"/>
+      <w:pgSz w:w="12240" w:h="15840"/>
+      <w:pgMar w:left="1440" w:right="1440" w:gutter="0" w:header="0" w:top="1440" w:footer="0" w:bottom="1440"/>
       <w:pgNumType w:fmt="decimal"/>
       <w:formProt w:val="false"/>
       <w:textDirection w:val="lrTb"/>
       <w:docGrid w:type="default" w:linePitch="100" w:charSpace="0"/>
-      <w:lnNumType w:countBy="1" w:restart="continuous"/>
     </w:sectPr>
   </w:body>
 </w:document>
@@ -14817,7 +14816,7 @@
   <w:docDefaults>
     <w:rPrDefault>
       <w:rPr>
-        <w:rFonts w:ascii="Times New Roman" w:hAnsi="Times New Roman" w:eastAsia="Times New Roman" w:cs="" w:asciiTheme="minorHAnsi" w:cstheme="minorBidi" w:eastAsiaTheme="minorHAnsi" w:hAnsiTheme="minorHAnsi"/>
+        <w:rFonts w:ascii="Cambria" w:hAnsi="Cambria" w:eastAsia="Cambria" w:cs="" w:asciiTheme="minorHAnsi" w:cstheme="minorBidi" w:eastAsiaTheme="minorHAnsi" w:hAnsiTheme="minorHAnsi"/>
         <w:sz w:val="24"/>
         <w:szCs w:val="24"/>
         <w:lang w:val="en-US" w:eastAsia="en-US" w:bidi="ar-SA"/>
@@ -14840,7 +14839,7 @@
       <w:jc w:val="start"/>
     </w:pPr>
     <w:rPr>
-      <w:rFonts w:ascii="Times New Roman" w:hAnsi="Times New Roman" w:eastAsia="Times New Roman" w:cs="" w:asciiTheme="minorHAnsi" w:cstheme="minorBidi" w:eastAsiaTheme="minorHAnsi" w:hAnsiTheme="minorHAnsi"/>
+      <w:rFonts w:ascii="Cambria" w:hAnsi="Cambria" w:eastAsia="Cambria" w:cs="" w:asciiTheme="minorHAnsi" w:cstheme="minorBidi" w:eastAsiaTheme="minorHAnsi" w:hAnsiTheme="minorHAnsi"/>
       <w:color w:val="auto"/>
       <w:kern w:val="0"/>
       <w:sz w:val="24"/>
@@ -14861,7 +14860,7 @@
       <w:outlineLvl w:val="0"/>
     </w:pPr>
     <w:rPr>
-      <w:rFonts w:ascii="Times New Roman" w:hAnsi="Times New Roman" w:eastAsia="Times New Roman" w:cs="" w:asciiTheme="majorHAnsi" w:cstheme="majorBidi" w:eastAsiaTheme="majorEastAsia" w:hAnsiTheme="majorHAnsi"/>
+      <w:rFonts w:ascii="Calibri" w:hAnsi="Calibri" w:eastAsia="" w:cs="" w:asciiTheme="majorHAnsi" w:cstheme="majorBidi" w:eastAsiaTheme="majorEastAsia" w:hAnsiTheme="majorHAnsi"/>
       <w:b/>
       <w:bCs/>
       <w:color w:themeColor="accent1" w:val="4F81BD"/>
@@ -14883,7 +14882,7 @@
       <w:outlineLvl w:val="1"/>
     </w:pPr>
     <w:rPr>
-      <w:rFonts w:ascii="Times New Roman" w:hAnsi="Times New Roman" w:eastAsia="Times New Roman" w:cs="" w:asciiTheme="majorHAnsi" w:cstheme="majorBidi" w:eastAsiaTheme="majorEastAsia" w:hAnsiTheme="majorHAnsi"/>
+      <w:rFonts w:ascii="Calibri" w:hAnsi="Calibri" w:eastAsia="" w:cs="" w:asciiTheme="majorHAnsi" w:cstheme="majorBidi" w:eastAsiaTheme="majorEastAsia" w:hAnsiTheme="majorHAnsi"/>
       <w:b/>
       <w:bCs/>
       <w:color w:themeColor="accent1" w:val="4F81BD"/>
@@ -14905,7 +14904,7 @@
       <w:outlineLvl w:val="2"/>
     </w:pPr>
     <w:rPr>
-      <w:rFonts w:ascii="Times New Roman" w:hAnsi="Times New Roman" w:eastAsia="Times New Roman" w:cs="" w:asciiTheme="majorHAnsi" w:cstheme="majorBidi" w:eastAsiaTheme="majorEastAsia" w:hAnsiTheme="majorHAnsi"/>
+      <w:rFonts w:ascii="Calibri" w:hAnsi="Calibri" w:eastAsia="" w:cs="" w:asciiTheme="majorHAnsi" w:cstheme="majorBidi" w:eastAsiaTheme="majorEastAsia" w:hAnsiTheme="majorHAnsi"/>
       <w:b/>
       <w:bCs/>
       <w:color w:themeColor="accent1" w:val="4F81BD"/>
@@ -14927,7 +14926,7 @@
       <w:outlineLvl w:val="3"/>
     </w:pPr>
     <w:rPr>
-      <w:rFonts w:ascii="Times New Roman" w:hAnsi="Times New Roman" w:eastAsia="Times New Roman" w:cs="" w:asciiTheme="majorHAnsi" w:cstheme="majorBidi" w:eastAsiaTheme="majorEastAsia" w:hAnsiTheme="majorHAnsi"/>
+      <w:rFonts w:ascii="Calibri" w:hAnsi="Calibri" w:eastAsia="" w:cs="" w:asciiTheme="majorHAnsi" w:cstheme="majorBidi" w:eastAsiaTheme="majorEastAsia" w:hAnsiTheme="majorHAnsi"/>
       <w:bCs/>
       <w:i/>
       <w:color w:themeColor="accent1" w:val="4F81BD"/>
@@ -14949,7 +14948,7 @@
       <w:outlineLvl w:val="4"/>
     </w:pPr>
     <w:rPr>
-      <w:rFonts w:ascii="Times New Roman" w:hAnsi="Times New Roman" w:eastAsia="Times New Roman" w:cs="" w:asciiTheme="majorHAnsi" w:cstheme="majorBidi" w:eastAsiaTheme="majorEastAsia" w:hAnsiTheme="majorHAnsi"/>
+      <w:rFonts w:ascii="Calibri" w:hAnsi="Calibri" w:eastAsia="" w:cs="" w:asciiTheme="majorHAnsi" w:cstheme="majorBidi" w:eastAsiaTheme="majorEastAsia" w:hAnsiTheme="majorHAnsi"/>
       <w:iCs/>
       <w:color w:themeColor="accent1" w:val="4F81BD"/>
       <w:sz w:val="24"/>
@@ -14970,7 +14969,7 @@
       <w:outlineLvl w:val="5"/>
     </w:pPr>
     <w:rPr>
-      <w:rFonts w:ascii="Times New Roman" w:hAnsi="Times New Roman" w:eastAsia="Times New Roman" w:cs="" w:asciiTheme="majorHAnsi" w:cstheme="majorBidi" w:eastAsiaTheme="majorEastAsia" w:hAnsiTheme="majorHAnsi"/>
+      <w:rFonts w:ascii="Calibri" w:hAnsi="Calibri" w:eastAsia="" w:cs="" w:asciiTheme="majorHAnsi" w:cstheme="majorBidi" w:eastAsiaTheme="majorEastAsia" w:hAnsiTheme="majorHAnsi"/>
       <w:color w:themeColor="accent1" w:val="4F81BD"/>
       <w:sz w:val="24"/>
       <w:szCs w:val="24"/>
@@ -14990,7 +14989,7 @@
       <w:outlineLvl w:val="6"/>
     </w:pPr>
     <w:rPr>
-      <w:rFonts w:ascii="Times New Roman" w:hAnsi="Times New Roman" w:eastAsia="Times New Roman" w:cs="" w:asciiTheme="majorHAnsi" w:cstheme="majorBidi" w:eastAsiaTheme="majorEastAsia" w:hAnsiTheme="majorHAnsi"/>
+      <w:rFonts w:ascii="Calibri" w:hAnsi="Calibri" w:eastAsia="" w:cs="" w:asciiTheme="majorHAnsi" w:cstheme="majorBidi" w:eastAsiaTheme="majorEastAsia" w:hAnsiTheme="majorHAnsi"/>
       <w:color w:themeColor="accent1" w:val="4F81BD"/>
       <w:sz w:val="24"/>
       <w:szCs w:val="24"/>
@@ -15010,7 +15009,7 @@
       <w:outlineLvl w:val="7"/>
     </w:pPr>
     <w:rPr>
-      <w:rFonts w:ascii="Times New Roman" w:hAnsi="Times New Roman" w:eastAsia="Times New Roman" w:cs="" w:asciiTheme="majorHAnsi" w:cstheme="majorBidi" w:eastAsiaTheme="majorEastAsia" w:hAnsiTheme="majorHAnsi"/>
+      <w:rFonts w:ascii="Calibri" w:hAnsi="Calibri" w:eastAsia="" w:cs="" w:asciiTheme="majorHAnsi" w:cstheme="majorBidi" w:eastAsiaTheme="majorEastAsia" w:hAnsiTheme="majorHAnsi"/>
       <w:color w:themeColor="accent1" w:val="4F81BD"/>
       <w:sz w:val="24"/>
       <w:szCs w:val="24"/>
@@ -15030,7 +15029,7 @@
       <w:outlineLvl w:val="8"/>
     </w:pPr>
     <w:rPr>
-      <w:rFonts w:ascii="Times New Roman" w:hAnsi="Times New Roman" w:eastAsia="Times New Roman" w:cs="" w:asciiTheme="majorHAnsi" w:cstheme="majorBidi" w:eastAsiaTheme="majorEastAsia" w:hAnsiTheme="majorHAnsi"/>
+      <w:rFonts w:ascii="Calibri" w:hAnsi="Calibri" w:eastAsia="" w:cs="" w:asciiTheme="majorHAnsi" w:cstheme="majorBidi" w:eastAsiaTheme="majorEastAsia" w:hAnsiTheme="majorHAnsi"/>
       <w:color w:themeColor="accent1" w:val="4F81BD"/>
       <w:sz w:val="24"/>
       <w:szCs w:val="24"/>
@@ -15352,7 +15351,7 @@
       <w:spacing w:before="240" w:after="120"/>
     </w:pPr>
     <w:rPr>
-      <w:rFonts w:ascii="Times New Roman" w:hAnsi="Times New Roman" w:eastAsia="Times New Roman" w:cs="DejaVu Sans"/>
+      <w:rFonts w:ascii="Liberation Sans" w:hAnsi="Liberation Sans" w:eastAsia="DejaVu Sans" w:cs="DejaVu Sans"/>
       <w:sz w:val="28"/>
       <w:szCs w:val="28"/>
     </w:rPr>
@@ -15423,7 +15422,7 @@
       <w:jc w:val="center"/>
     </w:pPr>
     <w:rPr>
-      <w:rFonts w:ascii="Times New Roman" w:hAnsi="Times New Roman" w:eastAsia="Times New Roman" w:cs="" w:asciiTheme="majorHAnsi" w:cstheme="majorBidi" w:eastAsiaTheme="majorEastAsia" w:hAnsiTheme="majorHAnsi"/>
+      <w:rFonts w:ascii="Calibri" w:hAnsi="Calibri" w:eastAsia="" w:cs="" w:asciiTheme="majorHAnsi" w:cstheme="majorBidi" w:eastAsiaTheme="majorEastAsia" w:hAnsiTheme="majorHAnsi"/>
       <w:b/>
       <w:bCs/>
       <w:color w:themeColor="accent1" w:themeShade="b5" w:val="345A8A"/>
@@ -15460,7 +15459,7 @@
       <w:jc w:val="center"/>
     </w:pPr>
     <w:rPr>
-      <w:rFonts w:ascii="Times New Roman" w:hAnsi="Times New Roman" w:eastAsia="Times New Roman" w:cs="" w:asciiTheme="minorHAnsi" w:cstheme="minorBidi" w:eastAsiaTheme="minorHAnsi" w:hAnsiTheme="minorHAnsi"/>
+      <w:rFonts w:ascii="Cambria" w:hAnsi="Cambria" w:eastAsia="Cambria" w:cs="" w:asciiTheme="minorHAnsi" w:cstheme="minorBidi" w:eastAsiaTheme="minorHAnsi" w:hAnsiTheme="minorHAnsi"/>
       <w:color w:val="auto"/>
       <w:kern w:val="0"/>
       <w:sz w:val="24"/>
@@ -15481,7 +15480,7 @@
       <w:jc w:val="center"/>
     </w:pPr>
     <w:rPr>
-      <w:rFonts w:ascii="Times New Roman" w:hAnsi="Times New Roman" w:eastAsia="Times New Roman" w:cs="" w:asciiTheme="minorHAnsi" w:cstheme="minorBidi" w:eastAsiaTheme="minorHAnsi" w:hAnsiTheme="minorHAnsi"/>
+      <w:rFonts w:ascii="Cambria" w:hAnsi="Cambria" w:eastAsia="Cambria" w:cs="" w:asciiTheme="minorHAnsi" w:cstheme="minorBidi" w:eastAsiaTheme="minorHAnsi" w:hAnsiTheme="minorHAnsi"/>
       <w:color w:val="auto"/>
       <w:kern w:val="0"/>
       <w:sz w:val="24"/>
@@ -15622,7 +15621,7 @@
       <w:outlineLvl w:val="9"/>
     </w:pPr>
     <w:rPr>
-      <w:rFonts w:ascii="Times New Roman" w:hAnsi="Times New Roman" w:eastAsia="Times New Roman" w:cs="" w:asciiTheme="majorHAnsi" w:cstheme="majorBidi" w:eastAsiaTheme="majorEastAsia" w:hAnsiTheme="majorHAnsi"/>
+      <w:rFonts w:ascii="Calibri" w:hAnsi="Calibri" w:eastAsia="" w:cs="" w:asciiTheme="majorHAnsi" w:cstheme="majorBidi" w:eastAsiaTheme="majorEastAsia" w:hAnsiTheme="majorHAnsi"/>
       <w:b w:val="false"/>
       <w:bCs w:val="false"/>
       <w:color w:themeColor="accent1" w:themeShade="bf" w:val="365F91"/>

--- a/artigo.docx
+++ b/artigo.docx
@@ -1,10 +1,14 @@
 
 <file path=word/document.xml><?xml version="1.0" encoding="utf-8"?>
-<w:document xmlns:o="urn:schemas-microsoft-com:office:office" xmlns:r="http://schemas.openxmlformats.org/officeDocument/2006/relationships" xmlns:v="urn:schemas-microsoft-com:vml" xmlns:w="http://schemas.openxmlformats.org/wordprocessingml/2006/main" xmlns:w10="urn:schemas-microsoft-com:office:word" xmlns:wp="http://schemas.openxmlformats.org/drawingml/2006/wordprocessingDrawing" xmlns:pic="http://schemas.openxmlformats.org/drawingml/2006/picture" xmlns:wps="http://schemas.microsoft.com/office/word/2010/wordprocessingShape" xmlns:wpg="http://schemas.microsoft.com/office/word/2010/wordprocessingGroup" xmlns:mc="http://schemas.openxmlformats.org/markup-compatibility/2006" xmlns:wp14="http://schemas.microsoft.com/office/word/2010/wordprocessingDrawing" xmlns:w14="http://schemas.microsoft.com/office/word/2010/wordml" xmlns:w15="http://schemas.microsoft.com/office/word/2012/wordml" mc:Ignorable="w14 wp14 w15">
+<w:document xmlns:o="urn:schemas-microsoft-com:office:office" xmlns:r="http://schemas.openxmlformats.org/officeDocument/2006/relationships" xmlns:v="urn:schemas-microsoft-com:vml" xmlns:w="http://schemas.openxmlformats.org/wordprocessingml/2006/main" xmlns:w10="urn:schemas-microsoft-com:office:word" xmlns:wp="http://schemas.openxmlformats.org/drawingml/2006/wordprocessingDrawing" xmlns:wps="http://schemas.microsoft.com/office/word/2010/wordprocessingShape" xmlns:wpg="http://schemas.microsoft.com/office/word/2010/wordprocessingGroup" xmlns:mc="http://schemas.openxmlformats.org/markup-compatibility/2006" xmlns:wp14="http://schemas.microsoft.com/office/word/2010/wordprocessingDrawing" xmlns:w14="http://schemas.microsoft.com/office/word/2010/wordml" xmlns:w15="http://schemas.microsoft.com/office/word/2012/wordml" mc:Ignorable="w14 wp14 w15">
   <w:body>
     <w:p>
       <w:pPr>
         <w:pStyle w:val="Title"/>
+        <w:keepNext w:val="true"/>
+        <w:keepLines/>
+        <w:spacing w:before="480" w:after="240"/>
+        <w:jc w:val="center"/>
         <w:rPr/>
       </w:pPr>
       <w:r>
@@ -291,7 +295,7 @@
       <w:tblPr>
         <w:tblW w:w="9360" w:type="dxa"/>
         <w:jc w:val="start"/>
-        <w:tblInd w:w="103" w:type="dxa"/>
+        <w:tblInd w:w="113" w:type="dxa"/>
         <w:tblLayout w:type="fixed"/>
         <w:tblCellMar>
           <w:top w:w="0" w:type="dxa"/>
@@ -299,18 +303,18 @@
           <w:bottom w:w="0" w:type="dxa"/>
           <w:end w:w="108" w:type="dxa"/>
         </w:tblCellMar>
-        <w:tblLook w:val="04a0" w:firstRow="1" w:noVBand="1" w:lastRow="0" w:firstColumn="1" w:lastColumn="0" w:noHBand="0"/>
+        <w:tblLook w:val="04a0" w:noHBand="0" w:noVBand="1" w:firstColumn="1" w:lastRow="0" w:lastColumn="0" w:firstRow="1"/>
       </w:tblPr>
       <w:tblGrid>
         <w:gridCol w:w="2340"/>
         <w:gridCol w:w="2340"/>
         <w:gridCol w:w="2340"/>
-        <w:gridCol w:w="2340"/>
+        <w:gridCol w:w="2339"/>
       </w:tblGrid>
       <w:tr>
         <w:trPr>
           <w:tblHeader w:val="true"/>
-          <w:cantSplit/>
+          <w:cantSplit w:val="true"/>
         </w:trPr>
         <w:tc>
           <w:tcPr>
@@ -398,7 +402,7 @@
         </w:tc>
         <w:tc>
           <w:tcPr>
-            <w:tcW w:w="2340" w:type="dxa"/>
+            <w:tcW w:w="2339" w:type="dxa"/>
             <w:tcBorders>
               <w:top w:val="single" w:sz="4" w:space="0" w:color="999999"/>
               <w:start w:val="single" w:sz="4" w:space="0" w:color="999999"/>
@@ -427,7 +431,7 @@
       </w:tr>
       <w:tr>
         <w:trPr>
-          <w:cantSplit/>
+          <w:cantSplit w:val="true"/>
         </w:trPr>
         <w:tc>
           <w:tcPr>
@@ -512,7 +516,7 @@
         </w:tc>
         <w:tc>
           <w:tcPr>
-            <w:tcW w:w="2340" w:type="dxa"/>
+            <w:tcW w:w="2339" w:type="dxa"/>
             <w:tcBorders>
               <w:top w:val="single" w:sz="4" w:space="0" w:color="999999"/>
               <w:start w:val="single" w:sz="4" w:space="0" w:color="999999"/>
@@ -540,7 +544,7 @@
       </w:tr>
       <w:tr>
         <w:trPr>
-          <w:cantSplit/>
+          <w:cantSplit w:val="true"/>
         </w:trPr>
         <w:tc>
           <w:tcPr>
@@ -625,7 +629,7 @@
         </w:tc>
         <w:tc>
           <w:tcPr>
-            <w:tcW w:w="2340" w:type="dxa"/>
+            <w:tcW w:w="2339" w:type="dxa"/>
             <w:tcBorders>
               <w:top w:val="single" w:sz="4" w:space="0" w:color="999999"/>
               <w:start w:val="single" w:sz="4" w:space="0" w:color="999999"/>
@@ -653,7 +657,7 @@
       </w:tr>
       <w:tr>
         <w:trPr>
-          <w:cantSplit/>
+          <w:cantSplit w:val="true"/>
         </w:trPr>
         <w:tc>
           <w:tcPr>
@@ -738,7 +742,7 @@
         </w:tc>
         <w:tc>
           <w:tcPr>
-            <w:tcW w:w="2340" w:type="dxa"/>
+            <w:tcW w:w="2339" w:type="dxa"/>
             <w:tcBorders>
               <w:top w:val="single" w:sz="4" w:space="0" w:color="999999"/>
               <w:start w:val="single" w:sz="4" w:space="0" w:color="999999"/>
@@ -766,7 +770,7 @@
       </w:tr>
       <w:tr>
         <w:trPr>
-          <w:cantSplit/>
+          <w:cantSplit w:val="true"/>
         </w:trPr>
         <w:tc>
           <w:tcPr>
@@ -851,7 +855,7 @@
         </w:tc>
         <w:tc>
           <w:tcPr>
-            <w:tcW w:w="2340" w:type="dxa"/>
+            <w:tcW w:w="2339" w:type="dxa"/>
             <w:tcBorders>
               <w:top w:val="single" w:sz="4" w:space="0" w:color="999999"/>
               <w:start w:val="single" w:sz="4" w:space="0" w:color="999999"/>
@@ -879,7 +883,7 @@
       </w:tr>
       <w:tr>
         <w:trPr>
-          <w:cantSplit/>
+          <w:cantSplit w:val="true"/>
         </w:trPr>
         <w:tc>
           <w:tcPr>
@@ -964,7 +968,7 @@
         </w:tc>
         <w:tc>
           <w:tcPr>
-            <w:tcW w:w="2340" w:type="dxa"/>
+            <w:tcW w:w="2339" w:type="dxa"/>
             <w:tcBorders>
               <w:top w:val="single" w:sz="4" w:space="0" w:color="999999"/>
               <w:start w:val="single" w:sz="4" w:space="0" w:color="999999"/>
@@ -1025,18 +1029,19 @@
         <w:pStyle w:val="BodyText"/>
         <w:rPr/>
       </w:pPr>
+      <w:bookmarkStart w:id="1" w:name="sec%3Aintroducao"/>
       <w:r>
         <w:rPr/>
         <w:t>A contribuição central é uma especificação operacional candidata, composta por matriz de critérios e indicadores candidatos e por um fluxo de validação institucional, que articula evidência científica, dimensão, critério, indicador observável, parametrização multicritério futura, veto não compensatório e decisão pública rastreável. O mapeamento bibliométrico, a síntese temática e a busca de sensibilidade formam camadas articuladas de evidência para orientar essa parametrização e validação futuras, deslocando o foco do artigo da gestão da informação de manutenção por BIM para a estruturação auditável da priorização sustentável.</w:t>
       </w:r>
-      <w:bookmarkEnd w:id="0"/>
+      <w:bookmarkEnd w:id="1"/>
     </w:p>
     <w:p>
       <w:pPr>
         <w:pStyle w:val="Heading1"/>
         <w:rPr/>
       </w:pPr>
-      <w:bookmarkStart w:id="1" w:name="sec%3Ametodo"/>
+      <w:bookmarkStart w:id="2" w:name="sec%3Ametodo"/>
       <w:r>
         <w:rPr>
           <w:rStyle w:val="SectionNumber"/>
@@ -1064,7 +1069,8 @@
         <w:pStyle w:val="Heading2"/>
         <w:rPr/>
       </w:pPr>
-      <w:bookmarkStart w:id="2" w:name="conjuntos-analíticos"/>
+      <w:bookmarkStart w:id="3" w:name="conjuntos-analíticos"/>
+      <w:bookmarkEnd w:id="3"/>
       <w:r>
         <w:rPr>
           <w:rStyle w:val="SectionNumber"/>
@@ -1122,7 +1128,7 @@
       <w:tblPr>
         <w:tblW w:w="9360" w:type="dxa"/>
         <w:jc w:val="start"/>
-        <w:tblInd w:w="103" w:type="dxa"/>
+        <w:tblInd w:w="113" w:type="dxa"/>
         <w:tblLayout w:type="fixed"/>
         <w:tblCellMar>
           <w:top w:w="0" w:type="dxa"/>
@@ -1130,7 +1136,7 @@
           <w:bottom w:w="0" w:type="dxa"/>
           <w:end w:w="108" w:type="dxa"/>
         </w:tblCellMar>
-        <w:tblLook w:val="04a0" w:firstRow="1" w:noVBand="1" w:lastRow="0" w:firstColumn="1" w:lastColumn="0" w:noHBand="0"/>
+        <w:tblLook w:val="04a0" w:noHBand="0" w:noVBand="1" w:firstColumn="1" w:lastRow="0" w:lastColumn="0" w:firstRow="1"/>
       </w:tblPr>
       <w:tblGrid>
         <w:gridCol w:w="3120"/>
@@ -1140,7 +1146,7 @@
       <w:tr>
         <w:trPr>
           <w:tblHeader w:val="true"/>
-          <w:cantSplit/>
+          <w:cantSplit w:val="true"/>
         </w:trPr>
         <w:tc>
           <w:tcPr>
@@ -1229,7 +1235,7 @@
       </w:tr>
       <w:tr>
         <w:trPr>
-          <w:cantSplit/>
+          <w:cantSplit w:val="true"/>
         </w:trPr>
         <w:tc>
           <w:tcPr>
@@ -1315,7 +1321,7 @@
       </w:tr>
       <w:tr>
         <w:trPr>
-          <w:cantSplit/>
+          <w:cantSplit w:val="true"/>
         </w:trPr>
         <w:tc>
           <w:tcPr>
@@ -1401,7 +1407,7 @@
       </w:tr>
       <w:tr>
         <w:trPr>
-          <w:cantSplit/>
+          <w:cantSplit w:val="true"/>
         </w:trPr>
         <w:tc>
           <w:tcPr>
@@ -1487,7 +1493,7 @@
       </w:tr>
       <w:tr>
         <w:trPr>
-          <w:cantSplit/>
+          <w:cantSplit w:val="true"/>
         </w:trPr>
         <w:tc>
           <w:tcPr>
@@ -1573,7 +1579,7 @@
       </w:tr>
       <w:tr>
         <w:trPr>
-          <w:cantSplit/>
+          <w:cantSplit w:val="true"/>
         </w:trPr>
         <w:tc>
           <w:tcPr>
@@ -1702,7 +1708,7 @@
       <w:tblPr>
         <w:tblW w:w="9360" w:type="dxa"/>
         <w:jc w:val="start"/>
-        <w:tblInd w:w="103" w:type="dxa"/>
+        <w:tblInd w:w="113" w:type="dxa"/>
         <w:tblLayout w:type="fixed"/>
         <w:tblCellMar>
           <w:top w:w="0" w:type="dxa"/>
@@ -1710,7 +1716,7 @@
           <w:bottom w:w="0" w:type="dxa"/>
           <w:end w:w="108" w:type="dxa"/>
         </w:tblCellMar>
-        <w:tblLook w:val="04a0" w:firstRow="1" w:noVBand="1" w:lastRow="0" w:firstColumn="1" w:lastColumn="0" w:noHBand="0"/>
+        <w:tblLook w:val="04a0" w:noHBand="0" w:noVBand="1" w:firstColumn="1" w:lastRow="0" w:lastColumn="0" w:firstRow="1"/>
       </w:tblPr>
       <w:tblGrid>
         <w:gridCol w:w="1872"/>
@@ -1722,7 +1728,7 @@
       <w:tr>
         <w:trPr>
           <w:tblHeader w:val="true"/>
-          <w:cantSplit/>
+          <w:cantSplit w:val="true"/>
         </w:trPr>
         <w:tc>
           <w:tcPr>
@@ -1867,7 +1873,7 @@
       </w:tr>
       <w:tr>
         <w:trPr>
-          <w:cantSplit/>
+          <w:cantSplit w:val="true"/>
         </w:trPr>
         <w:tc>
           <w:tcPr>
@@ -2007,7 +2013,7 @@
       </w:tr>
       <w:tr>
         <w:trPr>
-          <w:cantSplit/>
+          <w:cantSplit w:val="true"/>
         </w:trPr>
         <w:tc>
           <w:tcPr>
@@ -2147,7 +2153,7 @@
       </w:tr>
       <w:tr>
         <w:trPr>
-          <w:cantSplit/>
+          <w:cantSplit w:val="true"/>
         </w:trPr>
         <w:tc>
           <w:tcPr>
@@ -2287,7 +2293,7 @@
       </w:tr>
       <w:tr>
         <w:trPr>
-          <w:cantSplit/>
+          <w:cantSplit w:val="true"/>
         </w:trPr>
         <w:tc>
           <w:tcPr>
@@ -2427,7 +2433,7 @@
       </w:tr>
       <w:tr>
         <w:trPr>
-          <w:cantSplit/>
+          <w:cantSplit w:val="true"/>
         </w:trPr>
         <w:tc>
           <w:tcPr>
@@ -2567,7 +2573,7 @@
       </w:tr>
       <w:tr>
         <w:trPr>
-          <w:cantSplit/>
+          <w:cantSplit w:val="true"/>
         </w:trPr>
         <w:tc>
           <w:tcPr>
@@ -2707,7 +2713,7 @@
       </w:tr>
       <w:tr>
         <w:trPr>
-          <w:cantSplit/>
+          <w:cantSplit w:val="true"/>
         </w:trPr>
         <w:tc>
           <w:tcPr>
@@ -2854,14 +2860,17 @@
       <w:r>
         <w:rPr/>
       </w:r>
-      <w:bookmarkEnd w:id="2"/>
+      <w:bookmarkStart w:id="4" w:name="conjuntos-analíticos"/>
+      <w:bookmarkStart w:id="5" w:name="conjuntos-analíticos"/>
+      <w:bookmarkEnd w:id="5"/>
     </w:p>
     <w:p>
       <w:pPr>
         <w:pStyle w:val="Heading2"/>
         <w:rPr/>
       </w:pPr>
-      <w:bookmarkStart w:id="3" w:name="estratégia-de-busca"/>
+      <w:bookmarkStart w:id="6" w:name="estratégia-de-busca"/>
+      <w:bookmarkEnd w:id="6"/>
       <w:r>
         <w:rPr>
           <w:rStyle w:val="SectionNumber"/>
@@ -2949,7 +2958,7 @@
       <w:tblPr>
         <w:tblW w:w="9360" w:type="dxa"/>
         <w:jc w:val="start"/>
-        <w:tblInd w:w="103" w:type="dxa"/>
+        <w:tblInd w:w="113" w:type="dxa"/>
         <w:tblLayout w:type="fixed"/>
         <w:tblCellMar>
           <w:top w:w="0" w:type="dxa"/>
@@ -2957,7 +2966,7 @@
           <w:bottom w:w="0" w:type="dxa"/>
           <w:end w:w="108" w:type="dxa"/>
         </w:tblCellMar>
-        <w:tblLook w:val="04a0" w:firstRow="1" w:noVBand="1" w:lastRow="0" w:firstColumn="1" w:lastColumn="0" w:noHBand="0"/>
+        <w:tblLook w:val="04a0" w:noHBand="0" w:noVBand="1" w:firstColumn="1" w:lastRow="0" w:lastColumn="0" w:firstRow="1"/>
       </w:tblPr>
       <w:tblGrid>
         <w:gridCol w:w="1560"/>
@@ -2965,12 +2974,12 @@
         <w:gridCol w:w="1561"/>
         <w:gridCol w:w="1560"/>
         <w:gridCol w:w="1559"/>
-        <w:gridCol w:w="1561"/>
+        <w:gridCol w:w="1560"/>
       </w:tblGrid>
       <w:tr>
         <w:trPr>
           <w:tblHeader w:val="true"/>
-          <w:cantSplit/>
+          <w:cantSplit w:val="true"/>
         </w:trPr>
         <w:tc>
           <w:tcPr>
@@ -3114,7 +3123,7 @@
         </w:tc>
         <w:tc>
           <w:tcPr>
-            <w:tcW w:w="1561" w:type="dxa"/>
+            <w:tcW w:w="1560" w:type="dxa"/>
             <w:tcBorders>
               <w:top w:val="single" w:sz="4" w:space="0" w:color="999999"/>
               <w:start w:val="single" w:sz="4" w:space="0" w:color="999999"/>
@@ -3143,7 +3152,7 @@
       </w:tr>
       <w:tr>
         <w:trPr>
-          <w:cantSplit/>
+          <w:cantSplit w:val="true"/>
         </w:trPr>
         <w:tc>
           <w:tcPr>
@@ -3282,7 +3291,7 @@
         </w:tc>
         <w:tc>
           <w:tcPr>
-            <w:tcW w:w="1561" w:type="dxa"/>
+            <w:tcW w:w="1560" w:type="dxa"/>
             <w:tcBorders>
               <w:top w:val="single" w:sz="4" w:space="0" w:color="999999"/>
               <w:start w:val="single" w:sz="4" w:space="0" w:color="999999"/>
@@ -3310,7 +3319,7 @@
       </w:tr>
       <w:tr>
         <w:trPr>
-          <w:cantSplit/>
+          <w:cantSplit w:val="true"/>
         </w:trPr>
         <w:tc>
           <w:tcPr>
@@ -3449,7 +3458,7 @@
         </w:tc>
         <w:tc>
           <w:tcPr>
-            <w:tcW w:w="1561" w:type="dxa"/>
+            <w:tcW w:w="1560" w:type="dxa"/>
             <w:tcBorders>
               <w:top w:val="single" w:sz="4" w:space="0" w:color="999999"/>
               <w:start w:val="single" w:sz="4" w:space="0" w:color="999999"/>
@@ -3477,7 +3486,7 @@
       </w:tr>
       <w:tr>
         <w:trPr>
-          <w:cantSplit/>
+          <w:cantSplit w:val="true"/>
         </w:trPr>
         <w:tc>
           <w:tcPr>
@@ -3616,7 +3625,7 @@
         </w:tc>
         <w:tc>
           <w:tcPr>
-            <w:tcW w:w="1561" w:type="dxa"/>
+            <w:tcW w:w="1560" w:type="dxa"/>
             <w:tcBorders>
               <w:top w:val="single" w:sz="4" w:space="0" w:color="999999"/>
               <w:start w:val="single" w:sz="4" w:space="0" w:color="999999"/>
@@ -3644,7 +3653,7 @@
       </w:tr>
       <w:tr>
         <w:trPr>
-          <w:cantSplit/>
+          <w:cantSplit w:val="true"/>
         </w:trPr>
         <w:tc>
           <w:tcPr>
@@ -3774,7 +3783,7 @@
         </w:tc>
         <w:tc>
           <w:tcPr>
-            <w:tcW w:w="1561" w:type="dxa"/>
+            <w:tcW w:w="1560" w:type="dxa"/>
             <w:tcBorders>
               <w:top w:val="single" w:sz="4" w:space="0" w:color="999999"/>
               <w:start w:val="single" w:sz="4" w:space="0" w:color="999999"/>
@@ -3802,7 +3811,7 @@
       </w:tr>
       <w:tr>
         <w:trPr>
-          <w:cantSplit/>
+          <w:cantSplit w:val="true"/>
         </w:trPr>
         <w:tc>
           <w:tcPr>
@@ -3941,7 +3950,7 @@
         </w:tc>
         <w:tc>
           <w:tcPr>
-            <w:tcW w:w="1561" w:type="dxa"/>
+            <w:tcW w:w="1560" w:type="dxa"/>
             <w:tcBorders>
               <w:top w:val="single" w:sz="4" w:space="0" w:color="999999"/>
               <w:start w:val="single" w:sz="4" w:space="0" w:color="999999"/>
@@ -3969,7 +3978,7 @@
       </w:tr>
       <w:tr>
         <w:trPr>
-          <w:cantSplit/>
+          <w:cantSplit w:val="true"/>
         </w:trPr>
         <w:tc>
           <w:tcPr>
@@ -4108,7 +4117,7 @@
         </w:tc>
         <w:tc>
           <w:tcPr>
-            <w:tcW w:w="1561" w:type="dxa"/>
+            <w:tcW w:w="1560" w:type="dxa"/>
             <w:tcBorders>
               <w:top w:val="single" w:sz="4" w:space="0" w:color="999999"/>
               <w:start w:val="single" w:sz="4" w:space="0" w:color="999999"/>
@@ -4136,7 +4145,7 @@
       </w:tr>
       <w:tr>
         <w:trPr>
-          <w:cantSplit/>
+          <w:cantSplit w:val="true"/>
         </w:trPr>
         <w:tc>
           <w:tcPr>
@@ -4275,7 +4284,7 @@
         </w:tc>
         <w:tc>
           <w:tcPr>
-            <w:tcW w:w="1561" w:type="dxa"/>
+            <w:tcW w:w="1560" w:type="dxa"/>
             <w:tcBorders>
               <w:top w:val="single" w:sz="4" w:space="0" w:color="999999"/>
               <w:start w:val="single" w:sz="4" w:space="0" w:color="999999"/>
@@ -4303,7 +4312,7 @@
       </w:tr>
       <w:tr>
         <w:trPr>
-          <w:cantSplit/>
+          <w:cantSplit w:val="true"/>
         </w:trPr>
         <w:tc>
           <w:tcPr>
@@ -4433,7 +4442,7 @@
         </w:tc>
         <w:tc>
           <w:tcPr>
-            <w:tcW w:w="1561" w:type="dxa"/>
+            <w:tcW w:w="1560" w:type="dxa"/>
             <w:tcBorders>
               <w:top w:val="single" w:sz="4" w:space="0" w:color="999999"/>
               <w:start w:val="single" w:sz="4" w:space="0" w:color="999999"/>
@@ -4504,7 +4513,7 @@
       <w:tblPr>
         <w:tblW w:w="9360" w:type="dxa"/>
         <w:jc w:val="start"/>
-        <w:tblInd w:w="103" w:type="dxa"/>
+        <w:tblInd w:w="113" w:type="dxa"/>
         <w:tblLayout w:type="fixed"/>
         <w:tblCellMar>
           <w:top w:w="0" w:type="dxa"/>
@@ -4512,7 +4521,7 @@
           <w:bottom w:w="0" w:type="dxa"/>
           <w:end w:w="108" w:type="dxa"/>
         </w:tblCellMar>
-        <w:tblLook w:val="04a0" w:firstRow="1" w:noVBand="1" w:lastRow="0" w:firstColumn="1" w:lastColumn="0" w:noHBand="0"/>
+        <w:tblLook w:val="04a0" w:noHBand="0" w:noVBand="1" w:firstColumn="1" w:lastRow="0" w:lastColumn="0" w:firstRow="1"/>
       </w:tblPr>
       <w:tblGrid>
         <w:gridCol w:w="3120"/>
@@ -4522,7 +4531,7 @@
       <w:tr>
         <w:trPr>
           <w:tblHeader w:val="true"/>
-          <w:cantSplit/>
+          <w:cantSplit w:val="true"/>
         </w:trPr>
         <w:tc>
           <w:tcPr>
@@ -4611,7 +4620,7 @@
       </w:tr>
       <w:tr>
         <w:trPr>
-          <w:cantSplit/>
+          <w:cantSplit w:val="true"/>
         </w:trPr>
         <w:tc>
           <w:tcPr>
@@ -4697,7 +4706,7 @@
       </w:tr>
       <w:tr>
         <w:trPr>
-          <w:cantSplit/>
+          <w:cantSplit w:val="true"/>
         </w:trPr>
         <w:tc>
           <w:tcPr>
@@ -4783,7 +4792,7 @@
       </w:tr>
       <w:tr>
         <w:trPr>
-          <w:cantSplit/>
+          <w:cantSplit w:val="true"/>
         </w:trPr>
         <w:tc>
           <w:tcPr>
@@ -4869,7 +4878,7 @@
       </w:tr>
       <w:tr>
         <w:trPr>
-          <w:cantSplit/>
+          <w:cantSplit w:val="true"/>
         </w:trPr>
         <w:tc>
           <w:tcPr>
@@ -4955,7 +4964,7 @@
       </w:tr>
       <w:tr>
         <w:trPr>
-          <w:cantSplit/>
+          <w:cantSplit w:val="true"/>
         </w:trPr>
         <w:tc>
           <w:tcPr>
@@ -5041,7 +5050,7 @@
       </w:tr>
       <w:tr>
         <w:trPr>
-          <w:cantSplit/>
+          <w:cantSplit w:val="true"/>
         </w:trPr>
         <w:tc>
           <w:tcPr>
@@ -5127,7 +5136,7 @@
       </w:tr>
       <w:tr>
         <w:trPr>
-          <w:cantSplit/>
+          <w:cantSplit w:val="true"/>
         </w:trPr>
         <w:tc>
           <w:tcPr>
@@ -5220,14 +5229,16 @@
       <w:r>
         <w:rPr/>
       </w:r>
-      <w:bookmarkEnd w:id="3"/>
+      <w:bookmarkStart w:id="7" w:name="estratégia-de-busca"/>
+      <w:bookmarkStart w:id="8" w:name="estratégia-de-busca"/>
+      <w:bookmarkEnd w:id="8"/>
     </w:p>
     <w:p>
       <w:pPr>
         <w:pStyle w:val="Heading2"/>
         <w:rPr/>
       </w:pPr>
-      <w:bookmarkStart w:id="4" w:name="X961280b3a45a67e41e71da47b94b36fd32344d7"/>
+      <w:bookmarkStart w:id="9" w:name="X961280b3a45a67e41e71da47b94b36fd32344d7"/>
       <w:r>
         <w:rPr>
           <w:rStyle w:val="SectionNumber"/>
@@ -5255,18 +5266,19 @@
         <w:pStyle w:val="BodyText"/>
         <w:rPr/>
       </w:pPr>
+      <w:bookmarkStart w:id="10" w:name="X961280b3a45a67e41e71da47b94b36fd32344d7"/>
       <w:r>
         <w:rPr/>
         <w:t>A aplicação dessas regras consolidou 12.118 ocorrências em 9.542 registros únicos, removendo 2.576 repetições. Dos 1.808 grupos com duplicidade, 1.635 foram agrupados por DOI e 173 por título normalizado, com 98 conflitos de identificadores mantidos separados. A Tabela S1 do material suplementar apresenta os indicadores completos.</w:t>
       </w:r>
-      <w:bookmarkEnd w:id="4"/>
+      <w:bookmarkEnd w:id="10"/>
     </w:p>
     <w:p>
       <w:pPr>
         <w:pStyle w:val="Heading2"/>
         <w:rPr/>
       </w:pPr>
-      <w:bookmarkStart w:id="5" w:name="triagem-e-auditoria"/>
+      <w:bookmarkStart w:id="11" w:name="triagem-e-auditoria"/>
       <w:r>
         <w:rPr>
           <w:rStyle w:val="SectionNumber"/>
@@ -5324,7 +5336,7 @@
       <w:tblPr>
         <w:tblW w:w="9360" w:type="dxa"/>
         <w:jc w:val="start"/>
-        <w:tblInd w:w="103" w:type="dxa"/>
+        <w:tblInd w:w="113" w:type="dxa"/>
         <w:tblLayout w:type="fixed"/>
         <w:tblCellMar>
           <w:top w:w="0" w:type="dxa"/>
@@ -5332,7 +5344,7 @@
           <w:bottom w:w="0" w:type="dxa"/>
           <w:end w:w="108" w:type="dxa"/>
         </w:tblCellMar>
-        <w:tblLook w:val="04a0" w:firstRow="1" w:noVBand="1" w:lastRow="0" w:firstColumn="1" w:lastColumn="0" w:noHBand="0"/>
+        <w:tblLook w:val="04a0" w:noHBand="0" w:noVBand="1" w:firstColumn="1" w:lastRow="0" w:lastColumn="0" w:firstRow="1"/>
       </w:tblPr>
       <w:tblGrid>
         <w:gridCol w:w="1170"/>
@@ -5342,12 +5354,12 @@
         <w:gridCol w:w="1170"/>
         <w:gridCol w:w="1170"/>
         <w:gridCol w:w="1170"/>
-        <w:gridCol w:w="1170"/>
+        <w:gridCol w:w="1169"/>
       </w:tblGrid>
       <w:tr>
         <w:trPr>
           <w:tblHeader w:val="true"/>
-          <w:cantSplit/>
+          <w:cantSplit w:val="true"/>
         </w:trPr>
         <w:tc>
           <w:tcPr>
@@ -5547,7 +5559,7 @@
         </w:tc>
         <w:tc>
           <w:tcPr>
-            <w:tcW w:w="1170" w:type="dxa"/>
+            <w:tcW w:w="1169" w:type="dxa"/>
             <w:tcBorders>
               <w:top w:val="single" w:sz="4" w:space="0" w:color="999999"/>
               <w:start w:val="single" w:sz="4" w:space="0" w:color="999999"/>
@@ -5576,7 +5588,7 @@
       </w:tr>
       <w:tr>
         <w:trPr>
-          <w:cantSplit/>
+          <w:cantSplit w:val="true"/>
         </w:trPr>
         <w:tc>
           <w:tcPr>
@@ -5769,7 +5781,7 @@
         </w:tc>
         <w:tc>
           <w:tcPr>
-            <w:tcW w:w="1170" w:type="dxa"/>
+            <w:tcW w:w="1169" w:type="dxa"/>
             <w:tcBorders>
               <w:top w:val="single" w:sz="4" w:space="0" w:color="999999"/>
               <w:start w:val="single" w:sz="4" w:space="0" w:color="999999"/>
@@ -5797,7 +5809,7 @@
       </w:tr>
       <w:tr>
         <w:trPr>
-          <w:cantSplit/>
+          <w:cantSplit w:val="true"/>
         </w:trPr>
         <w:tc>
           <w:tcPr>
@@ -5990,7 +6002,7 @@
         </w:tc>
         <w:tc>
           <w:tcPr>
-            <w:tcW w:w="1170" w:type="dxa"/>
+            <w:tcW w:w="1169" w:type="dxa"/>
             <w:tcBorders>
               <w:top w:val="single" w:sz="4" w:space="0" w:color="999999"/>
               <w:start w:val="single" w:sz="4" w:space="0" w:color="999999"/>
@@ -6018,7 +6030,7 @@
       </w:tr>
       <w:tr>
         <w:trPr>
-          <w:cantSplit/>
+          <w:cantSplit w:val="true"/>
         </w:trPr>
         <w:tc>
           <w:tcPr>
@@ -6211,7 +6223,7 @@
         </w:tc>
         <w:tc>
           <w:tcPr>
-            <w:tcW w:w="1170" w:type="dxa"/>
+            <w:tcW w:w="1169" w:type="dxa"/>
             <w:tcBorders>
               <w:top w:val="single" w:sz="4" w:space="0" w:color="999999"/>
               <w:start w:val="single" w:sz="4" w:space="0" w:color="999999"/>
@@ -6239,7 +6251,7 @@
       </w:tr>
       <w:tr>
         <w:trPr>
-          <w:cantSplit/>
+          <w:cantSplit w:val="true"/>
         </w:trPr>
         <w:tc>
           <w:tcPr>
@@ -6432,7 +6444,7 @@
         </w:tc>
         <w:tc>
           <w:tcPr>
-            <w:tcW w:w="1170" w:type="dxa"/>
+            <w:tcW w:w="1169" w:type="dxa"/>
             <w:tcBorders>
               <w:top w:val="single" w:sz="4" w:space="0" w:color="999999"/>
               <w:start w:val="single" w:sz="4" w:space="0" w:color="999999"/>
@@ -6470,252 +6482,17 @@
     </w:p>
     <w:p>
       <w:pPr>
-        <w:pStyle w:val="ImageCaption"/>
-        <w:rPr/>
-      </w:pPr>
-      <w:bookmarkStart w:id="6" w:name="fig%3Afunil"/>
-      <w:r>
-        <w:rPr/>
-        <w:t>Fluxo integrado da busca principal e da busca complementar de sensibilidade</w:t>
-      </w:r>
-      <w:bookmarkEnd w:id="6"/>
-    </w:p>
-    <w:p>
-      <w:pPr>
-        <w:pStyle w:val="BodyText"/>
-        <w:rPr/>
-      </w:pPr>
-      <w:r>
-        <w:rPr/>
-        <w:t>A elegibilidade e a extração do núcleo temático apoiaram-se predominantemente em título, resumo, palavras-chave e campos estruturados. Entre 37 textos completos consultados em tarefas posteriores, 19 acrescentaram evidências específicas citadas individualmente; no lote de sensibilidade, sete dos 17 textos estavam disponíveis integralmente e cinco ampliaram resultados quantitativos, desenho de validação ou limitações. A extração identificou dimensões de sustentabilidade, critérios de priorização, métodos de apoio à decisão, contexto da edificação, ODS, ESG e lacunas relacionadas a instituições públicas de ensino superior, tratando cada categoria com respostas múltiplas e um único identificador por estudo. Dimensão e critério são categorias distintas, pois a dimensão é a categoria mais ampla (técnica-operacional, institucional, ambiental, de ciclo de vida, econômica ou social) e o critério é um atributo operacional específico dentro dela, de modo que energia, risco, conforto e segurança contam como critérios sem duplicar as seis dimensões. Definições e exemplos estão no manual de codificação mantido no repositório.</w:t>
-      </w:r>
-      <w:bookmarkEnd w:id="5"/>
-    </w:p>
-    <w:p>
-      <w:pPr>
-        <w:pStyle w:val="Heading2"/>
-        <w:rPr/>
-      </w:pPr>
-      <w:bookmarkStart w:id="7" w:name="sec%3Abuscaia"/>
-      <w:r>
-        <w:rPr>
-          <w:rStyle w:val="SectionNumber"/>
-        </w:rPr>
-        <w:t>2.5</w:t>
-      </w:r>
-      <w:r>
-        <w:rPr/>
-        <w:tab/>
-        <w:t>Busca complementar de sensibilidade para inteligência artificial e aprendizado de máquina</w:t>
-      </w:r>
-    </w:p>
-    <w:p>
-      <w:pPr>
-        <w:pStyle w:val="FirstParagraph"/>
-        <w:rPr/>
-      </w:pPr>
-      <w:r>
-        <w:rPr/>
-        <w:t>As quatro expressões booleanas do núcleo original recuperaram inteligência artificial e aprendizado de máquina apenas de forma incidental, pois nenhuma das questões originalmente formuladas, de RQ0 a RQ5, continha dicionário de termos dedicado ao tema, e o método de decisão associado à RQ3 abrangia exclusivamente instrumentos multicritério como MCDM, AHP e TOPSIS. Para verificar se essa lacuna subestimava a presença do tema no campo, uma busca complementar foi conduzida nas mesmas três bases, com expressões voltadas explicitamente a IA e aprendizado de máquina aplicados a manutenção e gestão predial, recuperando 6.728 ocorrências brutas (Tabela 4). Os registros foram normalizados no mesmo esquema de campos do núcleo original e deduplicados em cascata (DOI normalizado, identificador próprio da fonte, título normalizado exato e título aproximado confirmado por ano, autor ou periódico); do total bruto, 359 registros já constavam do corpus original e 4.889 registros únicos seguiram para auditoria temática.</w:t>
-      </w:r>
-    </w:p>
-    <w:p>
-      <w:pPr>
-        <w:pStyle w:val="BodyText"/>
-        <w:rPr/>
-      </w:pPr>
-      <w:r>
-        <w:rPr/>
-        <w:t xml:space="preserve">A RQ6 recebeu manual de codificação próprio em dois níveis, com expressões que confirmam isoladamente uma técnica computacional, como </w:t>
-      </w:r>
-      <w:r>
-        <w:rPr>
-          <w:i/>
-          <w:iCs/>
-        </w:rPr>
-        <w:t>machine learning</w:t>
-      </w:r>
-      <w:r>
-        <w:rPr/>
-        <w:t xml:space="preserve">, </w:t>
-      </w:r>
-      <w:r>
-        <w:rPr>
-          <w:i/>
-          <w:iCs/>
-        </w:rPr>
-        <w:t>neural network</w:t>
-      </w:r>
-      <w:r>
-        <w:rPr/>
-        <w:t xml:space="preserve">, </w:t>
-      </w:r>
-      <w:r>
-        <w:rPr>
-          <w:i/>
-          <w:iCs/>
-        </w:rPr>
-        <w:t>random forest</w:t>
-      </w:r>
-      <w:r>
-        <w:rPr/>
-        <w:t xml:space="preserve"> e </w:t>
-      </w:r>
-      <w:r>
-        <w:rPr>
-          <w:i/>
-          <w:iCs/>
-        </w:rPr>
-        <w:t>large language model</w:t>
-      </w:r>
-      <w:r>
-        <w:rPr/>
-        <w:t xml:space="preserve">, e termos ambíguos que exigem contexto adicional, como manutenção preditiva, BIM, </w:t>
-      </w:r>
-      <w:r>
-        <w:rPr>
-          <w:i/>
-          <w:iCs/>
-        </w:rPr>
-        <w:t>digital twin</w:t>
-      </w:r>
-      <w:r>
-        <w:rPr/>
-        <w:t xml:space="preserve">, IoT e </w:t>
-      </w:r>
-      <w:r>
-        <w:rPr>
-          <w:i/>
-          <w:iCs/>
-        </w:rPr>
-        <w:t>decision tree</w:t>
-      </w:r>
-      <w:r>
-        <w:rPr/>
-        <w:t xml:space="preserve"> fora do contexto de algoritmo treinado. Essa distinção evita tratar manutenção preditiva, BIM ou </w:t>
-      </w:r>
-      <w:r>
-        <w:rPr>
-          <w:i/>
-          <w:iCs/>
-        </w:rPr>
-        <w:t>digital twin</w:t>
-      </w:r>
-      <w:r>
-        <w:rPr/>
-        <w:t xml:space="preserve"> como sinônimos de IA, pois plataformas digitais, modelos treinados e mecanismos de decisão ocupam níveis analíticos distintos (Das, 2025; Deng; Menassa; Kamat, 2021). Os 4.889 registros foram classificados, sem amostragem, em seis classes de evidência, com nível de confiança rebaixado por definição para registros sem resumo, concentrados no Crossref.</w:t>
-      </w:r>
-    </w:p>
-    <w:p>
-      <w:pPr>
-        <w:pStyle w:val="BodyText"/>
-        <w:rPr/>
-      </w:pPr>
-      <w:r>
-        <w:rPr/>
-        <w:t>A classificação produziu 20 candidatos novos; a revisão individual removeu oito cuja aplicação, tecnicamente confirmada, ocorria em domínio industrial, aeroespacial ou veicular sem relação com edificações, restando 12. Sete registros já pertencentes ao corpus original, antes secundários ou excluídos por um dicionário que não reconhecia IA, foram reavaliados sob a RQ6, e cinco foram promovidos ao núcleo principal e dois permaneceram secundários por não apresentarem relação explícita com a manutenção predial. Ao final, 17 registros passaram a integrar o núcleo temático, elevando-o de 104 para 121, sob o mesmo vocabulário fechado e os mesmos procedimentos do núcleo original, sem leitura de texto completo.</w:t>
-      </w:r>
-      <w:bookmarkEnd w:id="7"/>
-    </w:p>
-    <w:p>
-      <w:pPr>
-        <w:pStyle w:val="Heading2"/>
-        <w:rPr/>
-      </w:pPr>
-      <w:bookmarkStart w:id="8" w:name="reprodutibilidade-e-limites-da-automação"/>
-      <w:r>
-        <w:rPr>
-          <w:rStyle w:val="SectionNumber"/>
-        </w:rPr>
-        <w:t>2.6</w:t>
-      </w:r>
-      <w:r>
-        <w:rPr/>
-        <w:tab/>
-        <w:t>Reprodutibilidade e limites da automação</w:t>
-      </w:r>
-    </w:p>
-    <w:p>
-      <w:pPr>
-        <w:pStyle w:val="FirstParagraph"/>
-        <w:rPr/>
-      </w:pPr>
-      <w:r>
-        <w:rPr/>
-        <w:t>Consultas, exportações, manual de codificação, matrizes intermediárias, scripts determinísticos, figuras e verificações automatizadas foram versionados no repositório da pesquisa, preservando identificadores, proveniência e parâmetros que permitem recompilar resultados e produtos bibliométricos, contribuição de ciência aberta que não substitui pré-registro nem revisão independente. O caráter determinístico garante que a mesma entrada, processada com a mesma versão do código, produza a mesma saída, com a subjetividade explicitada no manual de codificação, nos limiares e nas decisões sobre casos duvidosos. O desenho priorizou fontes com metadados interoperáveis, o que delimita a cobertura de relatórios técnicos, normas internas e experiências institucionais da literatura cinzenta.</w:t>
-      </w:r>
-    </w:p>
-    <w:p>
-      <w:pPr>
-        <w:pStyle w:val="BodyText"/>
-        <w:rPr/>
-      </w:pPr>
-      <w:r>
-        <w:rPr/>
-        <w:t>Na preparação deste manuscrito para submissão, utilizou-se a ferramenta Claude (Claude Code, Anthropic, modelo Claude Sonnet 5) para reestruturação editorial, condensação textual, revisão linguística e adequação formal às normas editoriais do periódico; todas as alterações científicas e editoriais propostas foram revisadas e aprovadas pelo autor. A ferramenta não foi utilizada na concepção da pesquisa, na coleta de dados, na definição do corpus, na codificação, no cálculo dos resultados ou na criação de evidências.</w:t>
-      </w:r>
-      <w:bookmarkEnd w:id="1"/>
-      <w:bookmarkEnd w:id="8"/>
-    </w:p>
-    <w:p>
-      <w:pPr>
-        <w:pStyle w:val="Heading1"/>
-        <w:rPr/>
-      </w:pPr>
-      <w:bookmarkStart w:id="9" w:name="sec%3Aresultados"/>
-      <w:r>
-        <w:rPr>
-          <w:rStyle w:val="SectionNumber"/>
-        </w:rPr>
-        <w:t>3</w:t>
-      </w:r>
-      <w:r>
-        <w:rPr/>
-        <w:tab/>
-        <w:t>Resultados e discussão</w:t>
-      </w:r>
-    </w:p>
-    <w:p>
-      <w:pPr>
-        <w:pStyle w:val="Heading2"/>
-        <w:rPr/>
-      </w:pPr>
-      <w:bookmarkStart w:id="10" w:name="sec%3Apanorama"/>
-      <w:r>
-        <w:rPr>
-          <w:rStyle w:val="SectionNumber"/>
-        </w:rPr>
-        <w:t>3.1</w:t>
-      </w:r>
-      <w:r>
-        <w:rPr/>
-        <w:tab/>
-        <w:t>Estrutura bibliométrica e evolução do campo</w:t>
-      </w:r>
-    </w:p>
-    <w:p>
-      <w:pPr>
-        <w:pStyle w:val="FirstParagraph"/>
-        <w:rPr/>
-      </w:pPr>
-      <w:r>
-        <w:rPr/>
-        <w:t>O núcleo temático vigente reúne 121 registros publicados entre 2010 e 2026, dos quais 104 pertencem ao núcleo original e 17 foram incorporados pela busca de sensibilidade para inteligência artificial e aprendizado de máquina (Seção 2.5). Entre 2019 e 2026 concentram-se 101 registros (83,5%), com máximo de 29 estudos em 2025 (Gráfico 1). A deduplicação preservou a proveniência múltipla. Sessenta e sete registros vieram apenas da Scopus, 41 da Scopus e da Web of Science, sete apenas da Web of Science, três das três bases, dois da Scopus e do Crossref e um apenas do Crossref (Tabela 7). A baixa disponibilidade de resumos no Crossref reduziu sua contribuição à triagem.</w:t>
-      </w:r>
-    </w:p>
-    <w:p>
-      <w:pPr>
-        <w:pStyle w:val="CaptionedFigure"/>
-        <w:rPr/>
-      </w:pPr>
-      <w:bookmarkStart w:id="11" w:name="fig%3Atemporal"/>
+        <w:pStyle w:val="Normal"/>
+        <w:jc w:val="center"/>
+        <w:rPr/>
+      </w:pPr>
       <w:r>
         <w:rPr/>
         <w:drawing>
           <wp:inline distT="0" distB="0" distL="0" distR="0">
-            <wp:extent cx="4800600" cy="2800350"/>
+            <wp:extent cx="5669280" cy="2752725"/>
             <wp:effectExtent l="0" t="0" r="0" b="0"/>
-            <wp:docPr id="1" name="Picture"/>
+            <wp:docPr id="1" name="Picture 59" descr="" title=""/>
             <wp:cNvGraphicFramePr>
               <a:graphicFrameLocks xmlns:a="http://schemas.openxmlformats.org/drawingml/2006/main" noChangeAspect="1"/>
             </wp:cNvGraphicFramePr>
@@ -6723,7 +6500,7 @@
               <a:graphicData uri="http://schemas.openxmlformats.org/drawingml/2006/picture">
                 <pic:pic xmlns:pic="http://schemas.openxmlformats.org/drawingml/2006/picture">
                   <pic:nvPicPr>
-                    <pic:cNvPr id="1" name="Picture"/>
+                    <pic:cNvPr id="1" name="Picture 59" descr="" title=""/>
                     <pic:cNvPicPr>
                       <a:picLocks noChangeAspect="1" noChangeArrowheads="1"/>
                     </pic:cNvPicPr>
@@ -6737,12 +6514,11 @@
                   <pic:spPr bwMode="auto">
                     <a:xfrm>
                       <a:off x="0" y="0"/>
-                      <a:ext cx="4800600" cy="2800350"/>
+                      <a:ext cx="5669280" cy="2752725"/>
                     </a:xfrm>
                     <a:prstGeom prst="rect">
                       <a:avLst/>
                     </a:prstGeom>
-                    <a:noFill/>
                   </pic:spPr>
                 </pic:pic>
               </a:graphicData>
@@ -6758,25 +6534,64 @@
       </w:pPr>
       <w:r>
         <w:rPr/>
-        <w:t>Gráfico 1. Distribuição temporal do núcleo temático vigente</w:t>
-      </w:r>
-      <w:bookmarkEnd w:id="11"/>
+        <w:t>Fluxo integrado da busca principal e da busca complementar de sensibilidade</w:t>
+      </w:r>
     </w:p>
     <w:p>
       <w:pPr>
         <w:pStyle w:val="BodyText"/>
         <w:rPr/>
       </w:pPr>
-      <w:r>
-        <w:rPr/>
-        <w:t xml:space="preserve">Os tipos documentais foram harmonizados, reunindo </w:t>
+      <w:bookmarkStart w:id="12" w:name="triagem-e-auditoria"/>
+      <w:r>
+        <w:rPr/>
+        <w:t>A elegibilidade e a extração do núcleo temático apoiaram-se predominantemente em título, resumo, palavras-chave e campos estruturados. Entre 37 textos completos consultados em tarefas posteriores, 19 acrescentaram evidências específicas citadas individualmente; no lote de sensibilidade, sete dos 17 textos estavam disponíveis integralmente e cinco ampliaram resultados quantitativos, desenho de validação ou limitações. A extração identificou dimensões de sustentabilidade, critérios de priorização, métodos de apoio à decisão, contexto da edificação, ODS, ESG e lacunas relacionadas a instituições públicas de ensino superior, tratando cada categoria com respostas múltiplas e um único identificador por estudo. Dimensão e critério são categorias distintas, pois a dimensão é a categoria mais ampla (técnica-operacional, institucional, ambiental, de ciclo de vida, econômica ou social) e o critério é um atributo operacional específico dentro dela, de modo que energia, risco, conforto e segurança contam como critérios sem duplicar as seis dimensões. Definições e exemplos estão no manual de codificação mantido no repositório.</w:t>
+      </w:r>
+      <w:bookmarkEnd w:id="12"/>
+    </w:p>
+    <w:p>
+      <w:pPr>
+        <w:pStyle w:val="Heading2"/>
+        <w:rPr/>
+      </w:pPr>
+      <w:bookmarkStart w:id="13" w:name="sec%3Abuscaia"/>
+      <w:r>
+        <w:rPr>
+          <w:rStyle w:val="SectionNumber"/>
+        </w:rPr>
+        <w:t>2.5</w:t>
+      </w:r>
+      <w:r>
+        <w:rPr/>
+        <w:tab/>
+        <w:t>Busca complementar de sensibilidade para inteligência artificial e aprendizado de máquina</w:t>
+      </w:r>
+    </w:p>
+    <w:p>
+      <w:pPr>
+        <w:pStyle w:val="FirstParagraph"/>
+        <w:rPr/>
+      </w:pPr>
+      <w:r>
+        <w:rPr/>
+        <w:t>As quatro expressões booleanas do núcleo original recuperaram inteligência artificial e aprendizado de máquina apenas de forma incidental, pois nenhuma das questões originalmente formuladas, de RQ0 a RQ5, continha dicionário de termos dedicado ao tema, e o método de decisão associado à RQ3 abrangia exclusivamente instrumentos multicritério como MCDM, AHP e TOPSIS. Para verificar se essa lacuna subestimava a presença do tema no campo, uma busca complementar foi conduzida nas mesmas três bases, com expressões voltadas explicitamente a IA e aprendizado de máquina aplicados a manutenção e gestão predial, recuperando 6.728 ocorrências brutas (Tabela 4). Os registros foram normalizados no mesmo esquema de campos do núcleo original e deduplicados em cascata (DOI normalizado, identificador próprio da fonte, título normalizado exato e título aproximado confirmado por ano, autor ou periódico); do total bruto, 359 registros já constavam do corpus original e 4.889 registros únicos seguiram para auditoria temática.</w:t>
+      </w:r>
+    </w:p>
+    <w:p>
+      <w:pPr>
+        <w:pStyle w:val="BodyText"/>
+        <w:rPr/>
+      </w:pPr>
+      <w:r>
+        <w:rPr/>
+        <w:t xml:space="preserve">A RQ6 recebeu manual de codificação próprio em dois níveis, com expressões que confirmam isoladamente uma técnica computacional, como </w:t>
       </w:r>
       <w:r>
         <w:rPr>
           <w:i/>
           <w:iCs/>
         </w:rPr>
-        <w:t>Journal</w:t>
+        <w:t>machine learning</w:t>
       </w:r>
       <w:r>
         <w:rPr/>
@@ -6787,77 +6602,66 @@
           <w:i/>
           <w:iCs/>
         </w:rPr>
-        <w:t>JOUR</w:t>
-      </w:r>
-      <w:r>
-        <w:rPr/>
-        <w:t xml:space="preserve"> e </w:t>
+        <w:t>neural network</w:t>
+      </w:r>
+      <w:r>
+        <w:rPr/>
+        <w:t xml:space="preserve">, </w:t>
       </w:r>
       <w:r>
         <w:rPr>
           <w:i/>
           <w:iCs/>
         </w:rPr>
-        <w:t>journal-article</w:t>
-      </w:r>
-      <w:r>
-        <w:rPr/>
-        <w:t xml:space="preserve"> na categoria artigo de periódico; </w:t>
+        <w:t>random forest</w:t>
+      </w:r>
+      <w:r>
+        <w:rPr/>
+        <w:t xml:space="preserve"> e </w:t>
       </w:r>
       <w:r>
         <w:rPr>
           <w:i/>
           <w:iCs/>
         </w:rPr>
-        <w:t>Conference Proceeding</w:t>
-      </w:r>
-      <w:r>
-        <w:rPr/>
-        <w:t xml:space="preserve"> e </w:t>
+        <w:t>large language model</w:t>
+      </w:r>
+      <w:r>
+        <w:rPr/>
+        <w:t xml:space="preserve">, e termos ambíguos que exigem contexto adicional, como manutenção preditiva, BIM, </w:t>
       </w:r>
       <w:r>
         <w:rPr>
           <w:i/>
           <w:iCs/>
         </w:rPr>
-        <w:t>CPAPER</w:t>
-      </w:r>
-      <w:r>
-        <w:rPr/>
-        <w:t xml:space="preserve"> em trabalhos em evento; </w:t>
+        <w:t>digital twin</w:t>
+      </w:r>
+      <w:r>
+        <w:rPr/>
+        <w:t xml:space="preserve">, IoT e </w:t>
       </w:r>
       <w:r>
         <w:rPr>
           <w:i/>
           <w:iCs/>
         </w:rPr>
-        <w:t>Book Series</w:t>
-      </w:r>
-      <w:r>
-        <w:rPr/>
-        <w:t xml:space="preserve"> e </w:t>
+        <w:t>decision tree</w:t>
+      </w:r>
+      <w:r>
+        <w:rPr/>
+        <w:t xml:space="preserve"> fora do contexto de algoritmo treinado. Essa distinção evita tratar manutenção preditiva, BIM ou </w:t>
       </w:r>
       <w:r>
         <w:rPr>
           <w:i/>
           <w:iCs/>
         </w:rPr>
-        <w:t>Book</w:t>
-      </w:r>
-      <w:r>
-        <w:rPr/>
-        <w:t xml:space="preserve"> em livro ou série de livro. A Tabela 7 apresenta proveniência e tipologia separadamente, indicando predomínio de artigos de periódico e forte presença da Scopus; a sobreposição entre bases registra caminhos de recuperação do mesmo estudo, enquanto a avaliação da evidência depende do conteúdo de cada registro.</w:t>
-      </w:r>
-    </w:p>
-    <w:p>
-      <w:pPr>
-        <w:pStyle w:val="TableCaption"/>
-        <w:keepNext w:val="true"/>
-        <w:rPr/>
-      </w:pPr>
-      <w:r>
-        <w:rPr/>
-        <w:t>Tabela 7. Distribuição do núcleo temático vigente por base de origem e tipo documental</w:t>
+        <w:t>digital twin</w:t>
+      </w:r>
+      <w:r>
+        <w:rPr/>
+        <w:t xml:space="preserve"> como sinônimos de IA, pois plataformas digitais, modelos treinados e mecanismos de decisão ocupam níveis analíticos distintos (Das, 2025; Deng; Menassa; Kamat, 2021). Os 4.889 registros foram classificados, sem amostragem, em seis classes de evidência, com nível de confiança rebaixado por definição para registros sem resumo, concentrados no Crossref.</w:t>
       </w:r>
     </w:p>
     <w:p>
@@ -6865,1043 +6669,39 @@
         <w:pStyle w:val="BodyText"/>
         <w:rPr/>
       </w:pPr>
-      <w:r>
-        <w:rPr/>
-        <w:t>&gt;p3.7cm &gt;p1.8cm &gt;p1.8cm Y</w:t>
-      </w:r>
-    </w:p>
-    <w:tbl>
-      <w:tblPr>
-        <w:tblW w:w="9360" w:type="dxa"/>
-        <w:jc w:val="start"/>
-        <w:tblInd w:w="103" w:type="dxa"/>
-        <w:tblLayout w:type="fixed"/>
-        <w:tblCellMar>
-          <w:top w:w="0" w:type="dxa"/>
-          <w:start w:w="108" w:type="dxa"/>
-          <w:bottom w:w="0" w:type="dxa"/>
-          <w:end w:w="108" w:type="dxa"/>
-        </w:tblCellMar>
-        <w:tblLook w:val="04a0" w:firstRow="1" w:noVBand="1" w:lastRow="0" w:firstColumn="1" w:lastColumn="0" w:noHBand="0"/>
-      </w:tblPr>
-      <w:tblGrid>
-        <w:gridCol w:w="2340"/>
-        <w:gridCol w:w="2340"/>
-        <w:gridCol w:w="2340"/>
-        <w:gridCol w:w="2340"/>
-      </w:tblGrid>
-      <w:tr>
-        <w:trPr>
-          <w:tblHeader w:val="true"/>
-          <w:cantSplit/>
-        </w:trPr>
-        <w:tc>
-          <w:tcPr>
-            <w:tcW w:w="2340" w:type="dxa"/>
-            <w:tcBorders>
-              <w:top w:val="single" w:sz="4" w:space="0" w:color="999999"/>
-              <w:start w:val="single" w:sz="4" w:space="0" w:color="999999"/>
-              <w:bottom w:val="single" w:sz="4" w:space="0" w:color="999999"/>
-              <w:end w:val="single" w:sz="4" w:space="0" w:color="999999"/>
-            </w:tcBorders>
-          </w:tcPr>
-          <w:p>
-            <w:pPr>
-              <w:pStyle w:val="Normal"/>
-              <w:widowControl/>
-              <w:bidi w:val="0"/>
-              <w:spacing w:before="0" w:after="200"/>
-              <w:jc w:val="start"/>
-              <w:rPr/>
-            </w:pPr>
-            <w:r>
-              <w:rPr>
-                <w:b/>
-                <w:sz w:val="18"/>
-              </w:rPr>
-              <w:t>Categoria</w:t>
-            </w:r>
-          </w:p>
-        </w:tc>
-        <w:tc>
-          <w:tcPr>
-            <w:tcW w:w="2340" w:type="dxa"/>
-            <w:tcBorders>
-              <w:top w:val="single" w:sz="4" w:space="0" w:color="999999"/>
-              <w:start w:val="single" w:sz="4" w:space="0" w:color="999999"/>
-              <w:bottom w:val="single" w:sz="4" w:space="0" w:color="999999"/>
-              <w:end w:val="single" w:sz="4" w:space="0" w:color="999999"/>
-            </w:tcBorders>
-          </w:tcPr>
-          <w:p>
-            <w:pPr>
-              <w:pStyle w:val="Normal"/>
-              <w:widowControl/>
-              <w:bidi w:val="0"/>
-              <w:spacing w:before="0" w:after="200"/>
-              <w:jc w:val="start"/>
-              <w:rPr/>
-            </w:pPr>
-            <w:r>
-              <w:rPr>
-                <w:b/>
-                <w:sz w:val="18"/>
-              </w:rPr>
-              <w:t>Registros</w:t>
-            </w:r>
-          </w:p>
-        </w:tc>
-        <w:tc>
-          <w:tcPr>
-            <w:tcW w:w="2340" w:type="dxa"/>
-            <w:tcBorders>
-              <w:top w:val="single" w:sz="4" w:space="0" w:color="999999"/>
-              <w:start w:val="single" w:sz="4" w:space="0" w:color="999999"/>
-              <w:bottom w:val="single" w:sz="4" w:space="0" w:color="999999"/>
-              <w:end w:val="single" w:sz="4" w:space="0" w:color="999999"/>
-            </w:tcBorders>
-          </w:tcPr>
-          <w:p>
-            <w:pPr>
-              <w:pStyle w:val="Normal"/>
-              <w:widowControl/>
-              <w:bidi w:val="0"/>
-              <w:spacing w:before="0" w:after="200"/>
-              <w:jc w:val="start"/>
-              <w:rPr/>
-            </w:pPr>
-            <w:r>
-              <w:rPr>
-                <w:b/>
-                <w:sz w:val="18"/>
-              </w:rPr>
-              <w:t>% dos 121</w:t>
-            </w:r>
-          </w:p>
-        </w:tc>
-        <w:tc>
-          <w:tcPr>
-            <w:tcW w:w="2340" w:type="dxa"/>
-            <w:tcBorders>
-              <w:top w:val="single" w:sz="4" w:space="0" w:color="999999"/>
-              <w:start w:val="single" w:sz="4" w:space="0" w:color="999999"/>
-              <w:bottom w:val="single" w:sz="4" w:space="0" w:color="999999"/>
-              <w:end w:val="single" w:sz="4" w:space="0" w:color="999999"/>
-            </w:tcBorders>
-          </w:tcPr>
-          <w:p>
-            <w:pPr>
-              <w:pStyle w:val="Normal"/>
-              <w:widowControl/>
-              <w:bidi w:val="0"/>
-              <w:spacing w:before="0" w:after="200"/>
-              <w:jc w:val="start"/>
-              <w:rPr/>
-            </w:pPr>
-            <w:r>
-              <w:rPr>
-                <w:b/>
-                <w:sz w:val="18"/>
-              </w:rPr>
-              <w:t>Observação</w:t>
-            </w:r>
-          </w:p>
-        </w:tc>
-      </w:tr>
-      <w:tr>
-        <w:trPr>
-          <w:cantSplit/>
-        </w:trPr>
-        <w:tc>
-          <w:tcPr>
-            <w:tcW w:w="2340" w:type="dxa"/>
-            <w:tcBorders>
-              <w:top w:val="single" w:sz="4" w:space="0" w:color="999999"/>
-              <w:start w:val="single" w:sz="4" w:space="0" w:color="999999"/>
-              <w:bottom w:val="single" w:sz="4" w:space="0" w:color="999999"/>
-              <w:end w:val="single" w:sz="4" w:space="0" w:color="999999"/>
-            </w:tcBorders>
-          </w:tcPr>
-          <w:p>
-            <w:pPr>
-              <w:pStyle w:val="Normal"/>
-              <w:widowControl/>
-              <w:bidi w:val="0"/>
-              <w:spacing w:before="0" w:after="200"/>
-              <w:jc w:val="start"/>
-              <w:rPr/>
-            </w:pPr>
-            <w:r>
-              <w:rPr>
-                <w:sz w:val="18"/>
-              </w:rPr>
-              <w:t>A. Registros do núcleo com origem na base, respostas múltiplas</w:t>
-            </w:r>
-          </w:p>
-        </w:tc>
-        <w:tc>
-          <w:tcPr>
-            <w:tcW w:w="2340" w:type="dxa"/>
-            <w:tcBorders>
-              <w:top w:val="single" w:sz="4" w:space="0" w:color="999999"/>
-              <w:start w:val="single" w:sz="4" w:space="0" w:color="999999"/>
-              <w:bottom w:val="single" w:sz="4" w:space="0" w:color="999999"/>
-              <w:end w:val="single" w:sz="4" w:space="0" w:color="999999"/>
-            </w:tcBorders>
-          </w:tcPr>
-          <w:p>
-            <w:pPr>
-              <w:pStyle w:val="Normal"/>
-              <w:widowControl/>
-              <w:bidi w:val="0"/>
-              <w:spacing w:before="0" w:after="200"/>
-              <w:jc w:val="start"/>
-              <w:rPr/>
-            </w:pPr>
-            <w:r>
-              <w:rPr/>
-            </w:r>
-          </w:p>
-        </w:tc>
-        <w:tc>
-          <w:tcPr>
-            <w:tcW w:w="2340" w:type="dxa"/>
-            <w:tcBorders>
-              <w:top w:val="single" w:sz="4" w:space="0" w:color="999999"/>
-              <w:start w:val="single" w:sz="4" w:space="0" w:color="999999"/>
-              <w:bottom w:val="single" w:sz="4" w:space="0" w:color="999999"/>
-              <w:end w:val="single" w:sz="4" w:space="0" w:color="999999"/>
-            </w:tcBorders>
-          </w:tcPr>
-          <w:p>
-            <w:pPr>
-              <w:pStyle w:val="Normal"/>
-              <w:widowControl/>
-              <w:bidi w:val="0"/>
-              <w:spacing w:before="0" w:after="200"/>
-              <w:jc w:val="start"/>
-              <w:rPr/>
-            </w:pPr>
-            <w:r>
-              <w:rPr/>
-            </w:r>
-          </w:p>
-        </w:tc>
-        <w:tc>
-          <w:tcPr>
-            <w:tcW w:w="2340" w:type="dxa"/>
-            <w:tcBorders>
-              <w:top w:val="single" w:sz="4" w:space="0" w:color="999999"/>
-              <w:start w:val="single" w:sz="4" w:space="0" w:color="999999"/>
-              <w:bottom w:val="single" w:sz="4" w:space="0" w:color="999999"/>
-              <w:end w:val="single" w:sz="4" w:space="0" w:color="999999"/>
-            </w:tcBorders>
-          </w:tcPr>
-          <w:p>
-            <w:pPr>
-              <w:pStyle w:val="Normal"/>
-              <w:widowControl/>
-              <w:bidi w:val="0"/>
-              <w:spacing w:before="0" w:after="200"/>
-              <w:jc w:val="start"/>
-              <w:rPr/>
-            </w:pPr>
-            <w:r>
-              <w:rPr/>
-            </w:r>
-          </w:p>
-        </w:tc>
-      </w:tr>
-      <w:tr>
-        <w:trPr>
-          <w:cantSplit/>
-        </w:trPr>
-        <w:tc>
-          <w:tcPr>
-            <w:tcW w:w="2340" w:type="dxa"/>
-            <w:tcBorders>
-              <w:top w:val="single" w:sz="4" w:space="0" w:color="999999"/>
-              <w:start w:val="single" w:sz="4" w:space="0" w:color="999999"/>
-              <w:bottom w:val="single" w:sz="4" w:space="0" w:color="999999"/>
-              <w:end w:val="single" w:sz="4" w:space="0" w:color="999999"/>
-            </w:tcBorders>
-          </w:tcPr>
-          <w:p>
-            <w:pPr>
-              <w:pStyle w:val="Normal"/>
-              <w:widowControl/>
-              <w:bidi w:val="0"/>
-              <w:spacing w:before="0" w:after="200"/>
-              <w:jc w:val="start"/>
-              <w:rPr/>
-            </w:pPr>
-            <w:r>
-              <w:rPr>
-                <w:sz w:val="18"/>
-              </w:rPr>
-              <w:t>Scopus</w:t>
-            </w:r>
-          </w:p>
-        </w:tc>
-        <w:tc>
-          <w:tcPr>
-            <w:tcW w:w="2340" w:type="dxa"/>
-            <w:tcBorders>
-              <w:top w:val="single" w:sz="4" w:space="0" w:color="999999"/>
-              <w:start w:val="single" w:sz="4" w:space="0" w:color="999999"/>
-              <w:bottom w:val="single" w:sz="4" w:space="0" w:color="999999"/>
-              <w:end w:val="single" w:sz="4" w:space="0" w:color="999999"/>
-            </w:tcBorders>
-          </w:tcPr>
-          <w:p>
-            <w:pPr>
-              <w:pStyle w:val="Normal"/>
-              <w:widowControl/>
-              <w:bidi w:val="0"/>
-              <w:spacing w:before="0" w:after="200"/>
-              <w:jc w:val="start"/>
-              <w:rPr/>
-            </w:pPr>
-            <w:r>
-              <w:rPr>
-                <w:sz w:val="18"/>
-              </w:rPr>
-              <w:t>113</w:t>
-            </w:r>
-          </w:p>
-        </w:tc>
-        <w:tc>
-          <w:tcPr>
-            <w:tcW w:w="2340" w:type="dxa"/>
-            <w:tcBorders>
-              <w:top w:val="single" w:sz="4" w:space="0" w:color="999999"/>
-              <w:start w:val="single" w:sz="4" w:space="0" w:color="999999"/>
-              <w:bottom w:val="single" w:sz="4" w:space="0" w:color="999999"/>
-              <w:end w:val="single" w:sz="4" w:space="0" w:color="999999"/>
-            </w:tcBorders>
-          </w:tcPr>
-          <w:p>
-            <w:pPr>
-              <w:pStyle w:val="Normal"/>
-              <w:widowControl/>
-              <w:bidi w:val="0"/>
-              <w:spacing w:before="0" w:after="200"/>
-              <w:jc w:val="start"/>
-              <w:rPr/>
-            </w:pPr>
-            <w:r>
-              <w:rPr>
-                <w:sz w:val="18"/>
-              </w:rPr>
-              <w:t>93,4</w:t>
-            </w:r>
-          </w:p>
-        </w:tc>
-        <w:tc>
-          <w:tcPr>
-            <w:tcW w:w="2340" w:type="dxa"/>
-            <w:tcBorders>
-              <w:top w:val="single" w:sz="4" w:space="0" w:color="999999"/>
-              <w:start w:val="single" w:sz="4" w:space="0" w:color="999999"/>
-              <w:bottom w:val="single" w:sz="4" w:space="0" w:color="999999"/>
-              <w:end w:val="single" w:sz="4" w:space="0" w:color="999999"/>
-            </w:tcBorders>
-          </w:tcPr>
-          <w:p>
-            <w:pPr>
-              <w:pStyle w:val="Normal"/>
-              <w:widowControl/>
-              <w:bidi w:val="0"/>
-              <w:spacing w:before="0" w:after="200"/>
-              <w:jc w:val="start"/>
-              <w:rPr/>
-            </w:pPr>
-            <w:r>
-              <w:rPr>
-                <w:sz w:val="18"/>
-              </w:rPr>
-              <w:t>Base bibliográfica principal.</w:t>
-            </w:r>
-          </w:p>
-        </w:tc>
-      </w:tr>
-      <w:tr>
-        <w:trPr>
-          <w:cantSplit/>
-        </w:trPr>
-        <w:tc>
-          <w:tcPr>
-            <w:tcW w:w="2340" w:type="dxa"/>
-            <w:tcBorders>
-              <w:top w:val="single" w:sz="4" w:space="0" w:color="999999"/>
-              <w:start w:val="single" w:sz="4" w:space="0" w:color="999999"/>
-              <w:bottom w:val="single" w:sz="4" w:space="0" w:color="999999"/>
-              <w:end w:val="single" w:sz="4" w:space="0" w:color="999999"/>
-            </w:tcBorders>
-          </w:tcPr>
-          <w:p>
-            <w:pPr>
-              <w:pStyle w:val="Normal"/>
-              <w:widowControl/>
-              <w:bidi w:val="0"/>
-              <w:spacing w:before="0" w:after="200"/>
-              <w:jc w:val="start"/>
-              <w:rPr/>
-            </w:pPr>
-            <w:r>
-              <w:rPr>
-                <w:sz w:val="18"/>
-              </w:rPr>
-              <w:t>Web of Science</w:t>
-            </w:r>
-          </w:p>
-        </w:tc>
-        <w:tc>
-          <w:tcPr>
-            <w:tcW w:w="2340" w:type="dxa"/>
-            <w:tcBorders>
-              <w:top w:val="single" w:sz="4" w:space="0" w:color="999999"/>
-              <w:start w:val="single" w:sz="4" w:space="0" w:color="999999"/>
-              <w:bottom w:val="single" w:sz="4" w:space="0" w:color="999999"/>
-              <w:end w:val="single" w:sz="4" w:space="0" w:color="999999"/>
-            </w:tcBorders>
-          </w:tcPr>
-          <w:p>
-            <w:pPr>
-              <w:pStyle w:val="Normal"/>
-              <w:widowControl/>
-              <w:bidi w:val="0"/>
-              <w:spacing w:before="0" w:after="200"/>
-              <w:jc w:val="start"/>
-              <w:rPr/>
-            </w:pPr>
-            <w:r>
-              <w:rPr>
-                <w:sz w:val="18"/>
-              </w:rPr>
-              <w:t>51</w:t>
-            </w:r>
-          </w:p>
-        </w:tc>
-        <w:tc>
-          <w:tcPr>
-            <w:tcW w:w="2340" w:type="dxa"/>
-            <w:tcBorders>
-              <w:top w:val="single" w:sz="4" w:space="0" w:color="999999"/>
-              <w:start w:val="single" w:sz="4" w:space="0" w:color="999999"/>
-              <w:bottom w:val="single" w:sz="4" w:space="0" w:color="999999"/>
-              <w:end w:val="single" w:sz="4" w:space="0" w:color="999999"/>
-            </w:tcBorders>
-          </w:tcPr>
-          <w:p>
-            <w:pPr>
-              <w:pStyle w:val="Normal"/>
-              <w:widowControl/>
-              <w:bidi w:val="0"/>
-              <w:spacing w:before="0" w:after="200"/>
-              <w:jc w:val="start"/>
-              <w:rPr/>
-            </w:pPr>
-            <w:r>
-              <w:rPr>
-                <w:sz w:val="18"/>
-              </w:rPr>
-              <w:t>42,1</w:t>
-            </w:r>
-          </w:p>
-        </w:tc>
-        <w:tc>
-          <w:tcPr>
-            <w:tcW w:w="2340" w:type="dxa"/>
-            <w:tcBorders>
-              <w:top w:val="single" w:sz="4" w:space="0" w:color="999999"/>
-              <w:start w:val="single" w:sz="4" w:space="0" w:color="999999"/>
-              <w:bottom w:val="single" w:sz="4" w:space="0" w:color="999999"/>
-              <w:end w:val="single" w:sz="4" w:space="0" w:color="999999"/>
-            </w:tcBorders>
-          </w:tcPr>
-          <w:p>
-            <w:pPr>
-              <w:pStyle w:val="Normal"/>
-              <w:widowControl/>
-              <w:bidi w:val="0"/>
-              <w:spacing w:before="0" w:after="200"/>
-              <w:jc w:val="start"/>
-              <w:rPr/>
-            </w:pPr>
-            <w:r>
-              <w:rPr>
-                <w:sz w:val="18"/>
-              </w:rPr>
-              <w:t>Base bibliográfica independente.</w:t>
-            </w:r>
-          </w:p>
-        </w:tc>
-      </w:tr>
-      <w:tr>
-        <w:trPr>
-          <w:cantSplit/>
-        </w:trPr>
-        <w:tc>
-          <w:tcPr>
-            <w:tcW w:w="2340" w:type="dxa"/>
-            <w:tcBorders>
-              <w:top w:val="single" w:sz="4" w:space="0" w:color="999999"/>
-              <w:start w:val="single" w:sz="4" w:space="0" w:color="999999"/>
-              <w:bottom w:val="single" w:sz="4" w:space="0" w:color="999999"/>
-              <w:end w:val="single" w:sz="4" w:space="0" w:color="999999"/>
-            </w:tcBorders>
-          </w:tcPr>
-          <w:p>
-            <w:pPr>
-              <w:pStyle w:val="Normal"/>
-              <w:widowControl/>
-              <w:bidi w:val="0"/>
-              <w:spacing w:before="0" w:after="200"/>
-              <w:jc w:val="start"/>
-              <w:rPr/>
-            </w:pPr>
-            <w:r>
-              <w:rPr>
-                <w:sz w:val="18"/>
-              </w:rPr>
-              <w:t>Crossref</w:t>
-            </w:r>
-          </w:p>
-        </w:tc>
-        <w:tc>
-          <w:tcPr>
-            <w:tcW w:w="2340" w:type="dxa"/>
-            <w:tcBorders>
-              <w:top w:val="single" w:sz="4" w:space="0" w:color="999999"/>
-              <w:start w:val="single" w:sz="4" w:space="0" w:color="999999"/>
-              <w:bottom w:val="single" w:sz="4" w:space="0" w:color="999999"/>
-              <w:end w:val="single" w:sz="4" w:space="0" w:color="999999"/>
-            </w:tcBorders>
-          </w:tcPr>
-          <w:p>
-            <w:pPr>
-              <w:pStyle w:val="Normal"/>
-              <w:widowControl/>
-              <w:bidi w:val="0"/>
-              <w:spacing w:before="0" w:after="200"/>
-              <w:jc w:val="start"/>
-              <w:rPr/>
-            </w:pPr>
-            <w:r>
-              <w:rPr>
-                <w:sz w:val="18"/>
-              </w:rPr>
-              <w:t>6</w:t>
-            </w:r>
-          </w:p>
-        </w:tc>
-        <w:tc>
-          <w:tcPr>
-            <w:tcW w:w="2340" w:type="dxa"/>
-            <w:tcBorders>
-              <w:top w:val="single" w:sz="4" w:space="0" w:color="999999"/>
-              <w:start w:val="single" w:sz="4" w:space="0" w:color="999999"/>
-              <w:bottom w:val="single" w:sz="4" w:space="0" w:color="999999"/>
-              <w:end w:val="single" w:sz="4" w:space="0" w:color="999999"/>
-            </w:tcBorders>
-          </w:tcPr>
-          <w:p>
-            <w:pPr>
-              <w:pStyle w:val="Normal"/>
-              <w:widowControl/>
-              <w:bidi w:val="0"/>
-              <w:spacing w:before="0" w:after="200"/>
-              <w:jc w:val="start"/>
-              <w:rPr/>
-            </w:pPr>
-            <w:r>
-              <w:rPr>
-                <w:sz w:val="18"/>
-              </w:rPr>
-              <w:t>5,0</w:t>
-            </w:r>
-          </w:p>
-        </w:tc>
-        <w:tc>
-          <w:tcPr>
-            <w:tcW w:w="2340" w:type="dxa"/>
-            <w:tcBorders>
-              <w:top w:val="single" w:sz="4" w:space="0" w:color="999999"/>
-              <w:start w:val="single" w:sz="4" w:space="0" w:color="999999"/>
-              <w:bottom w:val="single" w:sz="4" w:space="0" w:color="999999"/>
-              <w:end w:val="single" w:sz="4" w:space="0" w:color="999999"/>
-            </w:tcBorders>
-          </w:tcPr>
-          <w:p>
-            <w:pPr>
-              <w:pStyle w:val="Normal"/>
-              <w:widowControl/>
-              <w:bidi w:val="0"/>
-              <w:spacing w:before="0" w:after="200"/>
-              <w:jc w:val="start"/>
-              <w:rPr/>
-            </w:pPr>
-            <w:r>
-              <w:rPr>
-                <w:sz w:val="18"/>
-              </w:rPr>
-              <w:t>Fonte complementar de metadados.</w:t>
-            </w:r>
-          </w:p>
-        </w:tc>
-      </w:tr>
-      <w:tr>
-        <w:trPr>
-          <w:cantSplit/>
-        </w:trPr>
-        <w:tc>
-          <w:tcPr>
-            <w:tcW w:w="2340" w:type="dxa"/>
-            <w:tcBorders>
-              <w:top w:val="single" w:sz="4" w:space="0" w:color="999999"/>
-              <w:start w:val="single" w:sz="4" w:space="0" w:color="999999"/>
-              <w:bottom w:val="single" w:sz="4" w:space="0" w:color="999999"/>
-              <w:end w:val="single" w:sz="4" w:space="0" w:color="999999"/>
-            </w:tcBorders>
-          </w:tcPr>
-          <w:p>
-            <w:pPr>
-              <w:pStyle w:val="Normal"/>
-              <w:widowControl/>
-              <w:bidi w:val="0"/>
-              <w:spacing w:before="0" w:after="200"/>
-              <w:jc w:val="start"/>
-              <w:rPr/>
-            </w:pPr>
-            <w:r>
-              <w:rPr>
-                <w:sz w:val="18"/>
-              </w:rPr>
-              <w:t>B. Tipo documental harmonizado, categorias exclusivas</w:t>
-            </w:r>
-          </w:p>
-        </w:tc>
-        <w:tc>
-          <w:tcPr>
-            <w:tcW w:w="2340" w:type="dxa"/>
-            <w:tcBorders>
-              <w:top w:val="single" w:sz="4" w:space="0" w:color="999999"/>
-              <w:start w:val="single" w:sz="4" w:space="0" w:color="999999"/>
-              <w:bottom w:val="single" w:sz="4" w:space="0" w:color="999999"/>
-              <w:end w:val="single" w:sz="4" w:space="0" w:color="999999"/>
-            </w:tcBorders>
-          </w:tcPr>
-          <w:p>
-            <w:pPr>
-              <w:pStyle w:val="Normal"/>
-              <w:widowControl/>
-              <w:bidi w:val="0"/>
-              <w:spacing w:before="0" w:after="200"/>
-              <w:jc w:val="start"/>
-              <w:rPr/>
-            </w:pPr>
-            <w:r>
-              <w:rPr/>
-            </w:r>
-          </w:p>
-        </w:tc>
-        <w:tc>
-          <w:tcPr>
-            <w:tcW w:w="2340" w:type="dxa"/>
-            <w:tcBorders>
-              <w:top w:val="single" w:sz="4" w:space="0" w:color="999999"/>
-              <w:start w:val="single" w:sz="4" w:space="0" w:color="999999"/>
-              <w:bottom w:val="single" w:sz="4" w:space="0" w:color="999999"/>
-              <w:end w:val="single" w:sz="4" w:space="0" w:color="999999"/>
-            </w:tcBorders>
-          </w:tcPr>
-          <w:p>
-            <w:pPr>
-              <w:pStyle w:val="Normal"/>
-              <w:widowControl/>
-              <w:bidi w:val="0"/>
-              <w:spacing w:before="0" w:after="200"/>
-              <w:jc w:val="start"/>
-              <w:rPr/>
-            </w:pPr>
-            <w:r>
-              <w:rPr/>
-            </w:r>
-          </w:p>
-        </w:tc>
-        <w:tc>
-          <w:tcPr>
-            <w:tcW w:w="2340" w:type="dxa"/>
-            <w:tcBorders>
-              <w:top w:val="single" w:sz="4" w:space="0" w:color="999999"/>
-              <w:start w:val="single" w:sz="4" w:space="0" w:color="999999"/>
-              <w:bottom w:val="single" w:sz="4" w:space="0" w:color="999999"/>
-              <w:end w:val="single" w:sz="4" w:space="0" w:color="999999"/>
-            </w:tcBorders>
-          </w:tcPr>
-          <w:p>
-            <w:pPr>
-              <w:pStyle w:val="Normal"/>
-              <w:widowControl/>
-              <w:bidi w:val="0"/>
-              <w:spacing w:before="0" w:after="200"/>
-              <w:jc w:val="start"/>
-              <w:rPr/>
-            </w:pPr>
-            <w:r>
-              <w:rPr/>
-            </w:r>
-          </w:p>
-        </w:tc>
-      </w:tr>
-      <w:tr>
-        <w:trPr>
-          <w:cantSplit/>
-        </w:trPr>
-        <w:tc>
-          <w:tcPr>
-            <w:tcW w:w="2340" w:type="dxa"/>
-            <w:tcBorders>
-              <w:top w:val="single" w:sz="4" w:space="0" w:color="999999"/>
-              <w:start w:val="single" w:sz="4" w:space="0" w:color="999999"/>
-              <w:bottom w:val="single" w:sz="4" w:space="0" w:color="999999"/>
-              <w:end w:val="single" w:sz="4" w:space="0" w:color="999999"/>
-            </w:tcBorders>
-          </w:tcPr>
-          <w:p>
-            <w:pPr>
-              <w:pStyle w:val="Normal"/>
-              <w:widowControl/>
-              <w:bidi w:val="0"/>
-              <w:spacing w:before="0" w:after="200"/>
-              <w:jc w:val="start"/>
-              <w:rPr/>
-            </w:pPr>
-            <w:r>
-              <w:rPr>
-                <w:sz w:val="18"/>
-              </w:rPr>
-              <w:t>Artigo de periódico</w:t>
-            </w:r>
-          </w:p>
-        </w:tc>
-        <w:tc>
-          <w:tcPr>
-            <w:tcW w:w="2340" w:type="dxa"/>
-            <w:tcBorders>
-              <w:top w:val="single" w:sz="4" w:space="0" w:color="999999"/>
-              <w:start w:val="single" w:sz="4" w:space="0" w:color="999999"/>
-              <w:bottom w:val="single" w:sz="4" w:space="0" w:color="999999"/>
-              <w:end w:val="single" w:sz="4" w:space="0" w:color="999999"/>
-            </w:tcBorders>
-          </w:tcPr>
-          <w:p>
-            <w:pPr>
-              <w:pStyle w:val="Normal"/>
-              <w:widowControl/>
-              <w:bidi w:val="0"/>
-              <w:spacing w:before="0" w:after="200"/>
-              <w:jc w:val="start"/>
-              <w:rPr/>
-            </w:pPr>
-            <w:r>
-              <w:rPr>
-                <w:sz w:val="18"/>
-              </w:rPr>
-              <w:t>90</w:t>
-            </w:r>
-          </w:p>
-        </w:tc>
-        <w:tc>
-          <w:tcPr>
-            <w:tcW w:w="2340" w:type="dxa"/>
-            <w:tcBorders>
-              <w:top w:val="single" w:sz="4" w:space="0" w:color="999999"/>
-              <w:start w:val="single" w:sz="4" w:space="0" w:color="999999"/>
-              <w:bottom w:val="single" w:sz="4" w:space="0" w:color="999999"/>
-              <w:end w:val="single" w:sz="4" w:space="0" w:color="999999"/>
-            </w:tcBorders>
-          </w:tcPr>
-          <w:p>
-            <w:pPr>
-              <w:pStyle w:val="Normal"/>
-              <w:widowControl/>
-              <w:bidi w:val="0"/>
-              <w:spacing w:before="0" w:after="200"/>
-              <w:jc w:val="start"/>
-              <w:rPr/>
-            </w:pPr>
-            <w:r>
-              <w:rPr>
-                <w:sz w:val="18"/>
-              </w:rPr>
-              <w:t>74,4</w:t>
-            </w:r>
-          </w:p>
-        </w:tc>
-        <w:tc>
-          <w:tcPr>
-            <w:tcW w:w="2340" w:type="dxa"/>
-            <w:tcBorders>
-              <w:top w:val="single" w:sz="4" w:space="0" w:color="999999"/>
-              <w:start w:val="single" w:sz="4" w:space="0" w:color="999999"/>
-              <w:bottom w:val="single" w:sz="4" w:space="0" w:color="999999"/>
-              <w:end w:val="single" w:sz="4" w:space="0" w:color="999999"/>
-            </w:tcBorders>
-          </w:tcPr>
-          <w:p>
-            <w:pPr>
-              <w:pStyle w:val="Normal"/>
-              <w:widowControl/>
-              <w:bidi w:val="0"/>
-              <w:spacing w:before="0" w:after="200"/>
-              <w:jc w:val="start"/>
-              <w:rPr/>
-            </w:pPr>
-            <w:r>
-              <w:rPr>
-                <w:sz w:val="18"/>
-              </w:rPr>
-              <w:t>Journal, JOUR e journal-article.</w:t>
-            </w:r>
-          </w:p>
-        </w:tc>
-      </w:tr>
-      <w:tr>
-        <w:trPr>
-          <w:cantSplit/>
-        </w:trPr>
-        <w:tc>
-          <w:tcPr>
-            <w:tcW w:w="2340" w:type="dxa"/>
-            <w:tcBorders>
-              <w:top w:val="single" w:sz="4" w:space="0" w:color="999999"/>
-              <w:start w:val="single" w:sz="4" w:space="0" w:color="999999"/>
-              <w:bottom w:val="single" w:sz="4" w:space="0" w:color="999999"/>
-              <w:end w:val="single" w:sz="4" w:space="0" w:color="999999"/>
-            </w:tcBorders>
-          </w:tcPr>
-          <w:p>
-            <w:pPr>
-              <w:pStyle w:val="Normal"/>
-              <w:widowControl/>
-              <w:bidi w:val="0"/>
-              <w:spacing w:before="0" w:after="200"/>
-              <w:jc w:val="start"/>
-              <w:rPr/>
-            </w:pPr>
-            <w:r>
-              <w:rPr>
-                <w:sz w:val="18"/>
-              </w:rPr>
-              <w:t>Trabalho em evento</w:t>
-            </w:r>
-          </w:p>
-        </w:tc>
-        <w:tc>
-          <w:tcPr>
-            <w:tcW w:w="2340" w:type="dxa"/>
-            <w:tcBorders>
-              <w:top w:val="single" w:sz="4" w:space="0" w:color="999999"/>
-              <w:start w:val="single" w:sz="4" w:space="0" w:color="999999"/>
-              <w:bottom w:val="single" w:sz="4" w:space="0" w:color="999999"/>
-              <w:end w:val="single" w:sz="4" w:space="0" w:color="999999"/>
-            </w:tcBorders>
-          </w:tcPr>
-          <w:p>
-            <w:pPr>
-              <w:pStyle w:val="Normal"/>
-              <w:widowControl/>
-              <w:bidi w:val="0"/>
-              <w:spacing w:before="0" w:after="200"/>
-              <w:jc w:val="start"/>
-              <w:rPr/>
-            </w:pPr>
-            <w:r>
-              <w:rPr>
-                <w:sz w:val="18"/>
-              </w:rPr>
-              <w:t>20</w:t>
-            </w:r>
-          </w:p>
-        </w:tc>
-        <w:tc>
-          <w:tcPr>
-            <w:tcW w:w="2340" w:type="dxa"/>
-            <w:tcBorders>
-              <w:top w:val="single" w:sz="4" w:space="0" w:color="999999"/>
-              <w:start w:val="single" w:sz="4" w:space="0" w:color="999999"/>
-              <w:bottom w:val="single" w:sz="4" w:space="0" w:color="999999"/>
-              <w:end w:val="single" w:sz="4" w:space="0" w:color="999999"/>
-            </w:tcBorders>
-          </w:tcPr>
-          <w:p>
-            <w:pPr>
-              <w:pStyle w:val="Normal"/>
-              <w:widowControl/>
-              <w:bidi w:val="0"/>
-              <w:spacing w:before="0" w:after="200"/>
-              <w:jc w:val="start"/>
-              <w:rPr/>
-            </w:pPr>
-            <w:r>
-              <w:rPr>
-                <w:sz w:val="18"/>
-              </w:rPr>
-              <w:t>16,5</w:t>
-            </w:r>
-          </w:p>
-        </w:tc>
-        <w:tc>
-          <w:tcPr>
-            <w:tcW w:w="2340" w:type="dxa"/>
-            <w:tcBorders>
-              <w:top w:val="single" w:sz="4" w:space="0" w:color="999999"/>
-              <w:start w:val="single" w:sz="4" w:space="0" w:color="999999"/>
-              <w:bottom w:val="single" w:sz="4" w:space="0" w:color="999999"/>
-              <w:end w:val="single" w:sz="4" w:space="0" w:color="999999"/>
-            </w:tcBorders>
-          </w:tcPr>
-          <w:p>
-            <w:pPr>
-              <w:pStyle w:val="Normal"/>
-              <w:widowControl/>
-              <w:bidi w:val="0"/>
-              <w:spacing w:before="0" w:after="200"/>
-              <w:jc w:val="start"/>
-              <w:rPr/>
-            </w:pPr>
-            <w:r>
-              <w:rPr>
-                <w:sz w:val="18"/>
-              </w:rPr>
-              <w:t>Conference Proceeding e CPAPER.</w:t>
-            </w:r>
-          </w:p>
-        </w:tc>
-      </w:tr>
-      <w:tr>
-        <w:trPr>
-          <w:cantSplit/>
-        </w:trPr>
-        <w:tc>
-          <w:tcPr>
-            <w:tcW w:w="2340" w:type="dxa"/>
-            <w:tcBorders>
-              <w:top w:val="single" w:sz="4" w:space="0" w:color="999999"/>
-              <w:start w:val="single" w:sz="4" w:space="0" w:color="999999"/>
-              <w:bottom w:val="single" w:sz="4" w:space="0" w:color="999999"/>
-              <w:end w:val="single" w:sz="4" w:space="0" w:color="999999"/>
-            </w:tcBorders>
-          </w:tcPr>
-          <w:p>
-            <w:pPr>
-              <w:pStyle w:val="Normal"/>
-              <w:widowControl/>
-              <w:bidi w:val="0"/>
-              <w:spacing w:before="0" w:after="200"/>
-              <w:jc w:val="start"/>
-              <w:rPr/>
-            </w:pPr>
-            <w:r>
-              <w:rPr>
-                <w:sz w:val="18"/>
-              </w:rPr>
-              <w:t>Livro ou série de livro</w:t>
-            </w:r>
-          </w:p>
-        </w:tc>
-        <w:tc>
-          <w:tcPr>
-            <w:tcW w:w="2340" w:type="dxa"/>
-            <w:tcBorders>
-              <w:top w:val="single" w:sz="4" w:space="0" w:color="999999"/>
-              <w:start w:val="single" w:sz="4" w:space="0" w:color="999999"/>
-              <w:bottom w:val="single" w:sz="4" w:space="0" w:color="999999"/>
-              <w:end w:val="single" w:sz="4" w:space="0" w:color="999999"/>
-            </w:tcBorders>
-          </w:tcPr>
-          <w:p>
-            <w:pPr>
-              <w:pStyle w:val="Normal"/>
-              <w:widowControl/>
-              <w:bidi w:val="0"/>
-              <w:spacing w:before="0" w:after="200"/>
-              <w:jc w:val="start"/>
-              <w:rPr/>
-            </w:pPr>
-            <w:r>
-              <w:rPr>
-                <w:sz w:val="18"/>
-              </w:rPr>
-              <w:t>11</w:t>
-            </w:r>
-          </w:p>
-        </w:tc>
-        <w:tc>
-          <w:tcPr>
-            <w:tcW w:w="2340" w:type="dxa"/>
-            <w:tcBorders>
-              <w:top w:val="single" w:sz="4" w:space="0" w:color="999999"/>
-              <w:start w:val="single" w:sz="4" w:space="0" w:color="999999"/>
-              <w:bottom w:val="single" w:sz="4" w:space="0" w:color="999999"/>
-              <w:end w:val="single" w:sz="4" w:space="0" w:color="999999"/>
-            </w:tcBorders>
-          </w:tcPr>
-          <w:p>
-            <w:pPr>
-              <w:pStyle w:val="Normal"/>
-              <w:widowControl/>
-              <w:bidi w:val="0"/>
-              <w:spacing w:before="0" w:after="200"/>
-              <w:jc w:val="start"/>
-              <w:rPr/>
-            </w:pPr>
-            <w:r>
-              <w:rPr>
-                <w:sz w:val="18"/>
-              </w:rPr>
-              <w:t>9,1</w:t>
-            </w:r>
-          </w:p>
-        </w:tc>
-        <w:tc>
-          <w:tcPr>
-            <w:tcW w:w="2340" w:type="dxa"/>
-            <w:tcBorders>
-              <w:top w:val="single" w:sz="4" w:space="0" w:color="999999"/>
-              <w:start w:val="single" w:sz="4" w:space="0" w:color="999999"/>
-              <w:bottom w:val="single" w:sz="4" w:space="0" w:color="999999"/>
-              <w:end w:val="single" w:sz="4" w:space="0" w:color="999999"/>
-            </w:tcBorders>
-          </w:tcPr>
-          <w:p>
-            <w:pPr>
-              <w:pStyle w:val="Normal"/>
-              <w:widowControl/>
-              <w:bidi w:val="0"/>
-              <w:spacing w:before="0" w:after="200"/>
-              <w:jc w:val="start"/>
-              <w:rPr/>
-            </w:pPr>
-            <w:r>
-              <w:rPr>
-                <w:sz w:val="18"/>
-              </w:rPr>
-              <w:t>Book Series e Book.</w:t>
-            </w:r>
-          </w:p>
-        </w:tc>
-      </w:tr>
-    </w:tbl>
-    <w:p>
-      <w:pPr>
-        <w:pStyle w:val="Normal"/>
-        <w:rPr/>
-      </w:pPr>
-      <w:r>
-        <w:rPr/>
+      <w:bookmarkStart w:id="14" w:name="sec%3Abuscaia"/>
+      <w:r>
+        <w:rPr/>
+        <w:t>A classificação produziu 20 candidatos novos; a revisão individual removeu oito cuja aplicação, tecnicamente confirmada, ocorria em domínio industrial, aeroespacial ou veicular sem relação com edificações, restando 12. Sete registros já pertencentes ao corpus original, antes secundários ou excluídos por um dicionário que não reconhecia IA, foram reavaliados sob a RQ6, e cinco foram promovidos ao núcleo principal e dois permaneceram secundários por não apresentarem relação explícita com a manutenção predial. Ao final, 17 registros passaram a integrar o núcleo temático, elevando-o de 104 para 121, sob o mesmo vocabulário fechado e os mesmos procedimentos do núcleo original, sem leitura de texto completo.</w:t>
+      </w:r>
+      <w:bookmarkEnd w:id="14"/>
+    </w:p>
+    <w:p>
+      <w:pPr>
+        <w:pStyle w:val="Heading2"/>
+        <w:rPr/>
+      </w:pPr>
+      <w:bookmarkStart w:id="15" w:name="reprodutibilidade-e-limites-da-automação"/>
+      <w:r>
+        <w:rPr>
+          <w:rStyle w:val="SectionNumber"/>
+        </w:rPr>
+        <w:t>2.6</w:t>
+      </w:r>
+      <w:r>
+        <w:rPr/>
+        <w:tab/>
+        <w:t>Reprodutibilidade e limites da automação</w:t>
+      </w:r>
+    </w:p>
+    <w:p>
+      <w:pPr>
+        <w:pStyle w:val="FirstParagraph"/>
+        <w:rPr/>
+      </w:pPr>
+      <w:r>
+        <w:rPr/>
+        <w:t>Consultas, exportações, manual de codificação, matrizes intermediárias, scripts determinísticos, figuras e verificações automatizadas foram versionados no repositório da pesquisa, preservando identificadores, proveniência e parâmetros que permitem recompilar resultados e produtos bibliométricos, contribuição de ciência aberta que não substitui pré-registro nem revisão independente. O caráter determinístico garante que a mesma entrada, processada com a mesma versão do código, produza a mesma saída, com a subjetividade explicitada no manual de codificação, nos limiares e nas decisões sobre casos duvidosos. O desenho priorizou fontes com metadados interoperáveis, o que delimita a cobertura de relatórios técnicos, normas internas e experiências institucionais da literatura cinzenta.</w:t>
       </w:r>
     </w:p>
     <w:p>
@@ -7909,107 +6709,59 @@
         <w:pStyle w:val="BodyText"/>
         <w:rPr/>
       </w:pPr>
-      <w:r>
-        <w:rPr/>
-        <w:t xml:space="preserve">A camada bibliométrica, com função analítica distinta da síntese temática (cf. Método), utilizou os 372 registros com aderência simultânea ao objeto predial, à manutenção ou gestão, à sustentabilidade e à presença de método, dados ou resultados; 329 (88,4%) continham palavras-chave, 327 (87,9%) DOI e 91 (24,5%) autores. As palavras-chave foram normalizadas quanto a caixa, acentuação, singular e variantes ortográficas, reunindo, por exemplo, </w:t>
-      </w:r>
+      <w:bookmarkStart w:id="16" w:name="sec%3Ametodo"/>
+      <w:bookmarkStart w:id="17" w:name="reprodutibilidade-e-limites-da-automação"/>
+      <w:r>
+        <w:rPr/>
+        <w:t>Na preparação deste manuscrito para submissão, utilizou-se a ferramenta Claude (Claude Code, Anthropic, modelo Claude Sonnet 5) para reestruturação editorial, condensação textual, revisão linguística e adequação formal às normas editoriais do periódico; todas as alterações científicas e editoriais propostas foram revisadas e aprovadas pelo autor. A ferramenta não foi utilizada na concepção da pesquisa, na coleta de dados, na definição do corpus, na codificação, no cálculo dos resultados ou na criação de evidências.</w:t>
+      </w:r>
+      <w:bookmarkEnd w:id="16"/>
+      <w:bookmarkEnd w:id="17"/>
+    </w:p>
+    <w:p>
+      <w:pPr>
+        <w:pStyle w:val="Heading1"/>
+        <w:rPr/>
+      </w:pPr>
+      <w:bookmarkStart w:id="18" w:name="sec%3Aresultados"/>
       <w:r>
         <w:rPr>
-          <w:i/>
-          <w:iCs/>
+          <w:rStyle w:val="SectionNumber"/>
         </w:rPr>
-        <w:t>building information modeling</w:t>
-      </w:r>
-      <w:r>
-        <w:rPr/>
-        <w:t xml:space="preserve">, </w:t>
-      </w:r>
+        <w:t>3</w:t>
+      </w:r>
+      <w:r>
+        <w:rPr/>
+        <w:tab/>
+        <w:t>Resultados e discussão</w:t>
+      </w:r>
+    </w:p>
+    <w:p>
+      <w:pPr>
+        <w:pStyle w:val="Heading2"/>
+        <w:rPr/>
+      </w:pPr>
+      <w:bookmarkStart w:id="19" w:name="sec%3Apanorama"/>
       <w:r>
         <w:rPr>
-          <w:i/>
-          <w:iCs/>
+          <w:rStyle w:val="SectionNumber"/>
         </w:rPr>
-        <w:t>building information modelling</w:t>
-      </w:r>
-      <w:r>
-        <w:rPr/>
-        <w:t xml:space="preserve"> e BIM; a rede considera a coocorrência no mesmo registro, normalizada pelo cosseno das frequências marginais, e a evolução compara 157 registros de 2010–2020 com 215 de 2021–2026.</w:t>
-      </w:r>
-    </w:p>
-    <w:p>
-      <w:pPr>
-        <w:pStyle w:val="BodyText"/>
-        <w:rPr/>
-      </w:pPr>
-      <w:r>
-        <w:rPr/>
-        <w:t xml:space="preserve">O Gráfico 2 sintetiza 208 fontes, das quais o núcleo aproximado de Bradford reuniu 13, responsáveis por cerca de um terço dos registros, entre elas </w:t>
-      </w:r>
-      <w:r>
-        <w:rPr>
-          <w:i/>
-          <w:iCs/>
-        </w:rPr>
-        <w:t>Energy and Buildings</w:t>
-      </w:r>
-      <w:r>
-        <w:rPr/>
-        <w:t xml:space="preserve"> (18), </w:t>
-      </w:r>
-      <w:r>
-        <w:rPr>
-          <w:i/>
-          <w:iCs/>
-        </w:rPr>
-        <w:t>Journal of Building Engineering</w:t>
-      </w:r>
-      <w:r>
-        <w:rPr/>
-        <w:t xml:space="preserve"> (15), </w:t>
-      </w:r>
-      <w:r>
-        <w:rPr>
-          <w:i/>
-          <w:iCs/>
-        </w:rPr>
-        <w:t>Facilities</w:t>
-      </w:r>
-      <w:r>
-        <w:rPr/>
-        <w:t xml:space="preserve"> (14), </w:t>
-      </w:r>
-      <w:r>
-        <w:rPr>
-          <w:i/>
-          <w:iCs/>
-        </w:rPr>
-        <w:t>Lecture Notes in Civil Engineering</w:t>
-      </w:r>
-      <w:r>
-        <w:rPr/>
-        <w:t xml:space="preserve"> (11), </w:t>
-      </w:r>
-      <w:r>
-        <w:rPr>
-          <w:i/>
-          <w:iCs/>
-        </w:rPr>
-        <w:t>IOP Conference Series: Earth and Environmental Science</w:t>
-      </w:r>
-      <w:r>
-        <w:rPr/>
-        <w:t xml:space="preserve"> (10) e </w:t>
-      </w:r>
-      <w:r>
-        <w:rPr>
-          <w:i/>
-          <w:iCs/>
-        </w:rPr>
-        <w:t>Sustainability</w:t>
-      </w:r>
-      <w:r>
-        <w:rPr/>
-        <w:t xml:space="preserve"> (10), confirmando a interdisciplinaridade entre energia, engenharia de edificações, gestão de facilidades e sustentabilidade.</w:t>
+        <w:t>3.1</w:t>
+      </w:r>
+      <w:r>
+        <w:rPr/>
+        <w:tab/>
+        <w:t>Estrutura bibliométrica e evolução do campo</w:t>
+      </w:r>
+    </w:p>
+    <w:p>
+      <w:pPr>
+        <w:pStyle w:val="FirstParagraph"/>
+        <w:rPr/>
+      </w:pPr>
+      <w:r>
+        <w:rPr/>
+        <w:t>O núcleo temático vigente reúne 121 registros publicados entre 2010 e 2026, dos quais 104 pertencem ao núcleo original e 17 foram incorporados pela busca de sensibilidade para inteligência artificial e aprendizado de máquina (Seção 2.5). Entre 2019 e 2026 concentram-se 101 registros (83,5%), com máximo de 29 estudos em 2025 (Gráfico 1). A deduplicação preservou a proveniência múltipla. Sessenta e sete registros vieram apenas da Scopus, 41 da Scopus e da Web of Science, sete apenas da Web of Science, três das três bases, dois da Scopus e do Crossref e um apenas do Crossref (Tabela 7). A baixa disponibilidade de resumos no Crossref reduziu sua contribuição à triagem.</w:t>
       </w:r>
     </w:p>
     <w:p>
@@ -8017,14 +6769,13 @@
         <w:pStyle w:val="CaptionedFigure"/>
         <w:rPr/>
       </w:pPr>
-      <w:bookmarkStart w:id="12" w:name="fig%3Afontes372"/>
       <w:r>
         <w:rPr/>
         <w:drawing>
           <wp:inline distT="0" distB="0" distL="0" distR="0">
-            <wp:extent cx="5227320" cy="3425190"/>
+            <wp:extent cx="5334000" cy="3111500"/>
             <wp:effectExtent l="0" t="0" r="0" b="0"/>
-            <wp:docPr id="2" name="Figura2"/>
+            <wp:docPr id="2" name="Picture" descr="" title=""/>
             <wp:cNvGraphicFramePr>
               <a:graphicFrameLocks xmlns:a="http://schemas.openxmlformats.org/drawingml/2006/main" noChangeAspect="1"/>
             </wp:cNvGraphicFramePr>
@@ -8032,7 +6783,7 @@
               <a:graphicData uri="http://schemas.openxmlformats.org/drawingml/2006/picture">
                 <pic:pic xmlns:pic="http://schemas.openxmlformats.org/drawingml/2006/picture">
                   <pic:nvPicPr>
-                    <pic:cNvPr id="2" name="Figura2"/>
+                    <pic:cNvPr id="2" name="Picture" descr="" title=""/>
                     <pic:cNvPicPr>
                       <a:picLocks noChangeAspect="1" noChangeArrowheads="1"/>
                     </pic:cNvPicPr>
@@ -8046,12 +6797,11 @@
                   <pic:spPr bwMode="auto">
                     <a:xfrm>
                       <a:off x="0" y="0"/>
-                      <a:ext cx="5227320" cy="3425190"/>
+                      <a:ext cx="5334000" cy="3111500"/>
                     </a:xfrm>
                     <a:prstGeom prst="rect">
                       <a:avLst/>
                     </a:prstGeom>
-                    <a:noFill/>
                   </pic:spPr>
                 </pic:pic>
               </a:graphicData>
@@ -8067,9 +6817,8 @@
       </w:pPr>
       <w:r>
         <w:rPr/>
-        <w:t>Gráfico 2. Fontes mais frequentes no corpus bibliométrico ampliado</w:t>
-      </w:r>
-      <w:bookmarkEnd w:id="12"/>
+        <w:t>Gráfico 1. Distribuição temporal do núcleo temático vigente</w:t>
+      </w:r>
     </w:p>
     <w:p>
       <w:pPr>
@@ -8078,18 +6827,1247 @@
       </w:pPr>
       <w:r>
         <w:rPr/>
-        <w:t xml:space="preserve">O mapa temático (Gráfico 3) revelou dois eixos centrais, formados por BIM, desempenho da edificação e </w:t>
+        <w:t xml:space="preserve">Os tipos documentais foram harmonizados, reunindo </w:t>
       </w:r>
       <w:r>
         <w:rPr>
           <w:i/>
           <w:iCs/>
         </w:rPr>
-        <w:t>digital twins</w:t>
-      </w:r>
-      <w:r>
-        <w:rPr/>
-        <w:t>, com centralidade e densidade acima das medianas, e gestão de facilidades, edifícios inteligentes e manutenção preditiva, com elevada centralidade e menor densidade interna. Edificações verdes, avaliação do ciclo de vida e desenvolvimento sustentável formaram grupos mais especializados, enquanto energia, emissões e operação predial permaneceram semanticamente heterogêneas.</w:t>
+        <w:t>Journal</w:t>
+      </w:r>
+      <w:r>
+        <w:rPr/>
+        <w:t xml:space="preserve">, </w:t>
+      </w:r>
+      <w:r>
+        <w:rPr>
+          <w:i/>
+          <w:iCs/>
+        </w:rPr>
+        <w:t>JOUR</w:t>
+      </w:r>
+      <w:r>
+        <w:rPr/>
+        <w:t xml:space="preserve"> e </w:t>
+      </w:r>
+      <w:r>
+        <w:rPr>
+          <w:i/>
+          <w:iCs/>
+        </w:rPr>
+        <w:t>journal-article</w:t>
+      </w:r>
+      <w:r>
+        <w:rPr/>
+        <w:t xml:space="preserve"> na categoria artigo de periódico; </w:t>
+      </w:r>
+      <w:r>
+        <w:rPr>
+          <w:i/>
+          <w:iCs/>
+        </w:rPr>
+        <w:t>Conference Proceeding</w:t>
+      </w:r>
+      <w:r>
+        <w:rPr/>
+        <w:t xml:space="preserve"> e </w:t>
+      </w:r>
+      <w:r>
+        <w:rPr>
+          <w:i/>
+          <w:iCs/>
+        </w:rPr>
+        <w:t>CPAPER</w:t>
+      </w:r>
+      <w:r>
+        <w:rPr/>
+        <w:t xml:space="preserve"> em trabalhos em evento; </w:t>
+      </w:r>
+      <w:r>
+        <w:rPr>
+          <w:i/>
+          <w:iCs/>
+        </w:rPr>
+        <w:t>Book Series</w:t>
+      </w:r>
+      <w:r>
+        <w:rPr/>
+        <w:t xml:space="preserve"> e </w:t>
+      </w:r>
+      <w:r>
+        <w:rPr>
+          <w:i/>
+          <w:iCs/>
+        </w:rPr>
+        <w:t>Book</w:t>
+      </w:r>
+      <w:r>
+        <w:rPr/>
+        <w:t xml:space="preserve"> em livro ou série de livro. A Tabela 7 apresenta proveniência e tipologia separadamente, indicando predomínio de artigos de periódico e forte presença da Scopus; a sobreposição entre bases registra caminhos de recuperação do mesmo estudo, enquanto a avaliação da evidência depende do conteúdo de cada registro.</w:t>
+      </w:r>
+    </w:p>
+    <w:p>
+      <w:pPr>
+        <w:pStyle w:val="TableCaption"/>
+        <w:keepNext w:val="true"/>
+        <w:rPr/>
+      </w:pPr>
+      <w:r>
+        <w:rPr/>
+        <w:t>Tabela 7. Distribuição do núcleo temático vigente por base de origem e tipo documental</w:t>
+      </w:r>
+    </w:p>
+    <w:p>
+      <w:pPr>
+        <w:pStyle w:val="BodyText"/>
+        <w:rPr/>
+      </w:pPr>
+      <w:r>
+        <w:rPr/>
+        <w:t>&gt;p3.7cm &gt;p1.8cm &gt;p1.8cm Y</w:t>
+      </w:r>
+    </w:p>
+    <w:tbl>
+      <w:tblPr>
+        <w:tblW w:w="9360" w:type="dxa"/>
+        <w:jc w:val="start"/>
+        <w:tblInd w:w="113" w:type="dxa"/>
+        <w:tblLayout w:type="fixed"/>
+        <w:tblCellMar>
+          <w:top w:w="0" w:type="dxa"/>
+          <w:start w:w="108" w:type="dxa"/>
+          <w:bottom w:w="0" w:type="dxa"/>
+          <w:end w:w="108" w:type="dxa"/>
+        </w:tblCellMar>
+        <w:tblLook w:val="04a0" w:noHBand="0" w:noVBand="1" w:firstColumn="1" w:lastRow="0" w:lastColumn="0" w:firstRow="1"/>
+      </w:tblPr>
+      <w:tblGrid>
+        <w:gridCol w:w="2340"/>
+        <w:gridCol w:w="2340"/>
+        <w:gridCol w:w="2340"/>
+        <w:gridCol w:w="2339"/>
+      </w:tblGrid>
+      <w:tr>
+        <w:trPr>
+          <w:tblHeader w:val="true"/>
+          <w:cantSplit w:val="true"/>
+        </w:trPr>
+        <w:tc>
+          <w:tcPr>
+            <w:tcW w:w="2340" w:type="dxa"/>
+            <w:tcBorders>
+              <w:top w:val="single" w:sz="4" w:space="0" w:color="999999"/>
+              <w:start w:val="single" w:sz="4" w:space="0" w:color="999999"/>
+              <w:bottom w:val="single" w:sz="4" w:space="0" w:color="999999"/>
+              <w:end w:val="single" w:sz="4" w:space="0" w:color="999999"/>
+            </w:tcBorders>
+          </w:tcPr>
+          <w:p>
+            <w:pPr>
+              <w:pStyle w:val="Normal"/>
+              <w:widowControl/>
+              <w:bidi w:val="0"/>
+              <w:spacing w:before="0" w:after="200"/>
+              <w:jc w:val="start"/>
+              <w:rPr/>
+            </w:pPr>
+            <w:r>
+              <w:rPr>
+                <w:b/>
+                <w:sz w:val="18"/>
+              </w:rPr>
+              <w:t>Categoria</w:t>
+            </w:r>
+          </w:p>
+        </w:tc>
+        <w:tc>
+          <w:tcPr>
+            <w:tcW w:w="2340" w:type="dxa"/>
+            <w:tcBorders>
+              <w:top w:val="single" w:sz="4" w:space="0" w:color="999999"/>
+              <w:start w:val="single" w:sz="4" w:space="0" w:color="999999"/>
+              <w:bottom w:val="single" w:sz="4" w:space="0" w:color="999999"/>
+              <w:end w:val="single" w:sz="4" w:space="0" w:color="999999"/>
+            </w:tcBorders>
+          </w:tcPr>
+          <w:p>
+            <w:pPr>
+              <w:pStyle w:val="Normal"/>
+              <w:widowControl/>
+              <w:bidi w:val="0"/>
+              <w:spacing w:before="0" w:after="200"/>
+              <w:jc w:val="start"/>
+              <w:rPr/>
+            </w:pPr>
+            <w:r>
+              <w:rPr>
+                <w:b/>
+                <w:sz w:val="18"/>
+              </w:rPr>
+              <w:t>Registros</w:t>
+            </w:r>
+          </w:p>
+        </w:tc>
+        <w:tc>
+          <w:tcPr>
+            <w:tcW w:w="2340" w:type="dxa"/>
+            <w:tcBorders>
+              <w:top w:val="single" w:sz="4" w:space="0" w:color="999999"/>
+              <w:start w:val="single" w:sz="4" w:space="0" w:color="999999"/>
+              <w:bottom w:val="single" w:sz="4" w:space="0" w:color="999999"/>
+              <w:end w:val="single" w:sz="4" w:space="0" w:color="999999"/>
+            </w:tcBorders>
+          </w:tcPr>
+          <w:p>
+            <w:pPr>
+              <w:pStyle w:val="Normal"/>
+              <w:widowControl/>
+              <w:bidi w:val="0"/>
+              <w:spacing w:before="0" w:after="200"/>
+              <w:jc w:val="start"/>
+              <w:rPr/>
+            </w:pPr>
+            <w:r>
+              <w:rPr>
+                <w:b/>
+                <w:sz w:val="18"/>
+              </w:rPr>
+              <w:t>% dos 121</w:t>
+            </w:r>
+          </w:p>
+        </w:tc>
+        <w:tc>
+          <w:tcPr>
+            <w:tcW w:w="2339" w:type="dxa"/>
+            <w:tcBorders>
+              <w:top w:val="single" w:sz="4" w:space="0" w:color="999999"/>
+              <w:start w:val="single" w:sz="4" w:space="0" w:color="999999"/>
+              <w:bottom w:val="single" w:sz="4" w:space="0" w:color="999999"/>
+              <w:end w:val="single" w:sz="4" w:space="0" w:color="999999"/>
+            </w:tcBorders>
+          </w:tcPr>
+          <w:p>
+            <w:pPr>
+              <w:pStyle w:val="Normal"/>
+              <w:widowControl/>
+              <w:bidi w:val="0"/>
+              <w:spacing w:before="0" w:after="200"/>
+              <w:jc w:val="start"/>
+              <w:rPr/>
+            </w:pPr>
+            <w:r>
+              <w:rPr>
+                <w:b/>
+                <w:sz w:val="18"/>
+              </w:rPr>
+              <w:t>Observação</w:t>
+            </w:r>
+          </w:p>
+        </w:tc>
+      </w:tr>
+      <w:tr>
+        <w:trPr>
+          <w:cantSplit w:val="true"/>
+        </w:trPr>
+        <w:tc>
+          <w:tcPr>
+            <w:tcW w:w="2340" w:type="dxa"/>
+            <w:tcBorders>
+              <w:top w:val="single" w:sz="4" w:space="0" w:color="999999"/>
+              <w:start w:val="single" w:sz="4" w:space="0" w:color="999999"/>
+              <w:bottom w:val="single" w:sz="4" w:space="0" w:color="999999"/>
+              <w:end w:val="single" w:sz="4" w:space="0" w:color="999999"/>
+            </w:tcBorders>
+          </w:tcPr>
+          <w:p>
+            <w:pPr>
+              <w:pStyle w:val="Normal"/>
+              <w:widowControl/>
+              <w:bidi w:val="0"/>
+              <w:spacing w:before="0" w:after="200"/>
+              <w:jc w:val="start"/>
+              <w:rPr/>
+            </w:pPr>
+            <w:r>
+              <w:rPr>
+                <w:sz w:val="18"/>
+              </w:rPr>
+              <w:t>A. Registros do núcleo com origem na base, respostas múltiplas</w:t>
+            </w:r>
+          </w:p>
+        </w:tc>
+        <w:tc>
+          <w:tcPr>
+            <w:tcW w:w="2340" w:type="dxa"/>
+            <w:tcBorders>
+              <w:top w:val="single" w:sz="4" w:space="0" w:color="999999"/>
+              <w:start w:val="single" w:sz="4" w:space="0" w:color="999999"/>
+              <w:bottom w:val="single" w:sz="4" w:space="0" w:color="999999"/>
+              <w:end w:val="single" w:sz="4" w:space="0" w:color="999999"/>
+            </w:tcBorders>
+          </w:tcPr>
+          <w:p>
+            <w:pPr>
+              <w:pStyle w:val="Normal"/>
+              <w:widowControl/>
+              <w:bidi w:val="0"/>
+              <w:spacing w:before="0" w:after="200"/>
+              <w:jc w:val="start"/>
+              <w:rPr/>
+            </w:pPr>
+            <w:r>
+              <w:rPr/>
+            </w:r>
+          </w:p>
+        </w:tc>
+        <w:tc>
+          <w:tcPr>
+            <w:tcW w:w="2340" w:type="dxa"/>
+            <w:tcBorders>
+              <w:top w:val="single" w:sz="4" w:space="0" w:color="999999"/>
+              <w:start w:val="single" w:sz="4" w:space="0" w:color="999999"/>
+              <w:bottom w:val="single" w:sz="4" w:space="0" w:color="999999"/>
+              <w:end w:val="single" w:sz="4" w:space="0" w:color="999999"/>
+            </w:tcBorders>
+          </w:tcPr>
+          <w:p>
+            <w:pPr>
+              <w:pStyle w:val="Normal"/>
+              <w:widowControl/>
+              <w:bidi w:val="0"/>
+              <w:spacing w:before="0" w:after="200"/>
+              <w:jc w:val="start"/>
+              <w:rPr/>
+            </w:pPr>
+            <w:r>
+              <w:rPr/>
+            </w:r>
+          </w:p>
+        </w:tc>
+        <w:tc>
+          <w:tcPr>
+            <w:tcW w:w="2339" w:type="dxa"/>
+            <w:tcBorders>
+              <w:top w:val="single" w:sz="4" w:space="0" w:color="999999"/>
+              <w:start w:val="single" w:sz="4" w:space="0" w:color="999999"/>
+              <w:bottom w:val="single" w:sz="4" w:space="0" w:color="999999"/>
+              <w:end w:val="single" w:sz="4" w:space="0" w:color="999999"/>
+            </w:tcBorders>
+          </w:tcPr>
+          <w:p>
+            <w:pPr>
+              <w:pStyle w:val="Normal"/>
+              <w:widowControl/>
+              <w:bidi w:val="0"/>
+              <w:spacing w:before="0" w:after="200"/>
+              <w:jc w:val="start"/>
+              <w:rPr/>
+            </w:pPr>
+            <w:r>
+              <w:rPr/>
+            </w:r>
+          </w:p>
+        </w:tc>
+      </w:tr>
+      <w:tr>
+        <w:trPr>
+          <w:cantSplit w:val="true"/>
+        </w:trPr>
+        <w:tc>
+          <w:tcPr>
+            <w:tcW w:w="2340" w:type="dxa"/>
+            <w:tcBorders>
+              <w:top w:val="single" w:sz="4" w:space="0" w:color="999999"/>
+              <w:start w:val="single" w:sz="4" w:space="0" w:color="999999"/>
+              <w:bottom w:val="single" w:sz="4" w:space="0" w:color="999999"/>
+              <w:end w:val="single" w:sz="4" w:space="0" w:color="999999"/>
+            </w:tcBorders>
+          </w:tcPr>
+          <w:p>
+            <w:pPr>
+              <w:pStyle w:val="Normal"/>
+              <w:widowControl/>
+              <w:bidi w:val="0"/>
+              <w:spacing w:before="0" w:after="200"/>
+              <w:jc w:val="start"/>
+              <w:rPr/>
+            </w:pPr>
+            <w:r>
+              <w:rPr>
+                <w:sz w:val="18"/>
+              </w:rPr>
+              <w:t>Scopus</w:t>
+            </w:r>
+          </w:p>
+        </w:tc>
+        <w:tc>
+          <w:tcPr>
+            <w:tcW w:w="2340" w:type="dxa"/>
+            <w:tcBorders>
+              <w:top w:val="single" w:sz="4" w:space="0" w:color="999999"/>
+              <w:start w:val="single" w:sz="4" w:space="0" w:color="999999"/>
+              <w:bottom w:val="single" w:sz="4" w:space="0" w:color="999999"/>
+              <w:end w:val="single" w:sz="4" w:space="0" w:color="999999"/>
+            </w:tcBorders>
+          </w:tcPr>
+          <w:p>
+            <w:pPr>
+              <w:pStyle w:val="Normal"/>
+              <w:widowControl/>
+              <w:bidi w:val="0"/>
+              <w:spacing w:before="0" w:after="200"/>
+              <w:jc w:val="start"/>
+              <w:rPr/>
+            </w:pPr>
+            <w:r>
+              <w:rPr>
+                <w:sz w:val="18"/>
+              </w:rPr>
+              <w:t>113</w:t>
+            </w:r>
+          </w:p>
+        </w:tc>
+        <w:tc>
+          <w:tcPr>
+            <w:tcW w:w="2340" w:type="dxa"/>
+            <w:tcBorders>
+              <w:top w:val="single" w:sz="4" w:space="0" w:color="999999"/>
+              <w:start w:val="single" w:sz="4" w:space="0" w:color="999999"/>
+              <w:bottom w:val="single" w:sz="4" w:space="0" w:color="999999"/>
+              <w:end w:val="single" w:sz="4" w:space="0" w:color="999999"/>
+            </w:tcBorders>
+          </w:tcPr>
+          <w:p>
+            <w:pPr>
+              <w:pStyle w:val="Normal"/>
+              <w:widowControl/>
+              <w:bidi w:val="0"/>
+              <w:spacing w:before="0" w:after="200"/>
+              <w:jc w:val="start"/>
+              <w:rPr/>
+            </w:pPr>
+            <w:r>
+              <w:rPr>
+                <w:sz w:val="18"/>
+              </w:rPr>
+              <w:t>93,4</w:t>
+            </w:r>
+          </w:p>
+        </w:tc>
+        <w:tc>
+          <w:tcPr>
+            <w:tcW w:w="2339" w:type="dxa"/>
+            <w:tcBorders>
+              <w:top w:val="single" w:sz="4" w:space="0" w:color="999999"/>
+              <w:start w:val="single" w:sz="4" w:space="0" w:color="999999"/>
+              <w:bottom w:val="single" w:sz="4" w:space="0" w:color="999999"/>
+              <w:end w:val="single" w:sz="4" w:space="0" w:color="999999"/>
+            </w:tcBorders>
+          </w:tcPr>
+          <w:p>
+            <w:pPr>
+              <w:pStyle w:val="Normal"/>
+              <w:widowControl/>
+              <w:bidi w:val="0"/>
+              <w:spacing w:before="0" w:after="200"/>
+              <w:jc w:val="start"/>
+              <w:rPr/>
+            </w:pPr>
+            <w:r>
+              <w:rPr>
+                <w:sz w:val="18"/>
+              </w:rPr>
+              <w:t>Base bibliográfica principal.</w:t>
+            </w:r>
+          </w:p>
+        </w:tc>
+      </w:tr>
+      <w:tr>
+        <w:trPr>
+          <w:cantSplit w:val="true"/>
+        </w:trPr>
+        <w:tc>
+          <w:tcPr>
+            <w:tcW w:w="2340" w:type="dxa"/>
+            <w:tcBorders>
+              <w:top w:val="single" w:sz="4" w:space="0" w:color="999999"/>
+              <w:start w:val="single" w:sz="4" w:space="0" w:color="999999"/>
+              <w:bottom w:val="single" w:sz="4" w:space="0" w:color="999999"/>
+              <w:end w:val="single" w:sz="4" w:space="0" w:color="999999"/>
+            </w:tcBorders>
+          </w:tcPr>
+          <w:p>
+            <w:pPr>
+              <w:pStyle w:val="Normal"/>
+              <w:widowControl/>
+              <w:bidi w:val="0"/>
+              <w:spacing w:before="0" w:after="200"/>
+              <w:jc w:val="start"/>
+              <w:rPr/>
+            </w:pPr>
+            <w:r>
+              <w:rPr>
+                <w:sz w:val="18"/>
+              </w:rPr>
+              <w:t>Web of Science</w:t>
+            </w:r>
+          </w:p>
+        </w:tc>
+        <w:tc>
+          <w:tcPr>
+            <w:tcW w:w="2340" w:type="dxa"/>
+            <w:tcBorders>
+              <w:top w:val="single" w:sz="4" w:space="0" w:color="999999"/>
+              <w:start w:val="single" w:sz="4" w:space="0" w:color="999999"/>
+              <w:bottom w:val="single" w:sz="4" w:space="0" w:color="999999"/>
+              <w:end w:val="single" w:sz="4" w:space="0" w:color="999999"/>
+            </w:tcBorders>
+          </w:tcPr>
+          <w:p>
+            <w:pPr>
+              <w:pStyle w:val="Normal"/>
+              <w:widowControl/>
+              <w:bidi w:val="0"/>
+              <w:spacing w:before="0" w:after="200"/>
+              <w:jc w:val="start"/>
+              <w:rPr/>
+            </w:pPr>
+            <w:r>
+              <w:rPr>
+                <w:sz w:val="18"/>
+              </w:rPr>
+              <w:t>51</w:t>
+            </w:r>
+          </w:p>
+        </w:tc>
+        <w:tc>
+          <w:tcPr>
+            <w:tcW w:w="2340" w:type="dxa"/>
+            <w:tcBorders>
+              <w:top w:val="single" w:sz="4" w:space="0" w:color="999999"/>
+              <w:start w:val="single" w:sz="4" w:space="0" w:color="999999"/>
+              <w:bottom w:val="single" w:sz="4" w:space="0" w:color="999999"/>
+              <w:end w:val="single" w:sz="4" w:space="0" w:color="999999"/>
+            </w:tcBorders>
+          </w:tcPr>
+          <w:p>
+            <w:pPr>
+              <w:pStyle w:val="Normal"/>
+              <w:widowControl/>
+              <w:bidi w:val="0"/>
+              <w:spacing w:before="0" w:after="200"/>
+              <w:jc w:val="start"/>
+              <w:rPr/>
+            </w:pPr>
+            <w:r>
+              <w:rPr>
+                <w:sz w:val="18"/>
+              </w:rPr>
+              <w:t>42,1</w:t>
+            </w:r>
+          </w:p>
+        </w:tc>
+        <w:tc>
+          <w:tcPr>
+            <w:tcW w:w="2339" w:type="dxa"/>
+            <w:tcBorders>
+              <w:top w:val="single" w:sz="4" w:space="0" w:color="999999"/>
+              <w:start w:val="single" w:sz="4" w:space="0" w:color="999999"/>
+              <w:bottom w:val="single" w:sz="4" w:space="0" w:color="999999"/>
+              <w:end w:val="single" w:sz="4" w:space="0" w:color="999999"/>
+            </w:tcBorders>
+          </w:tcPr>
+          <w:p>
+            <w:pPr>
+              <w:pStyle w:val="Normal"/>
+              <w:widowControl/>
+              <w:bidi w:val="0"/>
+              <w:spacing w:before="0" w:after="200"/>
+              <w:jc w:val="start"/>
+              <w:rPr/>
+            </w:pPr>
+            <w:r>
+              <w:rPr>
+                <w:sz w:val="18"/>
+              </w:rPr>
+              <w:t>Base bibliográfica independente.</w:t>
+            </w:r>
+          </w:p>
+        </w:tc>
+      </w:tr>
+      <w:tr>
+        <w:trPr>
+          <w:cantSplit w:val="true"/>
+        </w:trPr>
+        <w:tc>
+          <w:tcPr>
+            <w:tcW w:w="2340" w:type="dxa"/>
+            <w:tcBorders>
+              <w:top w:val="single" w:sz="4" w:space="0" w:color="999999"/>
+              <w:start w:val="single" w:sz="4" w:space="0" w:color="999999"/>
+              <w:bottom w:val="single" w:sz="4" w:space="0" w:color="999999"/>
+              <w:end w:val="single" w:sz="4" w:space="0" w:color="999999"/>
+            </w:tcBorders>
+          </w:tcPr>
+          <w:p>
+            <w:pPr>
+              <w:pStyle w:val="Normal"/>
+              <w:widowControl/>
+              <w:bidi w:val="0"/>
+              <w:spacing w:before="0" w:after="200"/>
+              <w:jc w:val="start"/>
+              <w:rPr/>
+            </w:pPr>
+            <w:r>
+              <w:rPr>
+                <w:sz w:val="18"/>
+              </w:rPr>
+              <w:t>Crossref</w:t>
+            </w:r>
+          </w:p>
+        </w:tc>
+        <w:tc>
+          <w:tcPr>
+            <w:tcW w:w="2340" w:type="dxa"/>
+            <w:tcBorders>
+              <w:top w:val="single" w:sz="4" w:space="0" w:color="999999"/>
+              <w:start w:val="single" w:sz="4" w:space="0" w:color="999999"/>
+              <w:bottom w:val="single" w:sz="4" w:space="0" w:color="999999"/>
+              <w:end w:val="single" w:sz="4" w:space="0" w:color="999999"/>
+            </w:tcBorders>
+          </w:tcPr>
+          <w:p>
+            <w:pPr>
+              <w:pStyle w:val="Normal"/>
+              <w:widowControl/>
+              <w:bidi w:val="0"/>
+              <w:spacing w:before="0" w:after="200"/>
+              <w:jc w:val="start"/>
+              <w:rPr/>
+            </w:pPr>
+            <w:r>
+              <w:rPr>
+                <w:sz w:val="18"/>
+              </w:rPr>
+              <w:t>6</w:t>
+            </w:r>
+          </w:p>
+        </w:tc>
+        <w:tc>
+          <w:tcPr>
+            <w:tcW w:w="2340" w:type="dxa"/>
+            <w:tcBorders>
+              <w:top w:val="single" w:sz="4" w:space="0" w:color="999999"/>
+              <w:start w:val="single" w:sz="4" w:space="0" w:color="999999"/>
+              <w:bottom w:val="single" w:sz="4" w:space="0" w:color="999999"/>
+              <w:end w:val="single" w:sz="4" w:space="0" w:color="999999"/>
+            </w:tcBorders>
+          </w:tcPr>
+          <w:p>
+            <w:pPr>
+              <w:pStyle w:val="Normal"/>
+              <w:widowControl/>
+              <w:bidi w:val="0"/>
+              <w:spacing w:before="0" w:after="200"/>
+              <w:jc w:val="start"/>
+              <w:rPr/>
+            </w:pPr>
+            <w:r>
+              <w:rPr>
+                <w:sz w:val="18"/>
+              </w:rPr>
+              <w:t>5,0</w:t>
+            </w:r>
+          </w:p>
+        </w:tc>
+        <w:tc>
+          <w:tcPr>
+            <w:tcW w:w="2339" w:type="dxa"/>
+            <w:tcBorders>
+              <w:top w:val="single" w:sz="4" w:space="0" w:color="999999"/>
+              <w:start w:val="single" w:sz="4" w:space="0" w:color="999999"/>
+              <w:bottom w:val="single" w:sz="4" w:space="0" w:color="999999"/>
+              <w:end w:val="single" w:sz="4" w:space="0" w:color="999999"/>
+            </w:tcBorders>
+          </w:tcPr>
+          <w:p>
+            <w:pPr>
+              <w:pStyle w:val="Normal"/>
+              <w:widowControl/>
+              <w:bidi w:val="0"/>
+              <w:spacing w:before="0" w:after="200"/>
+              <w:jc w:val="start"/>
+              <w:rPr/>
+            </w:pPr>
+            <w:r>
+              <w:rPr>
+                <w:sz w:val="18"/>
+              </w:rPr>
+              <w:t>Fonte complementar de metadados.</w:t>
+            </w:r>
+          </w:p>
+        </w:tc>
+      </w:tr>
+      <w:tr>
+        <w:trPr>
+          <w:cantSplit w:val="true"/>
+        </w:trPr>
+        <w:tc>
+          <w:tcPr>
+            <w:tcW w:w="2340" w:type="dxa"/>
+            <w:tcBorders>
+              <w:top w:val="single" w:sz="4" w:space="0" w:color="999999"/>
+              <w:start w:val="single" w:sz="4" w:space="0" w:color="999999"/>
+              <w:bottom w:val="single" w:sz="4" w:space="0" w:color="999999"/>
+              <w:end w:val="single" w:sz="4" w:space="0" w:color="999999"/>
+            </w:tcBorders>
+          </w:tcPr>
+          <w:p>
+            <w:pPr>
+              <w:pStyle w:val="Normal"/>
+              <w:widowControl/>
+              <w:bidi w:val="0"/>
+              <w:spacing w:before="0" w:after="200"/>
+              <w:jc w:val="start"/>
+              <w:rPr/>
+            </w:pPr>
+            <w:r>
+              <w:rPr>
+                <w:sz w:val="18"/>
+              </w:rPr>
+              <w:t>B. Tipo documental harmonizado, categorias exclusivas</w:t>
+            </w:r>
+          </w:p>
+        </w:tc>
+        <w:tc>
+          <w:tcPr>
+            <w:tcW w:w="2340" w:type="dxa"/>
+            <w:tcBorders>
+              <w:top w:val="single" w:sz="4" w:space="0" w:color="999999"/>
+              <w:start w:val="single" w:sz="4" w:space="0" w:color="999999"/>
+              <w:bottom w:val="single" w:sz="4" w:space="0" w:color="999999"/>
+              <w:end w:val="single" w:sz="4" w:space="0" w:color="999999"/>
+            </w:tcBorders>
+          </w:tcPr>
+          <w:p>
+            <w:pPr>
+              <w:pStyle w:val="Normal"/>
+              <w:widowControl/>
+              <w:bidi w:val="0"/>
+              <w:spacing w:before="0" w:after="200"/>
+              <w:jc w:val="start"/>
+              <w:rPr/>
+            </w:pPr>
+            <w:r>
+              <w:rPr/>
+            </w:r>
+          </w:p>
+        </w:tc>
+        <w:tc>
+          <w:tcPr>
+            <w:tcW w:w="2340" w:type="dxa"/>
+            <w:tcBorders>
+              <w:top w:val="single" w:sz="4" w:space="0" w:color="999999"/>
+              <w:start w:val="single" w:sz="4" w:space="0" w:color="999999"/>
+              <w:bottom w:val="single" w:sz="4" w:space="0" w:color="999999"/>
+              <w:end w:val="single" w:sz="4" w:space="0" w:color="999999"/>
+            </w:tcBorders>
+          </w:tcPr>
+          <w:p>
+            <w:pPr>
+              <w:pStyle w:val="Normal"/>
+              <w:widowControl/>
+              <w:bidi w:val="0"/>
+              <w:spacing w:before="0" w:after="200"/>
+              <w:jc w:val="start"/>
+              <w:rPr/>
+            </w:pPr>
+            <w:r>
+              <w:rPr/>
+            </w:r>
+          </w:p>
+        </w:tc>
+        <w:tc>
+          <w:tcPr>
+            <w:tcW w:w="2339" w:type="dxa"/>
+            <w:tcBorders>
+              <w:top w:val="single" w:sz="4" w:space="0" w:color="999999"/>
+              <w:start w:val="single" w:sz="4" w:space="0" w:color="999999"/>
+              <w:bottom w:val="single" w:sz="4" w:space="0" w:color="999999"/>
+              <w:end w:val="single" w:sz="4" w:space="0" w:color="999999"/>
+            </w:tcBorders>
+          </w:tcPr>
+          <w:p>
+            <w:pPr>
+              <w:pStyle w:val="Normal"/>
+              <w:widowControl/>
+              <w:bidi w:val="0"/>
+              <w:spacing w:before="0" w:after="200"/>
+              <w:jc w:val="start"/>
+              <w:rPr/>
+            </w:pPr>
+            <w:r>
+              <w:rPr/>
+            </w:r>
+          </w:p>
+        </w:tc>
+      </w:tr>
+      <w:tr>
+        <w:trPr>
+          <w:cantSplit w:val="true"/>
+        </w:trPr>
+        <w:tc>
+          <w:tcPr>
+            <w:tcW w:w="2340" w:type="dxa"/>
+            <w:tcBorders>
+              <w:top w:val="single" w:sz="4" w:space="0" w:color="999999"/>
+              <w:start w:val="single" w:sz="4" w:space="0" w:color="999999"/>
+              <w:bottom w:val="single" w:sz="4" w:space="0" w:color="999999"/>
+              <w:end w:val="single" w:sz="4" w:space="0" w:color="999999"/>
+            </w:tcBorders>
+          </w:tcPr>
+          <w:p>
+            <w:pPr>
+              <w:pStyle w:val="Normal"/>
+              <w:widowControl/>
+              <w:bidi w:val="0"/>
+              <w:spacing w:before="0" w:after="200"/>
+              <w:jc w:val="start"/>
+              <w:rPr/>
+            </w:pPr>
+            <w:r>
+              <w:rPr>
+                <w:sz w:val="18"/>
+              </w:rPr>
+              <w:t>Artigo de periódico</w:t>
+            </w:r>
+          </w:p>
+        </w:tc>
+        <w:tc>
+          <w:tcPr>
+            <w:tcW w:w="2340" w:type="dxa"/>
+            <w:tcBorders>
+              <w:top w:val="single" w:sz="4" w:space="0" w:color="999999"/>
+              <w:start w:val="single" w:sz="4" w:space="0" w:color="999999"/>
+              <w:bottom w:val="single" w:sz="4" w:space="0" w:color="999999"/>
+              <w:end w:val="single" w:sz="4" w:space="0" w:color="999999"/>
+            </w:tcBorders>
+          </w:tcPr>
+          <w:p>
+            <w:pPr>
+              <w:pStyle w:val="Normal"/>
+              <w:widowControl/>
+              <w:bidi w:val="0"/>
+              <w:spacing w:before="0" w:after="200"/>
+              <w:jc w:val="start"/>
+              <w:rPr/>
+            </w:pPr>
+            <w:r>
+              <w:rPr>
+                <w:sz w:val="18"/>
+              </w:rPr>
+              <w:t>90</w:t>
+            </w:r>
+          </w:p>
+        </w:tc>
+        <w:tc>
+          <w:tcPr>
+            <w:tcW w:w="2340" w:type="dxa"/>
+            <w:tcBorders>
+              <w:top w:val="single" w:sz="4" w:space="0" w:color="999999"/>
+              <w:start w:val="single" w:sz="4" w:space="0" w:color="999999"/>
+              <w:bottom w:val="single" w:sz="4" w:space="0" w:color="999999"/>
+              <w:end w:val="single" w:sz="4" w:space="0" w:color="999999"/>
+            </w:tcBorders>
+          </w:tcPr>
+          <w:p>
+            <w:pPr>
+              <w:pStyle w:val="Normal"/>
+              <w:widowControl/>
+              <w:bidi w:val="0"/>
+              <w:spacing w:before="0" w:after="200"/>
+              <w:jc w:val="start"/>
+              <w:rPr/>
+            </w:pPr>
+            <w:r>
+              <w:rPr>
+                <w:sz w:val="18"/>
+              </w:rPr>
+              <w:t>74,4</w:t>
+            </w:r>
+          </w:p>
+        </w:tc>
+        <w:tc>
+          <w:tcPr>
+            <w:tcW w:w="2339" w:type="dxa"/>
+            <w:tcBorders>
+              <w:top w:val="single" w:sz="4" w:space="0" w:color="999999"/>
+              <w:start w:val="single" w:sz="4" w:space="0" w:color="999999"/>
+              <w:bottom w:val="single" w:sz="4" w:space="0" w:color="999999"/>
+              <w:end w:val="single" w:sz="4" w:space="0" w:color="999999"/>
+            </w:tcBorders>
+          </w:tcPr>
+          <w:p>
+            <w:pPr>
+              <w:pStyle w:val="Normal"/>
+              <w:widowControl/>
+              <w:bidi w:val="0"/>
+              <w:spacing w:before="0" w:after="200"/>
+              <w:jc w:val="start"/>
+              <w:rPr/>
+            </w:pPr>
+            <w:r>
+              <w:rPr>
+                <w:sz w:val="18"/>
+              </w:rPr>
+              <w:t>Journal, JOUR e journal-article.</w:t>
+            </w:r>
+          </w:p>
+        </w:tc>
+      </w:tr>
+      <w:tr>
+        <w:trPr>
+          <w:cantSplit w:val="true"/>
+        </w:trPr>
+        <w:tc>
+          <w:tcPr>
+            <w:tcW w:w="2340" w:type="dxa"/>
+            <w:tcBorders>
+              <w:top w:val="single" w:sz="4" w:space="0" w:color="999999"/>
+              <w:start w:val="single" w:sz="4" w:space="0" w:color="999999"/>
+              <w:bottom w:val="single" w:sz="4" w:space="0" w:color="999999"/>
+              <w:end w:val="single" w:sz="4" w:space="0" w:color="999999"/>
+            </w:tcBorders>
+          </w:tcPr>
+          <w:p>
+            <w:pPr>
+              <w:pStyle w:val="Normal"/>
+              <w:widowControl/>
+              <w:bidi w:val="0"/>
+              <w:spacing w:before="0" w:after="200"/>
+              <w:jc w:val="start"/>
+              <w:rPr/>
+            </w:pPr>
+            <w:r>
+              <w:rPr>
+                <w:sz w:val="18"/>
+              </w:rPr>
+              <w:t>Trabalho em evento</w:t>
+            </w:r>
+          </w:p>
+        </w:tc>
+        <w:tc>
+          <w:tcPr>
+            <w:tcW w:w="2340" w:type="dxa"/>
+            <w:tcBorders>
+              <w:top w:val="single" w:sz="4" w:space="0" w:color="999999"/>
+              <w:start w:val="single" w:sz="4" w:space="0" w:color="999999"/>
+              <w:bottom w:val="single" w:sz="4" w:space="0" w:color="999999"/>
+              <w:end w:val="single" w:sz="4" w:space="0" w:color="999999"/>
+            </w:tcBorders>
+          </w:tcPr>
+          <w:p>
+            <w:pPr>
+              <w:pStyle w:val="Normal"/>
+              <w:widowControl/>
+              <w:bidi w:val="0"/>
+              <w:spacing w:before="0" w:after="200"/>
+              <w:jc w:val="start"/>
+              <w:rPr/>
+            </w:pPr>
+            <w:r>
+              <w:rPr>
+                <w:sz w:val="18"/>
+              </w:rPr>
+              <w:t>20</w:t>
+            </w:r>
+          </w:p>
+        </w:tc>
+        <w:tc>
+          <w:tcPr>
+            <w:tcW w:w="2340" w:type="dxa"/>
+            <w:tcBorders>
+              <w:top w:val="single" w:sz="4" w:space="0" w:color="999999"/>
+              <w:start w:val="single" w:sz="4" w:space="0" w:color="999999"/>
+              <w:bottom w:val="single" w:sz="4" w:space="0" w:color="999999"/>
+              <w:end w:val="single" w:sz="4" w:space="0" w:color="999999"/>
+            </w:tcBorders>
+          </w:tcPr>
+          <w:p>
+            <w:pPr>
+              <w:pStyle w:val="Normal"/>
+              <w:widowControl/>
+              <w:bidi w:val="0"/>
+              <w:spacing w:before="0" w:after="200"/>
+              <w:jc w:val="start"/>
+              <w:rPr/>
+            </w:pPr>
+            <w:r>
+              <w:rPr>
+                <w:sz w:val="18"/>
+              </w:rPr>
+              <w:t>16,5</w:t>
+            </w:r>
+          </w:p>
+        </w:tc>
+        <w:tc>
+          <w:tcPr>
+            <w:tcW w:w="2339" w:type="dxa"/>
+            <w:tcBorders>
+              <w:top w:val="single" w:sz="4" w:space="0" w:color="999999"/>
+              <w:start w:val="single" w:sz="4" w:space="0" w:color="999999"/>
+              <w:bottom w:val="single" w:sz="4" w:space="0" w:color="999999"/>
+              <w:end w:val="single" w:sz="4" w:space="0" w:color="999999"/>
+            </w:tcBorders>
+          </w:tcPr>
+          <w:p>
+            <w:pPr>
+              <w:pStyle w:val="Normal"/>
+              <w:widowControl/>
+              <w:bidi w:val="0"/>
+              <w:spacing w:before="0" w:after="200"/>
+              <w:jc w:val="start"/>
+              <w:rPr/>
+            </w:pPr>
+            <w:r>
+              <w:rPr>
+                <w:sz w:val="18"/>
+              </w:rPr>
+              <w:t>Conference Proceeding e CPAPER.</w:t>
+            </w:r>
+          </w:p>
+        </w:tc>
+      </w:tr>
+      <w:tr>
+        <w:trPr>
+          <w:cantSplit w:val="true"/>
+        </w:trPr>
+        <w:tc>
+          <w:tcPr>
+            <w:tcW w:w="2340" w:type="dxa"/>
+            <w:tcBorders>
+              <w:top w:val="single" w:sz="4" w:space="0" w:color="999999"/>
+              <w:start w:val="single" w:sz="4" w:space="0" w:color="999999"/>
+              <w:bottom w:val="single" w:sz="4" w:space="0" w:color="999999"/>
+              <w:end w:val="single" w:sz="4" w:space="0" w:color="999999"/>
+            </w:tcBorders>
+          </w:tcPr>
+          <w:p>
+            <w:pPr>
+              <w:pStyle w:val="Normal"/>
+              <w:widowControl/>
+              <w:bidi w:val="0"/>
+              <w:spacing w:before="0" w:after="200"/>
+              <w:jc w:val="start"/>
+              <w:rPr/>
+            </w:pPr>
+            <w:r>
+              <w:rPr>
+                <w:sz w:val="18"/>
+              </w:rPr>
+              <w:t>Livro ou série de livro</w:t>
+            </w:r>
+          </w:p>
+        </w:tc>
+        <w:tc>
+          <w:tcPr>
+            <w:tcW w:w="2340" w:type="dxa"/>
+            <w:tcBorders>
+              <w:top w:val="single" w:sz="4" w:space="0" w:color="999999"/>
+              <w:start w:val="single" w:sz="4" w:space="0" w:color="999999"/>
+              <w:bottom w:val="single" w:sz="4" w:space="0" w:color="999999"/>
+              <w:end w:val="single" w:sz="4" w:space="0" w:color="999999"/>
+            </w:tcBorders>
+          </w:tcPr>
+          <w:p>
+            <w:pPr>
+              <w:pStyle w:val="Normal"/>
+              <w:widowControl/>
+              <w:bidi w:val="0"/>
+              <w:spacing w:before="0" w:after="200"/>
+              <w:jc w:val="start"/>
+              <w:rPr/>
+            </w:pPr>
+            <w:r>
+              <w:rPr>
+                <w:sz w:val="18"/>
+              </w:rPr>
+              <w:t>11</w:t>
+            </w:r>
+          </w:p>
+        </w:tc>
+        <w:tc>
+          <w:tcPr>
+            <w:tcW w:w="2340" w:type="dxa"/>
+            <w:tcBorders>
+              <w:top w:val="single" w:sz="4" w:space="0" w:color="999999"/>
+              <w:start w:val="single" w:sz="4" w:space="0" w:color="999999"/>
+              <w:bottom w:val="single" w:sz="4" w:space="0" w:color="999999"/>
+              <w:end w:val="single" w:sz="4" w:space="0" w:color="999999"/>
+            </w:tcBorders>
+          </w:tcPr>
+          <w:p>
+            <w:pPr>
+              <w:pStyle w:val="Normal"/>
+              <w:widowControl/>
+              <w:bidi w:val="0"/>
+              <w:spacing w:before="0" w:after="200"/>
+              <w:jc w:val="start"/>
+              <w:rPr/>
+            </w:pPr>
+            <w:r>
+              <w:rPr>
+                <w:sz w:val="18"/>
+              </w:rPr>
+              <w:t>9,1</w:t>
+            </w:r>
+          </w:p>
+        </w:tc>
+        <w:tc>
+          <w:tcPr>
+            <w:tcW w:w="2339" w:type="dxa"/>
+            <w:tcBorders>
+              <w:top w:val="single" w:sz="4" w:space="0" w:color="999999"/>
+              <w:start w:val="single" w:sz="4" w:space="0" w:color="999999"/>
+              <w:bottom w:val="single" w:sz="4" w:space="0" w:color="999999"/>
+              <w:end w:val="single" w:sz="4" w:space="0" w:color="999999"/>
+            </w:tcBorders>
+          </w:tcPr>
+          <w:p>
+            <w:pPr>
+              <w:pStyle w:val="Normal"/>
+              <w:widowControl/>
+              <w:bidi w:val="0"/>
+              <w:spacing w:before="0" w:after="200"/>
+              <w:jc w:val="start"/>
+              <w:rPr/>
+            </w:pPr>
+            <w:r>
+              <w:rPr>
+                <w:sz w:val="18"/>
+              </w:rPr>
+              <w:t>Book Series e Book.</w:t>
+            </w:r>
+          </w:p>
+        </w:tc>
+      </w:tr>
+    </w:tbl>
+    <w:p>
+      <w:pPr>
+        <w:pStyle w:val="Normal"/>
+        <w:rPr/>
+      </w:pPr>
+      <w:r>
+        <w:rPr/>
+      </w:r>
+    </w:p>
+    <w:p>
+      <w:pPr>
+        <w:pStyle w:val="BodyText"/>
+        <w:rPr/>
+      </w:pPr>
+      <w:r>
+        <w:rPr/>
+        <w:t xml:space="preserve">A camada bibliométrica, com função analítica distinta da síntese temática (cf. Método), utilizou os 372 registros com aderência simultânea ao objeto predial, à manutenção ou gestão, à sustentabilidade e à presença de método, dados ou resultados; 329 (88,4%) continham palavras-chave, 327 (87,9%) DOI e 91 (24,5%) autores. As palavras-chave foram normalizadas quanto a caixa, acentuação, singular e variantes ortográficas, reunindo, por exemplo, </w:t>
+      </w:r>
+      <w:r>
+        <w:rPr>
+          <w:i/>
+          <w:iCs/>
+        </w:rPr>
+        <w:t>building information modeling</w:t>
+      </w:r>
+      <w:r>
+        <w:rPr/>
+        <w:t xml:space="preserve">, </w:t>
+      </w:r>
+      <w:r>
+        <w:rPr>
+          <w:i/>
+          <w:iCs/>
+        </w:rPr>
+        <w:t>building information modelling</w:t>
+      </w:r>
+      <w:r>
+        <w:rPr/>
+        <w:t xml:space="preserve"> e BIM; a rede considera a coocorrência no mesmo registro, normalizada pelo cosseno das frequências marginais, e a evolução compara 157 registros de 2010–2020 com 215 de 2021–2026.</w:t>
+      </w:r>
+    </w:p>
+    <w:p>
+      <w:pPr>
+        <w:pStyle w:val="BodyText"/>
+        <w:rPr/>
+      </w:pPr>
+      <w:r>
+        <w:rPr/>
+        <w:t xml:space="preserve">O Gráfico 2 sintetiza 208 fontes, das quais o núcleo aproximado de Bradford reuniu 13, responsáveis por cerca de um terço dos registros, entre elas </w:t>
+      </w:r>
+      <w:r>
+        <w:rPr>
+          <w:i/>
+          <w:iCs/>
+        </w:rPr>
+        <w:t>Energy and Buildings</w:t>
+      </w:r>
+      <w:r>
+        <w:rPr/>
+        <w:t xml:space="preserve"> (18), </w:t>
+      </w:r>
+      <w:r>
+        <w:rPr>
+          <w:i/>
+          <w:iCs/>
+        </w:rPr>
+        <w:t>Journal of Building Engineering</w:t>
+      </w:r>
+      <w:r>
+        <w:rPr/>
+        <w:t xml:space="preserve"> (15), </w:t>
+      </w:r>
+      <w:r>
+        <w:rPr>
+          <w:i/>
+          <w:iCs/>
+        </w:rPr>
+        <w:t>Facilities</w:t>
+      </w:r>
+      <w:r>
+        <w:rPr/>
+        <w:t xml:space="preserve"> (14), </w:t>
+      </w:r>
+      <w:r>
+        <w:rPr>
+          <w:i/>
+          <w:iCs/>
+        </w:rPr>
+        <w:t>Lecture Notes in Civil Engineering</w:t>
+      </w:r>
+      <w:r>
+        <w:rPr/>
+        <w:t xml:space="preserve"> (11), </w:t>
+      </w:r>
+      <w:r>
+        <w:rPr>
+          <w:i/>
+          <w:iCs/>
+        </w:rPr>
+        <w:t>IOP Conference Series: Earth and Environmental Science</w:t>
+      </w:r>
+      <w:r>
+        <w:rPr/>
+        <w:t xml:space="preserve"> (10) e </w:t>
+      </w:r>
+      <w:r>
+        <w:rPr>
+          <w:i/>
+          <w:iCs/>
+        </w:rPr>
+        <w:t>Sustainability</w:t>
+      </w:r>
+      <w:r>
+        <w:rPr/>
+        <w:t xml:space="preserve"> (10), confirmando a interdisciplinaridade entre energia, engenharia de edificações, gestão de facilidades e sustentabilidade.</w:t>
       </w:r>
     </w:p>
     <w:p>
@@ -8097,14 +8075,13 @@
         <w:pStyle w:val="CaptionedFigure"/>
         <w:rPr/>
       </w:pPr>
-      <w:bookmarkStart w:id="13" w:name="fig%3Amapatematico372"/>
       <w:r>
         <w:rPr/>
         <w:drawing>
           <wp:inline distT="0" distB="0" distL="0" distR="0">
-            <wp:extent cx="5227320" cy="3595370"/>
+            <wp:extent cx="5334000" cy="3495040"/>
             <wp:effectExtent l="0" t="0" r="0" b="0"/>
-            <wp:docPr id="3" name="Figura3"/>
+            <wp:docPr id="3" name="Image2" descr="" title=""/>
             <wp:cNvGraphicFramePr>
               <a:graphicFrameLocks xmlns:a="http://schemas.openxmlformats.org/drawingml/2006/main" noChangeAspect="1"/>
             </wp:cNvGraphicFramePr>
@@ -8112,7 +8089,7 @@
               <a:graphicData uri="http://schemas.openxmlformats.org/drawingml/2006/picture">
                 <pic:pic xmlns:pic="http://schemas.openxmlformats.org/drawingml/2006/picture">
                   <pic:nvPicPr>
-                    <pic:cNvPr id="3" name="Figura3"/>
+                    <pic:cNvPr id="3" name="Image2" descr="" title=""/>
                     <pic:cNvPicPr>
                       <a:picLocks noChangeAspect="1" noChangeArrowheads="1"/>
                     </pic:cNvPicPr>
@@ -8126,12 +8103,11 @@
                   <pic:spPr bwMode="auto">
                     <a:xfrm>
                       <a:off x="0" y="0"/>
-                      <a:ext cx="5227320" cy="3595370"/>
+                      <a:ext cx="5334000" cy="3495040"/>
                     </a:xfrm>
                     <a:prstGeom prst="rect">
                       <a:avLst/>
                     </a:prstGeom>
-                    <a:noFill/>
                   </pic:spPr>
                 </pic:pic>
               </a:graphicData>
@@ -8147,9 +8123,8 @@
       </w:pPr>
       <w:r>
         <w:rPr/>
-        <w:t>Gráfico 3. Mapa temático por centralidade e densidade das palavras-chave</w:t>
-      </w:r>
-      <w:bookmarkEnd w:id="13"/>
+        <w:t>Gráfico 2. Fontes mais frequentes no corpus bibliométrico ampliado</w:t>
+      </w:r>
     </w:p>
     <w:p>
       <w:pPr>
@@ -8158,7 +8133,7 @@
       </w:pPr>
       <w:r>
         <w:rPr/>
-        <w:t xml:space="preserve">A rede normalizada (Gráfico 4) reforça BIM e gestão de facilidades como conectores centrais, associados a </w:t>
+        <w:t xml:space="preserve">O mapa temático (Gráfico 3) revelou dois eixos centrais, formados por BIM, desempenho da edificação e </w:t>
       </w:r>
       <w:r>
         <w:rPr>
@@ -8169,7 +8144,7 @@
       </w:r>
       <w:r>
         <w:rPr/>
-        <w:t>, manutenção preditiva, operação, desempenho, gestão de ativos e internet das coisas; em outro agrupamento, avaliação do ciclo de vida aproxima-se de edificações residenciais e desenvolvimento sustentável.</w:t>
+        <w:t>, com centralidade e densidade acima das medianas, e gestão de facilidades, edifícios inteligentes e manutenção preditiva, com elevada centralidade e menor densidade interna. Edificações verdes, avaliação do ciclo de vida e desenvolvimento sustentável formaram grupos mais especializados, enquanto energia, emissões e operação predial permaneceram semanticamente heterogêneas.</w:t>
       </w:r>
     </w:p>
     <w:p>
@@ -8177,14 +8152,13 @@
         <w:pStyle w:val="CaptionedFigure"/>
         <w:rPr/>
       </w:pPr>
-      <w:bookmarkStart w:id="14" w:name="fig%3Aredecor372"/>
       <w:r>
         <w:rPr/>
         <w:drawing>
           <wp:inline distT="0" distB="0" distL="0" distR="0">
-            <wp:extent cx="5227320" cy="4194810"/>
+            <wp:extent cx="5334000" cy="3669030"/>
             <wp:effectExtent l="0" t="0" r="0" b="0"/>
-            <wp:docPr id="4" name="Figura4"/>
+            <wp:docPr id="4" name="Image3" descr="" title=""/>
             <wp:cNvGraphicFramePr>
               <a:graphicFrameLocks xmlns:a="http://schemas.openxmlformats.org/drawingml/2006/main" noChangeAspect="1"/>
             </wp:cNvGraphicFramePr>
@@ -8192,7 +8166,7 @@
               <a:graphicData uri="http://schemas.openxmlformats.org/drawingml/2006/picture">
                 <pic:pic xmlns:pic="http://schemas.openxmlformats.org/drawingml/2006/picture">
                   <pic:nvPicPr>
-                    <pic:cNvPr id="4" name="Figura4"/>
+                    <pic:cNvPr id="4" name="Image3" descr="" title=""/>
                     <pic:cNvPicPr>
                       <a:picLocks noChangeAspect="1" noChangeArrowheads="1"/>
                     </pic:cNvPicPr>
@@ -8206,12 +8180,11 @@
                   <pic:spPr bwMode="auto">
                     <a:xfrm>
                       <a:off x="0" y="0"/>
-                      <a:ext cx="5227320" cy="4194810"/>
+                      <a:ext cx="5334000" cy="3669030"/>
                     </a:xfrm>
                     <a:prstGeom prst="rect">
                       <a:avLst/>
                     </a:prstGeom>
-                    <a:noFill/>
                   </pic:spPr>
                 </pic:pic>
               </a:graphicData>
@@ -8227,9 +8200,8 @@
       </w:pPr>
       <w:r>
         <w:rPr/>
-        <w:t>Gráfico 4. Rede normalizada de coocorrência de palavras-chave</w:t>
-      </w:r>
-      <w:bookmarkEnd w:id="14"/>
+        <w:t>Gráfico 3. Mapa temático por centralidade e densidade das palavras-chave</w:t>
+      </w:r>
     </w:p>
     <w:p>
       <w:pPr>
@@ -8238,7 +8210,7 @@
       </w:pPr>
       <w:r>
         <w:rPr/>
-        <w:t xml:space="preserve">A comparação temporal (Gráfico 5) mostrou aumento de 7,3 pontos percentuais para BIM, 4,7 para </w:t>
+        <w:t xml:space="preserve">A rede normalizada (Gráfico 4) reforça BIM e gestão de facilidades como conectores centrais, associados a </w:t>
       </w:r>
       <w:r>
         <w:rPr>
@@ -8249,7 +8221,7 @@
       </w:r>
       <w:r>
         <w:rPr/>
-        <w:t>, 2,7 para emissões de carbono e 1,9 para avaliação do ciclo de vida, enquanto edificação verde, eficiência energética, manutenção predial e desempenho da edificação perderam participação relativa. Esse movimento descreve uma associação documental de transição lexical, compatível com a incorporação de temas tradicionais a vocabulários tecnológicos e de ciclo de vida mais específicos, sem implicar relação causal entre os termos.</w:t>
+        <w:t>, manutenção preditiva, operação, desempenho, gestão de ativos e internet das coisas; em outro agrupamento, avaliação do ciclo de vida aproxima-se de edificações residenciais e desenvolvimento sustentável.</w:t>
       </w:r>
     </w:p>
     <w:p>
@@ -8257,14 +8229,13 @@
         <w:pStyle w:val="CaptionedFigure"/>
         <w:rPr/>
       </w:pPr>
-      <w:bookmarkStart w:id="15" w:name="fig%3Aevolucaotematica372"/>
       <w:r>
         <w:rPr/>
         <w:drawing>
           <wp:inline distT="0" distB="0" distL="0" distR="0">
-            <wp:extent cx="5227320" cy="4161790"/>
+            <wp:extent cx="5334000" cy="4279900"/>
             <wp:effectExtent l="0" t="0" r="0" b="0"/>
-            <wp:docPr id="5" name="Figura5"/>
+            <wp:docPr id="5" name="Image4" descr="" title=""/>
             <wp:cNvGraphicFramePr>
               <a:graphicFrameLocks xmlns:a="http://schemas.openxmlformats.org/drawingml/2006/main" noChangeAspect="1"/>
             </wp:cNvGraphicFramePr>
@@ -8272,7 +8243,7 @@
               <a:graphicData uri="http://schemas.openxmlformats.org/drawingml/2006/picture">
                 <pic:pic xmlns:pic="http://schemas.openxmlformats.org/drawingml/2006/picture">
                   <pic:nvPicPr>
-                    <pic:cNvPr id="5" name="Figura5"/>
+                    <pic:cNvPr id="5" name="Image4" descr="" title=""/>
                     <pic:cNvPicPr>
                       <a:picLocks noChangeAspect="1" noChangeArrowheads="1"/>
                     </pic:cNvPicPr>
@@ -8286,12 +8257,11 @@
                   <pic:spPr bwMode="auto">
                     <a:xfrm>
                       <a:off x="0" y="0"/>
-                      <a:ext cx="5227320" cy="4161790"/>
+                      <a:ext cx="5334000" cy="4279900"/>
                     </a:xfrm>
                     <a:prstGeom prst="rect">
                       <a:avLst/>
                     </a:prstGeom>
-                    <a:noFill/>
                   </pic:spPr>
                 </pic:pic>
               </a:graphicData>
@@ -8307,9 +8277,8 @@
       </w:pPr>
       <w:r>
         <w:rPr/>
-        <w:t>Gráfico 5. Evolução das palavras-chave entre 2010–2020 e 2021–2026</w:t>
-      </w:r>
-      <w:bookmarkEnd w:id="15"/>
+        <w:t>Gráfico 4. Rede normalizada de coocorrência de palavras-chave</w:t>
+      </w:r>
     </w:p>
     <w:p>
       <w:pPr>
@@ -8318,7 +8287,7 @@
       </w:pPr>
       <w:r>
         <w:rPr/>
-        <w:t xml:space="preserve">Em conjunto, a bibliometria indica transição de eficiência, desempenho e edificações verdes para BIM, </w:t>
+        <w:t xml:space="preserve">A comparação temporal (Gráfico 5) mostrou aumento de 7,3 pontos percentuais para BIM, 4,7 para </w:t>
       </w:r>
       <w:r>
         <w:rPr>
@@ -8329,36 +8298,7 @@
       </w:r>
       <w:r>
         <w:rPr/>
-        <w:t>, carbono, ciclo de vida e manutenção preditiva, embora o crescimento informacional não implique, por si, integração decisória equivalente. As subseções seguintes verificam como essa transição se converte em dimensões, critérios, métodos e regras aplicáveis à priorização pública universitária.</w:t>
-      </w:r>
-      <w:bookmarkEnd w:id="10"/>
-    </w:p>
-    <w:p>
-      <w:pPr>
-        <w:pStyle w:val="Heading2"/>
-        <w:rPr/>
-      </w:pPr>
-      <w:bookmarkStart w:id="16" w:name="sec%3Acriterios"/>
-      <w:r>
-        <w:rPr>
-          <w:rStyle w:val="SectionNumber"/>
-        </w:rPr>
-        <w:t>3.2</w:t>
-      </w:r>
-      <w:r>
-        <w:rPr/>
-        <w:tab/>
-        <w:t>Dimensões e critérios para priorização sustentável</w:t>
-      </w:r>
-    </w:p>
-    <w:p>
-      <w:pPr>
-        <w:pStyle w:val="FirstParagraph"/>
-        <w:rPr/>
-      </w:pPr>
-      <w:r>
-        <w:rPr/>
-        <w:t>Foram identificadas seis dimensões com respostas múltiplas, na ordem técnica-operacional (116 registros), institucional (97), ambiental (92), ciclo de vida (65), econômica (63) e social (59). O predomínio das duas primeiras reflete a amplitude do manual de codificação e descreve a composição documental do núcleo, convergindo com a gestão sustentável de facilidades, que articula impactos ambientais, sociais e econômicos nos níveis estratégico, tático e operacional (Nielsen; Sarasoja; Galamba, 2016; Okoro, 2023), e com avaliações educacionais que integram desempenho, energia, conforto e usuários (Alfalah et al., 2022).</w:t>
+        <w:t>, 2,7 para emissões de carbono e 1,9 para avaliação do ciclo de vida, enquanto edificação verde, eficiência energética, manutenção predial e desempenho da edificação perderam participação relativa. Esse movimento descreve uma associação documental de transição lexical, compatível com a incorporação de temas tradicionais a vocabulários tecnológicos e de ciclo de vida mais específicos, sem implicar relação causal entre os termos.</w:t>
       </w:r>
     </w:p>
     <w:p>
@@ -8366,14 +8306,13 @@
         <w:pStyle w:val="CaptionedFigure"/>
         <w:rPr/>
       </w:pPr>
-      <w:bookmarkStart w:id="17" w:name="fig%3Adimensoes"/>
       <w:r>
         <w:rPr/>
         <w:drawing>
           <wp:inline distT="0" distB="0" distL="0" distR="0">
-            <wp:extent cx="4800600" cy="2936875"/>
+            <wp:extent cx="5334000" cy="4246245"/>
             <wp:effectExtent l="0" t="0" r="0" b="0"/>
-            <wp:docPr id="6" name="Figura6"/>
+            <wp:docPr id="6" name="Image5" descr="" title=""/>
             <wp:cNvGraphicFramePr>
               <a:graphicFrameLocks xmlns:a="http://schemas.openxmlformats.org/drawingml/2006/main" noChangeAspect="1"/>
             </wp:cNvGraphicFramePr>
@@ -8381,7 +8320,7 @@
               <a:graphicData uri="http://schemas.openxmlformats.org/drawingml/2006/picture">
                 <pic:pic xmlns:pic="http://schemas.openxmlformats.org/drawingml/2006/picture">
                   <pic:nvPicPr>
-                    <pic:cNvPr id="6" name="Figura6"/>
+                    <pic:cNvPr id="6" name="Image5" descr="" title=""/>
                     <pic:cNvPicPr>
                       <a:picLocks noChangeAspect="1" noChangeArrowheads="1"/>
                     </pic:cNvPicPr>
@@ -8395,12 +8334,11 @@
                   <pic:spPr bwMode="auto">
                     <a:xfrm>
                       <a:off x="0" y="0"/>
-                      <a:ext cx="4800600" cy="2936875"/>
+                      <a:ext cx="5334000" cy="4246245"/>
                     </a:xfrm>
                     <a:prstGeom prst="rect">
                       <a:avLst/>
                     </a:prstGeom>
-                    <a:noFill/>
                   </pic:spPr>
                 </pic:pic>
               </a:graphicData>
@@ -8416,9 +8354,8 @@
       </w:pPr>
       <w:r>
         <w:rPr/>
-        <w:t>Gráfico 6. Dimensões de sustentabilidade identificadas no núcleo temático vigente</w:t>
-      </w:r>
-      <w:bookmarkEnd w:id="17"/>
+        <w:t>Gráfico 5. Evolução das palavras-chave entre 2010–2020 e 2021–2026</w:t>
+      </w:r>
     </w:p>
     <w:p>
       <w:pPr>
@@ -8427,1528 +8364,47 @@
       </w:pPr>
       <w:r>
         <w:rPr/>
-        <w:t>Os ODS apareceram explicitamente em um registro, que combinou sustentabilidade, AHP, TOPSIS e otimização na alocação de prestadores de manutenção pública (Masmoudi et al., 2026); o vocabulário ESG esteve ausente dos campos auditados, embora componentes ambientais, sociais e institucionais fossem frequentes, padrão compatível com sua incorporação ainda emergente à gestão de facilidades (Ramantswana et al., 2026).</w:t>
-      </w:r>
-    </w:p>
-    <w:p>
-      <w:pPr>
-        <w:pStyle w:val="BodyText"/>
-        <w:rPr/>
-      </w:pPr>
-      <w:r>
-        <w:rPr/>
-        <w:t>Ao todo, foram identificados 15 critérios de priorização, distribuídos de forma heterogênea entre as seis dimensões. Quanto à frequência, desempenho operacional apareceu em 99 registros, informação e dados em 82, custo em 63 e energia e vida útil em 44 cada, com os demais critérios técnicos, sociais e ambientais listados na Tabela 8.</w:t>
-      </w:r>
-    </w:p>
-    <w:p>
-      <w:pPr>
-        <w:pStyle w:val="TableCaption"/>
-        <w:keepNext w:val="true"/>
-        <w:rPr/>
-      </w:pPr>
-      <w:r>
-        <w:rPr/>
-        <w:t>Tabela 8. Critérios de priorização identificados no núcleo temático vigente</w:t>
-      </w:r>
-    </w:p>
-    <w:p>
-      <w:pPr>
-        <w:pStyle w:val="BodyText"/>
-        <w:rPr/>
-      </w:pPr>
-      <w:r>
-        <w:rPr/>
-        <w:t>Y &gt;p2.1cm &gt;p2.1cm</w:t>
-      </w:r>
-    </w:p>
-    <w:tbl>
-      <w:tblPr>
-        <w:tblW w:w="9360" w:type="dxa"/>
-        <w:jc w:val="start"/>
-        <w:tblInd w:w="103" w:type="dxa"/>
-        <w:tblLayout w:type="fixed"/>
-        <w:tblCellMar>
-          <w:top w:w="0" w:type="dxa"/>
-          <w:start w:w="108" w:type="dxa"/>
-          <w:bottom w:w="0" w:type="dxa"/>
-          <w:end w:w="108" w:type="dxa"/>
-        </w:tblCellMar>
-        <w:tblLook w:val="04a0" w:firstRow="1" w:noVBand="1" w:lastRow="0" w:firstColumn="1" w:lastColumn="0" w:noHBand="0"/>
-      </w:tblPr>
-      <w:tblGrid>
-        <w:gridCol w:w="3120"/>
-        <w:gridCol w:w="3120"/>
-        <w:gridCol w:w="3120"/>
-      </w:tblGrid>
-      <w:tr>
-        <w:trPr>
-          <w:tblHeader w:val="true"/>
-          <w:cantSplit/>
-        </w:trPr>
-        <w:tc>
-          <w:tcPr>
-            <w:tcW w:w="3120" w:type="dxa"/>
-            <w:tcBorders>
-              <w:top w:val="single" w:sz="4" w:space="0" w:color="999999"/>
-              <w:start w:val="single" w:sz="4" w:space="0" w:color="999999"/>
-              <w:bottom w:val="single" w:sz="4" w:space="0" w:color="999999"/>
-              <w:end w:val="single" w:sz="4" w:space="0" w:color="999999"/>
-            </w:tcBorders>
-          </w:tcPr>
-          <w:p>
-            <w:pPr>
-              <w:pStyle w:val="Normal"/>
-              <w:widowControl/>
-              <w:bidi w:val="0"/>
-              <w:spacing w:before="0" w:after="200"/>
-              <w:jc w:val="start"/>
-              <w:rPr/>
-            </w:pPr>
-            <w:r>
-              <w:rPr>
-                <w:b/>
-                <w:sz w:val="18"/>
-              </w:rPr>
-              <w:t>Critério</w:t>
-            </w:r>
-          </w:p>
-        </w:tc>
-        <w:tc>
-          <w:tcPr>
-            <w:tcW w:w="3120" w:type="dxa"/>
-            <w:tcBorders>
-              <w:top w:val="single" w:sz="4" w:space="0" w:color="999999"/>
-              <w:start w:val="single" w:sz="4" w:space="0" w:color="999999"/>
-              <w:bottom w:val="single" w:sz="4" w:space="0" w:color="999999"/>
-              <w:end w:val="single" w:sz="4" w:space="0" w:color="999999"/>
-            </w:tcBorders>
-          </w:tcPr>
-          <w:p>
-            <w:pPr>
-              <w:pStyle w:val="Normal"/>
-              <w:widowControl/>
-              <w:bidi w:val="0"/>
-              <w:spacing w:before="0" w:after="200"/>
-              <w:jc w:val="start"/>
-              <w:rPr/>
-            </w:pPr>
-            <w:r>
-              <w:rPr>
-                <w:b/>
-                <w:sz w:val="18"/>
-              </w:rPr>
-              <w:t>Registros</w:t>
-            </w:r>
-          </w:p>
-        </w:tc>
-        <w:tc>
-          <w:tcPr>
-            <w:tcW w:w="3120" w:type="dxa"/>
-            <w:tcBorders>
-              <w:top w:val="single" w:sz="4" w:space="0" w:color="999999"/>
-              <w:start w:val="single" w:sz="4" w:space="0" w:color="999999"/>
-              <w:bottom w:val="single" w:sz="4" w:space="0" w:color="999999"/>
-              <w:end w:val="single" w:sz="4" w:space="0" w:color="999999"/>
-            </w:tcBorders>
-          </w:tcPr>
-          <w:p>
-            <w:pPr>
-              <w:pStyle w:val="Normal"/>
-              <w:widowControl/>
-              <w:bidi w:val="0"/>
-              <w:spacing w:before="0" w:after="200"/>
-              <w:jc w:val="start"/>
-              <w:rPr/>
-            </w:pPr>
-            <w:r>
-              <w:rPr>
-                <w:b/>
-                <w:sz w:val="18"/>
-              </w:rPr>
-              <w:t>% dos 121</w:t>
-            </w:r>
-          </w:p>
-        </w:tc>
-      </w:tr>
-      <w:tr>
-        <w:trPr>
-          <w:cantSplit/>
-        </w:trPr>
-        <w:tc>
-          <w:tcPr>
-            <w:tcW w:w="3120" w:type="dxa"/>
-            <w:tcBorders>
-              <w:top w:val="single" w:sz="4" w:space="0" w:color="999999"/>
-              <w:start w:val="single" w:sz="4" w:space="0" w:color="999999"/>
-              <w:bottom w:val="single" w:sz="4" w:space="0" w:color="999999"/>
-              <w:end w:val="single" w:sz="4" w:space="0" w:color="999999"/>
-            </w:tcBorders>
-          </w:tcPr>
-          <w:p>
-            <w:pPr>
-              <w:pStyle w:val="Normal"/>
-              <w:widowControl/>
-              <w:bidi w:val="0"/>
-              <w:spacing w:before="0" w:after="200"/>
-              <w:jc w:val="start"/>
-              <w:rPr/>
-            </w:pPr>
-            <w:r>
-              <w:rPr>
-                <w:sz w:val="18"/>
-              </w:rPr>
-              <w:t>Desempenho operacional</w:t>
-            </w:r>
-          </w:p>
-        </w:tc>
-        <w:tc>
-          <w:tcPr>
-            <w:tcW w:w="3120" w:type="dxa"/>
-            <w:tcBorders>
-              <w:top w:val="single" w:sz="4" w:space="0" w:color="999999"/>
-              <w:start w:val="single" w:sz="4" w:space="0" w:color="999999"/>
-              <w:bottom w:val="single" w:sz="4" w:space="0" w:color="999999"/>
-              <w:end w:val="single" w:sz="4" w:space="0" w:color="999999"/>
-            </w:tcBorders>
-          </w:tcPr>
-          <w:p>
-            <w:pPr>
-              <w:pStyle w:val="Normal"/>
-              <w:widowControl/>
-              <w:bidi w:val="0"/>
-              <w:spacing w:before="0" w:after="200"/>
-              <w:jc w:val="start"/>
-              <w:rPr/>
-            </w:pPr>
-            <w:r>
-              <w:rPr>
-                <w:sz w:val="18"/>
-              </w:rPr>
-              <w:t>99</w:t>
-            </w:r>
-          </w:p>
-        </w:tc>
-        <w:tc>
-          <w:tcPr>
-            <w:tcW w:w="3120" w:type="dxa"/>
-            <w:tcBorders>
-              <w:top w:val="single" w:sz="4" w:space="0" w:color="999999"/>
-              <w:start w:val="single" w:sz="4" w:space="0" w:color="999999"/>
-              <w:bottom w:val="single" w:sz="4" w:space="0" w:color="999999"/>
-              <w:end w:val="single" w:sz="4" w:space="0" w:color="999999"/>
-            </w:tcBorders>
-          </w:tcPr>
-          <w:p>
-            <w:pPr>
-              <w:pStyle w:val="Normal"/>
-              <w:widowControl/>
-              <w:bidi w:val="0"/>
-              <w:spacing w:before="0" w:after="200"/>
-              <w:jc w:val="start"/>
-              <w:rPr/>
-            </w:pPr>
-            <w:r>
-              <w:rPr>
-                <w:sz w:val="18"/>
-              </w:rPr>
-              <w:t>81,8</w:t>
-            </w:r>
-          </w:p>
-        </w:tc>
-      </w:tr>
-      <w:tr>
-        <w:trPr>
-          <w:cantSplit/>
-        </w:trPr>
-        <w:tc>
-          <w:tcPr>
-            <w:tcW w:w="3120" w:type="dxa"/>
-            <w:tcBorders>
-              <w:top w:val="single" w:sz="4" w:space="0" w:color="999999"/>
-              <w:start w:val="single" w:sz="4" w:space="0" w:color="999999"/>
-              <w:bottom w:val="single" w:sz="4" w:space="0" w:color="999999"/>
-              <w:end w:val="single" w:sz="4" w:space="0" w:color="999999"/>
-            </w:tcBorders>
-          </w:tcPr>
-          <w:p>
-            <w:pPr>
-              <w:pStyle w:val="Normal"/>
-              <w:widowControl/>
-              <w:bidi w:val="0"/>
-              <w:spacing w:before="0" w:after="200"/>
-              <w:jc w:val="start"/>
-              <w:rPr/>
-            </w:pPr>
-            <w:r>
-              <w:rPr>
-                <w:sz w:val="18"/>
-              </w:rPr>
-              <w:t>Informação e dados</w:t>
-            </w:r>
-          </w:p>
-        </w:tc>
-        <w:tc>
-          <w:tcPr>
-            <w:tcW w:w="3120" w:type="dxa"/>
-            <w:tcBorders>
-              <w:top w:val="single" w:sz="4" w:space="0" w:color="999999"/>
-              <w:start w:val="single" w:sz="4" w:space="0" w:color="999999"/>
-              <w:bottom w:val="single" w:sz="4" w:space="0" w:color="999999"/>
-              <w:end w:val="single" w:sz="4" w:space="0" w:color="999999"/>
-            </w:tcBorders>
-          </w:tcPr>
-          <w:p>
-            <w:pPr>
-              <w:pStyle w:val="Normal"/>
-              <w:widowControl/>
-              <w:bidi w:val="0"/>
-              <w:spacing w:before="0" w:after="200"/>
-              <w:jc w:val="start"/>
-              <w:rPr/>
-            </w:pPr>
-            <w:r>
-              <w:rPr>
-                <w:sz w:val="18"/>
-              </w:rPr>
-              <w:t>82</w:t>
-            </w:r>
-          </w:p>
-        </w:tc>
-        <w:tc>
-          <w:tcPr>
-            <w:tcW w:w="3120" w:type="dxa"/>
-            <w:tcBorders>
-              <w:top w:val="single" w:sz="4" w:space="0" w:color="999999"/>
-              <w:start w:val="single" w:sz="4" w:space="0" w:color="999999"/>
-              <w:bottom w:val="single" w:sz="4" w:space="0" w:color="999999"/>
-              <w:end w:val="single" w:sz="4" w:space="0" w:color="999999"/>
-            </w:tcBorders>
-          </w:tcPr>
-          <w:p>
-            <w:pPr>
-              <w:pStyle w:val="Normal"/>
-              <w:widowControl/>
-              <w:bidi w:val="0"/>
-              <w:spacing w:before="0" w:after="200"/>
-              <w:jc w:val="start"/>
-              <w:rPr/>
-            </w:pPr>
-            <w:r>
-              <w:rPr>
-                <w:sz w:val="18"/>
-              </w:rPr>
-              <w:t>67,8</w:t>
-            </w:r>
-          </w:p>
-        </w:tc>
-      </w:tr>
-      <w:tr>
-        <w:trPr>
-          <w:cantSplit/>
-        </w:trPr>
-        <w:tc>
-          <w:tcPr>
-            <w:tcW w:w="3120" w:type="dxa"/>
-            <w:tcBorders>
-              <w:top w:val="single" w:sz="4" w:space="0" w:color="999999"/>
-              <w:start w:val="single" w:sz="4" w:space="0" w:color="999999"/>
-              <w:bottom w:val="single" w:sz="4" w:space="0" w:color="999999"/>
-              <w:end w:val="single" w:sz="4" w:space="0" w:color="999999"/>
-            </w:tcBorders>
-          </w:tcPr>
-          <w:p>
-            <w:pPr>
-              <w:pStyle w:val="Normal"/>
-              <w:widowControl/>
-              <w:bidi w:val="0"/>
-              <w:spacing w:before="0" w:after="200"/>
-              <w:jc w:val="start"/>
-              <w:rPr/>
-            </w:pPr>
-            <w:r>
-              <w:rPr>
-                <w:sz w:val="18"/>
-              </w:rPr>
-              <w:t>Custo</w:t>
-            </w:r>
-          </w:p>
-        </w:tc>
-        <w:tc>
-          <w:tcPr>
-            <w:tcW w:w="3120" w:type="dxa"/>
-            <w:tcBorders>
-              <w:top w:val="single" w:sz="4" w:space="0" w:color="999999"/>
-              <w:start w:val="single" w:sz="4" w:space="0" w:color="999999"/>
-              <w:bottom w:val="single" w:sz="4" w:space="0" w:color="999999"/>
-              <w:end w:val="single" w:sz="4" w:space="0" w:color="999999"/>
-            </w:tcBorders>
-          </w:tcPr>
-          <w:p>
-            <w:pPr>
-              <w:pStyle w:val="Normal"/>
-              <w:widowControl/>
-              <w:bidi w:val="0"/>
-              <w:spacing w:before="0" w:after="200"/>
-              <w:jc w:val="start"/>
-              <w:rPr/>
-            </w:pPr>
-            <w:r>
-              <w:rPr>
-                <w:sz w:val="18"/>
-              </w:rPr>
-              <w:t>63</w:t>
-            </w:r>
-          </w:p>
-        </w:tc>
-        <w:tc>
-          <w:tcPr>
-            <w:tcW w:w="3120" w:type="dxa"/>
-            <w:tcBorders>
-              <w:top w:val="single" w:sz="4" w:space="0" w:color="999999"/>
-              <w:start w:val="single" w:sz="4" w:space="0" w:color="999999"/>
-              <w:bottom w:val="single" w:sz="4" w:space="0" w:color="999999"/>
-              <w:end w:val="single" w:sz="4" w:space="0" w:color="999999"/>
-            </w:tcBorders>
-          </w:tcPr>
-          <w:p>
-            <w:pPr>
-              <w:pStyle w:val="Normal"/>
-              <w:widowControl/>
-              <w:bidi w:val="0"/>
-              <w:spacing w:before="0" w:after="200"/>
-              <w:jc w:val="start"/>
-              <w:rPr/>
-            </w:pPr>
-            <w:r>
-              <w:rPr>
-                <w:sz w:val="18"/>
-              </w:rPr>
-              <w:t>52,1</w:t>
-            </w:r>
-          </w:p>
-        </w:tc>
-      </w:tr>
-      <w:tr>
-        <w:trPr>
-          <w:cantSplit/>
-        </w:trPr>
-        <w:tc>
-          <w:tcPr>
-            <w:tcW w:w="3120" w:type="dxa"/>
-            <w:tcBorders>
-              <w:top w:val="single" w:sz="4" w:space="0" w:color="999999"/>
-              <w:start w:val="single" w:sz="4" w:space="0" w:color="999999"/>
-              <w:bottom w:val="single" w:sz="4" w:space="0" w:color="999999"/>
-              <w:end w:val="single" w:sz="4" w:space="0" w:color="999999"/>
-            </w:tcBorders>
-          </w:tcPr>
-          <w:p>
-            <w:pPr>
-              <w:pStyle w:val="Normal"/>
-              <w:widowControl/>
-              <w:bidi w:val="0"/>
-              <w:spacing w:before="0" w:after="200"/>
-              <w:jc w:val="start"/>
-              <w:rPr/>
-            </w:pPr>
-            <w:r>
-              <w:rPr>
-                <w:sz w:val="18"/>
-              </w:rPr>
-              <w:t>Energia</w:t>
-            </w:r>
-          </w:p>
-        </w:tc>
-        <w:tc>
-          <w:tcPr>
-            <w:tcW w:w="3120" w:type="dxa"/>
-            <w:tcBorders>
-              <w:top w:val="single" w:sz="4" w:space="0" w:color="999999"/>
-              <w:start w:val="single" w:sz="4" w:space="0" w:color="999999"/>
-              <w:bottom w:val="single" w:sz="4" w:space="0" w:color="999999"/>
-              <w:end w:val="single" w:sz="4" w:space="0" w:color="999999"/>
-            </w:tcBorders>
-          </w:tcPr>
-          <w:p>
-            <w:pPr>
-              <w:pStyle w:val="Normal"/>
-              <w:widowControl/>
-              <w:bidi w:val="0"/>
-              <w:spacing w:before="0" w:after="200"/>
-              <w:jc w:val="start"/>
-              <w:rPr/>
-            </w:pPr>
-            <w:r>
-              <w:rPr>
-                <w:sz w:val="18"/>
-              </w:rPr>
-              <w:t>44</w:t>
-            </w:r>
-          </w:p>
-        </w:tc>
-        <w:tc>
-          <w:tcPr>
-            <w:tcW w:w="3120" w:type="dxa"/>
-            <w:tcBorders>
-              <w:top w:val="single" w:sz="4" w:space="0" w:color="999999"/>
-              <w:start w:val="single" w:sz="4" w:space="0" w:color="999999"/>
-              <w:bottom w:val="single" w:sz="4" w:space="0" w:color="999999"/>
-              <w:end w:val="single" w:sz="4" w:space="0" w:color="999999"/>
-            </w:tcBorders>
-          </w:tcPr>
-          <w:p>
-            <w:pPr>
-              <w:pStyle w:val="Normal"/>
-              <w:widowControl/>
-              <w:bidi w:val="0"/>
-              <w:spacing w:before="0" w:after="200"/>
-              <w:jc w:val="start"/>
-              <w:rPr/>
-            </w:pPr>
-            <w:r>
-              <w:rPr>
-                <w:sz w:val="18"/>
-              </w:rPr>
-              <w:t>36,4</w:t>
-            </w:r>
-          </w:p>
-        </w:tc>
-      </w:tr>
-      <w:tr>
-        <w:trPr>
-          <w:cantSplit/>
-        </w:trPr>
-        <w:tc>
-          <w:tcPr>
-            <w:tcW w:w="3120" w:type="dxa"/>
-            <w:tcBorders>
-              <w:top w:val="single" w:sz="4" w:space="0" w:color="999999"/>
-              <w:start w:val="single" w:sz="4" w:space="0" w:color="999999"/>
-              <w:bottom w:val="single" w:sz="4" w:space="0" w:color="999999"/>
-              <w:end w:val="single" w:sz="4" w:space="0" w:color="999999"/>
-            </w:tcBorders>
-          </w:tcPr>
-          <w:p>
-            <w:pPr>
-              <w:pStyle w:val="Normal"/>
-              <w:widowControl/>
-              <w:bidi w:val="0"/>
-              <w:spacing w:before="0" w:after="200"/>
-              <w:jc w:val="start"/>
-              <w:rPr/>
-            </w:pPr>
-            <w:r>
-              <w:rPr>
-                <w:sz w:val="18"/>
-              </w:rPr>
-              <w:t>Vida útil</w:t>
-            </w:r>
-          </w:p>
-        </w:tc>
-        <w:tc>
-          <w:tcPr>
-            <w:tcW w:w="3120" w:type="dxa"/>
-            <w:tcBorders>
-              <w:top w:val="single" w:sz="4" w:space="0" w:color="999999"/>
-              <w:start w:val="single" w:sz="4" w:space="0" w:color="999999"/>
-              <w:bottom w:val="single" w:sz="4" w:space="0" w:color="999999"/>
-              <w:end w:val="single" w:sz="4" w:space="0" w:color="999999"/>
-            </w:tcBorders>
-          </w:tcPr>
-          <w:p>
-            <w:pPr>
-              <w:pStyle w:val="Normal"/>
-              <w:widowControl/>
-              <w:bidi w:val="0"/>
-              <w:spacing w:before="0" w:after="200"/>
-              <w:jc w:val="start"/>
-              <w:rPr/>
-            </w:pPr>
-            <w:r>
-              <w:rPr>
-                <w:sz w:val="18"/>
-              </w:rPr>
-              <w:t>44</w:t>
-            </w:r>
-          </w:p>
-        </w:tc>
-        <w:tc>
-          <w:tcPr>
-            <w:tcW w:w="3120" w:type="dxa"/>
-            <w:tcBorders>
-              <w:top w:val="single" w:sz="4" w:space="0" w:color="999999"/>
-              <w:start w:val="single" w:sz="4" w:space="0" w:color="999999"/>
-              <w:bottom w:val="single" w:sz="4" w:space="0" w:color="999999"/>
-              <w:end w:val="single" w:sz="4" w:space="0" w:color="999999"/>
-            </w:tcBorders>
-          </w:tcPr>
-          <w:p>
-            <w:pPr>
-              <w:pStyle w:val="Normal"/>
-              <w:widowControl/>
-              <w:bidi w:val="0"/>
-              <w:spacing w:before="0" w:after="200"/>
-              <w:jc w:val="start"/>
-              <w:rPr/>
-            </w:pPr>
-            <w:r>
-              <w:rPr>
-                <w:sz w:val="18"/>
-              </w:rPr>
-              <w:t>36,4</w:t>
-            </w:r>
-          </w:p>
-        </w:tc>
-      </w:tr>
-      <w:tr>
-        <w:trPr>
-          <w:cantSplit/>
-        </w:trPr>
-        <w:tc>
-          <w:tcPr>
-            <w:tcW w:w="3120" w:type="dxa"/>
-            <w:tcBorders>
-              <w:top w:val="single" w:sz="4" w:space="0" w:color="999999"/>
-              <w:start w:val="single" w:sz="4" w:space="0" w:color="999999"/>
-              <w:bottom w:val="single" w:sz="4" w:space="0" w:color="999999"/>
-              <w:end w:val="single" w:sz="4" w:space="0" w:color="999999"/>
-            </w:tcBorders>
-          </w:tcPr>
-          <w:p>
-            <w:pPr>
-              <w:pStyle w:val="Normal"/>
-              <w:widowControl/>
-              <w:bidi w:val="0"/>
-              <w:spacing w:before="0" w:after="200"/>
-              <w:jc w:val="start"/>
-              <w:rPr/>
-            </w:pPr>
-            <w:r>
-              <w:rPr>
-                <w:sz w:val="18"/>
-              </w:rPr>
-              <w:t>Condição física</w:t>
-            </w:r>
-          </w:p>
-        </w:tc>
-        <w:tc>
-          <w:tcPr>
-            <w:tcW w:w="3120" w:type="dxa"/>
-            <w:tcBorders>
-              <w:top w:val="single" w:sz="4" w:space="0" w:color="999999"/>
-              <w:start w:val="single" w:sz="4" w:space="0" w:color="999999"/>
-              <w:bottom w:val="single" w:sz="4" w:space="0" w:color="999999"/>
-              <w:end w:val="single" w:sz="4" w:space="0" w:color="999999"/>
-            </w:tcBorders>
-          </w:tcPr>
-          <w:p>
-            <w:pPr>
-              <w:pStyle w:val="Normal"/>
-              <w:widowControl/>
-              <w:bidi w:val="0"/>
-              <w:spacing w:before="0" w:after="200"/>
-              <w:jc w:val="start"/>
-              <w:rPr/>
-            </w:pPr>
-            <w:r>
-              <w:rPr>
-                <w:sz w:val="18"/>
-              </w:rPr>
-              <w:t>34</w:t>
-            </w:r>
-          </w:p>
-        </w:tc>
-        <w:tc>
-          <w:tcPr>
-            <w:tcW w:w="3120" w:type="dxa"/>
-            <w:tcBorders>
-              <w:top w:val="single" w:sz="4" w:space="0" w:color="999999"/>
-              <w:start w:val="single" w:sz="4" w:space="0" w:color="999999"/>
-              <w:bottom w:val="single" w:sz="4" w:space="0" w:color="999999"/>
-              <w:end w:val="single" w:sz="4" w:space="0" w:color="999999"/>
-            </w:tcBorders>
-          </w:tcPr>
-          <w:p>
-            <w:pPr>
-              <w:pStyle w:val="Normal"/>
-              <w:widowControl/>
-              <w:bidi w:val="0"/>
-              <w:spacing w:before="0" w:after="200"/>
-              <w:jc w:val="start"/>
-              <w:rPr/>
-            </w:pPr>
-            <w:r>
-              <w:rPr>
-                <w:sz w:val="18"/>
-              </w:rPr>
-              <w:t>28,1</w:t>
-            </w:r>
-          </w:p>
-        </w:tc>
-      </w:tr>
-      <w:tr>
-        <w:trPr>
-          <w:cantSplit/>
-        </w:trPr>
-        <w:tc>
-          <w:tcPr>
-            <w:tcW w:w="3120" w:type="dxa"/>
-            <w:tcBorders>
-              <w:top w:val="single" w:sz="4" w:space="0" w:color="999999"/>
-              <w:start w:val="single" w:sz="4" w:space="0" w:color="999999"/>
-              <w:bottom w:val="single" w:sz="4" w:space="0" w:color="999999"/>
-              <w:end w:val="single" w:sz="4" w:space="0" w:color="999999"/>
-            </w:tcBorders>
-          </w:tcPr>
-          <w:p>
-            <w:pPr>
-              <w:pStyle w:val="Normal"/>
-              <w:widowControl/>
-              <w:bidi w:val="0"/>
-              <w:spacing w:before="0" w:after="200"/>
-              <w:jc w:val="start"/>
-              <w:rPr/>
-            </w:pPr>
-            <w:r>
-              <w:rPr>
-                <w:sz w:val="18"/>
-              </w:rPr>
-              <w:t>Risco</w:t>
-            </w:r>
-          </w:p>
-        </w:tc>
-        <w:tc>
-          <w:tcPr>
-            <w:tcW w:w="3120" w:type="dxa"/>
-            <w:tcBorders>
-              <w:top w:val="single" w:sz="4" w:space="0" w:color="999999"/>
-              <w:start w:val="single" w:sz="4" w:space="0" w:color="999999"/>
-              <w:bottom w:val="single" w:sz="4" w:space="0" w:color="999999"/>
-              <w:end w:val="single" w:sz="4" w:space="0" w:color="999999"/>
-            </w:tcBorders>
-          </w:tcPr>
-          <w:p>
-            <w:pPr>
-              <w:pStyle w:val="Normal"/>
-              <w:widowControl/>
-              <w:bidi w:val="0"/>
-              <w:spacing w:before="0" w:after="200"/>
-              <w:jc w:val="start"/>
-              <w:rPr/>
-            </w:pPr>
-            <w:r>
-              <w:rPr>
-                <w:sz w:val="18"/>
-              </w:rPr>
-              <w:t>33</w:t>
-            </w:r>
-          </w:p>
-        </w:tc>
-        <w:tc>
-          <w:tcPr>
-            <w:tcW w:w="3120" w:type="dxa"/>
-            <w:tcBorders>
-              <w:top w:val="single" w:sz="4" w:space="0" w:color="999999"/>
-              <w:start w:val="single" w:sz="4" w:space="0" w:color="999999"/>
-              <w:bottom w:val="single" w:sz="4" w:space="0" w:color="999999"/>
-              <w:end w:val="single" w:sz="4" w:space="0" w:color="999999"/>
-            </w:tcBorders>
-          </w:tcPr>
-          <w:p>
-            <w:pPr>
-              <w:pStyle w:val="Normal"/>
-              <w:widowControl/>
-              <w:bidi w:val="0"/>
-              <w:spacing w:before="0" w:after="200"/>
-              <w:jc w:val="start"/>
-              <w:rPr/>
-            </w:pPr>
-            <w:r>
-              <w:rPr>
-                <w:sz w:val="18"/>
-              </w:rPr>
-              <w:t>27,3</w:t>
-            </w:r>
-          </w:p>
-        </w:tc>
-      </w:tr>
-      <w:tr>
-        <w:trPr>
-          <w:cantSplit/>
-        </w:trPr>
-        <w:tc>
-          <w:tcPr>
-            <w:tcW w:w="3120" w:type="dxa"/>
-            <w:tcBorders>
-              <w:top w:val="single" w:sz="4" w:space="0" w:color="999999"/>
-              <w:start w:val="single" w:sz="4" w:space="0" w:color="999999"/>
-              <w:bottom w:val="single" w:sz="4" w:space="0" w:color="999999"/>
-              <w:end w:val="single" w:sz="4" w:space="0" w:color="999999"/>
-            </w:tcBorders>
-          </w:tcPr>
-          <w:p>
-            <w:pPr>
-              <w:pStyle w:val="Normal"/>
-              <w:widowControl/>
-              <w:bidi w:val="0"/>
-              <w:spacing w:before="0" w:after="200"/>
-              <w:jc w:val="start"/>
-              <w:rPr/>
-            </w:pPr>
-            <w:r>
-              <w:rPr>
-                <w:sz w:val="18"/>
-              </w:rPr>
-              <w:t>Manutenibilidade</w:t>
-            </w:r>
-          </w:p>
-        </w:tc>
-        <w:tc>
-          <w:tcPr>
-            <w:tcW w:w="3120" w:type="dxa"/>
-            <w:tcBorders>
-              <w:top w:val="single" w:sz="4" w:space="0" w:color="999999"/>
-              <w:start w:val="single" w:sz="4" w:space="0" w:color="999999"/>
-              <w:bottom w:val="single" w:sz="4" w:space="0" w:color="999999"/>
-              <w:end w:val="single" w:sz="4" w:space="0" w:color="999999"/>
-            </w:tcBorders>
-          </w:tcPr>
-          <w:p>
-            <w:pPr>
-              <w:pStyle w:val="Normal"/>
-              <w:widowControl/>
-              <w:bidi w:val="0"/>
-              <w:spacing w:before="0" w:after="200"/>
-              <w:jc w:val="start"/>
-              <w:rPr/>
-            </w:pPr>
-            <w:r>
-              <w:rPr>
-                <w:sz w:val="18"/>
-              </w:rPr>
-              <w:t>25</w:t>
-            </w:r>
-          </w:p>
-        </w:tc>
-        <w:tc>
-          <w:tcPr>
-            <w:tcW w:w="3120" w:type="dxa"/>
-            <w:tcBorders>
-              <w:top w:val="single" w:sz="4" w:space="0" w:color="999999"/>
-              <w:start w:val="single" w:sz="4" w:space="0" w:color="999999"/>
-              <w:bottom w:val="single" w:sz="4" w:space="0" w:color="999999"/>
-              <w:end w:val="single" w:sz="4" w:space="0" w:color="999999"/>
-            </w:tcBorders>
-          </w:tcPr>
-          <w:p>
-            <w:pPr>
-              <w:pStyle w:val="Normal"/>
-              <w:widowControl/>
-              <w:bidi w:val="0"/>
-              <w:spacing w:before="0" w:after="200"/>
-              <w:jc w:val="start"/>
-              <w:rPr/>
-            </w:pPr>
-            <w:r>
-              <w:rPr>
-                <w:sz w:val="18"/>
-              </w:rPr>
-              <w:t>20,7</w:t>
-            </w:r>
-          </w:p>
-        </w:tc>
-      </w:tr>
-      <w:tr>
-        <w:trPr>
-          <w:cantSplit/>
-        </w:trPr>
-        <w:tc>
-          <w:tcPr>
-            <w:tcW w:w="3120" w:type="dxa"/>
-            <w:tcBorders>
-              <w:top w:val="single" w:sz="4" w:space="0" w:color="999999"/>
-              <w:start w:val="single" w:sz="4" w:space="0" w:color="999999"/>
-              <w:bottom w:val="single" w:sz="4" w:space="0" w:color="999999"/>
-              <w:end w:val="single" w:sz="4" w:space="0" w:color="999999"/>
-            </w:tcBorders>
-          </w:tcPr>
-          <w:p>
-            <w:pPr>
-              <w:pStyle w:val="Normal"/>
-              <w:widowControl/>
-              <w:bidi w:val="0"/>
-              <w:spacing w:before="0" w:after="200"/>
-              <w:jc w:val="start"/>
-              <w:rPr/>
-            </w:pPr>
-            <w:r>
-              <w:rPr>
-                <w:sz w:val="18"/>
-              </w:rPr>
-              <w:t>Conforto</w:t>
-            </w:r>
-          </w:p>
-        </w:tc>
-        <w:tc>
-          <w:tcPr>
-            <w:tcW w:w="3120" w:type="dxa"/>
-            <w:tcBorders>
-              <w:top w:val="single" w:sz="4" w:space="0" w:color="999999"/>
-              <w:start w:val="single" w:sz="4" w:space="0" w:color="999999"/>
-              <w:bottom w:val="single" w:sz="4" w:space="0" w:color="999999"/>
-              <w:end w:val="single" w:sz="4" w:space="0" w:color="999999"/>
-            </w:tcBorders>
-          </w:tcPr>
-          <w:p>
-            <w:pPr>
-              <w:pStyle w:val="Normal"/>
-              <w:widowControl/>
-              <w:bidi w:val="0"/>
-              <w:spacing w:before="0" w:after="200"/>
-              <w:jc w:val="start"/>
-              <w:rPr/>
-            </w:pPr>
-            <w:r>
-              <w:rPr>
-                <w:sz w:val="18"/>
-              </w:rPr>
-              <w:t>22</w:t>
-            </w:r>
-          </w:p>
-        </w:tc>
-        <w:tc>
-          <w:tcPr>
-            <w:tcW w:w="3120" w:type="dxa"/>
-            <w:tcBorders>
-              <w:top w:val="single" w:sz="4" w:space="0" w:color="999999"/>
-              <w:start w:val="single" w:sz="4" w:space="0" w:color="999999"/>
-              <w:bottom w:val="single" w:sz="4" w:space="0" w:color="999999"/>
-              <w:end w:val="single" w:sz="4" w:space="0" w:color="999999"/>
-            </w:tcBorders>
-          </w:tcPr>
-          <w:p>
-            <w:pPr>
-              <w:pStyle w:val="Normal"/>
-              <w:widowControl/>
-              <w:bidi w:val="0"/>
-              <w:spacing w:before="0" w:after="200"/>
-              <w:jc w:val="start"/>
-              <w:rPr/>
-            </w:pPr>
-            <w:r>
-              <w:rPr>
-                <w:sz w:val="18"/>
-              </w:rPr>
-              <w:t>18,2</w:t>
-            </w:r>
-          </w:p>
-        </w:tc>
-      </w:tr>
-      <w:tr>
-        <w:trPr>
-          <w:cantSplit/>
-        </w:trPr>
-        <w:tc>
-          <w:tcPr>
-            <w:tcW w:w="3120" w:type="dxa"/>
-            <w:tcBorders>
-              <w:top w:val="single" w:sz="4" w:space="0" w:color="999999"/>
-              <w:start w:val="single" w:sz="4" w:space="0" w:color="999999"/>
-              <w:bottom w:val="single" w:sz="4" w:space="0" w:color="999999"/>
-              <w:end w:val="single" w:sz="4" w:space="0" w:color="999999"/>
-            </w:tcBorders>
-          </w:tcPr>
-          <w:p>
-            <w:pPr>
-              <w:pStyle w:val="Normal"/>
-              <w:widowControl/>
-              <w:bidi w:val="0"/>
-              <w:spacing w:before="0" w:after="200"/>
-              <w:jc w:val="start"/>
-              <w:rPr/>
-            </w:pPr>
-            <w:r>
-              <w:rPr>
-                <w:sz w:val="18"/>
-              </w:rPr>
-              <w:t>Segurança</w:t>
-            </w:r>
-          </w:p>
-        </w:tc>
-        <w:tc>
-          <w:tcPr>
-            <w:tcW w:w="3120" w:type="dxa"/>
-            <w:tcBorders>
-              <w:top w:val="single" w:sz="4" w:space="0" w:color="999999"/>
-              <w:start w:val="single" w:sz="4" w:space="0" w:color="999999"/>
-              <w:bottom w:val="single" w:sz="4" w:space="0" w:color="999999"/>
-              <w:end w:val="single" w:sz="4" w:space="0" w:color="999999"/>
-            </w:tcBorders>
-          </w:tcPr>
-          <w:p>
-            <w:pPr>
-              <w:pStyle w:val="Normal"/>
-              <w:widowControl/>
-              <w:bidi w:val="0"/>
-              <w:spacing w:before="0" w:after="200"/>
-              <w:jc w:val="start"/>
-              <w:rPr/>
-            </w:pPr>
-            <w:r>
-              <w:rPr>
-                <w:sz w:val="18"/>
-              </w:rPr>
-              <w:t>18</w:t>
-            </w:r>
-          </w:p>
-        </w:tc>
-        <w:tc>
-          <w:tcPr>
-            <w:tcW w:w="3120" w:type="dxa"/>
-            <w:tcBorders>
-              <w:top w:val="single" w:sz="4" w:space="0" w:color="999999"/>
-              <w:start w:val="single" w:sz="4" w:space="0" w:color="999999"/>
-              <w:bottom w:val="single" w:sz="4" w:space="0" w:color="999999"/>
-              <w:end w:val="single" w:sz="4" w:space="0" w:color="999999"/>
-            </w:tcBorders>
-          </w:tcPr>
-          <w:p>
-            <w:pPr>
-              <w:pStyle w:val="Normal"/>
-              <w:widowControl/>
-              <w:bidi w:val="0"/>
-              <w:spacing w:before="0" w:after="200"/>
-              <w:jc w:val="start"/>
-              <w:rPr/>
-            </w:pPr>
-            <w:r>
-              <w:rPr>
-                <w:sz w:val="18"/>
-              </w:rPr>
-              <w:t>14,9</w:t>
-            </w:r>
-          </w:p>
-        </w:tc>
-      </w:tr>
-      <w:tr>
-        <w:trPr>
-          <w:cantSplit/>
-        </w:trPr>
-        <w:tc>
-          <w:tcPr>
-            <w:tcW w:w="3120" w:type="dxa"/>
-            <w:tcBorders>
-              <w:top w:val="single" w:sz="4" w:space="0" w:color="999999"/>
-              <w:start w:val="single" w:sz="4" w:space="0" w:color="999999"/>
-              <w:bottom w:val="single" w:sz="4" w:space="0" w:color="999999"/>
-              <w:end w:val="single" w:sz="4" w:space="0" w:color="999999"/>
-            </w:tcBorders>
-          </w:tcPr>
-          <w:p>
-            <w:pPr>
-              <w:pStyle w:val="Normal"/>
-              <w:widowControl/>
-              <w:bidi w:val="0"/>
-              <w:spacing w:before="0" w:after="200"/>
-              <w:jc w:val="start"/>
-              <w:rPr/>
-            </w:pPr>
-            <w:r>
-              <w:rPr>
-                <w:sz w:val="18"/>
-              </w:rPr>
-              <w:t>Emissões de carbono</w:t>
-            </w:r>
-          </w:p>
-        </w:tc>
-        <w:tc>
-          <w:tcPr>
-            <w:tcW w:w="3120" w:type="dxa"/>
-            <w:tcBorders>
-              <w:top w:val="single" w:sz="4" w:space="0" w:color="999999"/>
-              <w:start w:val="single" w:sz="4" w:space="0" w:color="999999"/>
-              <w:bottom w:val="single" w:sz="4" w:space="0" w:color="999999"/>
-              <w:end w:val="single" w:sz="4" w:space="0" w:color="999999"/>
-            </w:tcBorders>
-          </w:tcPr>
-          <w:p>
-            <w:pPr>
-              <w:pStyle w:val="Normal"/>
-              <w:widowControl/>
-              <w:bidi w:val="0"/>
-              <w:spacing w:before="0" w:after="200"/>
-              <w:jc w:val="start"/>
-              <w:rPr/>
-            </w:pPr>
-            <w:r>
-              <w:rPr>
-                <w:sz w:val="18"/>
-              </w:rPr>
-              <w:t>15</w:t>
-            </w:r>
-          </w:p>
-        </w:tc>
-        <w:tc>
-          <w:tcPr>
-            <w:tcW w:w="3120" w:type="dxa"/>
-            <w:tcBorders>
-              <w:top w:val="single" w:sz="4" w:space="0" w:color="999999"/>
-              <w:start w:val="single" w:sz="4" w:space="0" w:color="999999"/>
-              <w:bottom w:val="single" w:sz="4" w:space="0" w:color="999999"/>
-              <w:end w:val="single" w:sz="4" w:space="0" w:color="999999"/>
-            </w:tcBorders>
-          </w:tcPr>
-          <w:p>
-            <w:pPr>
-              <w:pStyle w:val="Normal"/>
-              <w:widowControl/>
-              <w:bidi w:val="0"/>
-              <w:spacing w:before="0" w:after="200"/>
-              <w:jc w:val="start"/>
-              <w:rPr/>
-            </w:pPr>
-            <w:r>
-              <w:rPr>
-                <w:sz w:val="18"/>
-              </w:rPr>
-              <w:t>12,4</w:t>
-            </w:r>
-          </w:p>
-        </w:tc>
-      </w:tr>
-      <w:tr>
-        <w:trPr>
-          <w:cantSplit/>
-        </w:trPr>
-        <w:tc>
-          <w:tcPr>
-            <w:tcW w:w="3120" w:type="dxa"/>
-            <w:tcBorders>
-              <w:top w:val="single" w:sz="4" w:space="0" w:color="999999"/>
-              <w:start w:val="single" w:sz="4" w:space="0" w:color="999999"/>
-              <w:bottom w:val="single" w:sz="4" w:space="0" w:color="999999"/>
-              <w:end w:val="single" w:sz="4" w:space="0" w:color="999999"/>
-            </w:tcBorders>
-          </w:tcPr>
-          <w:p>
-            <w:pPr>
-              <w:pStyle w:val="Normal"/>
-              <w:widowControl/>
-              <w:bidi w:val="0"/>
-              <w:spacing w:before="0" w:after="200"/>
-              <w:jc w:val="start"/>
-              <w:rPr/>
-            </w:pPr>
-            <w:r>
-              <w:rPr>
-                <w:sz w:val="18"/>
-              </w:rPr>
-              <w:t>Resíduos</w:t>
-            </w:r>
-          </w:p>
-        </w:tc>
-        <w:tc>
-          <w:tcPr>
-            <w:tcW w:w="3120" w:type="dxa"/>
-            <w:tcBorders>
-              <w:top w:val="single" w:sz="4" w:space="0" w:color="999999"/>
-              <w:start w:val="single" w:sz="4" w:space="0" w:color="999999"/>
-              <w:bottom w:val="single" w:sz="4" w:space="0" w:color="999999"/>
-              <w:end w:val="single" w:sz="4" w:space="0" w:color="999999"/>
-            </w:tcBorders>
-          </w:tcPr>
-          <w:p>
-            <w:pPr>
-              <w:pStyle w:val="Normal"/>
-              <w:widowControl/>
-              <w:bidi w:val="0"/>
-              <w:spacing w:before="0" w:after="200"/>
-              <w:jc w:val="start"/>
-              <w:rPr/>
-            </w:pPr>
-            <w:r>
-              <w:rPr>
-                <w:sz w:val="18"/>
-              </w:rPr>
-              <w:t>13</w:t>
-            </w:r>
-          </w:p>
-        </w:tc>
-        <w:tc>
-          <w:tcPr>
-            <w:tcW w:w="3120" w:type="dxa"/>
-            <w:tcBorders>
-              <w:top w:val="single" w:sz="4" w:space="0" w:color="999999"/>
-              <w:start w:val="single" w:sz="4" w:space="0" w:color="999999"/>
-              <w:bottom w:val="single" w:sz="4" w:space="0" w:color="999999"/>
-              <w:end w:val="single" w:sz="4" w:space="0" w:color="999999"/>
-            </w:tcBorders>
-          </w:tcPr>
-          <w:p>
-            <w:pPr>
-              <w:pStyle w:val="Normal"/>
-              <w:widowControl/>
-              <w:bidi w:val="0"/>
-              <w:spacing w:before="0" w:after="200"/>
-              <w:jc w:val="start"/>
-              <w:rPr/>
-            </w:pPr>
-            <w:r>
-              <w:rPr>
-                <w:sz w:val="18"/>
-              </w:rPr>
-              <w:t>10,7</w:t>
-            </w:r>
-          </w:p>
-        </w:tc>
-      </w:tr>
-      <w:tr>
-        <w:trPr>
-          <w:cantSplit/>
-        </w:trPr>
-        <w:tc>
-          <w:tcPr>
-            <w:tcW w:w="3120" w:type="dxa"/>
-            <w:tcBorders>
-              <w:top w:val="single" w:sz="4" w:space="0" w:color="999999"/>
-              <w:start w:val="single" w:sz="4" w:space="0" w:color="999999"/>
-              <w:bottom w:val="single" w:sz="4" w:space="0" w:color="999999"/>
-              <w:end w:val="single" w:sz="4" w:space="0" w:color="999999"/>
-            </w:tcBorders>
-          </w:tcPr>
-          <w:p>
-            <w:pPr>
-              <w:pStyle w:val="Normal"/>
-              <w:widowControl/>
-              <w:bidi w:val="0"/>
-              <w:spacing w:before="0" w:after="200"/>
-              <w:jc w:val="start"/>
-              <w:rPr/>
-            </w:pPr>
-            <w:r>
-              <w:rPr>
-                <w:sz w:val="18"/>
-              </w:rPr>
-              <w:t>Satisfação do usuário</w:t>
-            </w:r>
-          </w:p>
-        </w:tc>
-        <w:tc>
-          <w:tcPr>
-            <w:tcW w:w="3120" w:type="dxa"/>
-            <w:tcBorders>
-              <w:top w:val="single" w:sz="4" w:space="0" w:color="999999"/>
-              <w:start w:val="single" w:sz="4" w:space="0" w:color="999999"/>
-              <w:bottom w:val="single" w:sz="4" w:space="0" w:color="999999"/>
-              <w:end w:val="single" w:sz="4" w:space="0" w:color="999999"/>
-            </w:tcBorders>
-          </w:tcPr>
-          <w:p>
-            <w:pPr>
-              <w:pStyle w:val="Normal"/>
-              <w:widowControl/>
-              <w:bidi w:val="0"/>
-              <w:spacing w:before="0" w:after="200"/>
-              <w:jc w:val="start"/>
-              <w:rPr/>
-            </w:pPr>
-            <w:r>
-              <w:rPr>
-                <w:sz w:val="18"/>
-              </w:rPr>
-              <w:t>9</w:t>
-            </w:r>
-          </w:p>
-        </w:tc>
-        <w:tc>
-          <w:tcPr>
-            <w:tcW w:w="3120" w:type="dxa"/>
-            <w:tcBorders>
-              <w:top w:val="single" w:sz="4" w:space="0" w:color="999999"/>
-              <w:start w:val="single" w:sz="4" w:space="0" w:color="999999"/>
-              <w:bottom w:val="single" w:sz="4" w:space="0" w:color="999999"/>
-              <w:end w:val="single" w:sz="4" w:space="0" w:color="999999"/>
-            </w:tcBorders>
-          </w:tcPr>
-          <w:p>
-            <w:pPr>
-              <w:pStyle w:val="Normal"/>
-              <w:widowControl/>
-              <w:bidi w:val="0"/>
-              <w:spacing w:before="0" w:after="200"/>
-              <w:jc w:val="start"/>
-              <w:rPr/>
-            </w:pPr>
-            <w:r>
-              <w:rPr>
-                <w:sz w:val="18"/>
-              </w:rPr>
-              <w:t>7,4</w:t>
-            </w:r>
-          </w:p>
-        </w:tc>
-      </w:tr>
-      <w:tr>
-        <w:trPr>
-          <w:cantSplit/>
-        </w:trPr>
-        <w:tc>
-          <w:tcPr>
-            <w:tcW w:w="3120" w:type="dxa"/>
-            <w:tcBorders>
-              <w:top w:val="single" w:sz="4" w:space="0" w:color="999999"/>
-              <w:start w:val="single" w:sz="4" w:space="0" w:color="999999"/>
-              <w:bottom w:val="single" w:sz="4" w:space="0" w:color="999999"/>
-              <w:end w:val="single" w:sz="4" w:space="0" w:color="999999"/>
-            </w:tcBorders>
-          </w:tcPr>
-          <w:p>
-            <w:pPr>
-              <w:pStyle w:val="Normal"/>
-              <w:widowControl/>
-              <w:bidi w:val="0"/>
-              <w:spacing w:before="0" w:after="200"/>
-              <w:jc w:val="start"/>
-              <w:rPr/>
-            </w:pPr>
-            <w:r>
-              <w:rPr>
-                <w:sz w:val="18"/>
-              </w:rPr>
-              <w:t>Água</w:t>
-            </w:r>
-          </w:p>
-        </w:tc>
-        <w:tc>
-          <w:tcPr>
-            <w:tcW w:w="3120" w:type="dxa"/>
-            <w:tcBorders>
-              <w:top w:val="single" w:sz="4" w:space="0" w:color="999999"/>
-              <w:start w:val="single" w:sz="4" w:space="0" w:color="999999"/>
-              <w:bottom w:val="single" w:sz="4" w:space="0" w:color="999999"/>
-              <w:end w:val="single" w:sz="4" w:space="0" w:color="999999"/>
-            </w:tcBorders>
-          </w:tcPr>
-          <w:p>
-            <w:pPr>
-              <w:pStyle w:val="Normal"/>
-              <w:widowControl/>
-              <w:bidi w:val="0"/>
-              <w:spacing w:before="0" w:after="200"/>
-              <w:jc w:val="start"/>
-              <w:rPr/>
-            </w:pPr>
-            <w:r>
-              <w:rPr>
-                <w:sz w:val="18"/>
-              </w:rPr>
-              <w:t>6</w:t>
-            </w:r>
-          </w:p>
-        </w:tc>
-        <w:tc>
-          <w:tcPr>
-            <w:tcW w:w="3120" w:type="dxa"/>
-            <w:tcBorders>
-              <w:top w:val="single" w:sz="4" w:space="0" w:color="999999"/>
-              <w:start w:val="single" w:sz="4" w:space="0" w:color="999999"/>
-              <w:bottom w:val="single" w:sz="4" w:space="0" w:color="999999"/>
-              <w:end w:val="single" w:sz="4" w:space="0" w:color="999999"/>
-            </w:tcBorders>
-          </w:tcPr>
-          <w:p>
-            <w:pPr>
-              <w:pStyle w:val="Normal"/>
-              <w:widowControl/>
-              <w:bidi w:val="0"/>
-              <w:spacing w:before="0" w:after="200"/>
-              <w:jc w:val="start"/>
-              <w:rPr/>
-            </w:pPr>
-            <w:r>
-              <w:rPr>
-                <w:sz w:val="18"/>
-              </w:rPr>
-              <w:t>5,0</w:t>
-            </w:r>
-          </w:p>
-        </w:tc>
-      </w:tr>
-      <w:tr>
-        <w:trPr>
-          <w:cantSplit/>
-        </w:trPr>
-        <w:tc>
-          <w:tcPr>
-            <w:tcW w:w="3120" w:type="dxa"/>
-            <w:tcBorders>
-              <w:top w:val="single" w:sz="4" w:space="0" w:color="999999"/>
-              <w:start w:val="single" w:sz="4" w:space="0" w:color="999999"/>
-              <w:bottom w:val="single" w:sz="4" w:space="0" w:color="999999"/>
-              <w:end w:val="single" w:sz="4" w:space="0" w:color="999999"/>
-            </w:tcBorders>
-          </w:tcPr>
-          <w:p>
-            <w:pPr>
-              <w:pStyle w:val="Normal"/>
-              <w:widowControl/>
-              <w:bidi w:val="0"/>
-              <w:spacing w:before="0" w:after="200"/>
-              <w:jc w:val="start"/>
-              <w:rPr/>
-            </w:pPr>
-            <w:r>
-              <w:rPr>
-                <w:sz w:val="18"/>
-              </w:rPr>
-              <w:t>Qualidade de serviço</w:t>
-            </w:r>
-          </w:p>
-        </w:tc>
-        <w:tc>
-          <w:tcPr>
-            <w:tcW w:w="3120" w:type="dxa"/>
-            <w:tcBorders>
-              <w:top w:val="single" w:sz="4" w:space="0" w:color="999999"/>
-              <w:start w:val="single" w:sz="4" w:space="0" w:color="999999"/>
-              <w:bottom w:val="single" w:sz="4" w:space="0" w:color="999999"/>
-              <w:end w:val="single" w:sz="4" w:space="0" w:color="999999"/>
-            </w:tcBorders>
-          </w:tcPr>
-          <w:p>
-            <w:pPr>
-              <w:pStyle w:val="Normal"/>
-              <w:widowControl/>
-              <w:bidi w:val="0"/>
-              <w:spacing w:before="0" w:after="200"/>
-              <w:jc w:val="start"/>
-              <w:rPr/>
-            </w:pPr>
-            <w:r>
-              <w:rPr>
-                <w:sz w:val="18"/>
-              </w:rPr>
-              <w:t>6</w:t>
-            </w:r>
-          </w:p>
-        </w:tc>
-        <w:tc>
-          <w:tcPr>
-            <w:tcW w:w="3120" w:type="dxa"/>
-            <w:tcBorders>
-              <w:top w:val="single" w:sz="4" w:space="0" w:color="999999"/>
-              <w:start w:val="single" w:sz="4" w:space="0" w:color="999999"/>
-              <w:bottom w:val="single" w:sz="4" w:space="0" w:color="999999"/>
-              <w:end w:val="single" w:sz="4" w:space="0" w:color="999999"/>
-            </w:tcBorders>
-          </w:tcPr>
-          <w:p>
-            <w:pPr>
-              <w:pStyle w:val="Normal"/>
-              <w:widowControl/>
-              <w:bidi w:val="0"/>
-              <w:spacing w:before="0" w:after="200"/>
-              <w:jc w:val="start"/>
-              <w:rPr/>
-            </w:pPr>
-            <w:r>
-              <w:rPr>
-                <w:sz w:val="18"/>
-              </w:rPr>
-              <w:t>5,0</w:t>
-            </w:r>
-          </w:p>
-        </w:tc>
-      </w:tr>
-    </w:tbl>
-    <w:p>
-      <w:pPr>
-        <w:pStyle w:val="Normal"/>
-        <w:rPr/>
-      </w:pPr>
-      <w:r>
-        <w:rPr/>
-      </w:r>
-    </w:p>
-    <w:p>
-      <w:pPr>
-        <w:pStyle w:val="BodyText"/>
-        <w:rPr/>
-      </w:pPr>
-      <w:r>
-        <w:rPr/>
-        <w:t>Na gestão pública universitária, o desempenho sustenta indicadores relacionados à continuidade e às falhas, a informação oferece as condições necessárias à rastreabilidade e o custo permite distinguir correções emergenciais, manutenção planejada e renovação, combinação reforçada por registros de pagamento e planejamento conjunto de manutenção, renovação e energia (Kim et al., 2018; Nägeli et al., 2019). As leituras integrais qualificam relações entre critérios. Operação e manutenção podem superar 80% do custo total do ciclo de vida, e seus custos anuais podem representar de 50% a 70% dos custos operacionais, bases de cálculo que devem permanecer distintas (Aliu et al., 2025); decisões de concepção podem evitar até 50% das dificuldades de manutenção, conectando manutenibilidade a desempenho, custo e risco (Chew; Conejos, 2016; Conejos; Chew; Azril, 2019; Othman; Kamal, 2023).</w:t>
-      </w:r>
-      <w:bookmarkEnd w:id="16"/>
-    </w:p>
-    <w:p>
-      <w:pPr>
-        <w:pStyle w:val="Heading2"/>
-        <w:rPr/>
-      </w:pPr>
-      <w:bookmarkStart w:id="18" w:name="sec%3Ametodos"/>
-      <w:r>
-        <w:rPr>
-          <w:rStyle w:val="SectionNumber"/>
-        </w:rPr>
-        <w:t>3.3</w:t>
-      </w:r>
-      <w:r>
-        <w:rPr/>
-        <w:tab/>
-        <w:t>Digitalização, IA e métodos de apoio à decisão</w:t>
-      </w:r>
-    </w:p>
-    <w:p>
-      <w:pPr>
-        <w:pStyle w:val="FirstParagraph"/>
-        <w:rPr/>
-      </w:pPr>
-      <w:r>
-        <w:rPr/>
-        <w:t xml:space="preserve">Sobre os métodos de apoio à decisão, a categoria ampla </w:t>
-      </w:r>
-      <w:r>
-        <w:rPr>
-          <w:rStyle w:val="VerbatimChar"/>
-        </w:rPr>
-        <w:t>framework</w:t>
-      </w:r>
-      <w:r>
-        <w:rPr/>
-        <w:t xml:space="preserve"> reuniu 101 registros. BIM apareceu em 28 e a categoria </w:t>
-      </w:r>
-      <w:r>
-        <w:rPr>
-          <w:rStyle w:val="VerbatimChar"/>
-        </w:rPr>
-        <w:t>decision_support</w:t>
-      </w:r>
-      <w:r>
-        <w:rPr/>
-        <w:t xml:space="preserve">, definida no manual como presença de mecanismo explícito de apoio à decisão, em 29; seguiram-se aprendizado de máquina em 26, otimização em 19, pontuação em 17 e custo do ciclo de vida em 16. Entre os métodos nomeados, AHP ocorreu em cinco registros, TOPSIS em quatro, MCDM e Delphi em três cada, ANP em dois, e </w:t>
+        <w:t xml:space="preserve">Em conjunto, a bibliometria indica transição de eficiência, desempenho e edificações verdes para BIM, </w:t>
       </w:r>
       <w:r>
         <w:rPr>
           <w:i/>
           <w:iCs/>
         </w:rPr>
-        <w:t>Bayesian Best-Worst Method</w:t>
-      </w:r>
-      <w:r>
-        <w:rPr/>
-        <w:t xml:space="preserve">, </w:t>
-      </w:r>
+        <w:t>digital twins</w:t>
+      </w:r>
+      <w:r>
+        <w:rPr/>
+        <w:t>, carbono, ciclo de vida e manutenção preditiva, embora o crescimento informacional não implique, por si, integração decisória equivalente. As subseções seguintes verificam como essa transição se converte em dimensões, critérios, métodos e regras aplicáveis à priorização pública universitária.</w:t>
+      </w:r>
+      <w:bookmarkEnd w:id="19"/>
+    </w:p>
+    <w:p>
+      <w:pPr>
+        <w:pStyle w:val="Heading2"/>
+        <w:rPr/>
+      </w:pPr>
+      <w:bookmarkStart w:id="20" w:name="sec%3Acriterios"/>
       <w:r>
         <w:rPr>
-          <w:i/>
-          <w:iCs/>
+          <w:rStyle w:val="SectionNumber"/>
         </w:rPr>
-        <w:t>balanced scorecard</w:t>
-      </w:r>
-      <w:r>
-        <w:rPr/>
-        <w:t xml:space="preserve"> e raciocínio baseado em casos em um cada. Essa predominância de estruturas genéricas sobre métodos multicritério nomeados marca a transição do campo, cujo avanço informacional é mais rápido que a integração decisória.</w:t>
+        <w:t>3.2</w:t>
+      </w:r>
+      <w:r>
+        <w:rPr/>
+        <w:tab/>
+        <w:t>Dimensões e critérios para priorização sustentável</w:t>
+      </w:r>
+    </w:p>
+    <w:p>
+      <w:pPr>
+        <w:pStyle w:val="FirstParagraph"/>
+        <w:rPr/>
+      </w:pPr>
+      <w:r>
+        <w:rPr/>
+        <w:t>Foram identificadas seis dimensões com respostas múltiplas, na ordem técnica-operacional (116 registros), institucional (97), ambiental (92), ciclo de vida (65), econômica (63) e social (59). O predomínio das duas primeiras reflete a amplitude do manual de codificação e descreve a composição documental do núcleo, convergindo com a gestão sustentável de facilidades, que articula impactos ambientais, sociais e econômicos nos níveis estratégico, tático e operacional (Nielsen; Sarasoja; Galamba, 2016; Okoro, 2023), e com avaliações educacionais que integram desempenho, energia, conforto e usuários (Alfalah et al., 2022).</w:t>
       </w:r>
     </w:p>
     <w:p>
@@ -9956,14 +8412,13 @@
         <w:pStyle w:val="CaptionedFigure"/>
         <w:rPr/>
       </w:pPr>
-      <w:bookmarkStart w:id="19" w:name="fig%3Ametodos"/>
       <w:r>
         <w:rPr/>
         <w:drawing>
           <wp:inline distT="0" distB="0" distL="0" distR="0">
-            <wp:extent cx="5067300" cy="4617085"/>
+            <wp:extent cx="5334000" cy="3263265"/>
             <wp:effectExtent l="0" t="0" r="0" b="0"/>
-            <wp:docPr id="7" name="Figura7"/>
+            <wp:docPr id="7" name="Image6" descr="" title=""/>
             <wp:cNvGraphicFramePr>
               <a:graphicFrameLocks xmlns:a="http://schemas.openxmlformats.org/drawingml/2006/main" noChangeAspect="1"/>
             </wp:cNvGraphicFramePr>
@@ -9971,7 +8426,7 @@
               <a:graphicData uri="http://schemas.openxmlformats.org/drawingml/2006/picture">
                 <pic:pic xmlns:pic="http://schemas.openxmlformats.org/drawingml/2006/picture">
                   <pic:nvPicPr>
-                    <pic:cNvPr id="7" name="Figura7"/>
+                    <pic:cNvPr id="7" name="Image6" descr="" title=""/>
                     <pic:cNvPicPr>
                       <a:picLocks noChangeAspect="1" noChangeArrowheads="1"/>
                     </pic:cNvPicPr>
@@ -9985,12 +8440,11 @@
                   <pic:spPr bwMode="auto">
                     <a:xfrm>
                       <a:off x="0" y="0"/>
-                      <a:ext cx="5067300" cy="4617085"/>
+                      <a:ext cx="5334000" cy="3263265"/>
                     </a:xfrm>
                     <a:prstGeom prst="rect">
                       <a:avLst/>
                     </a:prstGeom>
-                    <a:noFill/>
                   </pic:spPr>
                 </pic:pic>
               </a:graphicData>
@@ -10006,9 +8460,1596 @@
       </w:pPr>
       <w:r>
         <w:rPr/>
+        <w:t>Gráfico 6. Dimensões de sustentabilidade identificadas no núcleo temático vigente</w:t>
+      </w:r>
+    </w:p>
+    <w:p>
+      <w:pPr>
+        <w:pStyle w:val="BodyText"/>
+        <w:rPr/>
+      </w:pPr>
+      <w:r>
+        <w:rPr/>
+        <w:t>Os ODS apareceram explicitamente em um registro, que combinou sustentabilidade, AHP, TOPSIS e otimização na alocação de prestadores de manutenção pública (Masmoudi et al., 2026); o vocabulário ESG esteve ausente dos campos auditados, embora componentes ambientais, sociais e institucionais fossem frequentes, padrão compatível com sua incorporação ainda emergente à gestão de facilidades (Ramantswana et al., 2026).</w:t>
+      </w:r>
+    </w:p>
+    <w:p>
+      <w:pPr>
+        <w:pStyle w:val="BodyText"/>
+        <w:rPr/>
+      </w:pPr>
+      <w:r>
+        <w:rPr/>
+        <w:t>Ao todo, foram identificados 15 critérios de priorização, distribuídos de forma heterogênea entre as seis dimensões. Quanto à frequência, desempenho operacional apareceu em 99 registros, informação e dados em 82, custo em 63 e energia e vida útil em 44 cada, com os demais critérios técnicos, sociais e ambientais listados na Tabela 8.</w:t>
+      </w:r>
+    </w:p>
+    <w:p>
+      <w:pPr>
+        <w:pStyle w:val="TableCaption"/>
+        <w:keepNext w:val="true"/>
+        <w:rPr/>
+      </w:pPr>
+      <w:r>
+        <w:rPr/>
+        <w:t>Tabela 8. Critérios de priorização identificados no núcleo temático vigente</w:t>
+      </w:r>
+    </w:p>
+    <w:p>
+      <w:pPr>
+        <w:pStyle w:val="BodyText"/>
+        <w:rPr/>
+      </w:pPr>
+      <w:r>
+        <w:rPr/>
+        <w:t>Y &gt;p2.1cm &gt;p2.1cm</w:t>
+      </w:r>
+    </w:p>
+    <w:tbl>
+      <w:tblPr>
+        <w:tblW w:w="9360" w:type="dxa"/>
+        <w:jc w:val="start"/>
+        <w:tblInd w:w="113" w:type="dxa"/>
+        <w:tblLayout w:type="fixed"/>
+        <w:tblCellMar>
+          <w:top w:w="0" w:type="dxa"/>
+          <w:start w:w="108" w:type="dxa"/>
+          <w:bottom w:w="0" w:type="dxa"/>
+          <w:end w:w="108" w:type="dxa"/>
+        </w:tblCellMar>
+        <w:tblLook w:val="04a0" w:noHBand="0" w:noVBand="1" w:firstColumn="1" w:lastRow="0" w:lastColumn="0" w:firstRow="1"/>
+      </w:tblPr>
+      <w:tblGrid>
+        <w:gridCol w:w="3120"/>
+        <w:gridCol w:w="3120"/>
+        <w:gridCol w:w="3120"/>
+      </w:tblGrid>
+      <w:tr>
+        <w:trPr>
+          <w:tblHeader w:val="true"/>
+          <w:cantSplit w:val="true"/>
+        </w:trPr>
+        <w:tc>
+          <w:tcPr>
+            <w:tcW w:w="3120" w:type="dxa"/>
+            <w:tcBorders>
+              <w:top w:val="single" w:sz="4" w:space="0" w:color="999999"/>
+              <w:start w:val="single" w:sz="4" w:space="0" w:color="999999"/>
+              <w:bottom w:val="single" w:sz="4" w:space="0" w:color="999999"/>
+              <w:end w:val="single" w:sz="4" w:space="0" w:color="999999"/>
+            </w:tcBorders>
+          </w:tcPr>
+          <w:p>
+            <w:pPr>
+              <w:pStyle w:val="Normal"/>
+              <w:widowControl/>
+              <w:bidi w:val="0"/>
+              <w:spacing w:before="0" w:after="200"/>
+              <w:jc w:val="start"/>
+              <w:rPr/>
+            </w:pPr>
+            <w:r>
+              <w:rPr>
+                <w:b/>
+                <w:sz w:val="18"/>
+              </w:rPr>
+              <w:t>Critério</w:t>
+            </w:r>
+          </w:p>
+        </w:tc>
+        <w:tc>
+          <w:tcPr>
+            <w:tcW w:w="3120" w:type="dxa"/>
+            <w:tcBorders>
+              <w:top w:val="single" w:sz="4" w:space="0" w:color="999999"/>
+              <w:start w:val="single" w:sz="4" w:space="0" w:color="999999"/>
+              <w:bottom w:val="single" w:sz="4" w:space="0" w:color="999999"/>
+              <w:end w:val="single" w:sz="4" w:space="0" w:color="999999"/>
+            </w:tcBorders>
+          </w:tcPr>
+          <w:p>
+            <w:pPr>
+              <w:pStyle w:val="Normal"/>
+              <w:widowControl/>
+              <w:bidi w:val="0"/>
+              <w:spacing w:before="0" w:after="200"/>
+              <w:jc w:val="start"/>
+              <w:rPr/>
+            </w:pPr>
+            <w:r>
+              <w:rPr>
+                <w:b/>
+                <w:sz w:val="18"/>
+              </w:rPr>
+              <w:t>Registros</w:t>
+            </w:r>
+          </w:p>
+        </w:tc>
+        <w:tc>
+          <w:tcPr>
+            <w:tcW w:w="3120" w:type="dxa"/>
+            <w:tcBorders>
+              <w:top w:val="single" w:sz="4" w:space="0" w:color="999999"/>
+              <w:start w:val="single" w:sz="4" w:space="0" w:color="999999"/>
+              <w:bottom w:val="single" w:sz="4" w:space="0" w:color="999999"/>
+              <w:end w:val="single" w:sz="4" w:space="0" w:color="999999"/>
+            </w:tcBorders>
+          </w:tcPr>
+          <w:p>
+            <w:pPr>
+              <w:pStyle w:val="Normal"/>
+              <w:widowControl/>
+              <w:bidi w:val="0"/>
+              <w:spacing w:before="0" w:after="200"/>
+              <w:jc w:val="start"/>
+              <w:rPr/>
+            </w:pPr>
+            <w:r>
+              <w:rPr>
+                <w:b/>
+                <w:sz w:val="18"/>
+              </w:rPr>
+              <w:t>% dos 121</w:t>
+            </w:r>
+          </w:p>
+        </w:tc>
+      </w:tr>
+      <w:tr>
+        <w:trPr>
+          <w:cantSplit w:val="true"/>
+        </w:trPr>
+        <w:tc>
+          <w:tcPr>
+            <w:tcW w:w="3120" w:type="dxa"/>
+            <w:tcBorders>
+              <w:top w:val="single" w:sz="4" w:space="0" w:color="999999"/>
+              <w:start w:val="single" w:sz="4" w:space="0" w:color="999999"/>
+              <w:bottom w:val="single" w:sz="4" w:space="0" w:color="999999"/>
+              <w:end w:val="single" w:sz="4" w:space="0" w:color="999999"/>
+            </w:tcBorders>
+          </w:tcPr>
+          <w:p>
+            <w:pPr>
+              <w:pStyle w:val="Normal"/>
+              <w:widowControl/>
+              <w:bidi w:val="0"/>
+              <w:spacing w:before="0" w:after="200"/>
+              <w:jc w:val="start"/>
+              <w:rPr/>
+            </w:pPr>
+            <w:r>
+              <w:rPr>
+                <w:sz w:val="18"/>
+              </w:rPr>
+              <w:t>Desempenho operacional</w:t>
+            </w:r>
+          </w:p>
+        </w:tc>
+        <w:tc>
+          <w:tcPr>
+            <w:tcW w:w="3120" w:type="dxa"/>
+            <w:tcBorders>
+              <w:top w:val="single" w:sz="4" w:space="0" w:color="999999"/>
+              <w:start w:val="single" w:sz="4" w:space="0" w:color="999999"/>
+              <w:bottom w:val="single" w:sz="4" w:space="0" w:color="999999"/>
+              <w:end w:val="single" w:sz="4" w:space="0" w:color="999999"/>
+            </w:tcBorders>
+          </w:tcPr>
+          <w:p>
+            <w:pPr>
+              <w:pStyle w:val="Normal"/>
+              <w:widowControl/>
+              <w:bidi w:val="0"/>
+              <w:spacing w:before="0" w:after="200"/>
+              <w:jc w:val="start"/>
+              <w:rPr/>
+            </w:pPr>
+            <w:r>
+              <w:rPr>
+                <w:sz w:val="18"/>
+              </w:rPr>
+              <w:t>99</w:t>
+            </w:r>
+          </w:p>
+        </w:tc>
+        <w:tc>
+          <w:tcPr>
+            <w:tcW w:w="3120" w:type="dxa"/>
+            <w:tcBorders>
+              <w:top w:val="single" w:sz="4" w:space="0" w:color="999999"/>
+              <w:start w:val="single" w:sz="4" w:space="0" w:color="999999"/>
+              <w:bottom w:val="single" w:sz="4" w:space="0" w:color="999999"/>
+              <w:end w:val="single" w:sz="4" w:space="0" w:color="999999"/>
+            </w:tcBorders>
+          </w:tcPr>
+          <w:p>
+            <w:pPr>
+              <w:pStyle w:val="Normal"/>
+              <w:widowControl/>
+              <w:bidi w:val="0"/>
+              <w:spacing w:before="0" w:after="200"/>
+              <w:jc w:val="start"/>
+              <w:rPr/>
+            </w:pPr>
+            <w:r>
+              <w:rPr>
+                <w:sz w:val="18"/>
+              </w:rPr>
+              <w:t>81,8</w:t>
+            </w:r>
+          </w:p>
+        </w:tc>
+      </w:tr>
+      <w:tr>
+        <w:trPr>
+          <w:cantSplit w:val="true"/>
+        </w:trPr>
+        <w:tc>
+          <w:tcPr>
+            <w:tcW w:w="3120" w:type="dxa"/>
+            <w:tcBorders>
+              <w:top w:val="single" w:sz="4" w:space="0" w:color="999999"/>
+              <w:start w:val="single" w:sz="4" w:space="0" w:color="999999"/>
+              <w:bottom w:val="single" w:sz="4" w:space="0" w:color="999999"/>
+              <w:end w:val="single" w:sz="4" w:space="0" w:color="999999"/>
+            </w:tcBorders>
+          </w:tcPr>
+          <w:p>
+            <w:pPr>
+              <w:pStyle w:val="Normal"/>
+              <w:widowControl/>
+              <w:bidi w:val="0"/>
+              <w:spacing w:before="0" w:after="200"/>
+              <w:jc w:val="start"/>
+              <w:rPr/>
+            </w:pPr>
+            <w:r>
+              <w:rPr>
+                <w:sz w:val="18"/>
+              </w:rPr>
+              <w:t>Informação e dados</w:t>
+            </w:r>
+          </w:p>
+        </w:tc>
+        <w:tc>
+          <w:tcPr>
+            <w:tcW w:w="3120" w:type="dxa"/>
+            <w:tcBorders>
+              <w:top w:val="single" w:sz="4" w:space="0" w:color="999999"/>
+              <w:start w:val="single" w:sz="4" w:space="0" w:color="999999"/>
+              <w:bottom w:val="single" w:sz="4" w:space="0" w:color="999999"/>
+              <w:end w:val="single" w:sz="4" w:space="0" w:color="999999"/>
+            </w:tcBorders>
+          </w:tcPr>
+          <w:p>
+            <w:pPr>
+              <w:pStyle w:val="Normal"/>
+              <w:widowControl/>
+              <w:bidi w:val="0"/>
+              <w:spacing w:before="0" w:after="200"/>
+              <w:jc w:val="start"/>
+              <w:rPr/>
+            </w:pPr>
+            <w:r>
+              <w:rPr>
+                <w:sz w:val="18"/>
+              </w:rPr>
+              <w:t>82</w:t>
+            </w:r>
+          </w:p>
+        </w:tc>
+        <w:tc>
+          <w:tcPr>
+            <w:tcW w:w="3120" w:type="dxa"/>
+            <w:tcBorders>
+              <w:top w:val="single" w:sz="4" w:space="0" w:color="999999"/>
+              <w:start w:val="single" w:sz="4" w:space="0" w:color="999999"/>
+              <w:bottom w:val="single" w:sz="4" w:space="0" w:color="999999"/>
+              <w:end w:val="single" w:sz="4" w:space="0" w:color="999999"/>
+            </w:tcBorders>
+          </w:tcPr>
+          <w:p>
+            <w:pPr>
+              <w:pStyle w:val="Normal"/>
+              <w:widowControl/>
+              <w:bidi w:val="0"/>
+              <w:spacing w:before="0" w:after="200"/>
+              <w:jc w:val="start"/>
+              <w:rPr/>
+            </w:pPr>
+            <w:r>
+              <w:rPr>
+                <w:sz w:val="18"/>
+              </w:rPr>
+              <w:t>67,8</w:t>
+            </w:r>
+          </w:p>
+        </w:tc>
+      </w:tr>
+      <w:tr>
+        <w:trPr>
+          <w:cantSplit w:val="true"/>
+        </w:trPr>
+        <w:tc>
+          <w:tcPr>
+            <w:tcW w:w="3120" w:type="dxa"/>
+            <w:tcBorders>
+              <w:top w:val="single" w:sz="4" w:space="0" w:color="999999"/>
+              <w:start w:val="single" w:sz="4" w:space="0" w:color="999999"/>
+              <w:bottom w:val="single" w:sz="4" w:space="0" w:color="999999"/>
+              <w:end w:val="single" w:sz="4" w:space="0" w:color="999999"/>
+            </w:tcBorders>
+          </w:tcPr>
+          <w:p>
+            <w:pPr>
+              <w:pStyle w:val="Normal"/>
+              <w:widowControl/>
+              <w:bidi w:val="0"/>
+              <w:spacing w:before="0" w:after="200"/>
+              <w:jc w:val="start"/>
+              <w:rPr/>
+            </w:pPr>
+            <w:r>
+              <w:rPr>
+                <w:sz w:val="18"/>
+              </w:rPr>
+              <w:t>Custo</w:t>
+            </w:r>
+          </w:p>
+        </w:tc>
+        <w:tc>
+          <w:tcPr>
+            <w:tcW w:w="3120" w:type="dxa"/>
+            <w:tcBorders>
+              <w:top w:val="single" w:sz="4" w:space="0" w:color="999999"/>
+              <w:start w:val="single" w:sz="4" w:space="0" w:color="999999"/>
+              <w:bottom w:val="single" w:sz="4" w:space="0" w:color="999999"/>
+              <w:end w:val="single" w:sz="4" w:space="0" w:color="999999"/>
+            </w:tcBorders>
+          </w:tcPr>
+          <w:p>
+            <w:pPr>
+              <w:pStyle w:val="Normal"/>
+              <w:widowControl/>
+              <w:bidi w:val="0"/>
+              <w:spacing w:before="0" w:after="200"/>
+              <w:jc w:val="start"/>
+              <w:rPr/>
+            </w:pPr>
+            <w:r>
+              <w:rPr>
+                <w:sz w:val="18"/>
+              </w:rPr>
+              <w:t>63</w:t>
+            </w:r>
+          </w:p>
+        </w:tc>
+        <w:tc>
+          <w:tcPr>
+            <w:tcW w:w="3120" w:type="dxa"/>
+            <w:tcBorders>
+              <w:top w:val="single" w:sz="4" w:space="0" w:color="999999"/>
+              <w:start w:val="single" w:sz="4" w:space="0" w:color="999999"/>
+              <w:bottom w:val="single" w:sz="4" w:space="0" w:color="999999"/>
+              <w:end w:val="single" w:sz="4" w:space="0" w:color="999999"/>
+            </w:tcBorders>
+          </w:tcPr>
+          <w:p>
+            <w:pPr>
+              <w:pStyle w:val="Normal"/>
+              <w:widowControl/>
+              <w:bidi w:val="0"/>
+              <w:spacing w:before="0" w:after="200"/>
+              <w:jc w:val="start"/>
+              <w:rPr/>
+            </w:pPr>
+            <w:r>
+              <w:rPr>
+                <w:sz w:val="18"/>
+              </w:rPr>
+              <w:t>52,1</w:t>
+            </w:r>
+          </w:p>
+        </w:tc>
+      </w:tr>
+      <w:tr>
+        <w:trPr>
+          <w:cantSplit w:val="true"/>
+        </w:trPr>
+        <w:tc>
+          <w:tcPr>
+            <w:tcW w:w="3120" w:type="dxa"/>
+            <w:tcBorders>
+              <w:top w:val="single" w:sz="4" w:space="0" w:color="999999"/>
+              <w:start w:val="single" w:sz="4" w:space="0" w:color="999999"/>
+              <w:bottom w:val="single" w:sz="4" w:space="0" w:color="999999"/>
+              <w:end w:val="single" w:sz="4" w:space="0" w:color="999999"/>
+            </w:tcBorders>
+          </w:tcPr>
+          <w:p>
+            <w:pPr>
+              <w:pStyle w:val="Normal"/>
+              <w:widowControl/>
+              <w:bidi w:val="0"/>
+              <w:spacing w:before="0" w:after="200"/>
+              <w:jc w:val="start"/>
+              <w:rPr/>
+            </w:pPr>
+            <w:r>
+              <w:rPr>
+                <w:sz w:val="18"/>
+              </w:rPr>
+              <w:t>Energia</w:t>
+            </w:r>
+          </w:p>
+        </w:tc>
+        <w:tc>
+          <w:tcPr>
+            <w:tcW w:w="3120" w:type="dxa"/>
+            <w:tcBorders>
+              <w:top w:val="single" w:sz="4" w:space="0" w:color="999999"/>
+              <w:start w:val="single" w:sz="4" w:space="0" w:color="999999"/>
+              <w:bottom w:val="single" w:sz="4" w:space="0" w:color="999999"/>
+              <w:end w:val="single" w:sz="4" w:space="0" w:color="999999"/>
+            </w:tcBorders>
+          </w:tcPr>
+          <w:p>
+            <w:pPr>
+              <w:pStyle w:val="Normal"/>
+              <w:widowControl/>
+              <w:bidi w:val="0"/>
+              <w:spacing w:before="0" w:after="200"/>
+              <w:jc w:val="start"/>
+              <w:rPr/>
+            </w:pPr>
+            <w:r>
+              <w:rPr>
+                <w:sz w:val="18"/>
+              </w:rPr>
+              <w:t>44</w:t>
+            </w:r>
+          </w:p>
+        </w:tc>
+        <w:tc>
+          <w:tcPr>
+            <w:tcW w:w="3120" w:type="dxa"/>
+            <w:tcBorders>
+              <w:top w:val="single" w:sz="4" w:space="0" w:color="999999"/>
+              <w:start w:val="single" w:sz="4" w:space="0" w:color="999999"/>
+              <w:bottom w:val="single" w:sz="4" w:space="0" w:color="999999"/>
+              <w:end w:val="single" w:sz="4" w:space="0" w:color="999999"/>
+            </w:tcBorders>
+          </w:tcPr>
+          <w:p>
+            <w:pPr>
+              <w:pStyle w:val="Normal"/>
+              <w:widowControl/>
+              <w:bidi w:val="0"/>
+              <w:spacing w:before="0" w:after="200"/>
+              <w:jc w:val="start"/>
+              <w:rPr/>
+            </w:pPr>
+            <w:r>
+              <w:rPr>
+                <w:sz w:val="18"/>
+              </w:rPr>
+              <w:t>36,4</w:t>
+            </w:r>
+          </w:p>
+        </w:tc>
+      </w:tr>
+      <w:tr>
+        <w:trPr>
+          <w:cantSplit w:val="true"/>
+        </w:trPr>
+        <w:tc>
+          <w:tcPr>
+            <w:tcW w:w="3120" w:type="dxa"/>
+            <w:tcBorders>
+              <w:top w:val="single" w:sz="4" w:space="0" w:color="999999"/>
+              <w:start w:val="single" w:sz="4" w:space="0" w:color="999999"/>
+              <w:bottom w:val="single" w:sz="4" w:space="0" w:color="999999"/>
+              <w:end w:val="single" w:sz="4" w:space="0" w:color="999999"/>
+            </w:tcBorders>
+          </w:tcPr>
+          <w:p>
+            <w:pPr>
+              <w:pStyle w:val="Normal"/>
+              <w:widowControl/>
+              <w:bidi w:val="0"/>
+              <w:spacing w:before="0" w:after="200"/>
+              <w:jc w:val="start"/>
+              <w:rPr/>
+            </w:pPr>
+            <w:r>
+              <w:rPr>
+                <w:sz w:val="18"/>
+              </w:rPr>
+              <w:t>Vida útil</w:t>
+            </w:r>
+          </w:p>
+        </w:tc>
+        <w:tc>
+          <w:tcPr>
+            <w:tcW w:w="3120" w:type="dxa"/>
+            <w:tcBorders>
+              <w:top w:val="single" w:sz="4" w:space="0" w:color="999999"/>
+              <w:start w:val="single" w:sz="4" w:space="0" w:color="999999"/>
+              <w:bottom w:val="single" w:sz="4" w:space="0" w:color="999999"/>
+              <w:end w:val="single" w:sz="4" w:space="0" w:color="999999"/>
+            </w:tcBorders>
+          </w:tcPr>
+          <w:p>
+            <w:pPr>
+              <w:pStyle w:val="Normal"/>
+              <w:widowControl/>
+              <w:bidi w:val="0"/>
+              <w:spacing w:before="0" w:after="200"/>
+              <w:jc w:val="start"/>
+              <w:rPr/>
+            </w:pPr>
+            <w:r>
+              <w:rPr>
+                <w:sz w:val="18"/>
+              </w:rPr>
+              <w:t>44</w:t>
+            </w:r>
+          </w:p>
+        </w:tc>
+        <w:tc>
+          <w:tcPr>
+            <w:tcW w:w="3120" w:type="dxa"/>
+            <w:tcBorders>
+              <w:top w:val="single" w:sz="4" w:space="0" w:color="999999"/>
+              <w:start w:val="single" w:sz="4" w:space="0" w:color="999999"/>
+              <w:bottom w:val="single" w:sz="4" w:space="0" w:color="999999"/>
+              <w:end w:val="single" w:sz="4" w:space="0" w:color="999999"/>
+            </w:tcBorders>
+          </w:tcPr>
+          <w:p>
+            <w:pPr>
+              <w:pStyle w:val="Normal"/>
+              <w:widowControl/>
+              <w:bidi w:val="0"/>
+              <w:spacing w:before="0" w:after="200"/>
+              <w:jc w:val="start"/>
+              <w:rPr/>
+            </w:pPr>
+            <w:r>
+              <w:rPr>
+                <w:sz w:val="18"/>
+              </w:rPr>
+              <w:t>36,4</w:t>
+            </w:r>
+          </w:p>
+        </w:tc>
+      </w:tr>
+      <w:tr>
+        <w:trPr>
+          <w:cantSplit w:val="true"/>
+        </w:trPr>
+        <w:tc>
+          <w:tcPr>
+            <w:tcW w:w="3120" w:type="dxa"/>
+            <w:tcBorders>
+              <w:top w:val="single" w:sz="4" w:space="0" w:color="999999"/>
+              <w:start w:val="single" w:sz="4" w:space="0" w:color="999999"/>
+              <w:bottom w:val="single" w:sz="4" w:space="0" w:color="999999"/>
+              <w:end w:val="single" w:sz="4" w:space="0" w:color="999999"/>
+            </w:tcBorders>
+          </w:tcPr>
+          <w:p>
+            <w:pPr>
+              <w:pStyle w:val="Normal"/>
+              <w:widowControl/>
+              <w:bidi w:val="0"/>
+              <w:spacing w:before="0" w:after="200"/>
+              <w:jc w:val="start"/>
+              <w:rPr/>
+            </w:pPr>
+            <w:r>
+              <w:rPr>
+                <w:sz w:val="18"/>
+              </w:rPr>
+              <w:t>Condição física</w:t>
+            </w:r>
+          </w:p>
+        </w:tc>
+        <w:tc>
+          <w:tcPr>
+            <w:tcW w:w="3120" w:type="dxa"/>
+            <w:tcBorders>
+              <w:top w:val="single" w:sz="4" w:space="0" w:color="999999"/>
+              <w:start w:val="single" w:sz="4" w:space="0" w:color="999999"/>
+              <w:bottom w:val="single" w:sz="4" w:space="0" w:color="999999"/>
+              <w:end w:val="single" w:sz="4" w:space="0" w:color="999999"/>
+            </w:tcBorders>
+          </w:tcPr>
+          <w:p>
+            <w:pPr>
+              <w:pStyle w:val="Normal"/>
+              <w:widowControl/>
+              <w:bidi w:val="0"/>
+              <w:spacing w:before="0" w:after="200"/>
+              <w:jc w:val="start"/>
+              <w:rPr/>
+            </w:pPr>
+            <w:r>
+              <w:rPr>
+                <w:sz w:val="18"/>
+              </w:rPr>
+              <w:t>34</w:t>
+            </w:r>
+          </w:p>
+        </w:tc>
+        <w:tc>
+          <w:tcPr>
+            <w:tcW w:w="3120" w:type="dxa"/>
+            <w:tcBorders>
+              <w:top w:val="single" w:sz="4" w:space="0" w:color="999999"/>
+              <w:start w:val="single" w:sz="4" w:space="0" w:color="999999"/>
+              <w:bottom w:val="single" w:sz="4" w:space="0" w:color="999999"/>
+              <w:end w:val="single" w:sz="4" w:space="0" w:color="999999"/>
+            </w:tcBorders>
+          </w:tcPr>
+          <w:p>
+            <w:pPr>
+              <w:pStyle w:val="Normal"/>
+              <w:widowControl/>
+              <w:bidi w:val="0"/>
+              <w:spacing w:before="0" w:after="200"/>
+              <w:jc w:val="start"/>
+              <w:rPr/>
+            </w:pPr>
+            <w:r>
+              <w:rPr>
+                <w:sz w:val="18"/>
+              </w:rPr>
+              <w:t>28,1</w:t>
+            </w:r>
+          </w:p>
+        </w:tc>
+      </w:tr>
+      <w:tr>
+        <w:trPr>
+          <w:cantSplit w:val="true"/>
+        </w:trPr>
+        <w:tc>
+          <w:tcPr>
+            <w:tcW w:w="3120" w:type="dxa"/>
+            <w:tcBorders>
+              <w:top w:val="single" w:sz="4" w:space="0" w:color="999999"/>
+              <w:start w:val="single" w:sz="4" w:space="0" w:color="999999"/>
+              <w:bottom w:val="single" w:sz="4" w:space="0" w:color="999999"/>
+              <w:end w:val="single" w:sz="4" w:space="0" w:color="999999"/>
+            </w:tcBorders>
+          </w:tcPr>
+          <w:p>
+            <w:pPr>
+              <w:pStyle w:val="Normal"/>
+              <w:widowControl/>
+              <w:bidi w:val="0"/>
+              <w:spacing w:before="0" w:after="200"/>
+              <w:jc w:val="start"/>
+              <w:rPr/>
+            </w:pPr>
+            <w:r>
+              <w:rPr>
+                <w:sz w:val="18"/>
+              </w:rPr>
+              <w:t>Risco</w:t>
+            </w:r>
+          </w:p>
+        </w:tc>
+        <w:tc>
+          <w:tcPr>
+            <w:tcW w:w="3120" w:type="dxa"/>
+            <w:tcBorders>
+              <w:top w:val="single" w:sz="4" w:space="0" w:color="999999"/>
+              <w:start w:val="single" w:sz="4" w:space="0" w:color="999999"/>
+              <w:bottom w:val="single" w:sz="4" w:space="0" w:color="999999"/>
+              <w:end w:val="single" w:sz="4" w:space="0" w:color="999999"/>
+            </w:tcBorders>
+          </w:tcPr>
+          <w:p>
+            <w:pPr>
+              <w:pStyle w:val="Normal"/>
+              <w:widowControl/>
+              <w:bidi w:val="0"/>
+              <w:spacing w:before="0" w:after="200"/>
+              <w:jc w:val="start"/>
+              <w:rPr/>
+            </w:pPr>
+            <w:r>
+              <w:rPr>
+                <w:sz w:val="18"/>
+              </w:rPr>
+              <w:t>33</w:t>
+            </w:r>
+          </w:p>
+        </w:tc>
+        <w:tc>
+          <w:tcPr>
+            <w:tcW w:w="3120" w:type="dxa"/>
+            <w:tcBorders>
+              <w:top w:val="single" w:sz="4" w:space="0" w:color="999999"/>
+              <w:start w:val="single" w:sz="4" w:space="0" w:color="999999"/>
+              <w:bottom w:val="single" w:sz="4" w:space="0" w:color="999999"/>
+              <w:end w:val="single" w:sz="4" w:space="0" w:color="999999"/>
+            </w:tcBorders>
+          </w:tcPr>
+          <w:p>
+            <w:pPr>
+              <w:pStyle w:val="Normal"/>
+              <w:widowControl/>
+              <w:bidi w:val="0"/>
+              <w:spacing w:before="0" w:after="200"/>
+              <w:jc w:val="start"/>
+              <w:rPr/>
+            </w:pPr>
+            <w:r>
+              <w:rPr>
+                <w:sz w:val="18"/>
+              </w:rPr>
+              <w:t>27,3</w:t>
+            </w:r>
+          </w:p>
+        </w:tc>
+      </w:tr>
+      <w:tr>
+        <w:trPr>
+          <w:cantSplit w:val="true"/>
+        </w:trPr>
+        <w:tc>
+          <w:tcPr>
+            <w:tcW w:w="3120" w:type="dxa"/>
+            <w:tcBorders>
+              <w:top w:val="single" w:sz="4" w:space="0" w:color="999999"/>
+              <w:start w:val="single" w:sz="4" w:space="0" w:color="999999"/>
+              <w:bottom w:val="single" w:sz="4" w:space="0" w:color="999999"/>
+              <w:end w:val="single" w:sz="4" w:space="0" w:color="999999"/>
+            </w:tcBorders>
+          </w:tcPr>
+          <w:p>
+            <w:pPr>
+              <w:pStyle w:val="Normal"/>
+              <w:widowControl/>
+              <w:bidi w:val="0"/>
+              <w:spacing w:before="0" w:after="200"/>
+              <w:jc w:val="start"/>
+              <w:rPr/>
+            </w:pPr>
+            <w:r>
+              <w:rPr>
+                <w:sz w:val="18"/>
+              </w:rPr>
+              <w:t>Manutenibilidade</w:t>
+            </w:r>
+          </w:p>
+        </w:tc>
+        <w:tc>
+          <w:tcPr>
+            <w:tcW w:w="3120" w:type="dxa"/>
+            <w:tcBorders>
+              <w:top w:val="single" w:sz="4" w:space="0" w:color="999999"/>
+              <w:start w:val="single" w:sz="4" w:space="0" w:color="999999"/>
+              <w:bottom w:val="single" w:sz="4" w:space="0" w:color="999999"/>
+              <w:end w:val="single" w:sz="4" w:space="0" w:color="999999"/>
+            </w:tcBorders>
+          </w:tcPr>
+          <w:p>
+            <w:pPr>
+              <w:pStyle w:val="Normal"/>
+              <w:widowControl/>
+              <w:bidi w:val="0"/>
+              <w:spacing w:before="0" w:after="200"/>
+              <w:jc w:val="start"/>
+              <w:rPr/>
+            </w:pPr>
+            <w:r>
+              <w:rPr>
+                <w:sz w:val="18"/>
+              </w:rPr>
+              <w:t>25</w:t>
+            </w:r>
+          </w:p>
+        </w:tc>
+        <w:tc>
+          <w:tcPr>
+            <w:tcW w:w="3120" w:type="dxa"/>
+            <w:tcBorders>
+              <w:top w:val="single" w:sz="4" w:space="0" w:color="999999"/>
+              <w:start w:val="single" w:sz="4" w:space="0" w:color="999999"/>
+              <w:bottom w:val="single" w:sz="4" w:space="0" w:color="999999"/>
+              <w:end w:val="single" w:sz="4" w:space="0" w:color="999999"/>
+            </w:tcBorders>
+          </w:tcPr>
+          <w:p>
+            <w:pPr>
+              <w:pStyle w:val="Normal"/>
+              <w:widowControl/>
+              <w:bidi w:val="0"/>
+              <w:spacing w:before="0" w:after="200"/>
+              <w:jc w:val="start"/>
+              <w:rPr/>
+            </w:pPr>
+            <w:r>
+              <w:rPr>
+                <w:sz w:val="18"/>
+              </w:rPr>
+              <w:t>20,7</w:t>
+            </w:r>
+          </w:p>
+        </w:tc>
+      </w:tr>
+      <w:tr>
+        <w:trPr>
+          <w:cantSplit w:val="true"/>
+        </w:trPr>
+        <w:tc>
+          <w:tcPr>
+            <w:tcW w:w="3120" w:type="dxa"/>
+            <w:tcBorders>
+              <w:top w:val="single" w:sz="4" w:space="0" w:color="999999"/>
+              <w:start w:val="single" w:sz="4" w:space="0" w:color="999999"/>
+              <w:bottom w:val="single" w:sz="4" w:space="0" w:color="999999"/>
+              <w:end w:val="single" w:sz="4" w:space="0" w:color="999999"/>
+            </w:tcBorders>
+          </w:tcPr>
+          <w:p>
+            <w:pPr>
+              <w:pStyle w:val="Normal"/>
+              <w:widowControl/>
+              <w:bidi w:val="0"/>
+              <w:spacing w:before="0" w:after="200"/>
+              <w:jc w:val="start"/>
+              <w:rPr/>
+            </w:pPr>
+            <w:r>
+              <w:rPr>
+                <w:sz w:val="18"/>
+              </w:rPr>
+              <w:t>Conforto</w:t>
+            </w:r>
+          </w:p>
+        </w:tc>
+        <w:tc>
+          <w:tcPr>
+            <w:tcW w:w="3120" w:type="dxa"/>
+            <w:tcBorders>
+              <w:top w:val="single" w:sz="4" w:space="0" w:color="999999"/>
+              <w:start w:val="single" w:sz="4" w:space="0" w:color="999999"/>
+              <w:bottom w:val="single" w:sz="4" w:space="0" w:color="999999"/>
+              <w:end w:val="single" w:sz="4" w:space="0" w:color="999999"/>
+            </w:tcBorders>
+          </w:tcPr>
+          <w:p>
+            <w:pPr>
+              <w:pStyle w:val="Normal"/>
+              <w:widowControl/>
+              <w:bidi w:val="0"/>
+              <w:spacing w:before="0" w:after="200"/>
+              <w:jc w:val="start"/>
+              <w:rPr/>
+            </w:pPr>
+            <w:r>
+              <w:rPr>
+                <w:sz w:val="18"/>
+              </w:rPr>
+              <w:t>22</w:t>
+            </w:r>
+          </w:p>
+        </w:tc>
+        <w:tc>
+          <w:tcPr>
+            <w:tcW w:w="3120" w:type="dxa"/>
+            <w:tcBorders>
+              <w:top w:val="single" w:sz="4" w:space="0" w:color="999999"/>
+              <w:start w:val="single" w:sz="4" w:space="0" w:color="999999"/>
+              <w:bottom w:val="single" w:sz="4" w:space="0" w:color="999999"/>
+              <w:end w:val="single" w:sz="4" w:space="0" w:color="999999"/>
+            </w:tcBorders>
+          </w:tcPr>
+          <w:p>
+            <w:pPr>
+              <w:pStyle w:val="Normal"/>
+              <w:widowControl/>
+              <w:bidi w:val="0"/>
+              <w:spacing w:before="0" w:after="200"/>
+              <w:jc w:val="start"/>
+              <w:rPr/>
+            </w:pPr>
+            <w:r>
+              <w:rPr>
+                <w:sz w:val="18"/>
+              </w:rPr>
+              <w:t>18,2</w:t>
+            </w:r>
+          </w:p>
+        </w:tc>
+      </w:tr>
+      <w:tr>
+        <w:trPr>
+          <w:cantSplit w:val="true"/>
+        </w:trPr>
+        <w:tc>
+          <w:tcPr>
+            <w:tcW w:w="3120" w:type="dxa"/>
+            <w:tcBorders>
+              <w:top w:val="single" w:sz="4" w:space="0" w:color="999999"/>
+              <w:start w:val="single" w:sz="4" w:space="0" w:color="999999"/>
+              <w:bottom w:val="single" w:sz="4" w:space="0" w:color="999999"/>
+              <w:end w:val="single" w:sz="4" w:space="0" w:color="999999"/>
+            </w:tcBorders>
+          </w:tcPr>
+          <w:p>
+            <w:pPr>
+              <w:pStyle w:val="Normal"/>
+              <w:widowControl/>
+              <w:bidi w:val="0"/>
+              <w:spacing w:before="0" w:after="200"/>
+              <w:jc w:val="start"/>
+              <w:rPr/>
+            </w:pPr>
+            <w:r>
+              <w:rPr>
+                <w:sz w:val="18"/>
+              </w:rPr>
+              <w:t>Segurança</w:t>
+            </w:r>
+          </w:p>
+        </w:tc>
+        <w:tc>
+          <w:tcPr>
+            <w:tcW w:w="3120" w:type="dxa"/>
+            <w:tcBorders>
+              <w:top w:val="single" w:sz="4" w:space="0" w:color="999999"/>
+              <w:start w:val="single" w:sz="4" w:space="0" w:color="999999"/>
+              <w:bottom w:val="single" w:sz="4" w:space="0" w:color="999999"/>
+              <w:end w:val="single" w:sz="4" w:space="0" w:color="999999"/>
+            </w:tcBorders>
+          </w:tcPr>
+          <w:p>
+            <w:pPr>
+              <w:pStyle w:val="Normal"/>
+              <w:widowControl/>
+              <w:bidi w:val="0"/>
+              <w:spacing w:before="0" w:after="200"/>
+              <w:jc w:val="start"/>
+              <w:rPr/>
+            </w:pPr>
+            <w:r>
+              <w:rPr>
+                <w:sz w:val="18"/>
+              </w:rPr>
+              <w:t>18</w:t>
+            </w:r>
+          </w:p>
+        </w:tc>
+        <w:tc>
+          <w:tcPr>
+            <w:tcW w:w="3120" w:type="dxa"/>
+            <w:tcBorders>
+              <w:top w:val="single" w:sz="4" w:space="0" w:color="999999"/>
+              <w:start w:val="single" w:sz="4" w:space="0" w:color="999999"/>
+              <w:bottom w:val="single" w:sz="4" w:space="0" w:color="999999"/>
+              <w:end w:val="single" w:sz="4" w:space="0" w:color="999999"/>
+            </w:tcBorders>
+          </w:tcPr>
+          <w:p>
+            <w:pPr>
+              <w:pStyle w:val="Normal"/>
+              <w:widowControl/>
+              <w:bidi w:val="0"/>
+              <w:spacing w:before="0" w:after="200"/>
+              <w:jc w:val="start"/>
+              <w:rPr/>
+            </w:pPr>
+            <w:r>
+              <w:rPr>
+                <w:sz w:val="18"/>
+              </w:rPr>
+              <w:t>14,9</w:t>
+            </w:r>
+          </w:p>
+        </w:tc>
+      </w:tr>
+      <w:tr>
+        <w:trPr>
+          <w:cantSplit w:val="true"/>
+        </w:trPr>
+        <w:tc>
+          <w:tcPr>
+            <w:tcW w:w="3120" w:type="dxa"/>
+            <w:tcBorders>
+              <w:top w:val="single" w:sz="4" w:space="0" w:color="999999"/>
+              <w:start w:val="single" w:sz="4" w:space="0" w:color="999999"/>
+              <w:bottom w:val="single" w:sz="4" w:space="0" w:color="999999"/>
+              <w:end w:val="single" w:sz="4" w:space="0" w:color="999999"/>
+            </w:tcBorders>
+          </w:tcPr>
+          <w:p>
+            <w:pPr>
+              <w:pStyle w:val="Normal"/>
+              <w:widowControl/>
+              <w:bidi w:val="0"/>
+              <w:spacing w:before="0" w:after="200"/>
+              <w:jc w:val="start"/>
+              <w:rPr/>
+            </w:pPr>
+            <w:r>
+              <w:rPr>
+                <w:sz w:val="18"/>
+              </w:rPr>
+              <w:t>Emissões de carbono</w:t>
+            </w:r>
+          </w:p>
+        </w:tc>
+        <w:tc>
+          <w:tcPr>
+            <w:tcW w:w="3120" w:type="dxa"/>
+            <w:tcBorders>
+              <w:top w:val="single" w:sz="4" w:space="0" w:color="999999"/>
+              <w:start w:val="single" w:sz="4" w:space="0" w:color="999999"/>
+              <w:bottom w:val="single" w:sz="4" w:space="0" w:color="999999"/>
+              <w:end w:val="single" w:sz="4" w:space="0" w:color="999999"/>
+            </w:tcBorders>
+          </w:tcPr>
+          <w:p>
+            <w:pPr>
+              <w:pStyle w:val="Normal"/>
+              <w:widowControl/>
+              <w:bidi w:val="0"/>
+              <w:spacing w:before="0" w:after="200"/>
+              <w:jc w:val="start"/>
+              <w:rPr/>
+            </w:pPr>
+            <w:r>
+              <w:rPr>
+                <w:sz w:val="18"/>
+              </w:rPr>
+              <w:t>15</w:t>
+            </w:r>
+          </w:p>
+        </w:tc>
+        <w:tc>
+          <w:tcPr>
+            <w:tcW w:w="3120" w:type="dxa"/>
+            <w:tcBorders>
+              <w:top w:val="single" w:sz="4" w:space="0" w:color="999999"/>
+              <w:start w:val="single" w:sz="4" w:space="0" w:color="999999"/>
+              <w:bottom w:val="single" w:sz="4" w:space="0" w:color="999999"/>
+              <w:end w:val="single" w:sz="4" w:space="0" w:color="999999"/>
+            </w:tcBorders>
+          </w:tcPr>
+          <w:p>
+            <w:pPr>
+              <w:pStyle w:val="Normal"/>
+              <w:widowControl/>
+              <w:bidi w:val="0"/>
+              <w:spacing w:before="0" w:after="200"/>
+              <w:jc w:val="start"/>
+              <w:rPr/>
+            </w:pPr>
+            <w:r>
+              <w:rPr>
+                <w:sz w:val="18"/>
+              </w:rPr>
+              <w:t>12,4</w:t>
+            </w:r>
+          </w:p>
+        </w:tc>
+      </w:tr>
+      <w:tr>
+        <w:trPr>
+          <w:cantSplit w:val="true"/>
+        </w:trPr>
+        <w:tc>
+          <w:tcPr>
+            <w:tcW w:w="3120" w:type="dxa"/>
+            <w:tcBorders>
+              <w:top w:val="single" w:sz="4" w:space="0" w:color="999999"/>
+              <w:start w:val="single" w:sz="4" w:space="0" w:color="999999"/>
+              <w:bottom w:val="single" w:sz="4" w:space="0" w:color="999999"/>
+              <w:end w:val="single" w:sz="4" w:space="0" w:color="999999"/>
+            </w:tcBorders>
+          </w:tcPr>
+          <w:p>
+            <w:pPr>
+              <w:pStyle w:val="Normal"/>
+              <w:widowControl/>
+              <w:bidi w:val="0"/>
+              <w:spacing w:before="0" w:after="200"/>
+              <w:jc w:val="start"/>
+              <w:rPr/>
+            </w:pPr>
+            <w:r>
+              <w:rPr>
+                <w:sz w:val="18"/>
+              </w:rPr>
+              <w:t>Resíduos</w:t>
+            </w:r>
+          </w:p>
+        </w:tc>
+        <w:tc>
+          <w:tcPr>
+            <w:tcW w:w="3120" w:type="dxa"/>
+            <w:tcBorders>
+              <w:top w:val="single" w:sz="4" w:space="0" w:color="999999"/>
+              <w:start w:val="single" w:sz="4" w:space="0" w:color="999999"/>
+              <w:bottom w:val="single" w:sz="4" w:space="0" w:color="999999"/>
+              <w:end w:val="single" w:sz="4" w:space="0" w:color="999999"/>
+            </w:tcBorders>
+          </w:tcPr>
+          <w:p>
+            <w:pPr>
+              <w:pStyle w:val="Normal"/>
+              <w:widowControl/>
+              <w:bidi w:val="0"/>
+              <w:spacing w:before="0" w:after="200"/>
+              <w:jc w:val="start"/>
+              <w:rPr/>
+            </w:pPr>
+            <w:r>
+              <w:rPr>
+                <w:sz w:val="18"/>
+              </w:rPr>
+              <w:t>13</w:t>
+            </w:r>
+          </w:p>
+        </w:tc>
+        <w:tc>
+          <w:tcPr>
+            <w:tcW w:w="3120" w:type="dxa"/>
+            <w:tcBorders>
+              <w:top w:val="single" w:sz="4" w:space="0" w:color="999999"/>
+              <w:start w:val="single" w:sz="4" w:space="0" w:color="999999"/>
+              <w:bottom w:val="single" w:sz="4" w:space="0" w:color="999999"/>
+              <w:end w:val="single" w:sz="4" w:space="0" w:color="999999"/>
+            </w:tcBorders>
+          </w:tcPr>
+          <w:p>
+            <w:pPr>
+              <w:pStyle w:val="Normal"/>
+              <w:widowControl/>
+              <w:bidi w:val="0"/>
+              <w:spacing w:before="0" w:after="200"/>
+              <w:jc w:val="start"/>
+              <w:rPr/>
+            </w:pPr>
+            <w:r>
+              <w:rPr>
+                <w:sz w:val="18"/>
+              </w:rPr>
+              <w:t>10,7</w:t>
+            </w:r>
+          </w:p>
+        </w:tc>
+      </w:tr>
+      <w:tr>
+        <w:trPr>
+          <w:cantSplit w:val="true"/>
+        </w:trPr>
+        <w:tc>
+          <w:tcPr>
+            <w:tcW w:w="3120" w:type="dxa"/>
+            <w:tcBorders>
+              <w:top w:val="single" w:sz="4" w:space="0" w:color="999999"/>
+              <w:start w:val="single" w:sz="4" w:space="0" w:color="999999"/>
+              <w:bottom w:val="single" w:sz="4" w:space="0" w:color="999999"/>
+              <w:end w:val="single" w:sz="4" w:space="0" w:color="999999"/>
+            </w:tcBorders>
+          </w:tcPr>
+          <w:p>
+            <w:pPr>
+              <w:pStyle w:val="Normal"/>
+              <w:widowControl/>
+              <w:bidi w:val="0"/>
+              <w:spacing w:before="0" w:after="200"/>
+              <w:jc w:val="start"/>
+              <w:rPr/>
+            </w:pPr>
+            <w:r>
+              <w:rPr>
+                <w:sz w:val="18"/>
+              </w:rPr>
+              <w:t>Satisfação do usuário</w:t>
+            </w:r>
+          </w:p>
+        </w:tc>
+        <w:tc>
+          <w:tcPr>
+            <w:tcW w:w="3120" w:type="dxa"/>
+            <w:tcBorders>
+              <w:top w:val="single" w:sz="4" w:space="0" w:color="999999"/>
+              <w:start w:val="single" w:sz="4" w:space="0" w:color="999999"/>
+              <w:bottom w:val="single" w:sz="4" w:space="0" w:color="999999"/>
+              <w:end w:val="single" w:sz="4" w:space="0" w:color="999999"/>
+            </w:tcBorders>
+          </w:tcPr>
+          <w:p>
+            <w:pPr>
+              <w:pStyle w:val="Normal"/>
+              <w:widowControl/>
+              <w:bidi w:val="0"/>
+              <w:spacing w:before="0" w:after="200"/>
+              <w:jc w:val="start"/>
+              <w:rPr/>
+            </w:pPr>
+            <w:r>
+              <w:rPr>
+                <w:sz w:val="18"/>
+              </w:rPr>
+              <w:t>9</w:t>
+            </w:r>
+          </w:p>
+        </w:tc>
+        <w:tc>
+          <w:tcPr>
+            <w:tcW w:w="3120" w:type="dxa"/>
+            <w:tcBorders>
+              <w:top w:val="single" w:sz="4" w:space="0" w:color="999999"/>
+              <w:start w:val="single" w:sz="4" w:space="0" w:color="999999"/>
+              <w:bottom w:val="single" w:sz="4" w:space="0" w:color="999999"/>
+              <w:end w:val="single" w:sz="4" w:space="0" w:color="999999"/>
+            </w:tcBorders>
+          </w:tcPr>
+          <w:p>
+            <w:pPr>
+              <w:pStyle w:val="Normal"/>
+              <w:widowControl/>
+              <w:bidi w:val="0"/>
+              <w:spacing w:before="0" w:after="200"/>
+              <w:jc w:val="start"/>
+              <w:rPr/>
+            </w:pPr>
+            <w:r>
+              <w:rPr>
+                <w:sz w:val="18"/>
+              </w:rPr>
+              <w:t>7,4</w:t>
+            </w:r>
+          </w:p>
+        </w:tc>
+      </w:tr>
+      <w:tr>
+        <w:trPr>
+          <w:cantSplit w:val="true"/>
+        </w:trPr>
+        <w:tc>
+          <w:tcPr>
+            <w:tcW w:w="3120" w:type="dxa"/>
+            <w:tcBorders>
+              <w:top w:val="single" w:sz="4" w:space="0" w:color="999999"/>
+              <w:start w:val="single" w:sz="4" w:space="0" w:color="999999"/>
+              <w:bottom w:val="single" w:sz="4" w:space="0" w:color="999999"/>
+              <w:end w:val="single" w:sz="4" w:space="0" w:color="999999"/>
+            </w:tcBorders>
+          </w:tcPr>
+          <w:p>
+            <w:pPr>
+              <w:pStyle w:val="Normal"/>
+              <w:widowControl/>
+              <w:bidi w:val="0"/>
+              <w:spacing w:before="0" w:after="200"/>
+              <w:jc w:val="start"/>
+              <w:rPr/>
+            </w:pPr>
+            <w:r>
+              <w:rPr>
+                <w:sz w:val="18"/>
+              </w:rPr>
+              <w:t>Água</w:t>
+            </w:r>
+          </w:p>
+        </w:tc>
+        <w:tc>
+          <w:tcPr>
+            <w:tcW w:w="3120" w:type="dxa"/>
+            <w:tcBorders>
+              <w:top w:val="single" w:sz="4" w:space="0" w:color="999999"/>
+              <w:start w:val="single" w:sz="4" w:space="0" w:color="999999"/>
+              <w:bottom w:val="single" w:sz="4" w:space="0" w:color="999999"/>
+              <w:end w:val="single" w:sz="4" w:space="0" w:color="999999"/>
+            </w:tcBorders>
+          </w:tcPr>
+          <w:p>
+            <w:pPr>
+              <w:pStyle w:val="Normal"/>
+              <w:widowControl/>
+              <w:bidi w:val="0"/>
+              <w:spacing w:before="0" w:after="200"/>
+              <w:jc w:val="start"/>
+              <w:rPr/>
+            </w:pPr>
+            <w:r>
+              <w:rPr>
+                <w:sz w:val="18"/>
+              </w:rPr>
+              <w:t>6</w:t>
+            </w:r>
+          </w:p>
+        </w:tc>
+        <w:tc>
+          <w:tcPr>
+            <w:tcW w:w="3120" w:type="dxa"/>
+            <w:tcBorders>
+              <w:top w:val="single" w:sz="4" w:space="0" w:color="999999"/>
+              <w:start w:val="single" w:sz="4" w:space="0" w:color="999999"/>
+              <w:bottom w:val="single" w:sz="4" w:space="0" w:color="999999"/>
+              <w:end w:val="single" w:sz="4" w:space="0" w:color="999999"/>
+            </w:tcBorders>
+          </w:tcPr>
+          <w:p>
+            <w:pPr>
+              <w:pStyle w:val="Normal"/>
+              <w:widowControl/>
+              <w:bidi w:val="0"/>
+              <w:spacing w:before="0" w:after="200"/>
+              <w:jc w:val="start"/>
+              <w:rPr/>
+            </w:pPr>
+            <w:r>
+              <w:rPr>
+                <w:sz w:val="18"/>
+              </w:rPr>
+              <w:t>5,0</w:t>
+            </w:r>
+          </w:p>
+        </w:tc>
+      </w:tr>
+      <w:tr>
+        <w:trPr>
+          <w:cantSplit w:val="true"/>
+        </w:trPr>
+        <w:tc>
+          <w:tcPr>
+            <w:tcW w:w="3120" w:type="dxa"/>
+            <w:tcBorders>
+              <w:top w:val="single" w:sz="4" w:space="0" w:color="999999"/>
+              <w:start w:val="single" w:sz="4" w:space="0" w:color="999999"/>
+              <w:bottom w:val="single" w:sz="4" w:space="0" w:color="999999"/>
+              <w:end w:val="single" w:sz="4" w:space="0" w:color="999999"/>
+            </w:tcBorders>
+          </w:tcPr>
+          <w:p>
+            <w:pPr>
+              <w:pStyle w:val="Normal"/>
+              <w:widowControl/>
+              <w:bidi w:val="0"/>
+              <w:spacing w:before="0" w:after="200"/>
+              <w:jc w:val="start"/>
+              <w:rPr/>
+            </w:pPr>
+            <w:r>
+              <w:rPr>
+                <w:sz w:val="18"/>
+              </w:rPr>
+              <w:t>Qualidade de serviço</w:t>
+            </w:r>
+          </w:p>
+        </w:tc>
+        <w:tc>
+          <w:tcPr>
+            <w:tcW w:w="3120" w:type="dxa"/>
+            <w:tcBorders>
+              <w:top w:val="single" w:sz="4" w:space="0" w:color="999999"/>
+              <w:start w:val="single" w:sz="4" w:space="0" w:color="999999"/>
+              <w:bottom w:val="single" w:sz="4" w:space="0" w:color="999999"/>
+              <w:end w:val="single" w:sz="4" w:space="0" w:color="999999"/>
+            </w:tcBorders>
+          </w:tcPr>
+          <w:p>
+            <w:pPr>
+              <w:pStyle w:val="Normal"/>
+              <w:widowControl/>
+              <w:bidi w:val="0"/>
+              <w:spacing w:before="0" w:after="200"/>
+              <w:jc w:val="start"/>
+              <w:rPr/>
+            </w:pPr>
+            <w:r>
+              <w:rPr>
+                <w:sz w:val="18"/>
+              </w:rPr>
+              <w:t>6</w:t>
+            </w:r>
+          </w:p>
+        </w:tc>
+        <w:tc>
+          <w:tcPr>
+            <w:tcW w:w="3120" w:type="dxa"/>
+            <w:tcBorders>
+              <w:top w:val="single" w:sz="4" w:space="0" w:color="999999"/>
+              <w:start w:val="single" w:sz="4" w:space="0" w:color="999999"/>
+              <w:bottom w:val="single" w:sz="4" w:space="0" w:color="999999"/>
+              <w:end w:val="single" w:sz="4" w:space="0" w:color="999999"/>
+            </w:tcBorders>
+          </w:tcPr>
+          <w:p>
+            <w:pPr>
+              <w:pStyle w:val="Normal"/>
+              <w:widowControl/>
+              <w:bidi w:val="0"/>
+              <w:spacing w:before="0" w:after="200"/>
+              <w:jc w:val="start"/>
+              <w:rPr/>
+            </w:pPr>
+            <w:r>
+              <w:rPr>
+                <w:sz w:val="18"/>
+              </w:rPr>
+              <w:t>5,0</w:t>
+            </w:r>
+          </w:p>
+        </w:tc>
+      </w:tr>
+    </w:tbl>
+    <w:p>
+      <w:pPr>
+        <w:pStyle w:val="Normal"/>
+        <w:rPr/>
+      </w:pPr>
+      <w:r>
+        <w:rPr/>
+      </w:r>
+    </w:p>
+    <w:p>
+      <w:pPr>
+        <w:pStyle w:val="BodyText"/>
+        <w:rPr/>
+      </w:pPr>
+      <w:bookmarkStart w:id="21" w:name="sec%3Acriterios"/>
+      <w:r>
+        <w:rPr/>
+        <w:t>Na gestão pública universitária, o desempenho sustenta indicadores relacionados à continuidade e às falhas, a informação oferece as condições necessárias à rastreabilidade e o custo permite distinguir correções emergenciais, manutenção planejada e renovação, combinação reforçada por registros de pagamento e planejamento conjunto de manutenção, renovação e energia (Kim et al., 2018; Nägeli et al., 2019). As leituras integrais qualificam relações entre critérios. Operação e manutenção podem superar 80% do custo total do ciclo de vida, e seus custos anuais podem representar de 50% a 70% dos custos operacionais, bases de cálculo que devem permanecer distintas (Aliu et al., 2025); decisões de concepção podem evitar até 50% das dificuldades de manutenção, conectando manutenibilidade a desempenho, custo e risco (Chew; Conejos, 2016; Conejos; Chew; Azril, 2019; Othman; Kamal, 2023).</w:t>
+      </w:r>
+      <w:bookmarkEnd w:id="21"/>
+    </w:p>
+    <w:p>
+      <w:pPr>
+        <w:pStyle w:val="Heading2"/>
+        <w:rPr/>
+      </w:pPr>
+      <w:bookmarkStart w:id="22" w:name="sec%3Ametodos"/>
+      <w:r>
+        <w:rPr>
+          <w:rStyle w:val="SectionNumber"/>
+        </w:rPr>
+        <w:t>3.3</w:t>
+      </w:r>
+      <w:r>
+        <w:rPr/>
+        <w:tab/>
+        <w:t>Digitalização, IA e métodos de apoio à decisão</w:t>
+      </w:r>
+    </w:p>
+    <w:p>
+      <w:pPr>
+        <w:pStyle w:val="FirstParagraph"/>
+        <w:rPr/>
+      </w:pPr>
+      <w:r>
+        <w:rPr/>
+        <w:t xml:space="preserve">Sobre os métodos de apoio à decisão, a categoria ampla </w:t>
+      </w:r>
+      <w:r>
+        <w:rPr>
+          <w:rStyle w:val="VerbatimChar"/>
+        </w:rPr>
+        <w:t>framework</w:t>
+      </w:r>
+      <w:r>
+        <w:rPr/>
+        <w:t xml:space="preserve"> reuniu 101 registros. BIM apareceu em 28 e a categoria </w:t>
+      </w:r>
+      <w:r>
+        <w:rPr>
+          <w:rStyle w:val="VerbatimChar"/>
+        </w:rPr>
+        <w:t>decision_support</w:t>
+      </w:r>
+      <w:r>
+        <w:rPr/>
+        <w:t xml:space="preserve">, definida no manual como presença de mecanismo explícito de apoio à decisão, em 29; seguiram-se aprendizado de máquina em 26, otimização em 19, pontuação em 17 e custo do ciclo de vida em 16. Entre os métodos nomeados, AHP ocorreu em cinco registros, TOPSIS em quatro, MCDM e Delphi em três cada, ANP em dois, e </w:t>
+      </w:r>
+      <w:r>
+        <w:rPr>
+          <w:i/>
+          <w:iCs/>
+        </w:rPr>
+        <w:t>Bayesian Best-Worst Method</w:t>
+      </w:r>
+      <w:r>
+        <w:rPr/>
+        <w:t xml:space="preserve">, </w:t>
+      </w:r>
+      <w:r>
+        <w:rPr>
+          <w:i/>
+          <w:iCs/>
+        </w:rPr>
+        <w:t>balanced scorecard</w:t>
+      </w:r>
+      <w:r>
+        <w:rPr/>
+        <w:t xml:space="preserve"> e raciocínio baseado em casos em um cada. Essa predominância de estruturas genéricas sobre métodos multicritério nomeados marca a transição do campo, cujo avanço informacional é mais rápido que a integração decisória.</w:t>
+      </w:r>
+    </w:p>
+    <w:p>
+      <w:pPr>
+        <w:pStyle w:val="CaptionedFigure"/>
+        <w:rPr/>
+      </w:pPr>
+      <w:r>
+        <w:rPr/>
+        <w:drawing>
+          <wp:inline distT="0" distB="0" distL="0" distR="0">
+            <wp:extent cx="5334000" cy="4860290"/>
+            <wp:effectExtent l="0" t="0" r="0" b="0"/>
+            <wp:docPr id="8" name="Image7" descr="" title=""/>
+            <wp:cNvGraphicFramePr>
+              <a:graphicFrameLocks xmlns:a="http://schemas.openxmlformats.org/drawingml/2006/main" noChangeAspect="1"/>
+            </wp:cNvGraphicFramePr>
+            <a:graphic xmlns:a="http://schemas.openxmlformats.org/drawingml/2006/main">
+              <a:graphicData uri="http://schemas.openxmlformats.org/drawingml/2006/picture">
+                <pic:pic xmlns:pic="http://schemas.openxmlformats.org/drawingml/2006/picture">
+                  <pic:nvPicPr>
+                    <pic:cNvPr id="8" name="Image7" descr="" title=""/>
+                    <pic:cNvPicPr>
+                      <a:picLocks noChangeAspect="1" noChangeArrowheads="1"/>
+                    </pic:cNvPicPr>
+                  </pic:nvPicPr>
+                  <pic:blipFill>
+                    <a:blip r:embed="rId9"/>
+                    <a:stretch>
+                      <a:fillRect/>
+                    </a:stretch>
+                  </pic:blipFill>
+                  <pic:spPr bwMode="auto">
+                    <a:xfrm>
+                      <a:off x="0" y="0"/>
+                      <a:ext cx="5334000" cy="4860290"/>
+                    </a:xfrm>
+                    <a:prstGeom prst="rect">
+                      <a:avLst/>
+                    </a:prstGeom>
+                  </pic:spPr>
+                </pic:pic>
+              </a:graphicData>
+            </a:graphic>
+          </wp:inline>
+        </w:drawing>
+      </w:r>
+    </w:p>
+    <w:p>
+      <w:pPr>
+        <w:pStyle w:val="ImageCaption"/>
+        <w:rPr/>
+      </w:pPr>
+      <w:r>
+        <w:rPr/>
         <w:t>Gráfico 7. Abordagens e métodos de apoio à decisão identificados no núcleo temático vigente</w:t>
       </w:r>
-      <w:bookmarkEnd w:id="19"/>
     </w:p>
     <w:p>
       <w:pPr>
@@ -10064,10 +10105,6 @@
           </m:sup>
         </m:sSup>
         <m:r>
-          <m:rPr>
-            <m:lit/>
-            <m:nor/>
-          </m:rPr>
           <m:t xml:space="preserve">=</m:t>
         </m:r>
         <m:r>
@@ -10125,14 +10162,14 @@
         <w:rPr/>
         <w:t xml:space="preserve"> em quase todo o núcleo, contrastada com a frequência menor de métodos multicritério nomeados, situa a lacuna central na cadeia entre evidência, variável mensurável, preferência institucional e decisão validada, padrão coerente com a fragmentação já discutida entre integração informacional e estruturação decisória (Das, 2025; Deng; Menassa; Kamat, 2021). Estruturas conceituais, indicadores, normalização, ponderação, agregação, sensibilidade e validação ocupam etapas distintas, e a transferência das aplicações de ANP, Delphi, AHP e TOPSIS à gestão universitária depende do contexto e dos dados locais. Essa leitura sugere que a barreira à adoção de métodos multicritério em universidades públicas tende a ser menos a complexidade algorítmica do que a cultura de registro, atualização cadastral e prestação de contas das escolhas, sustentada pela importância atribuída a ordens de serviço, custos, vínculo com ativos e histórico de intervenções (Martins; Espejo, 2024; Morais; Paula; Reis, 2023).</w:t>
       </w:r>
-      <w:bookmarkEnd w:id="18"/>
+      <w:bookmarkEnd w:id="22"/>
     </w:p>
     <w:p>
       <w:pPr>
         <w:pStyle w:val="Heading2"/>
         <w:rPr/>
       </w:pPr>
-      <w:bookmarkStart w:id="20" w:name="sec%3Aaplicabilidade"/>
+      <w:bookmarkStart w:id="23" w:name="sec%3Aaplicabilidade"/>
       <w:r>
         <w:rPr>
           <w:rStyle w:val="SectionNumber"/>
@@ -10191,7 +10228,7 @@
       <w:tblPr>
         <w:tblW w:w="9360" w:type="dxa"/>
         <w:jc w:val="start"/>
-        <w:tblInd w:w="103" w:type="dxa"/>
+        <w:tblInd w:w="113" w:type="dxa"/>
         <w:tblLayout w:type="fixed"/>
         <w:tblCellMar>
           <w:top w:w="0" w:type="dxa"/>
@@ -10199,7 +10236,7 @@
           <w:bottom w:w="0" w:type="dxa"/>
           <w:end w:w="108" w:type="dxa"/>
         </w:tblCellMar>
-        <w:tblLook w:val="04a0" w:firstRow="1" w:noVBand="1" w:lastRow="0" w:firstColumn="1" w:lastColumn="0" w:noHBand="0"/>
+        <w:tblLook w:val="04a0" w:noHBand="0" w:noVBand="1" w:firstColumn="1" w:lastRow="0" w:lastColumn="0" w:firstRow="1"/>
       </w:tblPr>
       <w:tblGrid>
         <w:gridCol w:w="3120"/>
@@ -10209,7 +10246,7 @@
       <w:tr>
         <w:trPr>
           <w:tblHeader w:val="true"/>
-          <w:cantSplit/>
+          <w:cantSplit w:val="true"/>
         </w:trPr>
         <w:tc>
           <w:tcPr>
@@ -10298,7 +10335,7 @@
       </w:tr>
       <w:tr>
         <w:trPr>
-          <w:cantSplit/>
+          <w:cantSplit w:val="true"/>
         </w:trPr>
         <w:tc>
           <w:tcPr>
@@ -10384,7 +10421,7 @@
       </w:tr>
       <w:tr>
         <w:trPr>
-          <w:cantSplit/>
+          <w:cantSplit w:val="true"/>
         </w:trPr>
         <w:tc>
           <w:tcPr>
@@ -10470,7 +10507,7 @@
       </w:tr>
       <w:tr>
         <w:trPr>
-          <w:cantSplit/>
+          <w:cantSplit w:val="true"/>
         </w:trPr>
         <w:tc>
           <w:tcPr>
@@ -10556,7 +10593,7 @@
       </w:tr>
       <w:tr>
         <w:trPr>
-          <w:cantSplit/>
+          <w:cantSplit w:val="true"/>
         </w:trPr>
         <w:tc>
           <w:tcPr>
@@ -10642,7 +10679,7 @@
       </w:tr>
       <w:tr>
         <w:trPr>
-          <w:cantSplit/>
+          <w:cantSplit w:val="true"/>
         </w:trPr>
         <w:tc>
           <w:tcPr>
@@ -10728,7 +10765,7 @@
       </w:tr>
       <w:tr>
         <w:trPr>
-          <w:cantSplit/>
+          <w:cantSplit w:val="true"/>
         </w:trPr>
         <w:tc>
           <w:tcPr>
@@ -10814,7 +10851,7 @@
       </w:tr>
       <w:tr>
         <w:trPr>
-          <w:cantSplit/>
+          <w:cantSplit w:val="true"/>
         </w:trPr>
         <w:tc>
           <w:tcPr>
@@ -10900,7 +10937,7 @@
       </w:tr>
       <w:tr>
         <w:trPr>
-          <w:cantSplit/>
+          <w:cantSplit w:val="true"/>
         </w:trPr>
         <w:tc>
           <w:tcPr>
@@ -10986,7 +11023,7 @@
       </w:tr>
       <w:tr>
         <w:trPr>
-          <w:cantSplit/>
+          <w:cantSplit w:val="true"/>
         </w:trPr>
         <w:tc>
           <w:tcPr>
@@ -11072,7 +11109,7 @@
       </w:tr>
       <w:tr>
         <w:trPr>
-          <w:cantSplit/>
+          <w:cantSplit w:val="true"/>
         </w:trPr>
         <w:tc>
           <w:tcPr>
@@ -11158,7 +11195,7 @@
       </w:tr>
       <w:tr>
         <w:trPr>
-          <w:cantSplit/>
+          <w:cantSplit w:val="true"/>
         </w:trPr>
         <w:tc>
           <w:tcPr>
@@ -11244,7 +11281,7 @@
       </w:tr>
       <w:tr>
         <w:trPr>
-          <w:cantSplit/>
+          <w:cantSplit w:val="true"/>
         </w:trPr>
         <w:tc>
           <w:tcPr>
@@ -11422,14 +11459,14 @@
         <w:rPr/>
         <w:t>) e à comunicação (Tan; Zaman; Sutrisna, 2018). Essas evidências sustentam governança da informação e validação contextual da especificação proposta a seguir.</w:t>
       </w:r>
-      <w:bookmarkEnd w:id="20"/>
+      <w:bookmarkEnd w:id="23"/>
     </w:p>
     <w:p>
       <w:pPr>
         <w:pStyle w:val="Heading2"/>
         <w:rPr/>
       </w:pPr>
-      <w:bookmarkStart w:id="21" w:name="sec%3Amatriz"/>
+      <w:bookmarkStart w:id="24" w:name="sec%3Amatriz"/>
       <w:r>
         <w:rPr>
           <w:rStyle w:val="SectionNumber"/>
@@ -11487,14 +11524,13 @@
         <w:pStyle w:val="CaptionedFigure"/>
         <w:rPr/>
       </w:pPr>
-      <w:bookmarkStart w:id="22" w:name="fig%3Aheatmap"/>
       <w:r>
         <w:rPr/>
         <w:drawing>
           <wp:inline distT="0" distB="0" distL="0" distR="0">
-            <wp:extent cx="5227320" cy="3584575"/>
+            <wp:extent cx="5334000" cy="3657600"/>
             <wp:effectExtent l="0" t="0" r="0" b="0"/>
-            <wp:docPr id="8" name="Figura8"/>
+            <wp:docPr id="9" name="Image8" descr="" title=""/>
             <wp:cNvGraphicFramePr>
               <a:graphicFrameLocks xmlns:a="http://schemas.openxmlformats.org/drawingml/2006/main" noChangeAspect="1"/>
             </wp:cNvGraphicFramePr>
@@ -11502,106 +11538,7 @@
               <a:graphicData uri="http://schemas.openxmlformats.org/drawingml/2006/picture">
                 <pic:pic xmlns:pic="http://schemas.openxmlformats.org/drawingml/2006/picture">
                   <pic:nvPicPr>
-                    <pic:cNvPr id="8" name="Figura8"/>
-                    <pic:cNvPicPr>
-                      <a:picLocks noChangeAspect="1" noChangeArrowheads="1"/>
-                    </pic:cNvPicPr>
-                  </pic:nvPicPr>
-                  <pic:blipFill>
-                    <a:blip r:embed="rId9"/>
-                    <a:stretch>
-                      <a:fillRect/>
-                    </a:stretch>
-                  </pic:blipFill>
-                  <pic:spPr bwMode="auto">
-                    <a:xfrm>
-                      <a:off x="0" y="0"/>
-                      <a:ext cx="5227320" cy="3584575"/>
-                    </a:xfrm>
-                    <a:prstGeom prst="rect">
-                      <a:avLst/>
-                    </a:prstGeom>
-                    <a:noFill/>
-                  </pic:spPr>
-                </pic:pic>
-              </a:graphicData>
-            </a:graphic>
-          </wp:inline>
-        </w:drawing>
-      </w:r>
-    </w:p>
-    <w:p>
-      <w:pPr>
-        <w:pStyle w:val="ImageCaption"/>
-        <w:rPr/>
-      </w:pPr>
-      <w:r>
-        <w:rPr/>
-        <w:t>Gráfico 8. Coocorrência entre critérios de priorização e instrumentos de apoio à decisão</w:t>
-      </w:r>
-      <w:bookmarkEnd w:id="22"/>
-    </w:p>
-    <w:p>
-      <w:pPr>
-        <w:pStyle w:val="BodyText"/>
-        <w:rPr/>
-      </w:pPr>
-      <w:r>
-        <w:rPr/>
-        <w:t xml:space="preserve">O Gráfico 9 reorganiza essas relações em cinco dimensões. A técnica-operacional apresenta 100 coocorrências com </w:t>
-      </w:r>
-      <w:r>
-        <w:rPr>
-          <w:rStyle w:val="VerbatimChar"/>
-        </w:rPr>
-        <w:t>framework</w:t>
-      </w:r>
-      <w:r>
-        <w:rPr/>
-        <w:t xml:space="preserve">, 28 com </w:t>
-      </w:r>
-      <w:r>
-        <w:rPr>
-          <w:rStyle w:val="VerbatimChar"/>
-        </w:rPr>
-        <w:t>decision_support</w:t>
-      </w:r>
-      <w:r>
-        <w:rPr/>
-        <w:t xml:space="preserve"> e 28 com BIM; em relação ao </w:t>
-      </w:r>
-      <w:r>
-        <w:rPr>
-          <w:rStyle w:val="VerbatimChar"/>
-        </w:rPr>
-        <w:t>framework</w:t>
-      </w:r>
-      <w:r>
-        <w:rPr/>
-        <w:t>, a institucional apresenta 88 coocorrências, a ambiental 81, a econômica 56 e a social 54; identificada em 65 registros, a dimensão ciclo de vida atua transversalmente entre desempenho, custos e impactos no tempo.</w:t>
-      </w:r>
-    </w:p>
-    <w:p>
-      <w:pPr>
-        <w:pStyle w:val="CaptionedFigure"/>
-        <w:rPr/>
-      </w:pPr>
-      <w:bookmarkStart w:id="23" w:name="fig%3Amatrizanalitica"/>
-      <w:r>
-        <w:rPr/>
-        <w:drawing>
-          <wp:inline distT="0" distB="0" distL="0" distR="0">
-            <wp:extent cx="5227320" cy="2787650"/>
-            <wp:effectExtent l="0" t="0" r="0" b="0"/>
-            <wp:docPr id="9" name="Figura9"/>
-            <wp:cNvGraphicFramePr>
-              <a:graphicFrameLocks xmlns:a="http://schemas.openxmlformats.org/drawingml/2006/main" noChangeAspect="1"/>
-            </wp:cNvGraphicFramePr>
-            <a:graphic xmlns:a="http://schemas.openxmlformats.org/drawingml/2006/main">
-              <a:graphicData uri="http://schemas.openxmlformats.org/drawingml/2006/picture">
-                <pic:pic xmlns:pic="http://schemas.openxmlformats.org/drawingml/2006/picture">
-                  <pic:nvPicPr>
-                    <pic:cNvPr id="9" name="Figura9"/>
+                    <pic:cNvPr id="9" name="Image8" descr="" title=""/>
                     <pic:cNvPicPr>
                       <a:picLocks noChangeAspect="1" noChangeArrowheads="1"/>
                     </pic:cNvPicPr>
@@ -11615,12 +11552,11 @@
                   <pic:spPr bwMode="auto">
                     <a:xfrm>
                       <a:off x="0" y="0"/>
-                      <a:ext cx="5227320" cy="2787650"/>
+                      <a:ext cx="5334000" cy="3657600"/>
                     </a:xfrm>
                     <a:prstGeom prst="rect">
                       <a:avLst/>
                     </a:prstGeom>
-                    <a:noFill/>
                   </pic:spPr>
                 </pic:pic>
               </a:graphicData>
@@ -11636,9 +11572,104 @@
       </w:pPr>
       <w:r>
         <w:rPr/>
+        <w:t>Gráfico 8. Coocorrência entre critérios de priorização e instrumentos de apoio à decisão</w:t>
+      </w:r>
+    </w:p>
+    <w:p>
+      <w:pPr>
+        <w:pStyle w:val="BodyText"/>
+        <w:rPr/>
+      </w:pPr>
+      <w:r>
+        <w:rPr/>
+        <w:t xml:space="preserve">O Gráfico 9 reorganiza essas relações em cinco dimensões. A técnica-operacional apresenta 100 coocorrências com </w:t>
+      </w:r>
+      <w:r>
+        <w:rPr>
+          <w:rStyle w:val="VerbatimChar"/>
+        </w:rPr>
+        <w:t>framework</w:t>
+      </w:r>
+      <w:r>
+        <w:rPr/>
+        <w:t xml:space="preserve">, 28 com </w:t>
+      </w:r>
+      <w:r>
+        <w:rPr>
+          <w:rStyle w:val="VerbatimChar"/>
+        </w:rPr>
+        <w:t>decision_support</w:t>
+      </w:r>
+      <w:r>
+        <w:rPr/>
+        <w:t xml:space="preserve"> e 28 com BIM; em relação ao </w:t>
+      </w:r>
+      <w:r>
+        <w:rPr>
+          <w:rStyle w:val="VerbatimChar"/>
+        </w:rPr>
+        <w:t>framework</w:t>
+      </w:r>
+      <w:r>
+        <w:rPr/>
+        <w:t>, a institucional apresenta 88 coocorrências, a ambiental 81, a econômica 56 e a social 54; identificada em 65 registros, a dimensão ciclo de vida atua transversalmente entre desempenho, custos e impactos no tempo.</w:t>
+      </w:r>
+    </w:p>
+    <w:p>
+      <w:pPr>
+        <w:pStyle w:val="CaptionedFigure"/>
+        <w:rPr/>
+      </w:pPr>
+      <w:r>
+        <w:rPr/>
+        <w:drawing>
+          <wp:inline distT="0" distB="0" distL="0" distR="0">
+            <wp:extent cx="5334000" cy="2844800"/>
+            <wp:effectExtent l="0" t="0" r="0" b="0"/>
+            <wp:docPr id="10" name="Image9" descr="" title=""/>
+            <wp:cNvGraphicFramePr>
+              <a:graphicFrameLocks xmlns:a="http://schemas.openxmlformats.org/drawingml/2006/main" noChangeAspect="1"/>
+            </wp:cNvGraphicFramePr>
+            <a:graphic xmlns:a="http://schemas.openxmlformats.org/drawingml/2006/main">
+              <a:graphicData uri="http://schemas.openxmlformats.org/drawingml/2006/picture">
+                <pic:pic xmlns:pic="http://schemas.openxmlformats.org/drawingml/2006/picture">
+                  <pic:nvPicPr>
+                    <pic:cNvPr id="10" name="Image9" descr="" title=""/>
+                    <pic:cNvPicPr>
+                      <a:picLocks noChangeAspect="1" noChangeArrowheads="1"/>
+                    </pic:cNvPicPr>
+                  </pic:nvPicPr>
+                  <pic:blipFill>
+                    <a:blip r:embed="rId11"/>
+                    <a:stretch>
+                      <a:fillRect/>
+                    </a:stretch>
+                  </pic:blipFill>
+                  <pic:spPr bwMode="auto">
+                    <a:xfrm>
+                      <a:off x="0" y="0"/>
+                      <a:ext cx="5334000" cy="2844800"/>
+                    </a:xfrm>
+                    <a:prstGeom prst="rect">
+                      <a:avLst/>
+                    </a:prstGeom>
+                  </pic:spPr>
+                </pic:pic>
+              </a:graphicData>
+            </a:graphic>
+          </wp:inline>
+        </w:drawing>
+      </w:r>
+    </w:p>
+    <w:p>
+      <w:pPr>
+        <w:pStyle w:val="ImageCaption"/>
+        <w:rPr/>
+      </w:pPr>
+      <w:r>
+        <w:rPr/>
         <w:t>Gráfico 9. Matriz de coocorrência entre dimensões de sustentabilidade e instrumentos de apoio à decisão</w:t>
       </w:r>
-      <w:bookmarkEnd w:id="23"/>
     </w:p>
     <w:p>
       <w:pPr>
@@ -11675,7 +11706,7 @@
       <w:tblPr>
         <w:tblW w:w="9360" w:type="dxa"/>
         <w:jc w:val="start"/>
-        <w:tblInd w:w="103" w:type="dxa"/>
+        <w:tblInd w:w="113" w:type="dxa"/>
         <w:tblLayout w:type="fixed"/>
         <w:tblCellMar>
           <w:top w:w="0" w:type="dxa"/>
@@ -11683,7 +11714,7 @@
           <w:bottom w:w="0" w:type="dxa"/>
           <w:end w:w="108" w:type="dxa"/>
         </w:tblCellMar>
-        <w:tblLook w:val="04a0" w:firstRow="1" w:noVBand="1" w:lastRow="0" w:firstColumn="1" w:lastColumn="0" w:noHBand="0"/>
+        <w:tblLook w:val="04a0" w:noHBand="0" w:noVBand="1" w:firstColumn="1" w:lastRow="0" w:lastColumn="0" w:firstRow="1"/>
       </w:tblPr>
       <w:tblGrid>
         <w:gridCol w:w="3120"/>
@@ -11693,7 +11724,7 @@
       <w:tr>
         <w:trPr>
           <w:tblHeader w:val="true"/>
-          <w:cantSplit/>
+          <w:cantSplit w:val="true"/>
         </w:trPr>
         <w:tc>
           <w:tcPr>
@@ -11782,7 +11813,7 @@
       </w:tr>
       <w:tr>
         <w:trPr>
-          <w:cantSplit/>
+          <w:cantSplit w:val="true"/>
         </w:trPr>
         <w:tc>
           <w:tcPr>
@@ -11868,7 +11899,7 @@
       </w:tr>
       <w:tr>
         <w:trPr>
-          <w:cantSplit/>
+          <w:cantSplit w:val="true"/>
         </w:trPr>
         <w:tc>
           <w:tcPr>
@@ -11954,7 +11985,7 @@
       </w:tr>
       <w:tr>
         <w:trPr>
-          <w:cantSplit/>
+          <w:cantSplit w:val="true"/>
         </w:trPr>
         <w:tc>
           <w:tcPr>
@@ -12040,7 +12071,7 @@
       </w:tr>
       <w:tr>
         <w:trPr>
-          <w:cantSplit/>
+          <w:cantSplit w:val="true"/>
         </w:trPr>
         <w:tc>
           <w:tcPr>
@@ -12126,7 +12157,7 @@
       </w:tr>
       <w:tr>
         <w:trPr>
-          <w:cantSplit/>
+          <w:cantSplit w:val="true"/>
         </w:trPr>
         <w:tc>
           <w:tcPr>
@@ -12212,7 +12243,7 @@
       </w:tr>
       <w:tr>
         <w:trPr>
-          <w:cantSplit/>
+          <w:cantSplit w:val="true"/>
         </w:trPr>
         <w:tc>
           <w:tcPr>
@@ -12298,7 +12329,7 @@
       </w:tr>
       <w:tr>
         <w:trPr>
-          <w:cantSplit/>
+          <w:cantSplit w:val="true"/>
         </w:trPr>
         <w:tc>
           <w:tcPr>
@@ -12417,7 +12448,7 @@
       <w:tblPr>
         <w:tblW w:w="9360" w:type="dxa"/>
         <w:jc w:val="start"/>
-        <w:tblInd w:w="103" w:type="dxa"/>
+        <w:tblInd w:w="113" w:type="dxa"/>
         <w:tblLayout w:type="fixed"/>
         <w:tblCellMar>
           <w:top w:w="0" w:type="dxa"/>
@@ -12425,7 +12456,7 @@
           <w:bottom w:w="0" w:type="dxa"/>
           <w:end w:w="108" w:type="dxa"/>
         </w:tblCellMar>
-        <w:tblLook w:val="04a0" w:firstRow="1" w:noVBand="1" w:lastRow="0" w:firstColumn="1" w:lastColumn="0" w:noHBand="0"/>
+        <w:tblLook w:val="04a0" w:noHBand="0" w:noVBand="1" w:firstColumn="1" w:lastRow="0" w:lastColumn="0" w:firstRow="1"/>
       </w:tblPr>
       <w:tblGrid>
         <w:gridCol w:w="1872"/>
@@ -12437,7 +12468,7 @@
       <w:tr>
         <w:trPr>
           <w:tblHeader w:val="true"/>
-          <w:cantSplit/>
+          <w:cantSplit w:val="true"/>
         </w:trPr>
         <w:tc>
           <w:tcPr>
@@ -12582,7 +12613,7 @@
       </w:tr>
       <w:tr>
         <w:trPr>
-          <w:cantSplit/>
+          <w:cantSplit w:val="true"/>
         </w:trPr>
         <w:tc>
           <w:tcPr>
@@ -12722,7 +12753,7 @@
       </w:tr>
       <w:tr>
         <w:trPr>
-          <w:cantSplit/>
+          <w:cantSplit w:val="true"/>
         </w:trPr>
         <w:tc>
           <w:tcPr>
@@ -12862,7 +12893,7 @@
       </w:tr>
       <w:tr>
         <w:trPr>
-          <w:cantSplit/>
+          <w:cantSplit w:val="true"/>
         </w:trPr>
         <w:tc>
           <w:tcPr>
@@ -13002,7 +13033,7 @@
       </w:tr>
       <w:tr>
         <w:trPr>
-          <w:cantSplit/>
+          <w:cantSplit w:val="true"/>
         </w:trPr>
         <w:tc>
           <w:tcPr>
@@ -13142,7 +13173,7 @@
       </w:tr>
       <w:tr>
         <w:trPr>
-          <w:cantSplit/>
+          <w:cantSplit w:val="true"/>
         </w:trPr>
         <w:tc>
           <w:tcPr>
@@ -13282,7 +13313,7 @@
       </w:tr>
       <w:tr>
         <w:trPr>
-          <w:cantSplit/>
+          <w:cantSplit w:val="true"/>
         </w:trPr>
         <w:tc>
           <w:tcPr>
@@ -13422,7 +13453,7 @@
       </w:tr>
       <w:tr>
         <w:trPr>
-          <w:cantSplit/>
+          <w:cantSplit w:val="true"/>
         </w:trPr>
         <w:tc>
           <w:tcPr>
@@ -13582,15 +13613,60 @@
     </w:p>
     <w:p>
       <w:pPr>
+        <w:pStyle w:val="Normal"/>
+        <w:jc w:val="center"/>
+        <w:rPr/>
+      </w:pPr>
+      <w:r>
+        <w:rPr/>
+        <w:drawing>
+          <wp:inline distT="0" distB="0" distL="0" distR="0">
+            <wp:extent cx="5669280" cy="1971040"/>
+            <wp:effectExtent l="0" t="0" r="0" b="0"/>
+            <wp:docPr id="11" name="Picture 60" descr="" title=""/>
+            <wp:cNvGraphicFramePr>
+              <a:graphicFrameLocks xmlns:a="http://schemas.openxmlformats.org/drawingml/2006/main" noChangeAspect="1"/>
+            </wp:cNvGraphicFramePr>
+            <a:graphic xmlns:a="http://schemas.openxmlformats.org/drawingml/2006/main">
+              <a:graphicData uri="http://schemas.openxmlformats.org/drawingml/2006/picture">
+                <pic:pic xmlns:pic="http://schemas.openxmlformats.org/drawingml/2006/picture">
+                  <pic:nvPicPr>
+                    <pic:cNvPr id="11" name="Picture 60" descr="" title=""/>
+                    <pic:cNvPicPr>
+                      <a:picLocks noChangeAspect="1" noChangeArrowheads="1"/>
+                    </pic:cNvPicPr>
+                  </pic:nvPicPr>
+                  <pic:blipFill>
+                    <a:blip r:embed="rId12"/>
+                    <a:stretch>
+                      <a:fillRect/>
+                    </a:stretch>
+                  </pic:blipFill>
+                  <pic:spPr bwMode="auto">
+                    <a:xfrm>
+                      <a:off x="0" y="0"/>
+                      <a:ext cx="5669280" cy="1971040"/>
+                    </a:xfrm>
+                    <a:prstGeom prst="rect">
+                      <a:avLst/>
+                    </a:prstGeom>
+                  </pic:spPr>
+                </pic:pic>
+              </a:graphicData>
+            </a:graphic>
+          </wp:inline>
+        </w:drawing>
+      </w:r>
+    </w:p>
+    <w:p>
+      <w:pPr>
         <w:pStyle w:val="ImageCaption"/>
         <w:rPr/>
       </w:pPr>
-      <w:bookmarkStart w:id="24" w:name="fig%3Afluxoprotocolo"/>
       <w:r>
         <w:rPr/>
         <w:t>Fluxo candidato para validação e futura parametrização multicritério</w:t>
       </w:r>
-      <w:bookmarkEnd w:id="24"/>
     </w:p>
     <w:p>
       <w:pPr>
@@ -13607,19 +13683,21 @@
         <w:pStyle w:val="BodyText"/>
         <w:rPr/>
       </w:pPr>
+      <w:bookmarkStart w:id="25" w:name="sec%3Aresultados"/>
+      <w:bookmarkStart w:id="26" w:name="sec%3Amatriz"/>
       <w:r>
         <w:rPr/>
         <w:t>A especificação proposta liga, assim, os critérios sustentados pela revisão a indicadores candidatos e a um fluxo de validação, convertendo dimensões e critérios recorrentes em etapas verificáveis e respondendo à RQ0. A baixa presença lexical de ODS e ESG, diante da recorrência de energia, emissões, segurança, conforto e governança, indica aproximação substantiva ainda pouco expressa por esses rótulos (Ramantswana et al., 2026). As coocorrências descrevem associações documentais, e a avaliação institucional determinará importância, pesos, método e robustez segundo a força e a disponibilidade dos dados, completando assim a cadeia entre a evidência da revisão e a decisão pública rastreável.</w:t>
       </w:r>
-      <w:bookmarkEnd w:id="9"/>
-      <w:bookmarkEnd w:id="21"/>
+      <w:bookmarkEnd w:id="25"/>
+      <w:bookmarkEnd w:id="26"/>
     </w:p>
     <w:p>
       <w:pPr>
         <w:pStyle w:val="Heading1"/>
         <w:rPr/>
       </w:pPr>
-      <w:bookmarkStart w:id="25" w:name="sec%3Aconsideracoes"/>
+      <w:bookmarkStart w:id="27" w:name="sec%3Aconsideracoes"/>
       <w:r>
         <w:rPr>
           <w:rStyle w:val="SectionNumber"/>
@@ -13705,11 +13783,11 @@
     </w:p>
     <w:p>
       <w:pPr>
-        <w:pStyle w:val="Heading1"/>
-        <w:rPr/>
-      </w:pPr>
-      <w:bookmarkStart w:id="26" w:name="refs"/>
-      <w:bookmarkStart w:id="27" w:name="ref-aldairi_lean6sbm_2017"/>
+        <w:pStyle w:val="Normal"/>
+        <w:rPr/>
+      </w:pPr>
+      <w:bookmarkStart w:id="28" w:name="refs"/>
+      <w:bookmarkStart w:id="29" w:name="ref-aldairi_lean6sbm_2017"/>
       <w:r>
         <w:rPr/>
         <w:t>Referências</w:t>
@@ -13724,7 +13802,7 @@
         <w:rPr/>
         <w:t xml:space="preserve">ALDAIRI, Jasim; KHAN, M. K.; MUNIVE-HERNANDEZ, J. Eduardo. </w:t>
       </w:r>
-      <w:hyperlink r:id="rId11">
+      <w:hyperlink r:id="rId13">
         <w:r>
           <w:rPr>
             <w:rStyle w:val="Hyperlink"/>
@@ -13747,14 +13825,14 @@
         <w:rPr/>
         <w:t>, v. 8, n. 1, p. 109–130, 2017.</w:t>
       </w:r>
-      <w:bookmarkEnd w:id="27"/>
+      <w:bookmarkEnd w:id="29"/>
     </w:p>
     <w:p>
       <w:pPr>
         <w:pStyle w:val="Bibliography"/>
         <w:rPr/>
       </w:pPr>
-      <w:bookmarkStart w:id="28" w:name="ref-alfalah_frameworkeducacional_2022"/>
+      <w:bookmarkStart w:id="30" w:name="ref-alfalah_frameworkeducacional_2022"/>
       <w:r>
         <w:rPr/>
         <w:t xml:space="preserve">ALFALAH, Ghasan </w:t>
@@ -13770,7 +13848,7 @@
         <w:rPr/>
         <w:t xml:space="preserve"> </w:t>
       </w:r>
-      <w:hyperlink r:id="rId12">
+      <w:hyperlink r:id="rId14">
         <w:r>
           <w:rPr>
             <w:rStyle w:val="Hyperlink"/>
@@ -13793,19 +13871,19 @@
         <w:rPr/>
         <w:t>, v. 14, n. 16, p. 9955, 2022.</w:t>
       </w:r>
-      <w:bookmarkEnd w:id="28"/>
+      <w:bookmarkEnd w:id="30"/>
     </w:p>
     <w:p>
       <w:pPr>
         <w:pStyle w:val="Bibliography"/>
         <w:rPr/>
       </w:pPr>
-      <w:bookmarkStart w:id="29" w:name="ref-alici_iotambientes_2026"/>
+      <w:bookmarkStart w:id="31" w:name="ref-alici_iotambientes_2026"/>
       <w:r>
         <w:rPr/>
         <w:t xml:space="preserve">ALICI, Nedim. </w:t>
       </w:r>
-      <w:hyperlink r:id="rId13">
+      <w:hyperlink r:id="rId15">
         <w:r>
           <w:rPr>
             <w:rStyle w:val="Hyperlink"/>
@@ -13828,14 +13906,14 @@
         <w:rPr/>
         <w:t>, v. 7, p. 1751337, 2026.</w:t>
       </w:r>
-      <w:bookmarkEnd w:id="29"/>
+      <w:bookmarkEnd w:id="31"/>
     </w:p>
     <w:p>
       <w:pPr>
         <w:pStyle w:val="Bibliography"/>
         <w:rPr/>
       </w:pPr>
-      <w:bookmarkStart w:id="30" w:name="ref-aliu_barreirasdt_2025"/>
+      <w:bookmarkStart w:id="32" w:name="ref-aliu_barreirasdt_2025"/>
       <w:r>
         <w:rPr/>
         <w:t xml:space="preserve">ALIU, Abdulmalik Adozuka </w:t>
@@ -13851,7 +13929,7 @@
         <w:rPr/>
         <w:t xml:space="preserve"> </w:t>
       </w:r>
-      <w:hyperlink r:id="rId14">
+      <w:hyperlink r:id="rId16">
         <w:r>
           <w:rPr>
             <w:rStyle w:val="Hyperlink"/>
@@ -13874,19 +13952,19 @@
         <w:rPr/>
         <w:t>, v. 30, n. 2, p. 137–168, 2025.</w:t>
       </w:r>
-      <w:bookmarkEnd w:id="30"/>
+      <w:bookmarkEnd w:id="32"/>
     </w:p>
     <w:p>
       <w:pPr>
         <w:pStyle w:val="Bibliography"/>
         <w:rPr/>
       </w:pPr>
-      <w:bookmarkStart w:id="31" w:name="ref-araujoneto_manutencaolegislacao_2015"/>
+      <w:bookmarkStart w:id="33" w:name="ref-araujoneto_manutencaolegislacao_2015"/>
       <w:r>
         <w:rPr/>
         <w:t xml:space="preserve">ARAÚJO NETO, Paschoal Gavazza de. </w:t>
       </w:r>
-      <w:hyperlink r:id="rId15">
+      <w:hyperlink r:id="rId17">
         <w:r>
           <w:rPr>
             <w:rStyle w:val="Hyperlink"/>
@@ -13909,14 +13987,14 @@
         <w:rPr/>
         <w:t>, v. 3, n. 1, p. 85–93, 2015.</w:t>
       </w:r>
-      <w:bookmarkEnd w:id="31"/>
+      <w:bookmarkEnd w:id="33"/>
     </w:p>
     <w:p>
       <w:pPr>
         <w:pStyle w:val="Bibliography"/>
         <w:rPr/>
       </w:pPr>
-      <w:bookmarkStart w:id="32" w:name="ref-abnt_nbr5674_2012"/>
+      <w:bookmarkStart w:id="34" w:name="ref-abnt_nbr5674_2012"/>
       <w:r>
         <w:rPr/>
         <w:t xml:space="preserve">ASSOCIAÇÃO BRASILEIRA DE NORMAS TÉCNICAS. </w:t>
@@ -13932,19 +14010,19 @@
         <w:rPr/>
         <w:t>. Rio de Janeiro: ABNT, 2012.</w:t>
       </w:r>
-      <w:bookmarkEnd w:id="32"/>
+      <w:bookmarkEnd w:id="34"/>
     </w:p>
     <w:p>
       <w:pPr>
         <w:pStyle w:val="Bibliography"/>
         <w:rPr/>
       </w:pPr>
-      <w:bookmarkStart w:id="33" w:name="ref-awuzie_fmuniversidades_2017"/>
+      <w:bookmarkStart w:id="35" w:name="ref-awuzie_fmuniversidades_2017"/>
       <w:r>
         <w:rPr/>
         <w:t xml:space="preserve">AWUZIE, Bankole Osita; ISA, Rasheed. </w:t>
       </w:r>
-      <w:hyperlink r:id="rId16">
+      <w:hyperlink r:id="rId18">
         <w:r>
           <w:rPr>
             <w:rStyle w:val="Hyperlink"/>
@@ -13967,14 +14045,14 @@
         <w:rPr/>
         <w:t>, v. 24, n. 2, p. 106–127, 2017.</w:t>
       </w:r>
-      <w:bookmarkEnd w:id="33"/>
+      <w:bookmarkEnd w:id="35"/>
     </w:p>
     <w:p>
       <w:pPr>
         <w:pStyle w:val="Bibliography"/>
         <w:rPr/>
       </w:pPr>
-      <w:bookmarkStart w:id="34" w:name="X8197757cb75e327dcc86b36afee00a28411c12b"/>
+      <w:bookmarkStart w:id="36" w:name="X8197757cb75e327dcc86b36afee00a28411c12b"/>
       <w:r>
         <w:rPr/>
         <w:t xml:space="preserve">BARBOSA, Ana Maria da Silva </w:t>
@@ -13990,7 +14068,7 @@
         <w:rPr/>
         <w:t xml:space="preserve"> </w:t>
       </w:r>
-      <w:hyperlink r:id="rId17">
+      <w:hyperlink r:id="rId19">
         <w:r>
           <w:rPr>
             <w:rStyle w:val="Hyperlink"/>
@@ -14013,19 +14091,19 @@
         <w:rPr/>
         <w:t>, v. 16, n. 3, p. 129–146, 2020.</w:t>
       </w:r>
-      <w:bookmarkEnd w:id="34"/>
+      <w:bookmarkEnd w:id="36"/>
     </w:p>
     <w:p>
       <w:pPr>
         <w:pStyle w:val="Bibliography"/>
         <w:rPr/>
       </w:pPr>
-      <w:bookmarkStart w:id="35" w:name="ref-chew_manutenibilidadeverde_2016"/>
+      <w:bookmarkStart w:id="37" w:name="ref-chew_manutenibilidadeverde_2016"/>
       <w:r>
         <w:rPr/>
         <w:t xml:space="preserve">CHEW, Michael Yit Lin; CONEJOS, Sheila. </w:t>
       </w:r>
-      <w:hyperlink r:id="rId18">
+      <w:hyperlink r:id="rId20">
         <w:r>
           <w:rPr>
             <w:rStyle w:val="Hyperlink"/>
@@ -14048,19 +14126,19 @@
         <w:rPr/>
         <w:t>, v. 34, n. 4/5, p. 379–406, 2016.</w:t>
       </w:r>
-      <w:bookmarkEnd w:id="35"/>
+      <w:bookmarkEnd w:id="37"/>
     </w:p>
     <w:p>
       <w:pPr>
         <w:pStyle w:val="Bibliography"/>
         <w:rPr/>
       </w:pPr>
-      <w:bookmarkStart w:id="36" w:name="ref-conejos_verticalgreenery_2019"/>
+      <w:bookmarkStart w:id="38" w:name="ref-conejos_verticalgreenery_2019"/>
       <w:r>
         <w:rPr/>
         <w:t xml:space="preserve">CONEJOS, Sheila; CHEW, Michael Yit Lin; AZRIL, Fikril Hakim Bin. </w:t>
       </w:r>
-      <w:hyperlink r:id="rId19">
+      <w:hyperlink r:id="rId21">
         <w:r>
           <w:rPr>
             <w:rStyle w:val="Hyperlink"/>
@@ -14083,14 +14161,14 @@
         <w:rPr/>
         <w:t>, v. 37, n. 13/14, p. 1008–1047, 2019.</w:t>
       </w:r>
-      <w:bookmarkEnd w:id="36"/>
+      <w:bookmarkEnd w:id="38"/>
     </w:p>
     <w:p>
       <w:pPr>
         <w:pStyle w:val="Bibliography"/>
         <w:rPr/>
       </w:pPr>
-      <w:bookmarkStart w:id="37" w:name="ref-crossref_restapi_2026"/>
+      <w:bookmarkStart w:id="39" w:name="ref-crossref_restapi_2026"/>
       <w:r>
         <w:rPr/>
         <w:t xml:space="preserve">CROSSREF. </w:t>
@@ -14106,7 +14184,7 @@
         <w:rPr/>
         <w:t>. Disponível em: &lt;</w:t>
       </w:r>
-      <w:hyperlink r:id="rId20">
+      <w:hyperlink r:id="rId22">
         <w:r>
           <w:rPr>
             <w:rStyle w:val="Hyperlink"/>
@@ -14118,19 +14196,19 @@
         <w:rPr/>
         <w:t>&gt;. Acesso em: 10 jul. 2026.</w:t>
       </w:r>
-      <w:bookmarkEnd w:id="37"/>
+      <w:bookmarkEnd w:id="39"/>
     </w:p>
     <w:p>
       <w:pPr>
         <w:pStyle w:val="Bibliography"/>
         <w:rPr/>
       </w:pPr>
-      <w:bookmarkStart w:id="38" w:name="ref-das_iotai_2025"/>
+      <w:bookmarkStart w:id="40" w:name="ref-das_iotai_2025"/>
       <w:r>
         <w:rPr/>
         <w:t xml:space="preserve">DAS, Dillip Kumar. </w:t>
       </w:r>
-      <w:hyperlink r:id="rId21">
+      <w:hyperlink r:id="rId23">
         <w:r>
           <w:rPr>
             <w:rStyle w:val="Hyperlink"/>
@@ -14153,19 +14231,19 @@
         <w:rPr/>
         <w:t>, v. 17, n. 22, p. 10313, 2025.</w:t>
       </w:r>
-      <w:bookmarkEnd w:id="38"/>
+      <w:bookmarkEnd w:id="40"/>
     </w:p>
     <w:p>
       <w:pPr>
         <w:pStyle w:val="Bibliography"/>
         <w:rPr/>
       </w:pPr>
-      <w:bookmarkStart w:id="39" w:name="ref-deng_bimdigitaltwins_2021"/>
+      <w:bookmarkStart w:id="41" w:name="ref-deng_bimdigitaltwins_2021"/>
       <w:r>
         <w:rPr/>
         <w:t xml:space="preserve">DENG, Min; MENASSA, Carol C.; KAMAT, Vineet R. </w:t>
       </w:r>
-      <w:hyperlink r:id="rId22">
+      <w:hyperlink r:id="rId24">
         <w:r>
           <w:rPr>
             <w:rStyle w:val="Hyperlink"/>
@@ -14188,14 +14266,14 @@
         <w:rPr/>
         <w:t>, v. 26, p. 58–83, 2021.</w:t>
       </w:r>
-      <w:bookmarkEnd w:id="39"/>
+      <w:bookmarkEnd w:id="41"/>
     </w:p>
     <w:p>
       <w:pPr>
         <w:pStyle w:val="Bibliography"/>
         <w:rPr/>
       </w:pPr>
-      <w:bookmarkStart w:id="40" w:name="ref-donthu_bibliometria_2021"/>
+      <w:bookmarkStart w:id="42" w:name="ref-donthu_bibliometria_2021"/>
       <w:r>
         <w:rPr/>
         <w:t xml:space="preserve">DONTHU, Naveen </w:t>
@@ -14211,7 +14289,7 @@
         <w:rPr/>
         <w:t xml:space="preserve"> </w:t>
       </w:r>
-      <w:hyperlink r:id="rId23">
+      <w:hyperlink r:id="rId25">
         <w:r>
           <w:rPr>
             <w:rStyle w:val="Hyperlink"/>
@@ -14234,14 +14312,14 @@
         <w:rPr/>
         <w:t>, v. 133, p. 285–296, 2021.</w:t>
       </w:r>
-      <w:bookmarkEnd w:id="40"/>
+      <w:bookmarkEnd w:id="42"/>
     </w:p>
     <w:p>
       <w:pPr>
         <w:pStyle w:val="Bibliography"/>
         <w:rPr/>
       </w:pPr>
-      <w:bookmarkStart w:id="41" w:name="ref-gispert_ontologiaativos_2025"/>
+      <w:bookmarkStart w:id="43" w:name="ref-gispert_ontologiaativos_2025"/>
       <w:r>
         <w:rPr/>
         <w:t xml:space="preserve">ESPINOSA GISPERT, Diego </w:t>
@@ -14257,7 +14335,7 @@
         <w:rPr/>
         <w:t xml:space="preserve"> </w:t>
       </w:r>
-      <w:hyperlink r:id="rId24">
+      <w:hyperlink r:id="rId26">
         <w:r>
           <w:rPr>
             <w:rStyle w:val="Hyperlink"/>
@@ -14280,14 +14358,14 @@
         <w:rPr/>
         <w:t>, v. 14, n. 3, p. 740–757, 2025.</w:t>
       </w:r>
-      <w:bookmarkEnd w:id="41"/>
+      <w:bookmarkEnd w:id="43"/>
     </w:p>
     <w:p>
       <w:pPr>
         <w:pStyle w:val="Bibliography"/>
         <w:rPr/>
       </w:pPr>
-      <w:bookmarkStart w:id="42" w:name="ref-ferreira_manutencaoceramica_2020"/>
+      <w:bookmarkStart w:id="44" w:name="ref-ferreira_manutencaoceramica_2020"/>
       <w:r>
         <w:rPr/>
         <w:t xml:space="preserve">FERREIRA, Cláudia </w:t>
@@ -14303,7 +14381,7 @@
         <w:rPr/>
         <w:t xml:space="preserve"> </w:t>
       </w:r>
-      <w:hyperlink r:id="rId25">
+      <w:hyperlink r:id="rId27">
         <w:r>
           <w:rPr>
             <w:rStyle w:val="Hyperlink"/>
@@ -14326,19 +14404,19 @@
         <w:rPr/>
         <w:t>, v. 16, n. 2, p. 247–265, 2020.</w:t>
       </w:r>
-      <w:bookmarkEnd w:id="42"/>
+      <w:bookmarkEnd w:id="44"/>
     </w:p>
     <w:p>
       <w:pPr>
         <w:pStyle w:val="Bibliography"/>
         <w:rPr/>
       </w:pPr>
-      <w:bookmarkStart w:id="43" w:name="ref-goretti_bimoem_2023"/>
+      <w:bookmarkStart w:id="45" w:name="ref-goretti_bimoem_2023"/>
       <w:r>
         <w:rPr/>
         <w:t xml:space="preserve">GORETTI, Hannah A.; KAMING, Peter. </w:t>
       </w:r>
-      <w:hyperlink r:id="rId26">
+      <w:hyperlink r:id="rId28">
         <w:r>
           <w:rPr>
             <w:rStyle w:val="Hyperlink"/>
@@ -14361,14 +14439,14 @@
         <w:rPr/>
         <w:t>, v. 429, p. 01002, 2023.</w:t>
       </w:r>
-      <w:bookmarkEnd w:id="43"/>
+      <w:bookmarkEnd w:id="45"/>
     </w:p>
     <w:p>
       <w:pPr>
         <w:pStyle w:val="Bibliography"/>
         <w:rPr/>
       </w:pPr>
-      <w:bookmarkStart w:id="44" w:name="ref-hu_revisao_sintese_2026"/>
+      <w:bookmarkStart w:id="46" w:name="ref-hu_revisao_sintese_2026"/>
       <w:r>
         <w:rPr/>
         <w:t xml:space="preserve">HU, Meilan </w:t>
@@ -14384,7 +14462,7 @@
         <w:rPr/>
         <w:t xml:space="preserve"> </w:t>
       </w:r>
-      <w:hyperlink r:id="rId27">
+      <w:hyperlink r:id="rId29">
         <w:r>
           <w:rPr>
             <w:rStyle w:val="Hyperlink"/>
@@ -14407,14 +14485,14 @@
         <w:rPr/>
         <w:t>, v. 58, n. 7, p. 197, 2026.</w:t>
       </w:r>
-      <w:bookmarkEnd w:id="44"/>
+      <w:bookmarkEnd w:id="46"/>
     </w:p>
     <w:p>
       <w:pPr>
         <w:pStyle w:val="Bibliography"/>
         <w:rPr/>
       </w:pPr>
-      <w:bookmarkStart w:id="45" w:name="ref-jiang_deduplicacao_regras_2014"/>
+      <w:bookmarkStart w:id="47" w:name="ref-jiang_deduplicacao_regras_2014"/>
       <w:r>
         <w:rPr/>
         <w:t xml:space="preserve">JIANG, Yu </w:t>
@@ -14430,7 +14508,7 @@
         <w:rPr/>
         <w:t xml:space="preserve"> </w:t>
       </w:r>
-      <w:hyperlink r:id="rId28">
+      <w:hyperlink r:id="rId30">
         <w:r>
           <w:rPr>
             <w:rStyle w:val="Hyperlink"/>
@@ -14453,14 +14531,14 @@
         <w:rPr/>
         <w:t>, v. 2014, p. bat086, 2014.</w:t>
       </w:r>
-      <w:bookmarkEnd w:id="45"/>
+      <w:bookmarkEnd w:id="47"/>
     </w:p>
     <w:p>
       <w:pPr>
         <w:pStyle w:val="Bibliography"/>
         <w:rPr/>
       </w:pPr>
-      <w:bookmarkStart w:id="46" w:name="ref-kim_estimativacustoseducacional_2018"/>
+      <w:bookmarkStart w:id="48" w:name="ref-kim_estimativacustoseducacional_2018"/>
       <w:r>
         <w:rPr/>
         <w:t xml:space="preserve">KIM, Ji-Myong </w:t>
@@ -14476,7 +14554,7 @@
         <w:rPr/>
         <w:t xml:space="preserve"> </w:t>
       </w:r>
-      <w:hyperlink r:id="rId29">
+      <w:hyperlink r:id="rId31">
         <w:r>
           <w:rPr>
             <w:rStyle w:val="Hyperlink"/>
@@ -14499,14 +14577,14 @@
         <w:rPr/>
         <w:t>, v. 17, n. 2, p. 307–312, 2018.</w:t>
       </w:r>
-      <w:bookmarkEnd w:id="46"/>
+      <w:bookmarkEnd w:id="48"/>
     </w:p>
     <w:p>
       <w:pPr>
         <w:pStyle w:val="Bibliography"/>
         <w:rPr/>
       </w:pPr>
-      <w:bookmarkStart w:id="47" w:name="ref-lateef_manutencaouniversidade_2010"/>
+      <w:bookmarkStart w:id="49" w:name="ref-lateef_manutencaouniversidade_2010"/>
       <w:r>
         <w:rPr/>
         <w:t xml:space="preserve">LATEEF, Olanrewaju Abdul; KHAMIDI, Mohd Faris; IDRUS, Arazi. Building maintenance management in a Malaysian university campuses: a case study. </w:t>
@@ -14522,14 +14600,14 @@
         <w:rPr/>
         <w:t>, v. 10, n. 1/2, p. 76–89, 2010.</w:t>
       </w:r>
-      <w:bookmarkEnd w:id="47"/>
+      <w:bookmarkEnd w:id="49"/>
     </w:p>
     <w:p>
       <w:pPr>
         <w:pStyle w:val="Bibliography"/>
         <w:rPr/>
       </w:pPr>
-      <w:bookmarkStart w:id="48" w:name="ref-maia_gestaoinformacaomanutencao_2016"/>
+      <w:bookmarkStart w:id="50" w:name="ref-maia_gestaoinformacaomanutencao_2016"/>
       <w:r>
         <w:rPr/>
         <w:t xml:space="preserve">MAIA, Barbara Lepca; SCHEER, Sérgio; FREITAS, Maria do Carmo Duarte. Manutenção predial: a prospecta de decisões a partir da gestão da informação. </w:t>
@@ -14545,19 +14623,19 @@
         <w:rPr/>
         <w:t>, v. 8, n. 3, p. 37–55, 2016.</w:t>
       </w:r>
-      <w:bookmarkEnd w:id="48"/>
+      <w:bookmarkEnd w:id="50"/>
     </w:p>
     <w:p>
       <w:pPr>
         <w:pStyle w:val="Bibliography"/>
         <w:rPr/>
       </w:pPr>
-      <w:bookmarkStart w:id="49" w:name="ref-martins_custosmanutencaoses_2024"/>
+      <w:bookmarkStart w:id="51" w:name="ref-martins_custosmanutencaoses_2024"/>
       <w:r>
         <w:rPr/>
         <w:t xml:space="preserve">MARTINS, Rafael Fernando Batista; ESPEJO, Márcia Maria dos Santos Bortolocci. </w:t>
       </w:r>
-      <w:hyperlink r:id="rId30">
+      <w:hyperlink r:id="rId32">
         <w:r>
           <w:rPr>
             <w:rStyle w:val="Hyperlink"/>
@@ -14580,14 +14658,14 @@
         <w:rPr/>
         <w:t>, v. 19, n. 1, p. 79–98, 2024.</w:t>
       </w:r>
-      <w:bookmarkEnd w:id="49"/>
+      <w:bookmarkEnd w:id="51"/>
     </w:p>
     <w:p>
       <w:pPr>
         <w:pStyle w:val="Bibliography"/>
         <w:rPr/>
       </w:pPr>
-      <w:bookmarkStart w:id="50" w:name="ref-masmoudi_ahptopsis_2026"/>
+      <w:bookmarkStart w:id="52" w:name="ref-masmoudi_ahptopsis_2026"/>
       <w:r>
         <w:rPr/>
         <w:t xml:space="preserve">MASMOUDI, Malek </w:t>
@@ -14603,7 +14681,7 @@
         <w:rPr/>
         <w:t xml:space="preserve"> </w:t>
       </w:r>
-      <w:hyperlink r:id="rId31">
+      <w:hyperlink r:id="rId33">
         <w:r>
           <w:rPr>
             <w:rStyle w:val="Hyperlink"/>
@@ -14626,19 +14704,19 @@
         <w:rPr/>
         <w:t>, v. 33, n. 4, p. 2535–2576, 2026.</w:t>
       </w:r>
-      <w:bookmarkEnd w:id="50"/>
+      <w:bookmarkEnd w:id="52"/>
     </w:p>
     <w:p>
       <w:pPr>
         <w:pStyle w:val="Bibliography"/>
         <w:rPr/>
       </w:pPr>
-      <w:bookmarkStart w:id="51" w:name="ref-morais_eficienciamanutencao_2023"/>
+      <w:bookmarkStart w:id="53" w:name="ref-morais_eficienciamanutencao_2023"/>
       <w:r>
         <w:rPr/>
         <w:t xml:space="preserve">MORAIS, Lucas Salomão Rael de; PAULA, Heber Martins de; REIS, Ricardo Prado Abreu. </w:t>
       </w:r>
-      <w:hyperlink r:id="rId32">
+      <w:hyperlink r:id="rId34">
         <w:r>
           <w:rPr>
             <w:rStyle w:val="Hyperlink"/>
@@ -14661,14 +14739,14 @@
         <w:rPr/>
         <w:t>, v. 16, n. 34, p. 1–27, 2023.</w:t>
       </w:r>
-      <w:bookmarkEnd w:id="51"/>
+      <w:bookmarkEnd w:id="53"/>
     </w:p>
     <w:p>
       <w:pPr>
         <w:pStyle w:val="Bibliography"/>
         <w:rPr/>
       </w:pPr>
-      <w:bookmarkStart w:id="52" w:name="ref-motuziene_ventilacaoia_2025"/>
+      <w:bookmarkStart w:id="54" w:name="ref-motuziene_ventilacaoia_2025"/>
       <w:r>
         <w:rPr/>
         <w:t xml:space="preserve">MOTUZIENĖ, Violeta </w:t>
@@ -14684,7 +14762,7 @@
         <w:rPr/>
         <w:t xml:space="preserve"> </w:t>
       </w:r>
-      <w:hyperlink r:id="rId33">
+      <w:hyperlink r:id="rId35">
         <w:r>
           <w:rPr>
             <w:rStyle w:val="Hyperlink"/>
@@ -14707,14 +14785,14 @@
         <w:rPr/>
         <w:t>, v. 17, n. 9, p. 4140, 2025.</w:t>
       </w:r>
-      <w:bookmarkEnd w:id="52"/>
+      <w:bookmarkEnd w:id="54"/>
     </w:p>
     <w:p>
       <w:pPr>
         <w:pStyle w:val="Bibliography"/>
         <w:rPr/>
       </w:pPr>
-      <w:bookmarkStart w:id="53" w:name="ref-nageli_ciclovida_2019"/>
+      <w:bookmarkStart w:id="55" w:name="ref-nageli_ciclovida_2019"/>
       <w:r>
         <w:rPr/>
         <w:t xml:space="preserve">NÄGELI, Claudio </w:t>
@@ -14730,7 +14808,7 @@
         <w:rPr/>
         <w:t xml:space="preserve"> </w:t>
       </w:r>
-      <w:hyperlink r:id="rId34">
+      <w:hyperlink r:id="rId36">
         <w:r>
           <w:rPr>
             <w:rStyle w:val="Hyperlink"/>
@@ -14753,19 +14831,19 @@
         <w:rPr/>
         <w:t>, v. 160, p. 106212, 2019.</w:t>
       </w:r>
-      <w:bookmarkEnd w:id="53"/>
+      <w:bookmarkEnd w:id="55"/>
     </w:p>
     <w:p>
       <w:pPr>
         <w:pStyle w:val="Bibliography"/>
         <w:rPr/>
       </w:pPr>
-      <w:bookmarkStart w:id="54" w:name="ref-naji_campusdelphi_2023"/>
+      <w:bookmarkStart w:id="56" w:name="ref-naji_campusdelphi_2023"/>
       <w:r>
         <w:rPr/>
         <w:t xml:space="preserve">NAJI, Khalid K.; GUNDUZ, Murat; MAKI, Omar. </w:t>
       </w:r>
-      <w:hyperlink r:id="rId35">
+      <w:hyperlink r:id="rId37">
         <w:r>
           <w:rPr>
             <w:rStyle w:val="Hyperlink"/>
@@ -14788,19 +14866,19 @@
         <w:rPr/>
         <w:t>, v. 149, n. 7, p. 04023052, 2023.</w:t>
       </w:r>
-      <w:bookmarkEnd w:id="54"/>
+      <w:bookmarkEnd w:id="56"/>
     </w:p>
     <w:p>
       <w:pPr>
         <w:pStyle w:val="Bibliography"/>
         <w:rPr/>
       </w:pPr>
-      <w:bookmarkStart w:id="55" w:name="X29a0b815a0fa8c82998c6fb0764f2ef94fd929e"/>
+      <w:bookmarkStart w:id="57" w:name="X29a0b815a0fa8c82998c6fb0764f2ef94fd929e"/>
       <w:r>
         <w:rPr/>
         <w:t xml:space="preserve">NDUKUBA, Samuel Nnadoziem. </w:t>
       </w:r>
-      <w:hyperlink r:id="rId36">
+      <w:hyperlink r:id="rId38">
         <w:r>
           <w:rPr>
             <w:rStyle w:val="Hyperlink"/>
@@ -14823,19 +14901,19 @@
         <w:rPr/>
         <w:t>, v. 2, n. 2, p. 110–123, 2025.</w:t>
       </w:r>
-      <w:bookmarkEnd w:id="55"/>
+      <w:bookmarkEnd w:id="57"/>
     </w:p>
     <w:p>
       <w:pPr>
         <w:pStyle w:val="Bibliography"/>
         <w:rPr/>
       </w:pPr>
-      <w:bookmarkStart w:id="56" w:name="ref-nielsen_sustentabilidadefm_2016"/>
+      <w:bookmarkStart w:id="58" w:name="ref-nielsen_sustentabilidadefm_2016"/>
       <w:r>
         <w:rPr/>
         <w:t xml:space="preserve">NIELSEN, Susanne Balslev; SARASOJA, Anna-Liisa; GALAMBA, Kirsten Ramskov. </w:t>
       </w:r>
-      <w:hyperlink r:id="rId37">
+      <w:hyperlink r:id="rId39">
         <w:r>
           <w:rPr>
             <w:rStyle w:val="Hyperlink"/>
@@ -14858,19 +14936,19 @@
         <w:rPr/>
         <w:t>, v. 34, n. 9-10, p. 535–563, 2016.</w:t>
       </w:r>
-      <w:bookmarkEnd w:id="56"/>
+      <w:bookmarkEnd w:id="58"/>
     </w:p>
     <w:p>
       <w:pPr>
         <w:pStyle w:val="Bibliography"/>
         <w:rPr/>
       </w:pPr>
-      <w:bookmarkStart w:id="57" w:name="ref-okoro_sustainablefm_2023"/>
+      <w:bookmarkStart w:id="59" w:name="ref-okoro_sustainablefm_2023"/>
       <w:r>
         <w:rPr/>
         <w:t xml:space="preserve">OKORO, Chioma Sylvia. </w:t>
       </w:r>
-      <w:hyperlink r:id="rId38">
+      <w:hyperlink r:id="rId40">
         <w:r>
           <w:rPr>
             <w:rStyle w:val="Hyperlink"/>
@@ -14893,19 +14971,19 @@
         <w:rPr/>
         <w:t>, v. 15, n. 4, p. 3174, 2023.</w:t>
       </w:r>
-      <w:bookmarkEnd w:id="57"/>
+      <w:bookmarkEnd w:id="59"/>
     </w:p>
     <w:p>
       <w:pPr>
         <w:pStyle w:val="Bibliography"/>
         <w:rPr/>
       </w:pPr>
-      <w:bookmarkStart w:id="58" w:name="ref-opoku_futurofm_2022"/>
+      <w:bookmarkStart w:id="60" w:name="ref-opoku_futurofm_2022"/>
       <w:r>
         <w:rPr/>
         <w:t xml:space="preserve">OPOKU, Alex; LEE, Jeoung Yul. </w:t>
       </w:r>
-      <w:hyperlink r:id="rId39">
+      <w:hyperlink r:id="rId41">
         <w:r>
           <w:rPr>
             <w:rStyle w:val="Hyperlink"/>
@@ -14928,19 +15006,19 @@
         <w:rPr/>
         <w:t>, v. 14, n. 3, p. 1705, 2022.</w:t>
       </w:r>
-      <w:bookmarkEnd w:id="58"/>
+      <w:bookmarkEnd w:id="60"/>
     </w:p>
     <w:p>
       <w:pPr>
         <w:pStyle w:val="Bibliography"/>
         <w:rPr/>
       </w:pPr>
-      <w:bookmarkStart w:id="59" w:name="ref-othman_manutenibilidadeesi_2023"/>
+      <w:bookmarkStart w:id="61" w:name="ref-othman_manutenibilidadeesi_2023"/>
       <w:r>
         <w:rPr/>
         <w:t xml:space="preserve">OTHMAN, Ayman Ahmed Ezzat; KAMAL, Ahmed. </w:t>
       </w:r>
-      <w:hyperlink r:id="rId40">
+      <w:hyperlink r:id="rId42">
         <w:r>
           <w:rPr>
             <w:rStyle w:val="Hyperlink"/>
@@ -14963,19 +15041,19 @@
         <w:rPr/>
         <w:t>, v. 15, p. 34–49, 2023.</w:t>
       </w:r>
-      <w:bookmarkEnd w:id="59"/>
+      <w:bookmarkEnd w:id="61"/>
     </w:p>
     <w:p>
       <w:pPr>
         <w:pStyle w:val="Bibliography"/>
         <w:rPr/>
       </w:pPr>
-      <w:bookmarkStart w:id="60" w:name="ref-park_cbrfuzzyahp_2019"/>
+      <w:bookmarkStart w:id="62" w:name="ref-park_cbrfuzzyahp_2019"/>
       <w:r>
         <w:rPr/>
         <w:t xml:space="preserve">PARK, Sojin; KWON, Nahyun; AHN, Yonghan. </w:t>
       </w:r>
-      <w:hyperlink r:id="rId41">
+      <w:hyperlink r:id="rId43">
         <w:r>
           <w:rPr>
             <w:rStyle w:val="Hyperlink"/>
@@ -14998,14 +15076,14 @@
         <w:rPr/>
         <w:t>, v. 11, n. 24, p. 7181, 2019.</w:t>
       </w:r>
-      <w:bookmarkEnd w:id="60"/>
+      <w:bookmarkEnd w:id="62"/>
     </w:p>
     <w:p>
       <w:pPr>
         <w:pStyle w:val="Bibliography"/>
         <w:rPr/>
       </w:pPr>
-      <w:bookmarkStart w:id="61" w:name="ref-ramantswana_esgfm_2026"/>
+      <w:bookmarkStart w:id="63" w:name="ref-ramantswana_esgfm_2026"/>
       <w:r>
         <w:rPr/>
         <w:t xml:space="preserve">RAMANTSWANA, Thabelo </w:t>
@@ -15021,7 +15099,7 @@
         <w:rPr/>
         <w:t xml:space="preserve"> </w:t>
       </w:r>
-      <w:hyperlink r:id="rId42">
+      <w:hyperlink r:id="rId44">
         <w:r>
           <w:rPr>
             <w:rStyle w:val="Hyperlink"/>
@@ -15044,14 +15122,14 @@
         <w:rPr/>
         <w:t>, v. 44, n. 5, p. 1246–1266, 2026.</w:t>
       </w:r>
-      <w:bookmarkEnd w:id="61"/>
+      <w:bookmarkEnd w:id="63"/>
     </w:p>
     <w:p>
       <w:pPr>
         <w:pStyle w:val="Bibliography"/>
         <w:rPr/>
       </w:pPr>
-      <w:bookmarkStart w:id="62" w:name="ref-rathbone_deduplicacao_2015"/>
+      <w:bookmarkStart w:id="64" w:name="ref-rathbone_deduplicacao_2015"/>
       <w:r>
         <w:rPr/>
         <w:t xml:space="preserve">RATHBONE, John </w:t>
@@ -15067,7 +15145,7 @@
         <w:rPr/>
         <w:t xml:space="preserve"> </w:t>
       </w:r>
-      <w:hyperlink r:id="rId43">
+      <w:hyperlink r:id="rId45">
         <w:r>
           <w:rPr>
             <w:rStyle w:val="Hyperlink"/>
@@ -15090,19 +15168,19 @@
         <w:rPr/>
         <w:t>, v. 4, p. 6, 2015.</w:t>
       </w:r>
-      <w:bookmarkEnd w:id="62"/>
+      <w:bookmarkEnd w:id="64"/>
     </w:p>
     <w:p>
       <w:pPr>
         <w:pStyle w:val="Bibliography"/>
         <w:rPr/>
       </w:pPr>
-      <w:bookmarkStart w:id="63" w:name="ref-snyder_revisaometodologia_2019"/>
+      <w:bookmarkStart w:id="65" w:name="ref-snyder_revisaometodologia_2019"/>
       <w:r>
         <w:rPr/>
         <w:t xml:space="preserve">SNYDER, Hannah. </w:t>
       </w:r>
-      <w:hyperlink r:id="rId44">
+      <w:hyperlink r:id="rId46">
         <w:r>
           <w:rPr>
             <w:rStyle w:val="Hyperlink"/>
@@ -15125,19 +15203,19 @@
         <w:rPr/>
         <w:t>, v. 104, p. 333–339, 2019.</w:t>
       </w:r>
-      <w:bookmarkEnd w:id="63"/>
+      <w:bookmarkEnd w:id="65"/>
     </w:p>
     <w:p>
       <w:pPr>
         <w:pStyle w:val="Bibliography"/>
         <w:rPr/>
       </w:pPr>
-      <w:bookmarkStart w:id="64" w:name="ref-suh_demandaenergiaagua_2012"/>
+      <w:bookmarkStart w:id="66" w:name="ref-suh_demandaenergiaagua_2012"/>
       <w:r>
         <w:rPr/>
         <w:t xml:space="preserve">SUH, Dongjun; CHANG, Seongju. </w:t>
       </w:r>
-      <w:hyperlink r:id="rId45">
+      <w:hyperlink r:id="rId47">
         <w:r>
           <w:rPr>
             <w:rStyle w:val="Hyperlink"/>
@@ -15160,19 +15238,19 @@
         <w:rPr/>
         <w:t>, v. 5, n. 11, p. 4497–4516, 2012.</w:t>
       </w:r>
-      <w:bookmarkEnd w:id="64"/>
+      <w:bookmarkEnd w:id="66"/>
     </w:p>
     <w:p>
       <w:pPr>
         <w:pStyle w:val="Bibliography"/>
         <w:rPr/>
       </w:pPr>
-      <w:bookmarkStart w:id="65" w:name="ref-talib_hospitalfm_2013"/>
+      <w:bookmarkStart w:id="67" w:name="ref-talib_hospitalfm_2013"/>
       <w:r>
         <w:rPr/>
         <w:t xml:space="preserve">TALIB, Yuhainis; RAJAGOPALAN, Priyadarsini; YANG, Jay. </w:t>
       </w:r>
-      <w:hyperlink r:id="rId46">
+      <w:hyperlink r:id="rId48">
         <w:r>
           <w:rPr>
             <w:rStyle w:val="Hyperlink"/>
@@ -15195,19 +15273,19 @@
         <w:rPr/>
         <w:t>, v. 31, n. 13/14, p. 681–701, 2013.</w:t>
       </w:r>
-      <w:bookmarkEnd w:id="65"/>
+      <w:bookmarkEnd w:id="67"/>
     </w:p>
     <w:p>
       <w:pPr>
         <w:pStyle w:val="Bibliography"/>
         <w:rPr/>
       </w:pPr>
-      <w:bookmarkStart w:id="66" w:name="ref-tan_fluxoinformacao_2018"/>
+      <w:bookmarkStart w:id="68" w:name="ref-tan_fluxoinformacao_2018"/>
       <w:r>
         <w:rPr/>
         <w:t xml:space="preserve">TAN, Adeline Zhu Teng; ZAMAN, Atiq Uz; SUTRISNA, Monty. </w:t>
       </w:r>
-      <w:hyperlink r:id="rId47">
+      <w:hyperlink r:id="rId49">
         <w:r>
           <w:rPr>
             <w:rStyle w:val="Hyperlink"/>
@@ -15230,19 +15308,19 @@
         <w:rPr/>
         <w:t>, v. 36, n. 3/4, p. 151–170, 2018.</w:t>
       </w:r>
-      <w:bookmarkEnd w:id="66"/>
+      <w:bookmarkEnd w:id="68"/>
     </w:p>
     <w:p>
       <w:pPr>
         <w:pStyle w:val="Bibliography"/>
         <w:rPr/>
       </w:pPr>
-      <w:bookmarkStart w:id="67" w:name="ref-whittemore_revisaointegrativa_2005"/>
+      <w:bookmarkStart w:id="69" w:name="ref-whittemore_revisaointegrativa_2005"/>
       <w:r>
         <w:rPr/>
         <w:t xml:space="preserve">WHITTEMORE, Robin; KNAFL, Kathleen. </w:t>
       </w:r>
-      <w:hyperlink r:id="rId48">
+      <w:hyperlink r:id="rId50">
         <w:r>
           <w:rPr>
             <w:rStyle w:val="Hyperlink"/>
@@ -15265,19 +15343,19 @@
         <w:rPr/>
         <w:t>, v. 52, n. 5, p. 546–553, 2005.</w:t>
       </w:r>
-      <w:bookmarkEnd w:id="67"/>
+      <w:bookmarkEnd w:id="69"/>
     </w:p>
     <w:p>
       <w:pPr>
         <w:pStyle w:val="Bibliography"/>
         <w:rPr/>
       </w:pPr>
-      <w:bookmarkStart w:id="68" w:name="ref-wu_gnnvidautil_2025"/>
+      <w:bookmarkStart w:id="70" w:name="ref-wu_gnnvidautil_2025"/>
       <w:r>
         <w:rPr/>
         <w:t xml:space="preserve">WU, Pei-Yu; MUNDT-PETERSEN, S. Olof. </w:t>
       </w:r>
-      <w:hyperlink r:id="rId49">
+      <w:hyperlink r:id="rId51">
         <w:r>
           <w:rPr>
             <w:rStyle w:val="Hyperlink"/>
@@ -15300,7 +15378,7 @@
         <w:rPr/>
         <w:t>, v. 1554, p. 012036, 2025.</w:t>
       </w:r>
-      <w:bookmarkEnd w:id="68"/>
+      <w:bookmarkEnd w:id="70"/>
     </w:p>
     <w:p>
       <w:pPr>
@@ -15308,12 +15386,12 @@
         <w:spacing w:before="0" w:after="200"/>
         <w:rPr/>
       </w:pPr>
-      <w:bookmarkStart w:id="69" w:name="ref-yoon_fuzzyfm_2018"/>
+      <w:bookmarkStart w:id="71" w:name="ref-yoon_fuzzyfm_2018"/>
       <w:r>
         <w:rPr/>
         <w:t xml:space="preserve">YOON, Jong Han; CHA, Hee Sung. </w:t>
       </w:r>
-      <w:hyperlink r:id="rId50">
+      <w:hyperlink r:id="rId52">
         <w:r>
           <w:rPr>
             <w:rStyle w:val="Hyperlink"/>
@@ -15336,9 +15414,9 @@
         <w:rPr/>
         <w:t>, v. 32, n. 3, p. 04018025, 2018.</w:t>
       </w:r>
-      <w:bookmarkEnd w:id="25"/>
-      <w:bookmarkEnd w:id="26"/>
-      <w:bookmarkEnd w:id="69"/>
+      <w:bookmarkEnd w:id="27"/>
+      <w:bookmarkEnd w:id="28"/>
+      <w:bookmarkEnd w:id="71"/>
     </w:p>
     <w:sectPr>
       <w:type w:val="nextPage"/>
@@ -15359,10 +15437,10 @@
   <w:docDefaults>
     <w:rPrDefault>
       <w:rPr>
-        <w:rFonts w:ascii="Times New Roman" w:hAnsi="Times New Roman" w:eastAsia="Times New Roman" w:cs="" w:asciiTheme="minorHAnsi" w:cstheme="minorBidi" w:eastAsiaTheme="minorEastAsia" w:hAnsiTheme="minorHAnsi"/>
+        <w:rFonts w:ascii="Times New Roman" w:hAnsi="Times New Roman" w:eastAsia="Times New Roman" w:cs="" w:asciiTheme="minorHAnsi" w:cstheme="minorBidi" w:eastAsiaTheme="minorHAnsi" w:hAnsiTheme="minorHAnsi"/>
         <w:sz w:val="24"/>
         <w:szCs w:val="24"/>
-        <w:lang w:val="en-US" w:eastAsia="zh-CN" w:bidi="ar-SA"/>
+        <w:lang w:val="en-US" w:eastAsia="en-US" w:bidi="ar-SA"/>
       </w:rPr>
     </w:rPrDefault>
     <w:pPrDefault>
@@ -15382,356 +15460,200 @@
       <w:jc w:val="start"/>
     </w:pPr>
     <w:rPr>
-      <w:rFonts w:ascii="Times New Roman" w:hAnsi="Times New Roman" w:eastAsia="Times New Roman" w:cs="" w:asciiTheme="minorHAnsi" w:cstheme="minorBidi" w:eastAsiaTheme="minorEastAsia" w:hAnsiTheme="minorHAnsi"/>
+      <w:rFonts w:ascii="Times New Roman" w:hAnsi="Times New Roman" w:eastAsia="Times New Roman" w:cs="" w:asciiTheme="minorHAnsi" w:cstheme="minorBidi" w:eastAsiaTheme="minorHAnsi" w:hAnsiTheme="minorHAnsi"/>
       <w:color w:val="auto"/>
       <w:kern w:val="0"/>
       <w:sz w:val="24"/>
       <w:szCs w:val="24"/>
-      <w:lang w:val="en-US" w:eastAsia="zh-CN" w:bidi="ar-SA"/>
+      <w:lang w:val="en-US" w:eastAsia="en-US" w:bidi="ar-SA"/>
     </w:rPr>
   </w:style>
   <w:style w:type="paragraph" w:styleId="Heading1">
-    <w:name w:val="heading 1"/>
+    <w:name w:val="Heading 1"/>
     <w:basedOn w:val="Normal"/>
     <w:next w:val="BodyText"/>
-    <w:link w:val="Heading1Char"/>
     <w:uiPriority w:val="9"/>
     <w:qFormat/>
-    <w:rsid w:val="00a10fd9"/>
     <w:pPr>
       <w:keepNext w:val="true"/>
       <w:keepLines/>
-      <w:spacing w:before="360" w:after="80"/>
+      <w:spacing w:before="480" w:after="0"/>
       <w:outlineLvl w:val="0"/>
     </w:pPr>
     <w:rPr>
       <w:rFonts w:ascii="Times New Roman" w:hAnsi="Times New Roman" w:eastAsia="Times New Roman" w:cs="" w:asciiTheme="majorHAnsi" w:cstheme="majorBidi" w:eastAsiaTheme="majorEastAsia" w:hAnsiTheme="majorHAnsi"/>
-      <w:color w:themeColor="accent1" w:themeShade="bf" w:val="0F4761"/>
-      <w:sz w:val="40"/>
-      <w:szCs w:val="40"/>
+      <w:b/>
+      <w:bCs/>
+      <w:color w:themeColor="accent1" w:val="4F81BD"/>
+      <w:sz w:val="32"/>
+      <w:szCs w:val="32"/>
     </w:rPr>
   </w:style>
   <w:style w:type="paragraph" w:styleId="Heading2">
-    <w:name w:val="heading 2"/>
+    <w:name w:val="Heading 2"/>
     <w:basedOn w:val="Normal"/>
     <w:next w:val="BodyText"/>
-    <w:link w:val="Heading2Char"/>
     <w:uiPriority w:val="9"/>
-    <w:semiHidden/>
     <w:unhideWhenUsed/>
     <w:qFormat/>
-    <w:rsid w:val="00a10fd9"/>
     <w:pPr>
       <w:keepNext w:val="true"/>
       <w:keepLines/>
-      <w:spacing w:before="160" w:after="80"/>
+      <w:spacing w:before="200" w:after="0"/>
       <w:outlineLvl w:val="1"/>
     </w:pPr>
     <w:rPr>
       <w:rFonts w:ascii="Times New Roman" w:hAnsi="Times New Roman" w:eastAsia="Times New Roman" w:cs="" w:asciiTheme="majorHAnsi" w:cstheme="majorBidi" w:eastAsiaTheme="majorEastAsia" w:hAnsiTheme="majorHAnsi"/>
-      <w:color w:themeColor="accent1" w:themeShade="bf" w:val="0F4761"/>
-      <w:sz w:val="32"/>
-      <w:szCs w:val="32"/>
-    </w:rPr>
-  </w:style>
-  <w:style w:type="paragraph" w:styleId="Heading3">
-    <w:name w:val="heading 3"/>
-    <w:basedOn w:val="Normal"/>
-    <w:next w:val="BodyText"/>
-    <w:link w:val="Heading3Char"/>
-    <w:uiPriority w:val="9"/>
-    <w:semiHidden/>
-    <w:unhideWhenUsed/>
-    <w:qFormat/>
-    <w:rsid w:val="00a10fd9"/>
-    <w:pPr>
-      <w:keepNext w:val="true"/>
-      <w:keepLines/>
-      <w:spacing w:before="160" w:after="80"/>
-      <w:outlineLvl w:val="2"/>
-    </w:pPr>
-    <w:rPr>
-      <w:rFonts w:eastAsia="" w:cs="" w:cstheme="majorBidi" w:eastAsiaTheme="majorEastAsia"/>
-      <w:color w:themeColor="accent1" w:themeShade="bf" w:val="0F4761"/>
+      <w:b/>
+      <w:bCs/>
+      <w:color w:themeColor="accent1" w:val="4F81BD"/>
       <w:sz w:val="28"/>
       <w:szCs w:val="28"/>
     </w:rPr>
   </w:style>
-  <w:style w:type="paragraph" w:styleId="Heading4">
-    <w:name w:val="heading 4"/>
+  <w:style w:type="paragraph" w:styleId="Heading3">
+    <w:name w:val="Heading 3"/>
     <w:basedOn w:val="Normal"/>
     <w:next w:val="BodyText"/>
-    <w:link w:val="Heading4Char"/>
     <w:uiPriority w:val="9"/>
-    <w:semiHidden/>
     <w:unhideWhenUsed/>
     <w:qFormat/>
-    <w:rsid w:val="00a10fd9"/>
     <w:pPr>
       <w:keepNext w:val="true"/>
       <w:keepLines/>
-      <w:spacing w:before="80" w:after="40"/>
+      <w:spacing w:before="200" w:after="0"/>
+      <w:outlineLvl w:val="2"/>
+    </w:pPr>
+    <w:rPr>
+      <w:rFonts w:ascii="Times New Roman" w:hAnsi="Times New Roman" w:eastAsia="Times New Roman" w:cs="" w:asciiTheme="majorHAnsi" w:cstheme="majorBidi" w:eastAsiaTheme="majorEastAsia" w:hAnsiTheme="majorHAnsi"/>
+      <w:b/>
+      <w:bCs/>
+      <w:color w:themeColor="accent1" w:val="4F81BD"/>
+      <w:sz w:val="24"/>
+      <w:szCs w:val="24"/>
+    </w:rPr>
+  </w:style>
+  <w:style w:type="paragraph" w:styleId="Heading4">
+    <w:name w:val="Heading 4"/>
+    <w:basedOn w:val="Normal"/>
+    <w:next w:val="BodyText"/>
+    <w:uiPriority w:val="9"/>
+    <w:unhideWhenUsed/>
+    <w:qFormat/>
+    <w:pPr>
+      <w:keepNext w:val="true"/>
+      <w:keepLines/>
+      <w:spacing w:before="200" w:after="0"/>
       <w:outlineLvl w:val="3"/>
     </w:pPr>
     <w:rPr>
-      <w:rFonts w:eastAsia="" w:cs="" w:cstheme="majorBidi" w:eastAsiaTheme="majorEastAsia"/>
+      <w:rFonts w:ascii="Times New Roman" w:hAnsi="Times New Roman" w:eastAsia="Times New Roman" w:cs="" w:asciiTheme="majorHAnsi" w:cstheme="majorBidi" w:eastAsiaTheme="majorEastAsia" w:hAnsiTheme="majorHAnsi"/>
+      <w:bCs/>
       <w:i/>
-      <w:iCs/>
-      <w:color w:themeColor="accent1" w:themeShade="bf" w:val="0F4761"/>
+      <w:color w:themeColor="accent1" w:val="4F81BD"/>
+      <w:sz w:val="24"/>
+      <w:szCs w:val="24"/>
     </w:rPr>
   </w:style>
   <w:style w:type="paragraph" w:styleId="Heading5">
-    <w:name w:val="heading 5"/>
+    <w:name w:val="Heading 5"/>
     <w:basedOn w:val="Normal"/>
     <w:next w:val="BodyText"/>
-    <w:link w:val="Heading5Char"/>
     <w:uiPriority w:val="9"/>
-    <w:semiHidden/>
     <w:unhideWhenUsed/>
     <w:qFormat/>
-    <w:rsid w:val="00a10fd9"/>
     <w:pPr>
       <w:keepNext w:val="true"/>
       <w:keepLines/>
-      <w:spacing w:before="80" w:after="40"/>
+      <w:spacing w:before="200" w:after="0"/>
       <w:outlineLvl w:val="4"/>
     </w:pPr>
     <w:rPr>
-      <w:rFonts w:eastAsia="" w:cs="" w:cstheme="majorBidi" w:eastAsiaTheme="majorEastAsia"/>
-      <w:color w:themeColor="accent1" w:themeShade="bf" w:val="0F4761"/>
+      <w:rFonts w:ascii="Times New Roman" w:hAnsi="Times New Roman" w:eastAsia="Times New Roman" w:cs="" w:asciiTheme="majorHAnsi" w:cstheme="majorBidi" w:eastAsiaTheme="majorEastAsia" w:hAnsiTheme="majorHAnsi"/>
+      <w:iCs/>
+      <w:color w:themeColor="accent1" w:val="4F81BD"/>
+      <w:sz w:val="24"/>
+      <w:szCs w:val="24"/>
     </w:rPr>
   </w:style>
   <w:style w:type="paragraph" w:styleId="Heading6">
-    <w:name w:val="heading 6"/>
+    <w:name w:val="Heading 6"/>
     <w:basedOn w:val="Normal"/>
     <w:next w:val="BodyText"/>
-    <w:link w:val="Heading6Char"/>
     <w:uiPriority w:val="9"/>
-    <w:semiHidden/>
     <w:unhideWhenUsed/>
     <w:qFormat/>
-    <w:rsid w:val="00a10fd9"/>
     <w:pPr>
       <w:keepNext w:val="true"/>
       <w:keepLines/>
-      <w:spacing w:before="40" w:after="0"/>
+      <w:spacing w:before="200" w:after="0"/>
       <w:outlineLvl w:val="5"/>
     </w:pPr>
     <w:rPr>
-      <w:rFonts w:eastAsia="" w:cs="" w:cstheme="majorBidi" w:eastAsiaTheme="majorEastAsia"/>
-      <w:i/>
-      <w:iCs/>
-      <w:color w:themeColor="text1" w:themeTint="a6" w:val="595959"/>
+      <w:rFonts w:ascii="Times New Roman" w:hAnsi="Times New Roman" w:eastAsia="Times New Roman" w:cs="" w:asciiTheme="majorHAnsi" w:cstheme="majorBidi" w:eastAsiaTheme="majorEastAsia" w:hAnsiTheme="majorHAnsi"/>
+      <w:color w:themeColor="accent1" w:val="4F81BD"/>
+      <w:sz w:val="24"/>
+      <w:szCs w:val="24"/>
     </w:rPr>
   </w:style>
   <w:style w:type="paragraph" w:styleId="Heading7">
-    <w:name w:val="heading 7"/>
+    <w:name w:val="Heading 7"/>
     <w:basedOn w:val="Normal"/>
     <w:next w:val="BodyText"/>
-    <w:link w:val="Heading7Char"/>
     <w:uiPriority w:val="9"/>
-    <w:semiHidden/>
     <w:unhideWhenUsed/>
     <w:qFormat/>
-    <w:rsid w:val="00a10fd9"/>
     <w:pPr>
       <w:keepNext w:val="true"/>
       <w:keepLines/>
-      <w:spacing w:before="40" w:after="0"/>
+      <w:spacing w:before="200" w:after="0"/>
       <w:outlineLvl w:val="6"/>
     </w:pPr>
     <w:rPr>
-      <w:rFonts w:eastAsia="" w:cs="" w:cstheme="majorBidi" w:eastAsiaTheme="majorEastAsia"/>
-      <w:color w:themeColor="text1" w:themeTint="a6" w:val="595959"/>
+      <w:rFonts w:ascii="Times New Roman" w:hAnsi="Times New Roman" w:eastAsia="Times New Roman" w:cs="" w:asciiTheme="majorHAnsi" w:cstheme="majorBidi" w:eastAsiaTheme="majorEastAsia" w:hAnsiTheme="majorHAnsi"/>
+      <w:color w:themeColor="accent1" w:val="4F81BD"/>
+      <w:sz w:val="24"/>
+      <w:szCs w:val="24"/>
     </w:rPr>
   </w:style>
   <w:style w:type="paragraph" w:styleId="Heading8">
-    <w:name w:val="heading 8"/>
+    <w:name w:val="Heading 8"/>
     <w:basedOn w:val="Normal"/>
     <w:next w:val="BodyText"/>
-    <w:link w:val="Heading8Char"/>
     <w:uiPriority w:val="9"/>
-    <w:semiHidden/>
     <w:unhideWhenUsed/>
     <w:qFormat/>
-    <w:rsid w:val="00a10fd9"/>
     <w:pPr>
       <w:keepNext w:val="true"/>
       <w:keepLines/>
-      <w:spacing w:before="0" w:after="0"/>
+      <w:spacing w:before="200" w:after="0"/>
       <w:outlineLvl w:val="7"/>
     </w:pPr>
     <w:rPr>
-      <w:rFonts w:eastAsia="" w:cs="" w:cstheme="majorBidi" w:eastAsiaTheme="majorEastAsia"/>
-      <w:i/>
-      <w:iCs/>
-      <w:color w:themeColor="text1" w:themeTint="d8" w:val="272727"/>
+      <w:rFonts w:ascii="Times New Roman" w:hAnsi="Times New Roman" w:eastAsia="Times New Roman" w:cs="" w:asciiTheme="majorHAnsi" w:cstheme="majorBidi" w:eastAsiaTheme="majorEastAsia" w:hAnsiTheme="majorHAnsi"/>
+      <w:color w:themeColor="accent1" w:val="4F81BD"/>
+      <w:sz w:val="24"/>
+      <w:szCs w:val="24"/>
     </w:rPr>
   </w:style>
   <w:style w:type="paragraph" w:styleId="Heading9">
-    <w:name w:val="heading 9"/>
+    <w:name w:val="Heading 9"/>
     <w:basedOn w:val="Normal"/>
     <w:next w:val="BodyText"/>
-    <w:link w:val="Heading9Char"/>
     <w:uiPriority w:val="9"/>
-    <w:semiHidden/>
     <w:unhideWhenUsed/>
     <w:qFormat/>
-    <w:rsid w:val="00a10fd9"/>
     <w:pPr>
       <w:keepNext w:val="true"/>
       <w:keepLines/>
-      <w:spacing w:before="0" w:after="0"/>
+      <w:spacing w:before="200" w:after="0"/>
       <w:outlineLvl w:val="8"/>
     </w:pPr>
     <w:rPr>
-      <w:rFonts w:eastAsia="" w:cs="" w:cstheme="majorBidi" w:eastAsiaTheme="majorEastAsia"/>
-      <w:color w:themeColor="text1" w:themeTint="d8" w:val="272727"/>
-    </w:rPr>
-  </w:style>
-  <w:style w:type="character" w:styleId="TitleChar" w:customStyle="1">
-    <w:name w:val="Title Char"/>
-    <w:basedOn w:val="DefaultParagraphFont"/>
-    <w:uiPriority w:val="10"/>
-    <w:qFormat/>
-    <w:rsid w:val="00a10fd9"/>
-    <w:rPr>
       <w:rFonts w:ascii="Times New Roman" w:hAnsi="Times New Roman" w:eastAsia="Times New Roman" w:cs="" w:asciiTheme="majorHAnsi" w:cstheme="majorBidi" w:eastAsiaTheme="majorEastAsia" w:hAnsiTheme="majorHAnsi"/>
-      <w:sz w:val="56"/>
-      <w:szCs w:val="56"/>
-    </w:rPr>
-  </w:style>
-  <w:style w:type="character" w:styleId="SubtitleChar" w:customStyle="1">
-    <w:name w:val="Subtitle Char"/>
-    <w:basedOn w:val="DefaultParagraphFont"/>
-    <w:uiPriority w:val="11"/>
-    <w:qFormat/>
-    <w:rsid w:val="00a10fd9"/>
-    <w:rPr>
-      <w:rFonts w:eastAsia="" w:cs="" w:cstheme="majorBidi" w:eastAsiaTheme="majorEastAsia"/>
-      <w:color w:themeColor="text1" w:themeTint="a6" w:val="595959"/>
-      <w:spacing w:val="15"/>
-      <w:sz w:val="28"/>
-      <w:szCs w:val="28"/>
-    </w:rPr>
-  </w:style>
-  <w:style w:type="character" w:styleId="Heading1Char" w:customStyle="1">
-    <w:name w:val="Heading 1 Char"/>
-    <w:basedOn w:val="DefaultParagraphFont"/>
-    <w:uiPriority w:val="9"/>
-    <w:qFormat/>
-    <w:rsid w:val="00a10fd9"/>
-    <w:rPr>
-      <w:rFonts w:ascii="Times New Roman" w:hAnsi="Times New Roman" w:eastAsia="Times New Roman" w:cs="" w:asciiTheme="majorHAnsi" w:cstheme="majorBidi" w:eastAsiaTheme="majorEastAsia" w:hAnsiTheme="majorHAnsi"/>
-      <w:color w:themeColor="accent1" w:themeShade="bf" w:val="0F4761"/>
-      <w:sz w:val="40"/>
-      <w:szCs w:val="40"/>
-    </w:rPr>
-  </w:style>
-  <w:style w:type="character" w:styleId="Heading2Char" w:customStyle="1">
-    <w:name w:val="Heading 2 Char"/>
-    <w:basedOn w:val="DefaultParagraphFont"/>
-    <w:uiPriority w:val="9"/>
-    <w:semiHidden/>
-    <w:qFormat/>
-    <w:rsid w:val="00a10fd9"/>
-    <w:rPr>
-      <w:rFonts w:ascii="Times New Roman" w:hAnsi="Times New Roman" w:eastAsia="Times New Roman" w:cs="" w:asciiTheme="majorHAnsi" w: